--- a/Пояснительная записка.docx
+++ b/Пояснительная записка.docx
@@ -4,539 +4,11 @@
   <w:body>
     <w:p>
       <w:pPr>
-        <w:jc w:val="center"/>
-        <w:rPr>
-          <w:rFonts w:cs="Times New Roman"/>
-          <w:szCs w:val="28"/>
-        </w:rPr>
-      </w:pPr>
-      <w:r>
-        <w:rPr>
-          <w:rFonts w:cs="Times New Roman"/>
-          <w:szCs w:val="28"/>
-        </w:rPr>
-        <w:t>Федеральное государственное бюджетное образовательное учреждение</w:t>
-      </w:r>
-    </w:p>
-    <w:p>
-      <w:pPr>
-        <w:jc w:val="center"/>
-        <w:rPr>
-          <w:rFonts w:cs="Times New Roman"/>
-          <w:b/>
-          <w:bCs/>
-          <w:szCs w:val="28"/>
-        </w:rPr>
-      </w:pPr>
-      <w:r>
-        <w:rPr>
-          <w:rFonts w:cs="Times New Roman"/>
-          <w:szCs w:val="28"/>
-        </w:rPr>
-        <w:t>высшего образования</w:t>
-      </w:r>
-      <w:r>
-        <w:rPr>
-          <w:rFonts w:cs="Times New Roman"/>
-          <w:b/>
-          <w:bCs/>
-          <w:szCs w:val="28"/>
-        </w:rPr>
-        <w:t xml:space="preserve"> </w:t>
-      </w:r>
-    </w:p>
-    <w:p>
-      <w:pPr>
-        <w:jc w:val="center"/>
-        <w:rPr>
-          <w:rFonts w:cs="Times New Roman"/>
-          <w:b/>
-          <w:bCs/>
-          <w:szCs w:val="28"/>
-        </w:rPr>
-      </w:pPr>
-      <w:r>
-        <w:rPr>
-          <w:rFonts w:cs="Times New Roman"/>
-          <w:b/>
-          <w:bCs/>
-          <w:szCs w:val="28"/>
-        </w:rPr>
-        <w:t>«ФИНАНСОВЫЙ УНИВЕРСИТЕТ ПРИ ПРАВИТЕЛЬСТВЕ</w:t>
-      </w:r>
-    </w:p>
-    <w:p>
-      <w:pPr>
-        <w:jc w:val="center"/>
-        <w:rPr>
-          <w:rFonts w:cs="Times New Roman"/>
-          <w:b/>
-          <w:bCs/>
-          <w:szCs w:val="28"/>
-        </w:rPr>
-      </w:pPr>
-      <w:r>
-        <w:rPr>
-          <w:rFonts w:cs="Times New Roman"/>
-          <w:b/>
-          <w:bCs/>
-          <w:szCs w:val="28"/>
-        </w:rPr>
-        <w:t>РОССИЙСКОЙ ФЕДЕРАЦИИ»</w:t>
-      </w:r>
-      <w:r>
-        <w:rPr>
-          <w:rFonts w:cs="Times New Roman"/>
-          <w:b/>
-          <w:bCs/>
-          <w:szCs w:val="28"/>
-        </w:rPr>
-        <w:cr/>
-      </w:r>
-      <w:r>
-        <w:rPr>
-          <w:rFonts w:cs="Times New Roman"/>
-          <w:b/>
-          <w:bCs/>
-          <w:szCs w:val="28"/>
-        </w:rPr>
-        <w:t>Департамент анализа данных и машинного обучения</w:t>
-      </w:r>
-      <w:r>
-        <w:rPr>
-          <w:rFonts w:cs="Times New Roman"/>
-          <w:b/>
-          <w:bCs/>
-          <w:szCs w:val="28"/>
-        </w:rPr>
-        <w:cr/>
-      </w:r>
-    </w:p>
-    <w:p>
-      <w:pPr>
-        <w:jc w:val="center"/>
-        <w:rPr>
-          <w:rFonts w:cs="Times New Roman"/>
-          <w:szCs w:val="28"/>
-        </w:rPr>
-      </w:pPr>
-      <w:r>
-        <w:rPr>
-          <w:rFonts w:cs="Times New Roman"/>
-          <w:szCs w:val="28"/>
-        </w:rPr>
-        <w:t>Пояснительная записка к курсовой работе</w:t>
-      </w:r>
-      <w:r>
-        <w:rPr>
-          <w:rFonts w:cs="Times New Roman"/>
-          <w:szCs w:val="28"/>
-        </w:rPr>
-        <w:t xml:space="preserve"> по дисциплине</w:t>
-      </w:r>
-      <w:r>
-        <w:rPr>
-          <w:rFonts w:cs="Times New Roman"/>
-          <w:szCs w:val="28"/>
-        </w:rPr>
-        <w:t xml:space="preserve"> </w:t>
-      </w:r>
-    </w:p>
-    <w:p>
-      <w:pPr>
-        <w:jc w:val="center"/>
-        <w:rPr>
-          <w:rFonts w:cs="Times New Roman"/>
-          <w:szCs w:val="28"/>
-        </w:rPr>
-      </w:pPr>
-      <w:r>
-        <w:rPr>
-          <w:rFonts w:cs="Times New Roman"/>
-          <w:szCs w:val="28"/>
-        </w:rPr>
-        <w:t>«</w:t>
-      </w:r>
-      <w:r>
-        <w:rPr>
-          <w:rFonts w:cs="Times New Roman"/>
-          <w:szCs w:val="28"/>
-        </w:rPr>
-        <w:t>Технологии анализа данных и машинное обучение</w:t>
-      </w:r>
-      <w:r>
-        <w:rPr>
-          <w:rFonts w:cs="Times New Roman"/>
-          <w:szCs w:val="28"/>
-        </w:rPr>
-        <w:t>»</w:t>
-      </w:r>
-    </w:p>
-    <w:p>
-      <w:pPr>
-        <w:jc w:val="center"/>
-        <w:rPr>
-          <w:rFonts w:cs="Times New Roman"/>
-          <w:szCs w:val="28"/>
-        </w:rPr>
-      </w:pPr>
-      <w:r>
-        <w:rPr>
-          <w:rFonts w:cs="Times New Roman"/>
-          <w:szCs w:val="28"/>
-        </w:rPr>
-        <w:t>на тему:</w:t>
-      </w:r>
-    </w:p>
-    <w:p>
-      <w:pPr>
-        <w:jc w:val="center"/>
-        <w:rPr>
-          <w:rFonts w:cs="Times New Roman"/>
-          <w:szCs w:val="28"/>
-        </w:rPr>
-      </w:pPr>
-      <w:r>
-        <w:rPr>
-          <w:rFonts w:cs="Times New Roman"/>
-          <w:szCs w:val="28"/>
-        </w:rPr>
-        <w:t>«Предварительный анализ данных и построение признаков в задачах классификации текстов»</w:t>
-      </w:r>
-    </w:p>
-    <w:p>
-      <w:pPr>
-        <w:jc w:val="center"/>
-        <w:rPr>
-          <w:rFonts w:cs="Times New Roman"/>
-          <w:szCs w:val="28"/>
-        </w:rPr>
-      </w:pPr>
-    </w:p>
-    <w:p>
-      <w:pPr>
-        <w:jc w:val="right"/>
-        <w:rPr>
-          <w:rFonts w:cs="Times New Roman"/>
-          <w:szCs w:val="28"/>
-        </w:rPr>
-      </w:pPr>
-    </w:p>
-    <w:p>
-      <w:pPr>
-        <w:jc w:val="right"/>
-        <w:rPr>
-          <w:rFonts w:cs="Times New Roman"/>
-          <w:szCs w:val="28"/>
-        </w:rPr>
-      </w:pPr>
-    </w:p>
-    <w:p>
-      <w:pPr>
-        <w:jc w:val="right"/>
-        <w:rPr>
-          <w:rFonts w:cs="Times New Roman"/>
-          <w:szCs w:val="28"/>
-        </w:rPr>
-      </w:pPr>
-      <w:r>
-        <w:rPr>
-          <w:rFonts w:cs="Times New Roman"/>
-          <w:szCs w:val="28"/>
-        </w:rPr>
-        <w:t xml:space="preserve">Выполнил(а): </w:t>
-      </w:r>
-    </w:p>
-    <w:p>
-      <w:pPr>
-        <w:jc w:val="right"/>
-        <w:rPr>
-          <w:rFonts w:cs="Times New Roman"/>
-          <w:szCs w:val="28"/>
-        </w:rPr>
-      </w:pPr>
-      <w:r>
-        <w:rPr>
-          <w:rFonts w:cs="Times New Roman"/>
-          <w:szCs w:val="28"/>
-        </w:rPr>
-        <w:t xml:space="preserve">студент(ка) группы ПМ18-1 </w:t>
-      </w:r>
-    </w:p>
-    <w:p>
-      <w:pPr>
-        <w:jc w:val="right"/>
-        <w:rPr>
-          <w:rFonts w:cs="Times New Roman"/>
-          <w:szCs w:val="28"/>
-        </w:rPr>
-      </w:pPr>
-      <w:r>
-        <w:rPr>
-          <w:rFonts w:cs="Times New Roman"/>
-          <w:szCs w:val="28"/>
-        </w:rPr>
-        <w:t xml:space="preserve">факультета </w:t>
-      </w:r>
-    </w:p>
-    <w:p>
-      <w:pPr>
-        <w:jc w:val="right"/>
-        <w:rPr>
-          <w:rFonts w:cs="Times New Roman"/>
-          <w:szCs w:val="28"/>
-        </w:rPr>
-      </w:pPr>
-      <w:r>
-        <w:rPr>
-          <w:rFonts w:cs="Times New Roman"/>
-          <w:szCs w:val="28"/>
-        </w:rPr>
-        <w:t>информационных технологий</w:t>
-      </w:r>
-      <w:r>
-        <w:rPr>
-          <w:rFonts w:cs="Times New Roman"/>
-          <w:szCs w:val="28"/>
-        </w:rPr>
-        <w:t xml:space="preserve"> </w:t>
-      </w:r>
-    </w:p>
-    <w:p>
-      <w:pPr>
-        <w:jc w:val="right"/>
-        <w:rPr>
-          <w:rFonts w:cs="Times New Roman"/>
-          <w:szCs w:val="28"/>
-        </w:rPr>
-      </w:pPr>
-      <w:r>
-        <w:rPr>
-          <w:rFonts w:cs="Times New Roman"/>
-          <w:szCs w:val="28"/>
-        </w:rPr>
-        <w:t>и анализ</w:t>
-      </w:r>
-      <w:r>
-        <w:rPr>
-          <w:rFonts w:cs="Times New Roman"/>
-          <w:szCs w:val="28"/>
-        </w:rPr>
-        <w:t>а</w:t>
-      </w:r>
-      <w:r>
-        <w:rPr>
-          <w:rFonts w:cs="Times New Roman"/>
-          <w:szCs w:val="28"/>
-        </w:rPr>
-        <w:t xml:space="preserve"> больших данных</w:t>
-      </w:r>
-    </w:p>
-    <w:p>
-      <w:pPr>
-        <w:jc w:val="right"/>
-        <w:rPr>
-          <w:rFonts w:cs="Times New Roman"/>
-          <w:szCs w:val="28"/>
-        </w:rPr>
-      </w:pPr>
-      <w:r>
-        <w:rPr>
-          <w:rFonts w:cs="Times New Roman"/>
-          <w:szCs w:val="28"/>
-        </w:rPr>
-        <w:t>____________________</w:t>
-      </w:r>
-    </w:p>
-    <w:p>
-      <w:pPr>
-        <w:jc w:val="right"/>
-        <w:rPr>
-          <w:rFonts w:cs="Times New Roman"/>
-          <w:szCs w:val="28"/>
-        </w:rPr>
-      </w:pPr>
-      <w:proofErr w:type="spellStart"/>
-      <w:r>
-        <w:rPr>
-          <w:rFonts w:cs="Times New Roman"/>
-          <w:szCs w:val="28"/>
-        </w:rPr>
-        <w:t>Шевелькова</w:t>
-      </w:r>
-      <w:proofErr w:type="spellEnd"/>
-      <w:r>
-        <w:rPr>
-          <w:rFonts w:cs="Times New Roman"/>
-          <w:szCs w:val="28"/>
-        </w:rPr>
-        <w:t xml:space="preserve"> М. А.</w:t>
-      </w:r>
-      <w:r>
-        <w:rPr>
-          <w:rFonts w:cs="Times New Roman"/>
-          <w:szCs w:val="28"/>
-        </w:rPr>
-        <w:t xml:space="preserve"> </w:t>
-      </w:r>
-    </w:p>
-    <w:p>
-      <w:pPr>
-        <w:jc w:val="right"/>
-        <w:rPr>
-          <w:rFonts w:cs="Times New Roman"/>
-          <w:szCs w:val="28"/>
-        </w:rPr>
-      </w:pPr>
-    </w:p>
-    <w:p>
-      <w:pPr>
-        <w:jc w:val="right"/>
-        <w:rPr>
-          <w:rFonts w:cs="Times New Roman"/>
-          <w:szCs w:val="28"/>
-        </w:rPr>
-      </w:pPr>
-      <w:r>
-        <w:rPr>
-          <w:rFonts w:cs="Times New Roman"/>
-          <w:szCs w:val="28"/>
-        </w:rPr>
-        <w:t xml:space="preserve">Научный руководитель: </w:t>
-      </w:r>
-    </w:p>
-    <w:p>
-      <w:pPr>
-        <w:jc w:val="right"/>
-        <w:rPr>
-          <w:rFonts w:cs="Times New Roman"/>
-          <w:szCs w:val="28"/>
-        </w:rPr>
-      </w:pPr>
-      <w:r>
-        <w:rPr>
-          <w:rFonts w:cs="Times New Roman"/>
-          <w:szCs w:val="28"/>
-        </w:rPr>
-        <w:t xml:space="preserve">доцент, к.э.н. </w:t>
-      </w:r>
-    </w:p>
-    <w:p>
-      <w:pPr>
-        <w:jc w:val="right"/>
-        <w:rPr>
-          <w:rFonts w:cs="Times New Roman"/>
-          <w:szCs w:val="28"/>
-        </w:rPr>
-      </w:pPr>
-      <w:r>
-        <w:rPr>
-          <w:rFonts w:cs="Times New Roman"/>
-          <w:szCs w:val="28"/>
-        </w:rPr>
-        <w:t>Иванюк В</w:t>
-      </w:r>
-      <w:r>
-        <w:rPr>
-          <w:rFonts w:cs="Times New Roman"/>
-          <w:szCs w:val="28"/>
-        </w:rPr>
-        <w:t>.</w:t>
-      </w:r>
-      <w:r>
-        <w:rPr>
-          <w:rFonts w:cs="Times New Roman"/>
-          <w:szCs w:val="28"/>
-        </w:rPr>
-        <w:t xml:space="preserve"> А.</w:t>
-      </w:r>
-      <w:r>
-        <w:rPr>
-          <w:rFonts w:cs="Times New Roman"/>
-          <w:szCs w:val="28"/>
-        </w:rPr>
-        <w:t xml:space="preserve"> </w:t>
-      </w:r>
-    </w:p>
-    <w:p>
-      <w:pPr>
-        <w:jc w:val="right"/>
-        <w:rPr>
-          <w:rFonts w:cs="Times New Roman"/>
-          <w:szCs w:val="28"/>
-        </w:rPr>
-      </w:pPr>
-      <w:r>
-        <w:rPr>
-          <w:rFonts w:cs="Times New Roman"/>
-          <w:szCs w:val="28"/>
-        </w:rPr>
-        <w:t>_________________________________</w:t>
-      </w:r>
-    </w:p>
-    <w:p>
-      <w:pPr>
-        <w:jc w:val="center"/>
-        <w:rPr>
-          <w:rFonts w:cs="Times New Roman"/>
-          <w:szCs w:val="28"/>
-        </w:rPr>
-      </w:pPr>
-    </w:p>
-    <w:p>
-      <w:pPr>
-        <w:jc w:val="center"/>
-        <w:rPr>
-          <w:rFonts w:cs="Times New Roman"/>
-          <w:szCs w:val="28"/>
-        </w:rPr>
-      </w:pPr>
-    </w:p>
-    <w:p>
-      <w:pPr>
-        <w:jc w:val="center"/>
-        <w:rPr>
-          <w:rFonts w:cs="Times New Roman"/>
-          <w:szCs w:val="28"/>
-        </w:rPr>
-      </w:pPr>
-      <w:r>
-        <w:rPr>
-          <w:rFonts w:cs="Times New Roman"/>
-          <w:szCs w:val="28"/>
-        </w:rPr>
-        <w:t xml:space="preserve">Москва </w:t>
-      </w:r>
-    </w:p>
-    <w:p>
-      <w:pPr>
-        <w:jc w:val="center"/>
-        <w:rPr>
-          <w:rFonts w:cs="Times New Roman"/>
-          <w:szCs w:val="28"/>
-        </w:rPr>
-      </w:pPr>
-      <w:r>
-        <w:rPr>
-          <w:rFonts w:cs="Times New Roman"/>
-          <w:szCs w:val="28"/>
-        </w:rPr>
-        <w:t>20</w:t>
-      </w:r>
-      <w:r>
-        <w:rPr>
-          <w:rFonts w:cs="Times New Roman"/>
-          <w:szCs w:val="28"/>
-        </w:rPr>
-        <w:t>20</w:t>
-      </w:r>
-      <w:r>
-        <w:rPr>
-          <w:rFonts w:cs="Times New Roman"/>
-          <w:szCs w:val="28"/>
-        </w:rPr>
-        <w:t xml:space="preserve"> г</w:t>
-      </w:r>
+        <w:rPr>
+          <w:rFonts w:cs="Times New Roman"/>
+          <w:szCs w:val="28"/>
+        </w:rPr>
+      </w:pPr>
       <w:r>
         <w:rPr>
           <w:rFonts w:cs="Times New Roman"/>
@@ -598,8 +70,6 @@
               <w:i w:val="0"/>
               <w:iCs w:val="0"/>
               <w:noProof/>
-              <w:sz w:val="28"/>
-              <w:szCs w:val="28"/>
               <w:lang w:val="en-RU" w:eastAsia="en-GB"/>
             </w:rPr>
           </w:pPr>
@@ -639,108 +109,59 @@
             </w:rPr>
             <w:fldChar w:fldCharType="separate"/>
           </w:r>
-          <w:hyperlink w:anchor="_Toc68817055" w:history="1">
+          <w:hyperlink w:anchor="_Toc69147829" w:history="1">
             <w:r>
               <w:rPr>
                 <w:rStyle w:val="Hyperlink"/>
-                <w:b w:val="0"/>
-                <w:bCs w:val="0"/>
-                <w:i w:val="0"/>
-                <w:iCs w:val="0"/>
-                <w:noProof/>
-                <w:sz w:val="28"/>
-                <w:szCs w:val="28"/>
-                <w:u w:val="none"/>
+                <w:noProof/>
               </w:rPr>
               <w:t>ВВЕДЕНИЕ</w:t>
             </w:r>
             <w:r>
               <w:rPr>
-                <w:b w:val="0"/>
-                <w:bCs w:val="0"/>
-                <w:i w:val="0"/>
-                <w:iCs w:val="0"/>
-                <w:noProof/>
-                <w:webHidden/>
-                <w:sz w:val="28"/>
-                <w:szCs w:val="28"/>
+                <w:noProof/>
+                <w:webHidden/>
               </w:rPr>
               <w:tab/>
             </w:r>
             <w:r>
               <w:rPr>
-                <w:b w:val="0"/>
-                <w:bCs w:val="0"/>
-                <w:i w:val="0"/>
-                <w:iCs w:val="0"/>
-                <w:noProof/>
-                <w:webHidden/>
-                <w:sz w:val="28"/>
-                <w:szCs w:val="28"/>
+                <w:noProof/>
+                <w:webHidden/>
               </w:rPr>
               <w:fldChar w:fldCharType="begin"/>
             </w:r>
             <w:r>
               <w:rPr>
-                <w:b w:val="0"/>
-                <w:bCs w:val="0"/>
-                <w:i w:val="0"/>
-                <w:iCs w:val="0"/>
-                <w:noProof/>
-                <w:webHidden/>
-                <w:sz w:val="28"/>
-                <w:szCs w:val="28"/>
-              </w:rPr>
-              <w:instrText xml:space="preserve"> PAGEREF _Toc68817055 \h </w:instrText>
-            </w:r>
-            <w:r>
-              <w:rPr>
-                <w:b w:val="0"/>
-                <w:bCs w:val="0"/>
-                <w:i w:val="0"/>
-                <w:iCs w:val="0"/>
-                <w:noProof/>
-                <w:webHidden/>
-                <w:sz w:val="28"/>
-                <w:szCs w:val="28"/>
-              </w:rPr>
-            </w:r>
-            <w:r>
-              <w:rPr>
-                <w:b w:val="0"/>
-                <w:bCs w:val="0"/>
-                <w:i w:val="0"/>
-                <w:iCs w:val="0"/>
-                <w:noProof/>
-                <w:webHidden/>
-                <w:sz w:val="28"/>
-                <w:szCs w:val="28"/>
+                <w:noProof/>
+                <w:webHidden/>
+              </w:rPr>
+              <w:instrText xml:space="preserve"> PAGEREF _Toc69147829 \h </w:instrText>
+            </w:r>
+            <w:r>
+              <w:rPr>
+                <w:noProof/>
+                <w:webHidden/>
+              </w:rPr>
+            </w:r>
+            <w:r>
+              <w:rPr>
+                <w:noProof/>
+                <w:webHidden/>
               </w:rPr>
               <w:fldChar w:fldCharType="separate"/>
             </w:r>
             <w:r>
               <w:rPr>
-                <w:b w:val="0"/>
-                <w:bCs w:val="0"/>
-                <w:i w:val="0"/>
-                <w:iCs w:val="0"/>
-                <w:noProof/>
-                <w:webHidden/>
-                <w:sz w:val="28"/>
-                <w:szCs w:val="28"/>
+                <w:noProof/>
+                <w:webHidden/>
               </w:rPr>
               <w:t>3</w:t>
             </w:r>
             <w:r>
               <w:rPr>
-                <w:b w:val="0"/>
-                <w:bCs w:val="0"/>
-                <w:i w:val="0"/>
-                <w:iCs w:val="0"/>
-                <w:noProof/>
-                <w:webHidden/>
-                <w:sz w:val="28"/>
-                <w:szCs w:val="28"/>
+                <w:noProof/>
+                <w:webHidden/>
               </w:rPr>
               <w:fldChar w:fldCharType="end"/>
             </w:r>
@@ -759,113 +180,62 @@
               <w:i w:val="0"/>
               <w:iCs w:val="0"/>
               <w:noProof/>
-              <w:sz w:val="28"/>
-              <w:szCs w:val="28"/>
               <w:lang w:val="en-RU" w:eastAsia="en-GB"/>
             </w:rPr>
           </w:pPr>
-          <w:hyperlink w:anchor="_Toc68817056" w:history="1">
+          <w:hyperlink w:anchor="_Toc69147830" w:history="1">
             <w:r>
               <w:rPr>
                 <w:rStyle w:val="Hyperlink"/>
-                <w:b w:val="0"/>
-                <w:bCs w:val="0"/>
-                <w:i w:val="0"/>
-                <w:iCs w:val="0"/>
-                <w:noProof/>
-                <w:sz w:val="28"/>
-                <w:szCs w:val="28"/>
-                <w:u w:val="none"/>
+                <w:noProof/>
               </w:rPr>
               <w:t>ПОСТАНОВКА ЗАДАЧИ</w:t>
             </w:r>
             <w:r>
               <w:rPr>
-                <w:b w:val="0"/>
-                <w:bCs w:val="0"/>
-                <w:i w:val="0"/>
-                <w:iCs w:val="0"/>
-                <w:noProof/>
-                <w:webHidden/>
-                <w:sz w:val="28"/>
-                <w:szCs w:val="28"/>
+                <w:noProof/>
+                <w:webHidden/>
               </w:rPr>
               <w:tab/>
             </w:r>
             <w:r>
               <w:rPr>
-                <w:b w:val="0"/>
-                <w:bCs w:val="0"/>
-                <w:i w:val="0"/>
-                <w:iCs w:val="0"/>
-                <w:noProof/>
-                <w:webHidden/>
-                <w:sz w:val="28"/>
-                <w:szCs w:val="28"/>
+                <w:noProof/>
+                <w:webHidden/>
               </w:rPr>
               <w:fldChar w:fldCharType="begin"/>
             </w:r>
             <w:r>
               <w:rPr>
-                <w:b w:val="0"/>
-                <w:bCs w:val="0"/>
-                <w:i w:val="0"/>
-                <w:iCs w:val="0"/>
-                <w:noProof/>
-                <w:webHidden/>
-                <w:sz w:val="28"/>
-                <w:szCs w:val="28"/>
-              </w:rPr>
-              <w:instrText xml:space="preserve"> PAGEREF _Toc68817056 \h </w:instrText>
-            </w:r>
-            <w:r>
-              <w:rPr>
-                <w:b w:val="0"/>
-                <w:bCs w:val="0"/>
-                <w:i w:val="0"/>
-                <w:iCs w:val="0"/>
-                <w:noProof/>
-                <w:webHidden/>
-                <w:sz w:val="28"/>
-                <w:szCs w:val="28"/>
-              </w:rPr>
-            </w:r>
-            <w:r>
-              <w:rPr>
-                <w:b w:val="0"/>
-                <w:bCs w:val="0"/>
-                <w:i w:val="0"/>
-                <w:iCs w:val="0"/>
-                <w:noProof/>
-                <w:webHidden/>
-                <w:sz w:val="28"/>
-                <w:szCs w:val="28"/>
+                <w:noProof/>
+                <w:webHidden/>
+              </w:rPr>
+              <w:instrText xml:space="preserve"> PAGEREF _Toc69147830 \h </w:instrText>
+            </w:r>
+            <w:r>
+              <w:rPr>
+                <w:noProof/>
+                <w:webHidden/>
+              </w:rPr>
+            </w:r>
+            <w:r>
+              <w:rPr>
+                <w:noProof/>
+                <w:webHidden/>
               </w:rPr>
               <w:fldChar w:fldCharType="separate"/>
             </w:r>
             <w:r>
               <w:rPr>
-                <w:b w:val="0"/>
-                <w:bCs w:val="0"/>
-                <w:i w:val="0"/>
-                <w:iCs w:val="0"/>
-                <w:noProof/>
-                <w:webHidden/>
-                <w:sz w:val="28"/>
-                <w:szCs w:val="28"/>
+                <w:noProof/>
+                <w:webHidden/>
               </w:rPr>
               <w:t>4</w:t>
             </w:r>
             <w:r>
               <w:rPr>
-                <w:b w:val="0"/>
-                <w:bCs w:val="0"/>
-                <w:i w:val="0"/>
-                <w:iCs w:val="0"/>
-                <w:noProof/>
-                <w:webHidden/>
-                <w:sz w:val="28"/>
-                <w:szCs w:val="28"/>
+                <w:noProof/>
+                <w:webHidden/>
               </w:rPr>
               <w:fldChar w:fldCharType="end"/>
             </w:r>
@@ -884,113 +254,62 @@
               <w:i w:val="0"/>
               <w:iCs w:val="0"/>
               <w:noProof/>
-              <w:sz w:val="28"/>
-              <w:szCs w:val="28"/>
               <w:lang w:val="en-RU" w:eastAsia="en-GB"/>
             </w:rPr>
           </w:pPr>
-          <w:hyperlink w:anchor="_Toc68817057" w:history="1">
+          <w:hyperlink w:anchor="_Toc69147831" w:history="1">
             <w:r>
               <w:rPr>
                 <w:rStyle w:val="Hyperlink"/>
-                <w:b w:val="0"/>
-                <w:bCs w:val="0"/>
-                <w:i w:val="0"/>
-                <w:iCs w:val="0"/>
-                <w:noProof/>
-                <w:sz w:val="28"/>
-                <w:szCs w:val="28"/>
-                <w:u w:val="none"/>
+                <w:noProof/>
               </w:rPr>
               <w:t>ОПИСАНИЕ ПРЕДМЕТНОЙ ОБЛАСТИ</w:t>
             </w:r>
             <w:r>
               <w:rPr>
-                <w:b w:val="0"/>
-                <w:bCs w:val="0"/>
-                <w:i w:val="0"/>
-                <w:iCs w:val="0"/>
-                <w:noProof/>
-                <w:webHidden/>
-                <w:sz w:val="28"/>
-                <w:szCs w:val="28"/>
+                <w:noProof/>
+                <w:webHidden/>
               </w:rPr>
               <w:tab/>
             </w:r>
             <w:r>
               <w:rPr>
-                <w:b w:val="0"/>
-                <w:bCs w:val="0"/>
-                <w:i w:val="0"/>
-                <w:iCs w:val="0"/>
-                <w:noProof/>
-                <w:webHidden/>
-                <w:sz w:val="28"/>
-                <w:szCs w:val="28"/>
+                <w:noProof/>
+                <w:webHidden/>
               </w:rPr>
               <w:fldChar w:fldCharType="begin"/>
             </w:r>
             <w:r>
               <w:rPr>
-                <w:b w:val="0"/>
-                <w:bCs w:val="0"/>
-                <w:i w:val="0"/>
-                <w:iCs w:val="0"/>
-                <w:noProof/>
-                <w:webHidden/>
-                <w:sz w:val="28"/>
-                <w:szCs w:val="28"/>
-              </w:rPr>
-              <w:instrText xml:space="preserve"> PAGEREF _Toc68817057 \h </w:instrText>
-            </w:r>
-            <w:r>
-              <w:rPr>
-                <w:b w:val="0"/>
-                <w:bCs w:val="0"/>
-                <w:i w:val="0"/>
-                <w:iCs w:val="0"/>
-                <w:noProof/>
-                <w:webHidden/>
-                <w:sz w:val="28"/>
-                <w:szCs w:val="28"/>
-              </w:rPr>
-            </w:r>
-            <w:r>
-              <w:rPr>
-                <w:b w:val="0"/>
-                <w:bCs w:val="0"/>
-                <w:i w:val="0"/>
-                <w:iCs w:val="0"/>
-                <w:noProof/>
-                <w:webHidden/>
-                <w:sz w:val="28"/>
-                <w:szCs w:val="28"/>
+                <w:noProof/>
+                <w:webHidden/>
+              </w:rPr>
+              <w:instrText xml:space="preserve"> PAGEREF _Toc69147831 \h </w:instrText>
+            </w:r>
+            <w:r>
+              <w:rPr>
+                <w:noProof/>
+                <w:webHidden/>
+              </w:rPr>
+            </w:r>
+            <w:r>
+              <w:rPr>
+                <w:noProof/>
+                <w:webHidden/>
               </w:rPr>
               <w:fldChar w:fldCharType="separate"/>
             </w:r>
             <w:r>
               <w:rPr>
-                <w:b w:val="0"/>
-                <w:bCs w:val="0"/>
-                <w:i w:val="0"/>
-                <w:iCs w:val="0"/>
-                <w:noProof/>
-                <w:webHidden/>
-                <w:sz w:val="28"/>
-                <w:szCs w:val="28"/>
+                <w:noProof/>
+                <w:webHidden/>
               </w:rPr>
               <w:t>5</w:t>
             </w:r>
             <w:r>
               <w:rPr>
-                <w:b w:val="0"/>
-                <w:bCs w:val="0"/>
-                <w:i w:val="0"/>
-                <w:iCs w:val="0"/>
-                <w:noProof/>
-                <w:webHidden/>
-                <w:sz w:val="28"/>
-                <w:szCs w:val="28"/>
+                <w:noProof/>
+                <w:webHidden/>
               </w:rPr>
               <w:fldChar w:fldCharType="end"/>
             </w:r>
@@ -1009,113 +328,62 @@
               <w:i w:val="0"/>
               <w:iCs w:val="0"/>
               <w:noProof/>
-              <w:sz w:val="28"/>
-              <w:szCs w:val="28"/>
               <w:lang w:val="en-RU" w:eastAsia="en-GB"/>
             </w:rPr>
           </w:pPr>
-          <w:hyperlink w:anchor="_Toc68817058" w:history="1">
+          <w:hyperlink w:anchor="_Toc69147832" w:history="1">
             <w:r>
               <w:rPr>
                 <w:rStyle w:val="Hyperlink"/>
-                <w:b w:val="0"/>
-                <w:bCs w:val="0"/>
-                <w:i w:val="0"/>
-                <w:iCs w:val="0"/>
-                <w:noProof/>
-                <w:sz w:val="28"/>
-                <w:szCs w:val="28"/>
-                <w:u w:val="none"/>
+                <w:noProof/>
               </w:rPr>
               <w:t>АКТУАЛЬНОСТЬ АВТОМАТИЗАЦИИ</w:t>
             </w:r>
             <w:r>
               <w:rPr>
-                <w:b w:val="0"/>
-                <w:bCs w:val="0"/>
-                <w:i w:val="0"/>
-                <w:iCs w:val="0"/>
-                <w:noProof/>
-                <w:webHidden/>
-                <w:sz w:val="28"/>
-                <w:szCs w:val="28"/>
+                <w:noProof/>
+                <w:webHidden/>
               </w:rPr>
               <w:tab/>
             </w:r>
             <w:r>
               <w:rPr>
-                <w:b w:val="0"/>
-                <w:bCs w:val="0"/>
-                <w:i w:val="0"/>
-                <w:iCs w:val="0"/>
-                <w:noProof/>
-                <w:webHidden/>
-                <w:sz w:val="28"/>
-                <w:szCs w:val="28"/>
+                <w:noProof/>
+                <w:webHidden/>
               </w:rPr>
               <w:fldChar w:fldCharType="begin"/>
             </w:r>
             <w:r>
               <w:rPr>
-                <w:b w:val="0"/>
-                <w:bCs w:val="0"/>
-                <w:i w:val="0"/>
-                <w:iCs w:val="0"/>
-                <w:noProof/>
-                <w:webHidden/>
-                <w:sz w:val="28"/>
-                <w:szCs w:val="28"/>
-              </w:rPr>
-              <w:instrText xml:space="preserve"> PAGEREF _Toc68817058 \h </w:instrText>
-            </w:r>
-            <w:r>
-              <w:rPr>
-                <w:b w:val="0"/>
-                <w:bCs w:val="0"/>
-                <w:i w:val="0"/>
-                <w:iCs w:val="0"/>
-                <w:noProof/>
-                <w:webHidden/>
-                <w:sz w:val="28"/>
-                <w:szCs w:val="28"/>
-              </w:rPr>
-            </w:r>
-            <w:r>
-              <w:rPr>
-                <w:b w:val="0"/>
-                <w:bCs w:val="0"/>
-                <w:i w:val="0"/>
-                <w:iCs w:val="0"/>
-                <w:noProof/>
-                <w:webHidden/>
-                <w:sz w:val="28"/>
-                <w:szCs w:val="28"/>
+                <w:noProof/>
+                <w:webHidden/>
+              </w:rPr>
+              <w:instrText xml:space="preserve"> PAGEREF _Toc69147832 \h </w:instrText>
+            </w:r>
+            <w:r>
+              <w:rPr>
+                <w:noProof/>
+                <w:webHidden/>
+              </w:rPr>
+            </w:r>
+            <w:r>
+              <w:rPr>
+                <w:noProof/>
+                <w:webHidden/>
               </w:rPr>
               <w:fldChar w:fldCharType="separate"/>
             </w:r>
             <w:r>
               <w:rPr>
-                <w:b w:val="0"/>
-                <w:bCs w:val="0"/>
-                <w:i w:val="0"/>
-                <w:iCs w:val="0"/>
-                <w:noProof/>
-                <w:webHidden/>
-                <w:sz w:val="28"/>
-                <w:szCs w:val="28"/>
+                <w:noProof/>
+                <w:webHidden/>
               </w:rPr>
               <w:t>7</w:t>
             </w:r>
             <w:r>
               <w:rPr>
-                <w:b w:val="0"/>
-                <w:bCs w:val="0"/>
-                <w:i w:val="0"/>
-                <w:iCs w:val="0"/>
-                <w:noProof/>
-                <w:webHidden/>
-                <w:sz w:val="28"/>
-                <w:szCs w:val="28"/>
+                <w:noProof/>
+                <w:webHidden/>
               </w:rPr>
               <w:fldChar w:fldCharType="end"/>
             </w:r>
@@ -1134,113 +402,62 @@
               <w:i w:val="0"/>
               <w:iCs w:val="0"/>
               <w:noProof/>
-              <w:sz w:val="28"/>
-              <w:szCs w:val="28"/>
               <w:lang w:val="en-RU" w:eastAsia="en-GB"/>
             </w:rPr>
           </w:pPr>
-          <w:hyperlink w:anchor="_Toc68817059" w:history="1">
+          <w:hyperlink w:anchor="_Toc69147833" w:history="1">
             <w:r>
               <w:rPr>
                 <w:rStyle w:val="Hyperlink"/>
-                <w:b w:val="0"/>
-                <w:bCs w:val="0"/>
-                <w:i w:val="0"/>
-                <w:iCs w:val="0"/>
-                <w:noProof/>
-                <w:sz w:val="28"/>
-                <w:szCs w:val="28"/>
-                <w:u w:val="none"/>
+                <w:noProof/>
               </w:rPr>
               <w:t>АЛГОРИТМИЧЕСКИЕ РЕШЕНИЯ</w:t>
             </w:r>
             <w:r>
               <w:rPr>
-                <w:b w:val="0"/>
-                <w:bCs w:val="0"/>
-                <w:i w:val="0"/>
-                <w:iCs w:val="0"/>
-                <w:noProof/>
-                <w:webHidden/>
-                <w:sz w:val="28"/>
-                <w:szCs w:val="28"/>
+                <w:noProof/>
+                <w:webHidden/>
               </w:rPr>
               <w:tab/>
             </w:r>
             <w:r>
               <w:rPr>
-                <w:b w:val="0"/>
-                <w:bCs w:val="0"/>
-                <w:i w:val="0"/>
-                <w:iCs w:val="0"/>
-                <w:noProof/>
-                <w:webHidden/>
-                <w:sz w:val="28"/>
-                <w:szCs w:val="28"/>
+                <w:noProof/>
+                <w:webHidden/>
               </w:rPr>
               <w:fldChar w:fldCharType="begin"/>
             </w:r>
             <w:r>
               <w:rPr>
-                <w:b w:val="0"/>
-                <w:bCs w:val="0"/>
-                <w:i w:val="0"/>
-                <w:iCs w:val="0"/>
-                <w:noProof/>
-                <w:webHidden/>
-                <w:sz w:val="28"/>
-                <w:szCs w:val="28"/>
-              </w:rPr>
-              <w:instrText xml:space="preserve"> PAGEREF _Toc68817059 \h </w:instrText>
-            </w:r>
-            <w:r>
-              <w:rPr>
-                <w:b w:val="0"/>
-                <w:bCs w:val="0"/>
-                <w:i w:val="0"/>
-                <w:iCs w:val="0"/>
-                <w:noProof/>
-                <w:webHidden/>
-                <w:sz w:val="28"/>
-                <w:szCs w:val="28"/>
-              </w:rPr>
-            </w:r>
-            <w:r>
-              <w:rPr>
-                <w:b w:val="0"/>
-                <w:bCs w:val="0"/>
-                <w:i w:val="0"/>
-                <w:iCs w:val="0"/>
-                <w:noProof/>
-                <w:webHidden/>
-                <w:sz w:val="28"/>
-                <w:szCs w:val="28"/>
+                <w:noProof/>
+                <w:webHidden/>
+              </w:rPr>
+              <w:instrText xml:space="preserve"> PAGEREF _Toc69147833 \h </w:instrText>
+            </w:r>
+            <w:r>
+              <w:rPr>
+                <w:noProof/>
+                <w:webHidden/>
+              </w:rPr>
+            </w:r>
+            <w:r>
+              <w:rPr>
+                <w:noProof/>
+                <w:webHidden/>
               </w:rPr>
               <w:fldChar w:fldCharType="separate"/>
             </w:r>
             <w:r>
               <w:rPr>
-                <w:b w:val="0"/>
-                <w:bCs w:val="0"/>
-                <w:i w:val="0"/>
-                <w:iCs w:val="0"/>
-                <w:noProof/>
-                <w:webHidden/>
-                <w:sz w:val="28"/>
-                <w:szCs w:val="28"/>
+                <w:noProof/>
+                <w:webHidden/>
               </w:rPr>
               <w:t>8</w:t>
             </w:r>
             <w:r>
               <w:rPr>
-                <w:b w:val="0"/>
-                <w:bCs w:val="0"/>
-                <w:i w:val="0"/>
-                <w:iCs w:val="0"/>
-                <w:noProof/>
-                <w:webHidden/>
-                <w:sz w:val="28"/>
-                <w:szCs w:val="28"/>
+                <w:noProof/>
+                <w:webHidden/>
               </w:rPr>
               <w:fldChar w:fldCharType="end"/>
             </w:r>
@@ -1259,113 +476,62 @@
               <w:i w:val="0"/>
               <w:iCs w:val="0"/>
               <w:noProof/>
-              <w:sz w:val="28"/>
-              <w:szCs w:val="28"/>
               <w:lang w:val="en-RU" w:eastAsia="en-GB"/>
             </w:rPr>
           </w:pPr>
-          <w:hyperlink w:anchor="_Toc68817060" w:history="1">
+          <w:hyperlink w:anchor="_Toc69147834" w:history="1">
             <w:r>
               <w:rPr>
                 <w:rStyle w:val="Hyperlink"/>
-                <w:b w:val="0"/>
-                <w:bCs w:val="0"/>
-                <w:i w:val="0"/>
-                <w:iCs w:val="0"/>
-                <w:noProof/>
-                <w:sz w:val="28"/>
-                <w:szCs w:val="28"/>
-                <w:u w:val="none"/>
+                <w:noProof/>
               </w:rPr>
               <w:t>ОПИСАНИЕ ИНТЕРФЕЙСА ПРОГРАММЫ</w:t>
             </w:r>
             <w:r>
               <w:rPr>
-                <w:b w:val="0"/>
-                <w:bCs w:val="0"/>
-                <w:i w:val="0"/>
-                <w:iCs w:val="0"/>
-                <w:noProof/>
-                <w:webHidden/>
-                <w:sz w:val="28"/>
-                <w:szCs w:val="28"/>
+                <w:noProof/>
+                <w:webHidden/>
               </w:rPr>
               <w:tab/>
             </w:r>
             <w:r>
               <w:rPr>
-                <w:b w:val="0"/>
-                <w:bCs w:val="0"/>
-                <w:i w:val="0"/>
-                <w:iCs w:val="0"/>
-                <w:noProof/>
-                <w:webHidden/>
-                <w:sz w:val="28"/>
-                <w:szCs w:val="28"/>
+                <w:noProof/>
+                <w:webHidden/>
               </w:rPr>
               <w:fldChar w:fldCharType="begin"/>
             </w:r>
             <w:r>
               <w:rPr>
-                <w:b w:val="0"/>
-                <w:bCs w:val="0"/>
-                <w:i w:val="0"/>
-                <w:iCs w:val="0"/>
-                <w:noProof/>
-                <w:webHidden/>
-                <w:sz w:val="28"/>
-                <w:szCs w:val="28"/>
-              </w:rPr>
-              <w:instrText xml:space="preserve"> PAGEREF _Toc68817060 \h </w:instrText>
-            </w:r>
-            <w:r>
-              <w:rPr>
-                <w:b w:val="0"/>
-                <w:bCs w:val="0"/>
-                <w:i w:val="0"/>
-                <w:iCs w:val="0"/>
-                <w:noProof/>
-                <w:webHidden/>
-                <w:sz w:val="28"/>
-                <w:szCs w:val="28"/>
-              </w:rPr>
-            </w:r>
-            <w:r>
-              <w:rPr>
-                <w:b w:val="0"/>
-                <w:bCs w:val="0"/>
-                <w:i w:val="0"/>
-                <w:iCs w:val="0"/>
-                <w:noProof/>
-                <w:webHidden/>
-                <w:sz w:val="28"/>
-                <w:szCs w:val="28"/>
+                <w:noProof/>
+                <w:webHidden/>
+              </w:rPr>
+              <w:instrText xml:space="preserve"> PAGEREF _Toc69147834 \h </w:instrText>
+            </w:r>
+            <w:r>
+              <w:rPr>
+                <w:noProof/>
+                <w:webHidden/>
+              </w:rPr>
+            </w:r>
+            <w:r>
+              <w:rPr>
+                <w:noProof/>
+                <w:webHidden/>
               </w:rPr>
               <w:fldChar w:fldCharType="separate"/>
             </w:r>
             <w:r>
               <w:rPr>
-                <w:b w:val="0"/>
-                <w:bCs w:val="0"/>
-                <w:i w:val="0"/>
-                <w:iCs w:val="0"/>
-                <w:noProof/>
-                <w:webHidden/>
-                <w:sz w:val="28"/>
-                <w:szCs w:val="28"/>
+                <w:noProof/>
+                <w:webHidden/>
               </w:rPr>
               <w:t>9</w:t>
             </w:r>
             <w:r>
               <w:rPr>
-                <w:b w:val="0"/>
-                <w:bCs w:val="0"/>
-                <w:i w:val="0"/>
-                <w:iCs w:val="0"/>
-                <w:noProof/>
-                <w:webHidden/>
-                <w:sz w:val="28"/>
-                <w:szCs w:val="28"/>
+                <w:noProof/>
+                <w:webHidden/>
               </w:rPr>
               <w:fldChar w:fldCharType="end"/>
             </w:r>
@@ -1384,113 +550,62 @@
               <w:i w:val="0"/>
               <w:iCs w:val="0"/>
               <w:noProof/>
-              <w:sz w:val="28"/>
-              <w:szCs w:val="28"/>
               <w:lang w:val="en-RU" w:eastAsia="en-GB"/>
             </w:rPr>
           </w:pPr>
-          <w:hyperlink w:anchor="_Toc68817061" w:history="1">
+          <w:hyperlink w:anchor="_Toc69147835" w:history="1">
             <w:r>
               <w:rPr>
                 <w:rStyle w:val="Hyperlink"/>
-                <w:b w:val="0"/>
-                <w:bCs w:val="0"/>
-                <w:i w:val="0"/>
-                <w:iCs w:val="0"/>
-                <w:noProof/>
-                <w:sz w:val="28"/>
-                <w:szCs w:val="28"/>
-                <w:u w:val="none"/>
+                <w:noProof/>
               </w:rPr>
               <w:t>СОСТАВ ПРИЛОЖЕНИЯ</w:t>
             </w:r>
             <w:r>
               <w:rPr>
-                <w:b w:val="0"/>
-                <w:bCs w:val="0"/>
-                <w:i w:val="0"/>
-                <w:iCs w:val="0"/>
-                <w:noProof/>
-                <w:webHidden/>
-                <w:sz w:val="28"/>
-                <w:szCs w:val="28"/>
+                <w:noProof/>
+                <w:webHidden/>
               </w:rPr>
               <w:tab/>
             </w:r>
             <w:r>
               <w:rPr>
-                <w:b w:val="0"/>
-                <w:bCs w:val="0"/>
-                <w:i w:val="0"/>
-                <w:iCs w:val="0"/>
-                <w:noProof/>
-                <w:webHidden/>
-                <w:sz w:val="28"/>
-                <w:szCs w:val="28"/>
+                <w:noProof/>
+                <w:webHidden/>
               </w:rPr>
               <w:fldChar w:fldCharType="begin"/>
             </w:r>
             <w:r>
               <w:rPr>
-                <w:b w:val="0"/>
-                <w:bCs w:val="0"/>
-                <w:i w:val="0"/>
-                <w:iCs w:val="0"/>
-                <w:noProof/>
-                <w:webHidden/>
-                <w:sz w:val="28"/>
-                <w:szCs w:val="28"/>
-              </w:rPr>
-              <w:instrText xml:space="preserve"> PAGEREF _Toc68817061 \h </w:instrText>
-            </w:r>
-            <w:r>
-              <w:rPr>
-                <w:b w:val="0"/>
-                <w:bCs w:val="0"/>
-                <w:i w:val="0"/>
-                <w:iCs w:val="0"/>
-                <w:noProof/>
-                <w:webHidden/>
-                <w:sz w:val="28"/>
-                <w:szCs w:val="28"/>
-              </w:rPr>
-            </w:r>
-            <w:r>
-              <w:rPr>
-                <w:b w:val="0"/>
-                <w:bCs w:val="0"/>
-                <w:i w:val="0"/>
-                <w:iCs w:val="0"/>
-                <w:noProof/>
-                <w:webHidden/>
-                <w:sz w:val="28"/>
-                <w:szCs w:val="28"/>
+                <w:noProof/>
+                <w:webHidden/>
+              </w:rPr>
+              <w:instrText xml:space="preserve"> PAGEREF _Toc69147835 \h </w:instrText>
+            </w:r>
+            <w:r>
+              <w:rPr>
+                <w:noProof/>
+                <w:webHidden/>
+              </w:rPr>
+            </w:r>
+            <w:r>
+              <w:rPr>
+                <w:noProof/>
+                <w:webHidden/>
               </w:rPr>
               <w:fldChar w:fldCharType="separate"/>
             </w:r>
             <w:r>
               <w:rPr>
-                <w:b w:val="0"/>
-                <w:bCs w:val="0"/>
-                <w:i w:val="0"/>
-                <w:iCs w:val="0"/>
-                <w:noProof/>
-                <w:webHidden/>
-                <w:sz w:val="28"/>
-                <w:szCs w:val="28"/>
+                <w:noProof/>
+                <w:webHidden/>
               </w:rPr>
               <w:t>10</w:t>
             </w:r>
             <w:r>
               <w:rPr>
-                <w:b w:val="0"/>
-                <w:bCs w:val="0"/>
-                <w:i w:val="0"/>
-                <w:iCs w:val="0"/>
-                <w:noProof/>
-                <w:webHidden/>
-                <w:sz w:val="28"/>
-                <w:szCs w:val="28"/>
+                <w:noProof/>
+                <w:webHidden/>
               </w:rPr>
               <w:fldChar w:fldCharType="end"/>
             </w:r>
@@ -1507,88 +622,64 @@
               <w:b w:val="0"/>
               <w:bCs w:val="0"/>
               <w:noProof/>
-              <w:szCs w:val="28"/>
+              <w:sz w:val="24"/>
+              <w:szCs w:val="24"/>
               <w:lang w:val="en-RU" w:eastAsia="en-GB"/>
             </w:rPr>
           </w:pPr>
-          <w:hyperlink w:anchor="_Toc68817062" w:history="1">
+          <w:hyperlink w:anchor="_Toc69147836" w:history="1">
             <w:r>
               <w:rPr>
                 <w:rStyle w:val="Hyperlink"/>
-                <w:b w:val="0"/>
-                <w:bCs w:val="0"/>
-                <w:noProof/>
-                <w:szCs w:val="28"/>
-                <w:u w:val="none"/>
+                <w:noProof/>
               </w:rPr>
               <w:t>Сервер</w:t>
             </w:r>
             <w:r>
               <w:rPr>
-                <w:b w:val="0"/>
-                <w:bCs w:val="0"/>
-                <w:noProof/>
-                <w:webHidden/>
-                <w:szCs w:val="28"/>
+                <w:noProof/>
+                <w:webHidden/>
               </w:rPr>
               <w:tab/>
             </w:r>
             <w:r>
               <w:rPr>
-                <w:b w:val="0"/>
-                <w:bCs w:val="0"/>
-                <w:noProof/>
-                <w:webHidden/>
-                <w:szCs w:val="28"/>
+                <w:noProof/>
+                <w:webHidden/>
               </w:rPr>
               <w:fldChar w:fldCharType="begin"/>
             </w:r>
             <w:r>
               <w:rPr>
-                <w:b w:val="0"/>
-                <w:bCs w:val="0"/>
-                <w:noProof/>
-                <w:webHidden/>
-                <w:szCs w:val="28"/>
-              </w:rPr>
-              <w:instrText xml:space="preserve"> PAGEREF _Toc68817062 \h </w:instrText>
-            </w:r>
-            <w:r>
-              <w:rPr>
-                <w:b w:val="0"/>
-                <w:bCs w:val="0"/>
-                <w:noProof/>
-                <w:webHidden/>
-                <w:szCs w:val="28"/>
-              </w:rPr>
-            </w:r>
-            <w:r>
-              <w:rPr>
-                <w:b w:val="0"/>
-                <w:bCs w:val="0"/>
-                <w:noProof/>
-                <w:webHidden/>
-                <w:szCs w:val="28"/>
+                <w:noProof/>
+                <w:webHidden/>
+              </w:rPr>
+              <w:instrText xml:space="preserve"> PAGEREF _Toc69147836 \h </w:instrText>
+            </w:r>
+            <w:r>
+              <w:rPr>
+                <w:noProof/>
+                <w:webHidden/>
+              </w:rPr>
+            </w:r>
+            <w:r>
+              <w:rPr>
+                <w:noProof/>
+                <w:webHidden/>
               </w:rPr>
               <w:fldChar w:fldCharType="separate"/>
             </w:r>
             <w:r>
               <w:rPr>
-                <w:b w:val="0"/>
-                <w:bCs w:val="0"/>
-                <w:noProof/>
-                <w:webHidden/>
-                <w:szCs w:val="28"/>
+                <w:noProof/>
+                <w:webHidden/>
               </w:rPr>
               <w:t>10</w:t>
             </w:r>
             <w:r>
               <w:rPr>
-                <w:b w:val="0"/>
-                <w:bCs w:val="0"/>
-                <w:noProof/>
-                <w:webHidden/>
-                <w:szCs w:val="28"/>
+                <w:noProof/>
+                <w:webHidden/>
               </w:rPr>
               <w:fldChar w:fldCharType="end"/>
             </w:r>
@@ -1605,88 +696,64 @@
               <w:b w:val="0"/>
               <w:bCs w:val="0"/>
               <w:noProof/>
-              <w:szCs w:val="28"/>
+              <w:sz w:val="24"/>
+              <w:szCs w:val="24"/>
               <w:lang w:val="en-RU" w:eastAsia="en-GB"/>
             </w:rPr>
           </w:pPr>
-          <w:hyperlink w:anchor="_Toc68817063" w:history="1">
+          <w:hyperlink w:anchor="_Toc69147837" w:history="1">
             <w:r>
               <w:rPr>
                 <w:rStyle w:val="Hyperlink"/>
-                <w:b w:val="0"/>
-                <w:bCs w:val="0"/>
-                <w:noProof/>
-                <w:szCs w:val="28"/>
-                <w:u w:val="none"/>
+                <w:noProof/>
               </w:rPr>
               <w:t>Клиент</w:t>
             </w:r>
             <w:r>
               <w:rPr>
-                <w:b w:val="0"/>
-                <w:bCs w:val="0"/>
-                <w:noProof/>
-                <w:webHidden/>
-                <w:szCs w:val="28"/>
+                <w:noProof/>
+                <w:webHidden/>
               </w:rPr>
               <w:tab/>
             </w:r>
             <w:r>
               <w:rPr>
-                <w:b w:val="0"/>
-                <w:bCs w:val="0"/>
-                <w:noProof/>
-                <w:webHidden/>
-                <w:szCs w:val="28"/>
+                <w:noProof/>
+                <w:webHidden/>
               </w:rPr>
               <w:fldChar w:fldCharType="begin"/>
             </w:r>
             <w:r>
               <w:rPr>
-                <w:b w:val="0"/>
-                <w:bCs w:val="0"/>
-                <w:noProof/>
-                <w:webHidden/>
-                <w:szCs w:val="28"/>
-              </w:rPr>
-              <w:instrText xml:space="preserve"> PAGEREF _Toc68817063 \h </w:instrText>
-            </w:r>
-            <w:r>
-              <w:rPr>
-                <w:b w:val="0"/>
-                <w:bCs w:val="0"/>
-                <w:noProof/>
-                <w:webHidden/>
-                <w:szCs w:val="28"/>
-              </w:rPr>
-            </w:r>
-            <w:r>
-              <w:rPr>
-                <w:b w:val="0"/>
-                <w:bCs w:val="0"/>
-                <w:noProof/>
-                <w:webHidden/>
-                <w:szCs w:val="28"/>
+                <w:noProof/>
+                <w:webHidden/>
+              </w:rPr>
+              <w:instrText xml:space="preserve"> PAGEREF _Toc69147837 \h </w:instrText>
+            </w:r>
+            <w:r>
+              <w:rPr>
+                <w:noProof/>
+                <w:webHidden/>
+              </w:rPr>
+            </w:r>
+            <w:r>
+              <w:rPr>
+                <w:noProof/>
+                <w:webHidden/>
               </w:rPr>
               <w:fldChar w:fldCharType="separate"/>
             </w:r>
             <w:r>
               <w:rPr>
-                <w:b w:val="0"/>
-                <w:bCs w:val="0"/>
-                <w:noProof/>
-                <w:webHidden/>
-                <w:szCs w:val="28"/>
+                <w:noProof/>
+                <w:webHidden/>
               </w:rPr>
               <w:t>10</w:t>
             </w:r>
             <w:r>
               <w:rPr>
-                <w:b w:val="0"/>
-                <w:bCs w:val="0"/>
-                <w:noProof/>
-                <w:webHidden/>
-                <w:szCs w:val="28"/>
+                <w:noProof/>
+                <w:webHidden/>
               </w:rPr>
               <w:fldChar w:fldCharType="end"/>
             </w:r>
@@ -1705,113 +772,62 @@
               <w:i w:val="0"/>
               <w:iCs w:val="0"/>
               <w:noProof/>
-              <w:sz w:val="28"/>
-              <w:szCs w:val="28"/>
               <w:lang w:val="en-RU" w:eastAsia="en-GB"/>
             </w:rPr>
           </w:pPr>
-          <w:hyperlink w:anchor="_Toc68817064" w:history="1">
+          <w:hyperlink w:anchor="_Toc69147838" w:history="1">
             <w:r>
               <w:rPr>
                 <w:rStyle w:val="Hyperlink"/>
-                <w:b w:val="0"/>
-                <w:bCs w:val="0"/>
-                <w:i w:val="0"/>
-                <w:iCs w:val="0"/>
-                <w:noProof/>
-                <w:sz w:val="28"/>
-                <w:szCs w:val="28"/>
-                <w:u w:val="none"/>
+                <w:noProof/>
               </w:rPr>
               <w:t>НАЗНАЧЕНИЕ И СОСТАВ КЛАССОВ ПРОГРАММЫ</w:t>
             </w:r>
             <w:r>
               <w:rPr>
-                <w:b w:val="0"/>
-                <w:bCs w:val="0"/>
-                <w:i w:val="0"/>
-                <w:iCs w:val="0"/>
-                <w:noProof/>
-                <w:webHidden/>
-                <w:sz w:val="28"/>
-                <w:szCs w:val="28"/>
+                <w:noProof/>
+                <w:webHidden/>
               </w:rPr>
               <w:tab/>
             </w:r>
             <w:r>
               <w:rPr>
-                <w:b w:val="0"/>
-                <w:bCs w:val="0"/>
-                <w:i w:val="0"/>
-                <w:iCs w:val="0"/>
-                <w:noProof/>
-                <w:webHidden/>
-                <w:sz w:val="28"/>
-                <w:szCs w:val="28"/>
+                <w:noProof/>
+                <w:webHidden/>
               </w:rPr>
               <w:fldChar w:fldCharType="begin"/>
             </w:r>
             <w:r>
               <w:rPr>
-                <w:b w:val="0"/>
-                <w:bCs w:val="0"/>
-                <w:i w:val="0"/>
-                <w:iCs w:val="0"/>
-                <w:noProof/>
-                <w:webHidden/>
-                <w:sz w:val="28"/>
-                <w:szCs w:val="28"/>
-              </w:rPr>
-              <w:instrText xml:space="preserve"> PAGEREF _Toc68817064 \h </w:instrText>
-            </w:r>
-            <w:r>
-              <w:rPr>
-                <w:b w:val="0"/>
-                <w:bCs w:val="0"/>
-                <w:i w:val="0"/>
-                <w:iCs w:val="0"/>
-                <w:noProof/>
-                <w:webHidden/>
-                <w:sz w:val="28"/>
-                <w:szCs w:val="28"/>
-              </w:rPr>
-            </w:r>
-            <w:r>
-              <w:rPr>
-                <w:b w:val="0"/>
-                <w:bCs w:val="0"/>
-                <w:i w:val="0"/>
-                <w:iCs w:val="0"/>
-                <w:noProof/>
-                <w:webHidden/>
-                <w:sz w:val="28"/>
-                <w:szCs w:val="28"/>
+                <w:noProof/>
+                <w:webHidden/>
+              </w:rPr>
+              <w:instrText xml:space="preserve"> PAGEREF _Toc69147838 \h </w:instrText>
+            </w:r>
+            <w:r>
+              <w:rPr>
+                <w:noProof/>
+                <w:webHidden/>
+              </w:rPr>
+            </w:r>
+            <w:r>
+              <w:rPr>
+                <w:noProof/>
+                <w:webHidden/>
               </w:rPr>
               <w:fldChar w:fldCharType="separate"/>
             </w:r>
             <w:r>
               <w:rPr>
-                <w:b w:val="0"/>
-                <w:bCs w:val="0"/>
-                <w:i w:val="0"/>
-                <w:iCs w:val="0"/>
-                <w:noProof/>
-                <w:webHidden/>
-                <w:sz w:val="28"/>
-                <w:szCs w:val="28"/>
+                <w:noProof/>
+                <w:webHidden/>
               </w:rPr>
               <w:t>11</w:t>
             </w:r>
             <w:r>
               <w:rPr>
-                <w:b w:val="0"/>
-                <w:bCs w:val="0"/>
-                <w:i w:val="0"/>
-                <w:iCs w:val="0"/>
-                <w:noProof/>
-                <w:webHidden/>
-                <w:sz w:val="28"/>
-                <w:szCs w:val="28"/>
+                <w:noProof/>
+                <w:webHidden/>
               </w:rPr>
               <w:fldChar w:fldCharType="end"/>
             </w:r>
@@ -1828,88 +844,64 @@
               <w:b w:val="0"/>
               <w:bCs w:val="0"/>
               <w:noProof/>
-              <w:szCs w:val="28"/>
+              <w:sz w:val="24"/>
+              <w:szCs w:val="24"/>
               <w:lang w:val="en-RU" w:eastAsia="en-GB"/>
             </w:rPr>
           </w:pPr>
-          <w:hyperlink w:anchor="_Toc68817065" w:history="1">
+          <w:hyperlink w:anchor="_Toc69147839" w:history="1">
             <w:r>
               <w:rPr>
                 <w:rStyle w:val="Hyperlink"/>
-                <w:b w:val="0"/>
-                <w:bCs w:val="0"/>
-                <w:noProof/>
-                <w:szCs w:val="28"/>
-                <w:u w:val="none"/>
+                <w:noProof/>
               </w:rPr>
               <w:t>Сервер</w:t>
             </w:r>
             <w:r>
               <w:rPr>
-                <w:b w:val="0"/>
-                <w:bCs w:val="0"/>
-                <w:noProof/>
-                <w:webHidden/>
-                <w:szCs w:val="28"/>
+                <w:noProof/>
+                <w:webHidden/>
               </w:rPr>
               <w:tab/>
             </w:r>
             <w:r>
               <w:rPr>
-                <w:b w:val="0"/>
-                <w:bCs w:val="0"/>
-                <w:noProof/>
-                <w:webHidden/>
-                <w:szCs w:val="28"/>
+                <w:noProof/>
+                <w:webHidden/>
               </w:rPr>
               <w:fldChar w:fldCharType="begin"/>
             </w:r>
             <w:r>
               <w:rPr>
-                <w:b w:val="0"/>
-                <w:bCs w:val="0"/>
-                <w:noProof/>
-                <w:webHidden/>
-                <w:szCs w:val="28"/>
-              </w:rPr>
-              <w:instrText xml:space="preserve"> PAGEREF _Toc68817065 \h </w:instrText>
-            </w:r>
-            <w:r>
-              <w:rPr>
-                <w:b w:val="0"/>
-                <w:bCs w:val="0"/>
-                <w:noProof/>
-                <w:webHidden/>
-                <w:szCs w:val="28"/>
-              </w:rPr>
-            </w:r>
-            <w:r>
-              <w:rPr>
-                <w:b w:val="0"/>
-                <w:bCs w:val="0"/>
-                <w:noProof/>
-                <w:webHidden/>
-                <w:szCs w:val="28"/>
+                <w:noProof/>
+                <w:webHidden/>
+              </w:rPr>
+              <w:instrText xml:space="preserve"> PAGEREF _Toc69147839 \h </w:instrText>
+            </w:r>
+            <w:r>
+              <w:rPr>
+                <w:noProof/>
+                <w:webHidden/>
+              </w:rPr>
+            </w:r>
+            <w:r>
+              <w:rPr>
+                <w:noProof/>
+                <w:webHidden/>
               </w:rPr>
               <w:fldChar w:fldCharType="separate"/>
             </w:r>
             <w:r>
               <w:rPr>
-                <w:b w:val="0"/>
-                <w:bCs w:val="0"/>
-                <w:noProof/>
-                <w:webHidden/>
-                <w:szCs w:val="28"/>
+                <w:noProof/>
+                <w:webHidden/>
               </w:rPr>
               <w:t>11</w:t>
             </w:r>
             <w:r>
               <w:rPr>
-                <w:b w:val="0"/>
-                <w:bCs w:val="0"/>
-                <w:noProof/>
-                <w:webHidden/>
-                <w:szCs w:val="28"/>
+                <w:noProof/>
+                <w:webHidden/>
               </w:rPr>
               <w:fldChar w:fldCharType="end"/>
             </w:r>
@@ -1926,88 +918,64 @@
               <w:b w:val="0"/>
               <w:bCs w:val="0"/>
               <w:noProof/>
-              <w:szCs w:val="28"/>
+              <w:sz w:val="24"/>
+              <w:szCs w:val="24"/>
               <w:lang w:val="en-RU" w:eastAsia="en-GB"/>
             </w:rPr>
           </w:pPr>
-          <w:hyperlink w:anchor="_Toc68817066" w:history="1">
+          <w:hyperlink w:anchor="_Toc69147840" w:history="1">
             <w:r>
               <w:rPr>
                 <w:rStyle w:val="Hyperlink"/>
-                <w:b w:val="0"/>
-                <w:bCs w:val="0"/>
-                <w:noProof/>
-                <w:szCs w:val="28"/>
-                <w:u w:val="none"/>
+                <w:noProof/>
               </w:rPr>
               <w:t>Клиент</w:t>
             </w:r>
             <w:r>
               <w:rPr>
-                <w:b w:val="0"/>
-                <w:bCs w:val="0"/>
-                <w:noProof/>
-                <w:webHidden/>
-                <w:szCs w:val="28"/>
+                <w:noProof/>
+                <w:webHidden/>
               </w:rPr>
               <w:tab/>
             </w:r>
             <w:r>
               <w:rPr>
-                <w:b w:val="0"/>
-                <w:bCs w:val="0"/>
-                <w:noProof/>
-                <w:webHidden/>
-                <w:szCs w:val="28"/>
+                <w:noProof/>
+                <w:webHidden/>
               </w:rPr>
               <w:fldChar w:fldCharType="begin"/>
             </w:r>
             <w:r>
               <w:rPr>
-                <w:b w:val="0"/>
-                <w:bCs w:val="0"/>
-                <w:noProof/>
-                <w:webHidden/>
-                <w:szCs w:val="28"/>
-              </w:rPr>
-              <w:instrText xml:space="preserve"> PAGEREF _Toc68817066 \h </w:instrText>
-            </w:r>
-            <w:r>
-              <w:rPr>
-                <w:b w:val="0"/>
-                <w:bCs w:val="0"/>
-                <w:noProof/>
-                <w:webHidden/>
-                <w:szCs w:val="28"/>
-              </w:rPr>
-            </w:r>
-            <w:r>
-              <w:rPr>
-                <w:b w:val="0"/>
-                <w:bCs w:val="0"/>
-                <w:noProof/>
-                <w:webHidden/>
-                <w:szCs w:val="28"/>
+                <w:noProof/>
+                <w:webHidden/>
+              </w:rPr>
+              <w:instrText xml:space="preserve"> PAGEREF _Toc69147840 \h </w:instrText>
+            </w:r>
+            <w:r>
+              <w:rPr>
+                <w:noProof/>
+                <w:webHidden/>
+              </w:rPr>
+            </w:r>
+            <w:r>
+              <w:rPr>
+                <w:noProof/>
+                <w:webHidden/>
               </w:rPr>
               <w:fldChar w:fldCharType="separate"/>
             </w:r>
             <w:r>
               <w:rPr>
-                <w:b w:val="0"/>
-                <w:bCs w:val="0"/>
-                <w:noProof/>
-                <w:webHidden/>
-                <w:szCs w:val="28"/>
+                <w:noProof/>
+                <w:webHidden/>
               </w:rPr>
               <w:t>11</w:t>
             </w:r>
             <w:r>
               <w:rPr>
-                <w:b w:val="0"/>
-                <w:bCs w:val="0"/>
-                <w:noProof/>
-                <w:webHidden/>
-                <w:szCs w:val="28"/>
+                <w:noProof/>
+                <w:webHidden/>
               </w:rPr>
               <w:fldChar w:fldCharType="end"/>
             </w:r>
@@ -2026,113 +994,62 @@
               <w:i w:val="0"/>
               <w:iCs w:val="0"/>
               <w:noProof/>
-              <w:sz w:val="28"/>
-              <w:szCs w:val="28"/>
               <w:lang w:val="en-RU" w:eastAsia="en-GB"/>
             </w:rPr>
           </w:pPr>
-          <w:hyperlink w:anchor="_Toc68817067" w:history="1">
+          <w:hyperlink w:anchor="_Toc69147841" w:history="1">
             <w:r>
               <w:rPr>
                 <w:rStyle w:val="Hyperlink"/>
-                <w:b w:val="0"/>
-                <w:bCs w:val="0"/>
-                <w:i w:val="0"/>
-                <w:iCs w:val="0"/>
-                <w:noProof/>
-                <w:sz w:val="28"/>
-                <w:szCs w:val="28"/>
-                <w:u w:val="none"/>
+                <w:noProof/>
               </w:rPr>
               <w:t>ЗАКЛЮЧЕНИЕ</w:t>
             </w:r>
             <w:r>
               <w:rPr>
-                <w:b w:val="0"/>
-                <w:bCs w:val="0"/>
-                <w:i w:val="0"/>
-                <w:iCs w:val="0"/>
-                <w:noProof/>
-                <w:webHidden/>
-                <w:sz w:val="28"/>
-                <w:szCs w:val="28"/>
+                <w:noProof/>
+                <w:webHidden/>
               </w:rPr>
               <w:tab/>
             </w:r>
             <w:r>
               <w:rPr>
-                <w:b w:val="0"/>
-                <w:bCs w:val="0"/>
-                <w:i w:val="0"/>
-                <w:iCs w:val="0"/>
-                <w:noProof/>
-                <w:webHidden/>
-                <w:sz w:val="28"/>
-                <w:szCs w:val="28"/>
+                <w:noProof/>
+                <w:webHidden/>
               </w:rPr>
               <w:fldChar w:fldCharType="begin"/>
             </w:r>
             <w:r>
               <w:rPr>
-                <w:b w:val="0"/>
-                <w:bCs w:val="0"/>
-                <w:i w:val="0"/>
-                <w:iCs w:val="0"/>
-                <w:noProof/>
-                <w:webHidden/>
-                <w:sz w:val="28"/>
-                <w:szCs w:val="28"/>
-              </w:rPr>
-              <w:instrText xml:space="preserve"> PAGEREF _Toc68817067 \h </w:instrText>
-            </w:r>
-            <w:r>
-              <w:rPr>
-                <w:b w:val="0"/>
-                <w:bCs w:val="0"/>
-                <w:i w:val="0"/>
-                <w:iCs w:val="0"/>
-                <w:noProof/>
-                <w:webHidden/>
-                <w:sz w:val="28"/>
-                <w:szCs w:val="28"/>
-              </w:rPr>
-            </w:r>
-            <w:r>
-              <w:rPr>
-                <w:b w:val="0"/>
-                <w:bCs w:val="0"/>
-                <w:i w:val="0"/>
-                <w:iCs w:val="0"/>
-                <w:noProof/>
-                <w:webHidden/>
-                <w:sz w:val="28"/>
-                <w:szCs w:val="28"/>
+                <w:noProof/>
+                <w:webHidden/>
+              </w:rPr>
+              <w:instrText xml:space="preserve"> PAGEREF _Toc69147841 \h </w:instrText>
+            </w:r>
+            <w:r>
+              <w:rPr>
+                <w:noProof/>
+                <w:webHidden/>
+              </w:rPr>
+            </w:r>
+            <w:r>
+              <w:rPr>
+                <w:noProof/>
+                <w:webHidden/>
               </w:rPr>
               <w:fldChar w:fldCharType="separate"/>
             </w:r>
             <w:r>
               <w:rPr>
-                <w:b w:val="0"/>
-                <w:bCs w:val="0"/>
-                <w:i w:val="0"/>
-                <w:iCs w:val="0"/>
-                <w:noProof/>
-                <w:webHidden/>
-                <w:sz w:val="28"/>
-                <w:szCs w:val="28"/>
+                <w:noProof/>
+                <w:webHidden/>
               </w:rPr>
               <w:t>12</w:t>
             </w:r>
             <w:r>
               <w:rPr>
-                <w:b w:val="0"/>
-                <w:bCs w:val="0"/>
-                <w:i w:val="0"/>
-                <w:iCs w:val="0"/>
-                <w:noProof/>
-                <w:webHidden/>
-                <w:sz w:val="28"/>
-                <w:szCs w:val="28"/>
+                <w:noProof/>
+                <w:webHidden/>
               </w:rPr>
               <w:fldChar w:fldCharType="end"/>
             </w:r>
@@ -2151,113 +1068,62 @@
               <w:i w:val="0"/>
               <w:iCs w:val="0"/>
               <w:noProof/>
-              <w:sz w:val="28"/>
-              <w:szCs w:val="28"/>
               <w:lang w:val="en-RU" w:eastAsia="en-GB"/>
             </w:rPr>
           </w:pPr>
-          <w:hyperlink w:anchor="_Toc68817068" w:history="1">
+          <w:hyperlink w:anchor="_Toc69147842" w:history="1">
             <w:r>
               <w:rPr>
                 <w:rStyle w:val="Hyperlink"/>
-                <w:b w:val="0"/>
-                <w:bCs w:val="0"/>
-                <w:i w:val="0"/>
-                <w:iCs w:val="0"/>
-                <w:noProof/>
-                <w:sz w:val="28"/>
-                <w:szCs w:val="28"/>
-                <w:u w:val="none"/>
+                <w:noProof/>
               </w:rPr>
               <w:t>СПИСОК ИСПОЛЬЗОВАННЫХ ИСТОЧНИКОВ</w:t>
             </w:r>
             <w:r>
               <w:rPr>
-                <w:b w:val="0"/>
-                <w:bCs w:val="0"/>
-                <w:i w:val="0"/>
-                <w:iCs w:val="0"/>
-                <w:noProof/>
-                <w:webHidden/>
-                <w:sz w:val="28"/>
-                <w:szCs w:val="28"/>
+                <w:noProof/>
+                <w:webHidden/>
               </w:rPr>
               <w:tab/>
             </w:r>
             <w:r>
               <w:rPr>
-                <w:b w:val="0"/>
-                <w:bCs w:val="0"/>
-                <w:i w:val="0"/>
-                <w:iCs w:val="0"/>
-                <w:noProof/>
-                <w:webHidden/>
-                <w:sz w:val="28"/>
-                <w:szCs w:val="28"/>
+                <w:noProof/>
+                <w:webHidden/>
               </w:rPr>
               <w:fldChar w:fldCharType="begin"/>
             </w:r>
             <w:r>
               <w:rPr>
-                <w:b w:val="0"/>
-                <w:bCs w:val="0"/>
-                <w:i w:val="0"/>
-                <w:iCs w:val="0"/>
-                <w:noProof/>
-                <w:webHidden/>
-                <w:sz w:val="28"/>
-                <w:szCs w:val="28"/>
-              </w:rPr>
-              <w:instrText xml:space="preserve"> PAGEREF _Toc68817068 \h </w:instrText>
-            </w:r>
-            <w:r>
-              <w:rPr>
-                <w:b w:val="0"/>
-                <w:bCs w:val="0"/>
-                <w:i w:val="0"/>
-                <w:iCs w:val="0"/>
-                <w:noProof/>
-                <w:webHidden/>
-                <w:sz w:val="28"/>
-                <w:szCs w:val="28"/>
-              </w:rPr>
-            </w:r>
-            <w:r>
-              <w:rPr>
-                <w:b w:val="0"/>
-                <w:bCs w:val="0"/>
-                <w:i w:val="0"/>
-                <w:iCs w:val="0"/>
-                <w:noProof/>
-                <w:webHidden/>
-                <w:sz w:val="28"/>
-                <w:szCs w:val="28"/>
+                <w:noProof/>
+                <w:webHidden/>
+              </w:rPr>
+              <w:instrText xml:space="preserve"> PAGEREF _Toc69147842 \h </w:instrText>
+            </w:r>
+            <w:r>
+              <w:rPr>
+                <w:noProof/>
+                <w:webHidden/>
+              </w:rPr>
+            </w:r>
+            <w:r>
+              <w:rPr>
+                <w:noProof/>
+                <w:webHidden/>
               </w:rPr>
               <w:fldChar w:fldCharType="separate"/>
             </w:r>
             <w:r>
               <w:rPr>
-                <w:b w:val="0"/>
-                <w:bCs w:val="0"/>
-                <w:i w:val="0"/>
-                <w:iCs w:val="0"/>
-                <w:noProof/>
-                <w:webHidden/>
-                <w:sz w:val="28"/>
-                <w:szCs w:val="28"/>
+                <w:noProof/>
+                <w:webHidden/>
               </w:rPr>
               <w:t>13</w:t>
             </w:r>
             <w:r>
               <w:rPr>
-                <w:b w:val="0"/>
-                <w:bCs w:val="0"/>
-                <w:i w:val="0"/>
-                <w:iCs w:val="0"/>
-                <w:noProof/>
-                <w:webHidden/>
-                <w:sz w:val="28"/>
-                <w:szCs w:val="28"/>
+                <w:noProof/>
+                <w:webHidden/>
               </w:rPr>
               <w:fldChar w:fldCharType="end"/>
             </w:r>
@@ -2276,113 +1142,62 @@
               <w:i w:val="0"/>
               <w:iCs w:val="0"/>
               <w:noProof/>
-              <w:sz w:val="28"/>
-              <w:szCs w:val="28"/>
               <w:lang w:val="en-RU" w:eastAsia="en-GB"/>
             </w:rPr>
           </w:pPr>
-          <w:hyperlink w:anchor="_Toc68817069" w:history="1">
+          <w:hyperlink w:anchor="_Toc69147843" w:history="1">
             <w:r>
               <w:rPr>
                 <w:rStyle w:val="Hyperlink"/>
-                <w:b w:val="0"/>
-                <w:bCs w:val="0"/>
-                <w:i w:val="0"/>
-                <w:iCs w:val="0"/>
-                <w:noProof/>
-                <w:sz w:val="28"/>
-                <w:szCs w:val="28"/>
-                <w:u w:val="none"/>
+                <w:noProof/>
               </w:rPr>
               <w:t>ПРИЛОЖЕНИЯ</w:t>
             </w:r>
             <w:r>
               <w:rPr>
-                <w:b w:val="0"/>
-                <w:bCs w:val="0"/>
-                <w:i w:val="0"/>
-                <w:iCs w:val="0"/>
-                <w:noProof/>
-                <w:webHidden/>
-                <w:sz w:val="28"/>
-                <w:szCs w:val="28"/>
+                <w:noProof/>
+                <w:webHidden/>
               </w:rPr>
               <w:tab/>
             </w:r>
             <w:r>
               <w:rPr>
-                <w:b w:val="0"/>
-                <w:bCs w:val="0"/>
-                <w:i w:val="0"/>
-                <w:iCs w:val="0"/>
-                <w:noProof/>
-                <w:webHidden/>
-                <w:sz w:val="28"/>
-                <w:szCs w:val="28"/>
+                <w:noProof/>
+                <w:webHidden/>
               </w:rPr>
               <w:fldChar w:fldCharType="begin"/>
             </w:r>
             <w:r>
               <w:rPr>
-                <w:b w:val="0"/>
-                <w:bCs w:val="0"/>
-                <w:i w:val="0"/>
-                <w:iCs w:val="0"/>
-                <w:noProof/>
-                <w:webHidden/>
-                <w:sz w:val="28"/>
-                <w:szCs w:val="28"/>
-              </w:rPr>
-              <w:instrText xml:space="preserve"> PAGEREF _Toc68817069 \h </w:instrText>
-            </w:r>
-            <w:r>
-              <w:rPr>
-                <w:b w:val="0"/>
-                <w:bCs w:val="0"/>
-                <w:i w:val="0"/>
-                <w:iCs w:val="0"/>
-                <w:noProof/>
-                <w:webHidden/>
-                <w:sz w:val="28"/>
-                <w:szCs w:val="28"/>
-              </w:rPr>
-            </w:r>
-            <w:r>
-              <w:rPr>
-                <w:b w:val="0"/>
-                <w:bCs w:val="0"/>
-                <w:i w:val="0"/>
-                <w:iCs w:val="0"/>
-                <w:noProof/>
-                <w:webHidden/>
-                <w:sz w:val="28"/>
-                <w:szCs w:val="28"/>
+                <w:noProof/>
+                <w:webHidden/>
+              </w:rPr>
+              <w:instrText xml:space="preserve"> PAGEREF _Toc69147843 \h </w:instrText>
+            </w:r>
+            <w:r>
+              <w:rPr>
+                <w:noProof/>
+                <w:webHidden/>
+              </w:rPr>
+            </w:r>
+            <w:r>
+              <w:rPr>
+                <w:noProof/>
+                <w:webHidden/>
               </w:rPr>
               <w:fldChar w:fldCharType="separate"/>
             </w:r>
             <w:r>
               <w:rPr>
-                <w:b w:val="0"/>
-                <w:bCs w:val="0"/>
-                <w:i w:val="0"/>
-                <w:iCs w:val="0"/>
-                <w:noProof/>
-                <w:webHidden/>
-                <w:sz w:val="28"/>
-                <w:szCs w:val="28"/>
+                <w:noProof/>
+                <w:webHidden/>
               </w:rPr>
               <w:t>14</w:t>
             </w:r>
             <w:r>
               <w:rPr>
-                <w:b w:val="0"/>
-                <w:bCs w:val="0"/>
-                <w:i w:val="0"/>
-                <w:iCs w:val="0"/>
-                <w:noProof/>
-                <w:webHidden/>
-                <w:sz w:val="28"/>
-                <w:szCs w:val="28"/>
+                <w:noProof/>
+                <w:webHidden/>
               </w:rPr>
               <w:fldChar w:fldCharType="end"/>
             </w:r>
@@ -2399,88 +1214,64 @@
               <w:b w:val="0"/>
               <w:bCs w:val="0"/>
               <w:noProof/>
-              <w:szCs w:val="28"/>
+              <w:sz w:val="24"/>
+              <w:szCs w:val="24"/>
               <w:lang w:val="en-RU" w:eastAsia="en-GB"/>
             </w:rPr>
           </w:pPr>
-          <w:hyperlink w:anchor="_Toc68817070" w:history="1">
+          <w:hyperlink w:anchor="_Toc69147844" w:history="1">
             <w:r>
               <w:rPr>
                 <w:rStyle w:val="Hyperlink"/>
-                <w:b w:val="0"/>
-                <w:bCs w:val="0"/>
-                <w:noProof/>
-                <w:szCs w:val="28"/>
-                <w:u w:val="none"/>
+                <w:noProof/>
               </w:rPr>
               <w:t>Приложение 1</w:t>
             </w:r>
             <w:r>
               <w:rPr>
-                <w:b w:val="0"/>
-                <w:bCs w:val="0"/>
-                <w:noProof/>
-                <w:webHidden/>
-                <w:szCs w:val="28"/>
+                <w:noProof/>
+                <w:webHidden/>
               </w:rPr>
               <w:tab/>
             </w:r>
             <w:r>
               <w:rPr>
-                <w:b w:val="0"/>
-                <w:bCs w:val="0"/>
-                <w:noProof/>
-                <w:webHidden/>
-                <w:szCs w:val="28"/>
+                <w:noProof/>
+                <w:webHidden/>
               </w:rPr>
               <w:fldChar w:fldCharType="begin"/>
             </w:r>
             <w:r>
               <w:rPr>
-                <w:b w:val="0"/>
-                <w:bCs w:val="0"/>
-                <w:noProof/>
-                <w:webHidden/>
-                <w:szCs w:val="28"/>
-              </w:rPr>
-              <w:instrText xml:space="preserve"> PAGEREF _Toc68817070 \h </w:instrText>
-            </w:r>
-            <w:r>
-              <w:rPr>
-                <w:b w:val="0"/>
-                <w:bCs w:val="0"/>
-                <w:noProof/>
-                <w:webHidden/>
-                <w:szCs w:val="28"/>
-              </w:rPr>
-            </w:r>
-            <w:r>
-              <w:rPr>
-                <w:b w:val="0"/>
-                <w:bCs w:val="0"/>
-                <w:noProof/>
-                <w:webHidden/>
-                <w:szCs w:val="28"/>
+                <w:noProof/>
+                <w:webHidden/>
+              </w:rPr>
+              <w:instrText xml:space="preserve"> PAGEREF _Toc69147844 \h </w:instrText>
+            </w:r>
+            <w:r>
+              <w:rPr>
+                <w:noProof/>
+                <w:webHidden/>
+              </w:rPr>
+            </w:r>
+            <w:r>
+              <w:rPr>
+                <w:noProof/>
+                <w:webHidden/>
               </w:rPr>
               <w:fldChar w:fldCharType="separate"/>
             </w:r>
             <w:r>
               <w:rPr>
-                <w:b w:val="0"/>
-                <w:bCs w:val="0"/>
-                <w:noProof/>
-                <w:webHidden/>
-                <w:szCs w:val="28"/>
+                <w:noProof/>
+                <w:webHidden/>
               </w:rPr>
               <w:t>14</w:t>
             </w:r>
             <w:r>
               <w:rPr>
-                <w:b w:val="0"/>
-                <w:bCs w:val="0"/>
-                <w:noProof/>
-                <w:webHidden/>
-                <w:szCs w:val="28"/>
+                <w:noProof/>
+                <w:webHidden/>
               </w:rPr>
               <w:fldChar w:fldCharType="end"/>
             </w:r>
@@ -2497,88 +1288,64 @@
               <w:b w:val="0"/>
               <w:bCs w:val="0"/>
               <w:noProof/>
-              <w:szCs w:val="28"/>
+              <w:sz w:val="24"/>
+              <w:szCs w:val="24"/>
               <w:lang w:val="en-RU" w:eastAsia="en-GB"/>
             </w:rPr>
           </w:pPr>
-          <w:hyperlink w:anchor="_Toc68817071" w:history="1">
+          <w:hyperlink w:anchor="_Toc69147845" w:history="1">
             <w:r>
               <w:rPr>
                 <w:rStyle w:val="Hyperlink"/>
-                <w:b w:val="0"/>
-                <w:bCs w:val="0"/>
-                <w:noProof/>
-                <w:szCs w:val="28"/>
-                <w:u w:val="none"/>
+                <w:noProof/>
               </w:rPr>
               <w:t>Приложение 2</w:t>
             </w:r>
             <w:r>
               <w:rPr>
-                <w:b w:val="0"/>
-                <w:bCs w:val="0"/>
-                <w:noProof/>
-                <w:webHidden/>
-                <w:szCs w:val="28"/>
+                <w:noProof/>
+                <w:webHidden/>
               </w:rPr>
               <w:tab/>
             </w:r>
             <w:r>
               <w:rPr>
-                <w:b w:val="0"/>
-                <w:bCs w:val="0"/>
-                <w:noProof/>
-                <w:webHidden/>
-                <w:szCs w:val="28"/>
+                <w:noProof/>
+                <w:webHidden/>
               </w:rPr>
               <w:fldChar w:fldCharType="begin"/>
             </w:r>
             <w:r>
               <w:rPr>
-                <w:b w:val="0"/>
-                <w:bCs w:val="0"/>
-                <w:noProof/>
-                <w:webHidden/>
-                <w:szCs w:val="28"/>
-              </w:rPr>
-              <w:instrText xml:space="preserve"> PAGEREF _Toc68817071 \h </w:instrText>
-            </w:r>
-            <w:r>
-              <w:rPr>
-                <w:b w:val="0"/>
-                <w:bCs w:val="0"/>
-                <w:noProof/>
-                <w:webHidden/>
-                <w:szCs w:val="28"/>
-              </w:rPr>
-            </w:r>
-            <w:r>
-              <w:rPr>
-                <w:b w:val="0"/>
-                <w:bCs w:val="0"/>
-                <w:noProof/>
-                <w:webHidden/>
-                <w:szCs w:val="28"/>
+                <w:noProof/>
+                <w:webHidden/>
+              </w:rPr>
+              <w:instrText xml:space="preserve"> PAGEREF _Toc69147845 \h </w:instrText>
+            </w:r>
+            <w:r>
+              <w:rPr>
+                <w:noProof/>
+                <w:webHidden/>
+              </w:rPr>
+            </w:r>
+            <w:r>
+              <w:rPr>
+                <w:noProof/>
+                <w:webHidden/>
               </w:rPr>
               <w:fldChar w:fldCharType="separate"/>
             </w:r>
             <w:r>
               <w:rPr>
-                <w:b w:val="0"/>
-                <w:bCs w:val="0"/>
-                <w:noProof/>
-                <w:webHidden/>
-                <w:szCs w:val="28"/>
+                <w:noProof/>
+                <w:webHidden/>
               </w:rPr>
               <w:t>14</w:t>
             </w:r>
             <w:r>
               <w:rPr>
-                <w:b w:val="0"/>
-                <w:bCs w:val="0"/>
-                <w:noProof/>
-                <w:webHidden/>
-                <w:szCs w:val="28"/>
+                <w:noProof/>
+                <w:webHidden/>
               </w:rPr>
               <w:fldChar w:fldCharType="end"/>
             </w:r>
@@ -2622,7 +1389,7 @@
       <w:pPr>
         <w:pStyle w:val="Heading1"/>
       </w:pPr>
-      <w:bookmarkStart w:id="0" w:name="_Toc68817055"/>
+      <w:bookmarkStart w:id="0" w:name="_Toc69147829"/>
       <w:r>
         <w:lastRenderedPageBreak/>
         <w:t>ВВЕДЕНИЕ</w:t>
@@ -2715,7 +1482,7 @@
       <w:pPr>
         <w:pStyle w:val="Heading1"/>
       </w:pPr>
-      <w:bookmarkStart w:id="1" w:name="_Toc68817056"/>
+      <w:bookmarkStart w:id="1" w:name="_Toc69147830"/>
       <w:r>
         <w:lastRenderedPageBreak/>
         <w:t>ПОСТАНОВКА ЗАДАЧИ</w:t>
@@ -2749,6 +1516,29 @@
       </w:r>
       <w:r>
         <w:rPr>
+          <w:rFonts w:cs="Times New Roman"/>
+          <w:szCs w:val="28"/>
+        </w:rPr>
+        <w:t xml:space="preserve">чета сделать </w:t>
+      </w:r>
+      <w:proofErr w:type="spellStart"/>
+      <w:r>
+        <w:rPr>
+          <w:rFonts w:cs="Times New Roman"/>
+          <w:szCs w:val="28"/>
+        </w:rPr>
+        <w:t>кароч</w:t>
+      </w:r>
+      <w:proofErr w:type="spellEnd"/>
+      <w:r>
+        <w:rPr>
+          <w:rFonts w:cs="Times New Roman"/>
+          <w:szCs w:val="28"/>
+        </w:rPr>
+        <w:t>)))</w:t>
+      </w:r>
+      <w:r>
+        <w:rPr>
           <w:rFonts w:eastAsiaTheme="minorEastAsia" w:cs="Times New Roman"/>
           <w:iCs/>
           <w:szCs w:val="28"/>
@@ -2760,7 +1550,7 @@
       <w:pPr>
         <w:pStyle w:val="Heading1"/>
       </w:pPr>
-      <w:bookmarkStart w:id="2" w:name="_Toc68817057"/>
+      <w:bookmarkStart w:id="2" w:name="_Toc69147831"/>
       <w:r>
         <w:lastRenderedPageBreak/>
         <w:t>ОПИСАНИЕ ПРЕДМЕТНОЙ ОБЛАСТИ</w:t>
@@ -3331,7 +2121,7 @@
       <w:pPr>
         <w:pStyle w:val="Heading1"/>
       </w:pPr>
-      <w:bookmarkStart w:id="3" w:name="_Toc68817058"/>
+      <w:bookmarkStart w:id="3" w:name="_Toc69147832"/>
       <w:r>
         <w:lastRenderedPageBreak/>
         <w:t>АКТУАЛЬНОСТЬ АВТОМАТИЗАЦИИ</w:t>
@@ -3346,6 +2136,7 @@
         <w:rPr>
           <w:rFonts w:cs="Times New Roman"/>
           <w:szCs w:val="28"/>
+          <w:lang w:val="en-US"/>
         </w:rPr>
       </w:pPr>
       <w:r>
@@ -3367,17 +2158,67 @@
           <w:rFonts w:cs="Times New Roman"/>
           <w:szCs w:val="28"/>
         </w:rPr>
-        <w:t xml:space="preserve">через веб-сокеты и </w:t>
+        <w:t xml:space="preserve">через </w:t>
+      </w:r>
+      <w:proofErr w:type="gramStart"/>
+      <w:r>
+        <w:rPr>
+          <w:rFonts w:cs="Times New Roman"/>
+          <w:szCs w:val="28"/>
+        </w:rPr>
+        <w:t xml:space="preserve">механизмы  </w:t>
       </w:r>
       <w:proofErr w:type="spellStart"/>
       <w:r>
         <w:rPr>
           <w:rFonts w:cs="Times New Roman"/>
           <w:szCs w:val="28"/>
-        </w:rPr>
-        <w:t>лонгпулы</w:t>
+          <w:lang w:val="en-US"/>
+        </w:rPr>
+        <w:t>websocket</w:t>
       </w:r>
       <w:proofErr w:type="spellEnd"/>
+      <w:proofErr w:type="gramEnd"/>
+      <w:r>
+        <w:rPr>
+          <w:rFonts w:cs="Times New Roman"/>
+          <w:szCs w:val="28"/>
+        </w:rPr>
+        <w:t>’</w:t>
+      </w:r>
+      <w:proofErr w:type="spellStart"/>
+      <w:r>
+        <w:rPr>
+          <w:rFonts w:cs="Times New Roman"/>
+          <w:szCs w:val="28"/>
+        </w:rPr>
+        <w:t>ов</w:t>
+      </w:r>
+      <w:proofErr w:type="spellEnd"/>
+      <w:r>
+        <w:rPr>
+          <w:rFonts w:cs="Times New Roman"/>
+          <w:szCs w:val="28"/>
+        </w:rPr>
+        <w:t xml:space="preserve"> и </w:t>
+      </w:r>
+      <w:proofErr w:type="spellStart"/>
+      <w:r>
+        <w:rPr>
+          <w:rFonts w:cs="Times New Roman"/>
+          <w:szCs w:val="28"/>
+          <w:lang w:val="en-US"/>
+        </w:rPr>
+        <w:t>longPoll</w:t>
+      </w:r>
+      <w:r>
+        <w:rPr>
+          <w:rFonts w:cs="Times New Roman"/>
+          <w:szCs w:val="28"/>
+        </w:rPr>
+        <w:t>ов</w:t>
+      </w:r>
+      <w:proofErr w:type="spellEnd"/>
       <w:r>
         <w:rPr>
           <w:rFonts w:cs="Times New Roman"/>
@@ -3385,6 +2226,53 @@
         </w:rPr>
         <w:t>.</w:t>
       </w:r>
+      <w:r>
+        <w:rPr>
+          <w:rFonts w:cs="Times New Roman"/>
+          <w:szCs w:val="28"/>
+        </w:rPr>
+        <w:t xml:space="preserve"> Рассмотрим каждый из них</w:t>
+      </w:r>
+      <w:r>
+        <w:rPr>
+          <w:rFonts w:cs="Times New Roman"/>
+          <w:szCs w:val="28"/>
+          <w:lang w:val="en-US"/>
+        </w:rPr>
+        <w:t>.</w:t>
+      </w:r>
+    </w:p>
+    <w:p>
+      <w:pPr>
+        <w:spacing w:line="360" w:lineRule="auto"/>
+        <w:ind w:firstLine="709"/>
+        <w:jc w:val="both"/>
+        <w:rPr>
+          <w:rFonts w:cs="Times New Roman"/>
+          <w:szCs w:val="28"/>
+          <w:lang w:val="en-US"/>
+        </w:rPr>
+      </w:pPr>
+      <w:proofErr w:type="spellStart"/>
+      <w:proofErr w:type="gramStart"/>
+      <w:r>
+        <w:rPr>
+          <w:rFonts w:cs="Times New Roman"/>
+          <w:szCs w:val="28"/>
+          <w:lang w:val="en-US"/>
+        </w:rPr>
+        <w:t>Dt,cjrtns</w:t>
+      </w:r>
+      <w:proofErr w:type="spellEnd"/>
+      <w:proofErr w:type="gramEnd"/>
+      <w:r>
+        <w:rPr>
+          <w:rFonts w:cs="Times New Roman"/>
+          <w:szCs w:val="28"/>
+          <w:lang w:val="en-US"/>
+        </w:rPr>
+        <w:t xml:space="preserve"> </w:t>
+      </w:r>
     </w:p>
     <w:p>
       <w:pPr>
@@ -3472,7 +2360,7 @@
       <w:pPr>
         <w:pStyle w:val="Heading1"/>
       </w:pPr>
-      <w:bookmarkStart w:id="4" w:name="_Toc68817059"/>
+      <w:bookmarkStart w:id="4" w:name="_Toc69147833"/>
       <w:r>
         <w:lastRenderedPageBreak/>
         <w:t>АЛГОРИТМИЧЕСКИЕ РЕШЕНИЯ</w:t>
@@ -3628,7 +2516,7 @@
       <w:pPr>
         <w:pStyle w:val="Heading1"/>
       </w:pPr>
-      <w:bookmarkStart w:id="5" w:name="_Toc68817060"/>
+      <w:bookmarkStart w:id="5" w:name="_Toc69147834"/>
       <w:r>
         <w:lastRenderedPageBreak/>
         <w:t>ОПИСАНИЕ ИНТЕРФЕЙСА ПРОГРАММЫ</w:t>
@@ -4023,7 +2911,7 @@
       <w:pPr>
         <w:pStyle w:val="Heading1"/>
       </w:pPr>
-      <w:bookmarkStart w:id="6" w:name="_Toc68817061"/>
+      <w:bookmarkStart w:id="6" w:name="_Toc69147835"/>
       <w:r>
         <w:lastRenderedPageBreak/>
         <w:t>СОСТАВ ПРИЛОЖЕНИЯ</w:t>
@@ -4034,7 +2922,7 @@
       <w:pPr>
         <w:pStyle w:val="Heading2"/>
       </w:pPr>
-      <w:bookmarkStart w:id="7" w:name="_Toc68817062"/>
+      <w:bookmarkStart w:id="7" w:name="_Toc69147836"/>
       <w:r>
         <w:t>Сервер</w:t>
       </w:r>
@@ -4066,6 +2954,125 @@
         <w:rPr>
           <w:rFonts w:cs="Times New Roman"/>
           <w:szCs w:val="28"/>
+          <w:lang w:val="en-US"/>
+        </w:rPr>
+      </w:pPr>
+      <w:r>
+        <w:rPr>
+          <w:rFonts w:cs="Times New Roman"/>
+          <w:szCs w:val="28"/>
+          <w:lang w:val="en-US"/>
+        </w:rPr>
+        <w:t>- Spring Web</w:t>
+      </w:r>
+    </w:p>
+    <w:p>
+      <w:pPr>
+        <w:spacing w:line="360" w:lineRule="auto"/>
+        <w:ind w:firstLine="709"/>
+        <w:jc w:val="both"/>
+        <w:rPr>
+          <w:rFonts w:cs="Times New Roman"/>
+          <w:szCs w:val="28"/>
+          <w:lang w:val="en-US"/>
+        </w:rPr>
+      </w:pPr>
+      <w:r>
+        <w:rPr>
+          <w:rFonts w:cs="Times New Roman"/>
+          <w:szCs w:val="28"/>
+          <w:lang w:val="en-US"/>
+        </w:rPr>
+        <w:t>- Spring Data MongoDB</w:t>
+      </w:r>
+    </w:p>
+    <w:p>
+      <w:pPr>
+        <w:spacing w:line="360" w:lineRule="auto"/>
+        <w:ind w:firstLine="709"/>
+        <w:jc w:val="both"/>
+        <w:rPr>
+          <w:rFonts w:cs="Times New Roman"/>
+          <w:szCs w:val="28"/>
+          <w:lang w:val="en-US"/>
+        </w:rPr>
+      </w:pPr>
+      <w:r>
+        <w:rPr>
+          <w:rFonts w:cs="Times New Roman"/>
+          <w:szCs w:val="28"/>
+          <w:lang w:val="en-US"/>
+        </w:rPr>
+        <w:t>- Lombok</w:t>
+      </w:r>
+    </w:p>
+    <w:p>
+      <w:pPr>
+        <w:spacing w:line="360" w:lineRule="auto"/>
+        <w:ind w:firstLine="709"/>
+        <w:jc w:val="both"/>
+        <w:rPr>
+          <w:rFonts w:cs="Times New Roman"/>
+          <w:szCs w:val="28"/>
+          <w:lang w:val="en-US"/>
+        </w:rPr>
+      </w:pPr>
+      <w:r>
+        <w:rPr>
+          <w:rFonts w:cs="Times New Roman"/>
+          <w:szCs w:val="28"/>
+          <w:lang w:val="en-US"/>
+        </w:rPr>
+        <w:t>- Maven</w:t>
+      </w:r>
+    </w:p>
+    <w:p>
+      <w:pPr>
+        <w:spacing w:line="360" w:lineRule="auto"/>
+        <w:ind w:firstLine="709"/>
+        <w:jc w:val="both"/>
+        <w:rPr>
+          <w:rFonts w:cs="Times New Roman"/>
+          <w:szCs w:val="28"/>
+          <w:lang w:val="en-US"/>
+        </w:rPr>
+      </w:pPr>
+      <w:r>
+        <w:rPr>
+          <w:rFonts w:cs="Times New Roman"/>
+          <w:szCs w:val="28"/>
+          <w:lang w:val="en-US"/>
+        </w:rPr>
+        <w:t>spring-boot-maven-plugin</w:t>
+      </w:r>
+    </w:p>
+    <w:p>
+      <w:pPr>
+        <w:spacing w:line="360" w:lineRule="auto"/>
+        <w:ind w:firstLine="709"/>
+        <w:jc w:val="both"/>
+        <w:rPr>
+          <w:rFonts w:cs="Times New Roman"/>
+          <w:szCs w:val="28"/>
+        </w:rPr>
+      </w:pPr>
+      <w:r>
+        <w:rPr>
+          <w:rFonts w:cs="Times New Roman"/>
+          <w:szCs w:val="28"/>
+        </w:rPr>
+        <w:t>Чета там еще</w:t>
+      </w:r>
+    </w:p>
+    <w:p>
+      <w:pPr>
+        <w:spacing w:line="360" w:lineRule="auto"/>
+        <w:ind w:firstLine="709"/>
+        <w:jc w:val="both"/>
+        <w:rPr>
+          <w:rFonts w:cs="Times New Roman"/>
+          <w:szCs w:val="28"/>
+          <w:lang w:val="en-US"/>
         </w:rPr>
       </w:pPr>
       <w:r>
@@ -4080,13 +3087,22 @@
         <w:rPr>
           <w:rFonts w:cs="Times New Roman"/>
           <w:szCs w:val="28"/>
-        </w:rPr>
-        <w:t xml:space="preserve"> – контейнер</w:t>
-      </w:r>
-      <w:r>
-        <w:rPr>
-          <w:rFonts w:cs="Times New Roman"/>
-          <w:szCs w:val="28"/>
+          <w:lang w:val="en-US"/>
+        </w:rPr>
+        <w:t xml:space="preserve"> – </w:t>
+      </w:r>
+      <w:r>
+        <w:rPr>
+          <w:rFonts w:cs="Times New Roman"/>
+          <w:szCs w:val="28"/>
+        </w:rPr>
+        <w:t>контейнер</w:t>
+      </w:r>
+      <w:r>
+        <w:rPr>
+          <w:rFonts w:cs="Times New Roman"/>
+          <w:szCs w:val="28"/>
+          <w:lang w:val="en-US"/>
         </w:rPr>
         <w:t xml:space="preserve">, </w:t>
       </w:r>
@@ -4106,33 +3122,16 @@
           <w:rFonts w:cs="Times New Roman"/>
           <w:szCs w:val="28"/>
         </w:rPr>
-        <w:t xml:space="preserve">- </w:t>
-      </w:r>
-      <w:proofErr w:type="spellStart"/>
-      <w:r>
-        <w:rPr>
-          <w:rFonts w:cs="Times New Roman"/>
-          <w:szCs w:val="28"/>
-        </w:rPr>
-        <w:t>Spring</w:t>
-      </w:r>
-      <w:proofErr w:type="spellEnd"/>
-      <w:r>
-        <w:rPr>
-          <w:rFonts w:cs="Times New Roman"/>
-          <w:szCs w:val="28"/>
-        </w:rPr>
-        <w:t xml:space="preserve"> </w:t>
-      </w:r>
-      <w:proofErr w:type="spellStart"/>
-      <w:r>
-        <w:rPr>
-          <w:rFonts w:cs="Times New Roman"/>
-          <w:szCs w:val="28"/>
-        </w:rPr>
-        <w:t>Web</w:t>
-      </w:r>
-      <w:proofErr w:type="spellEnd"/>
+        <w:t>Рассматривая более подробно решение</w:t>
+      </w:r>
+      <w:r>
+        <w:rPr>
+          <w:rFonts w:cs="Times New Roman"/>
+          <w:szCs w:val="28"/>
+          <w:lang w:val="en-US"/>
+        </w:rPr>
+        <w:t>,</w:t>
+      </w:r>
     </w:p>
     <w:p>
       <w:pPr>
@@ -4142,101 +3141,14 @@
         <w:rPr>
           <w:rFonts w:cs="Times New Roman"/>
           <w:szCs w:val="28"/>
-          <w:lang w:val="en-US"/>
-        </w:rPr>
-      </w:pPr>
-      <w:r>
-        <w:rPr>
-          <w:rFonts w:cs="Times New Roman"/>
-          <w:szCs w:val="28"/>
-          <w:lang w:val="en-US"/>
-        </w:rPr>
-        <w:t>- Spring Data MongoDB</w:t>
-      </w:r>
-    </w:p>
-    <w:p>
-      <w:pPr>
-        <w:spacing w:line="360" w:lineRule="auto"/>
-        <w:ind w:firstLine="709"/>
-        <w:jc w:val="both"/>
-        <w:rPr>
-          <w:rFonts w:cs="Times New Roman"/>
-          <w:szCs w:val="28"/>
-          <w:lang w:val="en-US"/>
-        </w:rPr>
-      </w:pPr>
-      <w:r>
-        <w:rPr>
-          <w:rFonts w:cs="Times New Roman"/>
-          <w:szCs w:val="28"/>
-          <w:lang w:val="en-US"/>
-        </w:rPr>
-        <w:t>- Lombok</w:t>
-      </w:r>
-    </w:p>
-    <w:p>
-      <w:pPr>
-        <w:spacing w:line="360" w:lineRule="auto"/>
-        <w:ind w:firstLine="709"/>
-        <w:jc w:val="both"/>
-        <w:rPr>
-          <w:rFonts w:cs="Times New Roman"/>
-          <w:szCs w:val="28"/>
-          <w:lang w:val="en-US"/>
-        </w:rPr>
-      </w:pPr>
-      <w:r>
-        <w:rPr>
-          <w:rFonts w:cs="Times New Roman"/>
-          <w:szCs w:val="28"/>
-          <w:lang w:val="en-US"/>
-        </w:rPr>
-        <w:t>- Maven</w:t>
-      </w:r>
-    </w:p>
-    <w:p>
-      <w:pPr>
-        <w:spacing w:line="360" w:lineRule="auto"/>
-        <w:ind w:firstLine="709"/>
-        <w:jc w:val="both"/>
-        <w:rPr>
-          <w:rFonts w:cs="Times New Roman"/>
-          <w:szCs w:val="28"/>
-          <w:lang w:val="en-US"/>
-        </w:rPr>
-      </w:pPr>
-      <w:r>
-        <w:rPr>
-          <w:rFonts w:cs="Times New Roman"/>
-          <w:szCs w:val="28"/>
-          <w:lang w:val="en-US"/>
-        </w:rPr>
-        <w:t>spring-boot-maven-plugin</w:t>
-      </w:r>
-    </w:p>
-    <w:p>
-      <w:pPr>
-        <w:spacing w:line="360" w:lineRule="auto"/>
-        <w:ind w:firstLine="709"/>
-        <w:jc w:val="both"/>
-        <w:rPr>
-          <w:rFonts w:cs="Times New Roman"/>
-          <w:szCs w:val="28"/>
-        </w:rPr>
-      </w:pPr>
-      <w:r>
-        <w:rPr>
-          <w:rFonts w:cs="Times New Roman"/>
-          <w:szCs w:val="28"/>
-        </w:rPr>
-        <w:t>Чета там еще</w:t>
-      </w:r>
+        </w:rPr>
+      </w:pPr>
     </w:p>
     <w:p>
       <w:pPr>
         <w:pStyle w:val="Heading2"/>
       </w:pPr>
-      <w:bookmarkStart w:id="8" w:name="_Toc68817063"/>
+      <w:bookmarkStart w:id="8" w:name="_Toc69147837"/>
       <w:r>
         <w:t>Клиент</w:t>
       </w:r>
@@ -4571,7 +3483,7 @@
       <w:pPr>
         <w:pStyle w:val="Heading1"/>
       </w:pPr>
-      <w:bookmarkStart w:id="9" w:name="_Toc68817064"/>
+      <w:bookmarkStart w:id="9" w:name="_Toc69147838"/>
       <w:r>
         <w:lastRenderedPageBreak/>
         <w:t>НАЗНАЧЕНИЕ И СОСТАВ КЛАССОВ ПРОГРАММЫ</w:t>
@@ -4582,7 +3494,7 @@
       <w:pPr>
         <w:pStyle w:val="Heading2"/>
       </w:pPr>
-      <w:bookmarkStart w:id="10" w:name="_Toc68817065"/>
+      <w:bookmarkStart w:id="10" w:name="_Toc69147839"/>
       <w:r>
         <w:t>Сервер</w:t>
       </w:r>
@@ -4657,7 +3569,7 @@
       <w:pPr>
         <w:pStyle w:val="Heading2"/>
       </w:pPr>
-      <w:bookmarkStart w:id="11" w:name="_Toc68817066"/>
+      <w:bookmarkStart w:id="11" w:name="_Toc69147840"/>
       <w:r>
         <w:t>Клиент</w:t>
       </w:r>
@@ -4683,7 +3595,7 @@
       <w:pPr>
         <w:pStyle w:val="Heading1"/>
       </w:pPr>
-      <w:bookmarkStart w:id="12" w:name="_Toc68817067"/>
+      <w:bookmarkStart w:id="12" w:name="_Toc69147841"/>
       <w:r>
         <w:lastRenderedPageBreak/>
         <w:t>ЗАКЛЮЧЕНИЕ</w:t>
@@ -4705,147 +3617,21 @@
           <w:rFonts w:cs="Times New Roman"/>
           <w:szCs w:val="28"/>
         </w:rPr>
-        <w:t xml:space="preserve">В данной работе </w:t>
-      </w:r>
-      <w:r>
-        <w:rPr>
-          <w:rFonts w:cs="Times New Roman"/>
-          <w:szCs w:val="28"/>
-        </w:rPr>
-        <w:t xml:space="preserve">были рассмотрены семь моделей классификации, которые были применены для определения эмоционального окраса текста. Все они были реализованы на языке </w:t>
-      </w:r>
-      <w:r>
-        <w:rPr>
-          <w:rFonts w:cs="Times New Roman"/>
-          <w:szCs w:val="28"/>
-          <w:lang w:val="en-US"/>
-        </w:rPr>
-        <w:t>Python</w:t>
-      </w:r>
-      <w:r>
-        <w:rPr>
-          <w:rFonts w:cs="Times New Roman"/>
-          <w:szCs w:val="28"/>
-        </w:rPr>
-        <w:t xml:space="preserve">, обучены и сравнены между собой на 30 случайно выбранных </w:t>
-      </w:r>
-      <w:proofErr w:type="spellStart"/>
-      <w:r>
-        <w:rPr>
-          <w:rFonts w:cs="Times New Roman"/>
-          <w:szCs w:val="28"/>
-        </w:rPr>
-        <w:t>твиттах</w:t>
-      </w:r>
-      <w:proofErr w:type="spellEnd"/>
-      <w:r>
-        <w:rPr>
-          <w:rFonts w:cs="Times New Roman"/>
-          <w:szCs w:val="28"/>
-        </w:rPr>
-        <w:t xml:space="preserve">. Сравнение производилось исходя из времени выполнения алгоритма, результатов, полученных на тестовой выборке, а также с использованием метрик точности и полноты. </w:t>
-      </w:r>
-    </w:p>
-    <w:p>
-      <w:pPr>
-        <w:spacing w:line="360" w:lineRule="auto"/>
-        <w:ind w:firstLine="709"/>
-        <w:jc w:val="both"/>
-        <w:rPr>
-          <w:rFonts w:cs="Times New Roman"/>
-          <w:szCs w:val="28"/>
-        </w:rPr>
-      </w:pPr>
-      <w:r>
-        <w:rPr>
-          <w:rFonts w:cs="Times New Roman"/>
-          <w:szCs w:val="28"/>
-        </w:rPr>
-        <w:t xml:space="preserve">В результате наилучшим образом с поставленными задачами справились метод опорных векторов и логистическая регрессия. Последняя показала чуть хуже результаты по метрикам в процессе обучения и потратила на этот процесс несколько больше времени, хотя с тестовой выборкой обе модели справились практически идеально. </w:t>
-      </w:r>
-      <w:r>
-        <w:rPr>
-          <w:rFonts w:cs="Times New Roman"/>
-          <w:szCs w:val="28"/>
-        </w:rPr>
-        <w:t xml:space="preserve">Тогда как наихудшие показатели можно наблюдать у метода </w:t>
-      </w:r>
-      <w:r>
-        <w:rPr>
-          <w:rFonts w:cs="Times New Roman"/>
-          <w:szCs w:val="28"/>
-          <w:lang w:val="en-US"/>
-        </w:rPr>
-        <w:t>k</w:t>
-      </w:r>
-      <w:r>
-        <w:rPr>
-          <w:rFonts w:cs="Times New Roman"/>
-          <w:szCs w:val="28"/>
-        </w:rPr>
-        <w:t>-</w:t>
-      </w:r>
-      <w:r>
-        <w:rPr>
-          <w:rFonts w:cs="Times New Roman"/>
-          <w:szCs w:val="28"/>
-        </w:rPr>
-        <w:t>ближайших соседей (практически не справился с тестовой выборкой и самые низкие показатели по метрике полноты) и метод случайного леса (самое долго время работы в совокупности со средними показателями метрик).</w:t>
-      </w:r>
-    </w:p>
-    <w:p>
-      <w:pPr>
-        <w:spacing w:line="360" w:lineRule="auto"/>
-        <w:ind w:firstLine="709"/>
-        <w:jc w:val="both"/>
-        <w:rPr>
-          <w:rFonts w:cs="Times New Roman"/>
-          <w:szCs w:val="28"/>
-        </w:rPr>
-      </w:pPr>
-      <w:r>
-        <w:rPr>
-          <w:rFonts w:cs="Times New Roman"/>
-          <w:szCs w:val="28"/>
-        </w:rPr>
-        <w:t xml:space="preserve">В целом реализованные модели достаточно хорошо справлялись с поставленными задачами. Средние показатели по метрикам были больше 70%, а выполнение алгоритма занимало меньше минуты. </w:t>
-      </w:r>
-      <w:r>
-        <w:rPr>
-          <w:rFonts w:cs="Times New Roman"/>
-          <w:szCs w:val="28"/>
-        </w:rPr>
-        <w:t>Рассмотрев метрики точности более детально, об</w:t>
-      </w:r>
-      <w:r>
-        <w:rPr>
-          <w:rFonts w:cs="Times New Roman"/>
-          <w:szCs w:val="28"/>
-        </w:rPr>
-        <w:t xml:space="preserve">наружим, что наши алгоритмы лучше всего определяли </w:t>
-      </w:r>
-      <w:proofErr w:type="spellStart"/>
-      <w:r>
-        <w:rPr>
-          <w:rFonts w:cs="Times New Roman"/>
-          <w:szCs w:val="28"/>
-        </w:rPr>
-        <w:t>твитты</w:t>
-      </w:r>
-      <w:proofErr w:type="spellEnd"/>
-      <w:r>
-        <w:rPr>
-          <w:rFonts w:cs="Times New Roman"/>
-          <w:szCs w:val="28"/>
-        </w:rPr>
-        <w:t xml:space="preserve"> с положительным эмоциональным окрасом, а хуже – с нейтральным. По метрике полноты картина несколько другая. </w:t>
-      </w:r>
-      <w:r>
-        <w:rPr>
-          <w:rFonts w:cs="Times New Roman"/>
-          <w:szCs w:val="28"/>
-        </w:rPr>
-        <w:t xml:space="preserve">Без произведения дополнительных математических операций не получается определить наверняка, у какой тональности наилучший и наихудший результат. </w:t>
+        <w:t>ОЧЕНЬ ИНТЕРЕСНЫЙ ВЫВОД</w:t>
+      </w:r>
+      <w:r>
+        <w:rPr>
+          <w:rFonts w:cs="Times New Roman"/>
+          <w:szCs w:val="28"/>
+        </w:rPr>
+        <w:t xml:space="preserve"> </w:t>
+      </w:r>
+      <w:r>
+        <w:rPr>
+          <w:rFonts w:cs="Times New Roman"/>
+          <w:szCs w:val="28"/>
+        </w:rPr>
+        <w:t xml:space="preserve">ОЧЕНЬ ИНТЕРЕСНЫЙ ВЫВОД ОЧЕНЬ ИНТЕРЕСНЫЙ ВЫВОД ОЧЕНЬ ИНТЕРЕСНЫЙ ВЫВОД ОЧЕНЬ ИНТЕРЕСНЫЙ ВЫВОД ОЧЕНЬ ИНТЕРЕСНЫЙ ВЫВОД ОЧЕНЬ ИНТЕРЕСНЫЙ ВЫВОД ОЧЕНЬ ИНТЕРЕСНЫЙ ВЫВОД ОЧЕНЬ ИНТЕРЕСНЫЙ ВЫВОД ОЧЕНЬ ИНТЕРЕСНЫЙ ВЫВОД ОЧЕНЬ ИНТЕРЕСНЫЙ ВЫВОД ОЧЕНЬ ИНТЕРЕСНЫЙ ВЫВОД ОЧЕНЬ ИНТЕРЕСНЫЙ ВЫВОД ОЧЕНЬ ИНТЕРЕСНЫЙ ВЫВОД ОЧЕНЬ ИНТЕРЕСНЫЙ ВЫВОД ОЧЕНЬ ИНТЕРЕСНЫЙ ВЫВОД ОЧЕНЬ ИНТЕРЕСНЫЙ ВЫВОД ОЧЕНЬ ИНТЕРЕСНЫЙ ВЫВОД ОЧЕНЬ ИНТЕРЕСНЫЙ ВЫВОД ОЧЕНЬ ИНТЕРЕСНЫЙ ВЫВОД ОЧЕНЬ ИНТЕРЕСНЫЙ ВЫВОД ОЧЕНЬ ИНТЕРЕСНЫЙ ВЫВОД ОЧЕНЬ ИНТЕРЕСНЫЙ ВЫВОД ОЧЕНЬ ИНТЕРЕСНЫЙ ВЫВОД ОЧЕНЬ ИНТЕРЕСНЫЙ ВЫВОД ОЧЕНЬ ИНТЕРЕСНЫЙ ВЫВОД ОЧЕНЬ ИНТЕРЕСНЫЙ ВЫВОД ОЧЕНЬ ИНТЕРЕСНЫЙ ВЫВОД ОЧЕНЬ ИНТЕРЕСНЫЙ ВЫВОД ОЧЕНЬ ИНТЕРЕСНЫЙ ВЫВОД ОЧЕНЬ ИНТЕРЕСНЫЙ ВЫВОД ОЧЕНЬ ИНТЕРЕСНЫЙ ВЫВОД ОЧЕНЬ ИНТЕРЕСНЫЙ ВЫВОД ОЧЕНЬ ИНТЕРЕСНЫЙ ВЫВОД ОЧЕНЬ ИНТЕРЕСНЫЙ ВЫВОД ОЧЕНЬ ИНТЕРЕСНЫЙ ВЫВОД ОЧЕНЬ ИНТЕРЕСНЫЙ ВЫВОД ОЧЕНЬ ИНТЕРЕСНЫЙ ВЫВОД ОЧЕНЬ ИНТЕРЕСНЫЙ ВЫВОД ОЧЕНЬ ИНТЕРЕСНЫЙ ВЫВОД ОЧЕНЬ ИНТЕРЕСНЫЙ ВЫВОД ОЧЕНЬ ИНТЕРЕСНЫЙ ВЫВОД ОЧЕНЬ ИНТЕРЕСНЫЙ ВЫВОД ОЧЕНЬ ИНТЕРЕСНЫЙ ВЫВОД ОЧЕНЬ ИНТЕРЕСНЫЙ ВЫВОД ОЧЕНЬ ИНТЕРЕСНЫЙ ВЫВОД ОЧЕНЬ ИНТЕРЕСНЫЙ ВЫВОД ОЧЕНЬ ИНТЕРЕСНЫЙ ВЫВОД ОЧЕНЬ ИНТЕРЕСНЫЙ ВЫВОД ОЧЕНЬ ИНТЕРЕСНЫЙ ВЫВОД ОЧЕНЬ ИНТЕРЕСНЫЙ ВЫВОД ОЧЕНЬ ИНТЕРЕСНЫЙ ВЫВОД ОЧЕНЬ ИНТЕРЕСНЫЙ ВЫВОД ОЧЕНЬ ИНТЕРЕСНЫЙ ВЫВОД </w:t>
       </w:r>
       <w:r>
         <w:rPr>
@@ -4859,7 +3645,7 @@
       <w:pPr>
         <w:pStyle w:val="Heading1"/>
       </w:pPr>
-      <w:bookmarkStart w:id="13" w:name="_Toc68817068"/>
+      <w:bookmarkStart w:id="13" w:name="_Toc69147842"/>
       <w:r>
         <w:lastRenderedPageBreak/>
         <w:t>СПИСОК ИСПОЛЬЗОВАННЫХ ИСТОЧНИКОВ</w:t>
@@ -4880,7 +3666,7 @@
           <w:rFonts w:cs="Times New Roman"/>
           <w:szCs w:val="28"/>
         </w:rPr>
-        <w:t xml:space="preserve">Андреас Мюллер, Введение в машинное обучение с помощью </w:t>
+        <w:t xml:space="preserve">ЛА </w:t>
       </w:r>
       <w:proofErr w:type="spellStart"/>
       <w:r>
@@ -4888,7 +3674,7 @@
           <w:rFonts w:cs="Times New Roman"/>
           <w:szCs w:val="28"/>
         </w:rPr>
-        <w:t>Python</w:t>
+        <w:t>ЛА</w:t>
       </w:r>
       <w:proofErr w:type="spellEnd"/>
       <w:r>
@@ -4896,22 +3682,17 @@
           <w:rFonts w:cs="Times New Roman"/>
           <w:szCs w:val="28"/>
         </w:rPr>
-        <w:t xml:space="preserve"> [Руководство</w:t>
-      </w:r>
-      <w:r>
-        <w:rPr>
-          <w:rFonts w:cs="Times New Roman"/>
-          <w:szCs w:val="28"/>
-        </w:rPr>
         <w:t xml:space="preserve"> </w:t>
       </w:r>
-      <w:r>
-        <w:rPr>
-          <w:rFonts w:cs="Times New Roman"/>
-          <w:szCs w:val="28"/>
-        </w:rPr>
-        <w:t>для специалистов по работе с данными] / Андреас Мюллер, Сара Гвидо, – Москва,</w:t>
-      </w:r>
+      <w:proofErr w:type="spellStart"/>
+      <w:r>
+        <w:rPr>
+          <w:rFonts w:cs="Times New Roman"/>
+          <w:szCs w:val="28"/>
+        </w:rPr>
+        <w:t>ЛА</w:t>
+      </w:r>
+      <w:proofErr w:type="spellEnd"/>
       <w:r>
         <w:rPr>
           <w:rFonts w:cs="Times New Roman"/>
@@ -4919,278 +3700,6 @@
         </w:rPr>
         <w:t xml:space="preserve"> </w:t>
       </w:r>
-      <w:r>
-        <w:rPr>
-          <w:rFonts w:cs="Times New Roman"/>
-          <w:szCs w:val="28"/>
-        </w:rPr>
-        <w:t>2016-2017. – 393 c.</w:t>
-      </w:r>
-    </w:p>
-    <w:p>
-      <w:pPr>
-        <w:spacing w:line="360" w:lineRule="auto"/>
-        <w:jc w:val="both"/>
-        <w:rPr>
-          <w:rFonts w:cs="Times New Roman"/>
-          <w:szCs w:val="28"/>
-        </w:rPr>
-      </w:pPr>
-      <w:proofErr w:type="spellStart"/>
-      <w:r>
-        <w:rPr>
-          <w:rFonts w:cs="Times New Roman"/>
-          <w:szCs w:val="28"/>
-        </w:rPr>
-        <w:t>Коротеев</w:t>
-      </w:r>
-      <w:proofErr w:type="spellEnd"/>
-      <w:r>
-        <w:rPr>
-          <w:rFonts w:cs="Times New Roman"/>
-          <w:szCs w:val="28"/>
-        </w:rPr>
-        <w:t xml:space="preserve"> М.В. Об основных задачах дескриптивного анализа как подготовительного этапа машинного </w:t>
-      </w:r>
-      <w:proofErr w:type="gramStart"/>
-      <w:r>
-        <w:rPr>
-          <w:rFonts w:cs="Times New Roman"/>
-          <w:szCs w:val="28"/>
-        </w:rPr>
-        <w:t xml:space="preserve">обучения </w:t>
-      </w:r>
-      <w:r>
-        <w:rPr>
-          <w:rFonts w:cs="Times New Roman"/>
-          <w:szCs w:val="28"/>
-        </w:rPr>
-        <w:t xml:space="preserve"> -</w:t>
-      </w:r>
-      <w:proofErr w:type="gramEnd"/>
-      <w:r>
-        <w:rPr>
-          <w:rFonts w:cs="Times New Roman"/>
-          <w:szCs w:val="28"/>
-        </w:rPr>
-        <w:t xml:space="preserve"> </w:t>
-      </w:r>
-      <w:r>
-        <w:rPr>
-          <w:rFonts w:cs="Times New Roman"/>
-          <w:szCs w:val="28"/>
-        </w:rPr>
-        <w:t>2018.</w:t>
-      </w:r>
-    </w:p>
-    <w:p>
-      <w:pPr>
-        <w:spacing w:line="360" w:lineRule="auto"/>
-        <w:jc w:val="both"/>
-        <w:rPr>
-          <w:rFonts w:cs="Times New Roman"/>
-          <w:szCs w:val="28"/>
-        </w:rPr>
-      </w:pPr>
-      <w:proofErr w:type="spellStart"/>
-      <w:r>
-        <w:rPr>
-          <w:rFonts w:cs="Times New Roman"/>
-          <w:szCs w:val="28"/>
-        </w:rPr>
-        <w:t>Коротеев</w:t>
-      </w:r>
-      <w:proofErr w:type="spellEnd"/>
-      <w:r>
-        <w:rPr>
-          <w:rFonts w:cs="Times New Roman"/>
-          <w:szCs w:val="28"/>
-        </w:rPr>
-        <w:t xml:space="preserve"> М.В.</w:t>
-      </w:r>
-      <w:r>
-        <w:rPr>
-          <w:rFonts w:cs="Times New Roman"/>
-          <w:szCs w:val="28"/>
-        </w:rPr>
-        <w:t xml:space="preserve"> Учебное пособие по дисциплине </w:t>
-      </w:r>
-      <w:r>
-        <w:rPr>
-          <w:rFonts w:cs="Times New Roman"/>
-          <w:szCs w:val="28"/>
-        </w:rPr>
-        <w:t>«</w:t>
-      </w:r>
-      <w:r>
-        <w:rPr>
-          <w:rFonts w:cs="Times New Roman"/>
-          <w:szCs w:val="28"/>
-        </w:rPr>
-        <w:t>Анализ данных и</w:t>
-      </w:r>
-      <w:r>
-        <w:rPr>
-          <w:rFonts w:cs="Times New Roman"/>
-          <w:szCs w:val="28"/>
-        </w:rPr>
-        <w:t xml:space="preserve"> </w:t>
-      </w:r>
-      <w:r>
-        <w:rPr>
-          <w:rFonts w:cs="Times New Roman"/>
-          <w:szCs w:val="28"/>
-        </w:rPr>
-        <w:t>машинное обучение</w:t>
-      </w:r>
-      <w:r>
-        <w:rPr>
-          <w:rFonts w:cs="Times New Roman"/>
-          <w:szCs w:val="28"/>
-        </w:rPr>
-        <w:t>»</w:t>
-      </w:r>
-      <w:r>
-        <w:rPr>
-          <w:rFonts w:cs="Times New Roman"/>
-          <w:szCs w:val="28"/>
-        </w:rPr>
-        <w:t xml:space="preserve"> - Москва,</w:t>
-      </w:r>
-      <w:r>
-        <w:rPr>
-          <w:rFonts w:cs="Times New Roman"/>
-          <w:szCs w:val="28"/>
-        </w:rPr>
-        <w:t xml:space="preserve"> </w:t>
-      </w:r>
-      <w:r>
-        <w:rPr>
-          <w:rFonts w:cs="Times New Roman"/>
-          <w:szCs w:val="28"/>
-        </w:rPr>
-        <w:t>2018.</w:t>
-      </w:r>
-    </w:p>
-    <w:p>
-      <w:pPr>
-        <w:spacing w:line="360" w:lineRule="auto"/>
-        <w:jc w:val="both"/>
-        <w:rPr>
-          <w:rFonts w:cs="Times New Roman"/>
-          <w:szCs w:val="28"/>
-        </w:rPr>
-      </w:pPr>
-      <w:proofErr w:type="spellStart"/>
-      <w:r>
-        <w:rPr>
-          <w:rFonts w:cs="Times New Roman"/>
-          <w:szCs w:val="28"/>
-        </w:rPr>
-        <w:t>Шакла</w:t>
-      </w:r>
-      <w:proofErr w:type="spellEnd"/>
-      <w:r>
-        <w:rPr>
-          <w:rFonts w:cs="Times New Roman"/>
-          <w:szCs w:val="28"/>
-        </w:rPr>
-        <w:t xml:space="preserve"> </w:t>
-      </w:r>
-      <w:proofErr w:type="spellStart"/>
-      <w:r>
-        <w:rPr>
-          <w:rFonts w:cs="Times New Roman"/>
-          <w:szCs w:val="28"/>
-        </w:rPr>
-        <w:t>Нишант</w:t>
-      </w:r>
-      <w:proofErr w:type="spellEnd"/>
-      <w:r>
-        <w:rPr>
-          <w:rFonts w:cs="Times New Roman"/>
-          <w:szCs w:val="28"/>
-        </w:rPr>
-        <w:t xml:space="preserve">, Машинное обучение и </w:t>
-      </w:r>
-      <w:proofErr w:type="spellStart"/>
-      <w:r>
-        <w:rPr>
-          <w:rFonts w:cs="Times New Roman"/>
-          <w:szCs w:val="28"/>
-        </w:rPr>
-        <w:t>TenserFlow</w:t>
-      </w:r>
-      <w:proofErr w:type="spellEnd"/>
-      <w:r>
-        <w:rPr>
-          <w:rFonts w:cs="Times New Roman"/>
-          <w:szCs w:val="28"/>
-        </w:rPr>
-        <w:t>. – СПб.: Питер, 2019. – 336 с.: ил.</w:t>
-      </w:r>
-      <w:r>
-        <w:rPr>
-          <w:rFonts w:cs="Times New Roman"/>
-          <w:szCs w:val="28"/>
-        </w:rPr>
-        <w:t xml:space="preserve"> </w:t>
-      </w:r>
-      <w:r>
-        <w:rPr>
-          <w:rFonts w:cs="Times New Roman"/>
-          <w:szCs w:val="28"/>
-        </w:rPr>
-        <w:t>– (Серия «Библиотека программиста»).</w:t>
-      </w:r>
-    </w:p>
-    <w:p>
-      <w:pPr>
-        <w:spacing w:line="360" w:lineRule="auto"/>
-        <w:jc w:val="both"/>
-        <w:rPr>
-          <w:rFonts w:cs="Times New Roman"/>
-          <w:szCs w:val="28"/>
-        </w:rPr>
-      </w:pPr>
-      <w:r>
-        <w:rPr>
-          <w:rFonts w:cs="Times New Roman"/>
-          <w:szCs w:val="28"/>
-        </w:rPr>
-        <w:t>Воронцов К.В. Лекции по методу опорных векторов [Электронный ресурс].</w:t>
-      </w:r>
-    </w:p>
-    <w:p>
-      <w:pPr>
-        <w:spacing w:line="360" w:lineRule="auto"/>
-        <w:jc w:val="both"/>
-        <w:rPr>
-          <w:rFonts w:cs="Times New Roman"/>
-          <w:szCs w:val="28"/>
-        </w:rPr>
-      </w:pPr>
-      <w:r>
-        <w:rPr>
-          <w:rFonts w:cs="Times New Roman"/>
-          <w:szCs w:val="28"/>
-        </w:rPr>
-        <w:t xml:space="preserve">URL: http://www.ccas.ru/voron/download/SVM.pdf (дата обращения </w:t>
-      </w:r>
-      <w:r>
-        <w:rPr>
-          <w:rFonts w:cs="Times New Roman"/>
-          <w:szCs w:val="28"/>
-        </w:rPr>
-        <w:t>2</w:t>
-      </w:r>
-      <w:r>
-        <w:rPr>
-          <w:rFonts w:cs="Times New Roman"/>
-          <w:szCs w:val="28"/>
-        </w:rPr>
-        <w:t>0.11.2020)</w:t>
-      </w:r>
     </w:p>
     <w:p>
       <w:pPr>
@@ -5213,7 +3722,7 @@
       <w:pPr>
         <w:pStyle w:val="Heading1"/>
       </w:pPr>
-      <w:bookmarkStart w:id="14" w:name="_Toc68817069"/>
+      <w:bookmarkStart w:id="14" w:name="_Toc69147843"/>
       <w:r>
         <w:lastRenderedPageBreak/>
         <w:t>ПРИЛОЖЕНИЯ</w:t>
@@ -5224,7 +3733,7 @@
       <w:pPr>
         <w:pStyle w:val="Heading2"/>
       </w:pPr>
-      <w:bookmarkStart w:id="15" w:name="_Toc68817070"/>
+      <w:bookmarkStart w:id="15" w:name="_Toc69147844"/>
       <w:r>
         <w:t>Приложение 1</w:t>
       </w:r>
@@ -5251,7 +3760,7 @@
       <w:pPr>
         <w:pStyle w:val="Heading2"/>
       </w:pPr>
-      <w:bookmarkStart w:id="16" w:name="_Toc68817071"/>
+      <w:bookmarkStart w:id="16" w:name="_Toc69147845"/>
       <w:r>
         <w:t xml:space="preserve">Приложение </w:t>
       </w:r>

--- a/Пояснительная записка.docx
+++ b/Пояснительная записка.docx
@@ -59,7 +59,7 @@
         </w:p>
         <w:p>
           <w:pPr>
-            <w:pStyle w:val="TOC1"/>
+            <w:pStyle w:val="11"/>
             <w:tabs>
               <w:tab w:val="right" w:leader="dot" w:pos="9628"/>
             </w:tabs>
@@ -70,7 +70,7 @@
               <w:i w:val="0"/>
               <w:iCs w:val="0"/>
               <w:noProof/>
-              <w:lang w:val="en-RU" w:eastAsia="en-GB"/>
+              <w:lang w:eastAsia="ru-RU"/>
             </w:rPr>
           </w:pPr>
           <w:r>
@@ -109,10 +109,10 @@
             </w:rPr>
             <w:fldChar w:fldCharType="separate"/>
           </w:r>
-          <w:hyperlink w:anchor="_Toc69147829" w:history="1">
-            <w:r>
-              <w:rPr>
-                <w:rStyle w:val="Hyperlink"/>
+          <w:hyperlink w:anchor="_Toc69242565" w:history="1">
+            <w:r>
+              <w:rPr>
+                <w:rStyle w:val="a7"/>
                 <w:noProof/>
               </w:rPr>
               <w:t>ВВЕДЕНИЕ</w:t>
@@ -136,7 +136,7 @@
                 <w:noProof/>
                 <w:webHidden/>
               </w:rPr>
-              <w:instrText xml:space="preserve"> PAGEREF _Toc69147829 \h </w:instrText>
+              <w:instrText xml:space="preserve"> PAGEREF _Toc69242565 \h </w:instrText>
             </w:r>
             <w:r>
               <w:rPr>
@@ -169,7 +169,7 @@
         </w:p>
         <w:p>
           <w:pPr>
-            <w:pStyle w:val="TOC1"/>
+            <w:pStyle w:val="11"/>
             <w:tabs>
               <w:tab w:val="right" w:leader="dot" w:pos="9628"/>
             </w:tabs>
@@ -180,16 +180,30 @@
               <w:i w:val="0"/>
               <w:iCs w:val="0"/>
               <w:noProof/>
-              <w:lang w:val="en-RU" w:eastAsia="en-GB"/>
+              <w:lang w:eastAsia="ru-RU"/>
             </w:rPr>
           </w:pPr>
-          <w:hyperlink w:anchor="_Toc69147830" w:history="1">
-            <w:r>
-              <w:rPr>
-                <w:rStyle w:val="Hyperlink"/>
-                <w:noProof/>
-              </w:rPr>
-              <w:t>ПОСТАНОВКА ЗАДАЧИ</w:t>
+          <w:hyperlink w:anchor="_Toc69242566" w:history="1">
+            <w:r>
+              <w:rPr>
+                <w:rStyle w:val="a7"/>
+                <w:noProof/>
+              </w:rPr>
+              <w:t>ПОСТ</w:t>
+            </w:r>
+            <w:r>
+              <w:rPr>
+                <w:rStyle w:val="a7"/>
+                <w:noProof/>
+              </w:rPr>
+              <w:t>А</w:t>
+            </w:r>
+            <w:r>
+              <w:rPr>
+                <w:rStyle w:val="a7"/>
+                <w:noProof/>
+              </w:rPr>
+              <w:t>НОВКА ЗАДАЧИ</w:t>
             </w:r>
             <w:r>
               <w:rPr>
@@ -210,7 +224,7 @@
                 <w:noProof/>
                 <w:webHidden/>
               </w:rPr>
-              <w:instrText xml:space="preserve"> PAGEREF _Toc69147830 \h </w:instrText>
+              <w:instrText xml:space="preserve"> PAGEREF _Toc69242566 \h </w:instrText>
             </w:r>
             <w:r>
               <w:rPr>
@@ -230,7 +244,7 @@
                 <w:noProof/>
                 <w:webHidden/>
               </w:rPr>
-              <w:t>4</w:t>
+              <w:t>5</w:t>
             </w:r>
             <w:r>
               <w:rPr>
@@ -243,7 +257,7 @@
         </w:p>
         <w:p>
           <w:pPr>
-            <w:pStyle w:val="TOC1"/>
+            <w:pStyle w:val="11"/>
             <w:tabs>
               <w:tab w:val="right" w:leader="dot" w:pos="9628"/>
             </w:tabs>
@@ -254,13 +268,13 @@
               <w:i w:val="0"/>
               <w:iCs w:val="0"/>
               <w:noProof/>
-              <w:lang w:val="en-RU" w:eastAsia="en-GB"/>
+              <w:lang w:eastAsia="ru-RU"/>
             </w:rPr>
           </w:pPr>
-          <w:hyperlink w:anchor="_Toc69147831" w:history="1">
-            <w:r>
-              <w:rPr>
-                <w:rStyle w:val="Hyperlink"/>
+          <w:hyperlink w:anchor="_Toc69242567" w:history="1">
+            <w:r>
+              <w:rPr>
+                <w:rStyle w:val="a7"/>
                 <w:noProof/>
               </w:rPr>
               <w:t>ОПИСАНИЕ ПРЕДМЕТНОЙ ОБЛАСТИ</w:t>
@@ -284,7 +298,7 @@
                 <w:noProof/>
                 <w:webHidden/>
               </w:rPr>
-              <w:instrText xml:space="preserve"> PAGEREF _Toc69147831 \h </w:instrText>
+              <w:instrText xml:space="preserve"> PAGEREF _Toc69242567 \h </w:instrText>
             </w:r>
             <w:r>
               <w:rPr>
@@ -304,7 +318,7 @@
                 <w:noProof/>
                 <w:webHidden/>
               </w:rPr>
-              <w:t>5</w:t>
+              <w:t>6</w:t>
             </w:r>
             <w:r>
               <w:rPr>
@@ -317,7 +331,7 @@
         </w:p>
         <w:p>
           <w:pPr>
-            <w:pStyle w:val="TOC1"/>
+            <w:pStyle w:val="11"/>
             <w:tabs>
               <w:tab w:val="right" w:leader="dot" w:pos="9628"/>
             </w:tabs>
@@ -328,16 +342,30 @@
               <w:i w:val="0"/>
               <w:iCs w:val="0"/>
               <w:noProof/>
-              <w:lang w:val="en-RU" w:eastAsia="en-GB"/>
+              <w:lang w:eastAsia="ru-RU"/>
             </w:rPr>
           </w:pPr>
-          <w:hyperlink w:anchor="_Toc69147832" w:history="1">
-            <w:r>
-              <w:rPr>
-                <w:rStyle w:val="Hyperlink"/>
-                <w:noProof/>
-              </w:rPr>
-              <w:t>АКТУАЛЬНОСТЬ АВТОМАТИЗАЦИИ</w:t>
+          <w:hyperlink w:anchor="_Toc69242568" w:history="1">
+            <w:r>
+              <w:rPr>
+                <w:rStyle w:val="a7"/>
+                <w:noProof/>
+              </w:rPr>
+              <w:t>АКТ</w:t>
+            </w:r>
+            <w:r>
+              <w:rPr>
+                <w:rStyle w:val="a7"/>
+                <w:noProof/>
+              </w:rPr>
+              <w:t>У</w:t>
+            </w:r>
+            <w:r>
+              <w:rPr>
+                <w:rStyle w:val="a7"/>
+                <w:noProof/>
+              </w:rPr>
+              <w:t>АЛЬНОСТЬ АВТОМАТИЗАЦИИ</w:t>
             </w:r>
             <w:r>
               <w:rPr>
@@ -358,7 +386,7 @@
                 <w:noProof/>
                 <w:webHidden/>
               </w:rPr>
-              <w:instrText xml:space="preserve"> PAGEREF _Toc69147832 \h </w:instrText>
+              <w:instrText xml:space="preserve"> PAGEREF _Toc69242568 \h </w:instrText>
             </w:r>
             <w:r>
               <w:rPr>
@@ -378,7 +406,7 @@
                 <w:noProof/>
                 <w:webHidden/>
               </w:rPr>
-              <w:t>7</w:t>
+              <w:t>8</w:t>
             </w:r>
             <w:r>
               <w:rPr>
@@ -391,7 +419,7 @@
         </w:p>
         <w:p>
           <w:pPr>
-            <w:pStyle w:val="TOC1"/>
+            <w:pStyle w:val="11"/>
             <w:tabs>
               <w:tab w:val="right" w:leader="dot" w:pos="9628"/>
             </w:tabs>
@@ -402,13 +430,13 @@
               <w:i w:val="0"/>
               <w:iCs w:val="0"/>
               <w:noProof/>
-              <w:lang w:val="en-RU" w:eastAsia="en-GB"/>
+              <w:lang w:eastAsia="ru-RU"/>
             </w:rPr>
           </w:pPr>
-          <w:hyperlink w:anchor="_Toc69147833" w:history="1">
-            <w:r>
-              <w:rPr>
-                <w:rStyle w:val="Hyperlink"/>
+          <w:hyperlink w:anchor="_Toc69242569" w:history="1">
+            <w:r>
+              <w:rPr>
+                <w:rStyle w:val="a7"/>
                 <w:noProof/>
               </w:rPr>
               <w:t>АЛГОРИТМИЧЕСКИЕ РЕШЕНИЯ</w:t>
@@ -432,7 +460,7 @@
                 <w:noProof/>
                 <w:webHidden/>
               </w:rPr>
-              <w:instrText xml:space="preserve"> PAGEREF _Toc69147833 \h </w:instrText>
+              <w:instrText xml:space="preserve"> PAGEREF _Toc69242569 \h </w:instrText>
             </w:r>
             <w:r>
               <w:rPr>
@@ -452,7 +480,7 @@
                 <w:noProof/>
                 <w:webHidden/>
               </w:rPr>
-              <w:t>8</w:t>
+              <w:t>9</w:t>
             </w:r>
             <w:r>
               <w:rPr>
@@ -465,7 +493,7 @@
         </w:p>
         <w:p>
           <w:pPr>
-            <w:pStyle w:val="TOC1"/>
+            <w:pStyle w:val="11"/>
             <w:tabs>
               <w:tab w:val="right" w:leader="dot" w:pos="9628"/>
             </w:tabs>
@@ -476,13 +504,13 @@
               <w:i w:val="0"/>
               <w:iCs w:val="0"/>
               <w:noProof/>
-              <w:lang w:val="en-RU" w:eastAsia="en-GB"/>
+              <w:lang w:eastAsia="ru-RU"/>
             </w:rPr>
           </w:pPr>
-          <w:hyperlink w:anchor="_Toc69147834" w:history="1">
-            <w:r>
-              <w:rPr>
-                <w:rStyle w:val="Hyperlink"/>
+          <w:hyperlink w:anchor="_Toc69242570" w:history="1">
+            <w:r>
+              <w:rPr>
+                <w:rStyle w:val="a7"/>
                 <w:noProof/>
               </w:rPr>
               <w:t>ОПИСАНИЕ ИНТЕРФЕЙСА ПРОГРАММЫ</w:t>
@@ -506,7 +534,7 @@
                 <w:noProof/>
                 <w:webHidden/>
               </w:rPr>
-              <w:instrText xml:space="preserve"> PAGEREF _Toc69147834 \h </w:instrText>
+              <w:instrText xml:space="preserve"> PAGEREF _Toc69242570 \h </w:instrText>
             </w:r>
             <w:r>
               <w:rPr>
@@ -526,7 +554,7 @@
                 <w:noProof/>
                 <w:webHidden/>
               </w:rPr>
-              <w:t>9</w:t>
+              <w:t>10</w:t>
             </w:r>
             <w:r>
               <w:rPr>
@@ -539,7 +567,7 @@
         </w:p>
         <w:p>
           <w:pPr>
-            <w:pStyle w:val="TOC1"/>
+            <w:pStyle w:val="11"/>
             <w:tabs>
               <w:tab w:val="right" w:leader="dot" w:pos="9628"/>
             </w:tabs>
@@ -550,13 +578,13 @@
               <w:i w:val="0"/>
               <w:iCs w:val="0"/>
               <w:noProof/>
-              <w:lang w:val="en-RU" w:eastAsia="en-GB"/>
+              <w:lang w:eastAsia="ru-RU"/>
             </w:rPr>
           </w:pPr>
-          <w:hyperlink w:anchor="_Toc69147835" w:history="1">
-            <w:r>
-              <w:rPr>
-                <w:rStyle w:val="Hyperlink"/>
+          <w:hyperlink w:anchor="_Toc69242571" w:history="1">
+            <w:r>
+              <w:rPr>
+                <w:rStyle w:val="a7"/>
                 <w:noProof/>
               </w:rPr>
               <w:t>СОСТАВ ПРИЛОЖЕНИЯ</w:t>
@@ -580,7 +608,7 @@
                 <w:noProof/>
                 <w:webHidden/>
               </w:rPr>
-              <w:instrText xml:space="preserve"> PAGEREF _Toc69147835 \h </w:instrText>
+              <w:instrText xml:space="preserve"> PAGEREF _Toc69242571 \h </w:instrText>
             </w:r>
             <w:r>
               <w:rPr>
@@ -600,7 +628,7 @@
                 <w:noProof/>
                 <w:webHidden/>
               </w:rPr>
-              <w:t>10</w:t>
+              <w:t>11</w:t>
             </w:r>
             <w:r>
               <w:rPr>
@@ -613,7 +641,7 @@
         </w:p>
         <w:p>
           <w:pPr>
-            <w:pStyle w:val="TOC2"/>
+            <w:pStyle w:val="21"/>
             <w:tabs>
               <w:tab w:val="right" w:leader="dot" w:pos="9628"/>
             </w:tabs>
@@ -624,13 +652,13 @@
               <w:noProof/>
               <w:sz w:val="24"/>
               <w:szCs w:val="24"/>
-              <w:lang w:val="en-RU" w:eastAsia="en-GB"/>
+              <w:lang w:eastAsia="ru-RU"/>
             </w:rPr>
           </w:pPr>
-          <w:hyperlink w:anchor="_Toc69147836" w:history="1">
-            <w:r>
-              <w:rPr>
-                <w:rStyle w:val="Hyperlink"/>
+          <w:hyperlink w:anchor="_Toc69242572" w:history="1">
+            <w:r>
+              <w:rPr>
+                <w:rStyle w:val="a7"/>
                 <w:noProof/>
               </w:rPr>
               <w:t>Сервер</w:t>
@@ -654,7 +682,7 @@
                 <w:noProof/>
                 <w:webHidden/>
               </w:rPr>
-              <w:instrText xml:space="preserve"> PAGEREF _Toc69147836 \h </w:instrText>
+              <w:instrText xml:space="preserve"> PAGEREF _Toc69242572 \h </w:instrText>
             </w:r>
             <w:r>
               <w:rPr>
@@ -674,7 +702,7 @@
                 <w:noProof/>
                 <w:webHidden/>
               </w:rPr>
-              <w:t>10</w:t>
+              <w:t>11</w:t>
             </w:r>
             <w:r>
               <w:rPr>
@@ -687,7 +715,7 @@
         </w:p>
         <w:p>
           <w:pPr>
-            <w:pStyle w:val="TOC2"/>
+            <w:pStyle w:val="21"/>
             <w:tabs>
               <w:tab w:val="right" w:leader="dot" w:pos="9628"/>
             </w:tabs>
@@ -698,13 +726,13 @@
               <w:noProof/>
               <w:sz w:val="24"/>
               <w:szCs w:val="24"/>
-              <w:lang w:val="en-RU" w:eastAsia="en-GB"/>
+              <w:lang w:eastAsia="ru-RU"/>
             </w:rPr>
           </w:pPr>
-          <w:hyperlink w:anchor="_Toc69147837" w:history="1">
-            <w:r>
-              <w:rPr>
-                <w:rStyle w:val="Hyperlink"/>
+          <w:hyperlink w:anchor="_Toc69242573" w:history="1">
+            <w:r>
+              <w:rPr>
+                <w:rStyle w:val="a7"/>
                 <w:noProof/>
               </w:rPr>
               <w:t>Клиент</w:t>
@@ -728,7 +756,7 @@
                 <w:noProof/>
                 <w:webHidden/>
               </w:rPr>
-              <w:instrText xml:space="preserve"> PAGEREF _Toc69147837 \h </w:instrText>
+              <w:instrText xml:space="preserve"> PAGEREF _Toc69242573 \h </w:instrText>
             </w:r>
             <w:r>
               <w:rPr>
@@ -748,7 +776,7 @@
                 <w:noProof/>
                 <w:webHidden/>
               </w:rPr>
-              <w:t>10</w:t>
+              <w:t>11</w:t>
             </w:r>
             <w:r>
               <w:rPr>
@@ -761,7 +789,7 @@
         </w:p>
         <w:p>
           <w:pPr>
-            <w:pStyle w:val="TOC1"/>
+            <w:pStyle w:val="11"/>
             <w:tabs>
               <w:tab w:val="right" w:leader="dot" w:pos="9628"/>
             </w:tabs>
@@ -772,13 +800,13 @@
               <w:i w:val="0"/>
               <w:iCs w:val="0"/>
               <w:noProof/>
-              <w:lang w:val="en-RU" w:eastAsia="en-GB"/>
+              <w:lang w:eastAsia="ru-RU"/>
             </w:rPr>
           </w:pPr>
-          <w:hyperlink w:anchor="_Toc69147838" w:history="1">
-            <w:r>
-              <w:rPr>
-                <w:rStyle w:val="Hyperlink"/>
+          <w:hyperlink w:anchor="_Toc69242574" w:history="1">
+            <w:r>
+              <w:rPr>
+                <w:rStyle w:val="a7"/>
                 <w:noProof/>
               </w:rPr>
               <w:t>НАЗНАЧЕНИЕ И СОСТАВ КЛАССОВ ПРОГРАММЫ</w:t>
@@ -802,7 +830,7 @@
                 <w:noProof/>
                 <w:webHidden/>
               </w:rPr>
-              <w:instrText xml:space="preserve"> PAGEREF _Toc69147838 \h </w:instrText>
+              <w:instrText xml:space="preserve"> PAGEREF _Toc69242574 \h </w:instrText>
             </w:r>
             <w:r>
               <w:rPr>
@@ -822,7 +850,7 @@
                 <w:noProof/>
                 <w:webHidden/>
               </w:rPr>
-              <w:t>11</w:t>
+              <w:t>12</w:t>
             </w:r>
             <w:r>
               <w:rPr>
@@ -835,7 +863,7 @@
         </w:p>
         <w:p>
           <w:pPr>
-            <w:pStyle w:val="TOC2"/>
+            <w:pStyle w:val="21"/>
             <w:tabs>
               <w:tab w:val="right" w:leader="dot" w:pos="9628"/>
             </w:tabs>
@@ -846,13 +874,13 @@
               <w:noProof/>
               <w:sz w:val="24"/>
               <w:szCs w:val="24"/>
-              <w:lang w:val="en-RU" w:eastAsia="en-GB"/>
+              <w:lang w:eastAsia="ru-RU"/>
             </w:rPr>
           </w:pPr>
-          <w:hyperlink w:anchor="_Toc69147839" w:history="1">
-            <w:r>
-              <w:rPr>
-                <w:rStyle w:val="Hyperlink"/>
+          <w:hyperlink w:anchor="_Toc69242575" w:history="1">
+            <w:r>
+              <w:rPr>
+                <w:rStyle w:val="a7"/>
                 <w:noProof/>
               </w:rPr>
               <w:t>Сервер</w:t>
@@ -876,7 +904,7 @@
                 <w:noProof/>
                 <w:webHidden/>
               </w:rPr>
-              <w:instrText xml:space="preserve"> PAGEREF _Toc69147839 \h </w:instrText>
+              <w:instrText xml:space="preserve"> PAGEREF _Toc69242575 \h </w:instrText>
             </w:r>
             <w:r>
               <w:rPr>
@@ -896,7 +924,7 @@
                 <w:noProof/>
                 <w:webHidden/>
               </w:rPr>
-              <w:t>11</w:t>
+              <w:t>12</w:t>
             </w:r>
             <w:r>
               <w:rPr>
@@ -909,7 +937,7 @@
         </w:p>
         <w:p>
           <w:pPr>
-            <w:pStyle w:val="TOC2"/>
+            <w:pStyle w:val="21"/>
             <w:tabs>
               <w:tab w:val="right" w:leader="dot" w:pos="9628"/>
             </w:tabs>
@@ -920,13 +948,13 @@
               <w:noProof/>
               <w:sz w:val="24"/>
               <w:szCs w:val="24"/>
-              <w:lang w:val="en-RU" w:eastAsia="en-GB"/>
+              <w:lang w:eastAsia="ru-RU"/>
             </w:rPr>
           </w:pPr>
-          <w:hyperlink w:anchor="_Toc69147840" w:history="1">
-            <w:r>
-              <w:rPr>
-                <w:rStyle w:val="Hyperlink"/>
+          <w:hyperlink w:anchor="_Toc69242576" w:history="1">
+            <w:r>
+              <w:rPr>
+                <w:rStyle w:val="a7"/>
                 <w:noProof/>
               </w:rPr>
               <w:t>Клиент</w:t>
@@ -950,7 +978,7 @@
                 <w:noProof/>
                 <w:webHidden/>
               </w:rPr>
-              <w:instrText xml:space="preserve"> PAGEREF _Toc69147840 \h </w:instrText>
+              <w:instrText xml:space="preserve"> PAGEREF _Toc69242576 \h </w:instrText>
             </w:r>
             <w:r>
               <w:rPr>
@@ -970,7 +998,7 @@
                 <w:noProof/>
                 <w:webHidden/>
               </w:rPr>
-              <w:t>11</w:t>
+              <w:t>12</w:t>
             </w:r>
             <w:r>
               <w:rPr>
@@ -983,7 +1011,7 @@
         </w:p>
         <w:p>
           <w:pPr>
-            <w:pStyle w:val="TOC1"/>
+            <w:pStyle w:val="11"/>
             <w:tabs>
               <w:tab w:val="right" w:leader="dot" w:pos="9628"/>
             </w:tabs>
@@ -994,13 +1022,13 @@
               <w:i w:val="0"/>
               <w:iCs w:val="0"/>
               <w:noProof/>
-              <w:lang w:val="en-RU" w:eastAsia="en-GB"/>
+              <w:lang w:eastAsia="ru-RU"/>
             </w:rPr>
           </w:pPr>
-          <w:hyperlink w:anchor="_Toc69147841" w:history="1">
-            <w:r>
-              <w:rPr>
-                <w:rStyle w:val="Hyperlink"/>
+          <w:hyperlink w:anchor="_Toc69242577" w:history="1">
+            <w:r>
+              <w:rPr>
+                <w:rStyle w:val="a7"/>
                 <w:noProof/>
               </w:rPr>
               <w:t>ЗАКЛЮЧЕНИЕ</w:t>
@@ -1024,7 +1052,7 @@
                 <w:noProof/>
                 <w:webHidden/>
               </w:rPr>
-              <w:instrText xml:space="preserve"> PAGEREF _Toc69147841 \h </w:instrText>
+              <w:instrText xml:space="preserve"> PAGEREF _Toc69242577 \h </w:instrText>
             </w:r>
             <w:r>
               <w:rPr>
@@ -1044,7 +1072,7 @@
                 <w:noProof/>
                 <w:webHidden/>
               </w:rPr>
-              <w:t>12</w:t>
+              <w:t>13</w:t>
             </w:r>
             <w:r>
               <w:rPr>
@@ -1057,7 +1085,7 @@
         </w:p>
         <w:p>
           <w:pPr>
-            <w:pStyle w:val="TOC1"/>
+            <w:pStyle w:val="11"/>
             <w:tabs>
               <w:tab w:val="right" w:leader="dot" w:pos="9628"/>
             </w:tabs>
@@ -1068,13 +1096,13 @@
               <w:i w:val="0"/>
               <w:iCs w:val="0"/>
               <w:noProof/>
-              <w:lang w:val="en-RU" w:eastAsia="en-GB"/>
+              <w:lang w:eastAsia="ru-RU"/>
             </w:rPr>
           </w:pPr>
-          <w:hyperlink w:anchor="_Toc69147842" w:history="1">
-            <w:r>
-              <w:rPr>
-                <w:rStyle w:val="Hyperlink"/>
+          <w:hyperlink w:anchor="_Toc69242578" w:history="1">
+            <w:r>
+              <w:rPr>
+                <w:rStyle w:val="a7"/>
                 <w:noProof/>
               </w:rPr>
               <w:t>СПИСОК ИСПОЛЬЗОВАННЫХ ИСТОЧНИКОВ</w:t>
@@ -1098,7 +1126,7 @@
                 <w:noProof/>
                 <w:webHidden/>
               </w:rPr>
-              <w:instrText xml:space="preserve"> PAGEREF _Toc69147842 \h </w:instrText>
+              <w:instrText xml:space="preserve"> PAGEREF _Toc69242578 \h </w:instrText>
             </w:r>
             <w:r>
               <w:rPr>
@@ -1118,7 +1146,7 @@
                 <w:noProof/>
                 <w:webHidden/>
               </w:rPr>
-              <w:t>13</w:t>
+              <w:t>14</w:t>
             </w:r>
             <w:r>
               <w:rPr>
@@ -1131,7 +1159,7 @@
         </w:p>
         <w:p>
           <w:pPr>
-            <w:pStyle w:val="TOC1"/>
+            <w:pStyle w:val="11"/>
             <w:tabs>
               <w:tab w:val="right" w:leader="dot" w:pos="9628"/>
             </w:tabs>
@@ -1142,13 +1170,13 @@
               <w:i w:val="0"/>
               <w:iCs w:val="0"/>
               <w:noProof/>
-              <w:lang w:val="en-RU" w:eastAsia="en-GB"/>
+              <w:lang w:eastAsia="ru-RU"/>
             </w:rPr>
           </w:pPr>
-          <w:hyperlink w:anchor="_Toc69147843" w:history="1">
-            <w:r>
-              <w:rPr>
-                <w:rStyle w:val="Hyperlink"/>
+          <w:hyperlink w:anchor="_Toc69242579" w:history="1">
+            <w:r>
+              <w:rPr>
+                <w:rStyle w:val="a7"/>
                 <w:noProof/>
               </w:rPr>
               <w:t>ПРИЛОЖЕНИЯ</w:t>
@@ -1172,7 +1200,7 @@
                 <w:noProof/>
                 <w:webHidden/>
               </w:rPr>
-              <w:instrText xml:space="preserve"> PAGEREF _Toc69147843 \h </w:instrText>
+              <w:instrText xml:space="preserve"> PAGEREF _Toc69242579 \h </w:instrText>
             </w:r>
             <w:r>
               <w:rPr>
@@ -1192,7 +1220,7 @@
                 <w:noProof/>
                 <w:webHidden/>
               </w:rPr>
-              <w:t>14</w:t>
+              <w:t>15</w:t>
             </w:r>
             <w:r>
               <w:rPr>
@@ -1205,7 +1233,7 @@
         </w:p>
         <w:p>
           <w:pPr>
-            <w:pStyle w:val="TOC2"/>
+            <w:pStyle w:val="21"/>
             <w:tabs>
               <w:tab w:val="right" w:leader="dot" w:pos="9628"/>
             </w:tabs>
@@ -1216,13 +1244,13 @@
               <w:noProof/>
               <w:sz w:val="24"/>
               <w:szCs w:val="24"/>
-              <w:lang w:val="en-RU" w:eastAsia="en-GB"/>
+              <w:lang w:eastAsia="ru-RU"/>
             </w:rPr>
           </w:pPr>
-          <w:hyperlink w:anchor="_Toc69147844" w:history="1">
-            <w:r>
-              <w:rPr>
-                <w:rStyle w:val="Hyperlink"/>
+          <w:hyperlink w:anchor="_Toc69242580" w:history="1">
+            <w:r>
+              <w:rPr>
+                <w:rStyle w:val="a7"/>
                 <w:noProof/>
               </w:rPr>
               <w:t>Приложение 1</w:t>
@@ -1246,7 +1274,7 @@
                 <w:noProof/>
                 <w:webHidden/>
               </w:rPr>
-              <w:instrText xml:space="preserve"> PAGEREF _Toc69147844 \h </w:instrText>
+              <w:instrText xml:space="preserve"> PAGEREF _Toc69242580 \h </w:instrText>
             </w:r>
             <w:r>
               <w:rPr>
@@ -1266,7 +1294,7 @@
                 <w:noProof/>
                 <w:webHidden/>
               </w:rPr>
-              <w:t>14</w:t>
+              <w:t>15</w:t>
             </w:r>
             <w:r>
               <w:rPr>
@@ -1279,7 +1307,7 @@
         </w:p>
         <w:p>
           <w:pPr>
-            <w:pStyle w:val="TOC2"/>
+            <w:pStyle w:val="21"/>
             <w:tabs>
               <w:tab w:val="right" w:leader="dot" w:pos="9628"/>
             </w:tabs>
@@ -1290,13 +1318,13 @@
               <w:noProof/>
               <w:sz w:val="24"/>
               <w:szCs w:val="24"/>
-              <w:lang w:val="en-RU" w:eastAsia="en-GB"/>
+              <w:lang w:eastAsia="ru-RU"/>
             </w:rPr>
           </w:pPr>
-          <w:hyperlink w:anchor="_Toc69147845" w:history="1">
-            <w:r>
-              <w:rPr>
-                <w:rStyle w:val="Hyperlink"/>
+          <w:hyperlink w:anchor="_Toc69242581" w:history="1">
+            <w:r>
+              <w:rPr>
+                <w:rStyle w:val="a7"/>
                 <w:noProof/>
               </w:rPr>
               <w:t>Приложение 2</w:t>
@@ -1320,7 +1348,7 @@
                 <w:noProof/>
                 <w:webHidden/>
               </w:rPr>
-              <w:instrText xml:space="preserve"> PAGEREF _Toc69147845 \h </w:instrText>
+              <w:instrText xml:space="preserve"> PAGEREF _Toc69242581 \h </w:instrText>
             </w:r>
             <w:r>
               <w:rPr>
@@ -1340,7 +1368,7 @@
                 <w:noProof/>
                 <w:webHidden/>
               </w:rPr>
-              <w:t>14</w:t>
+              <w:t>15</w:t>
             </w:r>
             <w:r>
               <w:rPr>
@@ -1387,9 +1415,9 @@
     </w:p>
     <w:p>
       <w:pPr>
-        <w:pStyle w:val="Heading1"/>
-      </w:pPr>
-      <w:bookmarkStart w:id="0" w:name="_Toc69147829"/>
+        <w:pStyle w:val="1"/>
+      </w:pPr>
+      <w:bookmarkStart w:id="0" w:name="_Toc69242565"/>
       <w:r>
         <w:lastRenderedPageBreak/>
         <w:t>ВВЕДЕНИЕ</w:t>
@@ -1411,23 +1439,92 @@
           <w:rFonts w:cs="Times New Roman"/>
           <w:szCs w:val="28"/>
         </w:rPr>
-        <w:t xml:space="preserve">На сегодняшний день </w:t>
-      </w:r>
-      <w:proofErr w:type="spellStart"/>
-      <w:r>
-        <w:rPr>
-          <w:rFonts w:cs="Times New Roman"/>
-          <w:szCs w:val="28"/>
-        </w:rPr>
-        <w:t>дофига</w:t>
-      </w:r>
-      <w:proofErr w:type="spellEnd"/>
-      <w:r>
-        <w:rPr>
-          <w:rFonts w:cs="Times New Roman"/>
-          <w:szCs w:val="28"/>
-        </w:rPr>
-        <w:t xml:space="preserve"> всяких чатов</w:t>
+        <w:t xml:space="preserve">Примерно с 2010 годов </w:t>
+      </w:r>
+      <w:r>
+        <w:rPr>
+          <w:rFonts w:cs="Times New Roman"/>
+          <w:szCs w:val="28"/>
+        </w:rPr>
+        <w:t>можно наблюдать эволюцию приложений-мессенджеров</w:t>
+      </w:r>
+      <w:r>
+        <w:rPr>
+          <w:rFonts w:cs="Times New Roman"/>
+          <w:szCs w:val="28"/>
+        </w:rPr>
+        <w:t xml:space="preserve">. </w:t>
+      </w:r>
+      <w:r>
+        <w:rPr>
+          <w:rFonts w:cs="Times New Roman"/>
+          <w:szCs w:val="28"/>
+        </w:rPr>
+        <w:t xml:space="preserve">Сначала быструю популярность набрал </w:t>
+      </w:r>
+      <w:r>
+        <w:rPr>
+          <w:rFonts w:cs="Times New Roman"/>
+          <w:szCs w:val="28"/>
+          <w:lang w:val="en-US"/>
+        </w:rPr>
+        <w:t>WhatsApp</w:t>
+      </w:r>
+      <w:r>
+        <w:rPr>
+          <w:rFonts w:cs="Times New Roman"/>
+          <w:szCs w:val="28"/>
+        </w:rPr>
+        <w:t xml:space="preserve"> </w:t>
+      </w:r>
+      <w:r>
+        <w:rPr>
+          <w:rFonts w:cs="Times New Roman"/>
+          <w:szCs w:val="28"/>
+        </w:rPr>
+        <w:t>за счет своей простоты</w:t>
+      </w:r>
+      <w:r>
+        <w:rPr>
+          <w:rFonts w:cs="Times New Roman"/>
+          <w:szCs w:val="28"/>
+        </w:rPr>
+        <w:t xml:space="preserve"> использования</w:t>
+      </w:r>
+      <w:r>
+        <w:rPr>
+          <w:rFonts w:cs="Times New Roman"/>
+          <w:szCs w:val="28"/>
+        </w:rPr>
+        <w:t xml:space="preserve"> и привязки пользователя к его номеру телефона</w:t>
+      </w:r>
+      <w:r>
+        <w:rPr>
+          <w:rFonts w:cs="Times New Roman"/>
+          <w:szCs w:val="28"/>
+        </w:rPr>
+        <w:t>.</w:t>
+      </w:r>
+      <w:r>
+        <w:rPr>
+          <w:rFonts w:cs="Times New Roman"/>
+          <w:szCs w:val="28"/>
+        </w:rPr>
+        <w:t xml:space="preserve"> </w:t>
+      </w:r>
+      <w:r>
+        <w:rPr>
+          <w:rFonts w:cs="Times New Roman"/>
+          <w:szCs w:val="28"/>
+        </w:rPr>
+        <w:t>З</w:t>
+      </w:r>
+      <w:r>
+        <w:rPr>
+          <w:rFonts w:cs="Times New Roman"/>
+          <w:szCs w:val="28"/>
+        </w:rPr>
+        <w:t>атем</w:t>
       </w:r>
       <w:r>
         <w:rPr>
@@ -1441,23 +1538,485 @@
           <w:rFonts w:cs="Times New Roman"/>
           <w:szCs w:val="28"/>
         </w:rPr>
-        <w:t xml:space="preserve">а вот </w:t>
-      </w:r>
-      <w:proofErr w:type="gramStart"/>
-      <w:r>
-        <w:rPr>
-          <w:rFonts w:cs="Times New Roman"/>
-          <w:szCs w:val="28"/>
-        </w:rPr>
-        <w:t>понять</w:t>
-      </w:r>
-      <w:proofErr w:type="gramEnd"/>
-      <w:r>
-        <w:rPr>
-          <w:rFonts w:cs="Times New Roman"/>
-          <w:szCs w:val="28"/>
-        </w:rPr>
-        <w:t xml:space="preserve"> как они работают – дело совсем другое</w:t>
+        <w:t xml:space="preserve">в 2011 году социальная сеть </w:t>
+      </w:r>
+      <w:r>
+        <w:rPr>
+          <w:rFonts w:cs="Times New Roman"/>
+          <w:szCs w:val="28"/>
+          <w:lang w:val="en-US"/>
+        </w:rPr>
+        <w:t>Facebook</w:t>
+      </w:r>
+      <w:r>
+        <w:rPr>
+          <w:rFonts w:cs="Times New Roman"/>
+          <w:szCs w:val="28"/>
+        </w:rPr>
+        <w:t xml:space="preserve"> представила</w:t>
+      </w:r>
+      <w:r>
+        <w:rPr>
+          <w:rFonts w:cs="Times New Roman"/>
+          <w:szCs w:val="28"/>
+        </w:rPr>
+        <w:t xml:space="preserve"> </w:t>
+      </w:r>
+      <w:r>
+        <w:rPr>
+          <w:rFonts w:cs="Times New Roman"/>
+          <w:szCs w:val="28"/>
+        </w:rPr>
+        <w:t xml:space="preserve">гибридный мессенджер </w:t>
+      </w:r>
+      <w:r>
+        <w:rPr>
+          <w:rFonts w:cs="Times New Roman"/>
+          <w:szCs w:val="28"/>
+          <w:lang w:val="en-US"/>
+        </w:rPr>
+        <w:t>Facebook</w:t>
+      </w:r>
+      <w:r>
+        <w:rPr>
+          <w:rFonts w:cs="Times New Roman"/>
+          <w:szCs w:val="28"/>
+        </w:rPr>
+        <w:t xml:space="preserve"> </w:t>
+      </w:r>
+      <w:r>
+        <w:rPr>
+          <w:rFonts w:cs="Times New Roman"/>
+          <w:szCs w:val="28"/>
+          <w:lang w:val="en-US"/>
+        </w:rPr>
+        <w:t>Messenger</w:t>
+      </w:r>
+      <w:r>
+        <w:rPr>
+          <w:rFonts w:cs="Times New Roman"/>
+          <w:szCs w:val="28"/>
+        </w:rPr>
+        <w:t>:</w:t>
+      </w:r>
+      <w:r>
+        <w:rPr>
+          <w:rFonts w:cs="Times New Roman"/>
+          <w:szCs w:val="28"/>
+        </w:rPr>
+        <w:t xml:space="preserve"> </w:t>
+      </w:r>
+      <w:r>
+        <w:rPr>
+          <w:rFonts w:cs="Times New Roman"/>
+          <w:szCs w:val="28"/>
+        </w:rPr>
+        <w:t>обособленное от основной социальной сети</w:t>
+      </w:r>
+      <w:r>
+        <w:rPr>
+          <w:rFonts w:cs="Times New Roman"/>
+          <w:szCs w:val="28"/>
+        </w:rPr>
+        <w:t xml:space="preserve"> </w:t>
+      </w:r>
+      <w:r>
+        <w:rPr>
+          <w:rFonts w:cs="Times New Roman"/>
+          <w:szCs w:val="28"/>
+        </w:rPr>
+        <w:t>приложение</w:t>
+      </w:r>
+      <w:r>
+        <w:rPr>
+          <w:rFonts w:cs="Times New Roman"/>
+          <w:szCs w:val="28"/>
+        </w:rPr>
+        <w:t xml:space="preserve">, </w:t>
+      </w:r>
+      <w:r>
+        <w:rPr>
+          <w:rFonts w:cs="Times New Roman"/>
+          <w:szCs w:val="28"/>
+        </w:rPr>
+        <w:t xml:space="preserve">в котором можно было общаться как с пользователями </w:t>
+      </w:r>
+      <w:r>
+        <w:rPr>
+          <w:rFonts w:cs="Times New Roman"/>
+          <w:szCs w:val="28"/>
+          <w:lang w:val="en-US"/>
+        </w:rPr>
+        <w:t>Facebook</w:t>
+      </w:r>
+      <w:r>
+        <w:rPr>
+          <w:rFonts w:cs="Times New Roman"/>
+          <w:szCs w:val="28"/>
+        </w:rPr>
+        <w:t xml:space="preserve">, </w:t>
+      </w:r>
+      <w:r>
+        <w:rPr>
+          <w:rFonts w:cs="Times New Roman"/>
+          <w:szCs w:val="28"/>
+        </w:rPr>
+        <w:t xml:space="preserve">так и </w:t>
+      </w:r>
+      <w:r>
+        <w:rPr>
+          <w:rFonts w:cs="Times New Roman"/>
+          <w:szCs w:val="28"/>
+        </w:rPr>
+        <w:t xml:space="preserve">только </w:t>
+      </w:r>
+      <w:r>
+        <w:rPr>
+          <w:rFonts w:cs="Times New Roman"/>
+          <w:szCs w:val="28"/>
+        </w:rPr>
+        <w:t>по номеру телефона</w:t>
+      </w:r>
+      <w:r>
+        <w:rPr>
+          <w:rFonts w:cs="Times New Roman"/>
+          <w:szCs w:val="28"/>
+        </w:rPr>
+        <w:t>.</w:t>
+      </w:r>
+      <w:r>
+        <w:rPr>
+          <w:rFonts w:cs="Times New Roman"/>
+          <w:szCs w:val="28"/>
+        </w:rPr>
+        <w:t xml:space="preserve"> </w:t>
+      </w:r>
+      <w:r>
+        <w:rPr>
+          <w:rFonts w:cs="Times New Roman"/>
+          <w:szCs w:val="28"/>
+        </w:rPr>
+        <w:t xml:space="preserve">В том же году был представлен китайский </w:t>
+      </w:r>
+      <w:r>
+        <w:rPr>
+          <w:rFonts w:cs="Times New Roman"/>
+          <w:szCs w:val="28"/>
+          <w:lang w:val="en-US"/>
+        </w:rPr>
+        <w:t>WeChat</w:t>
+      </w:r>
+      <w:r>
+        <w:rPr>
+          <w:rFonts w:cs="Times New Roman"/>
+          <w:szCs w:val="28"/>
+        </w:rPr>
+        <w:t xml:space="preserve">, </w:t>
+      </w:r>
+      <w:r>
+        <w:rPr>
+          <w:rFonts w:cs="Times New Roman"/>
+          <w:szCs w:val="28"/>
+        </w:rPr>
+        <w:t>который</w:t>
+      </w:r>
+      <w:r>
+        <w:rPr>
+          <w:rFonts w:cs="Times New Roman"/>
+          <w:szCs w:val="28"/>
+        </w:rPr>
+        <w:t xml:space="preserve"> </w:t>
+      </w:r>
+      <w:r>
+        <w:rPr>
+          <w:rFonts w:cs="Times New Roman"/>
+          <w:szCs w:val="28"/>
+        </w:rPr>
+        <w:t>включал в себя не только мессенджер</w:t>
+      </w:r>
+      <w:r>
+        <w:rPr>
+          <w:rFonts w:cs="Times New Roman"/>
+          <w:szCs w:val="28"/>
+        </w:rPr>
+        <w:t xml:space="preserve">, </w:t>
+      </w:r>
+      <w:r>
+        <w:rPr>
+          <w:rFonts w:cs="Times New Roman"/>
+          <w:szCs w:val="28"/>
+        </w:rPr>
+        <w:t>но и локальную платёжную систему</w:t>
+      </w:r>
+      <w:r>
+        <w:rPr>
+          <w:rFonts w:cs="Times New Roman"/>
+          <w:szCs w:val="28"/>
+        </w:rPr>
+        <w:t>.</w:t>
+      </w:r>
+      <w:r>
+        <w:rPr>
+          <w:rFonts w:cs="Times New Roman"/>
+          <w:szCs w:val="28"/>
+        </w:rPr>
+        <w:t xml:space="preserve"> </w:t>
+      </w:r>
+      <w:r>
+        <w:rPr>
+          <w:rFonts w:cs="Times New Roman"/>
+          <w:szCs w:val="28"/>
+        </w:rPr>
+        <w:t xml:space="preserve"> </w:t>
+      </w:r>
+      <w:r>
+        <w:rPr>
+          <w:rFonts w:cs="Times New Roman"/>
+          <w:szCs w:val="28"/>
+        </w:rPr>
+        <w:t>В</w:t>
+      </w:r>
+      <w:r>
+        <w:rPr>
+          <w:rFonts w:cs="Times New Roman"/>
+          <w:szCs w:val="28"/>
+        </w:rPr>
+        <w:t xml:space="preserve"> </w:t>
+      </w:r>
+      <w:r>
+        <w:rPr>
+          <w:rFonts w:cs="Times New Roman"/>
+          <w:szCs w:val="28"/>
+        </w:rPr>
+        <w:t xml:space="preserve">2013 </w:t>
+      </w:r>
+      <w:r>
+        <w:rPr>
+          <w:rFonts w:cs="Times New Roman"/>
+          <w:szCs w:val="28"/>
+        </w:rPr>
+        <w:t xml:space="preserve">году был представлен </w:t>
+      </w:r>
+      <w:r>
+        <w:rPr>
+          <w:rFonts w:cs="Times New Roman"/>
+          <w:szCs w:val="28"/>
+          <w:lang w:val="en-US"/>
+        </w:rPr>
+        <w:t>Telegram</w:t>
+      </w:r>
+      <w:r>
+        <w:rPr>
+          <w:rFonts w:cs="Times New Roman"/>
+          <w:szCs w:val="28"/>
+        </w:rPr>
+        <w:t xml:space="preserve">, </w:t>
+      </w:r>
+      <w:r>
+        <w:rPr>
+          <w:rFonts w:cs="Times New Roman"/>
+          <w:szCs w:val="28"/>
+        </w:rPr>
+        <w:t xml:space="preserve">который </w:t>
+      </w:r>
+      <w:r>
+        <w:rPr>
+          <w:rFonts w:cs="Times New Roman"/>
+          <w:szCs w:val="28"/>
+        </w:rPr>
+        <w:t xml:space="preserve">одним из первых </w:t>
+      </w:r>
+      <w:r>
+        <w:rPr>
+          <w:rFonts w:cs="Times New Roman"/>
+          <w:szCs w:val="28"/>
+        </w:rPr>
+        <w:t xml:space="preserve">внедрил официальное </w:t>
+      </w:r>
+      <w:r>
+        <w:rPr>
+          <w:rFonts w:cs="Times New Roman"/>
+          <w:szCs w:val="28"/>
+          <w:lang w:val="en-US"/>
+        </w:rPr>
+        <w:t>API</w:t>
+      </w:r>
+      <w:r>
+        <w:rPr>
+          <w:rFonts w:cs="Times New Roman"/>
+          <w:szCs w:val="28"/>
+        </w:rPr>
+        <w:t xml:space="preserve"> с документацией</w:t>
+      </w:r>
+      <w:r>
+        <w:rPr>
+          <w:rFonts w:cs="Times New Roman"/>
+          <w:szCs w:val="28"/>
+        </w:rPr>
+        <w:t xml:space="preserve"> </w:t>
+      </w:r>
+      <w:r>
+        <w:rPr>
+          <w:rFonts w:cs="Times New Roman"/>
+          <w:szCs w:val="28"/>
+        </w:rPr>
+        <w:t>для ботов</w:t>
+      </w:r>
+      <w:r>
+        <w:rPr>
+          <w:rFonts w:cs="Times New Roman"/>
+          <w:szCs w:val="28"/>
+        </w:rPr>
+        <w:t xml:space="preserve"> </w:t>
+      </w:r>
+      <w:r>
+        <w:rPr>
+          <w:rFonts w:cs="Times New Roman"/>
+          <w:szCs w:val="28"/>
+        </w:rPr>
+        <w:t>в своём сервисе</w:t>
+      </w:r>
+      <w:r>
+        <w:rPr>
+          <w:rFonts w:cs="Times New Roman"/>
+          <w:szCs w:val="28"/>
+        </w:rPr>
+        <w:t>.</w:t>
+      </w:r>
+      <w:r>
+        <w:rPr>
+          <w:rFonts w:cs="Times New Roman"/>
+          <w:szCs w:val="28"/>
+        </w:rPr>
+        <w:t xml:space="preserve"> </w:t>
+      </w:r>
+      <w:r>
+        <w:rPr>
+          <w:rFonts w:cs="Times New Roman"/>
+          <w:szCs w:val="28"/>
+        </w:rPr>
+        <w:t xml:space="preserve">Через год вышел </w:t>
+      </w:r>
+      <w:r>
+        <w:rPr>
+          <w:rFonts w:cs="Times New Roman"/>
+          <w:szCs w:val="28"/>
+          <w:lang w:val="en-US"/>
+        </w:rPr>
+        <w:t>Signal</w:t>
+      </w:r>
+      <w:r>
+        <w:rPr>
+          <w:rFonts w:cs="Times New Roman"/>
+          <w:szCs w:val="28"/>
+        </w:rPr>
+        <w:t xml:space="preserve"> </w:t>
+      </w:r>
+      <w:r>
+        <w:rPr>
+          <w:rFonts w:cs="Times New Roman"/>
+          <w:szCs w:val="28"/>
+          <w:lang w:val="en-US"/>
+        </w:rPr>
+        <w:t>Messenger</w:t>
+      </w:r>
+      <w:r>
+        <w:rPr>
+          <w:rFonts w:cs="Times New Roman"/>
+          <w:szCs w:val="28"/>
+        </w:rPr>
+        <w:t xml:space="preserve">, </w:t>
+      </w:r>
+      <w:r>
+        <w:rPr>
+          <w:rFonts w:cs="Times New Roman"/>
+          <w:szCs w:val="28"/>
+        </w:rPr>
+        <w:t>в котором уделялось повышенное внимание конфиденциальности данных пользователей</w:t>
+      </w:r>
+      <w:r>
+        <w:rPr>
+          <w:rFonts w:cs="Times New Roman"/>
+          <w:szCs w:val="28"/>
+        </w:rPr>
+        <w:t>.</w:t>
+      </w:r>
+      <w:r>
+        <w:rPr>
+          <w:rFonts w:cs="Times New Roman"/>
+          <w:szCs w:val="28"/>
+        </w:rPr>
+        <w:t xml:space="preserve"> </w:t>
+      </w:r>
+      <w:r>
+        <w:rPr>
+          <w:rFonts w:cs="Times New Roman"/>
+          <w:szCs w:val="28"/>
+        </w:rPr>
+        <w:t>Таким образом</w:t>
+      </w:r>
+      <w:r>
+        <w:rPr>
+          <w:rFonts w:cs="Times New Roman"/>
+          <w:szCs w:val="28"/>
+        </w:rPr>
+        <w:t xml:space="preserve">, </w:t>
+      </w:r>
+      <w:r>
+        <w:rPr>
+          <w:rFonts w:cs="Times New Roman"/>
+          <w:szCs w:val="28"/>
+        </w:rPr>
+        <w:t xml:space="preserve">появилось </w:t>
+      </w:r>
+      <w:r>
+        <w:rPr>
+          <w:rFonts w:cs="Times New Roman"/>
+          <w:szCs w:val="28"/>
+        </w:rPr>
+        <w:t xml:space="preserve">множество мессенджеров со своими уникальными </w:t>
+      </w:r>
+      <w:r>
+        <w:rPr>
+          <w:rFonts w:cs="Times New Roman"/>
+          <w:szCs w:val="28"/>
+        </w:rPr>
+        <w:t>свойствами и особенностями</w:t>
+      </w:r>
+      <w:r>
+        <w:rPr>
+          <w:rFonts w:cs="Times New Roman"/>
+          <w:szCs w:val="28"/>
+        </w:rPr>
+        <w:t xml:space="preserve">, </w:t>
+      </w:r>
+      <w:r>
+        <w:rPr>
+          <w:rFonts w:cs="Times New Roman"/>
+          <w:szCs w:val="28"/>
+        </w:rPr>
+        <w:t>но неизменным оставалось одно</w:t>
+      </w:r>
+      <w:r>
+        <w:rPr>
+          <w:rFonts w:cs="Times New Roman"/>
+          <w:szCs w:val="28"/>
+        </w:rPr>
+        <w:t xml:space="preserve">: </w:t>
+      </w:r>
+      <w:r>
+        <w:rPr>
+          <w:rFonts w:cs="Times New Roman"/>
+          <w:szCs w:val="28"/>
+        </w:rPr>
+        <w:t>возможность предавать текст на любые расстояния</w:t>
+      </w:r>
+      <w:r>
+        <w:rPr>
+          <w:rFonts w:cs="Times New Roman"/>
+          <w:szCs w:val="28"/>
+        </w:rPr>
+        <w:t>.</w:t>
       </w:r>
     </w:p>
     <w:p>
@@ -1475,14 +2034,570 @@
           <w:rFonts w:cs="Times New Roman"/>
           <w:szCs w:val="28"/>
         </w:rPr>
+        <w:t xml:space="preserve">Но как </w:t>
+      </w:r>
+      <w:r>
+        <w:rPr>
+          <w:rFonts w:cs="Times New Roman"/>
+          <w:szCs w:val="28"/>
+        </w:rPr>
+        <w:t>происходит этот процесс передачи данных</w:t>
+      </w:r>
+      <w:r>
+        <w:rPr>
+          <w:rFonts w:cs="Times New Roman"/>
+          <w:szCs w:val="28"/>
+        </w:rPr>
+        <w:t>? Какие механизмы и алгоритмы используют</w:t>
+      </w:r>
+      <w:r>
+        <w:rPr>
+          <w:rFonts w:cs="Times New Roman"/>
+          <w:szCs w:val="28"/>
+        </w:rPr>
+        <w:t>ся</w:t>
+      </w:r>
+      <w:r>
+        <w:rPr>
+          <w:rFonts w:cs="Times New Roman"/>
+          <w:szCs w:val="28"/>
+        </w:rPr>
+        <w:t xml:space="preserve"> </w:t>
+      </w:r>
+      <w:r>
+        <w:rPr>
+          <w:rFonts w:cs="Times New Roman"/>
+          <w:szCs w:val="28"/>
+        </w:rPr>
+        <w:t>при передаче и получении сообщений</w:t>
+      </w:r>
+      <w:r>
+        <w:rPr>
+          <w:rFonts w:cs="Times New Roman"/>
+          <w:szCs w:val="28"/>
+        </w:rPr>
+        <w:t xml:space="preserve">? </w:t>
+      </w:r>
+      <w:r>
+        <w:rPr>
+          <w:rFonts w:cs="Times New Roman"/>
+          <w:szCs w:val="28"/>
+        </w:rPr>
+        <w:t>Цел</w:t>
+      </w:r>
+      <w:r>
+        <w:rPr>
+          <w:rFonts w:cs="Times New Roman"/>
+          <w:szCs w:val="28"/>
+        </w:rPr>
+        <w:t>ью</w:t>
+      </w:r>
+      <w:r>
+        <w:rPr>
+          <w:rFonts w:cs="Times New Roman"/>
+          <w:szCs w:val="28"/>
+        </w:rPr>
+        <w:t xml:space="preserve"> данной курсовой работы и </w:t>
+      </w:r>
+      <w:r>
+        <w:rPr>
+          <w:rFonts w:cs="Times New Roman"/>
+          <w:szCs w:val="28"/>
+        </w:rPr>
+        <w:t>является получение ответов на</w:t>
+      </w:r>
+      <w:r>
+        <w:rPr>
+          <w:rFonts w:cs="Times New Roman"/>
+          <w:szCs w:val="28"/>
+        </w:rPr>
+        <w:t xml:space="preserve"> эти вопросы</w:t>
+      </w:r>
+      <w:r>
+        <w:rPr>
+          <w:rFonts w:cs="Times New Roman"/>
+          <w:szCs w:val="28"/>
+        </w:rPr>
+        <w:t>.</w:t>
+      </w:r>
+    </w:p>
+    <w:p>
+      <w:pPr>
+        <w:spacing w:line="360" w:lineRule="auto"/>
+        <w:ind w:firstLine="709"/>
+        <w:jc w:val="both"/>
+        <w:rPr>
+          <w:rFonts w:cs="Times New Roman"/>
+          <w:szCs w:val="28"/>
+        </w:rPr>
+      </w:pPr>
+      <w:r>
+        <w:rPr>
+          <w:rFonts w:cs="Times New Roman"/>
+          <w:szCs w:val="28"/>
+        </w:rPr>
+        <w:t>В качестве демонстрации будет разработан прототип</w:t>
+      </w:r>
+      <w:r>
+        <w:rPr>
+          <w:rFonts w:cs="Times New Roman"/>
+          <w:szCs w:val="28"/>
+        </w:rPr>
+        <w:t xml:space="preserve"> на языке программирования </w:t>
+      </w:r>
+      <w:r>
+        <w:rPr>
+          <w:rFonts w:cs="Times New Roman"/>
+          <w:szCs w:val="28"/>
+          <w:lang w:val="en-US"/>
+        </w:rPr>
+        <w:t>Java</w:t>
+      </w:r>
+      <w:r>
+        <w:rPr>
+          <w:rFonts w:cs="Times New Roman"/>
+          <w:szCs w:val="28"/>
+        </w:rPr>
+        <w:t xml:space="preserve">, </w:t>
+      </w:r>
+      <w:r>
+        <w:rPr>
+          <w:rFonts w:cs="Times New Roman"/>
+          <w:szCs w:val="28"/>
+        </w:rPr>
+        <w:t xml:space="preserve">содержащий в себе </w:t>
+      </w:r>
+      <w:r>
+        <w:rPr>
+          <w:rFonts w:cs="Times New Roman"/>
+          <w:szCs w:val="28"/>
+        </w:rPr>
+        <w:t>2</w:t>
+      </w:r>
+      <w:r>
+        <w:rPr>
+          <w:rFonts w:cs="Times New Roman"/>
+          <w:szCs w:val="28"/>
+        </w:rPr>
+        <w:t xml:space="preserve"> решения</w:t>
+      </w:r>
+      <w:r>
+        <w:rPr>
+          <w:rFonts w:cs="Times New Roman"/>
+          <w:szCs w:val="28"/>
+        </w:rPr>
+        <w:t xml:space="preserve">, </w:t>
+      </w:r>
+      <w:r>
+        <w:rPr>
+          <w:rFonts w:cs="Times New Roman"/>
+          <w:szCs w:val="28"/>
+        </w:rPr>
+        <w:t xml:space="preserve">взаимодействующих между собой с помощью архитектуры </w:t>
+      </w:r>
+      <w:r>
+        <w:rPr>
+          <w:rFonts w:cs="Times New Roman"/>
+          <w:szCs w:val="28"/>
+          <w:lang w:val="en-US"/>
+        </w:rPr>
+        <w:t>REST</w:t>
+      </w:r>
+      <w:r>
+        <w:rPr>
+          <w:rFonts w:cs="Times New Roman"/>
+          <w:szCs w:val="28"/>
+        </w:rPr>
+        <w:t xml:space="preserve">: </w:t>
+      </w:r>
+      <w:r>
+        <w:rPr>
+          <w:rFonts w:cs="Times New Roman"/>
+          <w:szCs w:val="28"/>
+        </w:rPr>
+        <w:t xml:space="preserve">серверная часть с использованием фреймворка </w:t>
+      </w:r>
+      <w:r>
+        <w:rPr>
+          <w:rFonts w:cs="Times New Roman"/>
+          <w:szCs w:val="28"/>
+          <w:lang w:val="en-US"/>
+        </w:rPr>
+        <w:t>Spring</w:t>
+      </w:r>
+      <w:r>
+        <w:rPr>
+          <w:rFonts w:cs="Times New Roman"/>
+          <w:szCs w:val="28"/>
+        </w:rPr>
+        <w:t xml:space="preserve"> </w:t>
+      </w:r>
+      <w:r>
+        <w:rPr>
+          <w:rFonts w:cs="Times New Roman"/>
+          <w:szCs w:val="28"/>
+          <w:lang w:val="en-US"/>
+        </w:rPr>
+        <w:t>Boot</w:t>
+      </w:r>
+      <w:r>
+        <w:rPr>
+          <w:rFonts w:cs="Times New Roman"/>
+          <w:szCs w:val="28"/>
+        </w:rPr>
+        <w:t xml:space="preserve"> </w:t>
+      </w:r>
+      <w:r>
+        <w:rPr>
+          <w:rFonts w:cs="Times New Roman"/>
+          <w:szCs w:val="28"/>
+        </w:rPr>
+        <w:t xml:space="preserve">и технологией </w:t>
+      </w:r>
+      <w:r>
+        <w:rPr>
+          <w:rFonts w:cs="Times New Roman"/>
+          <w:szCs w:val="28"/>
+          <w:lang w:val="en-US"/>
+        </w:rPr>
+        <w:t>Long</w:t>
+      </w:r>
+      <w:r>
+        <w:rPr>
+          <w:rFonts w:cs="Times New Roman"/>
+          <w:szCs w:val="28"/>
+        </w:rPr>
+        <w:t xml:space="preserve"> </w:t>
+      </w:r>
+      <w:r>
+        <w:rPr>
+          <w:rFonts w:cs="Times New Roman"/>
+          <w:szCs w:val="28"/>
+          <w:lang w:val="en-US"/>
+        </w:rPr>
+        <w:t>Poll</w:t>
+      </w:r>
+      <w:r>
+        <w:rPr>
+          <w:rFonts w:cs="Times New Roman"/>
+          <w:szCs w:val="28"/>
+        </w:rPr>
+        <w:t>,</w:t>
+      </w:r>
+      <w:r>
+        <w:rPr>
+          <w:rFonts w:cs="Times New Roman"/>
+          <w:szCs w:val="28"/>
+        </w:rPr>
+        <w:t xml:space="preserve"> а также</w:t>
+      </w:r>
+      <w:r>
+        <w:rPr>
+          <w:rFonts w:cs="Times New Roman"/>
+          <w:szCs w:val="28"/>
+        </w:rPr>
+        <w:t xml:space="preserve"> клиентская часть</w:t>
+      </w:r>
+      <w:r>
+        <w:rPr>
+          <w:rFonts w:cs="Times New Roman"/>
+          <w:szCs w:val="28"/>
+        </w:rPr>
+        <w:t>:</w:t>
+      </w:r>
+      <w:r>
+        <w:rPr>
+          <w:rFonts w:cs="Times New Roman"/>
+          <w:szCs w:val="28"/>
+        </w:rPr>
+        <w:t xml:space="preserve"> с графическим интерфейсом </w:t>
+      </w:r>
+      <w:r>
+        <w:rPr>
+          <w:rFonts w:cs="Times New Roman"/>
+          <w:szCs w:val="28"/>
+        </w:rPr>
+        <w:t>с использованием</w:t>
+      </w:r>
+      <w:r>
+        <w:rPr>
+          <w:rFonts w:cs="Times New Roman"/>
+          <w:szCs w:val="28"/>
+        </w:rPr>
+        <w:t xml:space="preserve"> </w:t>
+      </w:r>
+      <w:r>
+        <w:rPr>
+          <w:rFonts w:cs="Times New Roman"/>
+          <w:szCs w:val="28"/>
+        </w:rPr>
+        <w:t xml:space="preserve">библиотеки </w:t>
+      </w:r>
+      <w:r>
+        <w:rPr>
+          <w:rFonts w:cs="Times New Roman"/>
+          <w:szCs w:val="28"/>
+          <w:lang w:val="en-US"/>
+        </w:rPr>
+        <w:t>JavaFX</w:t>
+      </w:r>
+      <w:r>
+        <w:rPr>
+          <w:rFonts w:cs="Times New Roman"/>
+          <w:szCs w:val="28"/>
+        </w:rPr>
+        <w:t xml:space="preserve">. </w:t>
+      </w:r>
+      <w:r>
+        <w:rPr>
+          <w:rFonts w:cs="Times New Roman"/>
+          <w:szCs w:val="28"/>
+        </w:rPr>
+        <w:t xml:space="preserve">Оба решения </w:t>
+      </w:r>
+      <w:r>
+        <w:rPr>
+          <w:rFonts w:cs="Times New Roman"/>
+          <w:szCs w:val="28"/>
+        </w:rPr>
+        <w:t>будут использовать</w:t>
+      </w:r>
+      <w:r>
+        <w:rPr>
+          <w:rFonts w:cs="Times New Roman"/>
+          <w:szCs w:val="28"/>
+        </w:rPr>
+        <w:t xml:space="preserve"> модель </w:t>
+      </w:r>
+      <w:r>
+        <w:rPr>
+          <w:rFonts w:cs="Times New Roman"/>
+          <w:szCs w:val="28"/>
+          <w:lang w:val="en-US"/>
+        </w:rPr>
+        <w:t>MVC</w:t>
+      </w:r>
+      <w:r>
+        <w:rPr>
+          <w:rFonts w:cs="Times New Roman"/>
+          <w:szCs w:val="28"/>
+        </w:rPr>
+        <w:t xml:space="preserve">, </w:t>
+      </w:r>
+      <w:r>
+        <w:rPr>
+          <w:rFonts w:cs="Times New Roman"/>
+          <w:szCs w:val="28"/>
+        </w:rPr>
+        <w:t>которая разграничивает управляющую логику программы на отдельные компоненты</w:t>
+      </w:r>
+      <w:r>
+        <w:rPr>
+          <w:rFonts w:cs="Times New Roman"/>
+          <w:szCs w:val="28"/>
+        </w:rPr>
+        <w:t>,</w:t>
+      </w:r>
+      <w:r>
+        <w:rPr>
+          <w:rFonts w:cs="Times New Roman"/>
+          <w:szCs w:val="28"/>
+        </w:rPr>
+        <w:t xml:space="preserve"> а за счёт применения </w:t>
+      </w:r>
+      <w:r>
+        <w:rPr>
+          <w:rFonts w:cs="Times New Roman"/>
+          <w:szCs w:val="28"/>
+          <w:lang w:val="en-US"/>
+        </w:rPr>
+        <w:t>Java</w:t>
+      </w:r>
+      <w:r>
+        <w:rPr>
+          <w:rFonts w:cs="Times New Roman"/>
+          <w:szCs w:val="28"/>
+        </w:rPr>
+        <w:t xml:space="preserve"> и виртуальной машины </w:t>
+      </w:r>
+      <w:r>
+        <w:rPr>
+          <w:rFonts w:cs="Times New Roman"/>
+          <w:szCs w:val="28"/>
+          <w:lang w:val="en-US"/>
+        </w:rPr>
+        <w:t>JVM</w:t>
+      </w:r>
+      <w:r>
+        <w:rPr>
+          <w:rFonts w:cs="Times New Roman"/>
+          <w:szCs w:val="28"/>
+        </w:rPr>
+        <w:t xml:space="preserve"> </w:t>
+      </w:r>
+      <w:r>
+        <w:rPr>
+          <w:rFonts w:cs="Times New Roman"/>
+          <w:szCs w:val="28"/>
+        </w:rPr>
+        <w:t>решение будет кроссплатформенным</w:t>
+      </w:r>
+      <w:r>
+        <w:rPr>
+          <w:rFonts w:cs="Times New Roman"/>
+          <w:szCs w:val="28"/>
+        </w:rPr>
+        <w:t xml:space="preserve">. </w:t>
+      </w:r>
+      <w:r>
+        <w:rPr>
+          <w:rFonts w:cs="Times New Roman"/>
+          <w:szCs w:val="28"/>
+        </w:rPr>
+        <w:t xml:space="preserve">Дистрибуция будет </w:t>
+      </w:r>
+      <w:r>
+        <w:rPr>
+          <w:rFonts w:cs="Times New Roman"/>
+          <w:szCs w:val="28"/>
+        </w:rPr>
+        <w:lastRenderedPageBreak/>
+        <w:t>осуществляться</w:t>
+      </w:r>
+      <w:r>
+        <w:rPr>
+          <w:rFonts w:cs="Times New Roman"/>
+          <w:szCs w:val="28"/>
+        </w:rPr>
+        <w:t xml:space="preserve"> </w:t>
+      </w:r>
+      <w:r>
+        <w:rPr>
+          <w:rFonts w:cs="Times New Roman"/>
+          <w:szCs w:val="28"/>
+        </w:rPr>
+        <w:t xml:space="preserve">в виде образа </w:t>
+      </w:r>
+      <w:r>
+        <w:rPr>
+          <w:rFonts w:cs="Times New Roman"/>
+          <w:szCs w:val="28"/>
+          <w:lang w:val="en-US"/>
+        </w:rPr>
+        <w:t>docker</w:t>
+      </w:r>
+      <w:r>
+        <w:rPr>
+          <w:rFonts w:cs="Times New Roman"/>
+          <w:szCs w:val="28"/>
+        </w:rPr>
+        <w:t xml:space="preserve">-контейнера для сервер-приложения и </w:t>
+      </w:r>
+      <w:r>
+        <w:rPr>
+          <w:rFonts w:cs="Times New Roman"/>
+          <w:szCs w:val="28"/>
+          <w:lang w:val="en-US"/>
+        </w:rPr>
+        <w:t>Java</w:t>
+      </w:r>
+      <w:r>
+        <w:rPr>
+          <w:rFonts w:cs="Times New Roman"/>
+          <w:szCs w:val="28"/>
+        </w:rPr>
+        <w:t xml:space="preserve"> </w:t>
+      </w:r>
+      <w:r>
+        <w:rPr>
+          <w:rFonts w:cs="Times New Roman"/>
+          <w:szCs w:val="28"/>
+        </w:rPr>
+        <w:t xml:space="preserve"> </w:t>
+      </w:r>
+      <w:r>
+        <w:rPr>
+          <w:rFonts w:cs="Times New Roman"/>
+          <w:szCs w:val="28"/>
+          <w:lang w:val="en-US"/>
+        </w:rPr>
+        <w:t>Runtime</w:t>
+      </w:r>
+      <w:r>
+        <w:rPr>
+          <w:rFonts w:cs="Times New Roman"/>
+          <w:szCs w:val="28"/>
+        </w:rPr>
+        <w:t xml:space="preserve"> </w:t>
+      </w:r>
+      <w:r>
+        <w:rPr>
+          <w:rFonts w:cs="Times New Roman"/>
+          <w:szCs w:val="28"/>
+          <w:lang w:val="en-US"/>
+        </w:rPr>
+        <w:t>Image</w:t>
+      </w:r>
+      <w:r>
+        <w:rPr>
+          <w:rFonts w:cs="Times New Roman"/>
+          <w:szCs w:val="28"/>
+        </w:rPr>
+        <w:t xml:space="preserve"> для клиент-приложения</w:t>
+      </w:r>
+      <w:r>
+        <w:rPr>
+          <w:rFonts w:cs="Times New Roman"/>
+          <w:szCs w:val="28"/>
+        </w:rPr>
+        <w:t xml:space="preserve"> </w:t>
+      </w:r>
+      <w:r>
+        <w:rPr>
+          <w:rFonts w:cs="Times New Roman"/>
+          <w:szCs w:val="28"/>
+        </w:rPr>
+        <w:t xml:space="preserve">с использованием инструмента </w:t>
+      </w:r>
+      <w:r>
+        <w:rPr>
+          <w:rFonts w:cs="Times New Roman"/>
+          <w:szCs w:val="28"/>
+          <w:lang w:val="en-US"/>
+        </w:rPr>
+        <w:t>Jlink</w:t>
+      </w:r>
+      <w:r>
+        <w:rPr>
+          <w:rFonts w:cs="Times New Roman"/>
+          <w:szCs w:val="28"/>
+        </w:rPr>
+        <w:t>.</w:t>
+      </w:r>
+    </w:p>
+    <w:p>
+      <w:pPr>
+        <w:spacing w:line="360" w:lineRule="auto"/>
+        <w:ind w:firstLine="709"/>
+        <w:jc w:val="both"/>
+        <w:rPr>
+          <w:rFonts w:cs="Times New Roman"/>
+          <w:szCs w:val="28"/>
+        </w:rPr>
+      </w:pPr>
+      <w:r>
+        <w:rPr>
+          <w:rFonts w:cs="Times New Roman"/>
+          <w:szCs w:val="28"/>
+        </w:rPr>
         <w:br w:type="page"/>
       </w:r>
     </w:p>
     <w:p>
       <w:pPr>
-        <w:pStyle w:val="Heading1"/>
-      </w:pPr>
-      <w:bookmarkStart w:id="1" w:name="_Toc69147830"/>
+        <w:pStyle w:val="1"/>
+      </w:pPr>
+      <w:bookmarkStart w:id="1" w:name="_Toc69242566"/>
       <w:r>
         <w:lastRenderedPageBreak/>
         <w:t>ПОСТАНОВКА ЗАДАЧИ</w:t>
@@ -1519,23 +2634,7 @@
           <w:rFonts w:cs="Times New Roman"/>
           <w:szCs w:val="28"/>
         </w:rPr>
-        <w:t xml:space="preserve">чета сделать </w:t>
-      </w:r>
-      <w:proofErr w:type="spellStart"/>
-      <w:r>
-        <w:rPr>
-          <w:rFonts w:cs="Times New Roman"/>
-          <w:szCs w:val="28"/>
-        </w:rPr>
-        <w:t>кароч</w:t>
-      </w:r>
-      <w:proofErr w:type="spellEnd"/>
-      <w:r>
-        <w:rPr>
-          <w:rFonts w:cs="Times New Roman"/>
-          <w:szCs w:val="28"/>
-        </w:rPr>
-        <w:t>)))</w:t>
+        <w:t>чета сделать кароч)))</w:t>
       </w:r>
       <w:r>
         <w:rPr>
@@ -1548,9 +2647,9 @@
     </w:p>
     <w:p>
       <w:pPr>
-        <w:pStyle w:val="Heading1"/>
-      </w:pPr>
-      <w:bookmarkStart w:id="2" w:name="_Toc69147831"/>
+        <w:pStyle w:val="1"/>
+      </w:pPr>
+      <w:bookmarkStart w:id="2" w:name="_Toc69242567"/>
       <w:r>
         <w:lastRenderedPageBreak/>
         <w:t>ОПИСАНИЕ ПРЕДМЕТНОЙ ОБЛАСТИ</w:t>
@@ -1694,25 +2793,7 @@
           <w:iCs/>
           <w:szCs w:val="28"/>
         </w:rPr>
-        <w:t>Установка сетевого имени (</w:t>
-      </w:r>
-      <w:proofErr w:type="spellStart"/>
-      <w:r>
-        <w:rPr>
-          <w:rFonts w:eastAsiaTheme="minorEastAsia" w:cs="Times New Roman"/>
-          <w:iCs/>
-          <w:szCs w:val="28"/>
-        </w:rPr>
-        <w:t>никнейма</w:t>
-      </w:r>
-      <w:proofErr w:type="spellEnd"/>
-      <w:r>
-        <w:rPr>
-          <w:rFonts w:eastAsiaTheme="minorEastAsia" w:cs="Times New Roman"/>
-          <w:iCs/>
-          <w:szCs w:val="28"/>
-        </w:rPr>
-        <w:t>), и не допущение дубликатов.</w:t>
+        <w:t>Установка сетевого имени (никнейма), и не допущение дубликатов.</w:t>
       </w:r>
     </w:p>
     <w:p>
@@ -2119,9 +3200,9 @@
     </w:p>
     <w:p>
       <w:pPr>
-        <w:pStyle w:val="Heading1"/>
-      </w:pPr>
-      <w:bookmarkStart w:id="3" w:name="_Toc69147832"/>
+        <w:pStyle w:val="1"/>
+      </w:pPr>
+      <w:bookmarkStart w:id="3" w:name="_Toc69242568"/>
       <w:r>
         <w:lastRenderedPageBreak/>
         <w:t>АКТУАЛЬНОСТЬ АВТОМАТИЗАЦИИ</w:t>
@@ -2136,15 +3217,28 @@
         <w:rPr>
           <w:rFonts w:cs="Times New Roman"/>
           <w:szCs w:val="28"/>
-          <w:lang w:val="en-US"/>
-        </w:rPr>
-      </w:pPr>
-      <w:r>
-        <w:rPr>
-          <w:rFonts w:cs="Times New Roman"/>
-          <w:szCs w:val="28"/>
-        </w:rPr>
-        <w:t>Существует 2 основных механизма работу чатов на сегодняшний день</w:t>
+        </w:rPr>
+      </w:pPr>
+      <w:r>
+        <w:rPr>
+          <w:rFonts w:cs="Times New Roman"/>
+          <w:szCs w:val="28"/>
+        </w:rPr>
+        <w:t xml:space="preserve">Существует </w:t>
+      </w:r>
+      <w:r>
+        <w:rPr>
+          <w:rFonts w:cs="Times New Roman"/>
+          <w:szCs w:val="28"/>
+        </w:rPr>
+        <w:t xml:space="preserve">2 </w:t>
+      </w:r>
+      <w:r>
+        <w:rPr>
+          <w:rFonts w:cs="Times New Roman"/>
+          <w:szCs w:val="28"/>
+        </w:rPr>
+        <w:t>основных механизма работу чатов на сегодняшний день</w:t>
       </w:r>
       <w:r>
         <w:rPr>
@@ -2160,7 +3254,6 @@
         </w:rPr>
         <w:t xml:space="preserve">через </w:t>
       </w:r>
-      <w:proofErr w:type="gramStart"/>
       <w:r>
         <w:rPr>
           <w:rFonts w:cs="Times New Roman"/>
@@ -2168,7 +3261,6 @@
         </w:rPr>
         <w:t xml:space="preserve">механизмы  </w:t>
       </w:r>
-      <w:proofErr w:type="spellStart"/>
       <w:r>
         <w:rPr>
           <w:rFonts w:cs="Times New Roman"/>
@@ -2177,8 +3269,6 @@
         </w:rPr>
         <w:t>websocket</w:t>
       </w:r>
-      <w:proofErr w:type="spellEnd"/>
-      <w:proofErr w:type="gramEnd"/>
       <w:r>
         <w:rPr>
           <w:rFonts w:cs="Times New Roman"/>
@@ -2186,7 +3276,6 @@
         </w:rPr>
         <w:t>’</w:t>
       </w:r>
-      <w:proofErr w:type="spellStart"/>
       <w:r>
         <w:rPr>
           <w:rFonts w:cs="Times New Roman"/>
@@ -2194,7 +3283,6 @@
         </w:rPr>
         <w:t>ов</w:t>
       </w:r>
-      <w:proofErr w:type="spellEnd"/>
       <w:r>
         <w:rPr>
           <w:rFonts w:cs="Times New Roman"/>
@@ -2202,7 +3290,6 @@
         </w:rPr>
         <w:t xml:space="preserve"> и </w:t>
       </w:r>
-      <w:proofErr w:type="spellStart"/>
       <w:r>
         <w:rPr>
           <w:rFonts w:cs="Times New Roman"/>
@@ -2218,7 +3305,6 @@
         </w:rPr>
         <w:t>ов</w:t>
       </w:r>
-      <w:proofErr w:type="spellEnd"/>
       <w:r>
         <w:rPr>
           <w:rFonts w:cs="Times New Roman"/>
@@ -2237,7 +3323,6 @@
         <w:rPr>
           <w:rFonts w:cs="Times New Roman"/>
           <w:szCs w:val="28"/>
-          <w:lang w:val="en-US"/>
         </w:rPr>
         <w:t>.</w:t>
       </w:r>
@@ -2250,26 +3335,35 @@
         <w:rPr>
           <w:rFonts w:cs="Times New Roman"/>
           <w:szCs w:val="28"/>
-          <w:lang w:val="en-US"/>
-        </w:rPr>
-      </w:pPr>
-      <w:proofErr w:type="spellStart"/>
-      <w:proofErr w:type="gramStart"/>
-      <w:r>
-        <w:rPr>
-          <w:rFonts w:cs="Times New Roman"/>
-          <w:szCs w:val="28"/>
-          <w:lang w:val="en-US"/>
-        </w:rPr>
-        <w:t>Dt,cjrtns</w:t>
-      </w:r>
-      <w:proofErr w:type="spellEnd"/>
-      <w:proofErr w:type="gramEnd"/>
-      <w:r>
-        <w:rPr>
-          <w:rFonts w:cs="Times New Roman"/>
-          <w:szCs w:val="28"/>
-          <w:lang w:val="en-US"/>
+        </w:rPr>
+      </w:pPr>
+      <w:r>
+        <w:rPr>
+          <w:rFonts w:cs="Times New Roman"/>
+          <w:szCs w:val="28"/>
+          <w:lang w:val="en-US"/>
+        </w:rPr>
+        <w:t>Dt</w:t>
+      </w:r>
+      <w:r>
+        <w:rPr>
+          <w:rFonts w:cs="Times New Roman"/>
+          <w:szCs w:val="28"/>
+        </w:rPr>
+        <w:t>,</w:t>
+      </w:r>
+      <w:r>
+        <w:rPr>
+          <w:rFonts w:cs="Times New Roman"/>
+          <w:szCs w:val="28"/>
+          <w:lang w:val="en-US"/>
+        </w:rPr>
+        <w:t>cjrtns</w:t>
+      </w:r>
+      <w:r>
+        <w:rPr>
+          <w:rFonts w:cs="Times New Roman"/>
+          <w:szCs w:val="28"/>
         </w:rPr>
         <w:t xml:space="preserve"> </w:t>
       </w:r>
@@ -2290,7 +3384,6 @@
         </w:rPr>
         <w:t xml:space="preserve">Клиенты на </w:t>
       </w:r>
-      <w:proofErr w:type="spellStart"/>
       <w:r>
         <w:rPr>
           <w:rFonts w:cs="Times New Roman"/>
@@ -2299,7 +3392,6 @@
         </w:rPr>
         <w:t>javafx</w:t>
       </w:r>
-      <w:proofErr w:type="spellEnd"/>
       <w:r>
         <w:rPr>
           <w:rFonts w:cs="Times New Roman"/>
@@ -2358,9 +3450,9 @@
     </w:p>
     <w:p>
       <w:pPr>
-        <w:pStyle w:val="Heading1"/>
-      </w:pPr>
-      <w:bookmarkStart w:id="4" w:name="_Toc69147833"/>
+        <w:pStyle w:val="1"/>
+      </w:pPr>
+      <w:bookmarkStart w:id="4" w:name="_Toc69242569"/>
       <w:r>
         <w:lastRenderedPageBreak/>
         <w:t>АЛГОРИТМИЧЕСКИЕ РЕШЕНИЯ</w:t>
@@ -2504,6 +3596,16 @@
           </wp:inline>
         </w:drawing>
       </w:r>
+    </w:p>
+    <w:p>
+      <w:pPr>
+        <w:spacing w:line="360" w:lineRule="auto"/>
+        <w:jc w:val="both"/>
+        <w:rPr>
+          <w:rFonts w:cs="Times New Roman"/>
+          <w:szCs w:val="28"/>
+        </w:rPr>
+      </w:pPr>
       <w:r>
         <w:rPr>
           <w:rFonts w:cs="Times New Roman"/>
@@ -2514,9 +3616,9 @@
     </w:p>
     <w:p>
       <w:pPr>
-        <w:pStyle w:val="Heading1"/>
-      </w:pPr>
-      <w:bookmarkStart w:id="5" w:name="_Toc69147834"/>
+        <w:pStyle w:val="1"/>
+      </w:pPr>
+      <w:bookmarkStart w:id="5" w:name="_Toc69242570"/>
       <w:r>
         <w:lastRenderedPageBreak/>
         <w:t>ОПИСАНИЕ ИНТЕРФЕЙСА ПРОГРАММЫ</w:t>
@@ -2566,7 +3668,7 @@
           <w:rFonts w:cs="Times New Roman"/>
           <w:szCs w:val="28"/>
         </w:rPr>
-        <w:t xml:space="preserve"> у написанного сервера не существует </w:t>
+        <w:t xml:space="preserve"> у сервера не существует </w:t>
       </w:r>
       <w:r>
         <w:rPr>
@@ -2601,21 +3703,7 @@
           <w:rFonts w:cs="Times New Roman"/>
           <w:szCs w:val="28"/>
         </w:rPr>
-        <w:t>что в этом разделе</w:t>
-      </w:r>
-      <w:r>
-        <w:rPr>
-          <w:rFonts w:cs="Times New Roman"/>
-          <w:szCs w:val="28"/>
-        </w:rPr>
-        <w:t>,</w:t>
-      </w:r>
-      <w:r>
-        <w:rPr>
-          <w:rFonts w:cs="Times New Roman"/>
-          <w:szCs w:val="28"/>
-        </w:rPr>
-        <w:t xml:space="preserve"> речь пойдет о</w:t>
+        <w:t>что в этом разделе речь пойдет о</w:t>
       </w:r>
       <w:r>
         <w:rPr>
@@ -2651,6 +3739,213 @@
           <w:rFonts w:cs="Times New Roman"/>
           <w:szCs w:val="28"/>
         </w:rPr>
+        <w:t>П</w:t>
+      </w:r>
+      <w:r>
+        <w:rPr>
+          <w:rFonts w:cs="Times New Roman"/>
+          <w:szCs w:val="28"/>
+        </w:rPr>
+        <w:t xml:space="preserve">ри проектировании интерфейсов </w:t>
+      </w:r>
+      <w:r>
+        <w:rPr>
+          <w:rFonts w:cs="Times New Roman"/>
+          <w:szCs w:val="28"/>
+        </w:rPr>
+        <w:t xml:space="preserve">на клиенте </w:t>
+      </w:r>
+      <w:r>
+        <w:rPr>
+          <w:rFonts w:cs="Times New Roman"/>
+          <w:szCs w:val="28"/>
+          <w:lang w:val="en-US"/>
+        </w:rPr>
+        <w:t>JavaFX</w:t>
+      </w:r>
+      <w:r>
+        <w:rPr>
+          <w:rFonts w:cs="Times New Roman"/>
+          <w:szCs w:val="28"/>
+        </w:rPr>
+        <w:t xml:space="preserve"> </w:t>
+      </w:r>
+      <w:r>
+        <w:rPr>
+          <w:rFonts w:cs="Times New Roman"/>
+          <w:szCs w:val="28"/>
+        </w:rPr>
+        <w:t xml:space="preserve">использовалась специальная </w:t>
+      </w:r>
+      <w:r>
+        <w:rPr>
+          <w:rFonts w:cs="Times New Roman"/>
+          <w:szCs w:val="28"/>
+        </w:rPr>
+        <w:t>библиотека</w:t>
+      </w:r>
+      <w:r>
+        <w:rPr>
+          <w:rFonts w:cs="Times New Roman"/>
+          <w:szCs w:val="28"/>
+        </w:rPr>
+        <w:t xml:space="preserve"> </w:t>
+      </w:r>
+      <w:r>
+        <w:rPr>
+          <w:rFonts w:cs="Times New Roman"/>
+          <w:szCs w:val="28"/>
+          <w:lang w:val="en-US"/>
+        </w:rPr>
+        <w:t>JFoenix</w:t>
+      </w:r>
+      <w:r>
+        <w:rPr>
+          <w:rFonts w:cs="Times New Roman"/>
+          <w:szCs w:val="28"/>
+        </w:rPr>
+        <w:t xml:space="preserve"> </w:t>
+      </w:r>
+      <w:r>
+        <w:rPr>
+          <w:rFonts w:cs="Times New Roman"/>
+          <w:szCs w:val="28"/>
+        </w:rPr>
+        <w:t xml:space="preserve">для </w:t>
+      </w:r>
+      <w:r>
+        <w:rPr>
+          <w:rFonts w:cs="Times New Roman"/>
+          <w:szCs w:val="28"/>
+          <w:lang w:val="en-US"/>
+        </w:rPr>
+        <w:t>m</w:t>
+      </w:r>
+      <w:r>
+        <w:rPr>
+          <w:rFonts w:cs="Times New Roman"/>
+          <w:szCs w:val="28"/>
+          <w:lang w:val="en-US"/>
+        </w:rPr>
+        <w:t>aterial</w:t>
+      </w:r>
+      <w:r>
+        <w:rPr>
+          <w:rFonts w:cs="Times New Roman"/>
+          <w:szCs w:val="28"/>
+        </w:rPr>
+        <w:t xml:space="preserve"> </w:t>
+      </w:r>
+      <w:r>
+        <w:rPr>
+          <w:rFonts w:cs="Times New Roman"/>
+          <w:szCs w:val="28"/>
+        </w:rPr>
+        <w:t>дизайна</w:t>
+      </w:r>
+      <w:r>
+        <w:rPr>
+          <w:rFonts w:cs="Times New Roman"/>
+          <w:szCs w:val="28"/>
+        </w:rPr>
+        <w:t xml:space="preserve">, </w:t>
+      </w:r>
+      <w:r>
+        <w:rPr>
+          <w:rFonts w:cs="Times New Roman"/>
+          <w:szCs w:val="28"/>
+        </w:rPr>
+        <w:t>которая расширяет</w:t>
+      </w:r>
+      <w:r>
+        <w:rPr>
+          <w:rFonts w:cs="Times New Roman"/>
+          <w:szCs w:val="28"/>
+        </w:rPr>
+        <w:t xml:space="preserve"> </w:t>
+      </w:r>
+      <w:r>
+        <w:rPr>
+          <w:rFonts w:cs="Times New Roman"/>
+          <w:szCs w:val="28"/>
+        </w:rPr>
+        <w:t xml:space="preserve">возможности по кастомизации элементов </w:t>
+      </w:r>
+      <w:r>
+        <w:rPr>
+          <w:rFonts w:cs="Times New Roman"/>
+          <w:szCs w:val="28"/>
+        </w:rPr>
+        <w:t>разрабатываемой</w:t>
+      </w:r>
+      <w:r>
+        <w:rPr>
+          <w:rFonts w:cs="Times New Roman"/>
+          <w:szCs w:val="28"/>
+        </w:rPr>
+        <w:t xml:space="preserve"> системы</w:t>
+      </w:r>
+      <w:r>
+        <w:rPr>
+          <w:rFonts w:cs="Times New Roman"/>
+          <w:szCs w:val="28"/>
+        </w:rPr>
+        <w:t>.</w:t>
+      </w:r>
+      <w:r>
+        <w:rPr>
+          <w:rFonts w:cs="Times New Roman"/>
+          <w:szCs w:val="28"/>
+        </w:rPr>
+        <w:t xml:space="preserve"> Ниже представлено сравнение однотипных элементов интерфейса с использованием </w:t>
+      </w:r>
+      <w:r>
+        <w:rPr>
+          <w:rFonts w:cs="Times New Roman"/>
+          <w:szCs w:val="28"/>
+          <w:lang w:val="en-US"/>
+        </w:rPr>
+        <w:t>JFoenix</w:t>
+      </w:r>
+      <w:r>
+        <w:rPr>
+          <w:rFonts w:cs="Times New Roman"/>
+          <w:szCs w:val="28"/>
+        </w:rPr>
+        <w:t xml:space="preserve"> и без него</w:t>
+      </w:r>
+      <w:r>
+        <w:rPr>
+          <w:rFonts w:cs="Times New Roman"/>
+          <w:szCs w:val="28"/>
+        </w:rPr>
+        <w:t>.</w:t>
+      </w:r>
+    </w:p>
+    <w:p>
+      <w:pPr>
+        <w:spacing w:line="360" w:lineRule="auto"/>
+        <w:jc w:val="both"/>
+        <w:rPr>
+          <w:rFonts w:cs="Times New Roman"/>
+          <w:szCs w:val="28"/>
+        </w:rPr>
+      </w:pPr>
+    </w:p>
+    <w:p>
+      <w:pPr>
+        <w:spacing w:line="360" w:lineRule="auto"/>
+        <w:jc w:val="both"/>
+        <w:rPr>
+          <w:rFonts w:cs="Times New Roman"/>
+          <w:szCs w:val="28"/>
+        </w:rPr>
+      </w:pPr>
+      <w:r>
+        <w:rPr>
+          <w:rFonts w:cs="Times New Roman"/>
+          <w:szCs w:val="28"/>
+        </w:rPr>
         <w:t xml:space="preserve">Всего в клиенте представлено </w:t>
       </w:r>
       <w:r>
@@ -2680,217 +3975,53 @@
           <w:rFonts w:cs="Times New Roman"/>
           <w:szCs w:val="28"/>
         </w:rPr>
-        <w:t xml:space="preserve">, </w:t>
-      </w:r>
-      <w:r>
-        <w:rPr>
-          <w:rFonts w:cs="Times New Roman"/>
-          <w:szCs w:val="28"/>
-        </w:rPr>
-        <w:t>причем</w:t>
-      </w:r>
-      <w:r>
-        <w:rPr>
-          <w:rFonts w:cs="Times New Roman"/>
-          <w:szCs w:val="28"/>
-        </w:rPr>
-        <w:t xml:space="preserve">, </w:t>
-      </w:r>
-      <w:r>
-        <w:rPr>
-          <w:rFonts w:cs="Times New Roman"/>
-          <w:szCs w:val="28"/>
-        </w:rPr>
-        <w:t>как говорилось раннее</w:t>
-      </w:r>
-      <w:r>
-        <w:rPr>
-          <w:rFonts w:cs="Times New Roman"/>
-          <w:szCs w:val="28"/>
-        </w:rPr>
-        <w:t xml:space="preserve">, </w:t>
-      </w:r>
-      <w:r>
-        <w:rPr>
-          <w:rFonts w:cs="Times New Roman"/>
-          <w:szCs w:val="28"/>
-        </w:rPr>
-        <w:t xml:space="preserve">при проектировании интерфейсов </w:t>
-      </w:r>
-      <w:r>
-        <w:rPr>
-          <w:rFonts w:cs="Times New Roman"/>
-          <w:szCs w:val="28"/>
-        </w:rPr>
-        <w:t xml:space="preserve">использовалась специальная </w:t>
-      </w:r>
-      <w:r>
-        <w:rPr>
-          <w:rFonts w:cs="Times New Roman"/>
-          <w:szCs w:val="28"/>
-        </w:rPr>
-        <w:t>библиотека</w:t>
-      </w:r>
-      <w:r>
-        <w:rPr>
-          <w:rFonts w:cs="Times New Roman"/>
-          <w:szCs w:val="28"/>
-        </w:rPr>
-        <w:t xml:space="preserve"> </w:t>
-      </w:r>
-      <w:proofErr w:type="spellStart"/>
-      <w:r>
-        <w:rPr>
-          <w:rFonts w:cs="Times New Roman"/>
-          <w:szCs w:val="28"/>
-          <w:lang w:val="en-US"/>
-        </w:rPr>
-        <w:t>J</w:t>
-      </w:r>
-      <w:r>
-        <w:rPr>
-          <w:rFonts w:cs="Times New Roman"/>
-          <w:szCs w:val="28"/>
-          <w:lang w:val="en-US"/>
-        </w:rPr>
-        <w:t>phoenix</w:t>
-      </w:r>
-      <w:proofErr w:type="spellEnd"/>
-      <w:r>
-        <w:rPr>
-          <w:rFonts w:cs="Times New Roman"/>
-          <w:szCs w:val="28"/>
-        </w:rPr>
-        <w:t xml:space="preserve"> </w:t>
-      </w:r>
-      <w:r>
-        <w:rPr>
-          <w:rFonts w:cs="Times New Roman"/>
-          <w:szCs w:val="28"/>
-        </w:rPr>
-        <w:t xml:space="preserve">для </w:t>
-      </w:r>
-      <w:r>
-        <w:rPr>
-          <w:rFonts w:cs="Times New Roman"/>
-          <w:szCs w:val="28"/>
-          <w:lang w:val="en-US"/>
-        </w:rPr>
-        <w:t>material</w:t>
-      </w:r>
-      <w:r>
-        <w:rPr>
-          <w:rFonts w:cs="Times New Roman"/>
-          <w:szCs w:val="28"/>
-        </w:rPr>
-        <w:t xml:space="preserve"> </w:t>
-      </w:r>
-      <w:r>
-        <w:rPr>
-          <w:rFonts w:cs="Times New Roman"/>
-          <w:szCs w:val="28"/>
-        </w:rPr>
-        <w:t xml:space="preserve">и </w:t>
-      </w:r>
-      <w:r>
-        <w:rPr>
-          <w:rFonts w:cs="Times New Roman"/>
-          <w:szCs w:val="28"/>
-          <w:lang w:val="en-US"/>
-        </w:rPr>
-        <w:t>flat</w:t>
-      </w:r>
-      <w:r>
-        <w:rPr>
-          <w:rFonts w:cs="Times New Roman"/>
-          <w:szCs w:val="28"/>
-        </w:rPr>
-        <w:t xml:space="preserve"> </w:t>
-      </w:r>
-      <w:r>
-        <w:rPr>
-          <w:rFonts w:cs="Times New Roman"/>
-          <w:szCs w:val="28"/>
-        </w:rPr>
-        <w:t>дизайна</w:t>
-      </w:r>
-      <w:r>
-        <w:rPr>
-          <w:rFonts w:cs="Times New Roman"/>
-          <w:szCs w:val="28"/>
-        </w:rPr>
-        <w:t xml:space="preserve">. </w:t>
-      </w:r>
-      <w:r>
-        <w:rPr>
-          <w:rFonts w:cs="Times New Roman"/>
-          <w:szCs w:val="28"/>
-        </w:rPr>
-        <w:t xml:space="preserve">Также был задействован </w:t>
-      </w:r>
-      <w:r>
-        <w:rPr>
-          <w:rFonts w:cs="Times New Roman"/>
-          <w:szCs w:val="28"/>
-          <w:lang w:val="en-US"/>
-        </w:rPr>
-        <w:t>style</w:t>
-      </w:r>
-      <w:r>
-        <w:rPr>
-          <w:rFonts w:cs="Times New Roman"/>
-          <w:szCs w:val="28"/>
-        </w:rPr>
-        <w:t>.</w:t>
-      </w:r>
-      <w:proofErr w:type="spellStart"/>
-      <w:r>
-        <w:rPr>
-          <w:rFonts w:cs="Times New Roman"/>
-          <w:szCs w:val="28"/>
-          <w:lang w:val="en-US"/>
-        </w:rPr>
-        <w:t>css</w:t>
-      </w:r>
-      <w:proofErr w:type="spellEnd"/>
-      <w:r>
-        <w:rPr>
-          <w:rFonts w:cs="Times New Roman"/>
-          <w:szCs w:val="28"/>
-        </w:rPr>
-        <w:t xml:space="preserve">, </w:t>
-      </w:r>
-      <w:r>
-        <w:rPr>
-          <w:rFonts w:cs="Times New Roman"/>
-          <w:szCs w:val="28"/>
-        </w:rPr>
-        <w:t xml:space="preserve">в котором на </w:t>
-      </w:r>
-      <w:proofErr w:type="spellStart"/>
-      <w:r>
-        <w:rPr>
-          <w:rFonts w:cs="Times New Roman"/>
-          <w:szCs w:val="28"/>
-          <w:lang w:val="en-US"/>
-        </w:rPr>
-        <w:t>css</w:t>
-      </w:r>
-      <w:proofErr w:type="spellEnd"/>
-      <w:r>
-        <w:rPr>
-          <w:rFonts w:cs="Times New Roman"/>
-          <w:szCs w:val="28"/>
-        </w:rPr>
-        <w:t xml:space="preserve"> </w:t>
-      </w:r>
-      <w:r>
-        <w:rPr>
-          <w:rFonts w:cs="Times New Roman"/>
-          <w:szCs w:val="28"/>
-        </w:rPr>
-        <w:t>было написано все</w:t>
-      </w:r>
+        <w:t>:</w:t>
+      </w:r>
+    </w:p>
+    <w:p>
+      <w:pPr>
+        <w:spacing w:line="360" w:lineRule="auto"/>
+        <w:jc w:val="both"/>
+        <w:rPr>
+          <w:rFonts w:cs="Times New Roman"/>
+          <w:szCs w:val="28"/>
+        </w:rPr>
+      </w:pPr>
+      <w:r>
+        <w:rPr>
+          <w:rFonts w:cs="Times New Roman"/>
+          <w:szCs w:val="28"/>
+        </w:rPr>
+        <w:t xml:space="preserve">- </w:t>
+      </w:r>
+      <w:r>
+        <w:rPr>
+          <w:rFonts w:cs="Times New Roman"/>
+          <w:szCs w:val="28"/>
+        </w:rPr>
+        <w:t>Окно авторизайции</w:t>
+      </w:r>
+    </w:p>
+    <w:p>
+      <w:pPr>
+        <w:spacing w:line="360" w:lineRule="auto"/>
+        <w:jc w:val="both"/>
+        <w:rPr>
+          <w:rFonts w:cs="Times New Roman"/>
+          <w:szCs w:val="28"/>
+        </w:rPr>
+      </w:pPr>
+    </w:p>
+    <w:p>
+      <w:pPr>
+        <w:spacing w:line="360" w:lineRule="auto"/>
+        <w:ind w:firstLine="709"/>
+        <w:jc w:val="both"/>
+        <w:rPr>
+          <w:rFonts w:cs="Times New Roman"/>
+          <w:szCs w:val="28"/>
+        </w:rPr>
+      </w:pPr>
     </w:p>
     <w:p>
       <w:pPr>
@@ -2909,9 +4040,9 @@
     </w:p>
     <w:p>
       <w:pPr>
-        <w:pStyle w:val="Heading1"/>
-      </w:pPr>
-      <w:bookmarkStart w:id="6" w:name="_Toc69147835"/>
+        <w:pStyle w:val="1"/>
+      </w:pPr>
+      <w:bookmarkStart w:id="6" w:name="_Toc69242571"/>
       <w:r>
         <w:lastRenderedPageBreak/>
         <w:t>СОСТАВ ПРИЛОЖЕНИЯ</w:t>
@@ -2920,9 +4051,9 @@
     </w:p>
     <w:p>
       <w:pPr>
-        <w:pStyle w:val="Heading2"/>
-      </w:pPr>
-      <w:bookmarkStart w:id="7" w:name="_Toc69147836"/>
+        <w:pStyle w:val="2"/>
+      </w:pPr>
+      <w:bookmarkStart w:id="7" w:name="_Toc69242572"/>
       <w:r>
         <w:t>Сервер</w:t>
       </w:r>
@@ -3054,14 +4185,45 @@
         <w:rPr>
           <w:rFonts w:cs="Times New Roman"/>
           <w:szCs w:val="28"/>
-        </w:rPr>
-      </w:pPr>
-      <w:r>
-        <w:rPr>
-          <w:rFonts w:cs="Times New Roman"/>
-          <w:szCs w:val="28"/>
-        </w:rPr>
-        <w:t>Чета там еще</w:t>
+          <w:lang w:val="en-US"/>
+        </w:rPr>
+      </w:pPr>
+      <w:r>
+        <w:rPr>
+          <w:rFonts w:cs="Times New Roman"/>
+          <w:szCs w:val="28"/>
+        </w:rPr>
+        <w:t>Чета</w:t>
+      </w:r>
+      <w:r>
+        <w:rPr>
+          <w:rFonts w:cs="Times New Roman"/>
+          <w:szCs w:val="28"/>
+          <w:lang w:val="en-US"/>
+        </w:rPr>
+        <w:t xml:space="preserve"> </w:t>
+      </w:r>
+      <w:r>
+        <w:rPr>
+          <w:rFonts w:cs="Times New Roman"/>
+          <w:szCs w:val="28"/>
+        </w:rPr>
+        <w:t>там</w:t>
+      </w:r>
+      <w:r>
+        <w:rPr>
+          <w:rFonts w:cs="Times New Roman"/>
+          <w:szCs w:val="28"/>
+          <w:lang w:val="en-US"/>
+        </w:rPr>
+        <w:t xml:space="preserve"> </w:t>
+      </w:r>
+      <w:r>
+        <w:rPr>
+          <w:rFonts w:cs="Times New Roman"/>
+          <w:szCs w:val="28"/>
+        </w:rPr>
+        <w:t>еще</w:t>
       </w:r>
     </w:p>
     <w:p>
@@ -3072,7 +4234,6 @@
         <w:rPr>
           <w:rFonts w:cs="Times New Roman"/>
           <w:szCs w:val="28"/>
-          <w:lang w:val="en-US"/>
         </w:rPr>
       </w:pPr>
       <w:r>
@@ -3087,7 +4248,6 @@
         <w:rPr>
           <w:rFonts w:cs="Times New Roman"/>
           <w:szCs w:val="28"/>
-          <w:lang w:val="en-US"/>
         </w:rPr>
         <w:t xml:space="preserve"> – </w:t>
       </w:r>
@@ -3102,7 +4262,6 @@
         <w:rPr>
           <w:rFonts w:cs="Times New Roman"/>
           <w:szCs w:val="28"/>
-          <w:lang w:val="en-US"/>
         </w:rPr>
         <w:t xml:space="preserve">, </w:t>
       </w:r>
@@ -3128,7 +4287,6 @@
         <w:rPr>
           <w:rFonts w:cs="Times New Roman"/>
           <w:szCs w:val="28"/>
-          <w:lang w:val="en-US"/>
         </w:rPr>
         <w:t>,</w:t>
       </w:r>
@@ -3143,12 +4301,37 @@
           <w:szCs w:val="28"/>
         </w:rPr>
       </w:pPr>
-    </w:p>
-    <w:p>
-      <w:pPr>
-        <w:pStyle w:val="Heading2"/>
-      </w:pPr>
-      <w:bookmarkStart w:id="8" w:name="_Toc69147837"/>
+      <w:r>
+        <w:rPr>
+          <w:rFonts w:cs="Times New Roman"/>
+          <w:szCs w:val="28"/>
+        </w:rPr>
+        <w:t xml:space="preserve">Также со стороны сервера работает СУБД </w:t>
+      </w:r>
+      <w:r>
+        <w:rPr>
+          <w:rFonts w:cs="Times New Roman"/>
+          <w:szCs w:val="28"/>
+          <w:lang w:val="en-US"/>
+        </w:rPr>
+        <w:t>MySQL</w:t>
+      </w:r>
+    </w:p>
+    <w:p>
+      <w:pPr>
+        <w:spacing w:line="360" w:lineRule="auto"/>
+        <w:jc w:val="both"/>
+        <w:rPr>
+          <w:rFonts w:cs="Times New Roman"/>
+          <w:szCs w:val="28"/>
+        </w:rPr>
+      </w:pPr>
+    </w:p>
+    <w:p>
+      <w:pPr>
+        <w:pStyle w:val="2"/>
+      </w:pPr>
+      <w:bookmarkStart w:id="8" w:name="_Toc69242573"/>
       <w:r>
         <w:t>Клиент</w:t>
       </w:r>
@@ -3202,7 +4385,7 @@
     </w:p>
     <w:p>
       <w:pPr>
-        <w:pStyle w:val="ListParagraph"/>
+        <w:pStyle w:val="a9"/>
         <w:numPr>
           <w:ilvl w:val="0"/>
           <w:numId w:val="2"/>
@@ -3221,66 +4404,12 @@
           <w:szCs w:val="28"/>
           <w:lang w:val="en-US"/>
         </w:rPr>
-        <w:t>JavaFX (</w:t>
-      </w:r>
-      <w:proofErr w:type="spellStart"/>
-      <w:r>
-        <w:rPr>
-          <w:rFonts w:cs="Times New Roman"/>
-          <w:szCs w:val="28"/>
-          <w:lang w:val="en-US"/>
-        </w:rPr>
-        <w:t>javafx</w:t>
-      </w:r>
-      <w:proofErr w:type="spellEnd"/>
-      <w:r>
-        <w:rPr>
-          <w:rFonts w:cs="Times New Roman"/>
-          <w:szCs w:val="28"/>
-          <w:lang w:val="en-US"/>
-        </w:rPr>
-        <w:t xml:space="preserve">-controls, </w:t>
-      </w:r>
-      <w:proofErr w:type="spellStart"/>
-      <w:r>
-        <w:rPr>
-          <w:rFonts w:cs="Times New Roman"/>
-          <w:szCs w:val="28"/>
-          <w:lang w:val="en-US"/>
-        </w:rPr>
-        <w:t>javafx-fxml</w:t>
-      </w:r>
-      <w:proofErr w:type="spellEnd"/>
-      <w:r>
-        <w:rPr>
-          <w:rFonts w:cs="Times New Roman"/>
-          <w:szCs w:val="28"/>
-          <w:lang w:val="en-US"/>
-        </w:rPr>
-        <w:t xml:space="preserve">, </w:t>
-      </w:r>
-      <w:proofErr w:type="spellStart"/>
-      <w:r>
-        <w:rPr>
-          <w:rFonts w:cs="Times New Roman"/>
-          <w:szCs w:val="28"/>
-          <w:lang w:val="en-US"/>
-        </w:rPr>
-        <w:t>javafx</w:t>
-      </w:r>
-      <w:proofErr w:type="spellEnd"/>
-      <w:r>
-        <w:rPr>
-          <w:rFonts w:cs="Times New Roman"/>
-          <w:szCs w:val="28"/>
-          <w:lang w:val="en-US"/>
-        </w:rPr>
-        <w:t>-graphics)</w:t>
-      </w:r>
-    </w:p>
-    <w:p>
-      <w:pPr>
-        <w:pStyle w:val="ListParagraph"/>
+        <w:t>JavaFX (javafx-controls, javafx-fxml, javafx-graphics)</w:t>
+      </w:r>
+    </w:p>
+    <w:p>
+      <w:pPr>
+        <w:pStyle w:val="a9"/>
         <w:numPr>
           <w:ilvl w:val="0"/>
           <w:numId w:val="2"/>
@@ -3293,7 +4422,6 @@
           <w:lang w:val="en-US"/>
         </w:rPr>
       </w:pPr>
-      <w:proofErr w:type="spellStart"/>
       <w:r>
         <w:rPr>
           <w:rFonts w:cs="Times New Roman"/>
@@ -3310,11 +4438,10 @@
         </w:rPr>
         <w:t>oenix</w:t>
       </w:r>
-      <w:proofErr w:type="spellEnd"/>
-    </w:p>
-    <w:p>
-      <w:pPr>
-        <w:pStyle w:val="ListParagraph"/>
+    </w:p>
+    <w:p>
+      <w:pPr>
+        <w:pStyle w:val="a9"/>
         <w:numPr>
           <w:ilvl w:val="0"/>
           <w:numId w:val="2"/>
@@ -3338,7 +4465,7 @@
     </w:p>
     <w:p>
       <w:pPr>
-        <w:pStyle w:val="ListParagraph"/>
+        <w:pStyle w:val="a9"/>
         <w:numPr>
           <w:ilvl w:val="0"/>
           <w:numId w:val="2"/>
@@ -3362,7 +4489,7 @@
     </w:p>
     <w:p>
       <w:pPr>
-        <w:pStyle w:val="ListParagraph"/>
+        <w:pStyle w:val="a9"/>
         <w:numPr>
           <w:ilvl w:val="0"/>
           <w:numId w:val="2"/>
@@ -3393,7 +4520,7 @@
     </w:p>
     <w:p>
       <w:pPr>
-        <w:pStyle w:val="ListParagraph"/>
+        <w:pStyle w:val="a9"/>
         <w:numPr>
           <w:ilvl w:val="0"/>
           <w:numId w:val="2"/>
@@ -3406,28 +4533,18 @@
           <w:lang w:val="en-US"/>
         </w:rPr>
       </w:pPr>
-      <w:proofErr w:type="spellStart"/>
-      <w:r>
-        <w:rPr>
-          <w:rFonts w:cs="Times New Roman"/>
-          <w:szCs w:val="28"/>
-          <w:lang w:val="en-US"/>
-        </w:rPr>
-        <w:t>javafx</w:t>
-      </w:r>
-      <w:proofErr w:type="spellEnd"/>
-      <w:r>
-        <w:rPr>
-          <w:rFonts w:cs="Times New Roman"/>
-          <w:szCs w:val="28"/>
-          <w:lang w:val="en-US"/>
-        </w:rPr>
-        <w:t>-maven-plugin</w:t>
-      </w:r>
-    </w:p>
-    <w:p>
-      <w:pPr>
-        <w:pStyle w:val="ListParagraph"/>
+      <w:r>
+        <w:rPr>
+          <w:rFonts w:cs="Times New Roman"/>
+          <w:szCs w:val="28"/>
+          <w:lang w:val="en-US"/>
+        </w:rPr>
+        <w:t>javafx-maven-plugin</w:t>
+      </w:r>
+    </w:p>
+    <w:p>
+      <w:pPr>
+        <w:pStyle w:val="a9"/>
         <w:numPr>
           <w:ilvl w:val="0"/>
           <w:numId w:val="2"/>
@@ -3439,7 +4556,6 @@
           <w:szCs w:val="28"/>
         </w:rPr>
       </w:pPr>
-      <w:proofErr w:type="spellStart"/>
       <w:r>
         <w:rPr>
           <w:rFonts w:cs="Times New Roman"/>
@@ -3448,7 +4564,6 @@
         </w:rPr>
         <w:t>jlink</w:t>
       </w:r>
-      <w:proofErr w:type="spellEnd"/>
       <w:r>
         <w:rPr>
           <w:rFonts w:cs="Times New Roman"/>
@@ -3481,9 +4596,9 @@
     </w:p>
     <w:p>
       <w:pPr>
-        <w:pStyle w:val="Heading1"/>
-      </w:pPr>
-      <w:bookmarkStart w:id="9" w:name="_Toc69147838"/>
+        <w:pStyle w:val="1"/>
+      </w:pPr>
+      <w:bookmarkStart w:id="9" w:name="_Toc69242574"/>
       <w:r>
         <w:lastRenderedPageBreak/>
         <w:t>НАЗНАЧЕНИЕ И СОСТАВ КЛАССОВ ПРОГРАММЫ</w:t>
@@ -3492,15 +4607,21 @@
     </w:p>
     <w:p>
       <w:pPr>
-        <w:pStyle w:val="Heading2"/>
-      </w:pPr>
-      <w:bookmarkStart w:id="10" w:name="_Toc69147839"/>
+        <w:pStyle w:val="2"/>
+      </w:pPr>
+      <w:bookmarkStart w:id="10" w:name="_Toc69242575"/>
       <w:r>
         <w:t>Сервер</w:t>
       </w:r>
       <w:bookmarkEnd w:id="10"/>
     </w:p>
     <w:p>
+      <w:r>
+        <w:tab/>
+        <w:t>В сервере представлено</w:t>
+      </w:r>
+    </w:p>
+    <w:p>
       <w:pPr>
         <w:spacing w:line="360" w:lineRule="auto"/>
         <w:ind w:firstLine="709"/>
@@ -3522,23 +4643,7 @@
           <w:rFonts w:cs="Times New Roman"/>
           <w:szCs w:val="28"/>
         </w:rPr>
-        <w:t xml:space="preserve">Тут </w:t>
-      </w:r>
-      <w:proofErr w:type="spellStart"/>
-      <w:r>
-        <w:rPr>
-          <w:rFonts w:cs="Times New Roman"/>
-          <w:szCs w:val="28"/>
-        </w:rPr>
-        <w:t>кароч</w:t>
-      </w:r>
-      <w:proofErr w:type="spellEnd"/>
-      <w:r>
-        <w:rPr>
-          <w:rFonts w:cs="Times New Roman"/>
-          <w:szCs w:val="28"/>
-        </w:rPr>
-        <w:t xml:space="preserve"> описание каждого метода и класса с </w:t>
+        <w:t xml:space="preserve">Тут кароч описание каждого метода и класса с </w:t>
       </w:r>
       <w:r>
         <w:rPr>
@@ -3555,7 +4660,6 @@
         </w:rPr>
         <w:t xml:space="preserve">** </w:t>
       </w:r>
-      <w:proofErr w:type="spellStart"/>
       <w:r>
         <w:rPr>
           <w:rFonts w:cs="Times New Roman"/>
@@ -3563,13 +4667,12 @@
         </w:rPr>
         <w:t>Алалалалалаалалалалалалалалалалалалалалалалалал</w:t>
       </w:r>
-      <w:proofErr w:type="spellEnd"/>
-    </w:p>
-    <w:p>
-      <w:pPr>
-        <w:pStyle w:val="Heading2"/>
-      </w:pPr>
-      <w:bookmarkStart w:id="11" w:name="_Toc69147840"/>
+    </w:p>
+    <w:p>
+      <w:pPr>
+        <w:pStyle w:val="2"/>
+      </w:pPr>
+      <w:bookmarkStart w:id="11" w:name="_Toc69242576"/>
       <w:r>
         <w:t>Клиент</w:t>
       </w:r>
@@ -3593,9 +4696,9 @@
     </w:p>
     <w:p>
       <w:pPr>
-        <w:pStyle w:val="Heading1"/>
-      </w:pPr>
-      <w:bookmarkStart w:id="12" w:name="_Toc69147841"/>
+        <w:pStyle w:val="1"/>
+      </w:pPr>
+      <w:bookmarkStart w:id="12" w:name="_Toc69242577"/>
       <w:r>
         <w:lastRenderedPageBreak/>
         <w:t>ЗАКЛЮЧЕНИЕ</w:t>
@@ -3643,9 +4746,9 @@
     </w:p>
     <w:p>
       <w:pPr>
-        <w:pStyle w:val="Heading1"/>
-      </w:pPr>
-      <w:bookmarkStart w:id="13" w:name="_Toc69147842"/>
+        <w:pStyle w:val="1"/>
+      </w:pPr>
+      <w:bookmarkStart w:id="13" w:name="_Toc69242578"/>
       <w:r>
         <w:lastRenderedPageBreak/>
         <w:t>СПИСОК ИСПОЛЬЗОВАННЫХ ИСТОЧНИКОВ</w:t>
@@ -3666,39 +4769,7 @@
           <w:rFonts w:cs="Times New Roman"/>
           <w:szCs w:val="28"/>
         </w:rPr>
-        <w:t xml:space="preserve">ЛА </w:t>
-      </w:r>
-      <w:proofErr w:type="spellStart"/>
-      <w:r>
-        <w:rPr>
-          <w:rFonts w:cs="Times New Roman"/>
-          <w:szCs w:val="28"/>
-        </w:rPr>
-        <w:t>ЛА</w:t>
-      </w:r>
-      <w:proofErr w:type="spellEnd"/>
-      <w:r>
-        <w:rPr>
-          <w:rFonts w:cs="Times New Roman"/>
-          <w:szCs w:val="28"/>
-        </w:rPr>
-        <w:t xml:space="preserve"> </w:t>
-      </w:r>
-      <w:proofErr w:type="spellStart"/>
-      <w:r>
-        <w:rPr>
-          <w:rFonts w:cs="Times New Roman"/>
-          <w:szCs w:val="28"/>
-        </w:rPr>
-        <w:t>ЛА</w:t>
-      </w:r>
-      <w:proofErr w:type="spellEnd"/>
-      <w:r>
-        <w:rPr>
-          <w:rFonts w:cs="Times New Roman"/>
-          <w:szCs w:val="28"/>
-        </w:rPr>
-        <w:t xml:space="preserve"> </w:t>
+        <w:t xml:space="preserve">ЛА ЛА ЛА </w:t>
       </w:r>
     </w:p>
     <w:p>
@@ -3720,9 +4791,9 @@
     </w:p>
     <w:p>
       <w:pPr>
-        <w:pStyle w:val="Heading1"/>
-      </w:pPr>
-      <w:bookmarkStart w:id="14" w:name="_Toc69147843"/>
+        <w:pStyle w:val="1"/>
+      </w:pPr>
+      <w:bookmarkStart w:id="14" w:name="_Toc69242579"/>
       <w:r>
         <w:lastRenderedPageBreak/>
         <w:t>ПРИЛОЖЕНИЯ</w:t>
@@ -3731,9 +4802,9 @@
     </w:p>
     <w:p>
       <w:pPr>
-        <w:pStyle w:val="Heading2"/>
-      </w:pPr>
-      <w:bookmarkStart w:id="15" w:name="_Toc69147844"/>
+        <w:pStyle w:val="2"/>
+      </w:pPr>
+      <w:bookmarkStart w:id="15" w:name="_Toc69242580"/>
       <w:r>
         <w:t>Приложение 1</w:t>
       </w:r>
@@ -3758,9 +4829,9 @@
     </w:p>
     <w:p>
       <w:pPr>
-        <w:pStyle w:val="Heading2"/>
-      </w:pPr>
-      <w:bookmarkStart w:id="16" w:name="_Toc69147845"/>
+        <w:pStyle w:val="2"/>
+      </w:pPr>
+      <w:bookmarkStart w:id="16" w:name="_Toc69242581"/>
       <w:r>
         <w:t xml:space="preserve">Приложение </w:t>
       </w:r>
@@ -3839,7 +4910,7 @@
     <w:sdtContent>
       <w:p>
         <w:pPr>
-          <w:pStyle w:val="Footer"/>
+          <w:pStyle w:val="a5"/>
           <w:jc w:val="center"/>
         </w:pPr>
         <w:r>
@@ -3862,7 +4933,7 @@
   </w:sdt>
   <w:p>
     <w:pPr>
-      <w:pStyle w:val="Footer"/>
+      <w:pStyle w:val="a5"/>
     </w:pPr>
   </w:p>
   <w:p/>
@@ -4528,7 +5599,7 @@
     <w:lsdException w:name="Unresolved Mention" w:semiHidden="1" w:unhideWhenUsed="1"/>
     <w:lsdException w:name="Smart Link" w:semiHidden="1" w:unhideWhenUsed="1"/>
   </w:latentStyles>
-  <w:style w:type="paragraph" w:default="1" w:styleId="Normal">
+  <w:style w:type="paragraph" w:default="1" w:styleId="a">
     <w:name w:val="Normal"/>
     <w:qFormat/>
     <w:rsid w:val="00EF4382"/>
@@ -4537,11 +5608,11 @@
       <w:sz w:val="28"/>
     </w:rPr>
   </w:style>
-  <w:style w:type="paragraph" w:styleId="Heading1">
+  <w:style w:type="paragraph" w:styleId="1">
     <w:name w:val="heading 1"/>
-    <w:basedOn w:val="Normal"/>
-    <w:next w:val="Normal"/>
-    <w:link w:val="Heading1Char"/>
+    <w:basedOn w:val="a"/>
+    <w:next w:val="a"/>
+    <w:link w:val="10"/>
     <w:uiPriority w:val="9"/>
     <w:qFormat/>
     <w:rsid w:val="00026A91"/>
@@ -4555,11 +5626,11 @@
       <w:szCs w:val="28"/>
     </w:rPr>
   </w:style>
-  <w:style w:type="paragraph" w:styleId="Heading2">
+  <w:style w:type="paragraph" w:styleId="2">
     <w:name w:val="heading 2"/>
-    <w:basedOn w:val="Normal"/>
-    <w:next w:val="Normal"/>
-    <w:link w:val="Heading2Char"/>
+    <w:basedOn w:val="a"/>
+    <w:next w:val="a"/>
+    <w:link w:val="20"/>
     <w:uiPriority w:val="9"/>
     <w:unhideWhenUsed/>
     <w:qFormat/>
@@ -4575,13 +5646,13 @@
       <w:szCs w:val="28"/>
     </w:rPr>
   </w:style>
-  <w:style w:type="character" w:default="1" w:styleId="DefaultParagraphFont">
+  <w:style w:type="character" w:default="1" w:styleId="a0">
     <w:name w:val="Default Paragraph Font"/>
     <w:uiPriority w:val="1"/>
     <w:semiHidden/>
     <w:unhideWhenUsed/>
   </w:style>
-  <w:style w:type="table" w:default="1" w:styleId="TableNormal">
+  <w:style w:type="table" w:default="1" w:styleId="a1">
     <w:name w:val="Normal Table"/>
     <w:uiPriority w:val="99"/>
     <w:semiHidden/>
@@ -4596,16 +5667,16 @@
       </w:tblCellMar>
     </w:tblPr>
   </w:style>
-  <w:style w:type="numbering" w:default="1" w:styleId="NoList">
+  <w:style w:type="numbering" w:default="1" w:styleId="a2">
     <w:name w:val="No List"/>
     <w:uiPriority w:val="99"/>
     <w:semiHidden/>
     <w:unhideWhenUsed/>
   </w:style>
-  <w:style w:type="paragraph" w:styleId="Header">
+  <w:style w:type="paragraph" w:styleId="a3">
     <w:name w:val="header"/>
-    <w:basedOn w:val="Normal"/>
-    <w:link w:val="HeaderChar"/>
+    <w:basedOn w:val="a"/>
+    <w:link w:val="a4"/>
     <w:uiPriority w:val="99"/>
     <w:unhideWhenUsed/>
     <w:rsid w:val="00046B91"/>
@@ -4617,17 +5688,17 @@
       <w:spacing w:after="0" w:line="240" w:lineRule="auto"/>
     </w:pPr>
   </w:style>
-  <w:style w:type="character" w:customStyle="1" w:styleId="HeaderChar">
-    <w:name w:val="Header Char"/>
-    <w:basedOn w:val="DefaultParagraphFont"/>
-    <w:link w:val="Header"/>
+  <w:style w:type="character" w:customStyle="1" w:styleId="a4">
+    <w:name w:val="Верхний колонтитул Знак"/>
+    <w:basedOn w:val="a0"/>
+    <w:link w:val="a3"/>
     <w:uiPriority w:val="99"/>
     <w:rsid w:val="00046B91"/>
   </w:style>
-  <w:style w:type="paragraph" w:styleId="Footer">
+  <w:style w:type="paragraph" w:styleId="a5">
     <w:name w:val="footer"/>
-    <w:basedOn w:val="Normal"/>
-    <w:link w:val="FooterChar"/>
+    <w:basedOn w:val="a"/>
+    <w:link w:val="a6"/>
     <w:uiPriority w:val="99"/>
     <w:unhideWhenUsed/>
     <w:rsid w:val="00046B91"/>
@@ -4639,16 +5710,16 @@
       <w:spacing w:after="0" w:line="240" w:lineRule="auto"/>
     </w:pPr>
   </w:style>
-  <w:style w:type="character" w:customStyle="1" w:styleId="FooterChar">
-    <w:name w:val="Footer Char"/>
-    <w:basedOn w:val="DefaultParagraphFont"/>
-    <w:link w:val="Footer"/>
+  <w:style w:type="character" w:customStyle="1" w:styleId="a6">
+    <w:name w:val="Нижний колонтитул Знак"/>
+    <w:basedOn w:val="a0"/>
+    <w:link w:val="a5"/>
     <w:uiPriority w:val="99"/>
     <w:rsid w:val="00046B91"/>
   </w:style>
-  <w:style w:type="character" w:styleId="Hyperlink">
+  <w:style w:type="character" w:styleId="a7">
     <w:name w:val="Hyperlink"/>
-    <w:basedOn w:val="DefaultParagraphFont"/>
+    <w:basedOn w:val="a0"/>
     <w:uiPriority w:val="99"/>
     <w:unhideWhenUsed/>
     <w:rsid w:val="00894800"/>
@@ -4657,9 +5728,9 @@
       <w:u w:val="single"/>
     </w:rPr>
   </w:style>
-  <w:style w:type="character" w:styleId="UnresolvedMention">
+  <w:style w:type="character" w:styleId="a8">
     <w:name w:val="Unresolved Mention"/>
-    <w:basedOn w:val="DefaultParagraphFont"/>
+    <w:basedOn w:val="a0"/>
     <w:uiPriority w:val="99"/>
     <w:semiHidden/>
     <w:unhideWhenUsed/>
@@ -4669,9 +5740,9 @@
       <w:shd w:val="clear" w:color="auto" w:fill="E1DFDD"/>
     </w:rPr>
   </w:style>
-  <w:style w:type="paragraph" w:styleId="ListParagraph">
+  <w:style w:type="paragraph" w:styleId="a9">
     <w:name w:val="List Paragraph"/>
-    <w:basedOn w:val="Normal"/>
+    <w:basedOn w:val="a"/>
     <w:uiPriority w:val="34"/>
     <w:qFormat/>
     <w:rsid w:val="00913267"/>
@@ -4680,9 +5751,9 @@
       <w:contextualSpacing/>
     </w:pPr>
   </w:style>
-  <w:style w:type="character" w:styleId="PlaceholderText">
+  <w:style w:type="character" w:styleId="aa">
     <w:name w:val="Placeholder Text"/>
-    <w:basedOn w:val="DefaultParagraphFont"/>
+    <w:basedOn w:val="a0"/>
     <w:uiPriority w:val="99"/>
     <w:semiHidden/>
     <w:rsid w:val="00D65714"/>
@@ -4690,9 +5761,9 @@
       <w:color w:val="808080"/>
     </w:rPr>
   </w:style>
-  <w:style w:type="table" w:styleId="TableGrid">
+  <w:style w:type="table" w:styleId="ab">
     <w:name w:val="Table Grid"/>
-    <w:basedOn w:val="TableNormal"/>
+    <w:basedOn w:val="a1"/>
     <w:uiPriority w:val="39"/>
     <w:rsid w:val="00E1234A"/>
     <w:pPr>
@@ -4709,9 +5780,9 @@
       </w:tblBorders>
     </w:tblPr>
   </w:style>
-  <w:style w:type="paragraph" w:styleId="NormalWeb">
+  <w:style w:type="paragraph" w:styleId="ac">
     <w:name w:val="Normal (Web)"/>
-    <w:basedOn w:val="Normal"/>
+    <w:basedOn w:val="a"/>
     <w:uiPriority w:val="99"/>
     <w:semiHidden/>
     <w:unhideWhenUsed/>
@@ -4726,10 +5797,10 @@
       <w:lang w:eastAsia="ru-RU"/>
     </w:rPr>
   </w:style>
-  <w:style w:type="paragraph" w:styleId="HTMLPreformatted">
+  <w:style w:type="paragraph" w:styleId="HTML">
     <w:name w:val="HTML Preformatted"/>
-    <w:basedOn w:val="Normal"/>
-    <w:link w:val="HTMLPreformattedChar"/>
+    <w:basedOn w:val="a"/>
+    <w:link w:val="HTML0"/>
     <w:uiPriority w:val="99"/>
     <w:semiHidden/>
     <w:unhideWhenUsed/>
@@ -4762,10 +5833,10 @@
       <w:lang w:eastAsia="ru-RU"/>
     </w:rPr>
   </w:style>
-  <w:style w:type="character" w:customStyle="1" w:styleId="HTMLPreformattedChar">
-    <w:name w:val="HTML Preformatted Char"/>
-    <w:basedOn w:val="DefaultParagraphFont"/>
-    <w:link w:val="HTMLPreformatted"/>
+  <w:style w:type="character" w:customStyle="1" w:styleId="HTML0">
+    <w:name w:val="Стандартный HTML Знак"/>
+    <w:basedOn w:val="a0"/>
+    <w:link w:val="HTML"/>
     <w:uiPriority w:val="99"/>
     <w:semiHidden/>
     <w:rsid w:val="00C63B6C"/>
@@ -4776,10 +5847,10 @@
       <w:lang w:eastAsia="ru-RU"/>
     </w:rPr>
   </w:style>
-  <w:style w:type="paragraph" w:styleId="BalloonText">
+  <w:style w:type="paragraph" w:styleId="ad">
     <w:name w:val="Balloon Text"/>
-    <w:basedOn w:val="Normal"/>
-    <w:link w:val="BalloonTextChar"/>
+    <w:basedOn w:val="a"/>
+    <w:link w:val="ae"/>
     <w:uiPriority w:val="99"/>
     <w:semiHidden/>
     <w:unhideWhenUsed/>
@@ -4793,10 +5864,10 @@
       <w:szCs w:val="18"/>
     </w:rPr>
   </w:style>
-  <w:style w:type="character" w:customStyle="1" w:styleId="BalloonTextChar">
-    <w:name w:val="Balloon Text Char"/>
-    <w:basedOn w:val="DefaultParagraphFont"/>
-    <w:link w:val="BalloonText"/>
+  <w:style w:type="character" w:customStyle="1" w:styleId="ae">
+    <w:name w:val="Текст выноски Знак"/>
+    <w:basedOn w:val="a0"/>
+    <w:link w:val="ad"/>
     <w:uiPriority w:val="99"/>
     <w:semiHidden/>
     <w:rsid w:val="00427507"/>
@@ -4806,10 +5877,10 @@
       <w:szCs w:val="18"/>
     </w:rPr>
   </w:style>
-  <w:style w:type="character" w:customStyle="1" w:styleId="Heading1Char">
-    <w:name w:val="Heading 1 Char"/>
-    <w:basedOn w:val="DefaultParagraphFont"/>
-    <w:link w:val="Heading1"/>
+  <w:style w:type="character" w:customStyle="1" w:styleId="10">
+    <w:name w:val="Заголовок 1 Знак"/>
+    <w:basedOn w:val="a0"/>
+    <w:link w:val="1"/>
     <w:uiPriority w:val="9"/>
     <w:rsid w:val="00026A91"/>
     <w:rPr>
@@ -4818,10 +5889,10 @@
       <w:szCs w:val="28"/>
     </w:rPr>
   </w:style>
-  <w:style w:type="character" w:customStyle="1" w:styleId="Heading2Char">
-    <w:name w:val="Heading 2 Char"/>
-    <w:basedOn w:val="DefaultParagraphFont"/>
-    <w:link w:val="Heading2"/>
+  <w:style w:type="character" w:customStyle="1" w:styleId="20">
+    <w:name w:val="Заголовок 2 Знак"/>
+    <w:basedOn w:val="a0"/>
+    <w:link w:val="2"/>
     <w:uiPriority w:val="9"/>
     <w:rsid w:val="00026A91"/>
     <w:rPr>
@@ -4831,10 +5902,10 @@
       <w:szCs w:val="28"/>
     </w:rPr>
   </w:style>
-  <w:style w:type="paragraph" w:styleId="TOCHeading">
+  <w:style w:type="paragraph" w:styleId="af">
     <w:name w:val="TOC Heading"/>
-    <w:basedOn w:val="Heading1"/>
-    <w:next w:val="Normal"/>
+    <w:basedOn w:val="1"/>
+    <w:next w:val="a"/>
     <w:uiPriority w:val="39"/>
     <w:unhideWhenUsed/>
     <w:qFormat/>
@@ -4854,10 +5925,10 @@
       <w:lang w:val="en-US"/>
     </w:rPr>
   </w:style>
-  <w:style w:type="paragraph" w:styleId="TOC1">
+  <w:style w:type="paragraph" w:styleId="11">
     <w:name w:val="toc 1"/>
-    <w:basedOn w:val="Normal"/>
-    <w:next w:val="Normal"/>
+    <w:basedOn w:val="a"/>
+    <w:next w:val="a"/>
     <w:autoRedefine/>
     <w:uiPriority w:val="39"/>
     <w:unhideWhenUsed/>
@@ -4874,10 +5945,10 @@
       <w:szCs w:val="24"/>
     </w:rPr>
   </w:style>
-  <w:style w:type="paragraph" w:styleId="TOC2">
+  <w:style w:type="paragraph" w:styleId="21">
     <w:name w:val="toc 2"/>
-    <w:basedOn w:val="Normal"/>
-    <w:next w:val="Normal"/>
+    <w:basedOn w:val="a"/>
+    <w:next w:val="a"/>
     <w:autoRedefine/>
     <w:uiPriority w:val="39"/>
     <w:unhideWhenUsed/>
@@ -4891,10 +5962,10 @@
       <w:bCs/>
     </w:rPr>
   </w:style>
-  <w:style w:type="paragraph" w:styleId="TOC3">
+  <w:style w:type="paragraph" w:styleId="3">
     <w:name w:val="toc 3"/>
-    <w:basedOn w:val="Normal"/>
-    <w:next w:val="Normal"/>
+    <w:basedOn w:val="a"/>
+    <w:next w:val="a"/>
     <w:autoRedefine/>
     <w:uiPriority w:val="39"/>
     <w:semiHidden/>
@@ -4909,10 +5980,10 @@
       <w:szCs w:val="20"/>
     </w:rPr>
   </w:style>
-  <w:style w:type="paragraph" w:styleId="TOC4">
+  <w:style w:type="paragraph" w:styleId="4">
     <w:name w:val="toc 4"/>
-    <w:basedOn w:val="Normal"/>
-    <w:next w:val="Normal"/>
+    <w:basedOn w:val="a"/>
+    <w:next w:val="a"/>
     <w:autoRedefine/>
     <w:uiPriority w:val="39"/>
     <w:semiHidden/>
@@ -4927,10 +5998,10 @@
       <w:szCs w:val="20"/>
     </w:rPr>
   </w:style>
-  <w:style w:type="paragraph" w:styleId="TOC5">
+  <w:style w:type="paragraph" w:styleId="5">
     <w:name w:val="toc 5"/>
-    <w:basedOn w:val="Normal"/>
-    <w:next w:val="Normal"/>
+    <w:basedOn w:val="a"/>
+    <w:next w:val="a"/>
     <w:autoRedefine/>
     <w:uiPriority w:val="39"/>
     <w:semiHidden/>
@@ -4945,10 +6016,10 @@
       <w:szCs w:val="20"/>
     </w:rPr>
   </w:style>
-  <w:style w:type="paragraph" w:styleId="TOC6">
+  <w:style w:type="paragraph" w:styleId="6">
     <w:name w:val="toc 6"/>
-    <w:basedOn w:val="Normal"/>
-    <w:next w:val="Normal"/>
+    <w:basedOn w:val="a"/>
+    <w:next w:val="a"/>
     <w:autoRedefine/>
     <w:uiPriority w:val="39"/>
     <w:semiHidden/>
@@ -4963,10 +6034,10 @@
       <w:szCs w:val="20"/>
     </w:rPr>
   </w:style>
-  <w:style w:type="paragraph" w:styleId="TOC7">
+  <w:style w:type="paragraph" w:styleId="7">
     <w:name w:val="toc 7"/>
-    <w:basedOn w:val="Normal"/>
-    <w:next w:val="Normal"/>
+    <w:basedOn w:val="a"/>
+    <w:next w:val="a"/>
     <w:autoRedefine/>
     <w:uiPriority w:val="39"/>
     <w:semiHidden/>
@@ -4981,10 +6052,10 @@
       <w:szCs w:val="20"/>
     </w:rPr>
   </w:style>
-  <w:style w:type="paragraph" w:styleId="TOC8">
+  <w:style w:type="paragraph" w:styleId="8">
     <w:name w:val="toc 8"/>
-    <w:basedOn w:val="Normal"/>
-    <w:next w:val="Normal"/>
+    <w:basedOn w:val="a"/>
+    <w:next w:val="a"/>
     <w:autoRedefine/>
     <w:uiPriority w:val="39"/>
     <w:semiHidden/>
@@ -4999,10 +6070,10 @@
       <w:szCs w:val="20"/>
     </w:rPr>
   </w:style>
-  <w:style w:type="paragraph" w:styleId="TOC9">
+  <w:style w:type="paragraph" w:styleId="9">
     <w:name w:val="toc 9"/>
-    <w:basedOn w:val="Normal"/>
-    <w:next w:val="Normal"/>
+    <w:basedOn w:val="a"/>
+    <w:next w:val="a"/>
     <w:autoRedefine/>
     <w:uiPriority w:val="39"/>
     <w:semiHidden/>

--- a/Пояснительная записка.docx
+++ b/Пояснительная записка.docx
@@ -109,11 +109,12 @@
             </w:rPr>
             <w:fldChar w:fldCharType="separate"/>
           </w:r>
-          <w:hyperlink w:anchor="_Toc69242565" w:history="1">
+          <w:hyperlink w:anchor="_Toc69243866" w:history="1">
             <w:r>
               <w:rPr>
                 <w:rStyle w:val="a7"/>
                 <w:noProof/>
+                <w:highlight w:val="green"/>
               </w:rPr>
               <w:t>ВВЕДЕНИЕ</w:t>
             </w:r>
@@ -136,7 +137,7 @@
                 <w:noProof/>
                 <w:webHidden/>
               </w:rPr>
-              <w:instrText xml:space="preserve"> PAGEREF _Toc69242565 \h </w:instrText>
+              <w:instrText xml:space="preserve"> PAGEREF _Toc69243866 \h </w:instrText>
             </w:r>
             <w:r>
               <w:rPr>
@@ -183,27 +184,13 @@
               <w:lang w:eastAsia="ru-RU"/>
             </w:rPr>
           </w:pPr>
-          <w:hyperlink w:anchor="_Toc69242566" w:history="1">
+          <w:hyperlink w:anchor="_Toc69243867" w:history="1">
             <w:r>
               <w:rPr>
                 <w:rStyle w:val="a7"/>
                 <w:noProof/>
               </w:rPr>
-              <w:t>ПОСТ</w:t>
-            </w:r>
-            <w:r>
-              <w:rPr>
-                <w:rStyle w:val="a7"/>
-                <w:noProof/>
-              </w:rPr>
-              <w:t>А</w:t>
-            </w:r>
-            <w:r>
-              <w:rPr>
-                <w:rStyle w:val="a7"/>
-                <w:noProof/>
-              </w:rPr>
-              <w:t>НОВКА ЗАДАЧИ</w:t>
+              <w:t>ПОСТАНОВКА ЗАДАЧИ</w:t>
             </w:r>
             <w:r>
               <w:rPr>
@@ -224,7 +211,7 @@
                 <w:noProof/>
                 <w:webHidden/>
               </w:rPr>
-              <w:instrText xml:space="preserve"> PAGEREF _Toc69242566 \h </w:instrText>
+              <w:instrText xml:space="preserve"> PAGEREF _Toc69243867 \h </w:instrText>
             </w:r>
             <w:r>
               <w:rPr>
@@ -271,7 +258,7 @@
               <w:lang w:eastAsia="ru-RU"/>
             </w:rPr>
           </w:pPr>
-          <w:hyperlink w:anchor="_Toc69242567" w:history="1">
+          <w:hyperlink w:anchor="_Toc69243868" w:history="1">
             <w:r>
               <w:rPr>
                 <w:rStyle w:val="a7"/>
@@ -298,7 +285,7 @@
                 <w:noProof/>
                 <w:webHidden/>
               </w:rPr>
-              <w:instrText xml:space="preserve"> PAGEREF _Toc69242567 \h </w:instrText>
+              <w:instrText xml:space="preserve"> PAGEREF _Toc69243868 \h </w:instrText>
             </w:r>
             <w:r>
               <w:rPr>
@@ -345,27 +332,13 @@
               <w:lang w:eastAsia="ru-RU"/>
             </w:rPr>
           </w:pPr>
-          <w:hyperlink w:anchor="_Toc69242568" w:history="1">
+          <w:hyperlink w:anchor="_Toc69243869" w:history="1">
             <w:r>
               <w:rPr>
                 <w:rStyle w:val="a7"/>
                 <w:noProof/>
               </w:rPr>
-              <w:t>АКТ</w:t>
-            </w:r>
-            <w:r>
-              <w:rPr>
-                <w:rStyle w:val="a7"/>
-                <w:noProof/>
-              </w:rPr>
-              <w:t>У</w:t>
-            </w:r>
-            <w:r>
-              <w:rPr>
-                <w:rStyle w:val="a7"/>
-                <w:noProof/>
-              </w:rPr>
-              <w:t>АЛЬНОСТЬ АВТОМАТИЗАЦИИ</w:t>
+              <w:t>АКТУАЛЬНОСТЬ АВТОМАТИЗАЦИИ</w:t>
             </w:r>
             <w:r>
               <w:rPr>
@@ -386,7 +359,7 @@
                 <w:noProof/>
                 <w:webHidden/>
               </w:rPr>
-              <w:instrText xml:space="preserve"> PAGEREF _Toc69242568 \h </w:instrText>
+              <w:instrText xml:space="preserve"> PAGEREF _Toc69243869 \h </w:instrText>
             </w:r>
             <w:r>
               <w:rPr>
@@ -433,7 +406,7 @@
               <w:lang w:eastAsia="ru-RU"/>
             </w:rPr>
           </w:pPr>
-          <w:hyperlink w:anchor="_Toc69242569" w:history="1">
+          <w:hyperlink w:anchor="_Toc69243870" w:history="1">
             <w:r>
               <w:rPr>
                 <w:rStyle w:val="a7"/>
@@ -460,7 +433,7 @@
                 <w:noProof/>
                 <w:webHidden/>
               </w:rPr>
-              <w:instrText xml:space="preserve"> PAGEREF _Toc69242569 \h </w:instrText>
+              <w:instrText xml:space="preserve"> PAGEREF _Toc69243870 \h </w:instrText>
             </w:r>
             <w:r>
               <w:rPr>
@@ -507,13 +480,27 @@
               <w:lang w:eastAsia="ru-RU"/>
             </w:rPr>
           </w:pPr>
-          <w:hyperlink w:anchor="_Toc69242570" w:history="1">
+          <w:hyperlink w:anchor="_Toc69243871" w:history="1">
             <w:r>
               <w:rPr>
                 <w:rStyle w:val="a7"/>
                 <w:noProof/>
               </w:rPr>
-              <w:t>ОПИСАНИЕ ИНТЕРФЕЙСА ПРОГРАММЫ</w:t>
+              <w:t>ОПИСАН</w:t>
+            </w:r>
+            <w:r>
+              <w:rPr>
+                <w:rStyle w:val="a7"/>
+                <w:noProof/>
+              </w:rPr>
+              <w:t>И</w:t>
+            </w:r>
+            <w:r>
+              <w:rPr>
+                <w:rStyle w:val="a7"/>
+                <w:noProof/>
+              </w:rPr>
+              <w:t>Е ИНТЕРФЕЙСА ПРОГРАММЫ</w:t>
             </w:r>
             <w:r>
               <w:rPr>
@@ -534,7 +521,7 @@
                 <w:noProof/>
                 <w:webHidden/>
               </w:rPr>
-              <w:instrText xml:space="preserve"> PAGEREF _Toc69242570 \h </w:instrText>
+              <w:instrText xml:space="preserve"> PAGEREF _Toc69243871 \h </w:instrText>
             </w:r>
             <w:r>
               <w:rPr>
@@ -581,7 +568,7 @@
               <w:lang w:eastAsia="ru-RU"/>
             </w:rPr>
           </w:pPr>
-          <w:hyperlink w:anchor="_Toc69242571" w:history="1">
+          <w:hyperlink w:anchor="_Toc69243872" w:history="1">
             <w:r>
               <w:rPr>
                 <w:rStyle w:val="a7"/>
@@ -608,7 +595,7 @@
                 <w:noProof/>
                 <w:webHidden/>
               </w:rPr>
-              <w:instrText xml:space="preserve"> PAGEREF _Toc69242571 \h </w:instrText>
+              <w:instrText xml:space="preserve"> PAGEREF _Toc69243872 \h </w:instrText>
             </w:r>
             <w:r>
               <w:rPr>
@@ -655,13 +642,27 @@
               <w:lang w:eastAsia="ru-RU"/>
             </w:rPr>
           </w:pPr>
-          <w:hyperlink w:anchor="_Toc69242572" w:history="1">
+          <w:hyperlink w:anchor="_Toc69243873" w:history="1">
             <w:r>
               <w:rPr>
                 <w:rStyle w:val="a7"/>
                 <w:noProof/>
               </w:rPr>
-              <w:t>Сервер</w:t>
+              <w:t>Сер</w:t>
+            </w:r>
+            <w:r>
+              <w:rPr>
+                <w:rStyle w:val="a7"/>
+                <w:noProof/>
+              </w:rPr>
+              <w:t>в</w:t>
+            </w:r>
+            <w:r>
+              <w:rPr>
+                <w:rStyle w:val="a7"/>
+                <w:noProof/>
+              </w:rPr>
+              <w:t>ер</w:t>
             </w:r>
             <w:r>
               <w:rPr>
@@ -682,7 +683,7 @@
                 <w:noProof/>
                 <w:webHidden/>
               </w:rPr>
-              <w:instrText xml:space="preserve"> PAGEREF _Toc69242572 \h </w:instrText>
+              <w:instrText xml:space="preserve"> PAGEREF _Toc69243873 \h </w:instrText>
             </w:r>
             <w:r>
               <w:rPr>
@@ -729,7 +730,7 @@
               <w:lang w:eastAsia="ru-RU"/>
             </w:rPr>
           </w:pPr>
-          <w:hyperlink w:anchor="_Toc69242573" w:history="1">
+          <w:hyperlink w:anchor="_Toc69243874" w:history="1">
             <w:r>
               <w:rPr>
                 <w:rStyle w:val="a7"/>
@@ -756,7 +757,7 @@
                 <w:noProof/>
                 <w:webHidden/>
               </w:rPr>
-              <w:instrText xml:space="preserve"> PAGEREF _Toc69242573 \h </w:instrText>
+              <w:instrText xml:space="preserve"> PAGEREF _Toc69243874 \h </w:instrText>
             </w:r>
             <w:r>
               <w:rPr>
@@ -803,7 +804,7 @@
               <w:lang w:eastAsia="ru-RU"/>
             </w:rPr>
           </w:pPr>
-          <w:hyperlink w:anchor="_Toc69242574" w:history="1">
+          <w:hyperlink w:anchor="_Toc69243875" w:history="1">
             <w:r>
               <w:rPr>
                 <w:rStyle w:val="a7"/>
@@ -830,7 +831,7 @@
                 <w:noProof/>
                 <w:webHidden/>
               </w:rPr>
-              <w:instrText xml:space="preserve"> PAGEREF _Toc69242574 \h </w:instrText>
+              <w:instrText xml:space="preserve"> PAGEREF _Toc69243875 \h </w:instrText>
             </w:r>
             <w:r>
               <w:rPr>
@@ -877,7 +878,7 @@
               <w:lang w:eastAsia="ru-RU"/>
             </w:rPr>
           </w:pPr>
-          <w:hyperlink w:anchor="_Toc69242575" w:history="1">
+          <w:hyperlink w:anchor="_Toc69243876" w:history="1">
             <w:r>
               <w:rPr>
                 <w:rStyle w:val="a7"/>
@@ -904,7 +905,7 @@
                 <w:noProof/>
                 <w:webHidden/>
               </w:rPr>
-              <w:instrText xml:space="preserve"> PAGEREF _Toc69242575 \h </w:instrText>
+              <w:instrText xml:space="preserve"> PAGEREF _Toc69243876 \h </w:instrText>
             </w:r>
             <w:r>
               <w:rPr>
@@ -951,7 +952,7 @@
               <w:lang w:eastAsia="ru-RU"/>
             </w:rPr>
           </w:pPr>
-          <w:hyperlink w:anchor="_Toc69242576" w:history="1">
+          <w:hyperlink w:anchor="_Toc69243877" w:history="1">
             <w:r>
               <w:rPr>
                 <w:rStyle w:val="a7"/>
@@ -978,7 +979,7 @@
                 <w:noProof/>
                 <w:webHidden/>
               </w:rPr>
-              <w:instrText xml:space="preserve"> PAGEREF _Toc69242576 \h </w:instrText>
+              <w:instrText xml:space="preserve"> PAGEREF _Toc69243877 \h </w:instrText>
             </w:r>
             <w:r>
               <w:rPr>
@@ -1025,7 +1026,7 @@
               <w:lang w:eastAsia="ru-RU"/>
             </w:rPr>
           </w:pPr>
-          <w:hyperlink w:anchor="_Toc69242577" w:history="1">
+          <w:hyperlink w:anchor="_Toc69243878" w:history="1">
             <w:r>
               <w:rPr>
                 <w:rStyle w:val="a7"/>
@@ -1052,7 +1053,7 @@
                 <w:noProof/>
                 <w:webHidden/>
               </w:rPr>
-              <w:instrText xml:space="preserve"> PAGEREF _Toc69242577 \h </w:instrText>
+              <w:instrText xml:space="preserve"> PAGEREF _Toc69243878 \h </w:instrText>
             </w:r>
             <w:r>
               <w:rPr>
@@ -1099,7 +1100,7 @@
               <w:lang w:eastAsia="ru-RU"/>
             </w:rPr>
           </w:pPr>
-          <w:hyperlink w:anchor="_Toc69242578" w:history="1">
+          <w:hyperlink w:anchor="_Toc69243879" w:history="1">
             <w:r>
               <w:rPr>
                 <w:rStyle w:val="a7"/>
@@ -1126,7 +1127,7 @@
                 <w:noProof/>
                 <w:webHidden/>
               </w:rPr>
-              <w:instrText xml:space="preserve"> PAGEREF _Toc69242578 \h </w:instrText>
+              <w:instrText xml:space="preserve"> PAGEREF _Toc69243879 \h </w:instrText>
             </w:r>
             <w:r>
               <w:rPr>
@@ -1173,7 +1174,7 @@
               <w:lang w:eastAsia="ru-RU"/>
             </w:rPr>
           </w:pPr>
-          <w:hyperlink w:anchor="_Toc69242579" w:history="1">
+          <w:hyperlink w:anchor="_Toc69243880" w:history="1">
             <w:r>
               <w:rPr>
                 <w:rStyle w:val="a7"/>
@@ -1200,7 +1201,7 @@
                 <w:noProof/>
                 <w:webHidden/>
               </w:rPr>
-              <w:instrText xml:space="preserve"> PAGEREF _Toc69242579 \h </w:instrText>
+              <w:instrText xml:space="preserve"> PAGEREF _Toc69243880 \h </w:instrText>
             </w:r>
             <w:r>
               <w:rPr>
@@ -1247,7 +1248,7 @@
               <w:lang w:eastAsia="ru-RU"/>
             </w:rPr>
           </w:pPr>
-          <w:hyperlink w:anchor="_Toc69242580" w:history="1">
+          <w:hyperlink w:anchor="_Toc69243881" w:history="1">
             <w:r>
               <w:rPr>
                 <w:rStyle w:val="a7"/>
@@ -1274,7 +1275,7 @@
                 <w:noProof/>
                 <w:webHidden/>
               </w:rPr>
-              <w:instrText xml:space="preserve"> PAGEREF _Toc69242580 \h </w:instrText>
+              <w:instrText xml:space="preserve"> PAGEREF _Toc69243881 \h </w:instrText>
             </w:r>
             <w:r>
               <w:rPr>
@@ -1321,7 +1322,7 @@
               <w:lang w:eastAsia="ru-RU"/>
             </w:rPr>
           </w:pPr>
-          <w:hyperlink w:anchor="_Toc69242581" w:history="1">
+          <w:hyperlink w:anchor="_Toc69243882" w:history="1">
             <w:r>
               <w:rPr>
                 <w:rStyle w:val="a7"/>
@@ -1348,7 +1349,7 @@
                 <w:noProof/>
                 <w:webHidden/>
               </w:rPr>
-              <w:instrText xml:space="preserve"> PAGEREF _Toc69242581 \h </w:instrText>
+              <w:instrText xml:space="preserve"> PAGEREF _Toc69243882 \h </w:instrText>
             </w:r>
             <w:r>
               <w:rPr>
@@ -1417,8 +1418,11 @@
       <w:pPr>
         <w:pStyle w:val="1"/>
       </w:pPr>
-      <w:bookmarkStart w:id="0" w:name="_Toc69242565"/>
-      <w:r>
+      <w:bookmarkStart w:id="0" w:name="_Toc69243866"/>
+      <w:r>
+        <w:rPr>
+          <w:highlight w:val="green"/>
+        </w:rPr>
         <w:lastRenderedPageBreak/>
         <w:t>ВВЕДЕНИЕ</w:t>
       </w:r>
@@ -2215,7 +2219,23 @@
           <w:rFonts w:cs="Times New Roman"/>
           <w:szCs w:val="28"/>
         </w:rPr>
-        <w:t xml:space="preserve">серверная часть с использованием фреймворка </w:t>
+        <w:t xml:space="preserve">серверная часть с использованием </w:t>
+      </w:r>
+      <w:proofErr w:type="spellStart"/>
+      <w:r>
+        <w:rPr>
+          <w:rFonts w:cs="Times New Roman"/>
+          <w:szCs w:val="28"/>
+        </w:rPr>
+        <w:t>фреймворка</w:t>
+      </w:r>
+      <w:proofErr w:type="spellEnd"/>
+      <w:r>
+        <w:rPr>
+          <w:rFonts w:cs="Times New Roman"/>
+          <w:szCs w:val="28"/>
+        </w:rPr>
+        <w:t xml:space="preserve"> </w:t>
       </w:r>
       <w:r>
         <w:rPr>
@@ -2493,6 +2513,7 @@
         </w:rPr>
         <w:t xml:space="preserve">-контейнера для сервер-приложения и </w:t>
       </w:r>
+      <w:proofErr w:type="gramStart"/>
       <w:r>
         <w:rPr>
           <w:rFonts w:cs="Times New Roman"/>
@@ -2506,12 +2527,43 @@
           <w:rFonts w:cs="Times New Roman"/>
           <w:szCs w:val="28"/>
         </w:rPr>
+        <w:t xml:space="preserve">  </w:t>
+      </w:r>
+      <w:r>
+        <w:rPr>
+          <w:rFonts w:cs="Times New Roman"/>
+          <w:szCs w:val="28"/>
+          <w:lang w:val="en-US"/>
+        </w:rPr>
+        <w:t>Runtime</w:t>
+      </w:r>
+      <w:proofErr w:type="gramEnd"/>
+      <w:r>
+        <w:rPr>
+          <w:rFonts w:cs="Times New Roman"/>
+          <w:szCs w:val="28"/>
+        </w:rPr>
         <w:t xml:space="preserve"> </w:t>
       </w:r>
       <w:r>
         <w:rPr>
           <w:rFonts w:cs="Times New Roman"/>
           <w:szCs w:val="28"/>
+          <w:lang w:val="en-US"/>
+        </w:rPr>
+        <w:t>Image</w:t>
+      </w:r>
+      <w:r>
+        <w:rPr>
+          <w:rFonts w:cs="Times New Roman"/>
+          <w:szCs w:val="28"/>
+        </w:rPr>
+        <w:t xml:space="preserve"> для клиент-приложения</w:t>
+      </w:r>
+      <w:r>
+        <w:rPr>
+          <w:rFonts w:cs="Times New Roman"/>
+          <w:szCs w:val="28"/>
         </w:rPr>
         <w:t xml:space="preserve"> </w:t>
       </w:r>
@@ -2519,46 +2571,10 @@
         <w:rPr>
           <w:rFonts w:cs="Times New Roman"/>
           <w:szCs w:val="28"/>
-          <w:lang w:val="en-US"/>
-        </w:rPr>
-        <w:t>Runtime</w:t>
-      </w:r>
-      <w:r>
-        <w:rPr>
-          <w:rFonts w:cs="Times New Roman"/>
-          <w:szCs w:val="28"/>
-        </w:rPr>
-        <w:t xml:space="preserve"> </w:t>
-      </w:r>
-      <w:r>
-        <w:rPr>
-          <w:rFonts w:cs="Times New Roman"/>
-          <w:szCs w:val="28"/>
-          <w:lang w:val="en-US"/>
-        </w:rPr>
-        <w:t>Image</w:t>
-      </w:r>
-      <w:r>
-        <w:rPr>
-          <w:rFonts w:cs="Times New Roman"/>
-          <w:szCs w:val="28"/>
-        </w:rPr>
-        <w:t xml:space="preserve"> для клиент-приложения</w:t>
-      </w:r>
-      <w:r>
-        <w:rPr>
-          <w:rFonts w:cs="Times New Roman"/>
-          <w:szCs w:val="28"/>
-        </w:rPr>
-        <w:t xml:space="preserve"> </w:t>
-      </w:r>
-      <w:r>
-        <w:rPr>
-          <w:rFonts w:cs="Times New Roman"/>
-          <w:szCs w:val="28"/>
         </w:rPr>
         <w:t xml:space="preserve">с использованием инструмента </w:t>
       </w:r>
+      <w:proofErr w:type="spellStart"/>
       <w:r>
         <w:rPr>
           <w:rFonts w:cs="Times New Roman"/>
@@ -2567,6 +2583,7 @@
         </w:rPr>
         <w:t>Jlink</w:t>
       </w:r>
+      <w:proofErr w:type="spellEnd"/>
       <w:r>
         <w:rPr>
           <w:rFonts w:cs="Times New Roman"/>
@@ -2597,7 +2614,7 @@
       <w:pPr>
         <w:pStyle w:val="1"/>
       </w:pPr>
-      <w:bookmarkStart w:id="1" w:name="_Toc69242566"/>
+      <w:bookmarkStart w:id="1" w:name="_Toc69243867"/>
       <w:r>
         <w:lastRenderedPageBreak/>
         <w:t>ПОСТАНОВКА ЗАДАЧИ</w:t>
@@ -2620,21 +2637,7 @@
           <w:rFonts w:cs="Times New Roman"/>
           <w:szCs w:val="28"/>
         </w:rPr>
-        <w:t xml:space="preserve">В рамках </w:t>
-      </w:r>
-      <w:r>
-        <w:rPr>
-          <w:rFonts w:cs="Times New Roman"/>
-          <w:szCs w:val="28"/>
-        </w:rPr>
-        <w:t xml:space="preserve">проекта необходимо </w:t>
-      </w:r>
-      <w:r>
-        <w:rPr>
-          <w:rFonts w:cs="Times New Roman"/>
-          <w:szCs w:val="28"/>
-        </w:rPr>
-        <w:t>чета сделать кароч)))</w:t>
+        <w:t xml:space="preserve">Необходимо </w:t>
       </w:r>
       <w:r>
         <w:rPr>
@@ -2649,7 +2652,7 @@
       <w:pPr>
         <w:pStyle w:val="1"/>
       </w:pPr>
-      <w:bookmarkStart w:id="2" w:name="_Toc69242567"/>
+      <w:bookmarkStart w:id="2" w:name="_Toc69243868"/>
       <w:r>
         <w:lastRenderedPageBreak/>
         <w:t>ОПИСАНИЕ ПРЕДМЕТНОЙ ОБЛАСТИ</w:t>
@@ -2793,7 +2796,25 @@
           <w:iCs/>
           <w:szCs w:val="28"/>
         </w:rPr>
-        <w:t>Установка сетевого имени (никнейма), и не допущение дубликатов.</w:t>
+        <w:t>Установка сетевого имени (</w:t>
+      </w:r>
+      <w:proofErr w:type="spellStart"/>
+      <w:r>
+        <w:rPr>
+          <w:rFonts w:eastAsiaTheme="minorEastAsia" w:cs="Times New Roman"/>
+          <w:iCs/>
+          <w:szCs w:val="28"/>
+        </w:rPr>
+        <w:t>никнейма</w:t>
+      </w:r>
+      <w:proofErr w:type="spellEnd"/>
+      <w:r>
+        <w:rPr>
+          <w:rFonts w:eastAsiaTheme="minorEastAsia" w:cs="Times New Roman"/>
+          <w:iCs/>
+          <w:szCs w:val="28"/>
+        </w:rPr>
+        <w:t>), и не допущение дубликатов.</w:t>
       </w:r>
     </w:p>
     <w:p>
@@ -3202,7 +3223,7 @@
       <w:pPr>
         <w:pStyle w:val="1"/>
       </w:pPr>
-      <w:bookmarkStart w:id="3" w:name="_Toc69242568"/>
+      <w:bookmarkStart w:id="3" w:name="_Toc69243869"/>
       <w:r>
         <w:lastRenderedPageBreak/>
         <w:t>АКТУАЛЬНОСТЬ АВТОМАТИЗАЦИИ</w:t>
@@ -3254,6 +3275,7 @@
         </w:rPr>
         <w:t xml:space="preserve">через </w:t>
       </w:r>
+      <w:proofErr w:type="gramStart"/>
       <w:r>
         <w:rPr>
           <w:rFonts w:cs="Times New Roman"/>
@@ -3261,6 +3283,7 @@
         </w:rPr>
         <w:t xml:space="preserve">механизмы  </w:t>
       </w:r>
+      <w:proofErr w:type="spellStart"/>
       <w:r>
         <w:rPr>
           <w:rFonts w:cs="Times New Roman"/>
@@ -3269,6 +3292,8 @@
         </w:rPr>
         <w:t>websocket</w:t>
       </w:r>
+      <w:proofErr w:type="spellEnd"/>
+      <w:proofErr w:type="gramEnd"/>
       <w:r>
         <w:rPr>
           <w:rFonts w:cs="Times New Roman"/>
@@ -3276,6 +3301,7 @@
         </w:rPr>
         <w:t>’</w:t>
       </w:r>
+      <w:proofErr w:type="spellStart"/>
       <w:r>
         <w:rPr>
           <w:rFonts w:cs="Times New Roman"/>
@@ -3283,6 +3309,7 @@
         </w:rPr>
         <w:t>ов</w:t>
       </w:r>
+      <w:proofErr w:type="spellEnd"/>
       <w:r>
         <w:rPr>
           <w:rFonts w:cs="Times New Roman"/>
@@ -3290,6 +3317,7 @@
         </w:rPr>
         <w:t xml:space="preserve"> и </w:t>
       </w:r>
+      <w:proofErr w:type="spellStart"/>
       <w:r>
         <w:rPr>
           <w:rFonts w:cs="Times New Roman"/>
@@ -3305,6 +3333,7 @@
         </w:rPr>
         <w:t>ов</w:t>
       </w:r>
+      <w:proofErr w:type="spellEnd"/>
       <w:r>
         <w:rPr>
           <w:rFonts w:cs="Times New Roman"/>
@@ -3337,6 +3366,7 @@
           <w:szCs w:val="28"/>
         </w:rPr>
       </w:pPr>
+      <w:proofErr w:type="gramStart"/>
       <w:r>
         <w:rPr>
           <w:rFonts w:cs="Times New Roman"/>
@@ -3352,6 +3382,7 @@
         </w:rPr>
         <w:t>,</w:t>
       </w:r>
+      <w:proofErr w:type="spellStart"/>
       <w:r>
         <w:rPr>
           <w:rFonts w:cs="Times New Roman"/>
@@ -3360,6 +3391,8 @@
         </w:rPr>
         <w:t>cjrtns</w:t>
       </w:r>
+      <w:proofErr w:type="spellEnd"/>
+      <w:proofErr w:type="gramEnd"/>
       <w:r>
         <w:rPr>
           <w:rFonts w:cs="Times New Roman"/>
@@ -3384,6 +3417,7 @@
         </w:rPr>
         <w:t xml:space="preserve">Клиенты на </w:t>
       </w:r>
+      <w:proofErr w:type="spellStart"/>
       <w:r>
         <w:rPr>
           <w:rFonts w:cs="Times New Roman"/>
@@ -3392,6 +3426,7 @@
         </w:rPr>
         <w:t>javafx</w:t>
       </w:r>
+      <w:proofErr w:type="spellEnd"/>
       <w:r>
         <w:rPr>
           <w:rFonts w:cs="Times New Roman"/>
@@ -3452,7 +3487,7 @@
       <w:pPr>
         <w:pStyle w:val="1"/>
       </w:pPr>
-      <w:bookmarkStart w:id="4" w:name="_Toc69242569"/>
+      <w:bookmarkStart w:id="4" w:name="_Toc69243870"/>
       <w:r>
         <w:lastRenderedPageBreak/>
         <w:t>АЛГОРИТМИЧЕСКИЕ РЕШЕНИЯ</w:t>
@@ -3618,7 +3653,7 @@
       <w:pPr>
         <w:pStyle w:val="1"/>
       </w:pPr>
-      <w:bookmarkStart w:id="5" w:name="_Toc69242570"/>
+      <w:bookmarkStart w:id="5" w:name="_Toc69243871"/>
       <w:r>
         <w:lastRenderedPageBreak/>
         <w:t>ОПИСАНИЕ ИНТЕРФЕЙСА ПРОГРАММЫ</w:t>
@@ -3739,21 +3774,178 @@
           <w:rFonts w:cs="Times New Roman"/>
           <w:szCs w:val="28"/>
         </w:rPr>
-        <w:t>П</w:t>
-      </w:r>
-      <w:r>
-        <w:rPr>
-          <w:rFonts w:cs="Times New Roman"/>
-          <w:szCs w:val="28"/>
-        </w:rPr>
-        <w:t xml:space="preserve">ри проектировании интерфейсов </w:t>
-      </w:r>
-      <w:r>
-        <w:rPr>
-          <w:rFonts w:cs="Times New Roman"/>
-          <w:szCs w:val="28"/>
-        </w:rPr>
-        <w:t xml:space="preserve">на клиенте </w:t>
+        <w:t>Для</w:t>
+      </w:r>
+      <w:r>
+        <w:rPr>
+          <w:rFonts w:cs="Times New Roman"/>
+          <w:szCs w:val="28"/>
+        </w:rPr>
+        <w:t xml:space="preserve"> проектировани</w:t>
+      </w:r>
+      <w:r>
+        <w:rPr>
+          <w:rFonts w:cs="Times New Roman"/>
+          <w:szCs w:val="28"/>
+        </w:rPr>
+        <w:t>я</w:t>
+      </w:r>
+      <w:r>
+        <w:rPr>
+          <w:rFonts w:cs="Times New Roman"/>
+          <w:szCs w:val="28"/>
+        </w:rPr>
+        <w:t xml:space="preserve"> интерфейсов</w:t>
+      </w:r>
+      <w:r>
+        <w:rPr>
+          <w:rFonts w:cs="Times New Roman"/>
+          <w:szCs w:val="28"/>
+        </w:rPr>
+        <w:t xml:space="preserve"> </w:t>
+      </w:r>
+      <w:r>
+        <w:rPr>
+          <w:rFonts w:cs="Times New Roman"/>
+          <w:szCs w:val="28"/>
+        </w:rPr>
+        <w:t xml:space="preserve">использовалась специальная </w:t>
+      </w:r>
+      <w:r>
+        <w:rPr>
+          <w:rFonts w:cs="Times New Roman"/>
+          <w:szCs w:val="28"/>
+        </w:rPr>
+        <w:t>библиотека</w:t>
+      </w:r>
+      <w:r>
+        <w:rPr>
+          <w:rFonts w:cs="Times New Roman"/>
+          <w:szCs w:val="28"/>
+        </w:rPr>
+        <w:t xml:space="preserve"> </w:t>
+      </w:r>
+      <w:proofErr w:type="spellStart"/>
+      <w:r>
+        <w:rPr>
+          <w:rFonts w:cs="Times New Roman"/>
+          <w:szCs w:val="28"/>
+          <w:lang w:val="en-US"/>
+        </w:rPr>
+        <w:t>JFoenix</w:t>
+      </w:r>
+      <w:proofErr w:type="spellEnd"/>
+      <w:r>
+        <w:rPr>
+          <w:rFonts w:cs="Times New Roman"/>
+          <w:szCs w:val="28"/>
+        </w:rPr>
+        <w:t xml:space="preserve"> </w:t>
+      </w:r>
+      <w:r>
+        <w:rPr>
+          <w:rFonts w:cs="Times New Roman"/>
+          <w:szCs w:val="28"/>
+        </w:rPr>
+        <w:t xml:space="preserve">для </w:t>
+      </w:r>
+      <w:proofErr w:type="spellStart"/>
+      <w:r>
+        <w:rPr>
+          <w:rFonts w:cs="Times New Roman"/>
+          <w:szCs w:val="28"/>
+        </w:rPr>
+        <w:t>минималистичного</w:t>
+      </w:r>
+      <w:proofErr w:type="spellEnd"/>
+      <w:r>
+        <w:rPr>
+          <w:rFonts w:cs="Times New Roman"/>
+          <w:szCs w:val="28"/>
+        </w:rPr>
+        <w:t xml:space="preserve"> </w:t>
+      </w:r>
+      <w:proofErr w:type="spellStart"/>
+      <w:r>
+        <w:rPr>
+          <w:rFonts w:cs="Times New Roman"/>
+          <w:szCs w:val="28"/>
+          <w:lang w:val="en-US"/>
+        </w:rPr>
+        <w:t>matrial</w:t>
+      </w:r>
+      <w:proofErr w:type="spellEnd"/>
+      <w:r>
+        <w:rPr>
+          <w:rFonts w:cs="Times New Roman"/>
+          <w:szCs w:val="28"/>
+        </w:rPr>
+        <w:t xml:space="preserve"> </w:t>
+      </w:r>
+      <w:r>
+        <w:rPr>
+          <w:rFonts w:cs="Times New Roman"/>
+          <w:szCs w:val="28"/>
+        </w:rPr>
+        <w:t>дизайна</w:t>
+      </w:r>
+      <w:r>
+        <w:rPr>
+          <w:rFonts w:cs="Times New Roman"/>
+          <w:szCs w:val="28"/>
+        </w:rPr>
+        <w:t xml:space="preserve">, </w:t>
+      </w:r>
+      <w:r>
+        <w:rPr>
+          <w:rFonts w:cs="Times New Roman"/>
+          <w:szCs w:val="28"/>
+        </w:rPr>
+        <w:t>которая расширяет</w:t>
+      </w:r>
+      <w:r>
+        <w:rPr>
+          <w:rFonts w:cs="Times New Roman"/>
+          <w:szCs w:val="28"/>
+        </w:rPr>
+        <w:t xml:space="preserve"> </w:t>
+      </w:r>
+      <w:r>
+        <w:rPr>
+          <w:rFonts w:cs="Times New Roman"/>
+          <w:szCs w:val="28"/>
+        </w:rPr>
+        <w:t xml:space="preserve">возможности по </w:t>
+      </w:r>
+      <w:proofErr w:type="spellStart"/>
+      <w:r>
+        <w:rPr>
+          <w:rFonts w:cs="Times New Roman"/>
+          <w:szCs w:val="28"/>
+        </w:rPr>
+        <w:t>кастомизации</w:t>
+      </w:r>
+      <w:proofErr w:type="spellEnd"/>
+      <w:r>
+        <w:rPr>
+          <w:rFonts w:cs="Times New Roman"/>
+          <w:szCs w:val="28"/>
+        </w:rPr>
+        <w:t xml:space="preserve"> </w:t>
+      </w:r>
+      <w:r>
+        <w:rPr>
+          <w:rFonts w:cs="Times New Roman"/>
+          <w:szCs w:val="28"/>
+        </w:rPr>
+        <w:t>стандартных</w:t>
+      </w:r>
+      <w:r>
+        <w:rPr>
+          <w:rFonts w:cs="Times New Roman"/>
+          <w:szCs w:val="28"/>
+        </w:rPr>
+        <w:t xml:space="preserve"> элементов </w:t>
       </w:r>
       <w:r>
         <w:rPr>
@@ -3775,15 +3967,39 @@
           <w:rFonts w:cs="Times New Roman"/>
           <w:szCs w:val="28"/>
         </w:rPr>
-        <w:t xml:space="preserve">использовалась специальная </w:t>
-      </w:r>
-      <w:r>
-        <w:rPr>
-          <w:rFonts w:cs="Times New Roman"/>
-          <w:szCs w:val="28"/>
-        </w:rPr>
-        <w:t>библиотека</w:t>
-      </w:r>
+        <w:t>разрабатываемой</w:t>
+      </w:r>
+      <w:r>
+        <w:rPr>
+          <w:rFonts w:cs="Times New Roman"/>
+          <w:szCs w:val="28"/>
+        </w:rPr>
+        <w:t xml:space="preserve"> системы</w:t>
+      </w:r>
+      <w:r>
+        <w:rPr>
+          <w:rFonts w:cs="Times New Roman"/>
+          <w:szCs w:val="28"/>
+        </w:rPr>
+        <w:t>.</w:t>
+      </w:r>
+      <w:r>
+        <w:rPr>
+          <w:rFonts w:cs="Times New Roman"/>
+          <w:szCs w:val="28"/>
+        </w:rPr>
+        <w:t xml:space="preserve"> Ниже представлено сравнение однотипных элементов интерфейса с использованием </w:t>
+      </w:r>
+      <w:proofErr w:type="spellStart"/>
+      <w:r>
+        <w:rPr>
+          <w:rFonts w:cs="Times New Roman"/>
+          <w:szCs w:val="28"/>
+          <w:lang w:val="en-US"/>
+        </w:rPr>
+        <w:t>JFoenix</w:t>
+      </w:r>
+      <w:proofErr w:type="spellEnd"/>
       <w:r>
         <w:rPr>
           <w:rFonts w:cs="Times New Roman"/>
@@ -3795,10 +4011,201 @@
         <w:rPr>
           <w:rFonts w:cs="Times New Roman"/>
           <w:szCs w:val="28"/>
+        </w:rPr>
+        <w:t>(</w:t>
+      </w:r>
+      <w:r>
+        <w:rPr>
+          <w:rFonts w:cs="Times New Roman"/>
+          <w:szCs w:val="28"/>
+        </w:rPr>
+        <w:t xml:space="preserve">верхний элемент) </w:t>
+      </w:r>
+      <w:r>
+        <w:rPr>
+          <w:rFonts w:cs="Times New Roman"/>
+          <w:szCs w:val="28"/>
+        </w:rPr>
+        <w:t>и без него</w:t>
+      </w:r>
+      <w:r>
+        <w:rPr>
+          <w:rFonts w:cs="Times New Roman"/>
+          <w:szCs w:val="28"/>
+        </w:rPr>
+        <w:t xml:space="preserve"> (нижний элемент)</w:t>
+      </w:r>
+      <w:r>
+        <w:rPr>
+          <w:rFonts w:cs="Times New Roman"/>
+          <w:szCs w:val="28"/>
+        </w:rPr>
+        <w:t>.</w:t>
+      </w:r>
+    </w:p>
+    <w:p>
+      <w:pPr>
+        <w:spacing w:line="360" w:lineRule="auto"/>
+        <w:jc w:val="both"/>
+        <w:rPr>
+          <w:rFonts w:cs="Times New Roman"/>
+          <w:szCs w:val="28"/>
+        </w:rPr>
+      </w:pPr>
+      <w:r>
+        <w:rPr>
+          <w:rFonts w:cs="Times New Roman"/>
+          <w:noProof/>
+          <w:szCs w:val="28"/>
+        </w:rPr>
+        <w:drawing>
+          <wp:inline distT="0" distB="0" distL="0" distR="0" wp14:anchorId="70464179" wp14:editId="1C9067A3">
+            <wp:extent cx="6120130" cy="1217295"/>
+            <wp:effectExtent l="0" t="0" r="1270" b="1905"/>
+            <wp:docPr id="2" name="Рисунок 2"/>
+            <wp:cNvGraphicFramePr>
+              <a:graphicFrameLocks xmlns:a="http://schemas.openxmlformats.org/drawingml/2006/main" noChangeAspect="1"/>
+            </wp:cNvGraphicFramePr>
+            <a:graphic xmlns:a="http://schemas.openxmlformats.org/drawingml/2006/main">
+              <a:graphicData uri="http://schemas.openxmlformats.org/drawingml/2006/picture">
+                <pic:pic xmlns:pic="http://schemas.openxmlformats.org/drawingml/2006/picture">
+                  <pic:nvPicPr>
+                    <pic:cNvPr id="2" name="Рисунок 2"/>
+                    <pic:cNvPicPr/>
+                  </pic:nvPicPr>
+                  <pic:blipFill>
+                    <a:blip r:embed="rId9">
+                      <a:extLst>
+                        <a:ext uri="{28A0092B-C50C-407E-A947-70E740481C1C}">
+                          <a14:useLocalDpi xmlns:a14="http://schemas.microsoft.com/office/drawing/2010/main" val="0"/>
+                        </a:ext>
+                      </a:extLst>
+                    </a:blip>
+                    <a:stretch>
+                      <a:fillRect/>
+                    </a:stretch>
+                  </pic:blipFill>
+                  <pic:spPr>
+                    <a:xfrm>
+                      <a:off x="0" y="0"/>
+                      <a:ext cx="6120130" cy="1217295"/>
+                    </a:xfrm>
+                    <a:prstGeom prst="rect">
+                      <a:avLst/>
+                    </a:prstGeom>
+                  </pic:spPr>
+                </pic:pic>
+              </a:graphicData>
+            </a:graphic>
+          </wp:inline>
+        </w:drawing>
+      </w:r>
+    </w:p>
+    <w:p>
+      <w:pPr>
+        <w:spacing w:line="360" w:lineRule="auto"/>
+        <w:jc w:val="both"/>
+        <w:rPr>
+          <w:rFonts w:cs="Times New Roman"/>
+          <w:szCs w:val="28"/>
+        </w:rPr>
+      </w:pPr>
+      <w:r>
+        <w:rPr>
+          <w:rFonts w:cs="Times New Roman"/>
+          <w:noProof/>
+          <w:szCs w:val="28"/>
+        </w:rPr>
+        <w:drawing>
+          <wp:inline distT="0" distB="0" distL="0" distR="0" wp14:anchorId="3CF55086" wp14:editId="4A48430E">
+            <wp:extent cx="6120130" cy="887095"/>
+            <wp:effectExtent l="0" t="0" r="1270" b="1905"/>
+            <wp:docPr id="3" name="Рисунок 3"/>
+            <wp:cNvGraphicFramePr>
+              <a:graphicFrameLocks xmlns:a="http://schemas.openxmlformats.org/drawingml/2006/main" noChangeAspect="1"/>
+            </wp:cNvGraphicFramePr>
+            <a:graphic xmlns:a="http://schemas.openxmlformats.org/drawingml/2006/main">
+              <a:graphicData uri="http://schemas.openxmlformats.org/drawingml/2006/picture">
+                <pic:pic xmlns:pic="http://schemas.openxmlformats.org/drawingml/2006/picture">
+                  <pic:nvPicPr>
+                    <pic:cNvPr id="3" name="Рисунок 3"/>
+                    <pic:cNvPicPr/>
+                  </pic:nvPicPr>
+                  <pic:blipFill>
+                    <a:blip r:embed="rId10">
+                      <a:extLst>
+                        <a:ext uri="{28A0092B-C50C-407E-A947-70E740481C1C}">
+                          <a14:useLocalDpi xmlns:a14="http://schemas.microsoft.com/office/drawing/2010/main" val="0"/>
+                        </a:ext>
+                      </a:extLst>
+                    </a:blip>
+                    <a:stretch>
+                      <a:fillRect/>
+                    </a:stretch>
+                  </pic:blipFill>
+                  <pic:spPr>
+                    <a:xfrm>
+                      <a:off x="0" y="0"/>
+                      <a:ext cx="6120130" cy="887095"/>
+                    </a:xfrm>
+                    <a:prstGeom prst="rect">
+                      <a:avLst/>
+                    </a:prstGeom>
+                  </pic:spPr>
+                </pic:pic>
+              </a:graphicData>
+            </a:graphic>
+          </wp:inline>
+        </w:drawing>
+      </w:r>
+    </w:p>
+    <w:p>
+      <w:pPr>
+        <w:spacing w:line="360" w:lineRule="auto"/>
+        <w:jc w:val="both"/>
+        <w:rPr>
+          <w:rFonts w:cs="Times New Roman"/>
+          <w:szCs w:val="28"/>
+        </w:rPr>
+      </w:pPr>
+      <w:r>
+        <w:rPr>
+          <w:rFonts w:cs="Times New Roman"/>
+          <w:szCs w:val="28"/>
+        </w:rPr>
+        <w:t>Как видим из рисунка выше</w:t>
+      </w:r>
+      <w:r>
+        <w:rPr>
+          <w:rFonts w:cs="Times New Roman"/>
+          <w:szCs w:val="28"/>
+        </w:rPr>
+        <w:t>,</w:t>
+      </w:r>
+      <w:r>
+        <w:rPr>
+          <w:rFonts w:cs="Times New Roman"/>
+          <w:szCs w:val="28"/>
+        </w:rPr>
+        <w:t xml:space="preserve"> элементы </w:t>
+      </w:r>
+      <w:proofErr w:type="spellStart"/>
+      <w:r>
+        <w:rPr>
+          <w:rFonts w:cs="Times New Roman"/>
+          <w:szCs w:val="28"/>
           <w:lang w:val="en-US"/>
         </w:rPr>
         <w:t>JFoenix</w:t>
       </w:r>
+      <w:proofErr w:type="spellEnd"/>
+      <w:r>
+        <w:rPr>
+          <w:rFonts w:cs="Times New Roman"/>
+          <w:szCs w:val="28"/>
+        </w:rPr>
+        <w:t xml:space="preserve"> выглядят более аккуратно по сравнению со стандартным набором,</w:t>
+      </w:r>
       <w:r>
         <w:rPr>
           <w:rFonts w:cs="Times New Roman"/>
@@ -3811,24 +4218,33 @@
           <w:rFonts w:cs="Times New Roman"/>
           <w:szCs w:val="28"/>
         </w:rPr>
-        <w:t xml:space="preserve">для </w:t>
-      </w:r>
-      <w:r>
-        <w:rPr>
-          <w:rFonts w:cs="Times New Roman"/>
-          <w:szCs w:val="28"/>
-          <w:lang w:val="en-US"/>
-        </w:rPr>
-        <w:t>m</w:t>
-      </w:r>
-      <w:r>
-        <w:rPr>
-          <w:rFonts w:cs="Times New Roman"/>
-          <w:szCs w:val="28"/>
-          <w:lang w:val="en-US"/>
-        </w:rPr>
-        <w:t>aterial</w:t>
-      </w:r>
+        <w:t xml:space="preserve">что особенно хорошо видно на элементах </w:t>
+      </w:r>
+      <w:r>
+        <w:rPr>
+          <w:rFonts w:cs="Times New Roman"/>
+          <w:szCs w:val="28"/>
+          <w:lang w:val="en-US"/>
+        </w:rPr>
+        <w:t>Slider</w:t>
+      </w:r>
+      <w:r>
+        <w:rPr>
+          <w:rFonts w:cs="Times New Roman"/>
+          <w:szCs w:val="28"/>
+        </w:rPr>
+        <w:t xml:space="preserve">, </w:t>
+      </w:r>
+      <w:proofErr w:type="spellStart"/>
+      <w:r>
+        <w:rPr>
+          <w:rFonts w:cs="Times New Roman"/>
+          <w:szCs w:val="28"/>
+          <w:lang w:val="en-US"/>
+        </w:rPr>
+        <w:t>ProgressBar</w:t>
+      </w:r>
+      <w:proofErr w:type="spellEnd"/>
       <w:r>
         <w:rPr>
           <w:rFonts w:cs="Times New Roman"/>
@@ -3841,7 +4257,513 @@
           <w:rFonts w:cs="Times New Roman"/>
           <w:szCs w:val="28"/>
         </w:rPr>
-        <w:t>дизайна</w:t>
+        <w:t xml:space="preserve">и </w:t>
+      </w:r>
+      <w:proofErr w:type="spellStart"/>
+      <w:r>
+        <w:rPr>
+          <w:rFonts w:cs="Times New Roman"/>
+          <w:szCs w:val="28"/>
+          <w:lang w:val="en-US"/>
+        </w:rPr>
+        <w:t>TextField</w:t>
+      </w:r>
+      <w:proofErr w:type="spellEnd"/>
+      <w:r>
+        <w:rPr>
+          <w:rFonts w:cs="Times New Roman"/>
+          <w:szCs w:val="28"/>
+        </w:rPr>
+        <w:t>.</w:t>
+      </w:r>
+    </w:p>
+    <w:p>
+      <w:pPr>
+        <w:spacing w:line="360" w:lineRule="auto"/>
+        <w:jc w:val="both"/>
+        <w:rPr>
+          <w:rFonts w:cs="Times New Roman"/>
+          <w:szCs w:val="28"/>
+        </w:rPr>
+      </w:pPr>
+      <w:r>
+        <w:rPr>
+          <w:rFonts w:cs="Times New Roman"/>
+          <w:szCs w:val="28"/>
+        </w:rPr>
+        <w:t xml:space="preserve">Всего в клиенте представлено </w:t>
+      </w:r>
+      <w:r>
+        <w:rPr>
+          <w:rFonts w:cs="Times New Roman"/>
+          <w:szCs w:val="28"/>
+        </w:rPr>
+        <w:t>10</w:t>
+      </w:r>
+      <w:r>
+        <w:rPr>
+          <w:rFonts w:cs="Times New Roman"/>
+          <w:szCs w:val="28"/>
+        </w:rPr>
+        <w:t xml:space="preserve"> </w:t>
+      </w:r>
+      <w:r>
+        <w:rPr>
+          <w:rFonts w:cs="Times New Roman"/>
+          <w:szCs w:val="28"/>
+        </w:rPr>
+        <w:t>окон</w:t>
+      </w:r>
+      <w:r>
+        <w:rPr>
+          <w:rFonts w:cs="Times New Roman"/>
+          <w:szCs w:val="28"/>
+        </w:rPr>
+        <w:t>:</w:t>
+      </w:r>
+    </w:p>
+    <w:p>
+      <w:pPr>
+        <w:pStyle w:val="a9"/>
+        <w:numPr>
+          <w:ilvl w:val="0"/>
+          <w:numId w:val="3"/>
+        </w:numPr>
+        <w:spacing w:line="360" w:lineRule="auto"/>
+        <w:jc w:val="both"/>
+        <w:rPr>
+          <w:rFonts w:cs="Times New Roman"/>
+          <w:szCs w:val="28"/>
+        </w:rPr>
+      </w:pPr>
+      <w:r>
+        <w:rPr>
+          <w:rFonts w:cs="Times New Roman"/>
+          <w:szCs w:val="28"/>
+        </w:rPr>
+        <w:t xml:space="preserve">Окно </w:t>
+      </w:r>
+      <w:r>
+        <w:rPr>
+          <w:rFonts w:cs="Times New Roman"/>
+          <w:szCs w:val="28"/>
+        </w:rPr>
+        <w:t>авторизации в системе</w:t>
+      </w:r>
+      <w:r>
+        <w:rPr>
+          <w:rFonts w:cs="Times New Roman"/>
+          <w:szCs w:val="28"/>
+          <w:lang w:val="en-US"/>
+        </w:rPr>
+        <w:t>;</w:t>
+      </w:r>
+    </w:p>
+    <w:p>
+      <w:pPr>
+        <w:pStyle w:val="a9"/>
+        <w:numPr>
+          <w:ilvl w:val="0"/>
+          <w:numId w:val="3"/>
+        </w:numPr>
+        <w:spacing w:line="360" w:lineRule="auto"/>
+        <w:jc w:val="both"/>
+        <w:rPr>
+          <w:rFonts w:cs="Times New Roman"/>
+          <w:szCs w:val="28"/>
+        </w:rPr>
+      </w:pPr>
+      <w:r>
+        <w:rPr>
+          <w:rFonts w:cs="Times New Roman"/>
+          <w:szCs w:val="28"/>
+        </w:rPr>
+        <w:t>Окно регистрации в системе</w:t>
+      </w:r>
+      <w:r>
+        <w:rPr>
+          <w:rFonts w:cs="Times New Roman"/>
+          <w:szCs w:val="28"/>
+          <w:lang w:val="en-US"/>
+        </w:rPr>
+        <w:t>;</w:t>
+      </w:r>
+    </w:p>
+    <w:p>
+      <w:pPr>
+        <w:pStyle w:val="a9"/>
+        <w:numPr>
+          <w:ilvl w:val="0"/>
+          <w:numId w:val="3"/>
+        </w:numPr>
+        <w:spacing w:line="360" w:lineRule="auto"/>
+        <w:jc w:val="both"/>
+        <w:rPr>
+          <w:rFonts w:cs="Times New Roman"/>
+          <w:szCs w:val="28"/>
+        </w:rPr>
+      </w:pPr>
+      <w:r>
+        <w:rPr>
+          <w:rFonts w:cs="Times New Roman"/>
+          <w:szCs w:val="28"/>
+        </w:rPr>
+        <w:t>Окно сброса пароля системы</w:t>
+      </w:r>
+      <w:r>
+        <w:rPr>
+          <w:rFonts w:cs="Times New Roman"/>
+          <w:szCs w:val="28"/>
+          <w:lang w:val="en-US"/>
+        </w:rPr>
+        <w:t>;</w:t>
+      </w:r>
+    </w:p>
+    <w:p>
+      <w:pPr>
+        <w:pStyle w:val="a9"/>
+        <w:numPr>
+          <w:ilvl w:val="0"/>
+          <w:numId w:val="3"/>
+        </w:numPr>
+        <w:spacing w:line="360" w:lineRule="auto"/>
+        <w:jc w:val="both"/>
+        <w:rPr>
+          <w:rFonts w:cs="Times New Roman"/>
+          <w:szCs w:val="28"/>
+        </w:rPr>
+      </w:pPr>
+      <w:r>
+        <w:rPr>
+          <w:rFonts w:cs="Times New Roman"/>
+          <w:szCs w:val="28"/>
+        </w:rPr>
+        <w:t>Окно успешного действия пользователя (регистрации или авторизации);</w:t>
+      </w:r>
+    </w:p>
+    <w:p>
+      <w:pPr>
+        <w:pStyle w:val="a9"/>
+        <w:numPr>
+          <w:ilvl w:val="0"/>
+          <w:numId w:val="3"/>
+        </w:numPr>
+        <w:spacing w:line="360" w:lineRule="auto"/>
+        <w:jc w:val="both"/>
+        <w:rPr>
+          <w:rFonts w:cs="Times New Roman"/>
+          <w:szCs w:val="28"/>
+        </w:rPr>
+      </w:pPr>
+      <w:r>
+        <w:rPr>
+          <w:rFonts w:cs="Times New Roman"/>
+          <w:szCs w:val="28"/>
+        </w:rPr>
+        <w:t>Главное меню программы</w:t>
+      </w:r>
+      <w:r>
+        <w:rPr>
+          <w:rFonts w:cs="Times New Roman"/>
+          <w:szCs w:val="28"/>
+          <w:lang w:val="en-US"/>
+        </w:rPr>
+        <w:t>;</w:t>
+      </w:r>
+    </w:p>
+    <w:p>
+      <w:pPr>
+        <w:pStyle w:val="a9"/>
+        <w:numPr>
+          <w:ilvl w:val="0"/>
+          <w:numId w:val="3"/>
+        </w:numPr>
+        <w:spacing w:line="360" w:lineRule="auto"/>
+        <w:jc w:val="both"/>
+        <w:rPr>
+          <w:rFonts w:cs="Times New Roman"/>
+          <w:szCs w:val="28"/>
+        </w:rPr>
+      </w:pPr>
+      <w:r>
+        <w:rPr>
+          <w:rFonts w:cs="Times New Roman"/>
+          <w:szCs w:val="28"/>
+        </w:rPr>
+        <w:t xml:space="preserve">Окно </w:t>
+      </w:r>
+      <w:r>
+        <w:rPr>
+          <w:rFonts w:cs="Times New Roman"/>
+          <w:szCs w:val="28"/>
+        </w:rPr>
+        <w:t>«</w:t>
+      </w:r>
+      <w:r>
+        <w:rPr>
+          <w:rFonts w:cs="Times New Roman"/>
+          <w:szCs w:val="28"/>
+        </w:rPr>
+        <w:t>Об авторе</w:t>
+      </w:r>
+      <w:r>
+        <w:rPr>
+          <w:rFonts w:cs="Times New Roman"/>
+          <w:szCs w:val="28"/>
+        </w:rPr>
+        <w:t>»‎</w:t>
+      </w:r>
+      <w:r>
+        <w:rPr>
+          <w:rFonts w:cs="Times New Roman"/>
+          <w:szCs w:val="28"/>
+          <w:lang w:val="en-US"/>
+        </w:rPr>
+        <w:t>;</w:t>
+      </w:r>
+    </w:p>
+    <w:p>
+      <w:pPr>
+        <w:pStyle w:val="a9"/>
+        <w:numPr>
+          <w:ilvl w:val="0"/>
+          <w:numId w:val="3"/>
+        </w:numPr>
+        <w:spacing w:line="360" w:lineRule="auto"/>
+        <w:jc w:val="both"/>
+        <w:rPr>
+          <w:rFonts w:cs="Times New Roman"/>
+          <w:szCs w:val="28"/>
+        </w:rPr>
+      </w:pPr>
+      <w:r>
+        <w:rPr>
+          <w:rFonts w:cs="Times New Roman"/>
+          <w:szCs w:val="28"/>
+        </w:rPr>
+        <w:t>Окно создания новой чат-комнаты;</w:t>
+      </w:r>
+    </w:p>
+    <w:p>
+      <w:pPr>
+        <w:pStyle w:val="a9"/>
+        <w:numPr>
+          <w:ilvl w:val="0"/>
+          <w:numId w:val="3"/>
+        </w:numPr>
+        <w:spacing w:line="360" w:lineRule="auto"/>
+        <w:jc w:val="both"/>
+        <w:rPr>
+          <w:rFonts w:cs="Times New Roman"/>
+          <w:szCs w:val="28"/>
+        </w:rPr>
+      </w:pPr>
+      <w:r>
+        <w:rPr>
+          <w:rFonts w:cs="Times New Roman"/>
+          <w:szCs w:val="28"/>
+        </w:rPr>
+        <w:lastRenderedPageBreak/>
+        <w:t>Окно с информацией о выбранном чате;</w:t>
+      </w:r>
+    </w:p>
+    <w:p>
+      <w:pPr>
+        <w:pStyle w:val="a9"/>
+        <w:numPr>
+          <w:ilvl w:val="0"/>
+          <w:numId w:val="3"/>
+        </w:numPr>
+        <w:spacing w:line="360" w:lineRule="auto"/>
+        <w:jc w:val="both"/>
+        <w:rPr>
+          <w:rFonts w:cs="Times New Roman"/>
+          <w:szCs w:val="28"/>
+        </w:rPr>
+      </w:pPr>
+      <w:r>
+        <w:rPr>
+          <w:rFonts w:cs="Times New Roman"/>
+          <w:szCs w:val="28"/>
+        </w:rPr>
+        <w:t xml:space="preserve">Окно </w:t>
+      </w:r>
+      <w:r>
+        <w:rPr>
+          <w:rFonts w:cs="Times New Roman"/>
+          <w:szCs w:val="28"/>
+        </w:rPr>
+        <w:t>«</w:t>
+      </w:r>
+      <w:r>
+        <w:rPr>
+          <w:rFonts w:cs="Times New Roman"/>
+          <w:szCs w:val="28"/>
+        </w:rPr>
+        <w:t>Нет подключения к интернету</w:t>
+      </w:r>
+      <w:r>
+        <w:rPr>
+          <w:rFonts w:cs="Times New Roman"/>
+          <w:szCs w:val="28"/>
+        </w:rPr>
+        <w:t>»‎</w:t>
+      </w:r>
+      <w:r>
+        <w:rPr>
+          <w:rFonts w:cs="Times New Roman"/>
+          <w:szCs w:val="28"/>
+        </w:rPr>
+        <w:t>.</w:t>
+      </w:r>
+    </w:p>
+    <w:p>
+      <w:pPr>
+        <w:spacing w:line="360" w:lineRule="auto"/>
+        <w:jc w:val="both"/>
+        <w:rPr>
+          <w:rFonts w:cs="Times New Roman"/>
+          <w:szCs w:val="28"/>
+        </w:rPr>
+      </w:pPr>
+      <w:r>
+        <w:rPr>
+          <w:rFonts w:cs="Times New Roman"/>
+          <w:szCs w:val="28"/>
+        </w:rPr>
+        <w:t>Опишем каждое из них</w:t>
+      </w:r>
+      <w:r>
+        <w:rPr>
+          <w:rFonts w:cs="Times New Roman"/>
+          <w:szCs w:val="28"/>
+        </w:rPr>
+        <w:t>.</w:t>
+      </w:r>
+      <w:r>
+        <w:rPr>
+          <w:rFonts w:cs="Times New Roman"/>
+          <w:szCs w:val="28"/>
+        </w:rPr>
+        <w:t xml:space="preserve"> </w:t>
+      </w:r>
+      <w:r>
+        <w:rPr>
+          <w:rFonts w:cs="Times New Roman"/>
+          <w:szCs w:val="28"/>
+        </w:rPr>
+        <w:t>Окно авторизации клиента</w:t>
+      </w:r>
+      <w:r>
+        <w:rPr>
+          <w:rFonts w:cs="Times New Roman"/>
+          <w:szCs w:val="28"/>
+        </w:rPr>
+        <w:t>.</w:t>
+      </w:r>
+    </w:p>
+    <w:p>
+      <w:pPr>
+        <w:spacing w:line="360" w:lineRule="auto"/>
+        <w:jc w:val="center"/>
+        <w:rPr>
+          <w:rFonts w:cs="Times New Roman"/>
+          <w:szCs w:val="28"/>
+        </w:rPr>
+      </w:pPr>
+      <w:r>
+        <w:rPr>
+          <w:rFonts w:cs="Times New Roman"/>
+          <w:noProof/>
+          <w:szCs w:val="28"/>
+        </w:rPr>
+        <w:drawing>
+          <wp:inline distT="0" distB="0" distL="0" distR="0" wp14:anchorId="11C9C71D" wp14:editId="6D09B22C">
+            <wp:extent cx="4719625" cy="4531584"/>
+            <wp:effectExtent l="0" t="0" r="5080" b="2540"/>
+            <wp:docPr id="4" name="Рисунок 4"/>
+            <wp:cNvGraphicFramePr>
+              <a:graphicFrameLocks xmlns:a="http://schemas.openxmlformats.org/drawingml/2006/main" noChangeAspect="1"/>
+            </wp:cNvGraphicFramePr>
+            <a:graphic xmlns:a="http://schemas.openxmlformats.org/drawingml/2006/main">
+              <a:graphicData uri="http://schemas.openxmlformats.org/drawingml/2006/picture">
+                <pic:pic xmlns:pic="http://schemas.openxmlformats.org/drawingml/2006/picture">
+                  <pic:nvPicPr>
+                    <pic:cNvPr id="4" name="Рисунок 4"/>
+                    <pic:cNvPicPr/>
+                  </pic:nvPicPr>
+                  <pic:blipFill>
+                    <a:blip r:embed="rId11">
+                      <a:extLst>
+                        <a:ext uri="{28A0092B-C50C-407E-A947-70E740481C1C}">
+                          <a14:useLocalDpi xmlns:a14="http://schemas.microsoft.com/office/drawing/2010/main" val="0"/>
+                        </a:ext>
+                      </a:extLst>
+                    </a:blip>
+                    <a:stretch>
+                      <a:fillRect/>
+                    </a:stretch>
+                  </pic:blipFill>
+                  <pic:spPr>
+                    <a:xfrm>
+                      <a:off x="0" y="0"/>
+                      <a:ext cx="4724386" cy="4536156"/>
+                    </a:xfrm>
+                    <a:prstGeom prst="rect">
+                      <a:avLst/>
+                    </a:prstGeom>
+                  </pic:spPr>
+                </pic:pic>
+              </a:graphicData>
+            </a:graphic>
+          </wp:inline>
+        </w:drawing>
+      </w:r>
+    </w:p>
+    <w:p>
+      <w:pPr>
+        <w:spacing w:line="360" w:lineRule="auto"/>
+        <w:ind w:firstLine="709"/>
+        <w:jc w:val="both"/>
+        <w:rPr>
+          <w:rFonts w:cs="Times New Roman"/>
+          <w:szCs w:val="28"/>
+        </w:rPr>
+      </w:pPr>
+      <w:r>
+        <w:rPr>
+          <w:rFonts w:cs="Times New Roman"/>
+          <w:szCs w:val="28"/>
+        </w:rPr>
+        <w:t xml:space="preserve">Запрашивает логин/пароль пользователя и предлагает запомнить информацию об авторизации </w:t>
+      </w:r>
+      <w:r>
+        <w:rPr>
+          <w:rFonts w:cs="Times New Roman"/>
+          <w:szCs w:val="28"/>
+        </w:rPr>
+        <w:t xml:space="preserve">для автоматического входа </w:t>
+      </w:r>
+      <w:r>
+        <w:rPr>
+          <w:rFonts w:cs="Times New Roman"/>
+          <w:szCs w:val="28"/>
+        </w:rPr>
+        <w:t>при следующем запуске программы</w:t>
+      </w:r>
+      <w:r>
+        <w:rPr>
+          <w:rFonts w:cs="Times New Roman"/>
+          <w:szCs w:val="28"/>
+        </w:rPr>
+        <w:t xml:space="preserve">. </w:t>
+      </w:r>
+      <w:r>
+        <w:rPr>
+          <w:rFonts w:cs="Times New Roman"/>
+          <w:szCs w:val="28"/>
+        </w:rPr>
+        <w:t>Если же пользователь еще не зарегистрирован в системе</w:t>
       </w:r>
       <w:r>
         <w:rPr>
@@ -3855,7 +4777,278 @@
           <w:rFonts w:cs="Times New Roman"/>
           <w:szCs w:val="28"/>
         </w:rPr>
-        <w:t>которая расширяет</w:t>
+        <w:t xml:space="preserve">то по нажатию на ссылку регистрации будет осуществлён переход на форму </w:t>
+      </w:r>
+      <w:r>
+        <w:rPr>
+          <w:rFonts w:cs="Times New Roman"/>
+          <w:szCs w:val="28"/>
+        </w:rPr>
+        <w:t>регистрации</w:t>
+      </w:r>
+      <w:r>
+        <w:rPr>
+          <w:rFonts w:cs="Times New Roman"/>
+          <w:szCs w:val="28"/>
+        </w:rPr>
+        <w:t>.</w:t>
+      </w:r>
+      <w:r>
+        <w:rPr>
+          <w:rFonts w:cs="Times New Roman"/>
+          <w:szCs w:val="28"/>
+        </w:rPr>
+        <w:t xml:space="preserve"> Если пользователь забыл пароль</w:t>
+      </w:r>
+      <w:r>
+        <w:rPr>
+          <w:rFonts w:cs="Times New Roman"/>
+          <w:szCs w:val="28"/>
+        </w:rPr>
+        <w:t xml:space="preserve">, </w:t>
+      </w:r>
+      <w:r>
+        <w:rPr>
+          <w:rFonts w:cs="Times New Roman"/>
+          <w:szCs w:val="28"/>
+        </w:rPr>
+        <w:t>то у него есть возможность перехода на форму восстановления пароля</w:t>
+      </w:r>
+      <w:r>
+        <w:rPr>
+          <w:rFonts w:cs="Times New Roman"/>
+          <w:szCs w:val="28"/>
+        </w:rPr>
+        <w:t xml:space="preserve"> через одноимённую ссылку.</w:t>
+      </w:r>
+    </w:p>
+    <w:p>
+      <w:pPr>
+        <w:spacing w:line="360" w:lineRule="auto"/>
+        <w:jc w:val="both"/>
+        <w:rPr>
+          <w:rFonts w:cs="Times New Roman"/>
+          <w:szCs w:val="28"/>
+        </w:rPr>
+      </w:pPr>
+      <w:r>
+        <w:rPr>
+          <w:rFonts w:cs="Times New Roman"/>
+          <w:szCs w:val="28"/>
+          <w:highlight w:val="yellow"/>
+        </w:rPr>
+        <w:t xml:space="preserve">При некорректном нажатии на кнопку ввода данных выдаётся </w:t>
+      </w:r>
+      <w:proofErr w:type="spellStart"/>
+      <w:r>
+        <w:rPr>
+          <w:rFonts w:cs="Times New Roman"/>
+          <w:szCs w:val="28"/>
+          <w:highlight w:val="yellow"/>
+        </w:rPr>
+        <w:t>Нформация</w:t>
+      </w:r>
+      <w:proofErr w:type="spellEnd"/>
+      <w:r>
+        <w:rPr>
+          <w:rFonts w:cs="Times New Roman"/>
+          <w:szCs w:val="28"/>
+          <w:highlight w:val="yellow"/>
+        </w:rPr>
+        <w:t xml:space="preserve"> о том, что ты дурак. – НУЖНО ЛИ ЭТО ОПИСЫВАТЬ?</w:t>
+      </w:r>
+    </w:p>
+    <w:p>
+      <w:pPr>
+        <w:spacing w:line="360" w:lineRule="auto"/>
+        <w:jc w:val="both"/>
+        <w:rPr>
+          <w:rFonts w:cs="Times New Roman"/>
+          <w:szCs w:val="28"/>
+        </w:rPr>
+      </w:pPr>
+      <w:r>
+        <w:rPr>
+          <w:rFonts w:cs="Times New Roman"/>
+          <w:szCs w:val="28"/>
+        </w:rPr>
+        <w:t xml:space="preserve">Окно </w:t>
+      </w:r>
+      <w:r>
+        <w:rPr>
+          <w:rFonts w:cs="Times New Roman"/>
+          <w:szCs w:val="28"/>
+        </w:rPr>
+        <w:t>регистрации</w:t>
+      </w:r>
+      <w:r>
+        <w:rPr>
+          <w:rFonts w:cs="Times New Roman"/>
+          <w:szCs w:val="28"/>
+        </w:rPr>
+        <w:t xml:space="preserve"> нового пользователя системы</w:t>
+      </w:r>
+      <w:r>
+        <w:rPr>
+          <w:rFonts w:cs="Times New Roman"/>
+          <w:szCs w:val="28"/>
+        </w:rPr>
+        <w:t>.</w:t>
+      </w:r>
+    </w:p>
+    <w:p>
+      <w:pPr>
+        <w:spacing w:line="360" w:lineRule="auto"/>
+        <w:jc w:val="center"/>
+        <w:rPr>
+          <w:rFonts w:cs="Times New Roman"/>
+          <w:szCs w:val="28"/>
+        </w:rPr>
+      </w:pPr>
+      <w:r>
+        <w:rPr>
+          <w:rFonts w:cs="Times New Roman"/>
+          <w:noProof/>
+          <w:szCs w:val="28"/>
+        </w:rPr>
+        <w:lastRenderedPageBreak/>
+        <w:drawing>
+          <wp:inline distT="0" distB="0" distL="0" distR="0" wp14:anchorId="0EB5A2A4" wp14:editId="26D24697">
+            <wp:extent cx="4653280" cy="4467883"/>
+            <wp:effectExtent l="0" t="0" r="0" b="2540"/>
+            <wp:docPr id="5" name="Рисунок 5"/>
+            <wp:cNvGraphicFramePr>
+              <a:graphicFrameLocks xmlns:a="http://schemas.openxmlformats.org/drawingml/2006/main" noChangeAspect="1"/>
+            </wp:cNvGraphicFramePr>
+            <a:graphic xmlns:a="http://schemas.openxmlformats.org/drawingml/2006/main">
+              <a:graphicData uri="http://schemas.openxmlformats.org/drawingml/2006/picture">
+                <pic:pic xmlns:pic="http://schemas.openxmlformats.org/drawingml/2006/picture">
+                  <pic:nvPicPr>
+                    <pic:cNvPr id="5" name="Рисунок 5"/>
+                    <pic:cNvPicPr/>
+                  </pic:nvPicPr>
+                  <pic:blipFill>
+                    <a:blip r:embed="rId12">
+                      <a:extLst>
+                        <a:ext uri="{28A0092B-C50C-407E-A947-70E740481C1C}">
+                          <a14:useLocalDpi xmlns:a14="http://schemas.microsoft.com/office/drawing/2010/main" val="0"/>
+                        </a:ext>
+                      </a:extLst>
+                    </a:blip>
+                    <a:stretch>
+                      <a:fillRect/>
+                    </a:stretch>
+                  </pic:blipFill>
+                  <pic:spPr>
+                    <a:xfrm>
+                      <a:off x="0" y="0"/>
+                      <a:ext cx="4668787" cy="4482772"/>
+                    </a:xfrm>
+                    <a:prstGeom prst="rect">
+                      <a:avLst/>
+                    </a:prstGeom>
+                  </pic:spPr>
+                </pic:pic>
+              </a:graphicData>
+            </a:graphic>
+          </wp:inline>
+        </w:drawing>
+      </w:r>
+    </w:p>
+    <w:p>
+      <w:pPr>
+        <w:spacing w:line="360" w:lineRule="auto"/>
+        <w:rPr>
+          <w:rFonts w:cs="Times New Roman"/>
+          <w:szCs w:val="28"/>
+        </w:rPr>
+      </w:pPr>
+      <w:r>
+        <w:rPr>
+          <w:rFonts w:cs="Times New Roman"/>
+          <w:szCs w:val="28"/>
+        </w:rPr>
+        <w:tab/>
+        <w:t>Запрашивает данные для авторизации пользователя</w:t>
+      </w:r>
+      <w:r>
+        <w:rPr>
+          <w:rFonts w:cs="Times New Roman"/>
+          <w:szCs w:val="28"/>
+        </w:rPr>
+        <w:t xml:space="preserve">: </w:t>
+      </w:r>
+      <w:r>
+        <w:rPr>
+          <w:rFonts w:cs="Times New Roman"/>
+          <w:szCs w:val="28"/>
+        </w:rPr>
+        <w:t>ник (логин</w:t>
+      </w:r>
+      <w:r>
+        <w:rPr>
+          <w:rFonts w:cs="Times New Roman"/>
+          <w:szCs w:val="28"/>
+        </w:rPr>
+        <w:t>)</w:t>
+      </w:r>
+      <w:r>
+        <w:rPr>
+          <w:rFonts w:cs="Times New Roman"/>
+          <w:szCs w:val="28"/>
+        </w:rPr>
+        <w:t xml:space="preserve">, </w:t>
+      </w:r>
+      <w:r>
+        <w:rPr>
+          <w:rFonts w:cs="Times New Roman"/>
+          <w:szCs w:val="28"/>
+          <w:lang w:val="en-US"/>
+        </w:rPr>
+        <w:t>e</w:t>
+      </w:r>
+      <w:r>
+        <w:rPr>
+          <w:rFonts w:cs="Times New Roman"/>
+          <w:szCs w:val="28"/>
+        </w:rPr>
+        <w:t>-</w:t>
+      </w:r>
+      <w:r>
+        <w:rPr>
+          <w:rFonts w:cs="Times New Roman"/>
+          <w:szCs w:val="28"/>
+          <w:lang w:val="en-US"/>
+        </w:rPr>
+        <w:t>mail</w:t>
+      </w:r>
+      <w:r>
+        <w:rPr>
+          <w:rFonts w:cs="Times New Roman"/>
+          <w:szCs w:val="28"/>
+        </w:rPr>
+        <w:t xml:space="preserve">, </w:t>
+      </w:r>
+      <w:r>
+        <w:rPr>
+          <w:rFonts w:cs="Times New Roman"/>
+          <w:szCs w:val="28"/>
+        </w:rPr>
+        <w:t>пароль и мастер-пароль</w:t>
+      </w:r>
+      <w:r>
+        <w:rPr>
+          <w:rFonts w:cs="Times New Roman"/>
+          <w:szCs w:val="28"/>
+        </w:rPr>
+        <w:t xml:space="preserve">. </w:t>
+      </w:r>
+      <w:r>
+        <w:rPr>
+          <w:rFonts w:cs="Times New Roman"/>
+          <w:szCs w:val="28"/>
+        </w:rPr>
+        <w:t>Ник необходим для отображения при получении</w:t>
       </w:r>
       <w:r>
         <w:rPr>
@@ -3869,137 +5062,7 @@
           <w:rFonts w:cs="Times New Roman"/>
           <w:szCs w:val="28"/>
         </w:rPr>
-        <w:t xml:space="preserve">возможности по кастомизации элементов </w:t>
-      </w:r>
-      <w:r>
-        <w:rPr>
-          <w:rFonts w:cs="Times New Roman"/>
-          <w:szCs w:val="28"/>
-        </w:rPr>
-        <w:t>разрабатываемой</w:t>
-      </w:r>
-      <w:r>
-        <w:rPr>
-          <w:rFonts w:cs="Times New Roman"/>
-          <w:szCs w:val="28"/>
-        </w:rPr>
-        <w:t xml:space="preserve"> системы</w:t>
-      </w:r>
-      <w:r>
-        <w:rPr>
-          <w:rFonts w:cs="Times New Roman"/>
-          <w:szCs w:val="28"/>
-        </w:rPr>
-        <w:t>.</w:t>
-      </w:r>
-      <w:r>
-        <w:rPr>
-          <w:rFonts w:cs="Times New Roman"/>
-          <w:szCs w:val="28"/>
-        </w:rPr>
-        <w:t xml:space="preserve"> Ниже представлено сравнение однотипных элементов интерфейса с использованием </w:t>
-      </w:r>
-      <w:r>
-        <w:rPr>
-          <w:rFonts w:cs="Times New Roman"/>
-          <w:szCs w:val="28"/>
-          <w:lang w:val="en-US"/>
-        </w:rPr>
-        <w:t>JFoenix</w:t>
-      </w:r>
-      <w:r>
-        <w:rPr>
-          <w:rFonts w:cs="Times New Roman"/>
-          <w:szCs w:val="28"/>
-        </w:rPr>
-        <w:t xml:space="preserve"> и без него</w:t>
-      </w:r>
-      <w:r>
-        <w:rPr>
-          <w:rFonts w:cs="Times New Roman"/>
-          <w:szCs w:val="28"/>
-        </w:rPr>
-        <w:t>.</w:t>
-      </w:r>
-    </w:p>
-    <w:p>
-      <w:pPr>
-        <w:spacing w:line="360" w:lineRule="auto"/>
-        <w:jc w:val="both"/>
-        <w:rPr>
-          <w:rFonts w:cs="Times New Roman"/>
-          <w:szCs w:val="28"/>
-        </w:rPr>
-      </w:pPr>
-    </w:p>
-    <w:p>
-      <w:pPr>
-        <w:spacing w:line="360" w:lineRule="auto"/>
-        <w:jc w:val="both"/>
-        <w:rPr>
-          <w:rFonts w:cs="Times New Roman"/>
-          <w:szCs w:val="28"/>
-        </w:rPr>
-      </w:pPr>
-      <w:r>
-        <w:rPr>
-          <w:rFonts w:cs="Times New Roman"/>
-          <w:szCs w:val="28"/>
-        </w:rPr>
-        <w:t xml:space="preserve">Всего в клиенте представлено </w:t>
-      </w:r>
-      <w:r>
-        <w:rPr>
-          <w:rFonts w:cs="Times New Roman"/>
-          <w:szCs w:val="28"/>
-          <w:lang w:val="en-US"/>
-        </w:rPr>
-        <w:t>N</w:t>
-      </w:r>
-      <w:r>
-        <w:rPr>
-          <w:rFonts w:cs="Times New Roman"/>
-          <w:szCs w:val="28"/>
-        </w:rPr>
-        <w:t xml:space="preserve"> </w:t>
-      </w:r>
-      <w:r>
-        <w:rPr>
-          <w:rFonts w:cs="Times New Roman"/>
-          <w:szCs w:val="28"/>
-        </w:rPr>
-        <w:t>окон</w:t>
-      </w:r>
-      <w:r>
-        <w:rPr>
-          <w:rFonts w:cs="Times New Roman"/>
-          <w:szCs w:val="28"/>
-        </w:rPr>
-        <w:t>:</w:t>
-      </w:r>
-    </w:p>
-    <w:p>
-      <w:pPr>
-        <w:spacing w:line="360" w:lineRule="auto"/>
-        <w:jc w:val="both"/>
-        <w:rPr>
-          <w:rFonts w:cs="Times New Roman"/>
-          <w:szCs w:val="28"/>
-        </w:rPr>
-      </w:pPr>
-      <w:r>
-        <w:rPr>
-          <w:rFonts w:cs="Times New Roman"/>
-          <w:szCs w:val="28"/>
-        </w:rPr>
-        <w:t xml:space="preserve">- </w:t>
-      </w:r>
-      <w:r>
-        <w:rPr>
-          <w:rFonts w:cs="Times New Roman"/>
-          <w:szCs w:val="28"/>
-        </w:rPr>
-        <w:t>Окно авторизайции</w:t>
+        <w:t>нового сообщения от пользователя</w:t>
       </w:r>
     </w:p>
     <w:p>
@@ -4042,7 +5105,7 @@
       <w:pPr>
         <w:pStyle w:val="1"/>
       </w:pPr>
-      <w:bookmarkStart w:id="6" w:name="_Toc69242571"/>
+      <w:bookmarkStart w:id="6" w:name="_Toc69243872"/>
       <w:r>
         <w:lastRenderedPageBreak/>
         <w:t>СОСТАВ ПРИЛОЖЕНИЯ</w:t>
@@ -4053,7 +5116,7 @@
       <w:pPr>
         <w:pStyle w:val="2"/>
       </w:pPr>
-      <w:bookmarkStart w:id="7" w:name="_Toc69242572"/>
+      <w:bookmarkStart w:id="7" w:name="_Toc69243873"/>
       <w:r>
         <w:t>Сервер</w:t>
       </w:r>
@@ -4299,6 +5362,7 @@
         <w:rPr>
           <w:rFonts w:cs="Times New Roman"/>
           <w:szCs w:val="28"/>
+          <w:lang w:val="en-US"/>
         </w:rPr>
       </w:pPr>
       <w:r>
@@ -4326,12 +5390,117 @@
           <w:szCs w:val="28"/>
         </w:rPr>
       </w:pPr>
+      <w:r>
+        <w:rPr>
+          <w:rFonts w:cs="Times New Roman"/>
+          <w:szCs w:val="28"/>
+        </w:rPr>
+        <w:t xml:space="preserve">При компиляции проекта с </w:t>
+      </w:r>
+      <w:proofErr w:type="spellStart"/>
+      <w:r>
+        <w:rPr>
+          <w:rFonts w:cs="Times New Roman"/>
+          <w:szCs w:val="28"/>
+          <w:lang w:val="en-US"/>
+        </w:rPr>
+        <w:t>Intelij</w:t>
+      </w:r>
+      <w:proofErr w:type="spellEnd"/>
+      <w:r>
+        <w:rPr>
+          <w:rFonts w:cs="Times New Roman"/>
+          <w:szCs w:val="28"/>
+        </w:rPr>
+        <w:t xml:space="preserve"> </w:t>
+      </w:r>
+      <w:r>
+        <w:rPr>
+          <w:rFonts w:cs="Times New Roman"/>
+          <w:szCs w:val="28"/>
+          <w:lang w:val="en-US"/>
+        </w:rPr>
+        <w:t>id</w:t>
+      </w:r>
+      <w:r>
+        <w:rPr>
+          <w:rFonts w:cs="Times New Roman"/>
+          <w:szCs w:val="28"/>
+          <w:lang w:val="en-US"/>
+        </w:rPr>
+        <w:t>ea</w:t>
+      </w:r>
+      <w:r>
+        <w:rPr>
+          <w:rFonts w:cs="Times New Roman"/>
+          <w:szCs w:val="28"/>
+        </w:rPr>
+        <w:t xml:space="preserve"> </w:t>
+      </w:r>
+      <w:r>
+        <w:rPr>
+          <w:rFonts w:cs="Times New Roman"/>
+          <w:szCs w:val="28"/>
+        </w:rPr>
+        <w:t xml:space="preserve">использовались след плагин </w:t>
+      </w:r>
+      <w:proofErr w:type="spellStart"/>
+      <w:r>
+        <w:rPr>
+          <w:rFonts w:cs="Times New Roman"/>
+          <w:szCs w:val="28"/>
+        </w:rPr>
+        <w:t>кароч</w:t>
+      </w:r>
+      <w:proofErr w:type="spellEnd"/>
+      <w:r>
+        <w:rPr>
+          <w:rFonts w:cs="Times New Roman"/>
+          <w:szCs w:val="28"/>
+        </w:rPr>
+        <w:t xml:space="preserve">: </w:t>
+      </w:r>
+      <w:r>
+        <w:rPr>
+          <w:rFonts w:cs="Times New Roman"/>
+          <w:szCs w:val="28"/>
+        </w:rPr>
+        <w:t>ЛАЛААЛЛ</w:t>
+      </w:r>
+    </w:p>
+    <w:p>
+      <w:pPr>
+        <w:pStyle w:val="1"/>
+      </w:pPr>
+      <w:r>
+        <w:t>СУБД</w:t>
+      </w:r>
+    </w:p>
+    <w:p>
+      <w:r>
+        <w:tab/>
+        <w:t xml:space="preserve">В качестве СУБД используется нетипичная </w:t>
+      </w:r>
+      <w:proofErr w:type="spellStart"/>
+      <w:r>
+        <w:t>документоориентированная</w:t>
+      </w:r>
+      <w:proofErr w:type="spellEnd"/>
+      <w:r>
+        <w:t xml:space="preserve"> </w:t>
+      </w:r>
+      <w:r>
+        <w:rPr>
+          <w:lang w:val="en-US"/>
+        </w:rPr>
+        <w:t>MongoDB</w:t>
+      </w:r>
     </w:p>
     <w:p>
       <w:pPr>
         <w:pStyle w:val="2"/>
       </w:pPr>
-      <w:bookmarkStart w:id="8" w:name="_Toc69242573"/>
+      <w:bookmarkStart w:id="8" w:name="_Toc69243874"/>
       <w:r>
         <w:t>Клиент</w:t>
       </w:r>
@@ -4404,7 +5573,61 @@
           <w:szCs w:val="28"/>
           <w:lang w:val="en-US"/>
         </w:rPr>
-        <w:t>JavaFX (javafx-controls, javafx-fxml, javafx-graphics)</w:t>
+        <w:t>JavaFX (</w:t>
+      </w:r>
+      <w:proofErr w:type="spellStart"/>
+      <w:r>
+        <w:rPr>
+          <w:rFonts w:cs="Times New Roman"/>
+          <w:szCs w:val="28"/>
+          <w:lang w:val="en-US"/>
+        </w:rPr>
+        <w:t>javafx</w:t>
+      </w:r>
+      <w:proofErr w:type="spellEnd"/>
+      <w:r>
+        <w:rPr>
+          <w:rFonts w:cs="Times New Roman"/>
+          <w:szCs w:val="28"/>
+          <w:lang w:val="en-US"/>
+        </w:rPr>
+        <w:t xml:space="preserve">-controls, </w:t>
+      </w:r>
+      <w:proofErr w:type="spellStart"/>
+      <w:r>
+        <w:rPr>
+          <w:rFonts w:cs="Times New Roman"/>
+          <w:szCs w:val="28"/>
+          <w:lang w:val="en-US"/>
+        </w:rPr>
+        <w:t>javafx-fxml</w:t>
+      </w:r>
+      <w:proofErr w:type="spellEnd"/>
+      <w:r>
+        <w:rPr>
+          <w:rFonts w:cs="Times New Roman"/>
+          <w:szCs w:val="28"/>
+          <w:lang w:val="en-US"/>
+        </w:rPr>
+        <w:t xml:space="preserve">, </w:t>
+      </w:r>
+      <w:proofErr w:type="spellStart"/>
+      <w:r>
+        <w:rPr>
+          <w:rFonts w:cs="Times New Roman"/>
+          <w:szCs w:val="28"/>
+          <w:lang w:val="en-US"/>
+        </w:rPr>
+        <w:t>javafx</w:t>
+      </w:r>
+      <w:proofErr w:type="spellEnd"/>
+      <w:r>
+        <w:rPr>
+          <w:rFonts w:cs="Times New Roman"/>
+          <w:szCs w:val="28"/>
+          <w:lang w:val="en-US"/>
+        </w:rPr>
+        <w:t>-graphics)</w:t>
       </w:r>
     </w:p>
     <w:p>
@@ -4422,6 +5645,7 @@
           <w:lang w:val="en-US"/>
         </w:rPr>
       </w:pPr>
+      <w:proofErr w:type="spellStart"/>
       <w:r>
         <w:rPr>
           <w:rFonts w:cs="Times New Roman"/>
@@ -4438,6 +5662,7 @@
         </w:rPr>
         <w:t>oenix</w:t>
       </w:r>
+      <w:proofErr w:type="spellEnd"/>
     </w:p>
     <w:p>
       <w:pPr>
@@ -4508,6 +5733,7 @@
           <w:szCs w:val="28"/>
           <w:lang w:val="en-US"/>
         </w:rPr>
+        <w:lastRenderedPageBreak/>
         <w:t xml:space="preserve">Maven – </w:t>
       </w:r>
       <w:r>
@@ -4533,13 +5759,23 @@
           <w:lang w:val="en-US"/>
         </w:rPr>
       </w:pPr>
-      <w:r>
-        <w:rPr>
-          <w:rFonts w:cs="Times New Roman"/>
-          <w:szCs w:val="28"/>
-          <w:lang w:val="en-US"/>
-        </w:rPr>
-        <w:t>javafx-maven-plugin</w:t>
+      <w:proofErr w:type="spellStart"/>
+      <w:r>
+        <w:rPr>
+          <w:rFonts w:cs="Times New Roman"/>
+          <w:szCs w:val="28"/>
+          <w:lang w:val="en-US"/>
+        </w:rPr>
+        <w:t>javafx</w:t>
+      </w:r>
+      <w:proofErr w:type="spellEnd"/>
+      <w:r>
+        <w:rPr>
+          <w:rFonts w:cs="Times New Roman"/>
+          <w:szCs w:val="28"/>
+          <w:lang w:val="en-US"/>
+        </w:rPr>
+        <w:t>-maven-plugin</w:t>
       </w:r>
     </w:p>
     <w:p>
@@ -4556,6 +5792,7 @@
           <w:szCs w:val="28"/>
         </w:rPr>
       </w:pPr>
+      <w:proofErr w:type="spellStart"/>
       <w:r>
         <w:rPr>
           <w:rFonts w:cs="Times New Roman"/>
@@ -4564,6 +5801,7 @@
         </w:rPr>
         <w:t>jlink</w:t>
       </w:r>
+      <w:proofErr w:type="spellEnd"/>
       <w:r>
         <w:rPr>
           <w:rFonts w:cs="Times New Roman"/>
@@ -4598,7 +5836,7 @@
       <w:pPr>
         <w:pStyle w:val="1"/>
       </w:pPr>
-      <w:bookmarkStart w:id="9" w:name="_Toc69242574"/>
+      <w:bookmarkStart w:id="9" w:name="_Toc69243875"/>
       <w:r>
         <w:lastRenderedPageBreak/>
         <w:t>НАЗНАЧЕНИЕ И СОСТАВ КЛАССОВ ПРОГРАММЫ</w:t>
@@ -4609,7 +5847,7 @@
       <w:pPr>
         <w:pStyle w:val="2"/>
       </w:pPr>
-      <w:bookmarkStart w:id="10" w:name="_Toc69242575"/>
+      <w:bookmarkStart w:id="10" w:name="_Toc69243876"/>
       <w:r>
         <w:t>Сервер</w:t>
       </w:r>
@@ -4643,7 +5881,23 @@
           <w:rFonts w:cs="Times New Roman"/>
           <w:szCs w:val="28"/>
         </w:rPr>
-        <w:t xml:space="preserve">Тут кароч описание каждого метода и класса с </w:t>
+        <w:t xml:space="preserve">Тут </w:t>
+      </w:r>
+      <w:proofErr w:type="spellStart"/>
+      <w:r>
+        <w:rPr>
+          <w:rFonts w:cs="Times New Roman"/>
+          <w:szCs w:val="28"/>
+        </w:rPr>
+        <w:t>кароч</w:t>
+      </w:r>
+      <w:proofErr w:type="spellEnd"/>
+      <w:r>
+        <w:rPr>
+          <w:rFonts w:cs="Times New Roman"/>
+          <w:szCs w:val="28"/>
+        </w:rPr>
+        <w:t xml:space="preserve"> описание каждого метода и класса с </w:t>
       </w:r>
       <w:r>
         <w:rPr>
@@ -4660,6 +5914,7 @@
         </w:rPr>
         <w:t xml:space="preserve">** </w:t>
       </w:r>
+      <w:proofErr w:type="spellStart"/>
       <w:r>
         <w:rPr>
           <w:rFonts w:cs="Times New Roman"/>
@@ -4667,12 +5922,13 @@
         </w:rPr>
         <w:t>Алалалалалаалалалалалалалалалалалалалалалалалал</w:t>
       </w:r>
+      <w:proofErr w:type="spellEnd"/>
     </w:p>
     <w:p>
       <w:pPr>
         <w:pStyle w:val="2"/>
       </w:pPr>
-      <w:bookmarkStart w:id="11" w:name="_Toc69242576"/>
+      <w:bookmarkStart w:id="11" w:name="_Toc69243877"/>
       <w:r>
         <w:t>Клиент</w:t>
       </w:r>
@@ -4698,7 +5954,7 @@
       <w:pPr>
         <w:pStyle w:val="1"/>
       </w:pPr>
-      <w:bookmarkStart w:id="12" w:name="_Toc69242577"/>
+      <w:bookmarkStart w:id="12" w:name="_Toc69243878"/>
       <w:r>
         <w:lastRenderedPageBreak/>
         <w:t>ЗАКЛЮЧЕНИЕ</w:t>
@@ -4748,7 +6004,7 @@
       <w:pPr>
         <w:pStyle w:val="1"/>
       </w:pPr>
-      <w:bookmarkStart w:id="13" w:name="_Toc69242578"/>
+      <w:bookmarkStart w:id="13" w:name="_Toc69243879"/>
       <w:r>
         <w:lastRenderedPageBreak/>
         <w:t>СПИСОК ИСПОЛЬЗОВАННЫХ ИСТОЧНИКОВ</w:t>
@@ -4769,7 +6025,39 @@
           <w:rFonts w:cs="Times New Roman"/>
           <w:szCs w:val="28"/>
         </w:rPr>
-        <w:t xml:space="preserve">ЛА ЛА ЛА </w:t>
+        <w:t xml:space="preserve">ЛА </w:t>
+      </w:r>
+      <w:proofErr w:type="spellStart"/>
+      <w:r>
+        <w:rPr>
+          <w:rFonts w:cs="Times New Roman"/>
+          <w:szCs w:val="28"/>
+        </w:rPr>
+        <w:t>ЛА</w:t>
+      </w:r>
+      <w:proofErr w:type="spellEnd"/>
+      <w:r>
+        <w:rPr>
+          <w:rFonts w:cs="Times New Roman"/>
+          <w:szCs w:val="28"/>
+        </w:rPr>
+        <w:t xml:space="preserve"> </w:t>
+      </w:r>
+      <w:proofErr w:type="spellStart"/>
+      <w:r>
+        <w:rPr>
+          <w:rFonts w:cs="Times New Roman"/>
+          <w:szCs w:val="28"/>
+        </w:rPr>
+        <w:t>ЛА</w:t>
+      </w:r>
+      <w:proofErr w:type="spellEnd"/>
+      <w:r>
+        <w:rPr>
+          <w:rFonts w:cs="Times New Roman"/>
+          <w:szCs w:val="28"/>
+        </w:rPr>
+        <w:t xml:space="preserve"> </w:t>
       </w:r>
     </w:p>
     <w:p>
@@ -4793,7 +6081,7 @@
       <w:pPr>
         <w:pStyle w:val="1"/>
       </w:pPr>
-      <w:bookmarkStart w:id="14" w:name="_Toc69242579"/>
+      <w:bookmarkStart w:id="14" w:name="_Toc69243880"/>
       <w:r>
         <w:lastRenderedPageBreak/>
         <w:t>ПРИЛОЖЕНИЯ</w:t>
@@ -4804,7 +6092,7 @@
       <w:pPr>
         <w:pStyle w:val="2"/>
       </w:pPr>
-      <w:bookmarkStart w:id="15" w:name="_Toc69242580"/>
+      <w:bookmarkStart w:id="15" w:name="_Toc69243881"/>
       <w:r>
         <w:t>Приложение 1</w:t>
       </w:r>
@@ -4831,7 +6119,7 @@
       <w:pPr>
         <w:pStyle w:val="2"/>
       </w:pPr>
-      <w:bookmarkStart w:id="16" w:name="_Toc69242581"/>
+      <w:bookmarkStart w:id="16" w:name="_Toc69243882"/>
       <w:r>
         <w:t xml:space="preserve">Приложение </w:t>
       </w:r>
@@ -4858,7 +6146,7 @@
       </w:r>
     </w:p>
     <w:sectPr>
-      <w:footerReference w:type="default" r:id="rId9"/>
+      <w:footerReference w:type="default" r:id="rId13"/>
       <w:pgSz w:w="11906" w:h="16838"/>
       <w:pgMar w:top="1134" w:right="567" w:bottom="1134" w:left="1701" w:header="1134" w:footer="709" w:gutter="0"/>
       <w:cols w:space="708"/>
@@ -5195,11 +6483,127 @@
       </w:rPr>
     </w:lvl>
   </w:abstractNum>
+  <w:abstractNum w:abstractNumId="2" w15:restartNumberingAfterBreak="0">
+    <w:nsid w:val="33DD5AA2"/>
+    <w:multiLevelType w:val="hybridMultilevel"/>
+    <w:tmpl w:val="71FAF6D0"/>
+    <w:lvl w:ilvl="0" w:tplc="2B0CDC28">
+      <w:start w:val="1"/>
+      <w:numFmt w:val="bullet"/>
+      <w:lvlText w:val=""/>
+      <w:lvlJc w:val="left"/>
+      <w:pPr>
+        <w:ind w:left="720" w:hanging="360"/>
+      </w:pPr>
+      <w:rPr>
+        <w:rFonts w:ascii="Symbol" w:hAnsi="Symbol" w:hint="default"/>
+      </w:rPr>
+    </w:lvl>
+    <w:lvl w:ilvl="1" w:tplc="04190003" w:tentative="1">
+      <w:start w:val="1"/>
+      <w:numFmt w:val="bullet"/>
+      <w:lvlText w:val="o"/>
+      <w:lvlJc w:val="left"/>
+      <w:pPr>
+        <w:ind w:left="1440" w:hanging="360"/>
+      </w:pPr>
+      <w:rPr>
+        <w:rFonts w:ascii="Courier New" w:hAnsi="Courier New" w:cs="Courier New" w:hint="default"/>
+      </w:rPr>
+    </w:lvl>
+    <w:lvl w:ilvl="2" w:tplc="04190005" w:tentative="1">
+      <w:start w:val="1"/>
+      <w:numFmt w:val="bullet"/>
+      <w:lvlText w:val=""/>
+      <w:lvlJc w:val="left"/>
+      <w:pPr>
+        <w:ind w:left="2160" w:hanging="360"/>
+      </w:pPr>
+      <w:rPr>
+        <w:rFonts w:ascii="Wingdings" w:hAnsi="Wingdings" w:hint="default"/>
+      </w:rPr>
+    </w:lvl>
+    <w:lvl w:ilvl="3" w:tplc="04190001" w:tentative="1">
+      <w:start w:val="1"/>
+      <w:numFmt w:val="bullet"/>
+      <w:lvlText w:val=""/>
+      <w:lvlJc w:val="left"/>
+      <w:pPr>
+        <w:ind w:left="2880" w:hanging="360"/>
+      </w:pPr>
+      <w:rPr>
+        <w:rFonts w:ascii="Symbol" w:hAnsi="Symbol" w:hint="default"/>
+      </w:rPr>
+    </w:lvl>
+    <w:lvl w:ilvl="4" w:tplc="04190003" w:tentative="1">
+      <w:start w:val="1"/>
+      <w:numFmt w:val="bullet"/>
+      <w:lvlText w:val="o"/>
+      <w:lvlJc w:val="left"/>
+      <w:pPr>
+        <w:ind w:left="3600" w:hanging="360"/>
+      </w:pPr>
+      <w:rPr>
+        <w:rFonts w:ascii="Courier New" w:hAnsi="Courier New" w:cs="Courier New" w:hint="default"/>
+      </w:rPr>
+    </w:lvl>
+    <w:lvl w:ilvl="5" w:tplc="04190005" w:tentative="1">
+      <w:start w:val="1"/>
+      <w:numFmt w:val="bullet"/>
+      <w:lvlText w:val=""/>
+      <w:lvlJc w:val="left"/>
+      <w:pPr>
+        <w:ind w:left="4320" w:hanging="360"/>
+      </w:pPr>
+      <w:rPr>
+        <w:rFonts w:ascii="Wingdings" w:hAnsi="Wingdings" w:hint="default"/>
+      </w:rPr>
+    </w:lvl>
+    <w:lvl w:ilvl="6" w:tplc="04190001" w:tentative="1">
+      <w:start w:val="1"/>
+      <w:numFmt w:val="bullet"/>
+      <w:lvlText w:val=""/>
+      <w:lvlJc w:val="left"/>
+      <w:pPr>
+        <w:ind w:left="5040" w:hanging="360"/>
+      </w:pPr>
+      <w:rPr>
+        <w:rFonts w:ascii="Symbol" w:hAnsi="Symbol" w:hint="default"/>
+      </w:rPr>
+    </w:lvl>
+    <w:lvl w:ilvl="7" w:tplc="04190003" w:tentative="1">
+      <w:start w:val="1"/>
+      <w:numFmt w:val="bullet"/>
+      <w:lvlText w:val="o"/>
+      <w:lvlJc w:val="left"/>
+      <w:pPr>
+        <w:ind w:left="5760" w:hanging="360"/>
+      </w:pPr>
+      <w:rPr>
+        <w:rFonts w:ascii="Courier New" w:hAnsi="Courier New" w:cs="Courier New" w:hint="default"/>
+      </w:rPr>
+    </w:lvl>
+    <w:lvl w:ilvl="8" w:tplc="04190005" w:tentative="1">
+      <w:start w:val="1"/>
+      <w:numFmt w:val="bullet"/>
+      <w:lvlText w:val=""/>
+      <w:lvlJc w:val="left"/>
+      <w:pPr>
+        <w:ind w:left="6480" w:hanging="360"/>
+      </w:pPr>
+      <w:rPr>
+        <w:rFonts w:ascii="Wingdings" w:hAnsi="Wingdings" w:hint="default"/>
+      </w:rPr>
+    </w:lvl>
+  </w:abstractNum>
   <w:num w:numId="1">
     <w:abstractNumId w:val="1"/>
   </w:num>
   <w:num w:numId="2">
     <w:abstractNumId w:val="0"/>
+  </w:num>
+  <w:num w:numId="3">
+    <w:abstractNumId w:val="2"/>
   </w:num>
 </w:numbering>
 </file>

--- a/Пояснительная записка.docx
+++ b/Пояснительная записка.docx
@@ -486,21 +486,7 @@
                 <w:rStyle w:val="a7"/>
                 <w:noProof/>
               </w:rPr>
-              <w:t>ОПИСАН</w:t>
-            </w:r>
-            <w:r>
-              <w:rPr>
-                <w:rStyle w:val="a7"/>
-                <w:noProof/>
-              </w:rPr>
-              <w:t>И</w:t>
-            </w:r>
-            <w:r>
-              <w:rPr>
-                <w:rStyle w:val="a7"/>
-                <w:noProof/>
-              </w:rPr>
-              <w:t>Е ИНТЕРФЕЙСА ПРОГРАММЫ</w:t>
+              <w:t>ОПИСАНИЕ ИНТЕРФЕЙСА ПРОГРАММЫ</w:t>
             </w:r>
             <w:r>
               <w:rPr>
@@ -648,21 +634,7 @@
                 <w:rStyle w:val="a7"/>
                 <w:noProof/>
               </w:rPr>
-              <w:t>Сер</w:t>
-            </w:r>
-            <w:r>
-              <w:rPr>
-                <w:rStyle w:val="a7"/>
-                <w:noProof/>
-              </w:rPr>
-              <w:t>в</w:t>
-            </w:r>
-            <w:r>
-              <w:rPr>
-                <w:rStyle w:val="a7"/>
-                <w:noProof/>
-              </w:rPr>
-              <w:t>ер</w:t>
+              <w:t>Сервер</w:t>
             </w:r>
             <w:r>
               <w:rPr>
@@ -4490,28 +4462,7 @@
           <w:rFonts w:cs="Times New Roman"/>
           <w:szCs w:val="28"/>
         </w:rPr>
-        <w:t xml:space="preserve">Окно </w:t>
-      </w:r>
-      <w:r>
-        <w:rPr>
-          <w:rFonts w:cs="Times New Roman"/>
-          <w:szCs w:val="28"/>
-        </w:rPr>
-        <w:t>«</w:t>
-      </w:r>
-      <w:r>
-        <w:rPr>
-          <w:rFonts w:cs="Times New Roman"/>
-          <w:szCs w:val="28"/>
-        </w:rPr>
-        <w:t>Об авторе</w:t>
-      </w:r>
-      <w:r>
-        <w:rPr>
-          <w:rFonts w:cs="Times New Roman"/>
-          <w:szCs w:val="28"/>
-        </w:rPr>
-        <w:t>»‎</w:t>
+        <w:t>Окно «Об авторе»‎</w:t>
       </w:r>
       <w:r>
         <w:rPr>
@@ -4586,35 +4537,7 @@
           <w:rFonts w:cs="Times New Roman"/>
           <w:szCs w:val="28"/>
         </w:rPr>
-        <w:t xml:space="preserve">Окно </w:t>
-      </w:r>
-      <w:r>
-        <w:rPr>
-          <w:rFonts w:cs="Times New Roman"/>
-          <w:szCs w:val="28"/>
-        </w:rPr>
-        <w:t>«</w:t>
-      </w:r>
-      <w:r>
-        <w:rPr>
-          <w:rFonts w:cs="Times New Roman"/>
-          <w:szCs w:val="28"/>
-        </w:rPr>
-        <w:t>Нет подключения к интернету</w:t>
-      </w:r>
-      <w:r>
-        <w:rPr>
-          <w:rFonts w:cs="Times New Roman"/>
-          <w:szCs w:val="28"/>
-        </w:rPr>
-        <w:t>»‎</w:t>
-      </w:r>
-      <w:r>
-        <w:rPr>
-          <w:rFonts w:cs="Times New Roman"/>
-          <w:szCs w:val="28"/>
-        </w:rPr>
-        <w:t>.</w:t>
+        <w:t>Окно «Нет подключения к интернету»‎.</w:t>
       </w:r>
     </w:p>
     <w:p>
@@ -5064,6 +4987,249 @@
         </w:rPr>
         <w:t>нового сообщения от пользователя</w:t>
       </w:r>
+      <w:r>
+        <w:rPr>
+          <w:rFonts w:cs="Times New Roman"/>
+          <w:szCs w:val="28"/>
+        </w:rPr>
+        <w:t xml:space="preserve">, </w:t>
+      </w:r>
+      <w:r>
+        <w:rPr>
+          <w:rFonts w:cs="Times New Roman"/>
+          <w:szCs w:val="28"/>
+        </w:rPr>
+        <w:t>мастер-пароль (он же мастер-ключ) нужен для смены пароля пользователя</w:t>
+      </w:r>
+      <w:r>
+        <w:rPr>
+          <w:rFonts w:cs="Times New Roman"/>
+          <w:szCs w:val="28"/>
+        </w:rPr>
+        <w:t>.</w:t>
+      </w:r>
+      <w:r>
+        <w:rPr>
+          <w:rFonts w:cs="Times New Roman"/>
+          <w:szCs w:val="28"/>
+        </w:rPr>
+        <w:t xml:space="preserve"> Пара</w:t>
+      </w:r>
+      <w:r>
+        <w:rPr>
+          <w:rFonts w:cs="Times New Roman"/>
+          <w:szCs w:val="28"/>
+        </w:rPr>
+        <w:t xml:space="preserve"> </w:t>
+      </w:r>
+      <w:r>
+        <w:rPr>
+          <w:rFonts w:cs="Times New Roman"/>
+          <w:szCs w:val="28"/>
+          <w:lang w:val="en-US"/>
+        </w:rPr>
+        <w:t>e</w:t>
+      </w:r>
+      <w:r>
+        <w:rPr>
+          <w:rFonts w:cs="Times New Roman"/>
+          <w:szCs w:val="28"/>
+        </w:rPr>
+        <w:t>-</w:t>
+      </w:r>
+      <w:r>
+        <w:rPr>
+          <w:rFonts w:cs="Times New Roman"/>
+          <w:szCs w:val="28"/>
+          <w:lang w:val="en-US"/>
+        </w:rPr>
+        <w:t>mail</w:t>
+      </w:r>
+      <w:r>
+        <w:rPr>
+          <w:rFonts w:cs="Times New Roman"/>
+          <w:szCs w:val="28"/>
+        </w:rPr>
+        <w:t>/</w:t>
+      </w:r>
+      <w:r>
+        <w:rPr>
+          <w:rFonts w:cs="Times New Roman"/>
+          <w:szCs w:val="28"/>
+        </w:rPr>
+        <w:t>пароль</w:t>
+      </w:r>
+      <w:r>
+        <w:rPr>
+          <w:rFonts w:cs="Times New Roman"/>
+          <w:szCs w:val="28"/>
+        </w:rPr>
+        <w:t xml:space="preserve"> </w:t>
+      </w:r>
+      <w:r>
+        <w:rPr>
+          <w:rFonts w:cs="Times New Roman"/>
+          <w:szCs w:val="28"/>
+        </w:rPr>
+        <w:t>необходимы для последующей авторизации пользователя в системе</w:t>
+      </w:r>
+      <w:r>
+        <w:rPr>
+          <w:rFonts w:cs="Times New Roman"/>
+          <w:szCs w:val="28"/>
+        </w:rPr>
+        <w:t>.</w:t>
+      </w:r>
+      <w:r>
+        <w:rPr>
+          <w:rFonts w:cs="Times New Roman"/>
+          <w:szCs w:val="28"/>
+        </w:rPr>
+        <w:t xml:space="preserve"> При нажатии на кнопку регистрации будет осуществлены следующие проверки на стороне клиента</w:t>
+      </w:r>
+      <w:r>
+        <w:rPr>
+          <w:rFonts w:cs="Times New Roman"/>
+          <w:szCs w:val="28"/>
+        </w:rPr>
+        <w:t>:</w:t>
+      </w:r>
+    </w:p>
+    <w:p>
+      <w:pPr>
+        <w:pStyle w:val="a9"/>
+        <w:numPr>
+          <w:ilvl w:val="0"/>
+          <w:numId w:val="4"/>
+        </w:numPr>
+        <w:spacing w:line="360" w:lineRule="auto"/>
+        <w:rPr>
+          <w:rFonts w:cs="Times New Roman"/>
+          <w:szCs w:val="28"/>
+        </w:rPr>
+      </w:pPr>
+      <w:r>
+        <w:rPr>
+          <w:rFonts w:cs="Times New Roman"/>
+          <w:szCs w:val="28"/>
+        </w:rPr>
+        <w:t xml:space="preserve">Корректность ввода </w:t>
+      </w:r>
+      <w:r>
+        <w:rPr>
+          <w:rFonts w:cs="Times New Roman"/>
+          <w:szCs w:val="28"/>
+          <w:lang w:val="en-US"/>
+        </w:rPr>
+        <w:t>e-mail</w:t>
+      </w:r>
+    </w:p>
+    <w:p>
+      <w:pPr>
+        <w:pStyle w:val="a9"/>
+        <w:numPr>
+          <w:ilvl w:val="0"/>
+          <w:numId w:val="4"/>
+        </w:numPr>
+        <w:spacing w:line="360" w:lineRule="auto"/>
+        <w:rPr>
+          <w:rFonts w:cs="Times New Roman"/>
+          <w:szCs w:val="28"/>
+        </w:rPr>
+      </w:pPr>
+      <w:r>
+        <w:rPr>
+          <w:rFonts w:cs="Times New Roman"/>
+          <w:szCs w:val="28"/>
+        </w:rPr>
+        <w:t xml:space="preserve">ЧЕТА </w:t>
+      </w:r>
+      <w:proofErr w:type="spellStart"/>
+      <w:r>
+        <w:rPr>
+          <w:rFonts w:cs="Times New Roman"/>
+          <w:szCs w:val="28"/>
+        </w:rPr>
+        <w:t>ЧЕТА</w:t>
+      </w:r>
+      <w:proofErr w:type="spellEnd"/>
+    </w:p>
+    <w:p>
+      <w:pPr>
+        <w:pStyle w:val="a9"/>
+        <w:numPr>
+          <w:ilvl w:val="0"/>
+          <w:numId w:val="4"/>
+        </w:numPr>
+        <w:spacing w:line="360" w:lineRule="auto"/>
+        <w:rPr>
+          <w:rFonts w:cs="Times New Roman"/>
+          <w:szCs w:val="28"/>
+        </w:rPr>
+      </w:pPr>
+      <w:r>
+        <w:rPr>
+          <w:rFonts w:cs="Times New Roman"/>
+          <w:szCs w:val="28"/>
+        </w:rPr>
+        <w:t xml:space="preserve">ЧЕТА </w:t>
+      </w:r>
+      <w:proofErr w:type="spellStart"/>
+      <w:r>
+        <w:rPr>
+          <w:rFonts w:cs="Times New Roman"/>
+          <w:szCs w:val="28"/>
+        </w:rPr>
+        <w:t>ЧЕТА</w:t>
+      </w:r>
+      <w:proofErr w:type="spellEnd"/>
+    </w:p>
+    <w:p>
+      <w:pPr>
+        <w:spacing w:line="360" w:lineRule="auto"/>
+        <w:rPr>
+          <w:rFonts w:cs="Times New Roman"/>
+          <w:szCs w:val="28"/>
+          <w:lang w:val="en-US"/>
+        </w:rPr>
+      </w:pPr>
+      <w:r>
+        <w:rPr>
+          <w:rFonts w:cs="Times New Roman"/>
+          <w:szCs w:val="28"/>
+        </w:rPr>
+        <w:t>На стороне сервера</w:t>
+      </w:r>
+      <w:r>
+        <w:rPr>
+          <w:rFonts w:cs="Times New Roman"/>
+          <w:szCs w:val="28"/>
+          <w:lang w:val="en-US"/>
+        </w:rPr>
+        <w:t>:</w:t>
+      </w:r>
+    </w:p>
+    <w:p>
+      <w:pPr>
+        <w:pStyle w:val="a9"/>
+        <w:numPr>
+          <w:ilvl w:val="0"/>
+          <w:numId w:val="5"/>
+        </w:numPr>
+        <w:spacing w:line="360" w:lineRule="auto"/>
+        <w:rPr>
+          <w:rFonts w:cs="Times New Roman"/>
+          <w:szCs w:val="28"/>
+          <w:lang w:val="en-US"/>
+        </w:rPr>
+      </w:pPr>
+      <w:r>
+        <w:rPr>
+          <w:rFonts w:cs="Times New Roman"/>
+          <w:szCs w:val="28"/>
+        </w:rPr>
+        <w:t>ЧЕТА ЧЕТА</w:t>
+      </w:r>
     </w:p>
     <w:p>
       <w:pPr>
@@ -5362,7 +5528,6 @@
         <w:rPr>
           <w:rFonts w:cs="Times New Roman"/>
           <w:szCs w:val="28"/>
-          <w:lang w:val="en-US"/>
         </w:rPr>
       </w:pPr>
       <w:r>
@@ -6258,6 +6423,119 @@
 <file path=word/numbering.xml><?xml version="1.0" encoding="utf-8"?>
 <w:numbering xmlns:wpc="http://schemas.microsoft.com/office/word/2010/wordprocessingCanvas" xmlns:cx="http://schemas.microsoft.com/office/drawing/2014/chartex" xmlns:cx1="http://schemas.microsoft.com/office/drawing/2015/9/8/chartex" xmlns:cx2="http://schemas.microsoft.com/office/drawing/2015/10/21/chartex" xmlns:cx3="http://schemas.microsoft.com/office/drawing/2016/5/9/chartex" xmlns:cx4="http://schemas.microsoft.com/office/drawing/2016/5/10/chartex" xmlns:cx5="http://schemas.microsoft.com/office/drawing/2016/5/11/chartex" xmlns:cx6="http://schemas.microsoft.com/office/drawing/2016/5/12/chartex" xmlns:cx7="http://schemas.microsoft.com/office/drawing/2016/5/13/chartex" xmlns:cx8="http://schemas.microsoft.com/office/drawing/2016/5/14/chartex" xmlns:mc="http://schemas.openxmlformats.org/markup-compatibility/2006" xmlns:aink="http://schemas.microsoft.com/office/drawing/2016/ink" xmlns:am3d="http://schemas.microsoft.com/office/drawing/2017/model3d" xmlns:o="urn:schemas-microsoft-com:office:office" xmlns:r="http://schemas.openxmlformats.org/officeDocument/2006/relationships" xmlns:m="http://schemas.openxmlformats.org/officeDocument/2006/math" xmlns:v="urn:schemas-microsoft-com:vml" xmlns:wp14="http://schemas.microsoft.com/office/word/2010/wordprocessingDrawing" xmlns:wp="http://schemas.openxmlformats.org/drawingml/2006/wordprocessingDrawing" xmlns:w10="urn:schemas-microsoft-com:office:word" xmlns:w="http://schemas.openxmlformats.org/wordprocessingml/2006/main" xmlns:w14="http://schemas.microsoft.com/office/word/2010/wordml" xmlns:w15="http://schemas.microsoft.com/office/word/2012/wordml" xmlns:w16cex="http://schemas.microsoft.com/office/word/2018/wordml/cex" xmlns:w16cid="http://schemas.microsoft.com/office/word/2016/wordml/cid" xmlns:w16="http://schemas.microsoft.com/office/word/2018/wordml" xmlns:w16se="http://schemas.microsoft.com/office/word/2015/wordml/symex" xmlns:wpg="http://schemas.microsoft.com/office/word/2010/wordprocessingGroup" xmlns:wpi="http://schemas.microsoft.com/office/word/2010/wordprocessingInk" xmlns:wne="http://schemas.microsoft.com/office/word/2006/wordml" xmlns:wps="http://schemas.microsoft.com/office/word/2010/wordprocessingShape" mc:Ignorable="w14 w15 w16se w16cid w16 w16cex wp14">
   <w:abstractNum w:abstractNumId="0" w15:restartNumberingAfterBreak="0">
+    <w:nsid w:val="0049286C"/>
+    <w:multiLevelType w:val="hybridMultilevel"/>
+    <w:tmpl w:val="DF52D67E"/>
+    <w:lvl w:ilvl="0" w:tplc="2B0CDC28">
+      <w:start w:val="1"/>
+      <w:numFmt w:val="bullet"/>
+      <w:lvlText w:val=""/>
+      <w:lvlJc w:val="left"/>
+      <w:pPr>
+        <w:ind w:left="720" w:hanging="360"/>
+      </w:pPr>
+      <w:rPr>
+        <w:rFonts w:ascii="Symbol" w:hAnsi="Symbol" w:hint="default"/>
+      </w:rPr>
+    </w:lvl>
+    <w:lvl w:ilvl="1" w:tplc="04190003" w:tentative="1">
+      <w:start w:val="1"/>
+      <w:numFmt w:val="bullet"/>
+      <w:lvlText w:val="o"/>
+      <w:lvlJc w:val="left"/>
+      <w:pPr>
+        <w:ind w:left="1440" w:hanging="360"/>
+      </w:pPr>
+      <w:rPr>
+        <w:rFonts w:ascii="Courier New" w:hAnsi="Courier New" w:cs="Courier New" w:hint="default"/>
+      </w:rPr>
+    </w:lvl>
+    <w:lvl w:ilvl="2" w:tplc="04190005" w:tentative="1">
+      <w:start w:val="1"/>
+      <w:numFmt w:val="bullet"/>
+      <w:lvlText w:val=""/>
+      <w:lvlJc w:val="left"/>
+      <w:pPr>
+        <w:ind w:left="2160" w:hanging="360"/>
+      </w:pPr>
+      <w:rPr>
+        <w:rFonts w:ascii="Wingdings" w:hAnsi="Wingdings" w:hint="default"/>
+      </w:rPr>
+    </w:lvl>
+    <w:lvl w:ilvl="3" w:tplc="04190001" w:tentative="1">
+      <w:start w:val="1"/>
+      <w:numFmt w:val="bullet"/>
+      <w:lvlText w:val=""/>
+      <w:lvlJc w:val="left"/>
+      <w:pPr>
+        <w:ind w:left="2880" w:hanging="360"/>
+      </w:pPr>
+      <w:rPr>
+        <w:rFonts w:ascii="Symbol" w:hAnsi="Symbol" w:hint="default"/>
+      </w:rPr>
+    </w:lvl>
+    <w:lvl w:ilvl="4" w:tplc="04190003" w:tentative="1">
+      <w:start w:val="1"/>
+      <w:numFmt w:val="bullet"/>
+      <w:lvlText w:val="o"/>
+      <w:lvlJc w:val="left"/>
+      <w:pPr>
+        <w:ind w:left="3600" w:hanging="360"/>
+      </w:pPr>
+      <w:rPr>
+        <w:rFonts w:ascii="Courier New" w:hAnsi="Courier New" w:cs="Courier New" w:hint="default"/>
+      </w:rPr>
+    </w:lvl>
+    <w:lvl w:ilvl="5" w:tplc="04190005" w:tentative="1">
+      <w:start w:val="1"/>
+      <w:numFmt w:val="bullet"/>
+      <w:lvlText w:val=""/>
+      <w:lvlJc w:val="left"/>
+      <w:pPr>
+        <w:ind w:left="4320" w:hanging="360"/>
+      </w:pPr>
+      <w:rPr>
+        <w:rFonts w:ascii="Wingdings" w:hAnsi="Wingdings" w:hint="default"/>
+      </w:rPr>
+    </w:lvl>
+    <w:lvl w:ilvl="6" w:tplc="04190001" w:tentative="1">
+      <w:start w:val="1"/>
+      <w:numFmt w:val="bullet"/>
+      <w:lvlText w:val=""/>
+      <w:lvlJc w:val="left"/>
+      <w:pPr>
+        <w:ind w:left="5040" w:hanging="360"/>
+      </w:pPr>
+      <w:rPr>
+        <w:rFonts w:ascii="Symbol" w:hAnsi="Symbol" w:hint="default"/>
+      </w:rPr>
+    </w:lvl>
+    <w:lvl w:ilvl="7" w:tplc="04190003" w:tentative="1">
+      <w:start w:val="1"/>
+      <w:numFmt w:val="bullet"/>
+      <w:lvlText w:val="o"/>
+      <w:lvlJc w:val="left"/>
+      <w:pPr>
+        <w:ind w:left="5760" w:hanging="360"/>
+      </w:pPr>
+      <w:rPr>
+        <w:rFonts w:ascii="Courier New" w:hAnsi="Courier New" w:cs="Courier New" w:hint="default"/>
+      </w:rPr>
+    </w:lvl>
+    <w:lvl w:ilvl="8" w:tplc="04190005" w:tentative="1">
+      <w:start w:val="1"/>
+      <w:numFmt w:val="bullet"/>
+      <w:lvlText w:val=""/>
+      <w:lvlJc w:val="left"/>
+      <w:pPr>
+        <w:ind w:left="6480" w:hanging="360"/>
+      </w:pPr>
+      <w:rPr>
+        <w:rFonts w:ascii="Wingdings" w:hAnsi="Wingdings" w:hint="default"/>
+      </w:rPr>
+    </w:lvl>
+  </w:abstractNum>
+  <w:abstractNum w:abstractNumId="1" w15:restartNumberingAfterBreak="0">
     <w:nsid w:val="0F4C190E"/>
     <w:multiLevelType w:val="hybridMultilevel"/>
     <w:tmpl w:val="C86425D0"/>
@@ -6370,7 +6648,7 @@
       </w:rPr>
     </w:lvl>
   </w:abstractNum>
-  <w:abstractNum w:abstractNumId="1" w15:restartNumberingAfterBreak="0">
+  <w:abstractNum w:abstractNumId="2" w15:restartNumberingAfterBreak="0">
     <w:nsid w:val="2B44179E"/>
     <w:multiLevelType w:val="hybridMultilevel"/>
     <w:tmpl w:val="66AAE1AE"/>
@@ -6483,7 +6761,7 @@
       </w:rPr>
     </w:lvl>
   </w:abstractNum>
-  <w:abstractNum w:abstractNumId="2" w15:restartNumberingAfterBreak="0">
+  <w:abstractNum w:abstractNumId="3" w15:restartNumberingAfterBreak="0">
     <w:nsid w:val="33DD5AA2"/>
     <w:multiLevelType w:val="hybridMultilevel"/>
     <w:tmpl w:val="71FAF6D0"/>
@@ -6596,14 +6874,133 @@
       </w:rPr>
     </w:lvl>
   </w:abstractNum>
+  <w:abstractNum w:abstractNumId="4" w15:restartNumberingAfterBreak="0">
+    <w:nsid w:val="7D2B389C"/>
+    <w:multiLevelType w:val="hybridMultilevel"/>
+    <w:tmpl w:val="D1740022"/>
+    <w:lvl w:ilvl="0" w:tplc="2B0CDC28">
+      <w:start w:val="1"/>
+      <w:numFmt w:val="bullet"/>
+      <w:lvlText w:val=""/>
+      <w:lvlJc w:val="left"/>
+      <w:pPr>
+        <w:ind w:left="720" w:hanging="360"/>
+      </w:pPr>
+      <w:rPr>
+        <w:rFonts w:ascii="Symbol" w:hAnsi="Symbol" w:hint="default"/>
+      </w:rPr>
+    </w:lvl>
+    <w:lvl w:ilvl="1" w:tplc="04190003" w:tentative="1">
+      <w:start w:val="1"/>
+      <w:numFmt w:val="bullet"/>
+      <w:lvlText w:val="o"/>
+      <w:lvlJc w:val="left"/>
+      <w:pPr>
+        <w:ind w:left="1440" w:hanging="360"/>
+      </w:pPr>
+      <w:rPr>
+        <w:rFonts w:ascii="Courier New" w:hAnsi="Courier New" w:cs="Courier New" w:hint="default"/>
+      </w:rPr>
+    </w:lvl>
+    <w:lvl w:ilvl="2" w:tplc="04190005" w:tentative="1">
+      <w:start w:val="1"/>
+      <w:numFmt w:val="bullet"/>
+      <w:lvlText w:val=""/>
+      <w:lvlJc w:val="left"/>
+      <w:pPr>
+        <w:ind w:left="2160" w:hanging="360"/>
+      </w:pPr>
+      <w:rPr>
+        <w:rFonts w:ascii="Wingdings" w:hAnsi="Wingdings" w:hint="default"/>
+      </w:rPr>
+    </w:lvl>
+    <w:lvl w:ilvl="3" w:tplc="04190001" w:tentative="1">
+      <w:start w:val="1"/>
+      <w:numFmt w:val="bullet"/>
+      <w:lvlText w:val=""/>
+      <w:lvlJc w:val="left"/>
+      <w:pPr>
+        <w:ind w:left="2880" w:hanging="360"/>
+      </w:pPr>
+      <w:rPr>
+        <w:rFonts w:ascii="Symbol" w:hAnsi="Symbol" w:hint="default"/>
+      </w:rPr>
+    </w:lvl>
+    <w:lvl w:ilvl="4" w:tplc="04190003" w:tentative="1">
+      <w:start w:val="1"/>
+      <w:numFmt w:val="bullet"/>
+      <w:lvlText w:val="o"/>
+      <w:lvlJc w:val="left"/>
+      <w:pPr>
+        <w:ind w:left="3600" w:hanging="360"/>
+      </w:pPr>
+      <w:rPr>
+        <w:rFonts w:ascii="Courier New" w:hAnsi="Courier New" w:cs="Courier New" w:hint="default"/>
+      </w:rPr>
+    </w:lvl>
+    <w:lvl w:ilvl="5" w:tplc="04190005" w:tentative="1">
+      <w:start w:val="1"/>
+      <w:numFmt w:val="bullet"/>
+      <w:lvlText w:val=""/>
+      <w:lvlJc w:val="left"/>
+      <w:pPr>
+        <w:ind w:left="4320" w:hanging="360"/>
+      </w:pPr>
+      <w:rPr>
+        <w:rFonts w:ascii="Wingdings" w:hAnsi="Wingdings" w:hint="default"/>
+      </w:rPr>
+    </w:lvl>
+    <w:lvl w:ilvl="6" w:tplc="04190001" w:tentative="1">
+      <w:start w:val="1"/>
+      <w:numFmt w:val="bullet"/>
+      <w:lvlText w:val=""/>
+      <w:lvlJc w:val="left"/>
+      <w:pPr>
+        <w:ind w:left="5040" w:hanging="360"/>
+      </w:pPr>
+      <w:rPr>
+        <w:rFonts w:ascii="Symbol" w:hAnsi="Symbol" w:hint="default"/>
+      </w:rPr>
+    </w:lvl>
+    <w:lvl w:ilvl="7" w:tplc="04190003" w:tentative="1">
+      <w:start w:val="1"/>
+      <w:numFmt w:val="bullet"/>
+      <w:lvlText w:val="o"/>
+      <w:lvlJc w:val="left"/>
+      <w:pPr>
+        <w:ind w:left="5760" w:hanging="360"/>
+      </w:pPr>
+      <w:rPr>
+        <w:rFonts w:ascii="Courier New" w:hAnsi="Courier New" w:cs="Courier New" w:hint="default"/>
+      </w:rPr>
+    </w:lvl>
+    <w:lvl w:ilvl="8" w:tplc="04190005" w:tentative="1">
+      <w:start w:val="1"/>
+      <w:numFmt w:val="bullet"/>
+      <w:lvlText w:val=""/>
+      <w:lvlJc w:val="left"/>
+      <w:pPr>
+        <w:ind w:left="6480" w:hanging="360"/>
+      </w:pPr>
+      <w:rPr>
+        <w:rFonts w:ascii="Wingdings" w:hAnsi="Wingdings" w:hint="default"/>
+      </w:rPr>
+    </w:lvl>
+  </w:abstractNum>
   <w:num w:numId="1">
+    <w:abstractNumId w:val="2"/>
+  </w:num>
+  <w:num w:numId="2">
     <w:abstractNumId w:val="1"/>
   </w:num>
-  <w:num w:numId="2">
+  <w:num w:numId="3">
+    <w:abstractNumId w:val="3"/>
+  </w:num>
+  <w:num w:numId="4">
     <w:abstractNumId w:val="0"/>
   </w:num>
-  <w:num w:numId="3">
-    <w:abstractNumId w:val="2"/>
+  <w:num w:numId="5">
+    <w:abstractNumId w:val="4"/>
   </w:num>
 </w:numbering>
 </file>

--- a/Пояснительная записка.docx
+++ b/Пояснительная записка.docx
@@ -2191,23 +2191,7 @@
           <w:rFonts w:cs="Times New Roman"/>
           <w:szCs w:val="28"/>
         </w:rPr>
-        <w:t xml:space="preserve">серверная часть с использованием </w:t>
-      </w:r>
-      <w:proofErr w:type="spellStart"/>
-      <w:r>
-        <w:rPr>
-          <w:rFonts w:cs="Times New Roman"/>
-          <w:szCs w:val="28"/>
-        </w:rPr>
-        <w:t>фреймворка</w:t>
-      </w:r>
-      <w:proofErr w:type="spellEnd"/>
-      <w:r>
-        <w:rPr>
-          <w:rFonts w:cs="Times New Roman"/>
-          <w:szCs w:val="28"/>
-        </w:rPr>
-        <w:t xml:space="preserve"> </w:t>
+        <w:t xml:space="preserve">серверная часть с использованием фреймворка </w:t>
       </w:r>
       <w:r>
         <w:rPr>
@@ -2485,7 +2469,6 @@
         </w:rPr>
         <w:t xml:space="preserve">-контейнера для сервер-приложения и </w:t>
       </w:r>
-      <w:proofErr w:type="gramStart"/>
       <w:r>
         <w:rPr>
           <w:rFonts w:cs="Times New Roman"/>
@@ -2509,7 +2492,6 @@
         </w:rPr>
         <w:t>Runtime</w:t>
       </w:r>
-      <w:proofErr w:type="gramEnd"/>
       <w:r>
         <w:rPr>
           <w:rFonts w:cs="Times New Roman"/>
@@ -2546,7 +2528,6 @@
         </w:rPr>
         <w:t xml:space="preserve">с использованием инструмента </w:t>
       </w:r>
-      <w:proofErr w:type="spellStart"/>
       <w:r>
         <w:rPr>
           <w:rFonts w:cs="Times New Roman"/>
@@ -2555,7 +2536,6 @@
         </w:rPr>
         <w:t>Jlink</w:t>
       </w:r>
-      <w:proofErr w:type="spellEnd"/>
       <w:r>
         <w:rPr>
           <w:rFonts w:cs="Times New Roman"/>
@@ -2768,25 +2748,7 @@
           <w:iCs/>
           <w:szCs w:val="28"/>
         </w:rPr>
-        <w:t>Установка сетевого имени (</w:t>
-      </w:r>
-      <w:proofErr w:type="spellStart"/>
-      <w:r>
-        <w:rPr>
-          <w:rFonts w:eastAsiaTheme="minorEastAsia" w:cs="Times New Roman"/>
-          <w:iCs/>
-          <w:szCs w:val="28"/>
-        </w:rPr>
-        <w:t>никнейма</w:t>
-      </w:r>
-      <w:proofErr w:type="spellEnd"/>
-      <w:r>
-        <w:rPr>
-          <w:rFonts w:eastAsiaTheme="minorEastAsia" w:cs="Times New Roman"/>
-          <w:iCs/>
-          <w:szCs w:val="28"/>
-        </w:rPr>
-        <w:t>), и не допущение дубликатов.</w:t>
+        <w:t>Установка сетевого имени (никнейма), и не допущение дубликатов.</w:t>
       </w:r>
     </w:p>
     <w:p>
@@ -3247,7 +3209,6 @@
         </w:rPr>
         <w:t xml:space="preserve">через </w:t>
       </w:r>
-      <w:proofErr w:type="gramStart"/>
       <w:r>
         <w:rPr>
           <w:rFonts w:cs="Times New Roman"/>
@@ -3255,7 +3216,6 @@
         </w:rPr>
         <w:t xml:space="preserve">механизмы  </w:t>
       </w:r>
-      <w:proofErr w:type="spellStart"/>
       <w:r>
         <w:rPr>
           <w:rFonts w:cs="Times New Roman"/>
@@ -3264,8 +3224,6 @@
         </w:rPr>
         <w:t>websocket</w:t>
       </w:r>
-      <w:proofErr w:type="spellEnd"/>
-      <w:proofErr w:type="gramEnd"/>
       <w:r>
         <w:rPr>
           <w:rFonts w:cs="Times New Roman"/>
@@ -3273,7 +3231,6 @@
         </w:rPr>
         <w:t>’</w:t>
       </w:r>
-      <w:proofErr w:type="spellStart"/>
       <w:r>
         <w:rPr>
           <w:rFonts w:cs="Times New Roman"/>
@@ -3281,7 +3238,6 @@
         </w:rPr>
         <w:t>ов</w:t>
       </w:r>
-      <w:proofErr w:type="spellEnd"/>
       <w:r>
         <w:rPr>
           <w:rFonts w:cs="Times New Roman"/>
@@ -3289,7 +3245,6 @@
         </w:rPr>
         <w:t xml:space="preserve"> и </w:t>
       </w:r>
-      <w:proofErr w:type="spellStart"/>
       <w:r>
         <w:rPr>
           <w:rFonts w:cs="Times New Roman"/>
@@ -3305,7 +3260,6 @@
         </w:rPr>
         <w:t>ов</w:t>
       </w:r>
-      <w:proofErr w:type="spellEnd"/>
       <w:r>
         <w:rPr>
           <w:rFonts w:cs="Times New Roman"/>
@@ -3338,7 +3292,6 @@
           <w:szCs w:val="28"/>
         </w:rPr>
       </w:pPr>
-      <w:proofErr w:type="gramStart"/>
       <w:r>
         <w:rPr>
           <w:rFonts w:cs="Times New Roman"/>
@@ -3354,7 +3307,6 @@
         </w:rPr>
         <w:t>,</w:t>
       </w:r>
-      <w:proofErr w:type="spellStart"/>
       <w:r>
         <w:rPr>
           <w:rFonts w:cs="Times New Roman"/>
@@ -3363,8 +3315,6 @@
         </w:rPr>
         <w:t>cjrtns</w:t>
       </w:r>
-      <w:proofErr w:type="spellEnd"/>
-      <w:proofErr w:type="gramEnd"/>
       <w:r>
         <w:rPr>
           <w:rFonts w:cs="Times New Roman"/>
@@ -3389,7 +3339,6 @@
         </w:rPr>
         <w:t xml:space="preserve">Клиенты на </w:t>
       </w:r>
-      <w:proofErr w:type="spellStart"/>
       <w:r>
         <w:rPr>
           <w:rFonts w:cs="Times New Roman"/>
@@ -3398,7 +3347,6 @@
         </w:rPr>
         <w:t>javafx</w:t>
       </w:r>
-      <w:proofErr w:type="spellEnd"/>
       <w:r>
         <w:rPr>
           <w:rFonts w:cs="Times New Roman"/>
@@ -3797,7 +3745,6 @@
         </w:rPr>
         <w:t xml:space="preserve"> </w:t>
       </w:r>
-      <w:proofErr w:type="spellStart"/>
       <w:r>
         <w:rPr>
           <w:rFonts w:cs="Times New Roman"/>
@@ -3806,7 +3753,6 @@
         </w:rPr>
         <w:t>JFoenix</w:t>
       </w:r>
-      <w:proofErr w:type="spellEnd"/>
       <w:r>
         <w:rPr>
           <w:rFonts w:cs="Times New Roman"/>
@@ -3821,15 +3767,21 @@
         </w:rPr>
         <w:t xml:space="preserve">для </w:t>
       </w:r>
-      <w:proofErr w:type="spellStart"/>
-      <w:r>
-        <w:rPr>
-          <w:rFonts w:cs="Times New Roman"/>
-          <w:szCs w:val="28"/>
-        </w:rPr>
-        <w:t>минималистичного</w:t>
-      </w:r>
-      <w:proofErr w:type="spellEnd"/>
+      <w:r>
+        <w:rPr>
+          <w:rFonts w:cs="Times New Roman"/>
+          <w:szCs w:val="28"/>
+        </w:rPr>
+        <w:t xml:space="preserve">минималистичного </w:t>
+      </w:r>
+      <w:r>
+        <w:rPr>
+          <w:rFonts w:cs="Times New Roman"/>
+          <w:szCs w:val="28"/>
+          <w:lang w:val="en-US"/>
+        </w:rPr>
+        <w:t>matrial</w:t>
+      </w:r>
       <w:r>
         <w:rPr>
           <w:rFonts w:cs="Times New Roman"/>
@@ -3837,16 +3789,27 @@
         </w:rPr>
         <w:t xml:space="preserve"> </w:t>
       </w:r>
-      <w:proofErr w:type="spellStart"/>
-      <w:r>
-        <w:rPr>
-          <w:rFonts w:cs="Times New Roman"/>
-          <w:szCs w:val="28"/>
-          <w:lang w:val="en-US"/>
-        </w:rPr>
-        <w:t>matrial</w:t>
-      </w:r>
-      <w:proofErr w:type="spellEnd"/>
+      <w:r>
+        <w:rPr>
+          <w:rFonts w:cs="Times New Roman"/>
+          <w:szCs w:val="28"/>
+        </w:rPr>
+        <w:t>дизайна</w:t>
+      </w:r>
+      <w:r>
+        <w:rPr>
+          <w:rFonts w:cs="Times New Roman"/>
+          <w:szCs w:val="28"/>
+        </w:rPr>
+        <w:t xml:space="preserve">, </w:t>
+      </w:r>
+      <w:r>
+        <w:rPr>
+          <w:rFonts w:cs="Times New Roman"/>
+          <w:szCs w:val="28"/>
+        </w:rPr>
+        <w:t>которая расширяет</w:t>
+      </w:r>
       <w:r>
         <w:rPr>
           <w:rFonts w:cs="Times New Roman"/>
@@ -3859,21 +3822,7 @@
           <w:rFonts w:cs="Times New Roman"/>
           <w:szCs w:val="28"/>
         </w:rPr>
-        <w:t>дизайна</w:t>
-      </w:r>
-      <w:r>
-        <w:rPr>
-          <w:rFonts w:cs="Times New Roman"/>
-          <w:szCs w:val="28"/>
-        </w:rPr>
-        <w:t xml:space="preserve">, </w:t>
-      </w:r>
-      <w:r>
-        <w:rPr>
-          <w:rFonts w:cs="Times New Roman"/>
-          <w:szCs w:val="28"/>
-        </w:rPr>
-        <w:t>которая расширяет</w:t>
+        <w:t>возможности по кастомизации</w:t>
       </w:r>
       <w:r>
         <w:rPr>
@@ -3887,17 +3836,23 @@
           <w:rFonts w:cs="Times New Roman"/>
           <w:szCs w:val="28"/>
         </w:rPr>
-        <w:t xml:space="preserve">возможности по </w:t>
-      </w:r>
-      <w:proofErr w:type="spellStart"/>
-      <w:r>
-        <w:rPr>
-          <w:rFonts w:cs="Times New Roman"/>
-          <w:szCs w:val="28"/>
-        </w:rPr>
-        <w:t>кастомизации</w:t>
-      </w:r>
-      <w:proofErr w:type="spellEnd"/>
+        <w:t>стандартных</w:t>
+      </w:r>
+      <w:r>
+        <w:rPr>
+          <w:rFonts w:cs="Times New Roman"/>
+          <w:szCs w:val="28"/>
+        </w:rPr>
+        <w:t xml:space="preserve"> элементов </w:t>
+      </w:r>
+      <w:r>
+        <w:rPr>
+          <w:rFonts w:cs="Times New Roman"/>
+          <w:szCs w:val="28"/>
+          <w:lang w:val="en-US"/>
+        </w:rPr>
+        <w:t>JavaFX</w:t>
+      </w:r>
       <w:r>
         <w:rPr>
           <w:rFonts w:cs="Times New Roman"/>
@@ -3910,35 +3865,6 @@
           <w:rFonts w:cs="Times New Roman"/>
           <w:szCs w:val="28"/>
         </w:rPr>
-        <w:t>стандартных</w:t>
-      </w:r>
-      <w:r>
-        <w:rPr>
-          <w:rFonts w:cs="Times New Roman"/>
-          <w:szCs w:val="28"/>
-        </w:rPr>
-        <w:t xml:space="preserve"> элементов </w:t>
-      </w:r>
-      <w:r>
-        <w:rPr>
-          <w:rFonts w:cs="Times New Roman"/>
-          <w:szCs w:val="28"/>
-          <w:lang w:val="en-US"/>
-        </w:rPr>
-        <w:t>JavaFX</w:t>
-      </w:r>
-      <w:r>
-        <w:rPr>
-          <w:rFonts w:cs="Times New Roman"/>
-          <w:szCs w:val="28"/>
-        </w:rPr>
-        <w:t xml:space="preserve"> </w:t>
-      </w:r>
-      <w:r>
-        <w:rPr>
-          <w:rFonts w:cs="Times New Roman"/>
-          <w:szCs w:val="28"/>
-        </w:rPr>
         <w:t>разрабатываемой</w:t>
       </w:r>
       <w:r>
@@ -3962,7 +3888,6 @@
         </w:rPr>
         <w:t xml:space="preserve"> Ниже представлено сравнение однотипных элементов интерфейса с использованием </w:t>
       </w:r>
-      <w:proofErr w:type="spellStart"/>
       <w:r>
         <w:rPr>
           <w:rFonts w:cs="Times New Roman"/>
@@ -3971,7 +3896,6 @@
         </w:rPr>
         <w:t>JFoenix</w:t>
       </w:r>
-      <w:proofErr w:type="spellEnd"/>
       <w:r>
         <w:rPr>
           <w:rFonts w:cs="Times New Roman"/>
@@ -4161,7 +4085,6 @@
         </w:rPr>
         <w:t xml:space="preserve"> элементы </w:t>
       </w:r>
-      <w:proofErr w:type="spellStart"/>
       <w:r>
         <w:rPr>
           <w:rFonts w:cs="Times New Roman"/>
@@ -4170,7 +4093,6 @@
         </w:rPr>
         <w:t>JFoenix</w:t>
       </w:r>
-      <w:proofErr w:type="spellEnd"/>
       <w:r>
         <w:rPr>
           <w:rFonts w:cs="Times New Roman"/>
@@ -4207,7 +4129,6 @@
         </w:rPr>
         <w:t xml:space="preserve">, </w:t>
       </w:r>
-      <w:proofErr w:type="spellStart"/>
       <w:r>
         <w:rPr>
           <w:rFonts w:cs="Times New Roman"/>
@@ -4216,7 +4137,6 @@
         </w:rPr>
         <w:t>ProgressBar</w:t>
       </w:r>
-      <w:proofErr w:type="spellEnd"/>
       <w:r>
         <w:rPr>
           <w:rFonts w:cs="Times New Roman"/>
@@ -4231,7 +4151,6 @@
         </w:rPr>
         <w:t xml:space="preserve">и </w:t>
       </w:r>
-      <w:proofErr w:type="spellStart"/>
       <w:r>
         <w:rPr>
           <w:rFonts w:cs="Times New Roman"/>
@@ -4240,7 +4159,6 @@
         </w:rPr>
         <w:t>TextField</w:t>
       </w:r>
-      <w:proofErr w:type="spellEnd"/>
       <w:r>
         <w:rPr>
           <w:rFonts w:cs="Times New Roman"/>
@@ -4410,7 +4328,21 @@
           <w:rFonts w:cs="Times New Roman"/>
           <w:szCs w:val="28"/>
         </w:rPr>
-        <w:t>Окно успешного действия пользователя (регистрации или авторизации);</w:t>
+        <w:t>Окн</w:t>
+      </w:r>
+      <w:r>
+        <w:rPr>
+          <w:rFonts w:cs="Times New Roman"/>
+          <w:szCs w:val="28"/>
+        </w:rPr>
+        <w:t>а</w:t>
+      </w:r>
+      <w:r>
+        <w:rPr>
+          <w:rFonts w:cs="Times New Roman"/>
+          <w:szCs w:val="28"/>
+        </w:rPr>
+        <w:t xml:space="preserve"> успешного действия пользователя (регистрации или авторизации);</w:t>
       </w:r>
     </w:p>
     <w:p>
@@ -4543,17 +4475,354 @@
     <w:p>
       <w:pPr>
         <w:spacing w:line="360" w:lineRule="auto"/>
-        <w:jc w:val="both"/>
-        <w:rPr>
-          <w:rFonts w:cs="Times New Roman"/>
-          <w:szCs w:val="28"/>
-        </w:rPr>
-      </w:pPr>
-      <w:r>
-        <w:rPr>
-          <w:rFonts w:cs="Times New Roman"/>
-          <w:szCs w:val="28"/>
-        </w:rPr>
+        <w:ind w:firstLine="360"/>
+        <w:jc w:val="both"/>
+        <w:rPr>
+          <w:rFonts w:cs="Times New Roman"/>
+          <w:szCs w:val="28"/>
+        </w:rPr>
+      </w:pPr>
+      <w:r>
+        <w:rPr>
+          <w:rFonts w:cs="Times New Roman"/>
+          <w:szCs w:val="28"/>
+        </w:rPr>
+        <w:t xml:space="preserve">На схеме ниже представлены переходы пользователя между данными </w:t>
+      </w:r>
+      <w:r>
+        <w:rPr>
+          <w:rFonts w:cs="Times New Roman"/>
+          <w:szCs w:val="28"/>
+        </w:rPr>
+        <w:t>формами</w:t>
+      </w:r>
+      <w:r>
+        <w:rPr>
+          <w:rFonts w:cs="Times New Roman"/>
+          <w:szCs w:val="28"/>
+        </w:rPr>
+        <w:t xml:space="preserve">, </w:t>
+      </w:r>
+      <w:r>
+        <w:rPr>
+          <w:rFonts w:cs="Times New Roman"/>
+          <w:szCs w:val="28"/>
+        </w:rPr>
+        <w:t xml:space="preserve">кроме отдельного окна </w:t>
+      </w:r>
+      <w:r>
+        <w:rPr>
+          <w:rFonts w:cs="Times New Roman"/>
+          <w:szCs w:val="28"/>
+        </w:rPr>
+        <w:t>«Нет подключения к интернету»‎</w:t>
+      </w:r>
+      <w:r>
+        <w:rPr>
+          <w:rFonts w:cs="Times New Roman"/>
+          <w:szCs w:val="28"/>
+        </w:rPr>
+        <w:t>.</w:t>
+      </w:r>
+      <w:r>
+        <w:rPr>
+          <w:rFonts w:cs="Times New Roman"/>
+          <w:szCs w:val="28"/>
+        </w:rPr>
+        <w:t xml:space="preserve"> </w:t>
+      </w:r>
+      <w:r>
+        <w:rPr>
+          <w:rFonts w:cs="Times New Roman"/>
+          <w:szCs w:val="28"/>
+        </w:rPr>
+        <w:t xml:space="preserve">Оно не представлено на </w:t>
+      </w:r>
+      <w:r>
+        <w:rPr>
+          <w:rFonts w:cs="Times New Roman"/>
+          <w:szCs w:val="28"/>
+        </w:rPr>
+        <w:t>схеме т.к.</w:t>
+      </w:r>
+      <w:r>
+        <w:rPr>
+          <w:rFonts w:cs="Times New Roman"/>
+          <w:szCs w:val="28"/>
+        </w:rPr>
+        <w:t xml:space="preserve"> </w:t>
+      </w:r>
+      <w:r>
+        <w:rPr>
+          <w:rFonts w:cs="Times New Roman"/>
+          <w:szCs w:val="28"/>
+        </w:rPr>
+        <w:t>переход на него может быть осуществлён абсолютно с любого окна программы и не зависит от действий пользователя</w:t>
+      </w:r>
+      <w:r>
+        <w:rPr>
+          <w:rFonts w:cs="Times New Roman"/>
+          <w:szCs w:val="28"/>
+        </w:rPr>
+        <w:t>.</w:t>
+      </w:r>
+      <w:r>
+        <w:rPr>
+          <w:rFonts w:cs="Times New Roman"/>
+          <w:szCs w:val="28"/>
+        </w:rPr>
+        <w:t xml:space="preserve"> </w:t>
+      </w:r>
+      <w:r>
+        <w:rPr>
+          <w:rFonts w:cs="Times New Roman"/>
+          <w:szCs w:val="28"/>
+        </w:rPr>
+        <w:t>Данный элемент программы</w:t>
+      </w:r>
+      <w:r>
+        <w:rPr>
+          <w:rFonts w:cs="Times New Roman"/>
+          <w:szCs w:val="28"/>
+        </w:rPr>
+        <w:t xml:space="preserve"> </w:t>
+      </w:r>
+      <w:r>
+        <w:rPr>
+          <w:rFonts w:cs="Times New Roman"/>
+          <w:szCs w:val="28"/>
+        </w:rPr>
+        <w:t>вызывается с помощью</w:t>
+      </w:r>
+      <w:r>
+        <w:rPr>
+          <w:rFonts w:cs="Times New Roman"/>
+          <w:szCs w:val="28"/>
+        </w:rPr>
+        <w:t xml:space="preserve"> отдель</w:t>
+      </w:r>
+      <w:r>
+        <w:rPr>
+          <w:rFonts w:cs="Times New Roman"/>
+          <w:szCs w:val="28"/>
+        </w:rPr>
+        <w:t>ного</w:t>
+      </w:r>
+      <w:r>
+        <w:rPr>
+          <w:rFonts w:cs="Times New Roman"/>
+          <w:szCs w:val="28"/>
+        </w:rPr>
+        <w:t xml:space="preserve"> поток</w:t>
+      </w:r>
+      <w:r>
+        <w:rPr>
+          <w:rFonts w:cs="Times New Roman"/>
+          <w:szCs w:val="28"/>
+        </w:rPr>
+        <w:t>а</w:t>
+      </w:r>
+      <w:r>
+        <w:rPr>
+          <w:rFonts w:cs="Times New Roman"/>
+          <w:szCs w:val="28"/>
+        </w:rPr>
+        <w:t xml:space="preserve">, </w:t>
+      </w:r>
+      <w:r>
+        <w:rPr>
+          <w:rFonts w:cs="Times New Roman"/>
+          <w:szCs w:val="28"/>
+        </w:rPr>
+        <w:t>который проверяет соединение с интернетом</w:t>
+      </w:r>
+      <w:r>
+        <w:rPr>
+          <w:rFonts w:cs="Times New Roman"/>
+          <w:szCs w:val="28"/>
+        </w:rPr>
+        <w:t xml:space="preserve">. </w:t>
+      </w:r>
+      <w:r>
+        <w:rPr>
+          <w:rFonts w:cs="Times New Roman"/>
+          <w:szCs w:val="28"/>
+        </w:rPr>
+        <w:t>Когда интернет появляется снова</w:t>
+      </w:r>
+      <w:r>
+        <w:rPr>
+          <w:rFonts w:cs="Times New Roman"/>
+          <w:szCs w:val="28"/>
+        </w:rPr>
+        <w:t xml:space="preserve">, </w:t>
+      </w:r>
+      <w:r>
+        <w:rPr>
+          <w:rFonts w:cs="Times New Roman"/>
+          <w:szCs w:val="28"/>
+        </w:rPr>
+        <w:t>то</w:t>
+      </w:r>
+      <w:r>
+        <w:rPr>
+          <w:rFonts w:cs="Times New Roman"/>
+          <w:szCs w:val="28"/>
+        </w:rPr>
+        <w:t xml:space="preserve"> </w:t>
+      </w:r>
+      <w:r>
+        <w:rPr>
+          <w:rFonts w:cs="Times New Roman"/>
+          <w:szCs w:val="28"/>
+        </w:rPr>
+        <w:t>осуществляется</w:t>
+      </w:r>
+      <w:r>
+        <w:rPr>
+          <w:rFonts w:cs="Times New Roman"/>
+          <w:szCs w:val="28"/>
+        </w:rPr>
+        <w:t xml:space="preserve"> </w:t>
+      </w:r>
+      <w:r>
+        <w:rPr>
+          <w:rFonts w:cs="Times New Roman"/>
+          <w:szCs w:val="28"/>
+        </w:rPr>
+        <w:t>переход на одно из 2-х окон</w:t>
+      </w:r>
+      <w:r>
+        <w:rPr>
+          <w:rFonts w:cs="Times New Roman"/>
+          <w:szCs w:val="28"/>
+        </w:rPr>
+        <w:t xml:space="preserve">, </w:t>
+      </w:r>
+      <w:r>
+        <w:rPr>
+          <w:rFonts w:cs="Times New Roman"/>
+          <w:szCs w:val="28"/>
+        </w:rPr>
+        <w:t>в зависимости от флага авторизации пользователя</w:t>
+      </w:r>
+      <w:r>
+        <w:rPr>
+          <w:rFonts w:cs="Times New Roman"/>
+          <w:szCs w:val="28"/>
+        </w:rPr>
+        <w:t xml:space="preserve">: </w:t>
+      </w:r>
+      <w:r>
+        <w:rPr>
+          <w:rFonts w:cs="Times New Roman"/>
+          <w:szCs w:val="28"/>
+        </w:rPr>
+        <w:t xml:space="preserve">окно авторизации </w:t>
+      </w:r>
+      <w:r>
+        <w:rPr>
+          <w:rFonts w:cs="Times New Roman"/>
+          <w:szCs w:val="28"/>
+        </w:rPr>
+        <w:t>или главное меню программы</w:t>
+      </w:r>
+      <w:r>
+        <w:rPr>
+          <w:rFonts w:cs="Times New Roman"/>
+          <w:szCs w:val="28"/>
+        </w:rPr>
+        <w:t>.</w:t>
+      </w:r>
+    </w:p>
+    <w:p>
+      <w:pPr>
+        <w:spacing w:line="360" w:lineRule="auto"/>
+        <w:jc w:val="both"/>
+        <w:rPr>
+          <w:rFonts w:cs="Times New Roman"/>
+          <w:szCs w:val="28"/>
+        </w:rPr>
+      </w:pPr>
+      <w:r>
+        <w:rPr>
+          <w:rFonts w:cs="Times New Roman"/>
+          <w:noProof/>
+          <w:szCs w:val="28"/>
+        </w:rPr>
+        <w:drawing>
+          <wp:inline distT="0" distB="0" distL="0" distR="0" wp14:anchorId="53A7FF7D" wp14:editId="26DCE96C">
+            <wp:extent cx="6120130" cy="5020945"/>
+            <wp:effectExtent l="0" t="0" r="1270" b="0"/>
+            <wp:docPr id="6" name="Рисунок 6"/>
+            <wp:cNvGraphicFramePr>
+              <a:graphicFrameLocks xmlns:a="http://schemas.openxmlformats.org/drawingml/2006/main" noChangeAspect="1"/>
+            </wp:cNvGraphicFramePr>
+            <a:graphic xmlns:a="http://schemas.openxmlformats.org/drawingml/2006/main">
+              <a:graphicData uri="http://schemas.openxmlformats.org/drawingml/2006/picture">
+                <pic:pic xmlns:pic="http://schemas.openxmlformats.org/drawingml/2006/picture">
+                  <pic:nvPicPr>
+                    <pic:cNvPr id="6" name="Рисунок 6"/>
+                    <pic:cNvPicPr/>
+                  </pic:nvPicPr>
+                  <pic:blipFill>
+                    <a:blip r:embed="rId11" cstate="print">
+                      <a:extLst>
+                        <a:ext uri="{28A0092B-C50C-407E-A947-70E740481C1C}">
+                          <a14:useLocalDpi xmlns:a14="http://schemas.microsoft.com/office/drawing/2010/main" val="0"/>
+                        </a:ext>
+                      </a:extLst>
+                    </a:blip>
+                    <a:stretch>
+                      <a:fillRect/>
+                    </a:stretch>
+                  </pic:blipFill>
+                  <pic:spPr>
+                    <a:xfrm>
+                      <a:off x="0" y="0"/>
+                      <a:ext cx="6120130" cy="5020945"/>
+                    </a:xfrm>
+                    <a:prstGeom prst="rect">
+                      <a:avLst/>
+                    </a:prstGeom>
+                  </pic:spPr>
+                </pic:pic>
+              </a:graphicData>
+            </a:graphic>
+          </wp:inline>
+        </w:drawing>
+      </w:r>
+    </w:p>
+    <w:p>
+      <w:pPr>
+        <w:rPr>
+          <w:rFonts w:cs="Times New Roman"/>
+          <w:szCs w:val="28"/>
+        </w:rPr>
+      </w:pPr>
+      <w:r>
+        <w:rPr>
+          <w:rFonts w:cs="Times New Roman"/>
+          <w:szCs w:val="28"/>
+        </w:rPr>
+        <w:br w:type="page"/>
+      </w:r>
+    </w:p>
+    <w:p>
+      <w:pPr>
+        <w:spacing w:line="360" w:lineRule="auto"/>
+        <w:jc w:val="both"/>
+        <w:rPr>
+          <w:rFonts w:cs="Times New Roman"/>
+          <w:szCs w:val="28"/>
+        </w:rPr>
+      </w:pPr>
+      <w:r>
+        <w:rPr>
+          <w:rFonts w:cs="Times New Roman"/>
+          <w:szCs w:val="28"/>
+        </w:rPr>
+        <w:lastRenderedPageBreak/>
         <w:t>Опишем каждое из них</w:t>
       </w:r>
       <w:r>
@@ -4616,7 +4885,7 @@
                     <pic:cNvPicPr/>
                   </pic:nvPicPr>
                   <pic:blipFill>
-                    <a:blip r:embed="rId11">
+                    <a:blip r:embed="rId12">
                       <a:extLst>
                         <a:ext uri="{28A0092B-C50C-407E-A947-70E740481C1C}">
                           <a14:useLocalDpi xmlns:a14="http://schemas.microsoft.com/office/drawing/2010/main" val="0"/>
@@ -4646,6 +4915,128 @@
     <w:p>
       <w:pPr>
         <w:spacing w:line="360" w:lineRule="auto"/>
+        <w:jc w:val="both"/>
+        <w:rPr>
+          <w:rFonts w:cs="Times New Roman"/>
+          <w:szCs w:val="28"/>
+        </w:rPr>
+      </w:pPr>
+      <w:r>
+        <w:rPr>
+          <w:rFonts w:cs="Times New Roman"/>
+          <w:szCs w:val="28"/>
+        </w:rPr>
+        <w:t xml:space="preserve">Запрашивает логин/пароль пользователя и предлагает запомнить информацию об авторизации </w:t>
+      </w:r>
+      <w:r>
+        <w:rPr>
+          <w:rFonts w:cs="Times New Roman"/>
+          <w:szCs w:val="28"/>
+        </w:rPr>
+        <w:t xml:space="preserve">для автоматического входа </w:t>
+      </w:r>
+      <w:r>
+        <w:rPr>
+          <w:rFonts w:cs="Times New Roman"/>
+          <w:szCs w:val="28"/>
+        </w:rPr>
+        <w:t>при следующем запуске программы</w:t>
+      </w:r>
+      <w:r>
+        <w:rPr>
+          <w:rFonts w:cs="Times New Roman"/>
+          <w:szCs w:val="28"/>
+        </w:rPr>
+        <w:t xml:space="preserve">. </w:t>
+      </w:r>
+      <w:r>
+        <w:rPr>
+          <w:rFonts w:cs="Times New Roman"/>
+          <w:szCs w:val="28"/>
+        </w:rPr>
+        <w:t>Если же пользователь еще не зарегистрирован в системе</w:t>
+      </w:r>
+      <w:r>
+        <w:rPr>
+          <w:rFonts w:cs="Times New Roman"/>
+          <w:szCs w:val="28"/>
+        </w:rPr>
+        <w:t xml:space="preserve">, </w:t>
+      </w:r>
+      <w:r>
+        <w:rPr>
+          <w:rFonts w:cs="Times New Roman"/>
+          <w:szCs w:val="28"/>
+        </w:rPr>
+        <w:t xml:space="preserve">то по нажатию на ссылку регистрации будет осуществлён переход на форму </w:t>
+      </w:r>
+      <w:r>
+        <w:rPr>
+          <w:rFonts w:cs="Times New Roman"/>
+          <w:szCs w:val="28"/>
+        </w:rPr>
+        <w:t>регистрации</w:t>
+      </w:r>
+      <w:r>
+        <w:rPr>
+          <w:rFonts w:cs="Times New Roman"/>
+          <w:szCs w:val="28"/>
+        </w:rPr>
+        <w:t>.</w:t>
+      </w:r>
+      <w:r>
+        <w:rPr>
+          <w:rFonts w:cs="Times New Roman"/>
+          <w:szCs w:val="28"/>
+        </w:rPr>
+        <w:t xml:space="preserve"> Если пользователь забыл пароль</w:t>
+      </w:r>
+      <w:r>
+        <w:rPr>
+          <w:rFonts w:cs="Times New Roman"/>
+          <w:szCs w:val="28"/>
+        </w:rPr>
+        <w:t xml:space="preserve">, </w:t>
+      </w:r>
+      <w:r>
+        <w:rPr>
+          <w:rFonts w:cs="Times New Roman"/>
+          <w:szCs w:val="28"/>
+        </w:rPr>
+        <w:t xml:space="preserve">то у него </w:t>
+      </w:r>
+      <w:r>
+        <w:rPr>
+          <w:rFonts w:cs="Times New Roman"/>
+          <w:szCs w:val="28"/>
+        </w:rPr>
+        <w:t>есть возможность перехода на форму восстановления пароля</w:t>
+      </w:r>
+      <w:r>
+        <w:rPr>
+          <w:rFonts w:cs="Times New Roman"/>
+          <w:szCs w:val="28"/>
+        </w:rPr>
+        <w:t xml:space="preserve"> через одноимённую ссылку.</w:t>
+      </w:r>
+      <w:r>
+        <w:rPr>
+          <w:rFonts w:cs="Times New Roman"/>
+          <w:szCs w:val="28"/>
+        </w:rPr>
+        <w:t xml:space="preserve"> </w:t>
+      </w:r>
+      <w:r>
+        <w:rPr>
+          <w:rFonts w:cs="Times New Roman"/>
+          <w:szCs w:val="28"/>
+        </w:rPr>
+        <w:t>При корректной авторизации пользователя происходит переход на главную форму программы.</w:t>
+      </w:r>
+    </w:p>
+    <w:p>
+      <w:pPr>
+        <w:spacing w:line="360" w:lineRule="auto"/>
         <w:ind w:firstLine="709"/>
         <w:jc w:val="both"/>
         <w:rPr>
@@ -4658,49 +5049,128 @@
           <w:rFonts w:cs="Times New Roman"/>
           <w:szCs w:val="28"/>
         </w:rPr>
-        <w:t xml:space="preserve">Запрашивает логин/пароль пользователя и предлагает запомнить информацию об авторизации </w:t>
-      </w:r>
-      <w:r>
-        <w:rPr>
-          <w:rFonts w:cs="Times New Roman"/>
-          <w:szCs w:val="28"/>
-        </w:rPr>
-        <w:t xml:space="preserve">для автоматического входа </w:t>
-      </w:r>
-      <w:r>
-        <w:rPr>
-          <w:rFonts w:cs="Times New Roman"/>
-          <w:szCs w:val="28"/>
-        </w:rPr>
-        <w:t>при следующем запуске программы</w:t>
-      </w:r>
-      <w:r>
-        <w:rPr>
-          <w:rFonts w:cs="Times New Roman"/>
-          <w:szCs w:val="28"/>
-        </w:rPr>
-        <w:t xml:space="preserve">. </w:t>
-      </w:r>
-      <w:r>
-        <w:rPr>
-          <w:rFonts w:cs="Times New Roman"/>
-          <w:szCs w:val="28"/>
-        </w:rPr>
-        <w:t>Если же пользователь еще не зарегистрирован в системе</w:t>
-      </w:r>
-      <w:r>
-        <w:rPr>
-          <w:rFonts w:cs="Times New Roman"/>
-          <w:szCs w:val="28"/>
-        </w:rPr>
-        <w:t xml:space="preserve">, </w:t>
-      </w:r>
-      <w:r>
-        <w:rPr>
-          <w:rFonts w:cs="Times New Roman"/>
-          <w:szCs w:val="28"/>
-        </w:rPr>
-        <w:t xml:space="preserve">то по нажатию на ссылку регистрации будет осуществлён переход на форму </w:t>
+        <w:t xml:space="preserve">На форме существует следующие </w:t>
+      </w:r>
+      <w:r>
+        <w:rPr>
+          <w:rFonts w:cs="Times New Roman"/>
+          <w:szCs w:val="28"/>
+        </w:rPr>
+        <w:t>валидаторы</w:t>
+      </w:r>
+      <w:r>
+        <w:rPr>
+          <w:rFonts w:cs="Times New Roman"/>
+          <w:szCs w:val="28"/>
+        </w:rPr>
+        <w:t xml:space="preserve"> входных данных:</w:t>
+      </w:r>
+    </w:p>
+    <w:p>
+      <w:pPr>
+        <w:pStyle w:val="a9"/>
+        <w:numPr>
+          <w:ilvl w:val="0"/>
+          <w:numId w:val="6"/>
+        </w:numPr>
+        <w:spacing w:line="360" w:lineRule="auto"/>
+        <w:jc w:val="both"/>
+        <w:rPr>
+          <w:rFonts w:cs="Times New Roman"/>
+          <w:szCs w:val="28"/>
+        </w:rPr>
+      </w:pPr>
+      <w:r>
+        <w:rPr>
+          <w:rFonts w:cs="Times New Roman"/>
+          <w:szCs w:val="28"/>
+        </w:rPr>
+        <w:t xml:space="preserve">Фильтрация на пустые поля </w:t>
+      </w:r>
+      <w:r>
+        <w:rPr>
+          <w:rFonts w:cs="Times New Roman"/>
+          <w:szCs w:val="28"/>
+          <w:lang w:val="en-US"/>
+        </w:rPr>
+        <w:t>e</w:t>
+      </w:r>
+      <w:r>
+        <w:rPr>
+          <w:rFonts w:cs="Times New Roman"/>
+          <w:szCs w:val="28"/>
+        </w:rPr>
+        <w:t>-</w:t>
+      </w:r>
+      <w:r>
+        <w:rPr>
+          <w:rFonts w:cs="Times New Roman"/>
+          <w:szCs w:val="28"/>
+          <w:lang w:val="en-US"/>
+        </w:rPr>
+        <w:t>mail</w:t>
+      </w:r>
+      <w:r>
+        <w:rPr>
+          <w:rFonts w:cs="Times New Roman"/>
+          <w:szCs w:val="28"/>
+        </w:rPr>
+        <w:t xml:space="preserve"> и пароля (на стороне клиента)</w:t>
+      </w:r>
+      <w:r>
+        <w:rPr>
+          <w:rFonts w:cs="Times New Roman"/>
+          <w:szCs w:val="28"/>
+        </w:rPr>
+        <w:t>;</w:t>
+      </w:r>
+    </w:p>
+    <w:p>
+      <w:pPr>
+        <w:pStyle w:val="a9"/>
+        <w:numPr>
+          <w:ilvl w:val="0"/>
+          <w:numId w:val="6"/>
+        </w:numPr>
+        <w:spacing w:line="360" w:lineRule="auto"/>
+        <w:jc w:val="both"/>
+        <w:rPr>
+          <w:rFonts w:cs="Times New Roman"/>
+          <w:szCs w:val="28"/>
+        </w:rPr>
+      </w:pPr>
+      <w:r>
+        <w:rPr>
+          <w:rFonts w:cs="Times New Roman"/>
+          <w:szCs w:val="28"/>
+        </w:rPr>
+        <w:t>Фильтрация на некорректную авторизацию по паре логин/пароль (на стороне сервера)</w:t>
+      </w:r>
+      <w:r>
+        <w:rPr>
+          <w:rFonts w:cs="Times New Roman"/>
+          <w:szCs w:val="28"/>
+          <w:lang w:val="en-US"/>
+        </w:rPr>
+        <w:t>.</w:t>
+      </w:r>
+    </w:p>
+    <w:p>
+      <w:pPr>
+        <w:spacing w:line="360" w:lineRule="auto"/>
+        <w:jc w:val="both"/>
+        <w:rPr>
+          <w:rFonts w:cs="Times New Roman"/>
+          <w:szCs w:val="28"/>
+        </w:rPr>
+      </w:pPr>
+      <w:r>
+        <w:rPr>
+          <w:rFonts w:cs="Times New Roman"/>
+          <w:szCs w:val="28"/>
+        </w:rPr>
+        <w:lastRenderedPageBreak/>
+        <w:t xml:space="preserve">Окно </w:t>
       </w:r>
       <w:r>
         <w:rPr>
@@ -4714,110 +5184,15 @@
           <w:rFonts w:cs="Times New Roman"/>
           <w:szCs w:val="28"/>
         </w:rPr>
+        <w:t xml:space="preserve"> нового пользователя системы</w:t>
+      </w:r>
+      <w:r>
+        <w:rPr>
+          <w:rFonts w:cs="Times New Roman"/>
+          <w:szCs w:val="28"/>
+        </w:rPr>
         <w:t>.</w:t>
       </w:r>
-      <w:r>
-        <w:rPr>
-          <w:rFonts w:cs="Times New Roman"/>
-          <w:szCs w:val="28"/>
-        </w:rPr>
-        <w:t xml:space="preserve"> Если пользователь забыл пароль</w:t>
-      </w:r>
-      <w:r>
-        <w:rPr>
-          <w:rFonts w:cs="Times New Roman"/>
-          <w:szCs w:val="28"/>
-        </w:rPr>
-        <w:t xml:space="preserve">, </w:t>
-      </w:r>
-      <w:r>
-        <w:rPr>
-          <w:rFonts w:cs="Times New Roman"/>
-          <w:szCs w:val="28"/>
-        </w:rPr>
-        <w:t>то у него есть возможность перехода на форму восстановления пароля</w:t>
-      </w:r>
-      <w:r>
-        <w:rPr>
-          <w:rFonts w:cs="Times New Roman"/>
-          <w:szCs w:val="28"/>
-        </w:rPr>
-        <w:t xml:space="preserve"> через одноимённую ссылку.</w:t>
-      </w:r>
-    </w:p>
-    <w:p>
-      <w:pPr>
-        <w:spacing w:line="360" w:lineRule="auto"/>
-        <w:jc w:val="both"/>
-        <w:rPr>
-          <w:rFonts w:cs="Times New Roman"/>
-          <w:szCs w:val="28"/>
-        </w:rPr>
-      </w:pPr>
-      <w:r>
-        <w:rPr>
-          <w:rFonts w:cs="Times New Roman"/>
-          <w:szCs w:val="28"/>
-          <w:highlight w:val="yellow"/>
-        </w:rPr>
-        <w:t xml:space="preserve">При некорректном нажатии на кнопку ввода данных выдаётся </w:t>
-      </w:r>
-      <w:proofErr w:type="spellStart"/>
-      <w:r>
-        <w:rPr>
-          <w:rFonts w:cs="Times New Roman"/>
-          <w:szCs w:val="28"/>
-          <w:highlight w:val="yellow"/>
-        </w:rPr>
-        <w:t>Нформация</w:t>
-      </w:r>
-      <w:proofErr w:type="spellEnd"/>
-      <w:r>
-        <w:rPr>
-          <w:rFonts w:cs="Times New Roman"/>
-          <w:szCs w:val="28"/>
-          <w:highlight w:val="yellow"/>
-        </w:rPr>
-        <w:t xml:space="preserve"> о том, что ты дурак. – НУЖНО ЛИ ЭТО ОПИСЫВАТЬ?</w:t>
-      </w:r>
-    </w:p>
-    <w:p>
-      <w:pPr>
-        <w:spacing w:line="360" w:lineRule="auto"/>
-        <w:jc w:val="both"/>
-        <w:rPr>
-          <w:rFonts w:cs="Times New Roman"/>
-          <w:szCs w:val="28"/>
-        </w:rPr>
-      </w:pPr>
-      <w:r>
-        <w:rPr>
-          <w:rFonts w:cs="Times New Roman"/>
-          <w:szCs w:val="28"/>
-        </w:rPr>
-        <w:t xml:space="preserve">Окно </w:t>
-      </w:r>
-      <w:r>
-        <w:rPr>
-          <w:rFonts w:cs="Times New Roman"/>
-          <w:szCs w:val="28"/>
-        </w:rPr>
-        <w:t>регистрации</w:t>
-      </w:r>
-      <w:r>
-        <w:rPr>
-          <w:rFonts w:cs="Times New Roman"/>
-          <w:szCs w:val="28"/>
-        </w:rPr>
-        <w:t xml:space="preserve"> нового пользователя системы</w:t>
-      </w:r>
-      <w:r>
-        <w:rPr>
-          <w:rFonts w:cs="Times New Roman"/>
-          <w:szCs w:val="28"/>
-        </w:rPr>
-        <w:t>.</w:t>
-      </w:r>
     </w:p>
     <w:p>
       <w:pPr>
@@ -4834,7 +5209,6 @@
           <w:noProof/>
           <w:szCs w:val="28"/>
         </w:rPr>
-        <w:lastRenderedPageBreak/>
         <w:drawing>
           <wp:inline distT="0" distB="0" distL="0" distR="0" wp14:anchorId="0EB5A2A4" wp14:editId="26D24697">
             <wp:extent cx="4653280" cy="4467883"/>
@@ -4851,7 +5225,7 @@
                     <pic:cNvPicPr/>
                   </pic:nvPicPr>
                   <pic:blipFill>
-                    <a:blip r:embed="rId12">
+                    <a:blip r:embed="rId13">
                       <a:extLst>
                         <a:ext uri="{28A0092B-C50C-407E-A947-70E740481C1C}">
                           <a14:useLocalDpi xmlns:a14="http://schemas.microsoft.com/office/drawing/2010/main" val="0"/>
@@ -5142,17 +5516,8 @@
           <w:rFonts w:cs="Times New Roman"/>
           <w:szCs w:val="28"/>
         </w:rPr>
-        <w:t xml:space="preserve">ЧЕТА </w:t>
-      </w:r>
-      <w:proofErr w:type="spellStart"/>
-      <w:r>
-        <w:rPr>
-          <w:rFonts w:cs="Times New Roman"/>
-          <w:szCs w:val="28"/>
-        </w:rPr>
-        <w:t>ЧЕТА</w:t>
-      </w:r>
-      <w:proofErr w:type="spellEnd"/>
+        <w:t>ЧЕТА ЧЕТА</w:t>
+      </w:r>
     </w:p>
     <w:p>
       <w:pPr>
@@ -5172,17 +5537,8 @@
           <w:rFonts w:cs="Times New Roman"/>
           <w:szCs w:val="28"/>
         </w:rPr>
-        <w:t xml:space="preserve">ЧЕТА </w:t>
-      </w:r>
-      <w:proofErr w:type="spellStart"/>
-      <w:r>
-        <w:rPr>
-          <w:rFonts w:cs="Times New Roman"/>
-          <w:szCs w:val="28"/>
-        </w:rPr>
-        <w:t>ЧЕТА</w:t>
-      </w:r>
-      <w:proofErr w:type="spellEnd"/>
+        <w:t>ЧЕТА ЧЕТА</w:t>
+      </w:r>
     </w:p>
     <w:p>
       <w:pPr>
@@ -5562,7 +5918,6 @@
         </w:rPr>
         <w:t xml:space="preserve">При компиляции проекта с </w:t>
       </w:r>
-      <w:proofErr w:type="spellStart"/>
       <w:r>
         <w:rPr>
           <w:rFonts w:cs="Times New Roman"/>
@@ -5571,7 +5926,6 @@
         </w:rPr>
         <w:t>Intelij</w:t>
       </w:r>
-      <w:proofErr w:type="spellEnd"/>
       <w:r>
         <w:rPr>
           <w:rFonts w:cs="Times New Roman"/>
@@ -5607,17 +5961,8 @@
           <w:rFonts w:cs="Times New Roman"/>
           <w:szCs w:val="28"/>
         </w:rPr>
-        <w:t xml:space="preserve">использовались след плагин </w:t>
-      </w:r>
-      <w:proofErr w:type="spellStart"/>
-      <w:r>
-        <w:rPr>
-          <w:rFonts w:cs="Times New Roman"/>
-          <w:szCs w:val="28"/>
-        </w:rPr>
-        <w:t>кароч</w:t>
-      </w:r>
-      <w:proofErr w:type="spellEnd"/>
+        <w:t>использовались след плагин кароч</w:t>
+      </w:r>
       <w:r>
         <w:rPr>
           <w:rFonts w:cs="Times New Roman"/>
@@ -5644,15 +5989,7 @@
     <w:p>
       <w:r>
         <w:tab/>
-        <w:t xml:space="preserve">В качестве СУБД используется нетипичная </w:t>
-      </w:r>
-      <w:proofErr w:type="spellStart"/>
-      <w:r>
-        <w:t>документоориентированная</w:t>
-      </w:r>
-      <w:proofErr w:type="spellEnd"/>
-      <w:r>
-        <w:t xml:space="preserve"> </w:t>
+        <w:t xml:space="preserve">В качестве СУБД используется нетипичная документоориентированная </w:t>
       </w:r>
       <w:r>
         <w:rPr>
@@ -5738,61 +6075,7 @@
           <w:szCs w:val="28"/>
           <w:lang w:val="en-US"/>
         </w:rPr>
-        <w:t>JavaFX (</w:t>
-      </w:r>
-      <w:proofErr w:type="spellStart"/>
-      <w:r>
-        <w:rPr>
-          <w:rFonts w:cs="Times New Roman"/>
-          <w:szCs w:val="28"/>
-          <w:lang w:val="en-US"/>
-        </w:rPr>
-        <w:t>javafx</w:t>
-      </w:r>
-      <w:proofErr w:type="spellEnd"/>
-      <w:r>
-        <w:rPr>
-          <w:rFonts w:cs="Times New Roman"/>
-          <w:szCs w:val="28"/>
-          <w:lang w:val="en-US"/>
-        </w:rPr>
-        <w:t xml:space="preserve">-controls, </w:t>
-      </w:r>
-      <w:proofErr w:type="spellStart"/>
-      <w:r>
-        <w:rPr>
-          <w:rFonts w:cs="Times New Roman"/>
-          <w:szCs w:val="28"/>
-          <w:lang w:val="en-US"/>
-        </w:rPr>
-        <w:t>javafx-fxml</w:t>
-      </w:r>
-      <w:proofErr w:type="spellEnd"/>
-      <w:r>
-        <w:rPr>
-          <w:rFonts w:cs="Times New Roman"/>
-          <w:szCs w:val="28"/>
-          <w:lang w:val="en-US"/>
-        </w:rPr>
-        <w:t xml:space="preserve">, </w:t>
-      </w:r>
-      <w:proofErr w:type="spellStart"/>
-      <w:r>
-        <w:rPr>
-          <w:rFonts w:cs="Times New Roman"/>
-          <w:szCs w:val="28"/>
-          <w:lang w:val="en-US"/>
-        </w:rPr>
-        <w:t>javafx</w:t>
-      </w:r>
-      <w:proofErr w:type="spellEnd"/>
-      <w:r>
-        <w:rPr>
-          <w:rFonts w:cs="Times New Roman"/>
-          <w:szCs w:val="28"/>
-          <w:lang w:val="en-US"/>
-        </w:rPr>
-        <w:t>-graphics)</w:t>
+        <w:t>JavaFX (javafx-controls, javafx-fxml, javafx-graphics)</w:t>
       </w:r>
     </w:p>
     <w:p>
@@ -5810,7 +6093,6 @@
           <w:lang w:val="en-US"/>
         </w:rPr>
       </w:pPr>
-      <w:proofErr w:type="spellStart"/>
       <w:r>
         <w:rPr>
           <w:rFonts w:cs="Times New Roman"/>
@@ -5827,7 +6109,6 @@
         </w:rPr>
         <w:t>oenix</w:t>
       </w:r>
-      <w:proofErr w:type="spellEnd"/>
     </w:p>
     <w:p>
       <w:pPr>
@@ -5924,23 +6205,13 @@
           <w:lang w:val="en-US"/>
         </w:rPr>
       </w:pPr>
-      <w:proofErr w:type="spellStart"/>
-      <w:r>
-        <w:rPr>
-          <w:rFonts w:cs="Times New Roman"/>
-          <w:szCs w:val="28"/>
-          <w:lang w:val="en-US"/>
-        </w:rPr>
-        <w:t>javafx</w:t>
-      </w:r>
-      <w:proofErr w:type="spellEnd"/>
-      <w:r>
-        <w:rPr>
-          <w:rFonts w:cs="Times New Roman"/>
-          <w:szCs w:val="28"/>
-          <w:lang w:val="en-US"/>
-        </w:rPr>
-        <w:t>-maven-plugin</w:t>
+      <w:r>
+        <w:rPr>
+          <w:rFonts w:cs="Times New Roman"/>
+          <w:szCs w:val="28"/>
+          <w:lang w:val="en-US"/>
+        </w:rPr>
+        <w:t>javafx-maven-plugin</w:t>
       </w:r>
     </w:p>
     <w:p>
@@ -5957,7 +6228,6 @@
           <w:szCs w:val="28"/>
         </w:rPr>
       </w:pPr>
-      <w:proofErr w:type="spellStart"/>
       <w:r>
         <w:rPr>
           <w:rFonts w:cs="Times New Roman"/>
@@ -5966,7 +6236,6 @@
         </w:rPr>
         <w:t>jlink</w:t>
       </w:r>
-      <w:proofErr w:type="spellEnd"/>
       <w:r>
         <w:rPr>
           <w:rFonts w:cs="Times New Roman"/>
@@ -6046,23 +6315,7 @@
           <w:rFonts w:cs="Times New Roman"/>
           <w:szCs w:val="28"/>
         </w:rPr>
-        <w:t xml:space="preserve">Тут </w:t>
-      </w:r>
-      <w:proofErr w:type="spellStart"/>
-      <w:r>
-        <w:rPr>
-          <w:rFonts w:cs="Times New Roman"/>
-          <w:szCs w:val="28"/>
-        </w:rPr>
-        <w:t>кароч</w:t>
-      </w:r>
-      <w:proofErr w:type="spellEnd"/>
-      <w:r>
-        <w:rPr>
-          <w:rFonts w:cs="Times New Roman"/>
-          <w:szCs w:val="28"/>
-        </w:rPr>
-        <w:t xml:space="preserve"> описание каждого метода и класса с </w:t>
+        <w:t xml:space="preserve">Тут кароч описание каждого метода и класса с </w:t>
       </w:r>
       <w:r>
         <w:rPr>
@@ -6079,7 +6332,6 @@
         </w:rPr>
         <w:t xml:space="preserve">** </w:t>
       </w:r>
-      <w:proofErr w:type="spellStart"/>
       <w:r>
         <w:rPr>
           <w:rFonts w:cs="Times New Roman"/>
@@ -6087,7 +6339,6 @@
         </w:rPr>
         <w:t>Алалалалалаалалалалалалалалалалалалалалалалалал</w:t>
       </w:r>
-      <w:proofErr w:type="spellEnd"/>
     </w:p>
     <w:p>
       <w:pPr>
@@ -6190,39 +6441,7 @@
           <w:rFonts w:cs="Times New Roman"/>
           <w:szCs w:val="28"/>
         </w:rPr>
-        <w:t xml:space="preserve">ЛА </w:t>
-      </w:r>
-      <w:proofErr w:type="spellStart"/>
-      <w:r>
-        <w:rPr>
-          <w:rFonts w:cs="Times New Roman"/>
-          <w:szCs w:val="28"/>
-        </w:rPr>
-        <w:t>ЛА</w:t>
-      </w:r>
-      <w:proofErr w:type="spellEnd"/>
-      <w:r>
-        <w:rPr>
-          <w:rFonts w:cs="Times New Roman"/>
-          <w:szCs w:val="28"/>
-        </w:rPr>
-        <w:t xml:space="preserve"> </w:t>
-      </w:r>
-      <w:proofErr w:type="spellStart"/>
-      <w:r>
-        <w:rPr>
-          <w:rFonts w:cs="Times New Roman"/>
-          <w:szCs w:val="28"/>
-        </w:rPr>
-        <w:t>ЛА</w:t>
-      </w:r>
-      <w:proofErr w:type="spellEnd"/>
-      <w:r>
-        <w:rPr>
-          <w:rFonts w:cs="Times New Roman"/>
-          <w:szCs w:val="28"/>
-        </w:rPr>
-        <w:t xml:space="preserve"> </w:t>
+        <w:t xml:space="preserve">ЛА ЛА ЛА </w:t>
       </w:r>
     </w:p>
     <w:p>
@@ -6279,6 +6498,20 @@
         </w:rPr>
         <w:t>Я ЛЮБЛЮ МЕМЫ</w:t>
       </w:r>
+      <w:r>
+        <w:rPr>
+          <w:rFonts w:cs="Times New Roman"/>
+          <w:szCs w:val="28"/>
+        </w:rPr>
+        <w:t xml:space="preserve"> и </w:t>
+      </w:r>
+      <w:r>
+        <w:rPr>
+          <w:rFonts w:cs="Times New Roman"/>
+          <w:szCs w:val="28"/>
+        </w:rPr>
+        <w:t xml:space="preserve">Я ЛЮБЛЮ КОТОВ </w:t>
+      </w:r>
     </w:p>
     <w:p>
       <w:pPr>
@@ -6307,11 +6540,18 @@
           <w:rFonts w:cs="Times New Roman"/>
           <w:szCs w:val="28"/>
         </w:rPr>
-        <w:t xml:space="preserve">Я ЛЮБЛЮ КОТОВ </w:t>
+        <w:t xml:space="preserve">Я ЛЮБЛЮ МЕМЫ и Я ЛЮБЛЮ КОТОВ </w:t>
+      </w:r>
+      <w:r>
+        <w:rPr>
+          <w:rFonts w:cs="Times New Roman"/>
+          <w:szCs w:val="28"/>
+        </w:rPr>
+        <w:t>(ДРУГОЙ ТЕКСТ)</w:t>
       </w:r>
     </w:p>
     <w:sectPr>
-      <w:footerReference w:type="default" r:id="rId13"/>
+      <w:footerReference w:type="default" r:id="rId14"/>
       <w:pgSz w:w="11906" w:h="16838"/>
       <w:pgMar w:top="1134" w:right="567" w:bottom="1134" w:left="1701" w:header="1134" w:footer="709" w:gutter="0"/>
       <w:cols w:space="708"/>
@@ -6875,6 +7115,119 @@
     </w:lvl>
   </w:abstractNum>
   <w:abstractNum w:abstractNumId="4" w15:restartNumberingAfterBreak="0">
+    <w:nsid w:val="427C58D6"/>
+    <w:multiLevelType w:val="hybridMultilevel"/>
+    <w:tmpl w:val="BC6A9DD0"/>
+    <w:lvl w:ilvl="0" w:tplc="2B0CDC28">
+      <w:start w:val="1"/>
+      <w:numFmt w:val="bullet"/>
+      <w:lvlText w:val=""/>
+      <w:lvlJc w:val="left"/>
+      <w:pPr>
+        <w:ind w:left="720" w:hanging="360"/>
+      </w:pPr>
+      <w:rPr>
+        <w:rFonts w:ascii="Symbol" w:hAnsi="Symbol" w:hint="default"/>
+      </w:rPr>
+    </w:lvl>
+    <w:lvl w:ilvl="1" w:tplc="04190003" w:tentative="1">
+      <w:start w:val="1"/>
+      <w:numFmt w:val="bullet"/>
+      <w:lvlText w:val="o"/>
+      <w:lvlJc w:val="left"/>
+      <w:pPr>
+        <w:ind w:left="1440" w:hanging="360"/>
+      </w:pPr>
+      <w:rPr>
+        <w:rFonts w:ascii="Courier New" w:hAnsi="Courier New" w:cs="Courier New" w:hint="default"/>
+      </w:rPr>
+    </w:lvl>
+    <w:lvl w:ilvl="2" w:tplc="04190005" w:tentative="1">
+      <w:start w:val="1"/>
+      <w:numFmt w:val="bullet"/>
+      <w:lvlText w:val=""/>
+      <w:lvlJc w:val="left"/>
+      <w:pPr>
+        <w:ind w:left="2160" w:hanging="360"/>
+      </w:pPr>
+      <w:rPr>
+        <w:rFonts w:ascii="Wingdings" w:hAnsi="Wingdings" w:hint="default"/>
+      </w:rPr>
+    </w:lvl>
+    <w:lvl w:ilvl="3" w:tplc="04190001" w:tentative="1">
+      <w:start w:val="1"/>
+      <w:numFmt w:val="bullet"/>
+      <w:lvlText w:val=""/>
+      <w:lvlJc w:val="left"/>
+      <w:pPr>
+        <w:ind w:left="2880" w:hanging="360"/>
+      </w:pPr>
+      <w:rPr>
+        <w:rFonts w:ascii="Symbol" w:hAnsi="Symbol" w:hint="default"/>
+      </w:rPr>
+    </w:lvl>
+    <w:lvl w:ilvl="4" w:tplc="04190003" w:tentative="1">
+      <w:start w:val="1"/>
+      <w:numFmt w:val="bullet"/>
+      <w:lvlText w:val="o"/>
+      <w:lvlJc w:val="left"/>
+      <w:pPr>
+        <w:ind w:left="3600" w:hanging="360"/>
+      </w:pPr>
+      <w:rPr>
+        <w:rFonts w:ascii="Courier New" w:hAnsi="Courier New" w:cs="Courier New" w:hint="default"/>
+      </w:rPr>
+    </w:lvl>
+    <w:lvl w:ilvl="5" w:tplc="04190005" w:tentative="1">
+      <w:start w:val="1"/>
+      <w:numFmt w:val="bullet"/>
+      <w:lvlText w:val=""/>
+      <w:lvlJc w:val="left"/>
+      <w:pPr>
+        <w:ind w:left="4320" w:hanging="360"/>
+      </w:pPr>
+      <w:rPr>
+        <w:rFonts w:ascii="Wingdings" w:hAnsi="Wingdings" w:hint="default"/>
+      </w:rPr>
+    </w:lvl>
+    <w:lvl w:ilvl="6" w:tplc="04190001" w:tentative="1">
+      <w:start w:val="1"/>
+      <w:numFmt w:val="bullet"/>
+      <w:lvlText w:val=""/>
+      <w:lvlJc w:val="left"/>
+      <w:pPr>
+        <w:ind w:left="5040" w:hanging="360"/>
+      </w:pPr>
+      <w:rPr>
+        <w:rFonts w:ascii="Symbol" w:hAnsi="Symbol" w:hint="default"/>
+      </w:rPr>
+    </w:lvl>
+    <w:lvl w:ilvl="7" w:tplc="04190003" w:tentative="1">
+      <w:start w:val="1"/>
+      <w:numFmt w:val="bullet"/>
+      <w:lvlText w:val="o"/>
+      <w:lvlJc w:val="left"/>
+      <w:pPr>
+        <w:ind w:left="5760" w:hanging="360"/>
+      </w:pPr>
+      <w:rPr>
+        <w:rFonts w:ascii="Courier New" w:hAnsi="Courier New" w:cs="Courier New" w:hint="default"/>
+      </w:rPr>
+    </w:lvl>
+    <w:lvl w:ilvl="8" w:tplc="04190005" w:tentative="1">
+      <w:start w:val="1"/>
+      <w:numFmt w:val="bullet"/>
+      <w:lvlText w:val=""/>
+      <w:lvlJc w:val="left"/>
+      <w:pPr>
+        <w:ind w:left="6480" w:hanging="360"/>
+      </w:pPr>
+      <w:rPr>
+        <w:rFonts w:ascii="Wingdings" w:hAnsi="Wingdings" w:hint="default"/>
+      </w:rPr>
+    </w:lvl>
+  </w:abstractNum>
+  <w:abstractNum w:abstractNumId="5" w15:restartNumberingAfterBreak="0">
     <w:nsid w:val="7D2B389C"/>
     <w:multiLevelType w:val="hybridMultilevel"/>
     <w:tmpl w:val="D1740022"/>
@@ -7000,6 +7353,9 @@
     <w:abstractNumId w:val="0"/>
   </w:num>
   <w:num w:numId="5">
+    <w:abstractNumId w:val="5"/>
+  </w:num>
+  <w:num w:numId="6">
     <w:abstractNumId w:val="4"/>
   </w:num>
 </w:numbering>

--- a/Пояснительная записка.docx
+++ b/Пояснительная записка.docx
@@ -109,7 +109,7 @@
             </w:rPr>
             <w:fldChar w:fldCharType="separate"/>
           </w:r>
-          <w:hyperlink w:anchor="_Toc69243866" w:history="1">
+          <w:hyperlink w:anchor="_Toc69328891" w:history="1">
             <w:r>
               <w:rPr>
                 <w:rStyle w:val="a7"/>
@@ -137,7 +137,7 @@
                 <w:noProof/>
                 <w:webHidden/>
               </w:rPr>
-              <w:instrText xml:space="preserve"> PAGEREF _Toc69243866 \h </w:instrText>
+              <w:instrText xml:space="preserve"> PAGEREF _Toc69328891 \h </w:instrText>
             </w:r>
             <w:r>
               <w:rPr>
@@ -184,7 +184,7 @@
               <w:lang w:eastAsia="ru-RU"/>
             </w:rPr>
           </w:pPr>
-          <w:hyperlink w:anchor="_Toc69243867" w:history="1">
+          <w:hyperlink w:anchor="_Toc69328892" w:history="1">
             <w:r>
               <w:rPr>
                 <w:rStyle w:val="a7"/>
@@ -211,7 +211,7 @@
                 <w:noProof/>
                 <w:webHidden/>
               </w:rPr>
-              <w:instrText xml:space="preserve"> PAGEREF _Toc69243867 \h </w:instrText>
+              <w:instrText xml:space="preserve"> PAGEREF _Toc69328892 \h </w:instrText>
             </w:r>
             <w:r>
               <w:rPr>
@@ -258,7 +258,7 @@
               <w:lang w:eastAsia="ru-RU"/>
             </w:rPr>
           </w:pPr>
-          <w:hyperlink w:anchor="_Toc69243868" w:history="1">
+          <w:hyperlink w:anchor="_Toc69328893" w:history="1">
             <w:r>
               <w:rPr>
                 <w:rStyle w:val="a7"/>
@@ -285,7 +285,7 @@
                 <w:noProof/>
                 <w:webHidden/>
               </w:rPr>
-              <w:instrText xml:space="preserve"> PAGEREF _Toc69243868 \h </w:instrText>
+              <w:instrText xml:space="preserve"> PAGEREF _Toc69328893 \h </w:instrText>
             </w:r>
             <w:r>
               <w:rPr>
@@ -332,7 +332,7 @@
               <w:lang w:eastAsia="ru-RU"/>
             </w:rPr>
           </w:pPr>
-          <w:hyperlink w:anchor="_Toc69243869" w:history="1">
+          <w:hyperlink w:anchor="_Toc69328894" w:history="1">
             <w:r>
               <w:rPr>
                 <w:rStyle w:val="a7"/>
@@ -359,7 +359,7 @@
                 <w:noProof/>
                 <w:webHidden/>
               </w:rPr>
-              <w:instrText xml:space="preserve"> PAGEREF _Toc69243869 \h </w:instrText>
+              <w:instrText xml:space="preserve"> PAGEREF _Toc69328894 \h </w:instrText>
             </w:r>
             <w:r>
               <w:rPr>
@@ -406,7 +406,7 @@
               <w:lang w:eastAsia="ru-RU"/>
             </w:rPr>
           </w:pPr>
-          <w:hyperlink w:anchor="_Toc69243870" w:history="1">
+          <w:hyperlink w:anchor="_Toc69328895" w:history="1">
             <w:r>
               <w:rPr>
                 <w:rStyle w:val="a7"/>
@@ -433,7 +433,7 @@
                 <w:noProof/>
                 <w:webHidden/>
               </w:rPr>
-              <w:instrText xml:space="preserve"> PAGEREF _Toc69243870 \h </w:instrText>
+              <w:instrText xml:space="preserve"> PAGEREF _Toc69328895 \h </w:instrText>
             </w:r>
             <w:r>
               <w:rPr>
@@ -480,11 +480,12 @@
               <w:lang w:eastAsia="ru-RU"/>
             </w:rPr>
           </w:pPr>
-          <w:hyperlink w:anchor="_Toc69243871" w:history="1">
+          <w:hyperlink w:anchor="_Toc69328896" w:history="1">
             <w:r>
               <w:rPr>
                 <w:rStyle w:val="a7"/>
                 <w:noProof/>
+                <w:highlight w:val="green"/>
               </w:rPr>
               <w:t>ОПИСАНИЕ ИНТЕРФЕЙСА ПРОГРАММЫ</w:t>
             </w:r>
@@ -507,7 +508,7 @@
                 <w:noProof/>
                 <w:webHidden/>
               </w:rPr>
-              <w:instrText xml:space="preserve"> PAGEREF _Toc69243871 \h </w:instrText>
+              <w:instrText xml:space="preserve"> PAGEREF _Toc69328896 \h </w:instrText>
             </w:r>
             <w:r>
               <w:rPr>
@@ -528,6 +529,598 @@
                 <w:webHidden/>
               </w:rPr>
               <w:t>10</w:t>
+            </w:r>
+            <w:r>
+              <w:rPr>
+                <w:noProof/>
+                <w:webHidden/>
+              </w:rPr>
+              <w:fldChar w:fldCharType="end"/>
+            </w:r>
+          </w:hyperlink>
+        </w:p>
+        <w:p>
+          <w:pPr>
+            <w:pStyle w:val="21"/>
+            <w:tabs>
+              <w:tab w:val="right" w:leader="dot" w:pos="9628"/>
+            </w:tabs>
+            <w:rPr>
+              <w:rFonts w:asciiTheme="minorHAnsi" w:eastAsiaTheme="minorEastAsia" w:hAnsiTheme="minorHAnsi"/>
+              <w:b w:val="0"/>
+              <w:bCs w:val="0"/>
+              <w:noProof/>
+              <w:sz w:val="24"/>
+              <w:szCs w:val="24"/>
+              <w:lang w:eastAsia="ru-RU"/>
+            </w:rPr>
+          </w:pPr>
+          <w:hyperlink w:anchor="_Toc69328897" w:history="1">
+            <w:r>
+              <w:rPr>
+                <w:rStyle w:val="a7"/>
+                <w:noProof/>
+              </w:rPr>
+              <w:t>Окно авторизации клиента</w:t>
+            </w:r>
+            <w:r>
+              <w:rPr>
+                <w:noProof/>
+                <w:webHidden/>
+              </w:rPr>
+              <w:tab/>
+            </w:r>
+            <w:r>
+              <w:rPr>
+                <w:noProof/>
+                <w:webHidden/>
+              </w:rPr>
+              <w:fldChar w:fldCharType="begin"/>
+            </w:r>
+            <w:r>
+              <w:rPr>
+                <w:noProof/>
+                <w:webHidden/>
+              </w:rPr>
+              <w:instrText xml:space="preserve"> PAGEREF _Toc69328897 \h </w:instrText>
+            </w:r>
+            <w:r>
+              <w:rPr>
+                <w:noProof/>
+                <w:webHidden/>
+              </w:rPr>
+            </w:r>
+            <w:r>
+              <w:rPr>
+                <w:noProof/>
+                <w:webHidden/>
+              </w:rPr>
+              <w:fldChar w:fldCharType="separate"/>
+            </w:r>
+            <w:r>
+              <w:rPr>
+                <w:noProof/>
+                <w:webHidden/>
+              </w:rPr>
+              <w:t>12</w:t>
+            </w:r>
+            <w:r>
+              <w:rPr>
+                <w:noProof/>
+                <w:webHidden/>
+              </w:rPr>
+              <w:fldChar w:fldCharType="end"/>
+            </w:r>
+          </w:hyperlink>
+        </w:p>
+        <w:p>
+          <w:pPr>
+            <w:pStyle w:val="21"/>
+            <w:tabs>
+              <w:tab w:val="right" w:leader="dot" w:pos="9628"/>
+            </w:tabs>
+            <w:rPr>
+              <w:rFonts w:asciiTheme="minorHAnsi" w:eastAsiaTheme="minorEastAsia" w:hAnsiTheme="minorHAnsi"/>
+              <w:b w:val="0"/>
+              <w:bCs w:val="0"/>
+              <w:noProof/>
+              <w:sz w:val="24"/>
+              <w:szCs w:val="24"/>
+              <w:lang w:eastAsia="ru-RU"/>
+            </w:rPr>
+          </w:pPr>
+          <w:hyperlink w:anchor="_Toc69328898" w:history="1">
+            <w:r>
+              <w:rPr>
+                <w:rStyle w:val="a7"/>
+                <w:noProof/>
+              </w:rPr>
+              <w:t>Окно регистрации нового пользователя</w:t>
+            </w:r>
+            <w:r>
+              <w:rPr>
+                <w:noProof/>
+                <w:webHidden/>
+              </w:rPr>
+              <w:tab/>
+            </w:r>
+            <w:r>
+              <w:rPr>
+                <w:noProof/>
+                <w:webHidden/>
+              </w:rPr>
+              <w:fldChar w:fldCharType="begin"/>
+            </w:r>
+            <w:r>
+              <w:rPr>
+                <w:noProof/>
+                <w:webHidden/>
+              </w:rPr>
+              <w:instrText xml:space="preserve"> PAGEREF _Toc69328898 \h </w:instrText>
+            </w:r>
+            <w:r>
+              <w:rPr>
+                <w:noProof/>
+                <w:webHidden/>
+              </w:rPr>
+            </w:r>
+            <w:r>
+              <w:rPr>
+                <w:noProof/>
+                <w:webHidden/>
+              </w:rPr>
+              <w:fldChar w:fldCharType="separate"/>
+            </w:r>
+            <w:r>
+              <w:rPr>
+                <w:noProof/>
+                <w:webHidden/>
+              </w:rPr>
+              <w:t>13</w:t>
+            </w:r>
+            <w:r>
+              <w:rPr>
+                <w:noProof/>
+                <w:webHidden/>
+              </w:rPr>
+              <w:fldChar w:fldCharType="end"/>
+            </w:r>
+          </w:hyperlink>
+        </w:p>
+        <w:p>
+          <w:pPr>
+            <w:pStyle w:val="21"/>
+            <w:tabs>
+              <w:tab w:val="right" w:leader="dot" w:pos="9628"/>
+            </w:tabs>
+            <w:rPr>
+              <w:rFonts w:asciiTheme="minorHAnsi" w:eastAsiaTheme="minorEastAsia" w:hAnsiTheme="minorHAnsi"/>
+              <w:b w:val="0"/>
+              <w:bCs w:val="0"/>
+              <w:noProof/>
+              <w:sz w:val="24"/>
+              <w:szCs w:val="24"/>
+              <w:lang w:eastAsia="ru-RU"/>
+            </w:rPr>
+          </w:pPr>
+          <w:hyperlink w:anchor="_Toc69328899" w:history="1">
+            <w:r>
+              <w:rPr>
+                <w:rStyle w:val="a7"/>
+                <w:noProof/>
+              </w:rPr>
+              <w:t>Окно восстановления пароля</w:t>
+            </w:r>
+            <w:r>
+              <w:rPr>
+                <w:noProof/>
+                <w:webHidden/>
+              </w:rPr>
+              <w:tab/>
+            </w:r>
+            <w:r>
+              <w:rPr>
+                <w:noProof/>
+                <w:webHidden/>
+              </w:rPr>
+              <w:fldChar w:fldCharType="begin"/>
+            </w:r>
+            <w:r>
+              <w:rPr>
+                <w:noProof/>
+                <w:webHidden/>
+              </w:rPr>
+              <w:instrText xml:space="preserve"> PAGEREF _Toc69328899 \h </w:instrText>
+            </w:r>
+            <w:r>
+              <w:rPr>
+                <w:noProof/>
+                <w:webHidden/>
+              </w:rPr>
+            </w:r>
+            <w:r>
+              <w:rPr>
+                <w:noProof/>
+                <w:webHidden/>
+              </w:rPr>
+              <w:fldChar w:fldCharType="separate"/>
+            </w:r>
+            <w:r>
+              <w:rPr>
+                <w:noProof/>
+                <w:webHidden/>
+              </w:rPr>
+              <w:t>14</w:t>
+            </w:r>
+            <w:r>
+              <w:rPr>
+                <w:noProof/>
+                <w:webHidden/>
+              </w:rPr>
+              <w:fldChar w:fldCharType="end"/>
+            </w:r>
+          </w:hyperlink>
+        </w:p>
+        <w:p>
+          <w:pPr>
+            <w:pStyle w:val="21"/>
+            <w:tabs>
+              <w:tab w:val="right" w:leader="dot" w:pos="9628"/>
+            </w:tabs>
+            <w:rPr>
+              <w:rFonts w:asciiTheme="minorHAnsi" w:eastAsiaTheme="minorEastAsia" w:hAnsiTheme="minorHAnsi"/>
+              <w:b w:val="0"/>
+              <w:bCs w:val="0"/>
+              <w:noProof/>
+              <w:sz w:val="24"/>
+              <w:szCs w:val="24"/>
+              <w:lang w:eastAsia="ru-RU"/>
+            </w:rPr>
+          </w:pPr>
+          <w:hyperlink w:anchor="_Toc69328900" w:history="1">
+            <w:r>
+              <w:rPr>
+                <w:rStyle w:val="a7"/>
+                <w:noProof/>
+              </w:rPr>
+              <w:t>Окно успешного действия пользователя</w:t>
+            </w:r>
+            <w:r>
+              <w:rPr>
+                <w:noProof/>
+                <w:webHidden/>
+              </w:rPr>
+              <w:tab/>
+            </w:r>
+            <w:r>
+              <w:rPr>
+                <w:noProof/>
+                <w:webHidden/>
+              </w:rPr>
+              <w:fldChar w:fldCharType="begin"/>
+            </w:r>
+            <w:r>
+              <w:rPr>
+                <w:noProof/>
+                <w:webHidden/>
+              </w:rPr>
+              <w:instrText xml:space="preserve"> PAGEREF _Toc69328900 \h </w:instrText>
+            </w:r>
+            <w:r>
+              <w:rPr>
+                <w:noProof/>
+                <w:webHidden/>
+              </w:rPr>
+            </w:r>
+            <w:r>
+              <w:rPr>
+                <w:noProof/>
+                <w:webHidden/>
+              </w:rPr>
+              <w:fldChar w:fldCharType="separate"/>
+            </w:r>
+            <w:r>
+              <w:rPr>
+                <w:noProof/>
+                <w:webHidden/>
+              </w:rPr>
+              <w:t>15</w:t>
+            </w:r>
+            <w:r>
+              <w:rPr>
+                <w:noProof/>
+                <w:webHidden/>
+              </w:rPr>
+              <w:fldChar w:fldCharType="end"/>
+            </w:r>
+          </w:hyperlink>
+        </w:p>
+        <w:p>
+          <w:pPr>
+            <w:pStyle w:val="21"/>
+            <w:tabs>
+              <w:tab w:val="right" w:leader="dot" w:pos="9628"/>
+            </w:tabs>
+            <w:rPr>
+              <w:rFonts w:asciiTheme="minorHAnsi" w:eastAsiaTheme="minorEastAsia" w:hAnsiTheme="minorHAnsi"/>
+              <w:b w:val="0"/>
+              <w:bCs w:val="0"/>
+              <w:noProof/>
+              <w:sz w:val="24"/>
+              <w:szCs w:val="24"/>
+              <w:lang w:eastAsia="ru-RU"/>
+            </w:rPr>
+          </w:pPr>
+          <w:hyperlink w:anchor="_Toc69328901" w:history="1">
+            <w:r>
+              <w:rPr>
+                <w:rStyle w:val="a7"/>
+                <w:noProof/>
+              </w:rPr>
+              <w:t>Главное окно программы</w:t>
+            </w:r>
+            <w:r>
+              <w:rPr>
+                <w:noProof/>
+                <w:webHidden/>
+              </w:rPr>
+              <w:tab/>
+            </w:r>
+            <w:r>
+              <w:rPr>
+                <w:noProof/>
+                <w:webHidden/>
+              </w:rPr>
+              <w:fldChar w:fldCharType="begin"/>
+            </w:r>
+            <w:r>
+              <w:rPr>
+                <w:noProof/>
+                <w:webHidden/>
+              </w:rPr>
+              <w:instrText xml:space="preserve"> PAGEREF _Toc69328901 \h </w:instrText>
+            </w:r>
+            <w:r>
+              <w:rPr>
+                <w:noProof/>
+                <w:webHidden/>
+              </w:rPr>
+            </w:r>
+            <w:r>
+              <w:rPr>
+                <w:noProof/>
+                <w:webHidden/>
+              </w:rPr>
+              <w:fldChar w:fldCharType="separate"/>
+            </w:r>
+            <w:r>
+              <w:rPr>
+                <w:noProof/>
+                <w:webHidden/>
+              </w:rPr>
+              <w:t>15</w:t>
+            </w:r>
+            <w:r>
+              <w:rPr>
+                <w:noProof/>
+                <w:webHidden/>
+              </w:rPr>
+              <w:fldChar w:fldCharType="end"/>
+            </w:r>
+          </w:hyperlink>
+        </w:p>
+        <w:p>
+          <w:pPr>
+            <w:pStyle w:val="21"/>
+            <w:tabs>
+              <w:tab w:val="right" w:leader="dot" w:pos="9628"/>
+            </w:tabs>
+            <w:rPr>
+              <w:rFonts w:asciiTheme="minorHAnsi" w:eastAsiaTheme="minorEastAsia" w:hAnsiTheme="minorHAnsi"/>
+              <w:b w:val="0"/>
+              <w:bCs w:val="0"/>
+              <w:noProof/>
+              <w:sz w:val="24"/>
+              <w:szCs w:val="24"/>
+              <w:lang w:eastAsia="ru-RU"/>
+            </w:rPr>
+          </w:pPr>
+          <w:hyperlink w:anchor="_Toc69328902" w:history="1">
+            <w:r>
+              <w:rPr>
+                <w:rStyle w:val="a7"/>
+                <w:noProof/>
+              </w:rPr>
+              <w:t>Окно создания новой чат-комнаты</w:t>
+            </w:r>
+            <w:r>
+              <w:rPr>
+                <w:noProof/>
+                <w:webHidden/>
+              </w:rPr>
+              <w:tab/>
+            </w:r>
+            <w:r>
+              <w:rPr>
+                <w:noProof/>
+                <w:webHidden/>
+              </w:rPr>
+              <w:fldChar w:fldCharType="begin"/>
+            </w:r>
+            <w:r>
+              <w:rPr>
+                <w:noProof/>
+                <w:webHidden/>
+              </w:rPr>
+              <w:instrText xml:space="preserve"> PAGEREF _Toc69328902 \h </w:instrText>
+            </w:r>
+            <w:r>
+              <w:rPr>
+                <w:noProof/>
+                <w:webHidden/>
+              </w:rPr>
+            </w:r>
+            <w:r>
+              <w:rPr>
+                <w:noProof/>
+                <w:webHidden/>
+              </w:rPr>
+              <w:fldChar w:fldCharType="separate"/>
+            </w:r>
+            <w:r>
+              <w:rPr>
+                <w:noProof/>
+                <w:webHidden/>
+              </w:rPr>
+              <w:t>16</w:t>
+            </w:r>
+            <w:r>
+              <w:rPr>
+                <w:noProof/>
+                <w:webHidden/>
+              </w:rPr>
+              <w:fldChar w:fldCharType="end"/>
+            </w:r>
+          </w:hyperlink>
+        </w:p>
+        <w:p>
+          <w:pPr>
+            <w:pStyle w:val="21"/>
+            <w:tabs>
+              <w:tab w:val="right" w:leader="dot" w:pos="9628"/>
+            </w:tabs>
+            <w:rPr>
+              <w:rFonts w:asciiTheme="minorHAnsi" w:eastAsiaTheme="minorEastAsia" w:hAnsiTheme="minorHAnsi"/>
+              <w:b w:val="0"/>
+              <w:bCs w:val="0"/>
+              <w:noProof/>
+              <w:sz w:val="24"/>
+              <w:szCs w:val="24"/>
+              <w:lang w:eastAsia="ru-RU"/>
+            </w:rPr>
+          </w:pPr>
+          <w:hyperlink w:anchor="_Toc69328903" w:history="1">
+            <w:r>
+              <w:rPr>
+                <w:rStyle w:val="a7"/>
+                <w:noProof/>
+              </w:rPr>
+              <w:t>Окно с информацией о текущей чат-комнате</w:t>
+            </w:r>
+            <w:r>
+              <w:rPr>
+                <w:noProof/>
+                <w:webHidden/>
+              </w:rPr>
+              <w:tab/>
+            </w:r>
+            <w:r>
+              <w:rPr>
+                <w:noProof/>
+                <w:webHidden/>
+              </w:rPr>
+              <w:fldChar w:fldCharType="begin"/>
+            </w:r>
+            <w:r>
+              <w:rPr>
+                <w:noProof/>
+                <w:webHidden/>
+              </w:rPr>
+              <w:instrText xml:space="preserve"> PAGEREF _Toc69328903 \h </w:instrText>
+            </w:r>
+            <w:r>
+              <w:rPr>
+                <w:noProof/>
+                <w:webHidden/>
+              </w:rPr>
+            </w:r>
+            <w:r>
+              <w:rPr>
+                <w:noProof/>
+                <w:webHidden/>
+              </w:rPr>
+              <w:fldChar w:fldCharType="separate"/>
+            </w:r>
+            <w:r>
+              <w:rPr>
+                <w:noProof/>
+                <w:webHidden/>
+              </w:rPr>
+              <w:t>17</w:t>
+            </w:r>
+            <w:r>
+              <w:rPr>
+                <w:noProof/>
+                <w:webHidden/>
+              </w:rPr>
+              <w:fldChar w:fldCharType="end"/>
+            </w:r>
+          </w:hyperlink>
+        </w:p>
+        <w:p>
+          <w:pPr>
+            <w:pStyle w:val="21"/>
+            <w:tabs>
+              <w:tab w:val="right" w:leader="dot" w:pos="9628"/>
+            </w:tabs>
+            <w:rPr>
+              <w:rFonts w:asciiTheme="minorHAnsi" w:eastAsiaTheme="minorEastAsia" w:hAnsiTheme="minorHAnsi"/>
+              <w:b w:val="0"/>
+              <w:bCs w:val="0"/>
+              <w:noProof/>
+              <w:sz w:val="24"/>
+              <w:szCs w:val="24"/>
+              <w:lang w:eastAsia="ru-RU"/>
+            </w:rPr>
+          </w:pPr>
+          <w:hyperlink w:anchor="_Toc69328904" w:history="1">
+            <w:r>
+              <w:rPr>
+                <w:rStyle w:val="a7"/>
+                <w:noProof/>
+              </w:rPr>
+              <w:t>Окно с информацией об авторе и программе</w:t>
+            </w:r>
+            <w:r>
+              <w:rPr>
+                <w:noProof/>
+                <w:webHidden/>
+              </w:rPr>
+              <w:tab/>
+            </w:r>
+            <w:r>
+              <w:rPr>
+                <w:noProof/>
+                <w:webHidden/>
+              </w:rPr>
+              <w:fldChar w:fldCharType="begin"/>
+            </w:r>
+            <w:r>
+              <w:rPr>
+                <w:noProof/>
+                <w:webHidden/>
+              </w:rPr>
+              <w:instrText xml:space="preserve"> PAGEREF _Toc69328904 \h </w:instrText>
+            </w:r>
+            <w:r>
+              <w:rPr>
+                <w:noProof/>
+                <w:webHidden/>
+              </w:rPr>
+            </w:r>
+            <w:r>
+              <w:rPr>
+                <w:noProof/>
+                <w:webHidden/>
+              </w:rPr>
+              <w:fldChar w:fldCharType="separate"/>
+            </w:r>
+            <w:r>
+              <w:rPr>
+                <w:noProof/>
+                <w:webHidden/>
+              </w:rPr>
+              <w:t>18</w:t>
             </w:r>
             <w:r>
               <w:rPr>
@@ -554,11 +1147,12 @@
               <w:lang w:eastAsia="ru-RU"/>
             </w:rPr>
           </w:pPr>
-          <w:hyperlink w:anchor="_Toc69243872" w:history="1">
+          <w:hyperlink w:anchor="_Toc69328905" w:history="1">
             <w:r>
               <w:rPr>
                 <w:rStyle w:val="a7"/>
                 <w:noProof/>
+                <w:highlight w:val="yellow"/>
               </w:rPr>
               <w:t>СОСТАВ ПРИЛОЖЕНИЯ</w:t>
             </w:r>
@@ -581,7 +1175,7 @@
                 <w:noProof/>
                 <w:webHidden/>
               </w:rPr>
-              <w:instrText xml:space="preserve"> PAGEREF _Toc69243872 \h </w:instrText>
+              <w:instrText xml:space="preserve"> PAGEREF _Toc69328905 \h </w:instrText>
             </w:r>
             <w:r>
               <w:rPr>
@@ -601,7 +1195,7 @@
                 <w:noProof/>
                 <w:webHidden/>
               </w:rPr>
-              <w:t>11</w:t>
+              <w:t>19</w:t>
             </w:r>
             <w:r>
               <w:rPr>
@@ -628,7 +1222,7 @@
               <w:lang w:eastAsia="ru-RU"/>
             </w:rPr>
           </w:pPr>
-          <w:hyperlink w:anchor="_Toc69243873" w:history="1">
+          <w:hyperlink w:anchor="_Toc69328906" w:history="1">
             <w:r>
               <w:rPr>
                 <w:rStyle w:val="a7"/>
@@ -655,7 +1249,7 @@
                 <w:noProof/>
                 <w:webHidden/>
               </w:rPr>
-              <w:instrText xml:space="preserve"> PAGEREF _Toc69243873 \h </w:instrText>
+              <w:instrText xml:space="preserve"> PAGEREF _Toc69328906 \h </w:instrText>
             </w:r>
             <w:r>
               <w:rPr>
@@ -675,7 +1269,7 @@
                 <w:noProof/>
                 <w:webHidden/>
               </w:rPr>
-              <w:t>11</w:t>
+              <w:t>19</w:t>
             </w:r>
             <w:r>
               <w:rPr>
@@ -702,12 +1296,86 @@
               <w:lang w:eastAsia="ru-RU"/>
             </w:rPr>
           </w:pPr>
-          <w:hyperlink w:anchor="_Toc69243874" w:history="1">
+          <w:hyperlink w:anchor="_Toc69328907" w:history="1">
             <w:r>
               <w:rPr>
                 <w:rStyle w:val="a7"/>
                 <w:noProof/>
               </w:rPr>
+              <w:t>СУБД</w:t>
+            </w:r>
+            <w:r>
+              <w:rPr>
+                <w:noProof/>
+                <w:webHidden/>
+              </w:rPr>
+              <w:tab/>
+            </w:r>
+            <w:r>
+              <w:rPr>
+                <w:noProof/>
+                <w:webHidden/>
+              </w:rPr>
+              <w:fldChar w:fldCharType="begin"/>
+            </w:r>
+            <w:r>
+              <w:rPr>
+                <w:noProof/>
+                <w:webHidden/>
+              </w:rPr>
+              <w:instrText xml:space="preserve"> PAGEREF _Toc69328907 \h </w:instrText>
+            </w:r>
+            <w:r>
+              <w:rPr>
+                <w:noProof/>
+                <w:webHidden/>
+              </w:rPr>
+            </w:r>
+            <w:r>
+              <w:rPr>
+                <w:noProof/>
+                <w:webHidden/>
+              </w:rPr>
+              <w:fldChar w:fldCharType="separate"/>
+            </w:r>
+            <w:r>
+              <w:rPr>
+                <w:noProof/>
+                <w:webHidden/>
+              </w:rPr>
+              <w:t>19</w:t>
+            </w:r>
+            <w:r>
+              <w:rPr>
+                <w:noProof/>
+                <w:webHidden/>
+              </w:rPr>
+              <w:fldChar w:fldCharType="end"/>
+            </w:r>
+          </w:hyperlink>
+        </w:p>
+        <w:p>
+          <w:pPr>
+            <w:pStyle w:val="21"/>
+            <w:tabs>
+              <w:tab w:val="right" w:leader="dot" w:pos="9628"/>
+            </w:tabs>
+            <w:rPr>
+              <w:rFonts w:asciiTheme="minorHAnsi" w:eastAsiaTheme="minorEastAsia" w:hAnsiTheme="minorHAnsi"/>
+              <w:b w:val="0"/>
+              <w:bCs w:val="0"/>
+              <w:noProof/>
+              <w:sz w:val="24"/>
+              <w:szCs w:val="24"/>
+              <w:lang w:eastAsia="ru-RU"/>
+            </w:rPr>
+          </w:pPr>
+          <w:hyperlink w:anchor="_Toc69328908" w:history="1">
+            <w:r>
+              <w:rPr>
+                <w:rStyle w:val="a7"/>
+                <w:noProof/>
+              </w:rPr>
               <w:t>Клиент</w:t>
             </w:r>
             <w:r>
@@ -729,7 +1397,7 @@
                 <w:noProof/>
                 <w:webHidden/>
               </w:rPr>
-              <w:instrText xml:space="preserve"> PAGEREF _Toc69243874 \h </w:instrText>
+              <w:instrText xml:space="preserve"> PAGEREF _Toc69328908 \h </w:instrText>
             </w:r>
             <w:r>
               <w:rPr>
@@ -749,7 +1417,7 @@
                 <w:noProof/>
                 <w:webHidden/>
               </w:rPr>
-              <w:t>11</w:t>
+              <w:t>19</w:t>
             </w:r>
             <w:r>
               <w:rPr>
@@ -776,7 +1444,7 @@
               <w:lang w:eastAsia="ru-RU"/>
             </w:rPr>
           </w:pPr>
-          <w:hyperlink w:anchor="_Toc69243875" w:history="1">
+          <w:hyperlink w:anchor="_Toc69328909" w:history="1">
             <w:r>
               <w:rPr>
                 <w:rStyle w:val="a7"/>
@@ -803,7 +1471,7 @@
                 <w:noProof/>
                 <w:webHidden/>
               </w:rPr>
-              <w:instrText xml:space="preserve"> PAGEREF _Toc69243875 \h </w:instrText>
+              <w:instrText xml:space="preserve"> PAGEREF _Toc69328909 \h </w:instrText>
             </w:r>
             <w:r>
               <w:rPr>
@@ -823,7 +1491,7 @@
                 <w:noProof/>
                 <w:webHidden/>
               </w:rPr>
-              <w:t>12</w:t>
+              <w:t>21</w:t>
             </w:r>
             <w:r>
               <w:rPr>
@@ -850,7 +1518,7 @@
               <w:lang w:eastAsia="ru-RU"/>
             </w:rPr>
           </w:pPr>
-          <w:hyperlink w:anchor="_Toc69243876" w:history="1">
+          <w:hyperlink w:anchor="_Toc69328910" w:history="1">
             <w:r>
               <w:rPr>
                 <w:rStyle w:val="a7"/>
@@ -877,7 +1545,7 @@
                 <w:noProof/>
                 <w:webHidden/>
               </w:rPr>
-              <w:instrText xml:space="preserve"> PAGEREF _Toc69243876 \h </w:instrText>
+              <w:instrText xml:space="preserve"> PAGEREF _Toc69328910 \h </w:instrText>
             </w:r>
             <w:r>
               <w:rPr>
@@ -897,7 +1565,7 @@
                 <w:noProof/>
                 <w:webHidden/>
               </w:rPr>
-              <w:t>12</w:t>
+              <w:t>21</w:t>
             </w:r>
             <w:r>
               <w:rPr>
@@ -924,7 +1592,7 @@
               <w:lang w:eastAsia="ru-RU"/>
             </w:rPr>
           </w:pPr>
-          <w:hyperlink w:anchor="_Toc69243877" w:history="1">
+          <w:hyperlink w:anchor="_Toc69328911" w:history="1">
             <w:r>
               <w:rPr>
                 <w:rStyle w:val="a7"/>
@@ -951,7 +1619,7 @@
                 <w:noProof/>
                 <w:webHidden/>
               </w:rPr>
-              <w:instrText xml:space="preserve"> PAGEREF _Toc69243877 \h </w:instrText>
+              <w:instrText xml:space="preserve"> PAGEREF _Toc69328911 \h </w:instrText>
             </w:r>
             <w:r>
               <w:rPr>
@@ -971,7 +1639,7 @@
                 <w:noProof/>
                 <w:webHidden/>
               </w:rPr>
-              <w:t>12</w:t>
+              <w:t>21</w:t>
             </w:r>
             <w:r>
               <w:rPr>
@@ -998,7 +1666,7 @@
               <w:lang w:eastAsia="ru-RU"/>
             </w:rPr>
           </w:pPr>
-          <w:hyperlink w:anchor="_Toc69243878" w:history="1">
+          <w:hyperlink w:anchor="_Toc69328912" w:history="1">
             <w:r>
               <w:rPr>
                 <w:rStyle w:val="a7"/>
@@ -1025,7 +1693,7 @@
                 <w:noProof/>
                 <w:webHidden/>
               </w:rPr>
-              <w:instrText xml:space="preserve"> PAGEREF _Toc69243878 \h </w:instrText>
+              <w:instrText xml:space="preserve"> PAGEREF _Toc69328912 \h </w:instrText>
             </w:r>
             <w:r>
               <w:rPr>
@@ -1045,7 +1713,7 @@
                 <w:noProof/>
                 <w:webHidden/>
               </w:rPr>
-              <w:t>13</w:t>
+              <w:t>22</w:t>
             </w:r>
             <w:r>
               <w:rPr>
@@ -1072,7 +1740,7 @@
               <w:lang w:eastAsia="ru-RU"/>
             </w:rPr>
           </w:pPr>
-          <w:hyperlink w:anchor="_Toc69243879" w:history="1">
+          <w:hyperlink w:anchor="_Toc69328913" w:history="1">
             <w:r>
               <w:rPr>
                 <w:rStyle w:val="a7"/>
@@ -1099,7 +1767,7 @@
                 <w:noProof/>
                 <w:webHidden/>
               </w:rPr>
-              <w:instrText xml:space="preserve"> PAGEREF _Toc69243879 \h </w:instrText>
+              <w:instrText xml:space="preserve"> PAGEREF _Toc69328913 \h </w:instrText>
             </w:r>
             <w:r>
               <w:rPr>
@@ -1119,7 +1787,7 @@
                 <w:noProof/>
                 <w:webHidden/>
               </w:rPr>
-              <w:t>14</w:t>
+              <w:t>23</w:t>
             </w:r>
             <w:r>
               <w:rPr>
@@ -1146,7 +1814,7 @@
               <w:lang w:eastAsia="ru-RU"/>
             </w:rPr>
           </w:pPr>
-          <w:hyperlink w:anchor="_Toc69243880" w:history="1">
+          <w:hyperlink w:anchor="_Toc69328914" w:history="1">
             <w:r>
               <w:rPr>
                 <w:rStyle w:val="a7"/>
@@ -1173,7 +1841,7 @@
                 <w:noProof/>
                 <w:webHidden/>
               </w:rPr>
-              <w:instrText xml:space="preserve"> PAGEREF _Toc69243880 \h </w:instrText>
+              <w:instrText xml:space="preserve"> PAGEREF _Toc69328914 \h </w:instrText>
             </w:r>
             <w:r>
               <w:rPr>
@@ -1193,7 +1861,7 @@
                 <w:noProof/>
                 <w:webHidden/>
               </w:rPr>
-              <w:t>15</w:t>
+              <w:t>24</w:t>
             </w:r>
             <w:r>
               <w:rPr>
@@ -1220,7 +1888,7 @@
               <w:lang w:eastAsia="ru-RU"/>
             </w:rPr>
           </w:pPr>
-          <w:hyperlink w:anchor="_Toc69243881" w:history="1">
+          <w:hyperlink w:anchor="_Toc69328915" w:history="1">
             <w:r>
               <w:rPr>
                 <w:rStyle w:val="a7"/>
@@ -1247,7 +1915,7 @@
                 <w:noProof/>
                 <w:webHidden/>
               </w:rPr>
-              <w:instrText xml:space="preserve"> PAGEREF _Toc69243881 \h </w:instrText>
+              <w:instrText xml:space="preserve"> PAGEREF _Toc69328915 \h </w:instrText>
             </w:r>
             <w:r>
               <w:rPr>
@@ -1267,7 +1935,7 @@
                 <w:noProof/>
                 <w:webHidden/>
               </w:rPr>
-              <w:t>15</w:t>
+              <w:t>24</w:t>
             </w:r>
             <w:r>
               <w:rPr>
@@ -1294,7 +1962,7 @@
               <w:lang w:eastAsia="ru-RU"/>
             </w:rPr>
           </w:pPr>
-          <w:hyperlink w:anchor="_Toc69243882" w:history="1">
+          <w:hyperlink w:anchor="_Toc69328916" w:history="1">
             <w:r>
               <w:rPr>
                 <w:rStyle w:val="a7"/>
@@ -1321,7 +1989,7 @@
                 <w:noProof/>
                 <w:webHidden/>
               </w:rPr>
-              <w:instrText xml:space="preserve"> PAGEREF _Toc69243882 \h </w:instrText>
+              <w:instrText xml:space="preserve"> PAGEREF _Toc69328916 \h </w:instrText>
             </w:r>
             <w:r>
               <w:rPr>
@@ -1341,7 +2009,7 @@
                 <w:noProof/>
                 <w:webHidden/>
               </w:rPr>
-              <w:t>15</w:t>
+              <w:t>24</w:t>
             </w:r>
             <w:r>
               <w:rPr>
@@ -1390,7 +2058,7 @@
       <w:pPr>
         <w:pStyle w:val="1"/>
       </w:pPr>
-      <w:bookmarkStart w:id="0" w:name="_Toc69243866"/>
+      <w:bookmarkStart w:id="0" w:name="_Toc69328891"/>
       <w:r>
         <w:rPr>
           <w:highlight w:val="green"/>
@@ -2191,7 +2859,23 @@
           <w:rFonts w:cs="Times New Roman"/>
           <w:szCs w:val="28"/>
         </w:rPr>
-        <w:t xml:space="preserve">серверная часть с использованием фреймворка </w:t>
+        <w:t xml:space="preserve">серверная часть с использованием </w:t>
+      </w:r>
+      <w:proofErr w:type="spellStart"/>
+      <w:r>
+        <w:rPr>
+          <w:rFonts w:cs="Times New Roman"/>
+          <w:szCs w:val="28"/>
+        </w:rPr>
+        <w:t>фреймворка</w:t>
+      </w:r>
+      <w:proofErr w:type="spellEnd"/>
+      <w:r>
+        <w:rPr>
+          <w:rFonts w:cs="Times New Roman"/>
+          <w:szCs w:val="28"/>
+        </w:rPr>
+        <w:t xml:space="preserve"> </w:t>
       </w:r>
       <w:r>
         <w:rPr>
@@ -2469,6 +3153,7 @@
         </w:rPr>
         <w:t xml:space="preserve">-контейнера для сервер-приложения и </w:t>
       </w:r>
+      <w:proofErr w:type="gramStart"/>
       <w:r>
         <w:rPr>
           <w:rFonts w:cs="Times New Roman"/>
@@ -2492,6 +3177,7 @@
         </w:rPr>
         <w:t>Runtime</w:t>
       </w:r>
+      <w:proofErr w:type="gramEnd"/>
       <w:r>
         <w:rPr>
           <w:rFonts w:cs="Times New Roman"/>
@@ -2528,6 +3214,7 @@
         </w:rPr>
         <w:t xml:space="preserve">с использованием инструмента </w:t>
       </w:r>
+      <w:proofErr w:type="spellStart"/>
       <w:r>
         <w:rPr>
           <w:rFonts w:cs="Times New Roman"/>
@@ -2536,6 +3223,7 @@
         </w:rPr>
         <w:t>Jlink</w:t>
       </w:r>
+      <w:proofErr w:type="spellEnd"/>
       <w:r>
         <w:rPr>
           <w:rFonts w:cs="Times New Roman"/>
@@ -2566,7 +3254,7 @@
       <w:pPr>
         <w:pStyle w:val="1"/>
       </w:pPr>
-      <w:bookmarkStart w:id="1" w:name="_Toc69243867"/>
+      <w:bookmarkStart w:id="1" w:name="_Toc69328892"/>
       <w:r>
         <w:lastRenderedPageBreak/>
         <w:t>ПОСТАНОВКА ЗАДАЧИ</w:t>
@@ -2579,6 +3267,350 @@
         <w:ind w:firstLine="709"/>
         <w:jc w:val="both"/>
         <w:rPr>
+          <w:rFonts w:cs="Times New Roman"/>
+          <w:szCs w:val="28"/>
+        </w:rPr>
+      </w:pPr>
+      <w:r>
+        <w:rPr>
+          <w:rFonts w:cs="Times New Roman"/>
+          <w:szCs w:val="28"/>
+        </w:rPr>
+        <w:t xml:space="preserve">В соответствии с выбранной темой требуется разработать </w:t>
+      </w:r>
+      <w:proofErr w:type="spellStart"/>
+      <w:r>
+        <w:rPr>
+          <w:rFonts w:cs="Times New Roman"/>
+          <w:szCs w:val="28"/>
+        </w:rPr>
+        <w:t>Windows</w:t>
+      </w:r>
+      <w:proofErr w:type="spellEnd"/>
+      <w:r>
+        <w:rPr>
+          <w:rFonts w:cs="Times New Roman"/>
+          <w:szCs w:val="28"/>
+        </w:rPr>
+        <w:t>-</w:t>
+      </w:r>
+    </w:p>
+    <w:p>
+      <w:pPr>
+        <w:spacing w:line="360" w:lineRule="auto"/>
+        <w:jc w:val="both"/>
+        <w:rPr>
+          <w:rFonts w:cs="Times New Roman"/>
+          <w:szCs w:val="28"/>
+        </w:rPr>
+      </w:pPr>
+      <w:r>
+        <w:rPr>
+          <w:rFonts w:cs="Times New Roman"/>
+          <w:szCs w:val="28"/>
+        </w:rPr>
+        <w:t>приложение, выполняющее учет клиентов отеля, забронировавших номера и</w:t>
+      </w:r>
+      <w:r>
+        <w:rPr>
+          <w:rFonts w:cs="Times New Roman"/>
+          <w:szCs w:val="28"/>
+        </w:rPr>
+        <w:t xml:space="preserve"> </w:t>
+      </w:r>
+      <w:r>
+        <w:rPr>
+          <w:rFonts w:cs="Times New Roman"/>
+          <w:szCs w:val="28"/>
+        </w:rPr>
+        <w:t>проживающих ранее, а также реализующую отбор клиентов,</w:t>
+      </w:r>
+      <w:r>
+        <w:rPr>
+          <w:rFonts w:cs="Times New Roman"/>
+          <w:szCs w:val="28"/>
+        </w:rPr>
+        <w:t xml:space="preserve"> </w:t>
+      </w:r>
+      <w:r>
+        <w:rPr>
+          <w:rFonts w:cs="Times New Roman"/>
+          <w:szCs w:val="28"/>
+        </w:rPr>
+        <w:t>удовлетворяющих сложному критерию.</w:t>
+      </w:r>
+    </w:p>
+    <w:p>
+      <w:pPr>
+        <w:spacing w:line="360" w:lineRule="auto"/>
+        <w:ind w:firstLine="709"/>
+        <w:jc w:val="both"/>
+        <w:rPr>
+          <w:rFonts w:cs="Times New Roman"/>
+          <w:szCs w:val="28"/>
+        </w:rPr>
+      </w:pPr>
+      <w:r>
+        <w:rPr>
+          <w:rFonts w:cs="Times New Roman"/>
+          <w:szCs w:val="28"/>
+        </w:rPr>
+        <w:t>Приложение должно содержать средства манипулирования объектами,</w:t>
+      </w:r>
+    </w:p>
+    <w:p>
+      <w:pPr>
+        <w:spacing w:line="360" w:lineRule="auto"/>
+        <w:ind w:firstLine="709"/>
+        <w:jc w:val="both"/>
+        <w:rPr>
+          <w:rFonts w:cs="Times New Roman"/>
+          <w:szCs w:val="28"/>
+        </w:rPr>
+      </w:pPr>
+      <w:r>
+        <w:rPr>
+          <w:rFonts w:cs="Times New Roman"/>
+          <w:szCs w:val="28"/>
+        </w:rPr>
+        <w:t>сохранения их в файле и загрузки из файла. Должны быть реализованы</w:t>
+      </w:r>
+    </w:p>
+    <w:p>
+      <w:pPr>
+        <w:spacing w:line="360" w:lineRule="auto"/>
+        <w:ind w:firstLine="709"/>
+        <w:jc w:val="both"/>
+        <w:rPr>
+          <w:rFonts w:cs="Times New Roman"/>
+          <w:szCs w:val="28"/>
+        </w:rPr>
+      </w:pPr>
+      <w:r>
+        <w:rPr>
+          <w:rFonts w:cs="Times New Roman"/>
+          <w:szCs w:val="28"/>
+        </w:rPr>
+        <w:t>сервисные операции с файлами клиентов – копирование и удаление.</w:t>
+      </w:r>
+    </w:p>
+    <w:p>
+      <w:pPr>
+        <w:spacing w:line="360" w:lineRule="auto"/>
+        <w:ind w:firstLine="709"/>
+        <w:jc w:val="both"/>
+        <w:rPr>
+          <w:rFonts w:cs="Times New Roman"/>
+          <w:szCs w:val="28"/>
+        </w:rPr>
+      </w:pPr>
+      <w:r>
+        <w:rPr>
+          <w:rFonts w:cs="Times New Roman"/>
+          <w:szCs w:val="28"/>
+        </w:rPr>
+        <w:t>Требования:</w:t>
+      </w:r>
+    </w:p>
+    <w:p>
+      <w:pPr>
+        <w:spacing w:line="360" w:lineRule="auto"/>
+        <w:ind w:firstLine="709"/>
+        <w:jc w:val="both"/>
+        <w:rPr>
+          <w:rFonts w:cs="Times New Roman"/>
+          <w:szCs w:val="28"/>
+        </w:rPr>
+      </w:pPr>
+      <w:r>
+        <w:rPr>
+          <w:rFonts w:cs="Times New Roman"/>
+          <w:szCs w:val="28"/>
+        </w:rPr>
+        <w:t xml:space="preserve">1. Разрабатываемое приложение должно представлять собой </w:t>
+      </w:r>
+      <w:proofErr w:type="spellStart"/>
+      <w:r>
+        <w:rPr>
+          <w:rFonts w:cs="Times New Roman"/>
+          <w:szCs w:val="28"/>
+        </w:rPr>
+        <w:t>Windows</w:t>
+      </w:r>
+      <w:proofErr w:type="spellEnd"/>
+    </w:p>
+    <w:p>
+      <w:pPr>
+        <w:spacing w:line="360" w:lineRule="auto"/>
+        <w:ind w:firstLine="709"/>
+        <w:jc w:val="both"/>
+        <w:rPr>
+          <w:rFonts w:cs="Times New Roman"/>
+          <w:szCs w:val="28"/>
+        </w:rPr>
+      </w:pPr>
+      <w:r>
+        <w:rPr>
+          <w:rFonts w:cs="Times New Roman"/>
+          <w:szCs w:val="28"/>
+        </w:rPr>
+        <w:t>приложение.</w:t>
+      </w:r>
+    </w:p>
+    <w:p>
+      <w:pPr>
+        <w:spacing w:line="360" w:lineRule="auto"/>
+        <w:ind w:firstLine="709"/>
+        <w:jc w:val="both"/>
+        <w:rPr>
+          <w:rFonts w:cs="Times New Roman"/>
+          <w:szCs w:val="28"/>
+        </w:rPr>
+      </w:pPr>
+      <w:r>
+        <w:rPr>
+          <w:rFonts w:cs="Times New Roman"/>
+          <w:szCs w:val="28"/>
+        </w:rPr>
+        <w:t>2. Должны быть разработаны пользовательские классы (один или</w:t>
+      </w:r>
+    </w:p>
+    <w:p>
+      <w:pPr>
+        <w:spacing w:line="360" w:lineRule="auto"/>
+        <w:ind w:firstLine="709"/>
+        <w:jc w:val="both"/>
+        <w:rPr>
+          <w:rFonts w:cs="Times New Roman"/>
+          <w:szCs w:val="28"/>
+        </w:rPr>
+      </w:pPr>
+      <w:r>
+        <w:rPr>
+          <w:rFonts w:cs="Times New Roman"/>
+          <w:szCs w:val="28"/>
+        </w:rPr>
+        <w:t>несколько), описывающие объекты предметной области, и несколько</w:t>
+      </w:r>
+    </w:p>
+    <w:p>
+      <w:pPr>
+        <w:spacing w:line="360" w:lineRule="auto"/>
+        <w:ind w:firstLine="709"/>
+        <w:jc w:val="both"/>
+        <w:rPr>
+          <w:rFonts w:cs="Times New Roman"/>
+          <w:szCs w:val="28"/>
+        </w:rPr>
+      </w:pPr>
+      <w:r>
+        <w:rPr>
+          <w:rFonts w:cs="Times New Roman"/>
+          <w:szCs w:val="28"/>
+        </w:rPr>
+        <w:t>форм пользовательского интерфейса.</w:t>
+      </w:r>
+    </w:p>
+    <w:p>
+      <w:pPr>
+        <w:spacing w:line="360" w:lineRule="auto"/>
+        <w:ind w:firstLine="709"/>
+        <w:jc w:val="both"/>
+        <w:rPr>
+          <w:rFonts w:cs="Times New Roman"/>
+          <w:szCs w:val="28"/>
+        </w:rPr>
+      </w:pPr>
+      <w:r>
+        <w:rPr>
+          <w:rFonts w:cs="Times New Roman"/>
+          <w:szCs w:val="28"/>
+        </w:rPr>
+        <w:t>3. Разработчик самостоятельно определяет интерфейс программы и ее</w:t>
+      </w:r>
+    </w:p>
+    <w:p>
+      <w:pPr>
+        <w:spacing w:line="360" w:lineRule="auto"/>
+        <w:ind w:firstLine="709"/>
+        <w:jc w:val="both"/>
+        <w:rPr>
+          <w:rFonts w:cs="Times New Roman"/>
+          <w:szCs w:val="28"/>
+        </w:rPr>
+      </w:pPr>
+      <w:r>
+        <w:rPr>
+          <w:rFonts w:cs="Times New Roman"/>
+          <w:szCs w:val="28"/>
+        </w:rPr>
+        <w:t>функциональность, однако приложение в обязательном порядке</w:t>
+      </w:r>
+    </w:p>
+    <w:p>
+      <w:pPr>
+        <w:spacing w:line="360" w:lineRule="auto"/>
+        <w:ind w:firstLine="709"/>
+        <w:jc w:val="both"/>
+        <w:rPr>
+          <w:rFonts w:cs="Times New Roman"/>
+          <w:szCs w:val="28"/>
+        </w:rPr>
+      </w:pPr>
+      <w:r>
+        <w:rPr>
+          <w:rFonts w:cs="Times New Roman"/>
+          <w:szCs w:val="28"/>
+        </w:rPr>
+        <w:t>независимо от предметной области, указанной в задании, должно</w:t>
+      </w:r>
+    </w:p>
+    <w:p>
+      <w:pPr>
+        <w:spacing w:line="360" w:lineRule="auto"/>
+        <w:ind w:firstLine="709"/>
+        <w:jc w:val="both"/>
+        <w:rPr>
+          <w:rFonts w:cs="Times New Roman"/>
+          <w:szCs w:val="28"/>
+        </w:rPr>
+      </w:pPr>
+      <w:r>
+        <w:rPr>
+          <w:rFonts w:cs="Times New Roman"/>
+          <w:szCs w:val="28"/>
+        </w:rPr>
+        <w:t>выполнять следующие операции:</w:t>
+      </w:r>
+    </w:p>
+    <w:p>
+      <w:pPr>
+        <w:spacing w:line="360" w:lineRule="auto"/>
+        <w:ind w:firstLine="709"/>
+        <w:jc w:val="both"/>
+        <w:rPr>
+          <w:rFonts w:cs="Times New Roman"/>
+          <w:szCs w:val="28"/>
+        </w:rPr>
+      </w:pPr>
+    </w:p>
+    <w:p>
+      <w:pPr>
+        <w:spacing w:line="360" w:lineRule="auto"/>
+        <w:ind w:firstLine="709"/>
+        <w:jc w:val="both"/>
+        <w:rPr>
+          <w:rFonts w:cs="Times New Roman"/>
+          <w:szCs w:val="28"/>
+        </w:rPr>
+      </w:pPr>
+    </w:p>
+    <w:p>
+      <w:pPr>
+        <w:spacing w:line="360" w:lineRule="auto"/>
+        <w:ind w:firstLine="709"/>
+        <w:jc w:val="both"/>
+        <w:rPr>
           <w:rFonts w:eastAsiaTheme="minorEastAsia" w:cs="Times New Roman"/>
           <w:iCs/>
           <w:szCs w:val="28"/>
@@ -2586,13 +3618,6 @@
       </w:pPr>
       <w:r>
         <w:rPr>
-          <w:rFonts w:cs="Times New Roman"/>
-          <w:szCs w:val="28"/>
-        </w:rPr>
-        <w:t xml:space="preserve">Необходимо </w:t>
-      </w:r>
-      <w:r>
-        <w:rPr>
           <w:rFonts w:eastAsiaTheme="minorEastAsia" w:cs="Times New Roman"/>
           <w:iCs/>
           <w:szCs w:val="28"/>
@@ -2604,7 +3629,7 @@
       <w:pPr>
         <w:pStyle w:val="1"/>
       </w:pPr>
-      <w:bookmarkStart w:id="2" w:name="_Toc69243868"/>
+      <w:bookmarkStart w:id="2" w:name="_Toc69328893"/>
       <w:r>
         <w:lastRenderedPageBreak/>
         <w:t>ОПИСАНИЕ ПРЕДМЕТНОЙ ОБЛАСТИ</w:t>
@@ -2748,7 +3773,25 @@
           <w:iCs/>
           <w:szCs w:val="28"/>
         </w:rPr>
-        <w:t>Установка сетевого имени (никнейма), и не допущение дубликатов.</w:t>
+        <w:t>Установка сетевого имени (</w:t>
+      </w:r>
+      <w:proofErr w:type="spellStart"/>
+      <w:r>
+        <w:rPr>
+          <w:rFonts w:eastAsiaTheme="minorEastAsia" w:cs="Times New Roman"/>
+          <w:iCs/>
+          <w:szCs w:val="28"/>
+        </w:rPr>
+        <w:t>никнейма</w:t>
+      </w:r>
+      <w:proofErr w:type="spellEnd"/>
+      <w:r>
+        <w:rPr>
+          <w:rFonts w:eastAsiaTheme="minorEastAsia" w:cs="Times New Roman"/>
+          <w:iCs/>
+          <w:szCs w:val="28"/>
+        </w:rPr>
+        <w:t>), и не допущение дубликатов.</w:t>
       </w:r>
     </w:p>
     <w:p>
@@ -3157,7 +4200,7 @@
       <w:pPr>
         <w:pStyle w:val="1"/>
       </w:pPr>
-      <w:bookmarkStart w:id="3" w:name="_Toc69243869"/>
+      <w:bookmarkStart w:id="3" w:name="_Toc69328894"/>
       <w:r>
         <w:lastRenderedPageBreak/>
         <w:t>АКТУАЛЬНОСТЬ АВТОМАТИЗАЦИИ</w:t>
@@ -3209,6 +4252,7 @@
         </w:rPr>
         <w:t xml:space="preserve">через </w:t>
       </w:r>
+      <w:proofErr w:type="gramStart"/>
       <w:r>
         <w:rPr>
           <w:rFonts w:cs="Times New Roman"/>
@@ -3216,6 +4260,7 @@
         </w:rPr>
         <w:t xml:space="preserve">механизмы  </w:t>
       </w:r>
+      <w:proofErr w:type="spellStart"/>
       <w:r>
         <w:rPr>
           <w:rFonts w:cs="Times New Roman"/>
@@ -3224,6 +4269,8 @@
         </w:rPr>
         <w:t>websocket</w:t>
       </w:r>
+      <w:proofErr w:type="spellEnd"/>
+      <w:proofErr w:type="gramEnd"/>
       <w:r>
         <w:rPr>
           <w:rFonts w:cs="Times New Roman"/>
@@ -3231,6 +4278,7 @@
         </w:rPr>
         <w:t>’</w:t>
       </w:r>
+      <w:proofErr w:type="spellStart"/>
       <w:r>
         <w:rPr>
           <w:rFonts w:cs="Times New Roman"/>
@@ -3238,6 +4286,7 @@
         </w:rPr>
         <w:t>ов</w:t>
       </w:r>
+      <w:proofErr w:type="spellEnd"/>
       <w:r>
         <w:rPr>
           <w:rFonts w:cs="Times New Roman"/>
@@ -3245,6 +4294,7 @@
         </w:rPr>
         <w:t xml:space="preserve"> и </w:t>
       </w:r>
+      <w:proofErr w:type="spellStart"/>
       <w:r>
         <w:rPr>
           <w:rFonts w:cs="Times New Roman"/>
@@ -3260,6 +4310,7 @@
         </w:rPr>
         <w:t>ов</w:t>
       </w:r>
+      <w:proofErr w:type="spellEnd"/>
       <w:r>
         <w:rPr>
           <w:rFonts w:cs="Times New Roman"/>
@@ -3292,6 +4343,7 @@
           <w:szCs w:val="28"/>
         </w:rPr>
       </w:pPr>
+      <w:proofErr w:type="gramStart"/>
       <w:r>
         <w:rPr>
           <w:rFonts w:cs="Times New Roman"/>
@@ -3307,6 +4359,7 @@
         </w:rPr>
         <w:t>,</w:t>
       </w:r>
+      <w:proofErr w:type="spellStart"/>
       <w:r>
         <w:rPr>
           <w:rFonts w:cs="Times New Roman"/>
@@ -3315,6 +4368,8 @@
         </w:rPr>
         <w:t>cjrtns</w:t>
       </w:r>
+      <w:proofErr w:type="spellEnd"/>
+      <w:proofErr w:type="gramEnd"/>
       <w:r>
         <w:rPr>
           <w:rFonts w:cs="Times New Roman"/>
@@ -3339,6 +4394,7 @@
         </w:rPr>
         <w:t xml:space="preserve">Клиенты на </w:t>
       </w:r>
+      <w:proofErr w:type="spellStart"/>
       <w:r>
         <w:rPr>
           <w:rFonts w:cs="Times New Roman"/>
@@ -3347,6 +4403,7 @@
         </w:rPr>
         <w:t>javafx</w:t>
       </w:r>
+      <w:proofErr w:type="spellEnd"/>
       <w:r>
         <w:rPr>
           <w:rFonts w:cs="Times New Roman"/>
@@ -3407,7 +4464,7 @@
       <w:pPr>
         <w:pStyle w:val="1"/>
       </w:pPr>
-      <w:bookmarkStart w:id="4" w:name="_Toc69243870"/>
+      <w:bookmarkStart w:id="4" w:name="_Toc69328895"/>
       <w:r>
         <w:lastRenderedPageBreak/>
         <w:t>АЛГОРИТМИЧЕСКИЕ РЕШЕНИЯ</w:t>
@@ -3573,8 +4630,11 @@
       <w:pPr>
         <w:pStyle w:val="1"/>
       </w:pPr>
-      <w:bookmarkStart w:id="5" w:name="_Toc69243871"/>
-      <w:r>
+      <w:bookmarkStart w:id="5" w:name="_Toc69328896"/>
+      <w:r>
+        <w:rPr>
+          <w:highlight w:val="green"/>
+        </w:rPr>
         <w:lastRenderedPageBreak/>
         <w:t>ОПИСАНИЕ ИНТЕРФЕЙСА ПРОГРАММЫ</w:t>
       </w:r>
@@ -3745,6 +4805,7 @@
         </w:rPr>
         <w:t xml:space="preserve"> </w:t>
       </w:r>
+      <w:proofErr w:type="spellStart"/>
       <w:r>
         <w:rPr>
           <w:rFonts w:cs="Times New Roman"/>
@@ -3753,6 +4814,7 @@
         </w:rPr>
         <w:t>JFoenix</w:t>
       </w:r>
+      <w:proofErr w:type="spellEnd"/>
       <w:r>
         <w:rPr>
           <w:rFonts w:cs="Times New Roman"/>
@@ -3767,13 +4829,23 @@
         </w:rPr>
         <w:t xml:space="preserve">для </w:t>
       </w:r>
-      <w:r>
-        <w:rPr>
-          <w:rFonts w:cs="Times New Roman"/>
-          <w:szCs w:val="28"/>
-        </w:rPr>
-        <w:t xml:space="preserve">минималистичного </w:t>
-      </w:r>
+      <w:proofErr w:type="spellStart"/>
+      <w:r>
+        <w:rPr>
+          <w:rFonts w:cs="Times New Roman"/>
+          <w:szCs w:val="28"/>
+        </w:rPr>
+        <w:t>минималистичного</w:t>
+      </w:r>
+      <w:proofErr w:type="spellEnd"/>
+      <w:r>
+        <w:rPr>
+          <w:rFonts w:cs="Times New Roman"/>
+          <w:szCs w:val="28"/>
+        </w:rPr>
+        <w:t xml:space="preserve"> </w:t>
+      </w:r>
+      <w:proofErr w:type="spellStart"/>
       <w:r>
         <w:rPr>
           <w:rFonts w:cs="Times New Roman"/>
@@ -3782,6 +4854,7 @@
         </w:rPr>
         <w:t>matrial</w:t>
       </w:r>
+      <w:proofErr w:type="spellEnd"/>
       <w:r>
         <w:rPr>
           <w:rFonts w:cs="Times New Roman"/>
@@ -3822,8 +4895,17 @@
           <w:rFonts w:cs="Times New Roman"/>
           <w:szCs w:val="28"/>
         </w:rPr>
-        <w:t>возможности по кастомизации</w:t>
-      </w:r>
+        <w:t xml:space="preserve">возможности по </w:t>
+      </w:r>
+      <w:proofErr w:type="spellStart"/>
+      <w:r>
+        <w:rPr>
+          <w:rFonts w:cs="Times New Roman"/>
+          <w:szCs w:val="28"/>
+        </w:rPr>
+        <w:t>кастомизации</w:t>
+      </w:r>
+      <w:proofErr w:type="spellEnd"/>
       <w:r>
         <w:rPr>
           <w:rFonts w:cs="Times New Roman"/>
@@ -3888,6 +4970,7 @@
         </w:rPr>
         <w:t xml:space="preserve"> Ниже представлено сравнение однотипных элементов интерфейса с использованием </w:t>
       </w:r>
+      <w:proofErr w:type="spellStart"/>
       <w:r>
         <w:rPr>
           <w:rFonts w:cs="Times New Roman"/>
@@ -3896,6 +4979,7 @@
         </w:rPr>
         <w:t>JFoenix</w:t>
       </w:r>
+      <w:proofErr w:type="spellEnd"/>
       <w:r>
         <w:rPr>
           <w:rFonts w:cs="Times New Roman"/>
@@ -4058,6 +5142,7 @@
     <w:p>
       <w:pPr>
         <w:spacing w:line="360" w:lineRule="auto"/>
+        <w:ind w:firstLine="709"/>
         <w:jc w:val="both"/>
         <w:rPr>
           <w:rFonts w:cs="Times New Roman"/>
@@ -4085,6 +5170,7 @@
         </w:rPr>
         <w:t xml:space="preserve"> элементы </w:t>
       </w:r>
+      <w:proofErr w:type="spellStart"/>
       <w:r>
         <w:rPr>
           <w:rFonts w:cs="Times New Roman"/>
@@ -4093,6 +5179,7 @@
         </w:rPr>
         <w:t>JFoenix</w:t>
       </w:r>
+      <w:proofErr w:type="spellEnd"/>
       <w:r>
         <w:rPr>
           <w:rFonts w:cs="Times New Roman"/>
@@ -4129,6 +5216,7 @@
         </w:rPr>
         <w:t xml:space="preserve">, </w:t>
       </w:r>
+      <w:proofErr w:type="spellStart"/>
       <w:r>
         <w:rPr>
           <w:rFonts w:cs="Times New Roman"/>
@@ -4137,6 +5225,7 @@
         </w:rPr>
         <w:t>ProgressBar</w:t>
       </w:r>
+      <w:proofErr w:type="spellEnd"/>
       <w:r>
         <w:rPr>
           <w:rFonts w:cs="Times New Roman"/>
@@ -4151,6 +5240,7 @@
         </w:rPr>
         <w:t xml:space="preserve">и </w:t>
       </w:r>
+      <w:proofErr w:type="spellStart"/>
       <w:r>
         <w:rPr>
           <w:rFonts w:cs="Times New Roman"/>
@@ -4159,6 +5249,7 @@
         </w:rPr>
         <w:t>TextField</w:t>
       </w:r>
+      <w:proofErr w:type="spellEnd"/>
       <w:r>
         <w:rPr>
           <w:rFonts w:cs="Times New Roman"/>
@@ -4734,11 +5825,74 @@
         </w:rPr>
         <w:t>.</w:t>
       </w:r>
-    </w:p>
-    <w:p>
-      <w:pPr>
-        <w:spacing w:line="360" w:lineRule="auto"/>
-        <w:jc w:val="both"/>
+      <w:r>
+        <w:rPr>
+          <w:rFonts w:cs="Times New Roman"/>
+          <w:szCs w:val="28"/>
+        </w:rPr>
+        <w:t xml:space="preserve"> Каждое окно программы использует адаптивное масштабирование элементов интерфейса</w:t>
+      </w:r>
+      <w:r>
+        <w:rPr>
+          <w:rFonts w:cs="Times New Roman"/>
+          <w:szCs w:val="28"/>
+        </w:rPr>
+        <w:t xml:space="preserve">, </w:t>
+      </w:r>
+      <w:r>
+        <w:rPr>
+          <w:rFonts w:cs="Times New Roman"/>
+          <w:szCs w:val="28"/>
+        </w:rPr>
+        <w:t>в зависимости от</w:t>
+      </w:r>
+      <w:r>
+        <w:rPr>
+          <w:rFonts w:cs="Times New Roman"/>
+          <w:szCs w:val="28"/>
+        </w:rPr>
+        <w:t xml:space="preserve"> </w:t>
+      </w:r>
+      <w:r>
+        <w:rPr>
+          <w:rFonts w:cs="Times New Roman"/>
+          <w:szCs w:val="28"/>
+        </w:rPr>
+        <w:t xml:space="preserve">разрешения </w:t>
+      </w:r>
+      <w:r>
+        <w:rPr>
+          <w:rFonts w:cs="Times New Roman"/>
+          <w:szCs w:val="28"/>
+        </w:rPr>
+        <w:t xml:space="preserve">и соотношения сторон </w:t>
+      </w:r>
+      <w:r>
+        <w:rPr>
+          <w:rFonts w:cs="Times New Roman"/>
+          <w:szCs w:val="28"/>
+        </w:rPr>
+        <w:t xml:space="preserve">экрана </w:t>
+      </w:r>
+      <w:r>
+        <w:rPr>
+          <w:rFonts w:cs="Times New Roman"/>
+          <w:szCs w:val="28"/>
+        </w:rPr>
+        <w:t>пользователя</w:t>
+      </w:r>
+      <w:r>
+        <w:rPr>
+          <w:rFonts w:cs="Times New Roman"/>
+          <w:szCs w:val="28"/>
+        </w:rPr>
+        <w:t>.</w:t>
+      </w:r>
+    </w:p>
+    <w:p>
+      <w:pPr>
+        <w:spacing w:line="360" w:lineRule="auto"/>
+        <w:jc w:val="center"/>
         <w:rPr>
           <w:rFonts w:cs="Times New Roman"/>
           <w:szCs w:val="28"/>
@@ -4751,9 +5905,9 @@
           <w:szCs w:val="28"/>
         </w:rPr>
         <w:drawing>
-          <wp:inline distT="0" distB="0" distL="0" distR="0" wp14:anchorId="53A7FF7D" wp14:editId="26DCE96C">
-            <wp:extent cx="6120130" cy="5020945"/>
-            <wp:effectExtent l="0" t="0" r="1270" b="0"/>
+          <wp:inline distT="0" distB="0" distL="0" distR="0" wp14:anchorId="53A7FF7D" wp14:editId="6958AD66">
+            <wp:extent cx="5944428" cy="4876800"/>
+            <wp:effectExtent l="0" t="0" r="0" b="0"/>
             <wp:docPr id="6" name="Рисунок 6"/>
             <wp:cNvGraphicFramePr>
               <a:graphicFrameLocks xmlns:a="http://schemas.openxmlformats.org/drawingml/2006/main" noChangeAspect="1"/>
@@ -4780,7 +5934,7 @@
                   <pic:spPr>
                     <a:xfrm>
                       <a:off x="0" y="0"/>
-                      <a:ext cx="6120130" cy="5020945"/>
+                      <a:ext cx="5960243" cy="4889774"/>
                     </a:xfrm>
                     <a:prstGeom prst="rect">
                       <a:avLst/>
@@ -4795,22 +5949,22 @@
     </w:p>
     <w:p>
       <w:pPr>
-        <w:rPr>
-          <w:rFonts w:cs="Times New Roman"/>
-          <w:szCs w:val="28"/>
-        </w:rPr>
-      </w:pPr>
-      <w:r>
-        <w:rPr>
-          <w:rFonts w:cs="Times New Roman"/>
-          <w:szCs w:val="28"/>
-        </w:rPr>
-        <w:br w:type="page"/>
-      </w:r>
-    </w:p>
-    <w:p>
-      <w:pPr>
-        <w:spacing w:line="360" w:lineRule="auto"/>
+        <w:pStyle w:val="2"/>
+      </w:pPr>
+      <w:bookmarkStart w:id="6" w:name="_Toc69328897"/>
+      <w:r>
+        <w:lastRenderedPageBreak/>
+        <w:t>О</w:t>
+      </w:r>
+      <w:r>
+        <w:t>кно авторизации клиента</w:t>
+      </w:r>
+      <w:bookmarkEnd w:id="6"/>
+    </w:p>
+    <w:p>
+      <w:pPr>
+        <w:spacing w:line="360" w:lineRule="auto"/>
+        <w:ind w:firstLine="709"/>
         <w:jc w:val="both"/>
         <w:rPr>
           <w:rFonts w:cs="Times New Roman"/>
@@ -4822,8 +5976,56 @@
           <w:rFonts w:cs="Times New Roman"/>
           <w:szCs w:val="28"/>
         </w:rPr>
-        <w:lastRenderedPageBreak/>
-        <w:t>Опишем каждое из них</w:t>
+        <w:t xml:space="preserve">Запрашивает логин/пароль пользователя и предлагает запомнить информацию об авторизации </w:t>
+      </w:r>
+      <w:r>
+        <w:rPr>
+          <w:rFonts w:cs="Times New Roman"/>
+          <w:szCs w:val="28"/>
+        </w:rPr>
+        <w:t xml:space="preserve">для автоматического входа </w:t>
+      </w:r>
+      <w:r>
+        <w:rPr>
+          <w:rFonts w:cs="Times New Roman"/>
+          <w:szCs w:val="28"/>
+        </w:rPr>
+        <w:t>при следующем запуске программы</w:t>
+      </w:r>
+      <w:r>
+        <w:rPr>
+          <w:rFonts w:cs="Times New Roman"/>
+          <w:szCs w:val="28"/>
+        </w:rPr>
+        <w:t xml:space="preserve">. </w:t>
+      </w:r>
+      <w:r>
+        <w:rPr>
+          <w:rFonts w:cs="Times New Roman"/>
+          <w:szCs w:val="28"/>
+        </w:rPr>
+        <w:t>Если же пользователь еще не зарегистрирован в системе</w:t>
+      </w:r>
+      <w:r>
+        <w:rPr>
+          <w:rFonts w:cs="Times New Roman"/>
+          <w:szCs w:val="28"/>
+        </w:rPr>
+        <w:t xml:space="preserve">, </w:t>
+      </w:r>
+      <w:r>
+        <w:rPr>
+          <w:rFonts w:cs="Times New Roman"/>
+          <w:szCs w:val="28"/>
+        </w:rPr>
+        <w:t xml:space="preserve">то по нажатию на ссылку регистрации будет осуществлён переход на форму </w:t>
+      </w:r>
+      <w:r>
+        <w:rPr>
+          <w:rFonts w:cs="Times New Roman"/>
+          <w:szCs w:val="28"/>
+        </w:rPr>
+        <w:t>регистрации</w:t>
       </w:r>
       <w:r>
         <w:rPr>
@@ -4837,6 +6039,41 @@
           <w:rFonts w:cs="Times New Roman"/>
           <w:szCs w:val="28"/>
         </w:rPr>
+        <w:t xml:space="preserve"> Если пользователь забыл пароль</w:t>
+      </w:r>
+      <w:r>
+        <w:rPr>
+          <w:rFonts w:cs="Times New Roman"/>
+          <w:szCs w:val="28"/>
+        </w:rPr>
+        <w:t xml:space="preserve">, </w:t>
+      </w:r>
+      <w:r>
+        <w:rPr>
+          <w:rFonts w:cs="Times New Roman"/>
+          <w:szCs w:val="28"/>
+        </w:rPr>
+        <w:t xml:space="preserve">то у него </w:t>
+      </w:r>
+      <w:r>
+        <w:rPr>
+          <w:rFonts w:cs="Times New Roman"/>
+          <w:szCs w:val="28"/>
+        </w:rPr>
+        <w:t>есть возможность перехода на форму восстановления пароля</w:t>
+      </w:r>
+      <w:r>
+        <w:rPr>
+          <w:rFonts w:cs="Times New Roman"/>
+          <w:szCs w:val="28"/>
+        </w:rPr>
+        <w:t xml:space="preserve"> через одноимённую ссылку.</w:t>
+      </w:r>
+      <w:r>
+        <w:rPr>
+          <w:rFonts w:cs="Times New Roman"/>
+          <w:szCs w:val="28"/>
+        </w:rPr>
         <w:t xml:space="preserve"> </w:t>
       </w:r>
       <w:r>
@@ -4844,14 +6081,7 @@
           <w:rFonts w:cs="Times New Roman"/>
           <w:szCs w:val="28"/>
         </w:rPr>
-        <w:t>Окно авторизации клиента</w:t>
-      </w:r>
-      <w:r>
-        <w:rPr>
-          <w:rFonts w:cs="Times New Roman"/>
-          <w:szCs w:val="28"/>
-        </w:rPr>
-        <w:t>.</w:t>
+        <w:t>При корректной авторизации пользователя происходит переход на главную форму программы.</w:t>
       </w:r>
     </w:p>
     <w:p>
@@ -4870,9 +6100,9 @@
           <w:szCs w:val="28"/>
         </w:rPr>
         <w:drawing>
-          <wp:inline distT="0" distB="0" distL="0" distR="0" wp14:anchorId="11C9C71D" wp14:editId="6D09B22C">
-            <wp:extent cx="4719625" cy="4531584"/>
-            <wp:effectExtent l="0" t="0" r="5080" b="2540"/>
+          <wp:inline distT="0" distB="0" distL="0" distR="0" wp14:anchorId="07191285" wp14:editId="7E24C097">
+            <wp:extent cx="4284756" cy="4114042"/>
+            <wp:effectExtent l="0" t="0" r="0" b="1270"/>
             <wp:docPr id="4" name="Рисунок 4"/>
             <wp:cNvGraphicFramePr>
               <a:graphicFrameLocks xmlns:a="http://schemas.openxmlformats.org/drawingml/2006/main" noChangeAspect="1"/>
@@ -4899,7 +6129,7 @@
                   <pic:spPr>
                     <a:xfrm>
                       <a:off x="0" y="0"/>
-                      <a:ext cx="4724386" cy="4536156"/>
+                      <a:ext cx="4297916" cy="4126678"/>
                     </a:xfrm>
                     <a:prstGeom prst="rect">
                       <a:avLst/>
@@ -4926,129 +6156,6 @@
           <w:rFonts w:cs="Times New Roman"/>
           <w:szCs w:val="28"/>
         </w:rPr>
-        <w:t xml:space="preserve">Запрашивает логин/пароль пользователя и предлагает запомнить информацию об авторизации </w:t>
-      </w:r>
-      <w:r>
-        <w:rPr>
-          <w:rFonts w:cs="Times New Roman"/>
-          <w:szCs w:val="28"/>
-        </w:rPr>
-        <w:t xml:space="preserve">для автоматического входа </w:t>
-      </w:r>
-      <w:r>
-        <w:rPr>
-          <w:rFonts w:cs="Times New Roman"/>
-          <w:szCs w:val="28"/>
-        </w:rPr>
-        <w:t>при следующем запуске программы</w:t>
-      </w:r>
-      <w:r>
-        <w:rPr>
-          <w:rFonts w:cs="Times New Roman"/>
-          <w:szCs w:val="28"/>
-        </w:rPr>
-        <w:t xml:space="preserve">. </w:t>
-      </w:r>
-      <w:r>
-        <w:rPr>
-          <w:rFonts w:cs="Times New Roman"/>
-          <w:szCs w:val="28"/>
-        </w:rPr>
-        <w:t>Если же пользователь еще не зарегистрирован в системе</w:t>
-      </w:r>
-      <w:r>
-        <w:rPr>
-          <w:rFonts w:cs="Times New Roman"/>
-          <w:szCs w:val="28"/>
-        </w:rPr>
-        <w:t xml:space="preserve">, </w:t>
-      </w:r>
-      <w:r>
-        <w:rPr>
-          <w:rFonts w:cs="Times New Roman"/>
-          <w:szCs w:val="28"/>
-        </w:rPr>
-        <w:t xml:space="preserve">то по нажатию на ссылку регистрации будет осуществлён переход на форму </w:t>
-      </w:r>
-      <w:r>
-        <w:rPr>
-          <w:rFonts w:cs="Times New Roman"/>
-          <w:szCs w:val="28"/>
-        </w:rPr>
-        <w:t>регистрации</w:t>
-      </w:r>
-      <w:r>
-        <w:rPr>
-          <w:rFonts w:cs="Times New Roman"/>
-          <w:szCs w:val="28"/>
-        </w:rPr>
-        <w:t>.</w:t>
-      </w:r>
-      <w:r>
-        <w:rPr>
-          <w:rFonts w:cs="Times New Roman"/>
-          <w:szCs w:val="28"/>
-        </w:rPr>
-        <w:t xml:space="preserve"> Если пользователь забыл пароль</w:t>
-      </w:r>
-      <w:r>
-        <w:rPr>
-          <w:rFonts w:cs="Times New Roman"/>
-          <w:szCs w:val="28"/>
-        </w:rPr>
-        <w:t xml:space="preserve">, </w:t>
-      </w:r>
-      <w:r>
-        <w:rPr>
-          <w:rFonts w:cs="Times New Roman"/>
-          <w:szCs w:val="28"/>
-        </w:rPr>
-        <w:t xml:space="preserve">то у него </w:t>
-      </w:r>
-      <w:r>
-        <w:rPr>
-          <w:rFonts w:cs="Times New Roman"/>
-          <w:szCs w:val="28"/>
-        </w:rPr>
-        <w:t>есть возможность перехода на форму восстановления пароля</w:t>
-      </w:r>
-      <w:r>
-        <w:rPr>
-          <w:rFonts w:cs="Times New Roman"/>
-          <w:szCs w:val="28"/>
-        </w:rPr>
-        <w:t xml:space="preserve"> через одноимённую ссылку.</w:t>
-      </w:r>
-      <w:r>
-        <w:rPr>
-          <w:rFonts w:cs="Times New Roman"/>
-          <w:szCs w:val="28"/>
-        </w:rPr>
-        <w:t xml:space="preserve"> </w:t>
-      </w:r>
-      <w:r>
-        <w:rPr>
-          <w:rFonts w:cs="Times New Roman"/>
-          <w:szCs w:val="28"/>
-        </w:rPr>
-        <w:t>При корректной авторизации пользователя происходит переход на главную форму программы.</w:t>
-      </w:r>
-    </w:p>
-    <w:p>
-      <w:pPr>
-        <w:spacing w:line="360" w:lineRule="auto"/>
-        <w:ind w:firstLine="709"/>
-        <w:jc w:val="both"/>
-        <w:rPr>
-          <w:rFonts w:cs="Times New Roman"/>
-          <w:szCs w:val="28"/>
-        </w:rPr>
-      </w:pPr>
-      <w:r>
-        <w:rPr>
-          <w:rFonts w:cs="Times New Roman"/>
-          <w:szCs w:val="28"/>
-        </w:rPr>
         <w:t xml:space="preserve">На форме существует следующие </w:t>
       </w:r>
       <w:r>
@@ -5150,49 +6257,26 @@
         <w:rPr>
           <w:rFonts w:cs="Times New Roman"/>
           <w:szCs w:val="28"/>
-          <w:lang w:val="en-US"/>
         </w:rPr>
         <w:t>.</w:t>
       </w:r>
     </w:p>
     <w:p>
       <w:pPr>
-        <w:spacing w:line="360" w:lineRule="auto"/>
-        <w:jc w:val="both"/>
-        <w:rPr>
-          <w:rFonts w:cs="Times New Roman"/>
-          <w:szCs w:val="28"/>
-        </w:rPr>
-      </w:pPr>
-      <w:r>
-        <w:rPr>
-          <w:rFonts w:cs="Times New Roman"/>
-          <w:szCs w:val="28"/>
-        </w:rPr>
+        <w:pStyle w:val="2"/>
+      </w:pPr>
+      <w:bookmarkStart w:id="7" w:name="_Toc69328898"/>
+      <w:r>
         <w:lastRenderedPageBreak/>
         <w:t xml:space="preserve">Окно </w:t>
       </w:r>
       <w:r>
-        <w:rPr>
-          <w:rFonts w:cs="Times New Roman"/>
-          <w:szCs w:val="28"/>
-        </w:rPr>
         <w:t>регистрации</w:t>
       </w:r>
       <w:r>
-        <w:rPr>
-          <w:rFonts w:cs="Times New Roman"/>
-          <w:szCs w:val="28"/>
-        </w:rPr>
-        <w:t xml:space="preserve"> нового пользователя системы</w:t>
-      </w:r>
-      <w:r>
-        <w:rPr>
-          <w:rFonts w:cs="Times New Roman"/>
-          <w:szCs w:val="28"/>
-        </w:rPr>
-        <w:t>.</w:t>
-      </w:r>
+        <w:t xml:space="preserve"> нового пользователя</w:t>
+      </w:r>
+      <w:bookmarkEnd w:id="7"/>
     </w:p>
     <w:p>
       <w:pPr>
@@ -5210,9 +6294,9 @@
           <w:szCs w:val="28"/>
         </w:rPr>
         <w:drawing>
-          <wp:inline distT="0" distB="0" distL="0" distR="0" wp14:anchorId="0EB5A2A4" wp14:editId="26D24697">
-            <wp:extent cx="4653280" cy="4467883"/>
-            <wp:effectExtent l="0" t="0" r="0" b="2540"/>
+          <wp:inline distT="0" distB="0" distL="0" distR="0" wp14:anchorId="1A6545A9" wp14:editId="56E1864B">
+            <wp:extent cx="4441372" cy="4264418"/>
+            <wp:effectExtent l="0" t="0" r="3810" b="3175"/>
             <wp:docPr id="5" name="Рисунок 5"/>
             <wp:cNvGraphicFramePr>
               <a:graphicFrameLocks xmlns:a="http://schemas.openxmlformats.org/drawingml/2006/main" noChangeAspect="1"/>
@@ -5239,7 +6323,7 @@
                   <pic:spPr>
                     <a:xfrm>
                       <a:off x="0" y="0"/>
-                      <a:ext cx="4668787" cy="4482772"/>
+                      <a:ext cx="4445043" cy="4267942"/>
                     </a:xfrm>
                     <a:prstGeom prst="rect">
                       <a:avLst/>
@@ -5255,18 +6339,26 @@
     <w:p>
       <w:pPr>
         <w:spacing w:line="360" w:lineRule="auto"/>
-        <w:rPr>
-          <w:rFonts w:cs="Times New Roman"/>
-          <w:szCs w:val="28"/>
-        </w:rPr>
-      </w:pPr>
-      <w:r>
-        <w:rPr>
-          <w:rFonts w:cs="Times New Roman"/>
-          <w:szCs w:val="28"/>
-        </w:rPr>
-        <w:tab/>
-        <w:t>Запрашивает данные для авторизации пользователя</w:t>
+        <w:ind w:firstLine="360"/>
+        <w:jc w:val="both"/>
+        <w:rPr>
+          <w:rFonts w:cs="Times New Roman"/>
+          <w:szCs w:val="28"/>
+        </w:rPr>
+      </w:pPr>
+      <w:r>
+        <w:rPr>
+          <w:rFonts w:cs="Times New Roman"/>
+          <w:szCs w:val="28"/>
+        </w:rPr>
+        <w:t>З</w:t>
+      </w:r>
+      <w:r>
+        <w:rPr>
+          <w:rFonts w:cs="Times New Roman"/>
+          <w:szCs w:val="28"/>
+        </w:rPr>
+        <w:t>апрашивает данные для авторизации пользователя</w:t>
       </w:r>
       <w:r>
         <w:rPr>
@@ -5497,6 +6589,14 @@
         </w:rPr>
         <w:t>e-mail</w:t>
       </w:r>
+      <w:r>
+        <w:rPr>
+          <w:rFonts w:cs="Times New Roman"/>
+          <w:szCs w:val="28"/>
+          <w:lang w:val="en-US"/>
+        </w:rPr>
+        <w:t>;</w:t>
+      </w:r>
     </w:p>
     <w:p>
       <w:pPr>
@@ -5516,7 +6616,15 @@
           <w:rFonts w:cs="Times New Roman"/>
           <w:szCs w:val="28"/>
         </w:rPr>
-        <w:t>ЧЕТА ЧЕТА</w:t>
+        <w:t>Проверка на пустые поля</w:t>
+      </w:r>
+      <w:r>
+        <w:rPr>
+          <w:rFonts w:cs="Times New Roman"/>
+          <w:szCs w:val="28"/>
+          <w:lang w:val="en-US"/>
+        </w:rPr>
+        <w:t>;</w:t>
       </w:r>
     </w:p>
     <w:p>
@@ -5537,32 +6645,49 @@
           <w:rFonts w:cs="Times New Roman"/>
           <w:szCs w:val="28"/>
         </w:rPr>
-        <w:t>ЧЕТА ЧЕТА</w:t>
-      </w:r>
-    </w:p>
-    <w:p>
-      <w:pPr>
-        <w:spacing w:line="360" w:lineRule="auto"/>
-        <w:rPr>
-          <w:rFonts w:cs="Times New Roman"/>
-          <w:szCs w:val="28"/>
-          <w:lang w:val="en-US"/>
-        </w:rPr>
-      </w:pPr>
-      <w:r>
-        <w:rPr>
-          <w:rFonts w:cs="Times New Roman"/>
-          <w:szCs w:val="28"/>
-        </w:rPr>
-        <w:t>На стороне сервера</w:t>
-      </w:r>
-      <w:r>
-        <w:rPr>
-          <w:rFonts w:cs="Times New Roman"/>
-          <w:szCs w:val="28"/>
-          <w:lang w:val="en-US"/>
-        </w:rPr>
-        <w:t>:</w:t>
+        <w:t xml:space="preserve">Проверка на </w:t>
+      </w:r>
+      <w:r>
+        <w:rPr>
+          <w:rFonts w:cs="Times New Roman"/>
+          <w:szCs w:val="28"/>
+        </w:rPr>
+        <w:t>длину</w:t>
+      </w:r>
+      <w:r>
+        <w:rPr>
+          <w:rFonts w:cs="Times New Roman"/>
+          <w:szCs w:val="28"/>
+        </w:rPr>
+        <w:t xml:space="preserve"> парол</w:t>
+      </w:r>
+      <w:r>
+        <w:rPr>
+          <w:rFonts w:cs="Times New Roman"/>
+          <w:szCs w:val="28"/>
+        </w:rPr>
+        <w:t>я и мастер-пароля</w:t>
+      </w:r>
+      <w:r>
+        <w:rPr>
+          <w:rFonts w:cs="Times New Roman"/>
+          <w:szCs w:val="28"/>
+        </w:rPr>
+        <w:t xml:space="preserve"> (</w:t>
+      </w:r>
+      <w:r>
+        <w:rPr>
+          <w:rFonts w:cs="Times New Roman"/>
+          <w:szCs w:val="28"/>
+        </w:rPr>
+        <w:t>не менее 8 символов)</w:t>
+      </w:r>
+      <w:r>
+        <w:rPr>
+          <w:rFonts w:cs="Times New Roman"/>
+          <w:szCs w:val="28"/>
+        </w:rPr>
+        <w:t>;</w:t>
       </w:r>
     </w:p>
     <w:p>
@@ -5570,12 +6695,49 @@
         <w:pStyle w:val="a9"/>
         <w:numPr>
           <w:ilvl w:val="0"/>
-          <w:numId w:val="5"/>
+          <w:numId w:val="4"/>
         </w:numPr>
         <w:spacing w:line="360" w:lineRule="auto"/>
         <w:rPr>
           <w:rFonts w:cs="Times New Roman"/>
           <w:szCs w:val="28"/>
+        </w:rPr>
+      </w:pPr>
+      <w:r>
+        <w:rPr>
+          <w:rFonts w:cs="Times New Roman"/>
+          <w:szCs w:val="28"/>
+        </w:rPr>
+        <w:t>Проверка</w:t>
+      </w:r>
+      <w:r>
+        <w:rPr>
+          <w:rFonts w:cs="Times New Roman"/>
+          <w:szCs w:val="28"/>
+        </w:rPr>
+        <w:t xml:space="preserve">, </w:t>
+      </w:r>
+      <w:r>
+        <w:rPr>
+          <w:rFonts w:cs="Times New Roman"/>
+          <w:szCs w:val="28"/>
+        </w:rPr>
+        <w:t>чтоб пароль и мастер-пароль не совпадали между собой</w:t>
+      </w:r>
+      <w:r>
+        <w:rPr>
+          <w:rFonts w:cs="Times New Roman"/>
+          <w:szCs w:val="28"/>
+        </w:rPr>
+        <w:t>.</w:t>
+      </w:r>
+    </w:p>
+    <w:p>
+      <w:pPr>
+        <w:spacing w:line="360" w:lineRule="auto"/>
+        <w:rPr>
+          <w:rFonts w:cs="Times New Roman"/>
+          <w:szCs w:val="28"/>
           <w:lang w:val="en-US"/>
         </w:rPr>
       </w:pPr>
@@ -5584,472 +6746,13 @@
           <w:rFonts w:cs="Times New Roman"/>
           <w:szCs w:val="28"/>
         </w:rPr>
-        <w:t>ЧЕТА ЧЕТА</w:t>
-      </w:r>
-    </w:p>
-    <w:p>
-      <w:pPr>
-        <w:spacing w:line="360" w:lineRule="auto"/>
-        <w:jc w:val="both"/>
-        <w:rPr>
-          <w:rFonts w:cs="Times New Roman"/>
-          <w:szCs w:val="28"/>
-        </w:rPr>
-      </w:pPr>
-    </w:p>
-    <w:p>
-      <w:pPr>
-        <w:spacing w:line="360" w:lineRule="auto"/>
-        <w:ind w:firstLine="709"/>
-        <w:jc w:val="both"/>
-        <w:rPr>
-          <w:rFonts w:cs="Times New Roman"/>
-          <w:szCs w:val="28"/>
-        </w:rPr>
-      </w:pPr>
-    </w:p>
-    <w:p>
-      <w:pPr>
-        <w:rPr>
-          <w:rFonts w:cs="Times New Roman"/>
-          <w:szCs w:val="28"/>
-        </w:rPr>
-      </w:pPr>
-      <w:r>
-        <w:rPr>
-          <w:rFonts w:cs="Times New Roman"/>
-          <w:szCs w:val="28"/>
-        </w:rPr>
-        <w:br w:type="page"/>
-      </w:r>
-    </w:p>
-    <w:p>
-      <w:pPr>
-        <w:pStyle w:val="1"/>
-      </w:pPr>
-      <w:bookmarkStart w:id="6" w:name="_Toc69243872"/>
-      <w:r>
-        <w:lastRenderedPageBreak/>
-        <w:t>СОСТАВ ПРИЛОЖЕНИЯ</w:t>
-      </w:r>
-      <w:bookmarkEnd w:id="6"/>
-    </w:p>
-    <w:p>
-      <w:pPr>
-        <w:pStyle w:val="2"/>
-      </w:pPr>
-      <w:bookmarkStart w:id="7" w:name="_Toc69243873"/>
-      <w:r>
-        <w:t>Сервер</w:t>
-      </w:r>
-      <w:bookmarkEnd w:id="7"/>
-    </w:p>
-    <w:p>
-      <w:pPr>
-        <w:spacing w:line="360" w:lineRule="auto"/>
-        <w:ind w:firstLine="709"/>
-        <w:jc w:val="both"/>
-        <w:rPr>
-          <w:rFonts w:cs="Times New Roman"/>
-          <w:szCs w:val="28"/>
-        </w:rPr>
-      </w:pPr>
-      <w:r>
-        <w:rPr>
-          <w:rFonts w:cs="Times New Roman"/>
-          <w:szCs w:val="28"/>
-        </w:rPr>
-        <w:t>В состав сервера входят</w:t>
-      </w:r>
-    </w:p>
-    <w:p>
-      <w:pPr>
-        <w:spacing w:line="360" w:lineRule="auto"/>
-        <w:ind w:firstLine="709"/>
-        <w:jc w:val="both"/>
+        <w:t>На стороне сервера</w:t>
+      </w:r>
+      <w:r>
         <w:rPr>
           <w:rFonts w:cs="Times New Roman"/>
           <w:szCs w:val="28"/>
           <w:lang w:val="en-US"/>
-        </w:rPr>
-      </w:pPr>
-      <w:r>
-        <w:rPr>
-          <w:rFonts w:cs="Times New Roman"/>
-          <w:szCs w:val="28"/>
-          <w:lang w:val="en-US"/>
-        </w:rPr>
-        <w:t>- Spring Web</w:t>
-      </w:r>
-    </w:p>
-    <w:p>
-      <w:pPr>
-        <w:spacing w:line="360" w:lineRule="auto"/>
-        <w:ind w:firstLine="709"/>
-        <w:jc w:val="both"/>
-        <w:rPr>
-          <w:rFonts w:cs="Times New Roman"/>
-          <w:szCs w:val="28"/>
-          <w:lang w:val="en-US"/>
-        </w:rPr>
-      </w:pPr>
-      <w:r>
-        <w:rPr>
-          <w:rFonts w:cs="Times New Roman"/>
-          <w:szCs w:val="28"/>
-          <w:lang w:val="en-US"/>
-        </w:rPr>
-        <w:t>- Spring Data MongoDB</w:t>
-      </w:r>
-    </w:p>
-    <w:p>
-      <w:pPr>
-        <w:spacing w:line="360" w:lineRule="auto"/>
-        <w:ind w:firstLine="709"/>
-        <w:jc w:val="both"/>
-        <w:rPr>
-          <w:rFonts w:cs="Times New Roman"/>
-          <w:szCs w:val="28"/>
-          <w:lang w:val="en-US"/>
-        </w:rPr>
-      </w:pPr>
-      <w:r>
-        <w:rPr>
-          <w:rFonts w:cs="Times New Roman"/>
-          <w:szCs w:val="28"/>
-          <w:lang w:val="en-US"/>
-        </w:rPr>
-        <w:t>- Lombok</w:t>
-      </w:r>
-    </w:p>
-    <w:p>
-      <w:pPr>
-        <w:spacing w:line="360" w:lineRule="auto"/>
-        <w:ind w:firstLine="709"/>
-        <w:jc w:val="both"/>
-        <w:rPr>
-          <w:rFonts w:cs="Times New Roman"/>
-          <w:szCs w:val="28"/>
-          <w:lang w:val="en-US"/>
-        </w:rPr>
-      </w:pPr>
-      <w:r>
-        <w:rPr>
-          <w:rFonts w:cs="Times New Roman"/>
-          <w:szCs w:val="28"/>
-          <w:lang w:val="en-US"/>
-        </w:rPr>
-        <w:t>- Maven</w:t>
-      </w:r>
-    </w:p>
-    <w:p>
-      <w:pPr>
-        <w:spacing w:line="360" w:lineRule="auto"/>
-        <w:ind w:firstLine="709"/>
-        <w:jc w:val="both"/>
-        <w:rPr>
-          <w:rFonts w:cs="Times New Roman"/>
-          <w:szCs w:val="28"/>
-          <w:lang w:val="en-US"/>
-        </w:rPr>
-      </w:pPr>
-      <w:r>
-        <w:rPr>
-          <w:rFonts w:cs="Times New Roman"/>
-          <w:szCs w:val="28"/>
-          <w:lang w:val="en-US"/>
-        </w:rPr>
-        <w:t>spring-boot-maven-plugin</w:t>
-      </w:r>
-    </w:p>
-    <w:p>
-      <w:pPr>
-        <w:spacing w:line="360" w:lineRule="auto"/>
-        <w:ind w:firstLine="709"/>
-        <w:jc w:val="both"/>
-        <w:rPr>
-          <w:rFonts w:cs="Times New Roman"/>
-          <w:szCs w:val="28"/>
-          <w:lang w:val="en-US"/>
-        </w:rPr>
-      </w:pPr>
-      <w:r>
-        <w:rPr>
-          <w:rFonts w:cs="Times New Roman"/>
-          <w:szCs w:val="28"/>
-        </w:rPr>
-        <w:t>Чета</w:t>
-      </w:r>
-      <w:r>
-        <w:rPr>
-          <w:rFonts w:cs="Times New Roman"/>
-          <w:szCs w:val="28"/>
-          <w:lang w:val="en-US"/>
-        </w:rPr>
-        <w:t xml:space="preserve"> </w:t>
-      </w:r>
-      <w:r>
-        <w:rPr>
-          <w:rFonts w:cs="Times New Roman"/>
-          <w:szCs w:val="28"/>
-        </w:rPr>
-        <w:t>там</w:t>
-      </w:r>
-      <w:r>
-        <w:rPr>
-          <w:rFonts w:cs="Times New Roman"/>
-          <w:szCs w:val="28"/>
-          <w:lang w:val="en-US"/>
-        </w:rPr>
-        <w:t xml:space="preserve"> </w:t>
-      </w:r>
-      <w:r>
-        <w:rPr>
-          <w:rFonts w:cs="Times New Roman"/>
-          <w:szCs w:val="28"/>
-        </w:rPr>
-        <w:t>еще</w:t>
-      </w:r>
-    </w:p>
-    <w:p>
-      <w:pPr>
-        <w:spacing w:line="360" w:lineRule="auto"/>
-        <w:ind w:firstLine="709"/>
-        <w:jc w:val="both"/>
-        <w:rPr>
-          <w:rFonts w:cs="Times New Roman"/>
-          <w:szCs w:val="28"/>
-        </w:rPr>
-      </w:pPr>
-      <w:r>
-        <w:rPr>
-          <w:rFonts w:cs="Times New Roman"/>
-          <w:szCs w:val="28"/>
-          <w:lang w:val="en-US"/>
-        </w:rPr>
-        <w:t>Docker</w:t>
-      </w:r>
-      <w:r>
-        <w:rPr>
-          <w:rFonts w:cs="Times New Roman"/>
-          <w:szCs w:val="28"/>
-        </w:rPr>
-        <w:t xml:space="preserve"> – </w:t>
-      </w:r>
-      <w:r>
-        <w:rPr>
-          <w:rFonts w:cs="Times New Roman"/>
-          <w:szCs w:val="28"/>
-        </w:rPr>
-        <w:t>контейнер</w:t>
-      </w:r>
-      <w:r>
-        <w:rPr>
-          <w:rFonts w:cs="Times New Roman"/>
-          <w:szCs w:val="28"/>
-        </w:rPr>
-        <w:t xml:space="preserve">, </w:t>
-      </w:r>
-    </w:p>
-    <w:p>
-      <w:pPr>
-        <w:spacing w:line="360" w:lineRule="auto"/>
-        <w:ind w:firstLine="709"/>
-        <w:jc w:val="both"/>
-        <w:rPr>
-          <w:rFonts w:cs="Times New Roman"/>
-          <w:szCs w:val="28"/>
-        </w:rPr>
-      </w:pPr>
-      <w:r>
-        <w:rPr>
-          <w:rFonts w:cs="Times New Roman"/>
-          <w:szCs w:val="28"/>
-        </w:rPr>
-        <w:t>Рассматривая более подробно решение</w:t>
-      </w:r>
-      <w:r>
-        <w:rPr>
-          <w:rFonts w:cs="Times New Roman"/>
-          <w:szCs w:val="28"/>
-        </w:rPr>
-        <w:t>,</w:t>
-      </w:r>
-    </w:p>
-    <w:p>
-      <w:pPr>
-        <w:spacing w:line="360" w:lineRule="auto"/>
-        <w:ind w:firstLine="709"/>
-        <w:jc w:val="both"/>
-        <w:rPr>
-          <w:rFonts w:cs="Times New Roman"/>
-          <w:szCs w:val="28"/>
-        </w:rPr>
-      </w:pPr>
-      <w:r>
-        <w:rPr>
-          <w:rFonts w:cs="Times New Roman"/>
-          <w:szCs w:val="28"/>
-        </w:rPr>
-        <w:t xml:space="preserve">Также со стороны сервера работает СУБД </w:t>
-      </w:r>
-      <w:r>
-        <w:rPr>
-          <w:rFonts w:cs="Times New Roman"/>
-          <w:szCs w:val="28"/>
-          <w:lang w:val="en-US"/>
-        </w:rPr>
-        <w:t>MySQL</w:t>
-      </w:r>
-    </w:p>
-    <w:p>
-      <w:pPr>
-        <w:spacing w:line="360" w:lineRule="auto"/>
-        <w:jc w:val="both"/>
-        <w:rPr>
-          <w:rFonts w:cs="Times New Roman"/>
-          <w:szCs w:val="28"/>
-        </w:rPr>
-      </w:pPr>
-      <w:r>
-        <w:rPr>
-          <w:rFonts w:cs="Times New Roman"/>
-          <w:szCs w:val="28"/>
-        </w:rPr>
-        <w:t xml:space="preserve">При компиляции проекта с </w:t>
-      </w:r>
-      <w:r>
-        <w:rPr>
-          <w:rFonts w:cs="Times New Roman"/>
-          <w:szCs w:val="28"/>
-          <w:lang w:val="en-US"/>
-        </w:rPr>
-        <w:t>Intelij</w:t>
-      </w:r>
-      <w:r>
-        <w:rPr>
-          <w:rFonts w:cs="Times New Roman"/>
-          <w:szCs w:val="28"/>
-        </w:rPr>
-        <w:t xml:space="preserve"> </w:t>
-      </w:r>
-      <w:r>
-        <w:rPr>
-          <w:rFonts w:cs="Times New Roman"/>
-          <w:szCs w:val="28"/>
-          <w:lang w:val="en-US"/>
-        </w:rPr>
-        <w:t>id</w:t>
-      </w:r>
-      <w:r>
-        <w:rPr>
-          <w:rFonts w:cs="Times New Roman"/>
-          <w:szCs w:val="28"/>
-          <w:lang w:val="en-US"/>
-        </w:rPr>
-        <w:t>ea</w:t>
-      </w:r>
-      <w:r>
-        <w:rPr>
-          <w:rFonts w:cs="Times New Roman"/>
-          <w:szCs w:val="28"/>
-        </w:rPr>
-        <w:t xml:space="preserve"> </w:t>
-      </w:r>
-      <w:r>
-        <w:rPr>
-          <w:rFonts w:cs="Times New Roman"/>
-          <w:szCs w:val="28"/>
-        </w:rPr>
-        <w:t>использовались след плагин кароч</w:t>
-      </w:r>
-      <w:r>
-        <w:rPr>
-          <w:rFonts w:cs="Times New Roman"/>
-          <w:szCs w:val="28"/>
-        </w:rPr>
-        <w:t xml:space="preserve">: </w:t>
-      </w:r>
-      <w:r>
-        <w:rPr>
-          <w:rFonts w:cs="Times New Roman"/>
-          <w:szCs w:val="28"/>
-        </w:rPr>
-        <w:t>ЛАЛААЛЛ</w:t>
-      </w:r>
-    </w:p>
-    <w:p>
-      <w:pPr>
-        <w:pStyle w:val="1"/>
-      </w:pPr>
-      <w:r>
-        <w:t>СУБД</w:t>
-      </w:r>
-    </w:p>
-    <w:p>
-      <w:r>
-        <w:tab/>
-        <w:t xml:space="preserve">В качестве СУБД используется нетипичная документоориентированная </w:t>
-      </w:r>
-      <w:r>
-        <w:rPr>
-          <w:lang w:val="en-US"/>
-        </w:rPr>
-        <w:t>MongoDB</w:t>
-      </w:r>
-    </w:p>
-    <w:p>
-      <w:pPr>
-        <w:pStyle w:val="2"/>
-      </w:pPr>
-      <w:bookmarkStart w:id="8" w:name="_Toc69243874"/>
-      <w:r>
-        <w:t>Клиент</w:t>
-      </w:r>
-      <w:bookmarkEnd w:id="8"/>
-    </w:p>
-    <w:p>
-      <w:pPr>
-        <w:spacing w:line="360" w:lineRule="auto"/>
-        <w:ind w:firstLine="709"/>
-        <w:jc w:val="both"/>
-        <w:rPr>
-          <w:rFonts w:cs="Times New Roman"/>
-          <w:szCs w:val="28"/>
-        </w:rPr>
-      </w:pPr>
-      <w:r>
-        <w:rPr>
-          <w:rFonts w:cs="Times New Roman"/>
-          <w:szCs w:val="28"/>
-        </w:rPr>
-        <w:t>В состав клиента входят</w:t>
-      </w:r>
-      <w:r>
-        <w:rPr>
-          <w:rFonts w:cs="Times New Roman"/>
-          <w:szCs w:val="28"/>
-        </w:rPr>
-        <w:t xml:space="preserve"> следующие компоненты/</w:t>
-      </w:r>
-      <w:r>
-        <w:rPr>
-          <w:rFonts w:cs="Times New Roman"/>
-          <w:szCs w:val="28"/>
-        </w:rPr>
-        <w:t xml:space="preserve">внешние </w:t>
-      </w:r>
-      <w:r>
-        <w:rPr>
-          <w:rFonts w:cs="Times New Roman"/>
-          <w:szCs w:val="28"/>
-        </w:rPr>
-        <w:t>библиотеки</w:t>
-      </w:r>
-      <w:r>
-        <w:rPr>
-          <w:rFonts w:cs="Times New Roman"/>
-          <w:szCs w:val="28"/>
         </w:rPr>
         <w:t>:</w:t>
       </w:r>
@@ -6059,23 +6762,67 @@
         <w:pStyle w:val="a9"/>
         <w:numPr>
           <w:ilvl w:val="0"/>
-          <w:numId w:val="2"/>
+          <w:numId w:val="7"/>
         </w:numPr>
         <w:spacing w:line="360" w:lineRule="auto"/>
-        <w:jc w:val="both"/>
+        <w:rPr>
+          <w:rFonts w:cs="Times New Roman"/>
+          <w:szCs w:val="28"/>
+        </w:rPr>
+      </w:pPr>
+      <w:r>
+        <w:rPr>
+          <w:rFonts w:cs="Times New Roman"/>
+          <w:szCs w:val="28"/>
+        </w:rPr>
+        <w:lastRenderedPageBreak/>
+        <w:t xml:space="preserve">Проверка на существование пользователя с указанным </w:t>
+      </w:r>
+      <w:r>
         <w:rPr>
           <w:rFonts w:cs="Times New Roman"/>
           <w:szCs w:val="28"/>
           <w:lang w:val="en-US"/>
         </w:rPr>
-      </w:pPr>
+        <w:t>e</w:t>
+      </w:r>
+      <w:r>
+        <w:rPr>
+          <w:rFonts w:cs="Times New Roman"/>
+          <w:szCs w:val="28"/>
+        </w:rPr>
+        <w:t>-</w:t>
+      </w:r>
       <w:r>
         <w:rPr>
           <w:rFonts w:cs="Times New Roman"/>
           <w:szCs w:val="28"/>
           <w:lang w:val="en-US"/>
         </w:rPr>
-        <w:t>JavaFX (javafx-controls, javafx-fxml, javafx-graphics)</w:t>
+        <w:t>mail</w:t>
+      </w:r>
+      <w:r>
+        <w:rPr>
+          <w:rFonts w:cs="Times New Roman"/>
+          <w:szCs w:val="28"/>
+        </w:rPr>
+        <w:t xml:space="preserve"> или </w:t>
+      </w:r>
+      <w:proofErr w:type="spellStart"/>
+      <w:r>
+        <w:rPr>
+          <w:rFonts w:cs="Times New Roman"/>
+          <w:szCs w:val="28"/>
+        </w:rPr>
+        <w:t>ником</w:t>
+      </w:r>
+      <w:proofErr w:type="spellEnd"/>
+      <w:r>
+        <w:rPr>
+          <w:rFonts w:cs="Times New Roman"/>
+          <w:szCs w:val="28"/>
+        </w:rPr>
+        <w:t>;</w:t>
       </w:r>
     </w:p>
     <w:p>
@@ -6083,31 +6830,1680 @@
         <w:pStyle w:val="a9"/>
         <w:numPr>
           <w:ilvl w:val="0"/>
-          <w:numId w:val="2"/>
+          <w:numId w:val="7"/>
         </w:numPr>
         <w:spacing w:line="360" w:lineRule="auto"/>
-        <w:jc w:val="both"/>
+        <w:rPr>
+          <w:rFonts w:cs="Times New Roman"/>
+          <w:szCs w:val="28"/>
+        </w:rPr>
+      </w:pPr>
+      <w:proofErr w:type="spellStart"/>
+      <w:r>
+        <w:rPr>
+          <w:rFonts w:cs="Times New Roman"/>
+          <w:szCs w:val="28"/>
+        </w:rPr>
+        <w:t>Валидация</w:t>
+      </w:r>
+      <w:proofErr w:type="spellEnd"/>
+      <w:r>
+        <w:rPr>
+          <w:rFonts w:cs="Times New Roman"/>
+          <w:szCs w:val="28"/>
+        </w:rPr>
+        <w:t xml:space="preserve"> логина (</w:t>
+      </w:r>
+      <w:r>
         <w:rPr>
           <w:rFonts w:cs="Times New Roman"/>
           <w:szCs w:val="28"/>
           <w:lang w:val="en-US"/>
         </w:rPr>
-      </w:pPr>
+        <w:t>e</w:t>
+      </w:r>
+      <w:r>
+        <w:rPr>
+          <w:rFonts w:cs="Times New Roman"/>
+          <w:szCs w:val="28"/>
+        </w:rPr>
+        <w:t>-</w:t>
+      </w:r>
       <w:r>
         <w:rPr>
           <w:rFonts w:cs="Times New Roman"/>
           <w:szCs w:val="28"/>
           <w:lang w:val="en-US"/>
         </w:rPr>
-        <w:t>JF</w:t>
-      </w:r>
-      <w:r>
-        <w:rPr>
-          <w:rFonts w:cs="Times New Roman"/>
-          <w:szCs w:val="28"/>
+        <w:t>mail</w:t>
+      </w:r>
+      <w:r>
+        <w:rPr>
+          <w:rFonts w:cs="Times New Roman"/>
+          <w:szCs w:val="28"/>
+        </w:rPr>
+        <w:t xml:space="preserve">) </w:t>
+      </w:r>
+      <w:r>
+        <w:rPr>
+          <w:rFonts w:cs="Times New Roman"/>
+          <w:szCs w:val="28"/>
+        </w:rPr>
+        <w:t>пользователя</w:t>
+      </w:r>
+      <w:r>
+        <w:rPr>
+          <w:rFonts w:cs="Times New Roman"/>
+          <w:szCs w:val="28"/>
+        </w:rPr>
+        <w:t>.</w:t>
+      </w:r>
+    </w:p>
+    <w:p>
+      <w:pPr>
+        <w:spacing w:line="360" w:lineRule="auto"/>
+        <w:ind w:firstLine="360"/>
+        <w:rPr>
+          <w:rFonts w:cs="Times New Roman"/>
+          <w:szCs w:val="28"/>
+        </w:rPr>
+      </w:pPr>
+      <w:r>
+        <w:rPr>
+          <w:rFonts w:cs="Times New Roman"/>
+          <w:szCs w:val="28"/>
+        </w:rPr>
+        <w:t>При успешной регистрации осуществляется переход на окно с информированием о соответствующем действии</w:t>
+      </w:r>
+      <w:r>
+        <w:rPr>
+          <w:rFonts w:cs="Times New Roman"/>
+          <w:szCs w:val="28"/>
+        </w:rPr>
+        <w:t xml:space="preserve">, </w:t>
+      </w:r>
+      <w:r>
+        <w:rPr>
+          <w:rFonts w:cs="Times New Roman"/>
+          <w:szCs w:val="28"/>
+        </w:rPr>
+        <w:t xml:space="preserve">если же </w:t>
+      </w:r>
+      <w:proofErr w:type="spellStart"/>
+      <w:r>
+        <w:rPr>
+          <w:rFonts w:cs="Times New Roman"/>
+          <w:szCs w:val="28"/>
+        </w:rPr>
+        <w:t>валидация</w:t>
+      </w:r>
+      <w:proofErr w:type="spellEnd"/>
+      <w:r>
+        <w:rPr>
+          <w:rFonts w:cs="Times New Roman"/>
+          <w:szCs w:val="28"/>
+        </w:rPr>
+        <w:t xml:space="preserve"> данных не прошла</w:t>
+      </w:r>
+      <w:r>
+        <w:rPr>
+          <w:rFonts w:cs="Times New Roman"/>
+          <w:szCs w:val="28"/>
+        </w:rPr>
+        <w:t xml:space="preserve">, </w:t>
+      </w:r>
+      <w:r>
+        <w:rPr>
+          <w:rFonts w:cs="Times New Roman"/>
+          <w:szCs w:val="28"/>
+        </w:rPr>
+        <w:t xml:space="preserve">то </w:t>
+      </w:r>
+      <w:r>
+        <w:rPr>
+          <w:rFonts w:cs="Times New Roman"/>
+          <w:szCs w:val="28"/>
+        </w:rPr>
+        <w:t>пользователю отображается соответствующая ошибка</w:t>
+      </w:r>
+      <w:r>
+        <w:rPr>
+          <w:rFonts w:cs="Times New Roman"/>
+          <w:szCs w:val="28"/>
+        </w:rPr>
+        <w:t>.</w:t>
+      </w:r>
+    </w:p>
+    <w:p>
+      <w:pPr>
+        <w:pStyle w:val="2"/>
+        <w:rPr>
           <w:lang w:val="en-US"/>
         </w:rPr>
-        <w:t>oenix</w:t>
+      </w:pPr>
+      <w:bookmarkStart w:id="8" w:name="_Toc69328899"/>
+      <w:r>
+        <w:t>Окно</w:t>
+      </w:r>
+      <w:r>
+        <w:t xml:space="preserve"> восстановления пароля</w:t>
+      </w:r>
+      <w:bookmarkEnd w:id="8"/>
+    </w:p>
+    <w:p>
+      <w:pPr>
+        <w:spacing w:line="360" w:lineRule="auto"/>
+        <w:jc w:val="center"/>
+        <w:rPr>
+          <w:rFonts w:cs="Times New Roman"/>
+          <w:szCs w:val="28"/>
+        </w:rPr>
+      </w:pPr>
+      <w:r>
+        <w:rPr>
+          <w:rFonts w:cs="Times New Roman"/>
+          <w:noProof/>
+          <w:szCs w:val="28"/>
+        </w:rPr>
+        <w:drawing>
+          <wp:inline distT="0" distB="0" distL="0" distR="0" wp14:anchorId="3EA36C6A" wp14:editId="4E5F8200">
+            <wp:extent cx="4309847" cy="4138134"/>
+            <wp:effectExtent l="0" t="0" r="0" b="2540"/>
+            <wp:docPr id="7" name="Рисунок 7"/>
+            <wp:cNvGraphicFramePr>
+              <a:graphicFrameLocks xmlns:a="http://schemas.openxmlformats.org/drawingml/2006/main" noChangeAspect="1"/>
+            </wp:cNvGraphicFramePr>
+            <a:graphic xmlns:a="http://schemas.openxmlformats.org/drawingml/2006/main">
+              <a:graphicData uri="http://schemas.openxmlformats.org/drawingml/2006/picture">
+                <pic:pic xmlns:pic="http://schemas.openxmlformats.org/drawingml/2006/picture">
+                  <pic:nvPicPr>
+                    <pic:cNvPr id="7" name="Рисунок 7"/>
+                    <pic:cNvPicPr/>
+                  </pic:nvPicPr>
+                  <pic:blipFill>
+                    <a:blip r:embed="rId14">
+                      <a:extLst>
+                        <a:ext uri="{28A0092B-C50C-407E-A947-70E740481C1C}">
+                          <a14:useLocalDpi xmlns:a14="http://schemas.microsoft.com/office/drawing/2010/main" val="0"/>
+                        </a:ext>
+                      </a:extLst>
+                    </a:blip>
+                    <a:stretch>
+                      <a:fillRect/>
+                    </a:stretch>
+                  </pic:blipFill>
+                  <pic:spPr>
+                    <a:xfrm>
+                      <a:off x="0" y="0"/>
+                      <a:ext cx="4327003" cy="4154607"/>
+                    </a:xfrm>
+                    <a:prstGeom prst="rect">
+                      <a:avLst/>
+                    </a:prstGeom>
+                  </pic:spPr>
+                </pic:pic>
+              </a:graphicData>
+            </a:graphic>
+          </wp:inline>
+        </w:drawing>
+      </w:r>
+    </w:p>
+    <w:p>
+      <w:pPr>
+        <w:spacing w:line="360" w:lineRule="auto"/>
+        <w:ind w:firstLine="709"/>
+        <w:rPr>
+          <w:rFonts w:cs="Times New Roman"/>
+          <w:szCs w:val="28"/>
+        </w:rPr>
+      </w:pPr>
+      <w:r>
+        <w:rPr>
+          <w:rFonts w:cs="Times New Roman"/>
+          <w:szCs w:val="28"/>
+        </w:rPr>
+        <w:t>Необходим</w:t>
+      </w:r>
+      <w:r>
+        <w:rPr>
+          <w:rFonts w:cs="Times New Roman"/>
+          <w:szCs w:val="28"/>
+        </w:rPr>
+        <w:t>о</w:t>
+      </w:r>
+      <w:r>
+        <w:rPr>
+          <w:rFonts w:cs="Times New Roman"/>
+          <w:szCs w:val="28"/>
+        </w:rPr>
+        <w:t xml:space="preserve"> для </w:t>
+      </w:r>
+      <w:r>
+        <w:rPr>
+          <w:rFonts w:cs="Times New Roman"/>
+          <w:szCs w:val="28"/>
+        </w:rPr>
+        <w:t>восстановления пароля пользователя по мастер-ключу</w:t>
+      </w:r>
+      <w:r>
+        <w:rPr>
+          <w:rFonts w:cs="Times New Roman"/>
+          <w:szCs w:val="28"/>
+        </w:rPr>
+        <w:t xml:space="preserve">, </w:t>
+      </w:r>
+      <w:r>
+        <w:rPr>
+          <w:rFonts w:cs="Times New Roman"/>
+          <w:szCs w:val="28"/>
+        </w:rPr>
+        <w:t>предварительно указанному при регистрации</w:t>
+      </w:r>
+      <w:r>
+        <w:rPr>
+          <w:rFonts w:cs="Times New Roman"/>
+          <w:szCs w:val="28"/>
+        </w:rPr>
+        <w:t>.</w:t>
+      </w:r>
+      <w:r>
+        <w:rPr>
+          <w:rFonts w:cs="Times New Roman"/>
+          <w:szCs w:val="28"/>
+        </w:rPr>
+        <w:t xml:space="preserve"> </w:t>
+      </w:r>
+      <w:r>
+        <w:rPr>
+          <w:rFonts w:cs="Times New Roman"/>
+          <w:szCs w:val="28"/>
+        </w:rPr>
+        <w:t>Запрашивает мастер-ключ</w:t>
+      </w:r>
+      <w:r>
+        <w:rPr>
+          <w:rFonts w:cs="Times New Roman"/>
+          <w:szCs w:val="28"/>
+        </w:rPr>
+        <w:t xml:space="preserve">, </w:t>
+      </w:r>
+      <w:r>
+        <w:rPr>
+          <w:rFonts w:cs="Times New Roman"/>
+          <w:szCs w:val="28"/>
+          <w:lang w:val="en-US"/>
+        </w:rPr>
+        <w:t>e</w:t>
+      </w:r>
+      <w:r>
+        <w:rPr>
+          <w:rFonts w:cs="Times New Roman"/>
+          <w:szCs w:val="28"/>
+        </w:rPr>
+        <w:t>-</w:t>
+      </w:r>
+      <w:r>
+        <w:rPr>
+          <w:rFonts w:cs="Times New Roman"/>
+          <w:szCs w:val="28"/>
+          <w:lang w:val="en-US"/>
+        </w:rPr>
+        <w:t>mail</w:t>
+      </w:r>
+      <w:r>
+        <w:rPr>
+          <w:rFonts w:cs="Times New Roman"/>
+          <w:szCs w:val="28"/>
+        </w:rPr>
+        <w:t xml:space="preserve"> </w:t>
+      </w:r>
+      <w:r>
+        <w:rPr>
+          <w:rFonts w:cs="Times New Roman"/>
+          <w:szCs w:val="28"/>
+        </w:rPr>
+        <w:t>и новый пароль пользователя</w:t>
+      </w:r>
+      <w:r>
+        <w:rPr>
+          <w:rFonts w:cs="Times New Roman"/>
+          <w:szCs w:val="28"/>
+        </w:rPr>
+        <w:t xml:space="preserve">. </w:t>
+      </w:r>
+      <w:r>
+        <w:rPr>
+          <w:rFonts w:cs="Times New Roman"/>
+          <w:szCs w:val="28"/>
+        </w:rPr>
+        <w:t>При успешном восстановлении осуществляется переход на окно информирования об успешном действии</w:t>
+      </w:r>
+      <w:r>
+        <w:rPr>
+          <w:rFonts w:cs="Times New Roman"/>
+          <w:szCs w:val="28"/>
+        </w:rPr>
+        <w:t xml:space="preserve">, </w:t>
+      </w:r>
+      <w:r>
+        <w:rPr>
+          <w:rFonts w:cs="Times New Roman"/>
+          <w:szCs w:val="28"/>
+        </w:rPr>
+        <w:t>также возможен переход на форму авторизации с помощью кнопки возврата</w:t>
+      </w:r>
+      <w:r>
+        <w:rPr>
+          <w:rFonts w:cs="Times New Roman"/>
+          <w:szCs w:val="28"/>
+        </w:rPr>
+        <w:t>.</w:t>
+      </w:r>
+      <w:r>
+        <w:rPr>
+          <w:rFonts w:cs="Times New Roman"/>
+          <w:szCs w:val="28"/>
+        </w:rPr>
+        <w:t xml:space="preserve"> На стороне клиента осуществляется проверка на пустые поля</w:t>
+      </w:r>
+      <w:r>
+        <w:rPr>
+          <w:rFonts w:cs="Times New Roman"/>
+          <w:szCs w:val="28"/>
+        </w:rPr>
+        <w:t xml:space="preserve">, </w:t>
+      </w:r>
+      <w:r>
+        <w:rPr>
+          <w:rFonts w:cs="Times New Roman"/>
+          <w:szCs w:val="28"/>
+        </w:rPr>
+        <w:t xml:space="preserve">корректность </w:t>
+      </w:r>
+      <w:r>
+        <w:rPr>
+          <w:rFonts w:cs="Times New Roman"/>
+          <w:szCs w:val="28"/>
+          <w:lang w:val="en-US"/>
+        </w:rPr>
+        <w:t>e</w:t>
+      </w:r>
+      <w:r>
+        <w:rPr>
+          <w:rFonts w:cs="Times New Roman"/>
+          <w:szCs w:val="28"/>
+        </w:rPr>
+        <w:t>-</w:t>
+      </w:r>
+      <w:r>
+        <w:rPr>
+          <w:rFonts w:cs="Times New Roman"/>
+          <w:szCs w:val="28"/>
+          <w:lang w:val="en-US"/>
+        </w:rPr>
+        <w:t>mail</w:t>
+      </w:r>
+      <w:r>
+        <w:rPr>
+          <w:rFonts w:cs="Times New Roman"/>
+          <w:szCs w:val="28"/>
+        </w:rPr>
+        <w:t xml:space="preserve">, </w:t>
+      </w:r>
+      <w:r>
+        <w:rPr>
+          <w:rFonts w:cs="Times New Roman"/>
+          <w:szCs w:val="28"/>
+        </w:rPr>
+        <w:t xml:space="preserve">а также </w:t>
+      </w:r>
+      <w:r>
+        <w:rPr>
+          <w:rFonts w:cs="Times New Roman"/>
+          <w:szCs w:val="28"/>
+        </w:rPr>
+        <w:lastRenderedPageBreak/>
+        <w:t>длину паролей</w:t>
+      </w:r>
+      <w:r>
+        <w:rPr>
+          <w:rFonts w:cs="Times New Roman"/>
+          <w:szCs w:val="28"/>
+        </w:rPr>
+        <w:t>.</w:t>
+      </w:r>
+      <w:r>
+        <w:rPr>
+          <w:rFonts w:cs="Times New Roman"/>
+          <w:szCs w:val="28"/>
+        </w:rPr>
+        <w:t xml:space="preserve"> </w:t>
+      </w:r>
+      <w:r>
+        <w:rPr>
+          <w:rFonts w:cs="Times New Roman"/>
+          <w:szCs w:val="28"/>
+        </w:rPr>
+        <w:t xml:space="preserve">Со стороны сервера реализована проверка на существование пользователя по паре </w:t>
+      </w:r>
+      <w:r>
+        <w:rPr>
+          <w:rFonts w:cs="Times New Roman"/>
+          <w:szCs w:val="28"/>
+          <w:lang w:val="en-US"/>
+        </w:rPr>
+        <w:t>e</w:t>
+      </w:r>
+      <w:r>
+        <w:rPr>
+          <w:rFonts w:cs="Times New Roman"/>
+          <w:szCs w:val="28"/>
+        </w:rPr>
+        <w:t>-</w:t>
+      </w:r>
+      <w:r>
+        <w:rPr>
+          <w:rFonts w:cs="Times New Roman"/>
+          <w:szCs w:val="28"/>
+          <w:lang w:val="en-US"/>
+        </w:rPr>
+        <w:t>mail</w:t>
+      </w:r>
+      <w:r>
+        <w:rPr>
+          <w:rFonts w:cs="Times New Roman"/>
+          <w:szCs w:val="28"/>
+        </w:rPr>
+        <w:t xml:space="preserve"> и мастер-пароля</w:t>
+      </w:r>
+      <w:r>
+        <w:rPr>
+          <w:rFonts w:cs="Times New Roman"/>
+          <w:szCs w:val="28"/>
+        </w:rPr>
+        <w:t>.</w:t>
+      </w:r>
+    </w:p>
+    <w:p>
+      <w:pPr>
+        <w:pStyle w:val="2"/>
+      </w:pPr>
+      <w:bookmarkStart w:id="9" w:name="_Toc69328900"/>
+      <w:r>
+        <w:t>Окно успешного действия пользователя</w:t>
+      </w:r>
+      <w:bookmarkEnd w:id="9"/>
+    </w:p>
+    <w:p>
+      <w:pPr>
+        <w:spacing w:line="360" w:lineRule="auto"/>
+        <w:ind w:firstLine="709"/>
+        <w:rPr>
+          <w:rFonts w:cs="Times New Roman"/>
+          <w:szCs w:val="28"/>
+        </w:rPr>
+      </w:pPr>
+      <w:r>
+        <w:rPr>
+          <w:rFonts w:cs="Times New Roman"/>
+          <w:szCs w:val="28"/>
+        </w:rPr>
+        <w:t>Представляет из себя одно окно с динамическим содержимым</w:t>
+      </w:r>
+      <w:r>
+        <w:rPr>
+          <w:rFonts w:cs="Times New Roman"/>
+          <w:szCs w:val="28"/>
+        </w:rPr>
+        <w:t xml:space="preserve">, </w:t>
+      </w:r>
+      <w:r>
+        <w:rPr>
+          <w:rFonts w:cs="Times New Roman"/>
+          <w:szCs w:val="28"/>
+        </w:rPr>
+        <w:t>необходимо для информирования об успешной операции</w:t>
+      </w:r>
+      <w:r>
+        <w:rPr>
+          <w:rFonts w:cs="Times New Roman"/>
+          <w:szCs w:val="28"/>
+        </w:rPr>
+        <w:t xml:space="preserve">: </w:t>
+      </w:r>
+      <w:r>
+        <w:rPr>
+          <w:rFonts w:cs="Times New Roman"/>
+          <w:szCs w:val="28"/>
+        </w:rPr>
+        <w:t>либо регистрации</w:t>
+      </w:r>
+      <w:r>
+        <w:rPr>
+          <w:rFonts w:cs="Times New Roman"/>
+          <w:szCs w:val="28"/>
+        </w:rPr>
+        <w:t xml:space="preserve">, </w:t>
+      </w:r>
+      <w:r>
+        <w:rPr>
+          <w:rFonts w:cs="Times New Roman"/>
+          <w:szCs w:val="28"/>
+        </w:rPr>
+        <w:t>либо смены пароля</w:t>
+      </w:r>
+      <w:r>
+        <w:rPr>
+          <w:rFonts w:cs="Times New Roman"/>
+          <w:szCs w:val="28"/>
+        </w:rPr>
+        <w:t xml:space="preserve">. </w:t>
+      </w:r>
+      <w:r>
+        <w:rPr>
+          <w:rFonts w:cs="Times New Roman"/>
+          <w:szCs w:val="28"/>
+        </w:rPr>
+        <w:t>Возможен переход только на форму авторизации</w:t>
+      </w:r>
+      <w:r>
+        <w:rPr>
+          <w:rFonts w:cs="Times New Roman"/>
+          <w:szCs w:val="28"/>
+        </w:rPr>
+        <w:t xml:space="preserve"> </w:t>
+      </w:r>
+      <w:r>
+        <w:rPr>
+          <w:rFonts w:cs="Times New Roman"/>
+          <w:szCs w:val="28"/>
+        </w:rPr>
+        <w:t>путём нажатия единственной кнопки</w:t>
+      </w:r>
+      <w:r>
+        <w:rPr>
+          <w:rFonts w:cs="Times New Roman"/>
+          <w:szCs w:val="28"/>
+        </w:rPr>
+        <w:t>.</w:t>
+      </w:r>
+    </w:p>
+    <w:p>
+      <w:pPr>
+        <w:spacing w:line="360" w:lineRule="auto"/>
+        <w:jc w:val="center"/>
+        <w:rPr>
+          <w:rFonts w:cs="Times New Roman"/>
+          <w:szCs w:val="28"/>
+          <w:lang w:val="en-US"/>
+        </w:rPr>
+      </w:pPr>
+      <w:r>
+        <w:rPr>
+          <w:rFonts w:cs="Times New Roman"/>
+          <w:noProof/>
+          <w:szCs w:val="28"/>
+          <w:lang w:val="en-US"/>
+        </w:rPr>
+        <w:drawing>
+          <wp:inline distT="0" distB="0" distL="0" distR="0" wp14:anchorId="3B123B40" wp14:editId="3ABC8CA0">
+            <wp:extent cx="3001618" cy="2882029"/>
+            <wp:effectExtent l="0" t="0" r="0" b="1270"/>
+            <wp:docPr id="8" name="Рисунок 8"/>
+            <wp:cNvGraphicFramePr>
+              <a:graphicFrameLocks xmlns:a="http://schemas.openxmlformats.org/drawingml/2006/main" noChangeAspect="1"/>
+            </wp:cNvGraphicFramePr>
+            <a:graphic xmlns:a="http://schemas.openxmlformats.org/drawingml/2006/main">
+              <a:graphicData uri="http://schemas.openxmlformats.org/drawingml/2006/picture">
+                <pic:pic xmlns:pic="http://schemas.openxmlformats.org/drawingml/2006/picture">
+                  <pic:nvPicPr>
+                    <pic:cNvPr id="8" name="Рисунок 8"/>
+                    <pic:cNvPicPr/>
+                  </pic:nvPicPr>
+                  <pic:blipFill>
+                    <a:blip r:embed="rId15">
+                      <a:extLst>
+                        <a:ext uri="{28A0092B-C50C-407E-A947-70E740481C1C}">
+                          <a14:useLocalDpi xmlns:a14="http://schemas.microsoft.com/office/drawing/2010/main" val="0"/>
+                        </a:ext>
+                      </a:extLst>
+                    </a:blip>
+                    <a:stretch>
+                      <a:fillRect/>
+                    </a:stretch>
+                  </pic:blipFill>
+                  <pic:spPr>
+                    <a:xfrm>
+                      <a:off x="0" y="0"/>
+                      <a:ext cx="3050049" cy="2928530"/>
+                    </a:xfrm>
+                    <a:prstGeom prst="rect">
+                      <a:avLst/>
+                    </a:prstGeom>
+                  </pic:spPr>
+                </pic:pic>
+              </a:graphicData>
+            </a:graphic>
+          </wp:inline>
+        </w:drawing>
+      </w:r>
+      <w:r>
+        <w:rPr>
+          <w:rFonts w:cs="Times New Roman"/>
+          <w:noProof/>
+          <w:szCs w:val="28"/>
+          <w:lang w:val="en-US"/>
+        </w:rPr>
+        <w:drawing>
+          <wp:inline distT="0" distB="0" distL="0" distR="0" wp14:anchorId="2F038271" wp14:editId="386B4BC0">
+            <wp:extent cx="3001066" cy="2881496"/>
+            <wp:effectExtent l="0" t="0" r="0" b="1905"/>
+            <wp:docPr id="9" name="Рисунок 9"/>
+            <wp:cNvGraphicFramePr>
+              <a:graphicFrameLocks xmlns:a="http://schemas.openxmlformats.org/drawingml/2006/main" noChangeAspect="1"/>
+            </wp:cNvGraphicFramePr>
+            <a:graphic xmlns:a="http://schemas.openxmlformats.org/drawingml/2006/main">
+              <a:graphicData uri="http://schemas.openxmlformats.org/drawingml/2006/picture">
+                <pic:pic xmlns:pic="http://schemas.openxmlformats.org/drawingml/2006/picture">
+                  <pic:nvPicPr>
+                    <pic:cNvPr id="9" name="Рисунок 9"/>
+                    <pic:cNvPicPr/>
+                  </pic:nvPicPr>
+                  <pic:blipFill>
+                    <a:blip r:embed="rId16">
+                      <a:extLst>
+                        <a:ext uri="{28A0092B-C50C-407E-A947-70E740481C1C}">
+                          <a14:useLocalDpi xmlns:a14="http://schemas.microsoft.com/office/drawing/2010/main" val="0"/>
+                        </a:ext>
+                      </a:extLst>
+                    </a:blip>
+                    <a:stretch>
+                      <a:fillRect/>
+                    </a:stretch>
+                  </pic:blipFill>
+                  <pic:spPr>
+                    <a:xfrm>
+                      <a:off x="0" y="0"/>
+                      <a:ext cx="3059036" cy="2937157"/>
+                    </a:xfrm>
+                    <a:prstGeom prst="rect">
+                      <a:avLst/>
+                    </a:prstGeom>
+                  </pic:spPr>
+                </pic:pic>
+              </a:graphicData>
+            </a:graphic>
+          </wp:inline>
+        </w:drawing>
+      </w:r>
+    </w:p>
+    <w:p>
+      <w:pPr>
+        <w:pStyle w:val="2"/>
+      </w:pPr>
+      <w:bookmarkStart w:id="10" w:name="_Toc69328901"/>
+      <w:r>
+        <w:t>Главное окно программы</w:t>
+      </w:r>
+      <w:bookmarkEnd w:id="10"/>
+    </w:p>
+    <w:p>
+      <w:pPr>
+        <w:spacing w:line="360" w:lineRule="auto"/>
+        <w:ind w:firstLine="709"/>
+      </w:pPr>
+      <w:r>
+        <w:rPr>
+          <w:rFonts w:cs="Times New Roman"/>
+          <w:szCs w:val="28"/>
+        </w:rPr>
+        <w:t>Слева окна расположены все чат-комнаты пользователя. При нажатии на какую-либо из них справа отобразятся сообщения, которые содержатся в данной комнате. Все новые сообщения и комнаты добавляются автоматически без каких-либо действий со стороны пользователя</w:t>
+      </w:r>
+      <w:r>
+        <w:t xml:space="preserve">. </w:t>
+      </w:r>
+      <w:r>
+        <w:t>Внизу находятся кнопки создания нового чата и отправки сообщения</w:t>
+      </w:r>
+      <w:r>
+        <w:t xml:space="preserve">. </w:t>
+      </w:r>
+      <w:r>
+        <w:t>Сверху расположены пункты меню «</w:t>
+      </w:r>
+      <w:r>
+        <w:t>О программе</w:t>
+      </w:r>
+      <w:r>
+        <w:t>»</w:t>
+      </w:r>
+      <w:r>
+        <w:t xml:space="preserve"> и «Выход»</w:t>
+      </w:r>
+      <w:r>
+        <w:t xml:space="preserve">, </w:t>
+      </w:r>
+      <w:r>
+        <w:t>правее расположен значок информации о выбранном чате</w:t>
+      </w:r>
+      <w:r>
+        <w:t>.</w:t>
+      </w:r>
+      <w:r>
+        <w:t xml:space="preserve"> </w:t>
+      </w:r>
+      <w:r>
+        <w:t>Элементы</w:t>
+      </w:r>
+      <w:r>
+        <w:t xml:space="preserve"> для</w:t>
+      </w:r>
+      <w:r>
+        <w:t xml:space="preserve"> информации о чате и отправки сообщения скрываются</w:t>
+      </w:r>
+      <w:r>
+        <w:t xml:space="preserve">, </w:t>
+      </w:r>
+      <w:r>
+        <w:t>если чат не выбран</w:t>
+      </w:r>
+      <w:r>
+        <w:t>.</w:t>
+      </w:r>
+      <w:r>
+        <w:t xml:space="preserve"> </w:t>
+      </w:r>
+    </w:p>
+    <w:p>
+      <w:pPr>
+        <w:spacing w:line="360" w:lineRule="auto"/>
+        <w:jc w:val="center"/>
+        <w:rPr>
+          <w:rFonts w:cs="Times New Roman"/>
+          <w:szCs w:val="28"/>
+        </w:rPr>
+      </w:pPr>
+      <w:r>
+        <w:rPr>
+          <w:noProof/>
+        </w:rPr>
+        <w:lastRenderedPageBreak/>
+        <w:drawing>
+          <wp:inline distT="0" distB="0" distL="0" distR="0" wp14:anchorId="6E720CB5" wp14:editId="52621AFA">
+            <wp:extent cx="6120130" cy="3939540"/>
+            <wp:effectExtent l="0" t="0" r="1270" b="0"/>
+            <wp:docPr id="10" name="Рисунок 10"/>
+            <wp:cNvGraphicFramePr>
+              <a:graphicFrameLocks xmlns:a="http://schemas.openxmlformats.org/drawingml/2006/main" noChangeAspect="1"/>
+            </wp:cNvGraphicFramePr>
+            <a:graphic xmlns:a="http://schemas.openxmlformats.org/drawingml/2006/main">
+              <a:graphicData uri="http://schemas.openxmlformats.org/drawingml/2006/picture">
+                <pic:pic xmlns:pic="http://schemas.openxmlformats.org/drawingml/2006/picture">
+                  <pic:nvPicPr>
+                    <pic:cNvPr id="10" name="Рисунок 10"/>
+                    <pic:cNvPicPr/>
+                  </pic:nvPicPr>
+                  <pic:blipFill>
+                    <a:blip r:embed="rId17">
+                      <a:extLst>
+                        <a:ext uri="{28A0092B-C50C-407E-A947-70E740481C1C}">
+                          <a14:useLocalDpi xmlns:a14="http://schemas.microsoft.com/office/drawing/2010/main" val="0"/>
+                        </a:ext>
+                      </a:extLst>
+                    </a:blip>
+                    <a:stretch>
+                      <a:fillRect/>
+                    </a:stretch>
+                  </pic:blipFill>
+                  <pic:spPr>
+                    <a:xfrm>
+                      <a:off x="0" y="0"/>
+                      <a:ext cx="6120130" cy="3939540"/>
+                    </a:xfrm>
+                    <a:prstGeom prst="rect">
+                      <a:avLst/>
+                    </a:prstGeom>
+                  </pic:spPr>
+                </pic:pic>
+              </a:graphicData>
+            </a:graphic>
+          </wp:inline>
+        </w:drawing>
+      </w:r>
+    </w:p>
+    <w:p>
+      <w:pPr>
+        <w:spacing w:line="360" w:lineRule="auto"/>
+        <w:ind w:firstLine="709"/>
+        <w:rPr>
+          <w:rFonts w:cs="Times New Roman"/>
+          <w:szCs w:val="28"/>
+        </w:rPr>
+      </w:pPr>
+      <w:r>
+        <w:rPr>
+          <w:rFonts w:cs="Times New Roman"/>
+          <w:szCs w:val="28"/>
+        </w:rPr>
+        <w:t>Если пользователь попытается отправить пустое сообщение</w:t>
+      </w:r>
+      <w:r>
+        <w:rPr>
+          <w:rFonts w:cs="Times New Roman"/>
+          <w:szCs w:val="28"/>
+        </w:rPr>
+        <w:t xml:space="preserve">, </w:t>
+      </w:r>
+      <w:r>
+        <w:rPr>
+          <w:rFonts w:cs="Times New Roman"/>
+          <w:szCs w:val="28"/>
+        </w:rPr>
+        <w:t>то программа не даст ему это осуществить</w:t>
+      </w:r>
+      <w:r>
+        <w:rPr>
+          <w:rFonts w:cs="Times New Roman"/>
+          <w:szCs w:val="28"/>
+        </w:rPr>
+        <w:t xml:space="preserve">. </w:t>
+      </w:r>
+      <w:r>
+        <w:rPr>
+          <w:rFonts w:cs="Times New Roman"/>
+          <w:szCs w:val="28"/>
+        </w:rPr>
+        <w:t>С этого окна возможны переходы на формы с информацией о программе</w:t>
+      </w:r>
+      <w:r>
+        <w:rPr>
+          <w:rFonts w:cs="Times New Roman"/>
+          <w:szCs w:val="28"/>
+        </w:rPr>
+        <w:t xml:space="preserve">, </w:t>
+      </w:r>
+      <w:r>
+        <w:rPr>
+          <w:rFonts w:cs="Times New Roman"/>
+          <w:szCs w:val="28"/>
+        </w:rPr>
+        <w:t>авторизации</w:t>
+      </w:r>
+      <w:r>
+        <w:rPr>
+          <w:rFonts w:cs="Times New Roman"/>
+          <w:szCs w:val="28"/>
+        </w:rPr>
+        <w:t>,</w:t>
+      </w:r>
+      <w:r>
+        <w:rPr>
+          <w:rFonts w:cs="Times New Roman"/>
+          <w:szCs w:val="28"/>
+        </w:rPr>
+        <w:t xml:space="preserve"> создания новой комнаты</w:t>
+      </w:r>
+      <w:r>
+        <w:rPr>
+          <w:rFonts w:cs="Times New Roman"/>
+          <w:szCs w:val="28"/>
+        </w:rPr>
+        <w:t xml:space="preserve">, </w:t>
+      </w:r>
+      <w:r>
+        <w:rPr>
+          <w:rFonts w:cs="Times New Roman"/>
+          <w:szCs w:val="28"/>
+        </w:rPr>
+        <w:t>а также информацией о текущем чате</w:t>
+      </w:r>
+      <w:r>
+        <w:rPr>
+          <w:rFonts w:cs="Times New Roman"/>
+          <w:szCs w:val="28"/>
+        </w:rPr>
+        <w:t>.</w:t>
+      </w:r>
+    </w:p>
+    <w:p>
+      <w:pPr>
+        <w:pStyle w:val="2"/>
+      </w:pPr>
+      <w:bookmarkStart w:id="11" w:name="_Toc69328902"/>
+      <w:r>
+        <w:t>Окно создания новой чат-комнаты</w:t>
+      </w:r>
+      <w:bookmarkEnd w:id="11"/>
+    </w:p>
+    <w:p>
+      <w:pPr>
+        <w:spacing w:line="360" w:lineRule="auto"/>
+        <w:ind w:firstLine="709"/>
+        <w:rPr>
+          <w:rFonts w:cs="Times New Roman"/>
+          <w:szCs w:val="28"/>
+        </w:rPr>
+      </w:pPr>
+      <w:r>
+        <w:rPr>
+          <w:rFonts w:cs="Times New Roman"/>
+          <w:szCs w:val="28"/>
+        </w:rPr>
+        <w:t>П</w:t>
+      </w:r>
+      <w:r>
+        <w:rPr>
+          <w:rFonts w:cs="Times New Roman"/>
+          <w:szCs w:val="28"/>
+        </w:rPr>
+        <w:t>ри регистрации пользователя и первом входе в систему</w:t>
+      </w:r>
+      <w:r>
+        <w:rPr>
+          <w:rFonts w:cs="Times New Roman"/>
+          <w:szCs w:val="28"/>
+        </w:rPr>
+        <w:t xml:space="preserve">, </w:t>
+      </w:r>
+      <w:r>
+        <w:rPr>
+          <w:rFonts w:cs="Times New Roman"/>
+          <w:szCs w:val="28"/>
+        </w:rPr>
+        <w:t>его список диалогов пуст</w:t>
+      </w:r>
+      <w:r>
+        <w:rPr>
+          <w:rFonts w:cs="Times New Roman"/>
+          <w:szCs w:val="28"/>
+        </w:rPr>
+        <w:t xml:space="preserve">. </w:t>
+      </w:r>
+      <w:r>
+        <w:rPr>
+          <w:rFonts w:cs="Times New Roman"/>
+          <w:szCs w:val="28"/>
+        </w:rPr>
+        <w:t>Для создания нового диалога используется соответствующее окно</w:t>
+      </w:r>
+      <w:r>
+        <w:rPr>
+          <w:rFonts w:cs="Times New Roman"/>
+          <w:szCs w:val="28"/>
+        </w:rPr>
+        <w:t>.</w:t>
+      </w:r>
+      <w:r>
+        <w:rPr>
+          <w:rFonts w:cs="Times New Roman"/>
+          <w:szCs w:val="28"/>
+        </w:rPr>
+        <w:t xml:space="preserve"> Само окно разделено на 2 части</w:t>
+      </w:r>
+      <w:r>
+        <w:rPr>
+          <w:rFonts w:cs="Times New Roman"/>
+          <w:szCs w:val="28"/>
+        </w:rPr>
+        <w:t xml:space="preserve">: </w:t>
+      </w:r>
+      <w:r>
+        <w:rPr>
+          <w:rFonts w:cs="Times New Roman"/>
+          <w:szCs w:val="28"/>
+        </w:rPr>
+        <w:t>слева показываются все участники системы</w:t>
+      </w:r>
+      <w:r>
+        <w:rPr>
+          <w:rFonts w:cs="Times New Roman"/>
+          <w:szCs w:val="28"/>
+        </w:rPr>
+        <w:t xml:space="preserve">, </w:t>
+      </w:r>
+      <w:r>
+        <w:rPr>
+          <w:rFonts w:cs="Times New Roman"/>
+          <w:szCs w:val="28"/>
+        </w:rPr>
+        <w:t>а справа те пользователи</w:t>
+      </w:r>
+      <w:r>
+        <w:rPr>
+          <w:rFonts w:cs="Times New Roman"/>
+          <w:szCs w:val="28"/>
+        </w:rPr>
+        <w:t xml:space="preserve">, </w:t>
+      </w:r>
+      <w:r>
+        <w:rPr>
+          <w:rFonts w:cs="Times New Roman"/>
+          <w:szCs w:val="28"/>
+        </w:rPr>
+        <w:t>которых мы пригласим во вновь созданную комнату</w:t>
+      </w:r>
+      <w:r>
+        <w:rPr>
+          <w:rFonts w:cs="Times New Roman"/>
+          <w:szCs w:val="28"/>
+        </w:rPr>
+        <w:t xml:space="preserve">. </w:t>
+      </w:r>
+      <w:r>
+        <w:rPr>
+          <w:rFonts w:cs="Times New Roman"/>
+          <w:szCs w:val="28"/>
+        </w:rPr>
+        <w:t>Если название комнаты не было указано</w:t>
+      </w:r>
+      <w:r>
+        <w:rPr>
+          <w:rFonts w:cs="Times New Roman"/>
+          <w:szCs w:val="28"/>
+        </w:rPr>
+        <w:t xml:space="preserve">, </w:t>
+      </w:r>
+      <w:r>
+        <w:rPr>
+          <w:rFonts w:cs="Times New Roman"/>
+          <w:szCs w:val="28"/>
+        </w:rPr>
+        <w:t>то оно сгенерируется автоматически по шаблону «Чат с НИК_ПОЛЬЗОВАТЕЛЯ»</w:t>
+      </w:r>
+      <w:r>
+        <w:rPr>
+          <w:rFonts w:cs="Times New Roman"/>
+          <w:szCs w:val="28"/>
+        </w:rPr>
+        <w:t xml:space="preserve">. </w:t>
+      </w:r>
+      <w:r>
+        <w:rPr>
+          <w:rFonts w:cs="Times New Roman"/>
+          <w:szCs w:val="28"/>
+        </w:rPr>
+        <w:t>Если комната была успешно создана</w:t>
+      </w:r>
+      <w:r>
+        <w:rPr>
+          <w:rFonts w:cs="Times New Roman"/>
+          <w:szCs w:val="28"/>
+        </w:rPr>
+        <w:t xml:space="preserve">, </w:t>
+      </w:r>
+      <w:r>
+        <w:rPr>
+          <w:rFonts w:cs="Times New Roman"/>
+          <w:szCs w:val="28"/>
+        </w:rPr>
+        <w:t>то она появится в общем списке комнат в главном окне программе</w:t>
+      </w:r>
+      <w:r>
+        <w:rPr>
+          <w:rFonts w:cs="Times New Roman"/>
+          <w:szCs w:val="28"/>
+        </w:rPr>
+        <w:t>.</w:t>
+      </w:r>
+    </w:p>
+    <w:p>
+      <w:pPr>
+        <w:spacing w:line="360" w:lineRule="auto"/>
+        <w:jc w:val="center"/>
+        <w:rPr>
+          <w:rFonts w:cs="Times New Roman"/>
+          <w:szCs w:val="28"/>
+        </w:rPr>
+      </w:pPr>
+      <w:r>
+        <w:rPr>
+          <w:rFonts w:cs="Times New Roman"/>
+          <w:noProof/>
+          <w:szCs w:val="28"/>
+        </w:rPr>
+        <w:lastRenderedPageBreak/>
+        <w:drawing>
+          <wp:inline distT="0" distB="0" distL="0" distR="0" wp14:anchorId="5EA6230F" wp14:editId="3F7F0182">
+            <wp:extent cx="6120130" cy="3973830"/>
+            <wp:effectExtent l="0" t="0" r="1270" b="1270"/>
+            <wp:docPr id="11" name="Рисунок 11"/>
+            <wp:cNvGraphicFramePr>
+              <a:graphicFrameLocks xmlns:a="http://schemas.openxmlformats.org/drawingml/2006/main" noChangeAspect="1"/>
+            </wp:cNvGraphicFramePr>
+            <a:graphic xmlns:a="http://schemas.openxmlformats.org/drawingml/2006/main">
+              <a:graphicData uri="http://schemas.openxmlformats.org/drawingml/2006/picture">
+                <pic:pic xmlns:pic="http://schemas.openxmlformats.org/drawingml/2006/picture">
+                  <pic:nvPicPr>
+                    <pic:cNvPr id="11" name="Рисунок 11"/>
+                    <pic:cNvPicPr/>
+                  </pic:nvPicPr>
+                  <pic:blipFill>
+                    <a:blip r:embed="rId18">
+                      <a:extLst>
+                        <a:ext uri="{28A0092B-C50C-407E-A947-70E740481C1C}">
+                          <a14:useLocalDpi xmlns:a14="http://schemas.microsoft.com/office/drawing/2010/main" val="0"/>
+                        </a:ext>
+                      </a:extLst>
+                    </a:blip>
+                    <a:stretch>
+                      <a:fillRect/>
+                    </a:stretch>
+                  </pic:blipFill>
+                  <pic:spPr>
+                    <a:xfrm>
+                      <a:off x="0" y="0"/>
+                      <a:ext cx="6120130" cy="3973830"/>
+                    </a:xfrm>
+                    <a:prstGeom prst="rect">
+                      <a:avLst/>
+                    </a:prstGeom>
+                  </pic:spPr>
+                </pic:pic>
+              </a:graphicData>
+            </a:graphic>
+          </wp:inline>
+        </w:drawing>
+      </w:r>
+    </w:p>
+    <w:p>
+      <w:pPr>
+        <w:pStyle w:val="2"/>
+      </w:pPr>
+      <w:bookmarkStart w:id="12" w:name="_Toc69328903"/>
+      <w:r>
+        <w:t xml:space="preserve">Окно </w:t>
+      </w:r>
+      <w:r>
+        <w:t xml:space="preserve">с информацией о текущей </w:t>
+      </w:r>
+      <w:r>
+        <w:t>чат-</w:t>
+      </w:r>
+      <w:r>
+        <w:t>комнате</w:t>
+      </w:r>
+      <w:bookmarkEnd w:id="12"/>
+    </w:p>
+    <w:p>
+      <w:pPr>
+        <w:spacing w:line="360" w:lineRule="auto"/>
+        <w:ind w:firstLine="709"/>
+        <w:rPr>
+          <w:rFonts w:cs="Times New Roman"/>
+          <w:szCs w:val="28"/>
+          <w:lang w:val="en-US"/>
+        </w:rPr>
+      </w:pPr>
+      <w:r>
+        <w:rPr>
+          <w:rFonts w:cs="Times New Roman"/>
+          <w:szCs w:val="28"/>
+        </w:rPr>
+        <w:t xml:space="preserve">При </w:t>
+      </w:r>
+      <w:r>
+        <w:rPr>
+          <w:rFonts w:cs="Times New Roman"/>
+          <w:szCs w:val="28"/>
+        </w:rPr>
+        <w:t xml:space="preserve">активной чат-комнате возможно нажатие </w:t>
+      </w:r>
+      <w:r>
+        <w:rPr>
+          <w:rFonts w:cs="Times New Roman"/>
+          <w:szCs w:val="28"/>
+        </w:rPr>
+        <w:t>на значок</w:t>
+      </w:r>
+      <w:r>
+        <w:rPr>
+          <w:rFonts w:cs="Times New Roman"/>
+          <w:szCs w:val="28"/>
+        </w:rPr>
+        <w:t xml:space="preserve"> статистики и информации о текущей комнате</w:t>
+      </w:r>
+      <w:r>
+        <w:rPr>
+          <w:rFonts w:cs="Times New Roman"/>
+          <w:szCs w:val="28"/>
+        </w:rPr>
+        <w:t xml:space="preserve">. </w:t>
+      </w:r>
+      <w:r>
+        <w:rPr>
+          <w:rFonts w:cs="Times New Roman"/>
+          <w:szCs w:val="28"/>
+        </w:rPr>
+        <w:t>В окне отображается информация об участниках беседы</w:t>
+      </w:r>
+      <w:r>
+        <w:rPr>
+          <w:rFonts w:cs="Times New Roman"/>
+          <w:szCs w:val="28"/>
+        </w:rPr>
+        <w:t xml:space="preserve">: </w:t>
+      </w:r>
+      <w:r>
+        <w:rPr>
+          <w:rFonts w:cs="Times New Roman"/>
+          <w:szCs w:val="28"/>
+        </w:rPr>
+        <w:t xml:space="preserve">их </w:t>
+      </w:r>
+      <w:proofErr w:type="spellStart"/>
+      <w:r>
+        <w:rPr>
+          <w:rFonts w:cs="Times New Roman"/>
+          <w:szCs w:val="28"/>
+        </w:rPr>
+        <w:t>никнеймах</w:t>
+      </w:r>
+      <w:proofErr w:type="spellEnd"/>
+      <w:r>
+        <w:rPr>
+          <w:rFonts w:cs="Times New Roman"/>
+          <w:szCs w:val="28"/>
+        </w:rPr>
+        <w:t xml:space="preserve"> и количестве</w:t>
+      </w:r>
+      <w:r>
+        <w:rPr>
+          <w:rFonts w:cs="Times New Roman"/>
+          <w:szCs w:val="28"/>
+        </w:rPr>
+        <w:t>.</w:t>
+      </w:r>
+      <w:r>
+        <w:rPr>
+          <w:rFonts w:cs="Times New Roman"/>
+          <w:szCs w:val="28"/>
+        </w:rPr>
+        <w:t xml:space="preserve"> При нажатии на кнопку</w:t>
+      </w:r>
+      <w:r>
+        <w:rPr>
+          <w:rFonts w:cs="Times New Roman"/>
+          <w:szCs w:val="28"/>
+          <w:lang w:val="en-US"/>
+        </w:rPr>
+        <w:t xml:space="preserve"> </w:t>
+      </w:r>
+      <w:r>
+        <w:rPr>
+          <w:rFonts w:cs="Times New Roman"/>
+          <w:szCs w:val="28"/>
+        </w:rPr>
+        <w:t>«Ок»</w:t>
+      </w:r>
+      <w:r>
+        <w:rPr>
+          <w:rFonts w:cs="Times New Roman"/>
+          <w:szCs w:val="28"/>
+          <w:lang w:val="en-US"/>
+        </w:rPr>
+        <w:t xml:space="preserve"> </w:t>
+      </w:r>
+      <w:r>
+        <w:rPr>
+          <w:rFonts w:cs="Times New Roman"/>
+          <w:szCs w:val="28"/>
+        </w:rPr>
+        <w:t>осуществляется закрытие окна</w:t>
+      </w:r>
+      <w:r>
+        <w:rPr>
+          <w:rFonts w:cs="Times New Roman"/>
+          <w:szCs w:val="28"/>
+          <w:lang w:val="en-US"/>
+        </w:rPr>
+        <w:t>.</w:t>
+      </w:r>
+    </w:p>
+    <w:p>
+      <w:pPr>
+        <w:spacing w:line="360" w:lineRule="auto"/>
+        <w:jc w:val="center"/>
+        <w:rPr>
+          <w:rFonts w:cs="Times New Roman"/>
+          <w:szCs w:val="28"/>
+          <w:lang w:val="en-US"/>
+        </w:rPr>
+      </w:pPr>
+      <w:r>
+        <w:rPr>
+          <w:rFonts w:cs="Times New Roman"/>
+          <w:noProof/>
+          <w:szCs w:val="28"/>
+          <w:lang w:val="en-US"/>
+        </w:rPr>
+        <w:drawing>
+          <wp:inline distT="0" distB="0" distL="0" distR="0" wp14:anchorId="0705F335" wp14:editId="06946F38">
+            <wp:extent cx="2919046" cy="2686686"/>
+            <wp:effectExtent l="0" t="0" r="2540" b="5715"/>
+            <wp:docPr id="14" name="Рисунок 14"/>
+            <wp:cNvGraphicFramePr>
+              <a:graphicFrameLocks xmlns:a="http://schemas.openxmlformats.org/drawingml/2006/main" noChangeAspect="1"/>
+            </wp:cNvGraphicFramePr>
+            <a:graphic xmlns:a="http://schemas.openxmlformats.org/drawingml/2006/main">
+              <a:graphicData uri="http://schemas.openxmlformats.org/drawingml/2006/picture">
+                <pic:pic xmlns:pic="http://schemas.openxmlformats.org/drawingml/2006/picture">
+                  <pic:nvPicPr>
+                    <pic:cNvPr id="14" name="Рисунок 14"/>
+                    <pic:cNvPicPr/>
+                  </pic:nvPicPr>
+                  <pic:blipFill>
+                    <a:blip r:embed="rId19">
+                      <a:extLst>
+                        <a:ext uri="{28A0092B-C50C-407E-A947-70E740481C1C}">
+                          <a14:useLocalDpi xmlns:a14="http://schemas.microsoft.com/office/drawing/2010/main" val="0"/>
+                        </a:ext>
+                      </a:extLst>
+                    </a:blip>
+                    <a:stretch>
+                      <a:fillRect/>
+                    </a:stretch>
+                  </pic:blipFill>
+                  <pic:spPr>
+                    <a:xfrm>
+                      <a:off x="0" y="0"/>
+                      <a:ext cx="2943712" cy="2709389"/>
+                    </a:xfrm>
+                    <a:prstGeom prst="rect">
+                      <a:avLst/>
+                    </a:prstGeom>
+                  </pic:spPr>
+                </pic:pic>
+              </a:graphicData>
+            </a:graphic>
+          </wp:inline>
+        </w:drawing>
+      </w:r>
+    </w:p>
+    <w:p>
+      <w:pPr>
+        <w:pStyle w:val="2"/>
+      </w:pPr>
+      <w:bookmarkStart w:id="13" w:name="_Toc69328904"/>
+      <w:r>
+        <w:lastRenderedPageBreak/>
+        <w:t>Окно с информацией о</w:t>
+      </w:r>
+      <w:r>
+        <w:t>б авторе и программе</w:t>
+      </w:r>
+      <w:bookmarkEnd w:id="13"/>
+    </w:p>
+    <w:p>
+      <w:pPr>
+        <w:spacing w:line="360" w:lineRule="auto"/>
+        <w:ind w:firstLine="709"/>
+        <w:rPr>
+          <w:rFonts w:cs="Times New Roman"/>
+          <w:szCs w:val="28"/>
+          <w:lang w:val="en-US"/>
+        </w:rPr>
+      </w:pPr>
+      <w:r>
+        <w:rPr>
+          <w:rFonts w:cs="Times New Roman"/>
+          <w:szCs w:val="28"/>
+        </w:rPr>
+        <w:t>Форма показывает основную информацию о разработанной программе</w:t>
+      </w:r>
+      <w:r>
+        <w:rPr>
+          <w:rFonts w:cs="Times New Roman"/>
+          <w:szCs w:val="28"/>
+        </w:rPr>
+        <w:t xml:space="preserve">, </w:t>
+      </w:r>
+      <w:r>
+        <w:rPr>
+          <w:rFonts w:cs="Times New Roman"/>
+          <w:szCs w:val="28"/>
+        </w:rPr>
+        <w:t>а также авторе</w:t>
+      </w:r>
+      <w:r>
+        <w:rPr>
+          <w:rFonts w:cs="Times New Roman"/>
+          <w:szCs w:val="28"/>
+        </w:rPr>
+        <w:t xml:space="preserve">: </w:t>
+      </w:r>
+      <w:r>
+        <w:rPr>
+          <w:rFonts w:cs="Times New Roman"/>
+          <w:szCs w:val="28"/>
+        </w:rPr>
+        <w:t xml:space="preserve">ФИО и ссылку на </w:t>
+      </w:r>
+      <w:r>
+        <w:rPr>
+          <w:rFonts w:cs="Times New Roman"/>
+          <w:szCs w:val="28"/>
+          <w:lang w:val="en-US"/>
+        </w:rPr>
+        <w:t>web</w:t>
+      </w:r>
+      <w:r>
+        <w:rPr>
+          <w:rFonts w:cs="Times New Roman"/>
+          <w:szCs w:val="28"/>
+        </w:rPr>
+        <w:t>-</w:t>
+      </w:r>
+      <w:r>
+        <w:rPr>
+          <w:rFonts w:cs="Times New Roman"/>
+          <w:szCs w:val="28"/>
+        </w:rPr>
+        <w:t>сайт разработчика</w:t>
+      </w:r>
+      <w:r>
+        <w:rPr>
+          <w:rFonts w:cs="Times New Roman"/>
+          <w:szCs w:val="28"/>
+        </w:rPr>
+        <w:t>.</w:t>
+      </w:r>
+      <w:r>
+        <w:rPr>
+          <w:rFonts w:cs="Times New Roman"/>
+          <w:szCs w:val="28"/>
+        </w:rPr>
+        <w:t xml:space="preserve"> При нажатии на ссылку происходит её открытие в браузере пользователя</w:t>
+      </w:r>
+      <w:r>
+        <w:rPr>
+          <w:rFonts w:cs="Times New Roman"/>
+          <w:szCs w:val="28"/>
+        </w:rPr>
+        <w:t xml:space="preserve">. </w:t>
+      </w:r>
+      <w:r>
+        <w:rPr>
+          <w:rFonts w:cs="Times New Roman"/>
+          <w:szCs w:val="28"/>
+        </w:rPr>
+        <w:t>При нажатии на кнопку</w:t>
+      </w:r>
+      <w:r>
+        <w:rPr>
+          <w:rFonts w:cs="Times New Roman"/>
+          <w:szCs w:val="28"/>
+          <w:lang w:val="en-US"/>
+        </w:rPr>
+        <w:t xml:space="preserve"> </w:t>
+      </w:r>
+      <w:r>
+        <w:rPr>
+          <w:rFonts w:cs="Times New Roman"/>
+          <w:szCs w:val="28"/>
+        </w:rPr>
+        <w:t>«Ок»</w:t>
+      </w:r>
+      <w:r>
+        <w:rPr>
+          <w:rFonts w:cs="Times New Roman"/>
+          <w:szCs w:val="28"/>
+          <w:lang w:val="en-US"/>
+        </w:rPr>
+        <w:t xml:space="preserve"> </w:t>
+      </w:r>
+      <w:r>
+        <w:rPr>
+          <w:rFonts w:cs="Times New Roman"/>
+          <w:szCs w:val="28"/>
+        </w:rPr>
+        <w:t>осуществляется закрытие окна</w:t>
+      </w:r>
+      <w:r>
+        <w:rPr>
+          <w:rFonts w:cs="Times New Roman"/>
+          <w:szCs w:val="28"/>
+          <w:lang w:val="en-US"/>
+        </w:rPr>
+        <w:t>.</w:t>
+      </w:r>
+    </w:p>
+    <w:p>
+      <w:pPr>
+        <w:spacing w:line="360" w:lineRule="auto"/>
+        <w:jc w:val="center"/>
+        <w:rPr>
+          <w:rFonts w:cs="Times New Roman"/>
+          <w:szCs w:val="28"/>
+          <w:lang w:val="en-US"/>
+        </w:rPr>
+      </w:pPr>
+      <w:r>
+        <w:rPr>
+          <w:rFonts w:cs="Times New Roman"/>
+          <w:noProof/>
+          <w:szCs w:val="28"/>
+          <w:lang w:val="en-US"/>
+        </w:rPr>
+        <w:drawing>
+          <wp:inline distT="0" distB="0" distL="0" distR="0" wp14:anchorId="66B0E5A0" wp14:editId="28B2FAB6">
+            <wp:extent cx="4569519" cy="4387459"/>
+            <wp:effectExtent l="0" t="0" r="2540" b="0"/>
+            <wp:docPr id="16" name="Рисунок 16"/>
+            <wp:cNvGraphicFramePr>
+              <a:graphicFrameLocks xmlns:a="http://schemas.openxmlformats.org/drawingml/2006/main" noChangeAspect="1"/>
+            </wp:cNvGraphicFramePr>
+            <a:graphic xmlns:a="http://schemas.openxmlformats.org/drawingml/2006/main">
+              <a:graphicData uri="http://schemas.openxmlformats.org/drawingml/2006/picture">
+                <pic:pic xmlns:pic="http://schemas.openxmlformats.org/drawingml/2006/picture">
+                  <pic:nvPicPr>
+                    <pic:cNvPr id="16" name="Рисунок 16"/>
+                    <pic:cNvPicPr/>
+                  </pic:nvPicPr>
+                  <pic:blipFill>
+                    <a:blip r:embed="rId20">
+                      <a:extLst>
+                        <a:ext uri="{28A0092B-C50C-407E-A947-70E740481C1C}">
+                          <a14:useLocalDpi xmlns:a14="http://schemas.microsoft.com/office/drawing/2010/main" val="0"/>
+                        </a:ext>
+                      </a:extLst>
+                    </a:blip>
+                    <a:stretch>
+                      <a:fillRect/>
+                    </a:stretch>
+                  </pic:blipFill>
+                  <pic:spPr>
+                    <a:xfrm>
+                      <a:off x="0" y="0"/>
+                      <a:ext cx="4572700" cy="4390513"/>
+                    </a:xfrm>
+                    <a:prstGeom prst="rect">
+                      <a:avLst/>
+                    </a:prstGeom>
+                  </pic:spPr>
+                </pic:pic>
+              </a:graphicData>
+            </a:graphic>
+          </wp:inline>
+        </w:drawing>
+      </w:r>
+    </w:p>
+    <w:p/>
+    <w:p>
+      <w:pPr>
+        <w:spacing w:line="360" w:lineRule="auto"/>
+        <w:ind w:firstLine="709"/>
+        <w:rPr>
+          <w:rFonts w:cs="Times New Roman"/>
+          <w:szCs w:val="28"/>
+        </w:rPr>
+      </w:pPr>
+    </w:p>
+    <w:p>
+      <w:pPr>
+        <w:spacing w:line="360" w:lineRule="auto"/>
+        <w:ind w:firstLine="709"/>
+      </w:pPr>
+      <w:r>
+        <w:rPr>
+          <w:rFonts w:cs="Times New Roman"/>
+          <w:szCs w:val="28"/>
+        </w:rPr>
+        <w:br w:type="page"/>
+      </w:r>
+    </w:p>
+    <w:p>
+      <w:pPr>
+        <w:pStyle w:val="1"/>
+      </w:pPr>
+      <w:bookmarkStart w:id="14" w:name="_Toc69328905"/>
+      <w:r>
+        <w:rPr>
+          <w:highlight w:val="yellow"/>
+        </w:rPr>
+        <w:lastRenderedPageBreak/>
+        <w:t>СОСТАВ ПРИЛОЖЕНИЯ</w:t>
+      </w:r>
+      <w:bookmarkEnd w:id="14"/>
+    </w:p>
+    <w:p>
+      <w:pPr>
+        <w:pStyle w:val="2"/>
+      </w:pPr>
+      <w:bookmarkStart w:id="15" w:name="_Toc69328906"/>
+      <w:r>
+        <w:t>Сервер</w:t>
+      </w:r>
+      <w:bookmarkEnd w:id="15"/>
+    </w:p>
+    <w:p>
+      <w:pPr>
+        <w:spacing w:line="360" w:lineRule="auto"/>
+        <w:ind w:firstLine="709"/>
+        <w:rPr>
+          <w:rFonts w:cs="Times New Roman"/>
+          <w:szCs w:val="28"/>
+        </w:rPr>
+      </w:pPr>
+      <w:r>
+        <w:rPr>
+          <w:rFonts w:cs="Times New Roman"/>
+          <w:szCs w:val="28"/>
+        </w:rPr>
+        <w:t xml:space="preserve">В состав сервера входят следующие </w:t>
+      </w:r>
+      <w:r>
+        <w:rPr>
+          <w:rFonts w:cs="Times New Roman"/>
+          <w:szCs w:val="28"/>
+        </w:rPr>
+        <w:t>компоненты</w:t>
+      </w:r>
+      <w:r>
+        <w:rPr>
+          <w:rFonts w:cs="Times New Roman"/>
+          <w:szCs w:val="28"/>
+        </w:rPr>
+        <w:t>:</w:t>
       </w:r>
     </w:p>
     <w:p>
@@ -6115,23 +8511,36 @@
         <w:pStyle w:val="a9"/>
         <w:numPr>
           <w:ilvl w:val="0"/>
-          <w:numId w:val="2"/>
+          <w:numId w:val="8"/>
         </w:numPr>
         <w:spacing w:line="360" w:lineRule="auto"/>
-        <w:jc w:val="both"/>
+        <w:rPr>
+          <w:rFonts w:cs="Times New Roman"/>
+          <w:szCs w:val="28"/>
+        </w:rPr>
+      </w:pPr>
+      <w:r>
         <w:rPr>
           <w:rFonts w:cs="Times New Roman"/>
           <w:szCs w:val="28"/>
           <w:lang w:val="en-US"/>
         </w:rPr>
-      </w:pPr>
+        <w:t>Spring</w:t>
+      </w:r>
+      <w:r>
+        <w:rPr>
+          <w:rFonts w:cs="Times New Roman"/>
+          <w:szCs w:val="28"/>
+        </w:rPr>
+        <w:t xml:space="preserve"> </w:t>
+      </w:r>
       <w:r>
         <w:rPr>
           <w:rFonts w:cs="Times New Roman"/>
           <w:szCs w:val="28"/>
           <w:lang w:val="en-US"/>
         </w:rPr>
-        <w:t>Google GSON</w:t>
+        <w:t>Web</w:t>
       </w:r>
     </w:p>
     <w:p>
@@ -6139,23 +8548,51 @@
         <w:pStyle w:val="a9"/>
         <w:numPr>
           <w:ilvl w:val="0"/>
-          <w:numId w:val="2"/>
+          <w:numId w:val="8"/>
         </w:numPr>
         <w:spacing w:line="360" w:lineRule="auto"/>
-        <w:jc w:val="both"/>
+        <w:rPr>
+          <w:rFonts w:cs="Times New Roman"/>
+          <w:szCs w:val="28"/>
+        </w:rPr>
+      </w:pPr>
+      <w:r>
         <w:rPr>
           <w:rFonts w:cs="Times New Roman"/>
           <w:szCs w:val="28"/>
           <w:lang w:val="en-US"/>
         </w:rPr>
-      </w:pPr>
+        <w:t>Spring</w:t>
+      </w:r>
+      <w:r>
+        <w:rPr>
+          <w:rFonts w:cs="Times New Roman"/>
+          <w:szCs w:val="28"/>
+        </w:rPr>
+        <w:t xml:space="preserve"> </w:t>
+      </w:r>
       <w:r>
         <w:rPr>
           <w:rFonts w:cs="Times New Roman"/>
           <w:szCs w:val="28"/>
           <w:lang w:val="en-US"/>
         </w:rPr>
-        <w:t>SLF4J</w:t>
+        <w:t>Data</w:t>
+      </w:r>
+      <w:r>
+        <w:rPr>
+          <w:rFonts w:cs="Times New Roman"/>
+          <w:szCs w:val="28"/>
+        </w:rPr>
+        <w:t xml:space="preserve"> </w:t>
+      </w:r>
+      <w:r>
+        <w:rPr>
+          <w:rFonts w:cs="Times New Roman"/>
+          <w:szCs w:val="28"/>
+          <w:lang w:val="en-US"/>
+        </w:rPr>
+        <w:t>MongoDB</w:t>
       </w:r>
     </w:p>
     <w:p>
@@ -6163,31 +8600,21 @@
         <w:pStyle w:val="a9"/>
         <w:numPr>
           <w:ilvl w:val="0"/>
-          <w:numId w:val="2"/>
+          <w:numId w:val="8"/>
         </w:numPr>
         <w:spacing w:line="360" w:lineRule="auto"/>
-        <w:jc w:val="both"/>
+        <w:rPr>
+          <w:rFonts w:cs="Times New Roman"/>
+          <w:szCs w:val="28"/>
+        </w:rPr>
+      </w:pPr>
+      <w:r>
         <w:rPr>
           <w:rFonts w:cs="Times New Roman"/>
           <w:szCs w:val="28"/>
           <w:lang w:val="en-US"/>
         </w:rPr>
-      </w:pPr>
-      <w:r>
-        <w:rPr>
-          <w:rFonts w:cs="Times New Roman"/>
-          <w:szCs w:val="28"/>
-          <w:lang w:val="en-US"/>
-        </w:rPr>
-        <w:lastRenderedPageBreak/>
-        <w:t xml:space="preserve">Maven – </w:t>
-      </w:r>
-      <w:r>
-        <w:rPr>
-          <w:rFonts w:cs="Times New Roman"/>
-          <w:szCs w:val="28"/>
-        </w:rPr>
-        <w:t>автосборка проекта</w:t>
+        <w:t>Lombok</w:t>
       </w:r>
     </w:p>
     <w:p>
@@ -6195,23 +8622,21 @@
         <w:pStyle w:val="a9"/>
         <w:numPr>
           <w:ilvl w:val="0"/>
-          <w:numId w:val="2"/>
+          <w:numId w:val="8"/>
         </w:numPr>
         <w:spacing w:line="360" w:lineRule="auto"/>
-        <w:jc w:val="both"/>
+        <w:rPr>
+          <w:rFonts w:cs="Times New Roman"/>
+          <w:szCs w:val="28"/>
+        </w:rPr>
+      </w:pPr>
+      <w:r>
         <w:rPr>
           <w:rFonts w:cs="Times New Roman"/>
           <w:szCs w:val="28"/>
           <w:lang w:val="en-US"/>
         </w:rPr>
-      </w:pPr>
-      <w:r>
-        <w:rPr>
-          <w:rFonts w:cs="Times New Roman"/>
-          <w:szCs w:val="28"/>
-          <w:lang w:val="en-US"/>
-        </w:rPr>
-        <w:t>javafx-maven-plugin</w:t>
+        <w:t>Maven</w:t>
       </w:r>
     </w:p>
     <w:p>
@@ -6219,9 +8644,121 @@
         <w:pStyle w:val="a9"/>
         <w:numPr>
           <w:ilvl w:val="0"/>
-          <w:numId w:val="2"/>
+          <w:numId w:val="8"/>
         </w:numPr>
         <w:spacing w:line="360" w:lineRule="auto"/>
+        <w:rPr>
+          <w:rFonts w:cs="Times New Roman"/>
+          <w:szCs w:val="28"/>
+        </w:rPr>
+      </w:pPr>
+      <w:r>
+        <w:rPr>
+          <w:rFonts w:cs="Times New Roman"/>
+          <w:szCs w:val="28"/>
+          <w:lang w:val="en-US"/>
+        </w:rPr>
+        <w:t>spring</w:t>
+      </w:r>
+      <w:r>
+        <w:rPr>
+          <w:rFonts w:cs="Times New Roman"/>
+          <w:szCs w:val="28"/>
+        </w:rPr>
+        <w:t>-</w:t>
+      </w:r>
+      <w:r>
+        <w:rPr>
+          <w:rFonts w:cs="Times New Roman"/>
+          <w:szCs w:val="28"/>
+          <w:lang w:val="en-US"/>
+        </w:rPr>
+        <w:t>boot</w:t>
+      </w:r>
+      <w:r>
+        <w:rPr>
+          <w:rFonts w:cs="Times New Roman"/>
+          <w:szCs w:val="28"/>
+        </w:rPr>
+        <w:t>-</w:t>
+      </w:r>
+      <w:r>
+        <w:rPr>
+          <w:rFonts w:cs="Times New Roman"/>
+          <w:szCs w:val="28"/>
+          <w:lang w:val="en-US"/>
+        </w:rPr>
+        <w:t>maven</w:t>
+      </w:r>
+      <w:r>
+        <w:rPr>
+          <w:rFonts w:cs="Times New Roman"/>
+          <w:szCs w:val="28"/>
+        </w:rPr>
+        <w:t>-</w:t>
+      </w:r>
+      <w:r>
+        <w:rPr>
+          <w:rFonts w:cs="Times New Roman"/>
+          <w:szCs w:val="28"/>
+          <w:lang w:val="en-US"/>
+        </w:rPr>
+        <w:t>plugin</w:t>
+      </w:r>
+    </w:p>
+    <w:p>
+      <w:pPr>
+        <w:pStyle w:val="a9"/>
+        <w:numPr>
+          <w:ilvl w:val="0"/>
+          <w:numId w:val="8"/>
+        </w:numPr>
+        <w:spacing w:line="360" w:lineRule="auto"/>
+        <w:rPr>
+          <w:rFonts w:cs="Times New Roman"/>
+          <w:szCs w:val="28"/>
+        </w:rPr>
+      </w:pPr>
+      <w:r>
+        <w:rPr>
+          <w:rFonts w:cs="Times New Roman"/>
+          <w:szCs w:val="28"/>
+        </w:rPr>
+        <w:t>Чета там еще</w:t>
+      </w:r>
+    </w:p>
+    <w:p>
+      <w:pPr>
+        <w:pStyle w:val="a9"/>
+        <w:numPr>
+          <w:ilvl w:val="0"/>
+          <w:numId w:val="8"/>
+        </w:numPr>
+        <w:spacing w:line="360" w:lineRule="auto"/>
+        <w:rPr>
+          <w:rFonts w:cs="Times New Roman"/>
+          <w:szCs w:val="28"/>
+        </w:rPr>
+      </w:pPr>
+      <w:r>
+        <w:rPr>
+          <w:rFonts w:cs="Times New Roman"/>
+          <w:szCs w:val="28"/>
+          <w:lang w:val="en-US"/>
+        </w:rPr>
+        <w:t>Docker</w:t>
+      </w:r>
+      <w:r>
+        <w:rPr>
+          <w:rFonts w:cs="Times New Roman"/>
+          <w:szCs w:val="28"/>
+        </w:rPr>
+        <w:t xml:space="preserve"> – контейнер, </w:t>
+      </w:r>
+    </w:p>
+    <w:p>
+      <w:pPr>
+        <w:spacing w:line="360" w:lineRule="auto"/>
         <w:jc w:val="both"/>
         <w:rPr>
           <w:rFonts w:cs="Times New Roman"/>
@@ -6232,37 +8769,532 @@
         <w:rPr>
           <w:rFonts w:cs="Times New Roman"/>
           <w:szCs w:val="28"/>
+        </w:rPr>
+        <w:t>Рассматривая более подробно решение</w:t>
+      </w:r>
+      <w:proofErr w:type="gramStart"/>
+      <w:r>
+        <w:rPr>
+          <w:rFonts w:cs="Times New Roman"/>
+          <w:szCs w:val="28"/>
+        </w:rPr>
+        <w:t>,</w:t>
+      </w:r>
+      <w:r>
+        <w:rPr>
+          <w:rFonts w:cs="Times New Roman"/>
+          <w:szCs w:val="28"/>
+        </w:rPr>
+        <w:t xml:space="preserve"> </w:t>
+      </w:r>
+      <w:r>
+        <w:rPr>
+          <w:rFonts w:cs="Times New Roman"/>
+          <w:szCs w:val="28"/>
+        </w:rPr>
+        <w:t>Также</w:t>
+      </w:r>
+      <w:proofErr w:type="gramEnd"/>
+      <w:r>
+        <w:rPr>
+          <w:rFonts w:cs="Times New Roman"/>
+          <w:szCs w:val="28"/>
+        </w:rPr>
+        <w:t xml:space="preserve"> со стороны сервера работает СУБД </w:t>
+      </w:r>
+      <w:r>
+        <w:rPr>
+          <w:rFonts w:cs="Times New Roman"/>
+          <w:szCs w:val="28"/>
           <w:lang w:val="en-US"/>
         </w:rPr>
+        <w:t>MySQL</w:t>
+      </w:r>
+      <w:r>
+        <w:rPr>
+          <w:rFonts w:cs="Times New Roman"/>
+          <w:szCs w:val="28"/>
+        </w:rPr>
+        <w:t xml:space="preserve">. </w:t>
+      </w:r>
+      <w:r>
+        <w:rPr>
+          <w:rFonts w:cs="Times New Roman"/>
+          <w:szCs w:val="28"/>
+        </w:rPr>
+        <w:t xml:space="preserve">При компиляции проекта с </w:t>
+      </w:r>
+      <w:proofErr w:type="spellStart"/>
+      <w:r>
+        <w:rPr>
+          <w:rFonts w:cs="Times New Roman"/>
+          <w:szCs w:val="28"/>
+          <w:lang w:val="en-US"/>
+        </w:rPr>
+        <w:t>Intelij</w:t>
+      </w:r>
+      <w:proofErr w:type="spellEnd"/>
+      <w:r>
+        <w:rPr>
+          <w:rFonts w:cs="Times New Roman"/>
+          <w:szCs w:val="28"/>
+        </w:rPr>
+        <w:t xml:space="preserve"> </w:t>
+      </w:r>
+      <w:r>
+        <w:rPr>
+          <w:rFonts w:cs="Times New Roman"/>
+          <w:szCs w:val="28"/>
+          <w:lang w:val="en-US"/>
+        </w:rPr>
+        <w:t>id</w:t>
+      </w:r>
+      <w:r>
+        <w:rPr>
+          <w:rFonts w:cs="Times New Roman"/>
+          <w:szCs w:val="28"/>
+          <w:lang w:val="en-US"/>
+        </w:rPr>
+        <w:t>ea</w:t>
+      </w:r>
+      <w:r>
+        <w:rPr>
+          <w:rFonts w:cs="Times New Roman"/>
+          <w:szCs w:val="28"/>
+        </w:rPr>
+        <w:t xml:space="preserve"> </w:t>
+      </w:r>
+      <w:r>
+        <w:rPr>
+          <w:rFonts w:cs="Times New Roman"/>
+          <w:szCs w:val="28"/>
+        </w:rPr>
+        <w:t xml:space="preserve">использовались след плагин </w:t>
+      </w:r>
+      <w:proofErr w:type="spellStart"/>
+      <w:r>
+        <w:rPr>
+          <w:rFonts w:cs="Times New Roman"/>
+          <w:szCs w:val="28"/>
+        </w:rPr>
+        <w:t>кароч</w:t>
+      </w:r>
+      <w:proofErr w:type="spellEnd"/>
+      <w:r>
+        <w:rPr>
+          <w:rFonts w:cs="Times New Roman"/>
+          <w:szCs w:val="28"/>
+        </w:rPr>
+        <w:t xml:space="preserve">: </w:t>
+      </w:r>
+      <w:r>
+        <w:rPr>
+          <w:rFonts w:cs="Times New Roman"/>
+          <w:szCs w:val="28"/>
+        </w:rPr>
+        <w:t>ЛАЛААЛЛ</w:t>
+      </w:r>
+    </w:p>
+    <w:p>
+      <w:pPr>
+        <w:pStyle w:val="2"/>
+      </w:pPr>
+      <w:bookmarkStart w:id="16" w:name="_Toc69328907"/>
+      <w:r>
+        <w:t>СУБД</w:t>
+      </w:r>
+      <w:bookmarkEnd w:id="16"/>
+    </w:p>
+    <w:p>
+      <w:r>
+        <w:tab/>
+        <w:t xml:space="preserve">В качестве СУБД используется нетипичная </w:t>
+      </w:r>
+      <w:proofErr w:type="spellStart"/>
+      <w:r>
+        <w:t>документоориентированная</w:t>
+      </w:r>
+      <w:proofErr w:type="spellEnd"/>
+      <w:r>
+        <w:t xml:space="preserve"> </w:t>
+      </w:r>
+      <w:r>
+        <w:rPr>
+          <w:lang w:val="en-US"/>
+        </w:rPr>
+        <w:t>MongoDB</w:t>
+      </w:r>
+    </w:p>
+    <w:p>
+      <w:pPr>
+        <w:pStyle w:val="2"/>
+      </w:pPr>
+      <w:bookmarkStart w:id="17" w:name="_Toc69328908"/>
+      <w:r>
+        <w:t>Клиент</w:t>
+      </w:r>
+      <w:bookmarkEnd w:id="17"/>
+    </w:p>
+    <w:p>
+      <w:pPr>
+        <w:spacing w:line="360" w:lineRule="auto"/>
+        <w:jc w:val="both"/>
+        <w:rPr>
+          <w:rFonts w:cs="Times New Roman"/>
+          <w:szCs w:val="28"/>
+        </w:rPr>
+      </w:pPr>
+      <w:r>
+        <w:rPr>
+          <w:rFonts w:cs="Times New Roman"/>
+          <w:szCs w:val="28"/>
+        </w:rPr>
+        <w:t>В состав клиента входят</w:t>
+      </w:r>
+      <w:r>
+        <w:rPr>
+          <w:rFonts w:cs="Times New Roman"/>
+          <w:szCs w:val="28"/>
+        </w:rPr>
+        <w:t xml:space="preserve"> следующие компоненты/</w:t>
+      </w:r>
+      <w:r>
+        <w:rPr>
+          <w:rFonts w:cs="Times New Roman"/>
+          <w:szCs w:val="28"/>
+        </w:rPr>
+        <w:t xml:space="preserve">внешние </w:t>
+      </w:r>
+      <w:r>
+        <w:rPr>
+          <w:rFonts w:cs="Times New Roman"/>
+          <w:szCs w:val="28"/>
+        </w:rPr>
+        <w:t>библиотеки</w:t>
+      </w:r>
+      <w:r>
+        <w:rPr>
+          <w:rFonts w:cs="Times New Roman"/>
+          <w:szCs w:val="28"/>
+        </w:rPr>
+        <w:t>:</w:t>
+      </w:r>
+    </w:p>
+    <w:p>
+      <w:pPr>
+        <w:pStyle w:val="a9"/>
+        <w:numPr>
+          <w:ilvl w:val="0"/>
+          <w:numId w:val="9"/>
+        </w:numPr>
+        <w:spacing w:line="360" w:lineRule="auto"/>
+        <w:jc w:val="both"/>
+        <w:rPr>
+          <w:rFonts w:cs="Times New Roman"/>
+          <w:szCs w:val="28"/>
+        </w:rPr>
+      </w:pPr>
+      <w:r>
+        <w:rPr>
+          <w:rFonts w:cs="Times New Roman"/>
+          <w:szCs w:val="28"/>
+          <w:lang w:val="en-US"/>
+        </w:rPr>
+        <w:t>JavaFX</w:t>
+      </w:r>
+      <w:r>
+        <w:rPr>
+          <w:rFonts w:cs="Times New Roman"/>
+          <w:szCs w:val="28"/>
+        </w:rPr>
+        <w:t xml:space="preserve"> (</w:t>
+      </w:r>
+      <w:proofErr w:type="spellStart"/>
+      <w:r>
+        <w:rPr>
+          <w:rFonts w:cs="Times New Roman"/>
+          <w:szCs w:val="28"/>
+          <w:lang w:val="en-US"/>
+        </w:rPr>
+        <w:t>javafx</w:t>
+      </w:r>
+      <w:proofErr w:type="spellEnd"/>
+      <w:r>
+        <w:rPr>
+          <w:rFonts w:cs="Times New Roman"/>
+          <w:szCs w:val="28"/>
+        </w:rPr>
+        <w:t>-</w:t>
+      </w:r>
+      <w:r>
+        <w:rPr>
+          <w:rFonts w:cs="Times New Roman"/>
+          <w:szCs w:val="28"/>
+          <w:lang w:val="en-US"/>
+        </w:rPr>
+        <w:t>controls</w:t>
+      </w:r>
+      <w:r>
+        <w:rPr>
+          <w:rFonts w:cs="Times New Roman"/>
+          <w:szCs w:val="28"/>
+        </w:rPr>
+        <w:t xml:space="preserve">, </w:t>
+      </w:r>
+      <w:proofErr w:type="spellStart"/>
+      <w:r>
+        <w:rPr>
+          <w:rFonts w:cs="Times New Roman"/>
+          <w:szCs w:val="28"/>
+          <w:lang w:val="en-US"/>
+        </w:rPr>
+        <w:t>javafx</w:t>
+      </w:r>
+      <w:proofErr w:type="spellEnd"/>
+      <w:r>
+        <w:rPr>
+          <w:rFonts w:cs="Times New Roman"/>
+          <w:szCs w:val="28"/>
+        </w:rPr>
+        <w:t>-</w:t>
+      </w:r>
+      <w:proofErr w:type="spellStart"/>
+      <w:r>
+        <w:rPr>
+          <w:rFonts w:cs="Times New Roman"/>
+          <w:szCs w:val="28"/>
+          <w:lang w:val="en-US"/>
+        </w:rPr>
+        <w:t>fxml</w:t>
+      </w:r>
+      <w:proofErr w:type="spellEnd"/>
+      <w:r>
+        <w:rPr>
+          <w:rFonts w:cs="Times New Roman"/>
+          <w:szCs w:val="28"/>
+        </w:rPr>
+        <w:t xml:space="preserve">, </w:t>
+      </w:r>
+      <w:proofErr w:type="spellStart"/>
+      <w:r>
+        <w:rPr>
+          <w:rFonts w:cs="Times New Roman"/>
+          <w:szCs w:val="28"/>
+          <w:lang w:val="en-US"/>
+        </w:rPr>
+        <w:t>javafx</w:t>
+      </w:r>
+      <w:proofErr w:type="spellEnd"/>
+      <w:r>
+        <w:rPr>
+          <w:rFonts w:cs="Times New Roman"/>
+          <w:szCs w:val="28"/>
+        </w:rPr>
+        <w:t>-</w:t>
+      </w:r>
+      <w:r>
+        <w:rPr>
+          <w:rFonts w:cs="Times New Roman"/>
+          <w:szCs w:val="28"/>
+          <w:lang w:val="en-US"/>
+        </w:rPr>
+        <w:t>graphics</w:t>
+      </w:r>
+      <w:r>
+        <w:rPr>
+          <w:rFonts w:cs="Times New Roman"/>
+          <w:szCs w:val="28"/>
+        </w:rPr>
+        <w:t>)</w:t>
+      </w:r>
+      <w:r>
+        <w:rPr>
+          <w:rFonts w:cs="Times New Roman"/>
+          <w:szCs w:val="28"/>
+        </w:rPr>
+        <w:t xml:space="preserve"> – библиотека и её ко</w:t>
+      </w:r>
+    </w:p>
+    <w:p>
+      <w:pPr>
+        <w:pStyle w:val="a9"/>
+        <w:numPr>
+          <w:ilvl w:val="0"/>
+          <w:numId w:val="9"/>
+        </w:numPr>
+        <w:spacing w:line="360" w:lineRule="auto"/>
+        <w:jc w:val="both"/>
+        <w:rPr>
+          <w:rFonts w:cs="Times New Roman"/>
+          <w:szCs w:val="28"/>
+        </w:rPr>
+      </w:pPr>
+      <w:proofErr w:type="spellStart"/>
+      <w:r>
+        <w:rPr>
+          <w:rFonts w:cs="Times New Roman"/>
+          <w:szCs w:val="28"/>
+          <w:lang w:val="en-US"/>
+        </w:rPr>
+        <w:t>JFoenix</w:t>
+      </w:r>
+      <w:proofErr w:type="spellEnd"/>
+    </w:p>
+    <w:p>
+      <w:pPr>
+        <w:pStyle w:val="a9"/>
+        <w:numPr>
+          <w:ilvl w:val="0"/>
+          <w:numId w:val="9"/>
+        </w:numPr>
+        <w:spacing w:line="360" w:lineRule="auto"/>
+        <w:jc w:val="both"/>
+        <w:rPr>
+          <w:rFonts w:cs="Times New Roman"/>
+          <w:szCs w:val="28"/>
+        </w:rPr>
+      </w:pPr>
+      <w:r>
+        <w:rPr>
+          <w:rFonts w:cs="Times New Roman"/>
+          <w:szCs w:val="28"/>
+          <w:lang w:val="en-US"/>
+        </w:rPr>
+        <w:t>Google GSON</w:t>
+      </w:r>
+    </w:p>
+    <w:p>
+      <w:pPr>
+        <w:pStyle w:val="a9"/>
+        <w:numPr>
+          <w:ilvl w:val="0"/>
+          <w:numId w:val="9"/>
+        </w:numPr>
+        <w:spacing w:line="360" w:lineRule="auto"/>
+        <w:jc w:val="both"/>
+        <w:rPr>
+          <w:rFonts w:cs="Times New Roman"/>
+          <w:szCs w:val="28"/>
+        </w:rPr>
+      </w:pPr>
+      <w:r>
+        <w:rPr>
+          <w:rFonts w:cs="Times New Roman"/>
+          <w:szCs w:val="28"/>
+          <w:lang w:val="en-US"/>
+        </w:rPr>
+        <w:t>SLF4J</w:t>
+      </w:r>
+    </w:p>
+    <w:p>
+      <w:pPr>
+        <w:pStyle w:val="a9"/>
+        <w:numPr>
+          <w:ilvl w:val="0"/>
+          <w:numId w:val="9"/>
+        </w:numPr>
+        <w:spacing w:line="360" w:lineRule="auto"/>
+        <w:jc w:val="both"/>
+        <w:rPr>
+          <w:rFonts w:cs="Times New Roman"/>
+          <w:szCs w:val="28"/>
+        </w:rPr>
+      </w:pPr>
+      <w:r>
+        <w:rPr>
+          <w:rFonts w:cs="Times New Roman"/>
+          <w:szCs w:val="28"/>
+          <w:lang w:val="en-US"/>
+        </w:rPr>
+        <w:t xml:space="preserve">Maven – </w:t>
+      </w:r>
+      <w:r>
+        <w:rPr>
+          <w:rFonts w:cs="Times New Roman"/>
+          <w:szCs w:val="28"/>
+        </w:rPr>
+        <w:t>автосборка проекта</w:t>
+      </w:r>
+    </w:p>
+    <w:p>
+      <w:pPr>
+        <w:pStyle w:val="a9"/>
+        <w:numPr>
+          <w:ilvl w:val="0"/>
+          <w:numId w:val="9"/>
+        </w:numPr>
+        <w:spacing w:line="360" w:lineRule="auto"/>
+        <w:jc w:val="both"/>
+        <w:rPr>
+          <w:rFonts w:cs="Times New Roman"/>
+          <w:szCs w:val="28"/>
+        </w:rPr>
+      </w:pPr>
+      <w:proofErr w:type="spellStart"/>
+      <w:r>
+        <w:rPr>
+          <w:rFonts w:cs="Times New Roman"/>
+          <w:szCs w:val="28"/>
+          <w:lang w:val="en-US"/>
+        </w:rPr>
+        <w:t>javafx</w:t>
+      </w:r>
+      <w:proofErr w:type="spellEnd"/>
+      <w:r>
+        <w:rPr>
+          <w:rFonts w:cs="Times New Roman"/>
+          <w:szCs w:val="28"/>
+          <w:lang w:val="en-US"/>
+        </w:rPr>
+        <w:t>-maven-plugin</w:t>
+      </w:r>
+    </w:p>
+    <w:p>
+      <w:pPr>
+        <w:pStyle w:val="a9"/>
+        <w:numPr>
+          <w:ilvl w:val="0"/>
+          <w:numId w:val="9"/>
+        </w:numPr>
+        <w:spacing w:line="360" w:lineRule="auto"/>
+        <w:jc w:val="both"/>
+        <w:rPr>
+          <w:rFonts w:cs="Times New Roman"/>
+          <w:szCs w:val="28"/>
+        </w:rPr>
+      </w:pPr>
+      <w:proofErr w:type="spellStart"/>
+      <w:r>
+        <w:rPr>
+          <w:rFonts w:cs="Times New Roman"/>
+          <w:szCs w:val="28"/>
+          <w:lang w:val="en-US"/>
+        </w:rPr>
         <w:t>jlink</w:t>
       </w:r>
-      <w:r>
-        <w:rPr>
-          <w:rFonts w:cs="Times New Roman"/>
-          <w:szCs w:val="28"/>
-        </w:rPr>
-        <w:t xml:space="preserve"> – </w:t>
-      </w:r>
-      <w:r>
-        <w:rPr>
-          <w:rFonts w:cs="Times New Roman"/>
-          <w:szCs w:val="28"/>
-        </w:rPr>
-        <w:t>позволяет собирать разработанное решение в готовый модуль</w:t>
-      </w:r>
-    </w:p>
-    <w:p>
-      <w:pPr>
-        <w:rPr>
-          <w:rFonts w:cs="Times New Roman"/>
-          <w:szCs w:val="28"/>
-        </w:rPr>
-      </w:pPr>
-      <w:r>
-        <w:rPr>
-          <w:rFonts w:cs="Times New Roman"/>
-          <w:szCs w:val="28"/>
-        </w:rPr>
+      <w:proofErr w:type="spellEnd"/>
+      <w:r>
+        <w:rPr>
+          <w:rFonts w:cs="Times New Roman"/>
+          <w:szCs w:val="28"/>
+        </w:rPr>
+        <w:t xml:space="preserve"> – позволяет собирать разработанное решение в готовый модуль</w:t>
+      </w:r>
+    </w:p>
+    <w:p>
+      <w:pPr>
+        <w:rPr>
+          <w:rFonts w:cs="Times New Roman"/>
+          <w:szCs w:val="28"/>
+          <w:lang w:val="en-US"/>
+        </w:rPr>
+      </w:pPr>
+      <w:r>
+        <w:rPr>
+          <w:rFonts w:cs="Times New Roman"/>
+          <w:szCs w:val="28"/>
+        </w:rPr>
+        <w:lastRenderedPageBreak/>
         <w:br w:type="page"/>
       </w:r>
     </w:p>
@@ -6270,22 +9302,22 @@
       <w:pPr>
         <w:pStyle w:val="1"/>
       </w:pPr>
-      <w:bookmarkStart w:id="9" w:name="_Toc69243875"/>
+      <w:bookmarkStart w:id="18" w:name="_Toc69328909"/>
       <w:r>
         <w:lastRenderedPageBreak/>
         <w:t>НАЗНАЧЕНИЕ И СОСТАВ КЛАССОВ ПРОГРАММЫ</w:t>
       </w:r>
-      <w:bookmarkEnd w:id="9"/>
+      <w:bookmarkEnd w:id="18"/>
     </w:p>
     <w:p>
       <w:pPr>
         <w:pStyle w:val="2"/>
       </w:pPr>
-      <w:bookmarkStart w:id="10" w:name="_Toc69243876"/>
+      <w:bookmarkStart w:id="19" w:name="_Toc69328910"/>
       <w:r>
         <w:t>Сервер</w:t>
       </w:r>
-      <w:bookmarkEnd w:id="10"/>
+      <w:bookmarkEnd w:id="19"/>
     </w:p>
     <w:p>
       <w:r>
@@ -6315,7 +9347,23 @@
           <w:rFonts w:cs="Times New Roman"/>
           <w:szCs w:val="28"/>
         </w:rPr>
-        <w:t xml:space="preserve">Тут кароч описание каждого метода и класса с </w:t>
+        <w:t xml:space="preserve">Тут </w:t>
+      </w:r>
+      <w:proofErr w:type="spellStart"/>
+      <w:r>
+        <w:rPr>
+          <w:rFonts w:cs="Times New Roman"/>
+          <w:szCs w:val="28"/>
+        </w:rPr>
+        <w:t>кароч</w:t>
+      </w:r>
+      <w:proofErr w:type="spellEnd"/>
+      <w:r>
+        <w:rPr>
+          <w:rFonts w:cs="Times New Roman"/>
+          <w:szCs w:val="28"/>
+        </w:rPr>
+        <w:t xml:space="preserve"> описание каждого метода и класса с </w:t>
       </w:r>
       <w:r>
         <w:rPr>
@@ -6332,6 +9380,7 @@
         </w:rPr>
         <w:t xml:space="preserve">** </w:t>
       </w:r>
+      <w:proofErr w:type="spellStart"/>
       <w:r>
         <w:rPr>
           <w:rFonts w:cs="Times New Roman"/>
@@ -6339,16 +9388,17 @@
         </w:rPr>
         <w:t>Алалалалалаалалалалалалалалалалалалалалалалалал</w:t>
       </w:r>
+      <w:proofErr w:type="spellEnd"/>
     </w:p>
     <w:p>
       <w:pPr>
         <w:pStyle w:val="2"/>
       </w:pPr>
-      <w:bookmarkStart w:id="11" w:name="_Toc69243877"/>
+      <w:bookmarkStart w:id="20" w:name="_Toc69328911"/>
       <w:r>
         <w:t>Клиент</w:t>
       </w:r>
-      <w:bookmarkEnd w:id="11"/>
+      <w:bookmarkEnd w:id="20"/>
     </w:p>
     <w:p/>
     <w:p>
@@ -6370,12 +9420,12 @@
       <w:pPr>
         <w:pStyle w:val="1"/>
       </w:pPr>
-      <w:bookmarkStart w:id="12" w:name="_Toc69243878"/>
+      <w:bookmarkStart w:id="21" w:name="_Toc69328912"/>
       <w:r>
         <w:lastRenderedPageBreak/>
         <w:t>ЗАКЛЮЧЕНИЕ</w:t>
       </w:r>
-      <w:bookmarkEnd w:id="12"/>
+      <w:bookmarkEnd w:id="21"/>
     </w:p>
     <w:p>
       <w:pPr>
@@ -6420,12 +9470,12 @@
       <w:pPr>
         <w:pStyle w:val="1"/>
       </w:pPr>
-      <w:bookmarkStart w:id="13" w:name="_Toc69243879"/>
+      <w:bookmarkStart w:id="22" w:name="_Toc69328913"/>
       <w:r>
         <w:lastRenderedPageBreak/>
         <w:t>СПИСОК ИСПОЛЬЗОВАННЫХ ИСТОЧНИКОВ</w:t>
       </w:r>
-      <w:bookmarkEnd w:id="13"/>
+      <w:bookmarkEnd w:id="22"/>
     </w:p>
     <w:p>
       <w:pPr>
@@ -6441,7 +9491,39 @@
           <w:rFonts w:cs="Times New Roman"/>
           <w:szCs w:val="28"/>
         </w:rPr>
-        <w:t xml:space="preserve">ЛА ЛА ЛА </w:t>
+        <w:t xml:space="preserve">ЛА </w:t>
+      </w:r>
+      <w:proofErr w:type="spellStart"/>
+      <w:r>
+        <w:rPr>
+          <w:rFonts w:cs="Times New Roman"/>
+          <w:szCs w:val="28"/>
+        </w:rPr>
+        <w:t>ЛА</w:t>
+      </w:r>
+      <w:proofErr w:type="spellEnd"/>
+      <w:r>
+        <w:rPr>
+          <w:rFonts w:cs="Times New Roman"/>
+          <w:szCs w:val="28"/>
+        </w:rPr>
+        <w:t xml:space="preserve"> </w:t>
+      </w:r>
+      <w:proofErr w:type="spellStart"/>
+      <w:r>
+        <w:rPr>
+          <w:rFonts w:cs="Times New Roman"/>
+          <w:szCs w:val="28"/>
+        </w:rPr>
+        <w:t>ЛА</w:t>
+      </w:r>
+      <w:proofErr w:type="spellEnd"/>
+      <w:r>
+        <w:rPr>
+          <w:rFonts w:cs="Times New Roman"/>
+          <w:szCs w:val="28"/>
+        </w:rPr>
+        <w:t xml:space="preserve"> </w:t>
       </w:r>
     </w:p>
     <w:p>
@@ -6465,22 +9547,22 @@
       <w:pPr>
         <w:pStyle w:val="1"/>
       </w:pPr>
-      <w:bookmarkStart w:id="14" w:name="_Toc69243880"/>
+      <w:bookmarkStart w:id="23" w:name="_Toc69328914"/>
       <w:r>
         <w:lastRenderedPageBreak/>
         <w:t>ПРИЛОЖЕНИЯ</w:t>
       </w:r>
-      <w:bookmarkEnd w:id="14"/>
+      <w:bookmarkEnd w:id="23"/>
     </w:p>
     <w:p>
       <w:pPr>
         <w:pStyle w:val="2"/>
       </w:pPr>
-      <w:bookmarkStart w:id="15" w:name="_Toc69243881"/>
+      <w:bookmarkStart w:id="24" w:name="_Toc69328915"/>
       <w:r>
         <w:t>Приложение 1</w:t>
       </w:r>
-      <w:bookmarkEnd w:id="15"/>
+      <w:bookmarkEnd w:id="24"/>
     </w:p>
     <w:p>
       <w:pPr>
@@ -6496,8 +9578,17 @@
           <w:rFonts w:cs="Times New Roman"/>
           <w:szCs w:val="28"/>
         </w:rPr>
-        <w:t>Я ЛЮБЛЮ МЕМЫ</w:t>
-      </w:r>
+        <w:t xml:space="preserve">Я ЛЮБЛЮ </w:t>
+      </w:r>
+      <w:proofErr w:type="gramStart"/>
+      <w:r>
+        <w:rPr>
+          <w:rFonts w:cs="Times New Roman"/>
+          <w:szCs w:val="28"/>
+        </w:rPr>
+        <w:t>МЕМЫ</w:t>
+      </w:r>
+      <w:proofErr w:type="gramEnd"/>
       <w:r>
         <w:rPr>
           <w:rFonts w:cs="Times New Roman"/>
@@ -6517,41 +9608,55 @@
       <w:pPr>
         <w:pStyle w:val="2"/>
       </w:pPr>
-      <w:bookmarkStart w:id="16" w:name="_Toc69243882"/>
+      <w:bookmarkStart w:id="25" w:name="_Toc69328916"/>
       <w:r>
         <w:t xml:space="preserve">Приложение </w:t>
       </w:r>
       <w:r>
         <w:t>2</w:t>
       </w:r>
-      <w:bookmarkEnd w:id="16"/>
-    </w:p>
-    <w:p>
-      <w:pPr>
-        <w:spacing w:line="360" w:lineRule="auto"/>
-        <w:jc w:val="both"/>
-        <w:rPr>
-          <w:rFonts w:cs="Times New Roman"/>
-          <w:szCs w:val="28"/>
-        </w:rPr>
-      </w:pPr>
-      <w:r>
-        <w:rPr>
-          <w:rFonts w:cs="Times New Roman"/>
-          <w:szCs w:val="28"/>
-        </w:rPr>
-        <w:t xml:space="preserve">Я ЛЮБЛЮ МЕМЫ и Я ЛЮБЛЮ КОТОВ </w:t>
-      </w:r>
-      <w:r>
-        <w:rPr>
-          <w:rFonts w:cs="Times New Roman"/>
-          <w:szCs w:val="28"/>
-        </w:rPr>
-        <w:t>(ДРУГОЙ ТЕКСТ)</w:t>
-      </w:r>
-    </w:p>
+      <w:bookmarkEnd w:id="25"/>
+    </w:p>
+    <w:p>
+      <w:pPr>
+        <w:spacing w:line="360" w:lineRule="auto"/>
+        <w:jc w:val="center"/>
+        <w:rPr>
+          <w:rFonts w:cs="Times New Roman"/>
+          <w:szCs w:val="28"/>
+        </w:rPr>
+      </w:pPr>
+    </w:p>
+    <w:p>
+      <w:pPr>
+        <w:spacing w:line="360" w:lineRule="auto"/>
+        <w:jc w:val="center"/>
+        <w:rPr>
+          <w:rFonts w:cs="Times New Roman"/>
+          <w:szCs w:val="28"/>
+        </w:rPr>
+      </w:pPr>
+      <w:r>
+        <w:rPr>
+          <w:rFonts w:cs="Times New Roman"/>
+          <w:szCs w:val="28"/>
+        </w:rPr>
+        <w:t>Форма авторизации в программе</w:t>
+      </w:r>
+    </w:p>
+    <w:p>
+      <w:pPr>
+        <w:spacing w:line="360" w:lineRule="auto"/>
+        <w:jc w:val="center"/>
+        <w:rPr>
+          <w:rFonts w:cs="Times New Roman"/>
+          <w:szCs w:val="28"/>
+        </w:rPr>
+      </w:pPr>
+    </w:p>
+    <w:p/>
     <w:sectPr>
-      <w:footerReference w:type="default" r:id="rId14"/>
+      <w:footerReference w:type="default" r:id="rId21"/>
       <w:pgSz w:w="11906" w:h="16838"/>
       <w:pgMar w:top="1134" w:right="567" w:bottom="1134" w:left="1701" w:header="1134" w:footer="709" w:gutter="0"/>
       <w:cols w:space="708"/>
@@ -6889,6 +9994,232 @@
     </w:lvl>
   </w:abstractNum>
   <w:abstractNum w:abstractNumId="2" w15:restartNumberingAfterBreak="0">
+    <w:nsid w:val="1ABE16C8"/>
+    <w:multiLevelType w:val="hybridMultilevel"/>
+    <w:tmpl w:val="6B8AFF52"/>
+    <w:lvl w:ilvl="0" w:tplc="2B0CDC28">
+      <w:start w:val="1"/>
+      <w:numFmt w:val="bullet"/>
+      <w:lvlText w:val=""/>
+      <w:lvlJc w:val="left"/>
+      <w:pPr>
+        <w:ind w:left="720" w:hanging="360"/>
+      </w:pPr>
+      <w:rPr>
+        <w:rFonts w:ascii="Symbol" w:hAnsi="Symbol" w:hint="default"/>
+      </w:rPr>
+    </w:lvl>
+    <w:lvl w:ilvl="1" w:tplc="04190003" w:tentative="1">
+      <w:start w:val="1"/>
+      <w:numFmt w:val="bullet"/>
+      <w:lvlText w:val="o"/>
+      <w:lvlJc w:val="left"/>
+      <w:pPr>
+        <w:ind w:left="1440" w:hanging="360"/>
+      </w:pPr>
+      <w:rPr>
+        <w:rFonts w:ascii="Courier New" w:hAnsi="Courier New" w:cs="Courier New" w:hint="default"/>
+      </w:rPr>
+    </w:lvl>
+    <w:lvl w:ilvl="2" w:tplc="04190005" w:tentative="1">
+      <w:start w:val="1"/>
+      <w:numFmt w:val="bullet"/>
+      <w:lvlText w:val=""/>
+      <w:lvlJc w:val="left"/>
+      <w:pPr>
+        <w:ind w:left="2160" w:hanging="360"/>
+      </w:pPr>
+      <w:rPr>
+        <w:rFonts w:ascii="Wingdings" w:hAnsi="Wingdings" w:hint="default"/>
+      </w:rPr>
+    </w:lvl>
+    <w:lvl w:ilvl="3" w:tplc="04190001" w:tentative="1">
+      <w:start w:val="1"/>
+      <w:numFmt w:val="bullet"/>
+      <w:lvlText w:val=""/>
+      <w:lvlJc w:val="left"/>
+      <w:pPr>
+        <w:ind w:left="2880" w:hanging="360"/>
+      </w:pPr>
+      <w:rPr>
+        <w:rFonts w:ascii="Symbol" w:hAnsi="Symbol" w:hint="default"/>
+      </w:rPr>
+    </w:lvl>
+    <w:lvl w:ilvl="4" w:tplc="04190003" w:tentative="1">
+      <w:start w:val="1"/>
+      <w:numFmt w:val="bullet"/>
+      <w:lvlText w:val="o"/>
+      <w:lvlJc w:val="left"/>
+      <w:pPr>
+        <w:ind w:left="3600" w:hanging="360"/>
+      </w:pPr>
+      <w:rPr>
+        <w:rFonts w:ascii="Courier New" w:hAnsi="Courier New" w:cs="Courier New" w:hint="default"/>
+      </w:rPr>
+    </w:lvl>
+    <w:lvl w:ilvl="5" w:tplc="04190005" w:tentative="1">
+      <w:start w:val="1"/>
+      <w:numFmt w:val="bullet"/>
+      <w:lvlText w:val=""/>
+      <w:lvlJc w:val="left"/>
+      <w:pPr>
+        <w:ind w:left="4320" w:hanging="360"/>
+      </w:pPr>
+      <w:rPr>
+        <w:rFonts w:ascii="Wingdings" w:hAnsi="Wingdings" w:hint="default"/>
+      </w:rPr>
+    </w:lvl>
+    <w:lvl w:ilvl="6" w:tplc="04190001" w:tentative="1">
+      <w:start w:val="1"/>
+      <w:numFmt w:val="bullet"/>
+      <w:lvlText w:val=""/>
+      <w:lvlJc w:val="left"/>
+      <w:pPr>
+        <w:ind w:left="5040" w:hanging="360"/>
+      </w:pPr>
+      <w:rPr>
+        <w:rFonts w:ascii="Symbol" w:hAnsi="Symbol" w:hint="default"/>
+      </w:rPr>
+    </w:lvl>
+    <w:lvl w:ilvl="7" w:tplc="04190003" w:tentative="1">
+      <w:start w:val="1"/>
+      <w:numFmt w:val="bullet"/>
+      <w:lvlText w:val="o"/>
+      <w:lvlJc w:val="left"/>
+      <w:pPr>
+        <w:ind w:left="5760" w:hanging="360"/>
+      </w:pPr>
+      <w:rPr>
+        <w:rFonts w:ascii="Courier New" w:hAnsi="Courier New" w:cs="Courier New" w:hint="default"/>
+      </w:rPr>
+    </w:lvl>
+    <w:lvl w:ilvl="8" w:tplc="04190005" w:tentative="1">
+      <w:start w:val="1"/>
+      <w:numFmt w:val="bullet"/>
+      <w:lvlText w:val=""/>
+      <w:lvlJc w:val="left"/>
+      <w:pPr>
+        <w:ind w:left="6480" w:hanging="360"/>
+      </w:pPr>
+      <w:rPr>
+        <w:rFonts w:ascii="Wingdings" w:hAnsi="Wingdings" w:hint="default"/>
+      </w:rPr>
+    </w:lvl>
+  </w:abstractNum>
+  <w:abstractNum w:abstractNumId="3" w15:restartNumberingAfterBreak="0">
+    <w:nsid w:val="20C259AA"/>
+    <w:multiLevelType w:val="hybridMultilevel"/>
+    <w:tmpl w:val="348079C4"/>
+    <w:lvl w:ilvl="0" w:tplc="2B0CDC28">
+      <w:start w:val="1"/>
+      <w:numFmt w:val="bullet"/>
+      <w:lvlText w:val=""/>
+      <w:lvlJc w:val="left"/>
+      <w:pPr>
+        <w:ind w:left="720" w:hanging="360"/>
+      </w:pPr>
+      <w:rPr>
+        <w:rFonts w:ascii="Symbol" w:hAnsi="Symbol" w:hint="default"/>
+      </w:rPr>
+    </w:lvl>
+    <w:lvl w:ilvl="1" w:tplc="04190003" w:tentative="1">
+      <w:start w:val="1"/>
+      <w:numFmt w:val="bullet"/>
+      <w:lvlText w:val="o"/>
+      <w:lvlJc w:val="left"/>
+      <w:pPr>
+        <w:ind w:left="1440" w:hanging="360"/>
+      </w:pPr>
+      <w:rPr>
+        <w:rFonts w:ascii="Courier New" w:hAnsi="Courier New" w:cs="Courier New" w:hint="default"/>
+      </w:rPr>
+    </w:lvl>
+    <w:lvl w:ilvl="2" w:tplc="04190005" w:tentative="1">
+      <w:start w:val="1"/>
+      <w:numFmt w:val="bullet"/>
+      <w:lvlText w:val=""/>
+      <w:lvlJc w:val="left"/>
+      <w:pPr>
+        <w:ind w:left="2160" w:hanging="360"/>
+      </w:pPr>
+      <w:rPr>
+        <w:rFonts w:ascii="Wingdings" w:hAnsi="Wingdings" w:hint="default"/>
+      </w:rPr>
+    </w:lvl>
+    <w:lvl w:ilvl="3" w:tplc="04190001" w:tentative="1">
+      <w:start w:val="1"/>
+      <w:numFmt w:val="bullet"/>
+      <w:lvlText w:val=""/>
+      <w:lvlJc w:val="left"/>
+      <w:pPr>
+        <w:ind w:left="2880" w:hanging="360"/>
+      </w:pPr>
+      <w:rPr>
+        <w:rFonts w:ascii="Symbol" w:hAnsi="Symbol" w:hint="default"/>
+      </w:rPr>
+    </w:lvl>
+    <w:lvl w:ilvl="4" w:tplc="04190003" w:tentative="1">
+      <w:start w:val="1"/>
+      <w:numFmt w:val="bullet"/>
+      <w:lvlText w:val="o"/>
+      <w:lvlJc w:val="left"/>
+      <w:pPr>
+        <w:ind w:left="3600" w:hanging="360"/>
+      </w:pPr>
+      <w:rPr>
+        <w:rFonts w:ascii="Courier New" w:hAnsi="Courier New" w:cs="Courier New" w:hint="default"/>
+      </w:rPr>
+    </w:lvl>
+    <w:lvl w:ilvl="5" w:tplc="04190005" w:tentative="1">
+      <w:start w:val="1"/>
+      <w:numFmt w:val="bullet"/>
+      <w:lvlText w:val=""/>
+      <w:lvlJc w:val="left"/>
+      <w:pPr>
+        <w:ind w:left="4320" w:hanging="360"/>
+      </w:pPr>
+      <w:rPr>
+        <w:rFonts w:ascii="Wingdings" w:hAnsi="Wingdings" w:hint="default"/>
+      </w:rPr>
+    </w:lvl>
+    <w:lvl w:ilvl="6" w:tplc="04190001" w:tentative="1">
+      <w:start w:val="1"/>
+      <w:numFmt w:val="bullet"/>
+      <w:lvlText w:val=""/>
+      <w:lvlJc w:val="left"/>
+      <w:pPr>
+        <w:ind w:left="5040" w:hanging="360"/>
+      </w:pPr>
+      <w:rPr>
+        <w:rFonts w:ascii="Symbol" w:hAnsi="Symbol" w:hint="default"/>
+      </w:rPr>
+    </w:lvl>
+    <w:lvl w:ilvl="7" w:tplc="04190003" w:tentative="1">
+      <w:start w:val="1"/>
+      <w:numFmt w:val="bullet"/>
+      <w:lvlText w:val="o"/>
+      <w:lvlJc w:val="left"/>
+      <w:pPr>
+        <w:ind w:left="5760" w:hanging="360"/>
+      </w:pPr>
+      <w:rPr>
+        <w:rFonts w:ascii="Courier New" w:hAnsi="Courier New" w:cs="Courier New" w:hint="default"/>
+      </w:rPr>
+    </w:lvl>
+    <w:lvl w:ilvl="8" w:tplc="04190005" w:tentative="1">
+      <w:start w:val="1"/>
+      <w:numFmt w:val="bullet"/>
+      <w:lvlText w:val=""/>
+      <w:lvlJc w:val="left"/>
+      <w:pPr>
+        <w:ind w:left="6480" w:hanging="360"/>
+      </w:pPr>
+      <w:rPr>
+        <w:rFonts w:ascii="Wingdings" w:hAnsi="Wingdings" w:hint="default"/>
+      </w:rPr>
+    </w:lvl>
+  </w:abstractNum>
+  <w:abstractNum w:abstractNumId="4" w15:restartNumberingAfterBreak="0">
     <w:nsid w:val="2B44179E"/>
     <w:multiLevelType w:val="hybridMultilevel"/>
     <w:tmpl w:val="66AAE1AE"/>
@@ -7001,7 +10332,7 @@
       </w:rPr>
     </w:lvl>
   </w:abstractNum>
-  <w:abstractNum w:abstractNumId="3" w15:restartNumberingAfterBreak="0">
+  <w:abstractNum w:abstractNumId="5" w15:restartNumberingAfterBreak="0">
     <w:nsid w:val="33DD5AA2"/>
     <w:multiLevelType w:val="hybridMultilevel"/>
     <w:tmpl w:val="71FAF6D0"/>
@@ -7114,7 +10445,7 @@
       </w:rPr>
     </w:lvl>
   </w:abstractNum>
-  <w:abstractNum w:abstractNumId="4" w15:restartNumberingAfterBreak="0">
+  <w:abstractNum w:abstractNumId="6" w15:restartNumberingAfterBreak="0">
     <w:nsid w:val="427C58D6"/>
     <w:multiLevelType w:val="hybridMultilevel"/>
     <w:tmpl w:val="BC6A9DD0"/>
@@ -7227,10 +10558,10 @@
       </w:rPr>
     </w:lvl>
   </w:abstractNum>
-  <w:abstractNum w:abstractNumId="5" w15:restartNumberingAfterBreak="0">
-    <w:nsid w:val="7D2B389C"/>
+  <w:abstractNum w:abstractNumId="7" w15:restartNumberingAfterBreak="0">
+    <w:nsid w:val="4D9B6ACD"/>
     <w:multiLevelType w:val="hybridMultilevel"/>
-    <w:tmpl w:val="D1740022"/>
+    <w:tmpl w:val="0C06A51C"/>
     <w:lvl w:ilvl="0" w:tplc="2B0CDC28">
       <w:start w:val="1"/>
       <w:numFmt w:val="bullet"/>
@@ -7340,23 +10671,145 @@
       </w:rPr>
     </w:lvl>
   </w:abstractNum>
+  <w:abstractNum w:abstractNumId="8" w15:restartNumberingAfterBreak="0">
+    <w:nsid w:val="7D2B389C"/>
+    <w:multiLevelType w:val="hybridMultilevel"/>
+    <w:tmpl w:val="D1740022"/>
+    <w:lvl w:ilvl="0" w:tplc="2B0CDC28">
+      <w:start w:val="1"/>
+      <w:numFmt w:val="bullet"/>
+      <w:lvlText w:val=""/>
+      <w:lvlJc w:val="left"/>
+      <w:pPr>
+        <w:ind w:left="720" w:hanging="360"/>
+      </w:pPr>
+      <w:rPr>
+        <w:rFonts w:ascii="Symbol" w:hAnsi="Symbol" w:hint="default"/>
+      </w:rPr>
+    </w:lvl>
+    <w:lvl w:ilvl="1" w:tplc="04190003" w:tentative="1">
+      <w:start w:val="1"/>
+      <w:numFmt w:val="bullet"/>
+      <w:lvlText w:val="o"/>
+      <w:lvlJc w:val="left"/>
+      <w:pPr>
+        <w:ind w:left="1440" w:hanging="360"/>
+      </w:pPr>
+      <w:rPr>
+        <w:rFonts w:ascii="Courier New" w:hAnsi="Courier New" w:cs="Courier New" w:hint="default"/>
+      </w:rPr>
+    </w:lvl>
+    <w:lvl w:ilvl="2" w:tplc="04190005" w:tentative="1">
+      <w:start w:val="1"/>
+      <w:numFmt w:val="bullet"/>
+      <w:lvlText w:val=""/>
+      <w:lvlJc w:val="left"/>
+      <w:pPr>
+        <w:ind w:left="2160" w:hanging="360"/>
+      </w:pPr>
+      <w:rPr>
+        <w:rFonts w:ascii="Wingdings" w:hAnsi="Wingdings" w:hint="default"/>
+      </w:rPr>
+    </w:lvl>
+    <w:lvl w:ilvl="3" w:tplc="04190001" w:tentative="1">
+      <w:start w:val="1"/>
+      <w:numFmt w:val="bullet"/>
+      <w:lvlText w:val=""/>
+      <w:lvlJc w:val="left"/>
+      <w:pPr>
+        <w:ind w:left="2880" w:hanging="360"/>
+      </w:pPr>
+      <w:rPr>
+        <w:rFonts w:ascii="Symbol" w:hAnsi="Symbol" w:hint="default"/>
+      </w:rPr>
+    </w:lvl>
+    <w:lvl w:ilvl="4" w:tplc="04190003" w:tentative="1">
+      <w:start w:val="1"/>
+      <w:numFmt w:val="bullet"/>
+      <w:lvlText w:val="o"/>
+      <w:lvlJc w:val="left"/>
+      <w:pPr>
+        <w:ind w:left="3600" w:hanging="360"/>
+      </w:pPr>
+      <w:rPr>
+        <w:rFonts w:ascii="Courier New" w:hAnsi="Courier New" w:cs="Courier New" w:hint="default"/>
+      </w:rPr>
+    </w:lvl>
+    <w:lvl w:ilvl="5" w:tplc="04190005" w:tentative="1">
+      <w:start w:val="1"/>
+      <w:numFmt w:val="bullet"/>
+      <w:lvlText w:val=""/>
+      <w:lvlJc w:val="left"/>
+      <w:pPr>
+        <w:ind w:left="4320" w:hanging="360"/>
+      </w:pPr>
+      <w:rPr>
+        <w:rFonts w:ascii="Wingdings" w:hAnsi="Wingdings" w:hint="default"/>
+      </w:rPr>
+    </w:lvl>
+    <w:lvl w:ilvl="6" w:tplc="04190001" w:tentative="1">
+      <w:start w:val="1"/>
+      <w:numFmt w:val="bullet"/>
+      <w:lvlText w:val=""/>
+      <w:lvlJc w:val="left"/>
+      <w:pPr>
+        <w:ind w:left="5040" w:hanging="360"/>
+      </w:pPr>
+      <w:rPr>
+        <w:rFonts w:ascii="Symbol" w:hAnsi="Symbol" w:hint="default"/>
+      </w:rPr>
+    </w:lvl>
+    <w:lvl w:ilvl="7" w:tplc="04190003" w:tentative="1">
+      <w:start w:val="1"/>
+      <w:numFmt w:val="bullet"/>
+      <w:lvlText w:val="o"/>
+      <w:lvlJc w:val="left"/>
+      <w:pPr>
+        <w:ind w:left="5760" w:hanging="360"/>
+      </w:pPr>
+      <w:rPr>
+        <w:rFonts w:ascii="Courier New" w:hAnsi="Courier New" w:cs="Courier New" w:hint="default"/>
+      </w:rPr>
+    </w:lvl>
+    <w:lvl w:ilvl="8" w:tplc="04190005" w:tentative="1">
+      <w:start w:val="1"/>
+      <w:numFmt w:val="bullet"/>
+      <w:lvlText w:val=""/>
+      <w:lvlJc w:val="left"/>
+      <w:pPr>
+        <w:ind w:left="6480" w:hanging="360"/>
+      </w:pPr>
+      <w:rPr>
+        <w:rFonts w:ascii="Wingdings" w:hAnsi="Wingdings" w:hint="default"/>
+      </w:rPr>
+    </w:lvl>
+  </w:abstractNum>
   <w:num w:numId="1">
-    <w:abstractNumId w:val="2"/>
+    <w:abstractNumId w:val="4"/>
   </w:num>
   <w:num w:numId="2">
     <w:abstractNumId w:val="1"/>
   </w:num>
   <w:num w:numId="3">
-    <w:abstractNumId w:val="3"/>
+    <w:abstractNumId w:val="5"/>
   </w:num>
   <w:num w:numId="4">
     <w:abstractNumId w:val="0"/>
   </w:num>
   <w:num w:numId="5">
-    <w:abstractNumId w:val="5"/>
+    <w:abstractNumId w:val="8"/>
   </w:num>
   <w:num w:numId="6">
-    <w:abstractNumId w:val="4"/>
+    <w:abstractNumId w:val="6"/>
+  </w:num>
+  <w:num w:numId="7">
+    <w:abstractNumId w:val="2"/>
+  </w:num>
+  <w:num w:numId="8">
+    <w:abstractNumId w:val="3"/>
+  </w:num>
+  <w:num w:numId="9">
+    <w:abstractNumId w:val="7"/>
   </w:num>
 </w:numbering>
 </file>

--- a/Пояснительная записка.docx
+++ b/Пояснительная записка.docx
@@ -59,7 +59,7 @@
         </w:p>
         <w:p>
           <w:pPr>
-            <w:pStyle w:val="11"/>
+            <w:pStyle w:val="TOC1"/>
             <w:tabs>
               <w:tab w:val="right" w:leader="dot" w:pos="9628"/>
             </w:tabs>
@@ -70,7 +70,7 @@
               <w:i w:val="0"/>
               <w:iCs w:val="0"/>
               <w:noProof/>
-              <w:lang w:eastAsia="ru-RU"/>
+              <w:lang w:val="en-RU" w:eastAsia="en-GB"/>
             </w:rPr>
           </w:pPr>
           <w:r>
@@ -109,10 +109,10 @@
             </w:rPr>
             <w:fldChar w:fldCharType="separate"/>
           </w:r>
-          <w:hyperlink w:anchor="_Toc69328891" w:history="1">
-            <w:r>
-              <w:rPr>
-                <w:rStyle w:val="a7"/>
+          <w:hyperlink w:anchor="_Toc69384867" w:history="1">
+            <w:r>
+              <w:rPr>
+                <w:rStyle w:val="Hyperlink"/>
                 <w:noProof/>
                 <w:highlight w:val="green"/>
               </w:rPr>
@@ -137,7 +137,7 @@
                 <w:noProof/>
                 <w:webHidden/>
               </w:rPr>
-              <w:instrText xml:space="preserve"> PAGEREF _Toc69328891 \h </w:instrText>
+              <w:instrText xml:space="preserve"> PAGEREF _Toc69384867 \h </w:instrText>
             </w:r>
             <w:r>
               <w:rPr>
@@ -170,7 +170,7 @@
         </w:p>
         <w:p>
           <w:pPr>
-            <w:pStyle w:val="11"/>
+            <w:pStyle w:val="TOC1"/>
             <w:tabs>
               <w:tab w:val="right" w:leader="dot" w:pos="9628"/>
             </w:tabs>
@@ -181,13 +181,13 @@
               <w:i w:val="0"/>
               <w:iCs w:val="0"/>
               <w:noProof/>
-              <w:lang w:eastAsia="ru-RU"/>
+              <w:lang w:val="en-RU" w:eastAsia="en-GB"/>
             </w:rPr>
           </w:pPr>
-          <w:hyperlink w:anchor="_Toc69328892" w:history="1">
-            <w:r>
-              <w:rPr>
-                <w:rStyle w:val="a7"/>
+          <w:hyperlink w:anchor="_Toc69384868" w:history="1">
+            <w:r>
+              <w:rPr>
+                <w:rStyle w:val="Hyperlink"/>
                 <w:noProof/>
               </w:rPr>
               <w:t>ПОСТАНОВКА ЗАДАЧИ</w:t>
@@ -211,7 +211,7 @@
                 <w:noProof/>
                 <w:webHidden/>
               </w:rPr>
-              <w:instrText xml:space="preserve"> PAGEREF _Toc69328892 \h </w:instrText>
+              <w:instrText xml:space="preserve"> PAGEREF _Toc69384868 \h </w:instrText>
             </w:r>
             <w:r>
               <w:rPr>
@@ -244,7 +244,7 @@
         </w:p>
         <w:p>
           <w:pPr>
-            <w:pStyle w:val="11"/>
+            <w:pStyle w:val="TOC1"/>
             <w:tabs>
               <w:tab w:val="right" w:leader="dot" w:pos="9628"/>
             </w:tabs>
@@ -255,13 +255,13 @@
               <w:i w:val="0"/>
               <w:iCs w:val="0"/>
               <w:noProof/>
-              <w:lang w:eastAsia="ru-RU"/>
+              <w:lang w:val="en-RU" w:eastAsia="en-GB"/>
             </w:rPr>
           </w:pPr>
-          <w:hyperlink w:anchor="_Toc69328893" w:history="1">
-            <w:r>
-              <w:rPr>
-                <w:rStyle w:val="a7"/>
+          <w:hyperlink w:anchor="_Toc69384869" w:history="1">
+            <w:r>
+              <w:rPr>
+                <w:rStyle w:val="Hyperlink"/>
                 <w:noProof/>
               </w:rPr>
               <w:t>ОПИСАНИЕ ПРЕДМЕТНОЙ ОБЛАСТИ</w:t>
@@ -285,7 +285,7 @@
                 <w:noProof/>
                 <w:webHidden/>
               </w:rPr>
-              <w:instrText xml:space="preserve"> PAGEREF _Toc69328893 \h </w:instrText>
+              <w:instrText xml:space="preserve"> PAGEREF _Toc69384869 \h </w:instrText>
             </w:r>
             <w:r>
               <w:rPr>
@@ -318,7 +318,7 @@
         </w:p>
         <w:p>
           <w:pPr>
-            <w:pStyle w:val="11"/>
+            <w:pStyle w:val="TOC1"/>
             <w:tabs>
               <w:tab w:val="right" w:leader="dot" w:pos="9628"/>
             </w:tabs>
@@ -329,16 +329,30 @@
               <w:i w:val="0"/>
               <w:iCs w:val="0"/>
               <w:noProof/>
-              <w:lang w:eastAsia="ru-RU"/>
+              <w:lang w:val="en-RU" w:eastAsia="en-GB"/>
             </w:rPr>
           </w:pPr>
-          <w:hyperlink w:anchor="_Toc69328894" w:history="1">
-            <w:r>
-              <w:rPr>
-                <w:rStyle w:val="a7"/>
-                <w:noProof/>
-              </w:rPr>
-              <w:t>АКТУАЛЬНОСТЬ АВТОМАТИЗАЦИИ</w:t>
+          <w:hyperlink w:anchor="_Toc69384870" w:history="1">
+            <w:r>
+              <w:rPr>
+                <w:rStyle w:val="Hyperlink"/>
+                <w:noProof/>
+              </w:rPr>
+              <w:t>АКТУАЛЬНОСТ</w:t>
+            </w:r>
+            <w:r>
+              <w:rPr>
+                <w:rStyle w:val="Hyperlink"/>
+                <w:noProof/>
+              </w:rPr>
+              <w:t>Ь</w:t>
+            </w:r>
+            <w:r>
+              <w:rPr>
+                <w:rStyle w:val="Hyperlink"/>
+                <w:noProof/>
+              </w:rPr>
+              <w:t xml:space="preserve"> АВТОМАТИЗАЦИИ</w:t>
             </w:r>
             <w:r>
               <w:rPr>
@@ -359,7 +373,7 @@
                 <w:noProof/>
                 <w:webHidden/>
               </w:rPr>
-              <w:instrText xml:space="preserve"> PAGEREF _Toc69328894 \h </w:instrText>
+              <w:instrText xml:space="preserve"> PAGEREF _Toc69384870 \h </w:instrText>
             </w:r>
             <w:r>
               <w:rPr>
@@ -392,7 +406,7 @@
         </w:p>
         <w:p>
           <w:pPr>
-            <w:pStyle w:val="11"/>
+            <w:pStyle w:val="TOC1"/>
             <w:tabs>
               <w:tab w:val="right" w:leader="dot" w:pos="9628"/>
             </w:tabs>
@@ -403,14 +417,15 @@
               <w:i w:val="0"/>
               <w:iCs w:val="0"/>
               <w:noProof/>
-              <w:lang w:eastAsia="ru-RU"/>
+              <w:lang w:val="en-RU" w:eastAsia="en-GB"/>
             </w:rPr>
           </w:pPr>
-          <w:hyperlink w:anchor="_Toc69328895" w:history="1">
-            <w:r>
-              <w:rPr>
-                <w:rStyle w:val="a7"/>
-                <w:noProof/>
+          <w:hyperlink w:anchor="_Toc69384871" w:history="1">
+            <w:r>
+              <w:rPr>
+                <w:rStyle w:val="Hyperlink"/>
+                <w:noProof/>
+                <w:highlight w:val="yellow"/>
               </w:rPr>
               <w:t>АЛГОРИТМИЧЕСКИЕ РЕШЕНИЯ</w:t>
             </w:r>
@@ -433,7 +448,7 @@
                 <w:noProof/>
                 <w:webHidden/>
               </w:rPr>
-              <w:instrText xml:space="preserve"> PAGEREF _Toc69328895 \h </w:instrText>
+              <w:instrText xml:space="preserve"> PAGEREF _Toc69384871 \h </w:instrText>
             </w:r>
             <w:r>
               <w:rPr>
@@ -466,7 +481,7 @@
         </w:p>
         <w:p>
           <w:pPr>
-            <w:pStyle w:val="11"/>
+            <w:pStyle w:val="TOC1"/>
             <w:tabs>
               <w:tab w:val="right" w:leader="dot" w:pos="9628"/>
             </w:tabs>
@@ -477,13 +492,13 @@
               <w:i w:val="0"/>
               <w:iCs w:val="0"/>
               <w:noProof/>
-              <w:lang w:eastAsia="ru-RU"/>
+              <w:lang w:val="en-RU" w:eastAsia="en-GB"/>
             </w:rPr>
           </w:pPr>
-          <w:hyperlink w:anchor="_Toc69328896" w:history="1">
-            <w:r>
-              <w:rPr>
-                <w:rStyle w:val="a7"/>
+          <w:hyperlink w:anchor="_Toc69384872" w:history="1">
+            <w:r>
+              <w:rPr>
+                <w:rStyle w:val="Hyperlink"/>
                 <w:noProof/>
                 <w:highlight w:val="green"/>
               </w:rPr>
@@ -508,7 +523,7 @@
                 <w:noProof/>
                 <w:webHidden/>
               </w:rPr>
-              <w:instrText xml:space="preserve"> PAGEREF _Toc69328896 \h </w:instrText>
+              <w:instrText xml:space="preserve"> PAGEREF _Toc69384872 \h </w:instrText>
             </w:r>
             <w:r>
               <w:rPr>
@@ -528,7 +543,7 @@
                 <w:noProof/>
                 <w:webHidden/>
               </w:rPr>
-              <w:t>10</w:t>
+              <w:t>11</w:t>
             </w:r>
             <w:r>
               <w:rPr>
@@ -541,7 +556,7 @@
         </w:p>
         <w:p>
           <w:pPr>
-            <w:pStyle w:val="21"/>
+            <w:pStyle w:val="TOC2"/>
             <w:tabs>
               <w:tab w:val="right" w:leader="dot" w:pos="9628"/>
             </w:tabs>
@@ -552,13 +567,13 @@
               <w:noProof/>
               <w:sz w:val="24"/>
               <w:szCs w:val="24"/>
-              <w:lang w:eastAsia="ru-RU"/>
+              <w:lang w:val="en-RU" w:eastAsia="en-GB"/>
             </w:rPr>
           </w:pPr>
-          <w:hyperlink w:anchor="_Toc69328897" w:history="1">
-            <w:r>
-              <w:rPr>
-                <w:rStyle w:val="a7"/>
+          <w:hyperlink w:anchor="_Toc69384873" w:history="1">
+            <w:r>
+              <w:rPr>
+                <w:rStyle w:val="Hyperlink"/>
                 <w:noProof/>
               </w:rPr>
               <w:t>Окно авторизации клиента</w:t>
@@ -582,7 +597,7 @@
                 <w:noProof/>
                 <w:webHidden/>
               </w:rPr>
-              <w:instrText xml:space="preserve"> PAGEREF _Toc69328897 \h </w:instrText>
+              <w:instrText xml:space="preserve"> PAGEREF _Toc69384873 \h </w:instrText>
             </w:r>
             <w:r>
               <w:rPr>
@@ -615,7 +630,7 @@
         </w:p>
         <w:p>
           <w:pPr>
-            <w:pStyle w:val="21"/>
+            <w:pStyle w:val="TOC2"/>
             <w:tabs>
               <w:tab w:val="right" w:leader="dot" w:pos="9628"/>
             </w:tabs>
@@ -626,13 +641,13 @@
               <w:noProof/>
               <w:sz w:val="24"/>
               <w:szCs w:val="24"/>
-              <w:lang w:eastAsia="ru-RU"/>
+              <w:lang w:val="en-RU" w:eastAsia="en-GB"/>
             </w:rPr>
           </w:pPr>
-          <w:hyperlink w:anchor="_Toc69328898" w:history="1">
-            <w:r>
-              <w:rPr>
-                <w:rStyle w:val="a7"/>
+          <w:hyperlink w:anchor="_Toc69384874" w:history="1">
+            <w:r>
+              <w:rPr>
+                <w:rStyle w:val="Hyperlink"/>
                 <w:noProof/>
               </w:rPr>
               <w:t>Окно регистрации нового пользователя</w:t>
@@ -656,7 +671,7 @@
                 <w:noProof/>
                 <w:webHidden/>
               </w:rPr>
-              <w:instrText xml:space="preserve"> PAGEREF _Toc69328898 \h </w:instrText>
+              <w:instrText xml:space="preserve"> PAGEREF _Toc69384874 \h </w:instrText>
             </w:r>
             <w:r>
               <w:rPr>
@@ -689,7 +704,7 @@
         </w:p>
         <w:p>
           <w:pPr>
-            <w:pStyle w:val="21"/>
+            <w:pStyle w:val="TOC2"/>
             <w:tabs>
               <w:tab w:val="right" w:leader="dot" w:pos="9628"/>
             </w:tabs>
@@ -700,13 +715,13 @@
               <w:noProof/>
               <w:sz w:val="24"/>
               <w:szCs w:val="24"/>
-              <w:lang w:eastAsia="ru-RU"/>
+              <w:lang w:val="en-RU" w:eastAsia="en-GB"/>
             </w:rPr>
           </w:pPr>
-          <w:hyperlink w:anchor="_Toc69328899" w:history="1">
-            <w:r>
-              <w:rPr>
-                <w:rStyle w:val="a7"/>
+          <w:hyperlink w:anchor="_Toc69384875" w:history="1">
+            <w:r>
+              <w:rPr>
+                <w:rStyle w:val="Hyperlink"/>
                 <w:noProof/>
               </w:rPr>
               <w:t>Окно восстановления пароля</w:t>
@@ -730,7 +745,7 @@
                 <w:noProof/>
                 <w:webHidden/>
               </w:rPr>
-              <w:instrText xml:space="preserve"> PAGEREF _Toc69328899 \h </w:instrText>
+              <w:instrText xml:space="preserve"> PAGEREF _Toc69384875 \h </w:instrText>
             </w:r>
             <w:r>
               <w:rPr>
@@ -763,7 +778,7 @@
         </w:p>
         <w:p>
           <w:pPr>
-            <w:pStyle w:val="21"/>
+            <w:pStyle w:val="TOC2"/>
             <w:tabs>
               <w:tab w:val="right" w:leader="dot" w:pos="9628"/>
             </w:tabs>
@@ -774,13 +789,13 @@
               <w:noProof/>
               <w:sz w:val="24"/>
               <w:szCs w:val="24"/>
-              <w:lang w:eastAsia="ru-RU"/>
+              <w:lang w:val="en-RU" w:eastAsia="en-GB"/>
             </w:rPr>
           </w:pPr>
-          <w:hyperlink w:anchor="_Toc69328900" w:history="1">
-            <w:r>
-              <w:rPr>
-                <w:rStyle w:val="a7"/>
+          <w:hyperlink w:anchor="_Toc69384876" w:history="1">
+            <w:r>
+              <w:rPr>
+                <w:rStyle w:val="Hyperlink"/>
                 <w:noProof/>
               </w:rPr>
               <w:t>Окно успешного действия пользователя</w:t>
@@ -804,7 +819,7 @@
                 <w:noProof/>
                 <w:webHidden/>
               </w:rPr>
-              <w:instrText xml:space="preserve"> PAGEREF _Toc69328900 \h </w:instrText>
+              <w:instrText xml:space="preserve"> PAGEREF _Toc69384876 \h </w:instrText>
             </w:r>
             <w:r>
               <w:rPr>
@@ -837,7 +852,7 @@
         </w:p>
         <w:p>
           <w:pPr>
-            <w:pStyle w:val="21"/>
+            <w:pStyle w:val="TOC2"/>
             <w:tabs>
               <w:tab w:val="right" w:leader="dot" w:pos="9628"/>
             </w:tabs>
@@ -848,13 +863,13 @@
               <w:noProof/>
               <w:sz w:val="24"/>
               <w:szCs w:val="24"/>
-              <w:lang w:eastAsia="ru-RU"/>
+              <w:lang w:val="en-RU" w:eastAsia="en-GB"/>
             </w:rPr>
           </w:pPr>
-          <w:hyperlink w:anchor="_Toc69328901" w:history="1">
-            <w:r>
-              <w:rPr>
-                <w:rStyle w:val="a7"/>
+          <w:hyperlink w:anchor="_Toc69384877" w:history="1">
+            <w:r>
+              <w:rPr>
+                <w:rStyle w:val="Hyperlink"/>
                 <w:noProof/>
               </w:rPr>
               <w:t>Главное окно программы</w:t>
@@ -878,7 +893,7 @@
                 <w:noProof/>
                 <w:webHidden/>
               </w:rPr>
-              <w:instrText xml:space="preserve"> PAGEREF _Toc69328901 \h </w:instrText>
+              <w:instrText xml:space="preserve"> PAGEREF _Toc69384877 \h </w:instrText>
             </w:r>
             <w:r>
               <w:rPr>
@@ -911,7 +926,7 @@
         </w:p>
         <w:p>
           <w:pPr>
-            <w:pStyle w:val="21"/>
+            <w:pStyle w:val="TOC2"/>
             <w:tabs>
               <w:tab w:val="right" w:leader="dot" w:pos="9628"/>
             </w:tabs>
@@ -922,13 +937,13 @@
               <w:noProof/>
               <w:sz w:val="24"/>
               <w:szCs w:val="24"/>
-              <w:lang w:eastAsia="ru-RU"/>
+              <w:lang w:val="en-RU" w:eastAsia="en-GB"/>
             </w:rPr>
           </w:pPr>
-          <w:hyperlink w:anchor="_Toc69328902" w:history="1">
-            <w:r>
-              <w:rPr>
-                <w:rStyle w:val="a7"/>
+          <w:hyperlink w:anchor="_Toc69384878" w:history="1">
+            <w:r>
+              <w:rPr>
+                <w:rStyle w:val="Hyperlink"/>
                 <w:noProof/>
               </w:rPr>
               <w:t>Окно создания новой чат-комнаты</w:t>
@@ -952,7 +967,7 @@
                 <w:noProof/>
                 <w:webHidden/>
               </w:rPr>
-              <w:instrText xml:space="preserve"> PAGEREF _Toc69328902 \h </w:instrText>
+              <w:instrText xml:space="preserve"> PAGEREF _Toc69384878 \h </w:instrText>
             </w:r>
             <w:r>
               <w:rPr>
@@ -985,7 +1000,7 @@
         </w:p>
         <w:p>
           <w:pPr>
-            <w:pStyle w:val="21"/>
+            <w:pStyle w:val="TOC2"/>
             <w:tabs>
               <w:tab w:val="right" w:leader="dot" w:pos="9628"/>
             </w:tabs>
@@ -996,13 +1011,13 @@
               <w:noProof/>
               <w:sz w:val="24"/>
               <w:szCs w:val="24"/>
-              <w:lang w:eastAsia="ru-RU"/>
+              <w:lang w:val="en-RU" w:eastAsia="en-GB"/>
             </w:rPr>
           </w:pPr>
-          <w:hyperlink w:anchor="_Toc69328903" w:history="1">
-            <w:r>
-              <w:rPr>
-                <w:rStyle w:val="a7"/>
+          <w:hyperlink w:anchor="_Toc69384879" w:history="1">
+            <w:r>
+              <w:rPr>
+                <w:rStyle w:val="Hyperlink"/>
                 <w:noProof/>
               </w:rPr>
               <w:t>Окно с информацией о текущей чат-комнате</w:t>
@@ -1026,7 +1041,7 @@
                 <w:noProof/>
                 <w:webHidden/>
               </w:rPr>
-              <w:instrText xml:space="preserve"> PAGEREF _Toc69328903 \h </w:instrText>
+              <w:instrText xml:space="preserve"> PAGEREF _Toc69384879 \h </w:instrText>
             </w:r>
             <w:r>
               <w:rPr>
@@ -1059,7 +1074,7 @@
         </w:p>
         <w:p>
           <w:pPr>
-            <w:pStyle w:val="21"/>
+            <w:pStyle w:val="TOC2"/>
             <w:tabs>
               <w:tab w:val="right" w:leader="dot" w:pos="9628"/>
             </w:tabs>
@@ -1070,13 +1085,13 @@
               <w:noProof/>
               <w:sz w:val="24"/>
               <w:szCs w:val="24"/>
-              <w:lang w:eastAsia="ru-RU"/>
+              <w:lang w:val="en-RU" w:eastAsia="en-GB"/>
             </w:rPr>
           </w:pPr>
-          <w:hyperlink w:anchor="_Toc69328904" w:history="1">
-            <w:r>
-              <w:rPr>
-                <w:rStyle w:val="a7"/>
+          <w:hyperlink w:anchor="_Toc69384880" w:history="1">
+            <w:r>
+              <w:rPr>
+                <w:rStyle w:val="Hyperlink"/>
                 <w:noProof/>
               </w:rPr>
               <w:t>Окно с информацией об авторе и программе</w:t>
@@ -1100,7 +1115,7 @@
                 <w:noProof/>
                 <w:webHidden/>
               </w:rPr>
-              <w:instrText xml:space="preserve"> PAGEREF _Toc69328904 \h </w:instrText>
+              <w:instrText xml:space="preserve"> PAGEREF _Toc69384880 \h </w:instrText>
             </w:r>
             <w:r>
               <w:rPr>
@@ -1133,7 +1148,7 @@
         </w:p>
         <w:p>
           <w:pPr>
-            <w:pStyle w:val="11"/>
+            <w:pStyle w:val="TOC1"/>
             <w:tabs>
               <w:tab w:val="right" w:leader="dot" w:pos="9628"/>
             </w:tabs>
@@ -1144,13 +1159,13 @@
               <w:i w:val="0"/>
               <w:iCs w:val="0"/>
               <w:noProof/>
-              <w:lang w:eastAsia="ru-RU"/>
+              <w:lang w:val="en-RU" w:eastAsia="en-GB"/>
             </w:rPr>
           </w:pPr>
-          <w:hyperlink w:anchor="_Toc69328905" w:history="1">
-            <w:r>
-              <w:rPr>
-                <w:rStyle w:val="a7"/>
+          <w:hyperlink w:anchor="_Toc69384881" w:history="1">
+            <w:r>
+              <w:rPr>
+                <w:rStyle w:val="Hyperlink"/>
                 <w:noProof/>
                 <w:highlight w:val="yellow"/>
               </w:rPr>
@@ -1175,7 +1190,7 @@
                 <w:noProof/>
                 <w:webHidden/>
               </w:rPr>
-              <w:instrText xml:space="preserve"> PAGEREF _Toc69328905 \h </w:instrText>
+              <w:instrText xml:space="preserve"> PAGEREF _Toc69384881 \h </w:instrText>
             </w:r>
             <w:r>
               <w:rPr>
@@ -1208,7 +1223,7 @@
         </w:p>
         <w:p>
           <w:pPr>
-            <w:pStyle w:val="21"/>
+            <w:pStyle w:val="TOC2"/>
             <w:tabs>
               <w:tab w:val="right" w:leader="dot" w:pos="9628"/>
             </w:tabs>
@@ -1219,13 +1234,13 @@
               <w:noProof/>
               <w:sz w:val="24"/>
               <w:szCs w:val="24"/>
-              <w:lang w:eastAsia="ru-RU"/>
+              <w:lang w:val="en-RU" w:eastAsia="en-GB"/>
             </w:rPr>
           </w:pPr>
-          <w:hyperlink w:anchor="_Toc69328906" w:history="1">
-            <w:r>
-              <w:rPr>
-                <w:rStyle w:val="a7"/>
+          <w:hyperlink w:anchor="_Toc69384882" w:history="1">
+            <w:r>
+              <w:rPr>
+                <w:rStyle w:val="Hyperlink"/>
                 <w:noProof/>
               </w:rPr>
               <w:t>Сервер</w:t>
@@ -1249,7 +1264,7 @@
                 <w:noProof/>
                 <w:webHidden/>
               </w:rPr>
-              <w:instrText xml:space="preserve"> PAGEREF _Toc69328906 \h </w:instrText>
+              <w:instrText xml:space="preserve"> PAGEREF _Toc69384882 \h </w:instrText>
             </w:r>
             <w:r>
               <w:rPr>
@@ -1282,7 +1297,7 @@
         </w:p>
         <w:p>
           <w:pPr>
-            <w:pStyle w:val="21"/>
+            <w:pStyle w:val="TOC2"/>
             <w:tabs>
               <w:tab w:val="right" w:leader="dot" w:pos="9628"/>
             </w:tabs>
@@ -1293,16 +1308,16 @@
               <w:noProof/>
               <w:sz w:val="24"/>
               <w:szCs w:val="24"/>
-              <w:lang w:eastAsia="ru-RU"/>
+              <w:lang w:val="en-RU" w:eastAsia="en-GB"/>
             </w:rPr>
           </w:pPr>
-          <w:hyperlink w:anchor="_Toc69328907" w:history="1">
-            <w:r>
-              <w:rPr>
-                <w:rStyle w:val="a7"/>
-                <w:noProof/>
-              </w:rPr>
-              <w:t>СУБД</w:t>
+          <w:hyperlink w:anchor="_Toc69384883" w:history="1">
+            <w:r>
+              <w:rPr>
+                <w:rStyle w:val="Hyperlink"/>
+                <w:noProof/>
+              </w:rPr>
+              <w:t>База данных</w:t>
             </w:r>
             <w:r>
               <w:rPr>
@@ -1323,7 +1338,7 @@
                 <w:noProof/>
                 <w:webHidden/>
               </w:rPr>
-              <w:instrText xml:space="preserve"> PAGEREF _Toc69328907 \h </w:instrText>
+              <w:instrText xml:space="preserve"> PAGEREF _Toc69384883 \h </w:instrText>
             </w:r>
             <w:r>
               <w:rPr>
@@ -1356,7 +1371,7 @@
         </w:p>
         <w:p>
           <w:pPr>
-            <w:pStyle w:val="21"/>
+            <w:pStyle w:val="TOC2"/>
             <w:tabs>
               <w:tab w:val="right" w:leader="dot" w:pos="9628"/>
             </w:tabs>
@@ -1367,13 +1382,13 @@
               <w:noProof/>
               <w:sz w:val="24"/>
               <w:szCs w:val="24"/>
-              <w:lang w:eastAsia="ru-RU"/>
+              <w:lang w:val="en-RU" w:eastAsia="en-GB"/>
             </w:rPr>
           </w:pPr>
-          <w:hyperlink w:anchor="_Toc69328908" w:history="1">
-            <w:r>
-              <w:rPr>
-                <w:rStyle w:val="a7"/>
+          <w:hyperlink w:anchor="_Toc69384884" w:history="1">
+            <w:r>
+              <w:rPr>
+                <w:rStyle w:val="Hyperlink"/>
                 <w:noProof/>
               </w:rPr>
               <w:t>Клиент</w:t>
@@ -1397,7 +1412,7 @@
                 <w:noProof/>
                 <w:webHidden/>
               </w:rPr>
-              <w:instrText xml:space="preserve"> PAGEREF _Toc69328908 \h </w:instrText>
+              <w:instrText xml:space="preserve"> PAGEREF _Toc69384884 \h </w:instrText>
             </w:r>
             <w:r>
               <w:rPr>
@@ -1430,7 +1445,7 @@
         </w:p>
         <w:p>
           <w:pPr>
-            <w:pStyle w:val="11"/>
+            <w:pStyle w:val="TOC1"/>
             <w:tabs>
               <w:tab w:val="right" w:leader="dot" w:pos="9628"/>
             </w:tabs>
@@ -1441,13 +1456,13 @@
               <w:i w:val="0"/>
               <w:iCs w:val="0"/>
               <w:noProof/>
-              <w:lang w:eastAsia="ru-RU"/>
+              <w:lang w:val="en-RU" w:eastAsia="en-GB"/>
             </w:rPr>
           </w:pPr>
-          <w:hyperlink w:anchor="_Toc69328909" w:history="1">
-            <w:r>
-              <w:rPr>
-                <w:rStyle w:val="a7"/>
+          <w:hyperlink w:anchor="_Toc69384885" w:history="1">
+            <w:r>
+              <w:rPr>
+                <w:rStyle w:val="Hyperlink"/>
                 <w:noProof/>
               </w:rPr>
               <w:t>НАЗНАЧЕНИЕ И СОСТАВ КЛАССОВ ПРОГРАММЫ</w:t>
@@ -1471,7 +1486,7 @@
                 <w:noProof/>
                 <w:webHidden/>
               </w:rPr>
-              <w:instrText xml:space="preserve"> PAGEREF _Toc69328909 \h </w:instrText>
+              <w:instrText xml:space="preserve"> PAGEREF _Toc69384885 \h </w:instrText>
             </w:r>
             <w:r>
               <w:rPr>
@@ -1504,7 +1519,7 @@
         </w:p>
         <w:p>
           <w:pPr>
-            <w:pStyle w:val="21"/>
+            <w:pStyle w:val="TOC2"/>
             <w:tabs>
               <w:tab w:val="right" w:leader="dot" w:pos="9628"/>
             </w:tabs>
@@ -1515,13 +1530,13 @@
               <w:noProof/>
               <w:sz w:val="24"/>
               <w:szCs w:val="24"/>
-              <w:lang w:eastAsia="ru-RU"/>
+              <w:lang w:val="en-RU" w:eastAsia="en-GB"/>
             </w:rPr>
           </w:pPr>
-          <w:hyperlink w:anchor="_Toc69328910" w:history="1">
-            <w:r>
-              <w:rPr>
-                <w:rStyle w:val="a7"/>
+          <w:hyperlink w:anchor="_Toc69384886" w:history="1">
+            <w:r>
+              <w:rPr>
+                <w:rStyle w:val="Hyperlink"/>
                 <w:noProof/>
               </w:rPr>
               <w:t>Сервер</w:t>
@@ -1545,7 +1560,7 @@
                 <w:noProof/>
                 <w:webHidden/>
               </w:rPr>
-              <w:instrText xml:space="preserve"> PAGEREF _Toc69328910 \h </w:instrText>
+              <w:instrText xml:space="preserve"> PAGEREF _Toc69384886 \h </w:instrText>
             </w:r>
             <w:r>
               <w:rPr>
@@ -1578,7 +1593,7 @@
         </w:p>
         <w:p>
           <w:pPr>
-            <w:pStyle w:val="21"/>
+            <w:pStyle w:val="TOC2"/>
             <w:tabs>
               <w:tab w:val="right" w:leader="dot" w:pos="9628"/>
             </w:tabs>
@@ -1589,13 +1604,13 @@
               <w:noProof/>
               <w:sz w:val="24"/>
               <w:szCs w:val="24"/>
-              <w:lang w:eastAsia="ru-RU"/>
+              <w:lang w:val="en-RU" w:eastAsia="en-GB"/>
             </w:rPr>
           </w:pPr>
-          <w:hyperlink w:anchor="_Toc69328911" w:history="1">
-            <w:r>
-              <w:rPr>
-                <w:rStyle w:val="a7"/>
+          <w:hyperlink w:anchor="_Toc69384887" w:history="1">
+            <w:r>
+              <w:rPr>
+                <w:rStyle w:val="Hyperlink"/>
                 <w:noProof/>
               </w:rPr>
               <w:t>Клиент</w:t>
@@ -1619,7 +1634,7 @@
                 <w:noProof/>
                 <w:webHidden/>
               </w:rPr>
-              <w:instrText xml:space="preserve"> PAGEREF _Toc69328911 \h </w:instrText>
+              <w:instrText xml:space="preserve"> PAGEREF _Toc69384887 \h </w:instrText>
             </w:r>
             <w:r>
               <w:rPr>
@@ -1652,7 +1667,7 @@
         </w:p>
         <w:p>
           <w:pPr>
-            <w:pStyle w:val="11"/>
+            <w:pStyle w:val="TOC1"/>
             <w:tabs>
               <w:tab w:val="right" w:leader="dot" w:pos="9628"/>
             </w:tabs>
@@ -1663,13 +1678,13 @@
               <w:i w:val="0"/>
               <w:iCs w:val="0"/>
               <w:noProof/>
-              <w:lang w:eastAsia="ru-RU"/>
+              <w:lang w:val="en-RU" w:eastAsia="en-GB"/>
             </w:rPr>
           </w:pPr>
-          <w:hyperlink w:anchor="_Toc69328912" w:history="1">
-            <w:r>
-              <w:rPr>
-                <w:rStyle w:val="a7"/>
+          <w:hyperlink w:anchor="_Toc69384888" w:history="1">
+            <w:r>
+              <w:rPr>
+                <w:rStyle w:val="Hyperlink"/>
                 <w:noProof/>
               </w:rPr>
               <w:t>ЗАКЛЮЧЕНИЕ</w:t>
@@ -1693,7 +1708,7 @@
                 <w:noProof/>
                 <w:webHidden/>
               </w:rPr>
-              <w:instrText xml:space="preserve"> PAGEREF _Toc69328912 \h </w:instrText>
+              <w:instrText xml:space="preserve"> PAGEREF _Toc69384888 \h </w:instrText>
             </w:r>
             <w:r>
               <w:rPr>
@@ -1726,7 +1741,7 @@
         </w:p>
         <w:p>
           <w:pPr>
-            <w:pStyle w:val="11"/>
+            <w:pStyle w:val="TOC1"/>
             <w:tabs>
               <w:tab w:val="right" w:leader="dot" w:pos="9628"/>
             </w:tabs>
@@ -1737,13 +1752,13 @@
               <w:i w:val="0"/>
               <w:iCs w:val="0"/>
               <w:noProof/>
-              <w:lang w:eastAsia="ru-RU"/>
+              <w:lang w:val="en-RU" w:eastAsia="en-GB"/>
             </w:rPr>
           </w:pPr>
-          <w:hyperlink w:anchor="_Toc69328913" w:history="1">
-            <w:r>
-              <w:rPr>
-                <w:rStyle w:val="a7"/>
+          <w:hyperlink w:anchor="_Toc69384889" w:history="1">
+            <w:r>
+              <w:rPr>
+                <w:rStyle w:val="Hyperlink"/>
                 <w:noProof/>
               </w:rPr>
               <w:t>СПИСОК ИСПОЛЬЗОВАННЫХ ИСТОЧНИКОВ</w:t>
@@ -1767,7 +1782,7 @@
                 <w:noProof/>
                 <w:webHidden/>
               </w:rPr>
-              <w:instrText xml:space="preserve"> PAGEREF _Toc69328913 \h </w:instrText>
+              <w:instrText xml:space="preserve"> PAGEREF _Toc69384889 \h </w:instrText>
             </w:r>
             <w:r>
               <w:rPr>
@@ -1800,7 +1815,7 @@
         </w:p>
         <w:p>
           <w:pPr>
-            <w:pStyle w:val="11"/>
+            <w:pStyle w:val="TOC1"/>
             <w:tabs>
               <w:tab w:val="right" w:leader="dot" w:pos="9628"/>
             </w:tabs>
@@ -1811,13 +1826,13 @@
               <w:i w:val="0"/>
               <w:iCs w:val="0"/>
               <w:noProof/>
-              <w:lang w:eastAsia="ru-RU"/>
+              <w:lang w:val="en-RU" w:eastAsia="en-GB"/>
             </w:rPr>
           </w:pPr>
-          <w:hyperlink w:anchor="_Toc69328914" w:history="1">
-            <w:r>
-              <w:rPr>
-                <w:rStyle w:val="a7"/>
+          <w:hyperlink w:anchor="_Toc69384890" w:history="1">
+            <w:r>
+              <w:rPr>
+                <w:rStyle w:val="Hyperlink"/>
                 <w:noProof/>
               </w:rPr>
               <w:t>ПРИЛОЖЕНИЯ</w:t>
@@ -1841,7 +1856,7 @@
                 <w:noProof/>
                 <w:webHidden/>
               </w:rPr>
-              <w:instrText xml:space="preserve"> PAGEREF _Toc69328914 \h </w:instrText>
+              <w:instrText xml:space="preserve"> PAGEREF _Toc69384890 \h </w:instrText>
             </w:r>
             <w:r>
               <w:rPr>
@@ -1874,7 +1889,7 @@
         </w:p>
         <w:p>
           <w:pPr>
-            <w:pStyle w:val="21"/>
+            <w:pStyle w:val="TOC2"/>
             <w:tabs>
               <w:tab w:val="right" w:leader="dot" w:pos="9628"/>
             </w:tabs>
@@ -1885,13 +1900,13 @@
               <w:noProof/>
               <w:sz w:val="24"/>
               <w:szCs w:val="24"/>
-              <w:lang w:eastAsia="ru-RU"/>
+              <w:lang w:val="en-RU" w:eastAsia="en-GB"/>
             </w:rPr>
           </w:pPr>
-          <w:hyperlink w:anchor="_Toc69328915" w:history="1">
-            <w:r>
-              <w:rPr>
-                <w:rStyle w:val="a7"/>
+          <w:hyperlink w:anchor="_Toc69384891" w:history="1">
+            <w:r>
+              <w:rPr>
+                <w:rStyle w:val="Hyperlink"/>
                 <w:noProof/>
               </w:rPr>
               <w:t>Приложение 1</w:t>
@@ -1915,7 +1930,7 @@
                 <w:noProof/>
                 <w:webHidden/>
               </w:rPr>
-              <w:instrText xml:space="preserve"> PAGEREF _Toc69328915 \h </w:instrText>
+              <w:instrText xml:space="preserve"> PAGEREF _Toc69384891 \h </w:instrText>
             </w:r>
             <w:r>
               <w:rPr>
@@ -1948,7 +1963,7 @@
         </w:p>
         <w:p>
           <w:pPr>
-            <w:pStyle w:val="21"/>
+            <w:pStyle w:val="TOC2"/>
             <w:tabs>
               <w:tab w:val="right" w:leader="dot" w:pos="9628"/>
             </w:tabs>
@@ -1959,13 +1974,13 @@
               <w:noProof/>
               <w:sz w:val="24"/>
               <w:szCs w:val="24"/>
-              <w:lang w:eastAsia="ru-RU"/>
+              <w:lang w:val="en-RU" w:eastAsia="en-GB"/>
             </w:rPr>
           </w:pPr>
-          <w:hyperlink w:anchor="_Toc69328916" w:history="1">
-            <w:r>
-              <w:rPr>
-                <w:rStyle w:val="a7"/>
+          <w:hyperlink w:anchor="_Toc69384892" w:history="1">
+            <w:r>
+              <w:rPr>
+                <w:rStyle w:val="Hyperlink"/>
                 <w:noProof/>
               </w:rPr>
               <w:t>Приложение 2</w:t>
@@ -1989,7 +2004,7 @@
                 <w:noProof/>
                 <w:webHidden/>
               </w:rPr>
-              <w:instrText xml:space="preserve"> PAGEREF _Toc69328916 \h </w:instrText>
+              <w:instrText xml:space="preserve"> PAGEREF _Toc69384892 \h </w:instrText>
             </w:r>
             <w:r>
               <w:rPr>
@@ -2056,9 +2071,9 @@
     </w:p>
     <w:p>
       <w:pPr>
-        <w:pStyle w:val="1"/>
-      </w:pPr>
-      <w:bookmarkStart w:id="0" w:name="_Toc69328891"/>
+        <w:pStyle w:val="Heading1"/>
+      </w:pPr>
+      <w:bookmarkStart w:id="0" w:name="_Toc69384867"/>
       <w:r>
         <w:rPr>
           <w:highlight w:val="green"/>
@@ -3252,9 +3267,9 @@
     </w:p>
     <w:p>
       <w:pPr>
-        <w:pStyle w:val="1"/>
-      </w:pPr>
-      <w:bookmarkStart w:id="1" w:name="_Toc69328892"/>
+        <w:pStyle w:val="Heading1"/>
+      </w:pPr>
+      <w:bookmarkStart w:id="1" w:name="_Toc69384868"/>
       <w:r>
         <w:lastRenderedPageBreak/>
         <w:t>ПОСТАНОВКА ЗАДАЧИ</w:t>
@@ -3294,23 +3309,6 @@
         </w:rPr>
         <w:t>-</w:t>
       </w:r>
-    </w:p>
-    <w:p>
-      <w:pPr>
-        <w:spacing w:line="360" w:lineRule="auto"/>
-        <w:jc w:val="both"/>
-        <w:rPr>
-          <w:rFonts w:cs="Times New Roman"/>
-          <w:szCs w:val="28"/>
-        </w:rPr>
-      </w:pPr>
-      <w:r>
-        <w:rPr>
-          <w:rFonts w:cs="Times New Roman"/>
-          <w:szCs w:val="28"/>
-        </w:rPr>
-        <w:t>приложение, выполняющее учет клиентов отеля, забронировавших номера и</w:t>
-      </w:r>
       <w:r>
         <w:rPr>
           <w:rFonts w:cs="Times New Roman"/>
@@ -3323,21 +3321,7 @@
           <w:rFonts w:cs="Times New Roman"/>
           <w:szCs w:val="28"/>
         </w:rPr>
-        <w:t>проживающих ранее, а также реализующую отбор клиентов,</w:t>
-      </w:r>
-      <w:r>
-        <w:rPr>
-          <w:rFonts w:cs="Times New Roman"/>
-          <w:szCs w:val="28"/>
-        </w:rPr>
-        <w:t xml:space="preserve"> </w:t>
-      </w:r>
-      <w:r>
-        <w:rPr>
-          <w:rFonts w:cs="Times New Roman"/>
-          <w:szCs w:val="28"/>
-        </w:rPr>
-        <w:t>удовлетворяющих сложному критерию.</w:t>
+        <w:t>приложение, выполняющее учет клиентов отеля, забронировавших номера и проживающих ранее, а также реализующую отбор клиентов, удовлетворяющих сложному критерию.</w:t>
       </w:r>
     </w:p>
     <w:p>
@@ -3627,9 +3611,9 @@
     </w:p>
     <w:p>
       <w:pPr>
-        <w:pStyle w:val="1"/>
-      </w:pPr>
-      <w:bookmarkStart w:id="2" w:name="_Toc69328893"/>
+        <w:pStyle w:val="Heading1"/>
+      </w:pPr>
+      <w:bookmarkStart w:id="2" w:name="_Toc69384869"/>
       <w:r>
         <w:lastRenderedPageBreak/>
         <w:t>ОПИСАНИЕ ПРЕДМЕТНОЙ ОБЛАСТИ</w:t>
@@ -4198,9 +4182,9 @@
     </w:p>
     <w:p>
       <w:pPr>
-        <w:pStyle w:val="1"/>
-      </w:pPr>
-      <w:bookmarkStart w:id="3" w:name="_Toc69328894"/>
+        <w:pStyle w:val="Heading1"/>
+      </w:pPr>
+      <w:bookmarkStart w:id="3" w:name="_Toc69384870"/>
       <w:r>
         <w:lastRenderedPageBreak/>
         <w:t>АКТУАЛЬНОСТЬ АВТОМАТИЗАЦИИ</w:t>
@@ -4210,47 +4194,27 @@
     <w:p>
       <w:pPr>
         <w:spacing w:line="360" w:lineRule="auto"/>
-        <w:ind w:firstLine="709"/>
         <w:jc w:val="both"/>
         <w:rPr>
           <w:rFonts w:cs="Times New Roman"/>
           <w:szCs w:val="28"/>
-        </w:rPr>
-      </w:pPr>
-      <w:r>
-        <w:rPr>
-          <w:rFonts w:cs="Times New Roman"/>
-          <w:szCs w:val="28"/>
-        </w:rPr>
-        <w:t xml:space="preserve">Существует </w:t>
-      </w:r>
-      <w:r>
-        <w:rPr>
-          <w:rFonts w:cs="Times New Roman"/>
-          <w:szCs w:val="28"/>
-        </w:rPr>
-        <w:t xml:space="preserve">2 </w:t>
-      </w:r>
-      <w:r>
-        <w:rPr>
-          <w:rFonts w:cs="Times New Roman"/>
-          <w:szCs w:val="28"/>
-        </w:rPr>
-        <w:t>основных механизма работу чатов на сегодняшний день</w:t>
-      </w:r>
-      <w:r>
-        <w:rPr>
-          <w:rFonts w:cs="Times New Roman"/>
-          <w:szCs w:val="28"/>
-        </w:rPr>
-        <w:t xml:space="preserve">: </w:t>
-      </w:r>
-      <w:r>
-        <w:rPr>
-          <w:rFonts w:cs="Times New Roman"/>
-          <w:szCs w:val="28"/>
-        </w:rPr>
-        <w:t xml:space="preserve">через </w:t>
+          <w:lang w:val="en-US"/>
+        </w:rPr>
+      </w:pPr>
+      <w:r>
+        <w:rPr>
+          <w:rFonts w:cs="Times New Roman"/>
+          <w:szCs w:val="28"/>
+          <w:lang w:val="en-US"/>
+        </w:rPr>
+        <w:tab/>
+      </w:r>
+      <w:r>
+        <w:rPr>
+          <w:rFonts w:cs="Times New Roman"/>
+          <w:szCs w:val="28"/>
+        </w:rPr>
+        <w:t xml:space="preserve">Автоматизация актуально потому </w:t>
       </w:r>
       <w:proofErr w:type="gramStart"/>
       <w:r>
@@ -4258,188 +4222,17 @@
           <w:rFonts w:cs="Times New Roman"/>
           <w:szCs w:val="28"/>
         </w:rPr>
-        <w:t xml:space="preserve">механизмы  </w:t>
-      </w:r>
-      <w:proofErr w:type="spellStart"/>
-      <w:r>
-        <w:rPr>
-          <w:rFonts w:cs="Times New Roman"/>
-          <w:szCs w:val="28"/>
-          <w:lang w:val="en-US"/>
-        </w:rPr>
-        <w:t>websocket</w:t>
-      </w:r>
-      <w:proofErr w:type="spellEnd"/>
+        <w:t>что</w:t>
+      </w:r>
+      <w:r>
+        <w:rPr>
+          <w:rFonts w:cs="Times New Roman"/>
+          <w:szCs w:val="28"/>
+          <w:lang w:val="en-US"/>
+        </w:rPr>
+        <w:t xml:space="preserve"> ???????</w:t>
+      </w:r>
       <w:proofErr w:type="gramEnd"/>
-      <w:r>
-        <w:rPr>
-          <w:rFonts w:cs="Times New Roman"/>
-          <w:szCs w:val="28"/>
-        </w:rPr>
-        <w:t>’</w:t>
-      </w:r>
-      <w:proofErr w:type="spellStart"/>
-      <w:r>
-        <w:rPr>
-          <w:rFonts w:cs="Times New Roman"/>
-          <w:szCs w:val="28"/>
-        </w:rPr>
-        <w:t>ов</w:t>
-      </w:r>
-      <w:proofErr w:type="spellEnd"/>
-      <w:r>
-        <w:rPr>
-          <w:rFonts w:cs="Times New Roman"/>
-          <w:szCs w:val="28"/>
-        </w:rPr>
-        <w:t xml:space="preserve"> и </w:t>
-      </w:r>
-      <w:proofErr w:type="spellStart"/>
-      <w:r>
-        <w:rPr>
-          <w:rFonts w:cs="Times New Roman"/>
-          <w:szCs w:val="28"/>
-          <w:lang w:val="en-US"/>
-        </w:rPr>
-        <w:t>longPoll</w:t>
-      </w:r>
-      <w:r>
-        <w:rPr>
-          <w:rFonts w:cs="Times New Roman"/>
-          <w:szCs w:val="28"/>
-        </w:rPr>
-        <w:t>ов</w:t>
-      </w:r>
-      <w:proofErr w:type="spellEnd"/>
-      <w:r>
-        <w:rPr>
-          <w:rFonts w:cs="Times New Roman"/>
-          <w:szCs w:val="28"/>
-        </w:rPr>
-        <w:t>.</w:t>
-      </w:r>
-      <w:r>
-        <w:rPr>
-          <w:rFonts w:cs="Times New Roman"/>
-          <w:szCs w:val="28"/>
-        </w:rPr>
-        <w:t xml:space="preserve"> Рассмотрим каждый из них</w:t>
-      </w:r>
-      <w:r>
-        <w:rPr>
-          <w:rFonts w:cs="Times New Roman"/>
-          <w:szCs w:val="28"/>
-        </w:rPr>
-        <w:t>.</w:t>
-      </w:r>
-    </w:p>
-    <w:p>
-      <w:pPr>
-        <w:spacing w:line="360" w:lineRule="auto"/>
-        <w:ind w:firstLine="709"/>
-        <w:jc w:val="both"/>
-        <w:rPr>
-          <w:rFonts w:cs="Times New Roman"/>
-          <w:szCs w:val="28"/>
-        </w:rPr>
-      </w:pPr>
-      <w:proofErr w:type="gramStart"/>
-      <w:r>
-        <w:rPr>
-          <w:rFonts w:cs="Times New Roman"/>
-          <w:szCs w:val="28"/>
-          <w:lang w:val="en-US"/>
-        </w:rPr>
-        <w:t>Dt</w:t>
-      </w:r>
-      <w:r>
-        <w:rPr>
-          <w:rFonts w:cs="Times New Roman"/>
-          <w:szCs w:val="28"/>
-        </w:rPr>
-        <w:t>,</w:t>
-      </w:r>
-      <w:proofErr w:type="spellStart"/>
-      <w:r>
-        <w:rPr>
-          <w:rFonts w:cs="Times New Roman"/>
-          <w:szCs w:val="28"/>
-          <w:lang w:val="en-US"/>
-        </w:rPr>
-        <w:t>cjrtns</w:t>
-      </w:r>
-      <w:proofErr w:type="spellEnd"/>
-      <w:proofErr w:type="gramEnd"/>
-      <w:r>
-        <w:rPr>
-          <w:rFonts w:cs="Times New Roman"/>
-          <w:szCs w:val="28"/>
-        </w:rPr>
-        <w:t xml:space="preserve"> </w:t>
-      </w:r>
-    </w:p>
-    <w:p>
-      <w:pPr>
-        <w:spacing w:line="360" w:lineRule="auto"/>
-        <w:jc w:val="both"/>
-        <w:rPr>
-          <w:rFonts w:cs="Times New Roman"/>
-          <w:szCs w:val="28"/>
-        </w:rPr>
-      </w:pPr>
-      <w:r>
-        <w:rPr>
-          <w:rFonts w:cs="Times New Roman"/>
-          <w:szCs w:val="28"/>
-        </w:rPr>
-        <w:t xml:space="preserve">Клиенты на </w:t>
-      </w:r>
-      <w:proofErr w:type="spellStart"/>
-      <w:r>
-        <w:rPr>
-          <w:rFonts w:cs="Times New Roman"/>
-          <w:szCs w:val="28"/>
-          <w:lang w:val="en-US"/>
-        </w:rPr>
-        <w:t>javafx</w:t>
-      </w:r>
-      <w:proofErr w:type="spellEnd"/>
-      <w:r>
-        <w:rPr>
-          <w:rFonts w:cs="Times New Roman"/>
-          <w:szCs w:val="28"/>
-        </w:rPr>
-        <w:t xml:space="preserve"> </w:t>
-      </w:r>
-      <w:r>
-        <w:rPr>
-          <w:rFonts w:cs="Times New Roman"/>
-          <w:szCs w:val="28"/>
-        </w:rPr>
-        <w:t xml:space="preserve">и </w:t>
-      </w:r>
-      <w:r>
-        <w:rPr>
-          <w:rFonts w:cs="Times New Roman"/>
-          <w:szCs w:val="28"/>
-          <w:lang w:val="en-US"/>
-        </w:rPr>
-        <w:t>electron</w:t>
-      </w:r>
-      <w:r>
-        <w:rPr>
-          <w:rFonts w:cs="Times New Roman"/>
-          <w:szCs w:val="28"/>
-        </w:rPr>
-        <w:t xml:space="preserve"> – </w:t>
-      </w:r>
-      <w:r>
-        <w:rPr>
-          <w:rFonts w:cs="Times New Roman"/>
-          <w:szCs w:val="28"/>
-        </w:rPr>
-        <w:t>сравнение</w:t>
-      </w:r>
     </w:p>
     <w:p>
       <w:pPr>
@@ -4462,10 +4255,13 @@
     </w:p>
     <w:p>
       <w:pPr>
-        <w:pStyle w:val="1"/>
-      </w:pPr>
-      <w:bookmarkStart w:id="4" w:name="_Toc69328895"/>
-      <w:r>
+        <w:pStyle w:val="Heading1"/>
+      </w:pPr>
+      <w:bookmarkStart w:id="4" w:name="_Toc69384871"/>
+      <w:r>
+        <w:rPr>
+          <w:highlight w:val="yellow"/>
+        </w:rPr>
         <w:lastRenderedPageBreak/>
         <w:t>АЛГОРИТМИЧЕСКИЕ РЕШЕНИЯ</w:t>
       </w:r>
@@ -4474,7 +4270,7 @@
     <w:p>
       <w:pPr>
         <w:spacing w:line="360" w:lineRule="auto"/>
-        <w:ind w:firstLine="709"/>
+        <w:ind w:firstLine="360"/>
         <w:jc w:val="both"/>
         <w:rPr>
           <w:rFonts w:cs="Times New Roman"/>
@@ -4485,41 +4281,36 @@
         <w:rPr>
           <w:rFonts w:cs="Times New Roman"/>
           <w:szCs w:val="28"/>
-          <w:lang w:val="en-US"/>
-        </w:rPr>
-        <w:t>SEQUENSE</w:t>
-      </w:r>
-      <w:r>
-        <w:rPr>
-          <w:rFonts w:cs="Times New Roman"/>
-          <w:szCs w:val="28"/>
-        </w:rPr>
-        <w:t>-</w:t>
-      </w:r>
-      <w:r>
-        <w:rPr>
-          <w:rFonts w:cs="Times New Roman"/>
-          <w:szCs w:val="28"/>
-        </w:rPr>
-        <w:t>диаграмма</w:t>
-      </w:r>
-    </w:p>
-    <w:p>
-      <w:pPr>
-        <w:spacing w:line="360" w:lineRule="auto"/>
-        <w:jc w:val="both"/>
-        <w:rPr>
-          <w:rFonts w:cs="Times New Roman"/>
-          <w:szCs w:val="28"/>
-        </w:rPr>
-      </w:pPr>
-      <w:r>
-        <w:rPr>
-          <w:rFonts w:cs="Times New Roman"/>
-          <w:szCs w:val="28"/>
-          <w:lang w:val="en-US"/>
-        </w:rPr>
-        <w:t>UML</w:t>
+        </w:rPr>
+        <w:t>На схеме ниже представлены переходы пользователя между данными формами</w:t>
+      </w:r>
+      <w:r>
+        <w:rPr>
+          <w:rFonts w:cs="Times New Roman"/>
+          <w:szCs w:val="28"/>
+        </w:rPr>
+        <w:t xml:space="preserve">, </w:t>
+      </w:r>
+      <w:r>
+        <w:rPr>
+          <w:rFonts w:cs="Times New Roman"/>
+          <w:szCs w:val="28"/>
+        </w:rPr>
+        <w:t xml:space="preserve">кроме отдельного окна </w:t>
+      </w:r>
+      <w:r>
+        <w:rPr>
+          <w:rFonts w:cs="Times New Roman"/>
+          <w:szCs w:val="28"/>
+        </w:rPr>
+        <w:t>«Нет подключения к интернету»‎</w:t>
+      </w:r>
+      <w:r>
+        <w:rPr>
+          <w:rFonts w:cs="Times New Roman"/>
+          <w:szCs w:val="28"/>
+        </w:rPr>
+        <w:t>.</w:t>
       </w:r>
       <w:r>
         <w:rPr>
@@ -4532,9 +4323,8 @@
         <w:rPr>
           <w:rFonts w:cs="Times New Roman"/>
           <w:szCs w:val="28"/>
-          <w:lang w:val="en-US"/>
-        </w:rPr>
-        <w:t>Sequence</w:t>
+        </w:rPr>
+        <w:t>Оно не представлено на схеме т.к.</w:t>
       </w:r>
       <w:r>
         <w:rPr>
@@ -4548,13 +4338,146 @@
           <w:rFonts w:cs="Times New Roman"/>
           <w:szCs w:val="28"/>
         </w:rPr>
-        <w:t>диаграмма</w:t>
-      </w:r>
-    </w:p>
-    <w:p>
-      <w:pPr>
-        <w:spacing w:line="360" w:lineRule="auto"/>
-        <w:jc w:val="both"/>
+        <w:t>переход на него может быть осуществлён абсолютно с любого окна программы и не зависит от действий пользователя</w:t>
+      </w:r>
+      <w:r>
+        <w:rPr>
+          <w:rFonts w:cs="Times New Roman"/>
+          <w:szCs w:val="28"/>
+        </w:rPr>
+        <w:t>.</w:t>
+      </w:r>
+      <w:r>
+        <w:rPr>
+          <w:rFonts w:cs="Times New Roman"/>
+          <w:szCs w:val="28"/>
+        </w:rPr>
+        <w:t xml:space="preserve"> Данный элемент программы вызывается с помощью отдельного потока</w:t>
+      </w:r>
+      <w:r>
+        <w:rPr>
+          <w:rFonts w:cs="Times New Roman"/>
+          <w:szCs w:val="28"/>
+        </w:rPr>
+        <w:t xml:space="preserve">, </w:t>
+      </w:r>
+      <w:r>
+        <w:rPr>
+          <w:rFonts w:cs="Times New Roman"/>
+          <w:szCs w:val="28"/>
+        </w:rPr>
+        <w:t>который проверяет соединение с интернетом</w:t>
+      </w:r>
+      <w:r>
+        <w:rPr>
+          <w:rFonts w:cs="Times New Roman"/>
+          <w:szCs w:val="28"/>
+        </w:rPr>
+        <w:t xml:space="preserve">. </w:t>
+      </w:r>
+      <w:r>
+        <w:rPr>
+          <w:rFonts w:cs="Times New Roman"/>
+          <w:szCs w:val="28"/>
+        </w:rPr>
+        <w:t>Когда интернет появляется снова</w:t>
+      </w:r>
+      <w:r>
+        <w:rPr>
+          <w:rFonts w:cs="Times New Roman"/>
+          <w:szCs w:val="28"/>
+        </w:rPr>
+        <w:t xml:space="preserve">, </w:t>
+      </w:r>
+      <w:r>
+        <w:rPr>
+          <w:rFonts w:cs="Times New Roman"/>
+          <w:szCs w:val="28"/>
+        </w:rPr>
+        <w:t>то осуществляется переход на одно из 2-х окон</w:t>
+      </w:r>
+      <w:r>
+        <w:rPr>
+          <w:rFonts w:cs="Times New Roman"/>
+          <w:szCs w:val="28"/>
+        </w:rPr>
+        <w:t xml:space="preserve">, </w:t>
+      </w:r>
+      <w:r>
+        <w:rPr>
+          <w:rFonts w:cs="Times New Roman"/>
+          <w:szCs w:val="28"/>
+        </w:rPr>
+        <w:t>в зависимости от флага авторизации пользователя</w:t>
+      </w:r>
+      <w:r>
+        <w:rPr>
+          <w:rFonts w:cs="Times New Roman"/>
+          <w:szCs w:val="28"/>
+        </w:rPr>
+        <w:t xml:space="preserve">: </w:t>
+      </w:r>
+      <w:r>
+        <w:rPr>
+          <w:rFonts w:cs="Times New Roman"/>
+          <w:szCs w:val="28"/>
+        </w:rPr>
+        <w:t>окно авторизации или главное меню программы</w:t>
+      </w:r>
+      <w:r>
+        <w:rPr>
+          <w:rFonts w:cs="Times New Roman"/>
+          <w:szCs w:val="28"/>
+        </w:rPr>
+        <w:t>.</w:t>
+      </w:r>
+      <w:r>
+        <w:rPr>
+          <w:rFonts w:cs="Times New Roman"/>
+          <w:szCs w:val="28"/>
+        </w:rPr>
+        <w:t xml:space="preserve"> Каждое окно программы использует адаптивное масштабирование элементов интерфейса</w:t>
+      </w:r>
+      <w:r>
+        <w:rPr>
+          <w:rFonts w:cs="Times New Roman"/>
+          <w:szCs w:val="28"/>
+        </w:rPr>
+        <w:t xml:space="preserve">, </w:t>
+      </w:r>
+      <w:r>
+        <w:rPr>
+          <w:rFonts w:cs="Times New Roman"/>
+          <w:szCs w:val="28"/>
+        </w:rPr>
+        <w:t>в зависимости от</w:t>
+      </w:r>
+      <w:r>
+        <w:rPr>
+          <w:rFonts w:cs="Times New Roman"/>
+          <w:szCs w:val="28"/>
+        </w:rPr>
+        <w:t xml:space="preserve"> </w:t>
+      </w:r>
+      <w:r>
+        <w:rPr>
+          <w:rFonts w:cs="Times New Roman"/>
+          <w:szCs w:val="28"/>
+        </w:rPr>
+        <w:t>разрешения и соотношения сторон экрана пользователя</w:t>
+      </w:r>
+      <w:r>
+        <w:rPr>
+          <w:rFonts w:cs="Times New Roman"/>
+          <w:szCs w:val="28"/>
+        </w:rPr>
+        <w:t>.</w:t>
+      </w:r>
+    </w:p>
+    <w:p>
+      <w:pPr>
+        <w:spacing w:line="360" w:lineRule="auto"/>
+        <w:jc w:val="center"/>
         <w:rPr>
           <w:rFonts w:cs="Times New Roman"/>
           <w:szCs w:val="28"/>
@@ -4567,10 +4490,10 @@
           <w:szCs w:val="28"/>
         </w:rPr>
         <w:drawing>
-          <wp:inline distT="0" distB="0" distL="0" distR="0" wp14:anchorId="4C8EFCDB" wp14:editId="746A464E">
-            <wp:extent cx="6120130" cy="4577715"/>
-            <wp:effectExtent l="0" t="0" r="1270" b="0"/>
-            <wp:docPr id="1" name="Picture 1"/>
+          <wp:inline distT="0" distB="0" distL="0" distR="0" wp14:anchorId="3A108A65" wp14:editId="279A25CD">
+            <wp:extent cx="5944428" cy="4876800"/>
+            <wp:effectExtent l="0" t="0" r="0" b="0"/>
+            <wp:docPr id="6" name="Рисунок 6"/>
             <wp:cNvGraphicFramePr>
               <a:graphicFrameLocks xmlns:a="http://schemas.openxmlformats.org/drawingml/2006/main" noChangeAspect="1"/>
             </wp:cNvGraphicFramePr>
@@ -4578,7 +4501,7 @@
               <a:graphicData uri="http://schemas.openxmlformats.org/drawingml/2006/picture">
                 <pic:pic xmlns:pic="http://schemas.openxmlformats.org/drawingml/2006/picture">
                   <pic:nvPicPr>
-                    <pic:cNvPr id="1" name="Picture 1"/>
+                    <pic:cNvPr id="6" name="Рисунок 6"/>
                     <pic:cNvPicPr/>
                   </pic:nvPicPr>
                   <pic:blipFill>
@@ -4594,9 +4517,9 @@
                     </a:stretch>
                   </pic:blipFill>
                   <pic:spPr>
-                    <a:xfrm rot="10800000">
+                    <a:xfrm>
                       <a:off x="0" y="0"/>
-                      <a:ext cx="6120130" cy="4577715"/>
+                      <a:ext cx="5960243" cy="4889774"/>
                     </a:xfrm>
                     <a:prstGeom prst="rect">
                       <a:avLst/>
@@ -4612,6 +4535,7 @@
     <w:p>
       <w:pPr>
         <w:spacing w:line="360" w:lineRule="auto"/>
+        <w:ind w:firstLine="709"/>
         <w:jc w:val="both"/>
         <w:rPr>
           <w:rFonts w:cs="Times New Roman"/>
@@ -4623,14 +4547,666 @@
           <w:rFonts w:cs="Times New Roman"/>
           <w:szCs w:val="28"/>
         </w:rPr>
+        <w:lastRenderedPageBreak/>
+        <w:t>При запуске программы происходит проверка на существование ключа доступа (</w:t>
+      </w:r>
+      <w:proofErr w:type="spellStart"/>
+      <w:r>
+        <w:rPr>
+          <w:rFonts w:cs="Times New Roman"/>
+          <w:szCs w:val="28"/>
+        </w:rPr>
+        <w:t>токена</w:t>
+      </w:r>
+      <w:proofErr w:type="spellEnd"/>
+      <w:r>
+        <w:rPr>
+          <w:rFonts w:cs="Times New Roman"/>
+          <w:szCs w:val="28"/>
+        </w:rPr>
+        <w:t xml:space="preserve">) в </w:t>
+      </w:r>
+      <w:proofErr w:type="gramStart"/>
+      <w:r>
+        <w:rPr>
+          <w:rFonts w:cs="Times New Roman"/>
+          <w:szCs w:val="28"/>
+        </w:rPr>
+        <w:t xml:space="preserve">файле </w:t>
+      </w:r>
+      <w:r>
+        <w:rPr>
+          <w:rFonts w:cs="Times New Roman"/>
+          <w:szCs w:val="28"/>
+        </w:rPr>
+        <w:t>.</w:t>
+      </w:r>
+      <w:proofErr w:type="spellStart"/>
+      <w:r>
+        <w:rPr>
+          <w:rFonts w:cs="Times New Roman"/>
+          <w:szCs w:val="28"/>
+          <w:lang w:val="en-US"/>
+        </w:rPr>
+        <w:t>tempdata</w:t>
+      </w:r>
+      <w:proofErr w:type="spellEnd"/>
+      <w:proofErr w:type="gramEnd"/>
+      <w:r>
+        <w:rPr>
+          <w:rFonts w:cs="Times New Roman"/>
+          <w:szCs w:val="28"/>
+        </w:rPr>
+        <w:t xml:space="preserve">. </w:t>
+      </w:r>
+      <w:r>
+        <w:rPr>
+          <w:rFonts w:cs="Times New Roman"/>
+          <w:szCs w:val="28"/>
+        </w:rPr>
+        <w:t>Если файла нет</w:t>
+      </w:r>
+      <w:r>
+        <w:rPr>
+          <w:rFonts w:cs="Times New Roman"/>
+          <w:szCs w:val="28"/>
+        </w:rPr>
+        <w:t xml:space="preserve">, </w:t>
+      </w:r>
+      <w:r>
+        <w:rPr>
+          <w:rFonts w:cs="Times New Roman"/>
+          <w:szCs w:val="28"/>
+        </w:rPr>
+        <w:t>то он создаётся</w:t>
+      </w:r>
+      <w:r>
+        <w:rPr>
+          <w:rFonts w:cs="Times New Roman"/>
+          <w:szCs w:val="28"/>
+        </w:rPr>
+        <w:t xml:space="preserve">. </w:t>
+      </w:r>
+      <w:r>
+        <w:rPr>
+          <w:rFonts w:cs="Times New Roman"/>
+          <w:szCs w:val="28"/>
+        </w:rPr>
+        <w:t xml:space="preserve">Если же файл существует и в нем есть информация о </w:t>
+      </w:r>
+      <w:proofErr w:type="spellStart"/>
+      <w:r>
+        <w:rPr>
+          <w:rFonts w:cs="Times New Roman"/>
+          <w:szCs w:val="28"/>
+        </w:rPr>
+        <w:t>токене</w:t>
+      </w:r>
+      <w:proofErr w:type="spellEnd"/>
+      <w:r>
+        <w:rPr>
+          <w:rFonts w:cs="Times New Roman"/>
+          <w:szCs w:val="28"/>
+        </w:rPr>
+        <w:t xml:space="preserve">, </w:t>
+      </w:r>
+      <w:r>
+        <w:rPr>
+          <w:rFonts w:cs="Times New Roman"/>
+          <w:szCs w:val="28"/>
+        </w:rPr>
+        <w:t>то программа попытается передать его на сторону сервера</w:t>
+      </w:r>
+      <w:r>
+        <w:rPr>
+          <w:rFonts w:cs="Times New Roman"/>
+          <w:szCs w:val="28"/>
+        </w:rPr>
+        <w:t xml:space="preserve">. </w:t>
+      </w:r>
+      <w:r>
+        <w:rPr>
+          <w:rFonts w:cs="Times New Roman"/>
+          <w:szCs w:val="28"/>
+        </w:rPr>
+        <w:t>Сервер принимает запрос</w:t>
+      </w:r>
+      <w:r>
+        <w:rPr>
+          <w:rFonts w:cs="Times New Roman"/>
+          <w:szCs w:val="28"/>
+        </w:rPr>
+        <w:t xml:space="preserve">, </w:t>
+      </w:r>
+      <w:r>
+        <w:rPr>
+          <w:rFonts w:cs="Times New Roman"/>
+          <w:szCs w:val="28"/>
+        </w:rPr>
+        <w:t xml:space="preserve">ищет соответствующий </w:t>
+      </w:r>
+      <w:proofErr w:type="spellStart"/>
+      <w:r>
+        <w:rPr>
+          <w:rFonts w:cs="Times New Roman"/>
+          <w:szCs w:val="28"/>
+        </w:rPr>
+        <w:t>токен</w:t>
+      </w:r>
+      <w:proofErr w:type="spellEnd"/>
+      <w:r>
+        <w:rPr>
+          <w:rFonts w:cs="Times New Roman"/>
+          <w:szCs w:val="28"/>
+        </w:rPr>
+        <w:t xml:space="preserve"> в коллекции </w:t>
+      </w:r>
+      <w:r>
+        <w:rPr>
+          <w:rFonts w:cs="Times New Roman"/>
+          <w:szCs w:val="28"/>
+          <w:lang w:val="en-US"/>
+        </w:rPr>
+        <w:t>Users</w:t>
+      </w:r>
+      <w:r>
+        <w:rPr>
+          <w:rFonts w:cs="Times New Roman"/>
+          <w:szCs w:val="28"/>
+        </w:rPr>
+        <w:t xml:space="preserve"> </w:t>
+      </w:r>
+      <w:r>
+        <w:rPr>
+          <w:rFonts w:cs="Times New Roman"/>
+          <w:szCs w:val="28"/>
+        </w:rPr>
+        <w:t xml:space="preserve">в </w:t>
+      </w:r>
+      <w:r>
+        <w:rPr>
+          <w:rFonts w:cs="Times New Roman"/>
+          <w:szCs w:val="28"/>
+          <w:lang w:val="en-US"/>
+        </w:rPr>
+        <w:t>MongoDB</w:t>
+      </w:r>
+      <w:r>
+        <w:rPr>
+          <w:rFonts w:cs="Times New Roman"/>
+          <w:szCs w:val="28"/>
+        </w:rPr>
+        <w:t xml:space="preserve"> </w:t>
+      </w:r>
+      <w:r>
+        <w:rPr>
+          <w:rFonts w:cs="Times New Roman"/>
+          <w:szCs w:val="28"/>
+        </w:rPr>
+        <w:t>и отдаёт ответ</w:t>
+      </w:r>
+      <w:r>
+        <w:rPr>
+          <w:rFonts w:cs="Times New Roman"/>
+          <w:szCs w:val="28"/>
+        </w:rPr>
+        <w:t xml:space="preserve"> </w:t>
+      </w:r>
+      <w:r>
+        <w:rPr>
+          <w:rFonts w:cs="Times New Roman"/>
+          <w:szCs w:val="28"/>
+        </w:rPr>
+        <w:t>клиенту</w:t>
+      </w:r>
+      <w:r>
+        <w:rPr>
+          <w:rFonts w:cs="Times New Roman"/>
+          <w:szCs w:val="28"/>
+        </w:rPr>
+        <w:t xml:space="preserve"> ответ</w:t>
+      </w:r>
+      <w:r>
+        <w:rPr>
+          <w:rFonts w:cs="Times New Roman"/>
+          <w:szCs w:val="28"/>
+        </w:rPr>
+        <w:t xml:space="preserve">. </w:t>
+      </w:r>
+      <w:r>
+        <w:rPr>
+          <w:rFonts w:cs="Times New Roman"/>
+          <w:szCs w:val="28"/>
+        </w:rPr>
+        <w:t>Если ответ сервера положительный</w:t>
+      </w:r>
+      <w:r>
+        <w:rPr>
+          <w:rFonts w:cs="Times New Roman"/>
+          <w:szCs w:val="28"/>
+        </w:rPr>
+        <w:t xml:space="preserve">, </w:t>
+      </w:r>
+      <w:r>
+        <w:rPr>
+          <w:rFonts w:cs="Times New Roman"/>
+          <w:szCs w:val="28"/>
+        </w:rPr>
+        <w:t>то откроется главное меню программы</w:t>
+      </w:r>
+      <w:r>
+        <w:rPr>
+          <w:rFonts w:cs="Times New Roman"/>
+          <w:szCs w:val="28"/>
+        </w:rPr>
+        <w:t xml:space="preserve">, </w:t>
+      </w:r>
+      <w:r>
+        <w:rPr>
+          <w:rFonts w:cs="Times New Roman"/>
+          <w:szCs w:val="28"/>
+        </w:rPr>
+        <w:t>иначе происходит переход на форму авторизации пользователя</w:t>
+      </w:r>
+      <w:r>
+        <w:rPr>
+          <w:rFonts w:cs="Times New Roman"/>
+          <w:szCs w:val="28"/>
+        </w:rPr>
+        <w:t xml:space="preserve">. </w:t>
+      </w:r>
+    </w:p>
+    <w:p>
+      <w:pPr>
+        <w:spacing w:line="360" w:lineRule="auto"/>
+        <w:jc w:val="both"/>
+        <w:rPr>
+          <w:rFonts w:cs="Times New Roman"/>
+          <w:szCs w:val="28"/>
+        </w:rPr>
+      </w:pPr>
+      <w:r>
+        <w:rPr>
+          <w:rFonts w:cs="Times New Roman"/>
+          <w:szCs w:val="28"/>
+        </w:rPr>
+        <w:tab/>
+      </w:r>
+      <w:r>
+        <w:rPr>
+          <w:rFonts w:cs="Times New Roman"/>
+          <w:szCs w:val="28"/>
+        </w:rPr>
+        <w:t>Во время запуска главного окна программы происходить запуск 2 дополнительных потоков</w:t>
+      </w:r>
+      <w:r>
+        <w:rPr>
+          <w:rFonts w:cs="Times New Roman"/>
+          <w:szCs w:val="28"/>
+        </w:rPr>
+        <w:t xml:space="preserve">: </w:t>
+      </w:r>
+      <w:r>
+        <w:rPr>
+          <w:rFonts w:cs="Times New Roman"/>
+          <w:szCs w:val="28"/>
+        </w:rPr>
+        <w:t xml:space="preserve">поток проверки </w:t>
+      </w:r>
+      <w:proofErr w:type="spellStart"/>
+      <w:r>
+        <w:rPr>
+          <w:rFonts w:cs="Times New Roman"/>
+          <w:szCs w:val="28"/>
+        </w:rPr>
+        <w:t>интернет-соединения</w:t>
+      </w:r>
+      <w:proofErr w:type="spellEnd"/>
+      <w:r>
+        <w:rPr>
+          <w:rFonts w:cs="Times New Roman"/>
+          <w:szCs w:val="28"/>
+        </w:rPr>
+        <w:t xml:space="preserve"> и поток </w:t>
+      </w:r>
+      <w:proofErr w:type="spellStart"/>
+      <w:r>
+        <w:rPr>
+          <w:rFonts w:cs="Times New Roman"/>
+          <w:szCs w:val="28"/>
+        </w:rPr>
+        <w:t>лонгпула</w:t>
+      </w:r>
+      <w:proofErr w:type="spellEnd"/>
+      <w:r>
+        <w:rPr>
+          <w:rFonts w:cs="Times New Roman"/>
+          <w:szCs w:val="28"/>
+        </w:rPr>
+        <w:t xml:space="preserve">. </w:t>
+      </w:r>
+    </w:p>
+    <w:p>
+      <w:pPr>
+        <w:spacing w:line="360" w:lineRule="auto"/>
+        <w:ind w:firstLine="709"/>
+        <w:jc w:val="both"/>
+        <w:rPr>
+          <w:rFonts w:cs="Times New Roman"/>
+          <w:szCs w:val="28"/>
+          <w:lang w:val="en-US"/>
+        </w:rPr>
+      </w:pPr>
+      <w:r>
+        <w:rPr>
+          <w:rFonts w:cs="Times New Roman"/>
+          <w:szCs w:val="28"/>
+        </w:rPr>
+        <w:t xml:space="preserve">На </w:t>
+      </w:r>
+      <w:proofErr w:type="spellStart"/>
+      <w:r>
+        <w:rPr>
+          <w:rFonts w:cs="Times New Roman"/>
+          <w:szCs w:val="28"/>
+        </w:rPr>
+        <w:t>сегодняшинй</w:t>
+      </w:r>
+      <w:proofErr w:type="spellEnd"/>
+      <w:r>
+        <w:rPr>
+          <w:rFonts w:cs="Times New Roman"/>
+          <w:szCs w:val="28"/>
+        </w:rPr>
+        <w:t xml:space="preserve"> </w:t>
+      </w:r>
+      <w:proofErr w:type="gramStart"/>
+      <w:r>
+        <w:rPr>
+          <w:rFonts w:cs="Times New Roman"/>
+          <w:szCs w:val="28"/>
+        </w:rPr>
+        <w:t xml:space="preserve">день  </w:t>
+      </w:r>
+      <w:proofErr w:type="spellStart"/>
+      <w:r>
+        <w:rPr>
+          <w:rFonts w:cs="Times New Roman"/>
+          <w:szCs w:val="28"/>
+        </w:rPr>
+        <w:t>Автоати</w:t>
+      </w:r>
+      <w:proofErr w:type="spellEnd"/>
+      <w:proofErr w:type="gramEnd"/>
+      <w:r>
+        <w:rPr>
+          <w:rFonts w:cs="Times New Roman"/>
+          <w:szCs w:val="28"/>
+        </w:rPr>
+        <w:t xml:space="preserve"> Существует 2 основных механизма работу чатов на сегодняшний день</w:t>
+      </w:r>
+      <w:r>
+        <w:rPr>
+          <w:rFonts w:cs="Times New Roman"/>
+          <w:szCs w:val="28"/>
+        </w:rPr>
+        <w:t xml:space="preserve">: </w:t>
+      </w:r>
+      <w:r>
+        <w:rPr>
+          <w:rFonts w:cs="Times New Roman"/>
+          <w:szCs w:val="28"/>
+        </w:rPr>
+        <w:t xml:space="preserve">через механизмы  </w:t>
+      </w:r>
+      <w:proofErr w:type="spellStart"/>
+      <w:r>
+        <w:rPr>
+          <w:rFonts w:cs="Times New Roman"/>
+          <w:szCs w:val="28"/>
+          <w:lang w:val="en-US"/>
+        </w:rPr>
+        <w:t>websocket</w:t>
+      </w:r>
+      <w:proofErr w:type="spellEnd"/>
+      <w:r>
+        <w:rPr>
+          <w:rFonts w:cs="Times New Roman"/>
+          <w:szCs w:val="28"/>
+        </w:rPr>
+        <w:t>’</w:t>
+      </w:r>
+      <w:proofErr w:type="spellStart"/>
+      <w:r>
+        <w:rPr>
+          <w:rFonts w:cs="Times New Roman"/>
+          <w:szCs w:val="28"/>
+        </w:rPr>
+        <w:t>ов</w:t>
+      </w:r>
+      <w:proofErr w:type="spellEnd"/>
+      <w:r>
+        <w:rPr>
+          <w:rFonts w:cs="Times New Roman"/>
+          <w:szCs w:val="28"/>
+        </w:rPr>
+        <w:t xml:space="preserve"> и </w:t>
+      </w:r>
+      <w:proofErr w:type="spellStart"/>
+      <w:r>
+        <w:rPr>
+          <w:rFonts w:cs="Times New Roman"/>
+          <w:szCs w:val="28"/>
+          <w:lang w:val="en-US"/>
+        </w:rPr>
+        <w:t>longPoll</w:t>
+      </w:r>
+      <w:r>
+        <w:rPr>
+          <w:rFonts w:cs="Times New Roman"/>
+          <w:szCs w:val="28"/>
+        </w:rPr>
+        <w:t>ов</w:t>
+      </w:r>
+      <w:proofErr w:type="spellEnd"/>
+      <w:r>
+        <w:rPr>
+          <w:rFonts w:cs="Times New Roman"/>
+          <w:szCs w:val="28"/>
+        </w:rPr>
+        <w:t>.</w:t>
+      </w:r>
+      <w:r>
+        <w:rPr>
+          <w:rFonts w:cs="Times New Roman"/>
+          <w:szCs w:val="28"/>
+        </w:rPr>
+        <w:t xml:space="preserve"> Рассмотрим каждый из них</w:t>
+      </w:r>
+      <w:r>
+        <w:rPr>
+          <w:rFonts w:cs="Times New Roman"/>
+          <w:szCs w:val="28"/>
+        </w:rPr>
+        <w:t>.</w:t>
+      </w:r>
+    </w:p>
+    <w:p>
+      <w:pPr>
+        <w:spacing w:line="360" w:lineRule="auto"/>
+        <w:jc w:val="both"/>
+        <w:rPr>
+          <w:rFonts w:cs="Times New Roman"/>
+          <w:szCs w:val="28"/>
+          <w:lang w:val="en-US"/>
+        </w:rPr>
+      </w:pPr>
+      <w:r>
+        <w:rPr>
+          <w:rFonts w:cs="Times New Roman"/>
+          <w:szCs w:val="28"/>
+          <w:lang w:val="en-US"/>
+        </w:rPr>
+        <w:t>.</w:t>
+      </w:r>
+    </w:p>
+    <w:p>
+      <w:pPr>
+        <w:spacing w:line="360" w:lineRule="auto"/>
+        <w:jc w:val="both"/>
+        <w:rPr>
+          <w:rFonts w:cs="Times New Roman"/>
+          <w:szCs w:val="28"/>
+          <w:lang w:val="en-US"/>
+        </w:rPr>
+      </w:pPr>
+      <w:r>
+        <w:rPr>
+          <w:rFonts w:cs="Times New Roman"/>
+          <w:szCs w:val="28"/>
+          <w:lang w:val="en-US"/>
+        </w:rPr>
+        <w:t>.</w:t>
+      </w:r>
+    </w:p>
+    <w:p>
+      <w:pPr>
+        <w:spacing w:line="360" w:lineRule="auto"/>
+        <w:jc w:val="both"/>
+        <w:rPr>
+          <w:rFonts w:cs="Times New Roman"/>
+          <w:szCs w:val="28"/>
+          <w:lang w:val="en-US"/>
+        </w:rPr>
+      </w:pPr>
+      <w:r>
+        <w:rPr>
+          <w:rFonts w:cs="Times New Roman"/>
+          <w:szCs w:val="28"/>
+          <w:lang w:val="en-US"/>
+        </w:rPr>
+        <w:t>.</w:t>
+      </w:r>
+    </w:p>
+    <w:p>
+      <w:pPr>
+        <w:spacing w:line="360" w:lineRule="auto"/>
+        <w:jc w:val="both"/>
+        <w:rPr>
+          <w:rFonts w:cs="Times New Roman"/>
+          <w:szCs w:val="28"/>
+        </w:rPr>
+      </w:pPr>
+      <w:r>
+        <w:rPr>
+          <w:rFonts w:cs="Times New Roman"/>
+          <w:szCs w:val="28"/>
+        </w:rPr>
+        <w:t xml:space="preserve">В данном решении. Работает </w:t>
+      </w:r>
+      <w:proofErr w:type="spellStart"/>
+      <w:r>
+        <w:rPr>
+          <w:rFonts w:cs="Times New Roman"/>
+          <w:szCs w:val="28"/>
+        </w:rPr>
+        <w:t>лонгпулл</w:t>
+      </w:r>
+      <w:proofErr w:type="spellEnd"/>
+      <w:r>
+        <w:rPr>
+          <w:rFonts w:cs="Times New Roman"/>
+          <w:szCs w:val="28"/>
+        </w:rPr>
+        <w:t xml:space="preserve"> т</w:t>
+      </w:r>
+      <w:r>
+        <w:rPr>
+          <w:rFonts w:cs="Times New Roman"/>
+          <w:szCs w:val="28"/>
+        </w:rPr>
+        <w:t>.</w:t>
+      </w:r>
+      <w:r>
+        <w:rPr>
+          <w:rFonts w:cs="Times New Roman"/>
+          <w:szCs w:val="28"/>
+        </w:rPr>
+        <w:t>к</w:t>
+      </w:r>
+      <w:r>
+        <w:rPr>
+          <w:rFonts w:cs="Times New Roman"/>
+          <w:szCs w:val="28"/>
+        </w:rPr>
+        <w:t xml:space="preserve">. </w:t>
+      </w:r>
+      <w:r>
+        <w:rPr>
+          <w:rFonts w:cs="Times New Roman"/>
+          <w:szCs w:val="28"/>
+        </w:rPr>
+        <w:t xml:space="preserve">он даёт более абстрактное понимание </w:t>
+      </w:r>
+      <w:proofErr w:type="spellStart"/>
+      <w:r>
+        <w:rPr>
+          <w:rFonts w:cs="Times New Roman"/>
+          <w:szCs w:val="28"/>
+        </w:rPr>
+        <w:t>лоигки</w:t>
+      </w:r>
+      <w:proofErr w:type="spellEnd"/>
+      <w:r>
+        <w:rPr>
+          <w:rFonts w:cs="Times New Roman"/>
+          <w:szCs w:val="28"/>
+        </w:rPr>
+        <w:t>…</w:t>
+      </w:r>
+    </w:p>
+    <w:p>
+      <w:pPr>
+        <w:spacing w:line="360" w:lineRule="auto"/>
+        <w:jc w:val="both"/>
+        <w:rPr>
+          <w:rFonts w:cs="Times New Roman"/>
+          <w:szCs w:val="28"/>
+        </w:rPr>
+      </w:pPr>
+    </w:p>
+    <w:p>
+      <w:pPr>
+        <w:spacing w:line="360" w:lineRule="auto"/>
+        <w:jc w:val="both"/>
+        <w:rPr>
+          <w:rFonts w:cs="Times New Roman"/>
+          <w:szCs w:val="28"/>
+        </w:rPr>
+      </w:pPr>
+    </w:p>
+    <w:p>
+      <w:pPr>
+        <w:spacing w:line="360" w:lineRule="auto"/>
+        <w:jc w:val="both"/>
+        <w:rPr>
+          <w:rFonts w:cs="Times New Roman"/>
+          <w:szCs w:val="28"/>
+        </w:rPr>
+      </w:pPr>
+      <w:r>
+        <w:rPr>
+          <w:rFonts w:cs="Times New Roman"/>
+          <w:szCs w:val="28"/>
+        </w:rPr>
         <w:br w:type="page"/>
       </w:r>
     </w:p>
     <w:p>
       <w:pPr>
-        <w:pStyle w:val="1"/>
-      </w:pPr>
-      <w:bookmarkStart w:id="5" w:name="_Toc69328896"/>
+        <w:pStyle w:val="Heading1"/>
+      </w:pPr>
+      <w:bookmarkStart w:id="5" w:name="_Toc69384872"/>
       <w:r>
         <w:rPr>
           <w:highlight w:val="green"/>
@@ -5305,7 +5881,7 @@
     </w:p>
     <w:p>
       <w:pPr>
-        <w:pStyle w:val="a9"/>
+        <w:pStyle w:val="ListParagraph"/>
         <w:numPr>
           <w:ilvl w:val="0"/>
           <w:numId w:val="3"/>
@@ -5342,7 +5918,7 @@
     </w:p>
     <w:p>
       <w:pPr>
-        <w:pStyle w:val="a9"/>
+        <w:pStyle w:val="ListParagraph"/>
         <w:numPr>
           <w:ilvl w:val="0"/>
           <w:numId w:val="3"/>
@@ -5372,7 +5948,7 @@
     </w:p>
     <w:p>
       <w:pPr>
-        <w:pStyle w:val="a9"/>
+        <w:pStyle w:val="ListParagraph"/>
         <w:numPr>
           <w:ilvl w:val="0"/>
           <w:numId w:val="3"/>
@@ -5402,7 +5978,7 @@
     </w:p>
     <w:p>
       <w:pPr>
-        <w:pStyle w:val="a9"/>
+        <w:pStyle w:val="ListParagraph"/>
         <w:numPr>
           <w:ilvl w:val="0"/>
           <w:numId w:val="3"/>
@@ -5438,7 +6014,7 @@
     </w:p>
     <w:p>
       <w:pPr>
-        <w:pStyle w:val="a9"/>
+        <w:pStyle w:val="ListParagraph"/>
         <w:numPr>
           <w:ilvl w:val="0"/>
           <w:numId w:val="3"/>
@@ -5468,7 +6044,7 @@
     </w:p>
     <w:p>
       <w:pPr>
-        <w:pStyle w:val="a9"/>
+        <w:pStyle w:val="ListParagraph"/>
         <w:numPr>
           <w:ilvl w:val="0"/>
           <w:numId w:val="3"/>
@@ -5498,7 +6074,7 @@
     </w:p>
     <w:p>
       <w:pPr>
-        <w:pStyle w:val="a9"/>
+        <w:pStyle w:val="ListParagraph"/>
         <w:numPr>
           <w:ilvl w:val="0"/>
           <w:numId w:val="3"/>
@@ -5520,7 +6096,7 @@
     </w:p>
     <w:p>
       <w:pPr>
-        <w:pStyle w:val="a9"/>
+        <w:pStyle w:val="ListParagraph"/>
         <w:numPr>
           <w:ilvl w:val="0"/>
           <w:numId w:val="3"/>
@@ -5543,7 +6119,7 @@
     </w:p>
     <w:p>
       <w:pPr>
-        <w:pStyle w:val="a9"/>
+        <w:pStyle w:val="ListParagraph"/>
         <w:numPr>
           <w:ilvl w:val="0"/>
           <w:numId w:val="3"/>
@@ -5565,395 +6141,10 @@
     </w:p>
     <w:p>
       <w:pPr>
-        <w:spacing w:line="360" w:lineRule="auto"/>
-        <w:ind w:firstLine="360"/>
-        <w:jc w:val="both"/>
-        <w:rPr>
-          <w:rFonts w:cs="Times New Roman"/>
-          <w:szCs w:val="28"/>
-        </w:rPr>
-      </w:pPr>
-      <w:r>
-        <w:rPr>
-          <w:rFonts w:cs="Times New Roman"/>
-          <w:szCs w:val="28"/>
-        </w:rPr>
-        <w:t xml:space="preserve">На схеме ниже представлены переходы пользователя между данными </w:t>
-      </w:r>
-      <w:r>
-        <w:rPr>
-          <w:rFonts w:cs="Times New Roman"/>
-          <w:szCs w:val="28"/>
-        </w:rPr>
-        <w:t>формами</w:t>
-      </w:r>
-      <w:r>
-        <w:rPr>
-          <w:rFonts w:cs="Times New Roman"/>
-          <w:szCs w:val="28"/>
-        </w:rPr>
-        <w:t xml:space="preserve">, </w:t>
-      </w:r>
-      <w:r>
-        <w:rPr>
-          <w:rFonts w:cs="Times New Roman"/>
-          <w:szCs w:val="28"/>
-        </w:rPr>
-        <w:t xml:space="preserve">кроме отдельного окна </w:t>
-      </w:r>
-      <w:r>
-        <w:rPr>
-          <w:rFonts w:cs="Times New Roman"/>
-          <w:szCs w:val="28"/>
-        </w:rPr>
-        <w:t>«Нет подключения к интернету»‎</w:t>
-      </w:r>
-      <w:r>
-        <w:rPr>
-          <w:rFonts w:cs="Times New Roman"/>
-          <w:szCs w:val="28"/>
-        </w:rPr>
-        <w:t>.</w:t>
-      </w:r>
-      <w:r>
-        <w:rPr>
-          <w:rFonts w:cs="Times New Roman"/>
-          <w:szCs w:val="28"/>
-        </w:rPr>
-        <w:t xml:space="preserve"> </w:t>
-      </w:r>
-      <w:r>
-        <w:rPr>
-          <w:rFonts w:cs="Times New Roman"/>
-          <w:szCs w:val="28"/>
-        </w:rPr>
-        <w:t xml:space="preserve">Оно не представлено на </w:t>
-      </w:r>
-      <w:r>
-        <w:rPr>
-          <w:rFonts w:cs="Times New Roman"/>
-          <w:szCs w:val="28"/>
-        </w:rPr>
-        <w:t>схеме т.к.</w:t>
-      </w:r>
-      <w:r>
-        <w:rPr>
-          <w:rFonts w:cs="Times New Roman"/>
-          <w:szCs w:val="28"/>
-        </w:rPr>
-        <w:t xml:space="preserve"> </w:t>
-      </w:r>
-      <w:r>
-        <w:rPr>
-          <w:rFonts w:cs="Times New Roman"/>
-          <w:szCs w:val="28"/>
-        </w:rPr>
-        <w:t>переход на него может быть осуществлён абсолютно с любого окна программы и не зависит от действий пользователя</w:t>
-      </w:r>
-      <w:r>
-        <w:rPr>
-          <w:rFonts w:cs="Times New Roman"/>
-          <w:szCs w:val="28"/>
-        </w:rPr>
-        <w:t>.</w:t>
-      </w:r>
-      <w:r>
-        <w:rPr>
-          <w:rFonts w:cs="Times New Roman"/>
-          <w:szCs w:val="28"/>
-        </w:rPr>
-        <w:t xml:space="preserve"> </w:t>
-      </w:r>
-      <w:r>
-        <w:rPr>
-          <w:rFonts w:cs="Times New Roman"/>
-          <w:szCs w:val="28"/>
-        </w:rPr>
-        <w:t>Данный элемент программы</w:t>
-      </w:r>
-      <w:r>
-        <w:rPr>
-          <w:rFonts w:cs="Times New Roman"/>
-          <w:szCs w:val="28"/>
-        </w:rPr>
-        <w:t xml:space="preserve"> </w:t>
-      </w:r>
-      <w:r>
-        <w:rPr>
-          <w:rFonts w:cs="Times New Roman"/>
-          <w:szCs w:val="28"/>
-        </w:rPr>
-        <w:t>вызывается с помощью</w:t>
-      </w:r>
-      <w:r>
-        <w:rPr>
-          <w:rFonts w:cs="Times New Roman"/>
-          <w:szCs w:val="28"/>
-        </w:rPr>
-        <w:t xml:space="preserve"> отдель</w:t>
-      </w:r>
-      <w:r>
-        <w:rPr>
-          <w:rFonts w:cs="Times New Roman"/>
-          <w:szCs w:val="28"/>
-        </w:rPr>
-        <w:t>ного</w:t>
-      </w:r>
-      <w:r>
-        <w:rPr>
-          <w:rFonts w:cs="Times New Roman"/>
-          <w:szCs w:val="28"/>
-        </w:rPr>
-        <w:t xml:space="preserve"> поток</w:t>
-      </w:r>
-      <w:r>
-        <w:rPr>
-          <w:rFonts w:cs="Times New Roman"/>
-          <w:szCs w:val="28"/>
-        </w:rPr>
-        <w:t>а</w:t>
-      </w:r>
-      <w:r>
-        <w:rPr>
-          <w:rFonts w:cs="Times New Roman"/>
-          <w:szCs w:val="28"/>
-        </w:rPr>
-        <w:t xml:space="preserve">, </w:t>
-      </w:r>
-      <w:r>
-        <w:rPr>
-          <w:rFonts w:cs="Times New Roman"/>
-          <w:szCs w:val="28"/>
-        </w:rPr>
-        <w:t>который проверяет соединение с интернетом</w:t>
-      </w:r>
-      <w:r>
-        <w:rPr>
-          <w:rFonts w:cs="Times New Roman"/>
-          <w:szCs w:val="28"/>
-        </w:rPr>
-        <w:t xml:space="preserve">. </w:t>
-      </w:r>
-      <w:r>
-        <w:rPr>
-          <w:rFonts w:cs="Times New Roman"/>
-          <w:szCs w:val="28"/>
-        </w:rPr>
-        <w:t>Когда интернет появляется снова</w:t>
-      </w:r>
-      <w:r>
-        <w:rPr>
-          <w:rFonts w:cs="Times New Roman"/>
-          <w:szCs w:val="28"/>
-        </w:rPr>
-        <w:t xml:space="preserve">, </w:t>
-      </w:r>
-      <w:r>
-        <w:rPr>
-          <w:rFonts w:cs="Times New Roman"/>
-          <w:szCs w:val="28"/>
-        </w:rPr>
-        <w:t>то</w:t>
-      </w:r>
-      <w:r>
-        <w:rPr>
-          <w:rFonts w:cs="Times New Roman"/>
-          <w:szCs w:val="28"/>
-        </w:rPr>
-        <w:t xml:space="preserve"> </w:t>
-      </w:r>
-      <w:r>
-        <w:rPr>
-          <w:rFonts w:cs="Times New Roman"/>
-          <w:szCs w:val="28"/>
-        </w:rPr>
-        <w:t>осуществляется</w:t>
-      </w:r>
-      <w:r>
-        <w:rPr>
-          <w:rFonts w:cs="Times New Roman"/>
-          <w:szCs w:val="28"/>
-        </w:rPr>
-        <w:t xml:space="preserve"> </w:t>
-      </w:r>
-      <w:r>
-        <w:rPr>
-          <w:rFonts w:cs="Times New Roman"/>
-          <w:szCs w:val="28"/>
-        </w:rPr>
-        <w:t>переход на одно из 2-х окон</w:t>
-      </w:r>
-      <w:r>
-        <w:rPr>
-          <w:rFonts w:cs="Times New Roman"/>
-          <w:szCs w:val="28"/>
-        </w:rPr>
-        <w:t xml:space="preserve">, </w:t>
-      </w:r>
-      <w:r>
-        <w:rPr>
-          <w:rFonts w:cs="Times New Roman"/>
-          <w:szCs w:val="28"/>
-        </w:rPr>
-        <w:t>в зависимости от флага авторизации пользователя</w:t>
-      </w:r>
-      <w:r>
-        <w:rPr>
-          <w:rFonts w:cs="Times New Roman"/>
-          <w:szCs w:val="28"/>
-        </w:rPr>
-        <w:t xml:space="preserve">: </w:t>
-      </w:r>
-      <w:r>
-        <w:rPr>
-          <w:rFonts w:cs="Times New Roman"/>
-          <w:szCs w:val="28"/>
-        </w:rPr>
-        <w:t xml:space="preserve">окно авторизации </w:t>
-      </w:r>
-      <w:r>
-        <w:rPr>
-          <w:rFonts w:cs="Times New Roman"/>
-          <w:szCs w:val="28"/>
-        </w:rPr>
-        <w:t>или главное меню программы</w:t>
-      </w:r>
-      <w:r>
-        <w:rPr>
-          <w:rFonts w:cs="Times New Roman"/>
-          <w:szCs w:val="28"/>
-        </w:rPr>
-        <w:t>.</w:t>
-      </w:r>
-      <w:r>
-        <w:rPr>
-          <w:rFonts w:cs="Times New Roman"/>
-          <w:szCs w:val="28"/>
-        </w:rPr>
-        <w:t xml:space="preserve"> Каждое окно программы использует адаптивное масштабирование элементов интерфейса</w:t>
-      </w:r>
-      <w:r>
-        <w:rPr>
-          <w:rFonts w:cs="Times New Roman"/>
-          <w:szCs w:val="28"/>
-        </w:rPr>
-        <w:t xml:space="preserve">, </w:t>
-      </w:r>
-      <w:r>
-        <w:rPr>
-          <w:rFonts w:cs="Times New Roman"/>
-          <w:szCs w:val="28"/>
-        </w:rPr>
-        <w:t>в зависимости от</w:t>
-      </w:r>
-      <w:r>
-        <w:rPr>
-          <w:rFonts w:cs="Times New Roman"/>
-          <w:szCs w:val="28"/>
-        </w:rPr>
-        <w:t xml:space="preserve"> </w:t>
-      </w:r>
-      <w:r>
-        <w:rPr>
-          <w:rFonts w:cs="Times New Roman"/>
-          <w:szCs w:val="28"/>
-        </w:rPr>
-        <w:t xml:space="preserve">разрешения </w:t>
-      </w:r>
-      <w:r>
-        <w:rPr>
-          <w:rFonts w:cs="Times New Roman"/>
-          <w:szCs w:val="28"/>
-        </w:rPr>
-        <w:t xml:space="preserve">и соотношения сторон </w:t>
-      </w:r>
-      <w:r>
-        <w:rPr>
-          <w:rFonts w:cs="Times New Roman"/>
-          <w:szCs w:val="28"/>
-        </w:rPr>
-        <w:t xml:space="preserve">экрана </w:t>
-      </w:r>
-      <w:r>
-        <w:rPr>
-          <w:rFonts w:cs="Times New Roman"/>
-          <w:szCs w:val="28"/>
-        </w:rPr>
-        <w:t>пользователя</w:t>
-      </w:r>
-      <w:r>
-        <w:rPr>
-          <w:rFonts w:cs="Times New Roman"/>
-          <w:szCs w:val="28"/>
-        </w:rPr>
-        <w:t>.</w:t>
-      </w:r>
-    </w:p>
-    <w:p>
-      <w:pPr>
-        <w:spacing w:line="360" w:lineRule="auto"/>
-        <w:jc w:val="center"/>
-        <w:rPr>
-          <w:rFonts w:cs="Times New Roman"/>
-          <w:szCs w:val="28"/>
-        </w:rPr>
-      </w:pPr>
-      <w:r>
-        <w:rPr>
-          <w:rFonts w:cs="Times New Roman"/>
-          <w:noProof/>
-          <w:szCs w:val="28"/>
-        </w:rPr>
-        <w:drawing>
-          <wp:inline distT="0" distB="0" distL="0" distR="0" wp14:anchorId="53A7FF7D" wp14:editId="6958AD66">
-            <wp:extent cx="5944428" cy="4876800"/>
-            <wp:effectExtent l="0" t="0" r="0" b="0"/>
-            <wp:docPr id="6" name="Рисунок 6"/>
-            <wp:cNvGraphicFramePr>
-              <a:graphicFrameLocks xmlns:a="http://schemas.openxmlformats.org/drawingml/2006/main" noChangeAspect="1"/>
-            </wp:cNvGraphicFramePr>
-            <a:graphic xmlns:a="http://schemas.openxmlformats.org/drawingml/2006/main">
-              <a:graphicData uri="http://schemas.openxmlformats.org/drawingml/2006/picture">
-                <pic:pic xmlns:pic="http://schemas.openxmlformats.org/drawingml/2006/picture">
-                  <pic:nvPicPr>
-                    <pic:cNvPr id="6" name="Рисунок 6"/>
-                    <pic:cNvPicPr/>
-                  </pic:nvPicPr>
-                  <pic:blipFill>
-                    <a:blip r:embed="rId11" cstate="print">
-                      <a:extLst>
-                        <a:ext uri="{28A0092B-C50C-407E-A947-70E740481C1C}">
-                          <a14:useLocalDpi xmlns:a14="http://schemas.microsoft.com/office/drawing/2010/main" val="0"/>
-                        </a:ext>
-                      </a:extLst>
-                    </a:blip>
-                    <a:stretch>
-                      <a:fillRect/>
-                    </a:stretch>
-                  </pic:blipFill>
-                  <pic:spPr>
-                    <a:xfrm>
-                      <a:off x="0" y="0"/>
-                      <a:ext cx="5960243" cy="4889774"/>
-                    </a:xfrm>
-                    <a:prstGeom prst="rect">
-                      <a:avLst/>
-                    </a:prstGeom>
-                  </pic:spPr>
-                </pic:pic>
-              </a:graphicData>
-            </a:graphic>
-          </wp:inline>
-        </w:drawing>
-      </w:r>
-    </w:p>
-    <w:p>
-      <w:pPr>
-        <w:pStyle w:val="2"/>
-      </w:pPr>
-      <w:bookmarkStart w:id="6" w:name="_Toc69328897"/>
-      <w:r>
-        <w:lastRenderedPageBreak/>
+        <w:pStyle w:val="Heading2"/>
+      </w:pPr>
+      <w:bookmarkStart w:id="6" w:name="_Toc69384873"/>
+      <w:r>
         <w:t>О</w:t>
       </w:r>
       <w:r>
@@ -6074,14 +6265,7 @@
           <w:rFonts w:cs="Times New Roman"/>
           <w:szCs w:val="28"/>
         </w:rPr>
-        <w:t xml:space="preserve"> </w:t>
-      </w:r>
-      <w:r>
-        <w:rPr>
-          <w:rFonts w:cs="Times New Roman"/>
-          <w:szCs w:val="28"/>
-        </w:rPr>
-        <w:t>При корректной авторизации пользователя происходит переход на главную форму программы.</w:t>
+        <w:t xml:space="preserve"> При корректной авторизации пользователя происходит переход на главную форму программы.</w:t>
       </w:r>
     </w:p>
     <w:p>
@@ -6115,7 +6299,7 @@
                     <pic:cNvPicPr/>
                   </pic:nvPicPr>
                   <pic:blipFill>
-                    <a:blip r:embed="rId12">
+                    <a:blip r:embed="rId11">
                       <a:extLst>
                         <a:ext uri="{28A0092B-C50C-407E-A947-70E740481C1C}">
                           <a14:useLocalDpi xmlns:a14="http://schemas.microsoft.com/office/drawing/2010/main" val="0"/>
@@ -6175,7 +6359,7 @@
     </w:p>
     <w:p>
       <w:pPr>
-        <w:pStyle w:val="a9"/>
+        <w:pStyle w:val="ListParagraph"/>
         <w:numPr>
           <w:ilvl w:val="0"/>
           <w:numId w:val="6"/>
@@ -6234,7 +6418,7 @@
     </w:p>
     <w:p>
       <w:pPr>
-        <w:pStyle w:val="a9"/>
+        <w:pStyle w:val="ListParagraph"/>
         <w:numPr>
           <w:ilvl w:val="0"/>
           <w:numId w:val="6"/>
@@ -6251,6 +6435,7 @@
           <w:rFonts w:cs="Times New Roman"/>
           <w:szCs w:val="28"/>
         </w:rPr>
+        <w:lastRenderedPageBreak/>
         <w:t>Фильтрация на некорректную авторизацию по паре логин/пароль (на стороне сервера)</w:t>
       </w:r>
       <w:r>
@@ -6263,11 +6448,10 @@
     </w:p>
     <w:p>
       <w:pPr>
-        <w:pStyle w:val="2"/>
-      </w:pPr>
-      <w:bookmarkStart w:id="7" w:name="_Toc69328898"/>
-      <w:r>
-        <w:lastRenderedPageBreak/>
+        <w:pStyle w:val="Heading2"/>
+      </w:pPr>
+      <w:bookmarkStart w:id="7" w:name="_Toc69384874"/>
+      <w:r>
         <w:t xml:space="preserve">Окно </w:t>
       </w:r>
       <w:r>
@@ -6309,7 +6493,7 @@
                     <pic:cNvPicPr/>
                   </pic:nvPicPr>
                   <pic:blipFill>
-                    <a:blip r:embed="rId13">
+                    <a:blip r:embed="rId12">
                       <a:extLst>
                         <a:ext uri="{28A0092B-C50C-407E-A947-70E740481C1C}">
                           <a14:useLocalDpi xmlns:a14="http://schemas.microsoft.com/office/drawing/2010/main" val="0"/>
@@ -6563,7 +6747,7 @@
     </w:p>
     <w:p>
       <w:pPr>
-        <w:pStyle w:val="a9"/>
+        <w:pStyle w:val="ListParagraph"/>
         <w:numPr>
           <w:ilvl w:val="0"/>
           <w:numId w:val="4"/>
@@ -6600,7 +6784,7 @@
     </w:p>
     <w:p>
       <w:pPr>
-        <w:pStyle w:val="a9"/>
+        <w:pStyle w:val="ListParagraph"/>
         <w:numPr>
           <w:ilvl w:val="0"/>
           <w:numId w:val="4"/>
@@ -6629,7 +6813,7 @@
     </w:p>
     <w:p>
       <w:pPr>
-        <w:pStyle w:val="a9"/>
+        <w:pStyle w:val="ListParagraph"/>
         <w:numPr>
           <w:ilvl w:val="0"/>
           <w:numId w:val="4"/>
@@ -6692,7 +6876,7 @@
     </w:p>
     <w:p>
       <w:pPr>
-        <w:pStyle w:val="a9"/>
+        <w:pStyle w:val="ListParagraph"/>
         <w:numPr>
           <w:ilvl w:val="0"/>
           <w:numId w:val="4"/>
@@ -6746,6 +6930,7 @@
           <w:rFonts w:cs="Times New Roman"/>
           <w:szCs w:val="28"/>
         </w:rPr>
+        <w:lastRenderedPageBreak/>
         <w:t>На стороне сервера</w:t>
       </w:r>
       <w:r>
@@ -6759,7 +6944,7 @@
     </w:p>
     <w:p>
       <w:pPr>
-        <w:pStyle w:val="a9"/>
+        <w:pStyle w:val="ListParagraph"/>
         <w:numPr>
           <w:ilvl w:val="0"/>
           <w:numId w:val="7"/>
@@ -6775,7 +6960,6 @@
           <w:rFonts w:cs="Times New Roman"/>
           <w:szCs w:val="28"/>
         </w:rPr>
-        <w:lastRenderedPageBreak/>
         <w:t xml:space="preserve">Проверка на существование пользователя с указанным </w:t>
       </w:r>
       <w:r>
@@ -6827,7 +7011,7 @@
     </w:p>
     <w:p>
       <w:pPr>
-        <w:pStyle w:val="a9"/>
+        <w:pStyle w:val="ListParagraph"/>
         <w:numPr>
           <w:ilvl w:val="0"/>
           <w:numId w:val="7"/>
@@ -6976,12 +7160,12 @@
     </w:p>
     <w:p>
       <w:pPr>
-        <w:pStyle w:val="2"/>
-        <w:rPr>
-          <w:lang w:val="en-US"/>
-        </w:rPr>
-      </w:pPr>
-      <w:bookmarkStart w:id="8" w:name="_Toc69328899"/>
+        <w:pStyle w:val="Heading2"/>
+        <w:rPr>
+          <w:lang w:val="en-US"/>
+        </w:rPr>
+      </w:pPr>
+      <w:bookmarkStart w:id="8" w:name="_Toc69384875"/>
       <w:r>
         <w:t>Окно</w:t>
       </w:r>
@@ -7021,7 +7205,7 @@
                     <pic:cNvPicPr/>
                   </pic:nvPicPr>
                   <pic:blipFill>
-                    <a:blip r:embed="rId14">
+                    <a:blip r:embed="rId13">
                       <a:extLst>
                         <a:ext uri="{28A0092B-C50C-407E-A947-70E740481C1C}">
                           <a14:useLocalDpi xmlns:a14="http://schemas.microsoft.com/office/drawing/2010/main" val="0"/>
@@ -7326,9 +7510,9 @@
     </w:p>
     <w:p>
       <w:pPr>
-        <w:pStyle w:val="2"/>
-      </w:pPr>
-      <w:bookmarkStart w:id="9" w:name="_Toc69328900"/>
+        <w:pStyle w:val="Heading2"/>
+      </w:pPr>
+      <w:bookmarkStart w:id="9" w:name="_Toc69384876"/>
       <w:r>
         <w:t>Окно успешного действия пользователя</w:t>
       </w:r>
@@ -7461,7 +7645,7 @@
                     <pic:cNvPicPr/>
                   </pic:nvPicPr>
                   <pic:blipFill>
-                    <a:blip r:embed="rId15">
+                    <a:blip r:embed="rId14">
                       <a:extLst>
                         <a:ext uri="{28A0092B-C50C-407E-A947-70E740481C1C}">
                           <a14:useLocalDpi xmlns:a14="http://schemas.microsoft.com/office/drawing/2010/main" val="0"/>
@@ -7510,7 +7694,7 @@
                     <pic:cNvPicPr/>
                   </pic:nvPicPr>
                   <pic:blipFill>
-                    <a:blip r:embed="rId16">
+                    <a:blip r:embed="rId15">
                       <a:extLst>
                         <a:ext uri="{28A0092B-C50C-407E-A947-70E740481C1C}">
                           <a14:useLocalDpi xmlns:a14="http://schemas.microsoft.com/office/drawing/2010/main" val="0"/>
@@ -7539,9 +7723,9 @@
     </w:p>
     <w:p>
       <w:pPr>
-        <w:pStyle w:val="2"/>
-      </w:pPr>
-      <w:bookmarkStart w:id="10" w:name="_Toc69328901"/>
+        <w:pStyle w:val="Heading2"/>
+      </w:pPr>
+      <w:bookmarkStart w:id="10" w:name="_Toc69384877"/>
       <w:r>
         <w:t>Главное окно программы</w:t>
       </w:r>
@@ -7644,7 +7828,7 @@
                     <pic:cNvPicPr/>
                   </pic:nvPicPr>
                   <pic:blipFill>
-                    <a:blip r:embed="rId17">
+                    <a:blip r:embed="rId16">
                       <a:extLst>
                         <a:ext uri="{28A0092B-C50C-407E-A947-70E740481C1C}">
                           <a14:useLocalDpi xmlns:a14="http://schemas.microsoft.com/office/drawing/2010/main" val="0"/>
@@ -7767,9 +7951,9 @@
     </w:p>
     <w:p>
       <w:pPr>
-        <w:pStyle w:val="2"/>
-      </w:pPr>
-      <w:bookmarkStart w:id="11" w:name="_Toc69328902"/>
+        <w:pStyle w:val="Heading2"/>
+      </w:pPr>
+      <w:bookmarkStart w:id="11" w:name="_Toc69384878"/>
       <w:r>
         <w:t>Окно создания новой чат-комнаты</w:t>
       </w:r>
@@ -7978,7 +8162,7 @@
                     <pic:cNvPicPr/>
                   </pic:nvPicPr>
                   <pic:blipFill>
-                    <a:blip r:embed="rId18">
+                    <a:blip r:embed="rId17">
                       <a:extLst>
                         <a:ext uri="{28A0092B-C50C-407E-A947-70E740481C1C}">
                           <a14:useLocalDpi xmlns:a14="http://schemas.microsoft.com/office/drawing/2010/main" val="0"/>
@@ -8007,14 +8191,11 @@
     </w:p>
     <w:p>
       <w:pPr>
-        <w:pStyle w:val="2"/>
-      </w:pPr>
-      <w:bookmarkStart w:id="12" w:name="_Toc69328903"/>
-      <w:r>
-        <w:t xml:space="preserve">Окно </w:t>
-      </w:r>
-      <w:r>
-        <w:t xml:space="preserve">с информацией о текущей </w:t>
+        <w:pStyle w:val="Heading2"/>
+      </w:pPr>
+      <w:bookmarkStart w:id="12" w:name="_Toc69384879"/>
+      <w:r>
+        <w:t xml:space="preserve">Окно с информацией о текущей </w:t>
       </w:r>
       <w:r>
         <w:t>чат-</w:t>
@@ -8039,14 +8220,7 @@
           <w:rFonts w:cs="Times New Roman"/>
           <w:szCs w:val="28"/>
         </w:rPr>
-        <w:t xml:space="preserve">При </w:t>
-      </w:r>
-      <w:r>
-        <w:rPr>
-          <w:rFonts w:cs="Times New Roman"/>
-          <w:szCs w:val="28"/>
-        </w:rPr>
-        <w:t xml:space="preserve">активной чат-комнате возможно нажатие </w:t>
+        <w:t xml:space="preserve">При активной чат-комнате возможно нажатие </w:t>
       </w:r>
       <w:r>
         <w:rPr>
@@ -8192,7 +8366,7 @@
                     <pic:cNvPicPr/>
                   </pic:nvPicPr>
                   <pic:blipFill>
-                    <a:blip r:embed="rId19">
+                    <a:blip r:embed="rId18">
                       <a:extLst>
                         <a:ext uri="{28A0092B-C50C-407E-A947-70E740481C1C}">
                           <a14:useLocalDpi xmlns:a14="http://schemas.microsoft.com/office/drawing/2010/main" val="0"/>
@@ -8221,15 +8395,12 @@
     </w:p>
     <w:p>
       <w:pPr>
-        <w:pStyle w:val="2"/>
-      </w:pPr>
-      <w:bookmarkStart w:id="13" w:name="_Toc69328904"/>
+        <w:pStyle w:val="Heading2"/>
+      </w:pPr>
+      <w:bookmarkStart w:id="13" w:name="_Toc69384880"/>
       <w:r>
         <w:lastRenderedPageBreak/>
-        <w:t>Окно с информацией о</w:t>
-      </w:r>
-      <w:r>
-        <w:t>б авторе и программе</w:t>
+        <w:t>Окно с информацией об авторе и программе</w:t>
       </w:r>
       <w:bookmarkEnd w:id="13"/>
     </w:p>
@@ -8400,7 +8571,7 @@
                     <pic:cNvPicPr/>
                   </pic:nvPicPr>
                   <pic:blipFill>
-                    <a:blip r:embed="rId20">
+                    <a:blip r:embed="rId19">
                       <a:extLst>
                         <a:ext uri="{28A0092B-C50C-407E-A947-70E740481C1C}">
                           <a14:useLocalDpi xmlns:a14="http://schemas.microsoft.com/office/drawing/2010/main" val="0"/>
@@ -8453,9 +8624,9 @@
     </w:p>
     <w:p>
       <w:pPr>
-        <w:pStyle w:val="1"/>
-      </w:pPr>
-      <w:bookmarkStart w:id="14" w:name="_Toc69328905"/>
+        <w:pStyle w:val="Heading1"/>
+      </w:pPr>
+      <w:bookmarkStart w:id="14" w:name="_Toc69384881"/>
       <w:r>
         <w:rPr>
           <w:highlight w:val="yellow"/>
@@ -8467,9 +8638,9 @@
     </w:p>
     <w:p>
       <w:pPr>
-        <w:pStyle w:val="2"/>
-      </w:pPr>
-      <w:bookmarkStart w:id="15" w:name="_Toc69328906"/>
+        <w:pStyle w:val="Heading2"/>
+      </w:pPr>
+      <w:bookmarkStart w:id="15" w:name="_Toc69384882"/>
       <w:r>
         <w:t>Сервер</w:t>
       </w:r>
@@ -8508,7 +8679,7 @@
     </w:p>
     <w:p>
       <w:pPr>
-        <w:pStyle w:val="a9"/>
+        <w:pStyle w:val="ListParagraph"/>
         <w:numPr>
           <w:ilvl w:val="0"/>
           <w:numId w:val="8"/>
@@ -8542,10 +8713,18 @@
         </w:rPr>
         <w:t>Web</w:t>
       </w:r>
-    </w:p>
-    <w:p>
-      <w:pPr>
-        <w:pStyle w:val="a9"/>
+      <w:r>
+        <w:rPr>
+          <w:rFonts w:cs="Times New Roman"/>
+          <w:szCs w:val="28"/>
+          <w:lang w:val="en-US"/>
+        </w:rPr>
+        <w:t xml:space="preserve"> - </w:t>
+      </w:r>
+    </w:p>
+    <w:p>
+      <w:pPr>
+        <w:pStyle w:val="ListParagraph"/>
         <w:numPr>
           <w:ilvl w:val="0"/>
           <w:numId w:val="8"/>
@@ -8597,7 +8776,7 @@
     </w:p>
     <w:p>
       <w:pPr>
-        <w:pStyle w:val="a9"/>
+        <w:pStyle w:val="ListParagraph"/>
         <w:numPr>
           <w:ilvl w:val="0"/>
           <w:numId w:val="8"/>
@@ -8619,7 +8798,7 @@
     </w:p>
     <w:p>
       <w:pPr>
-        <w:pStyle w:val="a9"/>
+        <w:pStyle w:val="ListParagraph"/>
         <w:numPr>
           <w:ilvl w:val="0"/>
           <w:numId w:val="8"/>
@@ -8641,7 +8820,7 @@
     </w:p>
     <w:p>
       <w:pPr>
-        <w:pStyle w:val="a9"/>
+        <w:pStyle w:val="ListParagraph"/>
         <w:numPr>
           <w:ilvl w:val="0"/>
           <w:numId w:val="8"/>
@@ -8708,7 +8887,7 @@
     </w:p>
     <w:p>
       <w:pPr>
-        <w:pStyle w:val="a9"/>
+        <w:pStyle w:val="ListParagraph"/>
         <w:numPr>
           <w:ilvl w:val="0"/>
           <w:numId w:val="8"/>
@@ -8729,36 +8908,380 @@
     </w:p>
     <w:p>
       <w:pPr>
-        <w:pStyle w:val="a9"/>
-        <w:numPr>
-          <w:ilvl w:val="0"/>
-          <w:numId w:val="8"/>
-        </w:numPr>
-        <w:spacing w:line="360" w:lineRule="auto"/>
-        <w:rPr>
-          <w:rFonts w:cs="Times New Roman"/>
-          <w:szCs w:val="28"/>
-        </w:rPr>
-      </w:pPr>
-      <w:r>
-        <w:rPr>
-          <w:rFonts w:cs="Times New Roman"/>
-          <w:szCs w:val="28"/>
-          <w:lang w:val="en-US"/>
-        </w:rPr>
-        <w:t>Docker</w:t>
-      </w:r>
-      <w:r>
-        <w:rPr>
-          <w:rFonts w:cs="Times New Roman"/>
-          <w:szCs w:val="28"/>
-        </w:rPr>
-        <w:t xml:space="preserve"> – контейнер, </w:t>
-      </w:r>
-    </w:p>
-    <w:p>
-      <w:pPr>
-        <w:spacing w:line="360" w:lineRule="auto"/>
+        <w:spacing w:line="360" w:lineRule="auto"/>
+        <w:ind w:firstLine="360"/>
+        <w:rPr>
+          <w:rFonts w:cs="Times New Roman"/>
+          <w:szCs w:val="28"/>
+        </w:rPr>
+      </w:pPr>
+      <w:r>
+        <w:rPr>
+          <w:rFonts w:cs="Times New Roman"/>
+          <w:szCs w:val="28"/>
+        </w:rPr>
+        <w:t xml:space="preserve">Все решение запаковано в образ </w:t>
+      </w:r>
+      <w:r>
+        <w:rPr>
+          <w:rFonts w:cs="Times New Roman"/>
+          <w:szCs w:val="28"/>
+          <w:lang w:val="en-US"/>
+        </w:rPr>
+        <w:t>docker</w:t>
+      </w:r>
+      <w:r>
+        <w:rPr>
+          <w:rFonts w:cs="Times New Roman"/>
+          <w:szCs w:val="28"/>
+        </w:rPr>
+        <w:t>-</w:t>
+      </w:r>
+      <w:r>
+        <w:rPr>
+          <w:rFonts w:cs="Times New Roman"/>
+          <w:szCs w:val="28"/>
+        </w:rPr>
+        <w:t xml:space="preserve">контейнера и доступно в </w:t>
+      </w:r>
+      <w:proofErr w:type="spellStart"/>
+      <w:r>
+        <w:rPr>
+          <w:rFonts w:cs="Times New Roman"/>
+          <w:szCs w:val="28"/>
+        </w:rPr>
+        <w:t>репозиториях</w:t>
+      </w:r>
+      <w:proofErr w:type="spellEnd"/>
+      <w:r>
+        <w:rPr>
+          <w:rFonts w:cs="Times New Roman"/>
+          <w:szCs w:val="28"/>
+        </w:rPr>
+        <w:t xml:space="preserve"> </w:t>
+      </w:r>
+      <w:r>
+        <w:rPr>
+          <w:rFonts w:cs="Times New Roman"/>
+          <w:szCs w:val="28"/>
+          <w:lang w:val="en-US"/>
+        </w:rPr>
+        <w:t>docker</w:t>
+      </w:r>
+      <w:r>
+        <w:rPr>
+          <w:rFonts w:cs="Times New Roman"/>
+          <w:szCs w:val="28"/>
+        </w:rPr>
+        <w:t xml:space="preserve"> </w:t>
+      </w:r>
+      <w:r>
+        <w:rPr>
+          <w:rFonts w:cs="Times New Roman"/>
+          <w:szCs w:val="28"/>
+          <w:lang w:val="en-US"/>
+        </w:rPr>
+        <w:t>hub</w:t>
+      </w:r>
+      <w:r>
+        <w:rPr>
+          <w:rFonts w:cs="Times New Roman"/>
+          <w:szCs w:val="28"/>
+        </w:rPr>
+        <w:t xml:space="preserve"> </w:t>
+      </w:r>
+      <w:r>
+        <w:rPr>
+          <w:rFonts w:cs="Times New Roman"/>
+          <w:szCs w:val="28"/>
+        </w:rPr>
+        <w:t xml:space="preserve">и </w:t>
+      </w:r>
+      <w:proofErr w:type="spellStart"/>
+      <w:r>
+        <w:rPr>
+          <w:rFonts w:cs="Times New Roman"/>
+          <w:szCs w:val="28"/>
+          <w:lang w:val="en-US"/>
+        </w:rPr>
+        <w:t>github</w:t>
+      </w:r>
+      <w:proofErr w:type="spellEnd"/>
+      <w:r>
+        <w:rPr>
+          <w:rFonts w:cs="Times New Roman"/>
+          <w:szCs w:val="28"/>
+        </w:rPr>
+        <w:t xml:space="preserve"> </w:t>
+      </w:r>
+      <w:r>
+        <w:rPr>
+          <w:rFonts w:cs="Times New Roman"/>
+          <w:szCs w:val="28"/>
+          <w:lang w:val="en-US"/>
+        </w:rPr>
+        <w:t>packages</w:t>
+      </w:r>
+      <w:r>
+        <w:rPr>
+          <w:rFonts w:cs="Times New Roman"/>
+          <w:szCs w:val="28"/>
+        </w:rPr>
+        <w:t>.</w:t>
+      </w:r>
+    </w:p>
+    <w:p>
+      <w:pPr>
+        <w:spacing w:line="360" w:lineRule="auto"/>
+        <w:ind w:firstLine="709"/>
+        <w:rPr>
+          <w:rFonts w:cs="Times New Roman"/>
+          <w:szCs w:val="28"/>
+        </w:rPr>
+      </w:pPr>
+      <w:r>
+        <w:rPr>
+          <w:rFonts w:cs="Times New Roman"/>
+          <w:szCs w:val="28"/>
+        </w:rPr>
+        <w:t>Для оперативн</w:t>
+      </w:r>
+      <w:r>
+        <w:rPr>
+          <w:rFonts w:cs="Times New Roman"/>
+          <w:szCs w:val="28"/>
+        </w:rPr>
+        <w:t xml:space="preserve">ой развертки </w:t>
+      </w:r>
+      <w:r>
+        <w:rPr>
+          <w:rFonts w:cs="Times New Roman"/>
+          <w:szCs w:val="28"/>
+        </w:rPr>
+        <w:t xml:space="preserve">решения была написана конфигурация для скрипта </w:t>
+      </w:r>
+      <w:r>
+        <w:rPr>
+          <w:rFonts w:cs="Times New Roman"/>
+          <w:szCs w:val="28"/>
+          <w:lang w:val="en-US"/>
+        </w:rPr>
+        <w:t>docker</w:t>
+      </w:r>
+      <w:r>
+        <w:rPr>
+          <w:rFonts w:cs="Times New Roman"/>
+          <w:szCs w:val="28"/>
+        </w:rPr>
+        <w:t>-</w:t>
+      </w:r>
+      <w:r>
+        <w:rPr>
+          <w:rFonts w:cs="Times New Roman"/>
+          <w:szCs w:val="28"/>
+          <w:lang w:val="en-US"/>
+        </w:rPr>
+        <w:t>compose</w:t>
+      </w:r>
+      <w:r>
+        <w:rPr>
+          <w:rFonts w:cs="Times New Roman"/>
+          <w:szCs w:val="28"/>
+        </w:rPr>
+        <w:t xml:space="preserve">, </w:t>
+      </w:r>
+      <w:r>
+        <w:rPr>
+          <w:rFonts w:cs="Times New Roman"/>
+          <w:szCs w:val="28"/>
+        </w:rPr>
+        <w:t>которая включает в себя</w:t>
+      </w:r>
+      <w:r>
+        <w:rPr>
+          <w:rFonts w:cs="Times New Roman"/>
+          <w:szCs w:val="28"/>
+        </w:rPr>
+        <w:t xml:space="preserve"> </w:t>
+      </w:r>
+      <w:proofErr w:type="spellStart"/>
+      <w:r>
+        <w:rPr>
+          <w:rFonts w:cs="Times New Roman"/>
+          <w:szCs w:val="28"/>
+        </w:rPr>
+        <w:t>депл</w:t>
+      </w:r>
+      <w:r>
+        <w:rPr>
+          <w:rFonts w:cs="Times New Roman"/>
+          <w:szCs w:val="28"/>
+        </w:rPr>
+        <w:t>ой</w:t>
+      </w:r>
+      <w:proofErr w:type="spellEnd"/>
+      <w:r>
+        <w:rPr>
+          <w:rFonts w:cs="Times New Roman"/>
+          <w:szCs w:val="28"/>
+        </w:rPr>
+        <w:t xml:space="preserve"> контейнеров с конфигурацией</w:t>
+      </w:r>
+      <w:r>
+        <w:rPr>
+          <w:rFonts w:cs="Times New Roman"/>
+          <w:szCs w:val="28"/>
+        </w:rPr>
+        <w:t xml:space="preserve">, </w:t>
+      </w:r>
+      <w:r>
+        <w:rPr>
+          <w:rFonts w:cs="Times New Roman"/>
+          <w:szCs w:val="28"/>
+        </w:rPr>
+        <w:t>указанн</w:t>
+      </w:r>
+      <w:r>
+        <w:rPr>
+          <w:rFonts w:cs="Times New Roman"/>
+          <w:szCs w:val="28"/>
+        </w:rPr>
+        <w:t>ой</w:t>
+      </w:r>
+      <w:r>
+        <w:rPr>
+          <w:rFonts w:cs="Times New Roman"/>
+          <w:szCs w:val="28"/>
+        </w:rPr>
+        <w:t xml:space="preserve"> ниже</w:t>
+      </w:r>
+      <w:r>
+        <w:rPr>
+          <w:rFonts w:cs="Times New Roman"/>
+          <w:szCs w:val="28"/>
+        </w:rPr>
+        <w:t>:</w:t>
+      </w:r>
+    </w:p>
+    <w:p>
+      <w:pPr>
+        <w:spacing w:line="360" w:lineRule="auto"/>
+        <w:rPr>
+          <w:rFonts w:cs="Times New Roman"/>
+          <w:szCs w:val="28"/>
+        </w:rPr>
+      </w:pPr>
+      <w:r>
+        <w:rPr>
+          <w:rFonts w:cs="Times New Roman"/>
+          <w:szCs w:val="28"/>
+        </w:rPr>
+        <w:t>*</w:t>
+      </w:r>
+      <w:r>
+        <w:rPr>
+          <w:rFonts w:cs="Times New Roman"/>
+          <w:szCs w:val="28"/>
+        </w:rPr>
+        <w:t xml:space="preserve">ИЗОБРАЖЕНИЕ АРХИТЕКТУРЫ </w:t>
+      </w:r>
+      <w:r>
+        <w:rPr>
+          <w:rFonts w:cs="Times New Roman"/>
+          <w:szCs w:val="28"/>
+          <w:lang w:val="en-US"/>
+        </w:rPr>
+        <w:t>docker</w:t>
+      </w:r>
+      <w:r>
+        <w:rPr>
+          <w:rFonts w:cs="Times New Roman"/>
+          <w:szCs w:val="28"/>
+        </w:rPr>
+        <w:t>-</w:t>
+      </w:r>
+      <w:r>
+        <w:rPr>
+          <w:rFonts w:cs="Times New Roman"/>
+          <w:szCs w:val="28"/>
+        </w:rPr>
+        <w:t>контейнеров</w:t>
+      </w:r>
+      <w:r>
+        <w:rPr>
+          <w:rFonts w:cs="Times New Roman"/>
+          <w:szCs w:val="28"/>
+        </w:rPr>
+        <w:t>*</w:t>
+      </w:r>
+    </w:p>
+    <w:p>
+      <w:pPr>
+        <w:pStyle w:val="Heading2"/>
+      </w:pPr>
+      <w:bookmarkStart w:id="16" w:name="_Toc69384883"/>
+      <w:r>
+        <w:t>База данных</w:t>
+      </w:r>
+      <w:bookmarkEnd w:id="16"/>
+    </w:p>
+    <w:p>
+      <w:r>
+        <w:tab/>
+        <w:t xml:space="preserve">В качестве СУБД используется </w:t>
+      </w:r>
+      <w:proofErr w:type="spellStart"/>
+      <w:r>
+        <w:t>документоориентированная</w:t>
+      </w:r>
+      <w:proofErr w:type="spellEnd"/>
+      <w:r>
+        <w:t xml:space="preserve"> </w:t>
+      </w:r>
+      <w:r>
+        <w:rPr>
+          <w:lang w:val="en-US"/>
+        </w:rPr>
+        <w:t>MongoDB</w:t>
+      </w:r>
+      <w:r>
+        <w:t xml:space="preserve"> и состоит из следующих коллекций</w:t>
+      </w:r>
+      <w:r>
+        <w:t>:</w:t>
+      </w:r>
+    </w:p>
+    <w:p>
+      <w:r>
+        <w:t>*</w:t>
+      </w:r>
+      <w:r>
+        <w:t>КОЛЛЕКЦИИ</w:t>
+      </w:r>
+      <w:r>
+        <w:t xml:space="preserve">, </w:t>
+      </w:r>
+      <w:r>
+        <w:t>ИХ АТРИБУТЫ с описанием</w:t>
+      </w:r>
+      <w:r>
+        <w:t>*</w:t>
+      </w:r>
+    </w:p>
+    <w:p>
+      <w:pPr>
+        <w:pStyle w:val="Heading2"/>
+      </w:pPr>
+      <w:bookmarkStart w:id="17" w:name="_Toc69384884"/>
+      <w:r>
+        <w:t>Клиент</w:t>
+      </w:r>
+      <w:bookmarkEnd w:id="17"/>
+    </w:p>
+    <w:p>
+      <w:pPr>
+        <w:spacing w:line="360" w:lineRule="auto"/>
+        <w:ind w:firstLine="360"/>
         <w:jc w:val="both"/>
         <w:rPr>
           <w:rFonts w:cs="Times New Roman"/>
@@ -8770,185 +9293,6 @@
           <w:rFonts w:cs="Times New Roman"/>
           <w:szCs w:val="28"/>
         </w:rPr>
-        <w:t>Рассматривая более подробно решение</w:t>
-      </w:r>
-      <w:proofErr w:type="gramStart"/>
-      <w:r>
-        <w:rPr>
-          <w:rFonts w:cs="Times New Roman"/>
-          <w:szCs w:val="28"/>
-        </w:rPr>
-        <w:t>,</w:t>
-      </w:r>
-      <w:r>
-        <w:rPr>
-          <w:rFonts w:cs="Times New Roman"/>
-          <w:szCs w:val="28"/>
-        </w:rPr>
-        <w:t xml:space="preserve"> </w:t>
-      </w:r>
-      <w:r>
-        <w:rPr>
-          <w:rFonts w:cs="Times New Roman"/>
-          <w:szCs w:val="28"/>
-        </w:rPr>
-        <w:t>Также</w:t>
-      </w:r>
-      <w:proofErr w:type="gramEnd"/>
-      <w:r>
-        <w:rPr>
-          <w:rFonts w:cs="Times New Roman"/>
-          <w:szCs w:val="28"/>
-        </w:rPr>
-        <w:t xml:space="preserve"> со стороны сервера работает СУБД </w:t>
-      </w:r>
-      <w:r>
-        <w:rPr>
-          <w:rFonts w:cs="Times New Roman"/>
-          <w:szCs w:val="28"/>
-          <w:lang w:val="en-US"/>
-        </w:rPr>
-        <w:t>MySQL</w:t>
-      </w:r>
-      <w:r>
-        <w:rPr>
-          <w:rFonts w:cs="Times New Roman"/>
-          <w:szCs w:val="28"/>
-        </w:rPr>
-        <w:t xml:space="preserve">. </w:t>
-      </w:r>
-      <w:r>
-        <w:rPr>
-          <w:rFonts w:cs="Times New Roman"/>
-          <w:szCs w:val="28"/>
-        </w:rPr>
-        <w:t xml:space="preserve">При компиляции проекта с </w:t>
-      </w:r>
-      <w:proofErr w:type="spellStart"/>
-      <w:r>
-        <w:rPr>
-          <w:rFonts w:cs="Times New Roman"/>
-          <w:szCs w:val="28"/>
-          <w:lang w:val="en-US"/>
-        </w:rPr>
-        <w:t>Intelij</w:t>
-      </w:r>
-      <w:proofErr w:type="spellEnd"/>
-      <w:r>
-        <w:rPr>
-          <w:rFonts w:cs="Times New Roman"/>
-          <w:szCs w:val="28"/>
-        </w:rPr>
-        <w:t xml:space="preserve"> </w:t>
-      </w:r>
-      <w:r>
-        <w:rPr>
-          <w:rFonts w:cs="Times New Roman"/>
-          <w:szCs w:val="28"/>
-          <w:lang w:val="en-US"/>
-        </w:rPr>
-        <w:t>id</w:t>
-      </w:r>
-      <w:r>
-        <w:rPr>
-          <w:rFonts w:cs="Times New Roman"/>
-          <w:szCs w:val="28"/>
-          <w:lang w:val="en-US"/>
-        </w:rPr>
-        <w:t>ea</w:t>
-      </w:r>
-      <w:r>
-        <w:rPr>
-          <w:rFonts w:cs="Times New Roman"/>
-          <w:szCs w:val="28"/>
-        </w:rPr>
-        <w:t xml:space="preserve"> </w:t>
-      </w:r>
-      <w:r>
-        <w:rPr>
-          <w:rFonts w:cs="Times New Roman"/>
-          <w:szCs w:val="28"/>
-        </w:rPr>
-        <w:t xml:space="preserve">использовались след плагин </w:t>
-      </w:r>
-      <w:proofErr w:type="spellStart"/>
-      <w:r>
-        <w:rPr>
-          <w:rFonts w:cs="Times New Roman"/>
-          <w:szCs w:val="28"/>
-        </w:rPr>
-        <w:t>кароч</w:t>
-      </w:r>
-      <w:proofErr w:type="spellEnd"/>
-      <w:r>
-        <w:rPr>
-          <w:rFonts w:cs="Times New Roman"/>
-          <w:szCs w:val="28"/>
-        </w:rPr>
-        <w:t xml:space="preserve">: </w:t>
-      </w:r>
-      <w:r>
-        <w:rPr>
-          <w:rFonts w:cs="Times New Roman"/>
-          <w:szCs w:val="28"/>
-        </w:rPr>
-        <w:t>ЛАЛААЛЛ</w:t>
-      </w:r>
-    </w:p>
-    <w:p>
-      <w:pPr>
-        <w:pStyle w:val="2"/>
-      </w:pPr>
-      <w:bookmarkStart w:id="16" w:name="_Toc69328907"/>
-      <w:r>
-        <w:t>СУБД</w:t>
-      </w:r>
-      <w:bookmarkEnd w:id="16"/>
-    </w:p>
-    <w:p>
-      <w:r>
-        <w:tab/>
-        <w:t xml:space="preserve">В качестве СУБД используется нетипичная </w:t>
-      </w:r>
-      <w:proofErr w:type="spellStart"/>
-      <w:r>
-        <w:t>документоориентированная</w:t>
-      </w:r>
-      <w:proofErr w:type="spellEnd"/>
-      <w:r>
-        <w:t xml:space="preserve"> </w:t>
-      </w:r>
-      <w:r>
-        <w:rPr>
-          <w:lang w:val="en-US"/>
-        </w:rPr>
-        <w:t>MongoDB</w:t>
-      </w:r>
-    </w:p>
-    <w:p>
-      <w:pPr>
-        <w:pStyle w:val="2"/>
-      </w:pPr>
-      <w:bookmarkStart w:id="17" w:name="_Toc69328908"/>
-      <w:r>
-        <w:t>Клиент</w:t>
-      </w:r>
-      <w:bookmarkEnd w:id="17"/>
-    </w:p>
-    <w:p>
-      <w:pPr>
-        <w:spacing w:line="360" w:lineRule="auto"/>
-        <w:jc w:val="both"/>
-        <w:rPr>
-          <w:rFonts w:cs="Times New Roman"/>
-          <w:szCs w:val="28"/>
-        </w:rPr>
-      </w:pPr>
-      <w:r>
-        <w:rPr>
-          <w:rFonts w:cs="Times New Roman"/>
-          <w:szCs w:val="28"/>
-        </w:rPr>
         <w:t>В состав клиента входят</w:t>
       </w:r>
       <w:r>
@@ -8982,7 +9326,7 @@
     </w:p>
     <w:p>
       <w:pPr>
-        <w:pStyle w:val="a9"/>
+        <w:pStyle w:val="ListParagraph"/>
         <w:numPr>
           <w:ilvl w:val="0"/>
           <w:numId w:val="9"/>
@@ -9112,12 +9456,55 @@
           <w:rFonts w:cs="Times New Roman"/>
           <w:szCs w:val="28"/>
         </w:rPr>
-        <w:t xml:space="preserve"> – библиотека и её ко</w:t>
-      </w:r>
-    </w:p>
-    <w:p>
-      <w:pPr>
-        <w:pStyle w:val="a9"/>
+        <w:t xml:space="preserve"> – библиотека</w:t>
+      </w:r>
+      <w:r>
+        <w:rPr>
+          <w:rFonts w:cs="Times New Roman"/>
+          <w:szCs w:val="28"/>
+        </w:rPr>
+        <w:t xml:space="preserve"> для отображения </w:t>
+      </w:r>
+      <w:r>
+        <w:rPr>
+          <w:rFonts w:cs="Times New Roman"/>
+          <w:szCs w:val="28"/>
+          <w:lang w:val="en-US"/>
+        </w:rPr>
+        <w:t>GUI</w:t>
+      </w:r>
+      <w:r>
+        <w:rPr>
+          <w:rFonts w:cs="Times New Roman"/>
+          <w:szCs w:val="28"/>
+        </w:rPr>
+        <w:t xml:space="preserve"> </w:t>
+      </w:r>
+      <w:r>
+        <w:rPr>
+          <w:rFonts w:cs="Times New Roman"/>
+          <w:szCs w:val="28"/>
+        </w:rPr>
+        <w:t>и её ко</w:t>
+      </w:r>
+      <w:r>
+        <w:rPr>
+          <w:rFonts w:cs="Times New Roman"/>
+          <w:szCs w:val="28"/>
+        </w:rPr>
+        <w:t>мпоненты</w:t>
+      </w:r>
+      <w:r>
+        <w:rPr>
+          <w:rFonts w:cs="Times New Roman"/>
+          <w:szCs w:val="28"/>
+        </w:rPr>
+        <w:t>;</w:t>
+      </w:r>
+    </w:p>
+    <w:p>
+      <w:pPr>
+        <w:pStyle w:val="ListParagraph"/>
         <w:numPr>
           <w:ilvl w:val="0"/>
           <w:numId w:val="9"/>
@@ -9139,10 +9526,95 @@
         <w:t>JFoenix</w:t>
       </w:r>
       <w:proofErr w:type="spellEnd"/>
-    </w:p>
-    <w:p>
-      <w:pPr>
-        <w:pStyle w:val="a9"/>
+      <w:r>
+        <w:rPr>
+          <w:rFonts w:cs="Times New Roman"/>
+          <w:szCs w:val="28"/>
+        </w:rPr>
+        <w:t xml:space="preserve"> –</w:t>
+      </w:r>
+      <w:r>
+        <w:rPr>
+          <w:rFonts w:cs="Times New Roman"/>
+          <w:szCs w:val="28"/>
+        </w:rPr>
+        <w:t xml:space="preserve"> библиотека для </w:t>
+      </w:r>
+      <w:r>
+        <w:rPr>
+          <w:rFonts w:cs="Times New Roman"/>
+          <w:szCs w:val="28"/>
+        </w:rPr>
+        <w:t xml:space="preserve">использования </w:t>
+      </w:r>
+      <w:r>
+        <w:rPr>
+          <w:rFonts w:cs="Times New Roman"/>
+          <w:szCs w:val="28"/>
+        </w:rPr>
+        <w:t>к</w:t>
+      </w:r>
+      <w:r>
+        <w:rPr>
+          <w:rFonts w:cs="Times New Roman"/>
+          <w:szCs w:val="28"/>
+        </w:rPr>
+        <w:t>а</w:t>
+      </w:r>
+      <w:r>
+        <w:rPr>
+          <w:rFonts w:cs="Times New Roman"/>
+          <w:szCs w:val="28"/>
+        </w:rPr>
+        <w:t>ст</w:t>
+      </w:r>
+      <w:r>
+        <w:rPr>
+          <w:rFonts w:cs="Times New Roman"/>
+          <w:szCs w:val="28"/>
+        </w:rPr>
+        <w:t>о</w:t>
+      </w:r>
+      <w:r>
+        <w:rPr>
+          <w:rFonts w:cs="Times New Roman"/>
+          <w:szCs w:val="28"/>
+        </w:rPr>
+        <w:t xml:space="preserve">мных элементов интерфейса с </w:t>
+      </w:r>
+      <w:r>
+        <w:rPr>
+          <w:rFonts w:cs="Times New Roman"/>
+          <w:szCs w:val="28"/>
+          <w:lang w:val="en-US"/>
+        </w:rPr>
+        <w:t>material</w:t>
+      </w:r>
+      <w:r>
+        <w:rPr>
+          <w:rFonts w:cs="Times New Roman"/>
+          <w:szCs w:val="28"/>
+        </w:rPr>
+        <w:t>-</w:t>
+      </w:r>
+      <w:r>
+        <w:rPr>
+          <w:rFonts w:cs="Times New Roman"/>
+          <w:szCs w:val="28"/>
+        </w:rPr>
+        <w:t>дизайном</w:t>
+      </w:r>
+      <w:r>
+        <w:rPr>
+          <w:rFonts w:cs="Times New Roman"/>
+          <w:szCs w:val="28"/>
+        </w:rPr>
+        <w:t>;</w:t>
+      </w:r>
+    </w:p>
+    <w:p>
+      <w:pPr>
+        <w:pStyle w:val="ListParagraph"/>
         <w:numPr>
           <w:ilvl w:val="0"/>
           <w:numId w:val="9"/>
@@ -9160,12 +9632,92 @@
           <w:szCs w:val="28"/>
           <w:lang w:val="en-US"/>
         </w:rPr>
-        <w:t>Google GSON</w:t>
-      </w:r>
-    </w:p>
-    <w:p>
-      <w:pPr>
-        <w:pStyle w:val="a9"/>
+        <w:lastRenderedPageBreak/>
+        <w:t>Google</w:t>
+      </w:r>
+      <w:r>
+        <w:rPr>
+          <w:rFonts w:cs="Times New Roman"/>
+          <w:szCs w:val="28"/>
+        </w:rPr>
+        <w:t xml:space="preserve"> </w:t>
+      </w:r>
+      <w:r>
+        <w:rPr>
+          <w:rFonts w:cs="Times New Roman"/>
+          <w:szCs w:val="28"/>
+          <w:lang w:val="en-US"/>
+        </w:rPr>
+        <w:t>GSON</w:t>
+      </w:r>
+      <w:r>
+        <w:rPr>
+          <w:rFonts w:cs="Times New Roman"/>
+          <w:szCs w:val="28"/>
+        </w:rPr>
+        <w:t xml:space="preserve"> </w:t>
+      </w:r>
+      <w:r>
+        <w:rPr>
+          <w:rFonts w:cs="Times New Roman"/>
+          <w:szCs w:val="28"/>
+        </w:rPr>
+        <w:t>–</w:t>
+      </w:r>
+      <w:r>
+        <w:rPr>
+          <w:rFonts w:cs="Times New Roman"/>
+          <w:szCs w:val="28"/>
+        </w:rPr>
+        <w:t xml:space="preserve"> </w:t>
+      </w:r>
+      <w:r>
+        <w:rPr>
+          <w:rFonts w:cs="Times New Roman"/>
+          <w:szCs w:val="28"/>
+        </w:rPr>
+        <w:t xml:space="preserve">модуль для </w:t>
+      </w:r>
+      <w:r>
+        <w:rPr>
+          <w:rFonts w:cs="Times New Roman"/>
+          <w:szCs w:val="28"/>
+        </w:rPr>
+        <w:t>работ</w:t>
+      </w:r>
+      <w:r>
+        <w:rPr>
+          <w:rFonts w:cs="Times New Roman"/>
+          <w:szCs w:val="28"/>
+        </w:rPr>
+        <w:t>ы</w:t>
+      </w:r>
+      <w:r>
+        <w:rPr>
+          <w:rFonts w:cs="Times New Roman"/>
+          <w:szCs w:val="28"/>
+        </w:rPr>
+        <w:t xml:space="preserve"> с запаковкой/распаковкой данных в формате </w:t>
+      </w:r>
+      <w:r>
+        <w:rPr>
+          <w:rFonts w:cs="Times New Roman"/>
+          <w:szCs w:val="28"/>
+          <w:lang w:val="en-US"/>
+        </w:rPr>
+        <w:t>JSON</w:t>
+      </w:r>
+      <w:r>
+        <w:rPr>
+          <w:rFonts w:cs="Times New Roman"/>
+          <w:szCs w:val="28"/>
+        </w:rPr>
+        <w:t>;</w:t>
+      </w:r>
+    </w:p>
+    <w:p>
+      <w:pPr>
+        <w:pStyle w:val="ListParagraph"/>
         <w:numPr>
           <w:ilvl w:val="0"/>
           <w:numId w:val="9"/>
@@ -9183,12 +9735,69 @@
           <w:szCs w:val="28"/>
           <w:lang w:val="en-US"/>
         </w:rPr>
-        <w:t>SLF4J</w:t>
-      </w:r>
-    </w:p>
-    <w:p>
-      <w:pPr>
-        <w:pStyle w:val="a9"/>
+        <w:t>SLF</w:t>
+      </w:r>
+      <w:r>
+        <w:rPr>
+          <w:rFonts w:cs="Times New Roman"/>
+          <w:szCs w:val="28"/>
+        </w:rPr>
+        <w:t>4</w:t>
+      </w:r>
+      <w:r>
+        <w:rPr>
+          <w:rFonts w:cs="Times New Roman"/>
+          <w:szCs w:val="28"/>
+          <w:lang w:val="en-US"/>
+        </w:rPr>
+        <w:t>J</w:t>
+      </w:r>
+      <w:r>
+        <w:rPr>
+          <w:rFonts w:cs="Times New Roman"/>
+          <w:szCs w:val="28"/>
+        </w:rPr>
+        <w:t xml:space="preserve"> </w:t>
+      </w:r>
+      <w:r>
+        <w:rPr>
+          <w:rFonts w:cs="Times New Roman"/>
+          <w:szCs w:val="28"/>
+        </w:rPr>
+        <w:t xml:space="preserve">– решение </w:t>
+      </w:r>
+      <w:r>
+        <w:rPr>
+          <w:rFonts w:cs="Times New Roman"/>
+          <w:szCs w:val="28"/>
+        </w:rPr>
+        <w:t xml:space="preserve">для </w:t>
+      </w:r>
+      <w:r>
+        <w:rPr>
+          <w:rFonts w:cs="Times New Roman"/>
+          <w:szCs w:val="28"/>
+        </w:rPr>
+        <w:t>логирования</w:t>
+      </w:r>
+      <w:r>
+        <w:rPr>
+          <w:rFonts w:cs="Times New Roman"/>
+          <w:szCs w:val="28"/>
+        </w:rPr>
+        <w:t xml:space="preserve"> действий пользователя в программе</w:t>
+      </w:r>
+      <w:r>
+        <w:rPr>
+          <w:rFonts w:cs="Times New Roman"/>
+          <w:szCs w:val="28"/>
+        </w:rPr>
+        <w:t>;</w:t>
+      </w:r>
+    </w:p>
+    <w:p>
+      <w:pPr>
+        <w:pStyle w:val="ListParagraph"/>
         <w:numPr>
           <w:ilvl w:val="0"/>
           <w:numId w:val="9"/>
@@ -9206,19 +9815,77 @@
           <w:szCs w:val="28"/>
           <w:lang w:val="en-US"/>
         </w:rPr>
-        <w:t xml:space="preserve">Maven – </w:t>
-      </w:r>
-      <w:r>
-        <w:rPr>
-          <w:rFonts w:cs="Times New Roman"/>
-          <w:szCs w:val="28"/>
-        </w:rPr>
-        <w:t>автосборка проекта</w:t>
-      </w:r>
-    </w:p>
-    <w:p>
-      <w:pPr>
-        <w:pStyle w:val="a9"/>
+        <w:t>Apache</w:t>
+      </w:r>
+      <w:r>
+        <w:rPr>
+          <w:rFonts w:cs="Times New Roman"/>
+          <w:szCs w:val="28"/>
+        </w:rPr>
+        <w:t xml:space="preserve"> </w:t>
+      </w:r>
+      <w:r>
+        <w:rPr>
+          <w:rFonts w:cs="Times New Roman"/>
+          <w:szCs w:val="28"/>
+          <w:lang w:val="en-US"/>
+        </w:rPr>
+        <w:t>m</w:t>
+      </w:r>
+      <w:r>
+        <w:rPr>
+          <w:rFonts w:cs="Times New Roman"/>
+          <w:szCs w:val="28"/>
+          <w:lang w:val="en-US"/>
+        </w:rPr>
+        <w:t>aven</w:t>
+      </w:r>
+      <w:r>
+        <w:rPr>
+          <w:rFonts w:cs="Times New Roman"/>
+          <w:szCs w:val="28"/>
+        </w:rPr>
+        <w:t xml:space="preserve"> –</w:t>
+      </w:r>
+      <w:r>
+        <w:rPr>
+          <w:rFonts w:cs="Times New Roman"/>
+          <w:szCs w:val="28"/>
+        </w:rPr>
+        <w:t xml:space="preserve"> </w:t>
+      </w:r>
+      <w:r>
+        <w:rPr>
+          <w:rFonts w:cs="Times New Roman"/>
+          <w:szCs w:val="28"/>
+        </w:rPr>
+        <w:t>основной сборщик решения (автозагрузка и менеджмент необходимых библиотек</w:t>
+      </w:r>
+      <w:r>
+        <w:rPr>
+          <w:rFonts w:cs="Times New Roman"/>
+          <w:szCs w:val="28"/>
+        </w:rPr>
+        <w:t>,</w:t>
+      </w:r>
+      <w:r>
+        <w:rPr>
+          <w:rFonts w:cs="Times New Roman"/>
+          <w:szCs w:val="28"/>
+        </w:rPr>
+        <w:t xml:space="preserve"> работа с плагинами)</w:t>
+      </w:r>
+      <w:r>
+        <w:rPr>
+          <w:rFonts w:cs="Times New Roman"/>
+          <w:szCs w:val="28"/>
+        </w:rPr>
+        <w:t>;</w:t>
+      </w:r>
+    </w:p>
+    <w:p>
+      <w:pPr>
+        <w:pStyle w:val="ListParagraph"/>
         <w:numPr>
           <w:ilvl w:val="0"/>
           <w:numId w:val="9"/>
@@ -9244,65 +9911,383 @@
         <w:rPr>
           <w:rFonts w:cs="Times New Roman"/>
           <w:szCs w:val="28"/>
-          <w:lang w:val="en-US"/>
-        </w:rPr>
-        <w:t>-maven-plugin</w:t>
-      </w:r>
-    </w:p>
-    <w:p>
-      <w:pPr>
-        <w:pStyle w:val="a9"/>
-        <w:numPr>
-          <w:ilvl w:val="0"/>
-          <w:numId w:val="9"/>
-        </w:numPr>
-        <w:spacing w:line="360" w:lineRule="auto"/>
+        </w:rPr>
+        <w:t>-</w:t>
+      </w:r>
+      <w:r>
+        <w:rPr>
+          <w:rFonts w:cs="Times New Roman"/>
+          <w:szCs w:val="28"/>
+          <w:lang w:val="en-US"/>
+        </w:rPr>
+        <w:t>maven</w:t>
+      </w:r>
+      <w:r>
+        <w:rPr>
+          <w:rFonts w:cs="Times New Roman"/>
+          <w:szCs w:val="28"/>
+        </w:rPr>
+        <w:t>-</w:t>
+      </w:r>
+      <w:r>
+        <w:rPr>
+          <w:rFonts w:cs="Times New Roman"/>
+          <w:szCs w:val="28"/>
+          <w:lang w:val="en-US"/>
+        </w:rPr>
+        <w:t>plugin</w:t>
+      </w:r>
+      <w:r>
+        <w:rPr>
+          <w:rFonts w:cs="Times New Roman"/>
+          <w:szCs w:val="28"/>
+        </w:rPr>
+        <w:t xml:space="preserve"> – </w:t>
+      </w:r>
+      <w:r>
+        <w:rPr>
+          <w:rFonts w:cs="Times New Roman"/>
+          <w:szCs w:val="28"/>
+        </w:rPr>
+        <w:t xml:space="preserve">плагин для </w:t>
+      </w:r>
+      <w:proofErr w:type="spellStart"/>
+      <w:r>
+        <w:rPr>
+          <w:rFonts w:cs="Times New Roman"/>
+          <w:szCs w:val="28"/>
+        </w:rPr>
+        <w:t>автоподстановки</w:t>
+      </w:r>
+      <w:proofErr w:type="spellEnd"/>
+      <w:r>
+        <w:rPr>
+          <w:rFonts w:cs="Times New Roman"/>
+          <w:szCs w:val="28"/>
+        </w:rPr>
+        <w:t xml:space="preserve"> флагов</w:t>
+      </w:r>
+      <w:r>
+        <w:rPr>
+          <w:rFonts w:cs="Times New Roman"/>
+          <w:szCs w:val="28"/>
+        </w:rPr>
+        <w:t xml:space="preserve"> </w:t>
+      </w:r>
+      <w:r>
+        <w:rPr>
+          <w:rFonts w:cs="Times New Roman"/>
+          <w:szCs w:val="28"/>
+        </w:rPr>
+        <w:t xml:space="preserve">виртуальной машины </w:t>
+      </w:r>
+      <w:r>
+        <w:rPr>
+          <w:rFonts w:cs="Times New Roman"/>
+          <w:szCs w:val="28"/>
+          <w:lang w:val="en-US"/>
+        </w:rPr>
+        <w:t>Java</w:t>
+      </w:r>
+      <w:r>
+        <w:rPr>
+          <w:rFonts w:cs="Times New Roman"/>
+          <w:szCs w:val="28"/>
+        </w:rPr>
+        <w:t xml:space="preserve"> </w:t>
+      </w:r>
+      <w:r>
+        <w:rPr>
+          <w:rFonts w:cs="Times New Roman"/>
+          <w:szCs w:val="28"/>
+        </w:rPr>
+        <w:t>(</w:t>
+      </w:r>
+      <w:r>
+        <w:rPr>
+          <w:rFonts w:cs="Times New Roman"/>
+          <w:szCs w:val="28"/>
+          <w:lang w:val="en-US"/>
+        </w:rPr>
+        <w:t>VM</w:t>
+      </w:r>
+      <w:r>
+        <w:rPr>
+          <w:rFonts w:cs="Times New Roman"/>
+          <w:szCs w:val="28"/>
+        </w:rPr>
+        <w:t xml:space="preserve"> </w:t>
+      </w:r>
+      <w:r>
+        <w:rPr>
+          <w:rFonts w:cs="Times New Roman"/>
+          <w:szCs w:val="28"/>
+          <w:lang w:val="en-US"/>
+        </w:rPr>
+        <w:t>Options</w:t>
+      </w:r>
+      <w:r>
+        <w:rPr>
+          <w:rFonts w:cs="Times New Roman"/>
+          <w:szCs w:val="28"/>
+        </w:rPr>
+        <w:t xml:space="preserve">) </w:t>
+      </w:r>
+      <w:r>
+        <w:rPr>
+          <w:rFonts w:cs="Times New Roman"/>
+          <w:szCs w:val="28"/>
+        </w:rPr>
+        <w:t xml:space="preserve">библиотеки </w:t>
+      </w:r>
+      <w:r>
+        <w:rPr>
+          <w:rFonts w:cs="Times New Roman"/>
+          <w:szCs w:val="28"/>
+          <w:lang w:val="en-US"/>
+        </w:rPr>
+        <w:t>JavaFX</w:t>
+      </w:r>
+      <w:r>
+        <w:rPr>
+          <w:rFonts w:cs="Times New Roman"/>
+          <w:szCs w:val="28"/>
+        </w:rPr>
+        <w:t xml:space="preserve"> </w:t>
+      </w:r>
+      <w:r>
+        <w:rPr>
+          <w:rFonts w:cs="Times New Roman"/>
+          <w:szCs w:val="28"/>
+        </w:rPr>
+        <w:t>при компиляции и запуске проекта</w:t>
+      </w:r>
+      <w:r>
+        <w:rPr>
+          <w:rFonts w:cs="Times New Roman"/>
+          <w:szCs w:val="28"/>
+        </w:rPr>
+        <w:t xml:space="preserve">. </w:t>
+      </w:r>
+      <w:r>
+        <w:rPr>
+          <w:rFonts w:cs="Times New Roman"/>
+          <w:szCs w:val="28"/>
+        </w:rPr>
+        <w:t xml:space="preserve">Содержит команду </w:t>
+      </w:r>
+      <w:proofErr w:type="spellStart"/>
+      <w:r>
+        <w:rPr>
+          <w:rFonts w:cs="Times New Roman"/>
+          <w:szCs w:val="28"/>
+          <w:lang w:val="en-US"/>
+        </w:rPr>
+        <w:t>jlink</w:t>
+      </w:r>
+      <w:proofErr w:type="spellEnd"/>
+      <w:r>
+        <w:rPr>
+          <w:rFonts w:cs="Times New Roman"/>
+          <w:szCs w:val="28"/>
+        </w:rPr>
+        <w:t xml:space="preserve">, </w:t>
+      </w:r>
+      <w:r>
+        <w:rPr>
+          <w:rFonts w:cs="Times New Roman"/>
+          <w:szCs w:val="28"/>
+        </w:rPr>
+        <w:t xml:space="preserve">которая </w:t>
+      </w:r>
+      <w:r>
+        <w:rPr>
+          <w:rFonts w:cs="Times New Roman"/>
+          <w:szCs w:val="28"/>
+        </w:rPr>
+        <w:t>позволяет собирать разработанное решение в готовый модул</w:t>
+      </w:r>
+      <w:r>
+        <w:rPr>
+          <w:rFonts w:cs="Times New Roman"/>
+          <w:szCs w:val="28"/>
+        </w:rPr>
+        <w:t>ь</w:t>
+      </w:r>
+      <w:r>
+        <w:rPr>
+          <w:rFonts w:cs="Times New Roman"/>
+          <w:szCs w:val="28"/>
+        </w:rPr>
+        <w:t>.</w:t>
+      </w:r>
+    </w:p>
+    <w:p>
+      <w:pPr>
+        <w:spacing w:line="360" w:lineRule="auto"/>
+        <w:ind w:firstLine="360"/>
         <w:jc w:val="both"/>
         <w:rPr>
           <w:rFonts w:cs="Times New Roman"/>
           <w:szCs w:val="28"/>
-        </w:rPr>
-      </w:pPr>
-      <w:proofErr w:type="spellStart"/>
-      <w:r>
-        <w:rPr>
-          <w:rFonts w:cs="Times New Roman"/>
-          <w:szCs w:val="28"/>
-          <w:lang w:val="en-US"/>
-        </w:rPr>
-        <w:t>jlink</w:t>
-      </w:r>
-      <w:proofErr w:type="spellEnd"/>
-      <w:r>
-        <w:rPr>
-          <w:rFonts w:cs="Times New Roman"/>
-          <w:szCs w:val="28"/>
-        </w:rPr>
-        <w:t xml:space="preserve"> – позволяет собирать разработанное решение в готовый модуль</w:t>
-      </w:r>
-    </w:p>
-    <w:p>
-      <w:pPr>
-        <w:rPr>
-          <w:rFonts w:cs="Times New Roman"/>
-          <w:szCs w:val="28"/>
-          <w:lang w:val="en-US"/>
-        </w:rPr>
-      </w:pPr>
-      <w:r>
-        <w:rPr>
-          <w:rFonts w:cs="Times New Roman"/>
-          <w:szCs w:val="28"/>
-        </w:rPr>
-        <w:lastRenderedPageBreak/>
+          <w:lang w:val="en-US"/>
+        </w:rPr>
+      </w:pPr>
+      <w:r>
+        <w:rPr>
+          <w:rFonts w:cs="Times New Roman"/>
+          <w:szCs w:val="28"/>
+        </w:rPr>
+        <w:t>Скомпилированный</w:t>
+      </w:r>
+      <w:r>
+        <w:rPr>
+          <w:rFonts w:cs="Times New Roman"/>
+          <w:szCs w:val="28"/>
+        </w:rPr>
+        <w:t xml:space="preserve"> образ </w:t>
+      </w:r>
+      <w:r>
+        <w:rPr>
+          <w:rFonts w:cs="Times New Roman"/>
+          <w:szCs w:val="28"/>
+          <w:lang w:val="en-US"/>
+        </w:rPr>
+        <w:t>java</w:t>
+      </w:r>
+      <w:r>
+        <w:rPr>
+          <w:rFonts w:cs="Times New Roman"/>
+          <w:szCs w:val="28"/>
+        </w:rPr>
+        <w:t xml:space="preserve"> </w:t>
+      </w:r>
+      <w:r>
+        <w:rPr>
+          <w:rFonts w:cs="Times New Roman"/>
+          <w:szCs w:val="28"/>
+          <w:lang w:val="en-US"/>
+        </w:rPr>
+        <w:t>runtime</w:t>
+      </w:r>
+      <w:r>
+        <w:rPr>
+          <w:rFonts w:cs="Times New Roman"/>
+          <w:szCs w:val="28"/>
+        </w:rPr>
+        <w:t xml:space="preserve"> </w:t>
+      </w:r>
+      <w:r>
+        <w:rPr>
+          <w:rFonts w:cs="Times New Roman"/>
+          <w:szCs w:val="28"/>
+          <w:lang w:val="en-US"/>
+        </w:rPr>
+        <w:t>image</w:t>
+      </w:r>
+      <w:r>
+        <w:rPr>
+          <w:rFonts w:cs="Times New Roman"/>
+          <w:szCs w:val="28"/>
+        </w:rPr>
+        <w:t xml:space="preserve"> </w:t>
+      </w:r>
+      <w:r>
+        <w:rPr>
+          <w:rFonts w:cs="Times New Roman"/>
+          <w:szCs w:val="28"/>
+        </w:rPr>
+        <w:t>включает в себя следующие файлы и папки</w:t>
+      </w:r>
+      <w:r>
+        <w:rPr>
+          <w:rFonts w:cs="Times New Roman"/>
+          <w:szCs w:val="28"/>
+        </w:rPr>
+        <w:t>:</w:t>
+      </w:r>
+    </w:p>
+    <w:p>
+      <w:pPr>
+        <w:spacing w:line="360" w:lineRule="auto"/>
+        <w:jc w:val="both"/>
+        <w:rPr>
+          <w:rFonts w:cs="Times New Roman"/>
+          <w:szCs w:val="28"/>
+        </w:rPr>
+      </w:pPr>
+      <w:r>
+        <w:rPr>
+          <w:rFonts w:cs="Times New Roman"/>
+          <w:szCs w:val="28"/>
+        </w:rPr>
+        <w:t>ЛА</w:t>
+      </w:r>
+    </w:p>
+    <w:p>
+      <w:pPr>
+        <w:spacing w:line="360" w:lineRule="auto"/>
+        <w:jc w:val="both"/>
+        <w:rPr>
+          <w:rFonts w:cs="Times New Roman"/>
+          <w:szCs w:val="28"/>
+        </w:rPr>
+      </w:pPr>
+      <w:r>
+        <w:rPr>
+          <w:rFonts w:cs="Times New Roman"/>
+          <w:szCs w:val="28"/>
+        </w:rPr>
+        <w:t xml:space="preserve">ЛА </w:t>
+      </w:r>
+    </w:p>
+    <w:p>
+      <w:pPr>
+        <w:spacing w:line="360" w:lineRule="auto"/>
+        <w:jc w:val="both"/>
+        <w:rPr>
+          <w:rFonts w:cs="Times New Roman"/>
+          <w:szCs w:val="28"/>
+        </w:rPr>
+      </w:pPr>
+      <w:r>
+        <w:rPr>
+          <w:rFonts w:cs="Times New Roman"/>
+          <w:szCs w:val="28"/>
+        </w:rPr>
+        <w:t xml:space="preserve">ЛА </w:t>
+      </w:r>
+    </w:p>
+    <w:p>
+      <w:pPr>
+        <w:spacing w:line="360" w:lineRule="auto"/>
+        <w:jc w:val="both"/>
+        <w:rPr>
+          <w:rFonts w:cs="Times New Roman"/>
+          <w:szCs w:val="28"/>
+        </w:rPr>
+      </w:pPr>
+    </w:p>
+    <w:p>
+      <w:pPr>
+        <w:rPr>
+          <w:rFonts w:cs="Times New Roman"/>
+          <w:szCs w:val="28"/>
+        </w:rPr>
+      </w:pPr>
+      <w:r>
+        <w:rPr>
+          <w:rFonts w:cs="Times New Roman"/>
+          <w:szCs w:val="28"/>
+        </w:rPr>
         <w:br w:type="page"/>
       </w:r>
     </w:p>
     <w:p>
       <w:pPr>
-        <w:pStyle w:val="1"/>
-      </w:pPr>
-      <w:bookmarkStart w:id="18" w:name="_Toc69328909"/>
+        <w:pStyle w:val="Heading1"/>
+      </w:pPr>
+      <w:bookmarkStart w:id="18" w:name="_Toc69384885"/>
       <w:r>
         <w:lastRenderedPageBreak/>
         <w:t>НАЗНАЧЕНИЕ И СОСТАВ КЛАССОВ ПРОГРАММЫ</w:t>
@@ -9311,9 +10296,9 @@
     </w:p>
     <w:p>
       <w:pPr>
-        <w:pStyle w:val="2"/>
-      </w:pPr>
-      <w:bookmarkStart w:id="19" w:name="_Toc69328910"/>
+        <w:pStyle w:val="Heading2"/>
+      </w:pPr>
+      <w:bookmarkStart w:id="19" w:name="_Toc69384886"/>
       <w:r>
         <w:t>Сервер</w:t>
       </w:r>
@@ -9324,6 +10309,9 @@
         <w:tab/>
         <w:t>В сервере представлено</w:t>
       </w:r>
+      <w:r>
+        <w:t xml:space="preserve"> </w:t>
+      </w:r>
     </w:p>
     <w:p>
       <w:pPr>
@@ -9392,14 +10380,49 @@
     </w:p>
     <w:p>
       <w:pPr>
-        <w:pStyle w:val="2"/>
-      </w:pPr>
-      <w:bookmarkStart w:id="20" w:name="_Toc69328911"/>
+        <w:pStyle w:val="Heading2"/>
+      </w:pPr>
+      <w:bookmarkStart w:id="20" w:name="_Toc69384887"/>
       <w:r>
         <w:t>Клиент</w:t>
       </w:r>
       <w:bookmarkEnd w:id="20"/>
     </w:p>
+    <w:p>
+      <w:pPr>
+        <w:rPr>
+          <w:lang w:val="en-US"/>
+        </w:rPr>
+      </w:pPr>
+      <w:r>
+        <w:tab/>
+        <w:t xml:space="preserve">На стороне клиента </w:t>
+      </w:r>
+      <w:proofErr w:type="gramStart"/>
+      <w:r>
+        <w:t>представлено</w:t>
+      </w:r>
+      <w:r>
+        <w:rPr>
+          <w:lang w:val="en-US"/>
+        </w:rPr>
+        <w:t>….</w:t>
+      </w:r>
+      <w:proofErr w:type="gramEnd"/>
+      <w:r>
+        <w:rPr>
+          <w:lang w:val="en-US"/>
+        </w:rPr>
+        <w:t>.</w:t>
+      </w:r>
+    </w:p>
+    <w:p>
+      <w:pPr>
+        <w:rPr>
+          <w:lang w:val="en-US"/>
+        </w:rPr>
+      </w:pPr>
+    </w:p>
     <w:p/>
     <w:p>
       <w:pPr>
@@ -9418,9 +10441,9 @@
     </w:p>
     <w:p>
       <w:pPr>
-        <w:pStyle w:val="1"/>
-      </w:pPr>
-      <w:bookmarkStart w:id="21" w:name="_Toc69328912"/>
+        <w:pStyle w:val="Heading1"/>
+      </w:pPr>
+      <w:bookmarkStart w:id="21" w:name="_Toc69384888"/>
       <w:r>
         <w:lastRenderedPageBreak/>
         <w:t>ЗАКЛЮЧЕНИЕ</w:t>
@@ -9468,9 +10491,9 @@
     </w:p>
     <w:p>
       <w:pPr>
-        <w:pStyle w:val="1"/>
-      </w:pPr>
-      <w:bookmarkStart w:id="22" w:name="_Toc69328913"/>
+        <w:pStyle w:val="Heading1"/>
+      </w:pPr>
+      <w:bookmarkStart w:id="22" w:name="_Toc69384889"/>
       <w:r>
         <w:lastRenderedPageBreak/>
         <w:t>СПИСОК ИСПОЛЬЗОВАННЫХ ИСТОЧНИКОВ</w:t>
@@ -9545,9 +10568,9 @@
     </w:p>
     <w:p>
       <w:pPr>
-        <w:pStyle w:val="1"/>
-      </w:pPr>
-      <w:bookmarkStart w:id="23" w:name="_Toc69328914"/>
+        <w:pStyle w:val="Heading1"/>
+      </w:pPr>
+      <w:bookmarkStart w:id="23" w:name="_Toc69384890"/>
       <w:r>
         <w:lastRenderedPageBreak/>
         <w:t>ПРИЛОЖЕНИЯ</w:t>
@@ -9556,9 +10579,9 @@
     </w:p>
     <w:p>
       <w:pPr>
-        <w:pStyle w:val="2"/>
-      </w:pPr>
-      <w:bookmarkStart w:id="24" w:name="_Toc69328915"/>
+        <w:pStyle w:val="Heading2"/>
+      </w:pPr>
+      <w:bookmarkStart w:id="24" w:name="_Toc69384891"/>
       <w:r>
         <w:t>Приложение 1</w:t>
       </w:r>
@@ -9594,21 +10617,14 @@
           <w:rFonts w:cs="Times New Roman"/>
           <w:szCs w:val="28"/>
         </w:rPr>
-        <w:t xml:space="preserve"> и </w:t>
-      </w:r>
-      <w:r>
-        <w:rPr>
-          <w:rFonts w:cs="Times New Roman"/>
-          <w:szCs w:val="28"/>
-        </w:rPr>
-        <w:t xml:space="preserve">Я ЛЮБЛЮ КОТОВ </w:t>
-      </w:r>
-    </w:p>
-    <w:p>
-      <w:pPr>
-        <w:pStyle w:val="2"/>
-      </w:pPr>
-      <w:bookmarkStart w:id="25" w:name="_Toc69328916"/>
+        <w:t xml:space="preserve"> и Я ЛЮБЛЮ КОТОВ </w:t>
+      </w:r>
+    </w:p>
+    <w:p>
+      <w:pPr>
+        <w:pStyle w:val="Heading2"/>
+      </w:pPr>
+      <w:bookmarkStart w:id="25" w:name="_Toc69384892"/>
       <w:r>
         <w:t xml:space="preserve">Приложение </w:t>
       </w:r>
@@ -9656,7 +10672,7 @@
     </w:p>
     <w:p/>
     <w:sectPr>
-      <w:footerReference w:type="default" r:id="rId21"/>
+      <w:footerReference w:type="default" r:id="rId20"/>
       <w:pgSz w:w="11906" w:h="16838"/>
       <w:pgMar w:top="1134" w:right="567" w:bottom="1134" w:left="1701" w:header="1134" w:footer="709" w:gutter="0"/>
       <w:cols w:space="708"/>
@@ -9708,7 +10724,7 @@
     <w:sdtContent>
       <w:p>
         <w:pPr>
-          <w:pStyle w:val="a5"/>
+          <w:pStyle w:val="Footer"/>
           <w:jc w:val="center"/>
         </w:pPr>
         <w:r>
@@ -9731,7 +10747,7 @@
   </w:sdt>
   <w:p>
     <w:pPr>
-      <w:pStyle w:val="a5"/>
+      <w:pStyle w:val="Footer"/>
     </w:pPr>
   </w:p>
   <w:p/>
@@ -11209,7 +12225,7 @@
     <w:lsdException w:name="Unresolved Mention" w:semiHidden="1" w:unhideWhenUsed="1"/>
     <w:lsdException w:name="Smart Link" w:semiHidden="1" w:unhideWhenUsed="1"/>
   </w:latentStyles>
-  <w:style w:type="paragraph" w:default="1" w:styleId="a">
+  <w:style w:type="paragraph" w:default="1" w:styleId="Normal">
     <w:name w:val="Normal"/>
     <w:qFormat/>
     <w:rsid w:val="00EF4382"/>
@@ -11218,11 +12234,11 @@
       <w:sz w:val="28"/>
     </w:rPr>
   </w:style>
-  <w:style w:type="paragraph" w:styleId="1">
+  <w:style w:type="paragraph" w:styleId="Heading1">
     <w:name w:val="heading 1"/>
-    <w:basedOn w:val="a"/>
-    <w:next w:val="a"/>
-    <w:link w:val="10"/>
+    <w:basedOn w:val="Normal"/>
+    <w:next w:val="Normal"/>
+    <w:link w:val="Heading1Char"/>
     <w:uiPriority w:val="9"/>
     <w:qFormat/>
     <w:rsid w:val="00026A91"/>
@@ -11236,11 +12252,11 @@
       <w:szCs w:val="28"/>
     </w:rPr>
   </w:style>
-  <w:style w:type="paragraph" w:styleId="2">
+  <w:style w:type="paragraph" w:styleId="Heading2">
     <w:name w:val="heading 2"/>
-    <w:basedOn w:val="a"/>
-    <w:next w:val="a"/>
-    <w:link w:val="20"/>
+    <w:basedOn w:val="Normal"/>
+    <w:next w:val="Normal"/>
+    <w:link w:val="Heading2Char"/>
     <w:uiPriority w:val="9"/>
     <w:unhideWhenUsed/>
     <w:qFormat/>
@@ -11256,13 +12272,13 @@
       <w:szCs w:val="28"/>
     </w:rPr>
   </w:style>
-  <w:style w:type="character" w:default="1" w:styleId="a0">
+  <w:style w:type="character" w:default="1" w:styleId="DefaultParagraphFont">
     <w:name w:val="Default Paragraph Font"/>
     <w:uiPriority w:val="1"/>
     <w:semiHidden/>
     <w:unhideWhenUsed/>
   </w:style>
-  <w:style w:type="table" w:default="1" w:styleId="a1">
+  <w:style w:type="table" w:default="1" w:styleId="TableNormal">
     <w:name w:val="Normal Table"/>
     <w:uiPriority w:val="99"/>
     <w:semiHidden/>
@@ -11277,16 +12293,16 @@
       </w:tblCellMar>
     </w:tblPr>
   </w:style>
-  <w:style w:type="numbering" w:default="1" w:styleId="a2">
+  <w:style w:type="numbering" w:default="1" w:styleId="NoList">
     <w:name w:val="No List"/>
     <w:uiPriority w:val="99"/>
     <w:semiHidden/>
     <w:unhideWhenUsed/>
   </w:style>
-  <w:style w:type="paragraph" w:styleId="a3">
+  <w:style w:type="paragraph" w:styleId="Header">
     <w:name w:val="header"/>
-    <w:basedOn w:val="a"/>
-    <w:link w:val="a4"/>
+    <w:basedOn w:val="Normal"/>
+    <w:link w:val="HeaderChar"/>
     <w:uiPriority w:val="99"/>
     <w:unhideWhenUsed/>
     <w:rsid w:val="00046B91"/>
@@ -11298,17 +12314,17 @@
       <w:spacing w:after="0" w:line="240" w:lineRule="auto"/>
     </w:pPr>
   </w:style>
-  <w:style w:type="character" w:customStyle="1" w:styleId="a4">
-    <w:name w:val="Верхний колонтитул Знак"/>
-    <w:basedOn w:val="a0"/>
-    <w:link w:val="a3"/>
+  <w:style w:type="character" w:customStyle="1" w:styleId="HeaderChar">
+    <w:name w:val="Header Char"/>
+    <w:basedOn w:val="DefaultParagraphFont"/>
+    <w:link w:val="Header"/>
     <w:uiPriority w:val="99"/>
     <w:rsid w:val="00046B91"/>
   </w:style>
-  <w:style w:type="paragraph" w:styleId="a5">
+  <w:style w:type="paragraph" w:styleId="Footer">
     <w:name w:val="footer"/>
-    <w:basedOn w:val="a"/>
-    <w:link w:val="a6"/>
+    <w:basedOn w:val="Normal"/>
+    <w:link w:val="FooterChar"/>
     <w:uiPriority w:val="99"/>
     <w:unhideWhenUsed/>
     <w:rsid w:val="00046B91"/>
@@ -11320,16 +12336,16 @@
       <w:spacing w:after="0" w:line="240" w:lineRule="auto"/>
     </w:pPr>
   </w:style>
-  <w:style w:type="character" w:customStyle="1" w:styleId="a6">
-    <w:name w:val="Нижний колонтитул Знак"/>
-    <w:basedOn w:val="a0"/>
-    <w:link w:val="a5"/>
+  <w:style w:type="character" w:customStyle="1" w:styleId="FooterChar">
+    <w:name w:val="Footer Char"/>
+    <w:basedOn w:val="DefaultParagraphFont"/>
+    <w:link w:val="Footer"/>
     <w:uiPriority w:val="99"/>
     <w:rsid w:val="00046B91"/>
   </w:style>
-  <w:style w:type="character" w:styleId="a7">
+  <w:style w:type="character" w:styleId="Hyperlink">
     <w:name w:val="Hyperlink"/>
-    <w:basedOn w:val="a0"/>
+    <w:basedOn w:val="DefaultParagraphFont"/>
     <w:uiPriority w:val="99"/>
     <w:unhideWhenUsed/>
     <w:rsid w:val="00894800"/>
@@ -11338,9 +12354,9 @@
       <w:u w:val="single"/>
     </w:rPr>
   </w:style>
-  <w:style w:type="character" w:styleId="a8">
+  <w:style w:type="character" w:styleId="UnresolvedMention">
     <w:name w:val="Unresolved Mention"/>
-    <w:basedOn w:val="a0"/>
+    <w:basedOn w:val="DefaultParagraphFont"/>
     <w:uiPriority w:val="99"/>
     <w:semiHidden/>
     <w:unhideWhenUsed/>
@@ -11350,9 +12366,9 @@
       <w:shd w:val="clear" w:color="auto" w:fill="E1DFDD"/>
     </w:rPr>
   </w:style>
-  <w:style w:type="paragraph" w:styleId="a9">
+  <w:style w:type="paragraph" w:styleId="ListParagraph">
     <w:name w:val="List Paragraph"/>
-    <w:basedOn w:val="a"/>
+    <w:basedOn w:val="Normal"/>
     <w:uiPriority w:val="34"/>
     <w:qFormat/>
     <w:rsid w:val="00913267"/>
@@ -11361,9 +12377,9 @@
       <w:contextualSpacing/>
     </w:pPr>
   </w:style>
-  <w:style w:type="character" w:styleId="aa">
+  <w:style w:type="character" w:styleId="PlaceholderText">
     <w:name w:val="Placeholder Text"/>
-    <w:basedOn w:val="a0"/>
+    <w:basedOn w:val="DefaultParagraphFont"/>
     <w:uiPriority w:val="99"/>
     <w:semiHidden/>
     <w:rsid w:val="00D65714"/>
@@ -11371,9 +12387,9 @@
       <w:color w:val="808080"/>
     </w:rPr>
   </w:style>
-  <w:style w:type="table" w:styleId="ab">
+  <w:style w:type="table" w:styleId="TableGrid">
     <w:name w:val="Table Grid"/>
-    <w:basedOn w:val="a1"/>
+    <w:basedOn w:val="TableNormal"/>
     <w:uiPriority w:val="39"/>
     <w:rsid w:val="00E1234A"/>
     <w:pPr>
@@ -11390,9 +12406,9 @@
       </w:tblBorders>
     </w:tblPr>
   </w:style>
-  <w:style w:type="paragraph" w:styleId="ac">
+  <w:style w:type="paragraph" w:styleId="NormalWeb">
     <w:name w:val="Normal (Web)"/>
-    <w:basedOn w:val="a"/>
+    <w:basedOn w:val="Normal"/>
     <w:uiPriority w:val="99"/>
     <w:semiHidden/>
     <w:unhideWhenUsed/>
@@ -11407,10 +12423,10 @@
       <w:lang w:eastAsia="ru-RU"/>
     </w:rPr>
   </w:style>
-  <w:style w:type="paragraph" w:styleId="HTML">
+  <w:style w:type="paragraph" w:styleId="HTMLPreformatted">
     <w:name w:val="HTML Preformatted"/>
-    <w:basedOn w:val="a"/>
-    <w:link w:val="HTML0"/>
+    <w:basedOn w:val="Normal"/>
+    <w:link w:val="HTMLPreformattedChar"/>
     <w:uiPriority w:val="99"/>
     <w:semiHidden/>
     <w:unhideWhenUsed/>
@@ -11443,10 +12459,10 @@
       <w:lang w:eastAsia="ru-RU"/>
     </w:rPr>
   </w:style>
-  <w:style w:type="character" w:customStyle="1" w:styleId="HTML0">
-    <w:name w:val="Стандартный HTML Знак"/>
-    <w:basedOn w:val="a0"/>
-    <w:link w:val="HTML"/>
+  <w:style w:type="character" w:customStyle="1" w:styleId="HTMLPreformattedChar">
+    <w:name w:val="HTML Preformatted Char"/>
+    <w:basedOn w:val="DefaultParagraphFont"/>
+    <w:link w:val="HTMLPreformatted"/>
     <w:uiPriority w:val="99"/>
     <w:semiHidden/>
     <w:rsid w:val="00C63B6C"/>
@@ -11457,10 +12473,10 @@
       <w:lang w:eastAsia="ru-RU"/>
     </w:rPr>
   </w:style>
-  <w:style w:type="paragraph" w:styleId="ad">
+  <w:style w:type="paragraph" w:styleId="BalloonText">
     <w:name w:val="Balloon Text"/>
-    <w:basedOn w:val="a"/>
-    <w:link w:val="ae"/>
+    <w:basedOn w:val="Normal"/>
+    <w:link w:val="BalloonTextChar"/>
     <w:uiPriority w:val="99"/>
     <w:semiHidden/>
     <w:unhideWhenUsed/>
@@ -11474,10 +12490,10 @@
       <w:szCs w:val="18"/>
     </w:rPr>
   </w:style>
-  <w:style w:type="character" w:customStyle="1" w:styleId="ae">
-    <w:name w:val="Текст выноски Знак"/>
-    <w:basedOn w:val="a0"/>
-    <w:link w:val="ad"/>
+  <w:style w:type="character" w:customStyle="1" w:styleId="BalloonTextChar">
+    <w:name w:val="Balloon Text Char"/>
+    <w:basedOn w:val="DefaultParagraphFont"/>
+    <w:link w:val="BalloonText"/>
     <w:uiPriority w:val="99"/>
     <w:semiHidden/>
     <w:rsid w:val="00427507"/>
@@ -11487,10 +12503,10 @@
       <w:szCs w:val="18"/>
     </w:rPr>
   </w:style>
-  <w:style w:type="character" w:customStyle="1" w:styleId="10">
-    <w:name w:val="Заголовок 1 Знак"/>
-    <w:basedOn w:val="a0"/>
-    <w:link w:val="1"/>
+  <w:style w:type="character" w:customStyle="1" w:styleId="Heading1Char">
+    <w:name w:val="Heading 1 Char"/>
+    <w:basedOn w:val="DefaultParagraphFont"/>
+    <w:link w:val="Heading1"/>
     <w:uiPriority w:val="9"/>
     <w:rsid w:val="00026A91"/>
     <w:rPr>
@@ -11499,10 +12515,10 @@
       <w:szCs w:val="28"/>
     </w:rPr>
   </w:style>
-  <w:style w:type="character" w:customStyle="1" w:styleId="20">
-    <w:name w:val="Заголовок 2 Знак"/>
-    <w:basedOn w:val="a0"/>
-    <w:link w:val="2"/>
+  <w:style w:type="character" w:customStyle="1" w:styleId="Heading2Char">
+    <w:name w:val="Heading 2 Char"/>
+    <w:basedOn w:val="DefaultParagraphFont"/>
+    <w:link w:val="Heading2"/>
     <w:uiPriority w:val="9"/>
     <w:rsid w:val="00026A91"/>
     <w:rPr>
@@ -11512,10 +12528,10 @@
       <w:szCs w:val="28"/>
     </w:rPr>
   </w:style>
-  <w:style w:type="paragraph" w:styleId="af">
+  <w:style w:type="paragraph" w:styleId="TOCHeading">
     <w:name w:val="TOC Heading"/>
-    <w:basedOn w:val="1"/>
-    <w:next w:val="a"/>
+    <w:basedOn w:val="Heading1"/>
+    <w:next w:val="Normal"/>
     <w:uiPriority w:val="39"/>
     <w:unhideWhenUsed/>
     <w:qFormat/>
@@ -11535,10 +12551,10 @@
       <w:lang w:val="en-US"/>
     </w:rPr>
   </w:style>
-  <w:style w:type="paragraph" w:styleId="11">
+  <w:style w:type="paragraph" w:styleId="TOC1">
     <w:name w:val="toc 1"/>
-    <w:basedOn w:val="a"/>
-    <w:next w:val="a"/>
+    <w:basedOn w:val="Normal"/>
+    <w:next w:val="Normal"/>
     <w:autoRedefine/>
     <w:uiPriority w:val="39"/>
     <w:unhideWhenUsed/>
@@ -11555,10 +12571,10 @@
       <w:szCs w:val="24"/>
     </w:rPr>
   </w:style>
-  <w:style w:type="paragraph" w:styleId="21">
+  <w:style w:type="paragraph" w:styleId="TOC2">
     <w:name w:val="toc 2"/>
-    <w:basedOn w:val="a"/>
-    <w:next w:val="a"/>
+    <w:basedOn w:val="Normal"/>
+    <w:next w:val="Normal"/>
     <w:autoRedefine/>
     <w:uiPriority w:val="39"/>
     <w:unhideWhenUsed/>
@@ -11572,10 +12588,10 @@
       <w:bCs/>
     </w:rPr>
   </w:style>
-  <w:style w:type="paragraph" w:styleId="3">
+  <w:style w:type="paragraph" w:styleId="TOC3">
     <w:name w:val="toc 3"/>
-    <w:basedOn w:val="a"/>
-    <w:next w:val="a"/>
+    <w:basedOn w:val="Normal"/>
+    <w:next w:val="Normal"/>
     <w:autoRedefine/>
     <w:uiPriority w:val="39"/>
     <w:semiHidden/>
@@ -11590,10 +12606,10 @@
       <w:szCs w:val="20"/>
     </w:rPr>
   </w:style>
-  <w:style w:type="paragraph" w:styleId="4">
+  <w:style w:type="paragraph" w:styleId="TOC4">
     <w:name w:val="toc 4"/>
-    <w:basedOn w:val="a"/>
-    <w:next w:val="a"/>
+    <w:basedOn w:val="Normal"/>
+    <w:next w:val="Normal"/>
     <w:autoRedefine/>
     <w:uiPriority w:val="39"/>
     <w:semiHidden/>
@@ -11608,10 +12624,10 @@
       <w:szCs w:val="20"/>
     </w:rPr>
   </w:style>
-  <w:style w:type="paragraph" w:styleId="5">
+  <w:style w:type="paragraph" w:styleId="TOC5">
     <w:name w:val="toc 5"/>
-    <w:basedOn w:val="a"/>
-    <w:next w:val="a"/>
+    <w:basedOn w:val="Normal"/>
+    <w:next w:val="Normal"/>
     <w:autoRedefine/>
     <w:uiPriority w:val="39"/>
     <w:semiHidden/>
@@ -11626,10 +12642,10 @@
       <w:szCs w:val="20"/>
     </w:rPr>
   </w:style>
-  <w:style w:type="paragraph" w:styleId="6">
+  <w:style w:type="paragraph" w:styleId="TOC6">
     <w:name w:val="toc 6"/>
-    <w:basedOn w:val="a"/>
-    <w:next w:val="a"/>
+    <w:basedOn w:val="Normal"/>
+    <w:next w:val="Normal"/>
     <w:autoRedefine/>
     <w:uiPriority w:val="39"/>
     <w:semiHidden/>
@@ -11644,10 +12660,10 @@
       <w:szCs w:val="20"/>
     </w:rPr>
   </w:style>
-  <w:style w:type="paragraph" w:styleId="7">
+  <w:style w:type="paragraph" w:styleId="TOC7">
     <w:name w:val="toc 7"/>
-    <w:basedOn w:val="a"/>
-    <w:next w:val="a"/>
+    <w:basedOn w:val="Normal"/>
+    <w:next w:val="Normal"/>
     <w:autoRedefine/>
     <w:uiPriority w:val="39"/>
     <w:semiHidden/>
@@ -11662,10 +12678,10 @@
       <w:szCs w:val="20"/>
     </w:rPr>
   </w:style>
-  <w:style w:type="paragraph" w:styleId="8">
+  <w:style w:type="paragraph" w:styleId="TOC8">
     <w:name w:val="toc 8"/>
-    <w:basedOn w:val="a"/>
-    <w:next w:val="a"/>
+    <w:basedOn w:val="Normal"/>
+    <w:next w:val="Normal"/>
     <w:autoRedefine/>
     <w:uiPriority w:val="39"/>
     <w:semiHidden/>
@@ -11680,10 +12696,10 @@
       <w:szCs w:val="20"/>
     </w:rPr>
   </w:style>
-  <w:style w:type="paragraph" w:styleId="9">
+  <w:style w:type="paragraph" w:styleId="TOC9">
     <w:name w:val="toc 9"/>
-    <w:basedOn w:val="a"/>
-    <w:next w:val="a"/>
+    <w:basedOn w:val="Normal"/>
+    <w:next w:val="Normal"/>
     <w:autoRedefine/>
     <w:uiPriority w:val="39"/>
     <w:semiHidden/>

--- a/Пояснительная записка.docx
+++ b/Пояснительная записка.docx
@@ -42,7 +42,6 @@
       <w:sdtContent>
         <w:p>
           <w:pPr>
-            <w:spacing w:line="360" w:lineRule="auto"/>
             <w:jc w:val="center"/>
             <w:rPr>
               <w:rFonts w:cs="Times New Roman"/>
@@ -109,7 +108,7 @@
             </w:rPr>
             <w:fldChar w:fldCharType="separate"/>
           </w:r>
-          <w:hyperlink w:anchor="_Toc69384867" w:history="1">
+          <w:hyperlink w:anchor="_Toc69469582" w:history="1">
             <w:r>
               <w:rPr>
                 <w:rStyle w:val="Hyperlink"/>
@@ -137,7 +136,7 @@
                 <w:noProof/>
                 <w:webHidden/>
               </w:rPr>
-              <w:instrText xml:space="preserve"> PAGEREF _Toc69384867 \h </w:instrText>
+              <w:instrText xml:space="preserve"> PAGEREF _Toc69469582 \h </w:instrText>
             </w:r>
             <w:r>
               <w:rPr>
@@ -184,7 +183,7 @@
               <w:lang w:val="en-RU" w:eastAsia="en-GB"/>
             </w:rPr>
           </w:pPr>
-          <w:hyperlink w:anchor="_Toc69384868" w:history="1">
+          <w:hyperlink w:anchor="_Toc69469583" w:history="1">
             <w:r>
               <w:rPr>
                 <w:rStyle w:val="Hyperlink"/>
@@ -211,7 +210,7 @@
                 <w:noProof/>
                 <w:webHidden/>
               </w:rPr>
-              <w:instrText xml:space="preserve"> PAGEREF _Toc69384868 \h </w:instrText>
+              <w:instrText xml:space="preserve"> PAGEREF _Toc69469583 \h </w:instrText>
             </w:r>
             <w:r>
               <w:rPr>
@@ -258,7 +257,7 @@
               <w:lang w:val="en-RU" w:eastAsia="en-GB"/>
             </w:rPr>
           </w:pPr>
-          <w:hyperlink w:anchor="_Toc69384869" w:history="1">
+          <w:hyperlink w:anchor="_Toc69469584" w:history="1">
             <w:r>
               <w:rPr>
                 <w:rStyle w:val="Hyperlink"/>
@@ -285,7 +284,7 @@
                 <w:noProof/>
                 <w:webHidden/>
               </w:rPr>
-              <w:instrText xml:space="preserve"> PAGEREF _Toc69384869 \h </w:instrText>
+              <w:instrText xml:space="preserve"> PAGEREF _Toc69469584 \h </w:instrText>
             </w:r>
             <w:r>
               <w:rPr>
@@ -332,27 +331,13 @@
               <w:lang w:val="en-RU" w:eastAsia="en-GB"/>
             </w:rPr>
           </w:pPr>
-          <w:hyperlink w:anchor="_Toc69384870" w:history="1">
+          <w:hyperlink w:anchor="_Toc69469585" w:history="1">
             <w:r>
               <w:rPr>
                 <w:rStyle w:val="Hyperlink"/>
                 <w:noProof/>
               </w:rPr>
-              <w:t>АКТУАЛЬНОСТ</w:t>
-            </w:r>
-            <w:r>
-              <w:rPr>
-                <w:rStyle w:val="Hyperlink"/>
-                <w:noProof/>
-              </w:rPr>
-              <w:t>Ь</w:t>
-            </w:r>
-            <w:r>
-              <w:rPr>
-                <w:rStyle w:val="Hyperlink"/>
-                <w:noProof/>
-              </w:rPr>
-              <w:t xml:space="preserve"> АВТОМАТИЗАЦИИ</w:t>
+              <w:t>АКТУАЛЬНОСТЬ АВТОМАТИЗАЦИИ</w:t>
             </w:r>
             <w:r>
               <w:rPr>
@@ -373,7 +358,7 @@
                 <w:noProof/>
                 <w:webHidden/>
               </w:rPr>
-              <w:instrText xml:space="preserve"> PAGEREF _Toc69384870 \h </w:instrText>
+              <w:instrText xml:space="preserve"> PAGEREF _Toc69469585 \h </w:instrText>
             </w:r>
             <w:r>
               <w:rPr>
@@ -420,7 +405,7 @@
               <w:lang w:val="en-RU" w:eastAsia="en-GB"/>
             </w:rPr>
           </w:pPr>
-          <w:hyperlink w:anchor="_Toc69384871" w:history="1">
+          <w:hyperlink w:anchor="_Toc69469586" w:history="1">
             <w:r>
               <w:rPr>
                 <w:rStyle w:val="Hyperlink"/>
@@ -448,7 +433,7 @@
                 <w:noProof/>
                 <w:webHidden/>
               </w:rPr>
-              <w:instrText xml:space="preserve"> PAGEREF _Toc69384871 \h </w:instrText>
+              <w:instrText xml:space="preserve"> PAGEREF _Toc69469586 \h </w:instrText>
             </w:r>
             <w:r>
               <w:rPr>
@@ -495,7 +480,7 @@
               <w:lang w:val="en-RU" w:eastAsia="en-GB"/>
             </w:rPr>
           </w:pPr>
-          <w:hyperlink w:anchor="_Toc69384872" w:history="1">
+          <w:hyperlink w:anchor="_Toc69469587" w:history="1">
             <w:r>
               <w:rPr>
                 <w:rStyle w:val="Hyperlink"/>
@@ -523,7 +508,7 @@
                 <w:noProof/>
                 <w:webHidden/>
               </w:rPr>
-              <w:instrText xml:space="preserve"> PAGEREF _Toc69384872 \h </w:instrText>
+              <w:instrText xml:space="preserve"> PAGEREF _Toc69469587 \h </w:instrText>
             </w:r>
             <w:r>
               <w:rPr>
@@ -570,7 +555,7 @@
               <w:lang w:val="en-RU" w:eastAsia="en-GB"/>
             </w:rPr>
           </w:pPr>
-          <w:hyperlink w:anchor="_Toc69384873" w:history="1">
+          <w:hyperlink w:anchor="_Toc69469588" w:history="1">
             <w:r>
               <w:rPr>
                 <w:rStyle w:val="Hyperlink"/>
@@ -597,7 +582,7 @@
                 <w:noProof/>
                 <w:webHidden/>
               </w:rPr>
-              <w:instrText xml:space="preserve"> PAGEREF _Toc69384873 \h </w:instrText>
+              <w:instrText xml:space="preserve"> PAGEREF _Toc69469588 \h </w:instrText>
             </w:r>
             <w:r>
               <w:rPr>
@@ -644,7 +629,7 @@
               <w:lang w:val="en-RU" w:eastAsia="en-GB"/>
             </w:rPr>
           </w:pPr>
-          <w:hyperlink w:anchor="_Toc69384874" w:history="1">
+          <w:hyperlink w:anchor="_Toc69469589" w:history="1">
             <w:r>
               <w:rPr>
                 <w:rStyle w:val="Hyperlink"/>
@@ -671,7 +656,7 @@
                 <w:noProof/>
                 <w:webHidden/>
               </w:rPr>
-              <w:instrText xml:space="preserve"> PAGEREF _Toc69384874 \h </w:instrText>
+              <w:instrText xml:space="preserve"> PAGEREF _Toc69469589 \h </w:instrText>
             </w:r>
             <w:r>
               <w:rPr>
@@ -718,7 +703,7 @@
               <w:lang w:val="en-RU" w:eastAsia="en-GB"/>
             </w:rPr>
           </w:pPr>
-          <w:hyperlink w:anchor="_Toc69384875" w:history="1">
+          <w:hyperlink w:anchor="_Toc69469590" w:history="1">
             <w:r>
               <w:rPr>
                 <w:rStyle w:val="Hyperlink"/>
@@ -745,7 +730,7 @@
                 <w:noProof/>
                 <w:webHidden/>
               </w:rPr>
-              <w:instrText xml:space="preserve"> PAGEREF _Toc69384875 \h </w:instrText>
+              <w:instrText xml:space="preserve"> PAGEREF _Toc69469590 \h </w:instrText>
             </w:r>
             <w:r>
               <w:rPr>
@@ -792,7 +777,7 @@
               <w:lang w:val="en-RU" w:eastAsia="en-GB"/>
             </w:rPr>
           </w:pPr>
-          <w:hyperlink w:anchor="_Toc69384876" w:history="1">
+          <w:hyperlink w:anchor="_Toc69469591" w:history="1">
             <w:r>
               <w:rPr>
                 <w:rStyle w:val="Hyperlink"/>
@@ -819,7 +804,7 @@
                 <w:noProof/>
                 <w:webHidden/>
               </w:rPr>
-              <w:instrText xml:space="preserve"> PAGEREF _Toc69384876 \h </w:instrText>
+              <w:instrText xml:space="preserve"> PAGEREF _Toc69469591 \h </w:instrText>
             </w:r>
             <w:r>
               <w:rPr>
@@ -866,7 +851,7 @@
               <w:lang w:val="en-RU" w:eastAsia="en-GB"/>
             </w:rPr>
           </w:pPr>
-          <w:hyperlink w:anchor="_Toc69384877" w:history="1">
+          <w:hyperlink w:anchor="_Toc69469592" w:history="1">
             <w:r>
               <w:rPr>
                 <w:rStyle w:val="Hyperlink"/>
@@ -893,7 +878,7 @@
                 <w:noProof/>
                 <w:webHidden/>
               </w:rPr>
-              <w:instrText xml:space="preserve"> PAGEREF _Toc69384877 \h </w:instrText>
+              <w:instrText xml:space="preserve"> PAGEREF _Toc69469592 \h </w:instrText>
             </w:r>
             <w:r>
               <w:rPr>
@@ -940,7 +925,7 @@
               <w:lang w:val="en-RU" w:eastAsia="en-GB"/>
             </w:rPr>
           </w:pPr>
-          <w:hyperlink w:anchor="_Toc69384878" w:history="1">
+          <w:hyperlink w:anchor="_Toc69469593" w:history="1">
             <w:r>
               <w:rPr>
                 <w:rStyle w:val="Hyperlink"/>
@@ -967,7 +952,7 @@
                 <w:noProof/>
                 <w:webHidden/>
               </w:rPr>
-              <w:instrText xml:space="preserve"> PAGEREF _Toc69384878 \h </w:instrText>
+              <w:instrText xml:space="preserve"> PAGEREF _Toc69469593 \h </w:instrText>
             </w:r>
             <w:r>
               <w:rPr>
@@ -1014,7 +999,7 @@
               <w:lang w:val="en-RU" w:eastAsia="en-GB"/>
             </w:rPr>
           </w:pPr>
-          <w:hyperlink w:anchor="_Toc69384879" w:history="1">
+          <w:hyperlink w:anchor="_Toc69469594" w:history="1">
             <w:r>
               <w:rPr>
                 <w:rStyle w:val="Hyperlink"/>
@@ -1041,7 +1026,7 @@
                 <w:noProof/>
                 <w:webHidden/>
               </w:rPr>
-              <w:instrText xml:space="preserve"> PAGEREF _Toc69384879 \h </w:instrText>
+              <w:instrText xml:space="preserve"> PAGEREF _Toc69469594 \h </w:instrText>
             </w:r>
             <w:r>
               <w:rPr>
@@ -1088,7 +1073,7 @@
               <w:lang w:val="en-RU" w:eastAsia="en-GB"/>
             </w:rPr>
           </w:pPr>
-          <w:hyperlink w:anchor="_Toc69384880" w:history="1">
+          <w:hyperlink w:anchor="_Toc69469595" w:history="1">
             <w:r>
               <w:rPr>
                 <w:rStyle w:val="Hyperlink"/>
@@ -1115,7 +1100,7 @@
                 <w:noProof/>
                 <w:webHidden/>
               </w:rPr>
-              <w:instrText xml:space="preserve"> PAGEREF _Toc69384880 \h </w:instrText>
+              <w:instrText xml:space="preserve"> PAGEREF _Toc69469595 \h </w:instrText>
             </w:r>
             <w:r>
               <w:rPr>
@@ -1162,12 +1147,12 @@
               <w:lang w:val="en-RU" w:eastAsia="en-GB"/>
             </w:rPr>
           </w:pPr>
-          <w:hyperlink w:anchor="_Toc69384881" w:history="1">
+          <w:hyperlink w:anchor="_Toc69469596" w:history="1">
             <w:r>
               <w:rPr>
                 <w:rStyle w:val="Hyperlink"/>
                 <w:noProof/>
-                <w:highlight w:val="yellow"/>
+                <w:highlight w:val="green"/>
               </w:rPr>
               <w:t>СОСТАВ ПРИЛОЖЕНИЯ</w:t>
             </w:r>
@@ -1190,7 +1175,7 @@
                 <w:noProof/>
                 <w:webHidden/>
               </w:rPr>
-              <w:instrText xml:space="preserve"> PAGEREF _Toc69384881 \h </w:instrText>
+              <w:instrText xml:space="preserve"> PAGEREF _Toc69469596 \h </w:instrText>
             </w:r>
             <w:r>
               <w:rPr>
@@ -1237,7 +1222,7 @@
               <w:lang w:val="en-RU" w:eastAsia="en-GB"/>
             </w:rPr>
           </w:pPr>
-          <w:hyperlink w:anchor="_Toc69384882" w:history="1">
+          <w:hyperlink w:anchor="_Toc69469597" w:history="1">
             <w:r>
               <w:rPr>
                 <w:rStyle w:val="Hyperlink"/>
@@ -1264,7 +1249,7 @@
                 <w:noProof/>
                 <w:webHidden/>
               </w:rPr>
-              <w:instrText xml:space="preserve"> PAGEREF _Toc69384882 \h </w:instrText>
+              <w:instrText xml:space="preserve"> PAGEREF _Toc69469597 \h </w:instrText>
             </w:r>
             <w:r>
               <w:rPr>
@@ -1311,7 +1296,7 @@
               <w:lang w:val="en-RU" w:eastAsia="en-GB"/>
             </w:rPr>
           </w:pPr>
-          <w:hyperlink w:anchor="_Toc69384883" w:history="1">
+          <w:hyperlink w:anchor="_Toc69469598" w:history="1">
             <w:r>
               <w:rPr>
                 <w:rStyle w:val="Hyperlink"/>
@@ -1338,7 +1323,7 @@
                 <w:noProof/>
                 <w:webHidden/>
               </w:rPr>
-              <w:instrText xml:space="preserve"> PAGEREF _Toc69384883 \h </w:instrText>
+              <w:instrText xml:space="preserve"> PAGEREF _Toc69469598 \h </w:instrText>
             </w:r>
             <w:r>
               <w:rPr>
@@ -1358,7 +1343,7 @@
                 <w:noProof/>
                 <w:webHidden/>
               </w:rPr>
-              <w:t>19</w:t>
+              <w:t>20</w:t>
             </w:r>
             <w:r>
               <w:rPr>
@@ -1385,7 +1370,7 @@
               <w:lang w:val="en-RU" w:eastAsia="en-GB"/>
             </w:rPr>
           </w:pPr>
-          <w:hyperlink w:anchor="_Toc69384884" w:history="1">
+          <w:hyperlink w:anchor="_Toc69469599" w:history="1">
             <w:r>
               <w:rPr>
                 <w:rStyle w:val="Hyperlink"/>
@@ -1412,7 +1397,7 @@
                 <w:noProof/>
                 <w:webHidden/>
               </w:rPr>
-              <w:instrText xml:space="preserve"> PAGEREF _Toc69384884 \h </w:instrText>
+              <w:instrText xml:space="preserve"> PAGEREF _Toc69469599 \h </w:instrText>
             </w:r>
             <w:r>
               <w:rPr>
@@ -1432,7 +1417,7 @@
                 <w:noProof/>
                 <w:webHidden/>
               </w:rPr>
-              <w:t>19</w:t>
+              <w:t>21</w:t>
             </w:r>
             <w:r>
               <w:rPr>
@@ -1459,13 +1444,27 @@
               <w:lang w:val="en-RU" w:eastAsia="en-GB"/>
             </w:rPr>
           </w:pPr>
-          <w:hyperlink w:anchor="_Toc69384885" w:history="1">
+          <w:hyperlink w:anchor="_Toc69469600" w:history="1">
             <w:r>
               <w:rPr>
                 <w:rStyle w:val="Hyperlink"/>
                 <w:noProof/>
               </w:rPr>
-              <w:t>НАЗНАЧЕНИЕ И СОСТАВ КЛАССОВ ПРОГРАММЫ</w:t>
+              <w:t>НАЗ</w:t>
+            </w:r>
+            <w:r>
+              <w:rPr>
+                <w:rStyle w:val="Hyperlink"/>
+                <w:noProof/>
+              </w:rPr>
+              <w:t>Н</w:t>
+            </w:r>
+            <w:r>
+              <w:rPr>
+                <w:rStyle w:val="Hyperlink"/>
+                <w:noProof/>
+              </w:rPr>
+              <w:t>АЧЕНИЕ И СОСТАВ КЛАССОВ ПРОГРАММЫ</w:t>
             </w:r>
             <w:r>
               <w:rPr>
@@ -1486,7 +1485,7 @@
                 <w:noProof/>
                 <w:webHidden/>
               </w:rPr>
-              <w:instrText xml:space="preserve"> PAGEREF _Toc69384885 \h </w:instrText>
+              <w:instrText xml:space="preserve"> PAGEREF _Toc69469600 \h </w:instrText>
             </w:r>
             <w:r>
               <w:rPr>
@@ -1506,7 +1505,7 @@
                 <w:noProof/>
                 <w:webHidden/>
               </w:rPr>
-              <w:t>21</w:t>
+              <w:t>23</w:t>
             </w:r>
             <w:r>
               <w:rPr>
@@ -1533,13 +1532,27 @@
               <w:lang w:val="en-RU" w:eastAsia="en-GB"/>
             </w:rPr>
           </w:pPr>
-          <w:hyperlink w:anchor="_Toc69384886" w:history="1">
+          <w:hyperlink w:anchor="_Toc69469601" w:history="1">
             <w:r>
               <w:rPr>
                 <w:rStyle w:val="Hyperlink"/>
                 <w:noProof/>
               </w:rPr>
-              <w:t>Сервер</w:t>
+              <w:t>Серв</w:t>
+            </w:r>
+            <w:r>
+              <w:rPr>
+                <w:rStyle w:val="Hyperlink"/>
+                <w:noProof/>
+              </w:rPr>
+              <w:t>е</w:t>
+            </w:r>
+            <w:r>
+              <w:rPr>
+                <w:rStyle w:val="Hyperlink"/>
+                <w:noProof/>
+              </w:rPr>
+              <w:t>р</w:t>
             </w:r>
             <w:r>
               <w:rPr>
@@ -1560,7 +1573,7 @@
                 <w:noProof/>
                 <w:webHidden/>
               </w:rPr>
-              <w:instrText xml:space="preserve"> PAGEREF _Toc69384886 \h </w:instrText>
+              <w:instrText xml:space="preserve"> PAGEREF _Toc69469601 \h </w:instrText>
             </w:r>
             <w:r>
               <w:rPr>
@@ -1580,7 +1593,7 @@
                 <w:noProof/>
                 <w:webHidden/>
               </w:rPr>
-              <w:t>21</w:t>
+              <w:t>23</w:t>
             </w:r>
             <w:r>
               <w:rPr>
@@ -1607,7 +1620,7 @@
               <w:lang w:val="en-RU" w:eastAsia="en-GB"/>
             </w:rPr>
           </w:pPr>
-          <w:hyperlink w:anchor="_Toc69384887" w:history="1">
+          <w:hyperlink w:anchor="_Toc69469602" w:history="1">
             <w:r>
               <w:rPr>
                 <w:rStyle w:val="Hyperlink"/>
@@ -1634,7 +1647,7 @@
                 <w:noProof/>
                 <w:webHidden/>
               </w:rPr>
-              <w:instrText xml:space="preserve"> PAGEREF _Toc69384887 \h </w:instrText>
+              <w:instrText xml:space="preserve"> PAGEREF _Toc69469602 \h </w:instrText>
             </w:r>
             <w:r>
               <w:rPr>
@@ -1654,7 +1667,7 @@
                 <w:noProof/>
                 <w:webHidden/>
               </w:rPr>
-              <w:t>21</w:t>
+              <w:t>23</w:t>
             </w:r>
             <w:r>
               <w:rPr>
@@ -1681,7 +1694,7 @@
               <w:lang w:val="en-RU" w:eastAsia="en-GB"/>
             </w:rPr>
           </w:pPr>
-          <w:hyperlink w:anchor="_Toc69384888" w:history="1">
+          <w:hyperlink w:anchor="_Toc69469603" w:history="1">
             <w:r>
               <w:rPr>
                 <w:rStyle w:val="Hyperlink"/>
@@ -1708,7 +1721,7 @@
                 <w:noProof/>
                 <w:webHidden/>
               </w:rPr>
-              <w:instrText xml:space="preserve"> PAGEREF _Toc69384888 \h </w:instrText>
+              <w:instrText xml:space="preserve"> PAGEREF _Toc69469603 \h </w:instrText>
             </w:r>
             <w:r>
               <w:rPr>
@@ -1728,7 +1741,7 @@
                 <w:noProof/>
                 <w:webHidden/>
               </w:rPr>
-              <w:t>22</w:t>
+              <w:t>24</w:t>
             </w:r>
             <w:r>
               <w:rPr>
@@ -1755,7 +1768,7 @@
               <w:lang w:val="en-RU" w:eastAsia="en-GB"/>
             </w:rPr>
           </w:pPr>
-          <w:hyperlink w:anchor="_Toc69384889" w:history="1">
+          <w:hyperlink w:anchor="_Toc69469604" w:history="1">
             <w:r>
               <w:rPr>
                 <w:rStyle w:val="Hyperlink"/>
@@ -1782,7 +1795,7 @@
                 <w:noProof/>
                 <w:webHidden/>
               </w:rPr>
-              <w:instrText xml:space="preserve"> PAGEREF _Toc69384889 \h </w:instrText>
+              <w:instrText xml:space="preserve"> PAGEREF _Toc69469604 \h </w:instrText>
             </w:r>
             <w:r>
               <w:rPr>
@@ -1802,7 +1815,7 @@
                 <w:noProof/>
                 <w:webHidden/>
               </w:rPr>
-              <w:t>23</w:t>
+              <w:t>25</w:t>
             </w:r>
             <w:r>
               <w:rPr>
@@ -1829,7 +1842,7 @@
               <w:lang w:val="en-RU" w:eastAsia="en-GB"/>
             </w:rPr>
           </w:pPr>
-          <w:hyperlink w:anchor="_Toc69384890" w:history="1">
+          <w:hyperlink w:anchor="_Toc69469605" w:history="1">
             <w:r>
               <w:rPr>
                 <w:rStyle w:val="Hyperlink"/>
@@ -1856,7 +1869,7 @@
                 <w:noProof/>
                 <w:webHidden/>
               </w:rPr>
-              <w:instrText xml:space="preserve"> PAGEREF _Toc69384890 \h </w:instrText>
+              <w:instrText xml:space="preserve"> PAGEREF _Toc69469605 \h </w:instrText>
             </w:r>
             <w:r>
               <w:rPr>
@@ -1876,7 +1889,7 @@
                 <w:noProof/>
                 <w:webHidden/>
               </w:rPr>
-              <w:t>24</w:t>
+              <w:t>26</w:t>
             </w:r>
             <w:r>
               <w:rPr>
@@ -1903,7 +1916,7 @@
               <w:lang w:val="en-RU" w:eastAsia="en-GB"/>
             </w:rPr>
           </w:pPr>
-          <w:hyperlink w:anchor="_Toc69384891" w:history="1">
+          <w:hyperlink w:anchor="_Toc69469606" w:history="1">
             <w:r>
               <w:rPr>
                 <w:rStyle w:val="Hyperlink"/>
@@ -1930,7 +1943,7 @@
                 <w:noProof/>
                 <w:webHidden/>
               </w:rPr>
-              <w:instrText xml:space="preserve"> PAGEREF _Toc69384891 \h </w:instrText>
+              <w:instrText xml:space="preserve"> PAGEREF _Toc69469606 \h </w:instrText>
             </w:r>
             <w:r>
               <w:rPr>
@@ -1950,7 +1963,7 @@
                 <w:noProof/>
                 <w:webHidden/>
               </w:rPr>
-              <w:t>24</w:t>
+              <w:t>26</w:t>
             </w:r>
             <w:r>
               <w:rPr>
@@ -1977,7 +1990,7 @@
               <w:lang w:val="en-RU" w:eastAsia="en-GB"/>
             </w:rPr>
           </w:pPr>
-          <w:hyperlink w:anchor="_Toc69384892" w:history="1">
+          <w:hyperlink w:anchor="_Toc69469607" w:history="1">
             <w:r>
               <w:rPr>
                 <w:rStyle w:val="Hyperlink"/>
@@ -2004,7 +2017,7 @@
                 <w:noProof/>
                 <w:webHidden/>
               </w:rPr>
-              <w:instrText xml:space="preserve"> PAGEREF _Toc69384892 \h </w:instrText>
+              <w:instrText xml:space="preserve"> PAGEREF _Toc69469607 \h </w:instrText>
             </w:r>
             <w:r>
               <w:rPr>
@@ -2024,7 +2037,7 @@
                 <w:noProof/>
                 <w:webHidden/>
               </w:rPr>
-              <w:t>24</w:t>
+              <w:t>26</w:t>
             </w:r>
             <w:r>
               <w:rPr>
@@ -2073,7 +2086,7 @@
       <w:pPr>
         <w:pStyle w:val="Heading1"/>
       </w:pPr>
-      <w:bookmarkStart w:id="0" w:name="_Toc69384867"/>
+      <w:bookmarkStart w:id="0" w:name="_Toc69469582"/>
       <w:r>
         <w:rPr>
           <w:highlight w:val="green"/>
@@ -2085,7 +2098,6 @@
     </w:p>
     <w:p>
       <w:pPr>
-        <w:spacing w:line="360" w:lineRule="auto"/>
         <w:ind w:firstLine="709"/>
         <w:jc w:val="both"/>
         <w:rPr>
@@ -2680,7 +2692,6 @@
     </w:p>
     <w:p>
       <w:pPr>
-        <w:spacing w:line="360" w:lineRule="auto"/>
         <w:ind w:firstLine="709"/>
         <w:jc w:val="both"/>
         <w:rPr>
@@ -2782,7 +2793,6 @@
     </w:p>
     <w:p>
       <w:pPr>
-        <w:spacing w:line="360" w:lineRule="auto"/>
         <w:ind w:firstLine="709"/>
         <w:jc w:val="both"/>
         <w:rPr>
@@ -2874,23 +2884,7 @@
           <w:rFonts w:cs="Times New Roman"/>
           <w:szCs w:val="28"/>
         </w:rPr>
-        <w:t xml:space="preserve">серверная часть с использованием </w:t>
-      </w:r>
-      <w:proofErr w:type="spellStart"/>
-      <w:r>
-        <w:rPr>
-          <w:rFonts w:cs="Times New Roman"/>
-          <w:szCs w:val="28"/>
-        </w:rPr>
-        <w:t>фреймворка</w:t>
-      </w:r>
-      <w:proofErr w:type="spellEnd"/>
-      <w:r>
-        <w:rPr>
-          <w:rFonts w:cs="Times New Roman"/>
-          <w:szCs w:val="28"/>
-        </w:rPr>
-        <w:t xml:space="preserve"> </w:t>
+        <w:t xml:space="preserve">серверная часть с использованием фреймворка </w:t>
       </w:r>
       <w:r>
         <w:rPr>
@@ -3168,7 +3162,6 @@
         </w:rPr>
         <w:t xml:space="preserve">-контейнера для сервер-приложения и </w:t>
       </w:r>
-      <w:proofErr w:type="gramStart"/>
       <w:r>
         <w:rPr>
           <w:rFonts w:cs="Times New Roman"/>
@@ -3192,7 +3185,6 @@
         </w:rPr>
         <w:t>Runtime</w:t>
       </w:r>
-      <w:proofErr w:type="gramEnd"/>
       <w:r>
         <w:rPr>
           <w:rFonts w:cs="Times New Roman"/>
@@ -3229,7 +3221,6 @@
         </w:rPr>
         <w:t xml:space="preserve">с использованием инструмента </w:t>
       </w:r>
-      <w:proofErr w:type="spellStart"/>
       <w:r>
         <w:rPr>
           <w:rFonts w:cs="Times New Roman"/>
@@ -3238,7 +3229,6 @@
         </w:rPr>
         <w:t>Jlink</w:t>
       </w:r>
-      <w:proofErr w:type="spellEnd"/>
       <w:r>
         <w:rPr>
           <w:rFonts w:cs="Times New Roman"/>
@@ -3249,7 +3239,6 @@
     </w:p>
     <w:p>
       <w:pPr>
-        <w:spacing w:line="360" w:lineRule="auto"/>
         <w:ind w:firstLine="709"/>
         <w:jc w:val="both"/>
         <w:rPr>
@@ -3269,7 +3258,7 @@
       <w:pPr>
         <w:pStyle w:val="Heading1"/>
       </w:pPr>
-      <w:bookmarkStart w:id="1" w:name="_Toc69384868"/>
+      <w:bookmarkStart w:id="1" w:name="_Toc69469583"/>
       <w:r>
         <w:lastRenderedPageBreak/>
         <w:t>ПОСТАНОВКА ЗАДАЧИ</w:t>
@@ -3278,7 +3267,6 @@
     </w:p>
     <w:p>
       <w:pPr>
-        <w:spacing w:line="360" w:lineRule="auto"/>
         <w:ind w:firstLine="709"/>
         <w:jc w:val="both"/>
         <w:rPr>
@@ -3291,23 +3279,7 @@
           <w:rFonts w:cs="Times New Roman"/>
           <w:szCs w:val="28"/>
         </w:rPr>
-        <w:t xml:space="preserve">В соответствии с выбранной темой требуется разработать </w:t>
-      </w:r>
-      <w:proofErr w:type="spellStart"/>
-      <w:r>
-        <w:rPr>
-          <w:rFonts w:cs="Times New Roman"/>
-          <w:szCs w:val="28"/>
-        </w:rPr>
-        <w:t>Windows</w:t>
-      </w:r>
-      <w:proofErr w:type="spellEnd"/>
-      <w:r>
-        <w:rPr>
-          <w:rFonts w:cs="Times New Roman"/>
-          <w:szCs w:val="28"/>
-        </w:rPr>
-        <w:t>-</w:t>
+        <w:t>В соответствии с выбранной темой требуется разработать Windows-</w:t>
       </w:r>
       <w:r>
         <w:rPr>
@@ -3326,7 +3298,6 @@
     </w:p>
     <w:p>
       <w:pPr>
-        <w:spacing w:line="360" w:lineRule="auto"/>
         <w:ind w:firstLine="709"/>
         <w:jc w:val="both"/>
         <w:rPr>
@@ -3344,7 +3315,6 @@
     </w:p>
     <w:p>
       <w:pPr>
-        <w:spacing w:line="360" w:lineRule="auto"/>
         <w:ind w:firstLine="709"/>
         <w:jc w:val="both"/>
         <w:rPr>
@@ -3362,7 +3332,6 @@
     </w:p>
     <w:p>
       <w:pPr>
-        <w:spacing w:line="360" w:lineRule="auto"/>
         <w:ind w:firstLine="709"/>
         <w:jc w:val="both"/>
         <w:rPr>
@@ -3380,7 +3349,6 @@
     </w:p>
     <w:p>
       <w:pPr>
-        <w:spacing w:line="360" w:lineRule="auto"/>
         <w:ind w:firstLine="709"/>
         <w:jc w:val="both"/>
         <w:rPr>
@@ -3398,7 +3366,6 @@
     </w:p>
     <w:p>
       <w:pPr>
-        <w:spacing w:line="360" w:lineRule="auto"/>
         <w:ind w:firstLine="709"/>
         <w:jc w:val="both"/>
         <w:rPr>
@@ -3411,21 +3378,11 @@
           <w:rFonts w:cs="Times New Roman"/>
           <w:szCs w:val="28"/>
         </w:rPr>
-        <w:t xml:space="preserve">1. Разрабатываемое приложение должно представлять собой </w:t>
-      </w:r>
-      <w:proofErr w:type="spellStart"/>
-      <w:r>
-        <w:rPr>
-          <w:rFonts w:cs="Times New Roman"/>
-          <w:szCs w:val="28"/>
-        </w:rPr>
-        <w:t>Windows</w:t>
-      </w:r>
-      <w:proofErr w:type="spellEnd"/>
-    </w:p>
-    <w:p>
-      <w:pPr>
-        <w:spacing w:line="360" w:lineRule="auto"/>
+        <w:t>1. Разрабатываемое приложение должно представлять собой Windows</w:t>
+      </w:r>
+    </w:p>
+    <w:p>
+      <w:pPr>
         <w:ind w:firstLine="709"/>
         <w:jc w:val="both"/>
         <w:rPr>
@@ -3443,7 +3400,6 @@
     </w:p>
     <w:p>
       <w:pPr>
-        <w:spacing w:line="360" w:lineRule="auto"/>
         <w:ind w:firstLine="709"/>
         <w:jc w:val="both"/>
         <w:rPr>
@@ -3461,7 +3417,6 @@
     </w:p>
     <w:p>
       <w:pPr>
-        <w:spacing w:line="360" w:lineRule="auto"/>
         <w:ind w:firstLine="709"/>
         <w:jc w:val="both"/>
         <w:rPr>
@@ -3479,7 +3434,6 @@
     </w:p>
     <w:p>
       <w:pPr>
-        <w:spacing w:line="360" w:lineRule="auto"/>
         <w:ind w:firstLine="709"/>
         <w:jc w:val="both"/>
         <w:rPr>
@@ -3497,7 +3451,6 @@
     </w:p>
     <w:p>
       <w:pPr>
-        <w:spacing w:line="360" w:lineRule="auto"/>
         <w:ind w:firstLine="709"/>
         <w:jc w:val="both"/>
         <w:rPr>
@@ -3515,7 +3468,6 @@
     </w:p>
     <w:p>
       <w:pPr>
-        <w:spacing w:line="360" w:lineRule="auto"/>
         <w:ind w:firstLine="709"/>
         <w:jc w:val="both"/>
         <w:rPr>
@@ -3533,7 +3485,6 @@
     </w:p>
     <w:p>
       <w:pPr>
-        <w:spacing w:line="360" w:lineRule="auto"/>
         <w:ind w:firstLine="709"/>
         <w:jc w:val="both"/>
         <w:rPr>
@@ -3551,7 +3502,6 @@
     </w:p>
     <w:p>
       <w:pPr>
-        <w:spacing w:line="360" w:lineRule="auto"/>
         <w:ind w:firstLine="709"/>
         <w:jc w:val="both"/>
         <w:rPr>
@@ -3569,7 +3519,6 @@
     </w:p>
     <w:p>
       <w:pPr>
-        <w:spacing w:line="360" w:lineRule="auto"/>
         <w:ind w:firstLine="709"/>
         <w:jc w:val="both"/>
         <w:rPr>
@@ -3580,7 +3529,6 @@
     </w:p>
     <w:p>
       <w:pPr>
-        <w:spacing w:line="360" w:lineRule="auto"/>
         <w:ind w:firstLine="709"/>
         <w:jc w:val="both"/>
         <w:rPr>
@@ -3591,7 +3539,6 @@
     </w:p>
     <w:p>
       <w:pPr>
-        <w:spacing w:line="360" w:lineRule="auto"/>
         <w:ind w:firstLine="709"/>
         <w:jc w:val="both"/>
         <w:rPr>
@@ -3613,7 +3560,7 @@
       <w:pPr>
         <w:pStyle w:val="Heading1"/>
       </w:pPr>
-      <w:bookmarkStart w:id="2" w:name="_Toc69384869"/>
+      <w:bookmarkStart w:id="2" w:name="_Toc69469584"/>
       <w:r>
         <w:lastRenderedPageBreak/>
         <w:t>ОПИСАНИЕ ПРЕДМЕТНОЙ ОБЛАСТИ</w:t>
@@ -3622,7 +3569,6 @@
     </w:p>
     <w:p>
       <w:pPr>
-        <w:spacing w:line="360" w:lineRule="auto"/>
         <w:ind w:firstLine="709"/>
         <w:jc w:val="both"/>
         <w:rPr>
@@ -3642,7 +3588,6 @@
     </w:p>
     <w:p>
       <w:pPr>
-        <w:spacing w:line="360" w:lineRule="auto"/>
         <w:ind w:firstLine="709"/>
         <w:jc w:val="both"/>
         <w:rPr>
@@ -3662,7 +3607,6 @@
     </w:p>
     <w:p>
       <w:pPr>
-        <w:spacing w:line="360" w:lineRule="auto"/>
         <w:ind w:firstLine="709"/>
         <w:jc w:val="both"/>
         <w:rPr>
@@ -3682,7 +3626,6 @@
     </w:p>
     <w:p>
       <w:pPr>
-        <w:spacing w:line="360" w:lineRule="auto"/>
         <w:ind w:firstLine="709"/>
         <w:jc w:val="both"/>
         <w:rPr>
@@ -3702,7 +3645,6 @@
     </w:p>
     <w:p>
       <w:pPr>
-        <w:spacing w:line="360" w:lineRule="auto"/>
         <w:ind w:firstLine="709"/>
         <w:jc w:val="both"/>
         <w:rPr>
@@ -3722,7 +3664,6 @@
     </w:p>
     <w:p>
       <w:pPr>
-        <w:spacing w:line="360" w:lineRule="auto"/>
         <w:ind w:firstLine="709"/>
         <w:jc w:val="both"/>
         <w:rPr>
@@ -3742,7 +3683,6 @@
     </w:p>
     <w:p>
       <w:pPr>
-        <w:spacing w:line="360" w:lineRule="auto"/>
         <w:ind w:firstLine="709"/>
         <w:jc w:val="both"/>
         <w:rPr>
@@ -3757,30 +3697,30 @@
           <w:iCs/>
           <w:szCs w:val="28"/>
         </w:rPr>
-        <w:t>Установка сетевого имени (</w:t>
-      </w:r>
-      <w:proofErr w:type="spellStart"/>
-      <w:r>
+        <w:t>Установка сетевого имени (никнейма), и не допущение дубликатов.</w:t>
+      </w:r>
+    </w:p>
+    <w:p>
+      <w:pPr>
+        <w:ind w:firstLine="709"/>
+        <w:jc w:val="both"/>
         <w:rPr>
           <w:rFonts w:eastAsiaTheme="minorEastAsia" w:cs="Times New Roman"/>
           <w:iCs/>
           <w:szCs w:val="28"/>
         </w:rPr>
-        <w:t>никнейма</w:t>
-      </w:r>
-      <w:proofErr w:type="spellEnd"/>
+      </w:pPr>
       <w:r>
         <w:rPr>
           <w:rFonts w:eastAsiaTheme="minorEastAsia" w:cs="Times New Roman"/>
           <w:iCs/>
           <w:szCs w:val="28"/>
         </w:rPr>
-        <w:t>), и не допущение дубликатов.</w:t>
-      </w:r>
-    </w:p>
-    <w:p>
-      <w:pPr>
-        <w:spacing w:line="360" w:lineRule="auto"/>
+        <w:t>Тонкая настройка отображаемого шрифта в программе.</w:t>
+      </w:r>
+    </w:p>
+    <w:p>
+      <w:pPr>
         <w:ind w:firstLine="709"/>
         <w:jc w:val="both"/>
         <w:rPr>
@@ -3795,12 +3735,12 @@
           <w:iCs/>
           <w:szCs w:val="28"/>
         </w:rPr>
-        <w:t>Тонкая настройка отображаемого шрифта в программе.</w:t>
-      </w:r>
-    </w:p>
-    <w:p>
-      <w:pPr>
-        <w:spacing w:line="360" w:lineRule="auto"/>
+        <w:lastRenderedPageBreak/>
+        <w:t>У программы-сервера основной функцией служит соединение пользователей между собой и передача небольших сообщений. Сервер также содержит следующие функции:</w:t>
+      </w:r>
+    </w:p>
+    <w:p>
+      <w:pPr>
         <w:ind w:firstLine="709"/>
         <w:jc w:val="both"/>
         <w:rPr>
@@ -3815,12 +3755,11 @@
           <w:iCs/>
           <w:szCs w:val="28"/>
         </w:rPr>
-        <w:t>У программы-сервера основной функцией служит соединение пользователей между собой и передача небольших сообщений. Сервер также содержит следующие функции:</w:t>
-      </w:r>
-    </w:p>
-    <w:p>
-      <w:pPr>
-        <w:spacing w:line="360" w:lineRule="auto"/>
+        <w:t>Отображение информации о сервере.</w:t>
+      </w:r>
+    </w:p>
+    <w:p>
+      <w:pPr>
         <w:ind w:firstLine="709"/>
         <w:jc w:val="both"/>
         <w:rPr>
@@ -3835,13 +3774,11 @@
           <w:iCs/>
           <w:szCs w:val="28"/>
         </w:rPr>
-        <w:lastRenderedPageBreak/>
-        <w:t>Отображение информации о сервере.</w:t>
-      </w:r>
-    </w:p>
-    <w:p>
-      <w:pPr>
-        <w:spacing w:line="360" w:lineRule="auto"/>
+        <w:t>Вывод ошибок сервера.</w:t>
+      </w:r>
+    </w:p>
+    <w:p>
+      <w:pPr>
         <w:ind w:firstLine="709"/>
         <w:jc w:val="both"/>
         <w:rPr>
@@ -3856,12 +3793,11 @@
           <w:iCs/>
           <w:szCs w:val="28"/>
         </w:rPr>
-        <w:t>Вывод ошибок сервера.</w:t>
-      </w:r>
-    </w:p>
-    <w:p>
-      <w:pPr>
-        <w:spacing w:line="360" w:lineRule="auto"/>
+        <w:t>Для сервер-приложения не требуется каких-либо входных данных со стороны пользователя. Входными данными сервер-приложения являются запросы со стороны клиент-приложения и сообщения от него, для дальнейшей передачи. Ниже приведены входные данные клиент-приложения:</w:t>
+      </w:r>
+    </w:p>
+    <w:p>
+      <w:pPr>
         <w:ind w:firstLine="709"/>
         <w:jc w:val="both"/>
         <w:rPr>
@@ -3876,12 +3812,11 @@
           <w:iCs/>
           <w:szCs w:val="28"/>
         </w:rPr>
-        <w:t>Для сервер-приложения не требуется каких-либо входных данных со стороны пользователя. Входными данными сервер-приложения являются запросы со стороны клиент-приложения и сообщения от него, для дальнейшей передачи. Ниже приведены входные данные клиент-приложения:</w:t>
-      </w:r>
-    </w:p>
-    <w:p>
-      <w:pPr>
-        <w:spacing w:line="360" w:lineRule="auto"/>
+        <w:t>Сообщения пользователя.</w:t>
+      </w:r>
+    </w:p>
+    <w:p>
+      <w:pPr>
         <w:ind w:firstLine="709"/>
         <w:jc w:val="both"/>
         <w:rPr>
@@ -3896,12 +3831,11 @@
           <w:iCs/>
           <w:szCs w:val="28"/>
         </w:rPr>
-        <w:t>Сообщения пользователя.</w:t>
-      </w:r>
-    </w:p>
-    <w:p>
-      <w:pPr>
-        <w:spacing w:line="360" w:lineRule="auto"/>
+        <w:t>Адрес и порт сервера.</w:t>
+      </w:r>
+    </w:p>
+    <w:p>
+      <w:pPr>
         <w:ind w:firstLine="709"/>
         <w:jc w:val="both"/>
         <w:rPr>
@@ -3916,12 +3850,11 @@
           <w:iCs/>
           <w:szCs w:val="28"/>
         </w:rPr>
-        <w:t>Адрес и порт сервера.</w:t>
-      </w:r>
-    </w:p>
-    <w:p>
-      <w:pPr>
-        <w:spacing w:line="360" w:lineRule="auto"/>
+        <w:t>Сетевой псевдоним.</w:t>
+      </w:r>
+    </w:p>
+    <w:p>
+      <w:pPr>
         <w:ind w:firstLine="709"/>
         <w:jc w:val="both"/>
         <w:rPr>
@@ -3936,12 +3869,11 @@
           <w:iCs/>
           <w:szCs w:val="28"/>
         </w:rPr>
-        <w:t>Сетевой псевдоним.</w:t>
-      </w:r>
-    </w:p>
-    <w:p>
-      <w:pPr>
-        <w:spacing w:line="360" w:lineRule="auto"/>
+        <w:t>Выходными данными сервер-приложения являются:</w:t>
+      </w:r>
+    </w:p>
+    <w:p>
+      <w:pPr>
         <w:ind w:firstLine="709"/>
         <w:jc w:val="both"/>
         <w:rPr>
@@ -3956,12 +3888,11 @@
           <w:iCs/>
           <w:szCs w:val="28"/>
         </w:rPr>
-        <w:t>Выходными данными сервер-приложения являются:</w:t>
-      </w:r>
-    </w:p>
-    <w:p>
-      <w:pPr>
-        <w:spacing w:line="360" w:lineRule="auto"/>
+        <w:t>Сообщения клиентов сервера.</w:t>
+      </w:r>
+    </w:p>
+    <w:p>
+      <w:pPr>
         <w:ind w:firstLine="709"/>
         <w:jc w:val="both"/>
         <w:rPr>
@@ -3976,12 +3907,11 @@
           <w:iCs/>
           <w:szCs w:val="28"/>
         </w:rPr>
-        <w:t>Сообщения клиентов сервера.</w:t>
-      </w:r>
-    </w:p>
-    <w:p>
-      <w:pPr>
-        <w:spacing w:line="360" w:lineRule="auto"/>
+        <w:t>Сообщения о входе и выходе клиентов из сервера (уведомление о подключении и отключении).</w:t>
+      </w:r>
+    </w:p>
+    <w:p>
+      <w:pPr>
         <w:ind w:firstLine="709"/>
         <w:jc w:val="both"/>
         <w:rPr>
@@ -3996,32 +3926,11 @@
           <w:iCs/>
           <w:szCs w:val="28"/>
         </w:rPr>
-        <w:t>Сообщения о входе и выходе клиентов из сервера (уведомление о подключении и отключении).</w:t>
-      </w:r>
-    </w:p>
-    <w:p>
-      <w:pPr>
-        <w:spacing w:line="360" w:lineRule="auto"/>
-        <w:ind w:firstLine="709"/>
-        <w:jc w:val="both"/>
-        <w:rPr>
-          <w:rFonts w:eastAsiaTheme="minorEastAsia" w:cs="Times New Roman"/>
-          <w:iCs/>
-          <w:szCs w:val="28"/>
-        </w:rPr>
-      </w:pPr>
-      <w:r>
-        <w:rPr>
-          <w:rFonts w:eastAsiaTheme="minorEastAsia" w:cs="Times New Roman"/>
-          <w:iCs/>
-          <w:szCs w:val="28"/>
-        </w:rPr>
         <w:t>Запросы клиентов, подключенны6х к серверу, и их сообщения.</w:t>
       </w:r>
     </w:p>
     <w:p>
       <w:pPr>
-        <w:spacing w:line="360" w:lineRule="auto"/>
         <w:ind w:firstLine="709"/>
         <w:jc w:val="both"/>
         <w:rPr>
@@ -4045,7 +3954,6 @@
           <w:ilvl w:val="1"/>
           <w:numId w:val="1"/>
         </w:numPr>
-        <w:spacing w:line="360" w:lineRule="auto"/>
         <w:jc w:val="both"/>
         <w:rPr>
           <w:rFonts w:eastAsiaTheme="minorEastAsia" w:cs="Times New Roman"/>
@@ -4068,7 +3976,6 @@
           <w:ilvl w:val="1"/>
           <w:numId w:val="1"/>
         </w:numPr>
-        <w:spacing w:line="360" w:lineRule="auto"/>
         <w:jc w:val="both"/>
         <w:rPr>
           <w:rFonts w:eastAsiaTheme="minorEastAsia" w:cs="Times New Roman"/>
@@ -4087,7 +3994,6 @@
     </w:p>
     <w:p>
       <w:pPr>
-        <w:spacing w:line="360" w:lineRule="auto"/>
         <w:ind w:firstLine="709"/>
         <w:jc w:val="both"/>
         <w:rPr>
@@ -4107,7 +4013,6 @@
     </w:p>
     <w:p>
       <w:pPr>
-        <w:spacing w:line="360" w:lineRule="auto"/>
         <w:ind w:firstLine="709"/>
         <w:jc w:val="both"/>
         <w:rPr>
@@ -4127,7 +4032,6 @@
     </w:p>
     <w:p>
       <w:pPr>
-        <w:spacing w:line="360" w:lineRule="auto"/>
         <w:ind w:firstLine="709"/>
         <w:jc w:val="both"/>
         <w:rPr>
@@ -4147,7 +4051,6 @@
     </w:p>
     <w:p>
       <w:pPr>
-        <w:spacing w:line="360" w:lineRule="auto"/>
         <w:ind w:firstLine="709"/>
         <w:jc w:val="both"/>
         <w:rPr>
@@ -4162,6 +4065,7 @@
           <w:iCs/>
           <w:szCs w:val="28"/>
         </w:rPr>
+        <w:lastRenderedPageBreak/>
         <w:t>Пользователи, подключенные к серверу.</w:t>
       </w:r>
     </w:p>
@@ -4184,7 +4088,7 @@
       <w:pPr>
         <w:pStyle w:val="Heading1"/>
       </w:pPr>
-      <w:bookmarkStart w:id="3" w:name="_Toc69384870"/>
+      <w:bookmarkStart w:id="3" w:name="_Toc69469585"/>
       <w:r>
         <w:lastRenderedPageBreak/>
         <w:t>АКТУАЛЬНОСТЬ АВТОМАТИЗАЦИИ</w:t>
@@ -4193,19 +4097,16 @@
     </w:p>
     <w:p>
       <w:pPr>
-        <w:spacing w:line="360" w:lineRule="auto"/>
         <w:jc w:val="both"/>
         <w:rPr>
           <w:rFonts w:cs="Times New Roman"/>
           <w:szCs w:val="28"/>
-          <w:lang w:val="en-US"/>
-        </w:rPr>
-      </w:pPr>
-      <w:r>
-        <w:rPr>
-          <w:rFonts w:cs="Times New Roman"/>
-          <w:szCs w:val="28"/>
-          <w:lang w:val="en-US"/>
+        </w:rPr>
+      </w:pPr>
+      <w:r>
+        <w:rPr>
+          <w:rFonts w:cs="Times New Roman"/>
+          <w:szCs w:val="28"/>
         </w:rPr>
         <w:tab/>
       </w:r>
@@ -4214,25 +4115,15 @@
           <w:rFonts w:cs="Times New Roman"/>
           <w:szCs w:val="28"/>
         </w:rPr>
-        <w:t xml:space="preserve">Автоматизация актуально потому </w:t>
-      </w:r>
-      <w:proofErr w:type="gramStart"/>
-      <w:r>
-        <w:rPr>
-          <w:rFonts w:cs="Times New Roman"/>
-          <w:szCs w:val="28"/>
-        </w:rPr>
-        <w:t>что</w:t>
-      </w:r>
-      <w:r>
-        <w:rPr>
-          <w:rFonts w:cs="Times New Roman"/>
-          <w:szCs w:val="28"/>
-          <w:lang w:val="en-US"/>
+        <w:t>Автоматизация актуально потому что</w:t>
+      </w:r>
+      <w:r>
+        <w:rPr>
+          <w:rFonts w:cs="Times New Roman"/>
+          <w:szCs w:val="28"/>
         </w:rPr>
         <w:t xml:space="preserve"> ???????</w:t>
       </w:r>
-      <w:proofErr w:type="gramEnd"/>
     </w:p>
     <w:p>
       <w:pPr>
@@ -4257,7 +4148,7 @@
       <w:pPr>
         <w:pStyle w:val="Heading1"/>
       </w:pPr>
-      <w:bookmarkStart w:id="4" w:name="_Toc69384871"/>
+      <w:bookmarkStart w:id="4" w:name="_Toc69469586"/>
       <w:r>
         <w:rPr>
           <w:highlight w:val="yellow"/>
@@ -4269,7 +4160,6 @@
     </w:p>
     <w:p>
       <w:pPr>
-        <w:spacing w:line="360" w:lineRule="auto"/>
         <w:ind w:firstLine="360"/>
         <w:jc w:val="both"/>
         <w:rPr>
@@ -4476,7 +4366,6 @@
     </w:p>
     <w:p>
       <w:pPr>
-        <w:spacing w:line="360" w:lineRule="auto"/>
         <w:jc w:val="center"/>
         <w:rPr>
           <w:rFonts w:cs="Times New Roman"/>
@@ -4534,7 +4423,6 @@
     </w:p>
     <w:p>
       <w:pPr>
-        <w:spacing w:line="360" w:lineRule="auto"/>
         <w:ind w:firstLine="709"/>
         <w:jc w:val="both"/>
         <w:rPr>
@@ -4548,31 +4436,7 @@
           <w:szCs w:val="28"/>
         </w:rPr>
         <w:lastRenderedPageBreak/>
-        <w:t>При запуске программы происходит проверка на существование ключа доступа (</w:t>
-      </w:r>
-      <w:proofErr w:type="spellStart"/>
-      <w:r>
-        <w:rPr>
-          <w:rFonts w:cs="Times New Roman"/>
-          <w:szCs w:val="28"/>
-        </w:rPr>
-        <w:t>токена</w:t>
-      </w:r>
-      <w:proofErr w:type="spellEnd"/>
-      <w:r>
-        <w:rPr>
-          <w:rFonts w:cs="Times New Roman"/>
-          <w:szCs w:val="28"/>
-        </w:rPr>
-        <w:t xml:space="preserve">) в </w:t>
-      </w:r>
-      <w:proofErr w:type="gramStart"/>
-      <w:r>
-        <w:rPr>
-          <w:rFonts w:cs="Times New Roman"/>
-          <w:szCs w:val="28"/>
-        </w:rPr>
-        <w:t xml:space="preserve">файле </w:t>
+        <w:t xml:space="preserve">При запуске программы происходит проверка на существование ключа доступа (токена) в файле </w:t>
       </w:r>
       <w:r>
         <w:rPr>
@@ -4581,7 +4445,6 @@
         </w:rPr>
         <w:t>.</w:t>
       </w:r>
-      <w:proofErr w:type="spellStart"/>
       <w:r>
         <w:rPr>
           <w:rFonts w:cs="Times New Roman"/>
@@ -4590,8 +4453,6 @@
         </w:rPr>
         <w:t>tempdata</w:t>
       </w:r>
-      <w:proofErr w:type="spellEnd"/>
-      <w:proofErr w:type="gramEnd"/>
       <w:r>
         <w:rPr>
           <w:rFonts w:cs="Times New Roman"/>
@@ -4632,17 +4493,8 @@
           <w:rFonts w:cs="Times New Roman"/>
           <w:szCs w:val="28"/>
         </w:rPr>
-        <w:t xml:space="preserve">Если же файл существует и в нем есть информация о </w:t>
-      </w:r>
-      <w:proofErr w:type="spellStart"/>
-      <w:r>
-        <w:rPr>
-          <w:rFonts w:cs="Times New Roman"/>
-          <w:szCs w:val="28"/>
-        </w:rPr>
-        <w:t>токене</w:t>
-      </w:r>
-      <w:proofErr w:type="spellEnd"/>
+        <w:t>Если же файл существует и в нем есть информация о токене</w:t>
+      </w:r>
       <w:r>
         <w:rPr>
           <w:rFonts w:cs="Times New Roman"/>
@@ -4683,23 +4535,7 @@
           <w:rFonts w:cs="Times New Roman"/>
           <w:szCs w:val="28"/>
         </w:rPr>
-        <w:t xml:space="preserve">ищет соответствующий </w:t>
-      </w:r>
-      <w:proofErr w:type="spellStart"/>
-      <w:r>
-        <w:rPr>
-          <w:rFonts w:cs="Times New Roman"/>
-          <w:szCs w:val="28"/>
-        </w:rPr>
-        <w:t>токен</w:t>
-      </w:r>
-      <w:proofErr w:type="spellEnd"/>
-      <w:r>
-        <w:rPr>
-          <w:rFonts w:cs="Times New Roman"/>
-          <w:szCs w:val="28"/>
-        </w:rPr>
-        <w:t xml:space="preserve"> в коллекции </w:t>
+        <w:t xml:space="preserve">ищет соответствующий токен в коллекции </w:t>
       </w:r>
       <w:r>
         <w:rPr>
@@ -4818,7 +4654,6 @@
     </w:p>
     <w:p>
       <w:pPr>
-        <w:spacing w:line="360" w:lineRule="auto"/>
         <w:jc w:val="both"/>
         <w:rPr>
           <w:rFonts w:cs="Times New Roman"/>
@@ -4851,33 +4686,8 @@
           <w:rFonts w:cs="Times New Roman"/>
           <w:szCs w:val="28"/>
         </w:rPr>
-        <w:t xml:space="preserve">поток проверки </w:t>
-      </w:r>
-      <w:proofErr w:type="spellStart"/>
-      <w:r>
-        <w:rPr>
-          <w:rFonts w:cs="Times New Roman"/>
-          <w:szCs w:val="28"/>
-        </w:rPr>
-        <w:t>интернет-соединения</w:t>
-      </w:r>
-      <w:proofErr w:type="spellEnd"/>
-      <w:r>
-        <w:rPr>
-          <w:rFonts w:cs="Times New Roman"/>
-          <w:szCs w:val="28"/>
-        </w:rPr>
-        <w:t xml:space="preserve"> и поток </w:t>
-      </w:r>
-      <w:proofErr w:type="spellStart"/>
-      <w:r>
-        <w:rPr>
-          <w:rFonts w:cs="Times New Roman"/>
-          <w:szCs w:val="28"/>
-        </w:rPr>
-        <w:t>лонгпула</w:t>
-      </w:r>
-      <w:proofErr w:type="spellEnd"/>
+        <w:t>поток проверки интернет-соединения и поток лонгпула</w:t>
+      </w:r>
       <w:r>
         <w:rPr>
           <w:rFonts w:cs="Times New Roman"/>
@@ -4888,62 +4698,19 @@
     </w:p>
     <w:p>
       <w:pPr>
-        <w:spacing w:line="360" w:lineRule="auto"/>
         <w:ind w:firstLine="709"/>
         <w:jc w:val="both"/>
         <w:rPr>
           <w:rFonts w:cs="Times New Roman"/>
           <w:szCs w:val="28"/>
-          <w:lang w:val="en-US"/>
-        </w:rPr>
-      </w:pPr>
-      <w:r>
-        <w:rPr>
-          <w:rFonts w:cs="Times New Roman"/>
-          <w:szCs w:val="28"/>
-        </w:rPr>
-        <w:t xml:space="preserve">На </w:t>
-      </w:r>
-      <w:proofErr w:type="spellStart"/>
-      <w:r>
-        <w:rPr>
-          <w:rFonts w:cs="Times New Roman"/>
-          <w:szCs w:val="28"/>
-        </w:rPr>
-        <w:t>сегодняшинй</w:t>
-      </w:r>
-      <w:proofErr w:type="spellEnd"/>
-      <w:r>
-        <w:rPr>
-          <w:rFonts w:cs="Times New Roman"/>
-          <w:szCs w:val="28"/>
-        </w:rPr>
-        <w:t xml:space="preserve"> </w:t>
-      </w:r>
-      <w:proofErr w:type="gramStart"/>
-      <w:r>
-        <w:rPr>
-          <w:rFonts w:cs="Times New Roman"/>
-          <w:szCs w:val="28"/>
-        </w:rPr>
-        <w:t xml:space="preserve">день  </w:t>
-      </w:r>
-      <w:proofErr w:type="spellStart"/>
-      <w:r>
-        <w:rPr>
-          <w:rFonts w:cs="Times New Roman"/>
-          <w:szCs w:val="28"/>
-        </w:rPr>
-        <w:t>Автоати</w:t>
-      </w:r>
-      <w:proofErr w:type="spellEnd"/>
-      <w:proofErr w:type="gramEnd"/>
-      <w:r>
-        <w:rPr>
-          <w:rFonts w:cs="Times New Roman"/>
-          <w:szCs w:val="28"/>
-        </w:rPr>
-        <w:t xml:space="preserve"> Существует 2 основных механизма работу чатов на сегодняшний день</w:t>
+        </w:rPr>
+      </w:pPr>
+      <w:r>
+        <w:rPr>
+          <w:rFonts w:cs="Times New Roman"/>
+          <w:szCs w:val="28"/>
+        </w:rPr>
+        <w:t>На сегодняшинй день  Автоати Существует 2 основных механизма работу чатов на сегодняшний день</w:t>
       </w:r>
       <w:r>
         <w:rPr>
@@ -4959,7 +4726,6 @@
         </w:rPr>
         <w:t xml:space="preserve">через механизмы  </w:t>
       </w:r>
-      <w:proofErr w:type="spellStart"/>
       <w:r>
         <w:rPr>
           <w:rFonts w:cs="Times New Roman"/>
@@ -4968,7 +4734,6 @@
         </w:rPr>
         <w:t>websocket</w:t>
       </w:r>
-      <w:proofErr w:type="spellEnd"/>
       <w:r>
         <w:rPr>
           <w:rFonts w:cs="Times New Roman"/>
@@ -4976,7 +4741,21 @@
         </w:rPr>
         <w:t>’</w:t>
       </w:r>
-      <w:proofErr w:type="spellStart"/>
+      <w:r>
+        <w:rPr>
+          <w:rFonts w:cs="Times New Roman"/>
+          <w:szCs w:val="28"/>
+        </w:rPr>
+        <w:t xml:space="preserve">ов и </w:t>
+      </w:r>
+      <w:r>
+        <w:rPr>
+          <w:rFonts w:cs="Times New Roman"/>
+          <w:szCs w:val="28"/>
+          <w:lang w:val="en-US"/>
+        </w:rPr>
+        <w:t>longPoll</w:t>
+      </w:r>
       <w:r>
         <w:rPr>
           <w:rFonts w:cs="Times New Roman"/>
@@ -4984,31 +4763,6 @@
         </w:rPr>
         <w:t>ов</w:t>
       </w:r>
-      <w:proofErr w:type="spellEnd"/>
-      <w:r>
-        <w:rPr>
-          <w:rFonts w:cs="Times New Roman"/>
-          <w:szCs w:val="28"/>
-        </w:rPr>
-        <w:t xml:space="preserve"> и </w:t>
-      </w:r>
-      <w:proofErr w:type="spellStart"/>
-      <w:r>
-        <w:rPr>
-          <w:rFonts w:cs="Times New Roman"/>
-          <w:szCs w:val="28"/>
-          <w:lang w:val="en-US"/>
-        </w:rPr>
-        <w:t>longPoll</w:t>
-      </w:r>
-      <w:r>
-        <w:rPr>
-          <w:rFonts w:cs="Times New Roman"/>
-          <w:szCs w:val="28"/>
-        </w:rPr>
-        <w:t>ов</w:t>
-      </w:r>
-      <w:proofErr w:type="spellEnd"/>
       <w:r>
         <w:rPr>
           <w:rFonts w:cs="Times New Roman"/>
@@ -5033,64 +4787,54 @@
     </w:p>
     <w:p>
       <w:pPr>
-        <w:spacing w:line="360" w:lineRule="auto"/>
         <w:jc w:val="both"/>
         <w:rPr>
           <w:rFonts w:cs="Times New Roman"/>
           <w:szCs w:val="28"/>
-          <w:lang w:val="en-US"/>
-        </w:rPr>
-      </w:pPr>
-      <w:r>
-        <w:rPr>
-          <w:rFonts w:cs="Times New Roman"/>
-          <w:szCs w:val="28"/>
-          <w:lang w:val="en-US"/>
+        </w:rPr>
+      </w:pPr>
+      <w:r>
+        <w:rPr>
+          <w:rFonts w:cs="Times New Roman"/>
+          <w:szCs w:val="28"/>
         </w:rPr>
         <w:t>.</w:t>
       </w:r>
     </w:p>
     <w:p>
       <w:pPr>
-        <w:spacing w:line="360" w:lineRule="auto"/>
         <w:jc w:val="both"/>
         <w:rPr>
           <w:rFonts w:cs="Times New Roman"/>
           <w:szCs w:val="28"/>
-          <w:lang w:val="en-US"/>
-        </w:rPr>
-      </w:pPr>
-      <w:r>
-        <w:rPr>
-          <w:rFonts w:cs="Times New Roman"/>
-          <w:szCs w:val="28"/>
-          <w:lang w:val="en-US"/>
+        </w:rPr>
+      </w:pPr>
+      <w:r>
+        <w:rPr>
+          <w:rFonts w:cs="Times New Roman"/>
+          <w:szCs w:val="28"/>
         </w:rPr>
         <w:t>.</w:t>
       </w:r>
     </w:p>
     <w:p>
       <w:pPr>
-        <w:spacing w:line="360" w:lineRule="auto"/>
         <w:jc w:val="both"/>
         <w:rPr>
           <w:rFonts w:cs="Times New Roman"/>
           <w:szCs w:val="28"/>
-          <w:lang w:val="en-US"/>
-        </w:rPr>
-      </w:pPr>
-      <w:r>
-        <w:rPr>
-          <w:rFonts w:cs="Times New Roman"/>
-          <w:szCs w:val="28"/>
-          <w:lang w:val="en-US"/>
+        </w:rPr>
+      </w:pPr>
+      <w:r>
+        <w:rPr>
+          <w:rFonts w:cs="Times New Roman"/>
+          <w:szCs w:val="28"/>
         </w:rPr>
         <w:t>.</w:t>
       </w:r>
     </w:p>
     <w:p>
       <w:pPr>
-        <w:spacing w:line="360" w:lineRule="auto"/>
         <w:jc w:val="both"/>
         <w:rPr>
           <w:rFonts w:cs="Times New Roman"/>
@@ -5102,23 +4846,7 @@
           <w:rFonts w:cs="Times New Roman"/>
           <w:szCs w:val="28"/>
         </w:rPr>
-        <w:t xml:space="preserve">В данном решении. Работает </w:t>
-      </w:r>
-      <w:proofErr w:type="spellStart"/>
-      <w:r>
-        <w:rPr>
-          <w:rFonts w:cs="Times New Roman"/>
-          <w:szCs w:val="28"/>
-        </w:rPr>
-        <w:t>лонгпулл</w:t>
-      </w:r>
-      <w:proofErr w:type="spellEnd"/>
-      <w:r>
-        <w:rPr>
-          <w:rFonts w:cs="Times New Roman"/>
-          <w:szCs w:val="28"/>
-        </w:rPr>
-        <w:t xml:space="preserve"> т</w:t>
+        <w:t>В данном решении. Работает лонгпулл т</w:t>
       </w:r>
       <w:r>
         <w:rPr>
@@ -5146,17 +4874,8 @@
           <w:rFonts w:cs="Times New Roman"/>
           <w:szCs w:val="28"/>
         </w:rPr>
-        <w:t xml:space="preserve">он даёт более абстрактное понимание </w:t>
-      </w:r>
-      <w:proofErr w:type="spellStart"/>
-      <w:r>
-        <w:rPr>
-          <w:rFonts w:cs="Times New Roman"/>
-          <w:szCs w:val="28"/>
-        </w:rPr>
-        <w:t>лоигки</w:t>
-      </w:r>
-      <w:proofErr w:type="spellEnd"/>
+        <w:t>он даёт более абстрактное понимание лоигки</w:t>
+      </w:r>
       <w:r>
         <w:rPr>
           <w:rFonts w:cs="Times New Roman"/>
@@ -5167,7 +4886,6 @@
     </w:p>
     <w:p>
       <w:pPr>
-        <w:spacing w:line="360" w:lineRule="auto"/>
         <w:jc w:val="both"/>
         <w:rPr>
           <w:rFonts w:cs="Times New Roman"/>
@@ -5177,7 +4895,6 @@
     </w:p>
     <w:p>
       <w:pPr>
-        <w:spacing w:line="360" w:lineRule="auto"/>
         <w:jc w:val="both"/>
         <w:rPr>
           <w:rFonts w:cs="Times New Roman"/>
@@ -5187,7 +4904,6 @@
     </w:p>
     <w:p>
       <w:pPr>
-        <w:spacing w:line="360" w:lineRule="auto"/>
         <w:jc w:val="both"/>
         <w:rPr>
           <w:rFonts w:cs="Times New Roman"/>
@@ -5206,7 +4922,7 @@
       <w:pPr>
         <w:pStyle w:val="Heading1"/>
       </w:pPr>
-      <w:bookmarkStart w:id="5" w:name="_Toc69384872"/>
+      <w:bookmarkStart w:id="5" w:name="_Toc69469587"/>
       <w:r>
         <w:rPr>
           <w:highlight w:val="green"/>
@@ -5218,7 +4934,6 @@
     </w:p>
     <w:p>
       <w:pPr>
-        <w:spacing w:line="360" w:lineRule="auto"/>
         <w:ind w:firstLine="709"/>
         <w:jc w:val="both"/>
         <w:rPr>
@@ -5381,7 +5096,6 @@
         </w:rPr>
         <w:t xml:space="preserve"> </w:t>
       </w:r>
-      <w:proofErr w:type="spellStart"/>
       <w:r>
         <w:rPr>
           <w:rFonts w:cs="Times New Roman"/>
@@ -5390,7 +5104,6 @@
         </w:rPr>
         <w:t>JFoenix</w:t>
       </w:r>
-      <w:proofErr w:type="spellEnd"/>
       <w:r>
         <w:rPr>
           <w:rFonts w:cs="Times New Roman"/>
@@ -5405,15 +5118,21 @@
         </w:rPr>
         <w:t xml:space="preserve">для </w:t>
       </w:r>
-      <w:proofErr w:type="spellStart"/>
-      <w:r>
-        <w:rPr>
-          <w:rFonts w:cs="Times New Roman"/>
-          <w:szCs w:val="28"/>
-        </w:rPr>
-        <w:t>минималистичного</w:t>
-      </w:r>
-      <w:proofErr w:type="spellEnd"/>
+      <w:r>
+        <w:rPr>
+          <w:rFonts w:cs="Times New Roman"/>
+          <w:szCs w:val="28"/>
+        </w:rPr>
+        <w:t xml:space="preserve">минималистичного </w:t>
+      </w:r>
+      <w:r>
+        <w:rPr>
+          <w:rFonts w:cs="Times New Roman"/>
+          <w:szCs w:val="28"/>
+          <w:lang w:val="en-US"/>
+        </w:rPr>
+        <w:t>matrial</w:t>
+      </w:r>
       <w:r>
         <w:rPr>
           <w:rFonts w:cs="Times New Roman"/>
@@ -5421,16 +5140,27 @@
         </w:rPr>
         <w:t xml:space="preserve"> </w:t>
       </w:r>
-      <w:proofErr w:type="spellStart"/>
-      <w:r>
-        <w:rPr>
-          <w:rFonts w:cs="Times New Roman"/>
-          <w:szCs w:val="28"/>
-          <w:lang w:val="en-US"/>
-        </w:rPr>
-        <w:t>matrial</w:t>
-      </w:r>
-      <w:proofErr w:type="spellEnd"/>
+      <w:r>
+        <w:rPr>
+          <w:rFonts w:cs="Times New Roman"/>
+          <w:szCs w:val="28"/>
+        </w:rPr>
+        <w:t>дизайна</w:t>
+      </w:r>
+      <w:r>
+        <w:rPr>
+          <w:rFonts w:cs="Times New Roman"/>
+          <w:szCs w:val="28"/>
+        </w:rPr>
+        <w:t xml:space="preserve">, </w:t>
+      </w:r>
+      <w:r>
+        <w:rPr>
+          <w:rFonts w:cs="Times New Roman"/>
+          <w:szCs w:val="28"/>
+        </w:rPr>
+        <w:t>которая расширяет</w:t>
+      </w:r>
       <w:r>
         <w:rPr>
           <w:rFonts w:cs="Times New Roman"/>
@@ -5443,21 +5173,7 @@
           <w:rFonts w:cs="Times New Roman"/>
           <w:szCs w:val="28"/>
         </w:rPr>
-        <w:t>дизайна</w:t>
-      </w:r>
-      <w:r>
-        <w:rPr>
-          <w:rFonts w:cs="Times New Roman"/>
-          <w:szCs w:val="28"/>
-        </w:rPr>
-        <w:t xml:space="preserve">, </w:t>
-      </w:r>
-      <w:r>
-        <w:rPr>
-          <w:rFonts w:cs="Times New Roman"/>
-          <w:szCs w:val="28"/>
-        </w:rPr>
-        <w:t>которая расширяет</w:t>
+        <w:t>возможности по кастомизации</w:t>
       </w:r>
       <w:r>
         <w:rPr>
@@ -5471,17 +5187,23 @@
           <w:rFonts w:cs="Times New Roman"/>
           <w:szCs w:val="28"/>
         </w:rPr>
-        <w:t xml:space="preserve">возможности по </w:t>
-      </w:r>
-      <w:proofErr w:type="spellStart"/>
-      <w:r>
-        <w:rPr>
-          <w:rFonts w:cs="Times New Roman"/>
-          <w:szCs w:val="28"/>
-        </w:rPr>
-        <w:t>кастомизации</w:t>
-      </w:r>
-      <w:proofErr w:type="spellEnd"/>
+        <w:t>стандартных</w:t>
+      </w:r>
+      <w:r>
+        <w:rPr>
+          <w:rFonts w:cs="Times New Roman"/>
+          <w:szCs w:val="28"/>
+        </w:rPr>
+        <w:t xml:space="preserve"> элементов </w:t>
+      </w:r>
+      <w:r>
+        <w:rPr>
+          <w:rFonts w:cs="Times New Roman"/>
+          <w:szCs w:val="28"/>
+          <w:lang w:val="en-US"/>
+        </w:rPr>
+        <w:t>JavaFX</w:t>
+      </w:r>
       <w:r>
         <w:rPr>
           <w:rFonts w:cs="Times New Roman"/>
@@ -5494,22 +5216,36 @@
           <w:rFonts w:cs="Times New Roman"/>
           <w:szCs w:val="28"/>
         </w:rPr>
-        <w:t>стандартных</w:t>
-      </w:r>
-      <w:r>
-        <w:rPr>
-          <w:rFonts w:cs="Times New Roman"/>
-          <w:szCs w:val="28"/>
-        </w:rPr>
-        <w:t xml:space="preserve"> элементов </w:t>
-      </w:r>
-      <w:r>
-        <w:rPr>
-          <w:rFonts w:cs="Times New Roman"/>
-          <w:szCs w:val="28"/>
-          <w:lang w:val="en-US"/>
-        </w:rPr>
-        <w:t>JavaFX</w:t>
+        <w:t>разрабатываемой</w:t>
+      </w:r>
+      <w:r>
+        <w:rPr>
+          <w:rFonts w:cs="Times New Roman"/>
+          <w:szCs w:val="28"/>
+        </w:rPr>
+        <w:t xml:space="preserve"> системы</w:t>
+      </w:r>
+      <w:r>
+        <w:rPr>
+          <w:rFonts w:cs="Times New Roman"/>
+          <w:szCs w:val="28"/>
+        </w:rPr>
+        <w:t>.</w:t>
+      </w:r>
+      <w:r>
+        <w:rPr>
+          <w:rFonts w:cs="Times New Roman"/>
+          <w:szCs w:val="28"/>
+        </w:rPr>
+        <w:t xml:space="preserve"> Ниже представлено сравнение однотипных элементов интерфейса с использованием </w:t>
+      </w:r>
+      <w:r>
+        <w:rPr>
+          <w:rFonts w:cs="Times New Roman"/>
+          <w:szCs w:val="28"/>
+          <w:lang w:val="en-US"/>
+        </w:rPr>
+        <w:t>JFoenix</w:t>
       </w:r>
       <w:r>
         <w:rPr>
@@ -5523,14 +5259,28 @@
           <w:rFonts w:cs="Times New Roman"/>
           <w:szCs w:val="28"/>
         </w:rPr>
-        <w:t>разрабатываемой</w:t>
-      </w:r>
-      <w:r>
-        <w:rPr>
-          <w:rFonts w:cs="Times New Roman"/>
-          <w:szCs w:val="28"/>
-        </w:rPr>
-        <w:t xml:space="preserve"> системы</w:t>
+        <w:t>(</w:t>
+      </w:r>
+      <w:r>
+        <w:rPr>
+          <w:rFonts w:cs="Times New Roman"/>
+          <w:szCs w:val="28"/>
+        </w:rPr>
+        <w:t xml:space="preserve">верхний элемент) </w:t>
+      </w:r>
+      <w:r>
+        <w:rPr>
+          <w:rFonts w:cs="Times New Roman"/>
+          <w:szCs w:val="28"/>
+        </w:rPr>
+        <w:t>и без него</w:t>
+      </w:r>
+      <w:r>
+        <w:rPr>
+          <w:rFonts w:cs="Times New Roman"/>
+          <w:szCs w:val="28"/>
+        </w:rPr>
+        <w:t xml:space="preserve"> (нижний элемент)</w:t>
       </w:r>
       <w:r>
         <w:rPr>
@@ -5539,69 +5289,9 @@
         </w:rPr>
         <w:t>.</w:t>
       </w:r>
-      <w:r>
-        <w:rPr>
-          <w:rFonts w:cs="Times New Roman"/>
-          <w:szCs w:val="28"/>
-        </w:rPr>
-        <w:t xml:space="preserve"> Ниже представлено сравнение однотипных элементов интерфейса с использованием </w:t>
-      </w:r>
-      <w:proofErr w:type="spellStart"/>
-      <w:r>
-        <w:rPr>
-          <w:rFonts w:cs="Times New Roman"/>
-          <w:szCs w:val="28"/>
-          <w:lang w:val="en-US"/>
-        </w:rPr>
-        <w:t>JFoenix</w:t>
-      </w:r>
-      <w:proofErr w:type="spellEnd"/>
-      <w:r>
-        <w:rPr>
-          <w:rFonts w:cs="Times New Roman"/>
-          <w:szCs w:val="28"/>
-        </w:rPr>
-        <w:t xml:space="preserve"> </w:t>
-      </w:r>
-      <w:r>
-        <w:rPr>
-          <w:rFonts w:cs="Times New Roman"/>
-          <w:szCs w:val="28"/>
-        </w:rPr>
-        <w:t>(</w:t>
-      </w:r>
-      <w:r>
-        <w:rPr>
-          <w:rFonts w:cs="Times New Roman"/>
-          <w:szCs w:val="28"/>
-        </w:rPr>
-        <w:t xml:space="preserve">верхний элемент) </w:t>
-      </w:r>
-      <w:r>
-        <w:rPr>
-          <w:rFonts w:cs="Times New Roman"/>
-          <w:szCs w:val="28"/>
-        </w:rPr>
-        <w:t>и без него</w:t>
-      </w:r>
-      <w:r>
-        <w:rPr>
-          <w:rFonts w:cs="Times New Roman"/>
-          <w:szCs w:val="28"/>
-        </w:rPr>
-        <w:t xml:space="preserve"> (нижний элемент)</w:t>
-      </w:r>
-      <w:r>
-        <w:rPr>
-          <w:rFonts w:cs="Times New Roman"/>
-          <w:szCs w:val="28"/>
-        </w:rPr>
-        <w:t>.</w:t>
-      </w:r>
-    </w:p>
-    <w:p>
-      <w:pPr>
-        <w:spacing w:line="360" w:lineRule="auto"/>
+    </w:p>
+    <w:p>
+      <w:pPr>
         <w:jc w:val="both"/>
         <w:rPr>
           <w:rFonts w:cs="Times New Roman"/>
@@ -5659,7 +5349,6 @@
     </w:p>
     <w:p>
       <w:pPr>
-        <w:spacing w:line="360" w:lineRule="auto"/>
         <w:jc w:val="both"/>
         <w:rPr>
           <w:rFonts w:cs="Times New Roman"/>
@@ -5717,7 +5406,6 @@
     </w:p>
     <w:p>
       <w:pPr>
-        <w:spacing w:line="360" w:lineRule="auto"/>
         <w:ind w:firstLine="709"/>
         <w:jc w:val="both"/>
         <w:rPr>
@@ -5746,7 +5434,6 @@
         </w:rPr>
         <w:t xml:space="preserve"> элементы </w:t>
       </w:r>
-      <w:proofErr w:type="spellStart"/>
       <w:r>
         <w:rPr>
           <w:rFonts w:cs="Times New Roman"/>
@@ -5755,7 +5442,6 @@
         </w:rPr>
         <w:t>JFoenix</w:t>
       </w:r>
-      <w:proofErr w:type="spellEnd"/>
       <w:r>
         <w:rPr>
           <w:rFonts w:cs="Times New Roman"/>
@@ -5792,7 +5478,6 @@
         </w:rPr>
         <w:t xml:space="preserve">, </w:t>
       </w:r>
-      <w:proofErr w:type="spellStart"/>
       <w:r>
         <w:rPr>
           <w:rFonts w:cs="Times New Roman"/>
@@ -5801,7 +5486,6 @@
         </w:rPr>
         <w:t>ProgressBar</w:t>
       </w:r>
-      <w:proofErr w:type="spellEnd"/>
       <w:r>
         <w:rPr>
           <w:rFonts w:cs="Times New Roman"/>
@@ -5816,7 +5500,6 @@
         </w:rPr>
         <w:t xml:space="preserve">и </w:t>
       </w:r>
-      <w:proofErr w:type="spellStart"/>
       <w:r>
         <w:rPr>
           <w:rFonts w:cs="Times New Roman"/>
@@ -5825,7 +5508,6 @@
         </w:rPr>
         <w:t>TextField</w:t>
       </w:r>
-      <w:proofErr w:type="spellEnd"/>
       <w:r>
         <w:rPr>
           <w:rFonts w:cs="Times New Roman"/>
@@ -5836,7 +5518,6 @@
     </w:p>
     <w:p>
       <w:pPr>
-        <w:spacing w:line="360" w:lineRule="auto"/>
         <w:jc w:val="both"/>
         <w:rPr>
           <w:rFonts w:cs="Times New Roman"/>
@@ -5886,7 +5567,6 @@
           <w:ilvl w:val="0"/>
           <w:numId w:val="3"/>
         </w:numPr>
-        <w:spacing w:line="360" w:lineRule="auto"/>
         <w:jc w:val="both"/>
         <w:rPr>
           <w:rFonts w:cs="Times New Roman"/>
@@ -5923,7 +5603,6 @@
           <w:ilvl w:val="0"/>
           <w:numId w:val="3"/>
         </w:numPr>
-        <w:spacing w:line="360" w:lineRule="auto"/>
         <w:jc w:val="both"/>
         <w:rPr>
           <w:rFonts w:cs="Times New Roman"/>
@@ -5953,7 +5632,6 @@
           <w:ilvl w:val="0"/>
           <w:numId w:val="3"/>
         </w:numPr>
-        <w:spacing w:line="360" w:lineRule="auto"/>
         <w:jc w:val="both"/>
         <w:rPr>
           <w:rFonts w:cs="Times New Roman"/>
@@ -5983,7 +5661,6 @@
           <w:ilvl w:val="0"/>
           <w:numId w:val="3"/>
         </w:numPr>
-        <w:spacing w:line="360" w:lineRule="auto"/>
         <w:jc w:val="both"/>
         <w:rPr>
           <w:rFonts w:cs="Times New Roman"/>
@@ -6019,7 +5696,6 @@
           <w:ilvl w:val="0"/>
           <w:numId w:val="3"/>
         </w:numPr>
-        <w:spacing w:line="360" w:lineRule="auto"/>
         <w:jc w:val="both"/>
         <w:rPr>
           <w:rFonts w:cs="Times New Roman"/>
@@ -6049,7 +5725,6 @@
           <w:ilvl w:val="0"/>
           <w:numId w:val="3"/>
         </w:numPr>
-        <w:spacing w:line="360" w:lineRule="auto"/>
         <w:jc w:val="both"/>
         <w:rPr>
           <w:rFonts w:cs="Times New Roman"/>
@@ -6079,7 +5754,6 @@
           <w:ilvl w:val="0"/>
           <w:numId w:val="3"/>
         </w:numPr>
-        <w:spacing w:line="360" w:lineRule="auto"/>
         <w:jc w:val="both"/>
         <w:rPr>
           <w:rFonts w:cs="Times New Roman"/>
@@ -6091,6 +5765,7 @@
           <w:rFonts w:cs="Times New Roman"/>
           <w:szCs w:val="28"/>
         </w:rPr>
+        <w:lastRenderedPageBreak/>
         <w:t>Окно создания новой чат-комнаты;</w:t>
       </w:r>
     </w:p>
@@ -6101,7 +5776,6 @@
           <w:ilvl w:val="0"/>
           <w:numId w:val="3"/>
         </w:numPr>
-        <w:spacing w:line="360" w:lineRule="auto"/>
         <w:jc w:val="both"/>
         <w:rPr>
           <w:rFonts w:cs="Times New Roman"/>
@@ -6113,7 +5787,6 @@
           <w:rFonts w:cs="Times New Roman"/>
           <w:szCs w:val="28"/>
         </w:rPr>
-        <w:lastRenderedPageBreak/>
         <w:t>Окно с информацией о выбранном чате;</w:t>
       </w:r>
     </w:p>
@@ -6124,7 +5797,6 @@
           <w:ilvl w:val="0"/>
           <w:numId w:val="3"/>
         </w:numPr>
-        <w:spacing w:line="360" w:lineRule="auto"/>
         <w:jc w:val="both"/>
         <w:rPr>
           <w:rFonts w:cs="Times New Roman"/>
@@ -6143,7 +5815,7 @@
       <w:pPr>
         <w:pStyle w:val="Heading2"/>
       </w:pPr>
-      <w:bookmarkStart w:id="6" w:name="_Toc69384873"/>
+      <w:bookmarkStart w:id="6" w:name="_Toc69469588"/>
       <w:r>
         <w:t>О</w:t>
       </w:r>
@@ -6154,7 +5826,6 @@
     </w:p>
     <w:p>
       <w:pPr>
-        <w:spacing w:line="360" w:lineRule="auto"/>
         <w:ind w:firstLine="709"/>
         <w:jc w:val="both"/>
         <w:rPr>
@@ -6270,7 +5941,6 @@
     </w:p>
     <w:p>
       <w:pPr>
-        <w:spacing w:line="360" w:lineRule="auto"/>
         <w:jc w:val="center"/>
         <w:rPr>
           <w:rFonts w:cs="Times New Roman"/>
@@ -6328,7 +5998,6 @@
     </w:p>
     <w:p>
       <w:pPr>
-        <w:spacing w:line="360" w:lineRule="auto"/>
         <w:jc w:val="both"/>
         <w:rPr>
           <w:rFonts w:cs="Times New Roman"/>
@@ -6364,7 +6033,6 @@
           <w:ilvl w:val="0"/>
           <w:numId w:val="6"/>
         </w:numPr>
-        <w:spacing w:line="360" w:lineRule="auto"/>
         <w:jc w:val="both"/>
         <w:rPr>
           <w:rFonts w:cs="Times New Roman"/>
@@ -6376,6 +6044,7 @@
           <w:rFonts w:cs="Times New Roman"/>
           <w:szCs w:val="28"/>
         </w:rPr>
+        <w:lastRenderedPageBreak/>
         <w:t xml:space="preserve">Фильтрация на пустые поля </w:t>
       </w:r>
       <w:r>
@@ -6423,7 +6092,6 @@
           <w:ilvl w:val="0"/>
           <w:numId w:val="6"/>
         </w:numPr>
-        <w:spacing w:line="360" w:lineRule="auto"/>
         <w:jc w:val="both"/>
         <w:rPr>
           <w:rFonts w:cs="Times New Roman"/>
@@ -6435,7 +6103,6 @@
           <w:rFonts w:cs="Times New Roman"/>
           <w:szCs w:val="28"/>
         </w:rPr>
-        <w:lastRenderedPageBreak/>
         <w:t>Фильтрация на некорректную авторизацию по паре логин/пароль (на стороне сервера)</w:t>
       </w:r>
       <w:r>
@@ -6450,7 +6117,7 @@
       <w:pPr>
         <w:pStyle w:val="Heading2"/>
       </w:pPr>
-      <w:bookmarkStart w:id="7" w:name="_Toc69384874"/>
+      <w:bookmarkStart w:id="7" w:name="_Toc69469589"/>
       <w:r>
         <w:t xml:space="preserve">Окно </w:t>
       </w:r>
@@ -6464,7 +6131,6 @@
     </w:p>
     <w:p>
       <w:pPr>
-        <w:spacing w:line="360" w:lineRule="auto"/>
         <w:jc w:val="center"/>
         <w:rPr>
           <w:rFonts w:cs="Times New Roman"/>
@@ -6522,7 +6188,6 @@
     </w:p>
     <w:p>
       <w:pPr>
-        <w:spacing w:line="360" w:lineRule="auto"/>
         <w:ind w:firstLine="360"/>
         <w:jc w:val="both"/>
         <w:rPr>
@@ -6752,7 +6417,6 @@
           <w:ilvl w:val="0"/>
           <w:numId w:val="4"/>
         </w:numPr>
-        <w:spacing w:line="360" w:lineRule="auto"/>
         <w:rPr>
           <w:rFonts w:cs="Times New Roman"/>
           <w:szCs w:val="28"/>
@@ -6789,7 +6453,6 @@
           <w:ilvl w:val="0"/>
           <w:numId w:val="4"/>
         </w:numPr>
-        <w:spacing w:line="360" w:lineRule="auto"/>
         <w:rPr>
           <w:rFonts w:cs="Times New Roman"/>
           <w:szCs w:val="28"/>
@@ -6818,17 +6481,17 @@
           <w:ilvl w:val="0"/>
           <w:numId w:val="4"/>
         </w:numPr>
-        <w:spacing w:line="360" w:lineRule="auto"/>
-        <w:rPr>
-          <w:rFonts w:cs="Times New Roman"/>
-          <w:szCs w:val="28"/>
-        </w:rPr>
-      </w:pPr>
-      <w:r>
-        <w:rPr>
-          <w:rFonts w:cs="Times New Roman"/>
-          <w:szCs w:val="28"/>
-        </w:rPr>
+        <w:rPr>
+          <w:rFonts w:cs="Times New Roman"/>
+          <w:szCs w:val="28"/>
+        </w:rPr>
+      </w:pPr>
+      <w:r>
+        <w:rPr>
+          <w:rFonts w:cs="Times New Roman"/>
+          <w:szCs w:val="28"/>
+        </w:rPr>
+        <w:lastRenderedPageBreak/>
         <w:t xml:space="preserve">Проверка на </w:t>
       </w:r>
       <w:r>
@@ -6881,7 +6544,6 @@
           <w:ilvl w:val="0"/>
           <w:numId w:val="4"/>
         </w:numPr>
-        <w:spacing w:line="360" w:lineRule="auto"/>
         <w:rPr>
           <w:rFonts w:cs="Times New Roman"/>
           <w:szCs w:val="28"/>
@@ -6918,19 +6580,17 @@
     </w:p>
     <w:p>
       <w:pPr>
-        <w:spacing w:line="360" w:lineRule="auto"/>
-        <w:rPr>
-          <w:rFonts w:cs="Times New Roman"/>
-          <w:szCs w:val="28"/>
-          <w:lang w:val="en-US"/>
-        </w:rPr>
-      </w:pPr>
-      <w:r>
-        <w:rPr>
-          <w:rFonts w:cs="Times New Roman"/>
-          <w:szCs w:val="28"/>
-        </w:rPr>
-        <w:lastRenderedPageBreak/>
+        <w:rPr>
+          <w:rFonts w:cs="Times New Roman"/>
+          <w:szCs w:val="28"/>
+          <w:lang w:val="en-US"/>
+        </w:rPr>
+      </w:pPr>
+      <w:r>
+        <w:rPr>
+          <w:rFonts w:cs="Times New Roman"/>
+          <w:szCs w:val="28"/>
+        </w:rPr>
         <w:t>На стороне сервера</w:t>
       </w:r>
       <w:r>
@@ -6949,7 +6609,6 @@
           <w:ilvl w:val="0"/>
           <w:numId w:val="7"/>
         </w:numPr>
-        <w:spacing w:line="360" w:lineRule="auto"/>
         <w:rPr>
           <w:rFonts w:cs="Times New Roman"/>
           <w:szCs w:val="28"/>
@@ -6990,17 +6649,8 @@
           <w:rFonts w:cs="Times New Roman"/>
           <w:szCs w:val="28"/>
         </w:rPr>
-        <w:t xml:space="preserve"> или </w:t>
-      </w:r>
-      <w:proofErr w:type="spellStart"/>
-      <w:r>
-        <w:rPr>
-          <w:rFonts w:cs="Times New Roman"/>
-          <w:szCs w:val="28"/>
-        </w:rPr>
-        <w:t>ником</w:t>
-      </w:r>
-      <w:proofErr w:type="spellEnd"/>
+        <w:t xml:space="preserve"> или ником</w:t>
+      </w:r>
       <w:r>
         <w:rPr>
           <w:rFonts w:cs="Times New Roman"/>
@@ -7016,27 +6666,17 @@
           <w:ilvl w:val="0"/>
           <w:numId w:val="7"/>
         </w:numPr>
-        <w:spacing w:line="360" w:lineRule="auto"/>
-        <w:rPr>
-          <w:rFonts w:cs="Times New Roman"/>
-          <w:szCs w:val="28"/>
-        </w:rPr>
-      </w:pPr>
-      <w:proofErr w:type="spellStart"/>
-      <w:r>
-        <w:rPr>
-          <w:rFonts w:cs="Times New Roman"/>
-          <w:szCs w:val="28"/>
-        </w:rPr>
-        <w:t>Валидация</w:t>
-      </w:r>
-      <w:proofErr w:type="spellEnd"/>
-      <w:r>
-        <w:rPr>
-          <w:rFonts w:cs="Times New Roman"/>
-          <w:szCs w:val="28"/>
-        </w:rPr>
-        <w:t xml:space="preserve"> логина (</w:t>
+        <w:rPr>
+          <w:rFonts w:cs="Times New Roman"/>
+          <w:szCs w:val="28"/>
+        </w:rPr>
+      </w:pPr>
+      <w:r>
+        <w:rPr>
+          <w:rFonts w:cs="Times New Roman"/>
+          <w:szCs w:val="28"/>
+        </w:rPr>
+        <w:t>Валидация логина (</w:t>
       </w:r>
       <w:r>
         <w:rPr>
@@ -7085,7 +6725,6 @@
     </w:p>
     <w:p>
       <w:pPr>
-        <w:spacing w:line="360" w:lineRule="auto"/>
         <w:ind w:firstLine="360"/>
         <w:rPr>
           <w:rFonts w:cs="Times New Roman"/>
@@ -7111,23 +6750,7 @@
           <w:rFonts w:cs="Times New Roman"/>
           <w:szCs w:val="28"/>
         </w:rPr>
-        <w:t xml:space="preserve">если же </w:t>
-      </w:r>
-      <w:proofErr w:type="spellStart"/>
-      <w:r>
-        <w:rPr>
-          <w:rFonts w:cs="Times New Roman"/>
-          <w:szCs w:val="28"/>
-        </w:rPr>
-        <w:t>валидация</w:t>
-      </w:r>
-      <w:proofErr w:type="spellEnd"/>
-      <w:r>
-        <w:rPr>
-          <w:rFonts w:cs="Times New Roman"/>
-          <w:szCs w:val="28"/>
-        </w:rPr>
-        <w:t xml:space="preserve"> данных не прошла</w:t>
+        <w:t>если же валидация данных не прошла</w:t>
       </w:r>
       <w:r>
         <w:rPr>
@@ -7165,7 +6788,7 @@
           <w:lang w:val="en-US"/>
         </w:rPr>
       </w:pPr>
-      <w:bookmarkStart w:id="8" w:name="_Toc69384875"/>
+      <w:bookmarkStart w:id="8" w:name="_Toc69469590"/>
       <w:r>
         <w:t>Окно</w:t>
       </w:r>
@@ -7176,7 +6799,6 @@
     </w:p>
     <w:p>
       <w:pPr>
-        <w:spacing w:line="360" w:lineRule="auto"/>
         <w:jc w:val="center"/>
         <w:rPr>
           <w:rFonts w:cs="Times New Roman"/>
@@ -7234,7 +6856,6 @@
     </w:p>
     <w:p>
       <w:pPr>
-        <w:spacing w:line="360" w:lineRule="auto"/>
         <w:ind w:firstLine="709"/>
         <w:rPr>
           <w:rFonts w:cs="Times New Roman"/>
@@ -7360,7 +6981,15 @@
           <w:rFonts w:cs="Times New Roman"/>
           <w:szCs w:val="28"/>
         </w:rPr>
-        <w:t>При успешном восстановлении осуществляется переход на окно информирования об успешном действии</w:t>
+        <w:t xml:space="preserve">При успешном восстановлении осуществляется </w:t>
+      </w:r>
+      <w:r>
+        <w:rPr>
+          <w:rFonts w:cs="Times New Roman"/>
+          <w:szCs w:val="28"/>
+        </w:rPr>
+        <w:lastRenderedPageBreak/>
+        <w:t>переход на окно информирования об успешном действии</w:t>
       </w:r>
       <w:r>
         <w:rPr>
@@ -7439,15 +7068,7 @@
           <w:rFonts w:cs="Times New Roman"/>
           <w:szCs w:val="28"/>
         </w:rPr>
-        <w:t xml:space="preserve">а также </w:t>
-      </w:r>
-      <w:r>
-        <w:rPr>
-          <w:rFonts w:cs="Times New Roman"/>
-          <w:szCs w:val="28"/>
-        </w:rPr>
-        <w:lastRenderedPageBreak/>
-        <w:t>длину паролей</w:t>
+        <w:t>а также длину паролей</w:t>
       </w:r>
       <w:r>
         <w:rPr>
@@ -7512,7 +7133,7 @@
       <w:pPr>
         <w:pStyle w:val="Heading2"/>
       </w:pPr>
-      <w:bookmarkStart w:id="9" w:name="_Toc69384876"/>
+      <w:bookmarkStart w:id="9" w:name="_Toc69469591"/>
       <w:r>
         <w:t>Окно успешного действия пользователя</w:t>
       </w:r>
@@ -7520,7 +7141,6 @@
     </w:p>
     <w:p>
       <w:pPr>
-        <w:spacing w:line="360" w:lineRule="auto"/>
         <w:ind w:firstLine="709"/>
         <w:rPr>
           <w:rFonts w:cs="Times New Roman"/>
@@ -7614,7 +7234,6 @@
     </w:p>
     <w:p>
       <w:pPr>
-        <w:spacing w:line="360" w:lineRule="auto"/>
         <w:jc w:val="center"/>
         <w:rPr>
           <w:rFonts w:cs="Times New Roman"/>
@@ -7725,7 +7344,7 @@
       <w:pPr>
         <w:pStyle w:val="Heading2"/>
       </w:pPr>
-      <w:bookmarkStart w:id="10" w:name="_Toc69384877"/>
+      <w:bookmarkStart w:id="10" w:name="_Toc69469592"/>
       <w:r>
         <w:t>Главное окно программы</w:t>
       </w:r>
@@ -7733,7 +7352,6 @@
     </w:p>
     <w:p>
       <w:pPr>
-        <w:spacing w:line="360" w:lineRule="auto"/>
         <w:ind w:firstLine="709"/>
       </w:pPr>
       <w:r>
@@ -7768,7 +7386,11 @@
         <w:t xml:space="preserve">, </w:t>
       </w:r>
       <w:r>
-        <w:t>правее расположен значок информации о выбранном чате</w:t>
+        <w:t xml:space="preserve">правее расположен значок информации о </w:t>
+      </w:r>
+      <w:r>
+        <w:lastRenderedPageBreak/>
+        <w:t>выбранном чате</w:t>
       </w:r>
       <w:r>
         <w:t>.</w:t>
@@ -7800,7 +7422,6 @@
     </w:p>
     <w:p>
       <w:pPr>
-        <w:spacing w:line="360" w:lineRule="auto"/>
         <w:jc w:val="center"/>
         <w:rPr>
           <w:rFonts w:cs="Times New Roman"/>
@@ -7811,7 +7432,6 @@
         <w:rPr>
           <w:noProof/>
         </w:rPr>
-        <w:lastRenderedPageBreak/>
         <w:drawing>
           <wp:inline distT="0" distB="0" distL="0" distR="0" wp14:anchorId="6E720CB5" wp14:editId="52621AFA">
             <wp:extent cx="6120130" cy="3939540"/>
@@ -7857,7 +7477,6 @@
     </w:p>
     <w:p>
       <w:pPr>
-        <w:spacing w:line="360" w:lineRule="auto"/>
         <w:ind w:firstLine="709"/>
         <w:rPr>
           <w:rFonts w:cs="Times New Roman"/>
@@ -7953,7 +7572,7 @@
       <w:pPr>
         <w:pStyle w:val="Heading2"/>
       </w:pPr>
-      <w:bookmarkStart w:id="11" w:name="_Toc69384878"/>
+      <w:bookmarkStart w:id="11" w:name="_Toc69469593"/>
       <w:r>
         <w:t>Окно создания новой чат-комнаты</w:t>
       </w:r>
@@ -7961,7 +7580,6 @@
     </w:p>
     <w:p>
       <w:pPr>
-        <w:spacing w:line="360" w:lineRule="auto"/>
         <w:ind w:firstLine="709"/>
         <w:rPr>
           <w:rFonts w:cs="Times New Roman"/>
@@ -8106,7 +7724,15 @@
           <w:rFonts w:cs="Times New Roman"/>
           <w:szCs w:val="28"/>
         </w:rPr>
-        <w:t>Если комната была успешно создана</w:t>
+        <w:t xml:space="preserve">Если комната </w:t>
+      </w:r>
+      <w:r>
+        <w:rPr>
+          <w:rFonts w:cs="Times New Roman"/>
+          <w:szCs w:val="28"/>
+        </w:rPr>
+        <w:lastRenderedPageBreak/>
+        <w:t>была успешно создана</w:t>
       </w:r>
       <w:r>
         <w:rPr>
@@ -8132,7 +7758,6 @@
     </w:p>
     <w:p>
       <w:pPr>
-        <w:spacing w:line="360" w:lineRule="auto"/>
         <w:jc w:val="center"/>
         <w:rPr>
           <w:rFonts w:cs="Times New Roman"/>
@@ -8145,7 +7770,6 @@
           <w:noProof/>
           <w:szCs w:val="28"/>
         </w:rPr>
-        <w:lastRenderedPageBreak/>
         <w:drawing>
           <wp:inline distT="0" distB="0" distL="0" distR="0" wp14:anchorId="5EA6230F" wp14:editId="3F7F0182">
             <wp:extent cx="6120130" cy="3973830"/>
@@ -8193,7 +7817,7 @@
       <w:pPr>
         <w:pStyle w:val="Heading2"/>
       </w:pPr>
-      <w:bookmarkStart w:id="12" w:name="_Toc69384879"/>
+      <w:bookmarkStart w:id="12" w:name="_Toc69469594"/>
       <w:r>
         <w:t xml:space="preserve">Окно с информацией о текущей </w:t>
       </w:r>
@@ -8207,7 +7831,6 @@
     </w:p>
     <w:p>
       <w:pPr>
-        <w:spacing w:line="360" w:lineRule="auto"/>
         <w:ind w:firstLine="709"/>
         <w:rPr>
           <w:rFonts w:cs="Times New Roman"/>
@@ -8262,23 +7885,7 @@
           <w:rFonts w:cs="Times New Roman"/>
           <w:szCs w:val="28"/>
         </w:rPr>
-        <w:t xml:space="preserve">их </w:t>
-      </w:r>
-      <w:proofErr w:type="spellStart"/>
-      <w:r>
-        <w:rPr>
-          <w:rFonts w:cs="Times New Roman"/>
-          <w:szCs w:val="28"/>
-        </w:rPr>
-        <w:t>никнеймах</w:t>
-      </w:r>
-      <w:proofErr w:type="spellEnd"/>
-      <w:r>
-        <w:rPr>
-          <w:rFonts w:cs="Times New Roman"/>
-          <w:szCs w:val="28"/>
-        </w:rPr>
-        <w:t xml:space="preserve"> и количестве</w:t>
+        <w:t>их никнеймах и количестве</w:t>
       </w:r>
       <w:r>
         <w:rPr>
@@ -8335,7 +7942,6 @@
     </w:p>
     <w:p>
       <w:pPr>
-        <w:spacing w:line="360" w:lineRule="auto"/>
         <w:jc w:val="center"/>
         <w:rPr>
           <w:rFonts w:cs="Times New Roman"/>
@@ -8350,6 +7956,7 @@
           <w:szCs w:val="28"/>
           <w:lang w:val="en-US"/>
         </w:rPr>
+        <w:lastRenderedPageBreak/>
         <w:drawing>
           <wp:inline distT="0" distB="0" distL="0" distR="0" wp14:anchorId="0705F335" wp14:editId="06946F38">
             <wp:extent cx="2919046" cy="2686686"/>
@@ -8397,164 +8004,162 @@
       <w:pPr>
         <w:pStyle w:val="Heading2"/>
       </w:pPr>
-      <w:bookmarkStart w:id="13" w:name="_Toc69384880"/>
-      <w:r>
+      <w:bookmarkStart w:id="13" w:name="_Toc69469595"/>
+      <w:r>
+        <w:t>Окно с информацией об авторе и программе</w:t>
+      </w:r>
+      <w:bookmarkEnd w:id="13"/>
+    </w:p>
+    <w:p>
+      <w:pPr>
+        <w:ind w:firstLine="709"/>
+        <w:rPr>
+          <w:rFonts w:cs="Times New Roman"/>
+          <w:szCs w:val="28"/>
+          <w:lang w:val="en-US"/>
+        </w:rPr>
+      </w:pPr>
+      <w:r>
+        <w:rPr>
+          <w:rFonts w:cs="Times New Roman"/>
+          <w:szCs w:val="28"/>
+        </w:rPr>
+        <w:t>Форма показывает основную информацию о разработанной программе</w:t>
+      </w:r>
+      <w:r>
+        <w:rPr>
+          <w:rFonts w:cs="Times New Roman"/>
+          <w:szCs w:val="28"/>
+        </w:rPr>
+        <w:t xml:space="preserve">, </w:t>
+      </w:r>
+      <w:r>
+        <w:rPr>
+          <w:rFonts w:cs="Times New Roman"/>
+          <w:szCs w:val="28"/>
+        </w:rPr>
+        <w:t>а также авторе</w:t>
+      </w:r>
+      <w:r>
+        <w:rPr>
+          <w:rFonts w:cs="Times New Roman"/>
+          <w:szCs w:val="28"/>
+        </w:rPr>
+        <w:t xml:space="preserve">: </w:t>
+      </w:r>
+      <w:r>
+        <w:rPr>
+          <w:rFonts w:cs="Times New Roman"/>
+          <w:szCs w:val="28"/>
+        </w:rPr>
+        <w:t xml:space="preserve">ФИО и ссылку на </w:t>
+      </w:r>
+      <w:r>
+        <w:rPr>
+          <w:rFonts w:cs="Times New Roman"/>
+          <w:szCs w:val="28"/>
+          <w:lang w:val="en-US"/>
+        </w:rPr>
+        <w:t>web</w:t>
+      </w:r>
+      <w:r>
+        <w:rPr>
+          <w:rFonts w:cs="Times New Roman"/>
+          <w:szCs w:val="28"/>
+        </w:rPr>
+        <w:t>-</w:t>
+      </w:r>
+      <w:r>
+        <w:rPr>
+          <w:rFonts w:cs="Times New Roman"/>
+          <w:szCs w:val="28"/>
+        </w:rPr>
+        <w:t>сайт разработчика</w:t>
+      </w:r>
+      <w:r>
+        <w:rPr>
+          <w:rFonts w:cs="Times New Roman"/>
+          <w:szCs w:val="28"/>
+        </w:rPr>
+        <w:t>.</w:t>
+      </w:r>
+      <w:r>
+        <w:rPr>
+          <w:rFonts w:cs="Times New Roman"/>
+          <w:szCs w:val="28"/>
+        </w:rPr>
+        <w:t xml:space="preserve"> При нажатии на ссылку происходит её открытие в браузере пользователя</w:t>
+      </w:r>
+      <w:r>
+        <w:rPr>
+          <w:rFonts w:cs="Times New Roman"/>
+          <w:szCs w:val="28"/>
+        </w:rPr>
+        <w:t xml:space="preserve">. </w:t>
+      </w:r>
+      <w:r>
+        <w:rPr>
+          <w:rFonts w:cs="Times New Roman"/>
+          <w:szCs w:val="28"/>
+        </w:rPr>
+        <w:t>При нажатии на кнопку</w:t>
+      </w:r>
+      <w:r>
+        <w:rPr>
+          <w:rFonts w:cs="Times New Roman"/>
+          <w:szCs w:val="28"/>
+          <w:lang w:val="en-US"/>
+        </w:rPr>
+        <w:t xml:space="preserve"> </w:t>
+      </w:r>
+      <w:r>
+        <w:rPr>
+          <w:rFonts w:cs="Times New Roman"/>
+          <w:szCs w:val="28"/>
+        </w:rPr>
+        <w:t>«Ок»</w:t>
+      </w:r>
+      <w:r>
+        <w:rPr>
+          <w:rFonts w:cs="Times New Roman"/>
+          <w:szCs w:val="28"/>
+          <w:lang w:val="en-US"/>
+        </w:rPr>
+        <w:t xml:space="preserve"> </w:t>
+      </w:r>
+      <w:r>
+        <w:rPr>
+          <w:rFonts w:cs="Times New Roman"/>
+          <w:szCs w:val="28"/>
+        </w:rPr>
+        <w:t>осуществляется закрытие окна</w:t>
+      </w:r>
+      <w:r>
+        <w:rPr>
+          <w:rFonts w:cs="Times New Roman"/>
+          <w:szCs w:val="28"/>
+          <w:lang w:val="en-US"/>
+        </w:rPr>
+        <w:t>.</w:t>
+      </w:r>
+    </w:p>
+    <w:p>
+      <w:pPr>
+        <w:jc w:val="center"/>
+        <w:rPr>
+          <w:rFonts w:cs="Times New Roman"/>
+          <w:szCs w:val="28"/>
+          <w:lang w:val="en-US"/>
+        </w:rPr>
+      </w:pPr>
+      <w:r>
+        <w:rPr>
+          <w:rFonts w:cs="Times New Roman"/>
+          <w:noProof/>
+          <w:szCs w:val="28"/>
+          <w:lang w:val="en-US"/>
+        </w:rPr>
         <w:lastRenderedPageBreak/>
-        <w:t>Окно с информацией об авторе и программе</w:t>
-      </w:r>
-      <w:bookmarkEnd w:id="13"/>
-    </w:p>
-    <w:p>
-      <w:pPr>
-        <w:spacing w:line="360" w:lineRule="auto"/>
-        <w:ind w:firstLine="709"/>
-        <w:rPr>
-          <w:rFonts w:cs="Times New Roman"/>
-          <w:szCs w:val="28"/>
-          <w:lang w:val="en-US"/>
-        </w:rPr>
-      </w:pPr>
-      <w:r>
-        <w:rPr>
-          <w:rFonts w:cs="Times New Roman"/>
-          <w:szCs w:val="28"/>
-        </w:rPr>
-        <w:t>Форма показывает основную информацию о разработанной программе</w:t>
-      </w:r>
-      <w:r>
-        <w:rPr>
-          <w:rFonts w:cs="Times New Roman"/>
-          <w:szCs w:val="28"/>
-        </w:rPr>
-        <w:t xml:space="preserve">, </w:t>
-      </w:r>
-      <w:r>
-        <w:rPr>
-          <w:rFonts w:cs="Times New Roman"/>
-          <w:szCs w:val="28"/>
-        </w:rPr>
-        <w:t>а также авторе</w:t>
-      </w:r>
-      <w:r>
-        <w:rPr>
-          <w:rFonts w:cs="Times New Roman"/>
-          <w:szCs w:val="28"/>
-        </w:rPr>
-        <w:t xml:space="preserve">: </w:t>
-      </w:r>
-      <w:r>
-        <w:rPr>
-          <w:rFonts w:cs="Times New Roman"/>
-          <w:szCs w:val="28"/>
-        </w:rPr>
-        <w:t xml:space="preserve">ФИО и ссылку на </w:t>
-      </w:r>
-      <w:r>
-        <w:rPr>
-          <w:rFonts w:cs="Times New Roman"/>
-          <w:szCs w:val="28"/>
-          <w:lang w:val="en-US"/>
-        </w:rPr>
-        <w:t>web</w:t>
-      </w:r>
-      <w:r>
-        <w:rPr>
-          <w:rFonts w:cs="Times New Roman"/>
-          <w:szCs w:val="28"/>
-        </w:rPr>
-        <w:t>-</w:t>
-      </w:r>
-      <w:r>
-        <w:rPr>
-          <w:rFonts w:cs="Times New Roman"/>
-          <w:szCs w:val="28"/>
-        </w:rPr>
-        <w:t>сайт разработчика</w:t>
-      </w:r>
-      <w:r>
-        <w:rPr>
-          <w:rFonts w:cs="Times New Roman"/>
-          <w:szCs w:val="28"/>
-        </w:rPr>
-        <w:t>.</w:t>
-      </w:r>
-      <w:r>
-        <w:rPr>
-          <w:rFonts w:cs="Times New Roman"/>
-          <w:szCs w:val="28"/>
-        </w:rPr>
-        <w:t xml:space="preserve"> При нажатии на ссылку происходит её открытие в браузере пользователя</w:t>
-      </w:r>
-      <w:r>
-        <w:rPr>
-          <w:rFonts w:cs="Times New Roman"/>
-          <w:szCs w:val="28"/>
-        </w:rPr>
-        <w:t xml:space="preserve">. </w:t>
-      </w:r>
-      <w:r>
-        <w:rPr>
-          <w:rFonts w:cs="Times New Roman"/>
-          <w:szCs w:val="28"/>
-        </w:rPr>
-        <w:t>При нажатии на кнопку</w:t>
-      </w:r>
-      <w:r>
-        <w:rPr>
-          <w:rFonts w:cs="Times New Roman"/>
-          <w:szCs w:val="28"/>
-          <w:lang w:val="en-US"/>
-        </w:rPr>
-        <w:t xml:space="preserve"> </w:t>
-      </w:r>
-      <w:r>
-        <w:rPr>
-          <w:rFonts w:cs="Times New Roman"/>
-          <w:szCs w:val="28"/>
-        </w:rPr>
-        <w:t>«Ок»</w:t>
-      </w:r>
-      <w:r>
-        <w:rPr>
-          <w:rFonts w:cs="Times New Roman"/>
-          <w:szCs w:val="28"/>
-          <w:lang w:val="en-US"/>
-        </w:rPr>
-        <w:t xml:space="preserve"> </w:t>
-      </w:r>
-      <w:r>
-        <w:rPr>
-          <w:rFonts w:cs="Times New Roman"/>
-          <w:szCs w:val="28"/>
-        </w:rPr>
-        <w:t>осуществляется закрытие окна</w:t>
-      </w:r>
-      <w:r>
-        <w:rPr>
-          <w:rFonts w:cs="Times New Roman"/>
-          <w:szCs w:val="28"/>
-          <w:lang w:val="en-US"/>
-        </w:rPr>
-        <w:t>.</w:t>
-      </w:r>
-    </w:p>
-    <w:p>
-      <w:pPr>
-        <w:spacing w:line="360" w:lineRule="auto"/>
-        <w:jc w:val="center"/>
-        <w:rPr>
-          <w:rFonts w:cs="Times New Roman"/>
-          <w:szCs w:val="28"/>
-          <w:lang w:val="en-US"/>
-        </w:rPr>
-      </w:pPr>
-      <w:r>
-        <w:rPr>
-          <w:rFonts w:cs="Times New Roman"/>
-          <w:noProof/>
-          <w:szCs w:val="28"/>
-          <w:lang w:val="en-US"/>
-        </w:rPr>
         <w:drawing>
           <wp:inline distT="0" distB="0" distL="0" distR="0" wp14:anchorId="66B0E5A0" wp14:editId="28B2FAB6">
             <wp:extent cx="4569519" cy="4387459"/>
@@ -8601,7 +8206,6 @@
     <w:p/>
     <w:p>
       <w:pPr>
-        <w:spacing w:line="360" w:lineRule="auto"/>
         <w:ind w:firstLine="709"/>
         <w:rPr>
           <w:rFonts w:cs="Times New Roman"/>
@@ -8611,7 +8215,6 @@
     </w:p>
     <w:p>
       <w:pPr>
-        <w:spacing w:line="360" w:lineRule="auto"/>
         <w:ind w:firstLine="709"/>
       </w:pPr>
       <w:r>
@@ -8626,10 +8229,10 @@
       <w:pPr>
         <w:pStyle w:val="Heading1"/>
       </w:pPr>
-      <w:bookmarkStart w:id="14" w:name="_Toc69384881"/>
-      <w:r>
-        <w:rPr>
-          <w:highlight w:val="yellow"/>
+      <w:bookmarkStart w:id="14" w:name="_Toc69469596"/>
+      <w:r>
+        <w:rPr>
+          <w:highlight w:val="green"/>
         </w:rPr>
         <w:lastRenderedPageBreak/>
         <w:t>СОСТАВ ПРИЛОЖЕНИЯ</w:t>
@@ -8640,7 +8243,7 @@
       <w:pPr>
         <w:pStyle w:val="Heading2"/>
       </w:pPr>
-      <w:bookmarkStart w:id="15" w:name="_Toc69384882"/>
+      <w:bookmarkStart w:id="15" w:name="_Toc69469597"/>
       <w:r>
         <w:t>Сервер</w:t>
       </w:r>
@@ -8648,7 +8251,6 @@
     </w:p>
     <w:p>
       <w:pPr>
-        <w:spacing w:line="360" w:lineRule="auto"/>
         <w:ind w:firstLine="709"/>
         <w:rPr>
           <w:rFonts w:cs="Times New Roman"/>
@@ -8684,7 +8286,6 @@
           <w:ilvl w:val="0"/>
           <w:numId w:val="8"/>
         </w:numPr>
-        <w:spacing w:line="360" w:lineRule="auto"/>
         <w:rPr>
           <w:rFonts w:cs="Times New Roman"/>
           <w:szCs w:val="28"/>
@@ -8717,9 +8318,193 @@
         <w:rPr>
           <w:rFonts w:cs="Times New Roman"/>
           <w:szCs w:val="28"/>
-          <w:lang w:val="en-US"/>
-        </w:rPr>
-        <w:t xml:space="preserve"> - </w:t>
+        </w:rPr>
+        <w:t xml:space="preserve"> </w:t>
+      </w:r>
+      <w:r>
+        <w:rPr>
+          <w:rFonts w:cs="Times New Roman"/>
+          <w:szCs w:val="28"/>
+        </w:rPr>
+        <w:t xml:space="preserve">для создания </w:t>
+      </w:r>
+      <w:r>
+        <w:rPr>
+          <w:rFonts w:cs="Times New Roman"/>
+          <w:szCs w:val="28"/>
+          <w:lang w:val="en-US"/>
+        </w:rPr>
+        <w:t>web</w:t>
+      </w:r>
+      <w:r>
+        <w:rPr>
+          <w:rFonts w:cs="Times New Roman"/>
+          <w:szCs w:val="28"/>
+        </w:rPr>
+        <w:t>-</w:t>
+      </w:r>
+      <w:r>
+        <w:rPr>
+          <w:rFonts w:cs="Times New Roman"/>
+          <w:szCs w:val="28"/>
+        </w:rPr>
+        <w:t>приложений</w:t>
+      </w:r>
+      <w:r>
+        <w:rPr>
+          <w:rFonts w:cs="Times New Roman"/>
+          <w:szCs w:val="28"/>
+        </w:rPr>
+        <w:t xml:space="preserve">, </w:t>
+      </w:r>
+      <w:r>
+        <w:rPr>
+          <w:rFonts w:cs="Times New Roman"/>
+          <w:szCs w:val="28"/>
+        </w:rPr>
+        <w:t xml:space="preserve">в том числе </w:t>
+      </w:r>
+      <w:r>
+        <w:rPr>
+          <w:rFonts w:cs="Times New Roman"/>
+          <w:szCs w:val="28"/>
+          <w:lang w:val="en-US"/>
+        </w:rPr>
+        <w:t>RESTful</w:t>
+      </w:r>
+      <w:r>
+        <w:rPr>
+          <w:rFonts w:cs="Times New Roman"/>
+          <w:szCs w:val="28"/>
+        </w:rPr>
+        <w:t>,</w:t>
+      </w:r>
+      <w:r>
+        <w:rPr>
+          <w:rFonts w:cs="Times New Roman"/>
+          <w:szCs w:val="28"/>
+        </w:rPr>
+        <w:t xml:space="preserve"> с использованием </w:t>
+      </w:r>
+      <w:r>
+        <w:rPr>
+          <w:rFonts w:cs="Times New Roman"/>
+          <w:szCs w:val="28"/>
+          <w:lang w:val="en-US"/>
+        </w:rPr>
+        <w:t>Spring</w:t>
+      </w:r>
+      <w:r>
+        <w:rPr>
+          <w:rFonts w:cs="Times New Roman"/>
+          <w:szCs w:val="28"/>
+        </w:rPr>
+        <w:t xml:space="preserve"> </w:t>
+      </w:r>
+      <w:r>
+        <w:rPr>
+          <w:rFonts w:cs="Times New Roman"/>
+          <w:szCs w:val="28"/>
+          <w:lang w:val="en-US"/>
+        </w:rPr>
+        <w:t>MVC</w:t>
+      </w:r>
+      <w:r>
+        <w:rPr>
+          <w:rFonts w:cs="Times New Roman"/>
+          <w:szCs w:val="28"/>
+        </w:rPr>
+        <w:t xml:space="preserve"> (</w:t>
+      </w:r>
+      <w:r>
+        <w:rPr>
+          <w:rFonts w:cs="Times New Roman"/>
+          <w:szCs w:val="28"/>
+          <w:lang w:val="en-US"/>
+        </w:rPr>
+        <w:t>Model</w:t>
+      </w:r>
+      <w:r>
+        <w:rPr>
+          <w:rFonts w:cs="Times New Roman"/>
+          <w:szCs w:val="28"/>
+        </w:rPr>
+        <w:t>-</w:t>
+      </w:r>
+      <w:r>
+        <w:rPr>
+          <w:rFonts w:cs="Times New Roman"/>
+          <w:szCs w:val="28"/>
+          <w:lang w:val="en-US"/>
+        </w:rPr>
+        <w:t>View</w:t>
+      </w:r>
+      <w:r>
+        <w:rPr>
+          <w:rFonts w:cs="Times New Roman"/>
+          <w:szCs w:val="28"/>
+        </w:rPr>
+        <w:t>-</w:t>
+      </w:r>
+      <w:r>
+        <w:rPr>
+          <w:rFonts w:cs="Times New Roman"/>
+          <w:szCs w:val="28"/>
+          <w:lang w:val="en-US"/>
+        </w:rPr>
+        <w:t>Controller</w:t>
+      </w:r>
+      <w:r>
+        <w:rPr>
+          <w:rFonts w:cs="Times New Roman"/>
+          <w:szCs w:val="28"/>
+        </w:rPr>
+        <w:t xml:space="preserve">). </w:t>
+      </w:r>
+      <w:r>
+        <w:rPr>
+          <w:rFonts w:cs="Times New Roman"/>
+          <w:szCs w:val="28"/>
+        </w:rPr>
+        <w:t xml:space="preserve">Использует сервер </w:t>
+      </w:r>
+      <w:r>
+        <w:rPr>
+          <w:rFonts w:cs="Times New Roman"/>
+          <w:szCs w:val="28"/>
+          <w:lang w:val="en-US"/>
+        </w:rPr>
+        <w:t xml:space="preserve">Apache Tomcat </w:t>
+      </w:r>
+      <w:r>
+        <w:rPr>
+          <w:rFonts w:cs="Times New Roman"/>
+          <w:szCs w:val="28"/>
+        </w:rPr>
+        <w:t>по</w:t>
+      </w:r>
+      <w:r>
+        <w:rPr>
+          <w:rFonts w:cs="Times New Roman"/>
+          <w:szCs w:val="28"/>
+          <w:lang w:val="en-US"/>
+        </w:rPr>
+        <w:t xml:space="preserve"> </w:t>
+      </w:r>
+      <w:r>
+        <w:rPr>
+          <w:rFonts w:cs="Times New Roman"/>
+          <w:szCs w:val="28"/>
+        </w:rPr>
+        <w:t>умолчанию</w:t>
+      </w:r>
+      <w:r>
+        <w:rPr>
+          <w:rFonts w:cs="Times New Roman"/>
+          <w:szCs w:val="28"/>
+          <w:lang w:val="en-US"/>
+        </w:rPr>
+        <w:t>;</w:t>
       </w:r>
     </w:p>
     <w:p>
@@ -8729,7 +8514,6 @@
           <w:ilvl w:val="0"/>
           <w:numId w:val="8"/>
         </w:numPr>
-        <w:spacing w:line="360" w:lineRule="auto"/>
         <w:rPr>
           <w:rFonts w:cs="Times New Roman"/>
           <w:szCs w:val="28"/>
@@ -8772,6 +8556,138 @@
           <w:lang w:val="en-US"/>
         </w:rPr>
         <w:t>MongoDB</w:t>
+      </w:r>
+      <w:r>
+        <w:rPr>
+          <w:rFonts w:cs="Times New Roman"/>
+          <w:szCs w:val="28"/>
+        </w:rPr>
+        <w:t xml:space="preserve"> – </w:t>
+      </w:r>
+      <w:r>
+        <w:rPr>
+          <w:rFonts w:cs="Times New Roman"/>
+          <w:szCs w:val="28"/>
+        </w:rPr>
+        <w:t>используется</w:t>
+      </w:r>
+      <w:r>
+        <w:rPr>
+          <w:rFonts w:cs="Times New Roman"/>
+          <w:szCs w:val="28"/>
+        </w:rPr>
+        <w:t xml:space="preserve"> </w:t>
+      </w:r>
+      <w:r>
+        <w:rPr>
+          <w:rFonts w:cs="Times New Roman"/>
+          <w:szCs w:val="28"/>
+        </w:rPr>
+        <w:t>для</w:t>
+      </w:r>
+      <w:r>
+        <w:rPr>
+          <w:rFonts w:cs="Times New Roman"/>
+          <w:szCs w:val="28"/>
+        </w:rPr>
+        <w:t xml:space="preserve"> </w:t>
+      </w:r>
+      <w:r>
+        <w:rPr>
+          <w:rFonts w:cs="Times New Roman"/>
+          <w:szCs w:val="28"/>
+        </w:rPr>
+        <w:t xml:space="preserve">представления сущностей в виде документов </w:t>
+      </w:r>
+      <w:r>
+        <w:rPr>
+          <w:rFonts w:cs="Times New Roman"/>
+          <w:szCs w:val="28"/>
+          <w:lang w:val="en-US"/>
+        </w:rPr>
+        <w:t>MongoDB</w:t>
+      </w:r>
+      <w:r>
+        <w:rPr>
+          <w:rFonts w:cs="Times New Roman"/>
+          <w:szCs w:val="28"/>
+        </w:rPr>
+        <w:t xml:space="preserve">. </w:t>
+      </w:r>
+      <w:r>
+        <w:rPr>
+          <w:rFonts w:cs="Times New Roman"/>
+          <w:szCs w:val="28"/>
+        </w:rPr>
+        <w:t xml:space="preserve">Содержит интерфейс </w:t>
+      </w:r>
+      <w:r>
+        <w:rPr>
+          <w:rFonts w:cs="Times New Roman"/>
+          <w:szCs w:val="28"/>
+          <w:lang w:val="en-US"/>
+        </w:rPr>
+        <w:t>MongoRepository</w:t>
+      </w:r>
+      <w:r>
+        <w:rPr>
+          <w:rFonts w:cs="Times New Roman"/>
+          <w:szCs w:val="28"/>
+        </w:rPr>
+        <w:t xml:space="preserve">: </w:t>
+      </w:r>
+      <w:r>
+        <w:rPr>
+          <w:rFonts w:cs="Times New Roman"/>
+          <w:szCs w:val="28"/>
+        </w:rPr>
+        <w:t xml:space="preserve">аналог </w:t>
+      </w:r>
+      <w:r>
+        <w:rPr>
+          <w:rFonts w:cs="Times New Roman"/>
+          <w:szCs w:val="28"/>
+          <w:lang w:val="en-US"/>
+        </w:rPr>
+        <w:t>JpaRepository</w:t>
+      </w:r>
+      <w:r>
+        <w:rPr>
+          <w:rFonts w:cs="Times New Roman"/>
+          <w:szCs w:val="28"/>
+          <w:lang w:val="en-US"/>
+        </w:rPr>
+        <w:t xml:space="preserve">, </w:t>
+      </w:r>
+      <w:r>
+        <w:rPr>
+          <w:rFonts w:cs="Times New Roman"/>
+          <w:szCs w:val="28"/>
+        </w:rPr>
+        <w:t xml:space="preserve">но для </w:t>
+      </w:r>
+      <w:r>
+        <w:rPr>
+          <w:rFonts w:cs="Times New Roman"/>
+          <w:szCs w:val="28"/>
+          <w:lang w:val="en-US"/>
+        </w:rPr>
+        <w:t xml:space="preserve">NoSQL </w:t>
+      </w:r>
+      <w:r>
+        <w:rPr>
+          <w:rFonts w:cs="Times New Roman"/>
+          <w:szCs w:val="28"/>
+        </w:rPr>
+        <w:t>СУБД</w:t>
+      </w:r>
+      <w:r>
+        <w:rPr>
+          <w:rFonts w:cs="Times New Roman"/>
+          <w:szCs w:val="28"/>
+          <w:lang w:val="en-US"/>
+        </w:rPr>
+        <w:t>;</w:t>
       </w:r>
     </w:p>
     <w:p>
@@ -8781,7 +8697,6 @@
           <w:ilvl w:val="0"/>
           <w:numId w:val="8"/>
         </w:numPr>
-        <w:spacing w:line="360" w:lineRule="auto"/>
         <w:rPr>
           <w:rFonts w:cs="Times New Roman"/>
           <w:szCs w:val="28"/>
@@ -8794,6 +8709,85 @@
           <w:lang w:val="en-US"/>
         </w:rPr>
         <w:t>Lombok</w:t>
+      </w:r>
+      <w:r>
+        <w:rPr>
+          <w:rFonts w:cs="Times New Roman"/>
+          <w:szCs w:val="28"/>
+        </w:rPr>
+        <w:t xml:space="preserve"> – удобный набор </w:t>
+      </w:r>
+      <w:r>
+        <w:rPr>
+          <w:rFonts w:cs="Times New Roman"/>
+          <w:szCs w:val="28"/>
+        </w:rPr>
+        <w:t xml:space="preserve">аннотаций для логирования и автопостроения </w:t>
+      </w:r>
+      <w:r>
+        <w:rPr>
+          <w:rFonts w:cs="Times New Roman"/>
+          <w:szCs w:val="28"/>
+          <w:lang w:val="en-US"/>
+        </w:rPr>
+        <w:t>setter</w:t>
+      </w:r>
+      <w:r>
+        <w:rPr>
+          <w:rFonts w:cs="Times New Roman"/>
+          <w:szCs w:val="28"/>
+        </w:rPr>
+        <w:t>’</w:t>
+      </w:r>
+      <w:r>
+        <w:rPr>
+          <w:rFonts w:cs="Times New Roman"/>
+          <w:szCs w:val="28"/>
+        </w:rPr>
+        <w:t>ов</w:t>
+      </w:r>
+      <w:r>
+        <w:rPr>
+          <w:rFonts w:cs="Times New Roman"/>
+          <w:szCs w:val="28"/>
+        </w:rPr>
+        <w:t xml:space="preserve"> </w:t>
+      </w:r>
+      <w:r>
+        <w:rPr>
+          <w:rFonts w:cs="Times New Roman"/>
+          <w:szCs w:val="28"/>
+        </w:rPr>
+        <w:t xml:space="preserve">и </w:t>
+      </w:r>
+      <w:r>
+        <w:rPr>
+          <w:rFonts w:cs="Times New Roman"/>
+          <w:szCs w:val="28"/>
+          <w:lang w:val="en-US"/>
+        </w:rPr>
+        <w:t>getter</w:t>
+      </w:r>
+      <w:r>
+        <w:rPr>
+          <w:rFonts w:cs="Times New Roman"/>
+          <w:szCs w:val="28"/>
+        </w:rPr>
+        <w:t>’</w:t>
+      </w:r>
+      <w:r>
+        <w:rPr>
+          <w:rFonts w:cs="Times New Roman"/>
+          <w:szCs w:val="28"/>
+        </w:rPr>
+        <w:t>ов</w:t>
+      </w:r>
+      <w:r>
+        <w:rPr>
+          <w:rFonts w:cs="Times New Roman"/>
+          <w:szCs w:val="28"/>
+        </w:rPr>
+        <w:t>;</w:t>
       </w:r>
     </w:p>
     <w:p>
@@ -8803,19 +8797,76 @@
           <w:ilvl w:val="0"/>
           <w:numId w:val="8"/>
         </w:numPr>
-        <w:spacing w:line="360" w:lineRule="auto"/>
-        <w:rPr>
-          <w:rFonts w:cs="Times New Roman"/>
-          <w:szCs w:val="28"/>
-        </w:rPr>
-      </w:pPr>
-      <w:r>
-        <w:rPr>
-          <w:rFonts w:cs="Times New Roman"/>
-          <w:szCs w:val="28"/>
-          <w:lang w:val="en-US"/>
-        </w:rPr>
-        <w:t>Maven</w:t>
+        <w:rPr>
+          <w:rFonts w:cs="Times New Roman"/>
+          <w:szCs w:val="28"/>
+        </w:rPr>
+      </w:pPr>
+      <w:r>
+        <w:rPr>
+          <w:rFonts w:cs="Times New Roman"/>
+          <w:szCs w:val="28"/>
+          <w:lang w:val="en-US"/>
+        </w:rPr>
+        <w:t>Apache</w:t>
+      </w:r>
+      <w:r>
+        <w:rPr>
+          <w:rFonts w:cs="Times New Roman"/>
+          <w:szCs w:val="28"/>
+        </w:rPr>
+        <w:t xml:space="preserve"> </w:t>
+      </w:r>
+      <w:r>
+        <w:rPr>
+          <w:rFonts w:cs="Times New Roman"/>
+          <w:szCs w:val="28"/>
+          <w:lang w:val="en-US"/>
+        </w:rPr>
+        <w:t>m</w:t>
+      </w:r>
+      <w:r>
+        <w:rPr>
+          <w:rFonts w:cs="Times New Roman"/>
+          <w:szCs w:val="28"/>
+          <w:lang w:val="en-US"/>
+        </w:rPr>
+        <w:t>aven</w:t>
+      </w:r>
+      <w:r>
+        <w:rPr>
+          <w:rFonts w:cs="Times New Roman"/>
+          <w:szCs w:val="28"/>
+        </w:rPr>
+        <w:t xml:space="preserve"> –</w:t>
+      </w:r>
+      <w:r>
+        <w:rPr>
+          <w:rFonts w:cs="Times New Roman"/>
+          <w:szCs w:val="28"/>
+        </w:rPr>
+        <w:t xml:space="preserve"> основной</w:t>
+      </w:r>
+      <w:r>
+        <w:rPr>
+          <w:rFonts w:cs="Times New Roman"/>
+          <w:szCs w:val="28"/>
+        </w:rPr>
+        <w:t xml:space="preserve"> </w:t>
+      </w:r>
+      <w:r>
+        <w:rPr>
+          <w:rFonts w:cs="Times New Roman"/>
+          <w:szCs w:val="28"/>
+        </w:rPr>
+        <w:t>сборщик проекта</w:t>
+      </w:r>
+      <w:r>
+        <w:rPr>
+          <w:rFonts w:cs="Times New Roman"/>
+          <w:szCs w:val="28"/>
+        </w:rPr>
+        <w:t>;</w:t>
       </w:r>
     </w:p>
     <w:p>
@@ -8825,7 +8876,6 @@
           <w:ilvl w:val="0"/>
           <w:numId w:val="8"/>
         </w:numPr>
-        <w:spacing w:line="360" w:lineRule="auto"/>
         <w:rPr>
           <w:rFonts w:cs="Times New Roman"/>
           <w:szCs w:val="28"/>
@@ -8883,6 +8933,532 @@
           <w:lang w:val="en-US"/>
         </w:rPr>
         <w:t>plugin</w:t>
+      </w:r>
+      <w:r>
+        <w:rPr>
+          <w:rFonts w:cs="Times New Roman"/>
+          <w:szCs w:val="28"/>
+        </w:rPr>
+        <w:t xml:space="preserve"> – </w:t>
+      </w:r>
+      <w:r>
+        <w:rPr>
+          <w:rFonts w:cs="Times New Roman"/>
+          <w:szCs w:val="28"/>
+        </w:rPr>
+        <w:t>плагин</w:t>
+      </w:r>
+      <w:r>
+        <w:rPr>
+          <w:rFonts w:cs="Times New Roman"/>
+          <w:szCs w:val="28"/>
+        </w:rPr>
+        <w:t xml:space="preserve"> </w:t>
+      </w:r>
+      <w:r>
+        <w:rPr>
+          <w:rFonts w:cs="Times New Roman"/>
+          <w:szCs w:val="28"/>
+        </w:rPr>
+        <w:t>для</w:t>
+      </w:r>
+      <w:r>
+        <w:rPr>
+          <w:rFonts w:cs="Times New Roman"/>
+          <w:szCs w:val="28"/>
+        </w:rPr>
+        <w:t xml:space="preserve"> </w:t>
+      </w:r>
+      <w:r>
+        <w:rPr>
+          <w:rFonts w:cs="Times New Roman"/>
+          <w:szCs w:val="28"/>
+        </w:rPr>
+        <w:t>сборки решения</w:t>
+      </w:r>
+      <w:r>
+        <w:rPr>
+          <w:rFonts w:cs="Times New Roman"/>
+          <w:szCs w:val="28"/>
+        </w:rPr>
+        <w:t>.</w:t>
+      </w:r>
+    </w:p>
+    <w:p>
+      <w:pPr>
+        <w:ind w:firstLine="360"/>
+        <w:rPr>
+          <w:rFonts w:cs="Times New Roman"/>
+          <w:szCs w:val="28"/>
+        </w:rPr>
+      </w:pPr>
+      <w:r>
+        <w:rPr>
+          <w:rFonts w:cs="Times New Roman"/>
+          <w:szCs w:val="28"/>
+        </w:rPr>
+        <w:t xml:space="preserve">Все решение запаковано в образ </w:t>
+      </w:r>
+      <w:r>
+        <w:rPr>
+          <w:rFonts w:cs="Times New Roman"/>
+          <w:szCs w:val="28"/>
+          <w:lang w:val="en-US"/>
+        </w:rPr>
+        <w:t>docker</w:t>
+      </w:r>
+      <w:r>
+        <w:rPr>
+          <w:rFonts w:cs="Times New Roman"/>
+          <w:szCs w:val="28"/>
+        </w:rPr>
+        <w:t>-</w:t>
+      </w:r>
+      <w:r>
+        <w:rPr>
+          <w:rFonts w:cs="Times New Roman"/>
+          <w:szCs w:val="28"/>
+        </w:rPr>
+        <w:t xml:space="preserve">контейнера и доступно в репозиториях </w:t>
+      </w:r>
+      <w:r>
+        <w:rPr>
+          <w:rFonts w:cs="Times New Roman"/>
+          <w:szCs w:val="28"/>
+          <w:lang w:val="en-US"/>
+        </w:rPr>
+        <w:t>docker</w:t>
+      </w:r>
+      <w:r>
+        <w:rPr>
+          <w:rFonts w:cs="Times New Roman"/>
+          <w:szCs w:val="28"/>
+        </w:rPr>
+        <w:t xml:space="preserve"> </w:t>
+      </w:r>
+      <w:r>
+        <w:rPr>
+          <w:rFonts w:cs="Times New Roman"/>
+          <w:szCs w:val="28"/>
+          <w:lang w:val="en-US"/>
+        </w:rPr>
+        <w:t>hub</w:t>
+      </w:r>
+      <w:r>
+        <w:rPr>
+          <w:rFonts w:cs="Times New Roman"/>
+          <w:szCs w:val="28"/>
+        </w:rPr>
+        <w:t xml:space="preserve"> </w:t>
+      </w:r>
+      <w:r>
+        <w:rPr>
+          <w:rFonts w:cs="Times New Roman"/>
+          <w:szCs w:val="28"/>
+        </w:rPr>
+        <w:t xml:space="preserve">и </w:t>
+      </w:r>
+      <w:r>
+        <w:rPr>
+          <w:rFonts w:cs="Times New Roman"/>
+          <w:szCs w:val="28"/>
+          <w:lang w:val="en-US"/>
+        </w:rPr>
+        <w:t>github</w:t>
+      </w:r>
+      <w:r>
+        <w:rPr>
+          <w:rFonts w:cs="Times New Roman"/>
+          <w:szCs w:val="28"/>
+        </w:rPr>
+        <w:t xml:space="preserve"> </w:t>
+      </w:r>
+      <w:r>
+        <w:rPr>
+          <w:rFonts w:cs="Times New Roman"/>
+          <w:szCs w:val="28"/>
+          <w:lang w:val="en-US"/>
+        </w:rPr>
+        <w:t>packages</w:t>
+      </w:r>
+      <w:r>
+        <w:rPr>
+          <w:rFonts w:cs="Times New Roman"/>
+          <w:szCs w:val="28"/>
+        </w:rPr>
+        <w:t>.</w:t>
+      </w:r>
+    </w:p>
+    <w:p>
+      <w:pPr>
+        <w:jc w:val="center"/>
+        <w:rPr>
+          <w:rFonts w:cs="Times New Roman"/>
+          <w:szCs w:val="28"/>
+        </w:rPr>
+      </w:pPr>
+      <w:r>
+        <w:rPr>
+          <w:rFonts w:cs="Times New Roman"/>
+          <w:noProof/>
+          <w:szCs w:val="28"/>
+        </w:rPr>
+        <w:lastRenderedPageBreak/>
+        <w:drawing>
+          <wp:inline distT="0" distB="0" distL="0" distR="0" wp14:anchorId="61CBCEF0" wp14:editId="225D9BD9">
+            <wp:extent cx="3344779" cy="3593952"/>
+            <wp:effectExtent l="0" t="0" r="0" b="635"/>
+            <wp:docPr id="1" name="Picture 1"/>
+            <wp:cNvGraphicFramePr>
+              <a:graphicFrameLocks xmlns:a="http://schemas.openxmlformats.org/drawingml/2006/main" noChangeAspect="1"/>
+            </wp:cNvGraphicFramePr>
+            <a:graphic xmlns:a="http://schemas.openxmlformats.org/drawingml/2006/main">
+              <a:graphicData uri="http://schemas.openxmlformats.org/drawingml/2006/picture">
+                <pic:pic xmlns:pic="http://schemas.openxmlformats.org/drawingml/2006/picture">
+                  <pic:nvPicPr>
+                    <pic:cNvPr id="1" name="Picture 1"/>
+                    <pic:cNvPicPr/>
+                  </pic:nvPicPr>
+                  <pic:blipFill>
+                    <a:blip r:embed="rId20">
+                      <a:extLst>
+                        <a:ext uri="{28A0092B-C50C-407E-A947-70E740481C1C}">
+                          <a14:useLocalDpi xmlns:a14="http://schemas.microsoft.com/office/drawing/2010/main" val="0"/>
+                        </a:ext>
+                      </a:extLst>
+                    </a:blip>
+                    <a:stretch>
+                      <a:fillRect/>
+                    </a:stretch>
+                  </pic:blipFill>
+                  <pic:spPr>
+                    <a:xfrm>
+                      <a:off x="0" y="0"/>
+                      <a:ext cx="3382754" cy="3634756"/>
+                    </a:xfrm>
+                    <a:prstGeom prst="rect">
+                      <a:avLst/>
+                    </a:prstGeom>
+                  </pic:spPr>
+                </pic:pic>
+              </a:graphicData>
+            </a:graphic>
+          </wp:inline>
+        </w:drawing>
+      </w:r>
+    </w:p>
+    <w:p>
+      <w:pPr>
+        <w:ind w:firstLine="709"/>
+        <w:rPr>
+          <w:rFonts w:cs="Times New Roman"/>
+          <w:szCs w:val="28"/>
+        </w:rPr>
+      </w:pPr>
+      <w:r>
+        <w:rPr>
+          <w:rFonts w:cs="Times New Roman"/>
+          <w:szCs w:val="28"/>
+        </w:rPr>
+        <w:t xml:space="preserve">Для оперативной развертки решения была написана конфигурация для скрипта </w:t>
+      </w:r>
+      <w:r>
+        <w:rPr>
+          <w:rFonts w:cs="Times New Roman"/>
+          <w:szCs w:val="28"/>
+          <w:lang w:val="en-US"/>
+        </w:rPr>
+        <w:t>docker</w:t>
+      </w:r>
+      <w:r>
+        <w:rPr>
+          <w:rFonts w:cs="Times New Roman"/>
+          <w:szCs w:val="28"/>
+        </w:rPr>
+        <w:t>-</w:t>
+      </w:r>
+      <w:r>
+        <w:rPr>
+          <w:rFonts w:cs="Times New Roman"/>
+          <w:szCs w:val="28"/>
+          <w:lang w:val="en-US"/>
+        </w:rPr>
+        <w:t>compose</w:t>
+      </w:r>
+      <w:r>
+        <w:rPr>
+          <w:rFonts w:cs="Times New Roman"/>
+          <w:szCs w:val="28"/>
+        </w:rPr>
+        <w:t xml:space="preserve">, </w:t>
+      </w:r>
+      <w:r>
+        <w:rPr>
+          <w:rFonts w:cs="Times New Roman"/>
+          <w:szCs w:val="28"/>
+        </w:rPr>
+        <w:t xml:space="preserve">которая включает в себя деплой </w:t>
+      </w:r>
+      <w:r>
+        <w:rPr>
+          <w:rFonts w:cs="Times New Roman"/>
+          <w:szCs w:val="28"/>
+        </w:rPr>
+        <w:t xml:space="preserve">2 </w:t>
+      </w:r>
+      <w:r>
+        <w:rPr>
+          <w:rFonts w:cs="Times New Roman"/>
+          <w:szCs w:val="28"/>
+        </w:rPr>
+        <w:t>контейнеров</w:t>
+      </w:r>
+      <w:r>
+        <w:rPr>
+          <w:rFonts w:cs="Times New Roman"/>
+          <w:szCs w:val="28"/>
+        </w:rPr>
+        <w:t xml:space="preserve"> (</w:t>
+      </w:r>
+      <w:r>
+        <w:rPr>
+          <w:rFonts w:cs="Times New Roman"/>
+          <w:szCs w:val="28"/>
+          <w:lang w:val="en-US"/>
+        </w:rPr>
+        <w:t>MongoDB</w:t>
+      </w:r>
+      <w:r>
+        <w:rPr>
+          <w:rFonts w:cs="Times New Roman"/>
+          <w:szCs w:val="28"/>
+        </w:rPr>
+        <w:t xml:space="preserve"> </w:t>
+      </w:r>
+      <w:r>
+        <w:rPr>
+          <w:rFonts w:cs="Times New Roman"/>
+          <w:szCs w:val="28"/>
+        </w:rPr>
+        <w:t xml:space="preserve">и </w:t>
+      </w:r>
+      <w:r>
+        <w:rPr>
+          <w:rFonts w:cs="Times New Roman"/>
+          <w:szCs w:val="28"/>
+          <w:lang w:val="en-US"/>
+        </w:rPr>
+        <w:t>Spring</w:t>
+      </w:r>
+      <w:r>
+        <w:rPr>
+          <w:rFonts w:cs="Times New Roman"/>
+          <w:szCs w:val="28"/>
+        </w:rPr>
+        <w:t xml:space="preserve"> </w:t>
+      </w:r>
+      <w:r>
+        <w:rPr>
+          <w:rFonts w:cs="Times New Roman"/>
+          <w:szCs w:val="28"/>
+          <w:lang w:val="en-US"/>
+        </w:rPr>
+        <w:t>Boot</w:t>
+      </w:r>
+      <w:r>
+        <w:rPr>
+          <w:rFonts w:cs="Times New Roman"/>
+          <w:szCs w:val="28"/>
+        </w:rPr>
+        <w:t>)</w:t>
+      </w:r>
+      <w:r>
+        <w:rPr>
+          <w:rFonts w:cs="Times New Roman"/>
+          <w:szCs w:val="28"/>
+        </w:rPr>
+        <w:t xml:space="preserve"> с конфигурацией</w:t>
+      </w:r>
+      <w:r>
+        <w:rPr>
+          <w:rFonts w:cs="Times New Roman"/>
+          <w:szCs w:val="28"/>
+        </w:rPr>
+        <w:t xml:space="preserve">, </w:t>
+      </w:r>
+      <w:r>
+        <w:rPr>
+          <w:rFonts w:cs="Times New Roman"/>
+          <w:szCs w:val="28"/>
+        </w:rPr>
+        <w:t>указанной ниже</w:t>
+      </w:r>
+      <w:r>
+        <w:rPr>
+          <w:rFonts w:cs="Times New Roman"/>
+          <w:szCs w:val="28"/>
+        </w:rPr>
+        <w:t xml:space="preserve">. </w:t>
+      </w:r>
+      <w:r>
+        <w:rPr>
+          <w:rFonts w:cs="Times New Roman"/>
+          <w:szCs w:val="28"/>
+        </w:rPr>
+        <w:t xml:space="preserve">Во внутренней сети </w:t>
+      </w:r>
+      <w:r>
+        <w:rPr>
+          <w:rFonts w:cs="Times New Roman"/>
+          <w:szCs w:val="28"/>
+          <w:lang w:val="en-US"/>
+        </w:rPr>
+        <w:t>docker</w:t>
+      </w:r>
+      <w:r>
+        <w:rPr>
+          <w:rFonts w:cs="Times New Roman"/>
+          <w:szCs w:val="28"/>
+        </w:rPr>
+        <w:t xml:space="preserve"> </w:t>
+      </w:r>
+      <w:r>
+        <w:rPr>
+          <w:rFonts w:cs="Times New Roman"/>
+          <w:szCs w:val="28"/>
+        </w:rPr>
+        <w:t>передача данных происходит между контейнерами по порту 27017</w:t>
+      </w:r>
+      <w:r>
+        <w:rPr>
+          <w:rFonts w:cs="Times New Roman"/>
+          <w:szCs w:val="28"/>
+        </w:rPr>
+        <w:t xml:space="preserve">. </w:t>
+      </w:r>
+      <w:r>
+        <w:rPr>
+          <w:rFonts w:cs="Times New Roman"/>
+          <w:szCs w:val="28"/>
+        </w:rPr>
+        <w:t>Во внешнюю сеть пробрасывается 2 порта для получения соединений</w:t>
+      </w:r>
+      <w:r>
+        <w:rPr>
+          <w:rFonts w:cs="Times New Roman"/>
+          <w:szCs w:val="28"/>
+        </w:rPr>
+        <w:t>: 8080 (</w:t>
+      </w:r>
+      <w:r>
+        <w:rPr>
+          <w:rFonts w:cs="Times New Roman"/>
+          <w:szCs w:val="28"/>
+          <w:lang w:val="en-US"/>
+        </w:rPr>
+        <w:t>Apache</w:t>
+      </w:r>
+      <w:r>
+        <w:rPr>
+          <w:rFonts w:cs="Times New Roman"/>
+          <w:szCs w:val="28"/>
+        </w:rPr>
+        <w:t xml:space="preserve"> </w:t>
+      </w:r>
+      <w:r>
+        <w:rPr>
+          <w:rFonts w:cs="Times New Roman"/>
+          <w:szCs w:val="28"/>
+          <w:lang w:val="en-US"/>
+        </w:rPr>
+        <w:t>Tomcat</w:t>
+      </w:r>
+      <w:r>
+        <w:rPr>
+          <w:rFonts w:cs="Times New Roman"/>
+          <w:szCs w:val="28"/>
+        </w:rPr>
+        <w:t xml:space="preserve">) </w:t>
+      </w:r>
+      <w:r>
+        <w:rPr>
+          <w:rFonts w:cs="Times New Roman"/>
+          <w:szCs w:val="28"/>
+        </w:rPr>
+        <w:t xml:space="preserve">и 27017 </w:t>
+      </w:r>
+      <w:r>
+        <w:rPr>
+          <w:rFonts w:cs="Times New Roman"/>
+          <w:szCs w:val="28"/>
+        </w:rPr>
+        <w:t>(</w:t>
+      </w:r>
+      <w:r>
+        <w:rPr>
+          <w:rFonts w:cs="Times New Roman"/>
+          <w:szCs w:val="28"/>
+          <w:lang w:val="en-US"/>
+        </w:rPr>
+        <w:t>MongoDB</w:t>
+      </w:r>
+      <w:r>
+        <w:rPr>
+          <w:rFonts w:cs="Times New Roman"/>
+          <w:szCs w:val="28"/>
+        </w:rPr>
+        <w:t>).</w:t>
+      </w:r>
+    </w:p>
+    <w:p>
+      <w:pPr>
+        <w:pStyle w:val="Heading2"/>
+      </w:pPr>
+      <w:bookmarkStart w:id="16" w:name="_Toc69469598"/>
+      <w:r>
+        <w:t>База данных</w:t>
+      </w:r>
+      <w:bookmarkEnd w:id="16"/>
+    </w:p>
+    <w:p>
+      <w:pPr>
+        <w:ind w:firstLine="360"/>
+      </w:pPr>
+      <w:r>
+        <w:t xml:space="preserve">В качестве СУБД используется </w:t>
+      </w:r>
+      <w:r>
+        <w:t>документоориентированная</w:t>
+      </w:r>
+      <w:r>
+        <w:t xml:space="preserve"> </w:t>
+      </w:r>
+      <w:r>
+        <w:rPr>
+          <w:lang w:val="en-US"/>
+        </w:rPr>
+        <w:t>NoSQL</w:t>
+      </w:r>
+      <w:r>
+        <w:t xml:space="preserve"> </w:t>
+      </w:r>
+      <w:r>
+        <w:t xml:space="preserve">СУБД </w:t>
+      </w:r>
+      <w:r>
+        <w:rPr>
+          <w:lang w:val="en-US"/>
+        </w:rPr>
+        <w:t>MongoDB</w:t>
+      </w:r>
+      <w:r>
+        <w:t xml:space="preserve"> и состоит из следующих коллекций</w:t>
+      </w:r>
+      <w:r>
+        <w:t xml:space="preserve"> и полей</w:t>
+      </w:r>
+      <w:r>
+        <w:t>:</w:t>
       </w:r>
     </w:p>
     <w:p>
@@ -8890,397 +9466,828 @@
         <w:pStyle w:val="ListParagraph"/>
         <w:numPr>
           <w:ilvl w:val="0"/>
-          <w:numId w:val="8"/>
+          <w:numId w:val="11"/>
         </w:numPr>
-        <w:spacing w:line="360" w:lineRule="auto"/>
-        <w:rPr>
-          <w:rFonts w:cs="Times New Roman"/>
-          <w:szCs w:val="28"/>
-        </w:rPr>
-      </w:pPr>
-      <w:r>
-        <w:rPr>
-          <w:rFonts w:cs="Times New Roman"/>
-          <w:szCs w:val="28"/>
-        </w:rPr>
-        <w:t>Чета там еще</w:t>
-      </w:r>
-    </w:p>
-    <w:p>
-      <w:pPr>
-        <w:spacing w:line="360" w:lineRule="auto"/>
-        <w:ind w:firstLine="360"/>
-        <w:rPr>
-          <w:rFonts w:cs="Times New Roman"/>
-          <w:szCs w:val="28"/>
-        </w:rPr>
-      </w:pPr>
-      <w:r>
-        <w:rPr>
-          <w:rFonts w:cs="Times New Roman"/>
-          <w:szCs w:val="28"/>
-        </w:rPr>
-        <w:t xml:space="preserve">Все решение запаковано в образ </w:t>
-      </w:r>
-      <w:r>
-        <w:rPr>
-          <w:rFonts w:cs="Times New Roman"/>
-          <w:szCs w:val="28"/>
-          <w:lang w:val="en-US"/>
-        </w:rPr>
-        <w:t>docker</w:t>
-      </w:r>
-      <w:r>
-        <w:rPr>
-          <w:rFonts w:cs="Times New Roman"/>
-          <w:szCs w:val="28"/>
-        </w:rPr>
+      </w:pPr>
+      <w:r>
+        <w:rPr>
+          <w:lang w:val="en-US"/>
+        </w:rPr>
+        <w:t>LongPolls</w:t>
+      </w:r>
+      <w:r>
+        <w:t xml:space="preserve"> – буферная коллекция соединений лонгпулов</w:t>
+      </w:r>
+      <w:r>
+        <w:t>.</w:t>
+      </w:r>
+      <w:r>
+        <w:t xml:space="preserve"> Происходит очистка каждый раз</w:t>
+      </w:r>
+      <w:r>
+        <w:t xml:space="preserve">, </w:t>
+      </w:r>
+      <w:r>
+        <w:t>когда запускается сервер</w:t>
+      </w:r>
+      <w:r>
+        <w:t>.</w:t>
+      </w:r>
+      <w:r>
+        <w:t xml:space="preserve"> Содержит следующие атрибуты</w:t>
+      </w:r>
+      <w:r>
+        <w:t>:</w:t>
+      </w:r>
+    </w:p>
+    <w:p>
+      <w:pPr>
+        <w:pStyle w:val="ListParagraph"/>
+        <w:numPr>
+          <w:ilvl w:val="1"/>
+          <w:numId w:val="11"/>
+        </w:numPr>
+      </w:pPr>
+      <w:r>
+        <w:rPr>
+          <w:lang w:val="en-US"/>
+        </w:rPr>
+        <w:t xml:space="preserve">_id – </w:t>
+      </w:r>
+      <w:r>
+        <w:t xml:space="preserve">уникальный </w:t>
+      </w:r>
+      <w:r>
+        <w:t>идентификатор лонгпула</w:t>
+      </w:r>
+    </w:p>
+    <w:p>
+      <w:pPr>
+        <w:pStyle w:val="ListParagraph"/>
+        <w:numPr>
+          <w:ilvl w:val="1"/>
+          <w:numId w:val="11"/>
+        </w:numPr>
+      </w:pPr>
+      <w:r>
+        <w:rPr>
+          <w:lang w:val="en-US"/>
+        </w:rPr>
+        <w:t>t</w:t>
+      </w:r>
+      <w:r>
+        <w:rPr>
+          <w:lang w:val="en-US"/>
+        </w:rPr>
+        <w:t xml:space="preserve">s – </w:t>
+      </w:r>
+      <w:r>
+        <w:t>время создания лонгпула</w:t>
+      </w:r>
+    </w:p>
+    <w:p>
+      <w:pPr>
+        <w:pStyle w:val="ListParagraph"/>
+        <w:numPr>
+          <w:ilvl w:val="1"/>
+          <w:numId w:val="11"/>
+        </w:numPr>
+      </w:pPr>
+      <w:r>
+        <w:rPr>
+          <w:lang w:val="en-US"/>
+        </w:rPr>
+        <w:t>k</w:t>
+      </w:r>
+      <w:r>
+        <w:rPr>
+          <w:lang w:val="en-US"/>
+        </w:rPr>
+        <w:t>ey</w:t>
+      </w:r>
+      <w:r>
+        <w:t xml:space="preserve"> – </w:t>
+      </w:r>
+      <w:r>
+        <w:t>ключ доступа к лонгпулу</w:t>
+      </w:r>
+    </w:p>
+    <w:p>
+      <w:pPr>
+        <w:pStyle w:val="ListParagraph"/>
+        <w:numPr>
+          <w:ilvl w:val="1"/>
+          <w:numId w:val="11"/>
+        </w:numPr>
+      </w:pPr>
+      <w:r>
+        <w:rPr>
+          <w:lang w:val="en-US"/>
+        </w:rPr>
+        <w:t>u</w:t>
+      </w:r>
+      <w:r>
+        <w:rPr>
+          <w:lang w:val="en-US"/>
+        </w:rPr>
+        <w:t>ser</w:t>
+      </w:r>
+      <w:r>
+        <w:t>_</w:t>
+      </w:r>
+      <w:r>
+        <w:rPr>
+          <w:lang w:val="en-US"/>
+        </w:rPr>
+        <w:t>id</w:t>
+      </w:r>
+      <w:r>
+        <w:t xml:space="preserve"> – </w:t>
+      </w:r>
+      <w:r>
+        <w:t>идентификатор пользователя</w:t>
+      </w:r>
+      <w:r>
+        <w:t xml:space="preserve">, </w:t>
+      </w:r>
+      <w:r>
+        <w:t>с которым связан лонгпул</w:t>
+      </w:r>
+    </w:p>
+    <w:p>
+      <w:pPr>
+        <w:pStyle w:val="ListParagraph"/>
+        <w:numPr>
+          <w:ilvl w:val="0"/>
+          <w:numId w:val="11"/>
+        </w:numPr>
+      </w:pPr>
+      <w:r>
+        <w:rPr>
+          <w:lang w:val="en-US"/>
+        </w:rPr>
+        <w:lastRenderedPageBreak/>
+        <w:t>Messages</w:t>
+      </w:r>
+      <w:r>
+        <w:t xml:space="preserve"> – </w:t>
+      </w:r>
+      <w:r>
+        <w:t>коллекция сообщений пользователей</w:t>
+      </w:r>
+      <w:r>
+        <w:t xml:space="preserve">. </w:t>
+      </w:r>
+      <w:r>
+        <w:t>Содержит следующие атрибуты</w:t>
+      </w:r>
+      <w:r>
+        <w:t>:</w:t>
+      </w:r>
+    </w:p>
+    <w:p>
+      <w:pPr>
+        <w:pStyle w:val="ListParagraph"/>
+        <w:numPr>
+          <w:ilvl w:val="1"/>
+          <w:numId w:val="11"/>
+        </w:numPr>
+      </w:pPr>
+      <w:r>
+        <w:rPr>
+          <w:lang w:val="en-US"/>
+        </w:rPr>
+        <w:t xml:space="preserve">_id – </w:t>
+      </w:r>
+      <w:r>
+        <w:t>уникальный идентификатор сообщения</w:t>
+      </w:r>
+      <w:r>
+        <w:rPr>
+          <w:lang w:val="en-US"/>
+        </w:rPr>
+        <w:t>;</w:t>
+      </w:r>
+    </w:p>
+    <w:p>
+      <w:pPr>
+        <w:pStyle w:val="ListParagraph"/>
+        <w:numPr>
+          <w:ilvl w:val="1"/>
+          <w:numId w:val="11"/>
+        </w:numPr>
+      </w:pPr>
+      <w:r>
+        <w:rPr>
+          <w:lang w:val="en-US"/>
+        </w:rPr>
+        <w:t>user</w:t>
+      </w:r>
+      <w:r>
+        <w:t>_</w:t>
+      </w:r>
+      <w:r>
+        <w:rPr>
+          <w:lang w:val="en-US"/>
+        </w:rPr>
+        <w:t>id</w:t>
+      </w:r>
+      <w:r>
+        <w:t xml:space="preserve"> – </w:t>
+      </w:r>
+      <w:r>
+        <w:t>идентификатор пользователя</w:t>
+      </w:r>
+      <w:r>
+        <w:t>,</w:t>
+      </w:r>
+      <w:r>
+        <w:t xml:space="preserve"> который отправил сообщение</w:t>
+      </w:r>
+    </w:p>
+    <w:p>
+      <w:pPr>
+        <w:pStyle w:val="ListParagraph"/>
+        <w:numPr>
+          <w:ilvl w:val="1"/>
+          <w:numId w:val="11"/>
+        </w:numPr>
+      </w:pPr>
+      <w:r>
+        <w:rPr>
+          <w:lang w:val="en-US"/>
+        </w:rPr>
+        <w:t>text</w:t>
+      </w:r>
+      <w:r>
+        <w:t xml:space="preserve"> – </w:t>
+      </w:r>
+      <w:r>
+        <w:t>текст сообщения</w:t>
+      </w:r>
+      <w:r>
+        <w:t xml:space="preserve">, </w:t>
+      </w:r>
+      <w:r>
+        <w:t>отправленного пользователем</w:t>
+      </w:r>
+      <w:r>
+        <w:t>;</w:t>
+      </w:r>
+    </w:p>
+    <w:p>
+      <w:pPr>
+        <w:pStyle w:val="ListParagraph"/>
+        <w:numPr>
+          <w:ilvl w:val="1"/>
+          <w:numId w:val="11"/>
+        </w:numPr>
+      </w:pPr>
+      <w:r>
+        <w:rPr>
+          <w:lang w:val="en-US"/>
+        </w:rPr>
+        <w:t>room</w:t>
+      </w:r>
+      <w:r>
+        <w:t>_</w:t>
+      </w:r>
+      <w:r>
+        <w:rPr>
+          <w:lang w:val="en-US"/>
+        </w:rPr>
+        <w:t>id</w:t>
+      </w:r>
+      <w:r>
+        <w:t xml:space="preserve"> – </w:t>
+      </w:r>
+      <w:r>
+        <w:t>идентификатор чат-комнаты</w:t>
+      </w:r>
+      <w:r>
+        <w:t xml:space="preserve">, </w:t>
+      </w:r>
+      <w:r>
+        <w:t>к которой относится сообщение</w:t>
+      </w:r>
+    </w:p>
+    <w:p>
+      <w:pPr>
+        <w:pStyle w:val="ListParagraph"/>
+        <w:numPr>
+          <w:ilvl w:val="1"/>
+          <w:numId w:val="11"/>
+        </w:numPr>
+      </w:pPr>
+      <w:r>
+        <w:rPr>
+          <w:lang w:val="en-US"/>
+        </w:rPr>
+        <w:t>time</w:t>
+      </w:r>
+      <w:r>
+        <w:t>_</w:t>
+      </w:r>
+      <w:r>
+        <w:rPr>
+          <w:lang w:val="en-US"/>
+        </w:rPr>
+        <w:t>created</w:t>
+      </w:r>
+      <w:r>
+        <w:t xml:space="preserve"> – </w:t>
+      </w:r>
+      <w:r>
+        <w:t>время создания сообщения</w:t>
+      </w:r>
+      <w:r>
+        <w:t>;</w:t>
+      </w:r>
+    </w:p>
+    <w:p>
+      <w:pPr>
+        <w:pStyle w:val="ListParagraph"/>
+        <w:numPr>
+          <w:ilvl w:val="0"/>
+          <w:numId w:val="11"/>
+        </w:numPr>
+      </w:pPr>
+      <w:r>
+        <w:rPr>
+          <w:lang w:val="en-US"/>
+        </w:rPr>
+        <w:t>Rooms</w:t>
+      </w:r>
+      <w:r>
+        <w:t xml:space="preserve"> – </w:t>
+      </w:r>
+      <w:r>
+        <w:t>коллекция чат-комнат пользователей</w:t>
+      </w:r>
+      <w:r>
+        <w:t xml:space="preserve">. </w:t>
+      </w:r>
+      <w:r>
+        <w:t>Чат-комната может быть как диалогом (в комнате всего два участника)</w:t>
+      </w:r>
+      <w:r>
+        <w:t xml:space="preserve">, </w:t>
+      </w:r>
+      <w:r>
+        <w:t>так и конференцией (более двух участников)</w:t>
+      </w:r>
+      <w:r>
+        <w:t xml:space="preserve">. </w:t>
+      </w:r>
+      <w:r>
+        <w:t>Содержит следующие атрибуты</w:t>
+      </w:r>
+      <w:r>
+        <w:rPr>
+          <w:lang w:val="en-US"/>
+        </w:rPr>
+        <w:t>:</w:t>
+      </w:r>
+    </w:p>
+    <w:p>
+      <w:pPr>
+        <w:pStyle w:val="ListParagraph"/>
+        <w:numPr>
+          <w:ilvl w:val="1"/>
+          <w:numId w:val="11"/>
+        </w:numPr>
+      </w:pPr>
+      <w:r>
+        <w:rPr>
+          <w:lang w:val="en-US"/>
+        </w:rPr>
+        <w:t xml:space="preserve">_id – </w:t>
+      </w:r>
+      <w:r>
+        <w:t xml:space="preserve">уникальный идентификатор </w:t>
+      </w:r>
+      <w:r>
+        <w:t>комнаты</w:t>
+      </w:r>
+      <w:r>
+        <w:rPr>
+          <w:lang w:val="en-US"/>
+        </w:rPr>
+        <w:t>;</w:t>
+      </w:r>
+    </w:p>
+    <w:p>
+      <w:pPr>
+        <w:pStyle w:val="ListParagraph"/>
+        <w:numPr>
+          <w:ilvl w:val="1"/>
+          <w:numId w:val="11"/>
+        </w:numPr>
+      </w:pPr>
+      <w:r>
+        <w:rPr>
+          <w:lang w:val="en-US"/>
+        </w:rPr>
+        <w:t>creator</w:t>
+      </w:r>
+      <w:r>
+        <w:t>_</w:t>
+      </w:r>
+      <w:r>
+        <w:rPr>
+          <w:lang w:val="en-US"/>
+        </w:rPr>
+        <w:t>id</w:t>
+      </w:r>
+      <w:r>
+        <w:t xml:space="preserve"> – идентификатор создателя комнаты</w:t>
+      </w:r>
+      <w:r>
+        <w:t xml:space="preserve"> </w:t>
+      </w:r>
+      <w:r>
+        <w:t>или того</w:t>
+      </w:r>
+      <w:r>
+        <w:t xml:space="preserve">, </w:t>
+      </w:r>
+      <w:r>
+        <w:t xml:space="preserve">кто </w:t>
+      </w:r>
+      <w:r>
+        <w:t>инициировал</w:t>
+      </w:r>
+      <w:r>
+        <w:t xml:space="preserve"> </w:t>
+      </w:r>
+      <w:r>
+        <w:t>диалог</w:t>
+      </w:r>
+      <w:r>
+        <w:t>;</w:t>
+      </w:r>
+    </w:p>
+    <w:p>
+      <w:pPr>
+        <w:pStyle w:val="ListParagraph"/>
+        <w:numPr>
+          <w:ilvl w:val="1"/>
+          <w:numId w:val="11"/>
+        </w:numPr>
+      </w:pPr>
+      <w:r>
+        <w:rPr>
+          <w:lang w:val="en-US"/>
+        </w:rPr>
+        <w:t>users</w:t>
+      </w:r>
+      <w:r>
+        <w:t xml:space="preserve"> – </w:t>
+      </w:r>
+      <w:r>
+        <w:t>вложенная коллекция с идентификаторами пользователей-участников</w:t>
+      </w:r>
+      <w:r>
+        <w:t xml:space="preserve"> </w:t>
+      </w:r>
+      <w:r>
+        <w:t>комнаты</w:t>
+      </w:r>
+      <w:r>
+        <w:t>;</w:t>
+      </w:r>
+    </w:p>
+    <w:p>
+      <w:pPr>
+        <w:pStyle w:val="ListParagraph"/>
+        <w:numPr>
+          <w:ilvl w:val="1"/>
+          <w:numId w:val="11"/>
+        </w:numPr>
+      </w:pPr>
+      <w:r>
+        <w:rPr>
+          <w:lang w:val="en-US"/>
+        </w:rPr>
+        <w:t>name</w:t>
+      </w:r>
+      <w:r>
+        <w:t xml:space="preserve"> – </w:t>
+      </w:r>
+      <w:r>
+        <w:t>имя диалога/комнаты для отображения пользователю</w:t>
+      </w:r>
+      <w:r>
+        <w:t>;</w:t>
+      </w:r>
+    </w:p>
+    <w:p>
+      <w:pPr>
+        <w:pStyle w:val="ListParagraph"/>
+        <w:numPr>
+          <w:ilvl w:val="1"/>
+          <w:numId w:val="11"/>
+        </w:numPr>
+      </w:pPr>
+      <w:r>
+        <w:rPr>
+          <w:lang w:val="en-US"/>
+        </w:rPr>
+        <w:t>time</w:t>
+      </w:r>
+      <w:r>
+        <w:t>_</w:t>
+      </w:r>
+      <w:r>
+        <w:rPr>
+          <w:lang w:val="en-US"/>
+        </w:rPr>
+        <w:t>created</w:t>
+      </w:r>
+      <w:r>
+        <w:t xml:space="preserve"> - </w:t>
+      </w:r>
+      <w:r>
+        <w:t xml:space="preserve">время создания </w:t>
+      </w:r>
+      <w:r>
+        <w:t>комнаты</w:t>
+      </w:r>
+      <w:r>
+        <w:t>;</w:t>
+      </w:r>
+    </w:p>
+    <w:p>
+      <w:pPr>
+        <w:pStyle w:val="ListParagraph"/>
+        <w:numPr>
+          <w:ilvl w:val="0"/>
+          <w:numId w:val="11"/>
+        </w:numPr>
+      </w:pPr>
+      <w:r>
+        <w:rPr>
+          <w:lang w:val="en-US"/>
+        </w:rPr>
+        <w:t>Users</w:t>
+      </w:r>
+      <w:r>
+        <w:t xml:space="preserve"> – коллекция с информацией о пользователях системы</w:t>
+      </w:r>
+      <w:r>
+        <w:t xml:space="preserve">. </w:t>
+      </w:r>
+      <w:r>
+        <w:t>Содержит следующие атрибуты</w:t>
+      </w:r>
+      <w:r>
+        <w:t>:</w:t>
+      </w:r>
+    </w:p>
+    <w:p>
+      <w:pPr>
+        <w:pStyle w:val="ListParagraph"/>
+        <w:numPr>
+          <w:ilvl w:val="1"/>
+          <w:numId w:val="11"/>
+        </w:numPr>
+      </w:pPr>
+      <w:r>
+        <w:t>_</w:t>
+      </w:r>
+      <w:r>
+        <w:rPr>
+          <w:lang w:val="en-US"/>
+        </w:rPr>
+        <w:t>id</w:t>
+      </w:r>
+      <w:r>
+        <w:t xml:space="preserve"> – </w:t>
+      </w:r>
+      <w:r>
+        <w:t xml:space="preserve">уникальный идентификатор </w:t>
+      </w:r>
+      <w:r>
+        <w:t>пользователя</w:t>
+      </w:r>
+      <w:r>
+        <w:t>;</w:t>
+      </w:r>
+    </w:p>
+    <w:p>
+      <w:pPr>
+        <w:pStyle w:val="ListParagraph"/>
+        <w:numPr>
+          <w:ilvl w:val="1"/>
+          <w:numId w:val="11"/>
+        </w:numPr>
+      </w:pPr>
+      <w:r>
+        <w:rPr>
+          <w:lang w:val="en-US"/>
+        </w:rPr>
+        <w:t>name</w:t>
+      </w:r>
+      <w:r>
+        <w:t xml:space="preserve"> – </w:t>
+      </w:r>
+      <w:r>
+        <w:t>имя (ник) пользователя</w:t>
+      </w:r>
+      <w:r>
+        <w:t>;</w:t>
+      </w:r>
+    </w:p>
+    <w:p>
+      <w:pPr>
+        <w:pStyle w:val="ListParagraph"/>
+        <w:numPr>
+          <w:ilvl w:val="1"/>
+          <w:numId w:val="11"/>
+        </w:numPr>
+      </w:pPr>
+      <w:r>
+        <w:rPr>
+          <w:lang w:val="en-US"/>
+        </w:rPr>
+        <w:t>login</w:t>
+      </w:r>
+      <w:r>
+        <w:t xml:space="preserve"> </w:t>
+      </w:r>
+      <w:r>
+        <w:t>– (</w:t>
+      </w:r>
+      <w:r>
+        <w:rPr>
+          <w:lang w:val="en-US"/>
+        </w:rPr>
+        <w:t>e</w:t>
+      </w:r>
+      <w:r>
         <w:t>-</w:t>
       </w:r>
       <w:r>
         <w:rPr>
-          <w:rFonts w:cs="Times New Roman"/>
-          <w:szCs w:val="28"/>
-        </w:rPr>
-        <w:t xml:space="preserve">контейнера и доступно в </w:t>
-      </w:r>
-      <w:proofErr w:type="spellStart"/>
-      <w:r>
-        <w:rPr>
-          <w:rFonts w:cs="Times New Roman"/>
-          <w:szCs w:val="28"/>
-        </w:rPr>
-        <w:t>репозиториях</w:t>
-      </w:r>
-      <w:proofErr w:type="spellEnd"/>
-      <w:r>
-        <w:rPr>
-          <w:rFonts w:cs="Times New Roman"/>
-          <w:szCs w:val="28"/>
-        </w:rPr>
+          <w:lang w:val="en-US"/>
+        </w:rPr>
+        <w:t>mail</w:t>
+      </w:r>
+      <w:r>
+        <w:t>)</w:t>
+      </w:r>
+      <w:r>
         <w:t xml:space="preserve"> </w:t>
       </w:r>
       <w:r>
-        <w:rPr>
-          <w:rFonts w:cs="Times New Roman"/>
-          <w:szCs w:val="28"/>
-          <w:lang w:val="en-US"/>
-        </w:rPr>
-        <w:t>docker</w:t>
-      </w:r>
-      <w:r>
-        <w:rPr>
-          <w:rFonts w:cs="Times New Roman"/>
-          <w:szCs w:val="28"/>
-        </w:rPr>
+        <w:t>логин пользователя</w:t>
+      </w:r>
+      <w:r>
+        <w:t>;</w:t>
+      </w:r>
+    </w:p>
+    <w:p>
+      <w:pPr>
+        <w:pStyle w:val="ListParagraph"/>
+        <w:numPr>
+          <w:ilvl w:val="1"/>
+          <w:numId w:val="11"/>
+        </w:numPr>
+      </w:pPr>
+      <w:r>
+        <w:rPr>
+          <w:lang w:val="en-US"/>
+        </w:rPr>
+        <w:t xml:space="preserve">password – </w:t>
+      </w:r>
+      <w:r>
+        <w:t>пароль пользователя</w:t>
+      </w:r>
+      <w:r>
+        <w:rPr>
+          <w:lang w:val="en-US"/>
+        </w:rPr>
+        <w:t>;</w:t>
+      </w:r>
+    </w:p>
+    <w:p>
+      <w:pPr>
+        <w:pStyle w:val="ListParagraph"/>
+        <w:numPr>
+          <w:ilvl w:val="1"/>
+          <w:numId w:val="11"/>
+        </w:numPr>
+      </w:pPr>
+      <w:r>
+        <w:rPr>
+          <w:lang w:val="en-US"/>
+        </w:rPr>
+        <w:t>key</w:t>
+      </w:r>
+      <w:r>
+        <w:t xml:space="preserve"> – </w:t>
+      </w:r>
+      <w:r>
+        <w:t xml:space="preserve">ключ </w:t>
+      </w:r>
+      <w:r>
+        <w:rPr>
+          <w:lang w:val="en-US"/>
+        </w:rPr>
+        <w:t>API</w:t>
+      </w:r>
+      <w:r>
         <w:t xml:space="preserve"> </w:t>
       </w:r>
       <w:r>
-        <w:rPr>
-          <w:rFonts w:cs="Times New Roman"/>
-          <w:szCs w:val="28"/>
-          <w:lang w:val="en-US"/>
-        </w:rPr>
-        <w:t>hub</w:t>
-      </w:r>
-      <w:r>
-        <w:rPr>
-          <w:rFonts w:cs="Times New Roman"/>
-          <w:szCs w:val="28"/>
-        </w:rPr>
-        <w:t xml:space="preserve"> </w:t>
-      </w:r>
-      <w:r>
-        <w:rPr>
-          <w:rFonts w:cs="Times New Roman"/>
-          <w:szCs w:val="28"/>
-        </w:rPr>
-        <w:t xml:space="preserve">и </w:t>
-      </w:r>
-      <w:proofErr w:type="spellStart"/>
-      <w:r>
-        <w:rPr>
-          <w:rFonts w:cs="Times New Roman"/>
-          <w:szCs w:val="28"/>
-          <w:lang w:val="en-US"/>
-        </w:rPr>
-        <w:t>github</w:t>
-      </w:r>
-      <w:proofErr w:type="spellEnd"/>
-      <w:r>
-        <w:rPr>
-          <w:rFonts w:cs="Times New Roman"/>
-          <w:szCs w:val="28"/>
-        </w:rPr>
-        <w:t xml:space="preserve"> </w:t>
-      </w:r>
-      <w:r>
-        <w:rPr>
-          <w:rFonts w:cs="Times New Roman"/>
-          <w:szCs w:val="28"/>
-          <w:lang w:val="en-US"/>
-        </w:rPr>
-        <w:t>packages</w:t>
-      </w:r>
-      <w:r>
-        <w:rPr>
-          <w:rFonts w:cs="Times New Roman"/>
-          <w:szCs w:val="28"/>
-        </w:rPr>
+        <w:t>пользователя</w:t>
+      </w:r>
+      <w:r>
+        <w:rPr>
+          <w:lang w:val="en-US"/>
+        </w:rPr>
+        <w:t>;</w:t>
+      </w:r>
+    </w:p>
+    <w:p>
+      <w:pPr>
+        <w:pStyle w:val="ListParagraph"/>
+        <w:numPr>
+          <w:ilvl w:val="1"/>
+          <w:numId w:val="11"/>
+        </w:numPr>
+      </w:pPr>
+      <w:r>
+        <w:rPr>
+          <w:lang w:val="en-US"/>
+        </w:rPr>
+        <w:t>master</w:t>
+      </w:r>
+      <w:r>
+        <w:t>_</w:t>
+      </w:r>
+      <w:r>
+        <w:rPr>
+          <w:lang w:val="en-US"/>
+        </w:rPr>
+        <w:t>key</w:t>
+      </w:r>
+      <w:r>
+        <w:t xml:space="preserve"> – </w:t>
+      </w:r>
+      <w:r>
+        <w:t>мастер-ключ пользователя системы для смены обычного пароля на авторизацию пользователя</w:t>
+      </w:r>
+      <w:r>
+        <w:t>;</w:t>
+      </w:r>
+    </w:p>
+    <w:p>
+      <w:pPr>
+        <w:pStyle w:val="ListParagraph"/>
+        <w:numPr>
+          <w:ilvl w:val="1"/>
+          <w:numId w:val="11"/>
+        </w:numPr>
+      </w:pPr>
+      <w:r>
+        <w:rPr>
+          <w:lang w:val="en-US"/>
+        </w:rPr>
+        <w:t>time</w:t>
+      </w:r>
+      <w:r>
+        <w:t>_</w:t>
+      </w:r>
+      <w:r>
+        <w:rPr>
+          <w:lang w:val="en-US"/>
+        </w:rPr>
+        <w:t>created</w:t>
+      </w:r>
+      <w:r>
+        <w:t xml:space="preserve"> – </w:t>
+      </w:r>
+      <w:r>
+        <w:t>время регистрации пользователя системы</w:t>
+      </w:r>
+      <w:r>
         <w:t>.</w:t>
       </w:r>
     </w:p>
     <w:p>
       <w:pPr>
-        <w:spacing w:line="360" w:lineRule="auto"/>
-        <w:ind w:firstLine="709"/>
-        <w:rPr>
-          <w:rFonts w:cs="Times New Roman"/>
-          <w:szCs w:val="28"/>
-        </w:rPr>
-      </w:pPr>
-      <w:r>
-        <w:rPr>
-          <w:rFonts w:cs="Times New Roman"/>
-          <w:szCs w:val="28"/>
-        </w:rPr>
-        <w:t>Для оперативн</w:t>
-      </w:r>
-      <w:r>
-        <w:rPr>
-          <w:rFonts w:cs="Times New Roman"/>
-          <w:szCs w:val="28"/>
-        </w:rPr>
-        <w:t xml:space="preserve">ой развертки </w:t>
-      </w:r>
-      <w:r>
-        <w:rPr>
-          <w:rFonts w:cs="Times New Roman"/>
-          <w:szCs w:val="28"/>
-        </w:rPr>
-        <w:t xml:space="preserve">решения была написана конфигурация для скрипта </w:t>
-      </w:r>
-      <w:r>
-        <w:rPr>
-          <w:rFonts w:cs="Times New Roman"/>
-          <w:szCs w:val="28"/>
-          <w:lang w:val="en-US"/>
-        </w:rPr>
-        <w:t>docker</w:t>
-      </w:r>
-      <w:r>
-        <w:rPr>
-          <w:rFonts w:cs="Times New Roman"/>
-          <w:szCs w:val="28"/>
-        </w:rPr>
-        <w:t>-</w:t>
-      </w:r>
-      <w:r>
-        <w:rPr>
-          <w:rFonts w:cs="Times New Roman"/>
-          <w:szCs w:val="28"/>
-          <w:lang w:val="en-US"/>
-        </w:rPr>
-        <w:t>compose</w:t>
-      </w:r>
-      <w:r>
-        <w:rPr>
-          <w:rFonts w:cs="Times New Roman"/>
-          <w:szCs w:val="28"/>
-        </w:rPr>
-        <w:t xml:space="preserve">, </w:t>
-      </w:r>
-      <w:r>
-        <w:rPr>
-          <w:rFonts w:cs="Times New Roman"/>
-          <w:szCs w:val="28"/>
-        </w:rPr>
-        <w:t>которая включает в себя</w:t>
-      </w:r>
-      <w:r>
-        <w:rPr>
-          <w:rFonts w:cs="Times New Roman"/>
-          <w:szCs w:val="28"/>
-        </w:rPr>
-        <w:t xml:space="preserve"> </w:t>
-      </w:r>
-      <w:proofErr w:type="spellStart"/>
-      <w:r>
-        <w:rPr>
-          <w:rFonts w:cs="Times New Roman"/>
-          <w:szCs w:val="28"/>
-        </w:rPr>
-        <w:t>депл</w:t>
-      </w:r>
-      <w:r>
-        <w:rPr>
-          <w:rFonts w:cs="Times New Roman"/>
-          <w:szCs w:val="28"/>
-        </w:rPr>
-        <w:t>ой</w:t>
-      </w:r>
-      <w:proofErr w:type="spellEnd"/>
-      <w:r>
-        <w:rPr>
-          <w:rFonts w:cs="Times New Roman"/>
-          <w:szCs w:val="28"/>
-        </w:rPr>
-        <w:t xml:space="preserve"> контейнеров с конфигурацией</w:t>
-      </w:r>
-      <w:r>
-        <w:rPr>
-          <w:rFonts w:cs="Times New Roman"/>
-          <w:szCs w:val="28"/>
-        </w:rPr>
-        <w:t xml:space="preserve">, </w:t>
-      </w:r>
-      <w:r>
-        <w:rPr>
-          <w:rFonts w:cs="Times New Roman"/>
-          <w:szCs w:val="28"/>
-        </w:rPr>
-        <w:t>указанн</w:t>
-      </w:r>
-      <w:r>
-        <w:rPr>
-          <w:rFonts w:cs="Times New Roman"/>
-          <w:szCs w:val="28"/>
-        </w:rPr>
-        <w:t>ой</w:t>
-      </w:r>
-      <w:r>
-        <w:rPr>
-          <w:rFonts w:cs="Times New Roman"/>
-          <w:szCs w:val="28"/>
-        </w:rPr>
-        <w:t xml:space="preserve"> ниже</w:t>
-      </w:r>
-      <w:r>
-        <w:rPr>
-          <w:rFonts w:cs="Times New Roman"/>
-          <w:szCs w:val="28"/>
-        </w:rPr>
-        <w:t>:</w:t>
-      </w:r>
-    </w:p>
-    <w:p>
-      <w:pPr>
-        <w:spacing w:line="360" w:lineRule="auto"/>
-        <w:rPr>
-          <w:rFonts w:cs="Times New Roman"/>
-          <w:szCs w:val="28"/>
-        </w:rPr>
-      </w:pPr>
-      <w:r>
-        <w:rPr>
-          <w:rFonts w:cs="Times New Roman"/>
-          <w:szCs w:val="28"/>
-        </w:rPr>
-        <w:t>*</w:t>
-      </w:r>
-      <w:r>
-        <w:rPr>
-          <w:rFonts w:cs="Times New Roman"/>
-          <w:szCs w:val="28"/>
-        </w:rPr>
-        <w:t xml:space="preserve">ИЗОБРАЖЕНИЕ АРХИТЕКТУРЫ </w:t>
-      </w:r>
-      <w:r>
-        <w:rPr>
-          <w:rFonts w:cs="Times New Roman"/>
-          <w:szCs w:val="28"/>
-          <w:lang w:val="en-US"/>
-        </w:rPr>
-        <w:t>docker</w:t>
-      </w:r>
-      <w:r>
-        <w:rPr>
-          <w:rFonts w:cs="Times New Roman"/>
-          <w:szCs w:val="28"/>
-        </w:rPr>
-        <w:t>-</w:t>
-      </w:r>
-      <w:r>
-        <w:rPr>
-          <w:rFonts w:cs="Times New Roman"/>
-          <w:szCs w:val="28"/>
-        </w:rPr>
-        <w:t>контейнеров</w:t>
-      </w:r>
-      <w:r>
-        <w:rPr>
-          <w:rFonts w:cs="Times New Roman"/>
-          <w:szCs w:val="28"/>
-        </w:rPr>
-        <w:t>*</w:t>
-      </w:r>
-    </w:p>
-    <w:p>
-      <w:pPr>
         <w:pStyle w:val="Heading2"/>
       </w:pPr>
-      <w:bookmarkStart w:id="16" w:name="_Toc69384883"/>
-      <w:r>
-        <w:t>База данных</w:t>
-      </w:r>
-      <w:bookmarkEnd w:id="16"/>
-    </w:p>
-    <w:p>
-      <w:r>
-        <w:tab/>
-        <w:t xml:space="preserve">В качестве СУБД используется </w:t>
-      </w:r>
-      <w:proofErr w:type="spellStart"/>
-      <w:r>
-        <w:t>документоориентированная</w:t>
-      </w:r>
-      <w:proofErr w:type="spellEnd"/>
-      <w:r>
-        <w:t xml:space="preserve"> </w:t>
-      </w:r>
-      <w:r>
-        <w:rPr>
-          <w:lang w:val="en-US"/>
-        </w:rPr>
-        <w:t>MongoDB</w:t>
-      </w:r>
-      <w:r>
-        <w:t xml:space="preserve"> и состоит из следующих коллекций</w:t>
-      </w:r>
-      <w:r>
-        <w:t>:</w:t>
-      </w:r>
-    </w:p>
-    <w:p>
-      <w:r>
-        <w:t>*</w:t>
-      </w:r>
-      <w:r>
-        <w:t>КОЛЛЕКЦИИ</w:t>
-      </w:r>
-      <w:r>
-        <w:t xml:space="preserve">, </w:t>
-      </w:r>
-      <w:r>
-        <w:t>ИХ АТРИБУТЫ с описанием</w:t>
-      </w:r>
-      <w:r>
-        <w:t>*</w:t>
-      </w:r>
-    </w:p>
-    <w:p>
-      <w:pPr>
-        <w:pStyle w:val="Heading2"/>
-      </w:pPr>
-      <w:bookmarkStart w:id="17" w:name="_Toc69384884"/>
-      <w:r>
+      <w:bookmarkStart w:id="17" w:name="_Toc69469599"/>
+      <w:r>
+        <w:lastRenderedPageBreak/>
         <w:t>Клиент</w:t>
       </w:r>
       <w:bookmarkEnd w:id="17"/>
     </w:p>
     <w:p>
       <w:pPr>
-        <w:spacing w:line="360" w:lineRule="auto"/>
         <w:ind w:firstLine="360"/>
         <w:jc w:val="both"/>
         <w:rPr>
@@ -9331,7 +10338,6 @@
           <w:ilvl w:val="0"/>
           <w:numId w:val="9"/>
         </w:numPr>
-        <w:spacing w:line="360" w:lineRule="auto"/>
         <w:jc w:val="both"/>
         <w:rPr>
           <w:rFonts w:cs="Times New Roman"/>
@@ -9353,7 +10359,6 @@
         </w:rPr>
         <w:t xml:space="preserve"> (</w:t>
       </w:r>
-      <w:proofErr w:type="spellStart"/>
       <w:r>
         <w:rPr>
           <w:rFonts w:cs="Times New Roman"/>
@@ -9362,7 +10367,6 @@
         </w:rPr>
         <w:t>javafx</w:t>
       </w:r>
-      <w:proofErr w:type="spellEnd"/>
       <w:r>
         <w:rPr>
           <w:rFonts w:cs="Times New Roman"/>
@@ -9385,7 +10389,6 @@
         </w:rPr>
         <w:t xml:space="preserve">, </w:t>
       </w:r>
-      <w:proofErr w:type="spellStart"/>
       <w:r>
         <w:rPr>
           <w:rFonts w:cs="Times New Roman"/>
@@ -9394,7 +10397,6 @@
         </w:rPr>
         <w:t>javafx</w:t>
       </w:r>
-      <w:proofErr w:type="spellEnd"/>
       <w:r>
         <w:rPr>
           <w:rFonts w:cs="Times New Roman"/>
@@ -9402,7 +10404,6 @@
         </w:rPr>
         <w:t>-</w:t>
       </w:r>
-      <w:proofErr w:type="spellStart"/>
       <w:r>
         <w:rPr>
           <w:rFonts w:cs="Times New Roman"/>
@@ -9411,7 +10412,6 @@
         </w:rPr>
         <w:t>fxml</w:t>
       </w:r>
-      <w:proofErr w:type="spellEnd"/>
       <w:r>
         <w:rPr>
           <w:rFonts w:cs="Times New Roman"/>
@@ -9419,7 +10419,6 @@
         </w:rPr>
         <w:t xml:space="preserve">, </w:t>
       </w:r>
-      <w:proofErr w:type="spellStart"/>
       <w:r>
         <w:rPr>
           <w:rFonts w:cs="Times New Roman"/>
@@ -9428,7 +10427,6 @@
         </w:rPr>
         <w:t>javafx</w:t>
       </w:r>
-      <w:proofErr w:type="spellEnd"/>
       <w:r>
         <w:rPr>
           <w:rFonts w:cs="Times New Roman"/>
@@ -9509,14 +10507,12 @@
           <w:ilvl w:val="0"/>
           <w:numId w:val="9"/>
         </w:numPr>
-        <w:spacing w:line="360" w:lineRule="auto"/>
         <w:jc w:val="both"/>
         <w:rPr>
           <w:rFonts w:cs="Times New Roman"/>
           <w:szCs w:val="28"/>
         </w:rPr>
       </w:pPr>
-      <w:proofErr w:type="spellStart"/>
       <w:r>
         <w:rPr>
           <w:rFonts w:cs="Times New Roman"/>
@@ -9525,7 +10521,6 @@
         </w:rPr>
         <w:t>JFoenix</w:t>
       </w:r>
-      <w:proofErr w:type="spellEnd"/>
       <w:r>
         <w:rPr>
           <w:rFonts w:cs="Times New Roman"/>
@@ -9619,7 +10614,6 @@
           <w:ilvl w:val="0"/>
           <w:numId w:val="9"/>
         </w:numPr>
-        <w:spacing w:line="360" w:lineRule="auto"/>
         <w:jc w:val="both"/>
         <w:rPr>
           <w:rFonts w:cs="Times New Roman"/>
@@ -9632,7 +10626,6 @@
           <w:szCs w:val="28"/>
           <w:lang w:val="en-US"/>
         </w:rPr>
-        <w:lastRenderedPageBreak/>
         <w:t>Google</w:t>
       </w:r>
       <w:r>
@@ -9722,7 +10715,6 @@
           <w:ilvl w:val="0"/>
           <w:numId w:val="9"/>
         </w:numPr>
-        <w:spacing w:line="360" w:lineRule="auto"/>
         <w:jc w:val="both"/>
         <w:rPr>
           <w:rFonts w:cs="Times New Roman"/>
@@ -9802,7 +10794,6 @@
           <w:ilvl w:val="0"/>
           <w:numId w:val="9"/>
         </w:numPr>
-        <w:spacing w:line="360" w:lineRule="auto"/>
         <w:jc w:val="both"/>
         <w:rPr>
           <w:rFonts w:cs="Times New Roman"/>
@@ -9890,14 +10881,12 @@
           <w:ilvl w:val="0"/>
           <w:numId w:val="9"/>
         </w:numPr>
-        <w:spacing w:line="360" w:lineRule="auto"/>
         <w:jc w:val="both"/>
         <w:rPr>
           <w:rFonts w:cs="Times New Roman"/>
           <w:szCs w:val="28"/>
         </w:rPr>
       </w:pPr>
-      <w:proofErr w:type="spellStart"/>
       <w:r>
         <w:rPr>
           <w:rFonts w:cs="Times New Roman"/>
@@ -9906,7 +10895,6 @@
         </w:rPr>
         <w:t>javafx</w:t>
       </w:r>
-      <w:proofErr w:type="spellEnd"/>
       <w:r>
         <w:rPr>
           <w:rFonts w:cs="Times New Roman"/>
@@ -9949,23 +10937,7 @@
           <w:rFonts w:cs="Times New Roman"/>
           <w:szCs w:val="28"/>
         </w:rPr>
-        <w:t xml:space="preserve">плагин для </w:t>
-      </w:r>
-      <w:proofErr w:type="spellStart"/>
-      <w:r>
-        <w:rPr>
-          <w:rFonts w:cs="Times New Roman"/>
-          <w:szCs w:val="28"/>
-        </w:rPr>
-        <w:t>автоподстановки</w:t>
-      </w:r>
-      <w:proofErr w:type="spellEnd"/>
-      <w:r>
-        <w:rPr>
-          <w:rFonts w:cs="Times New Roman"/>
-          <w:szCs w:val="28"/>
-        </w:rPr>
-        <w:t xml:space="preserve"> флагов</w:t>
+        <w:t>плагин для автоподстановки флагов</w:t>
       </w:r>
       <w:r>
         <w:rPr>
@@ -10076,7 +11048,6 @@
         </w:rPr>
         <w:t xml:space="preserve">Содержит команду </w:t>
       </w:r>
-      <w:proofErr w:type="spellStart"/>
       <w:r>
         <w:rPr>
           <w:rFonts w:cs="Times New Roman"/>
@@ -10085,7 +11056,6 @@
         </w:rPr>
         <w:t>jlink</w:t>
       </w:r>
-      <w:proofErr w:type="spellEnd"/>
       <w:r>
         <w:rPr>
           <w:rFonts w:cs="Times New Roman"/>
@@ -10124,13 +11094,11 @@
     </w:p>
     <w:p>
       <w:pPr>
-        <w:spacing w:line="360" w:lineRule="auto"/>
         <w:ind w:firstLine="360"/>
         <w:jc w:val="both"/>
         <w:rPr>
           <w:rFonts w:cs="Times New Roman"/>
           <w:szCs w:val="28"/>
-          <w:lang w:val="en-US"/>
         </w:rPr>
       </w:pPr>
       <w:r>
@@ -10197,7 +11165,7 @@
           <w:rFonts w:cs="Times New Roman"/>
           <w:szCs w:val="28"/>
         </w:rPr>
-        <w:t>включает в себя следующие файлы и папки</w:t>
+        <w:t>включает в себя следующие папки</w:t>
       </w:r>
       <w:r>
         <w:rPr>
@@ -10209,7 +11177,11 @@
     </w:p>
     <w:p>
       <w:pPr>
-        <w:spacing w:line="360" w:lineRule="auto"/>
+        <w:pStyle w:val="ListParagraph"/>
+        <w:numPr>
+          <w:ilvl w:val="0"/>
+          <w:numId w:val="13"/>
+        </w:numPr>
         <w:jc w:val="both"/>
         <w:rPr>
           <w:rFonts w:cs="Times New Roman"/>
@@ -10220,13 +11192,39 @@
         <w:rPr>
           <w:rFonts w:cs="Times New Roman"/>
           <w:szCs w:val="28"/>
-        </w:rPr>
-        <w:t>ЛА</w:t>
-      </w:r>
-    </w:p>
-    <w:p>
-      <w:pPr>
-        <w:spacing w:line="360" w:lineRule="auto"/>
+          <w:lang w:val="en-US"/>
+        </w:rPr>
+        <w:t>bin</w:t>
+      </w:r>
+      <w:r>
+        <w:rPr>
+          <w:rFonts w:cs="Times New Roman"/>
+          <w:szCs w:val="28"/>
+        </w:rPr>
+        <w:t xml:space="preserve"> –</w:t>
+      </w:r>
+      <w:r>
+        <w:rPr>
+          <w:rFonts w:cs="Times New Roman"/>
+          <w:szCs w:val="28"/>
+        </w:rPr>
+        <w:t xml:space="preserve"> директория с исполняемыми файлами программы</w:t>
+      </w:r>
+      <w:r>
+        <w:rPr>
+          <w:rFonts w:cs="Times New Roman"/>
+          <w:szCs w:val="28"/>
+        </w:rPr>
+        <w:t>;</w:t>
+      </w:r>
+    </w:p>
+    <w:p>
+      <w:pPr>
+        <w:pStyle w:val="ListParagraph"/>
+        <w:numPr>
+          <w:ilvl w:val="0"/>
+          <w:numId w:val="13"/>
+        </w:numPr>
         <w:jc w:val="both"/>
         <w:rPr>
           <w:rFonts w:cs="Times New Roman"/>
@@ -10237,36 +11235,458 @@
         <w:rPr>
           <w:rFonts w:cs="Times New Roman"/>
           <w:szCs w:val="28"/>
-        </w:rPr>
-        <w:t xml:space="preserve">ЛА </w:t>
-      </w:r>
-    </w:p>
-    <w:p>
-      <w:pPr>
-        <w:spacing w:line="360" w:lineRule="auto"/>
+          <w:lang w:val="en-US"/>
+        </w:rPr>
+        <w:t>conf</w:t>
+      </w:r>
+      <w:r>
+        <w:rPr>
+          <w:rFonts w:cs="Times New Roman"/>
+          <w:szCs w:val="28"/>
+        </w:rPr>
+        <w:t xml:space="preserve"> </w:t>
+      </w:r>
+      <w:r>
+        <w:rPr>
+          <w:rFonts w:cs="Times New Roman"/>
+          <w:szCs w:val="28"/>
+        </w:rPr>
+        <w:t>– папка с файлами конфигурации программ</w:t>
+      </w:r>
+      <w:r>
+        <w:rPr>
+          <w:rFonts w:cs="Times New Roman"/>
+          <w:szCs w:val="28"/>
+        </w:rPr>
+        <w:t>;</w:t>
+      </w:r>
+    </w:p>
+    <w:p>
+      <w:pPr>
+        <w:pStyle w:val="ListParagraph"/>
+        <w:numPr>
+          <w:ilvl w:val="0"/>
+          <w:numId w:val="13"/>
+        </w:numPr>
         <w:jc w:val="both"/>
         <w:rPr>
           <w:rFonts w:cs="Times New Roman"/>
           <w:szCs w:val="28"/>
-        </w:rPr>
-      </w:pPr>
-      <w:r>
-        <w:rPr>
-          <w:rFonts w:cs="Times New Roman"/>
-          <w:szCs w:val="28"/>
-        </w:rPr>
-        <w:t xml:space="preserve">ЛА </w:t>
-      </w:r>
-    </w:p>
-    <w:p>
-      <w:pPr>
-        <w:spacing w:line="360" w:lineRule="auto"/>
+          <w:lang w:val="en-US"/>
+        </w:rPr>
+      </w:pPr>
+      <w:r>
+        <w:rPr>
+          <w:rFonts w:cs="Times New Roman"/>
+          <w:szCs w:val="28"/>
+          <w:lang w:val="en-US"/>
+        </w:rPr>
+        <w:t xml:space="preserve">legal – </w:t>
+      </w:r>
+      <w:r>
+        <w:rPr>
+          <w:rFonts w:cs="Times New Roman"/>
+          <w:szCs w:val="28"/>
+        </w:rPr>
+        <w:t>файлы с лицензиями</w:t>
+      </w:r>
+      <w:r>
+        <w:rPr>
+          <w:rFonts w:cs="Times New Roman"/>
+          <w:szCs w:val="28"/>
+          <w:lang w:val="en-US"/>
+        </w:rPr>
+        <w:t>;</w:t>
+      </w:r>
+    </w:p>
+    <w:p>
+      <w:pPr>
+        <w:pStyle w:val="ListParagraph"/>
+        <w:numPr>
+          <w:ilvl w:val="0"/>
+          <w:numId w:val="13"/>
+        </w:numPr>
         <w:jc w:val="both"/>
         <w:rPr>
           <w:rFonts w:cs="Times New Roman"/>
           <w:szCs w:val="28"/>
         </w:rPr>
       </w:pPr>
+      <w:r>
+        <w:rPr>
+          <w:rFonts w:cs="Times New Roman"/>
+          <w:szCs w:val="28"/>
+          <w:lang w:val="en-US"/>
+        </w:rPr>
+        <w:t>lib</w:t>
+      </w:r>
+      <w:r>
+        <w:rPr>
+          <w:rFonts w:cs="Times New Roman"/>
+          <w:szCs w:val="28"/>
+        </w:rPr>
+        <w:t xml:space="preserve"> – </w:t>
+      </w:r>
+      <w:r>
+        <w:rPr>
+          <w:rFonts w:cs="Times New Roman"/>
+          <w:szCs w:val="28"/>
+        </w:rPr>
+        <w:t xml:space="preserve">директория </w:t>
+      </w:r>
+      <w:r>
+        <w:rPr>
+          <w:rFonts w:cs="Times New Roman"/>
+          <w:szCs w:val="28"/>
+        </w:rPr>
+        <w:t>с файлами библиотек для корректной работы разработанного решения</w:t>
+      </w:r>
+      <w:r>
+        <w:rPr>
+          <w:rFonts w:cs="Times New Roman"/>
+          <w:szCs w:val="28"/>
+        </w:rPr>
+        <w:t>.</w:t>
+      </w:r>
+    </w:p>
+    <w:p>
+      <w:pPr>
+        <w:ind w:firstLine="360"/>
+        <w:jc w:val="both"/>
+        <w:rPr>
+          <w:rFonts w:cs="Times New Roman"/>
+          <w:szCs w:val="28"/>
+        </w:rPr>
+      </w:pPr>
+      <w:r>
+        <w:rPr>
+          <w:rFonts w:cs="Times New Roman"/>
+          <w:szCs w:val="28"/>
+        </w:rPr>
+        <w:t xml:space="preserve">Содержимое </w:t>
+      </w:r>
+      <w:r>
+        <w:rPr>
+          <w:rFonts w:cs="Times New Roman"/>
+          <w:szCs w:val="28"/>
+        </w:rPr>
+        <w:t>каждой директории зависит от операционной системы</w:t>
+      </w:r>
+      <w:r>
+        <w:rPr>
+          <w:rFonts w:cs="Times New Roman"/>
+          <w:szCs w:val="28"/>
+        </w:rPr>
+        <w:t xml:space="preserve">, </w:t>
+      </w:r>
+      <w:r>
+        <w:rPr>
+          <w:rFonts w:cs="Times New Roman"/>
+          <w:szCs w:val="28"/>
+        </w:rPr>
+        <w:t>для которой распространяется собранный образ</w:t>
+      </w:r>
+      <w:r>
+        <w:rPr>
+          <w:rFonts w:cs="Times New Roman"/>
+          <w:szCs w:val="28"/>
+        </w:rPr>
+        <w:t>,</w:t>
+      </w:r>
+      <w:r>
+        <w:rPr>
+          <w:rFonts w:cs="Times New Roman"/>
+          <w:szCs w:val="28"/>
+        </w:rPr>
+        <w:t xml:space="preserve"> но в директории </w:t>
+      </w:r>
+      <w:r>
+        <w:rPr>
+          <w:rFonts w:cs="Times New Roman"/>
+          <w:szCs w:val="28"/>
+          <w:lang w:val="en-US"/>
+        </w:rPr>
+        <w:t>bin</w:t>
+      </w:r>
+      <w:r>
+        <w:rPr>
+          <w:rFonts w:cs="Times New Roman"/>
+          <w:szCs w:val="28"/>
+        </w:rPr>
+        <w:t xml:space="preserve"> всегда будут содержаться следующие файлы</w:t>
+      </w:r>
+      <w:r>
+        <w:rPr>
+          <w:rFonts w:cs="Times New Roman"/>
+          <w:szCs w:val="28"/>
+        </w:rPr>
+        <w:t>:</w:t>
+      </w:r>
+    </w:p>
+    <w:p>
+      <w:pPr>
+        <w:pStyle w:val="ListParagraph"/>
+        <w:numPr>
+          <w:ilvl w:val="0"/>
+          <w:numId w:val="14"/>
+        </w:numPr>
+        <w:jc w:val="both"/>
+        <w:rPr>
+          <w:rFonts w:cs="Times New Roman"/>
+          <w:szCs w:val="28"/>
+        </w:rPr>
+      </w:pPr>
+      <w:r>
+        <w:rPr>
+          <w:rFonts w:cs="Times New Roman"/>
+          <w:szCs w:val="28"/>
+          <w:lang w:val="en-US"/>
+        </w:rPr>
+        <w:t xml:space="preserve">java </w:t>
+      </w:r>
+      <w:r>
+        <w:rPr>
+          <w:rFonts w:cs="Times New Roman"/>
+          <w:szCs w:val="28"/>
+          <w:lang w:val="en-US"/>
+        </w:rPr>
+        <w:t>–</w:t>
+      </w:r>
+      <w:r>
+        <w:rPr>
+          <w:rFonts w:cs="Times New Roman"/>
+          <w:szCs w:val="28"/>
+          <w:lang w:val="en-US"/>
+        </w:rPr>
+        <w:t xml:space="preserve"> </w:t>
+      </w:r>
+      <w:r>
+        <w:rPr>
+          <w:rFonts w:cs="Times New Roman"/>
+          <w:szCs w:val="28"/>
+        </w:rPr>
+        <w:t xml:space="preserve">дистрибутив </w:t>
+      </w:r>
+      <w:r>
+        <w:rPr>
+          <w:rFonts w:cs="Times New Roman"/>
+          <w:szCs w:val="28"/>
+          <w:lang w:val="en-US"/>
+        </w:rPr>
+        <w:t>java;</w:t>
+      </w:r>
+    </w:p>
+    <w:p>
+      <w:pPr>
+        <w:pStyle w:val="ListParagraph"/>
+        <w:numPr>
+          <w:ilvl w:val="0"/>
+          <w:numId w:val="14"/>
+        </w:numPr>
+        <w:jc w:val="both"/>
+        <w:rPr>
+          <w:rFonts w:cs="Times New Roman"/>
+          <w:szCs w:val="28"/>
+        </w:rPr>
+      </w:pPr>
+      <w:r>
+        <w:rPr>
+          <w:rFonts w:cs="Times New Roman"/>
+          <w:szCs w:val="28"/>
+          <w:lang w:val="en-US"/>
+        </w:rPr>
+        <w:lastRenderedPageBreak/>
+        <w:t>jrun</w:t>
+      </w:r>
+      <w:r>
+        <w:rPr>
+          <w:rFonts w:cs="Times New Roman"/>
+          <w:szCs w:val="28"/>
+        </w:rPr>
+        <w:t xml:space="preserve"> – </w:t>
+      </w:r>
+      <w:r>
+        <w:rPr>
+          <w:rFonts w:cs="Times New Roman"/>
+          <w:szCs w:val="28"/>
+        </w:rPr>
+        <w:t xml:space="preserve">программа для запуска машины </w:t>
+      </w:r>
+      <w:r>
+        <w:rPr>
+          <w:rFonts w:cs="Times New Roman"/>
+          <w:szCs w:val="28"/>
+          <w:lang w:val="en-US"/>
+        </w:rPr>
+        <w:t>java</w:t>
+      </w:r>
+      <w:r>
+        <w:rPr>
+          <w:rFonts w:cs="Times New Roman"/>
+          <w:szCs w:val="28"/>
+        </w:rPr>
+        <w:t>;</w:t>
+      </w:r>
+    </w:p>
+    <w:p>
+      <w:pPr>
+        <w:pStyle w:val="ListParagraph"/>
+        <w:numPr>
+          <w:ilvl w:val="0"/>
+          <w:numId w:val="14"/>
+        </w:numPr>
+        <w:jc w:val="both"/>
+        <w:rPr>
+          <w:rFonts w:cs="Times New Roman"/>
+          <w:szCs w:val="28"/>
+        </w:rPr>
+      </w:pPr>
+      <w:r>
+        <w:rPr>
+          <w:rFonts w:cs="Times New Roman"/>
+          <w:szCs w:val="28"/>
+          <w:lang w:val="en-US"/>
+        </w:rPr>
+        <w:t>RUN</w:t>
+      </w:r>
+      <w:r>
+        <w:rPr>
+          <w:rFonts w:cs="Times New Roman"/>
+          <w:szCs w:val="28"/>
+        </w:rPr>
+        <w:t>_</w:t>
+      </w:r>
+      <w:r>
+        <w:rPr>
+          <w:rFonts w:cs="Times New Roman"/>
+          <w:szCs w:val="28"/>
+          <w:lang w:val="en-US"/>
+        </w:rPr>
+        <w:t>ME</w:t>
+      </w:r>
+      <w:r>
+        <w:rPr>
+          <w:rFonts w:cs="Times New Roman"/>
+          <w:szCs w:val="28"/>
+        </w:rPr>
+        <w:t xml:space="preserve"> – </w:t>
+      </w:r>
+      <w:r>
+        <w:rPr>
+          <w:rFonts w:cs="Times New Roman"/>
+          <w:szCs w:val="28"/>
+        </w:rPr>
+        <w:t>основной файл для запуска программы</w:t>
+      </w:r>
+      <w:r>
+        <w:rPr>
+          <w:rFonts w:cs="Times New Roman"/>
+          <w:szCs w:val="28"/>
+        </w:rPr>
+        <w:t xml:space="preserve">. </w:t>
+      </w:r>
+      <w:r>
+        <w:rPr>
+          <w:rFonts w:cs="Times New Roman"/>
+          <w:szCs w:val="28"/>
+        </w:rPr>
+        <w:t xml:space="preserve">Может иметь разрешение </w:t>
+      </w:r>
+      <w:r>
+        <w:rPr>
+          <w:rFonts w:cs="Times New Roman"/>
+          <w:szCs w:val="28"/>
+        </w:rPr>
+        <w:t>.</w:t>
+      </w:r>
+      <w:r>
+        <w:rPr>
+          <w:rFonts w:cs="Times New Roman"/>
+          <w:szCs w:val="28"/>
+          <w:lang w:val="en-US"/>
+        </w:rPr>
+        <w:t>bat</w:t>
+      </w:r>
+      <w:r>
+        <w:rPr>
+          <w:rFonts w:cs="Times New Roman"/>
+          <w:szCs w:val="28"/>
+        </w:rPr>
+        <w:t xml:space="preserve"> </w:t>
+      </w:r>
+      <w:r>
+        <w:rPr>
+          <w:rFonts w:cs="Times New Roman"/>
+          <w:szCs w:val="28"/>
+        </w:rPr>
+        <w:t>(</w:t>
+      </w:r>
+      <w:r>
+        <w:rPr>
+          <w:rFonts w:cs="Times New Roman"/>
+          <w:szCs w:val="28"/>
+          <w:lang w:val="en-US"/>
+        </w:rPr>
+        <w:t>Windows</w:t>
+      </w:r>
+      <w:r>
+        <w:rPr>
+          <w:rFonts w:cs="Times New Roman"/>
+          <w:szCs w:val="28"/>
+        </w:rPr>
+        <w:t xml:space="preserve">) </w:t>
+      </w:r>
+      <w:r>
+        <w:rPr>
+          <w:rFonts w:cs="Times New Roman"/>
+          <w:szCs w:val="28"/>
+        </w:rPr>
+        <w:t xml:space="preserve">или </w:t>
+      </w:r>
+      <w:r>
+        <w:rPr>
+          <w:rFonts w:cs="Times New Roman"/>
+          <w:szCs w:val="28"/>
+        </w:rPr>
+        <w:t>.</w:t>
+      </w:r>
+      <w:r>
+        <w:rPr>
+          <w:rFonts w:cs="Times New Roman"/>
+          <w:szCs w:val="28"/>
+          <w:lang w:val="en-US"/>
+        </w:rPr>
+        <w:t>sh</w:t>
+      </w:r>
+      <w:r>
+        <w:rPr>
+          <w:rFonts w:cs="Times New Roman"/>
+          <w:szCs w:val="28"/>
+        </w:rPr>
+        <w:t xml:space="preserve"> (</w:t>
+      </w:r>
+      <w:r>
+        <w:rPr>
+          <w:rFonts w:cs="Times New Roman"/>
+          <w:szCs w:val="28"/>
+          <w:lang w:val="en-US"/>
+        </w:rPr>
+        <w:t>UNIX</w:t>
+      </w:r>
+      <w:r>
+        <w:rPr>
+          <w:rFonts w:cs="Times New Roman"/>
+          <w:szCs w:val="28"/>
+        </w:rPr>
+        <w:t>-</w:t>
+      </w:r>
+      <w:r>
+        <w:rPr>
+          <w:rFonts w:cs="Times New Roman"/>
+          <w:szCs w:val="28"/>
+        </w:rPr>
+        <w:t>подобные ОС)</w:t>
+      </w:r>
     </w:p>
     <w:p>
       <w:pPr>
@@ -10287,8 +11707,11 @@
       <w:pPr>
         <w:pStyle w:val="Heading1"/>
       </w:pPr>
-      <w:bookmarkStart w:id="18" w:name="_Toc69384885"/>
-      <w:r>
+      <w:bookmarkStart w:id="18" w:name="_Toc69469600"/>
+      <w:r>
+        <w:rPr>
+          <w:highlight w:val="yellow"/>
+        </w:rPr>
         <w:lastRenderedPageBreak/>
         <w:t>НАЗНАЧЕНИЕ И СОСТАВ КЛАССОВ ПРОГРАММЫ</w:t>
       </w:r>
@@ -10298,24 +11721,566 @@
       <w:pPr>
         <w:pStyle w:val="Heading2"/>
       </w:pPr>
-      <w:bookmarkStart w:id="19" w:name="_Toc69384886"/>
+      <w:bookmarkStart w:id="19" w:name="_Toc69469601"/>
       <w:r>
         <w:t>Сервер</w:t>
       </w:r>
       <w:bookmarkEnd w:id="19"/>
     </w:p>
     <w:p>
+      <w:pPr>
+        <w:ind w:firstLine="709"/>
+      </w:pPr>
+      <w:r>
+        <w:t>На</w:t>
+      </w:r>
+      <w:r>
+        <w:t xml:space="preserve"> сервере </w:t>
+      </w:r>
+      <w:r>
+        <w:t>задействовано</w:t>
+      </w:r>
+      <w:r>
+        <w:t xml:space="preserve"> </w:t>
+      </w:r>
+      <w:r>
+        <w:t xml:space="preserve">30 классов для </w:t>
+      </w:r>
+      <w:r>
+        <w:t>корректной работы решения</w:t>
+      </w:r>
+      <w:r>
+        <w:t xml:space="preserve">. </w:t>
+      </w:r>
+      <w:r>
+        <w:t>Среди них можно выделить следующие группы</w:t>
+      </w:r>
+      <w:r>
+        <w:t>:</w:t>
+      </w:r>
+    </w:p>
+    <w:p>
+      <w:pPr>
+        <w:pStyle w:val="ListParagraph"/>
+        <w:numPr>
+          <w:ilvl w:val="0"/>
+          <w:numId w:val="16"/>
+        </w:numPr>
+      </w:pPr>
+      <w:r>
+        <w:t>Контроллеры</w:t>
+      </w:r>
+      <w:r>
+        <w:t xml:space="preserve"> (5 </w:t>
+      </w:r>
+      <w:r>
+        <w:t>шт) – классы для обработки входящих запросов от клиентов</w:t>
+      </w:r>
+      <w:r>
+        <w:t>;</w:t>
+      </w:r>
+    </w:p>
+    <w:p>
+      <w:pPr>
+        <w:pStyle w:val="ListParagraph"/>
+        <w:numPr>
+          <w:ilvl w:val="0"/>
+          <w:numId w:val="16"/>
+        </w:numPr>
+      </w:pPr>
+      <w:r>
+        <w:t xml:space="preserve">Классы конфигураций и тестов </w:t>
+      </w:r>
+      <w:r>
+        <w:t>(</w:t>
+      </w:r>
+      <w:r>
+        <w:t>5</w:t>
+      </w:r>
+      <w:r>
+        <w:t xml:space="preserve"> шт)</w:t>
+      </w:r>
+      <w:r>
+        <w:t xml:space="preserve"> – необходимы для переопределения стандартной конфигурации </w:t>
+      </w:r>
+      <w:r>
+        <w:rPr>
+          <w:lang w:val="en-US"/>
+        </w:rPr>
+        <w:t>Spring</w:t>
+      </w:r>
+      <w:r>
+        <w:t xml:space="preserve"> </w:t>
+      </w:r>
+      <w:r>
+        <w:rPr>
+          <w:lang w:val="en-US"/>
+        </w:rPr>
+        <w:t>Boot</w:t>
+      </w:r>
+      <w:r>
+        <w:t xml:space="preserve"> </w:t>
+      </w:r>
+      <w:r>
+        <w:t>в целях расширения существующего функционала</w:t>
+      </w:r>
+      <w:r>
+        <w:t>;</w:t>
+      </w:r>
+    </w:p>
+    <w:p>
+      <w:pPr>
+        <w:pStyle w:val="ListParagraph"/>
+        <w:numPr>
+          <w:ilvl w:val="0"/>
+          <w:numId w:val="16"/>
+        </w:numPr>
+      </w:pPr>
+      <w:r>
+        <w:t xml:space="preserve">Классы-утилиты </w:t>
+      </w:r>
+      <w:r>
+        <w:t xml:space="preserve">(3 </w:t>
+      </w:r>
+      <w:r>
+        <w:t xml:space="preserve">шт) </w:t>
+      </w:r>
+      <w:r>
+        <w:t>–</w:t>
+      </w:r>
+      <w:r>
+        <w:t xml:space="preserve"> </w:t>
+      </w:r>
+      <w:r>
+        <w:t>необходимы для обособленных решений простых задач,</w:t>
+      </w:r>
+      <w:r>
+        <w:t xml:space="preserve"> </w:t>
+      </w:r>
+      <w:r>
+        <w:t>котор</w:t>
+      </w:r>
+      <w:r>
+        <w:t>ые</w:t>
+      </w:r>
+      <w:r>
+        <w:t xml:space="preserve"> </w:t>
+      </w:r>
+      <w:r>
+        <w:t>повторяются часто</w:t>
+      </w:r>
+      <w:r>
+        <w:t>;</w:t>
+      </w:r>
+    </w:p>
+    <w:p>
+      <w:pPr>
+        <w:pStyle w:val="ListParagraph"/>
+        <w:numPr>
+          <w:ilvl w:val="0"/>
+          <w:numId w:val="16"/>
+        </w:numPr>
+      </w:pPr>
+      <w:r>
+        <w:t>Сущности запросов (1 шт)</w:t>
+      </w:r>
+      <w:r>
+        <w:t xml:space="preserve"> </w:t>
+      </w:r>
+      <w:r>
+        <w:t>– входные сущности</w:t>
+      </w:r>
+      <w:r>
+        <w:t xml:space="preserve">, </w:t>
+      </w:r>
+      <w:r>
+        <w:t>передаваемые клиентом для последующей обработки на стороне сервера</w:t>
+      </w:r>
+    </w:p>
+    <w:p>
+      <w:pPr>
+        <w:pStyle w:val="ListParagraph"/>
+        <w:numPr>
+          <w:ilvl w:val="0"/>
+          <w:numId w:val="16"/>
+        </w:numPr>
+      </w:pPr>
+      <w:r>
+        <w:t>Сущности ответов (2 шт)</w:t>
+      </w:r>
+      <w:r>
+        <w:t xml:space="preserve"> – выходные сущности</w:t>
+      </w:r>
+      <w:r>
+        <w:t xml:space="preserve">, </w:t>
+      </w:r>
+      <w:r>
+        <w:t>отдаваемые сервером для последующей обработки на стороне клиента</w:t>
+      </w:r>
+      <w:r>
+        <w:t xml:space="preserve">. </w:t>
+      </w:r>
+      <w:r>
+        <w:t>Отличаются от моделей СУБД тем</w:t>
+      </w:r>
+      <w:r>
+        <w:t xml:space="preserve">, </w:t>
+      </w:r>
+      <w:r>
+        <w:t>что не включают в себя критические данные (пароли</w:t>
+      </w:r>
+      <w:r>
+        <w:t xml:space="preserve">, </w:t>
+      </w:r>
+      <w:r>
+        <w:t>ключи авторизации и т</w:t>
+      </w:r>
+      <w:r>
+        <w:t>.</w:t>
+      </w:r>
+      <w:r>
+        <w:t>д</w:t>
+      </w:r>
+      <w:r>
+        <w:t>.</w:t>
+      </w:r>
+      <w:r>
+        <w:t>)</w:t>
+      </w:r>
+      <w:r>
+        <w:t>;</w:t>
+      </w:r>
+    </w:p>
+    <w:p>
+      <w:pPr>
+        <w:pStyle w:val="ListParagraph"/>
+        <w:numPr>
+          <w:ilvl w:val="0"/>
+          <w:numId w:val="16"/>
+        </w:numPr>
+      </w:pPr>
+      <w:r>
+        <w:t>Конвертеры сущностей (2 шт)</w:t>
+      </w:r>
+      <w:r>
+        <w:t xml:space="preserve"> – </w:t>
+      </w:r>
+      <w:r>
+        <w:t>необходимы для преобразования одних типов сущностей в другие</w:t>
+      </w:r>
+    </w:p>
+    <w:p>
+      <w:pPr>
+        <w:pStyle w:val="ListParagraph"/>
+        <w:numPr>
+          <w:ilvl w:val="0"/>
+          <w:numId w:val="16"/>
+        </w:numPr>
+      </w:pPr>
+      <w:r>
+        <w:t>Сущности-документы СУБД (4 шт)</w:t>
+      </w:r>
+      <w:r>
+        <w:t xml:space="preserve"> – являются представлением конкретной коллекции в базе данных для последующей работы с её элементами</w:t>
+      </w:r>
+      <w:r>
+        <w:t>.</w:t>
+      </w:r>
+    </w:p>
+    <w:p>
+      <w:pPr>
+        <w:pStyle w:val="ListParagraph"/>
+        <w:numPr>
+          <w:ilvl w:val="0"/>
+          <w:numId w:val="16"/>
+        </w:numPr>
+      </w:pPr>
+      <w:r>
+        <w:t>Сервисы (4 шт)</w:t>
+      </w:r>
+      <w:r>
+        <w:t xml:space="preserve"> – </w:t>
+      </w:r>
+      <w:r>
+        <w:t>необходимы для обработки полученных данных с контроллеров</w:t>
+      </w:r>
+      <w:r>
+        <w:t xml:space="preserve">. </w:t>
+      </w:r>
+      <w:r>
+        <w:t>Являются посредниками между контроллерами и репозиториями</w:t>
+      </w:r>
+      <w:r>
+        <w:t>;</w:t>
+      </w:r>
+    </w:p>
+    <w:p>
+      <w:pPr>
+        <w:pStyle w:val="ListParagraph"/>
+        <w:numPr>
+          <w:ilvl w:val="0"/>
+          <w:numId w:val="16"/>
+        </w:numPr>
+      </w:pPr>
+      <w:r>
+        <w:t>Репозитории (4 шт)</w:t>
+      </w:r>
+      <w:r>
+        <w:t xml:space="preserve"> – </w:t>
+      </w:r>
+      <w:r>
+        <w:t>представления коллекций (таблиц) СУБД</w:t>
+      </w:r>
+      <w:r>
+        <w:t>.</w:t>
+      </w:r>
+    </w:p>
+    <w:p>
+      <w:r>
+        <w:t>Диаграмма классов представлена на рисунке ниже</w:t>
+      </w:r>
+      <w:r>
+        <w:t>:</w:t>
+      </w:r>
+    </w:p>
+    <w:p>
+      <w:pPr>
+        <w:rPr>
+          <w:lang w:val="en-US"/>
+        </w:rPr>
+      </w:pPr>
+      <w:r>
+        <w:rPr>
+          <w:noProof/>
+          <w:lang w:val="en-US"/>
+        </w:rPr>
+        <w:lastRenderedPageBreak/>
+        <w:drawing>
+          <wp:inline distT="0" distB="0" distL="0" distR="0" wp14:anchorId="7FECB795" wp14:editId="118793B4">
+            <wp:extent cx="6120130" cy="5725160"/>
+            <wp:effectExtent l="0" t="0" r="1270" b="2540"/>
+            <wp:docPr id="13" name="Picture 13"/>
+            <wp:cNvGraphicFramePr>
+              <a:graphicFrameLocks xmlns:a="http://schemas.openxmlformats.org/drawingml/2006/main" noChangeAspect="1"/>
+            </wp:cNvGraphicFramePr>
+            <a:graphic xmlns:a="http://schemas.openxmlformats.org/drawingml/2006/main">
+              <a:graphicData uri="http://schemas.openxmlformats.org/drawingml/2006/picture">
+                <pic:pic xmlns:pic="http://schemas.openxmlformats.org/drawingml/2006/picture">
+                  <pic:nvPicPr>
+                    <pic:cNvPr id="13" name="Picture 13"/>
+                    <pic:cNvPicPr/>
+                  </pic:nvPicPr>
+                  <pic:blipFill>
+                    <a:blip r:embed="rId21" cstate="print">
+                      <a:extLst>
+                        <a:ext uri="{28A0092B-C50C-407E-A947-70E740481C1C}">
+                          <a14:useLocalDpi xmlns:a14="http://schemas.microsoft.com/office/drawing/2010/main" val="0"/>
+                        </a:ext>
+                      </a:extLst>
+                    </a:blip>
+                    <a:stretch>
+                      <a:fillRect/>
+                    </a:stretch>
+                  </pic:blipFill>
+                  <pic:spPr>
+                    <a:xfrm>
+                      <a:off x="0" y="0"/>
+                      <a:ext cx="6120130" cy="5725160"/>
+                    </a:xfrm>
+                    <a:prstGeom prst="rect">
+                      <a:avLst/>
+                    </a:prstGeom>
+                  </pic:spPr>
+                </pic:pic>
+              </a:graphicData>
+            </a:graphic>
+          </wp:inline>
+        </w:drawing>
+      </w:r>
+    </w:p>
+    <w:p>
+      <w:pPr>
+        <w:jc w:val="both"/>
+        <w:rPr>
+          <w:rFonts w:cs="Times New Roman"/>
+          <w:szCs w:val="28"/>
+        </w:rPr>
+      </w:pPr>
+      <w:r>
+        <w:rPr>
+          <w:rFonts w:cs="Times New Roman"/>
+          <w:szCs w:val="28"/>
+        </w:rPr>
+        <w:t>**</w:t>
+      </w:r>
+      <w:r>
+        <w:rPr>
+          <w:rFonts w:cs="Times New Roman"/>
+          <w:szCs w:val="28"/>
+        </w:rPr>
+        <w:t xml:space="preserve">Тут кароч описание каждого метода и класса с </w:t>
+      </w:r>
+      <w:r>
+        <w:rPr>
+          <w:rFonts w:cs="Times New Roman"/>
+          <w:szCs w:val="28"/>
+          <w:lang w:val="en-US"/>
+        </w:rPr>
+        <w:t>Javadoc</w:t>
+      </w:r>
+      <w:r>
+        <w:rPr>
+          <w:rFonts w:cs="Times New Roman"/>
+          <w:szCs w:val="28"/>
+        </w:rPr>
+        <w:t xml:space="preserve">** </w:t>
+      </w:r>
+      <w:r>
+        <w:rPr>
+          <w:rFonts w:cs="Times New Roman"/>
+          <w:szCs w:val="28"/>
+        </w:rPr>
+        <w:t>Алалалалалаалалалалалалалалалалалалалалалалалал</w:t>
+      </w:r>
+    </w:p>
+    <w:p>
+      <w:pPr>
+        <w:pStyle w:val="Heading2"/>
+      </w:pPr>
+      <w:bookmarkStart w:id="20" w:name="_Toc69469602"/>
+      <w:r>
+        <w:t>Клиент</w:t>
+      </w:r>
+      <w:bookmarkEnd w:id="20"/>
+    </w:p>
+    <w:p>
       <w:r>
         <w:tab/>
-        <w:t>В сервере представлено</w:t>
-      </w:r>
-      <w:r>
-        <w:t xml:space="preserve"> </w:t>
-      </w:r>
-    </w:p>
-    <w:p>
-      <w:pPr>
-        <w:spacing w:line="360" w:lineRule="auto"/>
+      </w:r>
+      <w:r>
+        <w:t>Со стороны клиента разработано 32 класса</w:t>
+      </w:r>
+      <w:r>
+        <w:t xml:space="preserve">, </w:t>
+      </w:r>
+      <w:r>
+        <w:t>которые также можно объединить в группы</w:t>
+      </w:r>
+      <w:r>
+        <w:t>:</w:t>
+      </w:r>
+    </w:p>
+    <w:p>
+      <w:pPr>
+        <w:rPr>
+          <w:lang w:val="en-US"/>
+        </w:rPr>
+      </w:pPr>
+      <w:r>
+        <w:rPr>
+          <w:noProof/>
+          <w:lang w:val="en-US"/>
+        </w:rPr>
+        <w:lastRenderedPageBreak/>
+        <w:drawing>
+          <wp:inline distT="0" distB="0" distL="0" distR="0" wp14:anchorId="3701CBC4" wp14:editId="2FCC1925">
+            <wp:extent cx="6120130" cy="5062855"/>
+            <wp:effectExtent l="0" t="0" r="1270" b="4445"/>
+            <wp:docPr id="15" name="Picture 15"/>
+            <wp:cNvGraphicFramePr>
+              <a:graphicFrameLocks xmlns:a="http://schemas.openxmlformats.org/drawingml/2006/main" noChangeAspect="1"/>
+            </wp:cNvGraphicFramePr>
+            <a:graphic xmlns:a="http://schemas.openxmlformats.org/drawingml/2006/main">
+              <a:graphicData uri="http://schemas.openxmlformats.org/drawingml/2006/picture">
+                <pic:pic xmlns:pic="http://schemas.openxmlformats.org/drawingml/2006/picture">
+                  <pic:nvPicPr>
+                    <pic:cNvPr id="15" name="Picture 15"/>
+                    <pic:cNvPicPr/>
+                  </pic:nvPicPr>
+                  <pic:blipFill>
+                    <a:blip r:embed="rId22" cstate="print">
+                      <a:extLst>
+                        <a:ext uri="{28A0092B-C50C-407E-A947-70E740481C1C}">
+                          <a14:useLocalDpi xmlns:a14="http://schemas.microsoft.com/office/drawing/2010/main" val="0"/>
+                        </a:ext>
+                      </a:extLst>
+                    </a:blip>
+                    <a:stretch>
+                      <a:fillRect/>
+                    </a:stretch>
+                  </pic:blipFill>
+                  <pic:spPr>
+                    <a:xfrm>
+                      <a:off x="0" y="0"/>
+                      <a:ext cx="6120130" cy="5062855"/>
+                    </a:xfrm>
+                    <a:prstGeom prst="rect">
+                      <a:avLst/>
+                    </a:prstGeom>
+                  </pic:spPr>
+                </pic:pic>
+              </a:graphicData>
+            </a:graphic>
+          </wp:inline>
+        </w:drawing>
+      </w:r>
+    </w:p>
+    <w:p>
+      <w:pPr>
+        <w:rPr>
+          <w:lang w:val="en-US"/>
+        </w:rPr>
+      </w:pPr>
+      <w:r>
+        <w:rPr>
+          <w:lang w:val="en-US"/>
+        </w:rPr>
+        <w:t>Jiojifdbijfjibfdjibijfdb</w:t>
+      </w:r>
+    </w:p>
+    <w:p>
+      <w:pPr>
+        <w:rPr>
+          <w:lang w:val="en-US"/>
+        </w:rPr>
+      </w:pPr>
+      <w:r>
+        <w:rPr>
+          <w:lang w:val="en-US"/>
+        </w:rPr>
+        <w:t>fdbdfbdfbdfbfdbdfb</w:t>
+      </w:r>
+    </w:p>
+    <w:p/>
+    <w:p/>
+    <w:p>
+      <w:pPr>
+        <w:rPr>
+          <w:rFonts w:cs="Times New Roman"/>
+          <w:szCs w:val="28"/>
+        </w:rPr>
+      </w:pPr>
+      <w:r>
+        <w:rPr>
+          <w:rFonts w:cs="Times New Roman"/>
+          <w:szCs w:val="28"/>
+        </w:rPr>
+        <w:br w:type="page"/>
+      </w:r>
+    </w:p>
+    <w:p>
+      <w:pPr>
+        <w:pStyle w:val="Heading1"/>
+      </w:pPr>
+      <w:bookmarkStart w:id="21" w:name="_Toc69469603"/>
+      <w:r>
+        <w:lastRenderedPageBreak/>
+        <w:t>ЗАКЛЮЧЕНИЕ</w:t>
+      </w:r>
+      <w:bookmarkEnd w:id="21"/>
+    </w:p>
+    <w:p>
+      <w:pPr>
         <w:ind w:firstLine="709"/>
         <w:jc w:val="both"/>
         <w:rPr>
@@ -10328,109 +12293,22 @@
           <w:rFonts w:cs="Times New Roman"/>
           <w:szCs w:val="28"/>
         </w:rPr>
-        <w:t>**</w:t>
-      </w:r>
-      <w:r>
-        <w:rPr>
-          <w:rFonts w:cs="Times New Roman"/>
-          <w:szCs w:val="28"/>
-        </w:rPr>
-        <w:t xml:space="preserve">Тут </w:t>
-      </w:r>
-      <w:proofErr w:type="spellStart"/>
-      <w:r>
-        <w:rPr>
-          <w:rFonts w:cs="Times New Roman"/>
-          <w:szCs w:val="28"/>
-        </w:rPr>
-        <w:t>кароч</w:t>
-      </w:r>
-      <w:proofErr w:type="spellEnd"/>
-      <w:r>
-        <w:rPr>
-          <w:rFonts w:cs="Times New Roman"/>
-          <w:szCs w:val="28"/>
-        </w:rPr>
-        <w:t xml:space="preserve"> описание каждого метода и класса с </w:t>
-      </w:r>
-      <w:r>
-        <w:rPr>
-          <w:rFonts w:cs="Times New Roman"/>
-          <w:szCs w:val="28"/>
-          <w:lang w:val="en-US"/>
-        </w:rPr>
-        <w:t>Javadoc</w:t>
-      </w:r>
-      <w:r>
-        <w:rPr>
-          <w:rFonts w:cs="Times New Roman"/>
-          <w:szCs w:val="28"/>
-        </w:rPr>
-        <w:t xml:space="preserve">** </w:t>
-      </w:r>
-      <w:proofErr w:type="spellStart"/>
-      <w:r>
-        <w:rPr>
-          <w:rFonts w:cs="Times New Roman"/>
-          <w:szCs w:val="28"/>
-        </w:rPr>
-        <w:t>Алалалалалаалалалалалалалалалалалалалалалалалал</w:t>
-      </w:r>
-      <w:proofErr w:type="spellEnd"/>
-    </w:p>
-    <w:p>
-      <w:pPr>
-        <w:pStyle w:val="Heading2"/>
-      </w:pPr>
-      <w:bookmarkStart w:id="20" w:name="_Toc69384887"/>
-      <w:r>
-        <w:t>Клиент</w:t>
-      </w:r>
-      <w:bookmarkEnd w:id="20"/>
-    </w:p>
-    <w:p>
-      <w:pPr>
-        <w:rPr>
-          <w:lang w:val="en-US"/>
-        </w:rPr>
-      </w:pPr>
-      <w:r>
-        <w:tab/>
-        <w:t xml:space="preserve">На стороне клиента </w:t>
-      </w:r>
-      <w:proofErr w:type="gramStart"/>
-      <w:r>
-        <w:t>представлено</w:t>
-      </w:r>
-      <w:r>
-        <w:rPr>
-          <w:lang w:val="en-US"/>
-        </w:rPr>
-        <w:t>….</w:t>
-      </w:r>
-      <w:proofErr w:type="gramEnd"/>
-      <w:r>
-        <w:rPr>
-          <w:lang w:val="en-US"/>
-        </w:rPr>
-        <w:t>.</w:t>
-      </w:r>
-    </w:p>
-    <w:p>
-      <w:pPr>
-        <w:rPr>
-          <w:lang w:val="en-US"/>
-        </w:rPr>
-      </w:pPr>
-    </w:p>
-    <w:p/>
-    <w:p>
-      <w:pPr>
-        <w:rPr>
-          <w:rFonts w:cs="Times New Roman"/>
-          <w:szCs w:val="28"/>
-        </w:rPr>
-      </w:pPr>
+        <w:t>ОЧЕНЬ ИНТЕРЕСНЫЙ ВЫВОД</w:t>
+      </w:r>
+      <w:r>
+        <w:rPr>
+          <w:rFonts w:cs="Times New Roman"/>
+          <w:szCs w:val="28"/>
+        </w:rPr>
+        <w:t xml:space="preserve"> </w:t>
+      </w:r>
+      <w:r>
+        <w:rPr>
+          <w:rFonts w:cs="Times New Roman"/>
+          <w:szCs w:val="28"/>
+        </w:rPr>
+        <w:t xml:space="preserve">ОЧЕНЬ ИНТЕРЕСНЫЙ ВЫВОД ОЧЕНЬ ИНТЕРЕСНЫЙ ВЫВОД ОЧЕНЬ ИНТЕРЕСНЫЙ ВЫВОД ОЧЕНЬ ИНТЕРЕСНЫЙ ВЫВОД ОЧЕНЬ ИНТЕРЕСНЫЙ ВЫВОД ОЧЕНЬ ИНТЕРЕСНЫЙ ВЫВОД ОЧЕНЬ ИНТЕРЕСНЫЙ ВЫВОД ОЧЕНЬ ИНТЕРЕСНЫЙ ВЫВОД ОЧЕНЬ ИНТЕРЕСНЫЙ ВЫВОД ОЧЕНЬ ИНТЕРЕСНЫЙ ВЫВОД ОЧЕНЬ ИНТЕРЕСНЫЙ ВЫВОД ОЧЕНЬ ИНТЕРЕСНЫЙ ВЫВОД ОЧЕНЬ ИНТЕРЕСНЫЙ ВЫВОД ОЧЕНЬ ИНТЕРЕСНЫЙ ВЫВОД ОЧЕНЬ ИНТЕРЕСНЫЙ ВЫВОД ОЧЕНЬ ИНТЕРЕСНЫЙ ВЫВОД ОЧЕНЬ ИНТЕРЕСНЫЙ ВЫВОД ОЧЕНЬ ИНТЕРЕСНЫЙ ВЫВОД ОЧЕНЬ ИНТЕРЕСНЫЙ ВЫВОД ОЧЕНЬ ИНТЕРЕСНЫЙ ВЫВОД ОЧЕНЬ ИНТЕРЕСНЫЙ ВЫВОД ОЧЕНЬ ИНТЕРЕСНЫЙ ВЫВОД ОЧЕНЬ ИНТЕРЕСНЫЙ ВЫВОД ОЧЕНЬ ИНТЕРЕСНЫЙ ВЫВОД ОЧЕНЬ ИНТЕРЕСНЫЙ ВЫВОД ОЧЕНЬ ИНТЕРЕСНЫЙ ВЫВОД ОЧЕНЬ ИНТЕРЕСНЫЙ ВЫВОД ОЧЕНЬ ИНТЕРЕСНЫЙ ВЫВОД ОЧЕНЬ ИНТЕРЕСНЫЙ ВЫВОД ОЧЕНЬ ИНТЕРЕСНЫЙ ВЫВОД ОЧЕНЬ ИНТЕРЕСНЫЙ ВЫВОД ОЧЕНЬ ИНТЕРЕСНЫЙ ВЫВОД ОЧЕНЬ ИНТЕРЕСНЫЙ ВЫВОД ОЧЕНЬ ИНТЕРЕСНЫЙ ВЫВОД ОЧЕНЬ ИНТЕРЕСНЫЙ ВЫВОД ОЧЕНЬ ИНТЕРЕСНЫЙ ВЫВОД ОЧЕНЬ ИНТЕРЕСНЫЙ ВЫВОД ОЧЕНЬ ИНТЕРЕСНЫЙ ВЫВОД ОЧЕНЬ ИНТЕРЕСНЫЙ ВЫВОД ОЧЕНЬ ИНТЕРЕСНЫЙ ВЫВОД ОЧЕНЬ ИНТЕРЕСНЫЙ ВЫВОД ОЧЕНЬ ИНТЕРЕСНЫЙ ВЫВОД ОЧЕНЬ ИНТЕРЕСНЫЙ ВЫВОД ОЧЕНЬ ИНТЕРЕСНЫЙ ВЫВОД ОЧЕНЬ ИНТЕРЕСНЫЙ ВЫВОД ОЧЕНЬ ИНТЕРЕСНЫЙ ВЫВОД ОЧЕНЬ ИНТЕРЕСНЫЙ ВЫВОД ОЧЕНЬ ИНТЕРЕСНЫЙ ВЫВОД ОЧЕНЬ ИНТЕРЕСНЫЙ ВЫВОД ОЧЕНЬ ИНТЕРЕСНЫЙ ВЫВОД ОЧЕНЬ ИНТЕРЕСНЫЙ ВЫВОД ОЧЕНЬ ИНТЕРЕСНЫЙ ВЫВОД ОЧЕНЬ ИНТЕРЕСНЫЙ ВЫВОД </w:t>
+      </w:r>
       <w:r>
         <w:rPr>
           <w:rFonts w:cs="Times New Roman"/>
@@ -10443,57 +12321,7 @@
       <w:pPr>
         <w:pStyle w:val="Heading1"/>
       </w:pPr>
-      <w:bookmarkStart w:id="21" w:name="_Toc69384888"/>
-      <w:r>
-        <w:lastRenderedPageBreak/>
-        <w:t>ЗАКЛЮЧЕНИЕ</w:t>
-      </w:r>
-      <w:bookmarkEnd w:id="21"/>
-    </w:p>
-    <w:p>
-      <w:pPr>
-        <w:spacing w:line="360" w:lineRule="auto"/>
-        <w:ind w:firstLine="709"/>
-        <w:jc w:val="both"/>
-        <w:rPr>
-          <w:rFonts w:cs="Times New Roman"/>
-          <w:szCs w:val="28"/>
-        </w:rPr>
-      </w:pPr>
-      <w:r>
-        <w:rPr>
-          <w:rFonts w:cs="Times New Roman"/>
-          <w:szCs w:val="28"/>
-        </w:rPr>
-        <w:t>ОЧЕНЬ ИНТЕРЕСНЫЙ ВЫВОД</w:t>
-      </w:r>
-      <w:r>
-        <w:rPr>
-          <w:rFonts w:cs="Times New Roman"/>
-          <w:szCs w:val="28"/>
-        </w:rPr>
-        <w:t xml:space="preserve"> </w:t>
-      </w:r>
-      <w:r>
-        <w:rPr>
-          <w:rFonts w:cs="Times New Roman"/>
-          <w:szCs w:val="28"/>
-        </w:rPr>
-        <w:t xml:space="preserve">ОЧЕНЬ ИНТЕРЕСНЫЙ ВЫВОД ОЧЕНЬ ИНТЕРЕСНЫЙ ВЫВОД ОЧЕНЬ ИНТЕРЕСНЫЙ ВЫВОД ОЧЕНЬ ИНТЕРЕСНЫЙ ВЫВОД ОЧЕНЬ ИНТЕРЕСНЫЙ ВЫВОД ОЧЕНЬ ИНТЕРЕСНЫЙ ВЫВОД ОЧЕНЬ ИНТЕРЕСНЫЙ ВЫВОД ОЧЕНЬ ИНТЕРЕСНЫЙ ВЫВОД ОЧЕНЬ ИНТЕРЕСНЫЙ ВЫВОД ОЧЕНЬ ИНТЕРЕСНЫЙ ВЫВОД ОЧЕНЬ ИНТЕРЕСНЫЙ ВЫВОД ОЧЕНЬ ИНТЕРЕСНЫЙ ВЫВОД ОЧЕНЬ ИНТЕРЕСНЫЙ ВЫВОД ОЧЕНЬ ИНТЕРЕСНЫЙ ВЫВОД ОЧЕНЬ ИНТЕРЕСНЫЙ ВЫВОД ОЧЕНЬ ИНТЕРЕСНЫЙ ВЫВОД ОЧЕНЬ ИНТЕРЕСНЫЙ ВЫВОД ОЧЕНЬ ИНТЕРЕСНЫЙ ВЫВОД ОЧЕНЬ ИНТЕРЕСНЫЙ ВЫВОД ОЧЕНЬ ИНТЕРЕСНЫЙ ВЫВОД ОЧЕНЬ ИНТЕРЕСНЫЙ ВЫВОД ОЧЕНЬ ИНТЕРЕСНЫЙ ВЫВОД ОЧЕНЬ ИНТЕРЕСНЫЙ ВЫВОД ОЧЕНЬ ИНТЕРЕСНЫЙ ВЫВОД ОЧЕНЬ ИНТЕРЕСНЫЙ ВЫВОД ОЧЕНЬ ИНТЕРЕСНЫЙ ВЫВОД ОЧЕНЬ ИНТЕРЕСНЫЙ ВЫВОД ОЧЕНЬ ИНТЕРЕСНЫЙ ВЫВОД ОЧЕНЬ ИНТЕРЕСНЫЙ ВЫВОД ОЧЕНЬ ИНТЕРЕСНЫЙ ВЫВОД ОЧЕНЬ ИНТЕРЕСНЫЙ ВЫВОД ОЧЕНЬ ИНТЕРЕСНЫЙ ВЫВОД ОЧЕНЬ ИНТЕРЕСНЫЙ ВЫВОД ОЧЕНЬ ИНТЕРЕСНЫЙ ВЫВОД ОЧЕНЬ ИНТЕРЕСНЫЙ ВЫВОД ОЧЕНЬ ИНТЕРЕСНЫЙ ВЫВОД ОЧЕНЬ ИНТЕРЕСНЫЙ ВЫВОД ОЧЕНЬ ИНТЕРЕСНЫЙ ВЫВОД ОЧЕНЬ ИНТЕРЕСНЫЙ ВЫВОД ОЧЕНЬ ИНТЕРЕСНЫЙ ВЫВОД ОЧЕНЬ ИНТЕРЕСНЫЙ ВЫВОД ОЧЕНЬ ИНТЕРЕСНЫЙ ВЫВОД ОЧЕНЬ ИНТЕРЕСНЫЙ ВЫВОД ОЧЕНЬ ИНТЕРЕСНЫЙ ВЫВОД ОЧЕНЬ ИНТЕРЕСНЫЙ ВЫВОД ОЧЕНЬ ИНТЕРЕСНЫЙ ВЫВОД ОЧЕНЬ ИНТЕРЕСНЫЙ ВЫВОД ОЧЕНЬ ИНТЕРЕСНЫЙ ВЫВОД ОЧЕНЬ ИНТЕРЕСНЫЙ ВЫВОД ОЧЕНЬ ИНТЕРЕСНЫЙ ВЫВОД ОЧЕНЬ ИНТЕРЕСНЫЙ ВЫВОД ОЧЕНЬ ИНТЕРЕСНЫЙ ВЫВОД ОЧЕНЬ ИНТЕРЕСНЫЙ ВЫВОД </w:t>
-      </w:r>
-      <w:r>
-        <w:rPr>
-          <w:rFonts w:cs="Times New Roman"/>
-          <w:szCs w:val="28"/>
-        </w:rPr>
-        <w:br w:type="page"/>
-      </w:r>
-    </w:p>
-    <w:p>
-      <w:pPr>
-        <w:pStyle w:val="Heading1"/>
-      </w:pPr>
-      <w:bookmarkStart w:id="22" w:name="_Toc69384889"/>
+      <w:bookmarkStart w:id="22" w:name="_Toc69469604"/>
       <w:r>
         <w:lastRenderedPageBreak/>
         <w:t>СПИСОК ИСПОЛЬЗОВАННЫХ ИСТОЧНИКОВ</w:t>
@@ -10502,7 +12330,6 @@
     </w:p>
     <w:p>
       <w:pPr>
-        <w:spacing w:line="360" w:lineRule="auto"/>
         <w:jc w:val="both"/>
         <w:rPr>
           <w:rFonts w:cs="Times New Roman"/>
@@ -10514,44 +12341,11 @@
           <w:rFonts w:cs="Times New Roman"/>
           <w:szCs w:val="28"/>
         </w:rPr>
-        <w:t xml:space="preserve">ЛА </w:t>
-      </w:r>
-      <w:proofErr w:type="spellStart"/>
-      <w:r>
-        <w:rPr>
-          <w:rFonts w:cs="Times New Roman"/>
-          <w:szCs w:val="28"/>
-        </w:rPr>
-        <w:t>ЛА</w:t>
-      </w:r>
-      <w:proofErr w:type="spellEnd"/>
-      <w:r>
-        <w:rPr>
-          <w:rFonts w:cs="Times New Roman"/>
-          <w:szCs w:val="28"/>
-        </w:rPr>
-        <w:t xml:space="preserve"> </w:t>
-      </w:r>
-      <w:proofErr w:type="spellStart"/>
-      <w:r>
-        <w:rPr>
-          <w:rFonts w:cs="Times New Roman"/>
-          <w:szCs w:val="28"/>
-        </w:rPr>
-        <w:t>ЛА</w:t>
-      </w:r>
-      <w:proofErr w:type="spellEnd"/>
-      <w:r>
-        <w:rPr>
-          <w:rFonts w:cs="Times New Roman"/>
-          <w:szCs w:val="28"/>
-        </w:rPr>
-        <w:t xml:space="preserve"> </w:t>
-      </w:r>
-    </w:p>
-    <w:p>
-      <w:pPr>
-        <w:spacing w:line="360" w:lineRule="auto"/>
+        <w:t xml:space="preserve">ЛА ЛА ЛА </w:t>
+      </w:r>
+    </w:p>
+    <w:p>
+      <w:pPr>
         <w:jc w:val="both"/>
         <w:rPr>
           <w:rFonts w:cs="Times New Roman"/>
@@ -10570,7 +12364,7 @@
       <w:pPr>
         <w:pStyle w:val="Heading1"/>
       </w:pPr>
-      <w:bookmarkStart w:id="23" w:name="_Toc69384890"/>
+      <w:bookmarkStart w:id="23" w:name="_Toc69469605"/>
       <w:r>
         <w:lastRenderedPageBreak/>
         <w:t>ПРИЛОЖЕНИЯ</w:t>
@@ -10581,7 +12375,7 @@
       <w:pPr>
         <w:pStyle w:val="Heading2"/>
       </w:pPr>
-      <w:bookmarkStart w:id="24" w:name="_Toc69384891"/>
+      <w:bookmarkStart w:id="24" w:name="_Toc69469606"/>
       <w:r>
         <w:t>Приложение 1</w:t>
       </w:r>
@@ -10589,7 +12383,6 @@
     </w:p>
     <w:p>
       <w:pPr>
-        <w:spacing w:line="360" w:lineRule="auto"/>
         <w:jc w:val="both"/>
         <w:rPr>
           <w:rFonts w:cs="Times New Roman"/>
@@ -10601,17 +12394,8 @@
           <w:rFonts w:cs="Times New Roman"/>
           <w:szCs w:val="28"/>
         </w:rPr>
-        <w:t xml:space="preserve">Я ЛЮБЛЮ </w:t>
-      </w:r>
-      <w:proofErr w:type="gramStart"/>
-      <w:r>
-        <w:rPr>
-          <w:rFonts w:cs="Times New Roman"/>
-          <w:szCs w:val="28"/>
-        </w:rPr>
-        <w:t>МЕМЫ</w:t>
-      </w:r>
-      <w:proofErr w:type="gramEnd"/>
+        <w:t>Я ЛЮБЛЮ МЕМЫ</w:t>
+      </w:r>
       <w:r>
         <w:rPr>
           <w:rFonts w:cs="Times New Roman"/>
@@ -10624,7 +12408,7 @@
       <w:pPr>
         <w:pStyle w:val="Heading2"/>
       </w:pPr>
-      <w:bookmarkStart w:id="25" w:name="_Toc69384892"/>
+      <w:bookmarkStart w:id="25" w:name="_Toc69469607"/>
       <w:r>
         <w:t xml:space="preserve">Приложение </w:t>
       </w:r>
@@ -10635,7 +12419,6 @@
     </w:p>
     <w:p>
       <w:pPr>
-        <w:spacing w:line="360" w:lineRule="auto"/>
         <w:jc w:val="center"/>
         <w:rPr>
           <w:rFonts w:cs="Times New Roman"/>
@@ -10645,7 +12428,6 @@
     </w:p>
     <w:p>
       <w:pPr>
-        <w:spacing w:line="360" w:lineRule="auto"/>
         <w:jc w:val="center"/>
         <w:rPr>
           <w:rFonts w:cs="Times New Roman"/>
@@ -10662,7 +12444,6 @@
     </w:p>
     <w:p>
       <w:pPr>
-        <w:spacing w:line="360" w:lineRule="auto"/>
         <w:jc w:val="center"/>
         <w:rPr>
           <w:rFonts w:cs="Times New Roman"/>
@@ -10672,7 +12453,7 @@
     </w:p>
     <w:p/>
     <w:sectPr>
-      <w:footerReference w:type="default" r:id="rId20"/>
+      <w:footerReference w:type="default" r:id="rId23"/>
       <w:pgSz w:w="11906" w:h="16838"/>
       <w:pgMar w:top="1134" w:right="567" w:bottom="1134" w:left="1701" w:header="1134" w:footer="709" w:gutter="0"/>
       <w:cols w:space="708"/>
@@ -11349,6 +13130,232 @@
     </w:lvl>
   </w:abstractNum>
   <w:abstractNum w:abstractNumId="5" w15:restartNumberingAfterBreak="0">
+    <w:nsid w:val="2D6B20DB"/>
+    <w:multiLevelType w:val="hybridMultilevel"/>
+    <w:tmpl w:val="35C89922"/>
+    <w:lvl w:ilvl="0" w:tplc="2B0CDC28">
+      <w:start w:val="1"/>
+      <w:numFmt w:val="bullet"/>
+      <w:lvlText w:val=""/>
+      <w:lvlJc w:val="left"/>
+      <w:pPr>
+        <w:ind w:left="720" w:hanging="360"/>
+      </w:pPr>
+      <w:rPr>
+        <w:rFonts w:ascii="Symbol" w:hAnsi="Symbol" w:hint="default"/>
+      </w:rPr>
+    </w:lvl>
+    <w:lvl w:ilvl="1" w:tplc="08090003" w:tentative="1">
+      <w:start w:val="1"/>
+      <w:numFmt w:val="bullet"/>
+      <w:lvlText w:val="o"/>
+      <w:lvlJc w:val="left"/>
+      <w:pPr>
+        <w:ind w:left="1440" w:hanging="360"/>
+      </w:pPr>
+      <w:rPr>
+        <w:rFonts w:ascii="Courier New" w:hAnsi="Courier New" w:cs="Courier New" w:hint="default"/>
+      </w:rPr>
+    </w:lvl>
+    <w:lvl w:ilvl="2" w:tplc="08090005" w:tentative="1">
+      <w:start w:val="1"/>
+      <w:numFmt w:val="bullet"/>
+      <w:lvlText w:val=""/>
+      <w:lvlJc w:val="left"/>
+      <w:pPr>
+        <w:ind w:left="2160" w:hanging="360"/>
+      </w:pPr>
+      <w:rPr>
+        <w:rFonts w:ascii="Wingdings" w:hAnsi="Wingdings" w:hint="default"/>
+      </w:rPr>
+    </w:lvl>
+    <w:lvl w:ilvl="3" w:tplc="08090001" w:tentative="1">
+      <w:start w:val="1"/>
+      <w:numFmt w:val="bullet"/>
+      <w:lvlText w:val=""/>
+      <w:lvlJc w:val="left"/>
+      <w:pPr>
+        <w:ind w:left="2880" w:hanging="360"/>
+      </w:pPr>
+      <w:rPr>
+        <w:rFonts w:ascii="Symbol" w:hAnsi="Symbol" w:hint="default"/>
+      </w:rPr>
+    </w:lvl>
+    <w:lvl w:ilvl="4" w:tplc="08090003" w:tentative="1">
+      <w:start w:val="1"/>
+      <w:numFmt w:val="bullet"/>
+      <w:lvlText w:val="o"/>
+      <w:lvlJc w:val="left"/>
+      <w:pPr>
+        <w:ind w:left="3600" w:hanging="360"/>
+      </w:pPr>
+      <w:rPr>
+        <w:rFonts w:ascii="Courier New" w:hAnsi="Courier New" w:cs="Courier New" w:hint="default"/>
+      </w:rPr>
+    </w:lvl>
+    <w:lvl w:ilvl="5" w:tplc="08090005" w:tentative="1">
+      <w:start w:val="1"/>
+      <w:numFmt w:val="bullet"/>
+      <w:lvlText w:val=""/>
+      <w:lvlJc w:val="left"/>
+      <w:pPr>
+        <w:ind w:left="4320" w:hanging="360"/>
+      </w:pPr>
+      <w:rPr>
+        <w:rFonts w:ascii="Wingdings" w:hAnsi="Wingdings" w:hint="default"/>
+      </w:rPr>
+    </w:lvl>
+    <w:lvl w:ilvl="6" w:tplc="08090001" w:tentative="1">
+      <w:start w:val="1"/>
+      <w:numFmt w:val="bullet"/>
+      <w:lvlText w:val=""/>
+      <w:lvlJc w:val="left"/>
+      <w:pPr>
+        <w:ind w:left="5040" w:hanging="360"/>
+      </w:pPr>
+      <w:rPr>
+        <w:rFonts w:ascii="Symbol" w:hAnsi="Symbol" w:hint="default"/>
+      </w:rPr>
+    </w:lvl>
+    <w:lvl w:ilvl="7" w:tplc="08090003" w:tentative="1">
+      <w:start w:val="1"/>
+      <w:numFmt w:val="bullet"/>
+      <w:lvlText w:val="o"/>
+      <w:lvlJc w:val="left"/>
+      <w:pPr>
+        <w:ind w:left="5760" w:hanging="360"/>
+      </w:pPr>
+      <w:rPr>
+        <w:rFonts w:ascii="Courier New" w:hAnsi="Courier New" w:cs="Courier New" w:hint="default"/>
+      </w:rPr>
+    </w:lvl>
+    <w:lvl w:ilvl="8" w:tplc="08090005" w:tentative="1">
+      <w:start w:val="1"/>
+      <w:numFmt w:val="bullet"/>
+      <w:lvlText w:val=""/>
+      <w:lvlJc w:val="left"/>
+      <w:pPr>
+        <w:ind w:left="6480" w:hanging="360"/>
+      </w:pPr>
+      <w:rPr>
+        <w:rFonts w:ascii="Wingdings" w:hAnsi="Wingdings" w:hint="default"/>
+      </w:rPr>
+    </w:lvl>
+  </w:abstractNum>
+  <w:abstractNum w:abstractNumId="6" w15:restartNumberingAfterBreak="0">
+    <w:nsid w:val="326343BC"/>
+    <w:multiLevelType w:val="multilevel"/>
+    <w:tmpl w:val="D230056C"/>
+    <w:lvl w:ilvl="0">
+      <w:start w:val="1"/>
+      <w:numFmt w:val="decimal"/>
+      <w:lvlText w:val="%1."/>
+      <w:lvlJc w:val="left"/>
+      <w:pPr>
+        <w:ind w:left="360" w:hanging="360"/>
+      </w:pPr>
+      <w:rPr>
+        <w:rFonts w:hint="default"/>
+      </w:rPr>
+    </w:lvl>
+    <w:lvl w:ilvl="1">
+      <w:start w:val="1"/>
+      <w:numFmt w:val="bullet"/>
+      <w:lvlText w:val=""/>
+      <w:lvlJc w:val="left"/>
+      <w:pPr>
+        <w:ind w:left="720" w:hanging="360"/>
+      </w:pPr>
+      <w:rPr>
+        <w:rFonts w:ascii="Symbol" w:hAnsi="Symbol" w:hint="default"/>
+      </w:rPr>
+    </w:lvl>
+    <w:lvl w:ilvl="2">
+      <w:start w:val="1"/>
+      <w:numFmt w:val="bullet"/>
+      <w:lvlText w:val=""/>
+      <w:lvlJc w:val="left"/>
+      <w:pPr>
+        <w:ind w:left="1080" w:hanging="360"/>
+      </w:pPr>
+      <w:rPr>
+        <w:rFonts w:ascii="Wingdings" w:hAnsi="Wingdings" w:hint="default"/>
+      </w:rPr>
+    </w:lvl>
+    <w:lvl w:ilvl="3">
+      <w:start w:val="1"/>
+      <w:numFmt w:val="bullet"/>
+      <w:lvlText w:val=""/>
+      <w:lvlJc w:val="left"/>
+      <w:pPr>
+        <w:ind w:left="1440" w:hanging="360"/>
+      </w:pPr>
+      <w:rPr>
+        <w:rFonts w:ascii="Symbol" w:hAnsi="Symbol" w:hint="default"/>
+      </w:rPr>
+    </w:lvl>
+    <w:lvl w:ilvl="4">
+      <w:start w:val="1"/>
+      <w:numFmt w:val="bullet"/>
+      <w:lvlText w:val=""/>
+      <w:lvlJc w:val="left"/>
+      <w:pPr>
+        <w:ind w:left="1800" w:hanging="360"/>
+      </w:pPr>
+      <w:rPr>
+        <w:rFonts w:ascii="Symbol" w:hAnsi="Symbol" w:hint="default"/>
+      </w:rPr>
+    </w:lvl>
+    <w:lvl w:ilvl="5">
+      <w:start w:val="1"/>
+      <w:numFmt w:val="bullet"/>
+      <w:lvlText w:val=""/>
+      <w:lvlJc w:val="left"/>
+      <w:pPr>
+        <w:ind w:left="2160" w:hanging="360"/>
+      </w:pPr>
+      <w:rPr>
+        <w:rFonts w:ascii="Wingdings" w:hAnsi="Wingdings" w:hint="default"/>
+      </w:rPr>
+    </w:lvl>
+    <w:lvl w:ilvl="6">
+      <w:start w:val="1"/>
+      <w:numFmt w:val="bullet"/>
+      <w:lvlText w:val=""/>
+      <w:lvlJc w:val="left"/>
+      <w:pPr>
+        <w:ind w:left="2520" w:hanging="360"/>
+      </w:pPr>
+      <w:rPr>
+        <w:rFonts w:ascii="Wingdings" w:hAnsi="Wingdings" w:hint="default"/>
+      </w:rPr>
+    </w:lvl>
+    <w:lvl w:ilvl="7">
+      <w:start w:val="1"/>
+      <w:numFmt w:val="bullet"/>
+      <w:lvlText w:val=""/>
+      <w:lvlJc w:val="left"/>
+      <w:pPr>
+        <w:ind w:left="2880" w:hanging="360"/>
+      </w:pPr>
+      <w:rPr>
+        <w:rFonts w:ascii="Symbol" w:hAnsi="Symbol" w:hint="default"/>
+      </w:rPr>
+    </w:lvl>
+    <w:lvl w:ilvl="8">
+      <w:start w:val="1"/>
+      <w:numFmt w:val="bullet"/>
+      <w:lvlText w:val=""/>
+      <w:lvlJc w:val="left"/>
+      <w:pPr>
+        <w:ind w:left="3240" w:hanging="360"/>
+      </w:pPr>
+      <w:rPr>
+        <w:rFonts w:ascii="Symbol" w:hAnsi="Symbol" w:hint="default"/>
+      </w:rPr>
+    </w:lvl>
+  </w:abstractNum>
+  <w:abstractNum w:abstractNumId="7" w15:restartNumberingAfterBreak="0">
     <w:nsid w:val="33DD5AA2"/>
     <w:multiLevelType w:val="hybridMultilevel"/>
     <w:tmpl w:val="71FAF6D0"/>
@@ -11461,7 +13468,346 @@
       </w:rPr>
     </w:lvl>
   </w:abstractNum>
-  <w:abstractNum w:abstractNumId="6" w15:restartNumberingAfterBreak="0">
+  <w:abstractNum w:abstractNumId="8" w15:restartNumberingAfterBreak="0">
+    <w:nsid w:val="3CA30118"/>
+    <w:multiLevelType w:val="multilevel"/>
+    <w:tmpl w:val="D230056C"/>
+    <w:lvl w:ilvl="0">
+      <w:start w:val="1"/>
+      <w:numFmt w:val="decimal"/>
+      <w:lvlText w:val="%1."/>
+      <w:lvlJc w:val="left"/>
+      <w:pPr>
+        <w:ind w:left="360" w:hanging="360"/>
+      </w:pPr>
+      <w:rPr>
+        <w:rFonts w:hint="default"/>
+      </w:rPr>
+    </w:lvl>
+    <w:lvl w:ilvl="1">
+      <w:start w:val="1"/>
+      <w:numFmt w:val="bullet"/>
+      <w:lvlText w:val=""/>
+      <w:lvlJc w:val="left"/>
+      <w:pPr>
+        <w:ind w:left="720" w:hanging="360"/>
+      </w:pPr>
+      <w:rPr>
+        <w:rFonts w:ascii="Symbol" w:hAnsi="Symbol" w:hint="default"/>
+      </w:rPr>
+    </w:lvl>
+    <w:lvl w:ilvl="2">
+      <w:start w:val="1"/>
+      <w:numFmt w:val="bullet"/>
+      <w:lvlText w:val=""/>
+      <w:lvlJc w:val="left"/>
+      <w:pPr>
+        <w:ind w:left="1080" w:hanging="360"/>
+      </w:pPr>
+      <w:rPr>
+        <w:rFonts w:ascii="Wingdings" w:hAnsi="Wingdings" w:hint="default"/>
+      </w:rPr>
+    </w:lvl>
+    <w:lvl w:ilvl="3">
+      <w:start w:val="1"/>
+      <w:numFmt w:val="bullet"/>
+      <w:lvlText w:val=""/>
+      <w:lvlJc w:val="left"/>
+      <w:pPr>
+        <w:ind w:left="1440" w:hanging="360"/>
+      </w:pPr>
+      <w:rPr>
+        <w:rFonts w:ascii="Symbol" w:hAnsi="Symbol" w:hint="default"/>
+      </w:rPr>
+    </w:lvl>
+    <w:lvl w:ilvl="4">
+      <w:start w:val="1"/>
+      <w:numFmt w:val="bullet"/>
+      <w:lvlText w:val=""/>
+      <w:lvlJc w:val="left"/>
+      <w:pPr>
+        <w:ind w:left="1800" w:hanging="360"/>
+      </w:pPr>
+      <w:rPr>
+        <w:rFonts w:ascii="Symbol" w:hAnsi="Symbol" w:hint="default"/>
+      </w:rPr>
+    </w:lvl>
+    <w:lvl w:ilvl="5">
+      <w:start w:val="1"/>
+      <w:numFmt w:val="bullet"/>
+      <w:lvlText w:val=""/>
+      <w:lvlJc w:val="left"/>
+      <w:pPr>
+        <w:ind w:left="2160" w:hanging="360"/>
+      </w:pPr>
+      <w:rPr>
+        <w:rFonts w:ascii="Wingdings" w:hAnsi="Wingdings" w:hint="default"/>
+      </w:rPr>
+    </w:lvl>
+    <w:lvl w:ilvl="6">
+      <w:start w:val="1"/>
+      <w:numFmt w:val="bullet"/>
+      <w:lvlText w:val=""/>
+      <w:lvlJc w:val="left"/>
+      <w:pPr>
+        <w:ind w:left="2520" w:hanging="360"/>
+      </w:pPr>
+      <w:rPr>
+        <w:rFonts w:ascii="Wingdings" w:hAnsi="Wingdings" w:hint="default"/>
+      </w:rPr>
+    </w:lvl>
+    <w:lvl w:ilvl="7">
+      <w:start w:val="1"/>
+      <w:numFmt w:val="bullet"/>
+      <w:lvlText w:val=""/>
+      <w:lvlJc w:val="left"/>
+      <w:pPr>
+        <w:ind w:left="2880" w:hanging="360"/>
+      </w:pPr>
+      <w:rPr>
+        <w:rFonts w:ascii="Symbol" w:hAnsi="Symbol" w:hint="default"/>
+      </w:rPr>
+    </w:lvl>
+    <w:lvl w:ilvl="8">
+      <w:start w:val="1"/>
+      <w:numFmt w:val="bullet"/>
+      <w:lvlText w:val=""/>
+      <w:lvlJc w:val="left"/>
+      <w:pPr>
+        <w:ind w:left="3240" w:hanging="360"/>
+      </w:pPr>
+      <w:rPr>
+        <w:rFonts w:ascii="Symbol" w:hAnsi="Symbol" w:hint="default"/>
+      </w:rPr>
+    </w:lvl>
+  </w:abstractNum>
+  <w:abstractNum w:abstractNumId="9" w15:restartNumberingAfterBreak="0">
+    <w:nsid w:val="3F4C1149"/>
+    <w:multiLevelType w:val="hybridMultilevel"/>
+    <w:tmpl w:val="94B0A516"/>
+    <w:lvl w:ilvl="0" w:tplc="2B0CDC28">
+      <w:start w:val="1"/>
+      <w:numFmt w:val="bullet"/>
+      <w:lvlText w:val=""/>
+      <w:lvlJc w:val="left"/>
+      <w:pPr>
+        <w:ind w:left="720" w:hanging="360"/>
+      </w:pPr>
+      <w:rPr>
+        <w:rFonts w:ascii="Symbol" w:hAnsi="Symbol" w:hint="default"/>
+      </w:rPr>
+    </w:lvl>
+    <w:lvl w:ilvl="1" w:tplc="08090003" w:tentative="1">
+      <w:start w:val="1"/>
+      <w:numFmt w:val="bullet"/>
+      <w:lvlText w:val="o"/>
+      <w:lvlJc w:val="left"/>
+      <w:pPr>
+        <w:ind w:left="1440" w:hanging="360"/>
+      </w:pPr>
+      <w:rPr>
+        <w:rFonts w:ascii="Courier New" w:hAnsi="Courier New" w:cs="Courier New" w:hint="default"/>
+      </w:rPr>
+    </w:lvl>
+    <w:lvl w:ilvl="2" w:tplc="08090005" w:tentative="1">
+      <w:start w:val="1"/>
+      <w:numFmt w:val="bullet"/>
+      <w:lvlText w:val=""/>
+      <w:lvlJc w:val="left"/>
+      <w:pPr>
+        <w:ind w:left="2160" w:hanging="360"/>
+      </w:pPr>
+      <w:rPr>
+        <w:rFonts w:ascii="Wingdings" w:hAnsi="Wingdings" w:hint="default"/>
+      </w:rPr>
+    </w:lvl>
+    <w:lvl w:ilvl="3" w:tplc="08090001" w:tentative="1">
+      <w:start w:val="1"/>
+      <w:numFmt w:val="bullet"/>
+      <w:lvlText w:val=""/>
+      <w:lvlJc w:val="left"/>
+      <w:pPr>
+        <w:ind w:left="2880" w:hanging="360"/>
+      </w:pPr>
+      <w:rPr>
+        <w:rFonts w:ascii="Symbol" w:hAnsi="Symbol" w:hint="default"/>
+      </w:rPr>
+    </w:lvl>
+    <w:lvl w:ilvl="4" w:tplc="08090003" w:tentative="1">
+      <w:start w:val="1"/>
+      <w:numFmt w:val="bullet"/>
+      <w:lvlText w:val="o"/>
+      <w:lvlJc w:val="left"/>
+      <w:pPr>
+        <w:ind w:left="3600" w:hanging="360"/>
+      </w:pPr>
+      <w:rPr>
+        <w:rFonts w:ascii="Courier New" w:hAnsi="Courier New" w:cs="Courier New" w:hint="default"/>
+      </w:rPr>
+    </w:lvl>
+    <w:lvl w:ilvl="5" w:tplc="08090005" w:tentative="1">
+      <w:start w:val="1"/>
+      <w:numFmt w:val="bullet"/>
+      <w:lvlText w:val=""/>
+      <w:lvlJc w:val="left"/>
+      <w:pPr>
+        <w:ind w:left="4320" w:hanging="360"/>
+      </w:pPr>
+      <w:rPr>
+        <w:rFonts w:ascii="Wingdings" w:hAnsi="Wingdings" w:hint="default"/>
+      </w:rPr>
+    </w:lvl>
+    <w:lvl w:ilvl="6" w:tplc="08090001" w:tentative="1">
+      <w:start w:val="1"/>
+      <w:numFmt w:val="bullet"/>
+      <w:lvlText w:val=""/>
+      <w:lvlJc w:val="left"/>
+      <w:pPr>
+        <w:ind w:left="5040" w:hanging="360"/>
+      </w:pPr>
+      <w:rPr>
+        <w:rFonts w:ascii="Symbol" w:hAnsi="Symbol" w:hint="default"/>
+      </w:rPr>
+    </w:lvl>
+    <w:lvl w:ilvl="7" w:tplc="08090003" w:tentative="1">
+      <w:start w:val="1"/>
+      <w:numFmt w:val="bullet"/>
+      <w:lvlText w:val="o"/>
+      <w:lvlJc w:val="left"/>
+      <w:pPr>
+        <w:ind w:left="5760" w:hanging="360"/>
+      </w:pPr>
+      <w:rPr>
+        <w:rFonts w:ascii="Courier New" w:hAnsi="Courier New" w:cs="Courier New" w:hint="default"/>
+      </w:rPr>
+    </w:lvl>
+    <w:lvl w:ilvl="8" w:tplc="08090005" w:tentative="1">
+      <w:start w:val="1"/>
+      <w:numFmt w:val="bullet"/>
+      <w:lvlText w:val=""/>
+      <w:lvlJc w:val="left"/>
+      <w:pPr>
+        <w:ind w:left="6480" w:hanging="360"/>
+      </w:pPr>
+      <w:rPr>
+        <w:rFonts w:ascii="Wingdings" w:hAnsi="Wingdings" w:hint="default"/>
+      </w:rPr>
+    </w:lvl>
+  </w:abstractNum>
+  <w:abstractNum w:abstractNumId="10" w15:restartNumberingAfterBreak="0">
+    <w:nsid w:val="3FA56E04"/>
+    <w:multiLevelType w:val="hybridMultilevel"/>
+    <w:tmpl w:val="A5202FBE"/>
+    <w:lvl w:ilvl="0" w:tplc="2B0CDC28">
+      <w:start w:val="1"/>
+      <w:numFmt w:val="bullet"/>
+      <w:lvlText w:val=""/>
+      <w:lvlJc w:val="left"/>
+      <w:pPr>
+        <w:ind w:left="720" w:hanging="360"/>
+      </w:pPr>
+      <w:rPr>
+        <w:rFonts w:ascii="Symbol" w:hAnsi="Symbol" w:hint="default"/>
+      </w:rPr>
+    </w:lvl>
+    <w:lvl w:ilvl="1" w:tplc="08090003" w:tentative="1">
+      <w:start w:val="1"/>
+      <w:numFmt w:val="bullet"/>
+      <w:lvlText w:val="o"/>
+      <w:lvlJc w:val="left"/>
+      <w:pPr>
+        <w:ind w:left="1440" w:hanging="360"/>
+      </w:pPr>
+      <w:rPr>
+        <w:rFonts w:ascii="Courier New" w:hAnsi="Courier New" w:cs="Courier New" w:hint="default"/>
+      </w:rPr>
+    </w:lvl>
+    <w:lvl w:ilvl="2" w:tplc="08090005" w:tentative="1">
+      <w:start w:val="1"/>
+      <w:numFmt w:val="bullet"/>
+      <w:lvlText w:val=""/>
+      <w:lvlJc w:val="left"/>
+      <w:pPr>
+        <w:ind w:left="2160" w:hanging="360"/>
+      </w:pPr>
+      <w:rPr>
+        <w:rFonts w:ascii="Wingdings" w:hAnsi="Wingdings" w:hint="default"/>
+      </w:rPr>
+    </w:lvl>
+    <w:lvl w:ilvl="3" w:tplc="08090001" w:tentative="1">
+      <w:start w:val="1"/>
+      <w:numFmt w:val="bullet"/>
+      <w:lvlText w:val=""/>
+      <w:lvlJc w:val="left"/>
+      <w:pPr>
+        <w:ind w:left="2880" w:hanging="360"/>
+      </w:pPr>
+      <w:rPr>
+        <w:rFonts w:ascii="Symbol" w:hAnsi="Symbol" w:hint="default"/>
+      </w:rPr>
+    </w:lvl>
+    <w:lvl w:ilvl="4" w:tplc="08090003" w:tentative="1">
+      <w:start w:val="1"/>
+      <w:numFmt w:val="bullet"/>
+      <w:lvlText w:val="o"/>
+      <w:lvlJc w:val="left"/>
+      <w:pPr>
+        <w:ind w:left="3600" w:hanging="360"/>
+      </w:pPr>
+      <w:rPr>
+        <w:rFonts w:ascii="Courier New" w:hAnsi="Courier New" w:cs="Courier New" w:hint="default"/>
+      </w:rPr>
+    </w:lvl>
+    <w:lvl w:ilvl="5" w:tplc="08090005" w:tentative="1">
+      <w:start w:val="1"/>
+      <w:numFmt w:val="bullet"/>
+      <w:lvlText w:val=""/>
+      <w:lvlJc w:val="left"/>
+      <w:pPr>
+        <w:ind w:left="4320" w:hanging="360"/>
+      </w:pPr>
+      <w:rPr>
+        <w:rFonts w:ascii="Wingdings" w:hAnsi="Wingdings" w:hint="default"/>
+      </w:rPr>
+    </w:lvl>
+    <w:lvl w:ilvl="6" w:tplc="08090001" w:tentative="1">
+      <w:start w:val="1"/>
+      <w:numFmt w:val="bullet"/>
+      <w:lvlText w:val=""/>
+      <w:lvlJc w:val="left"/>
+      <w:pPr>
+        <w:ind w:left="5040" w:hanging="360"/>
+      </w:pPr>
+      <w:rPr>
+        <w:rFonts w:ascii="Symbol" w:hAnsi="Symbol" w:hint="default"/>
+      </w:rPr>
+    </w:lvl>
+    <w:lvl w:ilvl="7" w:tplc="08090003" w:tentative="1">
+      <w:start w:val="1"/>
+      <w:numFmt w:val="bullet"/>
+      <w:lvlText w:val="o"/>
+      <w:lvlJc w:val="left"/>
+      <w:pPr>
+        <w:ind w:left="5760" w:hanging="360"/>
+      </w:pPr>
+      <w:rPr>
+        <w:rFonts w:ascii="Courier New" w:hAnsi="Courier New" w:cs="Courier New" w:hint="default"/>
+      </w:rPr>
+    </w:lvl>
+    <w:lvl w:ilvl="8" w:tplc="08090005" w:tentative="1">
+      <w:start w:val="1"/>
+      <w:numFmt w:val="bullet"/>
+      <w:lvlText w:val=""/>
+      <w:lvlJc w:val="left"/>
+      <w:pPr>
+        <w:ind w:left="6480" w:hanging="360"/>
+      </w:pPr>
+      <w:rPr>
+        <w:rFonts w:ascii="Wingdings" w:hAnsi="Wingdings" w:hint="default"/>
+      </w:rPr>
+    </w:lvl>
+  </w:abstractNum>
+  <w:abstractNum w:abstractNumId="11" w15:restartNumberingAfterBreak="0">
     <w:nsid w:val="427C58D6"/>
     <w:multiLevelType w:val="hybridMultilevel"/>
     <w:tmpl w:val="BC6A9DD0"/>
@@ -11574,7 +13920,7 @@
       </w:rPr>
     </w:lvl>
   </w:abstractNum>
-  <w:abstractNum w:abstractNumId="7" w15:restartNumberingAfterBreak="0">
+  <w:abstractNum w:abstractNumId="12" w15:restartNumberingAfterBreak="0">
     <w:nsid w:val="4D9B6ACD"/>
     <w:multiLevelType w:val="hybridMultilevel"/>
     <w:tmpl w:val="0C06A51C"/>
@@ -11687,7 +14033,120 @@
       </w:rPr>
     </w:lvl>
   </w:abstractNum>
-  <w:abstractNum w:abstractNumId="8" w15:restartNumberingAfterBreak="0">
+  <w:abstractNum w:abstractNumId="13" w15:restartNumberingAfterBreak="0">
+    <w:nsid w:val="70595A84"/>
+    <w:multiLevelType w:val="hybridMultilevel"/>
+    <w:tmpl w:val="7B469C3C"/>
+    <w:lvl w:ilvl="0" w:tplc="2B0CDC28">
+      <w:start w:val="1"/>
+      <w:numFmt w:val="bullet"/>
+      <w:lvlText w:val=""/>
+      <w:lvlJc w:val="left"/>
+      <w:pPr>
+        <w:ind w:left="720" w:hanging="360"/>
+      </w:pPr>
+      <w:rPr>
+        <w:rFonts w:ascii="Symbol" w:hAnsi="Symbol" w:hint="default"/>
+      </w:rPr>
+    </w:lvl>
+    <w:lvl w:ilvl="1" w:tplc="08090003" w:tentative="1">
+      <w:start w:val="1"/>
+      <w:numFmt w:val="bullet"/>
+      <w:lvlText w:val="o"/>
+      <w:lvlJc w:val="left"/>
+      <w:pPr>
+        <w:ind w:left="1440" w:hanging="360"/>
+      </w:pPr>
+      <w:rPr>
+        <w:rFonts w:ascii="Courier New" w:hAnsi="Courier New" w:cs="Courier New" w:hint="default"/>
+      </w:rPr>
+    </w:lvl>
+    <w:lvl w:ilvl="2" w:tplc="08090005" w:tentative="1">
+      <w:start w:val="1"/>
+      <w:numFmt w:val="bullet"/>
+      <w:lvlText w:val=""/>
+      <w:lvlJc w:val="left"/>
+      <w:pPr>
+        <w:ind w:left="2160" w:hanging="360"/>
+      </w:pPr>
+      <w:rPr>
+        <w:rFonts w:ascii="Wingdings" w:hAnsi="Wingdings" w:hint="default"/>
+      </w:rPr>
+    </w:lvl>
+    <w:lvl w:ilvl="3" w:tplc="08090001" w:tentative="1">
+      <w:start w:val="1"/>
+      <w:numFmt w:val="bullet"/>
+      <w:lvlText w:val=""/>
+      <w:lvlJc w:val="left"/>
+      <w:pPr>
+        <w:ind w:left="2880" w:hanging="360"/>
+      </w:pPr>
+      <w:rPr>
+        <w:rFonts w:ascii="Symbol" w:hAnsi="Symbol" w:hint="default"/>
+      </w:rPr>
+    </w:lvl>
+    <w:lvl w:ilvl="4" w:tplc="08090003" w:tentative="1">
+      <w:start w:val="1"/>
+      <w:numFmt w:val="bullet"/>
+      <w:lvlText w:val="o"/>
+      <w:lvlJc w:val="left"/>
+      <w:pPr>
+        <w:ind w:left="3600" w:hanging="360"/>
+      </w:pPr>
+      <w:rPr>
+        <w:rFonts w:ascii="Courier New" w:hAnsi="Courier New" w:cs="Courier New" w:hint="default"/>
+      </w:rPr>
+    </w:lvl>
+    <w:lvl w:ilvl="5" w:tplc="08090005" w:tentative="1">
+      <w:start w:val="1"/>
+      <w:numFmt w:val="bullet"/>
+      <w:lvlText w:val=""/>
+      <w:lvlJc w:val="left"/>
+      <w:pPr>
+        <w:ind w:left="4320" w:hanging="360"/>
+      </w:pPr>
+      <w:rPr>
+        <w:rFonts w:ascii="Wingdings" w:hAnsi="Wingdings" w:hint="default"/>
+      </w:rPr>
+    </w:lvl>
+    <w:lvl w:ilvl="6" w:tplc="08090001" w:tentative="1">
+      <w:start w:val="1"/>
+      <w:numFmt w:val="bullet"/>
+      <w:lvlText w:val=""/>
+      <w:lvlJc w:val="left"/>
+      <w:pPr>
+        <w:ind w:left="5040" w:hanging="360"/>
+      </w:pPr>
+      <w:rPr>
+        <w:rFonts w:ascii="Symbol" w:hAnsi="Symbol" w:hint="default"/>
+      </w:rPr>
+    </w:lvl>
+    <w:lvl w:ilvl="7" w:tplc="08090003" w:tentative="1">
+      <w:start w:val="1"/>
+      <w:numFmt w:val="bullet"/>
+      <w:lvlText w:val="o"/>
+      <w:lvlJc w:val="left"/>
+      <w:pPr>
+        <w:ind w:left="5760" w:hanging="360"/>
+      </w:pPr>
+      <w:rPr>
+        <w:rFonts w:ascii="Courier New" w:hAnsi="Courier New" w:cs="Courier New" w:hint="default"/>
+      </w:rPr>
+    </w:lvl>
+    <w:lvl w:ilvl="8" w:tplc="08090005" w:tentative="1">
+      <w:start w:val="1"/>
+      <w:numFmt w:val="bullet"/>
+      <w:lvlText w:val=""/>
+      <w:lvlJc w:val="left"/>
+      <w:pPr>
+        <w:ind w:left="6480" w:hanging="360"/>
+      </w:pPr>
+      <w:rPr>
+        <w:rFonts w:ascii="Wingdings" w:hAnsi="Wingdings" w:hint="default"/>
+      </w:rPr>
+    </w:lvl>
+  </w:abstractNum>
+  <w:abstractNum w:abstractNumId="14" w15:restartNumberingAfterBreak="0">
     <w:nsid w:val="7D2B389C"/>
     <w:multiLevelType w:val="hybridMultilevel"/>
     <w:tmpl w:val="D1740022"/>
@@ -11797,6 +14256,119 @@
       </w:pPr>
       <w:rPr>
         <w:rFonts w:ascii="Wingdings" w:hAnsi="Wingdings" w:hint="default"/>
+      </w:rPr>
+    </w:lvl>
+  </w:abstractNum>
+  <w:abstractNum w:abstractNumId="15" w15:restartNumberingAfterBreak="0">
+    <w:nsid w:val="7D520B67"/>
+    <w:multiLevelType w:val="multilevel"/>
+    <w:tmpl w:val="D230056C"/>
+    <w:lvl w:ilvl="0">
+      <w:start w:val="1"/>
+      <w:numFmt w:val="decimal"/>
+      <w:lvlText w:val="%1."/>
+      <w:lvlJc w:val="left"/>
+      <w:pPr>
+        <w:ind w:left="360" w:hanging="360"/>
+      </w:pPr>
+      <w:rPr>
+        <w:rFonts w:hint="default"/>
+      </w:rPr>
+    </w:lvl>
+    <w:lvl w:ilvl="1">
+      <w:start w:val="1"/>
+      <w:numFmt w:val="bullet"/>
+      <w:lvlText w:val=""/>
+      <w:lvlJc w:val="left"/>
+      <w:pPr>
+        <w:ind w:left="720" w:hanging="360"/>
+      </w:pPr>
+      <w:rPr>
+        <w:rFonts w:ascii="Symbol" w:hAnsi="Symbol" w:hint="default"/>
+      </w:rPr>
+    </w:lvl>
+    <w:lvl w:ilvl="2">
+      <w:start w:val="1"/>
+      <w:numFmt w:val="bullet"/>
+      <w:lvlText w:val=""/>
+      <w:lvlJc w:val="left"/>
+      <w:pPr>
+        <w:ind w:left="1080" w:hanging="360"/>
+      </w:pPr>
+      <w:rPr>
+        <w:rFonts w:ascii="Wingdings" w:hAnsi="Wingdings" w:hint="default"/>
+      </w:rPr>
+    </w:lvl>
+    <w:lvl w:ilvl="3">
+      <w:start w:val="1"/>
+      <w:numFmt w:val="bullet"/>
+      <w:lvlText w:val=""/>
+      <w:lvlJc w:val="left"/>
+      <w:pPr>
+        <w:ind w:left="1440" w:hanging="360"/>
+      </w:pPr>
+      <w:rPr>
+        <w:rFonts w:ascii="Symbol" w:hAnsi="Symbol" w:hint="default"/>
+      </w:rPr>
+    </w:lvl>
+    <w:lvl w:ilvl="4">
+      <w:start w:val="1"/>
+      <w:numFmt w:val="bullet"/>
+      <w:lvlText w:val=""/>
+      <w:lvlJc w:val="left"/>
+      <w:pPr>
+        <w:ind w:left="1800" w:hanging="360"/>
+      </w:pPr>
+      <w:rPr>
+        <w:rFonts w:ascii="Symbol" w:hAnsi="Symbol" w:hint="default"/>
+      </w:rPr>
+    </w:lvl>
+    <w:lvl w:ilvl="5">
+      <w:start w:val="1"/>
+      <w:numFmt w:val="bullet"/>
+      <w:lvlText w:val=""/>
+      <w:lvlJc w:val="left"/>
+      <w:pPr>
+        <w:ind w:left="2160" w:hanging="360"/>
+      </w:pPr>
+      <w:rPr>
+        <w:rFonts w:ascii="Wingdings" w:hAnsi="Wingdings" w:hint="default"/>
+      </w:rPr>
+    </w:lvl>
+    <w:lvl w:ilvl="6">
+      <w:start w:val="1"/>
+      <w:numFmt w:val="bullet"/>
+      <w:lvlText w:val=""/>
+      <w:lvlJc w:val="left"/>
+      <w:pPr>
+        <w:ind w:left="2520" w:hanging="360"/>
+      </w:pPr>
+      <w:rPr>
+        <w:rFonts w:ascii="Wingdings" w:hAnsi="Wingdings" w:hint="default"/>
+      </w:rPr>
+    </w:lvl>
+    <w:lvl w:ilvl="7">
+      <w:start w:val="1"/>
+      <w:numFmt w:val="bullet"/>
+      <w:lvlText w:val=""/>
+      <w:lvlJc w:val="left"/>
+      <w:pPr>
+        <w:ind w:left="2880" w:hanging="360"/>
+      </w:pPr>
+      <w:rPr>
+        <w:rFonts w:ascii="Symbol" w:hAnsi="Symbol" w:hint="default"/>
+      </w:rPr>
+    </w:lvl>
+    <w:lvl w:ilvl="8">
+      <w:start w:val="1"/>
+      <w:numFmt w:val="bullet"/>
+      <w:lvlText w:val=""/>
+      <w:lvlJc w:val="left"/>
+      <w:pPr>
+        <w:ind w:left="3240" w:hanging="360"/>
+      </w:pPr>
+      <w:rPr>
+        <w:rFonts w:ascii="Symbol" w:hAnsi="Symbol" w:hint="default"/>
       </w:rPr>
     </w:lvl>
   </w:abstractNum>
@@ -11807,16 +14379,16 @@
     <w:abstractNumId w:val="1"/>
   </w:num>
   <w:num w:numId="3">
-    <w:abstractNumId w:val="5"/>
+    <w:abstractNumId w:val="7"/>
   </w:num>
   <w:num w:numId="4">
     <w:abstractNumId w:val="0"/>
   </w:num>
   <w:num w:numId="5">
-    <w:abstractNumId w:val="8"/>
+    <w:abstractNumId w:val="14"/>
   </w:num>
   <w:num w:numId="6">
-    <w:abstractNumId w:val="6"/>
+    <w:abstractNumId w:val="11"/>
   </w:num>
   <w:num w:numId="7">
     <w:abstractNumId w:val="2"/>
@@ -11825,7 +14397,28 @@
     <w:abstractNumId w:val="3"/>
   </w:num>
   <w:num w:numId="9">
-    <w:abstractNumId w:val="7"/>
+    <w:abstractNumId w:val="12"/>
+  </w:num>
+  <w:num w:numId="10">
+    <w:abstractNumId w:val="15"/>
+  </w:num>
+  <w:num w:numId="11">
+    <w:abstractNumId w:val="6"/>
+  </w:num>
+  <w:num w:numId="12">
+    <w:abstractNumId w:val="8"/>
+  </w:num>
+  <w:num w:numId="13">
+    <w:abstractNumId w:val="10"/>
+  </w:num>
+  <w:num w:numId="14">
+    <w:abstractNumId w:val="5"/>
+  </w:num>
+  <w:num w:numId="15">
+    <w:abstractNumId w:val="13"/>
+  </w:num>
+  <w:num w:numId="16">
+    <w:abstractNumId w:val="9"/>
   </w:num>
 </w:numbering>
 </file>
@@ -12228,7 +14821,10 @@
   <w:style w:type="paragraph" w:default="1" w:styleId="Normal">
     <w:name w:val="Normal"/>
     <w:qFormat/>
-    <w:rsid w:val="00EF4382"/>
+    <w:rsid w:val="00B811FF"/>
+    <w:pPr>
+      <w:spacing w:line="360" w:lineRule="auto"/>
+    </w:pPr>
     <w:rPr>
       <w:rFonts w:ascii="Times New Roman" w:hAnsi="Times New Roman"/>
       <w:sz w:val="28"/>
@@ -12243,7 +14839,6 @@
     <w:qFormat/>
     <w:rsid w:val="00026A91"/>
     <w:pPr>
-      <w:spacing w:line="360" w:lineRule="auto"/>
       <w:jc w:val="center"/>
       <w:outlineLvl w:val="0"/>
     </w:pPr>
@@ -12262,7 +14857,6 @@
     <w:qFormat/>
     <w:rsid w:val="00026A91"/>
     <w:pPr>
-      <w:spacing w:line="360" w:lineRule="auto"/>
       <w:jc w:val="center"/>
       <w:outlineLvl w:val="1"/>
     </w:pPr>

--- a/Пояснительная записка.docx
+++ b/Пояснительная записка.docx
@@ -59,15 +59,8 @@
         <w:p>
           <w:pPr>
             <w:pStyle w:val="TOC1"/>
-            <w:tabs>
-              <w:tab w:val="right" w:leader="dot" w:pos="9628"/>
-            </w:tabs>
             <w:rPr>
               <w:rFonts w:asciiTheme="minorHAnsi" w:eastAsiaTheme="minorEastAsia" w:hAnsiTheme="minorHAnsi"/>
-              <w:b w:val="0"/>
-              <w:bCs w:val="0"/>
-              <w:i w:val="0"/>
-              <w:iCs w:val="0"/>
               <w:noProof/>
               <w:lang w:val="en-RU" w:eastAsia="en-GB"/>
             </w:rPr>
@@ -75,10 +68,6 @@
           <w:r>
             <w:rPr>
               <w:rFonts w:cs="Times New Roman"/>
-              <w:b w:val="0"/>
-              <w:bCs w:val="0"/>
-              <w:i w:val="0"/>
-              <w:iCs w:val="0"/>
               <w:sz w:val="28"/>
               <w:szCs w:val="28"/>
             </w:rPr>
@@ -87,10 +76,6 @@
           <w:r>
             <w:rPr>
               <w:rFonts w:cs="Times New Roman"/>
-              <w:b w:val="0"/>
-              <w:bCs w:val="0"/>
-              <w:i w:val="0"/>
-              <w:iCs w:val="0"/>
               <w:sz w:val="28"/>
               <w:szCs w:val="28"/>
             </w:rPr>
@@ -99,16 +84,12 @@
           <w:r>
             <w:rPr>
               <w:rFonts w:cs="Times New Roman"/>
-              <w:b w:val="0"/>
-              <w:bCs w:val="0"/>
-              <w:i w:val="0"/>
-              <w:iCs w:val="0"/>
               <w:sz w:val="28"/>
               <w:szCs w:val="28"/>
             </w:rPr>
             <w:fldChar w:fldCharType="separate"/>
           </w:r>
-          <w:hyperlink w:anchor="_Toc69469582" w:history="1">
+          <w:hyperlink w:anchor="_Toc69494542" w:history="1">
             <w:r>
               <w:rPr>
                 <w:rStyle w:val="Hyperlink"/>
@@ -136,7 +117,7 @@
                 <w:noProof/>
                 <w:webHidden/>
               </w:rPr>
-              <w:instrText xml:space="preserve"> PAGEREF _Toc69469582 \h </w:instrText>
+              <w:instrText xml:space="preserve"> PAGEREF _Toc69494542 \h </w:instrText>
             </w:r>
             <w:r>
               <w:rPr>
@@ -156,7 +137,7 @@
                 <w:noProof/>
                 <w:webHidden/>
               </w:rPr>
-              <w:t>3</w:t>
+              <w:t>4</w:t>
             </w:r>
             <w:r>
               <w:rPr>
@@ -170,24 +151,18 @@
         <w:p>
           <w:pPr>
             <w:pStyle w:val="TOC1"/>
-            <w:tabs>
-              <w:tab w:val="right" w:leader="dot" w:pos="9628"/>
-            </w:tabs>
             <w:rPr>
               <w:rFonts w:asciiTheme="minorHAnsi" w:eastAsiaTheme="minorEastAsia" w:hAnsiTheme="minorHAnsi"/>
-              <w:b w:val="0"/>
-              <w:bCs w:val="0"/>
-              <w:i w:val="0"/>
-              <w:iCs w:val="0"/>
               <w:noProof/>
               <w:lang w:val="en-RU" w:eastAsia="en-GB"/>
             </w:rPr>
           </w:pPr>
-          <w:hyperlink w:anchor="_Toc69469583" w:history="1">
+          <w:hyperlink w:anchor="_Toc69494543" w:history="1">
             <w:r>
               <w:rPr>
                 <w:rStyle w:val="Hyperlink"/>
                 <w:noProof/>
+                <w:highlight w:val="red"/>
               </w:rPr>
               <w:t>ПОСТАНОВКА ЗАДАЧИ</w:t>
             </w:r>
@@ -210,7 +185,7 @@
                 <w:noProof/>
                 <w:webHidden/>
               </w:rPr>
-              <w:instrText xml:space="preserve"> PAGEREF _Toc69469583 \h </w:instrText>
+              <w:instrText xml:space="preserve"> PAGEREF _Toc69494543 \h </w:instrText>
             </w:r>
             <w:r>
               <w:rPr>
@@ -230,7 +205,7 @@
                 <w:noProof/>
                 <w:webHidden/>
               </w:rPr>
-              <w:t>5</w:t>
+              <w:t>6</w:t>
             </w:r>
             <w:r>
               <w:rPr>
@@ -244,24 +219,18 @@
         <w:p>
           <w:pPr>
             <w:pStyle w:val="TOC1"/>
-            <w:tabs>
-              <w:tab w:val="right" w:leader="dot" w:pos="9628"/>
-            </w:tabs>
             <w:rPr>
               <w:rFonts w:asciiTheme="minorHAnsi" w:eastAsiaTheme="minorEastAsia" w:hAnsiTheme="minorHAnsi"/>
-              <w:b w:val="0"/>
-              <w:bCs w:val="0"/>
-              <w:i w:val="0"/>
-              <w:iCs w:val="0"/>
               <w:noProof/>
               <w:lang w:val="en-RU" w:eastAsia="en-GB"/>
             </w:rPr>
           </w:pPr>
-          <w:hyperlink w:anchor="_Toc69469584" w:history="1">
+          <w:hyperlink w:anchor="_Toc69494544" w:history="1">
             <w:r>
               <w:rPr>
                 <w:rStyle w:val="Hyperlink"/>
                 <w:noProof/>
+                <w:highlight w:val="red"/>
               </w:rPr>
               <w:t>ОПИСАНИЕ ПРЕДМЕТНОЙ ОБЛАСТИ</w:t>
             </w:r>
@@ -284,7 +253,7 @@
                 <w:noProof/>
                 <w:webHidden/>
               </w:rPr>
-              <w:instrText xml:space="preserve"> PAGEREF _Toc69469584 \h </w:instrText>
+              <w:instrText xml:space="preserve"> PAGEREF _Toc69494544 \h </w:instrText>
             </w:r>
             <w:r>
               <w:rPr>
@@ -304,7 +273,7 @@
                 <w:noProof/>
                 <w:webHidden/>
               </w:rPr>
-              <w:t>6</w:t>
+              <w:t>7</w:t>
             </w:r>
             <w:r>
               <w:rPr>
@@ -318,24 +287,18 @@
         <w:p>
           <w:pPr>
             <w:pStyle w:val="TOC1"/>
-            <w:tabs>
-              <w:tab w:val="right" w:leader="dot" w:pos="9628"/>
-            </w:tabs>
             <w:rPr>
               <w:rFonts w:asciiTheme="minorHAnsi" w:eastAsiaTheme="minorEastAsia" w:hAnsiTheme="minorHAnsi"/>
-              <w:b w:val="0"/>
-              <w:bCs w:val="0"/>
-              <w:i w:val="0"/>
-              <w:iCs w:val="0"/>
               <w:noProof/>
               <w:lang w:val="en-RU" w:eastAsia="en-GB"/>
             </w:rPr>
           </w:pPr>
-          <w:hyperlink w:anchor="_Toc69469585" w:history="1">
+          <w:hyperlink w:anchor="_Toc69494545" w:history="1">
             <w:r>
               <w:rPr>
                 <w:rStyle w:val="Hyperlink"/>
                 <w:noProof/>
+                <w:highlight w:val="red"/>
               </w:rPr>
               <w:t>АКТУАЛЬНОСТЬ АВТОМАТИЗАЦИИ</w:t>
             </w:r>
@@ -358,7 +321,7 @@
                 <w:noProof/>
                 <w:webHidden/>
               </w:rPr>
-              <w:instrText xml:space="preserve"> PAGEREF _Toc69469585 \h </w:instrText>
+              <w:instrText xml:space="preserve"> PAGEREF _Toc69494545 \h </w:instrText>
             </w:r>
             <w:r>
               <w:rPr>
@@ -378,7 +341,7 @@
                 <w:noProof/>
                 <w:webHidden/>
               </w:rPr>
-              <w:t>8</w:t>
+              <w:t>10</w:t>
             </w:r>
             <w:r>
               <w:rPr>
@@ -392,20 +355,13 @@
         <w:p>
           <w:pPr>
             <w:pStyle w:val="TOC1"/>
-            <w:tabs>
-              <w:tab w:val="right" w:leader="dot" w:pos="9628"/>
-            </w:tabs>
             <w:rPr>
               <w:rFonts w:asciiTheme="minorHAnsi" w:eastAsiaTheme="minorEastAsia" w:hAnsiTheme="minorHAnsi"/>
-              <w:b w:val="0"/>
-              <w:bCs w:val="0"/>
-              <w:i w:val="0"/>
-              <w:iCs w:val="0"/>
               <w:noProof/>
               <w:lang w:val="en-RU" w:eastAsia="en-GB"/>
             </w:rPr>
           </w:pPr>
-          <w:hyperlink w:anchor="_Toc69469586" w:history="1">
+          <w:hyperlink w:anchor="_Toc69494546" w:history="1">
             <w:r>
               <w:rPr>
                 <w:rStyle w:val="Hyperlink"/>
@@ -433,7 +389,7 @@
                 <w:noProof/>
                 <w:webHidden/>
               </w:rPr>
-              <w:instrText xml:space="preserve"> PAGEREF _Toc69469586 \h </w:instrText>
+              <w:instrText xml:space="preserve"> PAGEREF _Toc69494546 \h </w:instrText>
             </w:r>
             <w:r>
               <w:rPr>
@@ -453,7 +409,7 @@
                 <w:noProof/>
                 <w:webHidden/>
               </w:rPr>
-              <w:t>9</w:t>
+              <w:t>11</w:t>
             </w:r>
             <w:r>
               <w:rPr>
@@ -467,20 +423,13 @@
         <w:p>
           <w:pPr>
             <w:pStyle w:val="TOC1"/>
-            <w:tabs>
-              <w:tab w:val="right" w:leader="dot" w:pos="9628"/>
-            </w:tabs>
             <w:rPr>
               <w:rFonts w:asciiTheme="minorHAnsi" w:eastAsiaTheme="minorEastAsia" w:hAnsiTheme="minorHAnsi"/>
-              <w:b w:val="0"/>
-              <w:bCs w:val="0"/>
-              <w:i w:val="0"/>
-              <w:iCs w:val="0"/>
               <w:noProof/>
               <w:lang w:val="en-RU" w:eastAsia="en-GB"/>
             </w:rPr>
           </w:pPr>
-          <w:hyperlink w:anchor="_Toc69469587" w:history="1">
+          <w:hyperlink w:anchor="_Toc69494547" w:history="1">
             <w:r>
               <w:rPr>
                 <w:rStyle w:val="Hyperlink"/>
@@ -508,7 +457,7 @@
                 <w:noProof/>
                 <w:webHidden/>
               </w:rPr>
-              <w:instrText xml:space="preserve"> PAGEREF _Toc69469587 \h </w:instrText>
+              <w:instrText xml:space="preserve"> PAGEREF _Toc69494547 \h </w:instrText>
             </w:r>
             <w:r>
               <w:rPr>
@@ -528,7 +477,7 @@
                 <w:noProof/>
                 <w:webHidden/>
               </w:rPr>
-              <w:t>11</w:t>
+              <w:t>13</w:t>
             </w:r>
             <w:r>
               <w:rPr>
@@ -555,7 +504,7 @@
               <w:lang w:val="en-RU" w:eastAsia="en-GB"/>
             </w:rPr>
           </w:pPr>
-          <w:hyperlink w:anchor="_Toc69469588" w:history="1">
+          <w:hyperlink w:anchor="_Toc69494548" w:history="1">
             <w:r>
               <w:rPr>
                 <w:rStyle w:val="Hyperlink"/>
@@ -582,7 +531,7 @@
                 <w:noProof/>
                 <w:webHidden/>
               </w:rPr>
-              <w:instrText xml:space="preserve"> PAGEREF _Toc69469588 \h </w:instrText>
+              <w:instrText xml:space="preserve"> PAGEREF _Toc69494548 \h </w:instrText>
             </w:r>
             <w:r>
               <w:rPr>
@@ -602,7 +551,7 @@
                 <w:noProof/>
                 <w:webHidden/>
               </w:rPr>
-              <w:t>12</w:t>
+              <w:t>14</w:t>
             </w:r>
             <w:r>
               <w:rPr>
@@ -629,7 +578,7 @@
               <w:lang w:val="en-RU" w:eastAsia="en-GB"/>
             </w:rPr>
           </w:pPr>
-          <w:hyperlink w:anchor="_Toc69469589" w:history="1">
+          <w:hyperlink w:anchor="_Toc69494549" w:history="1">
             <w:r>
               <w:rPr>
                 <w:rStyle w:val="Hyperlink"/>
@@ -656,7 +605,7 @@
                 <w:noProof/>
                 <w:webHidden/>
               </w:rPr>
-              <w:instrText xml:space="preserve"> PAGEREF _Toc69469589 \h </w:instrText>
+              <w:instrText xml:space="preserve"> PAGEREF _Toc69494549 \h </w:instrText>
             </w:r>
             <w:r>
               <w:rPr>
@@ -676,7 +625,7 @@
                 <w:noProof/>
                 <w:webHidden/>
               </w:rPr>
-              <w:t>13</w:t>
+              <w:t>15</w:t>
             </w:r>
             <w:r>
               <w:rPr>
@@ -703,7 +652,7 @@
               <w:lang w:val="en-RU" w:eastAsia="en-GB"/>
             </w:rPr>
           </w:pPr>
-          <w:hyperlink w:anchor="_Toc69469590" w:history="1">
+          <w:hyperlink w:anchor="_Toc69494550" w:history="1">
             <w:r>
               <w:rPr>
                 <w:rStyle w:val="Hyperlink"/>
@@ -730,7 +679,7 @@
                 <w:noProof/>
                 <w:webHidden/>
               </w:rPr>
-              <w:instrText xml:space="preserve"> PAGEREF _Toc69469590 \h </w:instrText>
+              <w:instrText xml:space="preserve"> PAGEREF _Toc69494550 \h </w:instrText>
             </w:r>
             <w:r>
               <w:rPr>
@@ -750,7 +699,7 @@
                 <w:noProof/>
                 <w:webHidden/>
               </w:rPr>
-              <w:t>14</w:t>
+              <w:t>16</w:t>
             </w:r>
             <w:r>
               <w:rPr>
@@ -777,7 +726,7 @@
               <w:lang w:val="en-RU" w:eastAsia="en-GB"/>
             </w:rPr>
           </w:pPr>
-          <w:hyperlink w:anchor="_Toc69469591" w:history="1">
+          <w:hyperlink w:anchor="_Toc69494551" w:history="1">
             <w:r>
               <w:rPr>
                 <w:rStyle w:val="Hyperlink"/>
@@ -804,7 +753,7 @@
                 <w:noProof/>
                 <w:webHidden/>
               </w:rPr>
-              <w:instrText xml:space="preserve"> PAGEREF _Toc69469591 \h </w:instrText>
+              <w:instrText xml:space="preserve"> PAGEREF _Toc69494551 \h </w:instrText>
             </w:r>
             <w:r>
               <w:rPr>
@@ -824,7 +773,7 @@
                 <w:noProof/>
                 <w:webHidden/>
               </w:rPr>
-              <w:t>15</w:t>
+              <w:t>17</w:t>
             </w:r>
             <w:r>
               <w:rPr>
@@ -851,7 +800,7 @@
               <w:lang w:val="en-RU" w:eastAsia="en-GB"/>
             </w:rPr>
           </w:pPr>
-          <w:hyperlink w:anchor="_Toc69469592" w:history="1">
+          <w:hyperlink w:anchor="_Toc69494552" w:history="1">
             <w:r>
               <w:rPr>
                 <w:rStyle w:val="Hyperlink"/>
@@ -878,7 +827,7 @@
                 <w:noProof/>
                 <w:webHidden/>
               </w:rPr>
-              <w:instrText xml:space="preserve"> PAGEREF _Toc69469592 \h </w:instrText>
+              <w:instrText xml:space="preserve"> PAGEREF _Toc69494552 \h </w:instrText>
             </w:r>
             <w:r>
               <w:rPr>
@@ -898,7 +847,7 @@
                 <w:noProof/>
                 <w:webHidden/>
               </w:rPr>
-              <w:t>15</w:t>
+              <w:t>17</w:t>
             </w:r>
             <w:r>
               <w:rPr>
@@ -925,7 +874,7 @@
               <w:lang w:val="en-RU" w:eastAsia="en-GB"/>
             </w:rPr>
           </w:pPr>
-          <w:hyperlink w:anchor="_Toc69469593" w:history="1">
+          <w:hyperlink w:anchor="_Toc69494553" w:history="1">
             <w:r>
               <w:rPr>
                 <w:rStyle w:val="Hyperlink"/>
@@ -952,7 +901,7 @@
                 <w:noProof/>
                 <w:webHidden/>
               </w:rPr>
-              <w:instrText xml:space="preserve"> PAGEREF _Toc69469593 \h </w:instrText>
+              <w:instrText xml:space="preserve"> PAGEREF _Toc69494553 \h </w:instrText>
             </w:r>
             <w:r>
               <w:rPr>
@@ -972,7 +921,7 @@
                 <w:noProof/>
                 <w:webHidden/>
               </w:rPr>
-              <w:t>16</w:t>
+              <w:t>18</w:t>
             </w:r>
             <w:r>
               <w:rPr>
@@ -999,7 +948,7 @@
               <w:lang w:val="en-RU" w:eastAsia="en-GB"/>
             </w:rPr>
           </w:pPr>
-          <w:hyperlink w:anchor="_Toc69469594" w:history="1">
+          <w:hyperlink w:anchor="_Toc69494554" w:history="1">
             <w:r>
               <w:rPr>
                 <w:rStyle w:val="Hyperlink"/>
@@ -1026,7 +975,7 @@
                 <w:noProof/>
                 <w:webHidden/>
               </w:rPr>
-              <w:instrText xml:space="preserve"> PAGEREF _Toc69469594 \h </w:instrText>
+              <w:instrText xml:space="preserve"> PAGEREF _Toc69494554 \h </w:instrText>
             </w:r>
             <w:r>
               <w:rPr>
@@ -1046,7 +995,7 @@
                 <w:noProof/>
                 <w:webHidden/>
               </w:rPr>
-              <w:t>17</w:t>
+              <w:t>19</w:t>
             </w:r>
             <w:r>
               <w:rPr>
@@ -1073,7 +1022,7 @@
               <w:lang w:val="en-RU" w:eastAsia="en-GB"/>
             </w:rPr>
           </w:pPr>
-          <w:hyperlink w:anchor="_Toc69469595" w:history="1">
+          <w:hyperlink w:anchor="_Toc69494555" w:history="1">
             <w:r>
               <w:rPr>
                 <w:rStyle w:val="Hyperlink"/>
@@ -1100,7 +1049,7 @@
                 <w:noProof/>
                 <w:webHidden/>
               </w:rPr>
-              <w:instrText xml:space="preserve"> PAGEREF _Toc69469595 \h </w:instrText>
+              <w:instrText xml:space="preserve"> PAGEREF _Toc69494555 \h </w:instrText>
             </w:r>
             <w:r>
               <w:rPr>
@@ -1120,7 +1069,7 @@
                 <w:noProof/>
                 <w:webHidden/>
               </w:rPr>
-              <w:t>18</w:t>
+              <w:t>20</w:t>
             </w:r>
             <w:r>
               <w:rPr>
@@ -1134,20 +1083,13 @@
         <w:p>
           <w:pPr>
             <w:pStyle w:val="TOC1"/>
-            <w:tabs>
-              <w:tab w:val="right" w:leader="dot" w:pos="9628"/>
-            </w:tabs>
             <w:rPr>
               <w:rFonts w:asciiTheme="minorHAnsi" w:eastAsiaTheme="minorEastAsia" w:hAnsiTheme="minorHAnsi"/>
-              <w:b w:val="0"/>
-              <w:bCs w:val="0"/>
-              <w:i w:val="0"/>
-              <w:iCs w:val="0"/>
               <w:noProof/>
               <w:lang w:val="en-RU" w:eastAsia="en-GB"/>
             </w:rPr>
           </w:pPr>
-          <w:hyperlink w:anchor="_Toc69469596" w:history="1">
+          <w:hyperlink w:anchor="_Toc69494556" w:history="1">
             <w:r>
               <w:rPr>
                 <w:rStyle w:val="Hyperlink"/>
@@ -1175,7 +1117,7 @@
                 <w:noProof/>
                 <w:webHidden/>
               </w:rPr>
-              <w:instrText xml:space="preserve"> PAGEREF _Toc69469596 \h </w:instrText>
+              <w:instrText xml:space="preserve"> PAGEREF _Toc69494556 \h </w:instrText>
             </w:r>
             <w:r>
               <w:rPr>
@@ -1195,7 +1137,7 @@
                 <w:noProof/>
                 <w:webHidden/>
               </w:rPr>
-              <w:t>19</w:t>
+              <w:t>22</w:t>
             </w:r>
             <w:r>
               <w:rPr>
@@ -1222,7 +1164,7 @@
               <w:lang w:val="en-RU" w:eastAsia="en-GB"/>
             </w:rPr>
           </w:pPr>
-          <w:hyperlink w:anchor="_Toc69469597" w:history="1">
+          <w:hyperlink w:anchor="_Toc69494557" w:history="1">
             <w:r>
               <w:rPr>
                 <w:rStyle w:val="Hyperlink"/>
@@ -1249,7 +1191,7 @@
                 <w:noProof/>
                 <w:webHidden/>
               </w:rPr>
-              <w:instrText xml:space="preserve"> PAGEREF _Toc69469597 \h </w:instrText>
+              <w:instrText xml:space="preserve"> PAGEREF _Toc69494557 \h </w:instrText>
             </w:r>
             <w:r>
               <w:rPr>
@@ -1269,7 +1211,7 @@
                 <w:noProof/>
                 <w:webHidden/>
               </w:rPr>
-              <w:t>19</w:t>
+              <w:t>22</w:t>
             </w:r>
             <w:r>
               <w:rPr>
@@ -1296,7 +1238,7 @@
               <w:lang w:val="en-RU" w:eastAsia="en-GB"/>
             </w:rPr>
           </w:pPr>
-          <w:hyperlink w:anchor="_Toc69469598" w:history="1">
+          <w:hyperlink w:anchor="_Toc69494558" w:history="1">
             <w:r>
               <w:rPr>
                 <w:rStyle w:val="Hyperlink"/>
@@ -1323,7 +1265,7 @@
                 <w:noProof/>
                 <w:webHidden/>
               </w:rPr>
-              <w:instrText xml:space="preserve"> PAGEREF _Toc69469598 \h </w:instrText>
+              <w:instrText xml:space="preserve"> PAGEREF _Toc69494558 \h </w:instrText>
             </w:r>
             <w:r>
               <w:rPr>
@@ -1343,7 +1285,7 @@
                 <w:noProof/>
                 <w:webHidden/>
               </w:rPr>
-              <w:t>20</w:t>
+              <w:t>23</w:t>
             </w:r>
             <w:r>
               <w:rPr>
@@ -1370,7 +1312,7 @@
               <w:lang w:val="en-RU" w:eastAsia="en-GB"/>
             </w:rPr>
           </w:pPr>
-          <w:hyperlink w:anchor="_Toc69469599" w:history="1">
+          <w:hyperlink w:anchor="_Toc69494559" w:history="1">
             <w:r>
               <w:rPr>
                 <w:rStyle w:val="Hyperlink"/>
@@ -1397,7 +1339,7 @@
                 <w:noProof/>
                 <w:webHidden/>
               </w:rPr>
-              <w:instrText xml:space="preserve"> PAGEREF _Toc69469599 \h </w:instrText>
+              <w:instrText xml:space="preserve"> PAGEREF _Toc69494559 \h </w:instrText>
             </w:r>
             <w:r>
               <w:rPr>
@@ -1417,7 +1359,7 @@
                 <w:noProof/>
                 <w:webHidden/>
               </w:rPr>
-              <w:t>21</w:t>
+              <w:t>25</w:t>
             </w:r>
             <w:r>
               <w:rPr>
@@ -1431,40 +1373,20 @@
         <w:p>
           <w:pPr>
             <w:pStyle w:val="TOC1"/>
-            <w:tabs>
-              <w:tab w:val="right" w:leader="dot" w:pos="9628"/>
-            </w:tabs>
             <w:rPr>
               <w:rFonts w:asciiTheme="minorHAnsi" w:eastAsiaTheme="minorEastAsia" w:hAnsiTheme="minorHAnsi"/>
-              <w:b w:val="0"/>
-              <w:bCs w:val="0"/>
-              <w:i w:val="0"/>
-              <w:iCs w:val="0"/>
               <w:noProof/>
               <w:lang w:val="en-RU" w:eastAsia="en-GB"/>
             </w:rPr>
           </w:pPr>
-          <w:hyperlink w:anchor="_Toc69469600" w:history="1">
+          <w:hyperlink w:anchor="_Toc69494560" w:history="1">
             <w:r>
               <w:rPr>
                 <w:rStyle w:val="Hyperlink"/>
                 <w:noProof/>
-              </w:rPr>
-              <w:t>НАЗ</w:t>
-            </w:r>
-            <w:r>
-              <w:rPr>
-                <w:rStyle w:val="Hyperlink"/>
-                <w:noProof/>
-              </w:rPr>
-              <w:t>Н</w:t>
-            </w:r>
-            <w:r>
-              <w:rPr>
-                <w:rStyle w:val="Hyperlink"/>
-                <w:noProof/>
-              </w:rPr>
-              <w:t>АЧЕНИЕ И СОСТАВ КЛАССОВ ПРОГРАММЫ</w:t>
+                <w:highlight w:val="yellow"/>
+              </w:rPr>
+              <w:t>НАЗНАЧЕНИЕ И СОСТАВ КЛАССОВ ПРОГРАММЫ</w:t>
             </w:r>
             <w:r>
               <w:rPr>
@@ -1485,7 +1407,7 @@
                 <w:noProof/>
                 <w:webHidden/>
               </w:rPr>
-              <w:instrText xml:space="preserve"> PAGEREF _Toc69469600 \h </w:instrText>
+              <w:instrText xml:space="preserve"> PAGEREF _Toc69494560 \h </w:instrText>
             </w:r>
             <w:r>
               <w:rPr>
@@ -1505,7 +1427,7 @@
                 <w:noProof/>
                 <w:webHidden/>
               </w:rPr>
-              <w:t>23</w:t>
+              <w:t>27</w:t>
             </w:r>
             <w:r>
               <w:rPr>
@@ -1532,27 +1454,14 @@
               <w:lang w:val="en-RU" w:eastAsia="en-GB"/>
             </w:rPr>
           </w:pPr>
-          <w:hyperlink w:anchor="_Toc69469601" w:history="1">
+          <w:hyperlink w:anchor="_Toc69494561" w:history="1">
             <w:r>
               <w:rPr>
                 <w:rStyle w:val="Hyperlink"/>
                 <w:noProof/>
-              </w:rPr>
-              <w:t>Серв</w:t>
-            </w:r>
-            <w:r>
-              <w:rPr>
-                <w:rStyle w:val="Hyperlink"/>
-                <w:noProof/>
-              </w:rPr>
-              <w:t>е</w:t>
-            </w:r>
-            <w:r>
-              <w:rPr>
-                <w:rStyle w:val="Hyperlink"/>
-                <w:noProof/>
-              </w:rPr>
-              <w:t>р</w:t>
+                <w:highlight w:val="green"/>
+              </w:rPr>
+              <w:t>Сервер</w:t>
             </w:r>
             <w:r>
               <w:rPr>
@@ -1573,7 +1482,7 @@
                 <w:noProof/>
                 <w:webHidden/>
               </w:rPr>
-              <w:instrText xml:space="preserve"> PAGEREF _Toc69469601 \h </w:instrText>
+              <w:instrText xml:space="preserve"> PAGEREF _Toc69494561 \h </w:instrText>
             </w:r>
             <w:r>
               <w:rPr>
@@ -1593,7 +1502,7 @@
                 <w:noProof/>
                 <w:webHidden/>
               </w:rPr>
-              <w:t>23</w:t>
+              <w:t>27</w:t>
             </w:r>
             <w:r>
               <w:rPr>
@@ -1620,13 +1529,30 @@
               <w:lang w:val="en-RU" w:eastAsia="en-GB"/>
             </w:rPr>
           </w:pPr>
-          <w:hyperlink w:anchor="_Toc69469602" w:history="1">
+          <w:hyperlink w:anchor="_Toc69494562" w:history="1">
             <w:r>
               <w:rPr>
                 <w:rStyle w:val="Hyperlink"/>
                 <w:noProof/>
-              </w:rPr>
-              <w:t>Клиент</w:t>
+                <w:highlight w:val="yellow"/>
+              </w:rPr>
+              <w:t>Кл</w:t>
+            </w:r>
+            <w:r>
+              <w:rPr>
+                <w:rStyle w:val="Hyperlink"/>
+                <w:noProof/>
+                <w:highlight w:val="yellow"/>
+              </w:rPr>
+              <w:t>и</w:t>
+            </w:r>
+            <w:r>
+              <w:rPr>
+                <w:rStyle w:val="Hyperlink"/>
+                <w:noProof/>
+                <w:highlight w:val="yellow"/>
+              </w:rPr>
+              <w:t>ент</w:t>
             </w:r>
             <w:r>
               <w:rPr>
@@ -1647,7 +1573,7 @@
                 <w:noProof/>
                 <w:webHidden/>
               </w:rPr>
-              <w:instrText xml:space="preserve"> PAGEREF _Toc69469602 \h </w:instrText>
+              <w:instrText xml:space="preserve"> PAGEREF _Toc69494562 \h </w:instrText>
             </w:r>
             <w:r>
               <w:rPr>
@@ -1667,7 +1593,7 @@
                 <w:noProof/>
                 <w:webHidden/>
               </w:rPr>
-              <w:t>23</w:t>
+              <w:t>30</w:t>
             </w:r>
             <w:r>
               <w:rPr>
@@ -1681,24 +1607,18 @@
         <w:p>
           <w:pPr>
             <w:pStyle w:val="TOC1"/>
-            <w:tabs>
-              <w:tab w:val="right" w:leader="dot" w:pos="9628"/>
-            </w:tabs>
             <w:rPr>
               <w:rFonts w:asciiTheme="minorHAnsi" w:eastAsiaTheme="minorEastAsia" w:hAnsiTheme="minorHAnsi"/>
-              <w:b w:val="0"/>
-              <w:bCs w:val="0"/>
-              <w:i w:val="0"/>
-              <w:iCs w:val="0"/>
               <w:noProof/>
               <w:lang w:val="en-RU" w:eastAsia="en-GB"/>
             </w:rPr>
           </w:pPr>
-          <w:hyperlink w:anchor="_Toc69469603" w:history="1">
+          <w:hyperlink w:anchor="_Toc69494563" w:history="1">
             <w:r>
               <w:rPr>
                 <w:rStyle w:val="Hyperlink"/>
                 <w:noProof/>
+                <w:highlight w:val="red"/>
               </w:rPr>
               <w:t>ЗАКЛЮЧЕНИЕ</w:t>
             </w:r>
@@ -1721,7 +1641,7 @@
                 <w:noProof/>
                 <w:webHidden/>
               </w:rPr>
-              <w:instrText xml:space="preserve"> PAGEREF _Toc69469603 \h </w:instrText>
+              <w:instrText xml:space="preserve"> PAGEREF _Toc69494563 \h </w:instrText>
             </w:r>
             <w:r>
               <w:rPr>
@@ -1741,7 +1661,7 @@
                 <w:noProof/>
                 <w:webHidden/>
               </w:rPr>
-              <w:t>24</w:t>
+              <w:t>32</w:t>
             </w:r>
             <w:r>
               <w:rPr>
@@ -1755,24 +1675,18 @@
         <w:p>
           <w:pPr>
             <w:pStyle w:val="TOC1"/>
-            <w:tabs>
-              <w:tab w:val="right" w:leader="dot" w:pos="9628"/>
-            </w:tabs>
             <w:rPr>
               <w:rFonts w:asciiTheme="minorHAnsi" w:eastAsiaTheme="minorEastAsia" w:hAnsiTheme="minorHAnsi"/>
-              <w:b w:val="0"/>
-              <w:bCs w:val="0"/>
-              <w:i w:val="0"/>
-              <w:iCs w:val="0"/>
               <w:noProof/>
               <w:lang w:val="en-RU" w:eastAsia="en-GB"/>
             </w:rPr>
           </w:pPr>
-          <w:hyperlink w:anchor="_Toc69469604" w:history="1">
+          <w:hyperlink w:anchor="_Toc69494564" w:history="1">
             <w:r>
               <w:rPr>
                 <w:rStyle w:val="Hyperlink"/>
                 <w:noProof/>
+                <w:highlight w:val="red"/>
               </w:rPr>
               <w:t>СПИСОК ИСПОЛЬЗОВАННЫХ ИСТОЧНИКОВ</w:t>
             </w:r>
@@ -1795,7 +1709,7 @@
                 <w:noProof/>
                 <w:webHidden/>
               </w:rPr>
-              <w:instrText xml:space="preserve"> PAGEREF _Toc69469604 \h </w:instrText>
+              <w:instrText xml:space="preserve"> PAGEREF _Toc69494564 \h </w:instrText>
             </w:r>
             <w:r>
               <w:rPr>
@@ -1815,7 +1729,7 @@
                 <w:noProof/>
                 <w:webHidden/>
               </w:rPr>
-              <w:t>25</w:t>
+              <w:t>33</w:t>
             </w:r>
             <w:r>
               <w:rPr>
@@ -1829,20 +1743,13 @@
         <w:p>
           <w:pPr>
             <w:pStyle w:val="TOC1"/>
-            <w:tabs>
-              <w:tab w:val="right" w:leader="dot" w:pos="9628"/>
-            </w:tabs>
             <w:rPr>
               <w:rFonts w:asciiTheme="minorHAnsi" w:eastAsiaTheme="minorEastAsia" w:hAnsiTheme="minorHAnsi"/>
-              <w:b w:val="0"/>
-              <w:bCs w:val="0"/>
-              <w:i w:val="0"/>
-              <w:iCs w:val="0"/>
               <w:noProof/>
               <w:lang w:val="en-RU" w:eastAsia="en-GB"/>
             </w:rPr>
           </w:pPr>
-          <w:hyperlink w:anchor="_Toc69469605" w:history="1">
+          <w:hyperlink w:anchor="_Toc69494565" w:history="1">
             <w:r>
               <w:rPr>
                 <w:rStyle w:val="Hyperlink"/>
@@ -1869,7 +1776,7 @@
                 <w:noProof/>
                 <w:webHidden/>
               </w:rPr>
-              <w:instrText xml:space="preserve"> PAGEREF _Toc69469605 \h </w:instrText>
+              <w:instrText xml:space="preserve"> PAGEREF _Toc69494565 \h </w:instrText>
             </w:r>
             <w:r>
               <w:rPr>
@@ -1889,7 +1796,7 @@
                 <w:noProof/>
                 <w:webHidden/>
               </w:rPr>
-              <w:t>26</w:t>
+              <w:t>34</w:t>
             </w:r>
             <w:r>
               <w:rPr>
@@ -1916,7 +1823,7 @@
               <w:lang w:val="en-RU" w:eastAsia="en-GB"/>
             </w:rPr>
           </w:pPr>
-          <w:hyperlink w:anchor="_Toc69469606" w:history="1">
+          <w:hyperlink w:anchor="_Toc69494566" w:history="1">
             <w:r>
               <w:rPr>
                 <w:rStyle w:val="Hyperlink"/>
@@ -1943,7 +1850,7 @@
                 <w:noProof/>
                 <w:webHidden/>
               </w:rPr>
-              <w:instrText xml:space="preserve"> PAGEREF _Toc69469606 \h </w:instrText>
+              <w:instrText xml:space="preserve"> PAGEREF _Toc69494566 \h </w:instrText>
             </w:r>
             <w:r>
               <w:rPr>
@@ -1963,7 +1870,7 @@
                 <w:noProof/>
                 <w:webHidden/>
               </w:rPr>
-              <w:t>26</w:t>
+              <w:t>34</w:t>
             </w:r>
             <w:r>
               <w:rPr>
@@ -1990,7 +1897,7 @@
               <w:lang w:val="en-RU" w:eastAsia="en-GB"/>
             </w:rPr>
           </w:pPr>
-          <w:hyperlink w:anchor="_Toc69469607" w:history="1">
+          <w:hyperlink w:anchor="_Toc69494567" w:history="1">
             <w:r>
               <w:rPr>
                 <w:rStyle w:val="Hyperlink"/>
@@ -2017,7 +1924,7 @@
                 <w:noProof/>
                 <w:webHidden/>
               </w:rPr>
-              <w:instrText xml:space="preserve"> PAGEREF _Toc69469607 \h </w:instrText>
+              <w:instrText xml:space="preserve"> PAGEREF _Toc69494567 \h </w:instrText>
             </w:r>
             <w:r>
               <w:rPr>
@@ -2037,7 +1944,7 @@
                 <w:noProof/>
                 <w:webHidden/>
               </w:rPr>
-              <w:t>26</w:t>
+              <w:t>34</w:t>
             </w:r>
             <w:r>
               <w:rPr>
@@ -2086,7 +1993,7 @@
       <w:pPr>
         <w:pStyle w:val="Heading1"/>
       </w:pPr>
-      <w:bookmarkStart w:id="0" w:name="_Toc69469582"/>
+      <w:bookmarkStart w:id="0" w:name="_Toc69494542"/>
       <w:r>
         <w:rPr>
           <w:highlight w:val="green"/>
@@ -2884,7 +2791,23 @@
           <w:rFonts w:cs="Times New Roman"/>
           <w:szCs w:val="28"/>
         </w:rPr>
-        <w:t xml:space="preserve">серверная часть с использованием фреймворка </w:t>
+        <w:t xml:space="preserve">серверная часть с использованием </w:t>
+      </w:r>
+      <w:proofErr w:type="spellStart"/>
+      <w:r>
+        <w:rPr>
+          <w:rFonts w:cs="Times New Roman"/>
+          <w:szCs w:val="28"/>
+        </w:rPr>
+        <w:t>фреймворка</w:t>
+      </w:r>
+      <w:proofErr w:type="spellEnd"/>
+      <w:r>
+        <w:rPr>
+          <w:rFonts w:cs="Times New Roman"/>
+          <w:szCs w:val="28"/>
+        </w:rPr>
+        <w:t xml:space="preserve"> </w:t>
       </w:r>
       <w:r>
         <w:rPr>
@@ -3162,6 +3085,7 @@
         </w:rPr>
         <w:t xml:space="preserve">-контейнера для сервер-приложения и </w:t>
       </w:r>
+      <w:proofErr w:type="gramStart"/>
       <w:r>
         <w:rPr>
           <w:rFonts w:cs="Times New Roman"/>
@@ -3185,6 +3109,7 @@
         </w:rPr>
         <w:t>Runtime</w:t>
       </w:r>
+      <w:proofErr w:type="gramEnd"/>
       <w:r>
         <w:rPr>
           <w:rFonts w:cs="Times New Roman"/>
@@ -3221,6 +3146,7 @@
         </w:rPr>
         <w:t xml:space="preserve">с использованием инструмента </w:t>
       </w:r>
+      <w:proofErr w:type="spellStart"/>
       <w:r>
         <w:rPr>
           <w:rFonts w:cs="Times New Roman"/>
@@ -3229,6 +3155,7 @@
         </w:rPr>
         <w:t>Jlink</w:t>
       </w:r>
+      <w:proofErr w:type="spellEnd"/>
       <w:r>
         <w:rPr>
           <w:rFonts w:cs="Times New Roman"/>
@@ -3258,8 +3185,11 @@
       <w:pPr>
         <w:pStyle w:val="Heading1"/>
       </w:pPr>
-      <w:bookmarkStart w:id="1" w:name="_Toc69469583"/>
-      <w:r>
+      <w:bookmarkStart w:id="1" w:name="_Toc69494543"/>
+      <w:r>
+        <w:rPr>
+          <w:highlight w:val="red"/>
+        </w:rPr>
         <w:lastRenderedPageBreak/>
         <w:t>ПОСТАНОВКА ЗАДАЧИ</w:t>
       </w:r>
@@ -3279,7 +3209,23 @@
           <w:rFonts w:cs="Times New Roman"/>
           <w:szCs w:val="28"/>
         </w:rPr>
-        <w:t>В соответствии с выбранной темой требуется разработать Windows-</w:t>
+        <w:t xml:space="preserve">В соответствии с выбранной темой требуется разработать </w:t>
+      </w:r>
+      <w:proofErr w:type="spellStart"/>
+      <w:r>
+        <w:rPr>
+          <w:rFonts w:cs="Times New Roman"/>
+          <w:szCs w:val="28"/>
+        </w:rPr>
+        <w:t>Windows</w:t>
+      </w:r>
+      <w:proofErr w:type="spellEnd"/>
+      <w:r>
+        <w:rPr>
+          <w:rFonts w:cs="Times New Roman"/>
+          <w:szCs w:val="28"/>
+        </w:rPr>
+        <w:t>-</w:t>
       </w:r>
       <w:r>
         <w:rPr>
@@ -3378,8 +3324,17 @@
           <w:rFonts w:cs="Times New Roman"/>
           <w:szCs w:val="28"/>
         </w:rPr>
-        <w:t>1. Разрабатываемое приложение должно представлять собой Windows</w:t>
-      </w:r>
+        <w:t xml:space="preserve">1. Разрабатываемое приложение должно представлять собой </w:t>
+      </w:r>
+      <w:proofErr w:type="spellStart"/>
+      <w:r>
+        <w:rPr>
+          <w:rFonts w:cs="Times New Roman"/>
+          <w:szCs w:val="28"/>
+        </w:rPr>
+        <w:t>Windows</w:t>
+      </w:r>
+      <w:proofErr w:type="spellEnd"/>
     </w:p>
     <w:p>
       <w:pPr>
@@ -3560,8 +3515,11 @@
       <w:pPr>
         <w:pStyle w:val="Heading1"/>
       </w:pPr>
-      <w:bookmarkStart w:id="2" w:name="_Toc69469584"/>
-      <w:r>
+      <w:bookmarkStart w:id="2" w:name="_Toc69494544"/>
+      <w:r>
+        <w:rPr>
+          <w:highlight w:val="red"/>
+        </w:rPr>
         <w:lastRenderedPageBreak/>
         <w:t>ОПИСАНИЕ ПРЕДМЕТНОЙ ОБЛАСТИ</w:t>
       </w:r>
@@ -3697,7 +3655,25 @@
           <w:iCs/>
           <w:szCs w:val="28"/>
         </w:rPr>
-        <w:t>Установка сетевого имени (никнейма), и не допущение дубликатов.</w:t>
+        <w:t>Установка сетевого имени (</w:t>
+      </w:r>
+      <w:proofErr w:type="spellStart"/>
+      <w:r>
+        <w:rPr>
+          <w:rFonts w:eastAsiaTheme="minorEastAsia" w:cs="Times New Roman"/>
+          <w:iCs/>
+          <w:szCs w:val="28"/>
+        </w:rPr>
+        <w:t>никнейма</w:t>
+      </w:r>
+      <w:proofErr w:type="spellEnd"/>
+      <w:r>
+        <w:rPr>
+          <w:rFonts w:eastAsiaTheme="minorEastAsia" w:cs="Times New Roman"/>
+          <w:iCs/>
+          <w:szCs w:val="28"/>
+        </w:rPr>
+        <w:t>), и не допущение дубликатов.</w:t>
       </w:r>
     </w:p>
     <w:p>
@@ -4088,8 +4064,11 @@
       <w:pPr>
         <w:pStyle w:val="Heading1"/>
       </w:pPr>
-      <w:bookmarkStart w:id="3" w:name="_Toc69469585"/>
-      <w:r>
+      <w:bookmarkStart w:id="3" w:name="_Toc69494545"/>
+      <w:r>
+        <w:rPr>
+          <w:highlight w:val="red"/>
+        </w:rPr>
         <w:lastRenderedPageBreak/>
         <w:t>АКТУАЛЬНОСТЬ АВТОМАТИЗАЦИИ</w:t>
       </w:r>
@@ -4115,7 +4094,15 @@
           <w:rFonts w:cs="Times New Roman"/>
           <w:szCs w:val="28"/>
         </w:rPr>
-        <w:t>Автоматизация актуально потому что</w:t>
+        <w:t xml:space="preserve">Автоматизация актуально потому </w:t>
+      </w:r>
+      <w:proofErr w:type="gramStart"/>
+      <w:r>
+        <w:rPr>
+          <w:rFonts w:cs="Times New Roman"/>
+          <w:szCs w:val="28"/>
+        </w:rPr>
+        <w:t>что</w:t>
       </w:r>
       <w:r>
         <w:rPr>
@@ -4124,6 +4111,7 @@
         </w:rPr>
         <w:t xml:space="preserve"> ???????</w:t>
       </w:r>
+      <w:proofErr w:type="gramEnd"/>
     </w:p>
     <w:p>
       <w:pPr>
@@ -4148,7 +4136,7 @@
       <w:pPr>
         <w:pStyle w:val="Heading1"/>
       </w:pPr>
-      <w:bookmarkStart w:id="4" w:name="_Toc69469586"/>
+      <w:bookmarkStart w:id="4" w:name="_Toc69494546"/>
       <w:r>
         <w:rPr>
           <w:highlight w:val="yellow"/>
@@ -4436,7 +4424,31 @@
           <w:szCs w:val="28"/>
         </w:rPr>
         <w:lastRenderedPageBreak/>
-        <w:t xml:space="preserve">При запуске программы происходит проверка на существование ключа доступа (токена) в файле </w:t>
+        <w:t>При запуске программы происходит проверка на существование ключа доступа (</w:t>
+      </w:r>
+      <w:proofErr w:type="spellStart"/>
+      <w:r>
+        <w:rPr>
+          <w:rFonts w:cs="Times New Roman"/>
+          <w:szCs w:val="28"/>
+        </w:rPr>
+        <w:t>токена</w:t>
+      </w:r>
+      <w:proofErr w:type="spellEnd"/>
+      <w:r>
+        <w:rPr>
+          <w:rFonts w:cs="Times New Roman"/>
+          <w:szCs w:val="28"/>
+        </w:rPr>
+        <w:t xml:space="preserve">) в </w:t>
+      </w:r>
+      <w:proofErr w:type="gramStart"/>
+      <w:r>
+        <w:rPr>
+          <w:rFonts w:cs="Times New Roman"/>
+          <w:szCs w:val="28"/>
+        </w:rPr>
+        <w:t xml:space="preserve">файле </w:t>
       </w:r>
       <w:r>
         <w:rPr>
@@ -4445,6 +4457,7 @@
         </w:rPr>
         <w:t>.</w:t>
       </w:r>
+      <w:proofErr w:type="spellStart"/>
       <w:r>
         <w:rPr>
           <w:rFonts w:cs="Times New Roman"/>
@@ -4453,6 +4466,8 @@
         </w:rPr>
         <w:t>tempdata</w:t>
       </w:r>
+      <w:proofErr w:type="spellEnd"/>
+      <w:proofErr w:type="gramEnd"/>
       <w:r>
         <w:rPr>
           <w:rFonts w:cs="Times New Roman"/>
@@ -4493,8 +4508,17 @@
           <w:rFonts w:cs="Times New Roman"/>
           <w:szCs w:val="28"/>
         </w:rPr>
-        <w:t>Если же файл существует и в нем есть информация о токене</w:t>
-      </w:r>
+        <w:t xml:space="preserve">Если же файл существует и в нем есть информация о </w:t>
+      </w:r>
+      <w:proofErr w:type="spellStart"/>
+      <w:r>
+        <w:rPr>
+          <w:rFonts w:cs="Times New Roman"/>
+          <w:szCs w:val="28"/>
+        </w:rPr>
+        <w:t>токене</w:t>
+      </w:r>
+      <w:proofErr w:type="spellEnd"/>
       <w:r>
         <w:rPr>
           <w:rFonts w:cs="Times New Roman"/>
@@ -4535,7 +4559,23 @@
           <w:rFonts w:cs="Times New Roman"/>
           <w:szCs w:val="28"/>
         </w:rPr>
-        <w:t xml:space="preserve">ищет соответствующий токен в коллекции </w:t>
+        <w:t xml:space="preserve">ищет соответствующий </w:t>
+      </w:r>
+      <w:proofErr w:type="spellStart"/>
+      <w:r>
+        <w:rPr>
+          <w:rFonts w:cs="Times New Roman"/>
+          <w:szCs w:val="28"/>
+        </w:rPr>
+        <w:t>токен</w:t>
+      </w:r>
+      <w:proofErr w:type="spellEnd"/>
+      <w:r>
+        <w:rPr>
+          <w:rFonts w:cs="Times New Roman"/>
+          <w:szCs w:val="28"/>
+        </w:rPr>
+        <w:t xml:space="preserve"> в коллекции </w:t>
       </w:r>
       <w:r>
         <w:rPr>
@@ -4686,8 +4726,33 @@
           <w:rFonts w:cs="Times New Roman"/>
           <w:szCs w:val="28"/>
         </w:rPr>
-        <w:t>поток проверки интернет-соединения и поток лонгпула</w:t>
-      </w:r>
+        <w:t xml:space="preserve">поток проверки </w:t>
+      </w:r>
+      <w:proofErr w:type="spellStart"/>
+      <w:r>
+        <w:rPr>
+          <w:rFonts w:cs="Times New Roman"/>
+          <w:szCs w:val="28"/>
+        </w:rPr>
+        <w:t>интернет-соединения</w:t>
+      </w:r>
+      <w:proofErr w:type="spellEnd"/>
+      <w:r>
+        <w:rPr>
+          <w:rFonts w:cs="Times New Roman"/>
+          <w:szCs w:val="28"/>
+        </w:rPr>
+        <w:t xml:space="preserve"> и поток </w:t>
+      </w:r>
+      <w:proofErr w:type="spellStart"/>
+      <w:r>
+        <w:rPr>
+          <w:rFonts w:cs="Times New Roman"/>
+          <w:szCs w:val="28"/>
+        </w:rPr>
+        <w:t>лонгпула</w:t>
+      </w:r>
+      <w:proofErr w:type="spellEnd"/>
       <w:r>
         <w:rPr>
           <w:rFonts w:cs="Times New Roman"/>
@@ -4710,7 +4775,48 @@
           <w:rFonts w:cs="Times New Roman"/>
           <w:szCs w:val="28"/>
         </w:rPr>
-        <w:t>На сегодняшинй день  Автоати Существует 2 основных механизма работу чатов на сегодняшний день</w:t>
+        <w:t xml:space="preserve">На </w:t>
+      </w:r>
+      <w:proofErr w:type="spellStart"/>
+      <w:r>
+        <w:rPr>
+          <w:rFonts w:cs="Times New Roman"/>
+          <w:szCs w:val="28"/>
+        </w:rPr>
+        <w:t>сегодняшинй</w:t>
+      </w:r>
+      <w:proofErr w:type="spellEnd"/>
+      <w:r>
+        <w:rPr>
+          <w:rFonts w:cs="Times New Roman"/>
+          <w:szCs w:val="28"/>
+        </w:rPr>
+        <w:t xml:space="preserve"> </w:t>
+      </w:r>
+      <w:proofErr w:type="gramStart"/>
+      <w:r>
+        <w:rPr>
+          <w:rFonts w:cs="Times New Roman"/>
+          <w:szCs w:val="28"/>
+        </w:rPr>
+        <w:t xml:space="preserve">день  </w:t>
+      </w:r>
+      <w:proofErr w:type="spellStart"/>
+      <w:r>
+        <w:rPr>
+          <w:rFonts w:cs="Times New Roman"/>
+          <w:szCs w:val="28"/>
+        </w:rPr>
+        <w:t>Автоати</w:t>
+      </w:r>
+      <w:proofErr w:type="spellEnd"/>
+      <w:proofErr w:type="gramEnd"/>
+      <w:r>
+        <w:rPr>
+          <w:rFonts w:cs="Times New Roman"/>
+          <w:szCs w:val="28"/>
+        </w:rPr>
+        <w:t xml:space="preserve"> Существует 2 основных механизма работу чатов на сегодняшний день</w:t>
       </w:r>
       <w:r>
         <w:rPr>
@@ -4726,6 +4832,7 @@
         </w:rPr>
         <w:t xml:space="preserve">через механизмы  </w:t>
       </w:r>
+      <w:proofErr w:type="spellStart"/>
       <w:r>
         <w:rPr>
           <w:rFonts w:cs="Times New Roman"/>
@@ -4734,6 +4841,7 @@
         </w:rPr>
         <w:t>websocket</w:t>
       </w:r>
+      <w:proofErr w:type="spellEnd"/>
       <w:r>
         <w:rPr>
           <w:rFonts w:cs="Times New Roman"/>
@@ -4741,13 +4849,23 @@
         </w:rPr>
         <w:t>’</w:t>
       </w:r>
-      <w:r>
-        <w:rPr>
-          <w:rFonts w:cs="Times New Roman"/>
-          <w:szCs w:val="28"/>
-        </w:rPr>
-        <w:t xml:space="preserve">ов и </w:t>
-      </w:r>
+      <w:proofErr w:type="spellStart"/>
+      <w:r>
+        <w:rPr>
+          <w:rFonts w:cs="Times New Roman"/>
+          <w:szCs w:val="28"/>
+        </w:rPr>
+        <w:t>ов</w:t>
+      </w:r>
+      <w:proofErr w:type="spellEnd"/>
+      <w:r>
+        <w:rPr>
+          <w:rFonts w:cs="Times New Roman"/>
+          <w:szCs w:val="28"/>
+        </w:rPr>
+        <w:t xml:space="preserve"> и </w:t>
+      </w:r>
+      <w:proofErr w:type="spellStart"/>
       <w:r>
         <w:rPr>
           <w:rFonts w:cs="Times New Roman"/>
@@ -4763,6 +4881,7 @@
         </w:rPr>
         <w:t>ов</w:t>
       </w:r>
+      <w:proofErr w:type="spellEnd"/>
       <w:r>
         <w:rPr>
           <w:rFonts w:cs="Times New Roman"/>
@@ -4846,7 +4965,23 @@
           <w:rFonts w:cs="Times New Roman"/>
           <w:szCs w:val="28"/>
         </w:rPr>
-        <w:t>В данном решении. Работает лонгпулл т</w:t>
+        <w:t xml:space="preserve">В данном решении. Работает </w:t>
+      </w:r>
+      <w:proofErr w:type="spellStart"/>
+      <w:r>
+        <w:rPr>
+          <w:rFonts w:cs="Times New Roman"/>
+          <w:szCs w:val="28"/>
+        </w:rPr>
+        <w:t>лонгпулл</w:t>
+      </w:r>
+      <w:proofErr w:type="spellEnd"/>
+      <w:r>
+        <w:rPr>
+          <w:rFonts w:cs="Times New Roman"/>
+          <w:szCs w:val="28"/>
+        </w:rPr>
+        <w:t xml:space="preserve"> т</w:t>
       </w:r>
       <w:r>
         <w:rPr>
@@ -4874,8 +5009,17 @@
           <w:rFonts w:cs="Times New Roman"/>
           <w:szCs w:val="28"/>
         </w:rPr>
-        <w:t>он даёт более абстрактное понимание лоигки</w:t>
-      </w:r>
+        <w:t xml:space="preserve">он даёт более абстрактное понимание </w:t>
+      </w:r>
+      <w:proofErr w:type="spellStart"/>
+      <w:r>
+        <w:rPr>
+          <w:rFonts w:cs="Times New Roman"/>
+          <w:szCs w:val="28"/>
+        </w:rPr>
+        <w:t>лоигки</w:t>
+      </w:r>
+      <w:proofErr w:type="spellEnd"/>
       <w:r>
         <w:rPr>
           <w:rFonts w:cs="Times New Roman"/>
@@ -4922,7 +5066,7 @@
       <w:pPr>
         <w:pStyle w:val="Heading1"/>
       </w:pPr>
-      <w:bookmarkStart w:id="5" w:name="_Toc69469587"/>
+      <w:bookmarkStart w:id="5" w:name="_Toc69494547"/>
       <w:r>
         <w:rPr>
           <w:highlight w:val="green"/>
@@ -5096,6 +5240,7 @@
         </w:rPr>
         <w:t xml:space="preserve"> </w:t>
       </w:r>
+      <w:proofErr w:type="spellStart"/>
       <w:r>
         <w:rPr>
           <w:rFonts w:cs="Times New Roman"/>
@@ -5104,6 +5249,7 @@
         </w:rPr>
         <w:t>JFoenix</w:t>
       </w:r>
+      <w:proofErr w:type="spellEnd"/>
       <w:r>
         <w:rPr>
           <w:rFonts w:cs="Times New Roman"/>
@@ -5118,13 +5264,23 @@
         </w:rPr>
         <w:t xml:space="preserve">для </w:t>
       </w:r>
-      <w:r>
-        <w:rPr>
-          <w:rFonts w:cs="Times New Roman"/>
-          <w:szCs w:val="28"/>
-        </w:rPr>
-        <w:t xml:space="preserve">минималистичного </w:t>
-      </w:r>
+      <w:proofErr w:type="spellStart"/>
+      <w:r>
+        <w:rPr>
+          <w:rFonts w:cs="Times New Roman"/>
+          <w:szCs w:val="28"/>
+        </w:rPr>
+        <w:t>минималистичного</w:t>
+      </w:r>
+      <w:proofErr w:type="spellEnd"/>
+      <w:r>
+        <w:rPr>
+          <w:rFonts w:cs="Times New Roman"/>
+          <w:szCs w:val="28"/>
+        </w:rPr>
+        <w:t xml:space="preserve"> </w:t>
+      </w:r>
+      <w:proofErr w:type="spellStart"/>
       <w:r>
         <w:rPr>
           <w:rFonts w:cs="Times New Roman"/>
@@ -5133,6 +5289,7 @@
         </w:rPr>
         <w:t>matrial</w:t>
       </w:r>
+      <w:proofErr w:type="spellEnd"/>
       <w:r>
         <w:rPr>
           <w:rFonts w:cs="Times New Roman"/>
@@ -5173,8 +5330,17 @@
           <w:rFonts w:cs="Times New Roman"/>
           <w:szCs w:val="28"/>
         </w:rPr>
-        <w:t>возможности по кастомизации</w:t>
-      </w:r>
+        <w:t xml:space="preserve">возможности по </w:t>
+      </w:r>
+      <w:proofErr w:type="spellStart"/>
+      <w:r>
+        <w:rPr>
+          <w:rFonts w:cs="Times New Roman"/>
+          <w:szCs w:val="28"/>
+        </w:rPr>
+        <w:t>кастомизации</w:t>
+      </w:r>
+      <w:proofErr w:type="spellEnd"/>
       <w:r>
         <w:rPr>
           <w:rFonts w:cs="Times New Roman"/>
@@ -5239,6 +5405,7 @@
         </w:rPr>
         <w:t xml:space="preserve"> Ниже представлено сравнение однотипных элементов интерфейса с использованием </w:t>
       </w:r>
+      <w:proofErr w:type="spellStart"/>
       <w:r>
         <w:rPr>
           <w:rFonts w:cs="Times New Roman"/>
@@ -5247,6 +5414,7 @@
         </w:rPr>
         <w:t>JFoenix</w:t>
       </w:r>
+      <w:proofErr w:type="spellEnd"/>
       <w:r>
         <w:rPr>
           <w:rFonts w:cs="Times New Roman"/>
@@ -5434,6 +5602,7 @@
         </w:rPr>
         <w:t xml:space="preserve"> элементы </w:t>
       </w:r>
+      <w:proofErr w:type="spellStart"/>
       <w:r>
         <w:rPr>
           <w:rFonts w:cs="Times New Roman"/>
@@ -5442,6 +5611,7 @@
         </w:rPr>
         <w:t>JFoenix</w:t>
       </w:r>
+      <w:proofErr w:type="spellEnd"/>
       <w:r>
         <w:rPr>
           <w:rFonts w:cs="Times New Roman"/>
@@ -5478,6 +5648,7 @@
         </w:rPr>
         <w:t xml:space="preserve">, </w:t>
       </w:r>
+      <w:proofErr w:type="spellStart"/>
       <w:r>
         <w:rPr>
           <w:rFonts w:cs="Times New Roman"/>
@@ -5486,6 +5657,7 @@
         </w:rPr>
         <w:t>ProgressBar</w:t>
       </w:r>
+      <w:proofErr w:type="spellEnd"/>
       <w:r>
         <w:rPr>
           <w:rFonts w:cs="Times New Roman"/>
@@ -5500,6 +5672,7 @@
         </w:rPr>
         <w:t xml:space="preserve">и </w:t>
       </w:r>
+      <w:proofErr w:type="spellStart"/>
       <w:r>
         <w:rPr>
           <w:rFonts w:cs="Times New Roman"/>
@@ -5508,6 +5681,7 @@
         </w:rPr>
         <w:t>TextField</w:t>
       </w:r>
+      <w:proofErr w:type="spellEnd"/>
       <w:r>
         <w:rPr>
           <w:rFonts w:cs="Times New Roman"/>
@@ -5815,7 +5989,7 @@
       <w:pPr>
         <w:pStyle w:val="Heading2"/>
       </w:pPr>
-      <w:bookmarkStart w:id="6" w:name="_Toc69469588"/>
+      <w:bookmarkStart w:id="6" w:name="_Toc69494548"/>
       <w:r>
         <w:t>О</w:t>
       </w:r>
@@ -6117,7 +6291,7 @@
       <w:pPr>
         <w:pStyle w:val="Heading2"/>
       </w:pPr>
-      <w:bookmarkStart w:id="7" w:name="_Toc69469589"/>
+      <w:bookmarkStart w:id="7" w:name="_Toc69494549"/>
       <w:r>
         <w:t xml:space="preserve">Окно </w:t>
       </w:r>
@@ -6649,8 +6823,17 @@
           <w:rFonts w:cs="Times New Roman"/>
           <w:szCs w:val="28"/>
         </w:rPr>
-        <w:t xml:space="preserve"> или ником</w:t>
-      </w:r>
+        <w:t xml:space="preserve"> или </w:t>
+      </w:r>
+      <w:proofErr w:type="spellStart"/>
+      <w:r>
+        <w:rPr>
+          <w:rFonts w:cs="Times New Roman"/>
+          <w:szCs w:val="28"/>
+        </w:rPr>
+        <w:t>ником</w:t>
+      </w:r>
+      <w:proofErr w:type="spellEnd"/>
       <w:r>
         <w:rPr>
           <w:rFonts w:cs="Times New Roman"/>
@@ -6671,12 +6854,21 @@
           <w:szCs w:val="28"/>
         </w:rPr>
       </w:pPr>
-      <w:r>
-        <w:rPr>
-          <w:rFonts w:cs="Times New Roman"/>
-          <w:szCs w:val="28"/>
-        </w:rPr>
-        <w:t>Валидация логина (</w:t>
+      <w:proofErr w:type="spellStart"/>
+      <w:r>
+        <w:rPr>
+          <w:rFonts w:cs="Times New Roman"/>
+          <w:szCs w:val="28"/>
+        </w:rPr>
+        <w:t>Валидация</w:t>
+      </w:r>
+      <w:proofErr w:type="spellEnd"/>
+      <w:r>
+        <w:rPr>
+          <w:rFonts w:cs="Times New Roman"/>
+          <w:szCs w:val="28"/>
+        </w:rPr>
+        <w:t xml:space="preserve"> логина (</w:t>
       </w:r>
       <w:r>
         <w:rPr>
@@ -6750,7 +6942,23 @@
           <w:rFonts w:cs="Times New Roman"/>
           <w:szCs w:val="28"/>
         </w:rPr>
-        <w:t>если же валидация данных не прошла</w:t>
+        <w:t xml:space="preserve">если же </w:t>
+      </w:r>
+      <w:proofErr w:type="spellStart"/>
+      <w:r>
+        <w:rPr>
+          <w:rFonts w:cs="Times New Roman"/>
+          <w:szCs w:val="28"/>
+        </w:rPr>
+        <w:t>валидация</w:t>
+      </w:r>
+      <w:proofErr w:type="spellEnd"/>
+      <w:r>
+        <w:rPr>
+          <w:rFonts w:cs="Times New Roman"/>
+          <w:szCs w:val="28"/>
+        </w:rPr>
+        <w:t xml:space="preserve"> данных не прошла</w:t>
       </w:r>
       <w:r>
         <w:rPr>
@@ -6788,7 +6996,7 @@
           <w:lang w:val="en-US"/>
         </w:rPr>
       </w:pPr>
-      <w:bookmarkStart w:id="8" w:name="_Toc69469590"/>
+      <w:bookmarkStart w:id="8" w:name="_Toc69494550"/>
       <w:r>
         <w:t>Окно</w:t>
       </w:r>
@@ -7133,7 +7341,7 @@
       <w:pPr>
         <w:pStyle w:val="Heading2"/>
       </w:pPr>
-      <w:bookmarkStart w:id="9" w:name="_Toc69469591"/>
+      <w:bookmarkStart w:id="9" w:name="_Toc69494551"/>
       <w:r>
         <w:t>Окно успешного действия пользователя</w:t>
       </w:r>
@@ -7344,7 +7552,7 @@
       <w:pPr>
         <w:pStyle w:val="Heading2"/>
       </w:pPr>
-      <w:bookmarkStart w:id="10" w:name="_Toc69469592"/>
+      <w:bookmarkStart w:id="10" w:name="_Toc69494552"/>
       <w:r>
         <w:t>Главное окно программы</w:t>
       </w:r>
@@ -7572,7 +7780,7 @@
       <w:pPr>
         <w:pStyle w:val="Heading2"/>
       </w:pPr>
-      <w:bookmarkStart w:id="11" w:name="_Toc69469593"/>
+      <w:bookmarkStart w:id="11" w:name="_Toc69494553"/>
       <w:r>
         <w:t>Окно создания новой чат-комнаты</w:t>
       </w:r>
@@ -7817,7 +8025,7 @@
       <w:pPr>
         <w:pStyle w:val="Heading2"/>
       </w:pPr>
-      <w:bookmarkStart w:id="12" w:name="_Toc69469594"/>
+      <w:bookmarkStart w:id="12" w:name="_Toc69494554"/>
       <w:r>
         <w:t xml:space="preserve">Окно с информацией о текущей </w:t>
       </w:r>
@@ -7885,7 +8093,23 @@
           <w:rFonts w:cs="Times New Roman"/>
           <w:szCs w:val="28"/>
         </w:rPr>
-        <w:t>их никнеймах и количестве</w:t>
+        <w:t xml:space="preserve">их </w:t>
+      </w:r>
+      <w:proofErr w:type="spellStart"/>
+      <w:r>
+        <w:rPr>
+          <w:rFonts w:cs="Times New Roman"/>
+          <w:szCs w:val="28"/>
+        </w:rPr>
+        <w:t>никнеймах</w:t>
+      </w:r>
+      <w:proofErr w:type="spellEnd"/>
+      <w:r>
+        <w:rPr>
+          <w:rFonts w:cs="Times New Roman"/>
+          <w:szCs w:val="28"/>
+        </w:rPr>
+        <w:t xml:space="preserve"> и количестве</w:t>
       </w:r>
       <w:r>
         <w:rPr>
@@ -8004,7 +8228,7 @@
       <w:pPr>
         <w:pStyle w:val="Heading2"/>
       </w:pPr>
-      <w:bookmarkStart w:id="13" w:name="_Toc69469595"/>
+      <w:bookmarkStart w:id="13" w:name="_Toc69494555"/>
       <w:r>
         <w:t>Окно с информацией об авторе и программе</w:t>
       </w:r>
@@ -8229,7 +8453,7 @@
       <w:pPr>
         <w:pStyle w:val="Heading1"/>
       </w:pPr>
-      <w:bookmarkStart w:id="14" w:name="_Toc69469596"/>
+      <w:bookmarkStart w:id="14" w:name="_Toc69494556"/>
       <w:r>
         <w:rPr>
           <w:highlight w:val="green"/>
@@ -8243,7 +8467,7 @@
       <w:pPr>
         <w:pStyle w:val="Heading2"/>
       </w:pPr>
-      <w:bookmarkStart w:id="15" w:name="_Toc69469597"/>
+      <w:bookmarkStart w:id="15" w:name="_Toc69494557"/>
       <w:r>
         <w:t>Сервер</w:t>
       </w:r>
@@ -8621,6 +8845,7 @@
         </w:rPr>
         <w:t xml:space="preserve">Содержит интерфейс </w:t>
       </w:r>
+      <w:proofErr w:type="spellStart"/>
       <w:r>
         <w:rPr>
           <w:rFonts w:cs="Times New Roman"/>
@@ -8629,6 +8854,7 @@
         </w:rPr>
         <w:t>MongoRepository</w:t>
       </w:r>
+      <w:proofErr w:type="spellEnd"/>
       <w:r>
         <w:rPr>
           <w:rFonts w:cs="Times New Roman"/>
@@ -8643,6 +8869,7 @@
         </w:rPr>
         <w:t xml:space="preserve">аналог </w:t>
       </w:r>
+      <w:proofErr w:type="spellStart"/>
       <w:r>
         <w:rPr>
           <w:rFonts w:cs="Times New Roman"/>
@@ -8651,6 +8878,7 @@
         </w:rPr>
         <w:t>JpaRepository</w:t>
       </w:r>
+      <w:proofErr w:type="spellEnd"/>
       <w:r>
         <w:rPr>
           <w:rFonts w:cs="Times New Roman"/>
@@ -8722,7 +8950,23 @@
           <w:rFonts w:cs="Times New Roman"/>
           <w:szCs w:val="28"/>
         </w:rPr>
-        <w:t xml:space="preserve">аннотаций для логирования и автопостроения </w:t>
+        <w:t xml:space="preserve">аннотаций для логирования и </w:t>
+      </w:r>
+      <w:proofErr w:type="spellStart"/>
+      <w:r>
+        <w:rPr>
+          <w:rFonts w:cs="Times New Roman"/>
+          <w:szCs w:val="28"/>
+        </w:rPr>
+        <w:t>автопостроения</w:t>
+      </w:r>
+      <w:proofErr w:type="spellEnd"/>
+      <w:r>
+        <w:rPr>
+          <w:rFonts w:cs="Times New Roman"/>
+          <w:szCs w:val="28"/>
+        </w:rPr>
+        <w:t xml:space="preserve"> </w:t>
       </w:r>
       <w:r>
         <w:rPr>
@@ -8739,6 +8983,7 @@
         </w:rPr>
         <w:t>’</w:t>
       </w:r>
+      <w:proofErr w:type="spellStart"/>
       <w:r>
         <w:rPr>
           <w:rFonts w:cs="Times New Roman"/>
@@ -8746,6 +8991,7 @@
         </w:rPr>
         <w:t>ов</w:t>
       </w:r>
+      <w:proofErr w:type="spellEnd"/>
       <w:r>
         <w:rPr>
           <w:rFonts w:cs="Times New Roman"/>
@@ -8775,6 +9021,7 @@
         </w:rPr>
         <w:t>’</w:t>
       </w:r>
+      <w:proofErr w:type="spellStart"/>
       <w:r>
         <w:rPr>
           <w:rFonts w:cs="Times New Roman"/>
@@ -8782,6 +9029,7 @@
         </w:rPr>
         <w:t>ов</w:t>
       </w:r>
+      <w:proofErr w:type="spellEnd"/>
       <w:r>
         <w:rPr>
           <w:rFonts w:cs="Times New Roman"/>
@@ -9019,7 +9267,23 @@
           <w:rFonts w:cs="Times New Roman"/>
           <w:szCs w:val="28"/>
         </w:rPr>
-        <w:t xml:space="preserve">контейнера и доступно в репозиториях </w:t>
+        <w:t xml:space="preserve">контейнера и доступно в </w:t>
+      </w:r>
+      <w:proofErr w:type="spellStart"/>
+      <w:r>
+        <w:rPr>
+          <w:rFonts w:cs="Times New Roman"/>
+          <w:szCs w:val="28"/>
+        </w:rPr>
+        <w:t>репозиториях</w:t>
+      </w:r>
+      <w:proofErr w:type="spellEnd"/>
+      <w:r>
+        <w:rPr>
+          <w:rFonts w:cs="Times New Roman"/>
+          <w:szCs w:val="28"/>
+        </w:rPr>
+        <w:t xml:space="preserve"> </w:t>
       </w:r>
       <w:r>
         <w:rPr>
@@ -9058,6 +9322,7 @@
         </w:rPr>
         <w:t xml:space="preserve">и </w:t>
       </w:r>
+      <w:proofErr w:type="spellStart"/>
       <w:r>
         <w:rPr>
           <w:rFonts w:cs="Times New Roman"/>
@@ -9066,6 +9331,7 @@
         </w:rPr>
         <w:t>github</w:t>
       </w:r>
+      <w:proofErr w:type="spellEnd"/>
       <w:r>
         <w:rPr>
           <w:rFonts w:cs="Times New Roman"/>
@@ -9197,7 +9463,23 @@
           <w:rFonts w:cs="Times New Roman"/>
           <w:szCs w:val="28"/>
         </w:rPr>
-        <w:t xml:space="preserve">которая включает в себя деплой </w:t>
+        <w:t xml:space="preserve">которая включает в себя </w:t>
+      </w:r>
+      <w:proofErr w:type="spellStart"/>
+      <w:r>
+        <w:rPr>
+          <w:rFonts w:cs="Times New Roman"/>
+          <w:szCs w:val="28"/>
+        </w:rPr>
+        <w:t>деплой</w:t>
+      </w:r>
+      <w:proofErr w:type="spellEnd"/>
+      <w:r>
+        <w:rPr>
+          <w:rFonts w:cs="Times New Roman"/>
+          <w:szCs w:val="28"/>
+        </w:rPr>
+        <w:t xml:space="preserve"> </w:t>
       </w:r>
       <w:r>
         <w:rPr>
@@ -9414,7 +9696,7 @@
       <w:pPr>
         <w:pStyle w:val="Heading2"/>
       </w:pPr>
-      <w:bookmarkStart w:id="16" w:name="_Toc69469598"/>
+      <w:bookmarkStart w:id="16" w:name="_Toc69494558"/>
       <w:r>
         <w:t>База данных</w:t>
       </w:r>
@@ -9427,9 +9709,11 @@
       <w:r>
         <w:t xml:space="preserve">В качестве СУБД используется </w:t>
       </w:r>
+      <w:proofErr w:type="spellStart"/>
       <w:r>
         <w:t>документоориентированная</w:t>
       </w:r>
+      <w:proofErr w:type="spellEnd"/>
       <w:r>
         <w:t xml:space="preserve"> </w:t>
       </w:r>
@@ -9469,15 +9753,22 @@
           <w:numId w:val="11"/>
         </w:numPr>
       </w:pPr>
+      <w:proofErr w:type="spellStart"/>
       <w:r>
         <w:rPr>
           <w:lang w:val="en-US"/>
         </w:rPr>
         <w:t>LongPolls</w:t>
       </w:r>
-      <w:r>
-        <w:t xml:space="preserve"> – буферная коллекция соединений лонгпулов</w:t>
-      </w:r>
+      <w:proofErr w:type="spellEnd"/>
+      <w:r>
+        <w:t xml:space="preserve"> – буферная коллекция соединений </w:t>
+      </w:r>
+      <w:proofErr w:type="spellStart"/>
+      <w:r>
+        <w:t>лонгпулов</w:t>
+      </w:r>
+      <w:proofErr w:type="spellEnd"/>
       <w:r>
         <w:t>.</w:t>
       </w:r>
@@ -9518,8 +9809,13 @@
         <w:t xml:space="preserve">уникальный </w:t>
       </w:r>
       <w:r>
-        <w:t>идентификатор лонгпула</w:t>
-      </w:r>
+        <w:t xml:space="preserve">идентификатор </w:t>
+      </w:r>
+      <w:proofErr w:type="spellStart"/>
+      <w:r>
+        <w:t>лонгпула</w:t>
+      </w:r>
+      <w:proofErr w:type="spellEnd"/>
     </w:p>
     <w:p>
       <w:pPr>
@@ -9529,6 +9825,7 @@
           <w:numId w:val="11"/>
         </w:numPr>
       </w:pPr>
+      <w:proofErr w:type="spellStart"/>
       <w:r>
         <w:rPr>
           <w:lang w:val="en-US"/>
@@ -9539,11 +9836,23 @@
         <w:rPr>
           <w:lang w:val="en-US"/>
         </w:rPr>
-        <w:t xml:space="preserve">s – </w:t>
-      </w:r>
-      <w:r>
-        <w:t>время создания лонгпула</w:t>
-      </w:r>
+        <w:t>s</w:t>
+      </w:r>
+      <w:proofErr w:type="spellEnd"/>
+      <w:r>
+        <w:rPr>
+          <w:lang w:val="en-US"/>
+        </w:rPr>
+        <w:t xml:space="preserve"> – </w:t>
+      </w:r>
+      <w:r>
+        <w:t xml:space="preserve">время создания </w:t>
+      </w:r>
+      <w:proofErr w:type="spellStart"/>
+      <w:r>
+        <w:t>лонгпула</w:t>
+      </w:r>
+      <w:proofErr w:type="spellEnd"/>
     </w:p>
     <w:p>
       <w:pPr>
@@ -9569,8 +9878,13 @@
         <w:t xml:space="preserve"> – </w:t>
       </w:r>
       <w:r>
-        <w:t>ключ доступа к лонгпулу</w:t>
-      </w:r>
+        <w:t xml:space="preserve">ключ доступа к </w:t>
+      </w:r>
+      <w:proofErr w:type="spellStart"/>
+      <w:r>
+        <w:t>лонгпулу</w:t>
+      </w:r>
+      <w:proofErr w:type="spellEnd"/>
     </w:p>
     <w:p>
       <w:pPr>
@@ -9611,8 +9925,13 @@
         <w:t xml:space="preserve">, </w:t>
       </w:r>
       <w:r>
-        <w:t>с которым связан лонгпул</w:t>
-      </w:r>
+        <w:t xml:space="preserve">с которым связан </w:t>
+      </w:r>
+      <w:proofErr w:type="spellStart"/>
+      <w:r>
+        <w:t>лонгпул</w:t>
+      </w:r>
+      <w:proofErr w:type="spellEnd"/>
     </w:p>
     <w:p>
       <w:pPr>
@@ -10279,7 +10598,7 @@
       <w:pPr>
         <w:pStyle w:val="Heading2"/>
       </w:pPr>
-      <w:bookmarkStart w:id="17" w:name="_Toc69469599"/>
+      <w:bookmarkStart w:id="17" w:name="_Toc69494559"/>
       <w:r>
         <w:lastRenderedPageBreak/>
         <w:t>Клиент</w:t>
@@ -10359,6 +10678,7 @@
         </w:rPr>
         <w:t xml:space="preserve"> (</w:t>
       </w:r>
+      <w:proofErr w:type="spellStart"/>
       <w:r>
         <w:rPr>
           <w:rFonts w:cs="Times New Roman"/>
@@ -10367,6 +10687,7 @@
         </w:rPr>
         <w:t>javafx</w:t>
       </w:r>
+      <w:proofErr w:type="spellEnd"/>
       <w:r>
         <w:rPr>
           <w:rFonts w:cs="Times New Roman"/>
@@ -10389,6 +10710,7 @@
         </w:rPr>
         <w:t xml:space="preserve">, </w:t>
       </w:r>
+      <w:proofErr w:type="spellStart"/>
       <w:r>
         <w:rPr>
           <w:rFonts w:cs="Times New Roman"/>
@@ -10397,6 +10719,7 @@
         </w:rPr>
         <w:t>javafx</w:t>
       </w:r>
+      <w:proofErr w:type="spellEnd"/>
       <w:r>
         <w:rPr>
           <w:rFonts w:cs="Times New Roman"/>
@@ -10404,6 +10727,7 @@
         </w:rPr>
         <w:t>-</w:t>
       </w:r>
+      <w:proofErr w:type="spellStart"/>
       <w:r>
         <w:rPr>
           <w:rFonts w:cs="Times New Roman"/>
@@ -10412,6 +10736,7 @@
         </w:rPr>
         <w:t>fxml</w:t>
       </w:r>
+      <w:proofErr w:type="spellEnd"/>
       <w:r>
         <w:rPr>
           <w:rFonts w:cs="Times New Roman"/>
@@ -10419,6 +10744,7 @@
         </w:rPr>
         <w:t xml:space="preserve">, </w:t>
       </w:r>
+      <w:proofErr w:type="spellStart"/>
       <w:r>
         <w:rPr>
           <w:rFonts w:cs="Times New Roman"/>
@@ -10427,6 +10753,7 @@
         </w:rPr>
         <w:t>javafx</w:t>
       </w:r>
+      <w:proofErr w:type="spellEnd"/>
       <w:r>
         <w:rPr>
           <w:rFonts w:cs="Times New Roman"/>
@@ -10513,6 +10840,7 @@
           <w:szCs w:val="28"/>
         </w:rPr>
       </w:pPr>
+      <w:proofErr w:type="spellStart"/>
       <w:r>
         <w:rPr>
           <w:rFonts w:cs="Times New Roman"/>
@@ -10521,6 +10849,7 @@
         </w:rPr>
         <w:t>JFoenix</w:t>
       </w:r>
+      <w:proofErr w:type="spellEnd"/>
       <w:r>
         <w:rPr>
           <w:rFonts w:cs="Times New Roman"/>
@@ -10887,6 +11216,7 @@
           <w:szCs w:val="28"/>
         </w:rPr>
       </w:pPr>
+      <w:proofErr w:type="spellStart"/>
       <w:r>
         <w:rPr>
           <w:rFonts w:cs="Times New Roman"/>
@@ -10895,6 +11225,7 @@
         </w:rPr>
         <w:t>javafx</w:t>
       </w:r>
+      <w:proofErr w:type="spellEnd"/>
       <w:r>
         <w:rPr>
           <w:rFonts w:cs="Times New Roman"/>
@@ -10937,7 +11268,23 @@
           <w:rFonts w:cs="Times New Roman"/>
           <w:szCs w:val="28"/>
         </w:rPr>
-        <w:t>плагин для автоподстановки флагов</w:t>
+        <w:t xml:space="preserve">плагин для </w:t>
+      </w:r>
+      <w:proofErr w:type="spellStart"/>
+      <w:r>
+        <w:rPr>
+          <w:rFonts w:cs="Times New Roman"/>
+          <w:szCs w:val="28"/>
+        </w:rPr>
+        <w:t>автоподстановки</w:t>
+      </w:r>
+      <w:proofErr w:type="spellEnd"/>
+      <w:r>
+        <w:rPr>
+          <w:rFonts w:cs="Times New Roman"/>
+          <w:szCs w:val="28"/>
+        </w:rPr>
+        <w:t xml:space="preserve"> флагов</w:t>
       </w:r>
       <w:r>
         <w:rPr>
@@ -11048,6 +11395,7 @@
         </w:rPr>
         <w:t xml:space="preserve">Содержит команду </w:t>
       </w:r>
+      <w:proofErr w:type="spellStart"/>
       <w:r>
         <w:rPr>
           <w:rFonts w:cs="Times New Roman"/>
@@ -11056,6 +11404,7 @@
         </w:rPr>
         <w:t>jlink</w:t>
       </w:r>
+      <w:proofErr w:type="spellEnd"/>
       <w:r>
         <w:rPr>
           <w:rFonts w:cs="Times New Roman"/>
@@ -11489,6 +11838,7 @@
           <w:szCs w:val="28"/>
         </w:rPr>
       </w:pPr>
+      <w:proofErr w:type="spellStart"/>
       <w:r>
         <w:rPr>
           <w:rFonts w:cs="Times New Roman"/>
@@ -11498,6 +11848,7 @@
         <w:lastRenderedPageBreak/>
         <w:t>jrun</w:t>
       </w:r>
+      <w:proofErr w:type="spellEnd"/>
       <w:r>
         <w:rPr>
           <w:rFonts w:cs="Times New Roman"/>
@@ -11650,6 +12001,7 @@
         </w:rPr>
         <w:t>.</w:t>
       </w:r>
+      <w:proofErr w:type="spellStart"/>
       <w:r>
         <w:rPr>
           <w:rFonts w:cs="Times New Roman"/>
@@ -11658,6 +12010,7 @@
         </w:rPr>
         <w:t>sh</w:t>
       </w:r>
+      <w:proofErr w:type="spellEnd"/>
       <w:r>
         <w:rPr>
           <w:rFonts w:cs="Times New Roman"/>
@@ -11707,7 +12060,7 @@
       <w:pPr>
         <w:pStyle w:val="Heading1"/>
       </w:pPr>
-      <w:bookmarkStart w:id="18" w:name="_Toc69469600"/>
+      <w:bookmarkStart w:id="18" w:name="_Toc69494560"/>
       <w:r>
         <w:rPr>
           <w:highlight w:val="yellow"/>
@@ -11721,8 +12074,11 @@
       <w:pPr>
         <w:pStyle w:val="Heading2"/>
       </w:pPr>
-      <w:bookmarkStart w:id="19" w:name="_Toc69469601"/>
-      <w:r>
+      <w:bookmarkStart w:id="19" w:name="_Toc69494561"/>
+      <w:r>
+        <w:rPr>
+          <w:highlight w:val="green"/>
+        </w:rPr>
         <w:t>Сервер</w:t>
       </w:r>
       <w:bookmarkEnd w:id="19"/>
@@ -11773,8 +12129,13 @@
       <w:r>
         <w:t xml:space="preserve"> (5 </w:t>
       </w:r>
-      <w:r>
-        <w:t>шт) – классы для обработки входящих запросов от клиентов</w:t>
+      <w:proofErr w:type="spellStart"/>
+      <w:r>
+        <w:t>шт</w:t>
+      </w:r>
+      <w:proofErr w:type="spellEnd"/>
+      <w:r>
+        <w:t>) – классы для обработки входящих запросов от клиентов</w:t>
       </w:r>
       <w:r>
         <w:t>;</w:t>
@@ -11798,7 +12159,15 @@
         <w:t>5</w:t>
       </w:r>
       <w:r>
-        <w:t xml:space="preserve"> шт)</w:t>
+        <w:t xml:space="preserve"> </w:t>
+      </w:r>
+      <w:proofErr w:type="spellStart"/>
+      <w:r>
+        <w:t>шт</w:t>
+      </w:r>
+      <w:proofErr w:type="spellEnd"/>
+      <w:r>
+        <w:t>)</w:t>
       </w:r>
       <w:r>
         <w:t xml:space="preserve"> – необходимы для переопределения стандартной конфигурации </w:t>
@@ -11842,8 +12211,13 @@
       <w:r>
         <w:t xml:space="preserve">(3 </w:t>
       </w:r>
-      <w:r>
-        <w:t xml:space="preserve">шт) </w:t>
+      <w:proofErr w:type="spellStart"/>
+      <w:r>
+        <w:t>шт</w:t>
+      </w:r>
+      <w:proofErr w:type="spellEnd"/>
+      <w:r>
+        <w:t xml:space="preserve">) </w:t>
       </w:r>
       <w:r>
         <w:t>–</w:t>
@@ -11882,7 +12256,15 @@
         </w:numPr>
       </w:pPr>
       <w:r>
-        <w:t>Сущности запросов (1 шт)</w:t>
+        <w:t xml:space="preserve">Сущности запросов (1 </w:t>
+      </w:r>
+      <w:proofErr w:type="spellStart"/>
+      <w:r>
+        <w:t>шт</w:t>
+      </w:r>
+      <w:proofErr w:type="spellEnd"/>
+      <w:r>
+        <w:t>)</w:t>
       </w:r>
       <w:r>
         <w:t xml:space="preserve"> </w:t>
@@ -11906,7 +12288,15 @@
         </w:numPr>
       </w:pPr>
       <w:r>
-        <w:t>Сущности ответов (2 шт)</w:t>
+        <w:t xml:space="preserve">Сущности ответов (2 </w:t>
+      </w:r>
+      <w:proofErr w:type="spellStart"/>
+      <w:r>
+        <w:t>шт</w:t>
+      </w:r>
+      <w:proofErr w:type="spellEnd"/>
+      <w:r>
+        <w:t>)</w:t>
       </w:r>
       <w:r>
         <w:t xml:space="preserve"> – выходные сущности</w:t>
@@ -11960,7 +12350,15 @@
         </w:numPr>
       </w:pPr>
       <w:r>
-        <w:t>Конвертеры сущностей (2 шт)</w:t>
+        <w:t xml:space="preserve">Конвертеры сущностей (2 </w:t>
+      </w:r>
+      <w:proofErr w:type="spellStart"/>
+      <w:r>
+        <w:t>шт</w:t>
+      </w:r>
+      <w:proofErr w:type="spellEnd"/>
+      <w:r>
+        <w:t>)</w:t>
       </w:r>
       <w:r>
         <w:t xml:space="preserve"> – </w:t>
@@ -11978,7 +12376,15 @@
         </w:numPr>
       </w:pPr>
       <w:r>
-        <w:t>Сущности-документы СУБД (4 шт)</w:t>
+        <w:t xml:space="preserve">Сущности-документы СУБД (4 </w:t>
+      </w:r>
+      <w:proofErr w:type="spellStart"/>
+      <w:r>
+        <w:t>шт</w:t>
+      </w:r>
+      <w:proofErr w:type="spellEnd"/>
+      <w:r>
+        <w:t>)</w:t>
       </w:r>
       <w:r>
         <w:t xml:space="preserve"> – являются представлением конкретной коллекции в базе данных для последующей работы с её элементами</w:t>
@@ -11996,7 +12402,15 @@
         </w:numPr>
       </w:pPr>
       <w:r>
-        <w:t>Сервисы (4 шт)</w:t>
+        <w:t xml:space="preserve">Сервисы (4 </w:t>
+      </w:r>
+      <w:proofErr w:type="spellStart"/>
+      <w:r>
+        <w:t>шт</w:t>
+      </w:r>
+      <w:proofErr w:type="spellEnd"/>
+      <w:r>
+        <w:t>)</w:t>
       </w:r>
       <w:r>
         <w:t xml:space="preserve"> – </w:t>
@@ -12008,8 +12422,13 @@
         <w:t xml:space="preserve">. </w:t>
       </w:r>
       <w:r>
-        <w:t>Являются посредниками между контроллерами и репозиториями</w:t>
-      </w:r>
+        <w:t xml:space="preserve">Являются посредниками между контроллерами и </w:t>
+      </w:r>
+      <w:proofErr w:type="spellStart"/>
+      <w:r>
+        <w:t>репозиториями</w:t>
+      </w:r>
+      <w:proofErr w:type="spellEnd"/>
       <w:r>
         <w:t>;</w:t>
       </w:r>
@@ -12022,8 +12441,21 @@
           <w:numId w:val="16"/>
         </w:numPr>
       </w:pPr>
-      <w:r>
-        <w:t>Репозитории (4 шт)</w:t>
+      <w:proofErr w:type="spellStart"/>
+      <w:r>
+        <w:t>Репозитории</w:t>
+      </w:r>
+      <w:proofErr w:type="spellEnd"/>
+      <w:r>
+        <w:t xml:space="preserve"> (4 </w:t>
+      </w:r>
+      <w:proofErr w:type="spellStart"/>
+      <w:r>
+        <w:t>шт</w:t>
+      </w:r>
+      <w:proofErr w:type="spellEnd"/>
+      <w:r>
+        <w:t>)</w:t>
       </w:r>
       <w:r>
         <w:t xml:space="preserve"> – </w:t>
@@ -12100,55 +12532,1459 @@
     </w:p>
     <w:p>
       <w:pPr>
-        <w:jc w:val="both"/>
-        <w:rPr>
-          <w:rFonts w:cs="Times New Roman"/>
-          <w:szCs w:val="28"/>
-        </w:rPr>
-      </w:pPr>
-      <w:r>
-        <w:rPr>
-          <w:rFonts w:cs="Times New Roman"/>
-          <w:szCs w:val="28"/>
-        </w:rPr>
-        <w:t>**</w:t>
-      </w:r>
-      <w:r>
-        <w:rPr>
-          <w:rFonts w:cs="Times New Roman"/>
-          <w:szCs w:val="28"/>
-        </w:rPr>
-        <w:t xml:space="preserve">Тут кароч описание каждого метода и класса с </w:t>
-      </w:r>
-      <w:r>
-        <w:rPr>
-          <w:rFonts w:cs="Times New Roman"/>
-          <w:szCs w:val="28"/>
-          <w:lang w:val="en-US"/>
-        </w:rPr>
-        <w:t>Javadoc</w:t>
-      </w:r>
-      <w:r>
-        <w:rPr>
-          <w:rFonts w:cs="Times New Roman"/>
-          <w:szCs w:val="28"/>
-        </w:rPr>
-        <w:t xml:space="preserve">** </w:t>
-      </w:r>
-      <w:r>
-        <w:rPr>
-          <w:rFonts w:cs="Times New Roman"/>
-          <w:szCs w:val="28"/>
-        </w:rPr>
-        <w:t>Алалалалалаалалалалалалалалалалалалалалалалалал</w:t>
+        <w:pStyle w:val="ListParagraph"/>
+        <w:numPr>
+          <w:ilvl w:val="0"/>
+          <w:numId w:val="24"/>
+        </w:numPr>
+        <w:rPr>
+          <w:lang w:val="en-US"/>
+        </w:rPr>
+      </w:pPr>
+      <w:proofErr w:type="spellStart"/>
+      <w:r>
+        <w:rPr>
+          <w:lang w:val="en-US"/>
+        </w:rPr>
+        <w:t>MyErrorConfiguration</w:t>
+      </w:r>
+      <w:proofErr w:type="spellEnd"/>
+      <w:r>
+        <w:rPr>
+          <w:lang w:val="en-US"/>
+        </w:rPr>
+        <w:t xml:space="preserve"> – </w:t>
+      </w:r>
+      <w:r>
+        <w:t>переопределение</w:t>
+      </w:r>
+      <w:r>
+        <w:rPr>
+          <w:lang w:val="en-US"/>
+        </w:rPr>
+        <w:t xml:space="preserve"> </w:t>
+      </w:r>
+      <w:r>
+        <w:t>обработчика</w:t>
+      </w:r>
+      <w:r>
+        <w:rPr>
+          <w:lang w:val="en-US"/>
+        </w:rPr>
+        <w:t xml:space="preserve"> </w:t>
+      </w:r>
+      <w:r>
+        <w:t>ошибок</w:t>
+      </w:r>
+      <w:r>
+        <w:rPr>
+          <w:lang w:val="en-US"/>
+        </w:rPr>
+        <w:t xml:space="preserve"> Spring Boot </w:t>
+      </w:r>
+      <w:r>
+        <w:t>для</w:t>
+      </w:r>
+      <w:r>
+        <w:rPr>
+          <w:lang w:val="en-US"/>
+        </w:rPr>
+        <w:t xml:space="preserve"> </w:t>
+      </w:r>
+      <w:r>
+        <w:t>использования</w:t>
+      </w:r>
+      <w:r>
+        <w:rPr>
+          <w:lang w:val="en-US"/>
+        </w:rPr>
+        <w:t xml:space="preserve"> </w:t>
+      </w:r>
+      <w:r>
+        <w:t>класса</w:t>
+      </w:r>
+      <w:r>
+        <w:rPr>
+          <w:lang w:val="en-US"/>
+        </w:rPr>
+        <w:t xml:space="preserve"> </w:t>
+      </w:r>
+      <w:proofErr w:type="spellStart"/>
+      <w:r>
+        <w:rPr>
+          <w:lang w:val="en-US"/>
+        </w:rPr>
+        <w:t>ErrorController</w:t>
+      </w:r>
+      <w:proofErr w:type="spellEnd"/>
+      <w:r>
+        <w:rPr>
+          <w:lang w:val="en-US"/>
+        </w:rPr>
+        <w:t xml:space="preserve">, </w:t>
+      </w:r>
+      <w:r>
+        <w:t>который</w:t>
+      </w:r>
+      <w:r>
+        <w:rPr>
+          <w:lang w:val="en-US"/>
+        </w:rPr>
+        <w:t xml:space="preserve"> </w:t>
+      </w:r>
+      <w:r>
+        <w:t>вводит</w:t>
+      </w:r>
+      <w:r>
+        <w:rPr>
+          <w:lang w:val="en-US"/>
+        </w:rPr>
+        <w:t xml:space="preserve"> </w:t>
+      </w:r>
+      <w:r>
+        <w:t>дополнительный</w:t>
+      </w:r>
+      <w:r>
+        <w:rPr>
+          <w:lang w:val="en-US"/>
+        </w:rPr>
+        <w:t xml:space="preserve"> </w:t>
+      </w:r>
+      <w:r>
+        <w:t>атрибут</w:t>
+      </w:r>
+      <w:r>
+        <w:rPr>
+          <w:lang w:val="en-US"/>
+        </w:rPr>
+        <w:t xml:space="preserve"> «result» </w:t>
+      </w:r>
+      <w:r>
+        <w:t>при</w:t>
+      </w:r>
+      <w:r>
+        <w:rPr>
+          <w:lang w:val="en-US"/>
+        </w:rPr>
+        <w:t xml:space="preserve"> </w:t>
+      </w:r>
+      <w:r>
+        <w:t>ошибке</w:t>
+      </w:r>
+      <w:r>
+        <w:rPr>
+          <w:lang w:val="en-US"/>
+        </w:rPr>
+        <w:t>;</w:t>
+      </w:r>
+    </w:p>
+    <w:p>
+      <w:pPr>
+        <w:pStyle w:val="ListParagraph"/>
+        <w:numPr>
+          <w:ilvl w:val="0"/>
+          <w:numId w:val="23"/>
+        </w:numPr>
+      </w:pPr>
+      <w:proofErr w:type="spellStart"/>
+      <w:r>
+        <w:rPr>
+          <w:rFonts w:eastAsiaTheme="minorEastAsia" w:cs="Times New Roman"/>
+          <w:iCs/>
+          <w:szCs w:val="28"/>
+        </w:rPr>
+        <w:t>MyInitializingBean</w:t>
+      </w:r>
+      <w:proofErr w:type="spellEnd"/>
+      <w:r>
+        <w:rPr>
+          <w:rFonts w:eastAsiaTheme="minorEastAsia" w:cs="Times New Roman"/>
+          <w:iCs/>
+          <w:szCs w:val="28"/>
+        </w:rPr>
+        <w:t xml:space="preserve"> </w:t>
+      </w:r>
+      <w:r>
+        <w:rPr>
+          <w:rFonts w:eastAsiaTheme="minorEastAsia" w:cs="Times New Roman"/>
+          <w:iCs/>
+          <w:szCs w:val="28"/>
+        </w:rPr>
+        <w:t>– переопределение логики инициализации для того</w:t>
+      </w:r>
+      <w:r>
+        <w:rPr>
+          <w:rFonts w:eastAsiaTheme="minorEastAsia" w:cs="Times New Roman"/>
+          <w:iCs/>
+          <w:szCs w:val="28"/>
+        </w:rPr>
+        <w:t xml:space="preserve">, </w:t>
+      </w:r>
+      <w:r>
+        <w:rPr>
+          <w:rFonts w:eastAsiaTheme="minorEastAsia" w:cs="Times New Roman"/>
+          <w:iCs/>
+          <w:szCs w:val="28"/>
+        </w:rPr>
+        <w:t xml:space="preserve">чтоб удалять </w:t>
+      </w:r>
+      <w:proofErr w:type="spellStart"/>
+      <w:r>
+        <w:rPr>
+          <w:rFonts w:eastAsiaTheme="minorEastAsia" w:cs="Times New Roman"/>
+          <w:iCs/>
+          <w:szCs w:val="28"/>
+        </w:rPr>
+        <w:t>лонгпулы</w:t>
+      </w:r>
+      <w:proofErr w:type="spellEnd"/>
+      <w:r>
+        <w:rPr>
+          <w:rFonts w:eastAsiaTheme="minorEastAsia" w:cs="Times New Roman"/>
+          <w:iCs/>
+          <w:szCs w:val="28"/>
+        </w:rPr>
+        <w:t xml:space="preserve"> из одноименной коллекции </w:t>
+      </w:r>
+      <w:r>
+        <w:rPr>
+          <w:rFonts w:eastAsiaTheme="minorEastAsia" w:cs="Times New Roman"/>
+          <w:iCs/>
+          <w:szCs w:val="28"/>
+          <w:lang w:val="en-US"/>
+        </w:rPr>
+        <w:t>MongoDB</w:t>
+      </w:r>
+      <w:r>
+        <w:rPr>
+          <w:rFonts w:eastAsiaTheme="minorEastAsia" w:cs="Times New Roman"/>
+          <w:iCs/>
+          <w:szCs w:val="28"/>
+        </w:rPr>
+        <w:t>;</w:t>
+      </w:r>
+    </w:p>
+    <w:p>
+      <w:pPr>
+        <w:pStyle w:val="ListParagraph"/>
+        <w:numPr>
+          <w:ilvl w:val="0"/>
+          <w:numId w:val="23"/>
+        </w:numPr>
+      </w:pPr>
+      <w:r>
+        <w:rPr>
+          <w:rFonts w:eastAsiaTheme="minorEastAsia" w:cs="Times New Roman"/>
+          <w:iCs/>
+          <w:szCs w:val="28"/>
+        </w:rPr>
+        <w:t xml:space="preserve"> </w:t>
+      </w:r>
+      <w:proofErr w:type="spellStart"/>
+      <w:r>
+        <w:t>MyRequestLoggingConfig</w:t>
+      </w:r>
+      <w:proofErr w:type="spellEnd"/>
+      <w:r>
+        <w:t xml:space="preserve"> – </w:t>
+      </w:r>
+      <w:r>
+        <w:t xml:space="preserve">переопределение стандартного </w:t>
+      </w:r>
+      <w:proofErr w:type="spellStart"/>
+      <w:r>
+        <w:t>логера</w:t>
+      </w:r>
+      <w:proofErr w:type="spellEnd"/>
+      <w:r>
+        <w:t xml:space="preserve"> </w:t>
+      </w:r>
+      <w:r>
+        <w:rPr>
+          <w:lang w:val="en-US"/>
+        </w:rPr>
+        <w:t>Spring</w:t>
+      </w:r>
+      <w:r>
+        <w:t xml:space="preserve"> </w:t>
+      </w:r>
+      <w:r>
+        <w:t>в целях более подробного логирования</w:t>
+      </w:r>
+      <w:r>
+        <w:t xml:space="preserve"> </w:t>
+      </w:r>
+      <w:r>
+        <w:t>всех запросов</w:t>
+      </w:r>
+      <w:r>
+        <w:t xml:space="preserve">, </w:t>
+      </w:r>
+      <w:r>
+        <w:t>обрабатываемых сервером</w:t>
+      </w:r>
+      <w:r>
+        <w:t>;</w:t>
+      </w:r>
+    </w:p>
+    <w:p>
+      <w:pPr>
+        <w:pStyle w:val="ListParagraph"/>
+        <w:numPr>
+          <w:ilvl w:val="0"/>
+          <w:numId w:val="23"/>
+        </w:numPr>
+      </w:pPr>
+      <w:proofErr w:type="spellStart"/>
+      <w:r>
+        <w:lastRenderedPageBreak/>
+        <w:t>LongPollController</w:t>
+      </w:r>
+      <w:proofErr w:type="spellEnd"/>
+      <w:r>
+        <w:t xml:space="preserve"> – </w:t>
+      </w:r>
+      <w:r>
+        <w:t xml:space="preserve">контроллер для обработки </w:t>
+      </w:r>
+      <w:r>
+        <w:rPr>
+          <w:lang w:val="en-US"/>
+        </w:rPr>
+        <w:t>http</w:t>
+      </w:r>
+      <w:r>
+        <w:t xml:space="preserve"> запросов</w:t>
+      </w:r>
+      <w:r>
+        <w:t xml:space="preserve">, </w:t>
+      </w:r>
+      <w:r>
+        <w:t xml:space="preserve">связанных с </w:t>
+      </w:r>
+      <w:proofErr w:type="spellStart"/>
+      <w:r>
+        <w:t>лонгпулом</w:t>
+      </w:r>
+      <w:proofErr w:type="spellEnd"/>
+      <w:r>
+        <w:t>;</w:t>
+      </w:r>
+    </w:p>
+    <w:p>
+      <w:pPr>
+        <w:pStyle w:val="ListParagraph"/>
+        <w:numPr>
+          <w:ilvl w:val="0"/>
+          <w:numId w:val="23"/>
+        </w:numPr>
+      </w:pPr>
+      <w:proofErr w:type="spellStart"/>
+      <w:r>
+        <w:t>MessageController</w:t>
+      </w:r>
+      <w:proofErr w:type="spellEnd"/>
+      <w:r>
+        <w:t xml:space="preserve"> </w:t>
+      </w:r>
+      <w:r>
+        <w:t xml:space="preserve">– контроллер для обработки </w:t>
+      </w:r>
+      <w:r>
+        <w:rPr>
+          <w:lang w:val="en-US"/>
+        </w:rPr>
+        <w:t>http</w:t>
+      </w:r>
+      <w:r>
+        <w:t xml:space="preserve"> запросов, связанных с </w:t>
+      </w:r>
+      <w:r>
+        <w:t>сообщениями пользователя</w:t>
+      </w:r>
+      <w:r>
+        <w:t>;</w:t>
+      </w:r>
+    </w:p>
+    <w:p>
+      <w:pPr>
+        <w:pStyle w:val="ListParagraph"/>
+        <w:numPr>
+          <w:ilvl w:val="0"/>
+          <w:numId w:val="23"/>
+        </w:numPr>
+      </w:pPr>
+      <w:proofErr w:type="spellStart"/>
+      <w:r>
+        <w:t>MyErrorController</w:t>
+      </w:r>
+      <w:proofErr w:type="spellEnd"/>
+      <w:r>
+        <w:t xml:space="preserve"> </w:t>
+      </w:r>
+      <w:r>
+        <w:t xml:space="preserve">– </w:t>
+      </w:r>
+      <w:r>
+        <w:t>переопределенный контроллер ошибок</w:t>
+      </w:r>
+      <w:r>
+        <w:t xml:space="preserve">, </w:t>
+      </w:r>
+      <w:r>
+        <w:t>который</w:t>
+      </w:r>
+      <w:r>
+        <w:t xml:space="preserve"> </w:t>
+      </w:r>
+      <w:r>
+        <w:t>вводит</w:t>
+      </w:r>
+      <w:r>
+        <w:t xml:space="preserve"> </w:t>
+      </w:r>
+      <w:r>
+        <w:t>дополнительный</w:t>
+      </w:r>
+      <w:r>
+        <w:t xml:space="preserve"> </w:t>
+      </w:r>
+      <w:r>
+        <w:t>атрибут</w:t>
+      </w:r>
+      <w:r>
+        <w:t xml:space="preserve"> «</w:t>
+      </w:r>
+      <w:r>
+        <w:rPr>
+          <w:lang w:val="en-US"/>
+        </w:rPr>
+        <w:t>result</w:t>
+      </w:r>
+      <w:r>
+        <w:t xml:space="preserve">» </w:t>
+      </w:r>
+      <w:r>
+        <w:t>при</w:t>
+      </w:r>
+      <w:r>
+        <w:t xml:space="preserve"> </w:t>
+      </w:r>
+      <w:r>
+        <w:t>ошибке</w:t>
+      </w:r>
+      <w:r>
+        <w:t>;</w:t>
+      </w:r>
+    </w:p>
+    <w:p>
+      <w:pPr>
+        <w:pStyle w:val="ListParagraph"/>
+        <w:numPr>
+          <w:ilvl w:val="0"/>
+          <w:numId w:val="23"/>
+        </w:numPr>
+      </w:pPr>
+      <w:proofErr w:type="spellStart"/>
+      <w:r>
+        <w:t>RoomController</w:t>
+      </w:r>
+      <w:proofErr w:type="spellEnd"/>
+      <w:r>
+        <w:t xml:space="preserve"> </w:t>
+      </w:r>
+      <w:r>
+        <w:t xml:space="preserve">– контроллер для обработки </w:t>
+      </w:r>
+      <w:r>
+        <w:rPr>
+          <w:lang w:val="en-US"/>
+        </w:rPr>
+        <w:t>http</w:t>
+      </w:r>
+      <w:r>
+        <w:t xml:space="preserve"> запросов, связанных с </w:t>
+      </w:r>
+      <w:r>
+        <w:t>чат-комнатами и диалогами</w:t>
+      </w:r>
+      <w:r>
+        <w:t>;</w:t>
+      </w:r>
+    </w:p>
+    <w:p>
+      <w:pPr>
+        <w:pStyle w:val="ListParagraph"/>
+        <w:numPr>
+          <w:ilvl w:val="0"/>
+          <w:numId w:val="23"/>
+        </w:numPr>
+      </w:pPr>
+      <w:proofErr w:type="spellStart"/>
+      <w:r>
+        <w:t>UserController</w:t>
+      </w:r>
+      <w:proofErr w:type="spellEnd"/>
+      <w:r>
+        <w:t xml:space="preserve"> </w:t>
+      </w:r>
+      <w:r>
+        <w:t xml:space="preserve">– контроллер для обработки </w:t>
+      </w:r>
+      <w:r>
+        <w:rPr>
+          <w:lang w:val="en-US"/>
+        </w:rPr>
+        <w:t>http</w:t>
+      </w:r>
+      <w:r>
+        <w:t xml:space="preserve"> запросов, связанных с </w:t>
+      </w:r>
+      <w:r>
+        <w:t>пользователями</w:t>
+      </w:r>
+      <w:r>
+        <w:t xml:space="preserve">, </w:t>
+      </w:r>
+      <w:r>
+        <w:t>в том числе для проверки авторизации и регистрации</w:t>
+      </w:r>
+      <w:r>
+        <w:t>;</w:t>
+      </w:r>
+    </w:p>
+    <w:p>
+      <w:pPr>
+        <w:pStyle w:val="ListParagraph"/>
+        <w:numPr>
+          <w:ilvl w:val="0"/>
+          <w:numId w:val="23"/>
+        </w:numPr>
+      </w:pPr>
+      <w:proofErr w:type="spellStart"/>
+      <w:r>
+        <w:t>UserConverter</w:t>
+      </w:r>
+      <w:proofErr w:type="spellEnd"/>
+      <w:r>
+        <w:t xml:space="preserve"> – </w:t>
+      </w:r>
+      <w:r>
+        <w:t xml:space="preserve">содержит логику </w:t>
+      </w:r>
+      <w:r>
+        <w:t xml:space="preserve">конвертации с </w:t>
+      </w:r>
+      <w:proofErr w:type="spellStart"/>
+      <w:r>
+        <w:t>UserDBEntity</w:t>
+      </w:r>
+      <w:proofErr w:type="spellEnd"/>
+      <w:r>
+        <w:t xml:space="preserve"> в </w:t>
+      </w:r>
+      <w:proofErr w:type="spellStart"/>
+      <w:r>
+        <w:t>UserAuthResponseEntity</w:t>
+      </w:r>
+      <w:proofErr w:type="spellEnd"/>
+      <w:r>
+        <w:t>, который отдается при авторизации пользователя</w:t>
+      </w:r>
+      <w:r>
+        <w:t xml:space="preserve">. </w:t>
+      </w:r>
+      <w:r>
+        <w:t xml:space="preserve">Это </w:t>
+      </w:r>
+      <w:r>
+        <w:t>необходимо</w:t>
+      </w:r>
+      <w:r>
+        <w:t xml:space="preserve"> для того, чтоб избавиться от полей, которые не нужны в ответе (пароль </w:t>
+      </w:r>
+      <w:r>
+        <w:t xml:space="preserve">и </w:t>
+      </w:r>
+      <w:r>
+        <w:t>мастер-ключ)</w:t>
+      </w:r>
+      <w:r>
+        <w:t>;</w:t>
+      </w:r>
+    </w:p>
+    <w:p>
+      <w:pPr>
+        <w:pStyle w:val="ListParagraph"/>
+        <w:numPr>
+          <w:ilvl w:val="0"/>
+          <w:numId w:val="23"/>
+        </w:numPr>
+      </w:pPr>
+      <w:proofErr w:type="spellStart"/>
+      <w:r>
+        <w:rPr>
+          <w:lang w:val="en-US"/>
+        </w:rPr>
+        <w:t>UserSearchConverter</w:t>
+      </w:r>
+      <w:proofErr w:type="spellEnd"/>
+      <w:r>
+        <w:t xml:space="preserve"> – </w:t>
+      </w:r>
+      <w:r>
+        <w:t>содержит</w:t>
+      </w:r>
+      <w:r>
+        <w:t xml:space="preserve"> </w:t>
+      </w:r>
+      <w:r>
+        <w:t>логику</w:t>
+      </w:r>
+      <w:r>
+        <w:t xml:space="preserve">, </w:t>
+      </w:r>
+      <w:r>
+        <w:t>аналогичную</w:t>
+      </w:r>
+      <w:r>
+        <w:t xml:space="preserve"> </w:t>
+      </w:r>
+      <w:proofErr w:type="spellStart"/>
+      <w:r>
+        <w:rPr>
+          <w:lang w:val="en-US"/>
+        </w:rPr>
+        <w:t>UserConverter</w:t>
+      </w:r>
+      <w:proofErr w:type="spellEnd"/>
+      <w:r>
+        <w:t xml:space="preserve">, </w:t>
+      </w:r>
+      <w:r>
+        <w:t xml:space="preserve">но ещё и с исключением ключа </w:t>
+      </w:r>
+      <w:r>
+        <w:rPr>
+          <w:lang w:val="en-US"/>
+        </w:rPr>
+        <w:t>API</w:t>
+      </w:r>
+      <w:r>
+        <w:t xml:space="preserve"> </w:t>
+      </w:r>
+      <w:r>
+        <w:t>пользователя</w:t>
+      </w:r>
+      <w:r>
+        <w:t xml:space="preserve">. </w:t>
+      </w:r>
+      <w:r>
+        <w:t xml:space="preserve">Используется </w:t>
+      </w:r>
+      <w:r>
+        <w:t>при поиске пользователя в системе</w:t>
+      </w:r>
+      <w:r>
+        <w:rPr>
+          <w:lang w:val="en-US"/>
+        </w:rPr>
+        <w:t>;</w:t>
+      </w:r>
+    </w:p>
+    <w:p>
+      <w:pPr>
+        <w:pStyle w:val="ListParagraph"/>
+        <w:numPr>
+          <w:ilvl w:val="0"/>
+          <w:numId w:val="23"/>
+        </w:numPr>
+      </w:pPr>
+      <w:proofErr w:type="spellStart"/>
+      <w:r>
+        <w:t>LongPollDBEntity</w:t>
+      </w:r>
+      <w:proofErr w:type="spellEnd"/>
+      <w:r>
+        <w:t xml:space="preserve"> </w:t>
+      </w:r>
+      <w:r>
+        <w:t xml:space="preserve">– </w:t>
+      </w:r>
+      <w:r>
+        <w:t>с</w:t>
+      </w:r>
+      <w:r>
+        <w:t>ущность</w:t>
+      </w:r>
+      <w:r>
+        <w:t xml:space="preserve"> для представления</w:t>
+      </w:r>
+      <w:r>
+        <w:t xml:space="preserve"> </w:t>
+      </w:r>
+      <w:proofErr w:type="spellStart"/>
+      <w:r>
+        <w:t>л</w:t>
+      </w:r>
+      <w:r>
+        <w:t>онгпула</w:t>
+      </w:r>
+      <w:proofErr w:type="spellEnd"/>
+      <w:r>
+        <w:t xml:space="preserve"> в </w:t>
+      </w:r>
+      <w:r>
+        <w:t>СУБД</w:t>
+      </w:r>
+      <w:r>
+        <w:t>;</w:t>
+      </w:r>
+    </w:p>
+    <w:p>
+      <w:pPr>
+        <w:pStyle w:val="ListParagraph"/>
+        <w:numPr>
+          <w:ilvl w:val="0"/>
+          <w:numId w:val="23"/>
+        </w:numPr>
+      </w:pPr>
+      <w:proofErr w:type="spellStart"/>
+      <w:r>
+        <w:t>MessageDBEntity</w:t>
+      </w:r>
+      <w:proofErr w:type="spellEnd"/>
+      <w:r>
+        <w:t xml:space="preserve"> </w:t>
+      </w:r>
+      <w:r>
+        <w:t xml:space="preserve">– </w:t>
+      </w:r>
+      <w:r>
+        <w:t>с</w:t>
+      </w:r>
+      <w:r>
+        <w:t>ущность</w:t>
+      </w:r>
+      <w:r>
+        <w:t xml:space="preserve"> для представления</w:t>
+      </w:r>
+      <w:r>
+        <w:t xml:space="preserve"> сообщения пользователя</w:t>
+      </w:r>
+      <w:r>
+        <w:t xml:space="preserve"> </w:t>
+      </w:r>
+      <w:r>
+        <w:t xml:space="preserve">в </w:t>
+      </w:r>
+      <w:r>
+        <w:t>СУБД</w:t>
+      </w:r>
+      <w:r>
+        <w:t>;</w:t>
+      </w:r>
+    </w:p>
+    <w:p>
+      <w:pPr>
+        <w:pStyle w:val="ListParagraph"/>
+        <w:numPr>
+          <w:ilvl w:val="0"/>
+          <w:numId w:val="23"/>
+        </w:numPr>
+      </w:pPr>
+      <w:proofErr w:type="spellStart"/>
+      <w:r>
+        <w:t>RoomDBEntity</w:t>
+      </w:r>
+      <w:proofErr w:type="spellEnd"/>
+      <w:r>
+        <w:t xml:space="preserve"> </w:t>
+      </w:r>
+      <w:r>
+        <w:t xml:space="preserve">– </w:t>
+      </w:r>
+      <w:r>
+        <w:t>с</w:t>
+      </w:r>
+      <w:r>
+        <w:t>ущность</w:t>
+      </w:r>
+      <w:r>
+        <w:t xml:space="preserve"> для представления</w:t>
+      </w:r>
+      <w:r>
+        <w:t xml:space="preserve"> чат-комнаты (диалога)</w:t>
+      </w:r>
+      <w:r>
+        <w:t xml:space="preserve"> </w:t>
+      </w:r>
+      <w:r>
+        <w:t xml:space="preserve">в </w:t>
+      </w:r>
+      <w:r>
+        <w:t>СУБД</w:t>
+      </w:r>
+      <w:r>
+        <w:t>;</w:t>
+      </w:r>
+    </w:p>
+    <w:p>
+      <w:pPr>
+        <w:pStyle w:val="ListParagraph"/>
+        <w:numPr>
+          <w:ilvl w:val="0"/>
+          <w:numId w:val="23"/>
+        </w:numPr>
+      </w:pPr>
+      <w:proofErr w:type="spellStart"/>
+      <w:r>
+        <w:t>UserDBEntity</w:t>
+      </w:r>
+      <w:proofErr w:type="spellEnd"/>
+      <w:r>
+        <w:t xml:space="preserve"> </w:t>
+      </w:r>
+      <w:r>
+        <w:t xml:space="preserve">– </w:t>
+      </w:r>
+      <w:r>
+        <w:t>с</w:t>
+      </w:r>
+      <w:r>
+        <w:t>ущность</w:t>
+      </w:r>
+      <w:r>
+        <w:t xml:space="preserve"> для представления </w:t>
+      </w:r>
+      <w:r>
+        <w:t>пользователя</w:t>
+      </w:r>
+      <w:r>
+        <w:t xml:space="preserve"> </w:t>
+      </w:r>
+      <w:r>
+        <w:t xml:space="preserve">в </w:t>
+      </w:r>
+      <w:r>
+        <w:t>СУБД</w:t>
+      </w:r>
+      <w:r>
+        <w:t>;</w:t>
+      </w:r>
+    </w:p>
+    <w:p>
+      <w:pPr>
+        <w:pStyle w:val="ListParagraph"/>
+        <w:numPr>
+          <w:ilvl w:val="0"/>
+          <w:numId w:val="23"/>
+        </w:numPr>
+      </w:pPr>
+      <w:proofErr w:type="spellStart"/>
+      <w:r>
+        <w:t>UpdatePasswordEntity</w:t>
+      </w:r>
+      <w:proofErr w:type="spellEnd"/>
+      <w:r>
+        <w:t xml:space="preserve"> – с</w:t>
+      </w:r>
+      <w:r>
+        <w:t>ущность для обновления пароля пользователя</w:t>
+      </w:r>
+      <w:r>
+        <w:t xml:space="preserve">. </w:t>
+      </w:r>
+      <w:r>
+        <w:t>Используется при приёме данных</w:t>
+      </w:r>
+      <w:r>
+        <w:t xml:space="preserve"> от клиента</w:t>
+      </w:r>
+      <w:r>
+        <w:rPr>
+          <w:lang w:val="en-US"/>
+        </w:rPr>
+        <w:t>;</w:t>
+      </w:r>
+    </w:p>
+    <w:p>
+      <w:pPr>
+        <w:pStyle w:val="ListParagraph"/>
+        <w:numPr>
+          <w:ilvl w:val="0"/>
+          <w:numId w:val="23"/>
+        </w:numPr>
+      </w:pPr>
+      <w:proofErr w:type="spellStart"/>
+      <w:r>
+        <w:t>UserAuthResponseEntity</w:t>
+      </w:r>
+      <w:proofErr w:type="spellEnd"/>
+      <w:r>
+        <w:t xml:space="preserve"> – </w:t>
+      </w:r>
+      <w:r>
+        <w:t>с</w:t>
+      </w:r>
+      <w:r>
+        <w:t>ущность для отдачи данных при авторизации пользователя</w:t>
+      </w:r>
+      <w:r>
+        <w:t xml:space="preserve">. </w:t>
+      </w:r>
+      <w:r>
+        <w:t xml:space="preserve">Является частным случаем </w:t>
+      </w:r>
+      <w:proofErr w:type="spellStart"/>
+      <w:r>
+        <w:t>UserDBEntity</w:t>
+      </w:r>
+      <w:proofErr w:type="spellEnd"/>
+      <w:r>
+        <w:t xml:space="preserve"> без полей-паролей, но с </w:t>
+      </w:r>
+      <w:r>
+        <w:t>ключом</w:t>
+      </w:r>
+      <w:r>
+        <w:t xml:space="preserve"> API</w:t>
+      </w:r>
+      <w:r>
+        <w:t xml:space="preserve">. </w:t>
+      </w:r>
+      <w:r>
+        <w:t>Используется при отдаче данных</w:t>
+      </w:r>
+      <w:r>
+        <w:rPr>
+          <w:lang w:val="en-US"/>
+        </w:rPr>
+        <w:t xml:space="preserve"> </w:t>
+      </w:r>
+      <w:r>
+        <w:t>клиенту</w:t>
+      </w:r>
+      <w:r>
+        <w:rPr>
+          <w:lang w:val="en-US"/>
+        </w:rPr>
+        <w:t>;</w:t>
+      </w:r>
+    </w:p>
+    <w:p>
+      <w:pPr>
+        <w:pStyle w:val="ListParagraph"/>
+        <w:numPr>
+          <w:ilvl w:val="0"/>
+          <w:numId w:val="23"/>
+        </w:numPr>
+      </w:pPr>
+      <w:proofErr w:type="spellStart"/>
+      <w:r>
+        <w:lastRenderedPageBreak/>
+        <w:t>UserSearchResponseEntity</w:t>
+      </w:r>
+      <w:proofErr w:type="spellEnd"/>
+      <w:r>
+        <w:t xml:space="preserve"> – </w:t>
+      </w:r>
+      <w:r>
+        <w:t>су</w:t>
+      </w:r>
+      <w:r>
+        <w:t>щность для отдачи данных при поиске пользователя</w:t>
+      </w:r>
+      <w:r>
+        <w:t xml:space="preserve">. </w:t>
+      </w:r>
+      <w:r>
+        <w:t xml:space="preserve">Является частным случаем </w:t>
+      </w:r>
+      <w:proofErr w:type="spellStart"/>
+      <w:r>
+        <w:t>UserDBEntity</w:t>
+      </w:r>
+      <w:proofErr w:type="spellEnd"/>
+      <w:r>
+        <w:t xml:space="preserve"> без полей-паролей и без ключа API</w:t>
+      </w:r>
+      <w:r>
+        <w:t xml:space="preserve">. </w:t>
+      </w:r>
+      <w:r>
+        <w:t>Используется при отдаче данных</w:t>
+      </w:r>
+      <w:r>
+        <w:rPr>
+          <w:lang w:val="en-US"/>
+        </w:rPr>
+        <w:t xml:space="preserve"> </w:t>
+      </w:r>
+      <w:r>
+        <w:t>клиенту</w:t>
+      </w:r>
+      <w:r>
+        <w:rPr>
+          <w:lang w:val="en-US"/>
+        </w:rPr>
+        <w:t>;</w:t>
+      </w:r>
+    </w:p>
+    <w:p>
+      <w:pPr>
+        <w:pStyle w:val="ListParagraph"/>
+        <w:numPr>
+          <w:ilvl w:val="0"/>
+          <w:numId w:val="23"/>
+        </w:numPr>
+      </w:pPr>
+      <w:proofErr w:type="spellStart"/>
+      <w:r>
+        <w:t>LongPollRepository</w:t>
+      </w:r>
+      <w:proofErr w:type="spellEnd"/>
+      <w:r>
+        <w:t xml:space="preserve"> – </w:t>
+      </w:r>
+      <w:r>
+        <w:t>и</w:t>
+      </w:r>
+      <w:r>
+        <w:t xml:space="preserve">нтерфейс </w:t>
+      </w:r>
+      <w:proofErr w:type="spellStart"/>
+      <w:r>
+        <w:t>MongoRepository</w:t>
+      </w:r>
+      <w:proofErr w:type="spellEnd"/>
+      <w:r>
+        <w:t xml:space="preserve"> для работы c коллекцией </w:t>
+      </w:r>
+      <w:proofErr w:type="spellStart"/>
+      <w:r>
+        <w:t>лонгпулов</w:t>
+      </w:r>
+      <w:proofErr w:type="spellEnd"/>
+      <w:r>
+        <w:t>;</w:t>
+      </w:r>
+    </w:p>
+    <w:p>
+      <w:pPr>
+        <w:pStyle w:val="ListParagraph"/>
+        <w:numPr>
+          <w:ilvl w:val="0"/>
+          <w:numId w:val="23"/>
+        </w:numPr>
+      </w:pPr>
+      <w:proofErr w:type="spellStart"/>
+      <w:r>
+        <w:t>MessageRepository</w:t>
+      </w:r>
+      <w:proofErr w:type="spellEnd"/>
+      <w:r>
+        <w:t xml:space="preserve"> – </w:t>
+      </w:r>
+      <w:r>
+        <w:t>и</w:t>
+      </w:r>
+      <w:r>
+        <w:t xml:space="preserve">нтерфейс </w:t>
+      </w:r>
+      <w:proofErr w:type="spellStart"/>
+      <w:r>
+        <w:t>MongoRepository</w:t>
+      </w:r>
+      <w:proofErr w:type="spellEnd"/>
+      <w:r>
+        <w:t xml:space="preserve"> для работы c коллекцией сообщений</w:t>
+      </w:r>
+      <w:r>
+        <w:t>;</w:t>
+      </w:r>
+    </w:p>
+    <w:p>
+      <w:pPr>
+        <w:pStyle w:val="ListParagraph"/>
+        <w:numPr>
+          <w:ilvl w:val="0"/>
+          <w:numId w:val="23"/>
+        </w:numPr>
+      </w:pPr>
+      <w:proofErr w:type="spellStart"/>
+      <w:r>
+        <w:t>RoomRepository</w:t>
+      </w:r>
+      <w:proofErr w:type="spellEnd"/>
+      <w:r>
+        <w:t xml:space="preserve"> – </w:t>
+      </w:r>
+      <w:r>
+        <w:t>и</w:t>
+      </w:r>
+      <w:r>
+        <w:t xml:space="preserve">нтерфейс </w:t>
+      </w:r>
+      <w:proofErr w:type="spellStart"/>
+      <w:r>
+        <w:t>MongoRepository</w:t>
+      </w:r>
+      <w:proofErr w:type="spellEnd"/>
+      <w:r>
+        <w:t xml:space="preserve"> для работы c коллекцией чат-комнат</w:t>
+      </w:r>
+      <w:r>
+        <w:t>;</w:t>
+      </w:r>
+    </w:p>
+    <w:p>
+      <w:pPr>
+        <w:pStyle w:val="ListParagraph"/>
+        <w:numPr>
+          <w:ilvl w:val="0"/>
+          <w:numId w:val="23"/>
+        </w:numPr>
+      </w:pPr>
+      <w:proofErr w:type="spellStart"/>
+      <w:r>
+        <w:t>UserRepository</w:t>
+      </w:r>
+      <w:proofErr w:type="spellEnd"/>
+      <w:r>
+        <w:t xml:space="preserve"> – и</w:t>
+      </w:r>
+      <w:r>
+        <w:t xml:space="preserve">нтерфейс </w:t>
+      </w:r>
+      <w:proofErr w:type="spellStart"/>
+      <w:r>
+        <w:rPr>
+          <w:lang w:val="en-US"/>
+        </w:rPr>
+        <w:t>MongoRepository</w:t>
+      </w:r>
+      <w:proofErr w:type="spellEnd"/>
+      <w:r>
+        <w:t xml:space="preserve"> для работы </w:t>
+      </w:r>
+      <w:r>
+        <w:rPr>
+          <w:lang w:val="en-US"/>
+        </w:rPr>
+        <w:t>c</w:t>
+      </w:r>
+      <w:r>
+        <w:t xml:space="preserve"> коллекцией пользователей</w:t>
+      </w:r>
+      <w:r>
+        <w:t>;</w:t>
+      </w:r>
+    </w:p>
+    <w:p>
+      <w:pPr>
+        <w:pStyle w:val="ListParagraph"/>
+        <w:numPr>
+          <w:ilvl w:val="0"/>
+          <w:numId w:val="23"/>
+        </w:numPr>
+      </w:pPr>
+      <w:proofErr w:type="spellStart"/>
+      <w:r>
+        <w:t>LongPollService</w:t>
+      </w:r>
+      <w:proofErr w:type="spellEnd"/>
+      <w:r>
+        <w:t xml:space="preserve"> – </w:t>
+      </w:r>
+      <w:r>
+        <w:t>с</w:t>
+      </w:r>
+      <w:r>
+        <w:t xml:space="preserve">ервис для работы с </w:t>
+      </w:r>
+      <w:proofErr w:type="spellStart"/>
+      <w:r>
+        <w:t>лонгпулами</w:t>
+      </w:r>
+      <w:proofErr w:type="spellEnd"/>
+      <w:r>
+        <w:t>;</w:t>
+      </w:r>
+    </w:p>
+    <w:p>
+      <w:pPr>
+        <w:pStyle w:val="ListParagraph"/>
+        <w:numPr>
+          <w:ilvl w:val="0"/>
+          <w:numId w:val="23"/>
+        </w:numPr>
+      </w:pPr>
+      <w:proofErr w:type="spellStart"/>
+      <w:r>
+        <w:t>MessageService</w:t>
+      </w:r>
+      <w:proofErr w:type="spellEnd"/>
+      <w:r>
+        <w:t xml:space="preserve"> – с</w:t>
+      </w:r>
+      <w:r>
+        <w:t>ервис для работы с сообщениями</w:t>
+      </w:r>
+      <w:r>
+        <w:t>;</w:t>
+      </w:r>
+    </w:p>
+    <w:p>
+      <w:pPr>
+        <w:pStyle w:val="ListParagraph"/>
+        <w:numPr>
+          <w:ilvl w:val="0"/>
+          <w:numId w:val="23"/>
+        </w:numPr>
+      </w:pPr>
+      <w:proofErr w:type="spellStart"/>
+      <w:r>
+        <w:t>RoomService</w:t>
+      </w:r>
+      <w:proofErr w:type="spellEnd"/>
+      <w:r>
+        <w:t xml:space="preserve"> – </w:t>
+      </w:r>
+      <w:r>
+        <w:t>с</w:t>
+      </w:r>
+      <w:r>
+        <w:t>ервис для работы с комнатами</w:t>
+      </w:r>
+      <w:r>
+        <w:t>;</w:t>
+      </w:r>
+    </w:p>
+    <w:p>
+      <w:pPr>
+        <w:pStyle w:val="ListParagraph"/>
+        <w:numPr>
+          <w:ilvl w:val="0"/>
+          <w:numId w:val="23"/>
+        </w:numPr>
+      </w:pPr>
+      <w:proofErr w:type="spellStart"/>
+      <w:r>
+        <w:t>UserService</w:t>
+      </w:r>
+      <w:proofErr w:type="spellEnd"/>
+      <w:r>
+        <w:t xml:space="preserve"> – с</w:t>
+      </w:r>
+      <w:r>
+        <w:t>ервис для работы с пользователями</w:t>
+      </w:r>
+    </w:p>
+    <w:p>
+      <w:pPr>
+        <w:pStyle w:val="ListParagraph"/>
+        <w:numPr>
+          <w:ilvl w:val="0"/>
+          <w:numId w:val="23"/>
+        </w:numPr>
+      </w:pPr>
+      <w:proofErr w:type="spellStart"/>
+      <w:r>
+        <w:t>GenResponseUtil</w:t>
+      </w:r>
+      <w:proofErr w:type="spellEnd"/>
+      <w:r>
+        <w:t xml:space="preserve"> – </w:t>
+      </w:r>
+      <w:r>
+        <w:t>г</w:t>
+      </w:r>
+      <w:r>
+        <w:t xml:space="preserve">енерирует </w:t>
+      </w:r>
+      <w:r>
+        <w:rPr>
+          <w:lang w:val="en-US"/>
+        </w:rPr>
+        <w:t>HashMap</w:t>
+      </w:r>
+      <w:r>
+        <w:t xml:space="preserve"> для успешно обработанного</w:t>
+      </w:r>
+      <w:r>
+        <w:t xml:space="preserve"> или </w:t>
+      </w:r>
+      <w:r>
+        <w:t>некорректного запроса</w:t>
+      </w:r>
+      <w:r>
+        <w:t xml:space="preserve"> </w:t>
+      </w:r>
+      <w:r>
+        <w:t>клиента</w:t>
+      </w:r>
+      <w:r>
+        <w:t>;</w:t>
+      </w:r>
+    </w:p>
+    <w:p>
+      <w:pPr>
+        <w:pStyle w:val="ListParagraph"/>
+        <w:numPr>
+          <w:ilvl w:val="0"/>
+          <w:numId w:val="23"/>
+        </w:numPr>
+      </w:pPr>
+      <w:proofErr w:type="spellStart"/>
+      <w:r>
+        <w:t>TimeUtil</w:t>
+      </w:r>
+      <w:proofErr w:type="spellEnd"/>
+      <w:r>
+        <w:t xml:space="preserve"> –</w:t>
+      </w:r>
+      <w:r>
+        <w:t xml:space="preserve"> </w:t>
+      </w:r>
+      <w:r>
+        <w:t>в</w:t>
+      </w:r>
+      <w:r>
+        <w:t xml:space="preserve">озвращает текущее </w:t>
+      </w:r>
+      <w:r>
+        <w:rPr>
+          <w:lang w:val="en-US"/>
+        </w:rPr>
+        <w:t>UNIX</w:t>
+      </w:r>
+      <w:r>
+        <w:t>-время системы</w:t>
+      </w:r>
+      <w:r>
+        <w:t>;</w:t>
+      </w:r>
+    </w:p>
+    <w:p>
+      <w:pPr>
+        <w:pStyle w:val="ListParagraph"/>
+        <w:numPr>
+          <w:ilvl w:val="0"/>
+          <w:numId w:val="23"/>
+        </w:numPr>
+      </w:pPr>
+      <w:proofErr w:type="spellStart"/>
+      <w:r>
+        <w:t>UUIDUtil</w:t>
+      </w:r>
+      <w:proofErr w:type="spellEnd"/>
+      <w:r>
+        <w:t xml:space="preserve"> </w:t>
+      </w:r>
+      <w:r>
+        <w:t>–</w:t>
+      </w:r>
+      <w:r>
+        <w:t xml:space="preserve"> </w:t>
+      </w:r>
+      <w:r>
+        <w:t xml:space="preserve">класс для генерации </w:t>
+      </w:r>
+      <w:r>
+        <w:t>идентификаторов пользователей</w:t>
+      </w:r>
+      <w:r>
+        <w:t xml:space="preserve">, </w:t>
+      </w:r>
+      <w:r>
+        <w:t xml:space="preserve">ключей доступа и </w:t>
+      </w:r>
+      <w:r>
+        <w:rPr>
+          <w:lang w:val="en-US"/>
+        </w:rPr>
+        <w:t>URL</w:t>
+      </w:r>
+      <w:r>
+        <w:t xml:space="preserve"> </w:t>
+      </w:r>
+      <w:r>
+        <w:t xml:space="preserve">для </w:t>
+      </w:r>
+      <w:proofErr w:type="spellStart"/>
+      <w:r>
+        <w:t>лонгпула</w:t>
+      </w:r>
+      <w:proofErr w:type="spellEnd"/>
+      <w:r>
+        <w:t>;</w:t>
+      </w:r>
+    </w:p>
+    <w:p>
+      <w:pPr>
+        <w:pStyle w:val="ListParagraph"/>
+        <w:numPr>
+          <w:ilvl w:val="0"/>
+          <w:numId w:val="23"/>
+        </w:numPr>
+      </w:pPr>
+      <w:proofErr w:type="spellStart"/>
+      <w:r>
+        <w:t>DemkaserverApplicationTests</w:t>
+      </w:r>
+      <w:proofErr w:type="spellEnd"/>
+      <w:r>
+        <w:t xml:space="preserve"> –</w:t>
+      </w:r>
+      <w:r>
+        <w:rPr>
+          <w:lang w:val="en-US"/>
+        </w:rPr>
+        <w:t xml:space="preserve"> </w:t>
+      </w:r>
+      <w:r>
+        <w:t>класс для тестов</w:t>
+      </w:r>
+      <w:r>
+        <w:rPr>
+          <w:lang w:val="en-US"/>
+        </w:rPr>
+        <w:t>;</w:t>
+      </w:r>
+    </w:p>
+    <w:p>
+      <w:pPr>
+        <w:pStyle w:val="ListParagraph"/>
+        <w:numPr>
+          <w:ilvl w:val="0"/>
+          <w:numId w:val="23"/>
+        </w:numPr>
+      </w:pPr>
+      <w:proofErr w:type="spellStart"/>
+      <w:r>
+        <w:t>DemkaserverApplication</w:t>
+      </w:r>
+      <w:proofErr w:type="spellEnd"/>
+      <w:r>
+        <w:t xml:space="preserve"> –</w:t>
+      </w:r>
+      <w:r>
+        <w:t xml:space="preserve"> точка входа в программу</w:t>
+      </w:r>
+      <w:r>
+        <w:t>.</w:t>
       </w:r>
     </w:p>
     <w:p>
       <w:pPr>
         <w:pStyle w:val="Heading2"/>
       </w:pPr>
-      <w:bookmarkStart w:id="20" w:name="_Toc69469602"/>
-      <w:r>
+      <w:bookmarkStart w:id="20" w:name="_Toc69494562"/>
+      <w:r>
+        <w:rPr>
+          <w:highlight w:val="yellow"/>
+        </w:rPr>
         <w:t>Клиент</w:t>
       </w:r>
       <w:bookmarkEnd w:id="20"/>
@@ -12170,6 +14006,7 @@
         <w:t>:</w:t>
       </w:r>
     </w:p>
+    <w:p/>
     <w:p>
       <w:pPr>
         <w:rPr>
@@ -12231,25 +14068,29 @@
           <w:lang w:val="en-US"/>
         </w:rPr>
       </w:pPr>
+      <w:proofErr w:type="spellStart"/>
       <w:r>
         <w:rPr>
           <w:lang w:val="en-US"/>
         </w:rPr>
         <w:t>Jiojifdbijfjibfdjibijfdb</w:t>
       </w:r>
-    </w:p>
-    <w:p>
-      <w:pPr>
-        <w:rPr>
-          <w:lang w:val="en-US"/>
-        </w:rPr>
-      </w:pPr>
+      <w:proofErr w:type="spellEnd"/>
+    </w:p>
+    <w:p>
+      <w:pPr>
+        <w:rPr>
+          <w:lang w:val="en-US"/>
+        </w:rPr>
+      </w:pPr>
+      <w:proofErr w:type="spellStart"/>
       <w:r>
         <w:rPr>
           <w:lang w:val="en-US"/>
         </w:rPr>
         <w:t>fdbdfbdfbdfbfdbdfb</w:t>
       </w:r>
+      <w:proofErr w:type="spellEnd"/>
     </w:p>
     <w:p/>
     <w:p/>
@@ -12272,8 +14113,11 @@
       <w:pPr>
         <w:pStyle w:val="Heading1"/>
       </w:pPr>
-      <w:bookmarkStart w:id="21" w:name="_Toc69469603"/>
-      <w:r>
+      <w:bookmarkStart w:id="21" w:name="_Toc69494563"/>
+      <w:r>
+        <w:rPr>
+          <w:highlight w:val="red"/>
+        </w:rPr>
         <w:lastRenderedPageBreak/>
         <w:t>ЗАКЛЮЧЕНИЕ</w:t>
       </w:r>
@@ -12321,8 +14165,11 @@
       <w:pPr>
         <w:pStyle w:val="Heading1"/>
       </w:pPr>
-      <w:bookmarkStart w:id="22" w:name="_Toc69469604"/>
-      <w:r>
+      <w:bookmarkStart w:id="22" w:name="_Toc69494564"/>
+      <w:r>
+        <w:rPr>
+          <w:highlight w:val="red"/>
+        </w:rPr>
         <w:lastRenderedPageBreak/>
         <w:t>СПИСОК ИСПОЛЬЗОВАННЫХ ИСТОЧНИКОВ</w:t>
       </w:r>
@@ -12341,7 +14188,39 @@
           <w:rFonts w:cs="Times New Roman"/>
           <w:szCs w:val="28"/>
         </w:rPr>
-        <w:t xml:space="preserve">ЛА ЛА ЛА </w:t>
+        <w:t xml:space="preserve">ЛА </w:t>
+      </w:r>
+      <w:proofErr w:type="spellStart"/>
+      <w:r>
+        <w:rPr>
+          <w:rFonts w:cs="Times New Roman"/>
+          <w:szCs w:val="28"/>
+        </w:rPr>
+        <w:t>ЛА</w:t>
+      </w:r>
+      <w:proofErr w:type="spellEnd"/>
+      <w:r>
+        <w:rPr>
+          <w:rFonts w:cs="Times New Roman"/>
+          <w:szCs w:val="28"/>
+        </w:rPr>
+        <w:t xml:space="preserve"> </w:t>
+      </w:r>
+      <w:proofErr w:type="spellStart"/>
+      <w:r>
+        <w:rPr>
+          <w:rFonts w:cs="Times New Roman"/>
+          <w:szCs w:val="28"/>
+        </w:rPr>
+        <w:t>ЛА</w:t>
+      </w:r>
+      <w:proofErr w:type="spellEnd"/>
+      <w:r>
+        <w:rPr>
+          <w:rFonts w:cs="Times New Roman"/>
+          <w:szCs w:val="28"/>
+        </w:rPr>
+        <w:t xml:space="preserve"> </w:t>
       </w:r>
     </w:p>
     <w:p>
@@ -12364,7 +14243,7 @@
       <w:pPr>
         <w:pStyle w:val="Heading1"/>
       </w:pPr>
-      <w:bookmarkStart w:id="23" w:name="_Toc69469605"/>
+      <w:bookmarkStart w:id="23" w:name="_Toc69494565"/>
       <w:r>
         <w:lastRenderedPageBreak/>
         <w:t>ПРИЛОЖЕНИЯ</w:t>
@@ -12375,7 +14254,7 @@
       <w:pPr>
         <w:pStyle w:val="Heading2"/>
       </w:pPr>
-      <w:bookmarkStart w:id="24" w:name="_Toc69469606"/>
+      <w:bookmarkStart w:id="24" w:name="_Toc69494566"/>
       <w:r>
         <w:t>Приложение 1</w:t>
       </w:r>
@@ -12394,8 +14273,17 @@
           <w:rFonts w:cs="Times New Roman"/>
           <w:szCs w:val="28"/>
         </w:rPr>
-        <w:t>Я ЛЮБЛЮ МЕМЫ</w:t>
-      </w:r>
+        <w:t xml:space="preserve">Я ЛЮБЛЮ </w:t>
+      </w:r>
+      <w:proofErr w:type="gramStart"/>
+      <w:r>
+        <w:rPr>
+          <w:rFonts w:cs="Times New Roman"/>
+          <w:szCs w:val="28"/>
+        </w:rPr>
+        <w:t>МЕМЫ</w:t>
+      </w:r>
+      <w:proofErr w:type="gramEnd"/>
       <w:r>
         <w:rPr>
           <w:rFonts w:cs="Times New Roman"/>
@@ -12408,7 +14296,7 @@
       <w:pPr>
         <w:pStyle w:val="Heading2"/>
       </w:pPr>
-      <w:bookmarkStart w:id="25" w:name="_Toc69469607"/>
+      <w:bookmarkStart w:id="25" w:name="_Toc69494567"/>
       <w:r>
         <w:t xml:space="preserve">Приложение </w:t>
       </w:r>
@@ -12791,6 +14679,205 @@
     </w:lvl>
   </w:abstractNum>
   <w:abstractNum w:abstractNumId="2" w15:restartNumberingAfterBreak="0">
+    <w:nsid w:val="1594749B"/>
+    <w:multiLevelType w:val="hybridMultilevel"/>
+    <w:tmpl w:val="698A7202"/>
+    <w:lvl w:ilvl="0" w:tplc="2B0CDC28">
+      <w:start w:val="1"/>
+      <w:numFmt w:val="bullet"/>
+      <w:lvlText w:val=""/>
+      <w:lvlJc w:val="left"/>
+      <w:pPr>
+        <w:ind w:left="1069" w:hanging="360"/>
+      </w:pPr>
+      <w:rPr>
+        <w:rFonts w:ascii="Symbol" w:hAnsi="Symbol" w:hint="default"/>
+      </w:rPr>
+    </w:lvl>
+    <w:lvl w:ilvl="1" w:tplc="08090003" w:tentative="1">
+      <w:start w:val="1"/>
+      <w:numFmt w:val="bullet"/>
+      <w:lvlText w:val="o"/>
+      <w:lvlJc w:val="left"/>
+      <w:pPr>
+        <w:ind w:left="1789" w:hanging="360"/>
+      </w:pPr>
+      <w:rPr>
+        <w:rFonts w:ascii="Courier New" w:hAnsi="Courier New" w:cs="Courier New" w:hint="default"/>
+      </w:rPr>
+    </w:lvl>
+    <w:lvl w:ilvl="2" w:tplc="08090005" w:tentative="1">
+      <w:start w:val="1"/>
+      <w:numFmt w:val="bullet"/>
+      <w:lvlText w:val=""/>
+      <w:lvlJc w:val="left"/>
+      <w:pPr>
+        <w:ind w:left="2509" w:hanging="360"/>
+      </w:pPr>
+      <w:rPr>
+        <w:rFonts w:ascii="Wingdings" w:hAnsi="Wingdings" w:hint="default"/>
+      </w:rPr>
+    </w:lvl>
+    <w:lvl w:ilvl="3" w:tplc="08090001" w:tentative="1">
+      <w:start w:val="1"/>
+      <w:numFmt w:val="bullet"/>
+      <w:lvlText w:val=""/>
+      <w:lvlJc w:val="left"/>
+      <w:pPr>
+        <w:ind w:left="3229" w:hanging="360"/>
+      </w:pPr>
+      <w:rPr>
+        <w:rFonts w:ascii="Symbol" w:hAnsi="Symbol" w:hint="default"/>
+      </w:rPr>
+    </w:lvl>
+    <w:lvl w:ilvl="4" w:tplc="08090003" w:tentative="1">
+      <w:start w:val="1"/>
+      <w:numFmt w:val="bullet"/>
+      <w:lvlText w:val="o"/>
+      <w:lvlJc w:val="left"/>
+      <w:pPr>
+        <w:ind w:left="3949" w:hanging="360"/>
+      </w:pPr>
+      <w:rPr>
+        <w:rFonts w:ascii="Courier New" w:hAnsi="Courier New" w:cs="Courier New" w:hint="default"/>
+      </w:rPr>
+    </w:lvl>
+    <w:lvl w:ilvl="5" w:tplc="08090005" w:tentative="1">
+      <w:start w:val="1"/>
+      <w:numFmt w:val="bullet"/>
+      <w:lvlText w:val=""/>
+      <w:lvlJc w:val="left"/>
+      <w:pPr>
+        <w:ind w:left="4669" w:hanging="360"/>
+      </w:pPr>
+      <w:rPr>
+        <w:rFonts w:ascii="Wingdings" w:hAnsi="Wingdings" w:hint="default"/>
+      </w:rPr>
+    </w:lvl>
+    <w:lvl w:ilvl="6" w:tplc="08090001" w:tentative="1">
+      <w:start w:val="1"/>
+      <w:numFmt w:val="bullet"/>
+      <w:lvlText w:val=""/>
+      <w:lvlJc w:val="left"/>
+      <w:pPr>
+        <w:ind w:left="5389" w:hanging="360"/>
+      </w:pPr>
+      <w:rPr>
+        <w:rFonts w:ascii="Symbol" w:hAnsi="Symbol" w:hint="default"/>
+      </w:rPr>
+    </w:lvl>
+    <w:lvl w:ilvl="7" w:tplc="08090003" w:tentative="1">
+      <w:start w:val="1"/>
+      <w:numFmt w:val="bullet"/>
+      <w:lvlText w:val="o"/>
+      <w:lvlJc w:val="left"/>
+      <w:pPr>
+        <w:ind w:left="6109" w:hanging="360"/>
+      </w:pPr>
+      <w:rPr>
+        <w:rFonts w:ascii="Courier New" w:hAnsi="Courier New" w:cs="Courier New" w:hint="default"/>
+      </w:rPr>
+    </w:lvl>
+    <w:lvl w:ilvl="8" w:tplc="08090005" w:tentative="1">
+      <w:start w:val="1"/>
+      <w:numFmt w:val="bullet"/>
+      <w:lvlText w:val=""/>
+      <w:lvlJc w:val="left"/>
+      <w:pPr>
+        <w:ind w:left="6829" w:hanging="360"/>
+      </w:pPr>
+      <w:rPr>
+        <w:rFonts w:ascii="Wingdings" w:hAnsi="Wingdings" w:hint="default"/>
+      </w:rPr>
+    </w:lvl>
+  </w:abstractNum>
+  <w:abstractNum w:abstractNumId="3" w15:restartNumberingAfterBreak="0">
+    <w:nsid w:val="1A487C80"/>
+    <w:multiLevelType w:val="hybridMultilevel"/>
+    <w:tmpl w:val="0E84515C"/>
+    <w:lvl w:ilvl="0" w:tplc="0809000F">
+      <w:start w:val="1"/>
+      <w:numFmt w:val="decimal"/>
+      <w:lvlText w:val="%1."/>
+      <w:lvlJc w:val="left"/>
+      <w:pPr>
+        <w:ind w:left="720" w:hanging="360"/>
+      </w:pPr>
+    </w:lvl>
+    <w:lvl w:ilvl="1" w:tplc="08090019">
+      <w:start w:val="1"/>
+      <w:numFmt w:val="lowerLetter"/>
+      <w:lvlText w:val="%2."/>
+      <w:lvlJc w:val="left"/>
+      <w:pPr>
+        <w:ind w:left="1440" w:hanging="360"/>
+      </w:pPr>
+    </w:lvl>
+    <w:lvl w:ilvl="2" w:tplc="0809001B" w:tentative="1">
+      <w:start w:val="1"/>
+      <w:numFmt w:val="lowerRoman"/>
+      <w:lvlText w:val="%3."/>
+      <w:lvlJc w:val="right"/>
+      <w:pPr>
+        <w:ind w:left="2160" w:hanging="180"/>
+      </w:pPr>
+    </w:lvl>
+    <w:lvl w:ilvl="3" w:tplc="0809000F" w:tentative="1">
+      <w:start w:val="1"/>
+      <w:numFmt w:val="decimal"/>
+      <w:lvlText w:val="%4."/>
+      <w:lvlJc w:val="left"/>
+      <w:pPr>
+        <w:ind w:left="2880" w:hanging="360"/>
+      </w:pPr>
+    </w:lvl>
+    <w:lvl w:ilvl="4" w:tplc="08090019" w:tentative="1">
+      <w:start w:val="1"/>
+      <w:numFmt w:val="lowerLetter"/>
+      <w:lvlText w:val="%5."/>
+      <w:lvlJc w:val="left"/>
+      <w:pPr>
+        <w:ind w:left="3600" w:hanging="360"/>
+      </w:pPr>
+    </w:lvl>
+    <w:lvl w:ilvl="5" w:tplc="0809001B" w:tentative="1">
+      <w:start w:val="1"/>
+      <w:numFmt w:val="lowerRoman"/>
+      <w:lvlText w:val="%6."/>
+      <w:lvlJc w:val="right"/>
+      <w:pPr>
+        <w:ind w:left="4320" w:hanging="180"/>
+      </w:pPr>
+    </w:lvl>
+    <w:lvl w:ilvl="6" w:tplc="0809000F" w:tentative="1">
+      <w:start w:val="1"/>
+      <w:numFmt w:val="decimal"/>
+      <w:lvlText w:val="%7."/>
+      <w:lvlJc w:val="left"/>
+      <w:pPr>
+        <w:ind w:left="5040" w:hanging="360"/>
+      </w:pPr>
+    </w:lvl>
+    <w:lvl w:ilvl="7" w:tplc="08090019" w:tentative="1">
+      <w:start w:val="1"/>
+      <w:numFmt w:val="lowerLetter"/>
+      <w:lvlText w:val="%8."/>
+      <w:lvlJc w:val="left"/>
+      <w:pPr>
+        <w:ind w:left="5760" w:hanging="360"/>
+      </w:pPr>
+    </w:lvl>
+    <w:lvl w:ilvl="8" w:tplc="0809001B" w:tentative="1">
+      <w:start w:val="1"/>
+      <w:numFmt w:val="lowerRoman"/>
+      <w:lvlText w:val="%9."/>
+      <w:lvlJc w:val="right"/>
+      <w:pPr>
+        <w:ind w:left="6480" w:hanging="180"/>
+      </w:pPr>
+    </w:lvl>
+  </w:abstractNum>
+  <w:abstractNum w:abstractNumId="4" w15:restartNumberingAfterBreak="0">
     <w:nsid w:val="1ABE16C8"/>
     <w:multiLevelType w:val="hybridMultilevel"/>
     <w:tmpl w:val="6B8AFF52"/>
@@ -12903,7 +14990,7 @@
       </w:rPr>
     </w:lvl>
   </w:abstractNum>
-  <w:abstractNum w:abstractNumId="3" w15:restartNumberingAfterBreak="0">
+  <w:abstractNum w:abstractNumId="5" w15:restartNumberingAfterBreak="0">
     <w:nsid w:val="20C259AA"/>
     <w:multiLevelType w:val="hybridMultilevel"/>
     <w:tmpl w:val="348079C4"/>
@@ -13016,7 +15103,120 @@
       </w:rPr>
     </w:lvl>
   </w:abstractNum>
-  <w:abstractNum w:abstractNumId="4" w15:restartNumberingAfterBreak="0">
+  <w:abstractNum w:abstractNumId="6" w15:restartNumberingAfterBreak="0">
+    <w:nsid w:val="29380D5C"/>
+    <w:multiLevelType w:val="hybridMultilevel"/>
+    <w:tmpl w:val="27BA7EA2"/>
+    <w:lvl w:ilvl="0" w:tplc="2B0CDC28">
+      <w:start w:val="1"/>
+      <w:numFmt w:val="bullet"/>
+      <w:lvlText w:val=""/>
+      <w:lvlJc w:val="left"/>
+      <w:pPr>
+        <w:ind w:left="720" w:hanging="360"/>
+      </w:pPr>
+      <w:rPr>
+        <w:rFonts w:ascii="Symbol" w:hAnsi="Symbol" w:hint="default"/>
+      </w:rPr>
+    </w:lvl>
+    <w:lvl w:ilvl="1" w:tplc="08090003" w:tentative="1">
+      <w:start w:val="1"/>
+      <w:numFmt w:val="bullet"/>
+      <w:lvlText w:val="o"/>
+      <w:lvlJc w:val="left"/>
+      <w:pPr>
+        <w:ind w:left="1440" w:hanging="360"/>
+      </w:pPr>
+      <w:rPr>
+        <w:rFonts w:ascii="Courier New" w:hAnsi="Courier New" w:cs="Courier New" w:hint="default"/>
+      </w:rPr>
+    </w:lvl>
+    <w:lvl w:ilvl="2" w:tplc="08090005" w:tentative="1">
+      <w:start w:val="1"/>
+      <w:numFmt w:val="bullet"/>
+      <w:lvlText w:val=""/>
+      <w:lvlJc w:val="left"/>
+      <w:pPr>
+        <w:ind w:left="2160" w:hanging="360"/>
+      </w:pPr>
+      <w:rPr>
+        <w:rFonts w:ascii="Wingdings" w:hAnsi="Wingdings" w:hint="default"/>
+      </w:rPr>
+    </w:lvl>
+    <w:lvl w:ilvl="3" w:tplc="08090001" w:tentative="1">
+      <w:start w:val="1"/>
+      <w:numFmt w:val="bullet"/>
+      <w:lvlText w:val=""/>
+      <w:lvlJc w:val="left"/>
+      <w:pPr>
+        <w:ind w:left="2880" w:hanging="360"/>
+      </w:pPr>
+      <w:rPr>
+        <w:rFonts w:ascii="Symbol" w:hAnsi="Symbol" w:hint="default"/>
+      </w:rPr>
+    </w:lvl>
+    <w:lvl w:ilvl="4" w:tplc="08090003" w:tentative="1">
+      <w:start w:val="1"/>
+      <w:numFmt w:val="bullet"/>
+      <w:lvlText w:val="o"/>
+      <w:lvlJc w:val="left"/>
+      <w:pPr>
+        <w:ind w:left="3600" w:hanging="360"/>
+      </w:pPr>
+      <w:rPr>
+        <w:rFonts w:ascii="Courier New" w:hAnsi="Courier New" w:cs="Courier New" w:hint="default"/>
+      </w:rPr>
+    </w:lvl>
+    <w:lvl w:ilvl="5" w:tplc="08090005" w:tentative="1">
+      <w:start w:val="1"/>
+      <w:numFmt w:val="bullet"/>
+      <w:lvlText w:val=""/>
+      <w:lvlJc w:val="left"/>
+      <w:pPr>
+        <w:ind w:left="4320" w:hanging="360"/>
+      </w:pPr>
+      <w:rPr>
+        <w:rFonts w:ascii="Wingdings" w:hAnsi="Wingdings" w:hint="default"/>
+      </w:rPr>
+    </w:lvl>
+    <w:lvl w:ilvl="6" w:tplc="08090001" w:tentative="1">
+      <w:start w:val="1"/>
+      <w:numFmt w:val="bullet"/>
+      <w:lvlText w:val=""/>
+      <w:lvlJc w:val="left"/>
+      <w:pPr>
+        <w:ind w:left="5040" w:hanging="360"/>
+      </w:pPr>
+      <w:rPr>
+        <w:rFonts w:ascii="Symbol" w:hAnsi="Symbol" w:hint="default"/>
+      </w:rPr>
+    </w:lvl>
+    <w:lvl w:ilvl="7" w:tplc="08090003" w:tentative="1">
+      <w:start w:val="1"/>
+      <w:numFmt w:val="bullet"/>
+      <w:lvlText w:val="o"/>
+      <w:lvlJc w:val="left"/>
+      <w:pPr>
+        <w:ind w:left="5760" w:hanging="360"/>
+      </w:pPr>
+      <w:rPr>
+        <w:rFonts w:ascii="Courier New" w:hAnsi="Courier New" w:cs="Courier New" w:hint="default"/>
+      </w:rPr>
+    </w:lvl>
+    <w:lvl w:ilvl="8" w:tplc="08090005" w:tentative="1">
+      <w:start w:val="1"/>
+      <w:numFmt w:val="bullet"/>
+      <w:lvlText w:val=""/>
+      <w:lvlJc w:val="left"/>
+      <w:pPr>
+        <w:ind w:left="6480" w:hanging="360"/>
+      </w:pPr>
+      <w:rPr>
+        <w:rFonts w:ascii="Wingdings" w:hAnsi="Wingdings" w:hint="default"/>
+      </w:rPr>
+    </w:lvl>
+  </w:abstractNum>
+  <w:abstractNum w:abstractNumId="7" w15:restartNumberingAfterBreak="0">
     <w:nsid w:val="2B44179E"/>
     <w:multiLevelType w:val="hybridMultilevel"/>
     <w:tmpl w:val="66AAE1AE"/>
@@ -13129,7 +15329,7 @@
       </w:rPr>
     </w:lvl>
   </w:abstractNum>
-  <w:abstractNum w:abstractNumId="5" w15:restartNumberingAfterBreak="0">
+  <w:abstractNum w:abstractNumId="8" w15:restartNumberingAfterBreak="0">
     <w:nsid w:val="2D6B20DB"/>
     <w:multiLevelType w:val="hybridMultilevel"/>
     <w:tmpl w:val="35C89922"/>
@@ -13242,7 +15442,7 @@
       </w:rPr>
     </w:lvl>
   </w:abstractNum>
-  <w:abstractNum w:abstractNumId="6" w15:restartNumberingAfterBreak="0">
+  <w:abstractNum w:abstractNumId="9" w15:restartNumberingAfterBreak="0">
     <w:nsid w:val="326343BC"/>
     <w:multiLevelType w:val="multilevel"/>
     <w:tmpl w:val="D230056C"/>
@@ -13355,7 +15555,7 @@
       </w:rPr>
     </w:lvl>
   </w:abstractNum>
-  <w:abstractNum w:abstractNumId="7" w15:restartNumberingAfterBreak="0">
+  <w:abstractNum w:abstractNumId="10" w15:restartNumberingAfterBreak="0">
     <w:nsid w:val="33DD5AA2"/>
     <w:multiLevelType w:val="hybridMultilevel"/>
     <w:tmpl w:val="71FAF6D0"/>
@@ -13468,7 +15668,120 @@
       </w:rPr>
     </w:lvl>
   </w:abstractNum>
-  <w:abstractNum w:abstractNumId="8" w15:restartNumberingAfterBreak="0">
+  <w:abstractNum w:abstractNumId="11" w15:restartNumberingAfterBreak="0">
+    <w:nsid w:val="34155336"/>
+    <w:multiLevelType w:val="multilevel"/>
+    <w:tmpl w:val="D230056C"/>
+    <w:lvl w:ilvl="0">
+      <w:start w:val="1"/>
+      <w:numFmt w:val="decimal"/>
+      <w:lvlText w:val="%1."/>
+      <w:lvlJc w:val="left"/>
+      <w:pPr>
+        <w:ind w:left="360" w:hanging="360"/>
+      </w:pPr>
+      <w:rPr>
+        <w:rFonts w:hint="default"/>
+      </w:rPr>
+    </w:lvl>
+    <w:lvl w:ilvl="1">
+      <w:start w:val="1"/>
+      <w:numFmt w:val="bullet"/>
+      <w:lvlText w:val=""/>
+      <w:lvlJc w:val="left"/>
+      <w:pPr>
+        <w:ind w:left="720" w:hanging="360"/>
+      </w:pPr>
+      <w:rPr>
+        <w:rFonts w:ascii="Symbol" w:hAnsi="Symbol" w:hint="default"/>
+      </w:rPr>
+    </w:lvl>
+    <w:lvl w:ilvl="2">
+      <w:start w:val="1"/>
+      <w:numFmt w:val="bullet"/>
+      <w:lvlText w:val=""/>
+      <w:lvlJc w:val="left"/>
+      <w:pPr>
+        <w:ind w:left="1080" w:hanging="360"/>
+      </w:pPr>
+      <w:rPr>
+        <w:rFonts w:ascii="Wingdings" w:hAnsi="Wingdings" w:hint="default"/>
+      </w:rPr>
+    </w:lvl>
+    <w:lvl w:ilvl="3">
+      <w:start w:val="1"/>
+      <w:numFmt w:val="bullet"/>
+      <w:lvlText w:val=""/>
+      <w:lvlJc w:val="left"/>
+      <w:pPr>
+        <w:ind w:left="1440" w:hanging="360"/>
+      </w:pPr>
+      <w:rPr>
+        <w:rFonts w:ascii="Symbol" w:hAnsi="Symbol" w:hint="default"/>
+      </w:rPr>
+    </w:lvl>
+    <w:lvl w:ilvl="4">
+      <w:start w:val="1"/>
+      <w:numFmt w:val="bullet"/>
+      <w:lvlText w:val=""/>
+      <w:lvlJc w:val="left"/>
+      <w:pPr>
+        <w:ind w:left="1800" w:hanging="360"/>
+      </w:pPr>
+      <w:rPr>
+        <w:rFonts w:ascii="Symbol" w:hAnsi="Symbol" w:hint="default"/>
+      </w:rPr>
+    </w:lvl>
+    <w:lvl w:ilvl="5">
+      <w:start w:val="1"/>
+      <w:numFmt w:val="bullet"/>
+      <w:lvlText w:val=""/>
+      <w:lvlJc w:val="left"/>
+      <w:pPr>
+        <w:ind w:left="2160" w:hanging="360"/>
+      </w:pPr>
+      <w:rPr>
+        <w:rFonts w:ascii="Wingdings" w:hAnsi="Wingdings" w:hint="default"/>
+      </w:rPr>
+    </w:lvl>
+    <w:lvl w:ilvl="6">
+      <w:start w:val="1"/>
+      <w:numFmt w:val="bullet"/>
+      <w:lvlText w:val=""/>
+      <w:lvlJc w:val="left"/>
+      <w:pPr>
+        <w:ind w:left="2520" w:hanging="360"/>
+      </w:pPr>
+      <w:rPr>
+        <w:rFonts w:ascii="Wingdings" w:hAnsi="Wingdings" w:hint="default"/>
+      </w:rPr>
+    </w:lvl>
+    <w:lvl w:ilvl="7">
+      <w:start w:val="1"/>
+      <w:numFmt w:val="bullet"/>
+      <w:lvlText w:val=""/>
+      <w:lvlJc w:val="left"/>
+      <w:pPr>
+        <w:ind w:left="2880" w:hanging="360"/>
+      </w:pPr>
+      <w:rPr>
+        <w:rFonts w:ascii="Symbol" w:hAnsi="Symbol" w:hint="default"/>
+      </w:rPr>
+    </w:lvl>
+    <w:lvl w:ilvl="8">
+      <w:start w:val="1"/>
+      <w:numFmt w:val="bullet"/>
+      <w:lvlText w:val=""/>
+      <w:lvlJc w:val="left"/>
+      <w:pPr>
+        <w:ind w:left="3240" w:hanging="360"/>
+      </w:pPr>
+      <w:rPr>
+        <w:rFonts w:ascii="Symbol" w:hAnsi="Symbol" w:hint="default"/>
+      </w:rPr>
+    </w:lvl>
+  </w:abstractNum>
+  <w:abstractNum w:abstractNumId="12" w15:restartNumberingAfterBreak="0">
     <w:nsid w:val="3CA30118"/>
     <w:multiLevelType w:val="multilevel"/>
     <w:tmpl w:val="D230056C"/>
@@ -13581,7 +15894,120 @@
       </w:rPr>
     </w:lvl>
   </w:abstractNum>
-  <w:abstractNum w:abstractNumId="9" w15:restartNumberingAfterBreak="0">
+  <w:abstractNum w:abstractNumId="13" w15:restartNumberingAfterBreak="0">
+    <w:nsid w:val="3F0979E8"/>
+    <w:multiLevelType w:val="hybridMultilevel"/>
+    <w:tmpl w:val="0EEE4158"/>
+    <w:lvl w:ilvl="0" w:tplc="2B0CDC28">
+      <w:start w:val="1"/>
+      <w:numFmt w:val="bullet"/>
+      <w:lvlText w:val=""/>
+      <w:lvlJc w:val="left"/>
+      <w:pPr>
+        <w:ind w:left="720" w:hanging="360"/>
+      </w:pPr>
+      <w:rPr>
+        <w:rFonts w:ascii="Symbol" w:hAnsi="Symbol" w:hint="default"/>
+      </w:rPr>
+    </w:lvl>
+    <w:lvl w:ilvl="1" w:tplc="08090003" w:tentative="1">
+      <w:start w:val="1"/>
+      <w:numFmt w:val="bullet"/>
+      <w:lvlText w:val="o"/>
+      <w:lvlJc w:val="left"/>
+      <w:pPr>
+        <w:ind w:left="1440" w:hanging="360"/>
+      </w:pPr>
+      <w:rPr>
+        <w:rFonts w:ascii="Courier New" w:hAnsi="Courier New" w:cs="Courier New" w:hint="default"/>
+      </w:rPr>
+    </w:lvl>
+    <w:lvl w:ilvl="2" w:tplc="08090005" w:tentative="1">
+      <w:start w:val="1"/>
+      <w:numFmt w:val="bullet"/>
+      <w:lvlText w:val=""/>
+      <w:lvlJc w:val="left"/>
+      <w:pPr>
+        <w:ind w:left="2160" w:hanging="360"/>
+      </w:pPr>
+      <w:rPr>
+        <w:rFonts w:ascii="Wingdings" w:hAnsi="Wingdings" w:hint="default"/>
+      </w:rPr>
+    </w:lvl>
+    <w:lvl w:ilvl="3" w:tplc="08090001" w:tentative="1">
+      <w:start w:val="1"/>
+      <w:numFmt w:val="bullet"/>
+      <w:lvlText w:val=""/>
+      <w:lvlJc w:val="left"/>
+      <w:pPr>
+        <w:ind w:left="2880" w:hanging="360"/>
+      </w:pPr>
+      <w:rPr>
+        <w:rFonts w:ascii="Symbol" w:hAnsi="Symbol" w:hint="default"/>
+      </w:rPr>
+    </w:lvl>
+    <w:lvl w:ilvl="4" w:tplc="08090003" w:tentative="1">
+      <w:start w:val="1"/>
+      <w:numFmt w:val="bullet"/>
+      <w:lvlText w:val="o"/>
+      <w:lvlJc w:val="left"/>
+      <w:pPr>
+        <w:ind w:left="3600" w:hanging="360"/>
+      </w:pPr>
+      <w:rPr>
+        <w:rFonts w:ascii="Courier New" w:hAnsi="Courier New" w:cs="Courier New" w:hint="default"/>
+      </w:rPr>
+    </w:lvl>
+    <w:lvl w:ilvl="5" w:tplc="08090005" w:tentative="1">
+      <w:start w:val="1"/>
+      <w:numFmt w:val="bullet"/>
+      <w:lvlText w:val=""/>
+      <w:lvlJc w:val="left"/>
+      <w:pPr>
+        <w:ind w:left="4320" w:hanging="360"/>
+      </w:pPr>
+      <w:rPr>
+        <w:rFonts w:ascii="Wingdings" w:hAnsi="Wingdings" w:hint="default"/>
+      </w:rPr>
+    </w:lvl>
+    <w:lvl w:ilvl="6" w:tplc="08090001" w:tentative="1">
+      <w:start w:val="1"/>
+      <w:numFmt w:val="bullet"/>
+      <w:lvlText w:val=""/>
+      <w:lvlJc w:val="left"/>
+      <w:pPr>
+        <w:ind w:left="5040" w:hanging="360"/>
+      </w:pPr>
+      <w:rPr>
+        <w:rFonts w:ascii="Symbol" w:hAnsi="Symbol" w:hint="default"/>
+      </w:rPr>
+    </w:lvl>
+    <w:lvl w:ilvl="7" w:tplc="08090003" w:tentative="1">
+      <w:start w:val="1"/>
+      <w:numFmt w:val="bullet"/>
+      <w:lvlText w:val="o"/>
+      <w:lvlJc w:val="left"/>
+      <w:pPr>
+        <w:ind w:left="5760" w:hanging="360"/>
+      </w:pPr>
+      <w:rPr>
+        <w:rFonts w:ascii="Courier New" w:hAnsi="Courier New" w:cs="Courier New" w:hint="default"/>
+      </w:rPr>
+    </w:lvl>
+    <w:lvl w:ilvl="8" w:tplc="08090005" w:tentative="1">
+      <w:start w:val="1"/>
+      <w:numFmt w:val="bullet"/>
+      <w:lvlText w:val=""/>
+      <w:lvlJc w:val="left"/>
+      <w:pPr>
+        <w:ind w:left="6480" w:hanging="360"/>
+      </w:pPr>
+      <w:rPr>
+        <w:rFonts w:ascii="Wingdings" w:hAnsi="Wingdings" w:hint="default"/>
+      </w:rPr>
+    </w:lvl>
+  </w:abstractNum>
+  <w:abstractNum w:abstractNumId="14" w15:restartNumberingAfterBreak="0">
     <w:nsid w:val="3F4C1149"/>
     <w:multiLevelType w:val="hybridMultilevel"/>
     <w:tmpl w:val="94B0A516"/>
@@ -13694,7 +16120,7 @@
       </w:rPr>
     </w:lvl>
   </w:abstractNum>
-  <w:abstractNum w:abstractNumId="10" w15:restartNumberingAfterBreak="0">
+  <w:abstractNum w:abstractNumId="15" w15:restartNumberingAfterBreak="0">
     <w:nsid w:val="3FA56E04"/>
     <w:multiLevelType w:val="hybridMultilevel"/>
     <w:tmpl w:val="A5202FBE"/>
@@ -13807,7 +16233,7 @@
       </w:rPr>
     </w:lvl>
   </w:abstractNum>
-  <w:abstractNum w:abstractNumId="11" w15:restartNumberingAfterBreak="0">
+  <w:abstractNum w:abstractNumId="16" w15:restartNumberingAfterBreak="0">
     <w:nsid w:val="427C58D6"/>
     <w:multiLevelType w:val="hybridMultilevel"/>
     <w:tmpl w:val="BC6A9DD0"/>
@@ -13920,7 +16346,120 @@
       </w:rPr>
     </w:lvl>
   </w:abstractNum>
-  <w:abstractNum w:abstractNumId="12" w15:restartNumberingAfterBreak="0">
+  <w:abstractNum w:abstractNumId="17" w15:restartNumberingAfterBreak="0">
+    <w:nsid w:val="43B11233"/>
+    <w:multiLevelType w:val="hybridMultilevel"/>
+    <w:tmpl w:val="E7DC694C"/>
+    <w:lvl w:ilvl="0" w:tplc="2B0CDC28">
+      <w:start w:val="1"/>
+      <w:numFmt w:val="bullet"/>
+      <w:lvlText w:val=""/>
+      <w:lvlJc w:val="left"/>
+      <w:pPr>
+        <w:ind w:left="720" w:hanging="360"/>
+      </w:pPr>
+      <w:rPr>
+        <w:rFonts w:ascii="Symbol" w:hAnsi="Symbol" w:hint="default"/>
+      </w:rPr>
+    </w:lvl>
+    <w:lvl w:ilvl="1" w:tplc="08090003" w:tentative="1">
+      <w:start w:val="1"/>
+      <w:numFmt w:val="bullet"/>
+      <w:lvlText w:val="o"/>
+      <w:lvlJc w:val="left"/>
+      <w:pPr>
+        <w:ind w:left="1440" w:hanging="360"/>
+      </w:pPr>
+      <w:rPr>
+        <w:rFonts w:ascii="Courier New" w:hAnsi="Courier New" w:cs="Courier New" w:hint="default"/>
+      </w:rPr>
+    </w:lvl>
+    <w:lvl w:ilvl="2" w:tplc="08090005" w:tentative="1">
+      <w:start w:val="1"/>
+      <w:numFmt w:val="bullet"/>
+      <w:lvlText w:val=""/>
+      <w:lvlJc w:val="left"/>
+      <w:pPr>
+        <w:ind w:left="2160" w:hanging="360"/>
+      </w:pPr>
+      <w:rPr>
+        <w:rFonts w:ascii="Wingdings" w:hAnsi="Wingdings" w:hint="default"/>
+      </w:rPr>
+    </w:lvl>
+    <w:lvl w:ilvl="3" w:tplc="08090001" w:tentative="1">
+      <w:start w:val="1"/>
+      <w:numFmt w:val="bullet"/>
+      <w:lvlText w:val=""/>
+      <w:lvlJc w:val="left"/>
+      <w:pPr>
+        <w:ind w:left="2880" w:hanging="360"/>
+      </w:pPr>
+      <w:rPr>
+        <w:rFonts w:ascii="Symbol" w:hAnsi="Symbol" w:hint="default"/>
+      </w:rPr>
+    </w:lvl>
+    <w:lvl w:ilvl="4" w:tplc="08090003" w:tentative="1">
+      <w:start w:val="1"/>
+      <w:numFmt w:val="bullet"/>
+      <w:lvlText w:val="o"/>
+      <w:lvlJc w:val="left"/>
+      <w:pPr>
+        <w:ind w:left="3600" w:hanging="360"/>
+      </w:pPr>
+      <w:rPr>
+        <w:rFonts w:ascii="Courier New" w:hAnsi="Courier New" w:cs="Courier New" w:hint="default"/>
+      </w:rPr>
+    </w:lvl>
+    <w:lvl w:ilvl="5" w:tplc="08090005" w:tentative="1">
+      <w:start w:val="1"/>
+      <w:numFmt w:val="bullet"/>
+      <w:lvlText w:val=""/>
+      <w:lvlJc w:val="left"/>
+      <w:pPr>
+        <w:ind w:left="4320" w:hanging="360"/>
+      </w:pPr>
+      <w:rPr>
+        <w:rFonts w:ascii="Wingdings" w:hAnsi="Wingdings" w:hint="default"/>
+      </w:rPr>
+    </w:lvl>
+    <w:lvl w:ilvl="6" w:tplc="08090001" w:tentative="1">
+      <w:start w:val="1"/>
+      <w:numFmt w:val="bullet"/>
+      <w:lvlText w:val=""/>
+      <w:lvlJc w:val="left"/>
+      <w:pPr>
+        <w:ind w:left="5040" w:hanging="360"/>
+      </w:pPr>
+      <w:rPr>
+        <w:rFonts w:ascii="Symbol" w:hAnsi="Symbol" w:hint="default"/>
+      </w:rPr>
+    </w:lvl>
+    <w:lvl w:ilvl="7" w:tplc="08090003" w:tentative="1">
+      <w:start w:val="1"/>
+      <w:numFmt w:val="bullet"/>
+      <w:lvlText w:val="o"/>
+      <w:lvlJc w:val="left"/>
+      <w:pPr>
+        <w:ind w:left="5760" w:hanging="360"/>
+      </w:pPr>
+      <w:rPr>
+        <w:rFonts w:ascii="Courier New" w:hAnsi="Courier New" w:cs="Courier New" w:hint="default"/>
+      </w:rPr>
+    </w:lvl>
+    <w:lvl w:ilvl="8" w:tplc="08090005" w:tentative="1">
+      <w:start w:val="1"/>
+      <w:numFmt w:val="bullet"/>
+      <w:lvlText w:val=""/>
+      <w:lvlJc w:val="left"/>
+      <w:pPr>
+        <w:ind w:left="6480" w:hanging="360"/>
+      </w:pPr>
+      <w:rPr>
+        <w:rFonts w:ascii="Wingdings" w:hAnsi="Wingdings" w:hint="default"/>
+      </w:rPr>
+    </w:lvl>
+  </w:abstractNum>
+  <w:abstractNum w:abstractNumId="18" w15:restartNumberingAfterBreak="0">
     <w:nsid w:val="4D9B6ACD"/>
     <w:multiLevelType w:val="hybridMultilevel"/>
     <w:tmpl w:val="0C06A51C"/>
@@ -14033,7 +16572,233 @@
       </w:rPr>
     </w:lvl>
   </w:abstractNum>
-  <w:abstractNum w:abstractNumId="13" w15:restartNumberingAfterBreak="0">
+  <w:abstractNum w:abstractNumId="19" w15:restartNumberingAfterBreak="0">
+    <w:nsid w:val="4E3A5342"/>
+    <w:multiLevelType w:val="hybridMultilevel"/>
+    <w:tmpl w:val="A64C4A7E"/>
+    <w:lvl w:ilvl="0" w:tplc="2B0CDC28">
+      <w:start w:val="1"/>
+      <w:numFmt w:val="bullet"/>
+      <w:lvlText w:val=""/>
+      <w:lvlJc w:val="left"/>
+      <w:pPr>
+        <w:ind w:left="2160" w:hanging="360"/>
+      </w:pPr>
+      <w:rPr>
+        <w:rFonts w:ascii="Symbol" w:hAnsi="Symbol" w:hint="default"/>
+      </w:rPr>
+    </w:lvl>
+    <w:lvl w:ilvl="1" w:tplc="08090003" w:tentative="1">
+      <w:start w:val="1"/>
+      <w:numFmt w:val="bullet"/>
+      <w:lvlText w:val="o"/>
+      <w:lvlJc w:val="left"/>
+      <w:pPr>
+        <w:ind w:left="2880" w:hanging="360"/>
+      </w:pPr>
+      <w:rPr>
+        <w:rFonts w:ascii="Courier New" w:hAnsi="Courier New" w:cs="Courier New" w:hint="default"/>
+      </w:rPr>
+    </w:lvl>
+    <w:lvl w:ilvl="2" w:tplc="08090005" w:tentative="1">
+      <w:start w:val="1"/>
+      <w:numFmt w:val="bullet"/>
+      <w:lvlText w:val=""/>
+      <w:lvlJc w:val="left"/>
+      <w:pPr>
+        <w:ind w:left="3600" w:hanging="360"/>
+      </w:pPr>
+      <w:rPr>
+        <w:rFonts w:ascii="Wingdings" w:hAnsi="Wingdings" w:hint="default"/>
+      </w:rPr>
+    </w:lvl>
+    <w:lvl w:ilvl="3" w:tplc="08090001" w:tentative="1">
+      <w:start w:val="1"/>
+      <w:numFmt w:val="bullet"/>
+      <w:lvlText w:val=""/>
+      <w:lvlJc w:val="left"/>
+      <w:pPr>
+        <w:ind w:left="4320" w:hanging="360"/>
+      </w:pPr>
+      <w:rPr>
+        <w:rFonts w:ascii="Symbol" w:hAnsi="Symbol" w:hint="default"/>
+      </w:rPr>
+    </w:lvl>
+    <w:lvl w:ilvl="4" w:tplc="08090003" w:tentative="1">
+      <w:start w:val="1"/>
+      <w:numFmt w:val="bullet"/>
+      <w:lvlText w:val="o"/>
+      <w:lvlJc w:val="left"/>
+      <w:pPr>
+        <w:ind w:left="5040" w:hanging="360"/>
+      </w:pPr>
+      <w:rPr>
+        <w:rFonts w:ascii="Courier New" w:hAnsi="Courier New" w:cs="Courier New" w:hint="default"/>
+      </w:rPr>
+    </w:lvl>
+    <w:lvl w:ilvl="5" w:tplc="08090005" w:tentative="1">
+      <w:start w:val="1"/>
+      <w:numFmt w:val="bullet"/>
+      <w:lvlText w:val=""/>
+      <w:lvlJc w:val="left"/>
+      <w:pPr>
+        <w:ind w:left="5760" w:hanging="360"/>
+      </w:pPr>
+      <w:rPr>
+        <w:rFonts w:ascii="Wingdings" w:hAnsi="Wingdings" w:hint="default"/>
+      </w:rPr>
+    </w:lvl>
+    <w:lvl w:ilvl="6" w:tplc="08090001" w:tentative="1">
+      <w:start w:val="1"/>
+      <w:numFmt w:val="bullet"/>
+      <w:lvlText w:val=""/>
+      <w:lvlJc w:val="left"/>
+      <w:pPr>
+        <w:ind w:left="6480" w:hanging="360"/>
+      </w:pPr>
+      <w:rPr>
+        <w:rFonts w:ascii="Symbol" w:hAnsi="Symbol" w:hint="default"/>
+      </w:rPr>
+    </w:lvl>
+    <w:lvl w:ilvl="7" w:tplc="08090003" w:tentative="1">
+      <w:start w:val="1"/>
+      <w:numFmt w:val="bullet"/>
+      <w:lvlText w:val="o"/>
+      <w:lvlJc w:val="left"/>
+      <w:pPr>
+        <w:ind w:left="7200" w:hanging="360"/>
+      </w:pPr>
+      <w:rPr>
+        <w:rFonts w:ascii="Courier New" w:hAnsi="Courier New" w:cs="Courier New" w:hint="default"/>
+      </w:rPr>
+    </w:lvl>
+    <w:lvl w:ilvl="8" w:tplc="08090005" w:tentative="1">
+      <w:start w:val="1"/>
+      <w:numFmt w:val="bullet"/>
+      <w:lvlText w:val=""/>
+      <w:lvlJc w:val="left"/>
+      <w:pPr>
+        <w:ind w:left="7920" w:hanging="360"/>
+      </w:pPr>
+      <w:rPr>
+        <w:rFonts w:ascii="Wingdings" w:hAnsi="Wingdings" w:hint="default"/>
+      </w:rPr>
+    </w:lvl>
+  </w:abstractNum>
+  <w:abstractNum w:abstractNumId="20" w15:restartNumberingAfterBreak="0">
+    <w:nsid w:val="5CBE31DF"/>
+    <w:multiLevelType w:val="hybridMultilevel"/>
+    <w:tmpl w:val="8EB8A6C0"/>
+    <w:lvl w:ilvl="0" w:tplc="2B0CDC28">
+      <w:start w:val="1"/>
+      <w:numFmt w:val="bullet"/>
+      <w:lvlText w:val=""/>
+      <w:lvlJc w:val="left"/>
+      <w:pPr>
+        <w:ind w:left="720" w:hanging="360"/>
+      </w:pPr>
+      <w:rPr>
+        <w:rFonts w:ascii="Symbol" w:hAnsi="Symbol" w:hint="default"/>
+      </w:rPr>
+    </w:lvl>
+    <w:lvl w:ilvl="1" w:tplc="08090003" w:tentative="1">
+      <w:start w:val="1"/>
+      <w:numFmt w:val="bullet"/>
+      <w:lvlText w:val="o"/>
+      <w:lvlJc w:val="left"/>
+      <w:pPr>
+        <w:ind w:left="1440" w:hanging="360"/>
+      </w:pPr>
+      <w:rPr>
+        <w:rFonts w:ascii="Courier New" w:hAnsi="Courier New" w:cs="Courier New" w:hint="default"/>
+      </w:rPr>
+    </w:lvl>
+    <w:lvl w:ilvl="2" w:tplc="08090005" w:tentative="1">
+      <w:start w:val="1"/>
+      <w:numFmt w:val="bullet"/>
+      <w:lvlText w:val=""/>
+      <w:lvlJc w:val="left"/>
+      <w:pPr>
+        <w:ind w:left="2160" w:hanging="360"/>
+      </w:pPr>
+      <w:rPr>
+        <w:rFonts w:ascii="Wingdings" w:hAnsi="Wingdings" w:hint="default"/>
+      </w:rPr>
+    </w:lvl>
+    <w:lvl w:ilvl="3" w:tplc="08090001" w:tentative="1">
+      <w:start w:val="1"/>
+      <w:numFmt w:val="bullet"/>
+      <w:lvlText w:val=""/>
+      <w:lvlJc w:val="left"/>
+      <w:pPr>
+        <w:ind w:left="2880" w:hanging="360"/>
+      </w:pPr>
+      <w:rPr>
+        <w:rFonts w:ascii="Symbol" w:hAnsi="Symbol" w:hint="default"/>
+      </w:rPr>
+    </w:lvl>
+    <w:lvl w:ilvl="4" w:tplc="08090003" w:tentative="1">
+      <w:start w:val="1"/>
+      <w:numFmt w:val="bullet"/>
+      <w:lvlText w:val="o"/>
+      <w:lvlJc w:val="left"/>
+      <w:pPr>
+        <w:ind w:left="3600" w:hanging="360"/>
+      </w:pPr>
+      <w:rPr>
+        <w:rFonts w:ascii="Courier New" w:hAnsi="Courier New" w:cs="Courier New" w:hint="default"/>
+      </w:rPr>
+    </w:lvl>
+    <w:lvl w:ilvl="5" w:tplc="08090005" w:tentative="1">
+      <w:start w:val="1"/>
+      <w:numFmt w:val="bullet"/>
+      <w:lvlText w:val=""/>
+      <w:lvlJc w:val="left"/>
+      <w:pPr>
+        <w:ind w:left="4320" w:hanging="360"/>
+      </w:pPr>
+      <w:rPr>
+        <w:rFonts w:ascii="Wingdings" w:hAnsi="Wingdings" w:hint="default"/>
+      </w:rPr>
+    </w:lvl>
+    <w:lvl w:ilvl="6" w:tplc="08090001" w:tentative="1">
+      <w:start w:val="1"/>
+      <w:numFmt w:val="bullet"/>
+      <w:lvlText w:val=""/>
+      <w:lvlJc w:val="left"/>
+      <w:pPr>
+        <w:ind w:left="5040" w:hanging="360"/>
+      </w:pPr>
+      <w:rPr>
+        <w:rFonts w:ascii="Symbol" w:hAnsi="Symbol" w:hint="default"/>
+      </w:rPr>
+    </w:lvl>
+    <w:lvl w:ilvl="7" w:tplc="08090003" w:tentative="1">
+      <w:start w:val="1"/>
+      <w:numFmt w:val="bullet"/>
+      <w:lvlText w:val="o"/>
+      <w:lvlJc w:val="left"/>
+      <w:pPr>
+        <w:ind w:left="5760" w:hanging="360"/>
+      </w:pPr>
+      <w:rPr>
+        <w:rFonts w:ascii="Courier New" w:hAnsi="Courier New" w:cs="Courier New" w:hint="default"/>
+      </w:rPr>
+    </w:lvl>
+    <w:lvl w:ilvl="8" w:tplc="08090005" w:tentative="1">
+      <w:start w:val="1"/>
+      <w:numFmt w:val="bullet"/>
+      <w:lvlText w:val=""/>
+      <w:lvlJc w:val="left"/>
+      <w:pPr>
+        <w:ind w:left="6480" w:hanging="360"/>
+      </w:pPr>
+      <w:rPr>
+        <w:rFonts w:ascii="Wingdings" w:hAnsi="Wingdings" w:hint="default"/>
+      </w:rPr>
+    </w:lvl>
+  </w:abstractNum>
+  <w:abstractNum w:abstractNumId="21" w15:restartNumberingAfterBreak="0">
     <w:nsid w:val="70595A84"/>
     <w:multiLevelType w:val="hybridMultilevel"/>
     <w:tmpl w:val="7B469C3C"/>
@@ -14146,7 +16911,7 @@
       </w:rPr>
     </w:lvl>
   </w:abstractNum>
-  <w:abstractNum w:abstractNumId="14" w15:restartNumberingAfterBreak="0">
+  <w:abstractNum w:abstractNumId="22" w15:restartNumberingAfterBreak="0">
     <w:nsid w:val="7D2B389C"/>
     <w:multiLevelType w:val="hybridMultilevel"/>
     <w:tmpl w:val="D1740022"/>
@@ -14259,7 +17024,7 @@
       </w:rPr>
     </w:lvl>
   </w:abstractNum>
-  <w:abstractNum w:abstractNumId="15" w15:restartNumberingAfterBreak="0">
+  <w:abstractNum w:abstractNumId="23" w15:restartNumberingAfterBreak="0">
     <w:nsid w:val="7D520B67"/>
     <w:multiLevelType w:val="multilevel"/>
     <w:tmpl w:val="D230056C"/>
@@ -14373,52 +17138,76 @@
     </w:lvl>
   </w:abstractNum>
   <w:num w:numId="1">
-    <w:abstractNumId w:val="4"/>
+    <w:abstractNumId w:val="7"/>
   </w:num>
   <w:num w:numId="2">
     <w:abstractNumId w:val="1"/>
   </w:num>
   <w:num w:numId="3">
-    <w:abstractNumId w:val="7"/>
+    <w:abstractNumId w:val="10"/>
   </w:num>
   <w:num w:numId="4">
     <w:abstractNumId w:val="0"/>
   </w:num>
   <w:num w:numId="5">
+    <w:abstractNumId w:val="22"/>
+  </w:num>
+  <w:num w:numId="6">
+    <w:abstractNumId w:val="16"/>
+  </w:num>
+  <w:num w:numId="7">
+    <w:abstractNumId w:val="4"/>
+  </w:num>
+  <w:num w:numId="8">
+    <w:abstractNumId w:val="5"/>
+  </w:num>
+  <w:num w:numId="9">
+    <w:abstractNumId w:val="18"/>
+  </w:num>
+  <w:num w:numId="10">
+    <w:abstractNumId w:val="23"/>
+  </w:num>
+  <w:num w:numId="11">
+    <w:abstractNumId w:val="9"/>
+  </w:num>
+  <w:num w:numId="12">
+    <w:abstractNumId w:val="12"/>
+  </w:num>
+  <w:num w:numId="13">
+    <w:abstractNumId w:val="15"/>
+  </w:num>
+  <w:num w:numId="14">
+    <w:abstractNumId w:val="8"/>
+  </w:num>
+  <w:num w:numId="15">
+    <w:abstractNumId w:val="21"/>
+  </w:num>
+  <w:num w:numId="16">
     <w:abstractNumId w:val="14"/>
   </w:num>
-  <w:num w:numId="6">
+  <w:num w:numId="17">
     <w:abstractNumId w:val="11"/>
   </w:num>
-  <w:num w:numId="7">
+  <w:num w:numId="18">
+    <w:abstractNumId w:val="17"/>
+  </w:num>
+  <w:num w:numId="19">
+    <w:abstractNumId w:val="3"/>
+  </w:num>
+  <w:num w:numId="20">
+    <w:abstractNumId w:val="19"/>
+  </w:num>
+  <w:num w:numId="21">
     <w:abstractNumId w:val="2"/>
   </w:num>
-  <w:num w:numId="8">
-    <w:abstractNumId w:val="3"/>
-  </w:num>
-  <w:num w:numId="9">
-    <w:abstractNumId w:val="12"/>
-  </w:num>
-  <w:num w:numId="10">
-    <w:abstractNumId w:val="15"/>
-  </w:num>
-  <w:num w:numId="11">
+  <w:num w:numId="22">
     <w:abstractNumId w:val="6"/>
   </w:num>
-  <w:num w:numId="12">
-    <w:abstractNumId w:val="8"/>
+  <w:num w:numId="23">
+    <w:abstractNumId w:val="20"/>
   </w:num>
-  <w:num w:numId="13">
-    <w:abstractNumId w:val="10"/>
-  </w:num>
-  <w:num w:numId="14">
-    <w:abstractNumId w:val="5"/>
-  </w:num>
-  <w:num w:numId="15">
+  <w:num w:numId="24">
     <w:abstractNumId w:val="13"/>
-  </w:num>
-  <w:num w:numId="16">
-    <w:abstractNumId w:val="9"/>
   </w:num>
 </w:numbering>
 </file>
@@ -15152,8 +17941,11 @@
     <w:autoRedefine/>
     <w:uiPriority w:val="39"/>
     <w:unhideWhenUsed/>
-    <w:rsid w:val="008E64CC"/>
+    <w:rsid w:val="006C579C"/>
     <w:pPr>
+      <w:tabs>
+        <w:tab w:val="right" w:leader="dot" w:pos="9628"/>
+      </w:tabs>
       <w:spacing w:before="120" w:after="0"/>
     </w:pPr>
     <w:rPr>

--- a/Пояснительная записка.docx
+++ b/Пояснительная записка.docx
@@ -12477,6 +12477,7 @@
     </w:p>
     <w:p>
       <w:pPr>
+        <w:jc w:val="center"/>
         <w:rPr>
           <w:lang w:val="en-US"/>
         </w:rPr>
@@ -12531,6 +12532,14 @@
       </w:r>
     </w:p>
     <w:p>
+      <w:r>
+        <w:t>В неё входят следующие классы</w:t>
+      </w:r>
+      <w:r>
+        <w:t>:</w:t>
+      </w:r>
+    </w:p>
+    <w:p>
       <w:pPr>
         <w:pStyle w:val="ListParagraph"/>
         <w:numPr>
@@ -12778,6 +12787,7 @@
           <w:iCs/>
           <w:szCs w:val="28"/>
         </w:rPr>
+        <w:lastRenderedPageBreak/>
         <w:t xml:space="preserve"> </w:t>
       </w:r>
       <w:proofErr w:type="spellStart"/>
@@ -12837,7 +12847,6 @@
       </w:pPr>
       <w:proofErr w:type="spellStart"/>
       <w:r>
-        <w:lastRenderedPageBreak/>
         <w:t>LongPollController</w:t>
       </w:r>
       <w:proofErr w:type="spellEnd"/>
@@ -13418,6 +13427,7 @@
       </w:pPr>
       <w:proofErr w:type="spellStart"/>
       <w:r>
+        <w:lastRenderedPageBreak/>
         <w:t>UserAuthResponseEntity</w:t>
       </w:r>
       <w:proofErr w:type="spellEnd"/>
@@ -13482,7 +13492,6 @@
       </w:pPr>
       <w:proofErr w:type="spellStart"/>
       <w:r>
-        <w:lastRenderedPageBreak/>
         <w:t>UserSearchResponseEntity</w:t>
       </w:r>
       <w:proofErr w:type="spellEnd"/>
@@ -13991,10 +14000,17 @@
     </w:p>
     <w:p>
       <w:r>
+        <w:lastRenderedPageBreak/>
         <w:tab/>
       </w:r>
       <w:r>
-        <w:t>Со стороны клиента разработано 32 класса</w:t>
+        <w:t xml:space="preserve">Со стороны клиента </w:t>
+      </w:r>
+      <w:r>
+        <w:t xml:space="preserve">было </w:t>
+      </w:r>
+      <w:r>
+        <w:t>разработано 32 класса</w:t>
       </w:r>
       <w:r>
         <w:t xml:space="preserve">, </w:t>
@@ -14006,9 +14022,296 @@
         <w:t>:</w:t>
       </w:r>
     </w:p>
-    <w:p/>
-    <w:p>
-      <w:pPr>
+    <w:p>
+      <w:pPr>
+        <w:pStyle w:val="ListParagraph"/>
+        <w:numPr>
+          <w:ilvl w:val="0"/>
+          <w:numId w:val="25"/>
+        </w:numPr>
+      </w:pPr>
+      <w:r>
+        <w:t>Классы р</w:t>
+      </w:r>
+      <w:r>
+        <w:t>абот</w:t>
+      </w:r>
+      <w:r>
+        <w:t>ы</w:t>
+      </w:r>
+      <w:r>
+        <w:t xml:space="preserve"> с </w:t>
+      </w:r>
+      <w:r>
+        <w:rPr>
+          <w:lang w:val="en-US"/>
+        </w:rPr>
+        <w:t>API</w:t>
+      </w:r>
+      <w:r>
+        <w:t xml:space="preserve"> (3 </w:t>
+      </w:r>
+      <w:proofErr w:type="spellStart"/>
+      <w:r>
+        <w:t>шт</w:t>
+      </w:r>
+      <w:proofErr w:type="spellEnd"/>
+      <w:r>
+        <w:t>) – содержат логику для общения с сервером</w:t>
+      </w:r>
+      <w:r>
+        <w:t>;</w:t>
+      </w:r>
+    </w:p>
+    <w:p>
+      <w:pPr>
+        <w:pStyle w:val="ListParagraph"/>
+        <w:numPr>
+          <w:ilvl w:val="0"/>
+          <w:numId w:val="25"/>
+        </w:numPr>
+      </w:pPr>
+      <w:r>
+        <w:t>Классы к</w:t>
+      </w:r>
+      <w:r>
+        <w:t xml:space="preserve">онтроллеры (12 </w:t>
+      </w:r>
+      <w:proofErr w:type="spellStart"/>
+      <w:r>
+        <w:t>шт</w:t>
+      </w:r>
+      <w:proofErr w:type="spellEnd"/>
+      <w:r>
+        <w:t>)</w:t>
+      </w:r>
+      <w:r>
+        <w:t xml:space="preserve"> –</w:t>
+      </w:r>
+      <w:r>
+        <w:t xml:space="preserve"> отвечают за обработку действий пользователя на формах приложения</w:t>
+      </w:r>
+      <w:r>
+        <w:t>;</w:t>
+      </w:r>
+    </w:p>
+    <w:p>
+      <w:pPr>
+        <w:pStyle w:val="ListParagraph"/>
+        <w:numPr>
+          <w:ilvl w:val="0"/>
+          <w:numId w:val="25"/>
+        </w:numPr>
+      </w:pPr>
+      <w:r>
+        <w:t xml:space="preserve">Классы ошибок (4 </w:t>
+      </w:r>
+      <w:proofErr w:type="spellStart"/>
+      <w:r>
+        <w:t>шт</w:t>
+      </w:r>
+      <w:proofErr w:type="spellEnd"/>
+      <w:r>
+        <w:t>) – специальные классы наследованные от</w:t>
+      </w:r>
+      <w:r>
+        <w:t xml:space="preserve"> </w:t>
+      </w:r>
+      <w:r>
+        <w:rPr>
+          <w:lang w:val="en-US"/>
+        </w:rPr>
+        <w:t>Exception</w:t>
+      </w:r>
+      <w:r>
+        <w:t xml:space="preserve">. </w:t>
+      </w:r>
+      <w:r>
+        <w:t>Вызываются при особых исключениях</w:t>
+      </w:r>
+      <w:r>
+        <w:rPr>
+          <w:lang w:val="en-US"/>
+        </w:rPr>
+        <w:t xml:space="preserve">, </w:t>
+      </w:r>
+      <w:r>
+        <w:t>которые возникли в программе</w:t>
+      </w:r>
+      <w:r>
+        <w:rPr>
+          <w:lang w:val="en-US"/>
+        </w:rPr>
+        <w:t>;</w:t>
+      </w:r>
+    </w:p>
+    <w:p>
+      <w:pPr>
+        <w:pStyle w:val="ListParagraph"/>
+        <w:numPr>
+          <w:ilvl w:val="0"/>
+          <w:numId w:val="25"/>
+        </w:numPr>
+      </w:pPr>
+      <w:r>
+        <w:t>Классы сущностей</w:t>
+      </w:r>
+      <w:r>
+        <w:t xml:space="preserve"> (3 </w:t>
+      </w:r>
+      <w:proofErr w:type="spellStart"/>
+      <w:r>
+        <w:t>шт</w:t>
+      </w:r>
+      <w:proofErr w:type="spellEnd"/>
+      <w:r>
+        <w:t>) – модели для обработки с</w:t>
+      </w:r>
+      <w:r>
+        <w:t>ущнос</w:t>
+      </w:r>
+      <w:r>
+        <w:t>тей</w:t>
+      </w:r>
+      <w:r>
+        <w:t>-документ</w:t>
+      </w:r>
+      <w:r>
+        <w:t>ов</w:t>
+      </w:r>
+      <w:r>
+        <w:t xml:space="preserve">, </w:t>
+      </w:r>
+      <w:r>
+        <w:t>которые определены со стороны сервера</w:t>
+      </w:r>
+      <w:r>
+        <w:t>;</w:t>
+      </w:r>
+    </w:p>
+    <w:p>
+      <w:pPr>
+        <w:pStyle w:val="ListParagraph"/>
+        <w:numPr>
+          <w:ilvl w:val="0"/>
+          <w:numId w:val="25"/>
+        </w:numPr>
+      </w:pPr>
+      <w:r>
+        <w:t xml:space="preserve">Классы </w:t>
+      </w:r>
+      <w:r>
+        <w:rPr>
+          <w:lang w:val="en-US"/>
+        </w:rPr>
+        <w:t>Runnable</w:t>
+      </w:r>
+      <w:r>
+        <w:t xml:space="preserve"> (3 </w:t>
+      </w:r>
+      <w:proofErr w:type="spellStart"/>
+      <w:r>
+        <w:t>шт</w:t>
+      </w:r>
+      <w:proofErr w:type="spellEnd"/>
+      <w:r>
+        <w:t>) – особые классы</w:t>
+      </w:r>
+      <w:r>
+        <w:t xml:space="preserve">, </w:t>
+      </w:r>
+      <w:r>
+        <w:t xml:space="preserve">наследованные от интерфейса </w:t>
+      </w:r>
+      <w:r>
+        <w:rPr>
+          <w:lang w:val="en-US"/>
+        </w:rPr>
+        <w:t>Runnable</w:t>
+      </w:r>
+      <w:r>
+        <w:t xml:space="preserve">. </w:t>
+      </w:r>
+      <w:r>
+        <w:t>Запускаются в отдельном потоке</w:t>
+      </w:r>
+      <w:r>
+        <w:t xml:space="preserve">, </w:t>
+      </w:r>
+      <w:r>
+        <w:t xml:space="preserve">периодически возможна синхронизация с главным потоком </w:t>
+      </w:r>
+      <w:r>
+        <w:rPr>
+          <w:lang w:val="en-US"/>
+        </w:rPr>
+        <w:t>JavaFX</w:t>
+      </w:r>
+      <w:r>
+        <w:t>.</w:t>
+      </w:r>
+    </w:p>
+    <w:p>
+      <w:pPr>
+        <w:pStyle w:val="ListParagraph"/>
+        <w:numPr>
+          <w:ilvl w:val="0"/>
+          <w:numId w:val="25"/>
+        </w:numPr>
+      </w:pPr>
+      <w:r>
+        <w:t xml:space="preserve">Классы-утилиты (6 </w:t>
+      </w:r>
+      <w:proofErr w:type="spellStart"/>
+      <w:r>
+        <w:t>шт</w:t>
+      </w:r>
+      <w:proofErr w:type="spellEnd"/>
+      <w:r>
+        <w:t xml:space="preserve">) – </w:t>
+      </w:r>
+      <w:r>
+        <w:t>необходимы для обособленных решений простых задач, которые повторяются часто;</w:t>
+      </w:r>
+    </w:p>
+    <w:p>
+      <w:pPr>
+        <w:pStyle w:val="ListParagraph"/>
+        <w:numPr>
+          <w:ilvl w:val="0"/>
+          <w:numId w:val="25"/>
+        </w:numPr>
+      </w:pPr>
+      <w:r>
+        <w:t xml:space="preserve">Точка входа в программу (1 </w:t>
+      </w:r>
+      <w:proofErr w:type="spellStart"/>
+      <w:r>
+        <w:t>шт</w:t>
+      </w:r>
+      <w:proofErr w:type="spellEnd"/>
+      <w:r>
+        <w:t>)</w:t>
+      </w:r>
+      <w:r>
+        <w:t xml:space="preserve"> –</w:t>
+      </w:r>
+      <w:r>
+        <w:t xml:space="preserve"> базовый класс</w:t>
+      </w:r>
+      <w:r>
+        <w:t>,</w:t>
+      </w:r>
+      <w:r>
+        <w:t xml:space="preserve"> от которого запускается программа</w:t>
+      </w:r>
+      <w:r>
+        <w:t>;</w:t>
+      </w:r>
+    </w:p>
+    <w:p>
+      <w:pPr>
+        <w:jc w:val="center"/>
         <w:rPr>
           <w:lang w:val="en-US"/>
         </w:rPr>
@@ -14020,9 +14323,9 @@
         </w:rPr>
         <w:lastRenderedPageBreak/>
         <w:drawing>
-          <wp:inline distT="0" distB="0" distL="0" distR="0" wp14:anchorId="3701CBC4" wp14:editId="2FCC1925">
-            <wp:extent cx="6120130" cy="5062855"/>
-            <wp:effectExtent l="0" t="0" r="1270" b="4445"/>
+          <wp:inline distT="0" distB="0" distL="0" distR="0" wp14:anchorId="3701CBC4" wp14:editId="1871C26E">
+            <wp:extent cx="5475889" cy="4529909"/>
+            <wp:effectExtent l="0" t="0" r="0" b="4445"/>
             <wp:docPr id="15" name="Picture 15"/>
             <wp:cNvGraphicFramePr>
               <a:graphicFrameLocks xmlns:a="http://schemas.openxmlformats.org/drawingml/2006/main" noChangeAspect="1"/>
@@ -14049,7 +14352,7 @@
                   <pic:spPr>
                     <a:xfrm>
                       <a:off x="0" y="0"/>
-                      <a:ext cx="6120130" cy="5062855"/>
+                      <a:ext cx="5497696" cy="4547949"/>
                     </a:xfrm>
                     <a:prstGeom prst="rect">
                       <a:avLst/>
@@ -14063,6 +14366,26 @@
       </w:r>
     </w:p>
     <w:p>
+      <w:r>
+        <w:t>В</w:t>
+      </w:r>
+      <w:r>
+        <w:t xml:space="preserve"> </w:t>
+      </w:r>
+      <w:r>
+        <w:t>ней</w:t>
+      </w:r>
+      <w:r>
+        <w:t xml:space="preserve"> </w:t>
+      </w:r>
+      <w:r>
+        <w:t>содержатся следующие классы</w:t>
+      </w:r>
+      <w:r>
+        <w:t>:</w:t>
+      </w:r>
+    </w:p>
+    <w:p>
       <w:pPr>
         <w:rPr>
           <w:lang w:val="en-US"/>
@@ -14092,19 +14415,33 @@
       </w:r>
       <w:proofErr w:type="spellEnd"/>
     </w:p>
-    <w:p/>
-    <w:p/>
-    <w:p>
-      <w:pPr>
-        <w:rPr>
-          <w:rFonts w:cs="Times New Roman"/>
-          <w:szCs w:val="28"/>
-        </w:rPr>
-      </w:pPr>
-      <w:r>
-        <w:rPr>
-          <w:rFonts w:cs="Times New Roman"/>
-          <w:szCs w:val="28"/>
+    <w:p>
+      <w:pPr>
+        <w:rPr>
+          <w:lang w:val="en-US"/>
+        </w:rPr>
+      </w:pPr>
+    </w:p>
+    <w:p>
+      <w:pPr>
+        <w:rPr>
+          <w:lang w:val="en-US"/>
+        </w:rPr>
+      </w:pPr>
+    </w:p>
+    <w:p>
+      <w:pPr>
+        <w:rPr>
+          <w:rFonts w:cs="Times New Roman"/>
+          <w:szCs w:val="28"/>
+          <w:lang w:val="en-US"/>
+        </w:rPr>
+      </w:pPr>
+      <w:r>
+        <w:rPr>
+          <w:rFonts w:cs="Times New Roman"/>
+          <w:szCs w:val="28"/>
+          <w:lang w:val="en-US"/>
         </w:rPr>
         <w:br w:type="page"/>
       </w:r>
@@ -14792,6 +15129,119 @@
     </w:lvl>
   </w:abstractNum>
   <w:abstractNum w:abstractNumId="3" w15:restartNumberingAfterBreak="0">
+    <w:nsid w:val="181F1EAA"/>
+    <w:multiLevelType w:val="hybridMultilevel"/>
+    <w:tmpl w:val="17C2CBAE"/>
+    <w:lvl w:ilvl="0" w:tplc="2B0CDC28">
+      <w:start w:val="1"/>
+      <w:numFmt w:val="bullet"/>
+      <w:lvlText w:val=""/>
+      <w:lvlJc w:val="left"/>
+      <w:pPr>
+        <w:ind w:left="720" w:hanging="360"/>
+      </w:pPr>
+      <w:rPr>
+        <w:rFonts w:ascii="Symbol" w:hAnsi="Symbol" w:hint="default"/>
+      </w:rPr>
+    </w:lvl>
+    <w:lvl w:ilvl="1" w:tplc="08090003" w:tentative="1">
+      <w:start w:val="1"/>
+      <w:numFmt w:val="bullet"/>
+      <w:lvlText w:val="o"/>
+      <w:lvlJc w:val="left"/>
+      <w:pPr>
+        <w:ind w:left="1440" w:hanging="360"/>
+      </w:pPr>
+      <w:rPr>
+        <w:rFonts w:ascii="Courier New" w:hAnsi="Courier New" w:cs="Courier New" w:hint="default"/>
+      </w:rPr>
+    </w:lvl>
+    <w:lvl w:ilvl="2" w:tplc="08090005" w:tentative="1">
+      <w:start w:val="1"/>
+      <w:numFmt w:val="bullet"/>
+      <w:lvlText w:val=""/>
+      <w:lvlJc w:val="left"/>
+      <w:pPr>
+        <w:ind w:left="2160" w:hanging="360"/>
+      </w:pPr>
+      <w:rPr>
+        <w:rFonts w:ascii="Wingdings" w:hAnsi="Wingdings" w:hint="default"/>
+      </w:rPr>
+    </w:lvl>
+    <w:lvl w:ilvl="3" w:tplc="08090001" w:tentative="1">
+      <w:start w:val="1"/>
+      <w:numFmt w:val="bullet"/>
+      <w:lvlText w:val=""/>
+      <w:lvlJc w:val="left"/>
+      <w:pPr>
+        <w:ind w:left="2880" w:hanging="360"/>
+      </w:pPr>
+      <w:rPr>
+        <w:rFonts w:ascii="Symbol" w:hAnsi="Symbol" w:hint="default"/>
+      </w:rPr>
+    </w:lvl>
+    <w:lvl w:ilvl="4" w:tplc="08090003" w:tentative="1">
+      <w:start w:val="1"/>
+      <w:numFmt w:val="bullet"/>
+      <w:lvlText w:val="o"/>
+      <w:lvlJc w:val="left"/>
+      <w:pPr>
+        <w:ind w:left="3600" w:hanging="360"/>
+      </w:pPr>
+      <w:rPr>
+        <w:rFonts w:ascii="Courier New" w:hAnsi="Courier New" w:cs="Courier New" w:hint="default"/>
+      </w:rPr>
+    </w:lvl>
+    <w:lvl w:ilvl="5" w:tplc="08090005" w:tentative="1">
+      <w:start w:val="1"/>
+      <w:numFmt w:val="bullet"/>
+      <w:lvlText w:val=""/>
+      <w:lvlJc w:val="left"/>
+      <w:pPr>
+        <w:ind w:left="4320" w:hanging="360"/>
+      </w:pPr>
+      <w:rPr>
+        <w:rFonts w:ascii="Wingdings" w:hAnsi="Wingdings" w:hint="default"/>
+      </w:rPr>
+    </w:lvl>
+    <w:lvl w:ilvl="6" w:tplc="08090001" w:tentative="1">
+      <w:start w:val="1"/>
+      <w:numFmt w:val="bullet"/>
+      <w:lvlText w:val=""/>
+      <w:lvlJc w:val="left"/>
+      <w:pPr>
+        <w:ind w:left="5040" w:hanging="360"/>
+      </w:pPr>
+      <w:rPr>
+        <w:rFonts w:ascii="Symbol" w:hAnsi="Symbol" w:hint="default"/>
+      </w:rPr>
+    </w:lvl>
+    <w:lvl w:ilvl="7" w:tplc="08090003" w:tentative="1">
+      <w:start w:val="1"/>
+      <w:numFmt w:val="bullet"/>
+      <w:lvlText w:val="o"/>
+      <w:lvlJc w:val="left"/>
+      <w:pPr>
+        <w:ind w:left="5760" w:hanging="360"/>
+      </w:pPr>
+      <w:rPr>
+        <w:rFonts w:ascii="Courier New" w:hAnsi="Courier New" w:cs="Courier New" w:hint="default"/>
+      </w:rPr>
+    </w:lvl>
+    <w:lvl w:ilvl="8" w:tplc="08090005" w:tentative="1">
+      <w:start w:val="1"/>
+      <w:numFmt w:val="bullet"/>
+      <w:lvlText w:val=""/>
+      <w:lvlJc w:val="left"/>
+      <w:pPr>
+        <w:ind w:left="6480" w:hanging="360"/>
+      </w:pPr>
+      <w:rPr>
+        <w:rFonts w:ascii="Wingdings" w:hAnsi="Wingdings" w:hint="default"/>
+      </w:rPr>
+    </w:lvl>
+  </w:abstractNum>
+  <w:abstractNum w:abstractNumId="4" w15:restartNumberingAfterBreak="0">
     <w:nsid w:val="1A487C80"/>
     <w:multiLevelType w:val="hybridMultilevel"/>
     <w:tmpl w:val="0E84515C"/>
@@ -14877,7 +15327,7 @@
       </w:pPr>
     </w:lvl>
   </w:abstractNum>
-  <w:abstractNum w:abstractNumId="4" w15:restartNumberingAfterBreak="0">
+  <w:abstractNum w:abstractNumId="5" w15:restartNumberingAfterBreak="0">
     <w:nsid w:val="1ABE16C8"/>
     <w:multiLevelType w:val="hybridMultilevel"/>
     <w:tmpl w:val="6B8AFF52"/>
@@ -14990,7 +15440,7 @@
       </w:rPr>
     </w:lvl>
   </w:abstractNum>
-  <w:abstractNum w:abstractNumId="5" w15:restartNumberingAfterBreak="0">
+  <w:abstractNum w:abstractNumId="6" w15:restartNumberingAfterBreak="0">
     <w:nsid w:val="20C259AA"/>
     <w:multiLevelType w:val="hybridMultilevel"/>
     <w:tmpl w:val="348079C4"/>
@@ -15103,7 +15553,7 @@
       </w:rPr>
     </w:lvl>
   </w:abstractNum>
-  <w:abstractNum w:abstractNumId="6" w15:restartNumberingAfterBreak="0">
+  <w:abstractNum w:abstractNumId="7" w15:restartNumberingAfterBreak="0">
     <w:nsid w:val="29380D5C"/>
     <w:multiLevelType w:val="hybridMultilevel"/>
     <w:tmpl w:val="27BA7EA2"/>
@@ -15216,7 +15666,7 @@
       </w:rPr>
     </w:lvl>
   </w:abstractNum>
-  <w:abstractNum w:abstractNumId="7" w15:restartNumberingAfterBreak="0">
+  <w:abstractNum w:abstractNumId="8" w15:restartNumberingAfterBreak="0">
     <w:nsid w:val="2B44179E"/>
     <w:multiLevelType w:val="hybridMultilevel"/>
     <w:tmpl w:val="66AAE1AE"/>
@@ -15329,7 +15779,7 @@
       </w:rPr>
     </w:lvl>
   </w:abstractNum>
-  <w:abstractNum w:abstractNumId="8" w15:restartNumberingAfterBreak="0">
+  <w:abstractNum w:abstractNumId="9" w15:restartNumberingAfterBreak="0">
     <w:nsid w:val="2D6B20DB"/>
     <w:multiLevelType w:val="hybridMultilevel"/>
     <w:tmpl w:val="35C89922"/>
@@ -15442,7 +15892,7 @@
       </w:rPr>
     </w:lvl>
   </w:abstractNum>
-  <w:abstractNum w:abstractNumId="9" w15:restartNumberingAfterBreak="0">
+  <w:abstractNum w:abstractNumId="10" w15:restartNumberingAfterBreak="0">
     <w:nsid w:val="326343BC"/>
     <w:multiLevelType w:val="multilevel"/>
     <w:tmpl w:val="D230056C"/>
@@ -15555,7 +16005,7 @@
       </w:rPr>
     </w:lvl>
   </w:abstractNum>
-  <w:abstractNum w:abstractNumId="10" w15:restartNumberingAfterBreak="0">
+  <w:abstractNum w:abstractNumId="11" w15:restartNumberingAfterBreak="0">
     <w:nsid w:val="33DD5AA2"/>
     <w:multiLevelType w:val="hybridMultilevel"/>
     <w:tmpl w:val="71FAF6D0"/>
@@ -15668,7 +16118,7 @@
       </w:rPr>
     </w:lvl>
   </w:abstractNum>
-  <w:abstractNum w:abstractNumId="11" w15:restartNumberingAfterBreak="0">
+  <w:abstractNum w:abstractNumId="12" w15:restartNumberingAfterBreak="0">
     <w:nsid w:val="34155336"/>
     <w:multiLevelType w:val="multilevel"/>
     <w:tmpl w:val="D230056C"/>
@@ -15781,7 +16231,7 @@
       </w:rPr>
     </w:lvl>
   </w:abstractNum>
-  <w:abstractNum w:abstractNumId="12" w15:restartNumberingAfterBreak="0">
+  <w:abstractNum w:abstractNumId="13" w15:restartNumberingAfterBreak="0">
     <w:nsid w:val="3CA30118"/>
     <w:multiLevelType w:val="multilevel"/>
     <w:tmpl w:val="D230056C"/>
@@ -15894,7 +16344,7 @@
       </w:rPr>
     </w:lvl>
   </w:abstractNum>
-  <w:abstractNum w:abstractNumId="13" w15:restartNumberingAfterBreak="0">
+  <w:abstractNum w:abstractNumId="14" w15:restartNumberingAfterBreak="0">
     <w:nsid w:val="3F0979E8"/>
     <w:multiLevelType w:val="hybridMultilevel"/>
     <w:tmpl w:val="0EEE4158"/>
@@ -16007,7 +16457,7 @@
       </w:rPr>
     </w:lvl>
   </w:abstractNum>
-  <w:abstractNum w:abstractNumId="14" w15:restartNumberingAfterBreak="0">
+  <w:abstractNum w:abstractNumId="15" w15:restartNumberingAfterBreak="0">
     <w:nsid w:val="3F4C1149"/>
     <w:multiLevelType w:val="hybridMultilevel"/>
     <w:tmpl w:val="94B0A516"/>
@@ -16120,7 +16570,7 @@
       </w:rPr>
     </w:lvl>
   </w:abstractNum>
-  <w:abstractNum w:abstractNumId="15" w15:restartNumberingAfterBreak="0">
+  <w:abstractNum w:abstractNumId="16" w15:restartNumberingAfterBreak="0">
     <w:nsid w:val="3FA56E04"/>
     <w:multiLevelType w:val="hybridMultilevel"/>
     <w:tmpl w:val="A5202FBE"/>
@@ -16233,7 +16683,7 @@
       </w:rPr>
     </w:lvl>
   </w:abstractNum>
-  <w:abstractNum w:abstractNumId="16" w15:restartNumberingAfterBreak="0">
+  <w:abstractNum w:abstractNumId="17" w15:restartNumberingAfterBreak="0">
     <w:nsid w:val="427C58D6"/>
     <w:multiLevelType w:val="hybridMultilevel"/>
     <w:tmpl w:val="BC6A9DD0"/>
@@ -16346,7 +16796,7 @@
       </w:rPr>
     </w:lvl>
   </w:abstractNum>
-  <w:abstractNum w:abstractNumId="17" w15:restartNumberingAfterBreak="0">
+  <w:abstractNum w:abstractNumId="18" w15:restartNumberingAfterBreak="0">
     <w:nsid w:val="43B11233"/>
     <w:multiLevelType w:val="hybridMultilevel"/>
     <w:tmpl w:val="E7DC694C"/>
@@ -16459,7 +16909,7 @@
       </w:rPr>
     </w:lvl>
   </w:abstractNum>
-  <w:abstractNum w:abstractNumId="18" w15:restartNumberingAfterBreak="0">
+  <w:abstractNum w:abstractNumId="19" w15:restartNumberingAfterBreak="0">
     <w:nsid w:val="4D9B6ACD"/>
     <w:multiLevelType w:val="hybridMultilevel"/>
     <w:tmpl w:val="0C06A51C"/>
@@ -16572,7 +17022,7 @@
       </w:rPr>
     </w:lvl>
   </w:abstractNum>
-  <w:abstractNum w:abstractNumId="19" w15:restartNumberingAfterBreak="0">
+  <w:abstractNum w:abstractNumId="20" w15:restartNumberingAfterBreak="0">
     <w:nsid w:val="4E3A5342"/>
     <w:multiLevelType w:val="hybridMultilevel"/>
     <w:tmpl w:val="A64C4A7E"/>
@@ -16685,7 +17135,7 @@
       </w:rPr>
     </w:lvl>
   </w:abstractNum>
-  <w:abstractNum w:abstractNumId="20" w15:restartNumberingAfterBreak="0">
+  <w:abstractNum w:abstractNumId="21" w15:restartNumberingAfterBreak="0">
     <w:nsid w:val="5CBE31DF"/>
     <w:multiLevelType w:val="hybridMultilevel"/>
     <w:tmpl w:val="8EB8A6C0"/>
@@ -16798,7 +17248,7 @@
       </w:rPr>
     </w:lvl>
   </w:abstractNum>
-  <w:abstractNum w:abstractNumId="21" w15:restartNumberingAfterBreak="0">
+  <w:abstractNum w:abstractNumId="22" w15:restartNumberingAfterBreak="0">
     <w:nsid w:val="70595A84"/>
     <w:multiLevelType w:val="hybridMultilevel"/>
     <w:tmpl w:val="7B469C3C"/>
@@ -16911,7 +17361,7 @@
       </w:rPr>
     </w:lvl>
   </w:abstractNum>
-  <w:abstractNum w:abstractNumId="22" w15:restartNumberingAfterBreak="0">
+  <w:abstractNum w:abstractNumId="23" w15:restartNumberingAfterBreak="0">
     <w:nsid w:val="7D2B389C"/>
     <w:multiLevelType w:val="hybridMultilevel"/>
     <w:tmpl w:val="D1740022"/>
@@ -17024,7 +17474,7 @@
       </w:rPr>
     </w:lvl>
   </w:abstractNum>
-  <w:abstractNum w:abstractNumId="23" w15:restartNumberingAfterBreak="0">
+  <w:abstractNum w:abstractNumId="24" w15:restartNumberingAfterBreak="0">
     <w:nsid w:val="7D520B67"/>
     <w:multiLevelType w:val="multilevel"/>
     <w:tmpl w:val="D230056C"/>
@@ -17138,76 +17588,79 @@
     </w:lvl>
   </w:abstractNum>
   <w:num w:numId="1">
-    <w:abstractNumId w:val="7"/>
+    <w:abstractNumId w:val="8"/>
   </w:num>
   <w:num w:numId="2">
     <w:abstractNumId w:val="1"/>
   </w:num>
   <w:num w:numId="3">
-    <w:abstractNumId w:val="10"/>
+    <w:abstractNumId w:val="11"/>
   </w:num>
   <w:num w:numId="4">
     <w:abstractNumId w:val="0"/>
   </w:num>
   <w:num w:numId="5">
+    <w:abstractNumId w:val="23"/>
+  </w:num>
+  <w:num w:numId="6">
+    <w:abstractNumId w:val="17"/>
+  </w:num>
+  <w:num w:numId="7">
+    <w:abstractNumId w:val="5"/>
+  </w:num>
+  <w:num w:numId="8">
+    <w:abstractNumId w:val="6"/>
+  </w:num>
+  <w:num w:numId="9">
+    <w:abstractNumId w:val="19"/>
+  </w:num>
+  <w:num w:numId="10">
+    <w:abstractNumId w:val="24"/>
+  </w:num>
+  <w:num w:numId="11">
+    <w:abstractNumId w:val="10"/>
+  </w:num>
+  <w:num w:numId="12">
+    <w:abstractNumId w:val="13"/>
+  </w:num>
+  <w:num w:numId="13">
+    <w:abstractNumId w:val="16"/>
+  </w:num>
+  <w:num w:numId="14">
+    <w:abstractNumId w:val="9"/>
+  </w:num>
+  <w:num w:numId="15">
     <w:abstractNumId w:val="22"/>
   </w:num>
-  <w:num w:numId="6">
-    <w:abstractNumId w:val="16"/>
+  <w:num w:numId="16">
+    <w:abstractNumId w:val="15"/>
   </w:num>
-  <w:num w:numId="7">
+  <w:num w:numId="17">
+    <w:abstractNumId w:val="12"/>
+  </w:num>
+  <w:num w:numId="18">
+    <w:abstractNumId w:val="18"/>
+  </w:num>
+  <w:num w:numId="19">
     <w:abstractNumId w:val="4"/>
   </w:num>
-  <w:num w:numId="8">
-    <w:abstractNumId w:val="5"/>
-  </w:num>
-  <w:num w:numId="9">
-    <w:abstractNumId w:val="18"/>
-  </w:num>
-  <w:num w:numId="10">
-    <w:abstractNumId w:val="23"/>
-  </w:num>
-  <w:num w:numId="11">
-    <w:abstractNumId w:val="9"/>
-  </w:num>
-  <w:num w:numId="12">
-    <w:abstractNumId w:val="12"/>
-  </w:num>
-  <w:num w:numId="13">
-    <w:abstractNumId w:val="15"/>
-  </w:num>
-  <w:num w:numId="14">
-    <w:abstractNumId w:val="8"/>
-  </w:num>
-  <w:num w:numId="15">
-    <w:abstractNumId w:val="21"/>
-  </w:num>
-  <w:num w:numId="16">
-    <w:abstractNumId w:val="14"/>
-  </w:num>
-  <w:num w:numId="17">
-    <w:abstractNumId w:val="11"/>
-  </w:num>
-  <w:num w:numId="18">
-    <w:abstractNumId w:val="17"/>
-  </w:num>
-  <w:num w:numId="19">
-    <w:abstractNumId w:val="3"/>
-  </w:num>
   <w:num w:numId="20">
-    <w:abstractNumId w:val="19"/>
+    <w:abstractNumId w:val="20"/>
   </w:num>
   <w:num w:numId="21">
     <w:abstractNumId w:val="2"/>
   </w:num>
   <w:num w:numId="22">
-    <w:abstractNumId w:val="6"/>
+    <w:abstractNumId w:val="7"/>
   </w:num>
   <w:num w:numId="23">
-    <w:abstractNumId w:val="20"/>
+    <w:abstractNumId w:val="21"/>
   </w:num>
   <w:num w:numId="24">
-    <w:abstractNumId w:val="13"/>
+    <w:abstractNumId w:val="14"/>
+  </w:num>
+  <w:num w:numId="25">
+    <w:abstractNumId w:val="3"/>
   </w:num>
 </w:numbering>
 </file>

--- a/Пояснительная записка.docx
+++ b/Пояснительная записка.docx
@@ -61,6 +61,10 @@
             <w:pStyle w:val="TOC1"/>
             <w:rPr>
               <w:rFonts w:asciiTheme="minorHAnsi" w:eastAsiaTheme="minorEastAsia" w:hAnsiTheme="minorHAnsi"/>
+              <w:b w:val="0"/>
+              <w:bCs w:val="0"/>
+              <w:i w:val="0"/>
+              <w:iCs w:val="0"/>
               <w:noProof/>
               <w:lang w:val="en-RU" w:eastAsia="en-GB"/>
             </w:rPr>
@@ -89,7 +93,7 @@
             </w:rPr>
             <w:fldChar w:fldCharType="separate"/>
           </w:r>
-          <w:hyperlink w:anchor="_Toc69494542" w:history="1">
+          <w:hyperlink w:anchor="_Toc69500017" w:history="1">
             <w:r>
               <w:rPr>
                 <w:rStyle w:val="Hyperlink"/>
@@ -117,7 +121,7 @@
                 <w:noProof/>
                 <w:webHidden/>
               </w:rPr>
-              <w:instrText xml:space="preserve"> PAGEREF _Toc69494542 \h </w:instrText>
+              <w:instrText xml:space="preserve"> PAGEREF _Toc69500017 \h </w:instrText>
             </w:r>
             <w:r>
               <w:rPr>
@@ -153,11 +157,15 @@
             <w:pStyle w:val="TOC1"/>
             <w:rPr>
               <w:rFonts w:asciiTheme="minorHAnsi" w:eastAsiaTheme="minorEastAsia" w:hAnsiTheme="minorHAnsi"/>
+              <w:b w:val="0"/>
+              <w:bCs w:val="0"/>
+              <w:i w:val="0"/>
+              <w:iCs w:val="0"/>
               <w:noProof/>
               <w:lang w:val="en-RU" w:eastAsia="en-GB"/>
             </w:rPr>
           </w:pPr>
-          <w:hyperlink w:anchor="_Toc69494543" w:history="1">
+          <w:hyperlink w:anchor="_Toc69500018" w:history="1">
             <w:r>
               <w:rPr>
                 <w:rStyle w:val="Hyperlink"/>
@@ -185,7 +193,7 @@
                 <w:noProof/>
                 <w:webHidden/>
               </w:rPr>
-              <w:instrText xml:space="preserve"> PAGEREF _Toc69494543 \h </w:instrText>
+              <w:instrText xml:space="preserve"> PAGEREF _Toc69500018 \h </w:instrText>
             </w:r>
             <w:r>
               <w:rPr>
@@ -221,11 +229,15 @@
             <w:pStyle w:val="TOC1"/>
             <w:rPr>
               <w:rFonts w:asciiTheme="minorHAnsi" w:eastAsiaTheme="minorEastAsia" w:hAnsiTheme="minorHAnsi"/>
+              <w:b w:val="0"/>
+              <w:bCs w:val="0"/>
+              <w:i w:val="0"/>
+              <w:iCs w:val="0"/>
               <w:noProof/>
               <w:lang w:val="en-RU" w:eastAsia="en-GB"/>
             </w:rPr>
           </w:pPr>
-          <w:hyperlink w:anchor="_Toc69494544" w:history="1">
+          <w:hyperlink w:anchor="_Toc69500019" w:history="1">
             <w:r>
               <w:rPr>
                 <w:rStyle w:val="Hyperlink"/>
@@ -253,7 +265,7 @@
                 <w:noProof/>
                 <w:webHidden/>
               </w:rPr>
-              <w:instrText xml:space="preserve"> PAGEREF _Toc69494544 \h </w:instrText>
+              <w:instrText xml:space="preserve"> PAGEREF _Toc69500019 \h </w:instrText>
             </w:r>
             <w:r>
               <w:rPr>
@@ -289,11 +301,15 @@
             <w:pStyle w:val="TOC1"/>
             <w:rPr>
               <w:rFonts w:asciiTheme="minorHAnsi" w:eastAsiaTheme="minorEastAsia" w:hAnsiTheme="minorHAnsi"/>
+              <w:b w:val="0"/>
+              <w:bCs w:val="0"/>
+              <w:i w:val="0"/>
+              <w:iCs w:val="0"/>
               <w:noProof/>
               <w:lang w:val="en-RU" w:eastAsia="en-GB"/>
             </w:rPr>
           </w:pPr>
-          <w:hyperlink w:anchor="_Toc69494545" w:history="1">
+          <w:hyperlink w:anchor="_Toc69500020" w:history="1">
             <w:r>
               <w:rPr>
                 <w:rStyle w:val="Hyperlink"/>
@@ -321,7 +337,7 @@
                 <w:noProof/>
                 <w:webHidden/>
               </w:rPr>
-              <w:instrText xml:space="preserve"> PAGEREF _Toc69494545 \h </w:instrText>
+              <w:instrText xml:space="preserve"> PAGEREF _Toc69500020 \h </w:instrText>
             </w:r>
             <w:r>
               <w:rPr>
@@ -357,18 +373,38 @@
             <w:pStyle w:val="TOC1"/>
             <w:rPr>
               <w:rFonts w:asciiTheme="minorHAnsi" w:eastAsiaTheme="minorEastAsia" w:hAnsiTheme="minorHAnsi"/>
+              <w:b w:val="0"/>
+              <w:bCs w:val="0"/>
+              <w:i w:val="0"/>
+              <w:iCs w:val="0"/>
               <w:noProof/>
               <w:lang w:val="en-RU" w:eastAsia="en-GB"/>
             </w:rPr>
           </w:pPr>
-          <w:hyperlink w:anchor="_Toc69494546" w:history="1">
+          <w:hyperlink w:anchor="_Toc69500021" w:history="1">
             <w:r>
               <w:rPr>
                 <w:rStyle w:val="Hyperlink"/>
                 <w:noProof/>
                 <w:highlight w:val="yellow"/>
               </w:rPr>
-              <w:t>АЛГОРИТМИЧЕСКИЕ РЕШЕНИЯ</w:t>
+              <w:t>АЛГОРИТМИЧЕ</w:t>
+            </w:r>
+            <w:r>
+              <w:rPr>
+                <w:rStyle w:val="Hyperlink"/>
+                <w:noProof/>
+                <w:highlight w:val="yellow"/>
+              </w:rPr>
+              <w:t>С</w:t>
+            </w:r>
+            <w:r>
+              <w:rPr>
+                <w:rStyle w:val="Hyperlink"/>
+                <w:noProof/>
+                <w:highlight w:val="yellow"/>
+              </w:rPr>
+              <w:t>КИЕ РЕШЕНИЯ</w:t>
             </w:r>
             <w:r>
               <w:rPr>
@@ -389,7 +425,7 @@
                 <w:noProof/>
                 <w:webHidden/>
               </w:rPr>
-              <w:instrText xml:space="preserve"> PAGEREF _Toc69494546 \h </w:instrText>
+              <w:instrText xml:space="preserve"> PAGEREF _Toc69500021 \h </w:instrText>
             </w:r>
             <w:r>
               <w:rPr>
@@ -425,11 +461,15 @@
             <w:pStyle w:val="TOC1"/>
             <w:rPr>
               <w:rFonts w:asciiTheme="minorHAnsi" w:eastAsiaTheme="minorEastAsia" w:hAnsiTheme="minorHAnsi"/>
+              <w:b w:val="0"/>
+              <w:bCs w:val="0"/>
+              <w:i w:val="0"/>
+              <w:iCs w:val="0"/>
               <w:noProof/>
               <w:lang w:val="en-RU" w:eastAsia="en-GB"/>
             </w:rPr>
           </w:pPr>
-          <w:hyperlink w:anchor="_Toc69494547" w:history="1">
+          <w:hyperlink w:anchor="_Toc69500022" w:history="1">
             <w:r>
               <w:rPr>
                 <w:rStyle w:val="Hyperlink"/>
@@ -457,7 +497,7 @@
                 <w:noProof/>
                 <w:webHidden/>
               </w:rPr>
-              <w:instrText xml:space="preserve"> PAGEREF _Toc69494547 \h </w:instrText>
+              <w:instrText xml:space="preserve"> PAGEREF _Toc69500022 \h </w:instrText>
             </w:r>
             <w:r>
               <w:rPr>
@@ -504,7 +544,7 @@
               <w:lang w:val="en-RU" w:eastAsia="en-GB"/>
             </w:rPr>
           </w:pPr>
-          <w:hyperlink w:anchor="_Toc69494548" w:history="1">
+          <w:hyperlink w:anchor="_Toc69500023" w:history="1">
             <w:r>
               <w:rPr>
                 <w:rStyle w:val="Hyperlink"/>
@@ -531,7 +571,7 @@
                 <w:noProof/>
                 <w:webHidden/>
               </w:rPr>
-              <w:instrText xml:space="preserve"> PAGEREF _Toc69494548 \h </w:instrText>
+              <w:instrText xml:space="preserve"> PAGEREF _Toc69500023 \h </w:instrText>
             </w:r>
             <w:r>
               <w:rPr>
@@ -578,7 +618,7 @@
               <w:lang w:val="en-RU" w:eastAsia="en-GB"/>
             </w:rPr>
           </w:pPr>
-          <w:hyperlink w:anchor="_Toc69494549" w:history="1">
+          <w:hyperlink w:anchor="_Toc69500024" w:history="1">
             <w:r>
               <w:rPr>
                 <w:rStyle w:val="Hyperlink"/>
@@ -605,7 +645,7 @@
                 <w:noProof/>
                 <w:webHidden/>
               </w:rPr>
-              <w:instrText xml:space="preserve"> PAGEREF _Toc69494549 \h </w:instrText>
+              <w:instrText xml:space="preserve"> PAGEREF _Toc69500024 \h </w:instrText>
             </w:r>
             <w:r>
               <w:rPr>
@@ -652,7 +692,7 @@
               <w:lang w:val="en-RU" w:eastAsia="en-GB"/>
             </w:rPr>
           </w:pPr>
-          <w:hyperlink w:anchor="_Toc69494550" w:history="1">
+          <w:hyperlink w:anchor="_Toc69500025" w:history="1">
             <w:r>
               <w:rPr>
                 <w:rStyle w:val="Hyperlink"/>
@@ -679,7 +719,7 @@
                 <w:noProof/>
                 <w:webHidden/>
               </w:rPr>
-              <w:instrText xml:space="preserve"> PAGEREF _Toc69494550 \h </w:instrText>
+              <w:instrText xml:space="preserve"> PAGEREF _Toc69500025 \h </w:instrText>
             </w:r>
             <w:r>
               <w:rPr>
@@ -726,7 +766,7 @@
               <w:lang w:val="en-RU" w:eastAsia="en-GB"/>
             </w:rPr>
           </w:pPr>
-          <w:hyperlink w:anchor="_Toc69494551" w:history="1">
+          <w:hyperlink w:anchor="_Toc69500026" w:history="1">
             <w:r>
               <w:rPr>
                 <w:rStyle w:val="Hyperlink"/>
@@ -753,7 +793,7 @@
                 <w:noProof/>
                 <w:webHidden/>
               </w:rPr>
-              <w:instrText xml:space="preserve"> PAGEREF _Toc69494551 \h </w:instrText>
+              <w:instrText xml:space="preserve"> PAGEREF _Toc69500026 \h </w:instrText>
             </w:r>
             <w:r>
               <w:rPr>
@@ -800,7 +840,7 @@
               <w:lang w:val="en-RU" w:eastAsia="en-GB"/>
             </w:rPr>
           </w:pPr>
-          <w:hyperlink w:anchor="_Toc69494552" w:history="1">
+          <w:hyperlink w:anchor="_Toc69500027" w:history="1">
             <w:r>
               <w:rPr>
                 <w:rStyle w:val="Hyperlink"/>
@@ -827,7 +867,7 @@
                 <w:noProof/>
                 <w:webHidden/>
               </w:rPr>
-              <w:instrText xml:space="preserve"> PAGEREF _Toc69494552 \h </w:instrText>
+              <w:instrText xml:space="preserve"> PAGEREF _Toc69500027 \h </w:instrText>
             </w:r>
             <w:r>
               <w:rPr>
@@ -874,7 +914,7 @@
               <w:lang w:val="en-RU" w:eastAsia="en-GB"/>
             </w:rPr>
           </w:pPr>
-          <w:hyperlink w:anchor="_Toc69494553" w:history="1">
+          <w:hyperlink w:anchor="_Toc69500028" w:history="1">
             <w:r>
               <w:rPr>
                 <w:rStyle w:val="Hyperlink"/>
@@ -901,7 +941,7 @@
                 <w:noProof/>
                 <w:webHidden/>
               </w:rPr>
-              <w:instrText xml:space="preserve"> PAGEREF _Toc69494553 \h </w:instrText>
+              <w:instrText xml:space="preserve"> PAGEREF _Toc69500028 \h </w:instrText>
             </w:r>
             <w:r>
               <w:rPr>
@@ -948,7 +988,7 @@
               <w:lang w:val="en-RU" w:eastAsia="en-GB"/>
             </w:rPr>
           </w:pPr>
-          <w:hyperlink w:anchor="_Toc69494554" w:history="1">
+          <w:hyperlink w:anchor="_Toc69500029" w:history="1">
             <w:r>
               <w:rPr>
                 <w:rStyle w:val="Hyperlink"/>
@@ -975,7 +1015,7 @@
                 <w:noProof/>
                 <w:webHidden/>
               </w:rPr>
-              <w:instrText xml:space="preserve"> PAGEREF _Toc69494554 \h </w:instrText>
+              <w:instrText xml:space="preserve"> PAGEREF _Toc69500029 \h </w:instrText>
             </w:r>
             <w:r>
               <w:rPr>
@@ -1022,7 +1062,7 @@
               <w:lang w:val="en-RU" w:eastAsia="en-GB"/>
             </w:rPr>
           </w:pPr>
-          <w:hyperlink w:anchor="_Toc69494555" w:history="1">
+          <w:hyperlink w:anchor="_Toc69500030" w:history="1">
             <w:r>
               <w:rPr>
                 <w:rStyle w:val="Hyperlink"/>
@@ -1049,7 +1089,7 @@
                 <w:noProof/>
                 <w:webHidden/>
               </w:rPr>
-              <w:instrText xml:space="preserve"> PAGEREF _Toc69494555 \h </w:instrText>
+              <w:instrText xml:space="preserve"> PAGEREF _Toc69500030 \h </w:instrText>
             </w:r>
             <w:r>
               <w:rPr>
@@ -1085,11 +1125,15 @@
             <w:pStyle w:val="TOC1"/>
             <w:rPr>
               <w:rFonts w:asciiTheme="minorHAnsi" w:eastAsiaTheme="minorEastAsia" w:hAnsiTheme="minorHAnsi"/>
+              <w:b w:val="0"/>
+              <w:bCs w:val="0"/>
+              <w:i w:val="0"/>
+              <w:iCs w:val="0"/>
               <w:noProof/>
               <w:lang w:val="en-RU" w:eastAsia="en-GB"/>
             </w:rPr>
           </w:pPr>
-          <w:hyperlink w:anchor="_Toc69494556" w:history="1">
+          <w:hyperlink w:anchor="_Toc69500031" w:history="1">
             <w:r>
               <w:rPr>
                 <w:rStyle w:val="Hyperlink"/>
@@ -1117,7 +1161,7 @@
                 <w:noProof/>
                 <w:webHidden/>
               </w:rPr>
-              <w:instrText xml:space="preserve"> PAGEREF _Toc69494556 \h </w:instrText>
+              <w:instrText xml:space="preserve"> PAGEREF _Toc69500031 \h </w:instrText>
             </w:r>
             <w:r>
               <w:rPr>
@@ -1164,7 +1208,7 @@
               <w:lang w:val="en-RU" w:eastAsia="en-GB"/>
             </w:rPr>
           </w:pPr>
-          <w:hyperlink w:anchor="_Toc69494557" w:history="1">
+          <w:hyperlink w:anchor="_Toc69500032" w:history="1">
             <w:r>
               <w:rPr>
                 <w:rStyle w:val="Hyperlink"/>
@@ -1191,7 +1235,7 @@
                 <w:noProof/>
                 <w:webHidden/>
               </w:rPr>
-              <w:instrText xml:space="preserve"> PAGEREF _Toc69494557 \h </w:instrText>
+              <w:instrText xml:space="preserve"> PAGEREF _Toc69500032 \h </w:instrText>
             </w:r>
             <w:r>
               <w:rPr>
@@ -1238,7 +1282,7 @@
               <w:lang w:val="en-RU" w:eastAsia="en-GB"/>
             </w:rPr>
           </w:pPr>
-          <w:hyperlink w:anchor="_Toc69494558" w:history="1">
+          <w:hyperlink w:anchor="_Toc69500033" w:history="1">
             <w:r>
               <w:rPr>
                 <w:rStyle w:val="Hyperlink"/>
@@ -1265,7 +1309,7 @@
                 <w:noProof/>
                 <w:webHidden/>
               </w:rPr>
-              <w:instrText xml:space="preserve"> PAGEREF _Toc69494558 \h </w:instrText>
+              <w:instrText xml:space="preserve"> PAGEREF _Toc69500033 \h </w:instrText>
             </w:r>
             <w:r>
               <w:rPr>
@@ -1312,7 +1356,7 @@
               <w:lang w:val="en-RU" w:eastAsia="en-GB"/>
             </w:rPr>
           </w:pPr>
-          <w:hyperlink w:anchor="_Toc69494559" w:history="1">
+          <w:hyperlink w:anchor="_Toc69500034" w:history="1">
             <w:r>
               <w:rPr>
                 <w:rStyle w:val="Hyperlink"/>
@@ -1339,7 +1383,7 @@
                 <w:noProof/>
                 <w:webHidden/>
               </w:rPr>
-              <w:instrText xml:space="preserve"> PAGEREF _Toc69494559 \h </w:instrText>
+              <w:instrText xml:space="preserve"> PAGEREF _Toc69500034 \h </w:instrText>
             </w:r>
             <w:r>
               <w:rPr>
@@ -1375,16 +1419,20 @@
             <w:pStyle w:val="TOC1"/>
             <w:rPr>
               <w:rFonts w:asciiTheme="minorHAnsi" w:eastAsiaTheme="minorEastAsia" w:hAnsiTheme="minorHAnsi"/>
+              <w:b w:val="0"/>
+              <w:bCs w:val="0"/>
+              <w:i w:val="0"/>
+              <w:iCs w:val="0"/>
               <w:noProof/>
               <w:lang w:val="en-RU" w:eastAsia="en-GB"/>
             </w:rPr>
           </w:pPr>
-          <w:hyperlink w:anchor="_Toc69494560" w:history="1">
+          <w:hyperlink w:anchor="_Toc69500035" w:history="1">
             <w:r>
               <w:rPr>
                 <w:rStyle w:val="Hyperlink"/>
                 <w:noProof/>
-                <w:highlight w:val="yellow"/>
+                <w:highlight w:val="green"/>
               </w:rPr>
               <w:t>НАЗНАЧЕНИЕ И СОСТАВ КЛАССОВ ПРОГРАММЫ</w:t>
             </w:r>
@@ -1407,7 +1455,7 @@
                 <w:noProof/>
                 <w:webHidden/>
               </w:rPr>
-              <w:instrText xml:space="preserve"> PAGEREF _Toc69494560 \h </w:instrText>
+              <w:instrText xml:space="preserve"> PAGEREF _Toc69500035 \h </w:instrText>
             </w:r>
             <w:r>
               <w:rPr>
@@ -1454,12 +1502,11 @@
               <w:lang w:val="en-RU" w:eastAsia="en-GB"/>
             </w:rPr>
           </w:pPr>
-          <w:hyperlink w:anchor="_Toc69494561" w:history="1">
+          <w:hyperlink w:anchor="_Toc69500036" w:history="1">
             <w:r>
               <w:rPr>
                 <w:rStyle w:val="Hyperlink"/>
                 <w:noProof/>
-                <w:highlight w:val="green"/>
               </w:rPr>
               <w:t>Сервер</w:t>
             </w:r>
@@ -1482,7 +1529,7 @@
                 <w:noProof/>
                 <w:webHidden/>
               </w:rPr>
-              <w:instrText xml:space="preserve"> PAGEREF _Toc69494561 \h </w:instrText>
+              <w:instrText xml:space="preserve"> PAGEREF _Toc69500036 \h </w:instrText>
             </w:r>
             <w:r>
               <w:rPr>
@@ -1529,30 +1576,13 @@
               <w:lang w:val="en-RU" w:eastAsia="en-GB"/>
             </w:rPr>
           </w:pPr>
-          <w:hyperlink w:anchor="_Toc69494562" w:history="1">
+          <w:hyperlink w:anchor="_Toc69500037" w:history="1">
             <w:r>
               <w:rPr>
                 <w:rStyle w:val="Hyperlink"/>
                 <w:noProof/>
-                <w:highlight w:val="yellow"/>
-              </w:rPr>
-              <w:t>Кл</w:t>
-            </w:r>
-            <w:r>
-              <w:rPr>
-                <w:rStyle w:val="Hyperlink"/>
-                <w:noProof/>
-                <w:highlight w:val="yellow"/>
-              </w:rPr>
-              <w:t>и</w:t>
-            </w:r>
-            <w:r>
-              <w:rPr>
-                <w:rStyle w:val="Hyperlink"/>
-                <w:noProof/>
-                <w:highlight w:val="yellow"/>
-              </w:rPr>
-              <w:t>ент</w:t>
+              </w:rPr>
+              <w:t>Клиент</w:t>
             </w:r>
             <w:r>
               <w:rPr>
@@ -1573,7 +1603,7 @@
                 <w:noProof/>
                 <w:webHidden/>
               </w:rPr>
-              <w:instrText xml:space="preserve"> PAGEREF _Toc69494562 \h </w:instrText>
+              <w:instrText xml:space="preserve"> PAGEREF _Toc69500037 \h </w:instrText>
             </w:r>
             <w:r>
               <w:rPr>
@@ -1593,7 +1623,7 @@
                 <w:noProof/>
                 <w:webHidden/>
               </w:rPr>
-              <w:t>30</w:t>
+              <w:t>31</w:t>
             </w:r>
             <w:r>
               <w:rPr>
@@ -1609,11 +1639,15 @@
             <w:pStyle w:val="TOC1"/>
             <w:rPr>
               <w:rFonts w:asciiTheme="minorHAnsi" w:eastAsiaTheme="minorEastAsia" w:hAnsiTheme="minorHAnsi"/>
+              <w:b w:val="0"/>
+              <w:bCs w:val="0"/>
+              <w:i w:val="0"/>
+              <w:iCs w:val="0"/>
               <w:noProof/>
               <w:lang w:val="en-RU" w:eastAsia="en-GB"/>
             </w:rPr>
           </w:pPr>
-          <w:hyperlink w:anchor="_Toc69494563" w:history="1">
+          <w:hyperlink w:anchor="_Toc69500038" w:history="1">
             <w:r>
               <w:rPr>
                 <w:rStyle w:val="Hyperlink"/>
@@ -1641,7 +1675,7 @@
                 <w:noProof/>
                 <w:webHidden/>
               </w:rPr>
-              <w:instrText xml:space="preserve"> PAGEREF _Toc69494563 \h </w:instrText>
+              <w:instrText xml:space="preserve"> PAGEREF _Toc69500038 \h </w:instrText>
             </w:r>
             <w:r>
               <w:rPr>
@@ -1661,7 +1695,7 @@
                 <w:noProof/>
                 <w:webHidden/>
               </w:rPr>
-              <w:t>32</w:t>
+              <w:t>36</w:t>
             </w:r>
             <w:r>
               <w:rPr>
@@ -1677,11 +1711,15 @@
             <w:pStyle w:val="TOC1"/>
             <w:rPr>
               <w:rFonts w:asciiTheme="minorHAnsi" w:eastAsiaTheme="minorEastAsia" w:hAnsiTheme="minorHAnsi"/>
+              <w:b w:val="0"/>
+              <w:bCs w:val="0"/>
+              <w:i w:val="0"/>
+              <w:iCs w:val="0"/>
               <w:noProof/>
               <w:lang w:val="en-RU" w:eastAsia="en-GB"/>
             </w:rPr>
           </w:pPr>
-          <w:hyperlink w:anchor="_Toc69494564" w:history="1">
+          <w:hyperlink w:anchor="_Toc69500039" w:history="1">
             <w:r>
               <w:rPr>
                 <w:rStyle w:val="Hyperlink"/>
@@ -1709,7 +1747,7 @@
                 <w:noProof/>
                 <w:webHidden/>
               </w:rPr>
-              <w:instrText xml:space="preserve"> PAGEREF _Toc69494564 \h </w:instrText>
+              <w:instrText xml:space="preserve"> PAGEREF _Toc69500039 \h </w:instrText>
             </w:r>
             <w:r>
               <w:rPr>
@@ -1729,7 +1767,7 @@
                 <w:noProof/>
                 <w:webHidden/>
               </w:rPr>
-              <w:t>33</w:t>
+              <w:t>37</w:t>
             </w:r>
             <w:r>
               <w:rPr>
@@ -1745,11 +1783,15 @@
             <w:pStyle w:val="TOC1"/>
             <w:rPr>
               <w:rFonts w:asciiTheme="minorHAnsi" w:eastAsiaTheme="minorEastAsia" w:hAnsiTheme="minorHAnsi"/>
+              <w:b w:val="0"/>
+              <w:bCs w:val="0"/>
+              <w:i w:val="0"/>
+              <w:iCs w:val="0"/>
               <w:noProof/>
               <w:lang w:val="en-RU" w:eastAsia="en-GB"/>
             </w:rPr>
           </w:pPr>
-          <w:hyperlink w:anchor="_Toc69494565" w:history="1">
+          <w:hyperlink w:anchor="_Toc69500040" w:history="1">
             <w:r>
               <w:rPr>
                 <w:rStyle w:val="Hyperlink"/>
@@ -1776,7 +1818,7 @@
                 <w:noProof/>
                 <w:webHidden/>
               </w:rPr>
-              <w:instrText xml:space="preserve"> PAGEREF _Toc69494565 \h </w:instrText>
+              <w:instrText xml:space="preserve"> PAGEREF _Toc69500040 \h </w:instrText>
             </w:r>
             <w:r>
               <w:rPr>
@@ -1796,7 +1838,7 @@
                 <w:noProof/>
                 <w:webHidden/>
               </w:rPr>
-              <w:t>34</w:t>
+              <w:t>38</w:t>
             </w:r>
             <w:r>
               <w:rPr>
@@ -1823,7 +1865,7 @@
               <w:lang w:val="en-RU" w:eastAsia="en-GB"/>
             </w:rPr>
           </w:pPr>
-          <w:hyperlink w:anchor="_Toc69494566" w:history="1">
+          <w:hyperlink w:anchor="_Toc69500041" w:history="1">
             <w:r>
               <w:rPr>
                 <w:rStyle w:val="Hyperlink"/>
@@ -1850,7 +1892,7 @@
                 <w:noProof/>
                 <w:webHidden/>
               </w:rPr>
-              <w:instrText xml:space="preserve"> PAGEREF _Toc69494566 \h </w:instrText>
+              <w:instrText xml:space="preserve"> PAGEREF _Toc69500041 \h </w:instrText>
             </w:r>
             <w:r>
               <w:rPr>
@@ -1870,7 +1912,7 @@
                 <w:noProof/>
                 <w:webHidden/>
               </w:rPr>
-              <w:t>34</w:t>
+              <w:t>38</w:t>
             </w:r>
             <w:r>
               <w:rPr>
@@ -1897,7 +1939,7 @@
               <w:lang w:val="en-RU" w:eastAsia="en-GB"/>
             </w:rPr>
           </w:pPr>
-          <w:hyperlink w:anchor="_Toc69494567" w:history="1">
+          <w:hyperlink w:anchor="_Toc69500042" w:history="1">
             <w:r>
               <w:rPr>
                 <w:rStyle w:val="Hyperlink"/>
@@ -1924,7 +1966,7 @@
                 <w:noProof/>
                 <w:webHidden/>
               </w:rPr>
-              <w:instrText xml:space="preserve"> PAGEREF _Toc69494567 \h </w:instrText>
+              <w:instrText xml:space="preserve"> PAGEREF _Toc69500042 \h </w:instrText>
             </w:r>
             <w:r>
               <w:rPr>
@@ -1944,7 +1986,7 @@
                 <w:noProof/>
                 <w:webHidden/>
               </w:rPr>
-              <w:t>34</w:t>
+              <w:t>38</w:t>
             </w:r>
             <w:r>
               <w:rPr>
@@ -1993,7 +2035,7 @@
       <w:pPr>
         <w:pStyle w:val="Heading1"/>
       </w:pPr>
-      <w:bookmarkStart w:id="0" w:name="_Toc69494542"/>
+      <w:bookmarkStart w:id="0" w:name="_Toc69500017"/>
       <w:r>
         <w:rPr>
           <w:highlight w:val="green"/>
@@ -3185,7 +3227,7 @@
       <w:pPr>
         <w:pStyle w:val="Heading1"/>
       </w:pPr>
-      <w:bookmarkStart w:id="1" w:name="_Toc69494543"/>
+      <w:bookmarkStart w:id="1" w:name="_Toc69500018"/>
       <w:r>
         <w:rPr>
           <w:highlight w:val="red"/>
@@ -3515,7 +3557,7 @@
       <w:pPr>
         <w:pStyle w:val="Heading1"/>
       </w:pPr>
-      <w:bookmarkStart w:id="2" w:name="_Toc69494544"/>
+      <w:bookmarkStart w:id="2" w:name="_Toc69500019"/>
       <w:r>
         <w:rPr>
           <w:highlight w:val="red"/>
@@ -4064,7 +4106,7 @@
       <w:pPr>
         <w:pStyle w:val="Heading1"/>
       </w:pPr>
-      <w:bookmarkStart w:id="3" w:name="_Toc69494545"/>
+      <w:bookmarkStart w:id="3" w:name="_Toc69500020"/>
       <w:r>
         <w:rPr>
           <w:highlight w:val="red"/>
@@ -4136,7 +4178,7 @@
       <w:pPr>
         <w:pStyle w:val="Heading1"/>
       </w:pPr>
-      <w:bookmarkStart w:id="4" w:name="_Toc69494546"/>
+      <w:bookmarkStart w:id="4" w:name="_Toc69500021"/>
       <w:r>
         <w:rPr>
           <w:highlight w:val="yellow"/>
@@ -4148,7 +4190,7 @@
     </w:p>
     <w:p>
       <w:pPr>
-        <w:ind w:firstLine="360"/>
+        <w:ind w:firstLine="709"/>
         <w:jc w:val="both"/>
         <w:rPr>
           <w:rFonts w:cs="Times New Roman"/>
@@ -4668,7 +4710,21 @@
           <w:rFonts w:cs="Times New Roman"/>
           <w:szCs w:val="28"/>
         </w:rPr>
-        <w:t>то откроется главное меню программы</w:t>
+        <w:t xml:space="preserve">то откроется главное </w:t>
+      </w:r>
+      <w:r>
+        <w:rPr>
+          <w:rFonts w:cs="Times New Roman"/>
+          <w:szCs w:val="28"/>
+        </w:rPr>
+        <w:t xml:space="preserve">окно </w:t>
+      </w:r>
+      <w:r>
+        <w:rPr>
+          <w:rFonts w:cs="Times New Roman"/>
+          <w:szCs w:val="28"/>
+        </w:rPr>
+        <w:t>программы</w:t>
       </w:r>
       <w:r>
         <w:rPr>
@@ -4684,75 +4740,6 @@
         </w:rPr>
         <w:t>иначе происходит переход на форму авторизации пользователя</w:t>
       </w:r>
-      <w:r>
-        <w:rPr>
-          <w:rFonts w:cs="Times New Roman"/>
-          <w:szCs w:val="28"/>
-        </w:rPr>
-        <w:t xml:space="preserve">. </w:t>
-      </w:r>
-    </w:p>
-    <w:p>
-      <w:pPr>
-        <w:jc w:val="both"/>
-        <w:rPr>
-          <w:rFonts w:cs="Times New Roman"/>
-          <w:szCs w:val="28"/>
-        </w:rPr>
-      </w:pPr>
-      <w:r>
-        <w:rPr>
-          <w:rFonts w:cs="Times New Roman"/>
-          <w:szCs w:val="28"/>
-        </w:rPr>
-        <w:tab/>
-      </w:r>
-      <w:r>
-        <w:rPr>
-          <w:rFonts w:cs="Times New Roman"/>
-          <w:szCs w:val="28"/>
-        </w:rPr>
-        <w:t>Во время запуска главного окна программы происходить запуск 2 дополнительных потоков</w:t>
-      </w:r>
-      <w:r>
-        <w:rPr>
-          <w:rFonts w:cs="Times New Roman"/>
-          <w:szCs w:val="28"/>
-        </w:rPr>
-        <w:t xml:space="preserve">: </w:t>
-      </w:r>
-      <w:r>
-        <w:rPr>
-          <w:rFonts w:cs="Times New Roman"/>
-          <w:szCs w:val="28"/>
-        </w:rPr>
-        <w:t xml:space="preserve">поток проверки </w:t>
-      </w:r>
-      <w:proofErr w:type="spellStart"/>
-      <w:r>
-        <w:rPr>
-          <w:rFonts w:cs="Times New Roman"/>
-          <w:szCs w:val="28"/>
-        </w:rPr>
-        <w:t>интернет-соединения</w:t>
-      </w:r>
-      <w:proofErr w:type="spellEnd"/>
-      <w:r>
-        <w:rPr>
-          <w:rFonts w:cs="Times New Roman"/>
-          <w:szCs w:val="28"/>
-        </w:rPr>
-        <w:t xml:space="preserve"> и поток </w:t>
-      </w:r>
-      <w:proofErr w:type="spellStart"/>
-      <w:r>
-        <w:rPr>
-          <w:rFonts w:cs="Times New Roman"/>
-          <w:szCs w:val="28"/>
-        </w:rPr>
-        <w:t>лонгпула</w:t>
-      </w:r>
-      <w:proofErr w:type="spellEnd"/>
       <w:r>
         <w:rPr>
           <w:rFonts w:cs="Times New Roman"/>
@@ -4775,6 +4762,90 @@
           <w:rFonts w:cs="Times New Roman"/>
           <w:szCs w:val="28"/>
         </w:rPr>
+        <w:t>Во время запуска главного окна программы происходить запуск 2 дополнительных потоков</w:t>
+      </w:r>
+      <w:r>
+        <w:rPr>
+          <w:rFonts w:cs="Times New Roman"/>
+          <w:szCs w:val="28"/>
+        </w:rPr>
+        <w:t xml:space="preserve">: </w:t>
+      </w:r>
+      <w:r>
+        <w:rPr>
+          <w:rFonts w:cs="Times New Roman"/>
+          <w:szCs w:val="28"/>
+        </w:rPr>
+        <w:t xml:space="preserve">поток проверки </w:t>
+      </w:r>
+      <w:proofErr w:type="spellStart"/>
+      <w:r>
+        <w:rPr>
+          <w:rFonts w:cs="Times New Roman"/>
+          <w:szCs w:val="28"/>
+        </w:rPr>
+        <w:t>интернет-соединения</w:t>
+      </w:r>
+      <w:proofErr w:type="spellEnd"/>
+      <w:r>
+        <w:rPr>
+          <w:rFonts w:cs="Times New Roman"/>
+          <w:szCs w:val="28"/>
+        </w:rPr>
+        <w:t xml:space="preserve"> и поток </w:t>
+      </w:r>
+      <w:r>
+        <w:rPr>
+          <w:rFonts w:cs="Times New Roman"/>
+          <w:szCs w:val="28"/>
+        </w:rPr>
+        <w:t xml:space="preserve">получения новых сообщений с помощью </w:t>
+      </w:r>
+      <w:r>
+        <w:rPr>
+          <w:rFonts w:cs="Times New Roman"/>
+          <w:szCs w:val="28"/>
+        </w:rPr>
+        <w:t xml:space="preserve">технологии </w:t>
+      </w:r>
+      <w:proofErr w:type="spellStart"/>
+      <w:r>
+        <w:rPr>
+          <w:rFonts w:cs="Times New Roman"/>
+          <w:szCs w:val="28"/>
+        </w:rPr>
+        <w:t>лонгпул</w:t>
+      </w:r>
+      <w:r>
+        <w:rPr>
+          <w:rFonts w:cs="Times New Roman"/>
+          <w:szCs w:val="28"/>
+        </w:rPr>
+        <w:t>инга</w:t>
+      </w:r>
+      <w:proofErr w:type="spellEnd"/>
+      <w:r>
+        <w:rPr>
+          <w:rFonts w:cs="Times New Roman"/>
+          <w:szCs w:val="28"/>
+        </w:rPr>
+        <w:t>.</w:t>
+      </w:r>
+    </w:p>
+    <w:p>
+      <w:pPr>
+        <w:ind w:firstLine="709"/>
+        <w:jc w:val="both"/>
+        <w:rPr>
+          <w:rFonts w:cs="Times New Roman"/>
+          <w:szCs w:val="28"/>
+        </w:rPr>
+      </w:pPr>
+      <w:r>
+        <w:rPr>
+          <w:rFonts w:cs="Times New Roman"/>
+          <w:szCs w:val="28"/>
+        </w:rPr>
         <w:t xml:space="preserve">На </w:t>
       </w:r>
       <w:proofErr w:type="spellStart"/>
@@ -5066,7 +5137,7 @@
       <w:pPr>
         <w:pStyle w:val="Heading1"/>
       </w:pPr>
-      <w:bookmarkStart w:id="5" w:name="_Toc69494547"/>
+      <w:bookmarkStart w:id="5" w:name="_Toc69500022"/>
       <w:r>
         <w:rPr>
           <w:highlight w:val="green"/>
@@ -5989,7 +6060,7 @@
       <w:pPr>
         <w:pStyle w:val="Heading2"/>
       </w:pPr>
-      <w:bookmarkStart w:id="6" w:name="_Toc69494548"/>
+      <w:bookmarkStart w:id="6" w:name="_Toc69500023"/>
       <w:r>
         <w:t>О</w:t>
       </w:r>
@@ -6291,7 +6362,7 @@
       <w:pPr>
         <w:pStyle w:val="Heading2"/>
       </w:pPr>
-      <w:bookmarkStart w:id="7" w:name="_Toc69494549"/>
+      <w:bookmarkStart w:id="7" w:name="_Toc69500024"/>
       <w:r>
         <w:t xml:space="preserve">Окно </w:t>
       </w:r>
@@ -6996,7 +7067,7 @@
           <w:lang w:val="en-US"/>
         </w:rPr>
       </w:pPr>
-      <w:bookmarkStart w:id="8" w:name="_Toc69494550"/>
+      <w:bookmarkStart w:id="8" w:name="_Toc69500025"/>
       <w:r>
         <w:t>Окно</w:t>
       </w:r>
@@ -7341,7 +7412,7 @@
       <w:pPr>
         <w:pStyle w:val="Heading2"/>
       </w:pPr>
-      <w:bookmarkStart w:id="9" w:name="_Toc69494551"/>
+      <w:bookmarkStart w:id="9" w:name="_Toc69500026"/>
       <w:r>
         <w:t>Окно успешного действия пользователя</w:t>
       </w:r>
@@ -7552,7 +7623,7 @@
       <w:pPr>
         <w:pStyle w:val="Heading2"/>
       </w:pPr>
-      <w:bookmarkStart w:id="10" w:name="_Toc69494552"/>
+      <w:bookmarkStart w:id="10" w:name="_Toc69500027"/>
       <w:r>
         <w:t>Главное окно программы</w:t>
       </w:r>
@@ -7780,7 +7851,7 @@
       <w:pPr>
         <w:pStyle w:val="Heading2"/>
       </w:pPr>
-      <w:bookmarkStart w:id="11" w:name="_Toc69494553"/>
+      <w:bookmarkStart w:id="11" w:name="_Toc69500028"/>
       <w:r>
         <w:t>Окно создания новой чат-комнаты</w:t>
       </w:r>
@@ -8025,7 +8096,7 @@
       <w:pPr>
         <w:pStyle w:val="Heading2"/>
       </w:pPr>
-      <w:bookmarkStart w:id="12" w:name="_Toc69494554"/>
+      <w:bookmarkStart w:id="12" w:name="_Toc69500029"/>
       <w:r>
         <w:t xml:space="preserve">Окно с информацией о текущей </w:t>
       </w:r>
@@ -8228,7 +8299,7 @@
       <w:pPr>
         <w:pStyle w:val="Heading2"/>
       </w:pPr>
-      <w:bookmarkStart w:id="13" w:name="_Toc69494555"/>
+      <w:bookmarkStart w:id="13" w:name="_Toc69500030"/>
       <w:r>
         <w:t>Окно с информацией об авторе и программе</w:t>
       </w:r>
@@ -8453,7 +8524,7 @@
       <w:pPr>
         <w:pStyle w:val="Heading1"/>
       </w:pPr>
-      <w:bookmarkStart w:id="14" w:name="_Toc69494556"/>
+      <w:bookmarkStart w:id="14" w:name="_Toc69500031"/>
       <w:r>
         <w:rPr>
           <w:highlight w:val="green"/>
@@ -8467,7 +8538,7 @@
       <w:pPr>
         <w:pStyle w:val="Heading2"/>
       </w:pPr>
-      <w:bookmarkStart w:id="15" w:name="_Toc69494557"/>
+      <w:bookmarkStart w:id="15" w:name="_Toc69500032"/>
       <w:r>
         <w:t>Сервер</w:t>
       </w:r>
@@ -9696,7 +9767,7 @@
       <w:pPr>
         <w:pStyle w:val="Heading2"/>
       </w:pPr>
-      <w:bookmarkStart w:id="16" w:name="_Toc69494558"/>
+      <w:bookmarkStart w:id="16" w:name="_Toc69500033"/>
       <w:r>
         <w:t>База данных</w:t>
       </w:r>
@@ -10598,7 +10669,7 @@
       <w:pPr>
         <w:pStyle w:val="Heading2"/>
       </w:pPr>
-      <w:bookmarkStart w:id="17" w:name="_Toc69494559"/>
+      <w:bookmarkStart w:id="17" w:name="_Toc69500034"/>
       <w:r>
         <w:lastRenderedPageBreak/>
         <w:t>Клиент</w:t>
@@ -12060,10 +12131,10 @@
       <w:pPr>
         <w:pStyle w:val="Heading1"/>
       </w:pPr>
-      <w:bookmarkStart w:id="18" w:name="_Toc69494560"/>
-      <w:r>
-        <w:rPr>
-          <w:highlight w:val="yellow"/>
+      <w:bookmarkStart w:id="18" w:name="_Toc69500035"/>
+      <w:r>
+        <w:rPr>
+          <w:highlight w:val="green"/>
         </w:rPr>
         <w:lastRenderedPageBreak/>
         <w:t>НАЗНАЧЕНИЕ И СОСТАВ КЛАССОВ ПРОГРАММЫ</w:t>
@@ -12074,11 +12145,8 @@
       <w:pPr>
         <w:pStyle w:val="Heading2"/>
       </w:pPr>
-      <w:bookmarkStart w:id="19" w:name="_Toc69494561"/>
-      <w:r>
-        <w:rPr>
-          <w:highlight w:val="green"/>
-        </w:rPr>
+      <w:bookmarkStart w:id="19" w:name="_Toc69500036"/>
+      <w:r>
         <w:t>Сервер</w:t>
       </w:r>
       <w:bookmarkEnd w:id="19"/>
@@ -12467,8 +12535,10 @@
         <w:t>.</w:t>
       </w:r>
     </w:p>
-    <w:p>
-      <w:r>
+    <w:p/>
+    <w:p>
+      <w:r>
+        <w:lastRenderedPageBreak/>
         <w:t>Диаграмма классов представлена на рисунке ниже</w:t>
       </w:r>
       <w:r>
@@ -12487,7 +12557,6 @@
           <w:noProof/>
           <w:lang w:val="en-US"/>
         </w:rPr>
-        <w:lastRenderedPageBreak/>
         <w:drawing>
           <wp:inline distT="0" distB="0" distL="0" distR="0" wp14:anchorId="7FECB795" wp14:editId="118793B4">
             <wp:extent cx="6120130" cy="5725160"/>
@@ -13987,20 +14056,72 @@
     </w:p>
     <w:p>
       <w:pPr>
+        <w:jc w:val="center"/>
+        <w:rPr>
+          <w:lang w:val="en-US"/>
+        </w:rPr>
+      </w:pPr>
+      <w:r>
+        <w:rPr>
+          <w:noProof/>
+          <w:lang w:val="en-US"/>
+        </w:rPr>
+        <w:lastRenderedPageBreak/>
+        <w:drawing>
+          <wp:inline distT="0" distB="0" distL="0" distR="0" wp14:anchorId="56367FAB" wp14:editId="3F98CD70">
+            <wp:extent cx="6120130" cy="4196715"/>
+            <wp:effectExtent l="0" t="0" r="1270" b="0"/>
+            <wp:docPr id="23" name="Picture 23"/>
+            <wp:cNvGraphicFramePr>
+              <a:graphicFrameLocks xmlns:a="http://schemas.openxmlformats.org/drawingml/2006/main" noChangeAspect="1"/>
+            </wp:cNvGraphicFramePr>
+            <a:graphic xmlns:a="http://schemas.openxmlformats.org/drawingml/2006/main">
+              <a:graphicData uri="http://schemas.openxmlformats.org/drawingml/2006/picture">
+                <pic:pic xmlns:pic="http://schemas.openxmlformats.org/drawingml/2006/picture">
+                  <pic:nvPicPr>
+                    <pic:cNvPr id="23" name="Picture 23"/>
+                    <pic:cNvPicPr/>
+                  </pic:nvPicPr>
+                  <pic:blipFill>
+                    <a:blip r:embed="rId22" cstate="print">
+                      <a:extLst>
+                        <a:ext uri="{28A0092B-C50C-407E-A947-70E740481C1C}">
+                          <a14:useLocalDpi xmlns:a14="http://schemas.microsoft.com/office/drawing/2010/main" val="0"/>
+                        </a:ext>
+                      </a:extLst>
+                    </a:blip>
+                    <a:stretch>
+                      <a:fillRect/>
+                    </a:stretch>
+                  </pic:blipFill>
+                  <pic:spPr>
+                    <a:xfrm>
+                      <a:off x="0" y="0"/>
+                      <a:ext cx="6120130" cy="4196715"/>
+                    </a:xfrm>
+                    <a:prstGeom prst="rect">
+                      <a:avLst/>
+                    </a:prstGeom>
+                  </pic:spPr>
+                </pic:pic>
+              </a:graphicData>
+            </a:graphic>
+          </wp:inline>
+        </w:drawing>
+      </w:r>
+    </w:p>
+    <w:p>
+      <w:pPr>
         <w:pStyle w:val="Heading2"/>
       </w:pPr>
-      <w:bookmarkStart w:id="20" w:name="_Toc69494562"/>
-      <w:r>
-        <w:rPr>
-          <w:highlight w:val="yellow"/>
-        </w:rPr>
+      <w:bookmarkStart w:id="20" w:name="_Toc69500037"/>
+      <w:r>
         <w:t>Клиент</w:t>
       </w:r>
       <w:bookmarkEnd w:id="20"/>
     </w:p>
     <w:p>
       <w:r>
-        <w:lastRenderedPageBreak/>
         <w:tab/>
       </w:r>
       <w:r>
@@ -14260,6 +14381,7 @@
         </w:numPr>
       </w:pPr>
       <w:r>
+        <w:lastRenderedPageBreak/>
         <w:t xml:space="preserve">Классы-утилиты (6 </w:t>
       </w:r>
       <w:proofErr w:type="spellStart"/>
@@ -14310,6 +14432,14 @@
       </w:r>
     </w:p>
     <w:p>
+      <w:r>
+        <w:t>Диаграмма классов представлена на рисунке ниже</w:t>
+      </w:r>
+      <w:r>
+        <w:t>:</w:t>
+      </w:r>
+    </w:p>
+    <w:p>
       <w:pPr>
         <w:jc w:val="center"/>
         <w:rPr>
@@ -14321,7 +14451,6 @@
           <w:noProof/>
           <w:lang w:val="en-US"/>
         </w:rPr>
-        <w:lastRenderedPageBreak/>
         <w:drawing>
           <wp:inline distT="0" distB="0" distL="0" distR="0" wp14:anchorId="3701CBC4" wp14:editId="1871C26E">
             <wp:extent cx="5475889" cy="4529909"/>
@@ -14338,7 +14467,7 @@
                     <pic:cNvPicPr/>
                   </pic:nvPicPr>
                   <pic:blipFill>
-                    <a:blip r:embed="rId22" cstate="print">
+                    <a:blip r:embed="rId23" cstate="print">
                       <a:extLst>
                         <a:ext uri="{28A0092B-C50C-407E-A947-70E740481C1C}">
                           <a14:useLocalDpi xmlns:a14="http://schemas.microsoft.com/office/drawing/2010/main" val="0"/>
@@ -14387,47 +14516,1124 @@
     </w:p>
     <w:p>
       <w:pPr>
-        <w:rPr>
-          <w:lang w:val="en-US"/>
-        </w:rPr>
+        <w:pStyle w:val="ListParagraph"/>
+        <w:numPr>
+          <w:ilvl w:val="0"/>
+          <w:numId w:val="26"/>
+        </w:numPr>
       </w:pPr>
       <w:proofErr w:type="spellStart"/>
       <w:r>
         <w:rPr>
           <w:lang w:val="en-US"/>
         </w:rPr>
-        <w:t>Jiojifdbijfjibfdjibijfdb</w:t>
+        <w:t>HTTPRequest</w:t>
       </w:r>
       <w:proofErr w:type="spellEnd"/>
-    </w:p>
-    <w:p>
-      <w:pPr>
-        <w:rPr>
-          <w:lang w:val="en-US"/>
-        </w:rPr>
+      <w:r>
+        <w:t xml:space="preserve"> – класс со статическими методами для </w:t>
+      </w:r>
+      <w:r>
+        <w:rPr>
+          <w:lang w:val="en-US"/>
+        </w:rPr>
+        <w:t>http</w:t>
+      </w:r>
+      <w:r>
+        <w:t>-</w:t>
+      </w:r>
+      <w:r>
+        <w:t>запросов (</w:t>
+      </w:r>
+      <w:r>
+        <w:rPr>
+          <w:lang w:val="en-US"/>
+        </w:rPr>
+        <w:t>GET</w:t>
+      </w:r>
+      <w:r>
+        <w:t xml:space="preserve">, </w:t>
+      </w:r>
+      <w:r>
+        <w:rPr>
+          <w:lang w:val="en-US"/>
+        </w:rPr>
+        <w:t>POST</w:t>
+      </w:r>
+      <w:r>
+        <w:t xml:space="preserve">, </w:t>
+      </w:r>
+      <w:r>
+        <w:rPr>
+          <w:lang w:val="en-US"/>
+        </w:rPr>
+        <w:t>DELETE</w:t>
+      </w:r>
+      <w:r>
+        <w:t xml:space="preserve">, </w:t>
+      </w:r>
+      <w:r>
+        <w:rPr>
+          <w:lang w:val="en-US"/>
+        </w:rPr>
+        <w:t>PUT</w:t>
+      </w:r>
+      <w:r>
+        <w:t>);</w:t>
+      </w:r>
+    </w:p>
+    <w:p>
+      <w:pPr>
+        <w:pStyle w:val="ListParagraph"/>
+        <w:numPr>
+          <w:ilvl w:val="0"/>
+          <w:numId w:val="26"/>
+        </w:numPr>
       </w:pPr>
       <w:proofErr w:type="spellStart"/>
       <w:r>
         <w:rPr>
           <w:lang w:val="en-US"/>
         </w:rPr>
-        <w:t>fdbdfbdfbdfbfdbdfb</w:t>
+        <w:t>SuperAPI</w:t>
       </w:r>
       <w:proofErr w:type="spellEnd"/>
-    </w:p>
-    <w:p>
-      <w:pPr>
-        <w:rPr>
-          <w:lang w:val="en-US"/>
-        </w:rPr>
-      </w:pPr>
-    </w:p>
-    <w:p>
-      <w:pPr>
-        <w:rPr>
-          <w:lang w:val="en-US"/>
-        </w:rPr>
-      </w:pPr>
+      <w:r>
+        <w:t xml:space="preserve"> – </w:t>
+      </w:r>
+      <w:r>
+        <w:t xml:space="preserve">интерфейс с методами </w:t>
+      </w:r>
+      <w:r>
+        <w:rPr>
+          <w:lang w:val="en-US"/>
+        </w:rPr>
+        <w:t>API</w:t>
+      </w:r>
+      <w:r>
+        <w:t xml:space="preserve">, </w:t>
+      </w:r>
+      <w:r>
+        <w:t>через которые клиент получает данные от сервера</w:t>
+      </w:r>
+      <w:r>
+        <w:t>;</w:t>
+      </w:r>
+    </w:p>
+    <w:p>
+      <w:pPr>
+        <w:pStyle w:val="ListParagraph"/>
+        <w:numPr>
+          <w:ilvl w:val="0"/>
+          <w:numId w:val="26"/>
+        </w:numPr>
+      </w:pPr>
+      <w:proofErr w:type="spellStart"/>
+      <w:r>
+        <w:rPr>
+          <w:lang w:val="en-US"/>
+        </w:rPr>
+        <w:t>MyAPI</w:t>
+      </w:r>
+      <w:proofErr w:type="spellEnd"/>
+      <w:r>
+        <w:t xml:space="preserve"> – </w:t>
+      </w:r>
+      <w:r>
+        <w:t xml:space="preserve">класс с реализацией методов интерфейса </w:t>
+      </w:r>
+      <w:proofErr w:type="spellStart"/>
+      <w:r>
+        <w:rPr>
+          <w:lang w:val="en-US"/>
+        </w:rPr>
+        <w:t>SuperAPI</w:t>
+      </w:r>
+      <w:proofErr w:type="spellEnd"/>
+      <w:r>
+        <w:t>;</w:t>
+      </w:r>
+    </w:p>
+    <w:p>
+      <w:pPr>
+        <w:pStyle w:val="ListParagraph"/>
+        <w:numPr>
+          <w:ilvl w:val="0"/>
+          <w:numId w:val="26"/>
+        </w:numPr>
+      </w:pPr>
+      <w:proofErr w:type="spellStart"/>
+      <w:r>
+        <w:lastRenderedPageBreak/>
+        <w:t>AboutMeController</w:t>
+      </w:r>
+      <w:proofErr w:type="spellEnd"/>
+      <w:r>
+        <w:t xml:space="preserve"> – </w:t>
+      </w:r>
+      <w:r>
+        <w:t>к</w:t>
+      </w:r>
+      <w:r>
+        <w:t xml:space="preserve">онтроллер-обработчик окна </w:t>
+      </w:r>
+      <w:r>
+        <w:t>«</w:t>
+      </w:r>
+      <w:r>
+        <w:t>О программе/об авторе</w:t>
+      </w:r>
+      <w:r>
+        <w:t>»</w:t>
+      </w:r>
+      <w:r>
+        <w:t>;</w:t>
+      </w:r>
+    </w:p>
+    <w:p>
+      <w:pPr>
+        <w:pStyle w:val="ListParagraph"/>
+        <w:numPr>
+          <w:ilvl w:val="0"/>
+          <w:numId w:val="26"/>
+        </w:numPr>
+      </w:pPr>
+      <w:proofErr w:type="spellStart"/>
+      <w:r>
+        <w:t>ConnectionErrorController</w:t>
+      </w:r>
+      <w:proofErr w:type="spellEnd"/>
+      <w:r>
+        <w:t xml:space="preserve"> – </w:t>
+      </w:r>
+      <w:r>
+        <w:t>к</w:t>
+      </w:r>
+      <w:r>
+        <w:t>онтроллер, возникающий при ошибке подключения к серверу или получения от него пустого ответа</w:t>
+      </w:r>
+      <w:r>
+        <w:t>;</w:t>
+      </w:r>
+    </w:p>
+    <w:p>
+      <w:pPr>
+        <w:pStyle w:val="ListParagraph"/>
+        <w:numPr>
+          <w:ilvl w:val="0"/>
+          <w:numId w:val="26"/>
+        </w:numPr>
+      </w:pPr>
+      <w:proofErr w:type="spellStart"/>
+      <w:r>
+        <w:t>CreateNewRoomController</w:t>
+      </w:r>
+      <w:proofErr w:type="spellEnd"/>
+      <w:r>
+        <w:t xml:space="preserve"> – </w:t>
+      </w:r>
+      <w:r>
+        <w:t>к</w:t>
+      </w:r>
+      <w:r>
+        <w:t>онтроллер-обработчик создания новой чат-комнаты</w:t>
+      </w:r>
+      <w:r>
+        <w:t>;</w:t>
+      </w:r>
+    </w:p>
+    <w:p>
+      <w:pPr>
+        <w:pStyle w:val="ListParagraph"/>
+        <w:numPr>
+          <w:ilvl w:val="0"/>
+          <w:numId w:val="26"/>
+        </w:numPr>
+      </w:pPr>
+      <w:proofErr w:type="spellStart"/>
+      <w:r>
+        <w:t>ForgotPasswordController</w:t>
+      </w:r>
+      <w:proofErr w:type="spellEnd"/>
+      <w:r>
+        <w:t xml:space="preserve"> – </w:t>
+      </w:r>
+      <w:r>
+        <w:t>к</w:t>
+      </w:r>
+      <w:r>
+        <w:t>онтроллер-обработчик формы восстановления пароля</w:t>
+      </w:r>
+      <w:r>
+        <w:t>;</w:t>
+      </w:r>
+    </w:p>
+    <w:p>
+      <w:pPr>
+        <w:pStyle w:val="ListParagraph"/>
+        <w:numPr>
+          <w:ilvl w:val="0"/>
+          <w:numId w:val="26"/>
+        </w:numPr>
+      </w:pPr>
+      <w:proofErr w:type="spellStart"/>
+      <w:r>
+        <w:t>LoginController</w:t>
+      </w:r>
+      <w:proofErr w:type="spellEnd"/>
+      <w:r>
+        <w:t xml:space="preserve"> – </w:t>
+      </w:r>
+      <w:r>
+        <w:t>к</w:t>
+      </w:r>
+      <w:r>
+        <w:t>онтроллер-обработчик формы авторизации</w:t>
+      </w:r>
+      <w:r>
+        <w:t>;</w:t>
+      </w:r>
+    </w:p>
+    <w:p>
+      <w:pPr>
+        <w:pStyle w:val="ListParagraph"/>
+        <w:numPr>
+          <w:ilvl w:val="0"/>
+          <w:numId w:val="26"/>
+        </w:numPr>
+      </w:pPr>
+      <w:proofErr w:type="spellStart"/>
+      <w:r>
+        <w:t>MainChatController</w:t>
+      </w:r>
+      <w:proofErr w:type="spellEnd"/>
+      <w:r>
+        <w:t xml:space="preserve"> – </w:t>
+      </w:r>
+      <w:r>
+        <w:t>к</w:t>
+      </w:r>
+      <w:r>
+        <w:t>онтроллер-обработчик главного окна чата</w:t>
+      </w:r>
+      <w:r>
+        <w:t xml:space="preserve"> программы</w:t>
+      </w:r>
+      <w:r>
+        <w:t>;</w:t>
+      </w:r>
+    </w:p>
+    <w:p>
+      <w:pPr>
+        <w:pStyle w:val="ListParagraph"/>
+        <w:numPr>
+          <w:ilvl w:val="0"/>
+          <w:numId w:val="26"/>
+        </w:numPr>
+      </w:pPr>
+      <w:proofErr w:type="spellStart"/>
+      <w:r>
+        <w:t>RegistrationController</w:t>
+      </w:r>
+      <w:proofErr w:type="spellEnd"/>
+      <w:r>
+        <w:t xml:space="preserve"> – </w:t>
+      </w:r>
+      <w:r>
+        <w:t>к</w:t>
+      </w:r>
+      <w:r>
+        <w:t>онтроллер-обработчик регистрации пользователя</w:t>
+      </w:r>
+      <w:r>
+        <w:t>;</w:t>
+      </w:r>
+    </w:p>
+    <w:p>
+      <w:pPr>
+        <w:pStyle w:val="ListParagraph"/>
+        <w:numPr>
+          <w:ilvl w:val="0"/>
+          <w:numId w:val="26"/>
+        </w:numPr>
+      </w:pPr>
+      <w:proofErr w:type="spellStart"/>
+      <w:r>
+        <w:t>RootLayoutController</w:t>
+      </w:r>
+      <w:proofErr w:type="spellEnd"/>
+      <w:r>
+        <w:t xml:space="preserve"> –</w:t>
+      </w:r>
+      <w:r>
+        <w:t xml:space="preserve"> б</w:t>
+      </w:r>
+      <w:r>
+        <w:t>азовый контроллер</w:t>
+      </w:r>
+      <w:r>
+        <w:t xml:space="preserve"> </w:t>
+      </w:r>
+      <w:r>
+        <w:t>фонового окна приложения</w:t>
+      </w:r>
+      <w:r>
+        <w:t>;</w:t>
+      </w:r>
+    </w:p>
+    <w:p>
+      <w:pPr>
+        <w:pStyle w:val="ListParagraph"/>
+        <w:numPr>
+          <w:ilvl w:val="0"/>
+          <w:numId w:val="26"/>
+        </w:numPr>
+      </w:pPr>
+      <w:proofErr w:type="spellStart"/>
+      <w:r>
+        <w:t>ShowChatUsersController</w:t>
+      </w:r>
+      <w:proofErr w:type="spellEnd"/>
+      <w:r>
+        <w:t xml:space="preserve"> –</w:t>
+      </w:r>
+      <w:r>
+        <w:t xml:space="preserve"> </w:t>
+      </w:r>
+      <w:r>
+        <w:t>контроллер-обработчик окна с информацией о выбранном диалоге</w:t>
+      </w:r>
+      <w:r>
+        <w:t>;</w:t>
+      </w:r>
+    </w:p>
+    <w:p>
+      <w:pPr>
+        <w:pStyle w:val="ListParagraph"/>
+        <w:numPr>
+          <w:ilvl w:val="0"/>
+          <w:numId w:val="26"/>
+        </w:numPr>
+      </w:pPr>
+      <w:proofErr w:type="spellStart"/>
+      <w:r>
+        <w:t>SuccessActionController</w:t>
+      </w:r>
+      <w:proofErr w:type="spellEnd"/>
+      <w:r>
+        <w:t xml:space="preserve"> –</w:t>
+      </w:r>
+      <w:r>
+        <w:t xml:space="preserve"> </w:t>
+      </w:r>
+      <w:r>
+        <w:t>к</w:t>
+      </w:r>
+      <w:r>
+        <w:t>онтроллер-обработчик успешной операции пользователя</w:t>
+      </w:r>
+      <w:r>
+        <w:t>;</w:t>
+      </w:r>
+    </w:p>
+    <w:p>
+      <w:pPr>
+        <w:pStyle w:val="ListParagraph"/>
+        <w:numPr>
+          <w:ilvl w:val="0"/>
+          <w:numId w:val="26"/>
+        </w:numPr>
+      </w:pPr>
+      <w:proofErr w:type="spellStart"/>
+      <w:r>
+        <w:t>SuperFullController</w:t>
+      </w:r>
+      <w:proofErr w:type="spellEnd"/>
+      <w:r>
+        <w:t xml:space="preserve"> – </w:t>
+      </w:r>
+      <w:r>
+        <w:t>абстрактный к</w:t>
+      </w:r>
+      <w:r>
+        <w:t xml:space="preserve">ласс, от которого наследуются все контроллеры, </w:t>
+      </w:r>
+      <w:r>
+        <w:rPr>
+          <w:lang w:val="en-US"/>
+        </w:rPr>
+        <w:t>layout</w:t>
+      </w:r>
+      <w:r>
+        <w:t xml:space="preserve"> которых открывается на всё окно</w:t>
+      </w:r>
+      <w:r>
+        <w:t>;</w:t>
+      </w:r>
+    </w:p>
+    <w:p>
+      <w:pPr>
+        <w:pStyle w:val="ListParagraph"/>
+        <w:numPr>
+          <w:ilvl w:val="0"/>
+          <w:numId w:val="26"/>
+        </w:numPr>
+      </w:pPr>
+      <w:proofErr w:type="spellStart"/>
+      <w:r>
+        <w:t>SuperPartController</w:t>
+      </w:r>
+      <w:proofErr w:type="spellEnd"/>
+      <w:r>
+        <w:t xml:space="preserve"> – абстрактный к</w:t>
+      </w:r>
+      <w:r>
+        <w:t xml:space="preserve">ласс, от которого наследуются все контроллеры, </w:t>
+      </w:r>
+      <w:proofErr w:type="spellStart"/>
+      <w:r>
+        <w:t>layout</w:t>
+      </w:r>
+      <w:proofErr w:type="spellEnd"/>
+      <w:r>
+        <w:t xml:space="preserve"> которых открывается поверх основного окна</w:t>
+      </w:r>
+      <w:r>
+        <w:t>;</w:t>
+      </w:r>
+    </w:p>
+    <w:p>
+      <w:pPr>
+        <w:pStyle w:val="ListParagraph"/>
+        <w:numPr>
+          <w:ilvl w:val="0"/>
+          <w:numId w:val="26"/>
+        </w:numPr>
+      </w:pPr>
+      <w:proofErr w:type="spellStart"/>
+      <w:r>
+        <w:t>EmptyAPIResponseException</w:t>
+      </w:r>
+      <w:proofErr w:type="spellEnd"/>
+      <w:r>
+        <w:t xml:space="preserve"> – </w:t>
+      </w:r>
+      <w:r>
+        <w:t>о</w:t>
+      </w:r>
+      <w:r>
+        <w:t>шибка,</w:t>
+      </w:r>
+      <w:r>
+        <w:t xml:space="preserve"> </w:t>
+      </w:r>
+      <w:r>
+        <w:t xml:space="preserve">которая возникает </w:t>
+      </w:r>
+      <w:r>
+        <w:t xml:space="preserve">при пустом ответе со стороны сервера или если </w:t>
+      </w:r>
+      <w:r>
+        <w:t>на устройстве отсутствует подключение к сети интернет</w:t>
+      </w:r>
+      <w:r>
+        <w:t>;</w:t>
+      </w:r>
+    </w:p>
+    <w:p>
+      <w:pPr>
+        <w:pStyle w:val="ListParagraph"/>
+        <w:numPr>
+          <w:ilvl w:val="0"/>
+          <w:numId w:val="26"/>
+        </w:numPr>
+      </w:pPr>
+      <w:proofErr w:type="spellStart"/>
+      <w:r>
+        <w:t>FalseServerFlagException</w:t>
+      </w:r>
+      <w:proofErr w:type="spellEnd"/>
+      <w:r>
+        <w:t xml:space="preserve"> – ошибка</w:t>
+      </w:r>
+      <w:r>
+        <w:t xml:space="preserve">, </w:t>
+      </w:r>
+      <w:r>
+        <w:t xml:space="preserve">возникающая при отрицательном </w:t>
+      </w:r>
+      <w:r>
+        <w:t>ответ</w:t>
+      </w:r>
+      <w:r>
+        <w:t>е</w:t>
+      </w:r>
+      <w:r>
+        <w:t xml:space="preserve"> от сервера</w:t>
+      </w:r>
+      <w:r>
+        <w:t xml:space="preserve"> (когда флаг </w:t>
+      </w:r>
+      <w:r>
+        <w:rPr>
+          <w:lang w:val="en-US"/>
+        </w:rPr>
+        <w:t>result</w:t>
+      </w:r>
+      <w:r>
+        <w:t xml:space="preserve"> </w:t>
+      </w:r>
+      <w:r>
+        <w:t xml:space="preserve">равен </w:t>
+      </w:r>
+      <w:r>
+        <w:rPr>
+          <w:lang w:val="en-US"/>
+        </w:rPr>
+        <w:t>false</w:t>
+      </w:r>
+      <w:r>
+        <w:t>);</w:t>
+      </w:r>
+    </w:p>
+    <w:p>
+      <w:pPr>
+        <w:pStyle w:val="ListParagraph"/>
+        <w:numPr>
+          <w:ilvl w:val="0"/>
+          <w:numId w:val="26"/>
+        </w:numPr>
+      </w:pPr>
+      <w:proofErr w:type="spellStart"/>
+      <w:r>
+        <w:lastRenderedPageBreak/>
+        <w:t>LongPollListenerException</w:t>
+      </w:r>
+      <w:proofErr w:type="spellEnd"/>
+      <w:r>
+        <w:t xml:space="preserve"> – </w:t>
+      </w:r>
+      <w:r>
+        <w:t>о</w:t>
+      </w:r>
+      <w:r>
+        <w:t xml:space="preserve">шибка </w:t>
+      </w:r>
+      <w:proofErr w:type="spellStart"/>
+      <w:r>
+        <w:t>прослушки</w:t>
+      </w:r>
+      <w:proofErr w:type="spellEnd"/>
+      <w:r>
+        <w:t xml:space="preserve"> </w:t>
+      </w:r>
+      <w:r>
+        <w:t xml:space="preserve">текущего </w:t>
+      </w:r>
+      <w:proofErr w:type="spellStart"/>
+      <w:r>
+        <w:t>лонгпула</w:t>
+      </w:r>
+      <w:proofErr w:type="spellEnd"/>
+      <w:r>
+        <w:t xml:space="preserve">. </w:t>
+      </w:r>
+      <w:r>
+        <w:t xml:space="preserve">При ее получении происходит получение нового адреса </w:t>
+      </w:r>
+      <w:proofErr w:type="spellStart"/>
+      <w:r>
+        <w:t>лонгпула</w:t>
+      </w:r>
+      <w:proofErr w:type="spellEnd"/>
+      <w:r>
+        <w:t>;</w:t>
+      </w:r>
+    </w:p>
+    <w:p>
+      <w:pPr>
+        <w:pStyle w:val="ListParagraph"/>
+        <w:numPr>
+          <w:ilvl w:val="0"/>
+          <w:numId w:val="26"/>
+        </w:numPr>
+      </w:pPr>
+      <w:proofErr w:type="spellStart"/>
+      <w:r>
+        <w:t>RoomNotFoundException</w:t>
+      </w:r>
+      <w:proofErr w:type="spellEnd"/>
+      <w:r>
+        <w:t xml:space="preserve"> – </w:t>
+      </w:r>
+      <w:r>
+        <w:t>о</w:t>
+      </w:r>
+      <w:r>
+        <w:t>шибка,</w:t>
+      </w:r>
+      <w:r>
+        <w:t xml:space="preserve"> </w:t>
+      </w:r>
+      <w:r>
+        <w:t>если комната не найдена</w:t>
+      </w:r>
+      <w:r>
+        <w:t>;</w:t>
+      </w:r>
+    </w:p>
+    <w:p>
+      <w:pPr>
+        <w:pStyle w:val="ListParagraph"/>
+        <w:numPr>
+          <w:ilvl w:val="0"/>
+          <w:numId w:val="26"/>
+        </w:numPr>
+      </w:pPr>
+      <w:r>
+        <w:rPr>
+          <w:lang w:val="en-US"/>
+        </w:rPr>
+        <w:t xml:space="preserve">Message – </w:t>
+      </w:r>
+      <w:r>
+        <w:t>модель-сущность сообщения</w:t>
+      </w:r>
+      <w:r>
+        <w:rPr>
+          <w:lang w:val="en-US"/>
+        </w:rPr>
+        <w:t>;</w:t>
+      </w:r>
+    </w:p>
+    <w:p>
+      <w:pPr>
+        <w:pStyle w:val="ListParagraph"/>
+        <w:numPr>
+          <w:ilvl w:val="0"/>
+          <w:numId w:val="26"/>
+        </w:numPr>
+      </w:pPr>
+      <w:r>
+        <w:rPr>
+          <w:lang w:val="en-US"/>
+        </w:rPr>
+        <w:t xml:space="preserve">Room – </w:t>
+      </w:r>
+      <w:r>
+        <w:t>модель-сущность комнаты</w:t>
+      </w:r>
+      <w:r>
+        <w:rPr>
+          <w:lang w:val="en-US"/>
+        </w:rPr>
+        <w:t>;</w:t>
+      </w:r>
+    </w:p>
+    <w:p>
+      <w:pPr>
+        <w:pStyle w:val="ListParagraph"/>
+        <w:numPr>
+          <w:ilvl w:val="0"/>
+          <w:numId w:val="26"/>
+        </w:numPr>
+      </w:pPr>
+      <w:r>
+        <w:rPr>
+          <w:lang w:val="en-US"/>
+        </w:rPr>
+        <w:t xml:space="preserve">User – </w:t>
+      </w:r>
+      <w:r>
+        <w:t>модель-сущность пользователя</w:t>
+      </w:r>
+      <w:r>
+        <w:rPr>
+          <w:lang w:val="en-US"/>
+        </w:rPr>
+        <w:t>;</w:t>
+      </w:r>
+    </w:p>
+    <w:p>
+      <w:pPr>
+        <w:pStyle w:val="ListParagraph"/>
+        <w:numPr>
+          <w:ilvl w:val="0"/>
+          <w:numId w:val="26"/>
+        </w:numPr>
+      </w:pPr>
+      <w:proofErr w:type="spellStart"/>
+      <w:r>
+        <w:t>CheckInternetRunnable</w:t>
+      </w:r>
+      <w:proofErr w:type="spellEnd"/>
+      <w:r>
+        <w:t xml:space="preserve"> – </w:t>
+      </w:r>
+      <w:r>
+        <w:t>о</w:t>
+      </w:r>
+      <w:r>
+        <w:t xml:space="preserve">тдельный поток для проверки </w:t>
+      </w:r>
+      <w:proofErr w:type="spellStart"/>
+      <w:r>
+        <w:t>интернет-соединения</w:t>
+      </w:r>
+      <w:proofErr w:type="spellEnd"/>
+      <w:r>
+        <w:t>;</w:t>
+      </w:r>
+    </w:p>
+    <w:p>
+      <w:pPr>
+        <w:pStyle w:val="ListParagraph"/>
+        <w:numPr>
+          <w:ilvl w:val="0"/>
+          <w:numId w:val="26"/>
+        </w:numPr>
+      </w:pPr>
+      <w:proofErr w:type="spellStart"/>
+      <w:r>
+        <w:t>LongPollRunnable</w:t>
+      </w:r>
+      <w:proofErr w:type="spellEnd"/>
+      <w:r>
+        <w:t xml:space="preserve"> – </w:t>
+      </w:r>
+      <w:r>
+        <w:t>о</w:t>
+      </w:r>
+      <w:r>
+        <w:t xml:space="preserve">тдельный поток для получения сообщений через логику </w:t>
+      </w:r>
+      <w:proofErr w:type="spellStart"/>
+      <w:r>
+        <w:t>лонгпулинга</w:t>
+      </w:r>
+      <w:proofErr w:type="spellEnd"/>
+      <w:r>
+        <w:t>;</w:t>
+      </w:r>
+    </w:p>
+    <w:p>
+      <w:pPr>
+        <w:pStyle w:val="ListParagraph"/>
+        <w:numPr>
+          <w:ilvl w:val="0"/>
+          <w:numId w:val="26"/>
+        </w:numPr>
+      </w:pPr>
+      <w:proofErr w:type="spellStart"/>
+      <w:r>
+        <w:t>RunnableManager</w:t>
+      </w:r>
+      <w:proofErr w:type="spellEnd"/>
+      <w:r>
+        <w:t xml:space="preserve"> – </w:t>
+      </w:r>
+      <w:r>
+        <w:t>к</w:t>
+      </w:r>
+      <w:r>
+        <w:t xml:space="preserve">ласс для менеджмента потоков </w:t>
+      </w:r>
+      <w:proofErr w:type="spellStart"/>
+      <w:r>
+        <w:rPr>
+          <w:lang w:val="en-US"/>
+        </w:rPr>
+        <w:t>LongPollRunnable</w:t>
+      </w:r>
+      <w:proofErr w:type="spellEnd"/>
+      <w:r>
+        <w:t xml:space="preserve"> и </w:t>
+      </w:r>
+      <w:proofErr w:type="spellStart"/>
+      <w:r>
+        <w:rPr>
+          <w:lang w:val="en-US"/>
+        </w:rPr>
+        <w:t>CheckInternetRunnable</w:t>
+      </w:r>
+      <w:proofErr w:type="spellEnd"/>
+      <w:r>
+        <w:t>;</w:t>
+      </w:r>
+    </w:p>
+    <w:p>
+      <w:pPr>
+        <w:pStyle w:val="ListParagraph"/>
+        <w:numPr>
+          <w:ilvl w:val="0"/>
+          <w:numId w:val="26"/>
+        </w:numPr>
+      </w:pPr>
+      <w:proofErr w:type="spellStart"/>
+      <w:r>
+        <w:t>AuthUtil</w:t>
+      </w:r>
+      <w:proofErr w:type="spellEnd"/>
+      <w:r>
+        <w:t xml:space="preserve"> – </w:t>
+      </w:r>
+      <w:r>
+        <w:t>к</w:t>
+      </w:r>
+      <w:r>
+        <w:t xml:space="preserve">ласс для работы с </w:t>
+      </w:r>
+      <w:proofErr w:type="spellStart"/>
+      <w:r>
+        <w:t>автоавторизацией</w:t>
+      </w:r>
+      <w:proofErr w:type="spellEnd"/>
+      <w:r>
+        <w:t>;</w:t>
+      </w:r>
+    </w:p>
+    <w:p>
+      <w:pPr>
+        <w:pStyle w:val="ListParagraph"/>
+        <w:numPr>
+          <w:ilvl w:val="0"/>
+          <w:numId w:val="26"/>
+        </w:numPr>
+      </w:pPr>
+      <w:proofErr w:type="spellStart"/>
+      <w:r>
+        <w:t>FileProcessingUtil</w:t>
+      </w:r>
+      <w:proofErr w:type="spellEnd"/>
+      <w:r>
+        <w:t xml:space="preserve"> – </w:t>
+      </w:r>
+      <w:r>
+        <w:t>класс для работы с файлами</w:t>
+      </w:r>
+      <w:r>
+        <w:t>;</w:t>
+      </w:r>
+    </w:p>
+    <w:p>
+      <w:pPr>
+        <w:pStyle w:val="ListParagraph"/>
+        <w:numPr>
+          <w:ilvl w:val="0"/>
+          <w:numId w:val="26"/>
+        </w:numPr>
+      </w:pPr>
+      <w:proofErr w:type="spellStart"/>
+      <w:r>
+        <w:t>MyMenuActionUtil</w:t>
+      </w:r>
+      <w:proofErr w:type="spellEnd"/>
+      <w:r>
+        <w:t xml:space="preserve"> – </w:t>
+      </w:r>
+      <w:r>
+        <w:t>к</w:t>
+      </w:r>
+      <w:r>
+        <w:t xml:space="preserve">ласс для обработки нажатия на </w:t>
+      </w:r>
+      <w:proofErr w:type="spellStart"/>
+      <w:r>
+        <w:t>Menu</w:t>
+      </w:r>
+      <w:proofErr w:type="spellEnd"/>
+      <w:r>
+        <w:t xml:space="preserve"> без </w:t>
+      </w:r>
+      <w:proofErr w:type="spellStart"/>
+      <w:r>
+        <w:t>Menuitem'ов</w:t>
+      </w:r>
+      <w:proofErr w:type="spellEnd"/>
+      <w:r>
+        <w:t>;</w:t>
+      </w:r>
+    </w:p>
+    <w:p>
+      <w:pPr>
+        <w:pStyle w:val="ListParagraph"/>
+        <w:numPr>
+          <w:ilvl w:val="0"/>
+          <w:numId w:val="26"/>
+        </w:numPr>
+      </w:pPr>
+      <w:r>
+        <w:t>String2HashUtil</w:t>
+      </w:r>
+      <w:r>
+        <w:t xml:space="preserve"> – </w:t>
+      </w:r>
+      <w:r>
+        <w:t>к</w:t>
+      </w:r>
+      <w:r>
+        <w:t xml:space="preserve">ласс для хеширования данных в </w:t>
+      </w:r>
+      <w:r>
+        <w:rPr>
+          <w:lang w:val="en-US"/>
+        </w:rPr>
+        <w:t>SHA</w:t>
+      </w:r>
+      <w:r>
+        <w:t>-256</w:t>
+      </w:r>
+      <w:r>
+        <w:t>;</w:t>
+      </w:r>
+    </w:p>
+    <w:p>
+      <w:pPr>
+        <w:pStyle w:val="ListParagraph"/>
+        <w:numPr>
+          <w:ilvl w:val="0"/>
+          <w:numId w:val="26"/>
+        </w:numPr>
+      </w:pPr>
+      <w:proofErr w:type="spellStart"/>
+      <w:r>
+        <w:t>UNIXTimeUtil</w:t>
+      </w:r>
+      <w:proofErr w:type="spellEnd"/>
+      <w:r>
+        <w:t xml:space="preserve"> – </w:t>
+      </w:r>
+      <w:r>
+        <w:t>к</w:t>
+      </w:r>
+      <w:r>
+        <w:t>ласс для работы с UNIX-временем</w:t>
+      </w:r>
+      <w:r>
+        <w:t>;</w:t>
+      </w:r>
+    </w:p>
+    <w:p>
+      <w:pPr>
+        <w:pStyle w:val="ListParagraph"/>
+        <w:numPr>
+          <w:ilvl w:val="0"/>
+          <w:numId w:val="26"/>
+        </w:numPr>
+      </w:pPr>
+      <w:proofErr w:type="spellStart"/>
+      <w:r>
+        <w:t>ValidatorsUtil</w:t>
+      </w:r>
+      <w:proofErr w:type="spellEnd"/>
+      <w:r>
+        <w:t xml:space="preserve"> – </w:t>
+      </w:r>
+      <w:r>
+        <w:t xml:space="preserve">класс </w:t>
+      </w:r>
+      <w:proofErr w:type="spellStart"/>
+      <w:r>
+        <w:t>валидации</w:t>
+      </w:r>
+      <w:proofErr w:type="spellEnd"/>
+      <w:r>
+        <w:t xml:space="preserve"> данных</w:t>
+      </w:r>
+      <w:r>
+        <w:t xml:space="preserve">, </w:t>
+      </w:r>
+      <w:r>
+        <w:t>вводимых пользователем</w:t>
+      </w:r>
+      <w:r>
+        <w:t>;</w:t>
+      </w:r>
+    </w:p>
+    <w:p>
+      <w:pPr>
+        <w:pStyle w:val="ListParagraph"/>
+        <w:numPr>
+          <w:ilvl w:val="0"/>
+          <w:numId w:val="26"/>
+        </w:numPr>
+      </w:pPr>
+      <w:r>
+        <w:rPr>
+          <w:lang w:val="en-US"/>
+        </w:rPr>
+        <w:t>App</w:t>
+      </w:r>
+      <w:r>
+        <w:t xml:space="preserve"> – </w:t>
+      </w:r>
+      <w:r>
+        <w:t>точка входа в программу</w:t>
+      </w:r>
+      <w:r>
+        <w:t xml:space="preserve">, </w:t>
+      </w:r>
+      <w:r>
+        <w:t>содержит логику перехода между окнами</w:t>
+      </w:r>
+      <w:r>
+        <w:t>.</w:t>
+      </w:r>
+    </w:p>
+    <w:p>
+      <w:pPr>
+        <w:rPr>
+          <w:lang w:val="en-US"/>
+        </w:rPr>
+      </w:pPr>
+      <w:r>
+        <w:rPr>
+          <w:noProof/>
+          <w:lang w:val="en-US"/>
+        </w:rPr>
+        <w:lastRenderedPageBreak/>
+        <w:drawing>
+          <wp:inline distT="0" distB="0" distL="0" distR="0" wp14:anchorId="79B8F6C8" wp14:editId="54845828">
+            <wp:extent cx="6120130" cy="5230495"/>
+            <wp:effectExtent l="0" t="0" r="1270" b="1905"/>
+            <wp:docPr id="22" name="Picture 22"/>
+            <wp:cNvGraphicFramePr>
+              <a:graphicFrameLocks xmlns:a="http://schemas.openxmlformats.org/drawingml/2006/main" noChangeAspect="1"/>
+            </wp:cNvGraphicFramePr>
+            <a:graphic xmlns:a="http://schemas.openxmlformats.org/drawingml/2006/main">
+              <a:graphicData uri="http://schemas.openxmlformats.org/drawingml/2006/picture">
+                <pic:pic xmlns:pic="http://schemas.openxmlformats.org/drawingml/2006/picture">
+                  <pic:nvPicPr>
+                    <pic:cNvPr id="22" name="Picture 22"/>
+                    <pic:cNvPicPr/>
+                  </pic:nvPicPr>
+                  <pic:blipFill>
+                    <a:blip r:embed="rId24" cstate="print">
+                      <a:extLst>
+                        <a:ext uri="{28A0092B-C50C-407E-A947-70E740481C1C}">
+                          <a14:useLocalDpi xmlns:a14="http://schemas.microsoft.com/office/drawing/2010/main" val="0"/>
+                        </a:ext>
+                      </a:extLst>
+                    </a:blip>
+                    <a:stretch>
+                      <a:fillRect/>
+                    </a:stretch>
+                  </pic:blipFill>
+                  <pic:spPr>
+                    <a:xfrm>
+                      <a:off x="0" y="0"/>
+                      <a:ext cx="6120130" cy="5230495"/>
+                    </a:xfrm>
+                    <a:prstGeom prst="rect">
+                      <a:avLst/>
+                    </a:prstGeom>
+                  </pic:spPr>
+                </pic:pic>
+              </a:graphicData>
+            </a:graphic>
+          </wp:inline>
+        </w:drawing>
+      </w:r>
     </w:p>
     <w:p>
       <w:pPr>
@@ -14450,7 +15656,7 @@
       <w:pPr>
         <w:pStyle w:val="Heading1"/>
       </w:pPr>
-      <w:bookmarkStart w:id="21" w:name="_Toc69494563"/>
+      <w:bookmarkStart w:id="21" w:name="_Toc69500038"/>
       <w:r>
         <w:rPr>
           <w:highlight w:val="red"/>
@@ -14502,7 +15708,7 @@
       <w:pPr>
         <w:pStyle w:val="Heading1"/>
       </w:pPr>
-      <w:bookmarkStart w:id="22" w:name="_Toc69494564"/>
+      <w:bookmarkStart w:id="22" w:name="_Toc69500039"/>
       <w:r>
         <w:rPr>
           <w:highlight w:val="red"/>
@@ -14580,7 +15786,7 @@
       <w:pPr>
         <w:pStyle w:val="Heading1"/>
       </w:pPr>
-      <w:bookmarkStart w:id="23" w:name="_Toc69494565"/>
+      <w:bookmarkStart w:id="23" w:name="_Toc69500040"/>
       <w:r>
         <w:lastRenderedPageBreak/>
         <w:t>ПРИЛОЖЕНИЯ</w:t>
@@ -14591,7 +15797,7 @@
       <w:pPr>
         <w:pStyle w:val="Heading2"/>
       </w:pPr>
-      <w:bookmarkStart w:id="24" w:name="_Toc69494566"/>
+      <w:bookmarkStart w:id="24" w:name="_Toc69500041"/>
       <w:r>
         <w:t>Приложение 1</w:t>
       </w:r>
@@ -14633,7 +15839,7 @@
       <w:pPr>
         <w:pStyle w:val="Heading2"/>
       </w:pPr>
-      <w:bookmarkStart w:id="25" w:name="_Toc69494567"/>
+      <w:bookmarkStart w:id="25" w:name="_Toc69500042"/>
       <w:r>
         <w:t xml:space="preserve">Приложение </w:t>
       </w:r>
@@ -14678,7 +15884,7 @@
     </w:p>
     <w:p/>
     <w:sectPr>
-      <w:footerReference w:type="default" r:id="rId23"/>
+      <w:footerReference w:type="default" r:id="rId25"/>
       <w:pgSz w:w="11906" w:h="16838"/>
       <w:pgMar w:top="1134" w:right="567" w:bottom="1134" w:left="1701" w:header="1134" w:footer="709" w:gutter="0"/>
       <w:cols w:space="708"/>
@@ -16232,6 +17438,119 @@
     </w:lvl>
   </w:abstractNum>
   <w:abstractNum w:abstractNumId="13" w15:restartNumberingAfterBreak="0">
+    <w:nsid w:val="345A157B"/>
+    <w:multiLevelType w:val="hybridMultilevel"/>
+    <w:tmpl w:val="8DDEE000"/>
+    <w:lvl w:ilvl="0" w:tplc="2B0CDC28">
+      <w:start w:val="1"/>
+      <w:numFmt w:val="bullet"/>
+      <w:lvlText w:val=""/>
+      <w:lvlJc w:val="left"/>
+      <w:pPr>
+        <w:ind w:left="720" w:hanging="360"/>
+      </w:pPr>
+      <w:rPr>
+        <w:rFonts w:ascii="Symbol" w:hAnsi="Symbol" w:hint="default"/>
+      </w:rPr>
+    </w:lvl>
+    <w:lvl w:ilvl="1" w:tplc="08090003" w:tentative="1">
+      <w:start w:val="1"/>
+      <w:numFmt w:val="bullet"/>
+      <w:lvlText w:val="o"/>
+      <w:lvlJc w:val="left"/>
+      <w:pPr>
+        <w:ind w:left="1440" w:hanging="360"/>
+      </w:pPr>
+      <w:rPr>
+        <w:rFonts w:ascii="Courier New" w:hAnsi="Courier New" w:cs="Courier New" w:hint="default"/>
+      </w:rPr>
+    </w:lvl>
+    <w:lvl w:ilvl="2" w:tplc="08090005" w:tentative="1">
+      <w:start w:val="1"/>
+      <w:numFmt w:val="bullet"/>
+      <w:lvlText w:val=""/>
+      <w:lvlJc w:val="left"/>
+      <w:pPr>
+        <w:ind w:left="2160" w:hanging="360"/>
+      </w:pPr>
+      <w:rPr>
+        <w:rFonts w:ascii="Wingdings" w:hAnsi="Wingdings" w:hint="default"/>
+      </w:rPr>
+    </w:lvl>
+    <w:lvl w:ilvl="3" w:tplc="08090001" w:tentative="1">
+      <w:start w:val="1"/>
+      <w:numFmt w:val="bullet"/>
+      <w:lvlText w:val=""/>
+      <w:lvlJc w:val="left"/>
+      <w:pPr>
+        <w:ind w:left="2880" w:hanging="360"/>
+      </w:pPr>
+      <w:rPr>
+        <w:rFonts w:ascii="Symbol" w:hAnsi="Symbol" w:hint="default"/>
+      </w:rPr>
+    </w:lvl>
+    <w:lvl w:ilvl="4" w:tplc="08090003" w:tentative="1">
+      <w:start w:val="1"/>
+      <w:numFmt w:val="bullet"/>
+      <w:lvlText w:val="o"/>
+      <w:lvlJc w:val="left"/>
+      <w:pPr>
+        <w:ind w:left="3600" w:hanging="360"/>
+      </w:pPr>
+      <w:rPr>
+        <w:rFonts w:ascii="Courier New" w:hAnsi="Courier New" w:cs="Courier New" w:hint="default"/>
+      </w:rPr>
+    </w:lvl>
+    <w:lvl w:ilvl="5" w:tplc="08090005" w:tentative="1">
+      <w:start w:val="1"/>
+      <w:numFmt w:val="bullet"/>
+      <w:lvlText w:val=""/>
+      <w:lvlJc w:val="left"/>
+      <w:pPr>
+        <w:ind w:left="4320" w:hanging="360"/>
+      </w:pPr>
+      <w:rPr>
+        <w:rFonts w:ascii="Wingdings" w:hAnsi="Wingdings" w:hint="default"/>
+      </w:rPr>
+    </w:lvl>
+    <w:lvl w:ilvl="6" w:tplc="08090001" w:tentative="1">
+      <w:start w:val="1"/>
+      <w:numFmt w:val="bullet"/>
+      <w:lvlText w:val=""/>
+      <w:lvlJc w:val="left"/>
+      <w:pPr>
+        <w:ind w:left="5040" w:hanging="360"/>
+      </w:pPr>
+      <w:rPr>
+        <w:rFonts w:ascii="Symbol" w:hAnsi="Symbol" w:hint="default"/>
+      </w:rPr>
+    </w:lvl>
+    <w:lvl w:ilvl="7" w:tplc="08090003" w:tentative="1">
+      <w:start w:val="1"/>
+      <w:numFmt w:val="bullet"/>
+      <w:lvlText w:val="o"/>
+      <w:lvlJc w:val="left"/>
+      <w:pPr>
+        <w:ind w:left="5760" w:hanging="360"/>
+      </w:pPr>
+      <w:rPr>
+        <w:rFonts w:ascii="Courier New" w:hAnsi="Courier New" w:cs="Courier New" w:hint="default"/>
+      </w:rPr>
+    </w:lvl>
+    <w:lvl w:ilvl="8" w:tplc="08090005" w:tentative="1">
+      <w:start w:val="1"/>
+      <w:numFmt w:val="bullet"/>
+      <w:lvlText w:val=""/>
+      <w:lvlJc w:val="left"/>
+      <w:pPr>
+        <w:ind w:left="6480" w:hanging="360"/>
+      </w:pPr>
+      <w:rPr>
+        <w:rFonts w:ascii="Wingdings" w:hAnsi="Wingdings" w:hint="default"/>
+      </w:rPr>
+    </w:lvl>
+  </w:abstractNum>
+  <w:abstractNum w:abstractNumId="14" w15:restartNumberingAfterBreak="0">
     <w:nsid w:val="3CA30118"/>
     <w:multiLevelType w:val="multilevel"/>
     <w:tmpl w:val="D230056C"/>
@@ -16344,7 +17663,7 @@
       </w:rPr>
     </w:lvl>
   </w:abstractNum>
-  <w:abstractNum w:abstractNumId="14" w15:restartNumberingAfterBreak="0">
+  <w:abstractNum w:abstractNumId="15" w15:restartNumberingAfterBreak="0">
     <w:nsid w:val="3F0979E8"/>
     <w:multiLevelType w:val="hybridMultilevel"/>
     <w:tmpl w:val="0EEE4158"/>
@@ -16457,7 +17776,7 @@
       </w:rPr>
     </w:lvl>
   </w:abstractNum>
-  <w:abstractNum w:abstractNumId="15" w15:restartNumberingAfterBreak="0">
+  <w:abstractNum w:abstractNumId="16" w15:restartNumberingAfterBreak="0">
     <w:nsid w:val="3F4C1149"/>
     <w:multiLevelType w:val="hybridMultilevel"/>
     <w:tmpl w:val="94B0A516"/>
@@ -16570,7 +17889,7 @@
       </w:rPr>
     </w:lvl>
   </w:abstractNum>
-  <w:abstractNum w:abstractNumId="16" w15:restartNumberingAfterBreak="0">
+  <w:abstractNum w:abstractNumId="17" w15:restartNumberingAfterBreak="0">
     <w:nsid w:val="3FA56E04"/>
     <w:multiLevelType w:val="hybridMultilevel"/>
     <w:tmpl w:val="A5202FBE"/>
@@ -16683,7 +18002,7 @@
       </w:rPr>
     </w:lvl>
   </w:abstractNum>
-  <w:abstractNum w:abstractNumId="17" w15:restartNumberingAfterBreak="0">
+  <w:abstractNum w:abstractNumId="18" w15:restartNumberingAfterBreak="0">
     <w:nsid w:val="427C58D6"/>
     <w:multiLevelType w:val="hybridMultilevel"/>
     <w:tmpl w:val="BC6A9DD0"/>
@@ -16796,7 +18115,7 @@
       </w:rPr>
     </w:lvl>
   </w:abstractNum>
-  <w:abstractNum w:abstractNumId="18" w15:restartNumberingAfterBreak="0">
+  <w:abstractNum w:abstractNumId="19" w15:restartNumberingAfterBreak="0">
     <w:nsid w:val="43B11233"/>
     <w:multiLevelType w:val="hybridMultilevel"/>
     <w:tmpl w:val="E7DC694C"/>
@@ -16909,7 +18228,7 @@
       </w:rPr>
     </w:lvl>
   </w:abstractNum>
-  <w:abstractNum w:abstractNumId="19" w15:restartNumberingAfterBreak="0">
+  <w:abstractNum w:abstractNumId="20" w15:restartNumberingAfterBreak="0">
     <w:nsid w:val="4D9B6ACD"/>
     <w:multiLevelType w:val="hybridMultilevel"/>
     <w:tmpl w:val="0C06A51C"/>
@@ -17022,7 +18341,7 @@
       </w:rPr>
     </w:lvl>
   </w:abstractNum>
-  <w:abstractNum w:abstractNumId="20" w15:restartNumberingAfterBreak="0">
+  <w:abstractNum w:abstractNumId="21" w15:restartNumberingAfterBreak="0">
     <w:nsid w:val="4E3A5342"/>
     <w:multiLevelType w:val="hybridMultilevel"/>
     <w:tmpl w:val="A64C4A7E"/>
@@ -17135,7 +18454,7 @@
       </w:rPr>
     </w:lvl>
   </w:abstractNum>
-  <w:abstractNum w:abstractNumId="21" w15:restartNumberingAfterBreak="0">
+  <w:abstractNum w:abstractNumId="22" w15:restartNumberingAfterBreak="0">
     <w:nsid w:val="5CBE31DF"/>
     <w:multiLevelType w:val="hybridMultilevel"/>
     <w:tmpl w:val="8EB8A6C0"/>
@@ -17248,7 +18567,7 @@
       </w:rPr>
     </w:lvl>
   </w:abstractNum>
-  <w:abstractNum w:abstractNumId="22" w15:restartNumberingAfterBreak="0">
+  <w:abstractNum w:abstractNumId="23" w15:restartNumberingAfterBreak="0">
     <w:nsid w:val="70595A84"/>
     <w:multiLevelType w:val="hybridMultilevel"/>
     <w:tmpl w:val="7B469C3C"/>
@@ -17361,7 +18680,7 @@
       </w:rPr>
     </w:lvl>
   </w:abstractNum>
-  <w:abstractNum w:abstractNumId="23" w15:restartNumberingAfterBreak="0">
+  <w:abstractNum w:abstractNumId="24" w15:restartNumberingAfterBreak="0">
     <w:nsid w:val="7D2B389C"/>
     <w:multiLevelType w:val="hybridMultilevel"/>
     <w:tmpl w:val="D1740022"/>
@@ -17474,7 +18793,7 @@
       </w:rPr>
     </w:lvl>
   </w:abstractNum>
-  <w:abstractNum w:abstractNumId="24" w15:restartNumberingAfterBreak="0">
+  <w:abstractNum w:abstractNumId="25" w15:restartNumberingAfterBreak="0">
     <w:nsid w:val="7D520B67"/>
     <w:multiLevelType w:val="multilevel"/>
     <w:tmpl w:val="D230056C"/>
@@ -17600,10 +18919,10 @@
     <w:abstractNumId w:val="0"/>
   </w:num>
   <w:num w:numId="5">
-    <w:abstractNumId w:val="23"/>
+    <w:abstractNumId w:val="24"/>
   </w:num>
   <w:num w:numId="6">
-    <w:abstractNumId w:val="17"/>
+    <w:abstractNumId w:val="18"/>
   </w:num>
   <w:num w:numId="7">
     <w:abstractNumId w:val="5"/>
@@ -17612,40 +18931,40 @@
     <w:abstractNumId w:val="6"/>
   </w:num>
   <w:num w:numId="9">
-    <w:abstractNumId w:val="19"/>
+    <w:abstractNumId w:val="20"/>
   </w:num>
   <w:num w:numId="10">
-    <w:abstractNumId w:val="24"/>
+    <w:abstractNumId w:val="25"/>
   </w:num>
   <w:num w:numId="11">
     <w:abstractNumId w:val="10"/>
   </w:num>
   <w:num w:numId="12">
-    <w:abstractNumId w:val="13"/>
+    <w:abstractNumId w:val="14"/>
   </w:num>
   <w:num w:numId="13">
-    <w:abstractNumId w:val="16"/>
+    <w:abstractNumId w:val="17"/>
   </w:num>
   <w:num w:numId="14">
     <w:abstractNumId w:val="9"/>
   </w:num>
   <w:num w:numId="15">
-    <w:abstractNumId w:val="22"/>
+    <w:abstractNumId w:val="23"/>
   </w:num>
   <w:num w:numId="16">
-    <w:abstractNumId w:val="15"/>
+    <w:abstractNumId w:val="16"/>
   </w:num>
   <w:num w:numId="17">
     <w:abstractNumId w:val="12"/>
   </w:num>
   <w:num w:numId="18">
-    <w:abstractNumId w:val="18"/>
+    <w:abstractNumId w:val="19"/>
   </w:num>
   <w:num w:numId="19">
     <w:abstractNumId w:val="4"/>
   </w:num>
   <w:num w:numId="20">
-    <w:abstractNumId w:val="20"/>
+    <w:abstractNumId w:val="21"/>
   </w:num>
   <w:num w:numId="21">
     <w:abstractNumId w:val="2"/>
@@ -17654,13 +18973,16 @@
     <w:abstractNumId w:val="7"/>
   </w:num>
   <w:num w:numId="23">
-    <w:abstractNumId w:val="21"/>
+    <w:abstractNumId w:val="22"/>
   </w:num>
   <w:num w:numId="24">
-    <w:abstractNumId w:val="14"/>
+    <w:abstractNumId w:val="15"/>
   </w:num>
   <w:num w:numId="25">
     <w:abstractNumId w:val="3"/>
+  </w:num>
+  <w:num w:numId="26">
+    <w:abstractNumId w:val="13"/>
   </w:num>
 </w:numbering>
 </file>

--- a/Пояснительная записка.docx
+++ b/Пояснительная записка.docx
@@ -93,7 +93,7 @@
             </w:rPr>
             <w:fldChar w:fldCharType="separate"/>
           </w:r>
-          <w:hyperlink w:anchor="_Toc69500017" w:history="1">
+          <w:hyperlink w:anchor="_Toc69504841" w:history="1">
             <w:r>
               <w:rPr>
                 <w:rStyle w:val="Hyperlink"/>
@@ -121,7 +121,7 @@
                 <w:noProof/>
                 <w:webHidden/>
               </w:rPr>
-              <w:instrText xml:space="preserve"> PAGEREF _Toc69500017 \h </w:instrText>
+              <w:instrText xml:space="preserve"> PAGEREF _Toc69504841 \h </w:instrText>
             </w:r>
             <w:r>
               <w:rPr>
@@ -165,7 +165,7 @@
               <w:lang w:val="en-RU" w:eastAsia="en-GB"/>
             </w:rPr>
           </w:pPr>
-          <w:hyperlink w:anchor="_Toc69500018" w:history="1">
+          <w:hyperlink w:anchor="_Toc69504842" w:history="1">
             <w:r>
               <w:rPr>
                 <w:rStyle w:val="Hyperlink"/>
@@ -193,7 +193,7 @@
                 <w:noProof/>
                 <w:webHidden/>
               </w:rPr>
-              <w:instrText xml:space="preserve"> PAGEREF _Toc69500018 \h </w:instrText>
+              <w:instrText xml:space="preserve"> PAGEREF _Toc69504842 \h </w:instrText>
             </w:r>
             <w:r>
               <w:rPr>
@@ -237,7 +237,7 @@
               <w:lang w:val="en-RU" w:eastAsia="en-GB"/>
             </w:rPr>
           </w:pPr>
-          <w:hyperlink w:anchor="_Toc69500019" w:history="1">
+          <w:hyperlink w:anchor="_Toc69504843" w:history="1">
             <w:r>
               <w:rPr>
                 <w:rStyle w:val="Hyperlink"/>
@@ -265,7 +265,7 @@
                 <w:noProof/>
                 <w:webHidden/>
               </w:rPr>
-              <w:instrText xml:space="preserve"> PAGEREF _Toc69500019 \h </w:instrText>
+              <w:instrText xml:space="preserve"> PAGEREF _Toc69504843 \h </w:instrText>
             </w:r>
             <w:r>
               <w:rPr>
@@ -309,7 +309,7 @@
               <w:lang w:val="en-RU" w:eastAsia="en-GB"/>
             </w:rPr>
           </w:pPr>
-          <w:hyperlink w:anchor="_Toc69500020" w:history="1">
+          <w:hyperlink w:anchor="_Toc69504844" w:history="1">
             <w:r>
               <w:rPr>
                 <w:rStyle w:val="Hyperlink"/>
@@ -337,7 +337,7 @@
                 <w:noProof/>
                 <w:webHidden/>
               </w:rPr>
-              <w:instrText xml:space="preserve"> PAGEREF _Toc69500020 \h </w:instrText>
+              <w:instrText xml:space="preserve"> PAGEREF _Toc69504844 \h </w:instrText>
             </w:r>
             <w:r>
               <w:rPr>
@@ -381,14 +381,14 @@
               <w:lang w:val="en-RU" w:eastAsia="en-GB"/>
             </w:rPr>
           </w:pPr>
-          <w:hyperlink w:anchor="_Toc69500021" w:history="1">
+          <w:hyperlink w:anchor="_Toc69504845" w:history="1">
             <w:r>
               <w:rPr>
                 <w:rStyle w:val="Hyperlink"/>
                 <w:noProof/>
                 <w:highlight w:val="yellow"/>
               </w:rPr>
-              <w:t>АЛГОРИТМИЧЕ</w:t>
+              <w:t>АЛГОРИТМИЧЕСКИЕ Р</w:t>
             </w:r>
             <w:r>
               <w:rPr>
@@ -396,7 +396,7 @@
                 <w:noProof/>
                 <w:highlight w:val="yellow"/>
               </w:rPr>
-              <w:t>С</w:t>
+              <w:t>Е</w:t>
             </w:r>
             <w:r>
               <w:rPr>
@@ -404,7 +404,7 @@
                 <w:noProof/>
                 <w:highlight w:val="yellow"/>
               </w:rPr>
-              <w:t>КИЕ РЕШЕНИЯ</w:t>
+              <w:t>ШЕНИЯ</w:t>
             </w:r>
             <w:r>
               <w:rPr>
@@ -425,7 +425,7 @@
                 <w:noProof/>
                 <w:webHidden/>
               </w:rPr>
-              <w:instrText xml:space="preserve"> PAGEREF _Toc69500021 \h </w:instrText>
+              <w:instrText xml:space="preserve"> PAGEREF _Toc69504845 \h </w:instrText>
             </w:r>
             <w:r>
               <w:rPr>
@@ -469,7 +469,7 @@
               <w:lang w:val="en-RU" w:eastAsia="en-GB"/>
             </w:rPr>
           </w:pPr>
-          <w:hyperlink w:anchor="_Toc69500022" w:history="1">
+          <w:hyperlink w:anchor="_Toc69504846" w:history="1">
             <w:r>
               <w:rPr>
                 <w:rStyle w:val="Hyperlink"/>
@@ -497,7 +497,7 @@
                 <w:noProof/>
                 <w:webHidden/>
               </w:rPr>
-              <w:instrText xml:space="preserve"> PAGEREF _Toc69500022 \h </w:instrText>
+              <w:instrText xml:space="preserve"> PAGEREF _Toc69504846 \h </w:instrText>
             </w:r>
             <w:r>
               <w:rPr>
@@ -517,7 +517,7 @@
                 <w:noProof/>
                 <w:webHidden/>
               </w:rPr>
-              <w:t>13</w:t>
+              <w:t>14</w:t>
             </w:r>
             <w:r>
               <w:rPr>
@@ -544,7 +544,7 @@
               <w:lang w:val="en-RU" w:eastAsia="en-GB"/>
             </w:rPr>
           </w:pPr>
-          <w:hyperlink w:anchor="_Toc69500023" w:history="1">
+          <w:hyperlink w:anchor="_Toc69504847" w:history="1">
             <w:r>
               <w:rPr>
                 <w:rStyle w:val="Hyperlink"/>
@@ -571,7 +571,7 @@
                 <w:noProof/>
                 <w:webHidden/>
               </w:rPr>
-              <w:instrText xml:space="preserve"> PAGEREF _Toc69500023 \h </w:instrText>
+              <w:instrText xml:space="preserve"> PAGEREF _Toc69504847 \h </w:instrText>
             </w:r>
             <w:r>
               <w:rPr>
@@ -591,7 +591,7 @@
                 <w:noProof/>
                 <w:webHidden/>
               </w:rPr>
-              <w:t>14</w:t>
+              <w:t>15</w:t>
             </w:r>
             <w:r>
               <w:rPr>
@@ -618,7 +618,7 @@
               <w:lang w:val="en-RU" w:eastAsia="en-GB"/>
             </w:rPr>
           </w:pPr>
-          <w:hyperlink w:anchor="_Toc69500024" w:history="1">
+          <w:hyperlink w:anchor="_Toc69504848" w:history="1">
             <w:r>
               <w:rPr>
                 <w:rStyle w:val="Hyperlink"/>
@@ -645,7 +645,7 @@
                 <w:noProof/>
                 <w:webHidden/>
               </w:rPr>
-              <w:instrText xml:space="preserve"> PAGEREF _Toc69500024 \h </w:instrText>
+              <w:instrText xml:space="preserve"> PAGEREF _Toc69504848 \h </w:instrText>
             </w:r>
             <w:r>
               <w:rPr>
@@ -665,7 +665,7 @@
                 <w:noProof/>
                 <w:webHidden/>
               </w:rPr>
-              <w:t>15</w:t>
+              <w:t>16</w:t>
             </w:r>
             <w:r>
               <w:rPr>
@@ -692,7 +692,7 @@
               <w:lang w:val="en-RU" w:eastAsia="en-GB"/>
             </w:rPr>
           </w:pPr>
-          <w:hyperlink w:anchor="_Toc69500025" w:history="1">
+          <w:hyperlink w:anchor="_Toc69504849" w:history="1">
             <w:r>
               <w:rPr>
                 <w:rStyle w:val="Hyperlink"/>
@@ -719,7 +719,7 @@
                 <w:noProof/>
                 <w:webHidden/>
               </w:rPr>
-              <w:instrText xml:space="preserve"> PAGEREF _Toc69500025 \h </w:instrText>
+              <w:instrText xml:space="preserve"> PAGEREF _Toc69504849 \h </w:instrText>
             </w:r>
             <w:r>
               <w:rPr>
@@ -739,7 +739,7 @@
                 <w:noProof/>
                 <w:webHidden/>
               </w:rPr>
-              <w:t>16</w:t>
+              <w:t>17</w:t>
             </w:r>
             <w:r>
               <w:rPr>
@@ -766,7 +766,7 @@
               <w:lang w:val="en-RU" w:eastAsia="en-GB"/>
             </w:rPr>
           </w:pPr>
-          <w:hyperlink w:anchor="_Toc69500026" w:history="1">
+          <w:hyperlink w:anchor="_Toc69504850" w:history="1">
             <w:r>
               <w:rPr>
                 <w:rStyle w:val="Hyperlink"/>
@@ -793,7 +793,7 @@
                 <w:noProof/>
                 <w:webHidden/>
               </w:rPr>
-              <w:instrText xml:space="preserve"> PAGEREF _Toc69500026 \h </w:instrText>
+              <w:instrText xml:space="preserve"> PAGEREF _Toc69504850 \h </w:instrText>
             </w:r>
             <w:r>
               <w:rPr>
@@ -813,7 +813,7 @@
                 <w:noProof/>
                 <w:webHidden/>
               </w:rPr>
-              <w:t>17</w:t>
+              <w:t>18</w:t>
             </w:r>
             <w:r>
               <w:rPr>
@@ -840,7 +840,7 @@
               <w:lang w:val="en-RU" w:eastAsia="en-GB"/>
             </w:rPr>
           </w:pPr>
-          <w:hyperlink w:anchor="_Toc69500027" w:history="1">
+          <w:hyperlink w:anchor="_Toc69504851" w:history="1">
             <w:r>
               <w:rPr>
                 <w:rStyle w:val="Hyperlink"/>
@@ -867,7 +867,7 @@
                 <w:noProof/>
                 <w:webHidden/>
               </w:rPr>
-              <w:instrText xml:space="preserve"> PAGEREF _Toc69500027 \h </w:instrText>
+              <w:instrText xml:space="preserve"> PAGEREF _Toc69504851 \h </w:instrText>
             </w:r>
             <w:r>
               <w:rPr>
@@ -887,7 +887,7 @@
                 <w:noProof/>
                 <w:webHidden/>
               </w:rPr>
-              <w:t>17</w:t>
+              <w:t>18</w:t>
             </w:r>
             <w:r>
               <w:rPr>
@@ -914,7 +914,7 @@
               <w:lang w:val="en-RU" w:eastAsia="en-GB"/>
             </w:rPr>
           </w:pPr>
-          <w:hyperlink w:anchor="_Toc69500028" w:history="1">
+          <w:hyperlink w:anchor="_Toc69504852" w:history="1">
             <w:r>
               <w:rPr>
                 <w:rStyle w:val="Hyperlink"/>
@@ -941,7 +941,7 @@
                 <w:noProof/>
                 <w:webHidden/>
               </w:rPr>
-              <w:instrText xml:space="preserve"> PAGEREF _Toc69500028 \h </w:instrText>
+              <w:instrText xml:space="preserve"> PAGEREF _Toc69504852 \h </w:instrText>
             </w:r>
             <w:r>
               <w:rPr>
@@ -961,7 +961,7 @@
                 <w:noProof/>
                 <w:webHidden/>
               </w:rPr>
-              <w:t>18</w:t>
+              <w:t>19</w:t>
             </w:r>
             <w:r>
               <w:rPr>
@@ -988,7 +988,7 @@
               <w:lang w:val="en-RU" w:eastAsia="en-GB"/>
             </w:rPr>
           </w:pPr>
-          <w:hyperlink w:anchor="_Toc69500029" w:history="1">
+          <w:hyperlink w:anchor="_Toc69504853" w:history="1">
             <w:r>
               <w:rPr>
                 <w:rStyle w:val="Hyperlink"/>
@@ -1015,7 +1015,7 @@
                 <w:noProof/>
                 <w:webHidden/>
               </w:rPr>
-              <w:instrText xml:space="preserve"> PAGEREF _Toc69500029 \h </w:instrText>
+              <w:instrText xml:space="preserve"> PAGEREF _Toc69504853 \h </w:instrText>
             </w:r>
             <w:r>
               <w:rPr>
@@ -1035,7 +1035,7 @@
                 <w:noProof/>
                 <w:webHidden/>
               </w:rPr>
-              <w:t>19</w:t>
+              <w:t>20</w:t>
             </w:r>
             <w:r>
               <w:rPr>
@@ -1062,7 +1062,7 @@
               <w:lang w:val="en-RU" w:eastAsia="en-GB"/>
             </w:rPr>
           </w:pPr>
-          <w:hyperlink w:anchor="_Toc69500030" w:history="1">
+          <w:hyperlink w:anchor="_Toc69504854" w:history="1">
             <w:r>
               <w:rPr>
                 <w:rStyle w:val="Hyperlink"/>
@@ -1089,7 +1089,7 @@
                 <w:noProof/>
                 <w:webHidden/>
               </w:rPr>
-              <w:instrText xml:space="preserve"> PAGEREF _Toc69500030 \h </w:instrText>
+              <w:instrText xml:space="preserve"> PAGEREF _Toc69504854 \h </w:instrText>
             </w:r>
             <w:r>
               <w:rPr>
@@ -1109,7 +1109,7 @@
                 <w:noProof/>
                 <w:webHidden/>
               </w:rPr>
-              <w:t>20</w:t>
+              <w:t>21</w:t>
             </w:r>
             <w:r>
               <w:rPr>
@@ -1133,7 +1133,7 @@
               <w:lang w:val="en-RU" w:eastAsia="en-GB"/>
             </w:rPr>
           </w:pPr>
-          <w:hyperlink w:anchor="_Toc69500031" w:history="1">
+          <w:hyperlink w:anchor="_Toc69504855" w:history="1">
             <w:r>
               <w:rPr>
                 <w:rStyle w:val="Hyperlink"/>
@@ -1161,7 +1161,7 @@
                 <w:noProof/>
                 <w:webHidden/>
               </w:rPr>
-              <w:instrText xml:space="preserve"> PAGEREF _Toc69500031 \h </w:instrText>
+              <w:instrText xml:space="preserve"> PAGEREF _Toc69504855 \h </w:instrText>
             </w:r>
             <w:r>
               <w:rPr>
@@ -1181,7 +1181,7 @@
                 <w:noProof/>
                 <w:webHidden/>
               </w:rPr>
-              <w:t>22</w:t>
+              <w:t>23</w:t>
             </w:r>
             <w:r>
               <w:rPr>
@@ -1208,7 +1208,7 @@
               <w:lang w:val="en-RU" w:eastAsia="en-GB"/>
             </w:rPr>
           </w:pPr>
-          <w:hyperlink w:anchor="_Toc69500032" w:history="1">
+          <w:hyperlink w:anchor="_Toc69504856" w:history="1">
             <w:r>
               <w:rPr>
                 <w:rStyle w:val="Hyperlink"/>
@@ -1235,7 +1235,7 @@
                 <w:noProof/>
                 <w:webHidden/>
               </w:rPr>
-              <w:instrText xml:space="preserve"> PAGEREF _Toc69500032 \h </w:instrText>
+              <w:instrText xml:space="preserve"> PAGEREF _Toc69504856 \h </w:instrText>
             </w:r>
             <w:r>
               <w:rPr>
@@ -1255,7 +1255,7 @@
                 <w:noProof/>
                 <w:webHidden/>
               </w:rPr>
-              <w:t>22</w:t>
+              <w:t>23</w:t>
             </w:r>
             <w:r>
               <w:rPr>
@@ -1282,7 +1282,7 @@
               <w:lang w:val="en-RU" w:eastAsia="en-GB"/>
             </w:rPr>
           </w:pPr>
-          <w:hyperlink w:anchor="_Toc69500033" w:history="1">
+          <w:hyperlink w:anchor="_Toc69504857" w:history="1">
             <w:r>
               <w:rPr>
                 <w:rStyle w:val="Hyperlink"/>
@@ -1309,7 +1309,7 @@
                 <w:noProof/>
                 <w:webHidden/>
               </w:rPr>
-              <w:instrText xml:space="preserve"> PAGEREF _Toc69500033 \h </w:instrText>
+              <w:instrText xml:space="preserve"> PAGEREF _Toc69504857 \h </w:instrText>
             </w:r>
             <w:r>
               <w:rPr>
@@ -1329,7 +1329,7 @@
                 <w:noProof/>
                 <w:webHidden/>
               </w:rPr>
-              <w:t>23</w:t>
+              <w:t>24</w:t>
             </w:r>
             <w:r>
               <w:rPr>
@@ -1356,7 +1356,7 @@
               <w:lang w:val="en-RU" w:eastAsia="en-GB"/>
             </w:rPr>
           </w:pPr>
-          <w:hyperlink w:anchor="_Toc69500034" w:history="1">
+          <w:hyperlink w:anchor="_Toc69504858" w:history="1">
             <w:r>
               <w:rPr>
                 <w:rStyle w:val="Hyperlink"/>
@@ -1383,7 +1383,7 @@
                 <w:noProof/>
                 <w:webHidden/>
               </w:rPr>
-              <w:instrText xml:space="preserve"> PAGEREF _Toc69500034 \h </w:instrText>
+              <w:instrText xml:space="preserve"> PAGEREF _Toc69504858 \h </w:instrText>
             </w:r>
             <w:r>
               <w:rPr>
@@ -1403,7 +1403,7 @@
                 <w:noProof/>
                 <w:webHidden/>
               </w:rPr>
-              <w:t>25</w:t>
+              <w:t>26</w:t>
             </w:r>
             <w:r>
               <w:rPr>
@@ -1427,7 +1427,7 @@
               <w:lang w:val="en-RU" w:eastAsia="en-GB"/>
             </w:rPr>
           </w:pPr>
-          <w:hyperlink w:anchor="_Toc69500035" w:history="1">
+          <w:hyperlink w:anchor="_Toc69504859" w:history="1">
             <w:r>
               <w:rPr>
                 <w:rStyle w:val="Hyperlink"/>
@@ -1455,7 +1455,7 @@
                 <w:noProof/>
                 <w:webHidden/>
               </w:rPr>
-              <w:instrText xml:space="preserve"> PAGEREF _Toc69500035 \h </w:instrText>
+              <w:instrText xml:space="preserve"> PAGEREF _Toc69504859 \h </w:instrText>
             </w:r>
             <w:r>
               <w:rPr>
@@ -1475,7 +1475,7 @@
                 <w:noProof/>
                 <w:webHidden/>
               </w:rPr>
-              <w:t>27</w:t>
+              <w:t>28</w:t>
             </w:r>
             <w:r>
               <w:rPr>
@@ -1502,7 +1502,7 @@
               <w:lang w:val="en-RU" w:eastAsia="en-GB"/>
             </w:rPr>
           </w:pPr>
-          <w:hyperlink w:anchor="_Toc69500036" w:history="1">
+          <w:hyperlink w:anchor="_Toc69504860" w:history="1">
             <w:r>
               <w:rPr>
                 <w:rStyle w:val="Hyperlink"/>
@@ -1529,7 +1529,7 @@
                 <w:noProof/>
                 <w:webHidden/>
               </w:rPr>
-              <w:instrText xml:space="preserve"> PAGEREF _Toc69500036 \h </w:instrText>
+              <w:instrText xml:space="preserve"> PAGEREF _Toc69504860 \h </w:instrText>
             </w:r>
             <w:r>
               <w:rPr>
@@ -1549,7 +1549,7 @@
                 <w:noProof/>
                 <w:webHidden/>
               </w:rPr>
-              <w:t>27</w:t>
+              <w:t>28</w:t>
             </w:r>
             <w:r>
               <w:rPr>
@@ -1576,7 +1576,7 @@
               <w:lang w:val="en-RU" w:eastAsia="en-GB"/>
             </w:rPr>
           </w:pPr>
-          <w:hyperlink w:anchor="_Toc69500037" w:history="1">
+          <w:hyperlink w:anchor="_Toc69504861" w:history="1">
             <w:r>
               <w:rPr>
                 <w:rStyle w:val="Hyperlink"/>
@@ -1603,7 +1603,7 @@
                 <w:noProof/>
                 <w:webHidden/>
               </w:rPr>
-              <w:instrText xml:space="preserve"> PAGEREF _Toc69500037 \h </w:instrText>
+              <w:instrText xml:space="preserve"> PAGEREF _Toc69504861 \h </w:instrText>
             </w:r>
             <w:r>
               <w:rPr>
@@ -1623,7 +1623,7 @@
                 <w:noProof/>
                 <w:webHidden/>
               </w:rPr>
-              <w:t>31</w:t>
+              <w:t>32</w:t>
             </w:r>
             <w:r>
               <w:rPr>
@@ -1647,7 +1647,7 @@
               <w:lang w:val="en-RU" w:eastAsia="en-GB"/>
             </w:rPr>
           </w:pPr>
-          <w:hyperlink w:anchor="_Toc69500038" w:history="1">
+          <w:hyperlink w:anchor="_Toc69504862" w:history="1">
             <w:r>
               <w:rPr>
                 <w:rStyle w:val="Hyperlink"/>
@@ -1675,7 +1675,7 @@
                 <w:noProof/>
                 <w:webHidden/>
               </w:rPr>
-              <w:instrText xml:space="preserve"> PAGEREF _Toc69500038 \h </w:instrText>
+              <w:instrText xml:space="preserve"> PAGEREF _Toc69504862 \h </w:instrText>
             </w:r>
             <w:r>
               <w:rPr>
@@ -1695,7 +1695,7 @@
                 <w:noProof/>
                 <w:webHidden/>
               </w:rPr>
-              <w:t>36</w:t>
+              <w:t>37</w:t>
             </w:r>
             <w:r>
               <w:rPr>
@@ -1719,7 +1719,7 @@
               <w:lang w:val="en-RU" w:eastAsia="en-GB"/>
             </w:rPr>
           </w:pPr>
-          <w:hyperlink w:anchor="_Toc69500039" w:history="1">
+          <w:hyperlink w:anchor="_Toc69504863" w:history="1">
             <w:r>
               <w:rPr>
                 <w:rStyle w:val="Hyperlink"/>
@@ -1747,7 +1747,7 @@
                 <w:noProof/>
                 <w:webHidden/>
               </w:rPr>
-              <w:instrText xml:space="preserve"> PAGEREF _Toc69500039 \h </w:instrText>
+              <w:instrText xml:space="preserve"> PAGEREF _Toc69504863 \h </w:instrText>
             </w:r>
             <w:r>
               <w:rPr>
@@ -1767,7 +1767,7 @@
                 <w:noProof/>
                 <w:webHidden/>
               </w:rPr>
-              <w:t>37</w:t>
+              <w:t>38</w:t>
             </w:r>
             <w:r>
               <w:rPr>
@@ -1791,7 +1791,7 @@
               <w:lang w:val="en-RU" w:eastAsia="en-GB"/>
             </w:rPr>
           </w:pPr>
-          <w:hyperlink w:anchor="_Toc69500040" w:history="1">
+          <w:hyperlink w:anchor="_Toc69504864" w:history="1">
             <w:r>
               <w:rPr>
                 <w:rStyle w:val="Hyperlink"/>
@@ -1818,7 +1818,7 @@
                 <w:noProof/>
                 <w:webHidden/>
               </w:rPr>
-              <w:instrText xml:space="preserve"> PAGEREF _Toc69500040 \h </w:instrText>
+              <w:instrText xml:space="preserve"> PAGEREF _Toc69504864 \h </w:instrText>
             </w:r>
             <w:r>
               <w:rPr>
@@ -1838,7 +1838,7 @@
                 <w:noProof/>
                 <w:webHidden/>
               </w:rPr>
-              <w:t>38</w:t>
+              <w:t>39</w:t>
             </w:r>
             <w:r>
               <w:rPr>
@@ -1865,7 +1865,7 @@
               <w:lang w:val="en-RU" w:eastAsia="en-GB"/>
             </w:rPr>
           </w:pPr>
-          <w:hyperlink w:anchor="_Toc69500041" w:history="1">
+          <w:hyperlink w:anchor="_Toc69504865" w:history="1">
             <w:r>
               <w:rPr>
                 <w:rStyle w:val="Hyperlink"/>
@@ -1892,7 +1892,7 @@
                 <w:noProof/>
                 <w:webHidden/>
               </w:rPr>
-              <w:instrText xml:space="preserve"> PAGEREF _Toc69500041 \h </w:instrText>
+              <w:instrText xml:space="preserve"> PAGEREF _Toc69504865 \h </w:instrText>
             </w:r>
             <w:r>
               <w:rPr>
@@ -1912,7 +1912,7 @@
                 <w:noProof/>
                 <w:webHidden/>
               </w:rPr>
-              <w:t>38</w:t>
+              <w:t>39</w:t>
             </w:r>
             <w:r>
               <w:rPr>
@@ -1939,7 +1939,7 @@
               <w:lang w:val="en-RU" w:eastAsia="en-GB"/>
             </w:rPr>
           </w:pPr>
-          <w:hyperlink w:anchor="_Toc69500042" w:history="1">
+          <w:hyperlink w:anchor="_Toc69504866" w:history="1">
             <w:r>
               <w:rPr>
                 <w:rStyle w:val="Hyperlink"/>
@@ -1966,7 +1966,7 @@
                 <w:noProof/>
                 <w:webHidden/>
               </w:rPr>
-              <w:instrText xml:space="preserve"> PAGEREF _Toc69500042 \h </w:instrText>
+              <w:instrText xml:space="preserve"> PAGEREF _Toc69504866 \h </w:instrText>
             </w:r>
             <w:r>
               <w:rPr>
@@ -1986,7 +1986,7 @@
                 <w:noProof/>
                 <w:webHidden/>
               </w:rPr>
-              <w:t>38</w:t>
+              <w:t>39</w:t>
             </w:r>
             <w:r>
               <w:rPr>
@@ -2035,7 +2035,7 @@
       <w:pPr>
         <w:pStyle w:val="Heading1"/>
       </w:pPr>
-      <w:bookmarkStart w:id="0" w:name="_Toc69500017"/>
+      <w:bookmarkStart w:id="0" w:name="_Toc69504841"/>
       <w:r>
         <w:rPr>
           <w:highlight w:val="green"/>
@@ -3227,7 +3227,7 @@
       <w:pPr>
         <w:pStyle w:val="Heading1"/>
       </w:pPr>
-      <w:bookmarkStart w:id="1" w:name="_Toc69500018"/>
+      <w:bookmarkStart w:id="1" w:name="_Toc69504842"/>
       <w:r>
         <w:rPr>
           <w:highlight w:val="red"/>
@@ -3557,7 +3557,7 @@
       <w:pPr>
         <w:pStyle w:val="Heading1"/>
       </w:pPr>
-      <w:bookmarkStart w:id="2" w:name="_Toc69500019"/>
+      <w:bookmarkStart w:id="2" w:name="_Toc69504843"/>
       <w:r>
         <w:rPr>
           <w:highlight w:val="red"/>
@@ -4106,7 +4106,7 @@
       <w:pPr>
         <w:pStyle w:val="Heading1"/>
       </w:pPr>
-      <w:bookmarkStart w:id="3" w:name="_Toc69500020"/>
+      <w:bookmarkStart w:id="3" w:name="_Toc69504844"/>
       <w:r>
         <w:rPr>
           <w:highlight w:val="red"/>
@@ -4178,7 +4178,7 @@
       <w:pPr>
         <w:pStyle w:val="Heading1"/>
       </w:pPr>
-      <w:bookmarkStart w:id="4" w:name="_Toc69500021"/>
+      <w:bookmarkStart w:id="4" w:name="_Toc69504845"/>
       <w:r>
         <w:rPr>
           <w:highlight w:val="yellow"/>
@@ -4762,7 +4762,7 @@
           <w:rFonts w:cs="Times New Roman"/>
           <w:szCs w:val="28"/>
         </w:rPr>
-        <w:t>Во время запуска главного окна программы происходить запуск 2 дополнительных потоков</w:t>
+        <w:t>Во время запуска главного окна программы происходит запуск 2 дополнительных потоков</w:t>
       </w:r>
       <w:r>
         <w:rPr>
@@ -4846,7 +4846,7 @@
           <w:rFonts w:cs="Times New Roman"/>
           <w:szCs w:val="28"/>
         </w:rPr>
-        <w:t xml:space="preserve">На </w:t>
+        <w:t xml:space="preserve">Технология </w:t>
       </w:r>
       <w:proofErr w:type="spellStart"/>
       <w:r>
@@ -4854,7 +4854,7 @@
           <w:rFonts w:cs="Times New Roman"/>
           <w:szCs w:val="28"/>
         </w:rPr>
-        <w:t>сегодняшинй</w:t>
+        <w:t>лонгпулинга</w:t>
       </w:r>
       <w:proofErr w:type="spellEnd"/>
       <w:r>
@@ -4862,15 +4862,349 @@
           <w:rFonts w:cs="Times New Roman"/>
           <w:szCs w:val="28"/>
         </w:rPr>
+        <w:t xml:space="preserve"> позволяет получать информацию о новых событиях с помощью длинных запросов</w:t>
+      </w:r>
+      <w:r>
+        <w:rPr>
+          <w:rFonts w:cs="Times New Roman"/>
+          <w:szCs w:val="28"/>
+        </w:rPr>
+        <w:t>.</w:t>
+      </w:r>
+      <w:r>
+        <w:rPr>
+          <w:rFonts w:cs="Times New Roman"/>
+          <w:szCs w:val="28"/>
+        </w:rPr>
+        <w:t xml:space="preserve"> Сервер получает запрос</w:t>
+      </w:r>
+      <w:r>
+        <w:rPr>
+          <w:rFonts w:cs="Times New Roman"/>
+          <w:szCs w:val="28"/>
+        </w:rPr>
+        <w:t xml:space="preserve">, </w:t>
+      </w:r>
+      <w:r>
+        <w:rPr>
+          <w:rFonts w:cs="Times New Roman"/>
+          <w:szCs w:val="28"/>
+        </w:rPr>
+        <w:t>но отправляет ответ на него не сразу</w:t>
+      </w:r>
+      <w:r>
+        <w:rPr>
+          <w:rFonts w:cs="Times New Roman"/>
+          <w:szCs w:val="28"/>
+        </w:rPr>
+        <w:t xml:space="preserve">, </w:t>
+      </w:r>
+      <w:r>
+        <w:rPr>
+          <w:rFonts w:cs="Times New Roman"/>
+          <w:szCs w:val="28"/>
+        </w:rPr>
+        <w:t>а лишь только тогда</w:t>
+      </w:r>
+      <w:r>
+        <w:rPr>
+          <w:rFonts w:cs="Times New Roman"/>
+          <w:szCs w:val="28"/>
+        </w:rPr>
+        <w:t xml:space="preserve">, </w:t>
+      </w:r>
+      <w:r>
+        <w:rPr>
+          <w:rFonts w:cs="Times New Roman"/>
+          <w:szCs w:val="28"/>
+        </w:rPr>
+        <w:t>когда произойдет какое-либо событие</w:t>
+      </w:r>
+      <w:r>
+        <w:rPr>
+          <w:rFonts w:cs="Times New Roman"/>
+          <w:szCs w:val="28"/>
+        </w:rPr>
+        <w:t xml:space="preserve">, </w:t>
+      </w:r>
+      <w:r>
+        <w:rPr>
+          <w:rFonts w:cs="Times New Roman"/>
+          <w:szCs w:val="28"/>
+        </w:rPr>
+        <w:t>например</w:t>
+      </w:r>
+      <w:r>
+        <w:rPr>
+          <w:rFonts w:cs="Times New Roman"/>
+          <w:szCs w:val="28"/>
+        </w:rPr>
+        <w:t xml:space="preserve">, </w:t>
+      </w:r>
+      <w:r>
+        <w:rPr>
+          <w:rFonts w:cs="Times New Roman"/>
+          <w:szCs w:val="28"/>
+        </w:rPr>
+        <w:t>поступит новое входящее сообщение или же истечёт заданное время ожидания</w:t>
+      </w:r>
+      <w:r>
+        <w:rPr>
+          <w:rFonts w:cs="Times New Roman"/>
+          <w:szCs w:val="28"/>
+        </w:rPr>
+        <w:t xml:space="preserve">. </w:t>
+      </w:r>
+      <w:r>
+        <w:rPr>
+          <w:rFonts w:cs="Times New Roman"/>
+          <w:szCs w:val="28"/>
+        </w:rPr>
+        <w:t>Другими словами</w:t>
+      </w:r>
+      <w:r>
+        <w:rPr>
+          <w:rFonts w:cs="Times New Roman"/>
+          <w:szCs w:val="28"/>
+        </w:rPr>
+        <w:t xml:space="preserve">, </w:t>
+      </w:r>
+      <w:r>
+        <w:rPr>
+          <w:rFonts w:cs="Times New Roman"/>
+          <w:szCs w:val="28"/>
+        </w:rPr>
+        <w:t>получая</w:t>
+      </w:r>
+      <w:r>
+        <w:rPr>
+          <w:rFonts w:cs="Times New Roman"/>
+          <w:szCs w:val="28"/>
+        </w:rPr>
         <w:t xml:space="preserve"> </w:t>
       </w:r>
-      <w:proofErr w:type="gramStart"/>
-      <w:r>
-        <w:rPr>
-          <w:rFonts w:cs="Times New Roman"/>
-          <w:szCs w:val="28"/>
-        </w:rPr>
-        <w:t xml:space="preserve">день  </w:t>
+      <w:r>
+        <w:rPr>
+          <w:rFonts w:cs="Times New Roman"/>
+          <w:szCs w:val="28"/>
+        </w:rPr>
+        <w:t>новый запрос</w:t>
+      </w:r>
+      <w:r>
+        <w:rPr>
+          <w:rFonts w:cs="Times New Roman"/>
+          <w:szCs w:val="28"/>
+        </w:rPr>
+        <w:t xml:space="preserve">, </w:t>
+      </w:r>
+      <w:r>
+        <w:rPr>
+          <w:rFonts w:cs="Times New Roman"/>
+          <w:szCs w:val="28"/>
+        </w:rPr>
+        <w:t>сервер ждёт</w:t>
+      </w:r>
+      <w:r>
+        <w:rPr>
+          <w:rFonts w:cs="Times New Roman"/>
+          <w:szCs w:val="28"/>
+        </w:rPr>
+        <w:t xml:space="preserve">, </w:t>
+      </w:r>
+      <w:r>
+        <w:rPr>
+          <w:rFonts w:cs="Times New Roman"/>
+          <w:szCs w:val="28"/>
+        </w:rPr>
+        <w:t>когда произойдет событие</w:t>
+      </w:r>
+      <w:r>
+        <w:rPr>
+          <w:rFonts w:cs="Times New Roman"/>
+          <w:szCs w:val="28"/>
+        </w:rPr>
+        <w:t xml:space="preserve">, </w:t>
+      </w:r>
+      <w:r>
+        <w:rPr>
+          <w:rFonts w:cs="Times New Roman"/>
+          <w:szCs w:val="28"/>
+        </w:rPr>
+        <w:t>о котором надо уведомить</w:t>
+      </w:r>
+      <w:r>
+        <w:rPr>
+          <w:rFonts w:cs="Times New Roman"/>
+          <w:szCs w:val="28"/>
+        </w:rPr>
+        <w:t xml:space="preserve">. </w:t>
+      </w:r>
+      <w:r>
+        <w:rPr>
+          <w:rFonts w:cs="Times New Roman"/>
+          <w:szCs w:val="28"/>
+        </w:rPr>
+        <w:t>Когда событие произойдет</w:t>
+      </w:r>
+      <w:r>
+        <w:rPr>
+          <w:rFonts w:cs="Times New Roman"/>
+          <w:szCs w:val="28"/>
+        </w:rPr>
+        <w:t xml:space="preserve">, </w:t>
+      </w:r>
+      <w:r>
+        <w:rPr>
+          <w:rFonts w:cs="Times New Roman"/>
+          <w:szCs w:val="28"/>
+        </w:rPr>
+        <w:t>то сервер отправляет ответ на запрос</w:t>
+      </w:r>
+      <w:r>
+        <w:rPr>
+          <w:rFonts w:cs="Times New Roman"/>
+          <w:szCs w:val="28"/>
+        </w:rPr>
+        <w:t xml:space="preserve">, </w:t>
+      </w:r>
+      <w:r>
+        <w:rPr>
+          <w:rFonts w:cs="Times New Roman"/>
+          <w:szCs w:val="28"/>
+        </w:rPr>
+        <w:t>содержащий информацию о случившимся событии</w:t>
+      </w:r>
+      <w:r>
+        <w:rPr>
+          <w:rFonts w:cs="Times New Roman"/>
+          <w:szCs w:val="28"/>
+        </w:rPr>
+        <w:t>.</w:t>
+      </w:r>
+    </w:p>
+    <w:p>
+      <w:pPr>
+        <w:ind w:firstLine="709"/>
+        <w:jc w:val="both"/>
+        <w:rPr>
+          <w:rFonts w:cs="Times New Roman"/>
+          <w:szCs w:val="28"/>
+        </w:rPr>
+      </w:pPr>
+      <w:r>
+        <w:rPr>
+          <w:rFonts w:cs="Times New Roman"/>
+          <w:szCs w:val="28"/>
+        </w:rPr>
+        <w:t>Если клиенту пришло событие о новом сообщении для пользователя</w:t>
+      </w:r>
+      <w:r>
+        <w:rPr>
+          <w:rFonts w:cs="Times New Roman"/>
+          <w:szCs w:val="28"/>
+        </w:rPr>
+        <w:t xml:space="preserve">, </w:t>
+      </w:r>
+      <w:r>
+        <w:rPr>
+          <w:rFonts w:cs="Times New Roman"/>
+          <w:szCs w:val="28"/>
+        </w:rPr>
+        <w:t>то он отобразит его в соответствующей комнате</w:t>
+      </w:r>
+      <w:r>
+        <w:rPr>
+          <w:rFonts w:cs="Times New Roman"/>
+          <w:szCs w:val="28"/>
+        </w:rPr>
+        <w:t xml:space="preserve">. </w:t>
+      </w:r>
+      <w:r>
+        <w:rPr>
+          <w:rFonts w:cs="Times New Roman"/>
+          <w:szCs w:val="28"/>
+        </w:rPr>
+        <w:t>Если такой комнаты нет</w:t>
+      </w:r>
+      <w:r>
+        <w:rPr>
+          <w:rFonts w:cs="Times New Roman"/>
+          <w:szCs w:val="28"/>
+        </w:rPr>
+        <w:t xml:space="preserve">, </w:t>
+      </w:r>
+      <w:r>
+        <w:rPr>
+          <w:rFonts w:cs="Times New Roman"/>
+          <w:szCs w:val="28"/>
+        </w:rPr>
+        <w:t>то добавит её в список чат-комнат пользователя</w:t>
+      </w:r>
+      <w:r>
+        <w:rPr>
+          <w:rFonts w:cs="Times New Roman"/>
+          <w:szCs w:val="28"/>
+        </w:rPr>
+        <w:t xml:space="preserve">. </w:t>
+      </w:r>
+      <w:r>
+        <w:rPr>
+          <w:rFonts w:cs="Times New Roman"/>
+          <w:szCs w:val="28"/>
+        </w:rPr>
+        <w:t>Если сервер сообщает клиенту</w:t>
+      </w:r>
+      <w:r>
+        <w:rPr>
+          <w:rFonts w:cs="Times New Roman"/>
+          <w:szCs w:val="28"/>
+        </w:rPr>
+        <w:t xml:space="preserve">, </w:t>
+      </w:r>
+      <w:r>
+        <w:rPr>
+          <w:rFonts w:cs="Times New Roman"/>
+          <w:szCs w:val="28"/>
+        </w:rPr>
+        <w:t>что время ожидания запроса истекло</w:t>
+      </w:r>
+      <w:r>
+        <w:rPr>
+          <w:rFonts w:cs="Times New Roman"/>
+          <w:szCs w:val="28"/>
+        </w:rPr>
+        <w:t xml:space="preserve">, </w:t>
+      </w:r>
+      <w:r>
+        <w:rPr>
+          <w:rFonts w:cs="Times New Roman"/>
+          <w:szCs w:val="28"/>
+        </w:rPr>
+        <w:t>то клиент обратится заново к серверу с просьбой создания нового соединения</w:t>
+      </w:r>
+      <w:r>
+        <w:rPr>
+          <w:rFonts w:cs="Times New Roman"/>
+          <w:szCs w:val="28"/>
+        </w:rPr>
+        <w:t>.</w:t>
+      </w:r>
+    </w:p>
+    <w:p>
+      <w:pPr>
+        <w:ind w:firstLine="709"/>
+        <w:jc w:val="both"/>
+        <w:rPr>
+          <w:rFonts w:cs="Times New Roman"/>
+          <w:szCs w:val="28"/>
+        </w:rPr>
+      </w:pPr>
+      <w:r>
+        <w:rPr>
+          <w:rFonts w:cs="Times New Roman"/>
+          <w:szCs w:val="28"/>
+        </w:rPr>
+        <w:t xml:space="preserve">Поток проверки </w:t>
       </w:r>
       <w:proofErr w:type="spellStart"/>
       <w:r>
@@ -4878,30 +5212,15 @@
           <w:rFonts w:cs="Times New Roman"/>
           <w:szCs w:val="28"/>
         </w:rPr>
-        <w:t>Автоати</w:t>
+        <w:t>интернет-соединения</w:t>
       </w:r>
       <w:proofErr w:type="spellEnd"/>
-      <w:proofErr w:type="gramEnd"/>
-      <w:r>
-        <w:rPr>
-          <w:rFonts w:cs="Times New Roman"/>
-          <w:szCs w:val="28"/>
-        </w:rPr>
-        <w:t xml:space="preserve"> Существует 2 основных механизма работу чатов на сегодняшний день</w:t>
-      </w:r>
-      <w:r>
-        <w:rPr>
-          <w:rFonts w:cs="Times New Roman"/>
-          <w:szCs w:val="28"/>
-        </w:rPr>
-        <w:t xml:space="preserve">: </w:t>
-      </w:r>
-      <w:r>
-        <w:rPr>
-          <w:rFonts w:cs="Times New Roman"/>
-          <w:szCs w:val="28"/>
-        </w:rPr>
-        <w:t xml:space="preserve">через механизмы  </w:t>
+      <w:r>
+        <w:rPr>
+          <w:rFonts w:cs="Times New Roman"/>
+          <w:szCs w:val="28"/>
+        </w:rPr>
+        <w:t xml:space="preserve"> проверяет доступность </w:t>
       </w:r>
       <w:proofErr w:type="spellStart"/>
       <w:r>
@@ -4910,7 +5229,7 @@
           <w:szCs w:val="28"/>
           <w:lang w:val="en-US"/>
         </w:rPr>
-        <w:t>websocket</w:t>
+        <w:t>ip</w:t>
       </w:r>
       <w:proofErr w:type="spellEnd"/>
       <w:r>
@@ -4918,7 +5237,56 @@
           <w:rFonts w:cs="Times New Roman"/>
           <w:szCs w:val="28"/>
         </w:rPr>
-        <w:t>’</w:t>
+        <w:t>-</w:t>
+      </w:r>
+      <w:r>
+        <w:rPr>
+          <w:rFonts w:cs="Times New Roman"/>
+          <w:szCs w:val="28"/>
+        </w:rPr>
+        <w:t>адреса сервера по его открытому порту каждые 5 секунд</w:t>
+      </w:r>
+      <w:r>
+        <w:rPr>
+          <w:rFonts w:cs="Times New Roman"/>
+          <w:szCs w:val="28"/>
+        </w:rPr>
+        <w:t xml:space="preserve">. </w:t>
+      </w:r>
+      <w:r>
+        <w:rPr>
+          <w:rFonts w:cs="Times New Roman"/>
+          <w:szCs w:val="28"/>
+        </w:rPr>
+        <w:t>В случае</w:t>
+      </w:r>
+      <w:r>
+        <w:rPr>
+          <w:rFonts w:cs="Times New Roman"/>
+          <w:szCs w:val="28"/>
+        </w:rPr>
+        <w:t xml:space="preserve">, </w:t>
+      </w:r>
+      <w:r>
+        <w:rPr>
+          <w:rFonts w:cs="Times New Roman"/>
+          <w:szCs w:val="28"/>
+        </w:rPr>
+        <w:t>если ответа нет</w:t>
+      </w:r>
+      <w:r>
+        <w:rPr>
+          <w:rFonts w:cs="Times New Roman"/>
+          <w:szCs w:val="28"/>
+        </w:rPr>
+        <w:t xml:space="preserve">, </w:t>
+      </w:r>
+      <w:r>
+        <w:rPr>
+          <w:rFonts w:cs="Times New Roman"/>
+          <w:szCs w:val="28"/>
+        </w:rPr>
+        <w:t xml:space="preserve">то происходит синхронизация потоков и отображение окна с ошибкой </w:t>
       </w:r>
       <w:proofErr w:type="spellStart"/>
       <w:r>
@@ -4926,7 +5294,15 @@
           <w:rFonts w:cs="Times New Roman"/>
           <w:szCs w:val="28"/>
         </w:rPr>
-        <w:t>ов</w:t>
+        <w:t>интернет-</w:t>
+      </w:r>
+      <w:r>
+        <w:rPr>
+          <w:rFonts w:cs="Times New Roman"/>
+          <w:szCs w:val="28"/>
+        </w:rPr>
+        <w:lastRenderedPageBreak/>
+        <w:t>соединения</w:t>
       </w:r>
       <w:proofErr w:type="spellEnd"/>
       <w:r>
@@ -4934,25 +5310,43 @@
           <w:rFonts w:cs="Times New Roman"/>
           <w:szCs w:val="28"/>
         </w:rPr>
-        <w:t xml:space="preserve"> и </w:t>
-      </w:r>
-      <w:proofErr w:type="spellStart"/>
-      <w:r>
-        <w:rPr>
-          <w:rFonts w:cs="Times New Roman"/>
-          <w:szCs w:val="28"/>
-          <w:lang w:val="en-US"/>
-        </w:rPr>
-        <w:t>longPoll</w:t>
-      </w:r>
-      <w:r>
-        <w:rPr>
-          <w:rFonts w:cs="Times New Roman"/>
-          <w:szCs w:val="28"/>
-        </w:rPr>
-        <w:t>ов</w:t>
-      </w:r>
-      <w:proofErr w:type="spellEnd"/>
+        <w:t xml:space="preserve">. </w:t>
+      </w:r>
+      <w:r>
+        <w:rPr>
+          <w:rFonts w:cs="Times New Roman"/>
+          <w:szCs w:val="28"/>
+        </w:rPr>
+        <w:t>Когда соединение снова возвращается</w:t>
+      </w:r>
+      <w:r>
+        <w:rPr>
+          <w:rFonts w:cs="Times New Roman"/>
+          <w:szCs w:val="28"/>
+        </w:rPr>
+        <w:t xml:space="preserve">, </w:t>
+      </w:r>
+      <w:r>
+        <w:rPr>
+          <w:rFonts w:cs="Times New Roman"/>
+          <w:szCs w:val="28"/>
+        </w:rPr>
+        <w:t>то программа</w:t>
+      </w:r>
+      <w:r>
+        <w:rPr>
+          <w:rFonts w:cs="Times New Roman"/>
+          <w:szCs w:val="28"/>
+        </w:rPr>
+        <w:t xml:space="preserve"> </w:t>
+      </w:r>
+      <w:r>
+        <w:rPr>
+          <w:rFonts w:cs="Times New Roman"/>
+          <w:szCs w:val="28"/>
+        </w:rPr>
+        <w:t>снова синхронизирует потоки и автоматически переходит на главное окно с чатами</w:t>
+      </w:r>
       <w:r>
         <w:rPr>
           <w:rFonts w:cs="Times New Roman"/>
@@ -4960,20 +5354,6 @@
         </w:rPr>
         <w:t>.</w:t>
       </w:r>
-      <w:r>
-        <w:rPr>
-          <w:rFonts w:cs="Times New Roman"/>
-          <w:szCs w:val="28"/>
-        </w:rPr>
-        <w:t xml:space="preserve"> Рассмотрим каждый из них</w:t>
-      </w:r>
-      <w:r>
-        <w:rPr>
-          <w:rFonts w:cs="Times New Roman"/>
-          <w:szCs w:val="28"/>
-        </w:rPr>
-        <w:t>.</w:t>
-      </w:r>
     </w:p>
     <w:p>
       <w:pPr>
@@ -4988,148 +5368,6 @@
           <w:rFonts w:cs="Times New Roman"/>
           <w:szCs w:val="28"/>
         </w:rPr>
-        <w:t>.</w:t>
-      </w:r>
-    </w:p>
-    <w:p>
-      <w:pPr>
-        <w:jc w:val="both"/>
-        <w:rPr>
-          <w:rFonts w:cs="Times New Roman"/>
-          <w:szCs w:val="28"/>
-        </w:rPr>
-      </w:pPr>
-      <w:r>
-        <w:rPr>
-          <w:rFonts w:cs="Times New Roman"/>
-          <w:szCs w:val="28"/>
-        </w:rPr>
-        <w:t>.</w:t>
-      </w:r>
-    </w:p>
-    <w:p>
-      <w:pPr>
-        <w:jc w:val="both"/>
-        <w:rPr>
-          <w:rFonts w:cs="Times New Roman"/>
-          <w:szCs w:val="28"/>
-        </w:rPr>
-      </w:pPr>
-      <w:r>
-        <w:rPr>
-          <w:rFonts w:cs="Times New Roman"/>
-          <w:szCs w:val="28"/>
-        </w:rPr>
-        <w:t>.</w:t>
-      </w:r>
-    </w:p>
-    <w:p>
-      <w:pPr>
-        <w:jc w:val="both"/>
-        <w:rPr>
-          <w:rFonts w:cs="Times New Roman"/>
-          <w:szCs w:val="28"/>
-        </w:rPr>
-      </w:pPr>
-      <w:r>
-        <w:rPr>
-          <w:rFonts w:cs="Times New Roman"/>
-          <w:szCs w:val="28"/>
-        </w:rPr>
-        <w:t xml:space="preserve">В данном решении. Работает </w:t>
-      </w:r>
-      <w:proofErr w:type="spellStart"/>
-      <w:r>
-        <w:rPr>
-          <w:rFonts w:cs="Times New Roman"/>
-          <w:szCs w:val="28"/>
-        </w:rPr>
-        <w:t>лонгпулл</w:t>
-      </w:r>
-      <w:proofErr w:type="spellEnd"/>
-      <w:r>
-        <w:rPr>
-          <w:rFonts w:cs="Times New Roman"/>
-          <w:szCs w:val="28"/>
-        </w:rPr>
-        <w:t xml:space="preserve"> т</w:t>
-      </w:r>
-      <w:r>
-        <w:rPr>
-          <w:rFonts w:cs="Times New Roman"/>
-          <w:szCs w:val="28"/>
-        </w:rPr>
-        <w:t>.</w:t>
-      </w:r>
-      <w:r>
-        <w:rPr>
-          <w:rFonts w:cs="Times New Roman"/>
-          <w:szCs w:val="28"/>
-        </w:rPr>
-        <w:t>к</w:t>
-      </w:r>
-      <w:r>
-        <w:rPr>
-          <w:rFonts w:cs="Times New Roman"/>
-          <w:szCs w:val="28"/>
-        </w:rPr>
-        <w:t xml:space="preserve">. </w:t>
-      </w:r>
-      <w:r>
-        <w:rPr>
-          <w:rFonts w:cs="Times New Roman"/>
-          <w:szCs w:val="28"/>
-        </w:rPr>
-        <w:t xml:space="preserve">он даёт более абстрактное понимание </w:t>
-      </w:r>
-      <w:proofErr w:type="spellStart"/>
-      <w:r>
-        <w:rPr>
-          <w:rFonts w:cs="Times New Roman"/>
-          <w:szCs w:val="28"/>
-        </w:rPr>
-        <w:t>лоигки</w:t>
-      </w:r>
-      <w:proofErr w:type="spellEnd"/>
-      <w:r>
-        <w:rPr>
-          <w:rFonts w:cs="Times New Roman"/>
-          <w:szCs w:val="28"/>
-        </w:rPr>
-        <w:t>…</w:t>
-      </w:r>
-    </w:p>
-    <w:p>
-      <w:pPr>
-        <w:jc w:val="both"/>
-        <w:rPr>
-          <w:rFonts w:cs="Times New Roman"/>
-          <w:szCs w:val="28"/>
-        </w:rPr>
-      </w:pPr>
-    </w:p>
-    <w:p>
-      <w:pPr>
-        <w:jc w:val="both"/>
-        <w:rPr>
-          <w:rFonts w:cs="Times New Roman"/>
-          <w:szCs w:val="28"/>
-        </w:rPr>
-      </w:pPr>
-    </w:p>
-    <w:p>
-      <w:pPr>
-        <w:jc w:val="both"/>
-        <w:rPr>
-          <w:rFonts w:cs="Times New Roman"/>
-          <w:szCs w:val="28"/>
-        </w:rPr>
-      </w:pPr>
-      <w:r>
-        <w:rPr>
-          <w:rFonts w:cs="Times New Roman"/>
-          <w:szCs w:val="28"/>
-        </w:rPr>
         <w:br w:type="page"/>
       </w:r>
     </w:p>
@@ -5137,7 +5375,7 @@
       <w:pPr>
         <w:pStyle w:val="Heading1"/>
       </w:pPr>
-      <w:bookmarkStart w:id="5" w:name="_Toc69500022"/>
+      <w:bookmarkStart w:id="5" w:name="_Toc69504846"/>
       <w:r>
         <w:rPr>
           <w:highlight w:val="green"/>
@@ -6060,7 +6298,7 @@
       <w:pPr>
         <w:pStyle w:val="Heading2"/>
       </w:pPr>
-      <w:bookmarkStart w:id="6" w:name="_Toc69500023"/>
+      <w:bookmarkStart w:id="6" w:name="_Toc69504847"/>
       <w:r>
         <w:t>О</w:t>
       </w:r>
@@ -6362,7 +6600,7 @@
       <w:pPr>
         <w:pStyle w:val="Heading2"/>
       </w:pPr>
-      <w:bookmarkStart w:id="7" w:name="_Toc69500024"/>
+      <w:bookmarkStart w:id="7" w:name="_Toc69504848"/>
       <w:r>
         <w:t xml:space="preserve">Окно </w:t>
       </w:r>
@@ -7067,7 +7305,7 @@
           <w:lang w:val="en-US"/>
         </w:rPr>
       </w:pPr>
-      <w:bookmarkStart w:id="8" w:name="_Toc69500025"/>
+      <w:bookmarkStart w:id="8" w:name="_Toc69504849"/>
       <w:r>
         <w:t>Окно</w:t>
       </w:r>
@@ -7412,7 +7650,7 @@
       <w:pPr>
         <w:pStyle w:val="Heading2"/>
       </w:pPr>
-      <w:bookmarkStart w:id="9" w:name="_Toc69500026"/>
+      <w:bookmarkStart w:id="9" w:name="_Toc69504850"/>
       <w:r>
         <w:t>Окно успешного действия пользователя</w:t>
       </w:r>
@@ -7623,7 +7861,7 @@
       <w:pPr>
         <w:pStyle w:val="Heading2"/>
       </w:pPr>
-      <w:bookmarkStart w:id="10" w:name="_Toc69500027"/>
+      <w:bookmarkStart w:id="10" w:name="_Toc69504851"/>
       <w:r>
         <w:t>Главное окно программы</w:t>
       </w:r>
@@ -7851,7 +8089,7 @@
       <w:pPr>
         <w:pStyle w:val="Heading2"/>
       </w:pPr>
-      <w:bookmarkStart w:id="11" w:name="_Toc69500028"/>
+      <w:bookmarkStart w:id="11" w:name="_Toc69504852"/>
       <w:r>
         <w:t>Окно создания новой чат-комнаты</w:t>
       </w:r>
@@ -8096,7 +8334,7 @@
       <w:pPr>
         <w:pStyle w:val="Heading2"/>
       </w:pPr>
-      <w:bookmarkStart w:id="12" w:name="_Toc69500029"/>
+      <w:bookmarkStart w:id="12" w:name="_Toc69504853"/>
       <w:r>
         <w:t xml:space="preserve">Окно с информацией о текущей </w:t>
       </w:r>
@@ -8299,7 +8537,7 @@
       <w:pPr>
         <w:pStyle w:val="Heading2"/>
       </w:pPr>
-      <w:bookmarkStart w:id="13" w:name="_Toc69500030"/>
+      <w:bookmarkStart w:id="13" w:name="_Toc69504854"/>
       <w:r>
         <w:t>Окно с информацией об авторе и программе</w:t>
       </w:r>
@@ -8524,7 +8762,7 @@
       <w:pPr>
         <w:pStyle w:val="Heading1"/>
       </w:pPr>
-      <w:bookmarkStart w:id="14" w:name="_Toc69500031"/>
+      <w:bookmarkStart w:id="14" w:name="_Toc69504855"/>
       <w:r>
         <w:rPr>
           <w:highlight w:val="green"/>
@@ -8538,7 +8776,7 @@
       <w:pPr>
         <w:pStyle w:val="Heading2"/>
       </w:pPr>
-      <w:bookmarkStart w:id="15" w:name="_Toc69500032"/>
+      <w:bookmarkStart w:id="15" w:name="_Toc69504856"/>
       <w:r>
         <w:t>Сервер</w:t>
       </w:r>
@@ -9767,7 +10005,7 @@
       <w:pPr>
         <w:pStyle w:val="Heading2"/>
       </w:pPr>
-      <w:bookmarkStart w:id="16" w:name="_Toc69500033"/>
+      <w:bookmarkStart w:id="16" w:name="_Toc69504857"/>
       <w:r>
         <w:t>База данных</w:t>
       </w:r>
@@ -10669,7 +10907,7 @@
       <w:pPr>
         <w:pStyle w:val="Heading2"/>
       </w:pPr>
-      <w:bookmarkStart w:id="17" w:name="_Toc69500034"/>
+      <w:bookmarkStart w:id="17" w:name="_Toc69504858"/>
       <w:r>
         <w:lastRenderedPageBreak/>
         <w:t>Клиент</w:t>
@@ -12131,7 +12369,7 @@
       <w:pPr>
         <w:pStyle w:val="Heading1"/>
       </w:pPr>
-      <w:bookmarkStart w:id="18" w:name="_Toc69500035"/>
+      <w:bookmarkStart w:id="18" w:name="_Toc69504859"/>
       <w:r>
         <w:rPr>
           <w:highlight w:val="green"/>
@@ -12145,7 +12383,7 @@
       <w:pPr>
         <w:pStyle w:val="Heading2"/>
       </w:pPr>
-      <w:bookmarkStart w:id="19" w:name="_Toc69500036"/>
+      <w:bookmarkStart w:id="19" w:name="_Toc69504860"/>
       <w:r>
         <w:t>Сервер</w:t>
       </w:r>
@@ -14114,7 +14352,7 @@
       <w:pPr>
         <w:pStyle w:val="Heading2"/>
       </w:pPr>
-      <w:bookmarkStart w:id="20" w:name="_Toc69500037"/>
+      <w:bookmarkStart w:id="20" w:name="_Toc69504861"/>
       <w:r>
         <w:t>Клиент</w:t>
       </w:r>
@@ -15656,7 +15894,7 @@
       <w:pPr>
         <w:pStyle w:val="Heading1"/>
       </w:pPr>
-      <w:bookmarkStart w:id="21" w:name="_Toc69500038"/>
+      <w:bookmarkStart w:id="21" w:name="_Toc69504862"/>
       <w:r>
         <w:rPr>
           <w:highlight w:val="red"/>
@@ -15708,7 +15946,7 @@
       <w:pPr>
         <w:pStyle w:val="Heading1"/>
       </w:pPr>
-      <w:bookmarkStart w:id="22" w:name="_Toc69500039"/>
+      <w:bookmarkStart w:id="22" w:name="_Toc69504863"/>
       <w:r>
         <w:rPr>
           <w:highlight w:val="red"/>
@@ -15786,7 +16024,7 @@
       <w:pPr>
         <w:pStyle w:val="Heading1"/>
       </w:pPr>
-      <w:bookmarkStart w:id="23" w:name="_Toc69500040"/>
+      <w:bookmarkStart w:id="23" w:name="_Toc69504864"/>
       <w:r>
         <w:lastRenderedPageBreak/>
         <w:t>ПРИЛОЖЕНИЯ</w:t>
@@ -15797,7 +16035,7 @@
       <w:pPr>
         <w:pStyle w:val="Heading2"/>
       </w:pPr>
-      <w:bookmarkStart w:id="24" w:name="_Toc69500041"/>
+      <w:bookmarkStart w:id="24" w:name="_Toc69504865"/>
       <w:r>
         <w:t>Приложение 1</w:t>
       </w:r>
@@ -15839,7 +16077,7 @@
       <w:pPr>
         <w:pStyle w:val="Heading2"/>
       </w:pPr>
-      <w:bookmarkStart w:id="25" w:name="_Toc69500042"/>
+      <w:bookmarkStart w:id="25" w:name="_Toc69504866"/>
       <w:r>
         <w:t xml:space="preserve">Приложение </w:t>
       </w:r>

--- a/Пояснительная записка.docx
+++ b/Пояснительная записка.docx
@@ -388,23 +388,7 @@
                 <w:noProof/>
                 <w:highlight w:val="yellow"/>
               </w:rPr>
-              <w:t>АЛГОРИТМИЧЕСКИЕ Р</w:t>
-            </w:r>
-            <w:r>
-              <w:rPr>
-                <w:rStyle w:val="Hyperlink"/>
-                <w:noProof/>
-                <w:highlight w:val="yellow"/>
-              </w:rPr>
-              <w:t>Е</w:t>
-            </w:r>
-            <w:r>
-              <w:rPr>
-                <w:rStyle w:val="Hyperlink"/>
-                <w:noProof/>
-                <w:highlight w:val="yellow"/>
-              </w:rPr>
-              <w:t>ШЕНИЯ</w:t>
+              <w:t>АЛГОРИТМИЧЕСКИЕ РЕШЕНИЯ</w:t>
             </w:r>
             <w:r>
               <w:rPr>
@@ -5084,6 +5068,63 @@
     </w:p>
     <w:p>
       <w:pPr>
+        <w:jc w:val="center"/>
+        <w:rPr>
+          <w:rFonts w:cs="Times New Roman"/>
+          <w:szCs w:val="28"/>
+        </w:rPr>
+      </w:pPr>
+      <w:r>
+        <w:rPr>
+          <w:rFonts w:cs="Times New Roman"/>
+          <w:noProof/>
+          <w:szCs w:val="28"/>
+        </w:rPr>
+        <w:drawing>
+          <wp:inline distT="0" distB="0" distL="0" distR="0" wp14:anchorId="38D735BB" wp14:editId="0F30A10F">
+            <wp:extent cx="3643085" cy="2087611"/>
+            <wp:effectExtent l="0" t="0" r="1905" b="0"/>
+            <wp:docPr id="19" name="Picture 19"/>
+            <wp:cNvGraphicFramePr>
+              <a:graphicFrameLocks xmlns:a="http://schemas.openxmlformats.org/drawingml/2006/main" noChangeAspect="1"/>
+            </wp:cNvGraphicFramePr>
+            <a:graphic xmlns:a="http://schemas.openxmlformats.org/drawingml/2006/main">
+              <a:graphicData uri="http://schemas.openxmlformats.org/drawingml/2006/picture">
+                <pic:pic xmlns:pic="http://schemas.openxmlformats.org/drawingml/2006/picture">
+                  <pic:nvPicPr>
+                    <pic:cNvPr id="19" name="Picture 19"/>
+                    <pic:cNvPicPr/>
+                  </pic:nvPicPr>
+                  <pic:blipFill>
+                    <a:blip r:embed="rId9">
+                      <a:extLst>
+                        <a:ext uri="{28A0092B-C50C-407E-A947-70E740481C1C}">
+                          <a14:useLocalDpi xmlns:a14="http://schemas.microsoft.com/office/drawing/2010/main" val="0"/>
+                        </a:ext>
+                      </a:extLst>
+                    </a:blip>
+                    <a:stretch>
+                      <a:fillRect/>
+                    </a:stretch>
+                  </pic:blipFill>
+                  <pic:spPr>
+                    <a:xfrm>
+                      <a:off x="0" y="0"/>
+                      <a:ext cx="3689249" cy="2114065"/>
+                    </a:xfrm>
+                    <a:prstGeom prst="rect">
+                      <a:avLst/>
+                    </a:prstGeom>
+                  </pic:spPr>
+                </pic:pic>
+              </a:graphicData>
+            </a:graphic>
+          </wp:inline>
+        </w:drawing>
+      </w:r>
+    </w:p>
+    <w:p>
+      <w:pPr>
         <w:ind w:firstLine="709"/>
         <w:jc w:val="both"/>
         <w:rPr>
@@ -5138,7 +5179,15 @@
           <w:rFonts w:cs="Times New Roman"/>
           <w:szCs w:val="28"/>
         </w:rPr>
-        <w:t>то добавит её в список чат-комнат пользователя</w:t>
+        <w:t xml:space="preserve">то добавит </w:t>
+      </w:r>
+      <w:r>
+        <w:rPr>
+          <w:rFonts w:cs="Times New Roman"/>
+          <w:szCs w:val="28"/>
+        </w:rPr>
+        <w:lastRenderedPageBreak/>
+        <w:t>её в список чат-комнат пользователя</w:t>
       </w:r>
       <w:r>
         <w:rPr>
@@ -5294,15 +5343,7 @@
           <w:rFonts w:cs="Times New Roman"/>
           <w:szCs w:val="28"/>
         </w:rPr>
-        <w:t>интернет-</w:t>
-      </w:r>
-      <w:r>
-        <w:rPr>
-          <w:rFonts w:cs="Times New Roman"/>
-          <w:szCs w:val="28"/>
-        </w:rPr>
-        <w:lastRenderedPageBreak/>
-        <w:t>соединения</w:t>
+        <w:t>интернет-соединения</w:t>
       </w:r>
       <w:proofErr w:type="spellEnd"/>
       <w:r>
@@ -5797,7 +5838,7 @@
                     <pic:cNvPicPr/>
                   </pic:nvPicPr>
                   <pic:blipFill>
-                    <a:blip r:embed="rId9">
+                    <a:blip r:embed="rId10">
                       <a:extLst>
                         <a:ext uri="{28A0092B-C50C-407E-A947-70E740481C1C}">
                           <a14:useLocalDpi xmlns:a14="http://schemas.microsoft.com/office/drawing/2010/main" val="0"/>
@@ -5854,7 +5895,7 @@
                     <pic:cNvPicPr/>
                   </pic:nvPicPr>
                   <pic:blipFill>
-                    <a:blip r:embed="rId10">
+                    <a:blip r:embed="rId11">
                       <a:extLst>
                         <a:ext uri="{28A0092B-C50C-407E-A947-70E740481C1C}">
                           <a14:useLocalDpi xmlns:a14="http://schemas.microsoft.com/office/drawing/2010/main" val="0"/>
@@ -6452,7 +6493,7 @@
                     <pic:cNvPicPr/>
                   </pic:nvPicPr>
                   <pic:blipFill>
-                    <a:blip r:embed="rId11">
+                    <a:blip r:embed="rId12">
                       <a:extLst>
                         <a:ext uri="{28A0092B-C50C-407E-A947-70E740481C1C}">
                           <a14:useLocalDpi xmlns:a14="http://schemas.microsoft.com/office/drawing/2010/main" val="0"/>
@@ -6642,7 +6683,7 @@
                     <pic:cNvPicPr/>
                   </pic:nvPicPr>
                   <pic:blipFill>
-                    <a:blip r:embed="rId12">
+                    <a:blip r:embed="rId13">
                       <a:extLst>
                         <a:ext uri="{28A0092B-C50C-407E-A947-70E740481C1C}">
                           <a14:useLocalDpi xmlns:a14="http://schemas.microsoft.com/office/drawing/2010/main" val="0"/>
@@ -7344,7 +7385,7 @@
                     <pic:cNvPicPr/>
                   </pic:nvPicPr>
                   <pic:blipFill>
-                    <a:blip r:embed="rId13">
+                    <a:blip r:embed="rId14">
                       <a:extLst>
                         <a:ext uri="{28A0092B-C50C-407E-A947-70E740481C1C}">
                           <a14:useLocalDpi xmlns:a14="http://schemas.microsoft.com/office/drawing/2010/main" val="0"/>
@@ -7781,7 +7822,7 @@
                     <pic:cNvPicPr/>
                   </pic:nvPicPr>
                   <pic:blipFill>
-                    <a:blip r:embed="rId14">
+                    <a:blip r:embed="rId15">
                       <a:extLst>
                         <a:ext uri="{28A0092B-C50C-407E-A947-70E740481C1C}">
                           <a14:useLocalDpi xmlns:a14="http://schemas.microsoft.com/office/drawing/2010/main" val="0"/>
@@ -7830,7 +7871,7 @@
                     <pic:cNvPicPr/>
                   </pic:nvPicPr>
                   <pic:blipFill>
-                    <a:blip r:embed="rId15">
+                    <a:blip r:embed="rId16">
                       <a:extLst>
                         <a:ext uri="{28A0092B-C50C-407E-A947-70E740481C1C}">
                           <a14:useLocalDpi xmlns:a14="http://schemas.microsoft.com/office/drawing/2010/main" val="0"/>
@@ -7965,7 +8006,7 @@
                     <pic:cNvPicPr/>
                   </pic:nvPicPr>
                   <pic:blipFill>
-                    <a:blip r:embed="rId16">
+                    <a:blip r:embed="rId17">
                       <a:extLst>
                         <a:ext uri="{28A0092B-C50C-407E-A947-70E740481C1C}">
                           <a14:useLocalDpi xmlns:a14="http://schemas.microsoft.com/office/drawing/2010/main" val="0"/>
@@ -8303,7 +8344,7 @@
                     <pic:cNvPicPr/>
                   </pic:nvPicPr>
                   <pic:blipFill>
-                    <a:blip r:embed="rId17">
+                    <a:blip r:embed="rId18">
                       <a:extLst>
                         <a:ext uri="{28A0092B-C50C-407E-A947-70E740481C1C}">
                           <a14:useLocalDpi xmlns:a14="http://schemas.microsoft.com/office/drawing/2010/main" val="0"/>
@@ -8506,7 +8547,7 @@
                     <pic:cNvPicPr/>
                   </pic:nvPicPr>
                   <pic:blipFill>
-                    <a:blip r:embed="rId18">
+                    <a:blip r:embed="rId19">
                       <a:extLst>
                         <a:ext uri="{28A0092B-C50C-407E-A947-70E740481C1C}">
                           <a14:useLocalDpi xmlns:a14="http://schemas.microsoft.com/office/drawing/2010/main" val="0"/>
@@ -8709,7 +8750,7 @@
                     <pic:cNvPicPr/>
                   </pic:nvPicPr>
                   <pic:blipFill>
-                    <a:blip r:embed="rId19">
+                    <a:blip r:embed="rId20">
                       <a:extLst>
                         <a:ext uri="{28A0092B-C50C-407E-A947-70E740481C1C}">
                           <a14:useLocalDpi xmlns:a14="http://schemas.microsoft.com/office/drawing/2010/main" val="0"/>
@@ -8888,14 +8929,7 @@
           <w:rFonts w:cs="Times New Roman"/>
           <w:szCs w:val="28"/>
         </w:rPr>
-        <w:t xml:space="preserve">, </w:t>
-      </w:r>
-      <w:r>
-        <w:rPr>
-          <w:rFonts w:cs="Times New Roman"/>
-          <w:szCs w:val="28"/>
-        </w:rPr>
-        <w:t xml:space="preserve">в том числе </w:t>
+        <w:t xml:space="preserve">, в том числе </w:t>
       </w:r>
       <w:r>
         <w:rPr>
@@ -9695,7 +9729,7 @@
                     <pic:cNvPicPr/>
                   </pic:nvPicPr>
                   <pic:blipFill>
-                    <a:blip r:embed="rId20">
+                    <a:blip r:embed="rId21">
                       <a:extLst>
                         <a:ext uri="{28A0092B-C50C-407E-A947-70E740481C1C}">
                           <a14:useLocalDpi xmlns:a14="http://schemas.microsoft.com/office/drawing/2010/main" val="0"/>
@@ -10492,10 +10526,7 @@
         <w:t xml:space="preserve">_id – </w:t>
       </w:r>
       <w:r>
-        <w:t xml:space="preserve">уникальный идентификатор </w:t>
-      </w:r>
-      <w:r>
-        <w:t>комнаты</w:t>
+        <w:t>уникальный идентификатор комнаты</w:t>
       </w:r>
       <w:r>
         <w:rPr>
@@ -10636,10 +10667,7 @@
         <w:t xml:space="preserve"> - </w:t>
       </w:r>
       <w:r>
-        <w:t xml:space="preserve">время создания </w:t>
-      </w:r>
-      <w:r>
-        <w:t>комнаты</w:t>
+        <w:t>время создания комнаты</w:t>
       </w:r>
       <w:r>
         <w:t>;</w:t>
@@ -10693,10 +10721,7 @@
         <w:t xml:space="preserve"> – </w:t>
       </w:r>
       <w:r>
-        <w:t xml:space="preserve">уникальный идентификатор </w:t>
-      </w:r>
-      <w:r>
-        <w:t>пользователя</w:t>
+        <w:t>уникальный идентификатор пользователя</w:t>
       </w:r>
       <w:r>
         <w:t>;</w:t>
@@ -11990,14 +12015,7 @@
           <w:rFonts w:cs="Times New Roman"/>
           <w:szCs w:val="28"/>
         </w:rPr>
-        <w:t xml:space="preserve">директория </w:t>
-      </w:r>
-      <w:r>
-        <w:rPr>
-          <w:rFonts w:cs="Times New Roman"/>
-          <w:szCs w:val="28"/>
-        </w:rPr>
-        <w:t>с файлами библиотек для корректной работы разработанного решения</w:t>
+        <w:t>директория с файлами библиотек для корректной работы разработанного решения</w:t>
       </w:r>
       <w:r>
         <w:rPr>
@@ -12456,16 +12474,7 @@
         </w:numPr>
       </w:pPr>
       <w:r>
-        <w:t xml:space="preserve">Классы конфигураций и тестов </w:t>
-      </w:r>
-      <w:r>
-        <w:t>(</w:t>
-      </w:r>
-      <w:r>
-        <w:t>5</w:t>
-      </w:r>
-      <w:r>
-        <w:t xml:space="preserve"> </w:t>
+        <w:t xml:space="preserve">Классы конфигураций и тестов (5 </w:t>
       </w:r>
       <w:proofErr w:type="spellStart"/>
       <w:r>
@@ -12811,7 +12820,7 @@
                     <pic:cNvPicPr/>
                   </pic:nvPicPr>
                   <pic:blipFill>
-                    <a:blip r:embed="rId21" cstate="print">
+                    <a:blip r:embed="rId22" cstate="print">
                       <a:extLst>
                         <a:ext uri="{28A0092B-C50C-407E-A947-70E740481C1C}">
                           <a14:useLocalDpi xmlns:a14="http://schemas.microsoft.com/office/drawing/2010/main" val="0"/>
@@ -12853,9 +12862,6 @@
           <w:ilvl w:val="0"/>
           <w:numId w:val="24"/>
         </w:numPr>
-        <w:rPr>
-          <w:lang w:val="en-US"/>
-        </w:rPr>
       </w:pPr>
       <w:proofErr w:type="spellStart"/>
       <w:r>
@@ -12866,63 +12872,60 @@
       </w:r>
       <w:proofErr w:type="spellEnd"/>
       <w:r>
-        <w:rPr>
-          <w:lang w:val="en-US"/>
-        </w:rPr>
         <w:t xml:space="preserve"> – </w:t>
       </w:r>
       <w:r>
         <w:t>переопределение</w:t>
       </w:r>
       <w:r>
-        <w:rPr>
-          <w:lang w:val="en-US"/>
-        </w:rPr>
         <w:t xml:space="preserve"> </w:t>
       </w:r>
       <w:r>
         <w:t>обработчика</w:t>
       </w:r>
       <w:r>
-        <w:rPr>
-          <w:lang w:val="en-US"/>
-        </w:rPr>
         <w:t xml:space="preserve"> </w:t>
       </w:r>
       <w:r>
         <w:t>ошибок</w:t>
       </w:r>
       <w:r>
-        <w:rPr>
-          <w:lang w:val="en-US"/>
-        </w:rPr>
-        <w:t xml:space="preserve"> Spring Boot </w:t>
+        <w:t xml:space="preserve"> </w:t>
+      </w:r>
+      <w:r>
+        <w:rPr>
+          <w:lang w:val="en-US"/>
+        </w:rPr>
+        <w:t>Spring</w:t>
+      </w:r>
+      <w:r>
+        <w:t xml:space="preserve"> </w:t>
+      </w:r>
+      <w:r>
+        <w:rPr>
+          <w:lang w:val="en-US"/>
+        </w:rPr>
+        <w:t>Boot</w:t>
+      </w:r>
+      <w:r>
+        <w:t xml:space="preserve"> </w:t>
       </w:r>
       <w:r>
         <w:t>для</w:t>
       </w:r>
       <w:r>
-        <w:rPr>
-          <w:lang w:val="en-US"/>
-        </w:rPr>
         <w:t xml:space="preserve"> </w:t>
       </w:r>
       <w:r>
         <w:t>использования</w:t>
       </w:r>
       <w:r>
-        <w:rPr>
-          <w:lang w:val="en-US"/>
-        </w:rPr>
         <w:t xml:space="preserve"> </w:t>
       </w:r>
       <w:r>
         <w:t>класса</w:t>
       </w:r>
       <w:r>
-        <w:rPr>
-          <w:lang w:val="en-US"/>
-        </w:rPr>
         <w:t xml:space="preserve"> </w:t>
       </w:r>
       <w:proofErr w:type="spellStart"/>
@@ -12934,63 +12937,51 @@
       </w:r>
       <w:proofErr w:type="spellEnd"/>
       <w:r>
-        <w:rPr>
-          <w:lang w:val="en-US"/>
-        </w:rPr>
         <w:t xml:space="preserve">, </w:t>
       </w:r>
       <w:r>
         <w:t>который</w:t>
       </w:r>
       <w:r>
-        <w:rPr>
-          <w:lang w:val="en-US"/>
-        </w:rPr>
         <w:t xml:space="preserve"> </w:t>
       </w:r>
       <w:r>
         <w:t>вводит</w:t>
       </w:r>
       <w:r>
-        <w:rPr>
-          <w:lang w:val="en-US"/>
-        </w:rPr>
         <w:t xml:space="preserve"> </w:t>
       </w:r>
       <w:r>
         <w:t>дополнительный</w:t>
       </w:r>
       <w:r>
-        <w:rPr>
-          <w:lang w:val="en-US"/>
-        </w:rPr>
         <w:t xml:space="preserve"> </w:t>
       </w:r>
       <w:r>
         <w:t>атрибут</w:t>
       </w:r>
       <w:r>
-        <w:rPr>
-          <w:lang w:val="en-US"/>
-        </w:rPr>
-        <w:t xml:space="preserve"> «result» </w:t>
+        <w:t xml:space="preserve"> «</w:t>
+      </w:r>
+      <w:r>
+        <w:rPr>
+          <w:lang w:val="en-US"/>
+        </w:rPr>
+        <w:t>result</w:t>
+      </w:r>
+      <w:r>
+        <w:t xml:space="preserve">» </w:t>
       </w:r>
       <w:r>
         <w:t>при</w:t>
       </w:r>
       <w:r>
-        <w:rPr>
-          <w:lang w:val="en-US"/>
-        </w:rPr>
         <w:t xml:space="preserve"> </w:t>
       </w:r>
       <w:r>
         <w:t>ошибке</w:t>
       </w:r>
       <w:r>
-        <w:rPr>
-          <w:lang w:val="en-US"/>
-        </w:rPr>
         <w:t>;</w:t>
       </w:r>
     </w:p>
@@ -13201,10 +13192,7 @@
       </w:r>
       <w:proofErr w:type="spellEnd"/>
       <w:r>
-        <w:t xml:space="preserve"> </w:t>
-      </w:r>
-      <w:r>
-        <w:t xml:space="preserve">– контроллер для обработки </w:t>
+        <w:t xml:space="preserve"> – контроллер для обработки </w:t>
       </w:r>
       <w:r>
         <w:rPr>
@@ -13386,10 +13374,7 @@
         <w:t xml:space="preserve"> – </w:t>
       </w:r>
       <w:r>
-        <w:t xml:space="preserve">содержит логику </w:t>
-      </w:r>
-      <w:r>
-        <w:t xml:space="preserve">конвертации с </w:t>
+        <w:t xml:space="preserve">содержит логику конвертации с </w:t>
       </w:r>
       <w:proofErr w:type="spellStart"/>
       <w:r>
@@ -13411,19 +13396,7 @@
         <w:t xml:space="preserve">. </w:t>
       </w:r>
       <w:r>
-        <w:t xml:space="preserve">Это </w:t>
-      </w:r>
-      <w:r>
-        <w:t>необходимо</w:t>
-      </w:r>
-      <w:r>
-        <w:t xml:space="preserve"> для того, чтоб избавиться от полей, которые не нужны в ответе (пароль </w:t>
-      </w:r>
-      <w:r>
-        <w:t xml:space="preserve">и </w:t>
-      </w:r>
-      <w:r>
-        <w:t>мастер-ключ)</w:t>
+        <w:t>Это необходимо для того, чтоб избавиться от полей, которые не нужны в ответе (пароль и мастер-ключ)</w:t>
       </w:r>
       <w:r>
         <w:t>;</w:t>
@@ -13627,13 +13600,7 @@
         <w:t>ущность</w:t>
       </w:r>
       <w:r>
-        <w:t xml:space="preserve"> для представления</w:t>
-      </w:r>
-      <w:r>
-        <w:t xml:space="preserve"> чат-комнаты (диалога)</w:t>
-      </w:r>
-      <w:r>
-        <w:t xml:space="preserve"> </w:t>
+        <w:t xml:space="preserve"> для представления чат-комнаты (диалога) </w:t>
       </w:r>
       <w:r>
         <w:t xml:space="preserve">в </w:t>
@@ -13671,13 +13638,7 @@
         <w:t>ущность</w:t>
       </w:r>
       <w:r>
-        <w:t xml:space="preserve"> для представления </w:t>
-      </w:r>
-      <w:r>
-        <w:t>пользователя</w:t>
-      </w:r>
-      <w:r>
-        <w:t xml:space="preserve"> </w:t>
+        <w:t xml:space="preserve"> для представления пользователя </w:t>
       </w:r>
       <w:r>
         <w:t xml:space="preserve">в </w:t>
@@ -13703,19 +13664,13 @@
       </w:r>
       <w:proofErr w:type="spellEnd"/>
       <w:r>
-        <w:t xml:space="preserve"> – с</w:t>
-      </w:r>
-      <w:r>
-        <w:t>ущность для обновления пароля пользователя</w:t>
+        <w:t xml:space="preserve"> – сущность для обновления пароля пользователя</w:t>
       </w:r>
       <w:r>
         <w:t xml:space="preserve">. </w:t>
       </w:r>
       <w:r>
-        <w:t>Используется при приёме данных</w:t>
-      </w:r>
-      <w:r>
-        <w:t xml:space="preserve"> от клиента</w:t>
+        <w:t>Используется при приёме данных от клиента</w:t>
       </w:r>
       <w:r>
         <w:rPr>
@@ -13739,13 +13694,7 @@
       </w:r>
       <w:proofErr w:type="spellEnd"/>
       <w:r>
-        <w:t xml:space="preserve"> – </w:t>
-      </w:r>
-      <w:r>
-        <w:t>с</w:t>
-      </w:r>
-      <w:r>
-        <w:t>ущность для отдачи данных при авторизации пользователя</w:t>
+        <w:t xml:space="preserve"> – сущность для отдачи данных при авторизации пользователя</w:t>
       </w:r>
       <w:r>
         <w:t xml:space="preserve">. </w:t>
@@ -13759,13 +13708,7 @@
       </w:r>
       <w:proofErr w:type="spellEnd"/>
       <w:r>
-        <w:t xml:space="preserve"> без полей-паролей, но с </w:t>
-      </w:r>
-      <w:r>
-        <w:t>ключом</w:t>
-      </w:r>
-      <w:r>
-        <w:t xml:space="preserve"> API</w:t>
+        <w:t xml:space="preserve"> без полей-паролей, но с ключом API</w:t>
       </w:r>
       <w:r>
         <w:t xml:space="preserve">. </w:t>
@@ -13803,13 +13746,7 @@
       </w:r>
       <w:proofErr w:type="spellEnd"/>
       <w:r>
-        <w:t xml:space="preserve"> – </w:t>
-      </w:r>
-      <w:r>
-        <w:t>су</w:t>
-      </w:r>
-      <w:r>
-        <w:t>щность для отдачи данных при поиске пользователя</w:t>
+        <w:t xml:space="preserve"> – сущность для отдачи данных при поиске пользователя</w:t>
       </w:r>
       <w:r>
         <w:t xml:space="preserve">. </w:t>
@@ -13861,10 +13798,7 @@
       </w:r>
       <w:proofErr w:type="spellEnd"/>
       <w:r>
-        <w:t xml:space="preserve"> – </w:t>
-      </w:r>
-      <w:r>
-        <w:t>и</w:t>
+        <w:t xml:space="preserve"> – и</w:t>
       </w:r>
       <w:r>
         <w:t xml:space="preserve">нтерфейс </w:t>
@@ -13900,10 +13834,7 @@
       </w:r>
       <w:proofErr w:type="spellEnd"/>
       <w:r>
-        <w:t xml:space="preserve"> – </w:t>
-      </w:r>
-      <w:r>
-        <w:t>и</w:t>
+        <w:t xml:space="preserve"> – и</w:t>
       </w:r>
       <w:r>
         <w:t xml:space="preserve">нтерфейс </w:t>
@@ -13934,10 +13865,7 @@
       </w:r>
       <w:proofErr w:type="spellEnd"/>
       <w:r>
-        <w:t xml:space="preserve"> – </w:t>
-      </w:r>
-      <w:r>
-        <w:t>и</w:t>
+        <w:t xml:space="preserve"> – и</w:t>
       </w:r>
       <w:r>
         <w:t xml:space="preserve">нтерфейс </w:t>
@@ -13948,10 +13876,7 @@
       </w:r>
       <w:proofErr w:type="spellEnd"/>
       <w:r>
-        <w:t xml:space="preserve"> для работы c коллекцией чат-комнат</w:t>
-      </w:r>
-      <w:r>
-        <w:t>;</w:t>
+        <w:t xml:space="preserve"> для работы c коллекцией чат-комнат;</w:t>
       </w:r>
     </w:p>
     <w:p>
@@ -13991,10 +13916,7 @@
         <w:t>c</w:t>
       </w:r>
       <w:r>
-        <w:t xml:space="preserve"> коллекцией пользователей</w:t>
-      </w:r>
-      <w:r>
-        <w:t>;</w:t>
+        <w:t xml:space="preserve"> коллекцией пользователей;</w:t>
       </w:r>
     </w:p>
     <w:p>
@@ -14011,10 +13933,7 @@
       </w:r>
       <w:proofErr w:type="spellEnd"/>
       <w:r>
-        <w:t xml:space="preserve"> – </w:t>
-      </w:r>
-      <w:r>
-        <w:t>с</w:t>
+        <w:t xml:space="preserve"> – с</w:t>
       </w:r>
       <w:r>
         <w:t xml:space="preserve">ервис для работы с </w:t>
@@ -14045,10 +13964,7 @@
         <w:t xml:space="preserve"> – с</w:t>
       </w:r>
       <w:r>
-        <w:t>ервис для работы с сообщениями</w:t>
-      </w:r>
-      <w:r>
-        <w:t>;</w:t>
+        <w:t>ервис для работы с сообщениями;</w:t>
       </w:r>
     </w:p>
     <w:p>
@@ -14065,16 +13981,10 @@
       </w:r>
       <w:proofErr w:type="spellEnd"/>
       <w:r>
-        <w:t xml:space="preserve"> – </w:t>
-      </w:r>
-      <w:r>
-        <w:t>с</w:t>
-      </w:r>
-      <w:r>
-        <w:t>ервис для работы с комнатами</w:t>
-      </w:r>
-      <w:r>
-        <w:t>;</w:t>
+        <w:t xml:space="preserve"> – с</w:t>
+      </w:r>
+      <w:r>
+        <w:t>ервис для работы с комнатами;</w:t>
       </w:r>
     </w:p>
     <w:p>
@@ -14111,10 +14021,7 @@
       </w:r>
       <w:proofErr w:type="spellEnd"/>
       <w:r>
-        <w:t xml:space="preserve"> – </w:t>
-      </w:r>
-      <w:r>
-        <w:t>г</w:t>
+        <w:t xml:space="preserve"> – г</w:t>
       </w:r>
       <w:r>
         <w:t xml:space="preserve">енерирует </w:t>
@@ -14176,10 +14083,7 @@
         <w:t>UNIX</w:t>
       </w:r>
       <w:r>
-        <w:t>-время системы</w:t>
-      </w:r>
-      <w:r>
-        <w:t>;</w:t>
+        <w:t>-время системы;</w:t>
       </w:r>
     </w:p>
     <w:p>
@@ -14283,10 +14187,7 @@
       </w:r>
       <w:proofErr w:type="spellEnd"/>
       <w:r>
-        <w:t xml:space="preserve"> –</w:t>
-      </w:r>
-      <w:r>
-        <w:t xml:space="preserve"> точка входа в программу</w:t>
+        <w:t xml:space="preserve"> – точка входа в программу</w:t>
       </w:r>
       <w:r>
         <w:t>.</w:t>
@@ -14321,7 +14222,7 @@
                     <pic:cNvPicPr/>
                   </pic:nvPicPr>
                   <pic:blipFill>
-                    <a:blip r:embed="rId22" cstate="print">
+                    <a:blip r:embed="rId23" cstate="print">
                       <a:extLst>
                         <a:ext uri="{28A0092B-C50C-407E-A947-70E740481C1C}">
                           <a14:useLocalDpi xmlns:a14="http://schemas.microsoft.com/office/drawing/2010/main" val="0"/>
@@ -14442,13 +14343,7 @@
       </w:r>
       <w:proofErr w:type="spellEnd"/>
       <w:r>
-        <w:t>)</w:t>
-      </w:r>
-      <w:r>
-        <w:t xml:space="preserve"> –</w:t>
-      </w:r>
-      <w:r>
-        <w:t xml:space="preserve"> отвечают за обработку действий пользователя на формах приложения</w:t>
+        <w:t>) – отвечают за обработку действий пользователя на формах приложения</w:t>
       </w:r>
       <w:r>
         <w:t>;</w:t>
@@ -14524,19 +14419,7 @@
       </w:r>
       <w:proofErr w:type="spellEnd"/>
       <w:r>
-        <w:t>) – модели для обработки с</w:t>
-      </w:r>
-      <w:r>
-        <w:t>ущнос</w:t>
-      </w:r>
-      <w:r>
-        <w:t>тей</w:t>
-      </w:r>
-      <w:r>
-        <w:t>-документ</w:t>
-      </w:r>
-      <w:r>
-        <w:t>ов</w:t>
+        <w:t>) – модели для обработки сущностей-документов</w:t>
       </w:r>
       <w:r>
         <w:t xml:space="preserve">, </w:t>
@@ -14651,13 +14534,7 @@
       </w:r>
       <w:proofErr w:type="spellEnd"/>
       <w:r>
-        <w:t>)</w:t>
-      </w:r>
-      <w:r>
-        <w:t xml:space="preserve"> –</w:t>
-      </w:r>
-      <w:r>
-        <w:t xml:space="preserve"> базовый класс</w:t>
+        <w:t>) – базовый класс</w:t>
       </w:r>
       <w:r>
         <w:t>,</w:t>
@@ -14705,7 +14582,7 @@
                     <pic:cNvPicPr/>
                   </pic:nvPicPr>
                   <pic:blipFill>
-                    <a:blip r:embed="rId23" cstate="print">
+                    <a:blip r:embed="rId24" cstate="print">
                       <a:extLst>
                         <a:ext uri="{28A0092B-C50C-407E-A947-70E740481C1C}">
                           <a14:useLocalDpi xmlns:a14="http://schemas.microsoft.com/office/drawing/2010/main" val="0"/>
@@ -14948,10 +14825,7 @@
         <w:t>к</w:t>
       </w:r>
       <w:r>
-        <w:t>онтроллер, возникающий при ошибке подключения к серверу или получения от него пустого ответа</w:t>
-      </w:r>
-      <w:r>
-        <w:t>;</w:t>
+        <w:t>онтроллер, возникающий при ошибке подключения к серверу или получения от него пустого ответа;</w:t>
       </w:r>
     </w:p>
     <w:p>
@@ -14974,10 +14848,7 @@
         <w:t>к</w:t>
       </w:r>
       <w:r>
-        <w:t>онтроллер-обработчик создания новой чат-комнаты</w:t>
-      </w:r>
-      <w:r>
-        <w:t>;</w:t>
+        <w:t>онтроллер-обработчик создания новой чат-комнаты;</w:t>
       </w:r>
     </w:p>
     <w:p>
@@ -15000,10 +14871,7 @@
         <w:t>к</w:t>
       </w:r>
       <w:r>
-        <w:t>онтроллер-обработчик формы восстановления пароля</w:t>
-      </w:r>
-      <w:r>
-        <w:t>;</w:t>
+        <w:t>онтроллер-обработчик формы восстановления пароля;</w:t>
       </w:r>
     </w:p>
     <w:p>
@@ -15026,10 +14894,7 @@
         <w:t>к</w:t>
       </w:r>
       <w:r>
-        <w:t>онтроллер-обработчик формы авторизации</w:t>
-      </w:r>
-      <w:r>
-        <w:t>;</w:t>
+        <w:t>онтроллер-обработчик формы авторизации;</w:t>
       </w:r>
     </w:p>
     <w:p>
@@ -15081,10 +14946,7 @@
         <w:t>к</w:t>
       </w:r>
       <w:r>
-        <w:t>онтроллер-обработчик регистрации пользователя</w:t>
-      </w:r>
-      <w:r>
-        <w:t>;</w:t>
+        <w:t>онтроллер-обработчик регистрации пользователя;</w:t>
       </w:r>
     </w:p>
     <w:p>
@@ -15168,10 +15030,7 @@
         <w:t>к</w:t>
       </w:r>
       <w:r>
-        <w:t>онтроллер-обработчик успешной операции пользователя</w:t>
-      </w:r>
-      <w:r>
-        <w:t>;</w:t>
+        <w:t>онтроллер-обработчик успешной операции пользователя;</w:t>
       </w:r>
     </w:p>
     <w:p>
@@ -15234,10 +15093,7 @@
       </w:r>
       <w:proofErr w:type="spellEnd"/>
       <w:r>
-        <w:t xml:space="preserve"> которых открывается поверх основного окна</w:t>
-      </w:r>
-      <w:r>
-        <w:t>;</w:t>
+        <w:t xml:space="preserve"> которых открывается поверх основного окна;</w:t>
       </w:r>
     </w:p>
     <w:p>
@@ -15260,10 +15116,7 @@
         <w:t>о</w:t>
       </w:r>
       <w:r>
-        <w:t>шибка,</w:t>
-      </w:r>
-      <w:r>
-        <w:t xml:space="preserve"> </w:t>
+        <w:t xml:space="preserve">шибка, </w:t>
       </w:r>
       <w:r>
         <w:t xml:space="preserve">которая возникает </w:t>
@@ -15349,10 +15202,7 @@
       </w:r>
       <w:proofErr w:type="spellEnd"/>
       <w:r>
-        <w:t xml:space="preserve"> – </w:t>
-      </w:r>
-      <w:r>
-        <w:t>о</w:t>
+        <w:t xml:space="preserve"> – о</w:t>
       </w:r>
       <w:r>
         <w:t xml:space="preserve">шибка </w:t>
@@ -15402,10 +15252,7 @@
       </w:r>
       <w:proofErr w:type="spellEnd"/>
       <w:r>
-        <w:t xml:space="preserve"> – </w:t>
-      </w:r>
-      <w:r>
-        <w:t>о</w:t>
+        <w:t xml:space="preserve"> – о</w:t>
       </w:r>
       <w:r>
         <w:t>шибка,</w:t>
@@ -15719,10 +15566,7 @@
         <w:t>SHA</w:t>
       </w:r>
       <w:r>
-        <w:t>-256</w:t>
-      </w:r>
-      <w:r>
-        <w:t>;</w:t>
+        <w:t>-256;</w:t>
       </w:r>
     </w:p>
     <w:p>
@@ -15745,10 +15589,7 @@
         <w:t>к</w:t>
       </w:r>
       <w:r>
-        <w:t>ласс для работы с UNIX-временем</w:t>
-      </w:r>
-      <w:r>
-        <w:t>;</w:t>
+        <w:t>ласс для работы с UNIX-временем;</w:t>
       </w:r>
     </w:p>
     <w:p>
@@ -15846,7 +15687,7 @@
                     <pic:cNvPicPr/>
                   </pic:nvPicPr>
                   <pic:blipFill>
-                    <a:blip r:embed="rId24" cstate="print">
+                    <a:blip r:embed="rId25" cstate="print">
                       <a:extLst>
                         <a:ext uri="{28A0092B-C50C-407E-A947-70E740481C1C}">
                           <a14:useLocalDpi xmlns:a14="http://schemas.microsoft.com/office/drawing/2010/main" val="0"/>
@@ -16122,7 +15963,7 @@
     </w:p>
     <w:p/>
     <w:sectPr>
-      <w:footerReference w:type="default" r:id="rId25"/>
+      <w:footerReference w:type="default" r:id="rId26"/>
       <w:pgSz w:w="11906" w:h="16838"/>
       <w:pgMar w:top="1134" w:right="567" w:bottom="1134" w:left="1701" w:header="1134" w:footer="709" w:gutter="0"/>
       <w:cols w:space="708"/>

--- a/Пояснительная записка.docx
+++ b/Пояснительная записка.docx
@@ -93,7 +93,7 @@
             </w:rPr>
             <w:fldChar w:fldCharType="separate"/>
           </w:r>
-          <w:hyperlink w:anchor="_Toc69504841" w:history="1">
+          <w:hyperlink w:anchor="_Toc69669713" w:history="1">
             <w:r>
               <w:rPr>
                 <w:rStyle w:val="Hyperlink"/>
@@ -121,7 +121,7 @@
                 <w:noProof/>
                 <w:webHidden/>
               </w:rPr>
-              <w:instrText xml:space="preserve"> PAGEREF _Toc69504841 \h </w:instrText>
+              <w:instrText xml:space="preserve"> PAGEREF _Toc69669713 \h </w:instrText>
             </w:r>
             <w:r>
               <w:rPr>
@@ -165,7 +165,7 @@
               <w:lang w:val="en-RU" w:eastAsia="en-GB"/>
             </w:rPr>
           </w:pPr>
-          <w:hyperlink w:anchor="_Toc69504842" w:history="1">
+          <w:hyperlink w:anchor="_Toc69669714" w:history="1">
             <w:r>
               <w:rPr>
                 <w:rStyle w:val="Hyperlink"/>
@@ -193,7 +193,7 @@
                 <w:noProof/>
                 <w:webHidden/>
               </w:rPr>
-              <w:instrText xml:space="preserve"> PAGEREF _Toc69504842 \h </w:instrText>
+              <w:instrText xml:space="preserve"> PAGEREF _Toc69669714 \h </w:instrText>
             </w:r>
             <w:r>
               <w:rPr>
@@ -237,7 +237,7 @@
               <w:lang w:val="en-RU" w:eastAsia="en-GB"/>
             </w:rPr>
           </w:pPr>
-          <w:hyperlink w:anchor="_Toc69504843" w:history="1">
+          <w:hyperlink w:anchor="_Toc69669715" w:history="1">
             <w:r>
               <w:rPr>
                 <w:rStyle w:val="Hyperlink"/>
@@ -265,7 +265,7 @@
                 <w:noProof/>
                 <w:webHidden/>
               </w:rPr>
-              <w:instrText xml:space="preserve"> PAGEREF _Toc69504843 \h </w:instrText>
+              <w:instrText xml:space="preserve"> PAGEREF _Toc69669715 \h </w:instrText>
             </w:r>
             <w:r>
               <w:rPr>
@@ -309,12 +309,12 @@
               <w:lang w:val="en-RU" w:eastAsia="en-GB"/>
             </w:rPr>
           </w:pPr>
-          <w:hyperlink w:anchor="_Toc69504844" w:history="1">
+          <w:hyperlink w:anchor="_Toc69669716" w:history="1">
             <w:r>
               <w:rPr>
                 <w:rStyle w:val="Hyperlink"/>
                 <w:noProof/>
-                <w:highlight w:val="red"/>
+                <w:highlight w:val="yellow"/>
               </w:rPr>
               <w:t>АКТУАЛЬНОСТЬ АВТОМАТИЗАЦИИ</w:t>
             </w:r>
@@ -337,7 +337,7 @@
                 <w:noProof/>
                 <w:webHidden/>
               </w:rPr>
-              <w:instrText xml:space="preserve"> PAGEREF _Toc69504844 \h </w:instrText>
+              <w:instrText xml:space="preserve"> PAGEREF _Toc69669716 \h </w:instrText>
             </w:r>
             <w:r>
               <w:rPr>
@@ -381,12 +381,12 @@
               <w:lang w:val="en-RU" w:eastAsia="en-GB"/>
             </w:rPr>
           </w:pPr>
-          <w:hyperlink w:anchor="_Toc69504845" w:history="1">
+          <w:hyperlink w:anchor="_Toc69669717" w:history="1">
             <w:r>
               <w:rPr>
                 <w:rStyle w:val="Hyperlink"/>
                 <w:noProof/>
-                <w:highlight w:val="yellow"/>
+                <w:highlight w:val="green"/>
               </w:rPr>
               <w:t>АЛГОРИТМИЧЕСКИЕ РЕШЕНИЯ</w:t>
             </w:r>
@@ -409,7 +409,7 @@
                 <w:noProof/>
                 <w:webHidden/>
               </w:rPr>
-              <w:instrText xml:space="preserve"> PAGEREF _Toc69504845 \h </w:instrText>
+              <w:instrText xml:space="preserve"> PAGEREF _Toc69669717 \h </w:instrText>
             </w:r>
             <w:r>
               <w:rPr>
@@ -430,78 +430,6 @@
                 <w:webHidden/>
               </w:rPr>
               <w:t>11</w:t>
-            </w:r>
-            <w:r>
-              <w:rPr>
-                <w:noProof/>
-                <w:webHidden/>
-              </w:rPr>
-              <w:fldChar w:fldCharType="end"/>
-            </w:r>
-          </w:hyperlink>
-        </w:p>
-        <w:p>
-          <w:pPr>
-            <w:pStyle w:val="TOC1"/>
-            <w:rPr>
-              <w:rFonts w:asciiTheme="minorHAnsi" w:eastAsiaTheme="minorEastAsia" w:hAnsiTheme="minorHAnsi"/>
-              <w:b w:val="0"/>
-              <w:bCs w:val="0"/>
-              <w:i w:val="0"/>
-              <w:iCs w:val="0"/>
-              <w:noProof/>
-              <w:lang w:val="en-RU" w:eastAsia="en-GB"/>
-            </w:rPr>
-          </w:pPr>
-          <w:hyperlink w:anchor="_Toc69504846" w:history="1">
-            <w:r>
-              <w:rPr>
-                <w:rStyle w:val="Hyperlink"/>
-                <w:noProof/>
-                <w:highlight w:val="green"/>
-              </w:rPr>
-              <w:t>ОПИСАНИЕ ИНТЕРФЕЙСА ПРОГРАММЫ</w:t>
-            </w:r>
-            <w:r>
-              <w:rPr>
-                <w:noProof/>
-                <w:webHidden/>
-              </w:rPr>
-              <w:tab/>
-            </w:r>
-            <w:r>
-              <w:rPr>
-                <w:noProof/>
-                <w:webHidden/>
-              </w:rPr>
-              <w:fldChar w:fldCharType="begin"/>
-            </w:r>
-            <w:r>
-              <w:rPr>
-                <w:noProof/>
-                <w:webHidden/>
-              </w:rPr>
-              <w:instrText xml:space="preserve"> PAGEREF _Toc69504846 \h </w:instrText>
-            </w:r>
-            <w:r>
-              <w:rPr>
-                <w:noProof/>
-                <w:webHidden/>
-              </w:rPr>
-            </w:r>
-            <w:r>
-              <w:rPr>
-                <w:noProof/>
-                <w:webHidden/>
-              </w:rPr>
-              <w:fldChar w:fldCharType="separate"/>
-            </w:r>
-            <w:r>
-              <w:rPr>
-                <w:noProof/>
-                <w:webHidden/>
-              </w:rPr>
-              <w:t>14</w:t>
             </w:r>
             <w:r>
               <w:rPr>
@@ -528,13 +456,13 @@
               <w:lang w:val="en-RU" w:eastAsia="en-GB"/>
             </w:rPr>
           </w:pPr>
-          <w:hyperlink w:anchor="_Toc69504847" w:history="1">
+          <w:hyperlink w:anchor="_Toc69669718" w:history="1">
             <w:r>
               <w:rPr>
                 <w:rStyle w:val="Hyperlink"/>
                 <w:noProof/>
               </w:rPr>
-              <w:t>Окно авторизации клиента</w:t>
+              <w:t>Клиент</w:t>
             </w:r>
             <w:r>
               <w:rPr>
@@ -555,7 +483,7 @@
                 <w:noProof/>
                 <w:webHidden/>
               </w:rPr>
-              <w:instrText xml:space="preserve"> PAGEREF _Toc69504847 \h </w:instrText>
+              <w:instrText xml:space="preserve"> PAGEREF _Toc69669718 \h </w:instrText>
             </w:r>
             <w:r>
               <w:rPr>
@@ -575,7 +503,7 @@
                 <w:noProof/>
                 <w:webHidden/>
               </w:rPr>
-              <w:t>15</w:t>
+              <w:t>11</w:t>
             </w:r>
             <w:r>
               <w:rPr>
@@ -602,13 +530,13 @@
               <w:lang w:val="en-RU" w:eastAsia="en-GB"/>
             </w:rPr>
           </w:pPr>
-          <w:hyperlink w:anchor="_Toc69504848" w:history="1">
+          <w:hyperlink w:anchor="_Toc69669719" w:history="1">
             <w:r>
               <w:rPr>
                 <w:rStyle w:val="Hyperlink"/>
                 <w:noProof/>
               </w:rPr>
-              <w:t>Окно регистрации нового пользователя</w:t>
+              <w:t>Сервер</w:t>
             </w:r>
             <w:r>
               <w:rPr>
@@ -629,7 +557,7 @@
                 <w:noProof/>
                 <w:webHidden/>
               </w:rPr>
-              <w:instrText xml:space="preserve"> PAGEREF _Toc69504848 \h </w:instrText>
+              <w:instrText xml:space="preserve"> PAGEREF _Toc69669719 \h </w:instrText>
             </w:r>
             <w:r>
               <w:rPr>
@@ -649,7 +577,79 @@
                 <w:noProof/>
                 <w:webHidden/>
               </w:rPr>
-              <w:t>16</w:t>
+              <w:t>13</w:t>
+            </w:r>
+            <w:r>
+              <w:rPr>
+                <w:noProof/>
+                <w:webHidden/>
+              </w:rPr>
+              <w:fldChar w:fldCharType="end"/>
+            </w:r>
+          </w:hyperlink>
+        </w:p>
+        <w:p>
+          <w:pPr>
+            <w:pStyle w:val="TOC1"/>
+            <w:rPr>
+              <w:rFonts w:asciiTheme="minorHAnsi" w:eastAsiaTheme="minorEastAsia" w:hAnsiTheme="minorHAnsi"/>
+              <w:b w:val="0"/>
+              <w:bCs w:val="0"/>
+              <w:i w:val="0"/>
+              <w:iCs w:val="0"/>
+              <w:noProof/>
+              <w:lang w:val="en-RU" w:eastAsia="en-GB"/>
+            </w:rPr>
+          </w:pPr>
+          <w:hyperlink w:anchor="_Toc69669720" w:history="1">
+            <w:r>
+              <w:rPr>
+                <w:rStyle w:val="Hyperlink"/>
+                <w:noProof/>
+                <w:highlight w:val="green"/>
+              </w:rPr>
+              <w:t>ОПИСАНИЕ ИНТЕРФЕЙСА ПРОГРАММЫ</w:t>
+            </w:r>
+            <w:r>
+              <w:rPr>
+                <w:noProof/>
+                <w:webHidden/>
+              </w:rPr>
+              <w:tab/>
+            </w:r>
+            <w:r>
+              <w:rPr>
+                <w:noProof/>
+                <w:webHidden/>
+              </w:rPr>
+              <w:fldChar w:fldCharType="begin"/>
+            </w:r>
+            <w:r>
+              <w:rPr>
+                <w:noProof/>
+                <w:webHidden/>
+              </w:rPr>
+              <w:instrText xml:space="preserve"> PAGEREF _Toc69669720 \h </w:instrText>
+            </w:r>
+            <w:r>
+              <w:rPr>
+                <w:noProof/>
+                <w:webHidden/>
+              </w:rPr>
+            </w:r>
+            <w:r>
+              <w:rPr>
+                <w:noProof/>
+                <w:webHidden/>
+              </w:rPr>
+              <w:fldChar w:fldCharType="separate"/>
+            </w:r>
+            <w:r>
+              <w:rPr>
+                <w:noProof/>
+                <w:webHidden/>
+              </w:rPr>
+              <w:t>15</w:t>
             </w:r>
             <w:r>
               <w:rPr>
@@ -676,13 +676,13 @@
               <w:lang w:val="en-RU" w:eastAsia="en-GB"/>
             </w:rPr>
           </w:pPr>
-          <w:hyperlink w:anchor="_Toc69504849" w:history="1">
+          <w:hyperlink w:anchor="_Toc69669721" w:history="1">
             <w:r>
               <w:rPr>
                 <w:rStyle w:val="Hyperlink"/>
                 <w:noProof/>
               </w:rPr>
-              <w:t>Окно восстановления пароля</w:t>
+              <w:t>Окно авторизации клиента</w:t>
             </w:r>
             <w:r>
               <w:rPr>
@@ -703,7 +703,7 @@
                 <w:noProof/>
                 <w:webHidden/>
               </w:rPr>
-              <w:instrText xml:space="preserve"> PAGEREF _Toc69504849 \h </w:instrText>
+              <w:instrText xml:space="preserve"> PAGEREF _Toc69669721 \h </w:instrText>
             </w:r>
             <w:r>
               <w:rPr>
@@ -723,7 +723,7 @@
                 <w:noProof/>
                 <w:webHidden/>
               </w:rPr>
-              <w:t>17</w:t>
+              <w:t>16</w:t>
             </w:r>
             <w:r>
               <w:rPr>
@@ -750,13 +750,13 @@
               <w:lang w:val="en-RU" w:eastAsia="en-GB"/>
             </w:rPr>
           </w:pPr>
-          <w:hyperlink w:anchor="_Toc69504850" w:history="1">
+          <w:hyperlink w:anchor="_Toc69669722" w:history="1">
             <w:r>
               <w:rPr>
                 <w:rStyle w:val="Hyperlink"/>
                 <w:noProof/>
               </w:rPr>
-              <w:t>Окно успешного действия пользователя</w:t>
+              <w:t>Окно регистрации нового пользователя</w:t>
             </w:r>
             <w:r>
               <w:rPr>
@@ -777,7 +777,7 @@
                 <w:noProof/>
                 <w:webHidden/>
               </w:rPr>
-              <w:instrText xml:space="preserve"> PAGEREF _Toc69504850 \h </w:instrText>
+              <w:instrText xml:space="preserve"> PAGEREF _Toc69669722 \h </w:instrText>
             </w:r>
             <w:r>
               <w:rPr>
@@ -797,7 +797,7 @@
                 <w:noProof/>
                 <w:webHidden/>
               </w:rPr>
-              <w:t>18</w:t>
+              <w:t>17</w:t>
             </w:r>
             <w:r>
               <w:rPr>
@@ -824,13 +824,13 @@
               <w:lang w:val="en-RU" w:eastAsia="en-GB"/>
             </w:rPr>
           </w:pPr>
-          <w:hyperlink w:anchor="_Toc69504851" w:history="1">
+          <w:hyperlink w:anchor="_Toc69669723" w:history="1">
             <w:r>
               <w:rPr>
                 <w:rStyle w:val="Hyperlink"/>
                 <w:noProof/>
               </w:rPr>
-              <w:t>Главное окно программы</w:t>
+              <w:t>Окно восстановления пароля</w:t>
             </w:r>
             <w:r>
               <w:rPr>
@@ -851,7 +851,7 @@
                 <w:noProof/>
                 <w:webHidden/>
               </w:rPr>
-              <w:instrText xml:space="preserve"> PAGEREF _Toc69504851 \h </w:instrText>
+              <w:instrText xml:space="preserve"> PAGEREF _Toc69669723 \h </w:instrText>
             </w:r>
             <w:r>
               <w:rPr>
@@ -898,13 +898,13 @@
               <w:lang w:val="en-RU" w:eastAsia="en-GB"/>
             </w:rPr>
           </w:pPr>
-          <w:hyperlink w:anchor="_Toc69504852" w:history="1">
+          <w:hyperlink w:anchor="_Toc69669724" w:history="1">
             <w:r>
               <w:rPr>
                 <w:rStyle w:val="Hyperlink"/>
                 <w:noProof/>
               </w:rPr>
-              <w:t>Окно создания новой чат-комнаты</w:t>
+              <w:t>Окно успешного действия пользователя</w:t>
             </w:r>
             <w:r>
               <w:rPr>
@@ -925,7 +925,7 @@
                 <w:noProof/>
                 <w:webHidden/>
               </w:rPr>
-              <w:instrText xml:space="preserve"> PAGEREF _Toc69504852 \h </w:instrText>
+              <w:instrText xml:space="preserve"> PAGEREF _Toc69669724 \h </w:instrText>
             </w:r>
             <w:r>
               <w:rPr>
@@ -972,13 +972,13 @@
               <w:lang w:val="en-RU" w:eastAsia="en-GB"/>
             </w:rPr>
           </w:pPr>
-          <w:hyperlink w:anchor="_Toc69504853" w:history="1">
+          <w:hyperlink w:anchor="_Toc69669725" w:history="1">
             <w:r>
               <w:rPr>
                 <w:rStyle w:val="Hyperlink"/>
                 <w:noProof/>
               </w:rPr>
-              <w:t>Окно с информацией о текущей чат-комнате</w:t>
+              <w:t>Главное окно программы</w:t>
             </w:r>
             <w:r>
               <w:rPr>
@@ -999,7 +999,7 @@
                 <w:noProof/>
                 <w:webHidden/>
               </w:rPr>
-              <w:instrText xml:space="preserve"> PAGEREF _Toc69504853 \h </w:instrText>
+              <w:instrText xml:space="preserve"> PAGEREF _Toc69669725 \h </w:instrText>
             </w:r>
             <w:r>
               <w:rPr>
@@ -1019,7 +1019,7 @@
                 <w:noProof/>
                 <w:webHidden/>
               </w:rPr>
-              <w:t>20</w:t>
+              <w:t>19</w:t>
             </w:r>
             <w:r>
               <w:rPr>
@@ -1046,13 +1046,13 @@
               <w:lang w:val="en-RU" w:eastAsia="en-GB"/>
             </w:rPr>
           </w:pPr>
-          <w:hyperlink w:anchor="_Toc69504854" w:history="1">
+          <w:hyperlink w:anchor="_Toc69669726" w:history="1">
             <w:r>
               <w:rPr>
                 <w:rStyle w:val="Hyperlink"/>
                 <w:noProof/>
               </w:rPr>
-              <w:t>Окно с информацией об авторе и программе</w:t>
+              <w:t>Окно создания новой чат-комнаты</w:t>
             </w:r>
             <w:r>
               <w:rPr>
@@ -1073,7 +1073,7 @@
                 <w:noProof/>
                 <w:webHidden/>
               </w:rPr>
-              <w:instrText xml:space="preserve"> PAGEREF _Toc69504854 \h </w:instrText>
+              <w:instrText xml:space="preserve"> PAGEREF _Toc69669726 \h </w:instrText>
             </w:r>
             <w:r>
               <w:rPr>
@@ -1093,79 +1093,7 @@
                 <w:noProof/>
                 <w:webHidden/>
               </w:rPr>
-              <w:t>21</w:t>
-            </w:r>
-            <w:r>
-              <w:rPr>
-                <w:noProof/>
-                <w:webHidden/>
-              </w:rPr>
-              <w:fldChar w:fldCharType="end"/>
-            </w:r>
-          </w:hyperlink>
-        </w:p>
-        <w:p>
-          <w:pPr>
-            <w:pStyle w:val="TOC1"/>
-            <w:rPr>
-              <w:rFonts w:asciiTheme="minorHAnsi" w:eastAsiaTheme="minorEastAsia" w:hAnsiTheme="minorHAnsi"/>
-              <w:b w:val="0"/>
-              <w:bCs w:val="0"/>
-              <w:i w:val="0"/>
-              <w:iCs w:val="0"/>
-              <w:noProof/>
-              <w:lang w:val="en-RU" w:eastAsia="en-GB"/>
-            </w:rPr>
-          </w:pPr>
-          <w:hyperlink w:anchor="_Toc69504855" w:history="1">
-            <w:r>
-              <w:rPr>
-                <w:rStyle w:val="Hyperlink"/>
-                <w:noProof/>
-                <w:highlight w:val="green"/>
-              </w:rPr>
-              <w:t>СОСТАВ ПРИЛОЖЕНИЯ</w:t>
-            </w:r>
-            <w:r>
-              <w:rPr>
-                <w:noProof/>
-                <w:webHidden/>
-              </w:rPr>
-              <w:tab/>
-            </w:r>
-            <w:r>
-              <w:rPr>
-                <w:noProof/>
-                <w:webHidden/>
-              </w:rPr>
-              <w:fldChar w:fldCharType="begin"/>
-            </w:r>
-            <w:r>
-              <w:rPr>
-                <w:noProof/>
-                <w:webHidden/>
-              </w:rPr>
-              <w:instrText xml:space="preserve"> PAGEREF _Toc69504855 \h </w:instrText>
-            </w:r>
-            <w:r>
-              <w:rPr>
-                <w:noProof/>
-                <w:webHidden/>
-              </w:rPr>
-            </w:r>
-            <w:r>
-              <w:rPr>
-                <w:noProof/>
-                <w:webHidden/>
-              </w:rPr>
-              <w:fldChar w:fldCharType="separate"/>
-            </w:r>
-            <w:r>
-              <w:rPr>
-                <w:noProof/>
-                <w:webHidden/>
-              </w:rPr>
-              <w:t>23</w:t>
+              <w:t>20</w:t>
             </w:r>
             <w:r>
               <w:rPr>
@@ -1192,13 +1120,13 @@
               <w:lang w:val="en-RU" w:eastAsia="en-GB"/>
             </w:rPr>
           </w:pPr>
-          <w:hyperlink w:anchor="_Toc69504856" w:history="1">
+          <w:hyperlink w:anchor="_Toc69669727" w:history="1">
             <w:r>
               <w:rPr>
                 <w:rStyle w:val="Hyperlink"/>
                 <w:noProof/>
               </w:rPr>
-              <w:t>Сервер</w:t>
+              <w:t>Окно с информацией о текущей чат-комнате</w:t>
             </w:r>
             <w:r>
               <w:rPr>
@@ -1219,7 +1147,7 @@
                 <w:noProof/>
                 <w:webHidden/>
               </w:rPr>
-              <w:instrText xml:space="preserve"> PAGEREF _Toc69504856 \h </w:instrText>
+              <w:instrText xml:space="preserve"> PAGEREF _Toc69669727 \h </w:instrText>
             </w:r>
             <w:r>
               <w:rPr>
@@ -1239,7 +1167,7 @@
                 <w:noProof/>
                 <w:webHidden/>
               </w:rPr>
-              <w:t>23</w:t>
+              <w:t>21</w:t>
             </w:r>
             <w:r>
               <w:rPr>
@@ -1266,13 +1194,13 @@
               <w:lang w:val="en-RU" w:eastAsia="en-GB"/>
             </w:rPr>
           </w:pPr>
-          <w:hyperlink w:anchor="_Toc69504857" w:history="1">
+          <w:hyperlink w:anchor="_Toc69669728" w:history="1">
             <w:r>
               <w:rPr>
                 <w:rStyle w:val="Hyperlink"/>
                 <w:noProof/>
               </w:rPr>
-              <w:t>База данных</w:t>
+              <w:t>Окно с информацией об авторе и программе</w:t>
             </w:r>
             <w:r>
               <w:rPr>
@@ -1293,7 +1221,79 @@
                 <w:noProof/>
                 <w:webHidden/>
               </w:rPr>
-              <w:instrText xml:space="preserve"> PAGEREF _Toc69504857 \h </w:instrText>
+              <w:instrText xml:space="preserve"> PAGEREF _Toc69669728 \h </w:instrText>
+            </w:r>
+            <w:r>
+              <w:rPr>
+                <w:noProof/>
+                <w:webHidden/>
+              </w:rPr>
+            </w:r>
+            <w:r>
+              <w:rPr>
+                <w:noProof/>
+                <w:webHidden/>
+              </w:rPr>
+              <w:fldChar w:fldCharType="separate"/>
+            </w:r>
+            <w:r>
+              <w:rPr>
+                <w:noProof/>
+                <w:webHidden/>
+              </w:rPr>
+              <w:t>22</w:t>
+            </w:r>
+            <w:r>
+              <w:rPr>
+                <w:noProof/>
+                <w:webHidden/>
+              </w:rPr>
+              <w:fldChar w:fldCharType="end"/>
+            </w:r>
+          </w:hyperlink>
+        </w:p>
+        <w:p>
+          <w:pPr>
+            <w:pStyle w:val="TOC1"/>
+            <w:rPr>
+              <w:rFonts w:asciiTheme="minorHAnsi" w:eastAsiaTheme="minorEastAsia" w:hAnsiTheme="minorHAnsi"/>
+              <w:b w:val="0"/>
+              <w:bCs w:val="0"/>
+              <w:i w:val="0"/>
+              <w:iCs w:val="0"/>
+              <w:noProof/>
+              <w:lang w:val="en-RU" w:eastAsia="en-GB"/>
+            </w:rPr>
+          </w:pPr>
+          <w:hyperlink w:anchor="_Toc69669729" w:history="1">
+            <w:r>
+              <w:rPr>
+                <w:rStyle w:val="Hyperlink"/>
+                <w:noProof/>
+                <w:highlight w:val="green"/>
+              </w:rPr>
+              <w:t>СОСТАВ ПРИЛОЖЕНИЯ</w:t>
+            </w:r>
+            <w:r>
+              <w:rPr>
+                <w:noProof/>
+                <w:webHidden/>
+              </w:rPr>
+              <w:tab/>
+            </w:r>
+            <w:r>
+              <w:rPr>
+                <w:noProof/>
+                <w:webHidden/>
+              </w:rPr>
+              <w:fldChar w:fldCharType="begin"/>
+            </w:r>
+            <w:r>
+              <w:rPr>
+                <w:noProof/>
+                <w:webHidden/>
+              </w:rPr>
+              <w:instrText xml:space="preserve"> PAGEREF _Toc69669729 \h </w:instrText>
             </w:r>
             <w:r>
               <w:rPr>
@@ -1340,13 +1340,13 @@
               <w:lang w:val="en-RU" w:eastAsia="en-GB"/>
             </w:rPr>
           </w:pPr>
-          <w:hyperlink w:anchor="_Toc69504858" w:history="1">
+          <w:hyperlink w:anchor="_Toc69669730" w:history="1">
             <w:r>
               <w:rPr>
                 <w:rStyle w:val="Hyperlink"/>
                 <w:noProof/>
               </w:rPr>
-              <w:t>Клиент</w:t>
+              <w:t>Сервер</w:t>
             </w:r>
             <w:r>
               <w:rPr>
@@ -1367,7 +1367,7 @@
                 <w:noProof/>
                 <w:webHidden/>
               </w:rPr>
-              <w:instrText xml:space="preserve"> PAGEREF _Toc69504858 \h </w:instrText>
+              <w:instrText xml:space="preserve"> PAGEREF _Toc69669730 \h </w:instrText>
             </w:r>
             <w:r>
               <w:rPr>
@@ -1387,79 +1387,7 @@
                 <w:noProof/>
                 <w:webHidden/>
               </w:rPr>
-              <w:t>26</w:t>
-            </w:r>
-            <w:r>
-              <w:rPr>
-                <w:noProof/>
-                <w:webHidden/>
-              </w:rPr>
-              <w:fldChar w:fldCharType="end"/>
-            </w:r>
-          </w:hyperlink>
-        </w:p>
-        <w:p>
-          <w:pPr>
-            <w:pStyle w:val="TOC1"/>
-            <w:rPr>
-              <w:rFonts w:asciiTheme="minorHAnsi" w:eastAsiaTheme="minorEastAsia" w:hAnsiTheme="minorHAnsi"/>
-              <w:b w:val="0"/>
-              <w:bCs w:val="0"/>
-              <w:i w:val="0"/>
-              <w:iCs w:val="0"/>
-              <w:noProof/>
-              <w:lang w:val="en-RU" w:eastAsia="en-GB"/>
-            </w:rPr>
-          </w:pPr>
-          <w:hyperlink w:anchor="_Toc69504859" w:history="1">
-            <w:r>
-              <w:rPr>
-                <w:rStyle w:val="Hyperlink"/>
-                <w:noProof/>
-                <w:highlight w:val="green"/>
-              </w:rPr>
-              <w:t>НАЗНАЧЕНИЕ И СОСТАВ КЛАССОВ ПРОГРАММЫ</w:t>
-            </w:r>
-            <w:r>
-              <w:rPr>
-                <w:noProof/>
-                <w:webHidden/>
-              </w:rPr>
-              <w:tab/>
-            </w:r>
-            <w:r>
-              <w:rPr>
-                <w:noProof/>
-                <w:webHidden/>
-              </w:rPr>
-              <w:fldChar w:fldCharType="begin"/>
-            </w:r>
-            <w:r>
-              <w:rPr>
-                <w:noProof/>
-                <w:webHidden/>
-              </w:rPr>
-              <w:instrText xml:space="preserve"> PAGEREF _Toc69504859 \h </w:instrText>
-            </w:r>
-            <w:r>
-              <w:rPr>
-                <w:noProof/>
-                <w:webHidden/>
-              </w:rPr>
-            </w:r>
-            <w:r>
-              <w:rPr>
-                <w:noProof/>
-                <w:webHidden/>
-              </w:rPr>
-              <w:fldChar w:fldCharType="separate"/>
-            </w:r>
-            <w:r>
-              <w:rPr>
-                <w:noProof/>
-                <w:webHidden/>
-              </w:rPr>
-              <w:t>28</w:t>
+              <w:t>24</w:t>
             </w:r>
             <w:r>
               <w:rPr>
@@ -1486,13 +1414,13 @@
               <w:lang w:val="en-RU" w:eastAsia="en-GB"/>
             </w:rPr>
           </w:pPr>
-          <w:hyperlink w:anchor="_Toc69504860" w:history="1">
+          <w:hyperlink w:anchor="_Toc69669731" w:history="1">
             <w:r>
               <w:rPr>
                 <w:rStyle w:val="Hyperlink"/>
                 <w:noProof/>
               </w:rPr>
-              <w:t>Сервер</w:t>
+              <w:t>База данных</w:t>
             </w:r>
             <w:r>
               <w:rPr>
@@ -1513,7 +1441,7 @@
                 <w:noProof/>
                 <w:webHidden/>
               </w:rPr>
-              <w:instrText xml:space="preserve"> PAGEREF _Toc69504860 \h </w:instrText>
+              <w:instrText xml:space="preserve"> PAGEREF _Toc69669731 \h </w:instrText>
             </w:r>
             <w:r>
               <w:rPr>
@@ -1533,7 +1461,7 @@
                 <w:noProof/>
                 <w:webHidden/>
               </w:rPr>
-              <w:t>28</w:t>
+              <w:t>25</w:t>
             </w:r>
             <w:r>
               <w:rPr>
@@ -1560,7 +1488,7 @@
               <w:lang w:val="en-RU" w:eastAsia="en-GB"/>
             </w:rPr>
           </w:pPr>
-          <w:hyperlink w:anchor="_Toc69504861" w:history="1">
+          <w:hyperlink w:anchor="_Toc69669732" w:history="1">
             <w:r>
               <w:rPr>
                 <w:rStyle w:val="Hyperlink"/>
@@ -1587,7 +1515,7 @@
                 <w:noProof/>
                 <w:webHidden/>
               </w:rPr>
-              <w:instrText xml:space="preserve"> PAGEREF _Toc69504861 \h </w:instrText>
+              <w:instrText xml:space="preserve"> PAGEREF _Toc69669732 \h </w:instrText>
             </w:r>
             <w:r>
               <w:rPr>
@@ -1607,7 +1535,7 @@
                 <w:noProof/>
                 <w:webHidden/>
               </w:rPr>
-              <w:t>32</w:t>
+              <w:t>27</w:t>
             </w:r>
             <w:r>
               <w:rPr>
@@ -1631,14 +1559,14 @@
               <w:lang w:val="en-RU" w:eastAsia="en-GB"/>
             </w:rPr>
           </w:pPr>
-          <w:hyperlink w:anchor="_Toc69504862" w:history="1">
+          <w:hyperlink w:anchor="_Toc69669733" w:history="1">
             <w:r>
               <w:rPr>
                 <w:rStyle w:val="Hyperlink"/>
                 <w:noProof/>
-                <w:highlight w:val="red"/>
-              </w:rPr>
-              <w:t>ЗАКЛЮЧЕНИЕ</w:t>
+                <w:highlight w:val="green"/>
+              </w:rPr>
+              <w:t>НАЗНАЧЕНИЕ И СОСТАВ КЛАССОВ ПРОГРАММЫ</w:t>
             </w:r>
             <w:r>
               <w:rPr>
@@ -1659,7 +1587,7 @@
                 <w:noProof/>
                 <w:webHidden/>
               </w:rPr>
-              <w:instrText xml:space="preserve"> PAGEREF _Toc69504862 \h </w:instrText>
+              <w:instrText xml:space="preserve"> PAGEREF _Toc69669733 \h </w:instrText>
             </w:r>
             <w:r>
               <w:rPr>
@@ -1679,150 +1607,7 @@
                 <w:noProof/>
                 <w:webHidden/>
               </w:rPr>
-              <w:t>37</w:t>
-            </w:r>
-            <w:r>
-              <w:rPr>
-                <w:noProof/>
-                <w:webHidden/>
-              </w:rPr>
-              <w:fldChar w:fldCharType="end"/>
-            </w:r>
-          </w:hyperlink>
-        </w:p>
-        <w:p>
-          <w:pPr>
-            <w:pStyle w:val="TOC1"/>
-            <w:rPr>
-              <w:rFonts w:asciiTheme="minorHAnsi" w:eastAsiaTheme="minorEastAsia" w:hAnsiTheme="minorHAnsi"/>
-              <w:b w:val="0"/>
-              <w:bCs w:val="0"/>
-              <w:i w:val="0"/>
-              <w:iCs w:val="0"/>
-              <w:noProof/>
-              <w:lang w:val="en-RU" w:eastAsia="en-GB"/>
-            </w:rPr>
-          </w:pPr>
-          <w:hyperlink w:anchor="_Toc69504863" w:history="1">
-            <w:r>
-              <w:rPr>
-                <w:rStyle w:val="Hyperlink"/>
-                <w:noProof/>
-                <w:highlight w:val="red"/>
-              </w:rPr>
-              <w:t>СПИСОК ИСПОЛЬЗОВАННЫХ ИСТОЧНИКОВ</w:t>
-            </w:r>
-            <w:r>
-              <w:rPr>
-                <w:noProof/>
-                <w:webHidden/>
-              </w:rPr>
-              <w:tab/>
-            </w:r>
-            <w:r>
-              <w:rPr>
-                <w:noProof/>
-                <w:webHidden/>
-              </w:rPr>
-              <w:fldChar w:fldCharType="begin"/>
-            </w:r>
-            <w:r>
-              <w:rPr>
-                <w:noProof/>
-                <w:webHidden/>
-              </w:rPr>
-              <w:instrText xml:space="preserve"> PAGEREF _Toc69504863 \h </w:instrText>
-            </w:r>
-            <w:r>
-              <w:rPr>
-                <w:noProof/>
-                <w:webHidden/>
-              </w:rPr>
-            </w:r>
-            <w:r>
-              <w:rPr>
-                <w:noProof/>
-                <w:webHidden/>
-              </w:rPr>
-              <w:fldChar w:fldCharType="separate"/>
-            </w:r>
-            <w:r>
-              <w:rPr>
-                <w:noProof/>
-                <w:webHidden/>
-              </w:rPr>
-              <w:t>38</w:t>
-            </w:r>
-            <w:r>
-              <w:rPr>
-                <w:noProof/>
-                <w:webHidden/>
-              </w:rPr>
-              <w:fldChar w:fldCharType="end"/>
-            </w:r>
-          </w:hyperlink>
-        </w:p>
-        <w:p>
-          <w:pPr>
-            <w:pStyle w:val="TOC1"/>
-            <w:rPr>
-              <w:rFonts w:asciiTheme="minorHAnsi" w:eastAsiaTheme="minorEastAsia" w:hAnsiTheme="minorHAnsi"/>
-              <w:b w:val="0"/>
-              <w:bCs w:val="0"/>
-              <w:i w:val="0"/>
-              <w:iCs w:val="0"/>
-              <w:noProof/>
-              <w:lang w:val="en-RU" w:eastAsia="en-GB"/>
-            </w:rPr>
-          </w:pPr>
-          <w:hyperlink w:anchor="_Toc69504864" w:history="1">
-            <w:r>
-              <w:rPr>
-                <w:rStyle w:val="Hyperlink"/>
-                <w:noProof/>
-              </w:rPr>
-              <w:t>ПРИЛОЖЕНИЯ</w:t>
-            </w:r>
-            <w:r>
-              <w:rPr>
-                <w:noProof/>
-                <w:webHidden/>
-              </w:rPr>
-              <w:tab/>
-            </w:r>
-            <w:r>
-              <w:rPr>
-                <w:noProof/>
-                <w:webHidden/>
-              </w:rPr>
-              <w:fldChar w:fldCharType="begin"/>
-            </w:r>
-            <w:r>
-              <w:rPr>
-                <w:noProof/>
-                <w:webHidden/>
-              </w:rPr>
-              <w:instrText xml:space="preserve"> PAGEREF _Toc69504864 \h </w:instrText>
-            </w:r>
-            <w:r>
-              <w:rPr>
-                <w:noProof/>
-                <w:webHidden/>
-              </w:rPr>
-            </w:r>
-            <w:r>
-              <w:rPr>
-                <w:noProof/>
-                <w:webHidden/>
-              </w:rPr>
-              <w:fldChar w:fldCharType="separate"/>
-            </w:r>
-            <w:r>
-              <w:rPr>
-                <w:noProof/>
-                <w:webHidden/>
-              </w:rPr>
-              <w:t>39</w:t>
+              <w:t>29</w:t>
             </w:r>
             <w:r>
               <w:rPr>
@@ -1849,13 +1634,13 @@
               <w:lang w:val="en-RU" w:eastAsia="en-GB"/>
             </w:rPr>
           </w:pPr>
-          <w:hyperlink w:anchor="_Toc69504865" w:history="1">
+          <w:hyperlink w:anchor="_Toc69669734" w:history="1">
             <w:r>
               <w:rPr>
                 <w:rStyle w:val="Hyperlink"/>
                 <w:noProof/>
               </w:rPr>
-              <w:t>Приложение 1</w:t>
+              <w:t>Сервер</w:t>
             </w:r>
             <w:r>
               <w:rPr>
@@ -1876,7 +1661,7 @@
                 <w:noProof/>
                 <w:webHidden/>
               </w:rPr>
-              <w:instrText xml:space="preserve"> PAGEREF _Toc69504865 \h </w:instrText>
+              <w:instrText xml:space="preserve"> PAGEREF _Toc69669734 \h </w:instrText>
             </w:r>
             <w:r>
               <w:rPr>
@@ -1896,7 +1681,7 @@
                 <w:noProof/>
                 <w:webHidden/>
               </w:rPr>
-              <w:t>39</w:t>
+              <w:t>29</w:t>
             </w:r>
             <w:r>
               <w:rPr>
@@ -1923,12 +1708,375 @@
               <w:lang w:val="en-RU" w:eastAsia="en-GB"/>
             </w:rPr>
           </w:pPr>
-          <w:hyperlink w:anchor="_Toc69504866" w:history="1">
+          <w:hyperlink w:anchor="_Toc69669735" w:history="1">
             <w:r>
               <w:rPr>
                 <w:rStyle w:val="Hyperlink"/>
                 <w:noProof/>
               </w:rPr>
+              <w:t>Клиент</w:t>
+            </w:r>
+            <w:r>
+              <w:rPr>
+                <w:noProof/>
+                <w:webHidden/>
+              </w:rPr>
+              <w:tab/>
+            </w:r>
+            <w:r>
+              <w:rPr>
+                <w:noProof/>
+                <w:webHidden/>
+              </w:rPr>
+              <w:fldChar w:fldCharType="begin"/>
+            </w:r>
+            <w:r>
+              <w:rPr>
+                <w:noProof/>
+                <w:webHidden/>
+              </w:rPr>
+              <w:instrText xml:space="preserve"> PAGEREF _Toc69669735 \h </w:instrText>
+            </w:r>
+            <w:r>
+              <w:rPr>
+                <w:noProof/>
+                <w:webHidden/>
+              </w:rPr>
+            </w:r>
+            <w:r>
+              <w:rPr>
+                <w:noProof/>
+                <w:webHidden/>
+              </w:rPr>
+              <w:fldChar w:fldCharType="separate"/>
+            </w:r>
+            <w:r>
+              <w:rPr>
+                <w:noProof/>
+                <w:webHidden/>
+              </w:rPr>
+              <w:t>33</w:t>
+            </w:r>
+            <w:r>
+              <w:rPr>
+                <w:noProof/>
+                <w:webHidden/>
+              </w:rPr>
+              <w:fldChar w:fldCharType="end"/>
+            </w:r>
+          </w:hyperlink>
+        </w:p>
+        <w:p>
+          <w:pPr>
+            <w:pStyle w:val="TOC1"/>
+            <w:rPr>
+              <w:rFonts w:asciiTheme="minorHAnsi" w:eastAsiaTheme="minorEastAsia" w:hAnsiTheme="minorHAnsi"/>
+              <w:b w:val="0"/>
+              <w:bCs w:val="0"/>
+              <w:i w:val="0"/>
+              <w:iCs w:val="0"/>
+              <w:noProof/>
+              <w:lang w:val="en-RU" w:eastAsia="en-GB"/>
+            </w:rPr>
+          </w:pPr>
+          <w:hyperlink w:anchor="_Toc69669736" w:history="1">
+            <w:r>
+              <w:rPr>
+                <w:rStyle w:val="Hyperlink"/>
+                <w:noProof/>
+                <w:highlight w:val="red"/>
+              </w:rPr>
+              <w:t>ЗАКЛЮЧЕНИЕ</w:t>
+            </w:r>
+            <w:r>
+              <w:rPr>
+                <w:noProof/>
+                <w:webHidden/>
+              </w:rPr>
+              <w:tab/>
+            </w:r>
+            <w:r>
+              <w:rPr>
+                <w:noProof/>
+                <w:webHidden/>
+              </w:rPr>
+              <w:fldChar w:fldCharType="begin"/>
+            </w:r>
+            <w:r>
+              <w:rPr>
+                <w:noProof/>
+                <w:webHidden/>
+              </w:rPr>
+              <w:instrText xml:space="preserve"> PAGEREF _Toc69669736 \h </w:instrText>
+            </w:r>
+            <w:r>
+              <w:rPr>
+                <w:noProof/>
+                <w:webHidden/>
+              </w:rPr>
+            </w:r>
+            <w:r>
+              <w:rPr>
+                <w:noProof/>
+                <w:webHidden/>
+              </w:rPr>
+              <w:fldChar w:fldCharType="separate"/>
+            </w:r>
+            <w:r>
+              <w:rPr>
+                <w:noProof/>
+                <w:webHidden/>
+              </w:rPr>
+              <w:t>38</w:t>
+            </w:r>
+            <w:r>
+              <w:rPr>
+                <w:noProof/>
+                <w:webHidden/>
+              </w:rPr>
+              <w:fldChar w:fldCharType="end"/>
+            </w:r>
+          </w:hyperlink>
+        </w:p>
+        <w:p>
+          <w:pPr>
+            <w:pStyle w:val="TOC1"/>
+            <w:rPr>
+              <w:rFonts w:asciiTheme="minorHAnsi" w:eastAsiaTheme="minorEastAsia" w:hAnsiTheme="minorHAnsi"/>
+              <w:b w:val="0"/>
+              <w:bCs w:val="0"/>
+              <w:i w:val="0"/>
+              <w:iCs w:val="0"/>
+              <w:noProof/>
+              <w:lang w:val="en-RU" w:eastAsia="en-GB"/>
+            </w:rPr>
+          </w:pPr>
+          <w:hyperlink w:anchor="_Toc69669737" w:history="1">
+            <w:r>
+              <w:rPr>
+                <w:rStyle w:val="Hyperlink"/>
+                <w:noProof/>
+                <w:highlight w:val="red"/>
+              </w:rPr>
+              <w:t>СПИСОК ИСПОЛЬЗОВАННЫХ ИСТОЧНИКОВ</w:t>
+            </w:r>
+            <w:r>
+              <w:rPr>
+                <w:noProof/>
+                <w:webHidden/>
+              </w:rPr>
+              <w:tab/>
+            </w:r>
+            <w:r>
+              <w:rPr>
+                <w:noProof/>
+                <w:webHidden/>
+              </w:rPr>
+              <w:fldChar w:fldCharType="begin"/>
+            </w:r>
+            <w:r>
+              <w:rPr>
+                <w:noProof/>
+                <w:webHidden/>
+              </w:rPr>
+              <w:instrText xml:space="preserve"> PAGEREF _Toc69669737 \h </w:instrText>
+            </w:r>
+            <w:r>
+              <w:rPr>
+                <w:noProof/>
+                <w:webHidden/>
+              </w:rPr>
+            </w:r>
+            <w:r>
+              <w:rPr>
+                <w:noProof/>
+                <w:webHidden/>
+              </w:rPr>
+              <w:fldChar w:fldCharType="separate"/>
+            </w:r>
+            <w:r>
+              <w:rPr>
+                <w:noProof/>
+                <w:webHidden/>
+              </w:rPr>
+              <w:t>39</w:t>
+            </w:r>
+            <w:r>
+              <w:rPr>
+                <w:noProof/>
+                <w:webHidden/>
+              </w:rPr>
+              <w:fldChar w:fldCharType="end"/>
+            </w:r>
+          </w:hyperlink>
+        </w:p>
+        <w:p>
+          <w:pPr>
+            <w:pStyle w:val="TOC1"/>
+            <w:rPr>
+              <w:rFonts w:asciiTheme="minorHAnsi" w:eastAsiaTheme="minorEastAsia" w:hAnsiTheme="minorHAnsi"/>
+              <w:b w:val="0"/>
+              <w:bCs w:val="0"/>
+              <w:i w:val="0"/>
+              <w:iCs w:val="0"/>
+              <w:noProof/>
+              <w:lang w:val="en-RU" w:eastAsia="en-GB"/>
+            </w:rPr>
+          </w:pPr>
+          <w:hyperlink w:anchor="_Toc69669738" w:history="1">
+            <w:r>
+              <w:rPr>
+                <w:rStyle w:val="Hyperlink"/>
+                <w:noProof/>
+              </w:rPr>
+              <w:t>ПРИЛОЖЕНИЯ</w:t>
+            </w:r>
+            <w:r>
+              <w:rPr>
+                <w:noProof/>
+                <w:webHidden/>
+              </w:rPr>
+              <w:tab/>
+            </w:r>
+            <w:r>
+              <w:rPr>
+                <w:noProof/>
+                <w:webHidden/>
+              </w:rPr>
+              <w:fldChar w:fldCharType="begin"/>
+            </w:r>
+            <w:r>
+              <w:rPr>
+                <w:noProof/>
+                <w:webHidden/>
+              </w:rPr>
+              <w:instrText xml:space="preserve"> PAGEREF _Toc69669738 \h </w:instrText>
+            </w:r>
+            <w:r>
+              <w:rPr>
+                <w:noProof/>
+                <w:webHidden/>
+              </w:rPr>
+            </w:r>
+            <w:r>
+              <w:rPr>
+                <w:noProof/>
+                <w:webHidden/>
+              </w:rPr>
+              <w:fldChar w:fldCharType="separate"/>
+            </w:r>
+            <w:r>
+              <w:rPr>
+                <w:noProof/>
+                <w:webHidden/>
+              </w:rPr>
+              <w:t>40</w:t>
+            </w:r>
+            <w:r>
+              <w:rPr>
+                <w:noProof/>
+                <w:webHidden/>
+              </w:rPr>
+              <w:fldChar w:fldCharType="end"/>
+            </w:r>
+          </w:hyperlink>
+        </w:p>
+        <w:p>
+          <w:pPr>
+            <w:pStyle w:val="TOC2"/>
+            <w:tabs>
+              <w:tab w:val="right" w:leader="dot" w:pos="9628"/>
+            </w:tabs>
+            <w:rPr>
+              <w:rFonts w:asciiTheme="minorHAnsi" w:eastAsiaTheme="minorEastAsia" w:hAnsiTheme="minorHAnsi"/>
+              <w:b w:val="0"/>
+              <w:bCs w:val="0"/>
+              <w:noProof/>
+              <w:sz w:val="24"/>
+              <w:szCs w:val="24"/>
+              <w:lang w:val="en-RU" w:eastAsia="en-GB"/>
+            </w:rPr>
+          </w:pPr>
+          <w:hyperlink w:anchor="_Toc69669739" w:history="1">
+            <w:r>
+              <w:rPr>
+                <w:rStyle w:val="Hyperlink"/>
+                <w:noProof/>
+              </w:rPr>
+              <w:t>Приложение 1</w:t>
+            </w:r>
+            <w:r>
+              <w:rPr>
+                <w:noProof/>
+                <w:webHidden/>
+              </w:rPr>
+              <w:tab/>
+            </w:r>
+            <w:r>
+              <w:rPr>
+                <w:noProof/>
+                <w:webHidden/>
+              </w:rPr>
+              <w:fldChar w:fldCharType="begin"/>
+            </w:r>
+            <w:r>
+              <w:rPr>
+                <w:noProof/>
+                <w:webHidden/>
+              </w:rPr>
+              <w:instrText xml:space="preserve"> PAGEREF _Toc69669739 \h </w:instrText>
+            </w:r>
+            <w:r>
+              <w:rPr>
+                <w:noProof/>
+                <w:webHidden/>
+              </w:rPr>
+            </w:r>
+            <w:r>
+              <w:rPr>
+                <w:noProof/>
+                <w:webHidden/>
+              </w:rPr>
+              <w:fldChar w:fldCharType="separate"/>
+            </w:r>
+            <w:r>
+              <w:rPr>
+                <w:noProof/>
+                <w:webHidden/>
+              </w:rPr>
+              <w:t>40</w:t>
+            </w:r>
+            <w:r>
+              <w:rPr>
+                <w:noProof/>
+                <w:webHidden/>
+              </w:rPr>
+              <w:fldChar w:fldCharType="end"/>
+            </w:r>
+          </w:hyperlink>
+        </w:p>
+        <w:p>
+          <w:pPr>
+            <w:pStyle w:val="TOC2"/>
+            <w:tabs>
+              <w:tab w:val="right" w:leader="dot" w:pos="9628"/>
+            </w:tabs>
+            <w:rPr>
+              <w:rFonts w:asciiTheme="minorHAnsi" w:eastAsiaTheme="minorEastAsia" w:hAnsiTheme="minorHAnsi"/>
+              <w:b w:val="0"/>
+              <w:bCs w:val="0"/>
+              <w:noProof/>
+              <w:sz w:val="24"/>
+              <w:szCs w:val="24"/>
+              <w:lang w:val="en-RU" w:eastAsia="en-GB"/>
+            </w:rPr>
+          </w:pPr>
+          <w:hyperlink w:anchor="_Toc69669740" w:history="1">
+            <w:r>
+              <w:rPr>
+                <w:rStyle w:val="Hyperlink"/>
+                <w:noProof/>
+              </w:rPr>
               <w:t>Приложение 2</w:t>
             </w:r>
             <w:r>
@@ -1950,7 +2098,7 @@
                 <w:noProof/>
                 <w:webHidden/>
               </w:rPr>
-              <w:instrText xml:space="preserve"> PAGEREF _Toc69504866 \h </w:instrText>
+              <w:instrText xml:space="preserve"> PAGEREF _Toc69669740 \h </w:instrText>
             </w:r>
             <w:r>
               <w:rPr>
@@ -1970,7 +2118,7 @@
                 <w:noProof/>
                 <w:webHidden/>
               </w:rPr>
-              <w:t>39</w:t>
+              <w:t>40</w:t>
             </w:r>
             <w:r>
               <w:rPr>
@@ -2019,7 +2167,7 @@
       <w:pPr>
         <w:pStyle w:val="Heading1"/>
       </w:pPr>
-      <w:bookmarkStart w:id="0" w:name="_Toc69504841"/>
+      <w:bookmarkStart w:id="0" w:name="_Toc69669713"/>
       <w:r>
         <w:rPr>
           <w:highlight w:val="green"/>
@@ -3211,7 +3359,7 @@
       <w:pPr>
         <w:pStyle w:val="Heading1"/>
       </w:pPr>
-      <w:bookmarkStart w:id="1" w:name="_Toc69504842"/>
+      <w:bookmarkStart w:id="1" w:name="_Toc69669714"/>
       <w:r>
         <w:rPr>
           <w:highlight w:val="red"/>
@@ -3541,7 +3689,7 @@
       <w:pPr>
         <w:pStyle w:val="Heading1"/>
       </w:pPr>
-      <w:bookmarkStart w:id="2" w:name="_Toc69504843"/>
+      <w:bookmarkStart w:id="2" w:name="_Toc69669715"/>
       <w:r>
         <w:rPr>
           <w:highlight w:val="red"/>
@@ -4090,10 +4238,10 @@
       <w:pPr>
         <w:pStyle w:val="Heading1"/>
       </w:pPr>
-      <w:bookmarkStart w:id="3" w:name="_Toc69504844"/>
-      <w:r>
-        <w:rPr>
-          <w:highlight w:val="red"/>
+      <w:bookmarkStart w:id="3" w:name="_Toc69669716"/>
+      <w:r>
+        <w:rPr>
+          <w:highlight w:val="yellow"/>
         </w:rPr>
         <w:lastRenderedPageBreak/>
         <w:t>АКТУАЛЬНОСТЬ АВТОМАТИЗАЦИИ</w:t>
@@ -4102,6 +4250,7 @@
     </w:p>
     <w:p>
       <w:pPr>
+        <w:ind w:firstLine="709"/>
         <w:jc w:val="both"/>
         <w:rPr>
           <w:rFonts w:cs="Times New Roman"/>
@@ -4113,39 +4262,119 @@
           <w:rFonts w:cs="Times New Roman"/>
           <w:szCs w:val="28"/>
         </w:rPr>
-        <w:tab/>
-      </w:r>
-      <w:r>
-        <w:rPr>
-          <w:rFonts w:cs="Times New Roman"/>
-          <w:szCs w:val="28"/>
-        </w:rPr>
-        <w:t xml:space="preserve">Автоматизация актуально потому </w:t>
-      </w:r>
-      <w:proofErr w:type="gramStart"/>
-      <w:r>
-        <w:rPr>
-          <w:rFonts w:cs="Times New Roman"/>
-          <w:szCs w:val="28"/>
-        </w:rPr>
-        <w:t>что</w:t>
-      </w:r>
-      <w:r>
-        <w:rPr>
-          <w:rFonts w:cs="Times New Roman"/>
-          <w:szCs w:val="28"/>
-        </w:rPr>
-        <w:t xml:space="preserve"> ???????</w:t>
-      </w:r>
-      <w:proofErr w:type="gramEnd"/>
-    </w:p>
-    <w:p>
-      <w:pPr>
-        <w:rPr>
-          <w:rFonts w:cs="Times New Roman"/>
-          <w:szCs w:val="28"/>
-        </w:rPr>
-      </w:pPr>
+        <w:t xml:space="preserve">Автоматизация получения сообщений с помощью собственно разработанного решения позволяет оперативно передавать абсолютно любую информацию в текстовом виде, при этом храня все данные исключительно на своих серверах и базах данных, что критично для проектов с повышенным вниманием к </w:t>
+      </w:r>
+      <w:r>
+        <w:rPr>
+          <w:rFonts w:cs="Times New Roman"/>
+          <w:szCs w:val="28"/>
+        </w:rPr>
+        <w:t>конфиденциальности</w:t>
+      </w:r>
+      <w:r>
+        <w:rPr>
+          <w:rFonts w:cs="Times New Roman"/>
+          <w:szCs w:val="28"/>
+        </w:rPr>
+        <w:t xml:space="preserve"> данных. </w:t>
+      </w:r>
+    </w:p>
+    <w:p>
+      <w:pPr>
+        <w:ind w:firstLine="709"/>
+        <w:jc w:val="both"/>
+        <w:rPr>
+          <w:rFonts w:cs="Times New Roman"/>
+          <w:szCs w:val="28"/>
+        </w:rPr>
+      </w:pPr>
+      <w:r>
+        <w:rPr>
+          <w:rFonts w:cs="Times New Roman"/>
+          <w:szCs w:val="28"/>
+        </w:rPr>
+        <w:t>П</w:t>
+      </w:r>
+      <w:r>
+        <w:rPr>
+          <w:rFonts w:cs="Times New Roman"/>
+          <w:szCs w:val="28"/>
+        </w:rPr>
+        <w:t>оскольку программа была разработана внутри определенной компании, мы можем исключить, что в данном программном обеспечении присутствует отправка данных 3-м лицам (так называемые программные закладки)</w:t>
+      </w:r>
+    </w:p>
+    <w:p>
+      <w:pPr>
+        <w:ind w:firstLine="709"/>
+        <w:jc w:val="both"/>
+        <w:rPr>
+          <w:rFonts w:cs="Times New Roman"/>
+          <w:szCs w:val="28"/>
+        </w:rPr>
+      </w:pPr>
+      <w:r>
+        <w:rPr>
+          <w:rFonts w:cs="Times New Roman"/>
+          <w:szCs w:val="28"/>
+        </w:rPr>
+        <w:t>Если сервер размещается на территории Российской Федерации, то программа будет исполнять ФЗ-152</w:t>
+      </w:r>
+      <w:r>
+        <w:rPr>
+          <w:rFonts w:cs="Times New Roman"/>
+          <w:szCs w:val="28"/>
+        </w:rPr>
+        <w:t xml:space="preserve"> «</w:t>
+      </w:r>
+      <w:r>
+        <w:rPr>
+          <w:rFonts w:cs="Times New Roman"/>
+          <w:szCs w:val="28"/>
+        </w:rPr>
+        <w:t>О защите персональных данных</w:t>
+      </w:r>
+      <w:r>
+        <w:rPr>
+          <w:rFonts w:cs="Times New Roman"/>
+          <w:szCs w:val="28"/>
+        </w:rPr>
+        <w:t>»</w:t>
+      </w:r>
+      <w:r>
+        <w:rPr>
+          <w:rFonts w:cs="Times New Roman"/>
+          <w:szCs w:val="28"/>
+        </w:rPr>
+        <w:t xml:space="preserve">, </w:t>
+      </w:r>
+      <w:r>
+        <w:rPr>
+          <w:rFonts w:cs="Times New Roman"/>
+          <w:szCs w:val="28"/>
+        </w:rPr>
+        <w:t>что также</w:t>
+      </w:r>
+      <w:r>
+        <w:rPr>
+          <w:rFonts w:cs="Times New Roman"/>
+          <w:szCs w:val="28"/>
+        </w:rPr>
+        <w:t xml:space="preserve"> </w:t>
+      </w:r>
+      <w:r>
+        <w:rPr>
+          <w:rFonts w:cs="Times New Roman"/>
+          <w:szCs w:val="28"/>
+        </w:rPr>
+        <w:t>важно для компаний, которые работают на территории РФ</w:t>
+      </w:r>
+      <w:r>
+        <w:rPr>
+          <w:rFonts w:cs="Times New Roman"/>
+          <w:szCs w:val="28"/>
+        </w:rPr>
+        <w:t>.</w:t>
+      </w:r>
     </w:p>
     <w:p>
       <w:pPr>
@@ -4162,10 +4391,10 @@
       <w:pPr>
         <w:pStyle w:val="Heading1"/>
       </w:pPr>
-      <w:bookmarkStart w:id="4" w:name="_Toc69504845"/>
-      <w:r>
-        <w:rPr>
-          <w:highlight w:val="yellow"/>
+      <w:bookmarkStart w:id="4" w:name="_Toc69669717"/>
+      <w:r>
+        <w:rPr>
+          <w:highlight w:val="green"/>
         </w:rPr>
         <w:lastRenderedPageBreak/>
         <w:t>АЛГОРИТМИЧЕСКИЕ РЕШЕНИЯ</w:t>
@@ -4174,6 +4403,16 @@
     </w:p>
     <w:p>
       <w:pPr>
+        <w:pStyle w:val="Heading2"/>
+      </w:pPr>
+      <w:bookmarkStart w:id="5" w:name="_Toc69669718"/>
+      <w:r>
+        <w:t>Клиент</w:t>
+      </w:r>
+      <w:bookmarkEnd w:id="5"/>
+    </w:p>
+    <w:p>
+      <w:pPr>
         <w:ind w:firstLine="709"/>
         <w:jc w:val="both"/>
         <w:rPr>
@@ -4393,9 +4632,9 @@
           <w:szCs w:val="28"/>
         </w:rPr>
         <w:drawing>
-          <wp:inline distT="0" distB="0" distL="0" distR="0" wp14:anchorId="3A108A65" wp14:editId="279A25CD">
-            <wp:extent cx="5944428" cy="4876800"/>
-            <wp:effectExtent l="0" t="0" r="0" b="0"/>
+          <wp:inline distT="0" distB="0" distL="0" distR="0" wp14:anchorId="3A108A65" wp14:editId="6B10F983">
+            <wp:extent cx="5741386" cy="4710224"/>
+            <wp:effectExtent l="0" t="0" r="0" b="1905"/>
             <wp:docPr id="6" name="Рисунок 6"/>
             <wp:cNvGraphicFramePr>
               <a:graphicFrameLocks xmlns:a="http://schemas.openxmlformats.org/drawingml/2006/main" noChangeAspect="1"/>
@@ -4422,7 +4661,7 @@
                   <pic:spPr>
                     <a:xfrm>
                       <a:off x="0" y="0"/>
-                      <a:ext cx="5960243" cy="4889774"/>
+                      <a:ext cx="5772238" cy="4735535"/>
                     </a:xfrm>
                     <a:prstGeom prst="rect">
                       <a:avLst/>
@@ -5398,6 +5637,202 @@
     </w:p>
     <w:p>
       <w:pPr>
+        <w:pStyle w:val="Heading2"/>
+      </w:pPr>
+      <w:bookmarkStart w:id="6" w:name="_Toc69669719"/>
+      <w:r>
+        <w:t>Сервер</w:t>
+      </w:r>
+      <w:bookmarkEnd w:id="6"/>
+    </w:p>
+    <w:p>
+      <w:pPr>
+        <w:ind w:firstLine="709"/>
+      </w:pPr>
+      <w:r>
+        <w:t xml:space="preserve">При получении запроса от клиента, сервер сопоставляет переданный пусть </w:t>
+      </w:r>
+      <w:r>
+        <w:rPr>
+          <w:lang w:val="en-US"/>
+        </w:rPr>
+        <w:t>URL</w:t>
+      </w:r>
+      <w:r>
+        <w:t xml:space="preserve"> с каким-либо и</w:t>
+      </w:r>
+      <w:r>
+        <w:t>з</w:t>
+      </w:r>
+      <w:r>
+        <w:t xml:space="preserve"> существующих контроллеров. Если такой ассоциации нет, то сервер возвратит ошибку 404 </w:t>
+      </w:r>
+      <w:r>
+        <w:rPr>
+          <w:lang w:val="en-US"/>
+        </w:rPr>
+        <w:t>not</w:t>
+      </w:r>
+      <w:r>
+        <w:t xml:space="preserve"> </w:t>
+      </w:r>
+      <w:r>
+        <w:rPr>
+          <w:lang w:val="en-US"/>
+        </w:rPr>
+        <w:t>found</w:t>
+      </w:r>
+      <w:r>
+        <w:t xml:space="preserve">, </w:t>
+      </w:r>
+      <w:r>
+        <w:t>е</w:t>
+      </w:r>
+      <w:r>
+        <w:t xml:space="preserve">сли же контроллер действительно существует, то </w:t>
+      </w:r>
+      <w:proofErr w:type="spellStart"/>
+      <w:r>
+        <w:t>Spring</w:t>
+      </w:r>
+      <w:proofErr w:type="spellEnd"/>
+      <w:r>
+        <w:t xml:space="preserve"> сопоставляет переданные данные с теми, которые требуются в</w:t>
+      </w:r>
+      <w:r>
+        <w:t xml:space="preserve"> аргументах контроллера</w:t>
+      </w:r>
+      <w:r>
+        <w:t xml:space="preserve">. </w:t>
+      </w:r>
+      <w:r>
+        <w:t xml:space="preserve">Если переданные данные некорректные или переданы не в полном объёме, то сервер вернёт ошибку </w:t>
+      </w:r>
+      <w:r>
+        <w:t xml:space="preserve">400 </w:t>
+      </w:r>
+      <w:r>
+        <w:rPr>
+          <w:lang w:val="en-US"/>
+        </w:rPr>
+        <w:t>Bad</w:t>
+      </w:r>
+      <w:r>
+        <w:t xml:space="preserve"> </w:t>
+      </w:r>
+      <w:r>
+        <w:rPr>
+          <w:lang w:val="en-US"/>
+        </w:rPr>
+        <w:t>Request</w:t>
+      </w:r>
+      <w:r>
+        <w:t>.</w:t>
+      </w:r>
+    </w:p>
+    <w:p>
+      <w:pPr>
+        <w:jc w:val="center"/>
+      </w:pPr>
+      <w:r>
+        <w:rPr>
+          <w:noProof/>
+        </w:rPr>
+        <w:drawing>
+          <wp:inline distT="0" distB="0" distL="0" distR="0" wp14:anchorId="5E19B9F8" wp14:editId="6D33FAAC">
+            <wp:extent cx="2578910" cy="3390472"/>
+            <wp:effectExtent l="0" t="0" r="0" b="635"/>
+            <wp:docPr id="17" name="Picture 17"/>
+            <wp:cNvGraphicFramePr>
+              <a:graphicFrameLocks xmlns:a="http://schemas.openxmlformats.org/drawingml/2006/main" noChangeAspect="1"/>
+            </wp:cNvGraphicFramePr>
+            <a:graphic xmlns:a="http://schemas.openxmlformats.org/drawingml/2006/main">
+              <a:graphicData uri="http://schemas.openxmlformats.org/drawingml/2006/picture">
+                <pic:pic xmlns:pic="http://schemas.openxmlformats.org/drawingml/2006/picture">
+                  <pic:nvPicPr>
+                    <pic:cNvPr id="17" name="Picture 17"/>
+                    <pic:cNvPicPr/>
+                  </pic:nvPicPr>
+                  <pic:blipFill>
+                    <a:blip r:embed="rId10" cstate="print">
+                      <a:extLst>
+                        <a:ext uri="{28A0092B-C50C-407E-A947-70E740481C1C}">
+                          <a14:useLocalDpi xmlns:a14="http://schemas.microsoft.com/office/drawing/2010/main" val="0"/>
+                        </a:ext>
+                      </a:extLst>
+                    </a:blip>
+                    <a:stretch>
+                      <a:fillRect/>
+                    </a:stretch>
+                  </pic:blipFill>
+                  <pic:spPr>
+                    <a:xfrm>
+                      <a:off x="0" y="0"/>
+                      <a:ext cx="2620486" cy="3445131"/>
+                    </a:xfrm>
+                    <a:prstGeom prst="rect">
+                      <a:avLst/>
+                    </a:prstGeom>
+                  </pic:spPr>
+                </pic:pic>
+              </a:graphicData>
+            </a:graphic>
+          </wp:inline>
+        </w:drawing>
+      </w:r>
+    </w:p>
+    <w:p>
+      <w:pPr>
+        <w:ind w:firstLine="709"/>
+      </w:pPr>
+      <w:r>
+        <w:lastRenderedPageBreak/>
+        <w:t xml:space="preserve">Если же все переданные данные корректны, то из соответствующего контроллера вызывается сервис с логикой, которая отвечает за </w:t>
+      </w:r>
+      <w:r>
+        <w:t>обработку</w:t>
+      </w:r>
+      <w:r>
+        <w:t xml:space="preserve"> полученных данных и передачу их в методы </w:t>
+      </w:r>
+      <w:proofErr w:type="spellStart"/>
+      <w:r>
+        <w:t>репозитория</w:t>
+      </w:r>
+      <w:proofErr w:type="spellEnd"/>
+      <w:r>
+        <w:t xml:space="preserve"> (класса, который наследуется от интерфейса </w:t>
+      </w:r>
+      <w:proofErr w:type="spellStart"/>
+      <w:r>
+        <w:t>MongoRepository</w:t>
+      </w:r>
+      <w:proofErr w:type="spellEnd"/>
+      <w:r>
+        <w:t xml:space="preserve">). После получения данных от </w:t>
+      </w:r>
+      <w:proofErr w:type="spellStart"/>
+      <w:r>
+        <w:t>репозитория</w:t>
+      </w:r>
+      <w:proofErr w:type="spellEnd"/>
+      <w:r>
+        <w:t>, сервис обрабатывает полученный результат и передаёт данные обратно, на уровень контроллера.</w:t>
+      </w:r>
+    </w:p>
+    <w:p>
+      <w:pPr>
+        <w:ind w:firstLine="709"/>
+      </w:pPr>
+      <w:r>
+        <w:t>Контроллер, получивший данные от сервиса, осуществляет постобработку и возвращает ответ клиенту, сделавшему соответствующий запрос</w:t>
+      </w:r>
+      <w:r>
+        <w:t>.</w:t>
+      </w:r>
+    </w:p>
+    <w:p>
+      <w:pPr>
         <w:jc w:val="both"/>
         <w:rPr>
           <w:rFonts w:cs="Times New Roman"/>
@@ -5416,7 +5851,7 @@
       <w:pPr>
         <w:pStyle w:val="Heading1"/>
       </w:pPr>
-      <w:bookmarkStart w:id="5" w:name="_Toc69504846"/>
+      <w:bookmarkStart w:id="7" w:name="_Toc69669720"/>
       <w:r>
         <w:rPr>
           <w:highlight w:val="green"/>
@@ -5424,7 +5859,7 @@
         <w:lastRenderedPageBreak/>
         <w:t>ОПИСАНИЕ ИНТЕРФЕЙСА ПРОГРАММЫ</w:t>
       </w:r>
-      <w:bookmarkEnd w:id="5"/>
+      <w:bookmarkEnd w:id="7"/>
     </w:p>
     <w:p>
       <w:pPr>
@@ -5838,7 +6273,7 @@
                     <pic:cNvPicPr/>
                   </pic:nvPicPr>
                   <pic:blipFill>
-                    <a:blip r:embed="rId10">
+                    <a:blip r:embed="rId11">
                       <a:extLst>
                         <a:ext uri="{28A0092B-C50C-407E-A947-70E740481C1C}">
                           <a14:useLocalDpi xmlns:a14="http://schemas.microsoft.com/office/drawing/2010/main" val="0"/>
@@ -5895,7 +6330,7 @@
                     <pic:cNvPicPr/>
                   </pic:nvPicPr>
                   <pic:blipFill>
-                    <a:blip r:embed="rId11">
+                    <a:blip r:embed="rId12">
                       <a:extLst>
                         <a:ext uri="{28A0092B-C50C-407E-A947-70E740481C1C}">
                           <a14:useLocalDpi xmlns:a14="http://schemas.microsoft.com/office/drawing/2010/main" val="0"/>
@@ -6339,14 +6774,14 @@
       <w:pPr>
         <w:pStyle w:val="Heading2"/>
       </w:pPr>
-      <w:bookmarkStart w:id="6" w:name="_Toc69504847"/>
+      <w:bookmarkStart w:id="8" w:name="_Toc69669721"/>
       <w:r>
         <w:t>О</w:t>
       </w:r>
       <w:r>
         <w:t>кно авторизации клиента</w:t>
       </w:r>
-      <w:bookmarkEnd w:id="6"/>
+      <w:bookmarkEnd w:id="8"/>
     </w:p>
     <w:p>
       <w:pPr>
@@ -6493,7 +6928,7 @@
                     <pic:cNvPicPr/>
                   </pic:nvPicPr>
                   <pic:blipFill>
-                    <a:blip r:embed="rId12">
+                    <a:blip r:embed="rId13">
                       <a:extLst>
                         <a:ext uri="{28A0092B-C50C-407E-A947-70E740481C1C}">
                           <a14:useLocalDpi xmlns:a14="http://schemas.microsoft.com/office/drawing/2010/main" val="0"/>
@@ -6641,7 +7076,7 @@
       <w:pPr>
         <w:pStyle w:val="Heading2"/>
       </w:pPr>
-      <w:bookmarkStart w:id="7" w:name="_Toc69504848"/>
+      <w:bookmarkStart w:id="9" w:name="_Toc69669722"/>
       <w:r>
         <w:t xml:space="preserve">Окно </w:t>
       </w:r>
@@ -6651,7 +7086,7 @@
       <w:r>
         <w:t xml:space="preserve"> нового пользователя</w:t>
       </w:r>
-      <w:bookmarkEnd w:id="7"/>
+      <w:bookmarkEnd w:id="9"/>
     </w:p>
     <w:p>
       <w:pPr>
@@ -6683,7 +7118,7 @@
                     <pic:cNvPicPr/>
                   </pic:nvPicPr>
                   <pic:blipFill>
-                    <a:blip r:embed="rId13">
+                    <a:blip r:embed="rId14">
                       <a:extLst>
                         <a:ext uri="{28A0092B-C50C-407E-A947-70E740481C1C}">
                           <a14:useLocalDpi xmlns:a14="http://schemas.microsoft.com/office/drawing/2010/main" val="0"/>
@@ -7346,14 +7781,14 @@
           <w:lang w:val="en-US"/>
         </w:rPr>
       </w:pPr>
-      <w:bookmarkStart w:id="8" w:name="_Toc69504849"/>
+      <w:bookmarkStart w:id="10" w:name="_Toc69669723"/>
       <w:r>
         <w:t>Окно</w:t>
       </w:r>
       <w:r>
         <w:t xml:space="preserve"> восстановления пароля</w:t>
       </w:r>
-      <w:bookmarkEnd w:id="8"/>
+      <w:bookmarkEnd w:id="10"/>
     </w:p>
     <w:p>
       <w:pPr>
@@ -7385,7 +7820,7 @@
                     <pic:cNvPicPr/>
                   </pic:nvPicPr>
                   <pic:blipFill>
-                    <a:blip r:embed="rId14">
+                    <a:blip r:embed="rId15">
                       <a:extLst>
                         <a:ext uri="{28A0092B-C50C-407E-A947-70E740481C1C}">
                           <a14:useLocalDpi xmlns:a14="http://schemas.microsoft.com/office/drawing/2010/main" val="0"/>
@@ -7691,11 +8126,11 @@
       <w:pPr>
         <w:pStyle w:val="Heading2"/>
       </w:pPr>
-      <w:bookmarkStart w:id="9" w:name="_Toc69504850"/>
+      <w:bookmarkStart w:id="11" w:name="_Toc69669724"/>
       <w:r>
         <w:t>Окно успешного действия пользователя</w:t>
       </w:r>
-      <w:bookmarkEnd w:id="9"/>
+      <w:bookmarkEnd w:id="11"/>
     </w:p>
     <w:p>
       <w:pPr>
@@ -7822,7 +8257,7 @@
                     <pic:cNvPicPr/>
                   </pic:nvPicPr>
                   <pic:blipFill>
-                    <a:blip r:embed="rId15">
+                    <a:blip r:embed="rId16">
                       <a:extLst>
                         <a:ext uri="{28A0092B-C50C-407E-A947-70E740481C1C}">
                           <a14:useLocalDpi xmlns:a14="http://schemas.microsoft.com/office/drawing/2010/main" val="0"/>
@@ -7871,7 +8306,7 @@
                     <pic:cNvPicPr/>
                   </pic:nvPicPr>
                   <pic:blipFill>
-                    <a:blip r:embed="rId16">
+                    <a:blip r:embed="rId17">
                       <a:extLst>
                         <a:ext uri="{28A0092B-C50C-407E-A947-70E740481C1C}">
                           <a14:useLocalDpi xmlns:a14="http://schemas.microsoft.com/office/drawing/2010/main" val="0"/>
@@ -7902,11 +8337,11 @@
       <w:pPr>
         <w:pStyle w:val="Heading2"/>
       </w:pPr>
-      <w:bookmarkStart w:id="10" w:name="_Toc69504851"/>
+      <w:bookmarkStart w:id="12" w:name="_Toc69669725"/>
       <w:r>
         <w:t>Главное окно программы</w:t>
       </w:r>
-      <w:bookmarkEnd w:id="10"/>
+      <w:bookmarkEnd w:id="12"/>
     </w:p>
     <w:p>
       <w:pPr>
@@ -8006,7 +8441,7 @@
                     <pic:cNvPicPr/>
                   </pic:nvPicPr>
                   <pic:blipFill>
-                    <a:blip r:embed="rId17">
+                    <a:blip r:embed="rId18">
                       <a:extLst>
                         <a:ext uri="{28A0092B-C50C-407E-A947-70E740481C1C}">
                           <a14:useLocalDpi xmlns:a14="http://schemas.microsoft.com/office/drawing/2010/main" val="0"/>
@@ -8130,11 +8565,11 @@
       <w:pPr>
         <w:pStyle w:val="Heading2"/>
       </w:pPr>
-      <w:bookmarkStart w:id="11" w:name="_Toc69504852"/>
+      <w:bookmarkStart w:id="13" w:name="_Toc69669726"/>
       <w:r>
         <w:t>Окно создания новой чат-комнаты</w:t>
       </w:r>
-      <w:bookmarkEnd w:id="11"/>
+      <w:bookmarkEnd w:id="13"/>
     </w:p>
     <w:p>
       <w:pPr>
@@ -8344,7 +8779,7 @@
                     <pic:cNvPicPr/>
                   </pic:nvPicPr>
                   <pic:blipFill>
-                    <a:blip r:embed="rId18">
+                    <a:blip r:embed="rId19">
                       <a:extLst>
                         <a:ext uri="{28A0092B-C50C-407E-A947-70E740481C1C}">
                           <a14:useLocalDpi xmlns:a14="http://schemas.microsoft.com/office/drawing/2010/main" val="0"/>
@@ -8375,7 +8810,7 @@
       <w:pPr>
         <w:pStyle w:val="Heading2"/>
       </w:pPr>
-      <w:bookmarkStart w:id="12" w:name="_Toc69504853"/>
+      <w:bookmarkStart w:id="14" w:name="_Toc69669727"/>
       <w:r>
         <w:t xml:space="preserve">Окно с информацией о текущей </w:t>
       </w:r>
@@ -8385,7 +8820,7 @@
       <w:r>
         <w:t>комнате</w:t>
       </w:r>
-      <w:bookmarkEnd w:id="12"/>
+      <w:bookmarkEnd w:id="14"/>
     </w:p>
     <w:p>
       <w:pPr>
@@ -8547,7 +8982,7 @@
                     <pic:cNvPicPr/>
                   </pic:nvPicPr>
                   <pic:blipFill>
-                    <a:blip r:embed="rId19">
+                    <a:blip r:embed="rId20">
                       <a:extLst>
                         <a:ext uri="{28A0092B-C50C-407E-A947-70E740481C1C}">
                           <a14:useLocalDpi xmlns:a14="http://schemas.microsoft.com/office/drawing/2010/main" val="0"/>
@@ -8578,11 +9013,11 @@
       <w:pPr>
         <w:pStyle w:val="Heading2"/>
       </w:pPr>
-      <w:bookmarkStart w:id="13" w:name="_Toc69504854"/>
+      <w:bookmarkStart w:id="15" w:name="_Toc69669728"/>
       <w:r>
         <w:t>Окно с информацией об авторе и программе</w:t>
       </w:r>
-      <w:bookmarkEnd w:id="13"/>
+      <w:bookmarkEnd w:id="15"/>
     </w:p>
     <w:p>
       <w:pPr>
@@ -8750,7 +9185,7 @@
                     <pic:cNvPicPr/>
                   </pic:nvPicPr>
                   <pic:blipFill>
-                    <a:blip r:embed="rId20">
+                    <a:blip r:embed="rId21">
                       <a:extLst>
                         <a:ext uri="{28A0092B-C50C-407E-A947-70E740481C1C}">
                           <a14:useLocalDpi xmlns:a14="http://schemas.microsoft.com/office/drawing/2010/main" val="0"/>
@@ -8803,7 +9238,7 @@
       <w:pPr>
         <w:pStyle w:val="Heading1"/>
       </w:pPr>
-      <w:bookmarkStart w:id="14" w:name="_Toc69504855"/>
+      <w:bookmarkStart w:id="16" w:name="_Toc69669729"/>
       <w:r>
         <w:rPr>
           <w:highlight w:val="green"/>
@@ -8811,17 +9246,17 @@
         <w:lastRenderedPageBreak/>
         <w:t>СОСТАВ ПРИЛОЖЕНИЯ</w:t>
       </w:r>
-      <w:bookmarkEnd w:id="14"/>
+      <w:bookmarkEnd w:id="16"/>
     </w:p>
     <w:p>
       <w:pPr>
         <w:pStyle w:val="Heading2"/>
       </w:pPr>
-      <w:bookmarkStart w:id="15" w:name="_Toc69504856"/>
+      <w:bookmarkStart w:id="17" w:name="_Toc69669730"/>
       <w:r>
         <w:t>Сервер</w:t>
       </w:r>
-      <w:bookmarkEnd w:id="15"/>
+      <w:bookmarkEnd w:id="17"/>
     </w:p>
     <w:p>
       <w:pPr>
@@ -9729,7 +10164,7 @@
                     <pic:cNvPicPr/>
                   </pic:nvPicPr>
                   <pic:blipFill>
-                    <a:blip r:embed="rId21">
+                    <a:blip r:embed="rId22">
                       <a:extLst>
                         <a:ext uri="{28A0092B-C50C-407E-A947-70E740481C1C}">
                           <a14:useLocalDpi xmlns:a14="http://schemas.microsoft.com/office/drawing/2010/main" val="0"/>
@@ -10039,11 +10474,11 @@
       <w:pPr>
         <w:pStyle w:val="Heading2"/>
       </w:pPr>
-      <w:bookmarkStart w:id="16" w:name="_Toc69504857"/>
+      <w:bookmarkStart w:id="18" w:name="_Toc69669731"/>
       <w:r>
         <w:t>База данных</w:t>
       </w:r>
-      <w:bookmarkEnd w:id="16"/>
+      <w:bookmarkEnd w:id="18"/>
     </w:p>
     <w:p>
       <w:pPr>
@@ -10932,12 +11367,12 @@
       <w:pPr>
         <w:pStyle w:val="Heading2"/>
       </w:pPr>
-      <w:bookmarkStart w:id="17" w:name="_Toc69504858"/>
+      <w:bookmarkStart w:id="19" w:name="_Toc69669732"/>
       <w:r>
         <w:lastRenderedPageBreak/>
         <w:t>Клиент</w:t>
       </w:r>
-      <w:bookmarkEnd w:id="17"/>
+      <w:bookmarkEnd w:id="19"/>
     </w:p>
     <w:p>
       <w:pPr>
@@ -12387,7 +12822,7 @@
       <w:pPr>
         <w:pStyle w:val="Heading1"/>
       </w:pPr>
-      <w:bookmarkStart w:id="18" w:name="_Toc69504859"/>
+      <w:bookmarkStart w:id="20" w:name="_Toc69669733"/>
       <w:r>
         <w:rPr>
           <w:highlight w:val="green"/>
@@ -12395,17 +12830,17 @@
         <w:lastRenderedPageBreak/>
         <w:t>НАЗНАЧЕНИЕ И СОСТАВ КЛАССОВ ПРОГРАММЫ</w:t>
       </w:r>
-      <w:bookmarkEnd w:id="18"/>
+      <w:bookmarkEnd w:id="20"/>
     </w:p>
     <w:p>
       <w:pPr>
         <w:pStyle w:val="Heading2"/>
       </w:pPr>
-      <w:bookmarkStart w:id="19" w:name="_Toc69504860"/>
+      <w:bookmarkStart w:id="21" w:name="_Toc69669734"/>
       <w:r>
         <w:t>Сервер</w:t>
       </w:r>
-      <w:bookmarkEnd w:id="19"/>
+      <w:bookmarkEnd w:id="21"/>
     </w:p>
     <w:p>
       <w:pPr>
@@ -12820,7 +13255,7 @@
                     <pic:cNvPicPr/>
                   </pic:nvPicPr>
                   <pic:blipFill>
-                    <a:blip r:embed="rId22" cstate="print">
+                    <a:blip r:embed="rId23" cstate="print">
                       <a:extLst>
                         <a:ext uri="{28A0092B-C50C-407E-A947-70E740481C1C}">
                           <a14:useLocalDpi xmlns:a14="http://schemas.microsoft.com/office/drawing/2010/main" val="0"/>
@@ -14222,7 +14657,7 @@
                     <pic:cNvPicPr/>
                   </pic:nvPicPr>
                   <pic:blipFill>
-                    <a:blip r:embed="rId23" cstate="print">
+                    <a:blip r:embed="rId24" cstate="print">
                       <a:extLst>
                         <a:ext uri="{28A0092B-C50C-407E-A947-70E740481C1C}">
                           <a14:useLocalDpi xmlns:a14="http://schemas.microsoft.com/office/drawing/2010/main" val="0"/>
@@ -14253,11 +14688,11 @@
       <w:pPr>
         <w:pStyle w:val="Heading2"/>
       </w:pPr>
-      <w:bookmarkStart w:id="20" w:name="_Toc69504861"/>
+      <w:bookmarkStart w:id="22" w:name="_Toc69669735"/>
       <w:r>
         <w:t>Клиент</w:t>
       </w:r>
-      <w:bookmarkEnd w:id="20"/>
+      <w:bookmarkEnd w:id="22"/>
     </w:p>
     <w:p>
       <w:r>
@@ -14582,7 +15017,7 @@
                     <pic:cNvPicPr/>
                   </pic:nvPicPr>
                   <pic:blipFill>
-                    <a:blip r:embed="rId24" cstate="print">
+                    <a:blip r:embed="rId25" cstate="print">
                       <a:extLst>
                         <a:ext uri="{28A0092B-C50C-407E-A947-70E740481C1C}">
                           <a14:useLocalDpi xmlns:a14="http://schemas.microsoft.com/office/drawing/2010/main" val="0"/>
@@ -15687,7 +16122,7 @@
                     <pic:cNvPicPr/>
                   </pic:nvPicPr>
                   <pic:blipFill>
-                    <a:blip r:embed="rId25" cstate="print">
+                    <a:blip r:embed="rId26" cstate="print">
                       <a:extLst>
                         <a:ext uri="{28A0092B-C50C-407E-A947-70E740481C1C}">
                           <a14:useLocalDpi xmlns:a14="http://schemas.microsoft.com/office/drawing/2010/main" val="0"/>
@@ -15735,7 +16170,7 @@
       <w:pPr>
         <w:pStyle w:val="Heading1"/>
       </w:pPr>
-      <w:bookmarkStart w:id="21" w:name="_Toc69504862"/>
+      <w:bookmarkStart w:id="23" w:name="_Toc69669736"/>
       <w:r>
         <w:rPr>
           <w:highlight w:val="red"/>
@@ -15743,7 +16178,7 @@
         <w:lastRenderedPageBreak/>
         <w:t>ЗАКЛЮЧЕНИЕ</w:t>
       </w:r>
-      <w:bookmarkEnd w:id="21"/>
+      <w:bookmarkEnd w:id="23"/>
     </w:p>
     <w:p>
       <w:pPr>
@@ -15787,7 +16222,7 @@
       <w:pPr>
         <w:pStyle w:val="Heading1"/>
       </w:pPr>
-      <w:bookmarkStart w:id="22" w:name="_Toc69504863"/>
+      <w:bookmarkStart w:id="24" w:name="_Toc69669737"/>
       <w:r>
         <w:rPr>
           <w:highlight w:val="red"/>
@@ -15795,7 +16230,7 @@
         <w:lastRenderedPageBreak/>
         <w:t>СПИСОК ИСПОЛЬЗОВАННЫХ ИСТОЧНИКОВ</w:t>
       </w:r>
-      <w:bookmarkEnd w:id="22"/>
+      <w:bookmarkEnd w:id="24"/>
     </w:p>
     <w:p>
       <w:pPr>
@@ -15865,22 +16300,22 @@
       <w:pPr>
         <w:pStyle w:val="Heading1"/>
       </w:pPr>
-      <w:bookmarkStart w:id="23" w:name="_Toc69504864"/>
+      <w:bookmarkStart w:id="25" w:name="_Toc69669738"/>
       <w:r>
         <w:lastRenderedPageBreak/>
         <w:t>ПРИЛОЖЕНИЯ</w:t>
       </w:r>
-      <w:bookmarkEnd w:id="23"/>
+      <w:bookmarkEnd w:id="25"/>
     </w:p>
     <w:p>
       <w:pPr>
         <w:pStyle w:val="Heading2"/>
       </w:pPr>
-      <w:bookmarkStart w:id="24" w:name="_Toc69504865"/>
+      <w:bookmarkStart w:id="26" w:name="_Toc69669739"/>
       <w:r>
         <w:t>Приложение 1</w:t>
       </w:r>
-      <w:bookmarkEnd w:id="24"/>
+      <w:bookmarkEnd w:id="26"/>
     </w:p>
     <w:p>
       <w:pPr>
@@ -15918,14 +16353,14 @@
       <w:pPr>
         <w:pStyle w:val="Heading2"/>
       </w:pPr>
-      <w:bookmarkStart w:id="25" w:name="_Toc69504866"/>
+      <w:bookmarkStart w:id="27" w:name="_Toc69669740"/>
       <w:r>
         <w:t xml:space="preserve">Приложение </w:t>
       </w:r>
       <w:r>
         <w:t>2</w:t>
       </w:r>
-      <w:bookmarkEnd w:id="25"/>
+      <w:bookmarkEnd w:id="27"/>
     </w:p>
     <w:p>
       <w:pPr>
@@ -15963,7 +16398,7 @@
     </w:p>
     <w:p/>
     <w:sectPr>
-      <w:footerReference w:type="default" r:id="rId26"/>
+      <w:footerReference w:type="default" r:id="rId27"/>
       <w:pgSz w:w="11906" w:h="16838"/>
       <w:pgMar w:top="1134" w:right="567" w:bottom="1134" w:left="1701" w:header="1134" w:footer="709" w:gutter="0"/>
       <w:cols w:space="708"/>

--- a/Пояснительная записка.docx
+++ b/Пояснительная записка.docx
@@ -93,7 +93,7 @@
             </w:rPr>
             <w:fldChar w:fldCharType="separate"/>
           </w:r>
-          <w:hyperlink w:anchor="_Toc69669713" w:history="1">
+          <w:hyperlink w:anchor="_Toc69670408" w:history="1">
             <w:r>
               <w:rPr>
                 <w:rStyle w:val="Hyperlink"/>
@@ -121,7 +121,7 @@
                 <w:noProof/>
                 <w:webHidden/>
               </w:rPr>
-              <w:instrText xml:space="preserve"> PAGEREF _Toc69669713 \h </w:instrText>
+              <w:instrText xml:space="preserve"> PAGEREF _Toc69670408 \h </w:instrText>
             </w:r>
             <w:r>
               <w:rPr>
@@ -165,14 +165,30 @@
               <w:lang w:val="en-RU" w:eastAsia="en-GB"/>
             </w:rPr>
           </w:pPr>
-          <w:hyperlink w:anchor="_Toc69669714" w:history="1">
+          <w:hyperlink w:anchor="_Toc69670409" w:history="1">
             <w:r>
               <w:rPr>
                 <w:rStyle w:val="Hyperlink"/>
                 <w:noProof/>
-                <w:highlight w:val="red"/>
-              </w:rPr>
-              <w:t>ПОСТАНОВКА ЗАДАЧИ</w:t>
+                <w:highlight w:val="yellow"/>
+              </w:rPr>
+              <w:t>ПОСТАНОВКА ЗАД</w:t>
+            </w:r>
+            <w:r>
+              <w:rPr>
+                <w:rStyle w:val="Hyperlink"/>
+                <w:noProof/>
+                <w:highlight w:val="yellow"/>
+              </w:rPr>
+              <w:t>А</w:t>
+            </w:r>
+            <w:r>
+              <w:rPr>
+                <w:rStyle w:val="Hyperlink"/>
+                <w:noProof/>
+                <w:highlight w:val="yellow"/>
+              </w:rPr>
+              <w:t>ЧИ</w:t>
             </w:r>
             <w:r>
               <w:rPr>
@@ -193,7 +209,7 @@
                 <w:noProof/>
                 <w:webHidden/>
               </w:rPr>
-              <w:instrText xml:space="preserve"> PAGEREF _Toc69669714 \h </w:instrText>
+              <w:instrText xml:space="preserve"> PAGEREF _Toc69670409 \h </w:instrText>
             </w:r>
             <w:r>
               <w:rPr>
@@ -237,7 +253,7 @@
               <w:lang w:val="en-RU" w:eastAsia="en-GB"/>
             </w:rPr>
           </w:pPr>
-          <w:hyperlink w:anchor="_Toc69669715" w:history="1">
+          <w:hyperlink w:anchor="_Toc69670410" w:history="1">
             <w:r>
               <w:rPr>
                 <w:rStyle w:val="Hyperlink"/>
@@ -265,7 +281,7 @@
                 <w:noProof/>
                 <w:webHidden/>
               </w:rPr>
-              <w:instrText xml:space="preserve"> PAGEREF _Toc69669715 \h </w:instrText>
+              <w:instrText xml:space="preserve"> PAGEREF _Toc69670410 \h </w:instrText>
             </w:r>
             <w:r>
               <w:rPr>
@@ -309,12 +325,12 @@
               <w:lang w:val="en-RU" w:eastAsia="en-GB"/>
             </w:rPr>
           </w:pPr>
-          <w:hyperlink w:anchor="_Toc69669716" w:history="1">
+          <w:hyperlink w:anchor="_Toc69670411" w:history="1">
             <w:r>
               <w:rPr>
                 <w:rStyle w:val="Hyperlink"/>
                 <w:noProof/>
-                <w:highlight w:val="yellow"/>
+                <w:highlight w:val="green"/>
               </w:rPr>
               <w:t>АКТУАЛЬНОСТЬ АВТОМАТИЗАЦИИ</w:t>
             </w:r>
@@ -337,7 +353,7 @@
                 <w:noProof/>
                 <w:webHidden/>
               </w:rPr>
-              <w:instrText xml:space="preserve"> PAGEREF _Toc69669716 \h </w:instrText>
+              <w:instrText xml:space="preserve"> PAGEREF _Toc69670411 \h </w:instrText>
             </w:r>
             <w:r>
               <w:rPr>
@@ -381,7 +397,7 @@
               <w:lang w:val="en-RU" w:eastAsia="en-GB"/>
             </w:rPr>
           </w:pPr>
-          <w:hyperlink w:anchor="_Toc69669717" w:history="1">
+          <w:hyperlink w:anchor="_Toc69670412" w:history="1">
             <w:r>
               <w:rPr>
                 <w:rStyle w:val="Hyperlink"/>
@@ -409,7 +425,7 @@
                 <w:noProof/>
                 <w:webHidden/>
               </w:rPr>
-              <w:instrText xml:space="preserve"> PAGEREF _Toc69669717 \h </w:instrText>
+              <w:instrText xml:space="preserve"> PAGEREF _Toc69670412 \h </w:instrText>
             </w:r>
             <w:r>
               <w:rPr>
@@ -456,7 +472,7 @@
               <w:lang w:val="en-RU" w:eastAsia="en-GB"/>
             </w:rPr>
           </w:pPr>
-          <w:hyperlink w:anchor="_Toc69669718" w:history="1">
+          <w:hyperlink w:anchor="_Toc69670413" w:history="1">
             <w:r>
               <w:rPr>
                 <w:rStyle w:val="Hyperlink"/>
@@ -483,7 +499,7 @@
                 <w:noProof/>
                 <w:webHidden/>
               </w:rPr>
-              <w:instrText xml:space="preserve"> PAGEREF _Toc69669718 \h </w:instrText>
+              <w:instrText xml:space="preserve"> PAGEREF _Toc69670413 \h </w:instrText>
             </w:r>
             <w:r>
               <w:rPr>
@@ -530,7 +546,7 @@
               <w:lang w:val="en-RU" w:eastAsia="en-GB"/>
             </w:rPr>
           </w:pPr>
-          <w:hyperlink w:anchor="_Toc69669719" w:history="1">
+          <w:hyperlink w:anchor="_Toc69670414" w:history="1">
             <w:r>
               <w:rPr>
                 <w:rStyle w:val="Hyperlink"/>
@@ -557,7 +573,7 @@
                 <w:noProof/>
                 <w:webHidden/>
               </w:rPr>
-              <w:instrText xml:space="preserve"> PAGEREF _Toc69669719 \h </w:instrText>
+              <w:instrText xml:space="preserve"> PAGEREF _Toc69670414 \h </w:instrText>
             </w:r>
             <w:r>
               <w:rPr>
@@ -601,7 +617,7 @@
               <w:lang w:val="en-RU" w:eastAsia="en-GB"/>
             </w:rPr>
           </w:pPr>
-          <w:hyperlink w:anchor="_Toc69669720" w:history="1">
+          <w:hyperlink w:anchor="_Toc69670415" w:history="1">
             <w:r>
               <w:rPr>
                 <w:rStyle w:val="Hyperlink"/>
@@ -629,7 +645,7 @@
                 <w:noProof/>
                 <w:webHidden/>
               </w:rPr>
-              <w:instrText xml:space="preserve"> PAGEREF _Toc69669720 \h </w:instrText>
+              <w:instrText xml:space="preserve"> PAGEREF _Toc69670415 \h </w:instrText>
             </w:r>
             <w:r>
               <w:rPr>
@@ -676,7 +692,7 @@
               <w:lang w:val="en-RU" w:eastAsia="en-GB"/>
             </w:rPr>
           </w:pPr>
-          <w:hyperlink w:anchor="_Toc69669721" w:history="1">
+          <w:hyperlink w:anchor="_Toc69670416" w:history="1">
             <w:r>
               <w:rPr>
                 <w:rStyle w:val="Hyperlink"/>
@@ -703,7 +719,7 @@
                 <w:noProof/>
                 <w:webHidden/>
               </w:rPr>
-              <w:instrText xml:space="preserve"> PAGEREF _Toc69669721 \h </w:instrText>
+              <w:instrText xml:space="preserve"> PAGEREF _Toc69670416 \h </w:instrText>
             </w:r>
             <w:r>
               <w:rPr>
@@ -750,7 +766,7 @@
               <w:lang w:val="en-RU" w:eastAsia="en-GB"/>
             </w:rPr>
           </w:pPr>
-          <w:hyperlink w:anchor="_Toc69669722" w:history="1">
+          <w:hyperlink w:anchor="_Toc69670417" w:history="1">
             <w:r>
               <w:rPr>
                 <w:rStyle w:val="Hyperlink"/>
@@ -777,7 +793,7 @@
                 <w:noProof/>
                 <w:webHidden/>
               </w:rPr>
-              <w:instrText xml:space="preserve"> PAGEREF _Toc69669722 \h </w:instrText>
+              <w:instrText xml:space="preserve"> PAGEREF _Toc69670417 \h </w:instrText>
             </w:r>
             <w:r>
               <w:rPr>
@@ -824,7 +840,7 @@
               <w:lang w:val="en-RU" w:eastAsia="en-GB"/>
             </w:rPr>
           </w:pPr>
-          <w:hyperlink w:anchor="_Toc69669723" w:history="1">
+          <w:hyperlink w:anchor="_Toc69670418" w:history="1">
             <w:r>
               <w:rPr>
                 <w:rStyle w:val="Hyperlink"/>
@@ -851,7 +867,7 @@
                 <w:noProof/>
                 <w:webHidden/>
               </w:rPr>
-              <w:instrText xml:space="preserve"> PAGEREF _Toc69669723 \h </w:instrText>
+              <w:instrText xml:space="preserve"> PAGEREF _Toc69670418 \h </w:instrText>
             </w:r>
             <w:r>
               <w:rPr>
@@ -898,7 +914,7 @@
               <w:lang w:val="en-RU" w:eastAsia="en-GB"/>
             </w:rPr>
           </w:pPr>
-          <w:hyperlink w:anchor="_Toc69669724" w:history="1">
+          <w:hyperlink w:anchor="_Toc69670419" w:history="1">
             <w:r>
               <w:rPr>
                 <w:rStyle w:val="Hyperlink"/>
@@ -925,7 +941,7 @@
                 <w:noProof/>
                 <w:webHidden/>
               </w:rPr>
-              <w:instrText xml:space="preserve"> PAGEREF _Toc69669724 \h </w:instrText>
+              <w:instrText xml:space="preserve"> PAGEREF _Toc69670419 \h </w:instrText>
             </w:r>
             <w:r>
               <w:rPr>
@@ -972,7 +988,7 @@
               <w:lang w:val="en-RU" w:eastAsia="en-GB"/>
             </w:rPr>
           </w:pPr>
-          <w:hyperlink w:anchor="_Toc69669725" w:history="1">
+          <w:hyperlink w:anchor="_Toc69670420" w:history="1">
             <w:r>
               <w:rPr>
                 <w:rStyle w:val="Hyperlink"/>
@@ -999,7 +1015,7 @@
                 <w:noProof/>
                 <w:webHidden/>
               </w:rPr>
-              <w:instrText xml:space="preserve"> PAGEREF _Toc69669725 \h </w:instrText>
+              <w:instrText xml:space="preserve"> PAGEREF _Toc69670420 \h </w:instrText>
             </w:r>
             <w:r>
               <w:rPr>
@@ -1046,7 +1062,7 @@
               <w:lang w:val="en-RU" w:eastAsia="en-GB"/>
             </w:rPr>
           </w:pPr>
-          <w:hyperlink w:anchor="_Toc69669726" w:history="1">
+          <w:hyperlink w:anchor="_Toc69670421" w:history="1">
             <w:r>
               <w:rPr>
                 <w:rStyle w:val="Hyperlink"/>
@@ -1073,7 +1089,7 @@
                 <w:noProof/>
                 <w:webHidden/>
               </w:rPr>
-              <w:instrText xml:space="preserve"> PAGEREF _Toc69669726 \h </w:instrText>
+              <w:instrText xml:space="preserve"> PAGEREF _Toc69670421 \h </w:instrText>
             </w:r>
             <w:r>
               <w:rPr>
@@ -1120,7 +1136,7 @@
               <w:lang w:val="en-RU" w:eastAsia="en-GB"/>
             </w:rPr>
           </w:pPr>
-          <w:hyperlink w:anchor="_Toc69669727" w:history="1">
+          <w:hyperlink w:anchor="_Toc69670422" w:history="1">
             <w:r>
               <w:rPr>
                 <w:rStyle w:val="Hyperlink"/>
@@ -1147,7 +1163,7 @@
                 <w:noProof/>
                 <w:webHidden/>
               </w:rPr>
-              <w:instrText xml:space="preserve"> PAGEREF _Toc69669727 \h </w:instrText>
+              <w:instrText xml:space="preserve"> PAGEREF _Toc69670422 \h </w:instrText>
             </w:r>
             <w:r>
               <w:rPr>
@@ -1194,7 +1210,7 @@
               <w:lang w:val="en-RU" w:eastAsia="en-GB"/>
             </w:rPr>
           </w:pPr>
-          <w:hyperlink w:anchor="_Toc69669728" w:history="1">
+          <w:hyperlink w:anchor="_Toc69670423" w:history="1">
             <w:r>
               <w:rPr>
                 <w:rStyle w:val="Hyperlink"/>
@@ -1221,7 +1237,7 @@
                 <w:noProof/>
                 <w:webHidden/>
               </w:rPr>
-              <w:instrText xml:space="preserve"> PAGEREF _Toc69669728 \h </w:instrText>
+              <w:instrText xml:space="preserve"> PAGEREF _Toc69670423 \h </w:instrText>
             </w:r>
             <w:r>
               <w:rPr>
@@ -1265,7 +1281,7 @@
               <w:lang w:val="en-RU" w:eastAsia="en-GB"/>
             </w:rPr>
           </w:pPr>
-          <w:hyperlink w:anchor="_Toc69669729" w:history="1">
+          <w:hyperlink w:anchor="_Toc69670424" w:history="1">
             <w:r>
               <w:rPr>
                 <w:rStyle w:val="Hyperlink"/>
@@ -1293,7 +1309,7 @@
                 <w:noProof/>
                 <w:webHidden/>
               </w:rPr>
-              <w:instrText xml:space="preserve"> PAGEREF _Toc69669729 \h </w:instrText>
+              <w:instrText xml:space="preserve"> PAGEREF _Toc69670424 \h </w:instrText>
             </w:r>
             <w:r>
               <w:rPr>
@@ -1340,7 +1356,7 @@
               <w:lang w:val="en-RU" w:eastAsia="en-GB"/>
             </w:rPr>
           </w:pPr>
-          <w:hyperlink w:anchor="_Toc69669730" w:history="1">
+          <w:hyperlink w:anchor="_Toc69670425" w:history="1">
             <w:r>
               <w:rPr>
                 <w:rStyle w:val="Hyperlink"/>
@@ -1367,7 +1383,7 @@
                 <w:noProof/>
                 <w:webHidden/>
               </w:rPr>
-              <w:instrText xml:space="preserve"> PAGEREF _Toc69669730 \h </w:instrText>
+              <w:instrText xml:space="preserve"> PAGEREF _Toc69670425 \h </w:instrText>
             </w:r>
             <w:r>
               <w:rPr>
@@ -1414,7 +1430,7 @@
               <w:lang w:val="en-RU" w:eastAsia="en-GB"/>
             </w:rPr>
           </w:pPr>
-          <w:hyperlink w:anchor="_Toc69669731" w:history="1">
+          <w:hyperlink w:anchor="_Toc69670426" w:history="1">
             <w:r>
               <w:rPr>
                 <w:rStyle w:val="Hyperlink"/>
@@ -1441,7 +1457,7 @@
                 <w:noProof/>
                 <w:webHidden/>
               </w:rPr>
-              <w:instrText xml:space="preserve"> PAGEREF _Toc69669731 \h </w:instrText>
+              <w:instrText xml:space="preserve"> PAGEREF _Toc69670426 \h </w:instrText>
             </w:r>
             <w:r>
               <w:rPr>
@@ -1488,7 +1504,7 @@
               <w:lang w:val="en-RU" w:eastAsia="en-GB"/>
             </w:rPr>
           </w:pPr>
-          <w:hyperlink w:anchor="_Toc69669732" w:history="1">
+          <w:hyperlink w:anchor="_Toc69670427" w:history="1">
             <w:r>
               <w:rPr>
                 <w:rStyle w:val="Hyperlink"/>
@@ -1515,7 +1531,7 @@
                 <w:noProof/>
                 <w:webHidden/>
               </w:rPr>
-              <w:instrText xml:space="preserve"> PAGEREF _Toc69669732 \h </w:instrText>
+              <w:instrText xml:space="preserve"> PAGEREF _Toc69670427 \h </w:instrText>
             </w:r>
             <w:r>
               <w:rPr>
@@ -1559,7 +1575,7 @@
               <w:lang w:val="en-RU" w:eastAsia="en-GB"/>
             </w:rPr>
           </w:pPr>
-          <w:hyperlink w:anchor="_Toc69669733" w:history="1">
+          <w:hyperlink w:anchor="_Toc69670428" w:history="1">
             <w:r>
               <w:rPr>
                 <w:rStyle w:val="Hyperlink"/>
@@ -1587,7 +1603,7 @@
                 <w:noProof/>
                 <w:webHidden/>
               </w:rPr>
-              <w:instrText xml:space="preserve"> PAGEREF _Toc69669733 \h </w:instrText>
+              <w:instrText xml:space="preserve"> PAGEREF _Toc69670428 \h </w:instrText>
             </w:r>
             <w:r>
               <w:rPr>
@@ -1634,7 +1650,7 @@
               <w:lang w:val="en-RU" w:eastAsia="en-GB"/>
             </w:rPr>
           </w:pPr>
-          <w:hyperlink w:anchor="_Toc69669734" w:history="1">
+          <w:hyperlink w:anchor="_Toc69670429" w:history="1">
             <w:r>
               <w:rPr>
                 <w:rStyle w:val="Hyperlink"/>
@@ -1661,7 +1677,7 @@
                 <w:noProof/>
                 <w:webHidden/>
               </w:rPr>
-              <w:instrText xml:space="preserve"> PAGEREF _Toc69669734 \h </w:instrText>
+              <w:instrText xml:space="preserve"> PAGEREF _Toc69670429 \h </w:instrText>
             </w:r>
             <w:r>
               <w:rPr>
@@ -1708,7 +1724,7 @@
               <w:lang w:val="en-RU" w:eastAsia="en-GB"/>
             </w:rPr>
           </w:pPr>
-          <w:hyperlink w:anchor="_Toc69669735" w:history="1">
+          <w:hyperlink w:anchor="_Toc69670430" w:history="1">
             <w:r>
               <w:rPr>
                 <w:rStyle w:val="Hyperlink"/>
@@ -1735,7 +1751,7 @@
                 <w:noProof/>
                 <w:webHidden/>
               </w:rPr>
-              <w:instrText xml:space="preserve"> PAGEREF _Toc69669735 \h </w:instrText>
+              <w:instrText xml:space="preserve"> PAGEREF _Toc69670430 \h </w:instrText>
             </w:r>
             <w:r>
               <w:rPr>
@@ -1779,7 +1795,7 @@
               <w:lang w:val="en-RU" w:eastAsia="en-GB"/>
             </w:rPr>
           </w:pPr>
-          <w:hyperlink w:anchor="_Toc69669736" w:history="1">
+          <w:hyperlink w:anchor="_Toc69670431" w:history="1">
             <w:r>
               <w:rPr>
                 <w:rStyle w:val="Hyperlink"/>
@@ -1807,7 +1823,7 @@
                 <w:noProof/>
                 <w:webHidden/>
               </w:rPr>
-              <w:instrText xml:space="preserve"> PAGEREF _Toc69669736 \h </w:instrText>
+              <w:instrText xml:space="preserve"> PAGEREF _Toc69670431 \h </w:instrText>
             </w:r>
             <w:r>
               <w:rPr>
@@ -1851,7 +1867,7 @@
               <w:lang w:val="en-RU" w:eastAsia="en-GB"/>
             </w:rPr>
           </w:pPr>
-          <w:hyperlink w:anchor="_Toc69669737" w:history="1">
+          <w:hyperlink w:anchor="_Toc69670432" w:history="1">
             <w:r>
               <w:rPr>
                 <w:rStyle w:val="Hyperlink"/>
@@ -1879,7 +1895,7 @@
                 <w:noProof/>
                 <w:webHidden/>
               </w:rPr>
-              <w:instrText xml:space="preserve"> PAGEREF _Toc69669737 \h </w:instrText>
+              <w:instrText xml:space="preserve"> PAGEREF _Toc69670432 \h </w:instrText>
             </w:r>
             <w:r>
               <w:rPr>
@@ -1923,7 +1939,7 @@
               <w:lang w:val="en-RU" w:eastAsia="en-GB"/>
             </w:rPr>
           </w:pPr>
-          <w:hyperlink w:anchor="_Toc69669738" w:history="1">
+          <w:hyperlink w:anchor="_Toc69670433" w:history="1">
             <w:r>
               <w:rPr>
                 <w:rStyle w:val="Hyperlink"/>
@@ -1950,7 +1966,7 @@
                 <w:noProof/>
                 <w:webHidden/>
               </w:rPr>
-              <w:instrText xml:space="preserve"> PAGEREF _Toc69669738 \h </w:instrText>
+              <w:instrText xml:space="preserve"> PAGEREF _Toc69670433 \h </w:instrText>
             </w:r>
             <w:r>
               <w:rPr>
@@ -1997,7 +2013,7 @@
               <w:lang w:val="en-RU" w:eastAsia="en-GB"/>
             </w:rPr>
           </w:pPr>
-          <w:hyperlink w:anchor="_Toc69669739" w:history="1">
+          <w:hyperlink w:anchor="_Toc69670434" w:history="1">
             <w:r>
               <w:rPr>
                 <w:rStyle w:val="Hyperlink"/>
@@ -2024,7 +2040,7 @@
                 <w:noProof/>
                 <w:webHidden/>
               </w:rPr>
-              <w:instrText xml:space="preserve"> PAGEREF _Toc69669739 \h </w:instrText>
+              <w:instrText xml:space="preserve"> PAGEREF _Toc69670434 \h </w:instrText>
             </w:r>
             <w:r>
               <w:rPr>
@@ -2071,7 +2087,7 @@
               <w:lang w:val="en-RU" w:eastAsia="en-GB"/>
             </w:rPr>
           </w:pPr>
-          <w:hyperlink w:anchor="_Toc69669740" w:history="1">
+          <w:hyperlink w:anchor="_Toc69670435" w:history="1">
             <w:r>
               <w:rPr>
                 <w:rStyle w:val="Hyperlink"/>
@@ -2098,7 +2114,7 @@
                 <w:noProof/>
                 <w:webHidden/>
               </w:rPr>
-              <w:instrText xml:space="preserve"> PAGEREF _Toc69669740 \h </w:instrText>
+              <w:instrText xml:space="preserve"> PAGEREF _Toc69670435 \h </w:instrText>
             </w:r>
             <w:r>
               <w:rPr>
@@ -2167,7 +2183,7 @@
       <w:pPr>
         <w:pStyle w:val="Heading1"/>
       </w:pPr>
-      <w:bookmarkStart w:id="0" w:name="_Toc69669713"/>
+      <w:bookmarkStart w:id="0" w:name="_Toc69670408"/>
       <w:r>
         <w:rPr>
           <w:highlight w:val="green"/>
@@ -3359,10 +3375,10 @@
       <w:pPr>
         <w:pStyle w:val="Heading1"/>
       </w:pPr>
-      <w:bookmarkStart w:id="1" w:name="_Toc69669714"/>
-      <w:r>
-        <w:rPr>
-          <w:highlight w:val="red"/>
+      <w:bookmarkStart w:id="1" w:name="_Toc69670409"/>
+      <w:r>
+        <w:rPr>
+          <w:highlight w:val="yellow"/>
         </w:rPr>
         <w:lastRenderedPageBreak/>
         <w:t>ПОСТАНОВКА ЗАДАЧИ</w:t>
@@ -3689,7 +3705,7 @@
       <w:pPr>
         <w:pStyle w:val="Heading1"/>
       </w:pPr>
-      <w:bookmarkStart w:id="2" w:name="_Toc69669715"/>
+      <w:bookmarkStart w:id="2" w:name="_Toc69670410"/>
       <w:r>
         <w:rPr>
           <w:highlight w:val="red"/>
@@ -4238,10 +4254,10 @@
       <w:pPr>
         <w:pStyle w:val="Heading1"/>
       </w:pPr>
-      <w:bookmarkStart w:id="3" w:name="_Toc69669716"/>
-      <w:r>
-        <w:rPr>
-          <w:highlight w:val="yellow"/>
+      <w:bookmarkStart w:id="3" w:name="_Toc69670411"/>
+      <w:r>
+        <w:rPr>
+          <w:highlight w:val="green"/>
         </w:rPr>
         <w:lastRenderedPageBreak/>
         <w:t>АКТУАЛЬНОСТЬ АВТОМАТИЗАЦИИ</w:t>
@@ -4276,7 +4292,67 @@
           <w:rFonts w:cs="Times New Roman"/>
           <w:szCs w:val="28"/>
         </w:rPr>
-        <w:t xml:space="preserve"> данных. </w:t>
+        <w:t xml:space="preserve"> данных</w:t>
+      </w:r>
+      <w:r>
+        <w:rPr>
+          <w:rFonts w:cs="Times New Roman"/>
+          <w:szCs w:val="28"/>
+        </w:rPr>
+        <w:t xml:space="preserve">, </w:t>
+      </w:r>
+      <w:r>
+        <w:rPr>
+          <w:rFonts w:cs="Times New Roman"/>
+          <w:szCs w:val="28"/>
+        </w:rPr>
+        <w:t xml:space="preserve">а за </w:t>
+      </w:r>
+      <w:r>
+        <w:rPr>
+          <w:rFonts w:cs="Times New Roman"/>
+          <w:szCs w:val="28"/>
+        </w:rPr>
+        <w:t>счет использования кроссплатформенных решений, запуск приложения-клиента возможен на всех платформах (</w:t>
+      </w:r>
+      <w:proofErr w:type="spellStart"/>
+      <w:r>
+        <w:rPr>
+          <w:rFonts w:cs="Times New Roman"/>
+          <w:szCs w:val="28"/>
+        </w:rPr>
+        <w:t>Windows</w:t>
+      </w:r>
+      <w:proofErr w:type="spellEnd"/>
+      <w:r>
+        <w:rPr>
+          <w:rFonts w:cs="Times New Roman"/>
+          <w:szCs w:val="28"/>
+        </w:rPr>
+        <w:t xml:space="preserve">, OS X, </w:t>
+      </w:r>
+      <w:proofErr w:type="spellStart"/>
+      <w:r>
+        <w:rPr>
+          <w:rFonts w:cs="Times New Roman"/>
+          <w:szCs w:val="28"/>
+        </w:rPr>
+        <w:t>Linux</w:t>
+      </w:r>
+      <w:proofErr w:type="spellEnd"/>
+      <w:r>
+        <w:rPr>
+          <w:rFonts w:cs="Times New Roman"/>
+          <w:szCs w:val="28"/>
+        </w:rPr>
+        <w:t>) и архитектурах (x86, ARM)</w:t>
+      </w:r>
+      <w:r>
+        <w:rPr>
+          <w:rFonts w:cs="Times New Roman"/>
+          <w:szCs w:val="28"/>
+        </w:rPr>
+        <w:t>.</w:t>
       </w:r>
     </w:p>
     <w:p>
@@ -4293,31 +4369,21 @@
           <w:rFonts w:cs="Times New Roman"/>
           <w:szCs w:val="28"/>
         </w:rPr>
-        <w:t>П</w:t>
-      </w:r>
-      <w:r>
-        <w:rPr>
-          <w:rFonts w:cs="Times New Roman"/>
-          <w:szCs w:val="28"/>
-        </w:rPr>
-        <w:t>оскольку программа была разработана внутри определенной компании, мы можем исключить, что в данном программном обеспечении присутствует отправка данных 3-м лицам (так называемые программные закладки)</w:t>
-      </w:r>
-    </w:p>
-    <w:p>
-      <w:pPr>
-        <w:ind w:firstLine="709"/>
-        <w:jc w:val="both"/>
-        <w:rPr>
-          <w:rFonts w:cs="Times New Roman"/>
-          <w:szCs w:val="28"/>
-        </w:rPr>
-      </w:pPr>
-      <w:r>
-        <w:rPr>
-          <w:rFonts w:cs="Times New Roman"/>
-          <w:szCs w:val="28"/>
-        </w:rPr>
-        <w:t>Если сервер размещается на территории Российской Федерации, то программа будет исполнять ФЗ-152</w:t>
+        <w:t>Если</w:t>
+      </w:r>
+      <w:r>
+        <w:rPr>
+          <w:rFonts w:cs="Times New Roman"/>
+          <w:szCs w:val="28"/>
+        </w:rPr>
+        <w:t xml:space="preserve"> серверная часть решения</w:t>
+      </w:r>
+      <w:r>
+        <w:rPr>
+          <w:rFonts w:cs="Times New Roman"/>
+          <w:szCs w:val="28"/>
+        </w:rPr>
+        <w:t xml:space="preserve"> размещается на территории Российской Федерации, то программа будет исполнять ФЗ-152</w:t>
       </w:r>
       <w:r>
         <w:rPr>
@@ -4366,7 +4432,14 @@
           <w:rFonts w:cs="Times New Roman"/>
           <w:szCs w:val="28"/>
         </w:rPr>
-        <w:t>важно для компаний, которые работают на территории РФ</w:t>
+        <w:t xml:space="preserve">важно для компаний, которые работают </w:t>
+      </w:r>
+      <w:r>
+        <w:rPr>
+          <w:rFonts w:cs="Times New Roman"/>
+          <w:szCs w:val="28"/>
+        </w:rPr>
+        <w:t>с данными пользователей РФ</w:t>
       </w:r>
       <w:r>
         <w:rPr>
@@ -4391,7 +4464,7 @@
       <w:pPr>
         <w:pStyle w:val="Heading1"/>
       </w:pPr>
-      <w:bookmarkStart w:id="4" w:name="_Toc69669717"/>
+      <w:bookmarkStart w:id="4" w:name="_Toc69670412"/>
       <w:r>
         <w:rPr>
           <w:highlight w:val="green"/>
@@ -4405,7 +4478,7 @@
       <w:pPr>
         <w:pStyle w:val="Heading2"/>
       </w:pPr>
-      <w:bookmarkStart w:id="5" w:name="_Toc69669718"/>
+      <w:bookmarkStart w:id="5" w:name="_Toc69670413"/>
       <w:r>
         <w:t>Клиент</w:t>
       </w:r>
@@ -5639,7 +5712,7 @@
       <w:pPr>
         <w:pStyle w:val="Heading2"/>
       </w:pPr>
-      <w:bookmarkStart w:id="6" w:name="_Toc69669719"/>
+      <w:bookmarkStart w:id="6" w:name="_Toc69670414"/>
       <w:r>
         <w:t>Сервер</w:t>
       </w:r>
@@ -5851,7 +5924,7 @@
       <w:pPr>
         <w:pStyle w:val="Heading1"/>
       </w:pPr>
-      <w:bookmarkStart w:id="7" w:name="_Toc69669720"/>
+      <w:bookmarkStart w:id="7" w:name="_Toc69670415"/>
       <w:r>
         <w:rPr>
           <w:highlight w:val="green"/>
@@ -6774,7 +6847,7 @@
       <w:pPr>
         <w:pStyle w:val="Heading2"/>
       </w:pPr>
-      <w:bookmarkStart w:id="8" w:name="_Toc69669721"/>
+      <w:bookmarkStart w:id="8" w:name="_Toc69670416"/>
       <w:r>
         <w:t>О</w:t>
       </w:r>
@@ -7076,7 +7149,7 @@
       <w:pPr>
         <w:pStyle w:val="Heading2"/>
       </w:pPr>
-      <w:bookmarkStart w:id="9" w:name="_Toc69669722"/>
+      <w:bookmarkStart w:id="9" w:name="_Toc69670417"/>
       <w:r>
         <w:t xml:space="preserve">Окно </w:t>
       </w:r>
@@ -7781,7 +7854,7 @@
           <w:lang w:val="en-US"/>
         </w:rPr>
       </w:pPr>
-      <w:bookmarkStart w:id="10" w:name="_Toc69669723"/>
+      <w:bookmarkStart w:id="10" w:name="_Toc69670418"/>
       <w:r>
         <w:t>Окно</w:t>
       </w:r>
@@ -8126,7 +8199,7 @@
       <w:pPr>
         <w:pStyle w:val="Heading2"/>
       </w:pPr>
-      <w:bookmarkStart w:id="11" w:name="_Toc69669724"/>
+      <w:bookmarkStart w:id="11" w:name="_Toc69670419"/>
       <w:r>
         <w:t>Окно успешного действия пользователя</w:t>
       </w:r>
@@ -8337,7 +8410,7 @@
       <w:pPr>
         <w:pStyle w:val="Heading2"/>
       </w:pPr>
-      <w:bookmarkStart w:id="12" w:name="_Toc69669725"/>
+      <w:bookmarkStart w:id="12" w:name="_Toc69670420"/>
       <w:r>
         <w:t>Главное окно программы</w:t>
       </w:r>
@@ -8565,7 +8638,7 @@
       <w:pPr>
         <w:pStyle w:val="Heading2"/>
       </w:pPr>
-      <w:bookmarkStart w:id="13" w:name="_Toc69669726"/>
+      <w:bookmarkStart w:id="13" w:name="_Toc69670421"/>
       <w:r>
         <w:t>Окно создания новой чат-комнаты</w:t>
       </w:r>
@@ -8810,7 +8883,7 @@
       <w:pPr>
         <w:pStyle w:val="Heading2"/>
       </w:pPr>
-      <w:bookmarkStart w:id="14" w:name="_Toc69669727"/>
+      <w:bookmarkStart w:id="14" w:name="_Toc69670422"/>
       <w:r>
         <w:t xml:space="preserve">Окно с информацией о текущей </w:t>
       </w:r>
@@ -9013,7 +9086,7 @@
       <w:pPr>
         <w:pStyle w:val="Heading2"/>
       </w:pPr>
-      <w:bookmarkStart w:id="15" w:name="_Toc69669728"/>
+      <w:bookmarkStart w:id="15" w:name="_Toc69670423"/>
       <w:r>
         <w:t>Окно с информацией об авторе и программе</w:t>
       </w:r>
@@ -9238,7 +9311,7 @@
       <w:pPr>
         <w:pStyle w:val="Heading1"/>
       </w:pPr>
-      <w:bookmarkStart w:id="16" w:name="_Toc69669729"/>
+      <w:bookmarkStart w:id="16" w:name="_Toc69670424"/>
       <w:r>
         <w:rPr>
           <w:highlight w:val="green"/>
@@ -9252,7 +9325,7 @@
       <w:pPr>
         <w:pStyle w:val="Heading2"/>
       </w:pPr>
-      <w:bookmarkStart w:id="17" w:name="_Toc69669730"/>
+      <w:bookmarkStart w:id="17" w:name="_Toc69670425"/>
       <w:r>
         <w:t>Сервер</w:t>
       </w:r>
@@ -10474,7 +10547,7 @@
       <w:pPr>
         <w:pStyle w:val="Heading2"/>
       </w:pPr>
-      <w:bookmarkStart w:id="18" w:name="_Toc69669731"/>
+      <w:bookmarkStart w:id="18" w:name="_Toc69670426"/>
       <w:r>
         <w:t>База данных</w:t>
       </w:r>
@@ -11367,7 +11440,7 @@
       <w:pPr>
         <w:pStyle w:val="Heading2"/>
       </w:pPr>
-      <w:bookmarkStart w:id="19" w:name="_Toc69669732"/>
+      <w:bookmarkStart w:id="19" w:name="_Toc69670427"/>
       <w:r>
         <w:lastRenderedPageBreak/>
         <w:t>Клиент</w:t>
@@ -12822,7 +12895,7 @@
       <w:pPr>
         <w:pStyle w:val="Heading1"/>
       </w:pPr>
-      <w:bookmarkStart w:id="20" w:name="_Toc69669733"/>
+      <w:bookmarkStart w:id="20" w:name="_Toc69670428"/>
       <w:r>
         <w:rPr>
           <w:highlight w:val="green"/>
@@ -12836,7 +12909,7 @@
       <w:pPr>
         <w:pStyle w:val="Heading2"/>
       </w:pPr>
-      <w:bookmarkStart w:id="21" w:name="_Toc69669734"/>
+      <w:bookmarkStart w:id="21" w:name="_Toc69670429"/>
       <w:r>
         <w:t>Сервер</w:t>
       </w:r>
@@ -14688,7 +14761,7 @@
       <w:pPr>
         <w:pStyle w:val="Heading2"/>
       </w:pPr>
-      <w:bookmarkStart w:id="22" w:name="_Toc69669735"/>
+      <w:bookmarkStart w:id="22" w:name="_Toc69670430"/>
       <w:r>
         <w:t>Клиент</w:t>
       </w:r>
@@ -16170,7 +16243,7 @@
       <w:pPr>
         <w:pStyle w:val="Heading1"/>
       </w:pPr>
-      <w:bookmarkStart w:id="23" w:name="_Toc69669736"/>
+      <w:bookmarkStart w:id="23" w:name="_Toc69670431"/>
       <w:r>
         <w:rPr>
           <w:highlight w:val="red"/>
@@ -16222,7 +16295,7 @@
       <w:pPr>
         <w:pStyle w:val="Heading1"/>
       </w:pPr>
-      <w:bookmarkStart w:id="24" w:name="_Toc69669737"/>
+      <w:bookmarkStart w:id="24" w:name="_Toc69670432"/>
       <w:r>
         <w:rPr>
           <w:highlight w:val="red"/>
@@ -16300,7 +16373,7 @@
       <w:pPr>
         <w:pStyle w:val="Heading1"/>
       </w:pPr>
-      <w:bookmarkStart w:id="25" w:name="_Toc69669738"/>
+      <w:bookmarkStart w:id="25" w:name="_Toc69670433"/>
       <w:r>
         <w:lastRenderedPageBreak/>
         <w:t>ПРИЛОЖЕНИЯ</w:t>
@@ -16311,7 +16384,7 @@
       <w:pPr>
         <w:pStyle w:val="Heading2"/>
       </w:pPr>
-      <w:bookmarkStart w:id="26" w:name="_Toc69669739"/>
+      <w:bookmarkStart w:id="26" w:name="_Toc69670434"/>
       <w:r>
         <w:t>Приложение 1</w:t>
       </w:r>
@@ -16353,7 +16426,7 @@
       <w:pPr>
         <w:pStyle w:val="Heading2"/>
       </w:pPr>
-      <w:bookmarkStart w:id="27" w:name="_Toc69669740"/>
+      <w:bookmarkStart w:id="27" w:name="_Toc69670435"/>
       <w:r>
         <w:t xml:space="preserve">Приложение </w:t>
       </w:r>

--- a/Пояснительная записка.docx
+++ b/Пояснительная записка.docx
@@ -172,23 +172,7 @@
                 <w:noProof/>
                 <w:highlight w:val="yellow"/>
               </w:rPr>
-              <w:t>ПОСТАНОВКА ЗАД</w:t>
-            </w:r>
-            <w:r>
-              <w:rPr>
-                <w:rStyle w:val="Hyperlink"/>
-                <w:noProof/>
-                <w:highlight w:val="yellow"/>
-              </w:rPr>
-              <w:t>А</w:t>
-            </w:r>
-            <w:r>
-              <w:rPr>
-                <w:rStyle w:val="Hyperlink"/>
-                <w:noProof/>
-                <w:highlight w:val="yellow"/>
-              </w:rPr>
-              <w:t>ЧИ</w:t>
+              <w:t>ПОСТАНОВКА ЗАДАЧИ</w:t>
             </w:r>
             <w:r>
               <w:rPr>
@@ -260,7 +244,23 @@
                 <w:noProof/>
                 <w:highlight w:val="red"/>
               </w:rPr>
-              <w:t>ОПИСАНИЕ ПРЕДМЕТНОЙ ОБЛАСТИ</w:t>
+              <w:t>ОПИСАНИЕ ПРЕ</w:t>
+            </w:r>
+            <w:r>
+              <w:rPr>
+                <w:rStyle w:val="Hyperlink"/>
+                <w:noProof/>
+                <w:highlight w:val="red"/>
+              </w:rPr>
+              <w:t>Д</w:t>
+            </w:r>
+            <w:r>
+              <w:rPr>
+                <w:rStyle w:val="Hyperlink"/>
+                <w:noProof/>
+                <w:highlight w:val="red"/>
+              </w:rPr>
+              <w:t>МЕТНОЙ ОБЛАСТИ</w:t>
             </w:r>
             <w:r>
               <w:rPr>
@@ -3378,7 +3378,7 @@
       <w:bookmarkStart w:id="1" w:name="_Toc69670409"/>
       <w:r>
         <w:rPr>
-          <w:highlight w:val="yellow"/>
+          <w:highlight w:val="green"/>
         </w:rPr>
         <w:lastRenderedPageBreak/>
         <w:t>ПОСТАНОВКА ЗАДАЧИ</w:t>
@@ -3401,21 +3401,27 @@
         </w:rPr>
         <w:t xml:space="preserve">В соответствии с выбранной темой требуется разработать </w:t>
       </w:r>
-      <w:proofErr w:type="spellStart"/>
-      <w:r>
-        <w:rPr>
-          <w:rFonts w:cs="Times New Roman"/>
-          <w:szCs w:val="28"/>
-        </w:rPr>
-        <w:t>Windows</w:t>
-      </w:r>
-      <w:proofErr w:type="spellEnd"/>
-      <w:r>
-        <w:rPr>
-          <w:rFonts w:cs="Times New Roman"/>
-          <w:szCs w:val="28"/>
-        </w:rPr>
-        <w:t>-</w:t>
+      <w:r>
+        <w:rPr>
+          <w:rFonts w:cs="Times New Roman"/>
+          <w:szCs w:val="28"/>
+        </w:rPr>
+        <w:t xml:space="preserve">клиент-серверное </w:t>
+      </w:r>
+      <w:r>
+        <w:rPr>
+          <w:rFonts w:cs="Times New Roman"/>
+          <w:szCs w:val="28"/>
+        </w:rPr>
+        <w:t xml:space="preserve">решение с использованием библиотек </w:t>
+      </w:r>
+      <w:r>
+        <w:rPr>
+          <w:rFonts w:cs="Times New Roman"/>
+          <w:szCs w:val="28"/>
+          <w:lang w:val="en-US"/>
+        </w:rPr>
+        <w:t>Spring</w:t>
       </w:r>
       <w:r>
         <w:rPr>
@@ -3428,8 +3434,67 @@
         <w:rPr>
           <w:rFonts w:cs="Times New Roman"/>
           <w:szCs w:val="28"/>
-        </w:rPr>
-        <w:t>приложение, выполняющее учет клиентов отеля, забронировавших номера и проживающих ранее, а также реализующую отбор клиентов, удовлетворяющих сложному критерию.</w:t>
+          <w:lang w:val="en-US"/>
+        </w:rPr>
+        <w:t>Boot</w:t>
+      </w:r>
+      <w:r>
+        <w:rPr>
+          <w:rFonts w:cs="Times New Roman"/>
+          <w:szCs w:val="28"/>
+        </w:rPr>
+        <w:t xml:space="preserve"> </w:t>
+      </w:r>
+      <w:r>
+        <w:rPr>
+          <w:rFonts w:cs="Times New Roman"/>
+          <w:szCs w:val="28"/>
+        </w:rPr>
+        <w:t xml:space="preserve">для сервера и </w:t>
+      </w:r>
+      <w:r>
+        <w:rPr>
+          <w:rFonts w:cs="Times New Roman"/>
+          <w:szCs w:val="28"/>
+          <w:lang w:val="en-US"/>
+        </w:rPr>
+        <w:t>JavaFX</w:t>
+      </w:r>
+      <w:r>
+        <w:rPr>
+          <w:rFonts w:cs="Times New Roman"/>
+          <w:szCs w:val="28"/>
+        </w:rPr>
+        <w:t xml:space="preserve"> </w:t>
+      </w:r>
+      <w:r>
+        <w:rPr>
+          <w:rFonts w:cs="Times New Roman"/>
+          <w:szCs w:val="28"/>
+        </w:rPr>
+        <w:t xml:space="preserve">для </w:t>
+      </w:r>
+      <w:r>
+        <w:rPr>
+          <w:rFonts w:cs="Times New Roman"/>
+          <w:szCs w:val="28"/>
+          <w:lang w:val="en-US"/>
+        </w:rPr>
+        <w:t>GUI</w:t>
+      </w:r>
+      <w:r>
+        <w:rPr>
+          <w:rFonts w:cs="Times New Roman"/>
+          <w:szCs w:val="28"/>
+        </w:rPr>
+        <w:t xml:space="preserve"> клиента в виде пользовательских классов и таблиц для СУБД</w:t>
+      </w:r>
+      <w:r>
+        <w:rPr>
+          <w:rFonts w:cs="Times New Roman"/>
+          <w:szCs w:val="28"/>
+        </w:rPr>
+        <w:t>.</w:t>
       </w:r>
     </w:p>
     <w:p>
@@ -3446,7 +3511,42 @@
           <w:rFonts w:cs="Times New Roman"/>
           <w:szCs w:val="28"/>
         </w:rPr>
-        <w:t>Приложение должно содержать средства манипулирования объектами,</w:t>
+        <w:t>Со стороны клиента необходимо разработать несколько окон и логику переходов пользователей между ними</w:t>
+      </w:r>
+      <w:r>
+        <w:rPr>
+          <w:rFonts w:cs="Times New Roman"/>
+          <w:szCs w:val="28"/>
+        </w:rPr>
+        <w:t xml:space="preserve">, </w:t>
+      </w:r>
+      <w:r>
+        <w:rPr>
+          <w:rFonts w:cs="Times New Roman"/>
+          <w:szCs w:val="28"/>
+        </w:rPr>
+        <w:t>а также их дизайн и расположение элементов интерфейса</w:t>
+      </w:r>
+      <w:r>
+        <w:rPr>
+          <w:rFonts w:cs="Times New Roman"/>
+          <w:szCs w:val="28"/>
+        </w:rPr>
+        <w:t xml:space="preserve"> </w:t>
+      </w:r>
+      <w:r>
+        <w:rPr>
+          <w:rFonts w:cs="Times New Roman"/>
+          <w:szCs w:val="28"/>
+        </w:rPr>
+        <w:t>для взаимодействия с пользователем</w:t>
+      </w:r>
+      <w:r>
+        <w:rPr>
+          <w:rFonts w:cs="Times New Roman"/>
+          <w:szCs w:val="28"/>
+        </w:rPr>
+        <w:t>.</w:t>
       </w:r>
     </w:p>
     <w:p>
@@ -3462,8 +3562,578 @@
         <w:rPr>
           <w:rFonts w:cs="Times New Roman"/>
           <w:szCs w:val="28"/>
-        </w:rPr>
-        <w:t>сохранения их в файле и загрузки из файла. Должны быть реализованы</w:t>
+          <w:lang w:val="en-US"/>
+        </w:rPr>
+        <w:t>C</w:t>
+      </w:r>
+      <w:r>
+        <w:rPr>
+          <w:rFonts w:cs="Times New Roman"/>
+          <w:szCs w:val="28"/>
+        </w:rPr>
+        <w:t xml:space="preserve">о стороны </w:t>
+      </w:r>
+      <w:proofErr w:type="spellStart"/>
+      <w:r>
+        <w:rPr>
+          <w:rFonts w:cs="Times New Roman"/>
+          <w:szCs w:val="28"/>
+        </w:rPr>
+        <w:t>бекенда</w:t>
+      </w:r>
+      <w:proofErr w:type="spellEnd"/>
+      <w:r>
+        <w:rPr>
+          <w:rFonts w:cs="Times New Roman"/>
+          <w:szCs w:val="28"/>
+        </w:rPr>
+        <w:t xml:space="preserve"> необходимо использовать </w:t>
+      </w:r>
+      <w:r>
+        <w:rPr>
+          <w:rFonts w:cs="Times New Roman"/>
+          <w:szCs w:val="28"/>
+          <w:lang w:val="en-US"/>
+        </w:rPr>
+        <w:t>ORM</w:t>
+      </w:r>
+      <w:r>
+        <w:rPr>
+          <w:rFonts w:cs="Times New Roman"/>
+          <w:szCs w:val="28"/>
+        </w:rPr>
+        <w:t xml:space="preserve"> </w:t>
+      </w:r>
+      <w:r>
+        <w:rPr>
+          <w:rFonts w:cs="Times New Roman"/>
+          <w:szCs w:val="28"/>
+        </w:rPr>
+        <w:t xml:space="preserve">для связи </w:t>
+      </w:r>
+      <w:proofErr w:type="spellStart"/>
+      <w:r>
+        <w:rPr>
+          <w:rFonts w:cs="Times New Roman"/>
+          <w:szCs w:val="28"/>
+        </w:rPr>
+        <w:t>Spring</w:t>
+      </w:r>
+      <w:proofErr w:type="spellEnd"/>
+      <w:r>
+        <w:rPr>
+          <w:rFonts w:cs="Times New Roman"/>
+          <w:szCs w:val="28"/>
+        </w:rPr>
+        <w:t xml:space="preserve"> с</w:t>
+      </w:r>
+      <w:r>
+        <w:rPr>
+          <w:rFonts w:cs="Times New Roman"/>
+          <w:szCs w:val="28"/>
+        </w:rPr>
+        <w:t xml:space="preserve"> СУБД</w:t>
+      </w:r>
+      <w:r>
+        <w:rPr>
+          <w:rFonts w:cs="Times New Roman"/>
+          <w:szCs w:val="28"/>
+        </w:rPr>
+        <w:t xml:space="preserve">, </w:t>
+      </w:r>
+      <w:r>
+        <w:rPr>
+          <w:rFonts w:cs="Times New Roman"/>
+          <w:szCs w:val="28"/>
+        </w:rPr>
+        <w:t xml:space="preserve">а также модель </w:t>
+      </w:r>
+      <w:r>
+        <w:rPr>
+          <w:rFonts w:cs="Times New Roman"/>
+          <w:szCs w:val="28"/>
+          <w:lang w:val="en-US"/>
+        </w:rPr>
+        <w:t>MVC</w:t>
+      </w:r>
+      <w:r>
+        <w:rPr>
+          <w:rFonts w:cs="Times New Roman"/>
+          <w:szCs w:val="28"/>
+        </w:rPr>
+        <w:t xml:space="preserve"> для</w:t>
+      </w:r>
+      <w:r>
+        <w:rPr>
+          <w:rFonts w:cs="Times New Roman"/>
+          <w:szCs w:val="28"/>
+        </w:rPr>
+        <w:t xml:space="preserve"> </w:t>
+      </w:r>
+      <w:r>
+        <w:rPr>
+          <w:rFonts w:cs="Times New Roman"/>
+          <w:szCs w:val="28"/>
+        </w:rPr>
+        <w:t>отдельного расположение контроллеров</w:t>
+      </w:r>
+      <w:r>
+        <w:rPr>
+          <w:rFonts w:cs="Times New Roman"/>
+          <w:szCs w:val="28"/>
+        </w:rPr>
+        <w:t xml:space="preserve">, </w:t>
+      </w:r>
+      <w:r>
+        <w:rPr>
+          <w:rFonts w:cs="Times New Roman"/>
+          <w:szCs w:val="28"/>
+        </w:rPr>
+        <w:t xml:space="preserve">сервисов и </w:t>
+      </w:r>
+      <w:proofErr w:type="spellStart"/>
+      <w:r>
+        <w:rPr>
+          <w:rFonts w:cs="Times New Roman"/>
+          <w:szCs w:val="28"/>
+        </w:rPr>
+        <w:t>репозиториев</w:t>
+      </w:r>
+      <w:proofErr w:type="spellEnd"/>
+      <w:r>
+        <w:rPr>
+          <w:rFonts w:cs="Times New Roman"/>
+          <w:szCs w:val="28"/>
+        </w:rPr>
+        <w:t xml:space="preserve"> </w:t>
+      </w:r>
+      <w:r>
+        <w:rPr>
+          <w:rFonts w:cs="Times New Roman"/>
+          <w:szCs w:val="28"/>
+        </w:rPr>
+        <w:t>с логикой таблиц СУБД</w:t>
+      </w:r>
+      <w:r>
+        <w:rPr>
+          <w:rFonts w:cs="Times New Roman"/>
+          <w:szCs w:val="28"/>
+        </w:rPr>
+        <w:t>.</w:t>
+      </w:r>
+    </w:p>
+    <w:p>
+      <w:pPr>
+        <w:ind w:firstLine="360"/>
+        <w:jc w:val="both"/>
+        <w:rPr>
+          <w:rFonts w:cs="Times New Roman"/>
+          <w:szCs w:val="28"/>
+          <w:lang w:val="en-RU"/>
+        </w:rPr>
+      </w:pPr>
+      <w:r>
+        <w:rPr>
+          <w:rFonts w:cs="Times New Roman"/>
+          <w:szCs w:val="28"/>
+        </w:rPr>
+        <w:t xml:space="preserve">Решение должно </w:t>
+      </w:r>
+      <w:r>
+        <w:rPr>
+          <w:rFonts w:cs="Times New Roman"/>
+          <w:szCs w:val="28"/>
+          <w:lang w:val="en-RU"/>
+        </w:rPr>
+        <w:t>выполнять</w:t>
+      </w:r>
+      <w:r>
+        <w:rPr>
+          <w:rFonts w:cs="Times New Roman"/>
+          <w:szCs w:val="28"/>
+          <w:lang w:val="en-RU"/>
+        </w:rPr>
+        <w:t xml:space="preserve"> следующие операции:</w:t>
+      </w:r>
+    </w:p>
+    <w:p>
+      <w:pPr>
+        <w:pStyle w:val="ListParagraph"/>
+        <w:numPr>
+          <w:ilvl w:val="0"/>
+          <w:numId w:val="27"/>
+        </w:numPr>
+        <w:jc w:val="both"/>
+        <w:rPr>
+          <w:rFonts w:cs="Times New Roman"/>
+          <w:szCs w:val="28"/>
+        </w:rPr>
+      </w:pPr>
+      <w:r>
+        <w:rPr>
+          <w:rFonts w:cs="Times New Roman"/>
+          <w:szCs w:val="28"/>
+        </w:rPr>
+        <w:t xml:space="preserve">Отображение </w:t>
+      </w:r>
+      <w:r>
+        <w:rPr>
+          <w:rFonts w:cs="Times New Roman"/>
+          <w:szCs w:val="28"/>
+          <w:lang w:val="en-RU"/>
+        </w:rPr>
+        <w:t>в таблице данны</w:t>
+      </w:r>
+      <w:r>
+        <w:rPr>
+          <w:rFonts w:cs="Times New Roman"/>
+          <w:szCs w:val="28"/>
+        </w:rPr>
+        <w:t>х</w:t>
+      </w:r>
+      <w:r>
+        <w:rPr>
+          <w:rFonts w:cs="Times New Roman"/>
+          <w:szCs w:val="28"/>
+          <w:lang w:val="en-RU"/>
+        </w:rPr>
+        <w:t xml:space="preserve"> предметной области</w:t>
+      </w:r>
+      <w:r>
+        <w:rPr>
+          <w:rFonts w:cs="Times New Roman"/>
+          <w:szCs w:val="28"/>
+        </w:rPr>
+        <w:t>;</w:t>
+      </w:r>
+    </w:p>
+    <w:p>
+      <w:pPr>
+        <w:pStyle w:val="ListParagraph"/>
+        <w:numPr>
+          <w:ilvl w:val="0"/>
+          <w:numId w:val="27"/>
+        </w:numPr>
+        <w:jc w:val="both"/>
+        <w:rPr>
+          <w:rFonts w:cs="Times New Roman"/>
+          <w:szCs w:val="28"/>
+        </w:rPr>
+      </w:pPr>
+      <w:r>
+        <w:rPr>
+          <w:rFonts w:cs="Times New Roman"/>
+          <w:szCs w:val="28"/>
+          <w:lang w:val="en-RU"/>
+        </w:rPr>
+        <w:t>Для информационной модели, основанной на БД, таблицы</w:t>
+      </w:r>
+      <w:r>
+        <w:rPr>
+          <w:rFonts w:cs="Times New Roman"/>
+          <w:szCs w:val="28"/>
+        </w:rPr>
+        <w:t xml:space="preserve"> </w:t>
+      </w:r>
+      <w:r>
+        <w:rPr>
+          <w:rFonts w:cs="Times New Roman"/>
+          <w:szCs w:val="28"/>
+          <w:lang w:val="en-RU"/>
+        </w:rPr>
+        <w:t>должны быть предварительно заполнены записями</w:t>
+      </w:r>
+      <w:r>
+        <w:rPr>
+          <w:rFonts w:cs="Times New Roman"/>
+          <w:szCs w:val="28"/>
+        </w:rPr>
+        <w:t>;</w:t>
+      </w:r>
+    </w:p>
+    <w:p>
+      <w:pPr>
+        <w:pStyle w:val="ListParagraph"/>
+        <w:numPr>
+          <w:ilvl w:val="0"/>
+          <w:numId w:val="27"/>
+        </w:numPr>
+        <w:jc w:val="both"/>
+        <w:rPr>
+          <w:rFonts w:cs="Times New Roman"/>
+          <w:szCs w:val="28"/>
+        </w:rPr>
+      </w:pPr>
+      <w:r>
+        <w:rPr>
+          <w:rFonts w:cs="Times New Roman"/>
+          <w:szCs w:val="28"/>
+        </w:rPr>
+        <w:t>Д</w:t>
+      </w:r>
+      <w:r>
+        <w:rPr>
+          <w:rFonts w:cs="Times New Roman"/>
+          <w:szCs w:val="28"/>
+          <w:lang w:val="en-RU"/>
+        </w:rPr>
+        <w:t>обавление в БД нового объекта, удаление объекта,</w:t>
+      </w:r>
+      <w:r>
+        <w:rPr>
+          <w:rFonts w:cs="Times New Roman"/>
+          <w:szCs w:val="28"/>
+        </w:rPr>
+        <w:t xml:space="preserve"> </w:t>
+      </w:r>
+      <w:r>
+        <w:rPr>
+          <w:rFonts w:cs="Times New Roman"/>
+          <w:szCs w:val="28"/>
+          <w:lang w:val="en-RU"/>
+        </w:rPr>
+        <w:t>редактирование объекта</w:t>
+      </w:r>
+      <w:r>
+        <w:rPr>
+          <w:rFonts w:cs="Times New Roman"/>
+          <w:szCs w:val="28"/>
+        </w:rPr>
+        <w:t>;</w:t>
+      </w:r>
+    </w:p>
+    <w:p>
+      <w:pPr>
+        <w:pStyle w:val="ListParagraph"/>
+        <w:numPr>
+          <w:ilvl w:val="0"/>
+          <w:numId w:val="27"/>
+        </w:numPr>
+        <w:jc w:val="both"/>
+        <w:rPr>
+          <w:rFonts w:cs="Times New Roman"/>
+          <w:szCs w:val="28"/>
+        </w:rPr>
+      </w:pPr>
+      <w:r>
+        <w:rPr>
+          <w:rFonts w:cs="Times New Roman"/>
+          <w:szCs w:val="28"/>
+        </w:rPr>
+        <w:t>Ф</w:t>
+      </w:r>
+      <w:r>
+        <w:rPr>
+          <w:rFonts w:cs="Times New Roman"/>
+          <w:szCs w:val="28"/>
+          <w:lang w:val="en-RU"/>
+        </w:rPr>
+        <w:t>ильтраци</w:t>
+      </w:r>
+      <w:r>
+        <w:rPr>
+          <w:rFonts w:cs="Times New Roman"/>
+          <w:szCs w:val="28"/>
+        </w:rPr>
+        <w:t>я</w:t>
+      </w:r>
+      <w:r>
+        <w:rPr>
+          <w:rFonts w:cs="Times New Roman"/>
+          <w:szCs w:val="28"/>
+          <w:lang w:val="en-RU"/>
+        </w:rPr>
+        <w:t xml:space="preserve"> записей БД, удовлетворяющих</w:t>
+      </w:r>
+      <w:r>
+        <w:rPr>
+          <w:rFonts w:cs="Times New Roman"/>
+          <w:szCs w:val="28"/>
+        </w:rPr>
+        <w:t xml:space="preserve"> </w:t>
+      </w:r>
+      <w:r>
+        <w:rPr>
+          <w:rFonts w:cs="Times New Roman"/>
+          <w:szCs w:val="28"/>
+          <w:lang w:val="en-RU"/>
+        </w:rPr>
+        <w:t>введенному пользователем сложному критери</w:t>
+      </w:r>
+      <w:r>
+        <w:rPr>
+          <w:rFonts w:cs="Times New Roman"/>
+          <w:szCs w:val="28"/>
+        </w:rPr>
+        <w:t>ю</w:t>
+      </w:r>
+      <w:r>
+        <w:rPr>
+          <w:rFonts w:cs="Times New Roman"/>
+          <w:szCs w:val="28"/>
+        </w:rPr>
+        <w:t>;</w:t>
+      </w:r>
+    </w:p>
+    <w:p>
+      <w:pPr>
+        <w:pStyle w:val="ListParagraph"/>
+        <w:numPr>
+          <w:ilvl w:val="0"/>
+          <w:numId w:val="27"/>
+        </w:numPr>
+        <w:jc w:val="both"/>
+        <w:rPr>
+          <w:rFonts w:cs="Times New Roman"/>
+          <w:szCs w:val="28"/>
+        </w:rPr>
+      </w:pPr>
+      <w:r>
+        <w:rPr>
+          <w:rFonts w:cs="Times New Roman"/>
+          <w:szCs w:val="28"/>
+        </w:rPr>
+        <w:t xml:space="preserve">Сортировка </w:t>
+      </w:r>
+      <w:r>
+        <w:rPr>
+          <w:rFonts w:cs="Times New Roman"/>
+          <w:szCs w:val="28"/>
+          <w:lang w:val="en-RU"/>
+        </w:rPr>
+        <w:t>записей</w:t>
+      </w:r>
+      <w:r>
+        <w:rPr>
+          <w:rFonts w:cs="Times New Roman"/>
+          <w:szCs w:val="28"/>
+          <w:lang w:val="en-US"/>
+        </w:rPr>
+        <w:t>;</w:t>
+      </w:r>
+    </w:p>
+    <w:p>
+      <w:pPr>
+        <w:pStyle w:val="ListParagraph"/>
+        <w:numPr>
+          <w:ilvl w:val="0"/>
+          <w:numId w:val="27"/>
+        </w:numPr>
+        <w:jc w:val="both"/>
+        <w:rPr>
+          <w:rFonts w:cs="Times New Roman"/>
+          <w:szCs w:val="28"/>
+        </w:rPr>
+      </w:pPr>
+      <w:r>
+        <w:rPr>
+          <w:rFonts w:cs="Times New Roman"/>
+          <w:szCs w:val="28"/>
+        </w:rPr>
+        <w:t>Обновление изменений</w:t>
+      </w:r>
+      <w:r>
+        <w:rPr>
+          <w:rFonts w:cs="Times New Roman"/>
+          <w:szCs w:val="28"/>
+          <w:lang w:val="en-RU"/>
+        </w:rPr>
+        <w:t xml:space="preserve"> источника данных в базе данных</w:t>
+      </w:r>
+      <w:r>
+        <w:rPr>
+          <w:rFonts w:cs="Times New Roman"/>
+          <w:szCs w:val="28"/>
+        </w:rPr>
+        <w:t>;</w:t>
+      </w:r>
+    </w:p>
+    <w:p>
+      <w:pPr>
+        <w:pStyle w:val="ListParagraph"/>
+        <w:numPr>
+          <w:ilvl w:val="0"/>
+          <w:numId w:val="27"/>
+        </w:numPr>
+        <w:jc w:val="both"/>
+        <w:rPr>
+          <w:rFonts w:cs="Times New Roman"/>
+          <w:szCs w:val="28"/>
+        </w:rPr>
+      </w:pPr>
+      <w:r>
+        <w:rPr>
+          <w:rFonts w:cs="Times New Roman"/>
+          <w:szCs w:val="28"/>
+        </w:rPr>
+        <w:t>Загрузка данных</w:t>
+      </w:r>
+      <w:r>
+        <w:rPr>
+          <w:rFonts w:cs="Times New Roman"/>
+          <w:szCs w:val="28"/>
+          <w:lang w:val="en-RU"/>
+        </w:rPr>
+        <w:t xml:space="preserve"> из БД</w:t>
+      </w:r>
+      <w:r>
+        <w:rPr>
+          <w:rFonts w:cs="Times New Roman"/>
+          <w:szCs w:val="28"/>
+        </w:rPr>
+        <w:t>;</w:t>
+      </w:r>
+    </w:p>
+    <w:p>
+      <w:pPr>
+        <w:pStyle w:val="ListParagraph"/>
+        <w:numPr>
+          <w:ilvl w:val="0"/>
+          <w:numId w:val="27"/>
+        </w:numPr>
+        <w:jc w:val="both"/>
+        <w:rPr>
+          <w:rFonts w:cs="Times New Roman"/>
+          <w:szCs w:val="28"/>
+        </w:rPr>
+      </w:pPr>
+      <w:r>
+        <w:rPr>
+          <w:rFonts w:cs="Times New Roman"/>
+          <w:szCs w:val="28"/>
+        </w:rPr>
+        <w:t>О</w:t>
+      </w:r>
+      <w:r>
+        <w:rPr>
+          <w:rFonts w:cs="Times New Roman"/>
+          <w:szCs w:val="28"/>
+          <w:lang w:val="en-RU"/>
+        </w:rPr>
+        <w:t>тображени</w:t>
+      </w:r>
+      <w:r>
+        <w:rPr>
+          <w:rFonts w:cs="Times New Roman"/>
+          <w:szCs w:val="28"/>
+        </w:rPr>
+        <w:t>е</w:t>
+      </w:r>
+      <w:r>
+        <w:rPr>
+          <w:rFonts w:cs="Times New Roman"/>
+          <w:szCs w:val="28"/>
+          <w:lang w:val="en-RU"/>
+        </w:rPr>
+        <w:t xml:space="preserve"> статистических данных</w:t>
+      </w:r>
+      <w:r>
+        <w:rPr>
+          <w:rFonts w:cs="Times New Roman"/>
+          <w:szCs w:val="28"/>
+          <w:lang w:val="en-US"/>
+        </w:rPr>
+        <w:t>.</w:t>
       </w:r>
     </w:p>
     <w:p>
@@ -3480,7 +4150,44 @@
           <w:rFonts w:cs="Times New Roman"/>
           <w:szCs w:val="28"/>
         </w:rPr>
-        <w:t>сервисные операции с файлами клиентов – копирование и удаление.</w:t>
+        <w:t>Решение</w:t>
+      </w:r>
+      <w:r>
+        <w:rPr>
+          <w:rFonts w:cs="Times New Roman"/>
+          <w:szCs w:val="28"/>
+        </w:rPr>
+        <w:t xml:space="preserve"> не должн</w:t>
+      </w:r>
+      <w:r>
+        <w:rPr>
+          <w:rFonts w:cs="Times New Roman"/>
+          <w:szCs w:val="28"/>
+        </w:rPr>
+        <w:t>о</w:t>
+      </w:r>
+      <w:r>
+        <w:rPr>
+          <w:rFonts w:cs="Times New Roman"/>
+          <w:szCs w:val="28"/>
+        </w:rPr>
+        <w:t xml:space="preserve"> завершаться </w:t>
+      </w:r>
+      <w:proofErr w:type="spellStart"/>
+      <w:r>
+        <w:rPr>
+          <w:rFonts w:cs="Times New Roman"/>
+          <w:szCs w:val="28"/>
+        </w:rPr>
+        <w:t>аварийно</w:t>
+      </w:r>
+      <w:proofErr w:type="spellEnd"/>
+      <w:r>
+        <w:rPr>
+          <w:rFonts w:cs="Times New Roman"/>
+          <w:szCs w:val="28"/>
+        </w:rPr>
+        <w:t>: сообщения о некорректном вводе данных, противоречивых или недопустимых значениях данных, при отсутствии данных по функциональному запросу пользователя и других нештатных ситуациях отображать в окнах сообщений.</w:t>
       </w:r>
     </w:p>
     <w:p>
@@ -3490,197 +4197,18 @@
         <w:rPr>
           <w:rFonts w:cs="Times New Roman"/>
           <w:szCs w:val="28"/>
-        </w:rPr>
-      </w:pPr>
-      <w:r>
-        <w:rPr>
-          <w:rFonts w:cs="Times New Roman"/>
-          <w:szCs w:val="28"/>
-        </w:rPr>
-        <w:t>Требования:</w:t>
-      </w:r>
-    </w:p>
-    <w:p>
-      <w:pPr>
-        <w:ind w:firstLine="709"/>
-        <w:jc w:val="both"/>
-        <w:rPr>
-          <w:rFonts w:cs="Times New Roman"/>
-          <w:szCs w:val="28"/>
-        </w:rPr>
-      </w:pPr>
-      <w:r>
-        <w:rPr>
-          <w:rFonts w:cs="Times New Roman"/>
-          <w:szCs w:val="28"/>
-        </w:rPr>
-        <w:t xml:space="preserve">1. Разрабатываемое приложение должно представлять собой </w:t>
-      </w:r>
-      <w:proofErr w:type="spellStart"/>
-      <w:r>
-        <w:rPr>
-          <w:rFonts w:cs="Times New Roman"/>
-          <w:szCs w:val="28"/>
-        </w:rPr>
-        <w:t>Windows</w:t>
-      </w:r>
-      <w:proofErr w:type="spellEnd"/>
-    </w:p>
-    <w:p>
-      <w:pPr>
-        <w:ind w:firstLine="709"/>
-        <w:jc w:val="both"/>
-        <w:rPr>
-          <w:rFonts w:cs="Times New Roman"/>
-          <w:szCs w:val="28"/>
-        </w:rPr>
-      </w:pPr>
-      <w:r>
-        <w:rPr>
-          <w:rFonts w:cs="Times New Roman"/>
-          <w:szCs w:val="28"/>
-        </w:rPr>
-        <w:t>приложение.</w:t>
-      </w:r>
-    </w:p>
-    <w:p>
-      <w:pPr>
-        <w:ind w:firstLine="709"/>
-        <w:jc w:val="both"/>
-        <w:rPr>
-          <w:rFonts w:cs="Times New Roman"/>
-          <w:szCs w:val="28"/>
-        </w:rPr>
-      </w:pPr>
-      <w:r>
-        <w:rPr>
-          <w:rFonts w:cs="Times New Roman"/>
-          <w:szCs w:val="28"/>
-        </w:rPr>
-        <w:t>2. Должны быть разработаны пользовательские классы (один или</w:t>
-      </w:r>
-    </w:p>
-    <w:p>
-      <w:pPr>
-        <w:ind w:firstLine="709"/>
-        <w:jc w:val="both"/>
-        <w:rPr>
-          <w:rFonts w:cs="Times New Roman"/>
-          <w:szCs w:val="28"/>
-        </w:rPr>
-      </w:pPr>
-      <w:r>
-        <w:rPr>
-          <w:rFonts w:cs="Times New Roman"/>
-          <w:szCs w:val="28"/>
-        </w:rPr>
-        <w:t>несколько), описывающие объекты предметной области, и несколько</w:t>
-      </w:r>
-    </w:p>
-    <w:p>
-      <w:pPr>
-        <w:ind w:firstLine="709"/>
-        <w:jc w:val="both"/>
-        <w:rPr>
-          <w:rFonts w:cs="Times New Roman"/>
-          <w:szCs w:val="28"/>
-        </w:rPr>
-      </w:pPr>
-      <w:r>
-        <w:rPr>
-          <w:rFonts w:cs="Times New Roman"/>
-          <w:szCs w:val="28"/>
-        </w:rPr>
-        <w:t>форм пользовательского интерфейса.</w:t>
-      </w:r>
-    </w:p>
-    <w:p>
-      <w:pPr>
-        <w:ind w:firstLine="709"/>
-        <w:jc w:val="both"/>
-        <w:rPr>
-          <w:rFonts w:cs="Times New Roman"/>
-          <w:szCs w:val="28"/>
-        </w:rPr>
-      </w:pPr>
-      <w:r>
-        <w:rPr>
-          <w:rFonts w:cs="Times New Roman"/>
-          <w:szCs w:val="28"/>
-        </w:rPr>
-        <w:t>3. Разработчик самостоятельно определяет интерфейс программы и ее</w:t>
-      </w:r>
-    </w:p>
-    <w:p>
-      <w:pPr>
-        <w:ind w:firstLine="709"/>
-        <w:jc w:val="both"/>
-        <w:rPr>
-          <w:rFonts w:cs="Times New Roman"/>
-          <w:szCs w:val="28"/>
-        </w:rPr>
-      </w:pPr>
-      <w:r>
-        <w:rPr>
-          <w:rFonts w:cs="Times New Roman"/>
-          <w:szCs w:val="28"/>
-        </w:rPr>
-        <w:t>функциональность, однако приложение в обязательном порядке</w:t>
-      </w:r>
-    </w:p>
-    <w:p>
-      <w:pPr>
-        <w:ind w:firstLine="709"/>
-        <w:jc w:val="both"/>
-        <w:rPr>
-          <w:rFonts w:cs="Times New Roman"/>
-          <w:szCs w:val="28"/>
-        </w:rPr>
-      </w:pPr>
-      <w:r>
-        <w:rPr>
-          <w:rFonts w:cs="Times New Roman"/>
-          <w:szCs w:val="28"/>
-        </w:rPr>
-        <w:t>независимо от предметной области, указанной в задании, должно</w:t>
-      </w:r>
-    </w:p>
-    <w:p>
-      <w:pPr>
-        <w:ind w:firstLine="709"/>
-        <w:jc w:val="both"/>
-        <w:rPr>
-          <w:rFonts w:cs="Times New Roman"/>
-          <w:szCs w:val="28"/>
-        </w:rPr>
-      </w:pPr>
-      <w:r>
-        <w:rPr>
-          <w:rFonts w:cs="Times New Roman"/>
-          <w:szCs w:val="28"/>
-        </w:rPr>
-        <w:t>выполнять следующие операции:</w:t>
-      </w:r>
-    </w:p>
-    <w:p>
-      <w:pPr>
-        <w:ind w:firstLine="709"/>
-        <w:jc w:val="both"/>
-        <w:rPr>
-          <w:rFonts w:cs="Times New Roman"/>
-          <w:szCs w:val="28"/>
-        </w:rPr>
-      </w:pPr>
-    </w:p>
-    <w:p>
-      <w:pPr>
-        <w:ind w:firstLine="709"/>
-        <w:jc w:val="both"/>
-        <w:rPr>
-          <w:rFonts w:cs="Times New Roman"/>
-          <w:szCs w:val="28"/>
-        </w:rPr>
-      </w:pPr>
+          <w:lang w:val="en-RU"/>
+        </w:rPr>
+      </w:pPr>
+      <w:r>
+        <w:rPr>
+          <w:rFonts w:cs="Times New Roman"/>
+          <w:szCs w:val="28"/>
+          <w:lang w:val="en-RU"/>
+        </w:rPr>
+        <w:lastRenderedPageBreak/>
+        <w:t>Программа должна иметь содержательные комментарии, которые могут генерировать автоматически составляемую документацию при помощи инструмента JavaDoc.</w:t>
+      </w:r>
     </w:p>
     <w:p>
       <w:pPr>
@@ -4278,21 +4806,7 @@
           <w:rFonts w:cs="Times New Roman"/>
           <w:szCs w:val="28"/>
         </w:rPr>
-        <w:t xml:space="preserve">Автоматизация получения сообщений с помощью собственно разработанного решения позволяет оперативно передавать абсолютно любую информацию в текстовом виде, при этом храня все данные исключительно на своих серверах и базах данных, что критично для проектов с повышенным вниманием к </w:t>
-      </w:r>
-      <w:r>
-        <w:rPr>
-          <w:rFonts w:cs="Times New Roman"/>
-          <w:szCs w:val="28"/>
-        </w:rPr>
-        <w:t>конфиденциальности</w:t>
-      </w:r>
-      <w:r>
-        <w:rPr>
-          <w:rFonts w:cs="Times New Roman"/>
-          <w:szCs w:val="28"/>
-        </w:rPr>
-        <w:t xml:space="preserve"> данных</w:t>
+        <w:t>Автоматизация получения сообщений с помощью собственно разработанного решения позволяет оперативно передавать абсолютно любую информацию в текстовом виде, при этом храня все данные исключительно на своих серверах и базах данных, что критично для проектов с повышенным вниманием к конфиденциальности данных</w:t>
       </w:r>
       <w:r>
         <w:rPr>
@@ -4345,14 +4859,7 @@
           <w:rFonts w:cs="Times New Roman"/>
           <w:szCs w:val="28"/>
         </w:rPr>
-        <w:t>) и архитектурах (x86, ARM)</w:t>
-      </w:r>
-      <w:r>
-        <w:rPr>
-          <w:rFonts w:cs="Times New Roman"/>
-          <w:szCs w:val="28"/>
-        </w:rPr>
-        <w:t>.</w:t>
+        <w:t>) и архитектурах (x86, ARM).</w:t>
       </w:r>
     </w:p>
     <w:p>
@@ -4411,14 +4918,7 @@
           <w:rFonts w:cs="Times New Roman"/>
           <w:szCs w:val="28"/>
         </w:rPr>
-        <w:t xml:space="preserve">, </w:t>
-      </w:r>
-      <w:r>
-        <w:rPr>
-          <w:rFonts w:cs="Times New Roman"/>
-          <w:szCs w:val="28"/>
-        </w:rPr>
-        <w:t>что также</w:t>
+        <w:t>, что также</w:t>
       </w:r>
       <w:r>
         <w:rPr>
@@ -5732,13 +6232,7 @@
         <w:t>URL</w:t>
       </w:r>
       <w:r>
-        <w:t xml:space="preserve"> с каким-либо и</w:t>
-      </w:r>
-      <w:r>
-        <w:t>з</w:t>
-      </w:r>
-      <w:r>
-        <w:t xml:space="preserve"> существующих контроллеров. Если такой ассоциации нет, то сервер возвратит ошибку 404 </w:t>
+        <w:t xml:space="preserve"> с каким-либо из существующих контроллеров. Если такой ассоциации нет, то сервер возвратит ошибку 404 </w:t>
       </w:r>
       <w:r>
         <w:rPr>
@@ -5759,10 +6253,7 @@
         <w:t xml:space="preserve">, </w:t>
       </w:r>
       <w:r>
-        <w:t>е</w:t>
-      </w:r>
-      <w:r>
-        <w:t xml:space="preserve">сли же контроллер действительно существует, то </w:t>
+        <w:t xml:space="preserve">если же контроллер действительно существует, то </w:t>
       </w:r>
       <w:proofErr w:type="spellStart"/>
       <w:r>
@@ -5770,10 +6261,7 @@
       </w:r>
       <w:proofErr w:type="spellEnd"/>
       <w:r>
-        <w:t xml:space="preserve"> сопоставляет переданные данные с теми, которые требуются в</w:t>
-      </w:r>
-      <w:r>
-        <w:t xml:space="preserve"> аргументах контроллера</w:t>
+        <w:t xml:space="preserve"> сопоставляет переданные данные с теми, которые требуются в аргументах контроллера</w:t>
       </w:r>
       <w:r>
         <w:t xml:space="preserve">. </w:t>
@@ -5860,13 +6348,7 @@
       </w:pPr>
       <w:r>
         <w:lastRenderedPageBreak/>
-        <w:t xml:space="preserve">Если же все переданные данные корректны, то из соответствующего контроллера вызывается сервис с логикой, которая отвечает за </w:t>
-      </w:r>
-      <w:r>
-        <w:t>обработку</w:t>
-      </w:r>
-      <w:r>
-        <w:t xml:space="preserve"> полученных данных и передачу их в методы </w:t>
+        <w:t xml:space="preserve">Если же все переданные данные корректны, то из соответствующего контроллера вызывается сервис с логикой, которая отвечает за обработку полученных данных и передачу их в методы </w:t>
       </w:r>
       <w:proofErr w:type="spellStart"/>
       <w:r>
@@ -18816,6 +19298,119 @@
     </w:lvl>
   </w:abstractNum>
   <w:abstractNum w:abstractNumId="20" w15:restartNumberingAfterBreak="0">
+    <w:nsid w:val="481811C3"/>
+    <w:multiLevelType w:val="hybridMultilevel"/>
+    <w:tmpl w:val="57A4B8FE"/>
+    <w:lvl w:ilvl="0" w:tplc="2B0CDC28">
+      <w:start w:val="1"/>
+      <w:numFmt w:val="bullet"/>
+      <w:lvlText w:val=""/>
+      <w:lvlJc w:val="left"/>
+      <w:pPr>
+        <w:ind w:left="720" w:hanging="360"/>
+      </w:pPr>
+      <w:rPr>
+        <w:rFonts w:ascii="Symbol" w:hAnsi="Symbol" w:hint="default"/>
+      </w:rPr>
+    </w:lvl>
+    <w:lvl w:ilvl="1" w:tplc="08090003" w:tentative="1">
+      <w:start w:val="1"/>
+      <w:numFmt w:val="bullet"/>
+      <w:lvlText w:val="o"/>
+      <w:lvlJc w:val="left"/>
+      <w:pPr>
+        <w:ind w:left="1440" w:hanging="360"/>
+      </w:pPr>
+      <w:rPr>
+        <w:rFonts w:ascii="Courier New" w:hAnsi="Courier New" w:cs="Courier New" w:hint="default"/>
+      </w:rPr>
+    </w:lvl>
+    <w:lvl w:ilvl="2" w:tplc="08090005" w:tentative="1">
+      <w:start w:val="1"/>
+      <w:numFmt w:val="bullet"/>
+      <w:lvlText w:val=""/>
+      <w:lvlJc w:val="left"/>
+      <w:pPr>
+        <w:ind w:left="2160" w:hanging="360"/>
+      </w:pPr>
+      <w:rPr>
+        <w:rFonts w:ascii="Wingdings" w:hAnsi="Wingdings" w:hint="default"/>
+      </w:rPr>
+    </w:lvl>
+    <w:lvl w:ilvl="3" w:tplc="08090001" w:tentative="1">
+      <w:start w:val="1"/>
+      <w:numFmt w:val="bullet"/>
+      <w:lvlText w:val=""/>
+      <w:lvlJc w:val="left"/>
+      <w:pPr>
+        <w:ind w:left="2880" w:hanging="360"/>
+      </w:pPr>
+      <w:rPr>
+        <w:rFonts w:ascii="Symbol" w:hAnsi="Symbol" w:hint="default"/>
+      </w:rPr>
+    </w:lvl>
+    <w:lvl w:ilvl="4" w:tplc="08090003" w:tentative="1">
+      <w:start w:val="1"/>
+      <w:numFmt w:val="bullet"/>
+      <w:lvlText w:val="o"/>
+      <w:lvlJc w:val="left"/>
+      <w:pPr>
+        <w:ind w:left="3600" w:hanging="360"/>
+      </w:pPr>
+      <w:rPr>
+        <w:rFonts w:ascii="Courier New" w:hAnsi="Courier New" w:cs="Courier New" w:hint="default"/>
+      </w:rPr>
+    </w:lvl>
+    <w:lvl w:ilvl="5" w:tplc="08090005" w:tentative="1">
+      <w:start w:val="1"/>
+      <w:numFmt w:val="bullet"/>
+      <w:lvlText w:val=""/>
+      <w:lvlJc w:val="left"/>
+      <w:pPr>
+        <w:ind w:left="4320" w:hanging="360"/>
+      </w:pPr>
+      <w:rPr>
+        <w:rFonts w:ascii="Wingdings" w:hAnsi="Wingdings" w:hint="default"/>
+      </w:rPr>
+    </w:lvl>
+    <w:lvl w:ilvl="6" w:tplc="08090001" w:tentative="1">
+      <w:start w:val="1"/>
+      <w:numFmt w:val="bullet"/>
+      <w:lvlText w:val=""/>
+      <w:lvlJc w:val="left"/>
+      <w:pPr>
+        <w:ind w:left="5040" w:hanging="360"/>
+      </w:pPr>
+      <w:rPr>
+        <w:rFonts w:ascii="Symbol" w:hAnsi="Symbol" w:hint="default"/>
+      </w:rPr>
+    </w:lvl>
+    <w:lvl w:ilvl="7" w:tplc="08090003" w:tentative="1">
+      <w:start w:val="1"/>
+      <w:numFmt w:val="bullet"/>
+      <w:lvlText w:val="o"/>
+      <w:lvlJc w:val="left"/>
+      <w:pPr>
+        <w:ind w:left="5760" w:hanging="360"/>
+      </w:pPr>
+      <w:rPr>
+        <w:rFonts w:ascii="Courier New" w:hAnsi="Courier New" w:cs="Courier New" w:hint="default"/>
+      </w:rPr>
+    </w:lvl>
+    <w:lvl w:ilvl="8" w:tplc="08090005" w:tentative="1">
+      <w:start w:val="1"/>
+      <w:numFmt w:val="bullet"/>
+      <w:lvlText w:val=""/>
+      <w:lvlJc w:val="left"/>
+      <w:pPr>
+        <w:ind w:left="6480" w:hanging="360"/>
+      </w:pPr>
+      <w:rPr>
+        <w:rFonts w:ascii="Wingdings" w:hAnsi="Wingdings" w:hint="default"/>
+      </w:rPr>
+    </w:lvl>
+  </w:abstractNum>
+  <w:abstractNum w:abstractNumId="21" w15:restartNumberingAfterBreak="0">
     <w:nsid w:val="4D9B6ACD"/>
     <w:multiLevelType w:val="hybridMultilevel"/>
     <w:tmpl w:val="0C06A51C"/>
@@ -18928,7 +19523,7 @@
       </w:rPr>
     </w:lvl>
   </w:abstractNum>
-  <w:abstractNum w:abstractNumId="21" w15:restartNumberingAfterBreak="0">
+  <w:abstractNum w:abstractNumId="22" w15:restartNumberingAfterBreak="0">
     <w:nsid w:val="4E3A5342"/>
     <w:multiLevelType w:val="hybridMultilevel"/>
     <w:tmpl w:val="A64C4A7E"/>
@@ -19041,7 +19636,7 @@
       </w:rPr>
     </w:lvl>
   </w:abstractNum>
-  <w:abstractNum w:abstractNumId="22" w15:restartNumberingAfterBreak="0">
+  <w:abstractNum w:abstractNumId="23" w15:restartNumberingAfterBreak="0">
     <w:nsid w:val="5CBE31DF"/>
     <w:multiLevelType w:val="hybridMultilevel"/>
     <w:tmpl w:val="8EB8A6C0"/>
@@ -19154,7 +19749,7 @@
       </w:rPr>
     </w:lvl>
   </w:abstractNum>
-  <w:abstractNum w:abstractNumId="23" w15:restartNumberingAfterBreak="0">
+  <w:abstractNum w:abstractNumId="24" w15:restartNumberingAfterBreak="0">
     <w:nsid w:val="70595A84"/>
     <w:multiLevelType w:val="hybridMultilevel"/>
     <w:tmpl w:val="7B469C3C"/>
@@ -19267,7 +19862,7 @@
       </w:rPr>
     </w:lvl>
   </w:abstractNum>
-  <w:abstractNum w:abstractNumId="24" w15:restartNumberingAfterBreak="0">
+  <w:abstractNum w:abstractNumId="25" w15:restartNumberingAfterBreak="0">
     <w:nsid w:val="7D2B389C"/>
     <w:multiLevelType w:val="hybridMultilevel"/>
     <w:tmpl w:val="D1740022"/>
@@ -19380,7 +19975,7 @@
       </w:rPr>
     </w:lvl>
   </w:abstractNum>
-  <w:abstractNum w:abstractNumId="25" w15:restartNumberingAfterBreak="0">
+  <w:abstractNum w:abstractNumId="26" w15:restartNumberingAfterBreak="0">
     <w:nsid w:val="7D520B67"/>
     <w:multiLevelType w:val="multilevel"/>
     <w:tmpl w:val="D230056C"/>
@@ -19506,7 +20101,7 @@
     <w:abstractNumId w:val="0"/>
   </w:num>
   <w:num w:numId="5">
-    <w:abstractNumId w:val="24"/>
+    <w:abstractNumId w:val="25"/>
   </w:num>
   <w:num w:numId="6">
     <w:abstractNumId w:val="18"/>
@@ -19518,10 +20113,10 @@
     <w:abstractNumId w:val="6"/>
   </w:num>
   <w:num w:numId="9">
-    <w:abstractNumId w:val="20"/>
+    <w:abstractNumId w:val="21"/>
   </w:num>
   <w:num w:numId="10">
-    <w:abstractNumId w:val="25"/>
+    <w:abstractNumId w:val="26"/>
   </w:num>
   <w:num w:numId="11">
     <w:abstractNumId w:val="10"/>
@@ -19536,7 +20131,7 @@
     <w:abstractNumId w:val="9"/>
   </w:num>
   <w:num w:numId="15">
-    <w:abstractNumId w:val="23"/>
+    <w:abstractNumId w:val="24"/>
   </w:num>
   <w:num w:numId="16">
     <w:abstractNumId w:val="16"/>
@@ -19551,7 +20146,7 @@
     <w:abstractNumId w:val="4"/>
   </w:num>
   <w:num w:numId="20">
-    <w:abstractNumId w:val="21"/>
+    <w:abstractNumId w:val="22"/>
   </w:num>
   <w:num w:numId="21">
     <w:abstractNumId w:val="2"/>
@@ -19560,7 +20155,7 @@
     <w:abstractNumId w:val="7"/>
   </w:num>
   <w:num w:numId="23">
-    <w:abstractNumId w:val="22"/>
+    <w:abstractNumId w:val="23"/>
   </w:num>
   <w:num w:numId="24">
     <w:abstractNumId w:val="15"/>
@@ -19570,6 +20165,9 @@
   </w:num>
   <w:num w:numId="26">
     <w:abstractNumId w:val="13"/>
+  </w:num>
+  <w:num w:numId="27">
+    <w:abstractNumId w:val="20"/>
   </w:num>
 </w:numbering>
 </file>

--- a/Пояснительная записка.docx
+++ b/Пояснительная записка.docx
@@ -93,7 +93,7 @@
             </w:rPr>
             <w:fldChar w:fldCharType="separate"/>
           </w:r>
-          <w:hyperlink w:anchor="_Toc69670408" w:history="1">
+          <w:hyperlink w:anchor="_Toc69730834" w:history="1">
             <w:r>
               <w:rPr>
                 <w:rStyle w:val="Hyperlink"/>
@@ -121,7 +121,7 @@
                 <w:noProof/>
                 <w:webHidden/>
               </w:rPr>
-              <w:instrText xml:space="preserve"> PAGEREF _Toc69670408 \h </w:instrText>
+              <w:instrText xml:space="preserve"> PAGEREF _Toc69730834 \h </w:instrText>
             </w:r>
             <w:r>
               <w:rPr>
@@ -165,12 +165,12 @@
               <w:lang w:val="en-RU" w:eastAsia="en-GB"/>
             </w:rPr>
           </w:pPr>
-          <w:hyperlink w:anchor="_Toc69670409" w:history="1">
+          <w:hyperlink w:anchor="_Toc69730835" w:history="1">
             <w:r>
               <w:rPr>
                 <w:rStyle w:val="Hyperlink"/>
                 <w:noProof/>
-                <w:highlight w:val="yellow"/>
+                <w:highlight w:val="green"/>
               </w:rPr>
               <w:t>ПОСТАНОВКА ЗАДАЧИ</w:t>
             </w:r>
@@ -193,7 +193,7 @@
                 <w:noProof/>
                 <w:webHidden/>
               </w:rPr>
-              <w:instrText xml:space="preserve"> PAGEREF _Toc69670409 \h </w:instrText>
+              <w:instrText xml:space="preserve"> PAGEREF _Toc69730835 \h </w:instrText>
             </w:r>
             <w:r>
               <w:rPr>
@@ -237,30 +237,14 @@
               <w:lang w:val="en-RU" w:eastAsia="en-GB"/>
             </w:rPr>
           </w:pPr>
-          <w:hyperlink w:anchor="_Toc69670410" w:history="1">
+          <w:hyperlink w:anchor="_Toc69730836" w:history="1">
             <w:r>
               <w:rPr>
                 <w:rStyle w:val="Hyperlink"/>
                 <w:noProof/>
-                <w:highlight w:val="red"/>
-              </w:rPr>
-              <w:t>ОПИСАНИЕ ПРЕ</w:t>
-            </w:r>
-            <w:r>
-              <w:rPr>
-                <w:rStyle w:val="Hyperlink"/>
-                <w:noProof/>
-                <w:highlight w:val="red"/>
-              </w:rPr>
-              <w:t>Д</w:t>
-            </w:r>
-            <w:r>
-              <w:rPr>
-                <w:rStyle w:val="Hyperlink"/>
-                <w:noProof/>
-                <w:highlight w:val="red"/>
-              </w:rPr>
-              <w:t>МЕТНОЙ ОБЛАСТИ</w:t>
+                <w:highlight w:val="yellow"/>
+              </w:rPr>
+              <w:t>ОПИСАНИЕ ПРЕДМЕТНОЙ ОБЛАСТИ</w:t>
             </w:r>
             <w:r>
               <w:rPr>
@@ -281,7 +265,7 @@
                 <w:noProof/>
                 <w:webHidden/>
               </w:rPr>
-              <w:instrText xml:space="preserve"> PAGEREF _Toc69670410 \h </w:instrText>
+              <w:instrText xml:space="preserve"> PAGEREF _Toc69730836 \h </w:instrText>
             </w:r>
             <w:r>
               <w:rPr>
@@ -301,7 +285,7 @@
                 <w:noProof/>
                 <w:webHidden/>
               </w:rPr>
-              <w:t>7</w:t>
+              <w:t>8</w:t>
             </w:r>
             <w:r>
               <w:rPr>
@@ -325,7 +309,7 @@
               <w:lang w:val="en-RU" w:eastAsia="en-GB"/>
             </w:rPr>
           </w:pPr>
-          <w:hyperlink w:anchor="_Toc69670411" w:history="1">
+          <w:hyperlink w:anchor="_Toc69730837" w:history="1">
             <w:r>
               <w:rPr>
                 <w:rStyle w:val="Hyperlink"/>
@@ -353,7 +337,7 @@
                 <w:noProof/>
                 <w:webHidden/>
               </w:rPr>
-              <w:instrText xml:space="preserve"> PAGEREF _Toc69670411 \h </w:instrText>
+              <w:instrText xml:space="preserve"> PAGEREF _Toc69730837 \h </w:instrText>
             </w:r>
             <w:r>
               <w:rPr>
@@ -373,7 +357,7 @@
                 <w:noProof/>
                 <w:webHidden/>
               </w:rPr>
-              <w:t>10</w:t>
+              <w:t>9</w:t>
             </w:r>
             <w:r>
               <w:rPr>
@@ -397,7 +381,7 @@
               <w:lang w:val="en-RU" w:eastAsia="en-GB"/>
             </w:rPr>
           </w:pPr>
-          <w:hyperlink w:anchor="_Toc69670412" w:history="1">
+          <w:hyperlink w:anchor="_Toc69730838" w:history="1">
             <w:r>
               <w:rPr>
                 <w:rStyle w:val="Hyperlink"/>
@@ -425,7 +409,7 @@
                 <w:noProof/>
                 <w:webHidden/>
               </w:rPr>
-              <w:instrText xml:space="preserve"> PAGEREF _Toc69670412 \h </w:instrText>
+              <w:instrText xml:space="preserve"> PAGEREF _Toc69730838 \h </w:instrText>
             </w:r>
             <w:r>
               <w:rPr>
@@ -445,7 +429,7 @@
                 <w:noProof/>
                 <w:webHidden/>
               </w:rPr>
-              <w:t>11</w:t>
+              <w:t>10</w:t>
             </w:r>
             <w:r>
               <w:rPr>
@@ -472,7 +456,7 @@
               <w:lang w:val="en-RU" w:eastAsia="en-GB"/>
             </w:rPr>
           </w:pPr>
-          <w:hyperlink w:anchor="_Toc69670413" w:history="1">
+          <w:hyperlink w:anchor="_Toc69730839" w:history="1">
             <w:r>
               <w:rPr>
                 <w:rStyle w:val="Hyperlink"/>
@@ -499,7 +483,7 @@
                 <w:noProof/>
                 <w:webHidden/>
               </w:rPr>
-              <w:instrText xml:space="preserve"> PAGEREF _Toc69670413 \h </w:instrText>
+              <w:instrText xml:space="preserve"> PAGEREF _Toc69730839 \h </w:instrText>
             </w:r>
             <w:r>
               <w:rPr>
@@ -519,7 +503,7 @@
                 <w:noProof/>
                 <w:webHidden/>
               </w:rPr>
-              <w:t>11</w:t>
+              <w:t>10</w:t>
             </w:r>
             <w:r>
               <w:rPr>
@@ -546,7 +530,7 @@
               <w:lang w:val="en-RU" w:eastAsia="en-GB"/>
             </w:rPr>
           </w:pPr>
-          <w:hyperlink w:anchor="_Toc69670414" w:history="1">
+          <w:hyperlink w:anchor="_Toc69730840" w:history="1">
             <w:r>
               <w:rPr>
                 <w:rStyle w:val="Hyperlink"/>
@@ -573,7 +557,7 @@
                 <w:noProof/>
                 <w:webHidden/>
               </w:rPr>
-              <w:instrText xml:space="preserve"> PAGEREF _Toc69670414 \h </w:instrText>
+              <w:instrText xml:space="preserve"> PAGEREF _Toc69730840 \h </w:instrText>
             </w:r>
             <w:r>
               <w:rPr>
@@ -593,7 +577,7 @@
                 <w:noProof/>
                 <w:webHidden/>
               </w:rPr>
-              <w:t>13</w:t>
+              <w:t>12</w:t>
             </w:r>
             <w:r>
               <w:rPr>
@@ -617,7 +601,7 @@
               <w:lang w:val="en-RU" w:eastAsia="en-GB"/>
             </w:rPr>
           </w:pPr>
-          <w:hyperlink w:anchor="_Toc69670415" w:history="1">
+          <w:hyperlink w:anchor="_Toc69730841" w:history="1">
             <w:r>
               <w:rPr>
                 <w:rStyle w:val="Hyperlink"/>
@@ -645,7 +629,7 @@
                 <w:noProof/>
                 <w:webHidden/>
               </w:rPr>
-              <w:instrText xml:space="preserve"> PAGEREF _Toc69670415 \h </w:instrText>
+              <w:instrText xml:space="preserve"> PAGEREF _Toc69730841 \h </w:instrText>
             </w:r>
             <w:r>
               <w:rPr>
@@ -665,7 +649,7 @@
                 <w:noProof/>
                 <w:webHidden/>
               </w:rPr>
-              <w:t>15</w:t>
+              <w:t>14</w:t>
             </w:r>
             <w:r>
               <w:rPr>
@@ -692,7 +676,7 @@
               <w:lang w:val="en-RU" w:eastAsia="en-GB"/>
             </w:rPr>
           </w:pPr>
-          <w:hyperlink w:anchor="_Toc69670416" w:history="1">
+          <w:hyperlink w:anchor="_Toc69730842" w:history="1">
             <w:r>
               <w:rPr>
                 <w:rStyle w:val="Hyperlink"/>
@@ -719,7 +703,7 @@
                 <w:noProof/>
                 <w:webHidden/>
               </w:rPr>
-              <w:instrText xml:space="preserve"> PAGEREF _Toc69670416 \h </w:instrText>
+              <w:instrText xml:space="preserve"> PAGEREF _Toc69730842 \h </w:instrText>
             </w:r>
             <w:r>
               <w:rPr>
@@ -739,7 +723,7 @@
                 <w:noProof/>
                 <w:webHidden/>
               </w:rPr>
-              <w:t>16</w:t>
+              <w:t>15</w:t>
             </w:r>
             <w:r>
               <w:rPr>
@@ -766,7 +750,7 @@
               <w:lang w:val="en-RU" w:eastAsia="en-GB"/>
             </w:rPr>
           </w:pPr>
-          <w:hyperlink w:anchor="_Toc69670417" w:history="1">
+          <w:hyperlink w:anchor="_Toc69730843" w:history="1">
             <w:r>
               <w:rPr>
                 <w:rStyle w:val="Hyperlink"/>
@@ -793,7 +777,7 @@
                 <w:noProof/>
                 <w:webHidden/>
               </w:rPr>
-              <w:instrText xml:space="preserve"> PAGEREF _Toc69670417 \h </w:instrText>
+              <w:instrText xml:space="preserve"> PAGEREF _Toc69730843 \h </w:instrText>
             </w:r>
             <w:r>
               <w:rPr>
@@ -813,7 +797,7 @@
                 <w:noProof/>
                 <w:webHidden/>
               </w:rPr>
-              <w:t>17</w:t>
+              <w:t>16</w:t>
             </w:r>
             <w:r>
               <w:rPr>
@@ -840,7 +824,7 @@
               <w:lang w:val="en-RU" w:eastAsia="en-GB"/>
             </w:rPr>
           </w:pPr>
-          <w:hyperlink w:anchor="_Toc69670418" w:history="1">
+          <w:hyperlink w:anchor="_Toc69730844" w:history="1">
             <w:r>
               <w:rPr>
                 <w:rStyle w:val="Hyperlink"/>
@@ -867,7 +851,7 @@
                 <w:noProof/>
                 <w:webHidden/>
               </w:rPr>
-              <w:instrText xml:space="preserve"> PAGEREF _Toc69670418 \h </w:instrText>
+              <w:instrText xml:space="preserve"> PAGEREF _Toc69730844 \h </w:instrText>
             </w:r>
             <w:r>
               <w:rPr>
@@ -887,7 +871,7 @@
                 <w:noProof/>
                 <w:webHidden/>
               </w:rPr>
-              <w:t>18</w:t>
+              <w:t>17</w:t>
             </w:r>
             <w:r>
               <w:rPr>
@@ -914,7 +898,7 @@
               <w:lang w:val="en-RU" w:eastAsia="en-GB"/>
             </w:rPr>
           </w:pPr>
-          <w:hyperlink w:anchor="_Toc69670419" w:history="1">
+          <w:hyperlink w:anchor="_Toc69730845" w:history="1">
             <w:r>
               <w:rPr>
                 <w:rStyle w:val="Hyperlink"/>
@@ -941,7 +925,7 @@
                 <w:noProof/>
                 <w:webHidden/>
               </w:rPr>
-              <w:instrText xml:space="preserve"> PAGEREF _Toc69670419 \h </w:instrText>
+              <w:instrText xml:space="preserve"> PAGEREF _Toc69730845 \h </w:instrText>
             </w:r>
             <w:r>
               <w:rPr>
@@ -961,7 +945,7 @@
                 <w:noProof/>
                 <w:webHidden/>
               </w:rPr>
-              <w:t>19</w:t>
+              <w:t>18</w:t>
             </w:r>
             <w:r>
               <w:rPr>
@@ -988,7 +972,7 @@
               <w:lang w:val="en-RU" w:eastAsia="en-GB"/>
             </w:rPr>
           </w:pPr>
-          <w:hyperlink w:anchor="_Toc69670420" w:history="1">
+          <w:hyperlink w:anchor="_Toc69730846" w:history="1">
             <w:r>
               <w:rPr>
                 <w:rStyle w:val="Hyperlink"/>
@@ -1015,7 +999,7 @@
                 <w:noProof/>
                 <w:webHidden/>
               </w:rPr>
-              <w:instrText xml:space="preserve"> PAGEREF _Toc69670420 \h </w:instrText>
+              <w:instrText xml:space="preserve"> PAGEREF _Toc69730846 \h </w:instrText>
             </w:r>
             <w:r>
               <w:rPr>
@@ -1035,7 +1019,7 @@
                 <w:noProof/>
                 <w:webHidden/>
               </w:rPr>
-              <w:t>19</w:t>
+              <w:t>18</w:t>
             </w:r>
             <w:r>
               <w:rPr>
@@ -1062,7 +1046,7 @@
               <w:lang w:val="en-RU" w:eastAsia="en-GB"/>
             </w:rPr>
           </w:pPr>
-          <w:hyperlink w:anchor="_Toc69670421" w:history="1">
+          <w:hyperlink w:anchor="_Toc69730847" w:history="1">
             <w:r>
               <w:rPr>
                 <w:rStyle w:val="Hyperlink"/>
@@ -1089,7 +1073,7 @@
                 <w:noProof/>
                 <w:webHidden/>
               </w:rPr>
-              <w:instrText xml:space="preserve"> PAGEREF _Toc69670421 \h </w:instrText>
+              <w:instrText xml:space="preserve"> PAGEREF _Toc69730847 \h </w:instrText>
             </w:r>
             <w:r>
               <w:rPr>
@@ -1109,7 +1093,7 @@
                 <w:noProof/>
                 <w:webHidden/>
               </w:rPr>
-              <w:t>20</w:t>
+              <w:t>19</w:t>
             </w:r>
             <w:r>
               <w:rPr>
@@ -1136,7 +1120,7 @@
               <w:lang w:val="en-RU" w:eastAsia="en-GB"/>
             </w:rPr>
           </w:pPr>
-          <w:hyperlink w:anchor="_Toc69670422" w:history="1">
+          <w:hyperlink w:anchor="_Toc69730848" w:history="1">
             <w:r>
               <w:rPr>
                 <w:rStyle w:val="Hyperlink"/>
@@ -1163,7 +1147,7 @@
                 <w:noProof/>
                 <w:webHidden/>
               </w:rPr>
-              <w:instrText xml:space="preserve"> PAGEREF _Toc69670422 \h </w:instrText>
+              <w:instrText xml:space="preserve"> PAGEREF _Toc69730848 \h </w:instrText>
             </w:r>
             <w:r>
               <w:rPr>
@@ -1183,7 +1167,7 @@
                 <w:noProof/>
                 <w:webHidden/>
               </w:rPr>
-              <w:t>21</w:t>
+              <w:t>20</w:t>
             </w:r>
             <w:r>
               <w:rPr>
@@ -1210,7 +1194,7 @@
               <w:lang w:val="en-RU" w:eastAsia="en-GB"/>
             </w:rPr>
           </w:pPr>
-          <w:hyperlink w:anchor="_Toc69670423" w:history="1">
+          <w:hyperlink w:anchor="_Toc69730849" w:history="1">
             <w:r>
               <w:rPr>
                 <w:rStyle w:val="Hyperlink"/>
@@ -1237,7 +1221,7 @@
                 <w:noProof/>
                 <w:webHidden/>
               </w:rPr>
-              <w:instrText xml:space="preserve"> PAGEREF _Toc69670423 \h </w:instrText>
+              <w:instrText xml:space="preserve"> PAGEREF _Toc69730849 \h </w:instrText>
             </w:r>
             <w:r>
               <w:rPr>
@@ -1257,7 +1241,7 @@
                 <w:noProof/>
                 <w:webHidden/>
               </w:rPr>
-              <w:t>22</w:t>
+              <w:t>21</w:t>
             </w:r>
             <w:r>
               <w:rPr>
@@ -1281,7 +1265,7 @@
               <w:lang w:val="en-RU" w:eastAsia="en-GB"/>
             </w:rPr>
           </w:pPr>
-          <w:hyperlink w:anchor="_Toc69670424" w:history="1">
+          <w:hyperlink w:anchor="_Toc69730850" w:history="1">
             <w:r>
               <w:rPr>
                 <w:rStyle w:val="Hyperlink"/>
@@ -1309,7 +1293,7 @@
                 <w:noProof/>
                 <w:webHidden/>
               </w:rPr>
-              <w:instrText xml:space="preserve"> PAGEREF _Toc69670424 \h </w:instrText>
+              <w:instrText xml:space="preserve"> PAGEREF _Toc69730850 \h </w:instrText>
             </w:r>
             <w:r>
               <w:rPr>
@@ -1329,7 +1313,7 @@
                 <w:noProof/>
                 <w:webHidden/>
               </w:rPr>
-              <w:t>24</w:t>
+              <w:t>23</w:t>
             </w:r>
             <w:r>
               <w:rPr>
@@ -1356,7 +1340,7 @@
               <w:lang w:val="en-RU" w:eastAsia="en-GB"/>
             </w:rPr>
           </w:pPr>
-          <w:hyperlink w:anchor="_Toc69670425" w:history="1">
+          <w:hyperlink w:anchor="_Toc69730851" w:history="1">
             <w:r>
               <w:rPr>
                 <w:rStyle w:val="Hyperlink"/>
@@ -1383,7 +1367,7 @@
                 <w:noProof/>
                 <w:webHidden/>
               </w:rPr>
-              <w:instrText xml:space="preserve"> PAGEREF _Toc69670425 \h </w:instrText>
+              <w:instrText xml:space="preserve"> PAGEREF _Toc69730851 \h </w:instrText>
             </w:r>
             <w:r>
               <w:rPr>
@@ -1403,7 +1387,7 @@
                 <w:noProof/>
                 <w:webHidden/>
               </w:rPr>
-              <w:t>24</w:t>
+              <w:t>23</w:t>
             </w:r>
             <w:r>
               <w:rPr>
@@ -1430,7 +1414,7 @@
               <w:lang w:val="en-RU" w:eastAsia="en-GB"/>
             </w:rPr>
           </w:pPr>
-          <w:hyperlink w:anchor="_Toc69670426" w:history="1">
+          <w:hyperlink w:anchor="_Toc69730852" w:history="1">
             <w:r>
               <w:rPr>
                 <w:rStyle w:val="Hyperlink"/>
@@ -1457,7 +1441,7 @@
                 <w:noProof/>
                 <w:webHidden/>
               </w:rPr>
-              <w:instrText xml:space="preserve"> PAGEREF _Toc69670426 \h </w:instrText>
+              <w:instrText xml:space="preserve"> PAGEREF _Toc69730852 \h </w:instrText>
             </w:r>
             <w:r>
               <w:rPr>
@@ -1477,7 +1461,7 @@
                 <w:noProof/>
                 <w:webHidden/>
               </w:rPr>
-              <w:t>25</w:t>
+              <w:t>24</w:t>
             </w:r>
             <w:r>
               <w:rPr>
@@ -1504,7 +1488,7 @@
               <w:lang w:val="en-RU" w:eastAsia="en-GB"/>
             </w:rPr>
           </w:pPr>
-          <w:hyperlink w:anchor="_Toc69670427" w:history="1">
+          <w:hyperlink w:anchor="_Toc69730853" w:history="1">
             <w:r>
               <w:rPr>
                 <w:rStyle w:val="Hyperlink"/>
@@ -1531,7 +1515,7 @@
                 <w:noProof/>
                 <w:webHidden/>
               </w:rPr>
-              <w:instrText xml:space="preserve"> PAGEREF _Toc69670427 \h </w:instrText>
+              <w:instrText xml:space="preserve"> PAGEREF _Toc69730853 \h </w:instrText>
             </w:r>
             <w:r>
               <w:rPr>
@@ -1551,7 +1535,7 @@
                 <w:noProof/>
                 <w:webHidden/>
               </w:rPr>
-              <w:t>27</w:t>
+              <w:t>26</w:t>
             </w:r>
             <w:r>
               <w:rPr>
@@ -1575,7 +1559,7 @@
               <w:lang w:val="en-RU" w:eastAsia="en-GB"/>
             </w:rPr>
           </w:pPr>
-          <w:hyperlink w:anchor="_Toc69670428" w:history="1">
+          <w:hyperlink w:anchor="_Toc69730854" w:history="1">
             <w:r>
               <w:rPr>
                 <w:rStyle w:val="Hyperlink"/>
@@ -1603,7 +1587,7 @@
                 <w:noProof/>
                 <w:webHidden/>
               </w:rPr>
-              <w:instrText xml:space="preserve"> PAGEREF _Toc69670428 \h </w:instrText>
+              <w:instrText xml:space="preserve"> PAGEREF _Toc69730854 \h </w:instrText>
             </w:r>
             <w:r>
               <w:rPr>
@@ -1623,7 +1607,7 @@
                 <w:noProof/>
                 <w:webHidden/>
               </w:rPr>
-              <w:t>29</w:t>
+              <w:t>28</w:t>
             </w:r>
             <w:r>
               <w:rPr>
@@ -1650,7 +1634,7 @@
               <w:lang w:val="en-RU" w:eastAsia="en-GB"/>
             </w:rPr>
           </w:pPr>
-          <w:hyperlink w:anchor="_Toc69670429" w:history="1">
+          <w:hyperlink w:anchor="_Toc69730855" w:history="1">
             <w:r>
               <w:rPr>
                 <w:rStyle w:val="Hyperlink"/>
@@ -1677,7 +1661,7 @@
                 <w:noProof/>
                 <w:webHidden/>
               </w:rPr>
-              <w:instrText xml:space="preserve"> PAGEREF _Toc69670429 \h </w:instrText>
+              <w:instrText xml:space="preserve"> PAGEREF _Toc69730855 \h </w:instrText>
             </w:r>
             <w:r>
               <w:rPr>
@@ -1697,7 +1681,7 @@
                 <w:noProof/>
                 <w:webHidden/>
               </w:rPr>
-              <w:t>29</w:t>
+              <w:t>28</w:t>
             </w:r>
             <w:r>
               <w:rPr>
@@ -1724,7 +1708,7 @@
               <w:lang w:val="en-RU" w:eastAsia="en-GB"/>
             </w:rPr>
           </w:pPr>
-          <w:hyperlink w:anchor="_Toc69670430" w:history="1">
+          <w:hyperlink w:anchor="_Toc69730856" w:history="1">
             <w:r>
               <w:rPr>
                 <w:rStyle w:val="Hyperlink"/>
@@ -1751,7 +1735,7 @@
                 <w:noProof/>
                 <w:webHidden/>
               </w:rPr>
-              <w:instrText xml:space="preserve"> PAGEREF _Toc69670430 \h </w:instrText>
+              <w:instrText xml:space="preserve"> PAGEREF _Toc69730856 \h </w:instrText>
             </w:r>
             <w:r>
               <w:rPr>
@@ -1771,7 +1755,7 @@
                 <w:noProof/>
                 <w:webHidden/>
               </w:rPr>
-              <w:t>33</w:t>
+              <w:t>32</w:t>
             </w:r>
             <w:r>
               <w:rPr>
@@ -1795,7 +1779,7 @@
               <w:lang w:val="en-RU" w:eastAsia="en-GB"/>
             </w:rPr>
           </w:pPr>
-          <w:hyperlink w:anchor="_Toc69670431" w:history="1">
+          <w:hyperlink w:anchor="_Toc69730857" w:history="1">
             <w:r>
               <w:rPr>
                 <w:rStyle w:val="Hyperlink"/>
@@ -1823,7 +1807,7 @@
                 <w:noProof/>
                 <w:webHidden/>
               </w:rPr>
-              <w:instrText xml:space="preserve"> PAGEREF _Toc69670431 \h </w:instrText>
+              <w:instrText xml:space="preserve"> PAGEREF _Toc69730857 \h </w:instrText>
             </w:r>
             <w:r>
               <w:rPr>
@@ -1843,7 +1827,7 @@
                 <w:noProof/>
                 <w:webHidden/>
               </w:rPr>
-              <w:t>38</w:t>
+              <w:t>37</w:t>
             </w:r>
             <w:r>
               <w:rPr>
@@ -1867,7 +1851,7 @@
               <w:lang w:val="en-RU" w:eastAsia="en-GB"/>
             </w:rPr>
           </w:pPr>
-          <w:hyperlink w:anchor="_Toc69670432" w:history="1">
+          <w:hyperlink w:anchor="_Toc69730858" w:history="1">
             <w:r>
               <w:rPr>
                 <w:rStyle w:val="Hyperlink"/>
@@ -1895,7 +1879,7 @@
                 <w:noProof/>
                 <w:webHidden/>
               </w:rPr>
-              <w:instrText xml:space="preserve"> PAGEREF _Toc69670432 \h </w:instrText>
+              <w:instrText xml:space="preserve"> PAGEREF _Toc69730858 \h </w:instrText>
             </w:r>
             <w:r>
               <w:rPr>
@@ -1915,7 +1899,7 @@
                 <w:noProof/>
                 <w:webHidden/>
               </w:rPr>
-              <w:t>39</w:t>
+              <w:t>38</w:t>
             </w:r>
             <w:r>
               <w:rPr>
@@ -1939,7 +1923,7 @@
               <w:lang w:val="en-RU" w:eastAsia="en-GB"/>
             </w:rPr>
           </w:pPr>
-          <w:hyperlink w:anchor="_Toc69670433" w:history="1">
+          <w:hyperlink w:anchor="_Toc69730859" w:history="1">
             <w:r>
               <w:rPr>
                 <w:rStyle w:val="Hyperlink"/>
@@ -1966,7 +1950,7 @@
                 <w:noProof/>
                 <w:webHidden/>
               </w:rPr>
-              <w:instrText xml:space="preserve"> PAGEREF _Toc69670433 \h </w:instrText>
+              <w:instrText xml:space="preserve"> PAGEREF _Toc69730859 \h </w:instrText>
             </w:r>
             <w:r>
               <w:rPr>
@@ -1986,7 +1970,7 @@
                 <w:noProof/>
                 <w:webHidden/>
               </w:rPr>
-              <w:t>40</w:t>
+              <w:t>39</w:t>
             </w:r>
             <w:r>
               <w:rPr>
@@ -2013,7 +1997,7 @@
               <w:lang w:val="en-RU" w:eastAsia="en-GB"/>
             </w:rPr>
           </w:pPr>
-          <w:hyperlink w:anchor="_Toc69670434" w:history="1">
+          <w:hyperlink w:anchor="_Toc69730860" w:history="1">
             <w:r>
               <w:rPr>
                 <w:rStyle w:val="Hyperlink"/>
@@ -2040,7 +2024,7 @@
                 <w:noProof/>
                 <w:webHidden/>
               </w:rPr>
-              <w:instrText xml:space="preserve"> PAGEREF _Toc69670434 \h </w:instrText>
+              <w:instrText xml:space="preserve"> PAGEREF _Toc69730860 \h </w:instrText>
             </w:r>
             <w:r>
               <w:rPr>
@@ -2060,7 +2044,7 @@
                 <w:noProof/>
                 <w:webHidden/>
               </w:rPr>
-              <w:t>40</w:t>
+              <w:t>39</w:t>
             </w:r>
             <w:r>
               <w:rPr>
@@ -2087,7 +2071,7 @@
               <w:lang w:val="en-RU" w:eastAsia="en-GB"/>
             </w:rPr>
           </w:pPr>
-          <w:hyperlink w:anchor="_Toc69670435" w:history="1">
+          <w:hyperlink w:anchor="_Toc69730861" w:history="1">
             <w:r>
               <w:rPr>
                 <w:rStyle w:val="Hyperlink"/>
@@ -2114,7 +2098,7 @@
                 <w:noProof/>
                 <w:webHidden/>
               </w:rPr>
-              <w:instrText xml:space="preserve"> PAGEREF _Toc69670435 \h </w:instrText>
+              <w:instrText xml:space="preserve"> PAGEREF _Toc69730861 \h </w:instrText>
             </w:r>
             <w:r>
               <w:rPr>
@@ -2134,7 +2118,7 @@
                 <w:noProof/>
                 <w:webHidden/>
               </w:rPr>
-              <w:t>40</w:t>
+              <w:t>39</w:t>
             </w:r>
             <w:r>
               <w:rPr>
@@ -2183,7 +2167,7 @@
       <w:pPr>
         <w:pStyle w:val="Heading1"/>
       </w:pPr>
-      <w:bookmarkStart w:id="0" w:name="_Toc69670408"/>
+      <w:bookmarkStart w:id="0" w:name="_Toc69730834"/>
       <w:r>
         <w:rPr>
           <w:highlight w:val="green"/>
@@ -3375,7 +3359,7 @@
       <w:pPr>
         <w:pStyle w:val="Heading1"/>
       </w:pPr>
-      <w:bookmarkStart w:id="1" w:name="_Toc69670409"/>
+      <w:bookmarkStart w:id="1" w:name="_Toc69730835"/>
       <w:r>
         <w:rPr>
           <w:highlight w:val="green"/>
@@ -4233,10 +4217,10 @@
       <w:pPr>
         <w:pStyle w:val="Heading1"/>
       </w:pPr>
-      <w:bookmarkStart w:id="2" w:name="_Toc69670410"/>
-      <w:r>
-        <w:rPr>
-          <w:highlight w:val="red"/>
+      <w:bookmarkStart w:id="2" w:name="_Toc69730836"/>
+      <w:r>
+        <w:rPr>
+          <w:highlight w:val="yellow"/>
         </w:rPr>
         <w:lastRenderedPageBreak/>
         <w:t>ОПИСАНИЕ ПРЕДМЕТНОЙ ОБЛАСТИ</w:t>
@@ -4259,7 +4243,215 @@
           <w:iCs/>
           <w:szCs w:val="28"/>
         </w:rPr>
-        <w:t xml:space="preserve">На данный момент продукт является актуальным. Она определяется тем, что в эпоху компьютерных технологий пользователи могут, благодаря подобным программам, общаться на расстоянии с другими людьми, используя компьютеры. Также актуальность определяется потребляемыми ресурсами – чем меньше программа использует ресурсов, тем лучше она для любого компьютера. </w:t>
+        <w:t>Предметной областью автоматизации является чат-мессенджер</w:t>
+      </w:r>
+      <w:r>
+        <w:rPr>
+          <w:rFonts w:eastAsiaTheme="minorEastAsia" w:cs="Times New Roman"/>
+          <w:iCs/>
+          <w:szCs w:val="28"/>
+        </w:rPr>
+        <w:t>.</w:t>
+      </w:r>
+      <w:r>
+        <w:rPr>
+          <w:rFonts w:eastAsiaTheme="minorEastAsia" w:cs="Times New Roman"/>
+          <w:iCs/>
+          <w:szCs w:val="28"/>
+        </w:rPr>
+        <w:t xml:space="preserve"> Логика </w:t>
+      </w:r>
+      <w:r>
+        <w:rPr>
+          <w:rFonts w:eastAsiaTheme="minorEastAsia" w:cs="Times New Roman"/>
+          <w:iCs/>
+          <w:szCs w:val="28"/>
+        </w:rPr>
+        <w:t xml:space="preserve">его </w:t>
+      </w:r>
+      <w:r>
+        <w:rPr>
+          <w:rFonts w:eastAsiaTheme="minorEastAsia" w:cs="Times New Roman"/>
+          <w:iCs/>
+          <w:szCs w:val="28"/>
+        </w:rPr>
+        <w:t>работы</w:t>
+      </w:r>
+      <w:r>
+        <w:rPr>
+          <w:rFonts w:eastAsiaTheme="minorEastAsia" w:cs="Times New Roman"/>
+          <w:iCs/>
+          <w:szCs w:val="28"/>
+        </w:rPr>
+        <w:t xml:space="preserve"> достаточно</w:t>
+      </w:r>
+      <w:r>
+        <w:rPr>
+          <w:rFonts w:eastAsiaTheme="minorEastAsia" w:cs="Times New Roman"/>
+          <w:iCs/>
+          <w:szCs w:val="28"/>
+        </w:rPr>
+        <w:t xml:space="preserve"> проста</w:t>
+      </w:r>
+      <w:r>
+        <w:rPr>
+          <w:rFonts w:eastAsiaTheme="minorEastAsia" w:cs="Times New Roman"/>
+          <w:iCs/>
+          <w:szCs w:val="28"/>
+        </w:rPr>
+        <w:t xml:space="preserve">: </w:t>
+      </w:r>
+      <w:r>
+        <w:rPr>
+          <w:rFonts w:eastAsiaTheme="minorEastAsia" w:cs="Times New Roman"/>
+          <w:iCs/>
+          <w:szCs w:val="28"/>
+        </w:rPr>
+        <w:t>пользователь создает чат-комнату</w:t>
+      </w:r>
+      <w:r>
+        <w:rPr>
+          <w:rFonts w:eastAsiaTheme="minorEastAsia" w:cs="Times New Roman"/>
+          <w:iCs/>
+          <w:szCs w:val="28"/>
+        </w:rPr>
+        <w:t xml:space="preserve"> </w:t>
+      </w:r>
+      <w:r>
+        <w:rPr>
+          <w:rFonts w:eastAsiaTheme="minorEastAsia" w:cs="Times New Roman"/>
+          <w:iCs/>
+          <w:szCs w:val="28"/>
+        </w:rPr>
+        <w:t>с указанием имени и выбором пользователей-участников</w:t>
+      </w:r>
+      <w:r>
+        <w:rPr>
+          <w:rFonts w:eastAsiaTheme="minorEastAsia" w:cs="Times New Roman"/>
+          <w:iCs/>
+          <w:szCs w:val="28"/>
+        </w:rPr>
+        <w:t xml:space="preserve">, </w:t>
+      </w:r>
+      <w:r>
+        <w:rPr>
+          <w:rFonts w:eastAsiaTheme="minorEastAsia" w:cs="Times New Roman"/>
+          <w:iCs/>
+          <w:szCs w:val="28"/>
+        </w:rPr>
+        <w:t>переходит в неё и начинает общение</w:t>
+      </w:r>
+      <w:r>
+        <w:rPr>
+          <w:rFonts w:eastAsiaTheme="minorEastAsia" w:cs="Times New Roman"/>
+          <w:iCs/>
+          <w:szCs w:val="28"/>
+        </w:rPr>
+        <w:t xml:space="preserve">. </w:t>
+      </w:r>
+      <w:r>
+        <w:rPr>
+          <w:rFonts w:eastAsiaTheme="minorEastAsia" w:cs="Times New Roman"/>
+          <w:iCs/>
+          <w:szCs w:val="28"/>
+        </w:rPr>
+        <w:t>Участника в комнате может быть два</w:t>
+      </w:r>
+      <w:r>
+        <w:rPr>
+          <w:rFonts w:eastAsiaTheme="minorEastAsia" w:cs="Times New Roman"/>
+          <w:iCs/>
+          <w:szCs w:val="28"/>
+        </w:rPr>
+        <w:t xml:space="preserve"> или более</w:t>
+      </w:r>
+      <w:r>
+        <w:rPr>
+          <w:rFonts w:eastAsiaTheme="minorEastAsia" w:cs="Times New Roman"/>
+          <w:iCs/>
+          <w:szCs w:val="28"/>
+        </w:rPr>
+        <w:t xml:space="preserve">, </w:t>
+      </w:r>
+      <w:r>
+        <w:rPr>
+          <w:rFonts w:eastAsiaTheme="minorEastAsia" w:cs="Times New Roman"/>
+          <w:iCs/>
+          <w:szCs w:val="28"/>
+        </w:rPr>
+        <w:t>тогда чат-комната будет диалогом или беседой соответственно</w:t>
+      </w:r>
+      <w:r>
+        <w:rPr>
+          <w:rFonts w:eastAsiaTheme="minorEastAsia" w:cs="Times New Roman"/>
+          <w:iCs/>
+          <w:szCs w:val="28"/>
+        </w:rPr>
+        <w:t>.</w:t>
+      </w:r>
+      <w:r>
+        <w:rPr>
+          <w:rFonts w:eastAsiaTheme="minorEastAsia" w:cs="Times New Roman"/>
+          <w:iCs/>
+          <w:szCs w:val="28"/>
+        </w:rPr>
+        <w:t xml:space="preserve"> В окне диалога у пользователя существует возможность чтения предыдущих сообщений</w:t>
+      </w:r>
+      <w:r>
+        <w:rPr>
+          <w:rFonts w:eastAsiaTheme="minorEastAsia" w:cs="Times New Roman"/>
+          <w:iCs/>
+          <w:szCs w:val="28"/>
+        </w:rPr>
+        <w:t xml:space="preserve">, </w:t>
+      </w:r>
+      <w:r>
+        <w:rPr>
+          <w:rFonts w:eastAsiaTheme="minorEastAsia" w:cs="Times New Roman"/>
+          <w:iCs/>
+          <w:szCs w:val="28"/>
+        </w:rPr>
+        <w:t>отправки и получения новых</w:t>
+      </w:r>
+      <w:r>
+        <w:rPr>
+          <w:rFonts w:eastAsiaTheme="minorEastAsia" w:cs="Times New Roman"/>
+          <w:iCs/>
+          <w:szCs w:val="28"/>
+        </w:rPr>
+        <w:t>,</w:t>
+      </w:r>
+      <w:r>
+        <w:rPr>
+          <w:rFonts w:eastAsiaTheme="minorEastAsia" w:cs="Times New Roman"/>
+          <w:iCs/>
+          <w:szCs w:val="28"/>
+        </w:rPr>
+        <w:t xml:space="preserve"> а также</w:t>
+      </w:r>
+      <w:r>
+        <w:rPr>
+          <w:rFonts w:eastAsiaTheme="minorEastAsia" w:cs="Times New Roman"/>
+          <w:iCs/>
+          <w:szCs w:val="28"/>
+        </w:rPr>
+        <w:t xml:space="preserve"> </w:t>
+      </w:r>
+      <w:r>
+        <w:rPr>
+          <w:rFonts w:eastAsiaTheme="minorEastAsia" w:cs="Times New Roman"/>
+          <w:iCs/>
+          <w:szCs w:val="28"/>
+        </w:rPr>
+        <w:t>просмотра информации об участниках чата</w:t>
+      </w:r>
+      <w:r>
+        <w:rPr>
+          <w:rFonts w:eastAsiaTheme="minorEastAsia" w:cs="Times New Roman"/>
+          <w:iCs/>
+          <w:szCs w:val="28"/>
+        </w:rPr>
+        <w:t>.</w:t>
       </w:r>
     </w:p>
     <w:p>
@@ -4278,26 +4470,527 @@
           <w:iCs/>
           <w:szCs w:val="28"/>
         </w:rPr>
-        <w:t>Аналогов данной программы бесчисленное множество. Но это программное обеспечение отличается от аналогов тем, что программой не сложнее пользоваться, чем «Блокнотом» на компьютере – интерфейс эргономичен и интуитивно понятен. Основным ее отличием от остальных программ является более рациональное использование системных ресурсов. Она потребляет не больше, ранее указанного, «Блокнота».</w:t>
-      </w:r>
+        <w:t>Всего со стороны клиента используются 3 сущности для представления данных</w:t>
+      </w:r>
+      <w:r>
+        <w:rPr>
+          <w:rFonts w:eastAsiaTheme="minorEastAsia" w:cs="Times New Roman"/>
+          <w:iCs/>
+          <w:szCs w:val="28"/>
+        </w:rPr>
+        <w:t>:</w:t>
+      </w:r>
+    </w:p>
+    <w:p>
+      <w:pPr>
+        <w:pStyle w:val="ListParagraph"/>
+        <w:numPr>
+          <w:ilvl w:val="0"/>
+          <w:numId w:val="28"/>
+        </w:numPr>
+        <w:jc w:val="both"/>
+        <w:rPr>
+          <w:rFonts w:eastAsiaTheme="minorEastAsia" w:cs="Times New Roman"/>
+          <w:iCs/>
+          <w:szCs w:val="28"/>
+        </w:rPr>
+      </w:pPr>
+      <w:r>
+        <w:rPr>
+          <w:rFonts w:eastAsiaTheme="minorEastAsia" w:cs="Times New Roman"/>
+          <w:iCs/>
+          <w:szCs w:val="28"/>
+        </w:rPr>
+        <w:t>Пользователь</w:t>
+      </w:r>
+      <w:r>
+        <w:rPr>
+          <w:rFonts w:eastAsiaTheme="minorEastAsia" w:cs="Times New Roman"/>
+          <w:iCs/>
+          <w:szCs w:val="28"/>
+        </w:rPr>
+        <w:t xml:space="preserve"> </w:t>
+      </w:r>
+      <w:r>
+        <w:rPr>
+          <w:rFonts w:eastAsiaTheme="minorEastAsia" w:cs="Times New Roman"/>
+          <w:iCs/>
+          <w:szCs w:val="28"/>
+        </w:rPr>
+        <w:t>–</w:t>
+      </w:r>
+      <w:r>
+        <w:rPr>
+          <w:rFonts w:eastAsiaTheme="minorEastAsia" w:cs="Times New Roman"/>
+          <w:iCs/>
+          <w:szCs w:val="28"/>
+        </w:rPr>
+        <w:t xml:space="preserve"> </w:t>
+      </w:r>
+      <w:r>
+        <w:rPr>
+          <w:rFonts w:eastAsiaTheme="minorEastAsia" w:cs="Times New Roman"/>
+          <w:iCs/>
+          <w:szCs w:val="28"/>
+        </w:rPr>
+        <w:t>сущность представления конкретного пользователя</w:t>
+      </w:r>
+      <w:r>
+        <w:rPr>
+          <w:rFonts w:eastAsiaTheme="minorEastAsia" w:cs="Times New Roman"/>
+          <w:iCs/>
+          <w:szCs w:val="28"/>
+        </w:rPr>
+        <w:t xml:space="preserve"> решения</w:t>
+      </w:r>
+      <w:r>
+        <w:rPr>
+          <w:rFonts w:eastAsiaTheme="minorEastAsia" w:cs="Times New Roman"/>
+          <w:iCs/>
+          <w:szCs w:val="28"/>
+        </w:rPr>
+        <w:t>.</w:t>
+      </w:r>
+      <w:r>
+        <w:rPr>
+          <w:rFonts w:eastAsiaTheme="minorEastAsia" w:cs="Times New Roman"/>
+          <w:iCs/>
+          <w:szCs w:val="28"/>
+        </w:rPr>
+        <w:t xml:space="preserve"> В один времени может быть авторизован только один пользователь с</w:t>
+      </w:r>
+      <w:r>
+        <w:rPr>
+          <w:rFonts w:eastAsiaTheme="minorEastAsia" w:cs="Times New Roman"/>
+          <w:iCs/>
+          <w:szCs w:val="28"/>
+        </w:rPr>
+        <w:t>о стороны клиента</w:t>
+      </w:r>
+      <w:r>
+        <w:rPr>
+          <w:rFonts w:eastAsiaTheme="minorEastAsia" w:cs="Times New Roman"/>
+          <w:iCs/>
+          <w:szCs w:val="28"/>
+        </w:rPr>
+        <w:t>;</w:t>
+      </w:r>
+    </w:p>
+    <w:p>
+      <w:pPr>
+        <w:pStyle w:val="ListParagraph"/>
+        <w:numPr>
+          <w:ilvl w:val="0"/>
+          <w:numId w:val="28"/>
+        </w:numPr>
+        <w:jc w:val="both"/>
+        <w:rPr>
+          <w:rFonts w:eastAsiaTheme="minorEastAsia" w:cs="Times New Roman"/>
+          <w:iCs/>
+          <w:szCs w:val="28"/>
+        </w:rPr>
+      </w:pPr>
+      <w:r>
+        <w:rPr>
+          <w:rFonts w:eastAsiaTheme="minorEastAsia" w:cs="Times New Roman"/>
+          <w:iCs/>
+          <w:szCs w:val="28"/>
+        </w:rPr>
+        <w:t>Комната</w:t>
+      </w:r>
+      <w:r>
+        <w:rPr>
+          <w:rFonts w:eastAsiaTheme="minorEastAsia" w:cs="Times New Roman"/>
+          <w:iCs/>
+          <w:szCs w:val="28"/>
+        </w:rPr>
+        <w:t xml:space="preserve"> – чат конкретных пользователей-участников</w:t>
+      </w:r>
+      <w:r>
+        <w:rPr>
+          <w:rFonts w:eastAsiaTheme="minorEastAsia" w:cs="Times New Roman"/>
+          <w:iCs/>
+          <w:szCs w:val="28"/>
+        </w:rPr>
+        <w:t xml:space="preserve">. </w:t>
+      </w:r>
+      <w:r>
+        <w:rPr>
+          <w:rFonts w:eastAsiaTheme="minorEastAsia" w:cs="Times New Roman"/>
+          <w:iCs/>
+          <w:szCs w:val="28"/>
+        </w:rPr>
+        <w:t>У одного пользователя может быть несколько комнат</w:t>
+      </w:r>
+      <w:r>
+        <w:rPr>
+          <w:rFonts w:eastAsiaTheme="minorEastAsia" w:cs="Times New Roman"/>
+          <w:iCs/>
+          <w:szCs w:val="28"/>
+        </w:rPr>
+        <w:t xml:space="preserve">, </w:t>
+      </w:r>
+      <w:r>
+        <w:rPr>
+          <w:rFonts w:eastAsiaTheme="minorEastAsia" w:cs="Times New Roman"/>
+          <w:iCs/>
+          <w:szCs w:val="28"/>
+        </w:rPr>
+        <w:t>у комнаты может быть несколько участников</w:t>
+      </w:r>
+      <w:r>
+        <w:rPr>
+          <w:rFonts w:eastAsiaTheme="minorEastAsia" w:cs="Times New Roman"/>
+          <w:iCs/>
+          <w:szCs w:val="28"/>
+        </w:rPr>
+        <w:t xml:space="preserve">, </w:t>
+      </w:r>
+      <w:r>
+        <w:rPr>
+          <w:rFonts w:eastAsiaTheme="minorEastAsia" w:cs="Times New Roman"/>
+          <w:iCs/>
+          <w:szCs w:val="28"/>
+        </w:rPr>
+        <w:t>но только один пользователь-администратор</w:t>
+      </w:r>
+      <w:r>
+        <w:rPr>
+          <w:rFonts w:eastAsiaTheme="minorEastAsia" w:cs="Times New Roman"/>
+          <w:iCs/>
+          <w:szCs w:val="28"/>
+        </w:rPr>
+        <w:t>;</w:t>
+      </w:r>
+    </w:p>
+    <w:p>
+      <w:pPr>
+        <w:pStyle w:val="ListParagraph"/>
+        <w:numPr>
+          <w:ilvl w:val="0"/>
+          <w:numId w:val="28"/>
+        </w:numPr>
+        <w:jc w:val="both"/>
+        <w:rPr>
+          <w:rFonts w:eastAsiaTheme="minorEastAsia" w:cs="Times New Roman"/>
+          <w:iCs/>
+          <w:szCs w:val="28"/>
+        </w:rPr>
+      </w:pPr>
+      <w:r>
+        <w:rPr>
+          <w:rFonts w:eastAsiaTheme="minorEastAsia" w:cs="Times New Roman"/>
+          <w:iCs/>
+          <w:szCs w:val="28"/>
+        </w:rPr>
+        <w:t>Сообщение</w:t>
+      </w:r>
+      <w:r>
+        <w:rPr>
+          <w:rFonts w:eastAsiaTheme="minorEastAsia" w:cs="Times New Roman"/>
+          <w:iCs/>
+          <w:szCs w:val="28"/>
+        </w:rPr>
+        <w:t xml:space="preserve"> </w:t>
+      </w:r>
+      <w:r>
+        <w:rPr>
+          <w:rFonts w:eastAsiaTheme="minorEastAsia" w:cs="Times New Roman"/>
+          <w:iCs/>
+          <w:szCs w:val="28"/>
+        </w:rPr>
+        <w:t>–</w:t>
+      </w:r>
+      <w:r>
+        <w:rPr>
+          <w:rFonts w:eastAsiaTheme="minorEastAsia" w:cs="Times New Roman"/>
+          <w:iCs/>
+          <w:szCs w:val="28"/>
+        </w:rPr>
+        <w:t xml:space="preserve"> текстовое сообщение пользователя в чате</w:t>
+      </w:r>
+      <w:r>
+        <w:rPr>
+          <w:rFonts w:eastAsiaTheme="minorEastAsia" w:cs="Times New Roman"/>
+          <w:iCs/>
+          <w:szCs w:val="28"/>
+        </w:rPr>
+        <w:t xml:space="preserve">. </w:t>
+      </w:r>
+      <w:r>
+        <w:rPr>
+          <w:rFonts w:eastAsiaTheme="minorEastAsia" w:cs="Times New Roman"/>
+          <w:iCs/>
+          <w:szCs w:val="28"/>
+        </w:rPr>
+        <w:t>Содержит информацию об идентификаторе пользователя и чат-комнаты</w:t>
+      </w:r>
+      <w:r>
+        <w:rPr>
+          <w:rFonts w:eastAsiaTheme="minorEastAsia" w:cs="Times New Roman"/>
+          <w:iCs/>
+          <w:szCs w:val="28"/>
+        </w:rPr>
+        <w:t xml:space="preserve">, </w:t>
+      </w:r>
+      <w:r>
+        <w:rPr>
+          <w:rFonts w:eastAsiaTheme="minorEastAsia" w:cs="Times New Roman"/>
+          <w:iCs/>
+          <w:szCs w:val="28"/>
+        </w:rPr>
+        <w:t>к которой принадлежит</w:t>
+      </w:r>
+      <w:r>
+        <w:rPr>
+          <w:rFonts w:eastAsiaTheme="minorEastAsia" w:cs="Times New Roman"/>
+          <w:iCs/>
+          <w:szCs w:val="28"/>
+        </w:rPr>
+        <w:t>.</w:t>
+      </w:r>
+    </w:p>
+    <w:p>
+      <w:pPr>
+        <w:ind w:firstLine="360"/>
+        <w:jc w:val="both"/>
+        <w:rPr>
+          <w:rFonts w:eastAsiaTheme="minorEastAsia" w:cs="Times New Roman"/>
+          <w:iCs/>
+          <w:szCs w:val="28"/>
+        </w:rPr>
+      </w:pPr>
+      <w:r>
+        <w:rPr>
+          <w:rFonts w:eastAsiaTheme="minorEastAsia" w:cs="Times New Roman"/>
+          <w:iCs/>
+          <w:szCs w:val="28"/>
+        </w:rPr>
+        <w:t xml:space="preserve">Со стороны же </w:t>
+      </w:r>
+      <w:r>
+        <w:rPr>
+          <w:rFonts w:eastAsiaTheme="minorEastAsia" w:cs="Times New Roman"/>
+          <w:iCs/>
+          <w:szCs w:val="28"/>
+        </w:rPr>
+        <w:t>сервера</w:t>
+      </w:r>
+      <w:r>
+        <w:rPr>
+          <w:rFonts w:eastAsiaTheme="minorEastAsia" w:cs="Times New Roman"/>
+          <w:iCs/>
+          <w:szCs w:val="28"/>
+        </w:rPr>
+        <w:t xml:space="preserve"> дополнительно </w:t>
+      </w:r>
+      <w:r>
+        <w:rPr>
+          <w:rFonts w:eastAsiaTheme="minorEastAsia" w:cs="Times New Roman"/>
+          <w:iCs/>
+          <w:szCs w:val="28"/>
+        </w:rPr>
+        <w:t>объявляется</w:t>
+      </w:r>
+      <w:r>
+        <w:rPr>
+          <w:rFonts w:eastAsiaTheme="minorEastAsia" w:cs="Times New Roman"/>
+          <w:iCs/>
+          <w:szCs w:val="28"/>
+        </w:rPr>
+        <w:t xml:space="preserve"> сущность</w:t>
+      </w:r>
+      <w:r>
+        <w:rPr>
+          <w:rFonts w:eastAsiaTheme="minorEastAsia" w:cs="Times New Roman"/>
+          <w:iCs/>
+          <w:szCs w:val="28"/>
+        </w:rPr>
+        <w:t xml:space="preserve"> </w:t>
+      </w:r>
+      <w:proofErr w:type="spellStart"/>
+      <w:r>
+        <w:rPr>
+          <w:rFonts w:eastAsiaTheme="minorEastAsia" w:cs="Times New Roman"/>
+          <w:iCs/>
+          <w:szCs w:val="28"/>
+        </w:rPr>
+        <w:t>лонгпула</w:t>
+      </w:r>
+      <w:proofErr w:type="spellEnd"/>
+      <w:r>
+        <w:rPr>
+          <w:rFonts w:eastAsiaTheme="minorEastAsia" w:cs="Times New Roman"/>
+          <w:iCs/>
+          <w:szCs w:val="28"/>
+        </w:rPr>
+        <w:t xml:space="preserve">, </w:t>
+      </w:r>
+      <w:r>
+        <w:rPr>
+          <w:rFonts w:eastAsiaTheme="minorEastAsia" w:cs="Times New Roman"/>
+          <w:iCs/>
+          <w:szCs w:val="28"/>
+        </w:rPr>
+        <w:t>которая содержит в себе основную информацию о длинных соединениях клиента с сервером</w:t>
+      </w:r>
+      <w:r>
+        <w:rPr>
+          <w:rFonts w:eastAsiaTheme="minorEastAsia" w:cs="Times New Roman"/>
+          <w:iCs/>
+          <w:szCs w:val="28"/>
+        </w:rPr>
+        <w:t>.</w:t>
+      </w:r>
+      <w:r>
+        <w:rPr>
+          <w:rFonts w:eastAsiaTheme="minorEastAsia" w:cs="Times New Roman"/>
+          <w:iCs/>
+          <w:szCs w:val="28"/>
+        </w:rPr>
+        <w:t xml:space="preserve"> Более подробно о об атрибутах сущностей можно прочитать в пункте «</w:t>
+      </w:r>
+      <w:r>
+        <w:rPr>
+          <w:rFonts w:eastAsiaTheme="minorEastAsia" w:cs="Times New Roman"/>
+          <w:iCs/>
+          <w:szCs w:val="28"/>
+        </w:rPr>
+        <w:t>База данных</w:t>
+      </w:r>
+      <w:r>
+        <w:rPr>
+          <w:rFonts w:eastAsiaTheme="minorEastAsia" w:cs="Times New Roman"/>
+          <w:iCs/>
+          <w:szCs w:val="28"/>
+        </w:rPr>
+        <w:t>» главы «</w:t>
+      </w:r>
+      <w:r>
+        <w:rPr>
+          <w:rFonts w:eastAsiaTheme="minorEastAsia" w:cs="Times New Roman"/>
+          <w:iCs/>
+          <w:szCs w:val="28"/>
+        </w:rPr>
+        <w:t>СОСТАВ ПРИЛОЖЕНИЯ</w:t>
+      </w:r>
+      <w:r>
+        <w:rPr>
+          <w:rFonts w:eastAsiaTheme="minorEastAsia" w:cs="Times New Roman"/>
+          <w:iCs/>
+          <w:szCs w:val="28"/>
+        </w:rPr>
+        <w:t>»</w:t>
+      </w:r>
+      <w:r>
+        <w:rPr>
+          <w:rFonts w:eastAsiaTheme="minorEastAsia" w:cs="Times New Roman"/>
+          <w:iCs/>
+          <w:szCs w:val="28"/>
+        </w:rPr>
+        <w:t>.</w:t>
+      </w:r>
+    </w:p>
+    <w:p>
+      <w:pPr>
+        <w:ind w:firstLine="360"/>
+        <w:jc w:val="both"/>
+        <w:rPr>
+          <w:rFonts w:eastAsiaTheme="minorEastAsia" w:cs="Times New Roman"/>
+          <w:iCs/>
+          <w:szCs w:val="28"/>
+        </w:rPr>
+      </w:pPr>
+      <w:r>
+        <w:rPr>
+          <w:rFonts w:cs="Times New Roman"/>
+          <w:szCs w:val="28"/>
+        </w:rPr>
+        <w:br w:type="page"/>
+      </w:r>
+    </w:p>
+    <w:p>
+      <w:pPr>
+        <w:pStyle w:val="Heading1"/>
+      </w:pPr>
+      <w:bookmarkStart w:id="3" w:name="_Toc69730837"/>
+      <w:r>
+        <w:rPr>
+          <w:highlight w:val="green"/>
+        </w:rPr>
+        <w:lastRenderedPageBreak/>
+        <w:t>АКТУАЛЬНОСТЬ АВТОМАТИЗАЦИИ</w:t>
+      </w:r>
+      <w:bookmarkEnd w:id="3"/>
     </w:p>
     <w:p>
       <w:pPr>
         <w:ind w:firstLine="709"/>
         <w:jc w:val="both"/>
         <w:rPr>
-          <w:rFonts w:eastAsiaTheme="minorEastAsia" w:cs="Times New Roman"/>
-          <w:iCs/>
-          <w:szCs w:val="28"/>
-        </w:rPr>
-      </w:pPr>
-      <w:r>
-        <w:rPr>
-          <w:rFonts w:eastAsiaTheme="minorEastAsia" w:cs="Times New Roman"/>
-          <w:iCs/>
-          <w:szCs w:val="28"/>
-        </w:rPr>
-        <w:t>Программа разделена на 2 программы: клиент-приложение и сервер-приложение. Основная функция клиент-приложения обеспечения — это обмен мгновенными сообщениями между пользователями, находящиеся в одной сети, которые используют такое же приложение и подключены к одному серверу, независимо от версии. Также есть небольшие дополнения функционала, а именно:</w:t>
+          <w:rFonts w:cs="Times New Roman"/>
+          <w:szCs w:val="28"/>
+        </w:rPr>
+      </w:pPr>
+      <w:r>
+        <w:rPr>
+          <w:rFonts w:cs="Times New Roman"/>
+          <w:szCs w:val="28"/>
+        </w:rPr>
+        <w:t>Автоматизация получения сообщений с помощью собственно разработанного решения позволяет оперативно передавать абсолютно любую информацию в текстовом виде, при этом храня все данные исключительно на своих серверах и базах данных, что критично для проектов с повышенным вниманием к конфиденциальности данных</w:t>
+      </w:r>
+      <w:r>
+        <w:rPr>
+          <w:rFonts w:cs="Times New Roman"/>
+          <w:szCs w:val="28"/>
+        </w:rPr>
+        <w:t xml:space="preserve">, </w:t>
+      </w:r>
+      <w:r>
+        <w:rPr>
+          <w:rFonts w:cs="Times New Roman"/>
+          <w:szCs w:val="28"/>
+        </w:rPr>
+        <w:t xml:space="preserve">а за </w:t>
+      </w:r>
+      <w:r>
+        <w:rPr>
+          <w:rFonts w:cs="Times New Roman"/>
+          <w:szCs w:val="28"/>
+        </w:rPr>
+        <w:t>счет использования кроссплатформенных решений, запуск приложения-клиента возможен на всех платформах (</w:t>
+      </w:r>
+      <w:proofErr w:type="spellStart"/>
+      <w:r>
+        <w:rPr>
+          <w:rFonts w:cs="Times New Roman"/>
+          <w:szCs w:val="28"/>
+        </w:rPr>
+        <w:t>Windows</w:t>
+      </w:r>
+      <w:proofErr w:type="spellEnd"/>
+      <w:r>
+        <w:rPr>
+          <w:rFonts w:cs="Times New Roman"/>
+          <w:szCs w:val="28"/>
+        </w:rPr>
+        <w:t xml:space="preserve">, OS X, </w:t>
+      </w:r>
+      <w:proofErr w:type="spellStart"/>
+      <w:r>
+        <w:rPr>
+          <w:rFonts w:cs="Times New Roman"/>
+          <w:szCs w:val="28"/>
+        </w:rPr>
+        <w:t>Linux</w:t>
+      </w:r>
+      <w:proofErr w:type="spellEnd"/>
+      <w:r>
+        <w:rPr>
+          <w:rFonts w:cs="Times New Roman"/>
+          <w:szCs w:val="28"/>
+        </w:rPr>
+        <w:t>) и архитектурах (x86, ARM).</w:t>
       </w:r>
     </w:p>
     <w:p>
@@ -4305,476 +4998,96 @@
         <w:ind w:firstLine="709"/>
         <w:jc w:val="both"/>
         <w:rPr>
-          <w:rFonts w:eastAsiaTheme="minorEastAsia" w:cs="Times New Roman"/>
-          <w:iCs/>
-          <w:szCs w:val="28"/>
-        </w:rPr>
-      </w:pPr>
-      <w:r>
-        <w:rPr>
-          <w:rFonts w:eastAsiaTheme="minorEastAsia" w:cs="Times New Roman"/>
-          <w:iCs/>
-          <w:szCs w:val="28"/>
-        </w:rPr>
-        <w:t>Очистка окна сообщений.</w:t>
-      </w:r>
-    </w:p>
-    <w:p>
-      <w:pPr>
-        <w:ind w:firstLine="709"/>
-        <w:jc w:val="both"/>
-        <w:rPr>
-          <w:rFonts w:eastAsiaTheme="minorEastAsia" w:cs="Times New Roman"/>
-          <w:iCs/>
-          <w:szCs w:val="28"/>
-        </w:rPr>
-      </w:pPr>
-      <w:r>
-        <w:rPr>
-          <w:rFonts w:eastAsiaTheme="minorEastAsia" w:cs="Times New Roman"/>
-          <w:iCs/>
-          <w:szCs w:val="28"/>
-        </w:rPr>
-        <w:t>Отображение времени отправленного сообщения.</w:t>
-      </w:r>
-    </w:p>
-    <w:p>
-      <w:pPr>
-        <w:ind w:firstLine="709"/>
-        <w:jc w:val="both"/>
-        <w:rPr>
-          <w:rFonts w:eastAsiaTheme="minorEastAsia" w:cs="Times New Roman"/>
-          <w:iCs/>
-          <w:szCs w:val="28"/>
-        </w:rPr>
-      </w:pPr>
-      <w:r>
-        <w:rPr>
-          <w:rFonts w:eastAsiaTheme="minorEastAsia" w:cs="Times New Roman"/>
-          <w:iCs/>
-          <w:szCs w:val="28"/>
-        </w:rPr>
-        <w:t>Настройка подключения к серверу.</w:t>
-      </w:r>
-    </w:p>
-    <w:p>
-      <w:pPr>
-        <w:ind w:firstLine="709"/>
-        <w:jc w:val="both"/>
-        <w:rPr>
-          <w:rFonts w:eastAsiaTheme="minorEastAsia" w:cs="Times New Roman"/>
-          <w:iCs/>
-          <w:szCs w:val="28"/>
-        </w:rPr>
-      </w:pPr>
-      <w:r>
-        <w:rPr>
-          <w:rFonts w:eastAsiaTheme="minorEastAsia" w:cs="Times New Roman"/>
-          <w:iCs/>
-          <w:szCs w:val="28"/>
-        </w:rPr>
-        <w:t>Установка сетевого имени (</w:t>
-      </w:r>
-      <w:proofErr w:type="spellStart"/>
-      <w:r>
-        <w:rPr>
-          <w:rFonts w:eastAsiaTheme="minorEastAsia" w:cs="Times New Roman"/>
-          <w:iCs/>
-          <w:szCs w:val="28"/>
-        </w:rPr>
-        <w:t>никнейма</w:t>
-      </w:r>
-      <w:proofErr w:type="spellEnd"/>
-      <w:r>
-        <w:rPr>
-          <w:rFonts w:eastAsiaTheme="minorEastAsia" w:cs="Times New Roman"/>
-          <w:iCs/>
-          <w:szCs w:val="28"/>
-        </w:rPr>
-        <w:t>), и не допущение дубликатов.</w:t>
-      </w:r>
-    </w:p>
-    <w:p>
-      <w:pPr>
-        <w:ind w:firstLine="709"/>
-        <w:jc w:val="both"/>
-        <w:rPr>
-          <w:rFonts w:eastAsiaTheme="minorEastAsia" w:cs="Times New Roman"/>
-          <w:iCs/>
-          <w:szCs w:val="28"/>
-        </w:rPr>
-      </w:pPr>
-      <w:r>
-        <w:rPr>
-          <w:rFonts w:eastAsiaTheme="minorEastAsia" w:cs="Times New Roman"/>
-          <w:iCs/>
-          <w:szCs w:val="28"/>
-        </w:rPr>
-        <w:t>Тонкая настройка отображаемого шрифта в программе.</w:t>
-      </w:r>
-    </w:p>
-    <w:p>
-      <w:pPr>
-        <w:ind w:firstLine="709"/>
-        <w:jc w:val="both"/>
-        <w:rPr>
-          <w:rFonts w:eastAsiaTheme="minorEastAsia" w:cs="Times New Roman"/>
-          <w:iCs/>
-          <w:szCs w:val="28"/>
-        </w:rPr>
-      </w:pPr>
-      <w:r>
-        <w:rPr>
-          <w:rFonts w:eastAsiaTheme="minorEastAsia" w:cs="Times New Roman"/>
-          <w:iCs/>
-          <w:szCs w:val="28"/>
-        </w:rPr>
-        <w:lastRenderedPageBreak/>
-        <w:t>У программы-сервера основной функцией служит соединение пользователей между собой и передача небольших сообщений. Сервер также содержит следующие функции:</w:t>
-      </w:r>
-    </w:p>
-    <w:p>
-      <w:pPr>
-        <w:ind w:firstLine="709"/>
-        <w:jc w:val="both"/>
-        <w:rPr>
-          <w:rFonts w:eastAsiaTheme="minorEastAsia" w:cs="Times New Roman"/>
-          <w:iCs/>
-          <w:szCs w:val="28"/>
-        </w:rPr>
-      </w:pPr>
-      <w:r>
-        <w:rPr>
-          <w:rFonts w:eastAsiaTheme="minorEastAsia" w:cs="Times New Roman"/>
-          <w:iCs/>
-          <w:szCs w:val="28"/>
-        </w:rPr>
-        <w:t>Отображение информации о сервере.</w:t>
-      </w:r>
-    </w:p>
-    <w:p>
-      <w:pPr>
-        <w:ind w:firstLine="709"/>
-        <w:jc w:val="both"/>
-        <w:rPr>
-          <w:rFonts w:eastAsiaTheme="minorEastAsia" w:cs="Times New Roman"/>
-          <w:iCs/>
-          <w:szCs w:val="28"/>
-        </w:rPr>
-      </w:pPr>
-      <w:r>
-        <w:rPr>
-          <w:rFonts w:eastAsiaTheme="minorEastAsia" w:cs="Times New Roman"/>
-          <w:iCs/>
-          <w:szCs w:val="28"/>
-        </w:rPr>
-        <w:t>Вывод ошибок сервера.</w:t>
-      </w:r>
-    </w:p>
-    <w:p>
-      <w:pPr>
-        <w:ind w:firstLine="709"/>
-        <w:jc w:val="both"/>
-        <w:rPr>
-          <w:rFonts w:eastAsiaTheme="minorEastAsia" w:cs="Times New Roman"/>
-          <w:iCs/>
-          <w:szCs w:val="28"/>
-        </w:rPr>
-      </w:pPr>
-      <w:r>
-        <w:rPr>
-          <w:rFonts w:eastAsiaTheme="minorEastAsia" w:cs="Times New Roman"/>
-          <w:iCs/>
-          <w:szCs w:val="28"/>
-        </w:rPr>
-        <w:t>Для сервер-приложения не требуется каких-либо входных данных со стороны пользователя. Входными данными сервер-приложения являются запросы со стороны клиент-приложения и сообщения от него, для дальнейшей передачи. Ниже приведены входные данные клиент-приложения:</w:t>
-      </w:r>
-    </w:p>
-    <w:p>
-      <w:pPr>
-        <w:ind w:firstLine="709"/>
-        <w:jc w:val="both"/>
-        <w:rPr>
-          <w:rFonts w:eastAsiaTheme="minorEastAsia" w:cs="Times New Roman"/>
-          <w:iCs/>
-          <w:szCs w:val="28"/>
-        </w:rPr>
-      </w:pPr>
-      <w:r>
-        <w:rPr>
-          <w:rFonts w:eastAsiaTheme="minorEastAsia" w:cs="Times New Roman"/>
-          <w:iCs/>
-          <w:szCs w:val="28"/>
-        </w:rPr>
-        <w:t>Сообщения пользователя.</w:t>
-      </w:r>
-    </w:p>
-    <w:p>
-      <w:pPr>
-        <w:ind w:firstLine="709"/>
-        <w:jc w:val="both"/>
-        <w:rPr>
-          <w:rFonts w:eastAsiaTheme="minorEastAsia" w:cs="Times New Roman"/>
-          <w:iCs/>
-          <w:szCs w:val="28"/>
-        </w:rPr>
-      </w:pPr>
-      <w:r>
-        <w:rPr>
-          <w:rFonts w:eastAsiaTheme="minorEastAsia" w:cs="Times New Roman"/>
-          <w:iCs/>
-          <w:szCs w:val="28"/>
-        </w:rPr>
-        <w:t>Адрес и порт сервера.</w:t>
-      </w:r>
-    </w:p>
-    <w:p>
-      <w:pPr>
-        <w:ind w:firstLine="709"/>
-        <w:jc w:val="both"/>
-        <w:rPr>
-          <w:rFonts w:eastAsiaTheme="minorEastAsia" w:cs="Times New Roman"/>
-          <w:iCs/>
-          <w:szCs w:val="28"/>
-        </w:rPr>
-      </w:pPr>
-      <w:r>
-        <w:rPr>
-          <w:rFonts w:eastAsiaTheme="minorEastAsia" w:cs="Times New Roman"/>
-          <w:iCs/>
-          <w:szCs w:val="28"/>
-        </w:rPr>
-        <w:t>Сетевой псевдоним.</w:t>
-      </w:r>
-    </w:p>
-    <w:p>
-      <w:pPr>
-        <w:ind w:firstLine="709"/>
-        <w:jc w:val="both"/>
-        <w:rPr>
-          <w:rFonts w:eastAsiaTheme="minorEastAsia" w:cs="Times New Roman"/>
-          <w:iCs/>
-          <w:szCs w:val="28"/>
-        </w:rPr>
-      </w:pPr>
-      <w:r>
-        <w:rPr>
-          <w:rFonts w:eastAsiaTheme="minorEastAsia" w:cs="Times New Roman"/>
-          <w:iCs/>
-          <w:szCs w:val="28"/>
-        </w:rPr>
-        <w:t>Выходными данными сервер-приложения являются:</w:t>
-      </w:r>
-    </w:p>
-    <w:p>
-      <w:pPr>
-        <w:ind w:firstLine="709"/>
-        <w:jc w:val="both"/>
-        <w:rPr>
-          <w:rFonts w:eastAsiaTheme="minorEastAsia" w:cs="Times New Roman"/>
-          <w:iCs/>
-          <w:szCs w:val="28"/>
-        </w:rPr>
-      </w:pPr>
-      <w:r>
-        <w:rPr>
-          <w:rFonts w:eastAsiaTheme="minorEastAsia" w:cs="Times New Roman"/>
-          <w:iCs/>
-          <w:szCs w:val="28"/>
-        </w:rPr>
-        <w:t>Сообщения клиентов сервера.</w:t>
-      </w:r>
-    </w:p>
-    <w:p>
-      <w:pPr>
-        <w:ind w:firstLine="709"/>
-        <w:jc w:val="both"/>
-        <w:rPr>
-          <w:rFonts w:eastAsiaTheme="minorEastAsia" w:cs="Times New Roman"/>
-          <w:iCs/>
-          <w:szCs w:val="28"/>
-        </w:rPr>
-      </w:pPr>
-      <w:r>
-        <w:rPr>
-          <w:rFonts w:eastAsiaTheme="minorEastAsia" w:cs="Times New Roman"/>
-          <w:iCs/>
-          <w:szCs w:val="28"/>
-        </w:rPr>
-        <w:t>Сообщения о входе и выходе клиентов из сервера (уведомление о подключении и отключении).</w:t>
-      </w:r>
-    </w:p>
-    <w:p>
-      <w:pPr>
-        <w:ind w:firstLine="709"/>
-        <w:jc w:val="both"/>
-        <w:rPr>
-          <w:rFonts w:eastAsiaTheme="minorEastAsia" w:cs="Times New Roman"/>
-          <w:iCs/>
-          <w:szCs w:val="28"/>
-        </w:rPr>
-      </w:pPr>
-      <w:r>
-        <w:rPr>
-          <w:rFonts w:eastAsiaTheme="minorEastAsia" w:cs="Times New Roman"/>
-          <w:iCs/>
-          <w:szCs w:val="28"/>
-        </w:rPr>
-        <w:t>Запросы клиентов, подключенны6х к серверу, и их сообщения.</w:t>
-      </w:r>
-    </w:p>
-    <w:p>
-      <w:pPr>
-        <w:ind w:firstLine="709"/>
-        <w:jc w:val="both"/>
-        <w:rPr>
-          <w:rFonts w:eastAsiaTheme="minorEastAsia" w:cs="Times New Roman"/>
-          <w:iCs/>
-          <w:szCs w:val="28"/>
-        </w:rPr>
-      </w:pPr>
-      <w:r>
-        <w:rPr>
-          <w:rFonts w:eastAsiaTheme="minorEastAsia" w:cs="Times New Roman"/>
-          <w:iCs/>
-          <w:szCs w:val="28"/>
-        </w:rPr>
-        <w:t>Информация о сервере:</w:t>
-      </w:r>
-    </w:p>
-    <w:p>
-      <w:pPr>
-        <w:numPr>
-          <w:ilvl w:val="1"/>
-          <w:numId w:val="1"/>
-        </w:numPr>
-        <w:jc w:val="both"/>
-        <w:rPr>
-          <w:rFonts w:eastAsiaTheme="minorEastAsia" w:cs="Times New Roman"/>
-          <w:iCs/>
-          <w:szCs w:val="28"/>
-        </w:rPr>
-      </w:pPr>
-      <w:r>
-        <w:rPr>
-          <w:rFonts w:eastAsiaTheme="minorEastAsia" w:cs="Times New Roman"/>
-          <w:iCs/>
-          <w:szCs w:val="28"/>
-        </w:rPr>
-        <w:t>Адрес сервера в сети.</w:t>
-      </w:r>
-    </w:p>
-    <w:p>
-      <w:pPr>
-        <w:numPr>
-          <w:ilvl w:val="1"/>
-          <w:numId w:val="1"/>
-        </w:numPr>
-        <w:jc w:val="both"/>
-        <w:rPr>
-          <w:rFonts w:eastAsiaTheme="minorEastAsia" w:cs="Times New Roman"/>
-          <w:iCs/>
-          <w:szCs w:val="28"/>
-        </w:rPr>
-      </w:pPr>
-      <w:r>
-        <w:rPr>
-          <w:rFonts w:eastAsiaTheme="minorEastAsia" w:cs="Times New Roman"/>
-          <w:iCs/>
-          <w:szCs w:val="28"/>
-        </w:rPr>
-        <w:t>Порт сервера в сети.</w:t>
-      </w:r>
-    </w:p>
-    <w:p>
-      <w:pPr>
-        <w:ind w:firstLine="709"/>
-        <w:jc w:val="both"/>
-        <w:rPr>
-          <w:rFonts w:eastAsiaTheme="minorEastAsia" w:cs="Times New Roman"/>
-          <w:iCs/>
-          <w:szCs w:val="28"/>
-        </w:rPr>
-      </w:pPr>
-      <w:r>
-        <w:rPr>
-          <w:rFonts w:eastAsiaTheme="minorEastAsia" w:cs="Times New Roman"/>
-          <w:iCs/>
-          <w:szCs w:val="28"/>
-        </w:rPr>
-        <w:t>Выходными данными клиент-приложения являются:</w:t>
-      </w:r>
-    </w:p>
-    <w:p>
-      <w:pPr>
-        <w:ind w:firstLine="709"/>
-        <w:jc w:val="both"/>
-        <w:rPr>
-          <w:rFonts w:eastAsiaTheme="minorEastAsia" w:cs="Times New Roman"/>
-          <w:iCs/>
-          <w:szCs w:val="28"/>
-        </w:rPr>
-      </w:pPr>
-      <w:r>
-        <w:rPr>
-          <w:rFonts w:eastAsiaTheme="minorEastAsia" w:cs="Times New Roman"/>
-          <w:iCs/>
-          <w:szCs w:val="28"/>
-        </w:rPr>
-        <w:t>Сообщения о некорректности введенных данных.</w:t>
-      </w:r>
-    </w:p>
-    <w:p>
-      <w:pPr>
-        <w:ind w:firstLine="709"/>
-        <w:jc w:val="both"/>
-        <w:rPr>
-          <w:rFonts w:eastAsiaTheme="minorEastAsia" w:cs="Times New Roman"/>
-          <w:iCs/>
-          <w:szCs w:val="28"/>
-        </w:rPr>
-      </w:pPr>
-      <w:r>
-        <w:rPr>
-          <w:rFonts w:eastAsiaTheme="minorEastAsia" w:cs="Times New Roman"/>
-          <w:iCs/>
-          <w:szCs w:val="28"/>
-        </w:rPr>
-        <w:t>Сообщения других пользователей, подключенных к серверу.</w:t>
-      </w:r>
-    </w:p>
-    <w:p>
-      <w:pPr>
-        <w:ind w:firstLine="709"/>
-        <w:jc w:val="both"/>
-        <w:rPr>
-          <w:rFonts w:eastAsiaTheme="minorEastAsia" w:cs="Times New Roman"/>
-          <w:iCs/>
-          <w:szCs w:val="28"/>
-        </w:rPr>
-      </w:pPr>
-      <w:r>
-        <w:rPr>
-          <w:rFonts w:eastAsiaTheme="minorEastAsia" w:cs="Times New Roman"/>
-          <w:iCs/>
-          <w:szCs w:val="28"/>
-        </w:rPr>
-        <w:lastRenderedPageBreak/>
-        <w:t>Пользователи, подключенные к серверу.</w:t>
-      </w:r>
-    </w:p>
-    <w:p>
-      <w:pPr>
-        <w:rPr>
-          <w:rFonts w:cs="Times New Roman"/>
-          <w:szCs w:val="28"/>
-        </w:rPr>
-      </w:pPr>
-      <w:r>
-        <w:rPr>
-          <w:rFonts w:cs="Times New Roman"/>
-          <w:szCs w:val="28"/>
-        </w:rPr>
+          <w:rFonts w:cs="Times New Roman"/>
+          <w:szCs w:val="28"/>
+        </w:rPr>
+      </w:pPr>
+      <w:r>
+        <w:rPr>
+          <w:rFonts w:cs="Times New Roman"/>
+          <w:szCs w:val="28"/>
+        </w:rPr>
+        <w:t>Если</w:t>
+      </w:r>
+      <w:r>
+        <w:rPr>
+          <w:rFonts w:cs="Times New Roman"/>
+          <w:szCs w:val="28"/>
+        </w:rPr>
+        <w:t xml:space="preserve"> серверная часть решения</w:t>
+      </w:r>
+      <w:r>
+        <w:rPr>
+          <w:rFonts w:cs="Times New Roman"/>
+          <w:szCs w:val="28"/>
+        </w:rPr>
+        <w:t xml:space="preserve"> размещается на территории Российской Федерации, то программа будет исполнять ФЗ-152</w:t>
+      </w:r>
+      <w:r>
+        <w:rPr>
+          <w:rFonts w:cs="Times New Roman"/>
+          <w:szCs w:val="28"/>
+        </w:rPr>
+        <w:t xml:space="preserve"> «</w:t>
+      </w:r>
+      <w:r>
+        <w:rPr>
+          <w:rFonts w:cs="Times New Roman"/>
+          <w:szCs w:val="28"/>
+        </w:rPr>
+        <w:t>О защите персональных данных</w:t>
+      </w:r>
+      <w:r>
+        <w:rPr>
+          <w:rFonts w:cs="Times New Roman"/>
+          <w:szCs w:val="28"/>
+        </w:rPr>
+        <w:t>»</w:t>
+      </w:r>
+      <w:r>
+        <w:rPr>
+          <w:rFonts w:cs="Times New Roman"/>
+          <w:szCs w:val="28"/>
+        </w:rPr>
+        <w:t>, что также</w:t>
+      </w:r>
+      <w:r>
+        <w:rPr>
+          <w:rFonts w:cs="Times New Roman"/>
+          <w:szCs w:val="28"/>
+        </w:rPr>
+        <w:t xml:space="preserve"> </w:t>
+      </w:r>
+      <w:r>
+        <w:rPr>
+          <w:rFonts w:cs="Times New Roman"/>
+          <w:szCs w:val="28"/>
+        </w:rPr>
+        <w:t xml:space="preserve">важно для компаний, которые работают </w:t>
+      </w:r>
+      <w:r>
+        <w:rPr>
+          <w:rFonts w:cs="Times New Roman"/>
+          <w:szCs w:val="28"/>
+        </w:rPr>
+        <w:t>с данными пользователей РФ</w:t>
+      </w:r>
+      <w:r>
+        <w:rPr>
+          <w:rFonts w:cs="Times New Roman"/>
+          <w:szCs w:val="28"/>
+        </w:rPr>
+        <w:t>.</w:t>
+      </w:r>
+    </w:p>
+    <w:p>
+      <w:pPr>
+        <w:rPr>
+          <w:rFonts w:cs="Times New Roman"/>
+          <w:szCs w:val="28"/>
+        </w:rPr>
+      </w:pPr>
+      <w:r>
         <w:br w:type="page"/>
       </w:r>
     </w:p>
@@ -4782,189 +5095,7 @@
       <w:pPr>
         <w:pStyle w:val="Heading1"/>
       </w:pPr>
-      <w:bookmarkStart w:id="3" w:name="_Toc69670411"/>
-      <w:r>
-        <w:rPr>
-          <w:highlight w:val="green"/>
-        </w:rPr>
-        <w:lastRenderedPageBreak/>
-        <w:t>АКТУАЛЬНОСТЬ АВТОМАТИЗАЦИИ</w:t>
-      </w:r>
-      <w:bookmarkEnd w:id="3"/>
-    </w:p>
-    <w:p>
-      <w:pPr>
-        <w:ind w:firstLine="709"/>
-        <w:jc w:val="both"/>
-        <w:rPr>
-          <w:rFonts w:cs="Times New Roman"/>
-          <w:szCs w:val="28"/>
-        </w:rPr>
-      </w:pPr>
-      <w:r>
-        <w:rPr>
-          <w:rFonts w:cs="Times New Roman"/>
-          <w:szCs w:val="28"/>
-        </w:rPr>
-        <w:t>Автоматизация получения сообщений с помощью собственно разработанного решения позволяет оперативно передавать абсолютно любую информацию в текстовом виде, при этом храня все данные исключительно на своих серверах и базах данных, что критично для проектов с повышенным вниманием к конфиденциальности данных</w:t>
-      </w:r>
-      <w:r>
-        <w:rPr>
-          <w:rFonts w:cs="Times New Roman"/>
-          <w:szCs w:val="28"/>
-        </w:rPr>
-        <w:t xml:space="preserve">, </w:t>
-      </w:r>
-      <w:r>
-        <w:rPr>
-          <w:rFonts w:cs="Times New Roman"/>
-          <w:szCs w:val="28"/>
-        </w:rPr>
-        <w:t xml:space="preserve">а за </w:t>
-      </w:r>
-      <w:r>
-        <w:rPr>
-          <w:rFonts w:cs="Times New Roman"/>
-          <w:szCs w:val="28"/>
-        </w:rPr>
-        <w:t>счет использования кроссплатформенных решений, запуск приложения-клиента возможен на всех платформах (</w:t>
-      </w:r>
-      <w:proofErr w:type="spellStart"/>
-      <w:r>
-        <w:rPr>
-          <w:rFonts w:cs="Times New Roman"/>
-          <w:szCs w:val="28"/>
-        </w:rPr>
-        <w:t>Windows</w:t>
-      </w:r>
-      <w:proofErr w:type="spellEnd"/>
-      <w:r>
-        <w:rPr>
-          <w:rFonts w:cs="Times New Roman"/>
-          <w:szCs w:val="28"/>
-        </w:rPr>
-        <w:t xml:space="preserve">, OS X, </w:t>
-      </w:r>
-      <w:proofErr w:type="spellStart"/>
-      <w:r>
-        <w:rPr>
-          <w:rFonts w:cs="Times New Roman"/>
-          <w:szCs w:val="28"/>
-        </w:rPr>
-        <w:t>Linux</w:t>
-      </w:r>
-      <w:proofErr w:type="spellEnd"/>
-      <w:r>
-        <w:rPr>
-          <w:rFonts w:cs="Times New Roman"/>
-          <w:szCs w:val="28"/>
-        </w:rPr>
-        <w:t>) и архитектурах (x86, ARM).</w:t>
-      </w:r>
-    </w:p>
-    <w:p>
-      <w:pPr>
-        <w:ind w:firstLine="709"/>
-        <w:jc w:val="both"/>
-        <w:rPr>
-          <w:rFonts w:cs="Times New Roman"/>
-          <w:szCs w:val="28"/>
-        </w:rPr>
-      </w:pPr>
-      <w:r>
-        <w:rPr>
-          <w:rFonts w:cs="Times New Roman"/>
-          <w:szCs w:val="28"/>
-        </w:rPr>
-        <w:t>Если</w:t>
-      </w:r>
-      <w:r>
-        <w:rPr>
-          <w:rFonts w:cs="Times New Roman"/>
-          <w:szCs w:val="28"/>
-        </w:rPr>
-        <w:t xml:space="preserve"> серверная часть решения</w:t>
-      </w:r>
-      <w:r>
-        <w:rPr>
-          <w:rFonts w:cs="Times New Roman"/>
-          <w:szCs w:val="28"/>
-        </w:rPr>
-        <w:t xml:space="preserve"> размещается на территории Российской Федерации, то программа будет исполнять ФЗ-152</w:t>
-      </w:r>
-      <w:r>
-        <w:rPr>
-          <w:rFonts w:cs="Times New Roman"/>
-          <w:szCs w:val="28"/>
-        </w:rPr>
-        <w:t xml:space="preserve"> «</w:t>
-      </w:r>
-      <w:r>
-        <w:rPr>
-          <w:rFonts w:cs="Times New Roman"/>
-          <w:szCs w:val="28"/>
-        </w:rPr>
-        <w:t>О защите персональных данных</w:t>
-      </w:r>
-      <w:r>
-        <w:rPr>
-          <w:rFonts w:cs="Times New Roman"/>
-          <w:szCs w:val="28"/>
-        </w:rPr>
-        <w:t>»</w:t>
-      </w:r>
-      <w:r>
-        <w:rPr>
-          <w:rFonts w:cs="Times New Roman"/>
-          <w:szCs w:val="28"/>
-        </w:rPr>
-        <w:t>, что также</w:t>
-      </w:r>
-      <w:r>
-        <w:rPr>
-          <w:rFonts w:cs="Times New Roman"/>
-          <w:szCs w:val="28"/>
-        </w:rPr>
-        <w:t xml:space="preserve"> </w:t>
-      </w:r>
-      <w:r>
-        <w:rPr>
-          <w:rFonts w:cs="Times New Roman"/>
-          <w:szCs w:val="28"/>
-        </w:rPr>
-        <w:t xml:space="preserve">важно для компаний, которые работают </w:t>
-      </w:r>
-      <w:r>
-        <w:rPr>
-          <w:rFonts w:cs="Times New Roman"/>
-          <w:szCs w:val="28"/>
-        </w:rPr>
-        <w:t>с данными пользователей РФ</w:t>
-      </w:r>
-      <w:r>
-        <w:rPr>
-          <w:rFonts w:cs="Times New Roman"/>
-          <w:szCs w:val="28"/>
-        </w:rPr>
-        <w:t>.</w:t>
-      </w:r>
-    </w:p>
-    <w:p>
-      <w:pPr>
-        <w:rPr>
-          <w:rFonts w:cs="Times New Roman"/>
-          <w:szCs w:val="28"/>
-        </w:rPr>
-      </w:pPr>
-      <w:r>
-        <w:br w:type="page"/>
-      </w:r>
-    </w:p>
-    <w:p>
-      <w:pPr>
-        <w:pStyle w:val="Heading1"/>
-      </w:pPr>
-      <w:bookmarkStart w:id="4" w:name="_Toc69670412"/>
+      <w:bookmarkStart w:id="4" w:name="_Toc69730838"/>
       <w:r>
         <w:rPr>
           <w:highlight w:val="green"/>
@@ -4978,7 +5109,7 @@
       <w:pPr>
         <w:pStyle w:val="Heading2"/>
       </w:pPr>
-      <w:bookmarkStart w:id="5" w:name="_Toc69670413"/>
+      <w:bookmarkStart w:id="5" w:name="_Toc69730839"/>
       <w:r>
         <w:t>Клиент</w:t>
       </w:r>
@@ -6212,7 +6343,7 @@
       <w:pPr>
         <w:pStyle w:val="Heading2"/>
       </w:pPr>
-      <w:bookmarkStart w:id="6" w:name="_Toc69670414"/>
+      <w:bookmarkStart w:id="6" w:name="_Toc69730840"/>
       <w:r>
         <w:t>Сервер</w:t>
       </w:r>
@@ -6406,7 +6537,7 @@
       <w:pPr>
         <w:pStyle w:val="Heading1"/>
       </w:pPr>
-      <w:bookmarkStart w:id="7" w:name="_Toc69670415"/>
+      <w:bookmarkStart w:id="7" w:name="_Toc69730841"/>
       <w:r>
         <w:rPr>
           <w:highlight w:val="green"/>
@@ -7329,7 +7460,7 @@
       <w:pPr>
         <w:pStyle w:val="Heading2"/>
       </w:pPr>
-      <w:bookmarkStart w:id="8" w:name="_Toc69670416"/>
+      <w:bookmarkStart w:id="8" w:name="_Toc69730842"/>
       <w:r>
         <w:t>О</w:t>
       </w:r>
@@ -7631,7 +7762,7 @@
       <w:pPr>
         <w:pStyle w:val="Heading2"/>
       </w:pPr>
-      <w:bookmarkStart w:id="9" w:name="_Toc69670417"/>
+      <w:bookmarkStart w:id="9" w:name="_Toc69730843"/>
       <w:r>
         <w:t xml:space="preserve">Окно </w:t>
       </w:r>
@@ -8336,7 +8467,7 @@
           <w:lang w:val="en-US"/>
         </w:rPr>
       </w:pPr>
-      <w:bookmarkStart w:id="10" w:name="_Toc69670418"/>
+      <w:bookmarkStart w:id="10" w:name="_Toc69730844"/>
       <w:r>
         <w:t>Окно</w:t>
       </w:r>
@@ -8681,7 +8812,7 @@
       <w:pPr>
         <w:pStyle w:val="Heading2"/>
       </w:pPr>
-      <w:bookmarkStart w:id="11" w:name="_Toc69670419"/>
+      <w:bookmarkStart w:id="11" w:name="_Toc69730845"/>
       <w:r>
         <w:t>Окно успешного действия пользователя</w:t>
       </w:r>
@@ -8892,7 +9023,7 @@
       <w:pPr>
         <w:pStyle w:val="Heading2"/>
       </w:pPr>
-      <w:bookmarkStart w:id="12" w:name="_Toc69670420"/>
+      <w:bookmarkStart w:id="12" w:name="_Toc69730846"/>
       <w:r>
         <w:t>Главное окно программы</w:t>
       </w:r>
@@ -9120,7 +9251,7 @@
       <w:pPr>
         <w:pStyle w:val="Heading2"/>
       </w:pPr>
-      <w:bookmarkStart w:id="13" w:name="_Toc69670421"/>
+      <w:bookmarkStart w:id="13" w:name="_Toc69730847"/>
       <w:r>
         <w:t>Окно создания новой чат-комнаты</w:t>
       </w:r>
@@ -9365,7 +9496,7 @@
       <w:pPr>
         <w:pStyle w:val="Heading2"/>
       </w:pPr>
-      <w:bookmarkStart w:id="14" w:name="_Toc69670422"/>
+      <w:bookmarkStart w:id="14" w:name="_Toc69730848"/>
       <w:r>
         <w:t xml:space="preserve">Окно с информацией о текущей </w:t>
       </w:r>
@@ -9568,7 +9699,7 @@
       <w:pPr>
         <w:pStyle w:val="Heading2"/>
       </w:pPr>
-      <w:bookmarkStart w:id="15" w:name="_Toc69670423"/>
+      <w:bookmarkStart w:id="15" w:name="_Toc69730849"/>
       <w:r>
         <w:t>Окно с информацией об авторе и программе</w:t>
       </w:r>
@@ -9793,7 +9924,7 @@
       <w:pPr>
         <w:pStyle w:val="Heading1"/>
       </w:pPr>
-      <w:bookmarkStart w:id="16" w:name="_Toc69670424"/>
+      <w:bookmarkStart w:id="16" w:name="_Toc69730850"/>
       <w:r>
         <w:rPr>
           <w:highlight w:val="green"/>
@@ -9807,7 +9938,7 @@
       <w:pPr>
         <w:pStyle w:val="Heading2"/>
       </w:pPr>
-      <w:bookmarkStart w:id="17" w:name="_Toc69670425"/>
+      <w:bookmarkStart w:id="17" w:name="_Toc69730851"/>
       <w:r>
         <w:t>Сервер</w:t>
       </w:r>
@@ -11029,7 +11160,7 @@
       <w:pPr>
         <w:pStyle w:val="Heading2"/>
       </w:pPr>
-      <w:bookmarkStart w:id="18" w:name="_Toc69670426"/>
+      <w:bookmarkStart w:id="18" w:name="_Toc69730852"/>
       <w:r>
         <w:t>База данных</w:t>
       </w:r>
@@ -11922,7 +12053,7 @@
       <w:pPr>
         <w:pStyle w:val="Heading2"/>
       </w:pPr>
-      <w:bookmarkStart w:id="19" w:name="_Toc69670427"/>
+      <w:bookmarkStart w:id="19" w:name="_Toc69730853"/>
       <w:r>
         <w:lastRenderedPageBreak/>
         <w:t>Клиент</w:t>
@@ -13377,7 +13508,7 @@
       <w:pPr>
         <w:pStyle w:val="Heading1"/>
       </w:pPr>
-      <w:bookmarkStart w:id="20" w:name="_Toc69670428"/>
+      <w:bookmarkStart w:id="20" w:name="_Toc69730854"/>
       <w:r>
         <w:rPr>
           <w:highlight w:val="green"/>
@@ -13391,7 +13522,7 @@
       <w:pPr>
         <w:pStyle w:val="Heading2"/>
       </w:pPr>
-      <w:bookmarkStart w:id="21" w:name="_Toc69670429"/>
+      <w:bookmarkStart w:id="21" w:name="_Toc69730855"/>
       <w:r>
         <w:t>Сервер</w:t>
       </w:r>
@@ -15243,7 +15374,7 @@
       <w:pPr>
         <w:pStyle w:val="Heading2"/>
       </w:pPr>
-      <w:bookmarkStart w:id="22" w:name="_Toc69670430"/>
+      <w:bookmarkStart w:id="22" w:name="_Toc69730856"/>
       <w:r>
         <w:t>Клиент</w:t>
       </w:r>
@@ -16725,7 +16856,7 @@
       <w:pPr>
         <w:pStyle w:val="Heading1"/>
       </w:pPr>
-      <w:bookmarkStart w:id="23" w:name="_Toc69670431"/>
+      <w:bookmarkStart w:id="23" w:name="_Toc69730857"/>
       <w:r>
         <w:rPr>
           <w:highlight w:val="red"/>
@@ -16737,6 +16868,15 @@
     </w:p>
     <w:p>
       <w:pPr>
+        <w:jc w:val="both"/>
+        <w:rPr>
+          <w:rFonts w:cs="Times New Roman"/>
+          <w:szCs w:val="28"/>
+        </w:rPr>
+      </w:pPr>
+    </w:p>
+    <w:p>
+      <w:pPr>
         <w:ind w:firstLine="709"/>
         <w:jc w:val="both"/>
         <w:rPr>
@@ -16749,27 +16889,6 @@
           <w:rFonts w:cs="Times New Roman"/>
           <w:szCs w:val="28"/>
         </w:rPr>
-        <w:t>ОЧЕНЬ ИНТЕРЕСНЫЙ ВЫВОД</w:t>
-      </w:r>
-      <w:r>
-        <w:rPr>
-          <w:rFonts w:cs="Times New Roman"/>
-          <w:szCs w:val="28"/>
-        </w:rPr>
-        <w:t xml:space="preserve"> </w:t>
-      </w:r>
-      <w:r>
-        <w:rPr>
-          <w:rFonts w:cs="Times New Roman"/>
-          <w:szCs w:val="28"/>
-        </w:rPr>
-        <w:t xml:space="preserve">ОЧЕНЬ ИНТЕРЕСНЫЙ ВЫВОД ОЧЕНЬ ИНТЕРЕСНЫЙ ВЫВОД ОЧЕНЬ ИНТЕРЕСНЫЙ ВЫВОД ОЧЕНЬ ИНТЕРЕСНЫЙ ВЫВОД ОЧЕНЬ ИНТЕРЕСНЫЙ ВЫВОД ОЧЕНЬ ИНТЕРЕСНЫЙ ВЫВОД ОЧЕНЬ ИНТЕРЕСНЫЙ ВЫВОД ОЧЕНЬ ИНТЕРЕСНЫЙ ВЫВОД ОЧЕНЬ ИНТЕРЕСНЫЙ ВЫВОД ОЧЕНЬ ИНТЕРЕСНЫЙ ВЫВОД ОЧЕНЬ ИНТЕРЕСНЫЙ ВЫВОД ОЧЕНЬ ИНТЕРЕСНЫЙ ВЫВОД ОЧЕНЬ ИНТЕРЕСНЫЙ ВЫВОД ОЧЕНЬ ИНТЕРЕСНЫЙ ВЫВОД ОЧЕНЬ ИНТЕРЕСНЫЙ ВЫВОД ОЧЕНЬ ИНТЕРЕСНЫЙ ВЫВОД ОЧЕНЬ ИНТЕРЕСНЫЙ ВЫВОД ОЧЕНЬ ИНТЕРЕСНЫЙ ВЫВОД ОЧЕНЬ ИНТЕРЕСНЫЙ ВЫВОД ОЧЕНЬ ИНТЕРЕСНЫЙ ВЫВОД ОЧЕНЬ ИНТЕРЕСНЫЙ ВЫВОД ОЧЕНЬ ИНТЕРЕСНЫЙ ВЫВОД ОЧЕНЬ ИНТЕРЕСНЫЙ ВЫВОД ОЧЕНЬ ИНТЕРЕСНЫЙ ВЫВОД ОЧЕНЬ ИНТЕРЕСНЫЙ ВЫВОД ОЧЕНЬ ИНТЕРЕСНЫЙ ВЫВОД ОЧЕНЬ ИНТЕРЕСНЫЙ ВЫВОД ОЧЕНЬ ИНТЕРЕСНЫЙ ВЫВОД ОЧЕНЬ ИНТЕРЕСНЫЙ ВЫВОД ОЧЕНЬ ИНТЕРЕСНЫЙ ВЫВОД ОЧЕНЬ ИНТЕРЕСНЫЙ ВЫВОД ОЧЕНЬ ИНТЕРЕСНЫЙ ВЫВОД ОЧЕНЬ ИНТЕРЕСНЫЙ ВЫВОД ОЧЕНЬ ИНТЕРЕСНЫЙ ВЫВОД ОЧЕНЬ ИНТЕРЕСНЫЙ ВЫВОД ОЧЕНЬ ИНТЕРЕСНЫЙ ВЫВОД ОЧЕНЬ ИНТЕРЕСНЫЙ ВЫВОД ОЧЕНЬ ИНТЕРЕСНЫЙ ВЫВОД ОЧЕНЬ ИНТЕРЕСНЫЙ ВЫВОД ОЧЕНЬ ИНТЕРЕСНЫЙ ВЫВОД ОЧЕНЬ ИНТЕРЕСНЫЙ ВЫВОД ОЧЕНЬ ИНТЕРЕСНЫЙ ВЫВОД ОЧЕНЬ ИНТЕРЕСНЫЙ ВЫВОД ОЧЕНЬ ИНТЕРЕСНЫЙ ВЫВОД ОЧЕНЬ ИНТЕРЕСНЫЙ ВЫВОД ОЧЕНЬ ИНТЕРЕСНЫЙ ВЫВОД ОЧЕНЬ ИНТЕРЕСНЫЙ ВЫВОД ОЧЕНЬ ИНТЕРЕСНЫЙ ВЫВОД ОЧЕНЬ ИНТЕРЕСНЫЙ ВЫВОД ОЧЕНЬ ИНТЕРЕСНЫЙ ВЫВОД ОЧЕНЬ ИНТЕРЕСНЫЙ ВЫВОД ОЧЕНЬ ИНТЕРЕСНЫЙ ВЫВОД ОЧЕНЬ ИНТЕРЕСНЫЙ ВЫВОД </w:t>
-      </w:r>
-      <w:r>
-        <w:rPr>
-          <w:rFonts w:cs="Times New Roman"/>
-          <w:szCs w:val="28"/>
-        </w:rPr>
         <w:br w:type="page"/>
       </w:r>
     </w:p>
@@ -16777,7 +16896,7 @@
       <w:pPr>
         <w:pStyle w:val="Heading1"/>
       </w:pPr>
-      <w:bookmarkStart w:id="24" w:name="_Toc69670432"/>
+      <w:bookmarkStart w:id="24" w:name="_Toc69730858"/>
       <w:r>
         <w:rPr>
           <w:highlight w:val="red"/>
@@ -16795,45 +16914,6 @@
           <w:szCs w:val="28"/>
         </w:rPr>
       </w:pPr>
-      <w:r>
-        <w:rPr>
-          <w:rFonts w:cs="Times New Roman"/>
-          <w:szCs w:val="28"/>
-        </w:rPr>
-        <w:t xml:space="preserve">ЛА </w:t>
-      </w:r>
-      <w:proofErr w:type="spellStart"/>
-      <w:r>
-        <w:rPr>
-          <w:rFonts w:cs="Times New Roman"/>
-          <w:szCs w:val="28"/>
-        </w:rPr>
-        <w:t>ЛА</w:t>
-      </w:r>
-      <w:proofErr w:type="spellEnd"/>
-      <w:r>
-        <w:rPr>
-          <w:rFonts w:cs="Times New Roman"/>
-          <w:szCs w:val="28"/>
-        </w:rPr>
-        <w:t xml:space="preserve"> </w:t>
-      </w:r>
-      <w:proofErr w:type="spellStart"/>
-      <w:r>
-        <w:rPr>
-          <w:rFonts w:cs="Times New Roman"/>
-          <w:szCs w:val="28"/>
-        </w:rPr>
-        <w:t>ЛА</w:t>
-      </w:r>
-      <w:proofErr w:type="spellEnd"/>
-      <w:r>
-        <w:rPr>
-          <w:rFonts w:cs="Times New Roman"/>
-          <w:szCs w:val="28"/>
-        </w:rPr>
-        <w:t xml:space="preserve"> </w:t>
-      </w:r>
     </w:p>
     <w:p>
       <w:pPr>
@@ -16855,7 +16935,7 @@
       <w:pPr>
         <w:pStyle w:val="Heading1"/>
       </w:pPr>
-      <w:bookmarkStart w:id="25" w:name="_Toc69670433"/>
+      <w:bookmarkStart w:id="25" w:name="_Toc69730859"/>
       <w:r>
         <w:lastRenderedPageBreak/>
         <w:t>ПРИЛОЖЕНИЯ</w:t>
@@ -16866,7 +16946,7 @@
       <w:pPr>
         <w:pStyle w:val="Heading2"/>
       </w:pPr>
-      <w:bookmarkStart w:id="26" w:name="_Toc69670434"/>
+      <w:bookmarkStart w:id="26" w:name="_Toc69730860"/>
       <w:r>
         <w:t>Приложение 1</w:t>
       </w:r>
@@ -16874,41 +16954,15 @@
     </w:p>
     <w:p>
       <w:pPr>
-        <w:jc w:val="both"/>
-        <w:rPr>
-          <w:rFonts w:cs="Times New Roman"/>
-          <w:szCs w:val="28"/>
-        </w:rPr>
-      </w:pPr>
-      <w:r>
-        <w:rPr>
-          <w:rFonts w:cs="Times New Roman"/>
-          <w:szCs w:val="28"/>
-        </w:rPr>
-        <w:t xml:space="preserve">Я ЛЮБЛЮ </w:t>
-      </w:r>
-      <w:proofErr w:type="gramStart"/>
-      <w:r>
-        <w:rPr>
-          <w:rFonts w:cs="Times New Roman"/>
-          <w:szCs w:val="28"/>
-        </w:rPr>
-        <w:t>МЕМЫ</w:t>
-      </w:r>
-      <w:proofErr w:type="gramEnd"/>
-      <w:r>
-        <w:rPr>
-          <w:rFonts w:cs="Times New Roman"/>
-          <w:szCs w:val="28"/>
-        </w:rPr>
-        <w:t xml:space="preserve"> и Я ЛЮБЛЮ КОТОВ </w:t>
-      </w:r>
-    </w:p>
-    <w:p>
-      <w:pPr>
         <w:pStyle w:val="Heading2"/>
-      </w:pPr>
-      <w:bookmarkStart w:id="27" w:name="_Toc69670435"/>
+        <w:jc w:val="left"/>
+      </w:pPr>
+      <w:bookmarkStart w:id="27" w:name="_Toc69730861"/>
+    </w:p>
+    <w:p>
+      <w:pPr>
+        <w:pStyle w:val="Heading2"/>
+      </w:pPr>
       <w:r>
         <w:t xml:space="preserve">Приложение </w:t>
       </w:r>
@@ -17829,6 +17883,119 @@
     </w:lvl>
   </w:abstractNum>
   <w:abstractNum w:abstractNumId="7" w15:restartNumberingAfterBreak="0">
+    <w:nsid w:val="250A1D7C"/>
+    <w:multiLevelType w:val="hybridMultilevel"/>
+    <w:tmpl w:val="EB804A4E"/>
+    <w:lvl w:ilvl="0" w:tplc="2B0CDC28">
+      <w:start w:val="1"/>
+      <w:numFmt w:val="bullet"/>
+      <w:lvlText w:val=""/>
+      <w:lvlJc w:val="left"/>
+      <w:pPr>
+        <w:ind w:left="720" w:hanging="360"/>
+      </w:pPr>
+      <w:rPr>
+        <w:rFonts w:ascii="Symbol" w:hAnsi="Symbol" w:hint="default"/>
+      </w:rPr>
+    </w:lvl>
+    <w:lvl w:ilvl="1" w:tplc="08090003" w:tentative="1">
+      <w:start w:val="1"/>
+      <w:numFmt w:val="bullet"/>
+      <w:lvlText w:val="o"/>
+      <w:lvlJc w:val="left"/>
+      <w:pPr>
+        <w:ind w:left="1440" w:hanging="360"/>
+      </w:pPr>
+      <w:rPr>
+        <w:rFonts w:ascii="Courier New" w:hAnsi="Courier New" w:cs="Courier New" w:hint="default"/>
+      </w:rPr>
+    </w:lvl>
+    <w:lvl w:ilvl="2" w:tplc="08090005" w:tentative="1">
+      <w:start w:val="1"/>
+      <w:numFmt w:val="bullet"/>
+      <w:lvlText w:val=""/>
+      <w:lvlJc w:val="left"/>
+      <w:pPr>
+        <w:ind w:left="2160" w:hanging="360"/>
+      </w:pPr>
+      <w:rPr>
+        <w:rFonts w:ascii="Wingdings" w:hAnsi="Wingdings" w:hint="default"/>
+      </w:rPr>
+    </w:lvl>
+    <w:lvl w:ilvl="3" w:tplc="08090001" w:tentative="1">
+      <w:start w:val="1"/>
+      <w:numFmt w:val="bullet"/>
+      <w:lvlText w:val=""/>
+      <w:lvlJc w:val="left"/>
+      <w:pPr>
+        <w:ind w:left="2880" w:hanging="360"/>
+      </w:pPr>
+      <w:rPr>
+        <w:rFonts w:ascii="Symbol" w:hAnsi="Symbol" w:hint="default"/>
+      </w:rPr>
+    </w:lvl>
+    <w:lvl w:ilvl="4" w:tplc="08090003" w:tentative="1">
+      <w:start w:val="1"/>
+      <w:numFmt w:val="bullet"/>
+      <w:lvlText w:val="o"/>
+      <w:lvlJc w:val="left"/>
+      <w:pPr>
+        <w:ind w:left="3600" w:hanging="360"/>
+      </w:pPr>
+      <w:rPr>
+        <w:rFonts w:ascii="Courier New" w:hAnsi="Courier New" w:cs="Courier New" w:hint="default"/>
+      </w:rPr>
+    </w:lvl>
+    <w:lvl w:ilvl="5" w:tplc="08090005" w:tentative="1">
+      <w:start w:val="1"/>
+      <w:numFmt w:val="bullet"/>
+      <w:lvlText w:val=""/>
+      <w:lvlJc w:val="left"/>
+      <w:pPr>
+        <w:ind w:left="4320" w:hanging="360"/>
+      </w:pPr>
+      <w:rPr>
+        <w:rFonts w:ascii="Wingdings" w:hAnsi="Wingdings" w:hint="default"/>
+      </w:rPr>
+    </w:lvl>
+    <w:lvl w:ilvl="6" w:tplc="08090001" w:tentative="1">
+      <w:start w:val="1"/>
+      <w:numFmt w:val="bullet"/>
+      <w:lvlText w:val=""/>
+      <w:lvlJc w:val="left"/>
+      <w:pPr>
+        <w:ind w:left="5040" w:hanging="360"/>
+      </w:pPr>
+      <w:rPr>
+        <w:rFonts w:ascii="Symbol" w:hAnsi="Symbol" w:hint="default"/>
+      </w:rPr>
+    </w:lvl>
+    <w:lvl w:ilvl="7" w:tplc="08090003" w:tentative="1">
+      <w:start w:val="1"/>
+      <w:numFmt w:val="bullet"/>
+      <w:lvlText w:val="o"/>
+      <w:lvlJc w:val="left"/>
+      <w:pPr>
+        <w:ind w:left="5760" w:hanging="360"/>
+      </w:pPr>
+      <w:rPr>
+        <w:rFonts w:ascii="Courier New" w:hAnsi="Courier New" w:cs="Courier New" w:hint="default"/>
+      </w:rPr>
+    </w:lvl>
+    <w:lvl w:ilvl="8" w:tplc="08090005" w:tentative="1">
+      <w:start w:val="1"/>
+      <w:numFmt w:val="bullet"/>
+      <w:lvlText w:val=""/>
+      <w:lvlJc w:val="left"/>
+      <w:pPr>
+        <w:ind w:left="6480" w:hanging="360"/>
+      </w:pPr>
+      <w:rPr>
+        <w:rFonts w:ascii="Wingdings" w:hAnsi="Wingdings" w:hint="default"/>
+      </w:rPr>
+    </w:lvl>
+  </w:abstractNum>
+  <w:abstractNum w:abstractNumId="8" w15:restartNumberingAfterBreak="0">
     <w:nsid w:val="29380D5C"/>
     <w:multiLevelType w:val="hybridMultilevel"/>
     <w:tmpl w:val="27BA7EA2"/>
@@ -17941,7 +18108,7 @@
       </w:rPr>
     </w:lvl>
   </w:abstractNum>
-  <w:abstractNum w:abstractNumId="8" w15:restartNumberingAfterBreak="0">
+  <w:abstractNum w:abstractNumId="9" w15:restartNumberingAfterBreak="0">
     <w:nsid w:val="2B44179E"/>
     <w:multiLevelType w:val="hybridMultilevel"/>
     <w:tmpl w:val="66AAE1AE"/>
@@ -18054,7 +18221,7 @@
       </w:rPr>
     </w:lvl>
   </w:abstractNum>
-  <w:abstractNum w:abstractNumId="9" w15:restartNumberingAfterBreak="0">
+  <w:abstractNum w:abstractNumId="10" w15:restartNumberingAfterBreak="0">
     <w:nsid w:val="2D6B20DB"/>
     <w:multiLevelType w:val="hybridMultilevel"/>
     <w:tmpl w:val="35C89922"/>
@@ -18167,7 +18334,7 @@
       </w:rPr>
     </w:lvl>
   </w:abstractNum>
-  <w:abstractNum w:abstractNumId="10" w15:restartNumberingAfterBreak="0">
+  <w:abstractNum w:abstractNumId="11" w15:restartNumberingAfterBreak="0">
     <w:nsid w:val="326343BC"/>
     <w:multiLevelType w:val="multilevel"/>
     <w:tmpl w:val="D230056C"/>
@@ -18280,7 +18447,7 @@
       </w:rPr>
     </w:lvl>
   </w:abstractNum>
-  <w:abstractNum w:abstractNumId="11" w15:restartNumberingAfterBreak="0">
+  <w:abstractNum w:abstractNumId="12" w15:restartNumberingAfterBreak="0">
     <w:nsid w:val="33DD5AA2"/>
     <w:multiLevelType w:val="hybridMultilevel"/>
     <w:tmpl w:val="71FAF6D0"/>
@@ -18393,7 +18560,7 @@
       </w:rPr>
     </w:lvl>
   </w:abstractNum>
-  <w:abstractNum w:abstractNumId="12" w15:restartNumberingAfterBreak="0">
+  <w:abstractNum w:abstractNumId="13" w15:restartNumberingAfterBreak="0">
     <w:nsid w:val="34155336"/>
     <w:multiLevelType w:val="multilevel"/>
     <w:tmpl w:val="D230056C"/>
@@ -18506,7 +18673,7 @@
       </w:rPr>
     </w:lvl>
   </w:abstractNum>
-  <w:abstractNum w:abstractNumId="13" w15:restartNumberingAfterBreak="0">
+  <w:abstractNum w:abstractNumId="14" w15:restartNumberingAfterBreak="0">
     <w:nsid w:val="345A157B"/>
     <w:multiLevelType w:val="hybridMultilevel"/>
     <w:tmpl w:val="8DDEE000"/>
@@ -18619,7 +18786,7 @@
       </w:rPr>
     </w:lvl>
   </w:abstractNum>
-  <w:abstractNum w:abstractNumId="14" w15:restartNumberingAfterBreak="0">
+  <w:abstractNum w:abstractNumId="15" w15:restartNumberingAfterBreak="0">
     <w:nsid w:val="3CA30118"/>
     <w:multiLevelType w:val="multilevel"/>
     <w:tmpl w:val="D230056C"/>
@@ -18732,7 +18899,120 @@
       </w:rPr>
     </w:lvl>
   </w:abstractNum>
-  <w:abstractNum w:abstractNumId="15" w15:restartNumberingAfterBreak="0">
+  <w:abstractNum w:abstractNumId="16" w15:restartNumberingAfterBreak="0">
+    <w:nsid w:val="3ED5222C"/>
+    <w:multiLevelType w:val="hybridMultilevel"/>
+    <w:tmpl w:val="664E54F0"/>
+    <w:lvl w:ilvl="0" w:tplc="2B0CDC28">
+      <w:start w:val="1"/>
+      <w:numFmt w:val="bullet"/>
+      <w:lvlText w:val=""/>
+      <w:lvlJc w:val="left"/>
+      <w:pPr>
+        <w:ind w:left="720" w:hanging="360"/>
+      </w:pPr>
+      <w:rPr>
+        <w:rFonts w:ascii="Symbol" w:hAnsi="Symbol" w:hint="default"/>
+      </w:rPr>
+    </w:lvl>
+    <w:lvl w:ilvl="1" w:tplc="08090003" w:tentative="1">
+      <w:start w:val="1"/>
+      <w:numFmt w:val="bullet"/>
+      <w:lvlText w:val="o"/>
+      <w:lvlJc w:val="left"/>
+      <w:pPr>
+        <w:ind w:left="1440" w:hanging="360"/>
+      </w:pPr>
+      <w:rPr>
+        <w:rFonts w:ascii="Courier New" w:hAnsi="Courier New" w:cs="Courier New" w:hint="default"/>
+      </w:rPr>
+    </w:lvl>
+    <w:lvl w:ilvl="2" w:tplc="08090005" w:tentative="1">
+      <w:start w:val="1"/>
+      <w:numFmt w:val="bullet"/>
+      <w:lvlText w:val=""/>
+      <w:lvlJc w:val="left"/>
+      <w:pPr>
+        <w:ind w:left="2160" w:hanging="360"/>
+      </w:pPr>
+      <w:rPr>
+        <w:rFonts w:ascii="Wingdings" w:hAnsi="Wingdings" w:hint="default"/>
+      </w:rPr>
+    </w:lvl>
+    <w:lvl w:ilvl="3" w:tplc="08090001" w:tentative="1">
+      <w:start w:val="1"/>
+      <w:numFmt w:val="bullet"/>
+      <w:lvlText w:val=""/>
+      <w:lvlJc w:val="left"/>
+      <w:pPr>
+        <w:ind w:left="2880" w:hanging="360"/>
+      </w:pPr>
+      <w:rPr>
+        <w:rFonts w:ascii="Symbol" w:hAnsi="Symbol" w:hint="default"/>
+      </w:rPr>
+    </w:lvl>
+    <w:lvl w:ilvl="4" w:tplc="08090003" w:tentative="1">
+      <w:start w:val="1"/>
+      <w:numFmt w:val="bullet"/>
+      <w:lvlText w:val="o"/>
+      <w:lvlJc w:val="left"/>
+      <w:pPr>
+        <w:ind w:left="3600" w:hanging="360"/>
+      </w:pPr>
+      <w:rPr>
+        <w:rFonts w:ascii="Courier New" w:hAnsi="Courier New" w:cs="Courier New" w:hint="default"/>
+      </w:rPr>
+    </w:lvl>
+    <w:lvl w:ilvl="5" w:tplc="08090005" w:tentative="1">
+      <w:start w:val="1"/>
+      <w:numFmt w:val="bullet"/>
+      <w:lvlText w:val=""/>
+      <w:lvlJc w:val="left"/>
+      <w:pPr>
+        <w:ind w:left="4320" w:hanging="360"/>
+      </w:pPr>
+      <w:rPr>
+        <w:rFonts w:ascii="Wingdings" w:hAnsi="Wingdings" w:hint="default"/>
+      </w:rPr>
+    </w:lvl>
+    <w:lvl w:ilvl="6" w:tplc="08090001" w:tentative="1">
+      <w:start w:val="1"/>
+      <w:numFmt w:val="bullet"/>
+      <w:lvlText w:val=""/>
+      <w:lvlJc w:val="left"/>
+      <w:pPr>
+        <w:ind w:left="5040" w:hanging="360"/>
+      </w:pPr>
+      <w:rPr>
+        <w:rFonts w:ascii="Symbol" w:hAnsi="Symbol" w:hint="default"/>
+      </w:rPr>
+    </w:lvl>
+    <w:lvl w:ilvl="7" w:tplc="08090003" w:tentative="1">
+      <w:start w:val="1"/>
+      <w:numFmt w:val="bullet"/>
+      <w:lvlText w:val="o"/>
+      <w:lvlJc w:val="left"/>
+      <w:pPr>
+        <w:ind w:left="5760" w:hanging="360"/>
+      </w:pPr>
+      <w:rPr>
+        <w:rFonts w:ascii="Courier New" w:hAnsi="Courier New" w:cs="Courier New" w:hint="default"/>
+      </w:rPr>
+    </w:lvl>
+    <w:lvl w:ilvl="8" w:tplc="08090005" w:tentative="1">
+      <w:start w:val="1"/>
+      <w:numFmt w:val="bullet"/>
+      <w:lvlText w:val=""/>
+      <w:lvlJc w:val="left"/>
+      <w:pPr>
+        <w:ind w:left="6480" w:hanging="360"/>
+      </w:pPr>
+      <w:rPr>
+        <w:rFonts w:ascii="Wingdings" w:hAnsi="Wingdings" w:hint="default"/>
+      </w:rPr>
+    </w:lvl>
+  </w:abstractNum>
+  <w:abstractNum w:abstractNumId="17" w15:restartNumberingAfterBreak="0">
     <w:nsid w:val="3F0979E8"/>
     <w:multiLevelType w:val="hybridMultilevel"/>
     <w:tmpl w:val="0EEE4158"/>
@@ -18845,7 +19125,7 @@
       </w:rPr>
     </w:lvl>
   </w:abstractNum>
-  <w:abstractNum w:abstractNumId="16" w15:restartNumberingAfterBreak="0">
+  <w:abstractNum w:abstractNumId="18" w15:restartNumberingAfterBreak="0">
     <w:nsid w:val="3F4C1149"/>
     <w:multiLevelType w:val="hybridMultilevel"/>
     <w:tmpl w:val="94B0A516"/>
@@ -18958,7 +19238,7 @@
       </w:rPr>
     </w:lvl>
   </w:abstractNum>
-  <w:abstractNum w:abstractNumId="17" w15:restartNumberingAfterBreak="0">
+  <w:abstractNum w:abstractNumId="19" w15:restartNumberingAfterBreak="0">
     <w:nsid w:val="3FA56E04"/>
     <w:multiLevelType w:val="hybridMultilevel"/>
     <w:tmpl w:val="A5202FBE"/>
@@ -19071,7 +19351,7 @@
       </w:rPr>
     </w:lvl>
   </w:abstractNum>
-  <w:abstractNum w:abstractNumId="18" w15:restartNumberingAfterBreak="0">
+  <w:abstractNum w:abstractNumId="20" w15:restartNumberingAfterBreak="0">
     <w:nsid w:val="427C58D6"/>
     <w:multiLevelType w:val="hybridMultilevel"/>
     <w:tmpl w:val="BC6A9DD0"/>
@@ -19184,7 +19464,7 @@
       </w:rPr>
     </w:lvl>
   </w:abstractNum>
-  <w:abstractNum w:abstractNumId="19" w15:restartNumberingAfterBreak="0">
+  <w:abstractNum w:abstractNumId="21" w15:restartNumberingAfterBreak="0">
     <w:nsid w:val="43B11233"/>
     <w:multiLevelType w:val="hybridMultilevel"/>
     <w:tmpl w:val="E7DC694C"/>
@@ -19297,7 +19577,7 @@
       </w:rPr>
     </w:lvl>
   </w:abstractNum>
-  <w:abstractNum w:abstractNumId="20" w15:restartNumberingAfterBreak="0">
+  <w:abstractNum w:abstractNumId="22" w15:restartNumberingAfterBreak="0">
     <w:nsid w:val="481811C3"/>
     <w:multiLevelType w:val="hybridMultilevel"/>
     <w:tmpl w:val="57A4B8FE"/>
@@ -19410,7 +19690,7 @@
       </w:rPr>
     </w:lvl>
   </w:abstractNum>
-  <w:abstractNum w:abstractNumId="21" w15:restartNumberingAfterBreak="0">
+  <w:abstractNum w:abstractNumId="23" w15:restartNumberingAfterBreak="0">
     <w:nsid w:val="4D9B6ACD"/>
     <w:multiLevelType w:val="hybridMultilevel"/>
     <w:tmpl w:val="0C06A51C"/>
@@ -19523,7 +19803,7 @@
       </w:rPr>
     </w:lvl>
   </w:abstractNum>
-  <w:abstractNum w:abstractNumId="22" w15:restartNumberingAfterBreak="0">
+  <w:abstractNum w:abstractNumId="24" w15:restartNumberingAfterBreak="0">
     <w:nsid w:val="4E3A5342"/>
     <w:multiLevelType w:val="hybridMultilevel"/>
     <w:tmpl w:val="A64C4A7E"/>
@@ -19636,7 +19916,7 @@
       </w:rPr>
     </w:lvl>
   </w:abstractNum>
-  <w:abstractNum w:abstractNumId="23" w15:restartNumberingAfterBreak="0">
+  <w:abstractNum w:abstractNumId="25" w15:restartNumberingAfterBreak="0">
     <w:nsid w:val="5CBE31DF"/>
     <w:multiLevelType w:val="hybridMultilevel"/>
     <w:tmpl w:val="8EB8A6C0"/>
@@ -19749,7 +20029,7 @@
       </w:rPr>
     </w:lvl>
   </w:abstractNum>
-  <w:abstractNum w:abstractNumId="24" w15:restartNumberingAfterBreak="0">
+  <w:abstractNum w:abstractNumId="26" w15:restartNumberingAfterBreak="0">
     <w:nsid w:val="70595A84"/>
     <w:multiLevelType w:val="hybridMultilevel"/>
     <w:tmpl w:val="7B469C3C"/>
@@ -19862,7 +20142,7 @@
       </w:rPr>
     </w:lvl>
   </w:abstractNum>
-  <w:abstractNum w:abstractNumId="25" w15:restartNumberingAfterBreak="0">
+  <w:abstractNum w:abstractNumId="27" w15:restartNumberingAfterBreak="0">
     <w:nsid w:val="7D2B389C"/>
     <w:multiLevelType w:val="hybridMultilevel"/>
     <w:tmpl w:val="D1740022"/>
@@ -19975,7 +20255,7 @@
       </w:rPr>
     </w:lvl>
   </w:abstractNum>
-  <w:abstractNum w:abstractNumId="26" w15:restartNumberingAfterBreak="0">
+  <w:abstractNum w:abstractNumId="28" w15:restartNumberingAfterBreak="0">
     <w:nsid w:val="7D520B67"/>
     <w:multiLevelType w:val="multilevel"/>
     <w:tmpl w:val="D230056C"/>
@@ -20089,22 +20369,22 @@
     </w:lvl>
   </w:abstractNum>
   <w:num w:numId="1">
-    <w:abstractNumId w:val="8"/>
+    <w:abstractNumId w:val="9"/>
   </w:num>
   <w:num w:numId="2">
     <w:abstractNumId w:val="1"/>
   </w:num>
   <w:num w:numId="3">
-    <w:abstractNumId w:val="11"/>
+    <w:abstractNumId w:val="12"/>
   </w:num>
   <w:num w:numId="4">
     <w:abstractNumId w:val="0"/>
   </w:num>
   <w:num w:numId="5">
-    <w:abstractNumId w:val="25"/>
+    <w:abstractNumId w:val="27"/>
   </w:num>
   <w:num w:numId="6">
-    <w:abstractNumId w:val="18"/>
+    <w:abstractNumId w:val="20"/>
   </w:num>
   <w:num w:numId="7">
     <w:abstractNumId w:val="5"/>
@@ -20113,61 +20393,67 @@
     <w:abstractNumId w:val="6"/>
   </w:num>
   <w:num w:numId="9">
-    <w:abstractNumId w:val="21"/>
+    <w:abstractNumId w:val="23"/>
   </w:num>
   <w:num w:numId="10">
+    <w:abstractNumId w:val="28"/>
+  </w:num>
+  <w:num w:numId="11">
+    <w:abstractNumId w:val="11"/>
+  </w:num>
+  <w:num w:numId="12">
+    <w:abstractNumId w:val="15"/>
+  </w:num>
+  <w:num w:numId="13">
+    <w:abstractNumId w:val="19"/>
+  </w:num>
+  <w:num w:numId="14">
+    <w:abstractNumId w:val="10"/>
+  </w:num>
+  <w:num w:numId="15">
     <w:abstractNumId w:val="26"/>
   </w:num>
-  <w:num w:numId="11">
-    <w:abstractNumId w:val="10"/>
-  </w:num>
-  <w:num w:numId="12">
-    <w:abstractNumId w:val="14"/>
-  </w:num>
-  <w:num w:numId="13">
-    <w:abstractNumId w:val="17"/>
-  </w:num>
-  <w:num w:numId="14">
-    <w:abstractNumId w:val="9"/>
-  </w:num>
-  <w:num w:numId="15">
-    <w:abstractNumId w:val="24"/>
-  </w:num>
   <w:num w:numId="16">
-    <w:abstractNumId w:val="16"/>
+    <w:abstractNumId w:val="18"/>
   </w:num>
   <w:num w:numId="17">
-    <w:abstractNumId w:val="12"/>
+    <w:abstractNumId w:val="13"/>
   </w:num>
   <w:num w:numId="18">
-    <w:abstractNumId w:val="19"/>
+    <w:abstractNumId w:val="21"/>
   </w:num>
   <w:num w:numId="19">
     <w:abstractNumId w:val="4"/>
   </w:num>
   <w:num w:numId="20">
-    <w:abstractNumId w:val="22"/>
+    <w:abstractNumId w:val="24"/>
   </w:num>
   <w:num w:numId="21">
     <w:abstractNumId w:val="2"/>
   </w:num>
   <w:num w:numId="22">
-    <w:abstractNumId w:val="7"/>
+    <w:abstractNumId w:val="8"/>
   </w:num>
   <w:num w:numId="23">
-    <w:abstractNumId w:val="23"/>
+    <w:abstractNumId w:val="25"/>
   </w:num>
   <w:num w:numId="24">
-    <w:abstractNumId w:val="15"/>
+    <w:abstractNumId w:val="17"/>
   </w:num>
   <w:num w:numId="25">
     <w:abstractNumId w:val="3"/>
   </w:num>
   <w:num w:numId="26">
-    <w:abstractNumId w:val="13"/>
+    <w:abstractNumId w:val="14"/>
   </w:num>
   <w:num w:numId="27">
-    <w:abstractNumId w:val="20"/>
+    <w:abstractNumId w:val="22"/>
+  </w:num>
+  <w:num w:numId="28">
+    <w:abstractNumId w:val="7"/>
+  </w:num>
+  <w:num w:numId="29">
+    <w:abstractNumId w:val="16"/>
   </w:num>
 </w:numbering>
 </file>

--- a/Пояснительная записка.docx
+++ b/Пояснительная записка.docx
@@ -3213,128 +3213,6 @@
           <w:rFonts w:cs="Times New Roman"/>
           <w:szCs w:val="28"/>
         </w:rPr>
-        <w:t xml:space="preserve">. </w:t>
-      </w:r>
-      <w:r>
-        <w:rPr>
-          <w:rFonts w:cs="Times New Roman"/>
-          <w:szCs w:val="28"/>
-        </w:rPr>
-        <w:t xml:space="preserve">Дистрибуция будет </w:t>
-      </w:r>
-      <w:r>
-        <w:rPr>
-          <w:rFonts w:cs="Times New Roman"/>
-          <w:szCs w:val="28"/>
-        </w:rPr>
-        <w:lastRenderedPageBreak/>
-        <w:t>осуществляться</w:t>
-      </w:r>
-      <w:r>
-        <w:rPr>
-          <w:rFonts w:cs="Times New Roman"/>
-          <w:szCs w:val="28"/>
-        </w:rPr>
-        <w:t xml:space="preserve"> </w:t>
-      </w:r>
-      <w:r>
-        <w:rPr>
-          <w:rFonts w:cs="Times New Roman"/>
-          <w:szCs w:val="28"/>
-        </w:rPr>
-        <w:t xml:space="preserve">в виде образа </w:t>
-      </w:r>
-      <w:r>
-        <w:rPr>
-          <w:rFonts w:cs="Times New Roman"/>
-          <w:szCs w:val="28"/>
-          <w:lang w:val="en-US"/>
-        </w:rPr>
-        <w:t>docker</w:t>
-      </w:r>
-      <w:r>
-        <w:rPr>
-          <w:rFonts w:cs="Times New Roman"/>
-          <w:szCs w:val="28"/>
-        </w:rPr>
-        <w:t xml:space="preserve">-контейнера для сервер-приложения и </w:t>
-      </w:r>
-      <w:proofErr w:type="gramStart"/>
-      <w:r>
-        <w:rPr>
-          <w:rFonts w:cs="Times New Roman"/>
-          <w:szCs w:val="28"/>
-          <w:lang w:val="en-US"/>
-        </w:rPr>
-        <w:t>Java</w:t>
-      </w:r>
-      <w:r>
-        <w:rPr>
-          <w:rFonts w:cs="Times New Roman"/>
-          <w:szCs w:val="28"/>
-        </w:rPr>
-        <w:t xml:space="preserve">  </w:t>
-      </w:r>
-      <w:r>
-        <w:rPr>
-          <w:rFonts w:cs="Times New Roman"/>
-          <w:szCs w:val="28"/>
-          <w:lang w:val="en-US"/>
-        </w:rPr>
-        <w:t>Runtime</w:t>
-      </w:r>
-      <w:proofErr w:type="gramEnd"/>
-      <w:r>
-        <w:rPr>
-          <w:rFonts w:cs="Times New Roman"/>
-          <w:szCs w:val="28"/>
-        </w:rPr>
-        <w:t xml:space="preserve"> </w:t>
-      </w:r>
-      <w:r>
-        <w:rPr>
-          <w:rFonts w:cs="Times New Roman"/>
-          <w:szCs w:val="28"/>
-          <w:lang w:val="en-US"/>
-        </w:rPr>
-        <w:t>Image</w:t>
-      </w:r>
-      <w:r>
-        <w:rPr>
-          <w:rFonts w:cs="Times New Roman"/>
-          <w:szCs w:val="28"/>
-        </w:rPr>
-        <w:t xml:space="preserve"> для клиент-приложения</w:t>
-      </w:r>
-      <w:r>
-        <w:rPr>
-          <w:rFonts w:cs="Times New Roman"/>
-          <w:szCs w:val="28"/>
-        </w:rPr>
-        <w:t xml:space="preserve"> </w:t>
-      </w:r>
-      <w:r>
-        <w:rPr>
-          <w:rFonts w:cs="Times New Roman"/>
-          <w:szCs w:val="28"/>
-        </w:rPr>
-        <w:t xml:space="preserve">с использованием инструмента </w:t>
-      </w:r>
-      <w:proofErr w:type="spellStart"/>
-      <w:r>
-        <w:rPr>
-          <w:rFonts w:cs="Times New Roman"/>
-          <w:szCs w:val="28"/>
-          <w:lang w:val="en-US"/>
-        </w:rPr>
-        <w:t>Jlink</w:t>
-      </w:r>
-      <w:proofErr w:type="spellEnd"/>
-      <w:r>
-        <w:rPr>
-          <w:rFonts w:cs="Times New Roman"/>
-          <w:szCs w:val="28"/>
-        </w:rPr>
         <w:t>.</w:t>
       </w:r>
     </w:p>
@@ -3352,6 +3230,7 @@
           <w:rFonts w:cs="Times New Roman"/>
           <w:szCs w:val="28"/>
         </w:rPr>
+        <w:lastRenderedPageBreak/>
         <w:br w:type="page"/>
       </w:r>
     </w:p>
@@ -4220,7 +4099,7 @@
       <w:bookmarkStart w:id="2" w:name="_Toc69730836"/>
       <w:r>
         <w:rPr>
-          <w:highlight w:val="yellow"/>
+          <w:highlight w:val="green"/>
         </w:rPr>
         <w:lastRenderedPageBreak/>
         <w:t>ОПИСАНИЕ ПРЕДМЕТНОЙ ОБЛАСТИ</w:t>
@@ -4557,15 +4436,7 @@
           <w:iCs/>
           <w:szCs w:val="28"/>
         </w:rPr>
-        <w:t xml:space="preserve"> В один времени может быть авторизован только один пользователь с</w:t>
-      </w:r>
-      <w:r>
-        <w:rPr>
-          <w:rFonts w:eastAsiaTheme="minorEastAsia" w:cs="Times New Roman"/>
-          <w:iCs/>
-          <w:szCs w:val="28"/>
-        </w:rPr>
-        <w:t>о стороны клиента</w:t>
+        <w:t xml:space="preserve"> В один времени может быть авторизован только один пользователь со стороны клиента</w:t>
       </w:r>
       <w:r>
         <w:rPr>
@@ -16868,12 +16739,826 @@
     </w:p>
     <w:p>
       <w:pPr>
+        <w:ind w:firstLine="709"/>
         <w:jc w:val="both"/>
         <w:rPr>
           <w:rFonts w:cs="Times New Roman"/>
           <w:szCs w:val="28"/>
         </w:rPr>
       </w:pPr>
+      <w:r>
+        <w:rPr>
+          <w:rFonts w:cs="Times New Roman"/>
+          <w:szCs w:val="28"/>
+        </w:rPr>
+        <w:t xml:space="preserve">В ходе написания </w:t>
+      </w:r>
+      <w:r>
+        <w:rPr>
+          <w:rFonts w:cs="Times New Roman"/>
+          <w:szCs w:val="28"/>
+        </w:rPr>
+        <w:t>данной</w:t>
+      </w:r>
+      <w:r>
+        <w:rPr>
+          <w:rFonts w:cs="Times New Roman"/>
+          <w:szCs w:val="28"/>
+        </w:rPr>
+        <w:t xml:space="preserve"> </w:t>
+      </w:r>
+      <w:r>
+        <w:rPr>
+          <w:rFonts w:cs="Times New Roman"/>
+          <w:szCs w:val="28"/>
+        </w:rPr>
+        <w:t>работы</w:t>
+      </w:r>
+      <w:r>
+        <w:rPr>
+          <w:rFonts w:cs="Times New Roman"/>
+          <w:szCs w:val="28"/>
+        </w:rPr>
+        <w:t xml:space="preserve"> был</w:t>
+      </w:r>
+      <w:r>
+        <w:rPr>
+          <w:rFonts w:cs="Times New Roman"/>
+          <w:szCs w:val="28"/>
+        </w:rPr>
+        <w:t>о разработано клиент-серверное приложение для возможности обмена текстовыми сообщениями между несколькими пользователями</w:t>
+      </w:r>
+      <w:r>
+        <w:rPr>
+          <w:rFonts w:cs="Times New Roman"/>
+          <w:szCs w:val="28"/>
+        </w:rPr>
+        <w:t xml:space="preserve">, </w:t>
+      </w:r>
+      <w:r>
+        <w:rPr>
+          <w:rFonts w:cs="Times New Roman"/>
+          <w:szCs w:val="28"/>
+        </w:rPr>
+        <w:t xml:space="preserve">включающее в себя сервер с использованием библиотеки </w:t>
+      </w:r>
+      <w:r>
+        <w:rPr>
+          <w:rFonts w:cs="Times New Roman"/>
+          <w:szCs w:val="28"/>
+          <w:lang w:val="en-US"/>
+        </w:rPr>
+        <w:t>Spring</w:t>
+      </w:r>
+      <w:r>
+        <w:rPr>
+          <w:rFonts w:cs="Times New Roman"/>
+          <w:szCs w:val="28"/>
+        </w:rPr>
+        <w:t xml:space="preserve"> </w:t>
+      </w:r>
+      <w:r>
+        <w:rPr>
+          <w:rFonts w:cs="Times New Roman"/>
+          <w:szCs w:val="28"/>
+          <w:lang w:val="en-US"/>
+        </w:rPr>
+        <w:t>Boot</w:t>
+      </w:r>
+      <w:r>
+        <w:rPr>
+          <w:rFonts w:cs="Times New Roman"/>
+          <w:szCs w:val="28"/>
+        </w:rPr>
+        <w:t xml:space="preserve"> </w:t>
+      </w:r>
+      <w:r>
+        <w:rPr>
+          <w:rFonts w:cs="Times New Roman"/>
+          <w:szCs w:val="28"/>
+        </w:rPr>
+        <w:t xml:space="preserve">и клиент с применением </w:t>
+      </w:r>
+      <w:r>
+        <w:rPr>
+          <w:rFonts w:cs="Times New Roman"/>
+          <w:szCs w:val="28"/>
+          <w:lang w:val="en-US"/>
+        </w:rPr>
+        <w:t>GUI</w:t>
+      </w:r>
+      <w:r>
+        <w:rPr>
+          <w:rFonts w:cs="Times New Roman"/>
+          <w:szCs w:val="28"/>
+        </w:rPr>
+        <w:t xml:space="preserve"> </w:t>
+      </w:r>
+      <w:r>
+        <w:rPr>
+          <w:rFonts w:cs="Times New Roman"/>
+          <w:szCs w:val="28"/>
+        </w:rPr>
+        <w:t xml:space="preserve">библиотеки </w:t>
+      </w:r>
+      <w:r>
+        <w:rPr>
+          <w:rFonts w:cs="Times New Roman"/>
+          <w:szCs w:val="28"/>
+          <w:lang w:val="en-US"/>
+        </w:rPr>
+        <w:t>JavaFX</w:t>
+      </w:r>
+      <w:r>
+        <w:rPr>
+          <w:rFonts w:cs="Times New Roman"/>
+          <w:szCs w:val="28"/>
+        </w:rPr>
+        <w:t>.</w:t>
+      </w:r>
+      <w:r>
+        <w:rPr>
+          <w:rFonts w:cs="Times New Roman"/>
+          <w:szCs w:val="28"/>
+        </w:rPr>
+        <w:t xml:space="preserve"> </w:t>
+      </w:r>
+    </w:p>
+    <w:p>
+      <w:pPr>
+        <w:ind w:firstLine="709"/>
+        <w:jc w:val="both"/>
+        <w:rPr>
+          <w:rFonts w:cs="Times New Roman"/>
+          <w:szCs w:val="28"/>
+        </w:rPr>
+      </w:pPr>
+      <w:r>
+        <w:rPr>
+          <w:rFonts w:cs="Times New Roman"/>
+          <w:szCs w:val="28"/>
+        </w:rPr>
+        <w:t>Особенностями данной работы является её своеобразный стек разработки</w:t>
+      </w:r>
+      <w:r>
+        <w:rPr>
+          <w:rFonts w:cs="Times New Roman"/>
+          <w:szCs w:val="28"/>
+        </w:rPr>
+        <w:t>:</w:t>
+      </w:r>
+      <w:r>
+        <w:rPr>
+          <w:rFonts w:cs="Times New Roman"/>
+          <w:szCs w:val="28"/>
+        </w:rPr>
+        <w:t xml:space="preserve"> </w:t>
+      </w:r>
+      <w:r>
+        <w:rPr>
+          <w:rFonts w:cs="Times New Roman"/>
+          <w:szCs w:val="28"/>
+        </w:rPr>
+        <w:t>с</w:t>
+      </w:r>
+      <w:r>
+        <w:rPr>
+          <w:rFonts w:cs="Times New Roman"/>
+          <w:szCs w:val="28"/>
+        </w:rPr>
+        <w:t xml:space="preserve">о стороны сервера был использован интерфейс </w:t>
+      </w:r>
+      <w:proofErr w:type="spellStart"/>
+      <w:r>
+        <w:rPr>
+          <w:rFonts w:cs="Times New Roman"/>
+          <w:szCs w:val="28"/>
+          <w:lang w:val="en-US"/>
+        </w:rPr>
+        <w:t>MongoRepository</w:t>
+      </w:r>
+      <w:proofErr w:type="spellEnd"/>
+      <w:r>
+        <w:rPr>
+          <w:rFonts w:cs="Times New Roman"/>
+          <w:szCs w:val="28"/>
+        </w:rPr>
+        <w:t xml:space="preserve"> </w:t>
+      </w:r>
+      <w:r>
+        <w:rPr>
+          <w:rFonts w:cs="Times New Roman"/>
+          <w:szCs w:val="28"/>
+        </w:rPr>
+        <w:t xml:space="preserve">для доступа к данным </w:t>
+      </w:r>
+      <w:r>
+        <w:rPr>
+          <w:rFonts w:cs="Times New Roman"/>
+          <w:szCs w:val="28"/>
+          <w:lang w:val="en-US"/>
+        </w:rPr>
+        <w:t>NoSQL</w:t>
+      </w:r>
+      <w:r>
+        <w:rPr>
+          <w:rFonts w:cs="Times New Roman"/>
+          <w:szCs w:val="28"/>
+        </w:rPr>
+        <w:t xml:space="preserve"> </w:t>
+      </w:r>
+      <w:r>
+        <w:rPr>
+          <w:rFonts w:cs="Times New Roman"/>
+          <w:szCs w:val="28"/>
+        </w:rPr>
+        <w:t xml:space="preserve">СУБД </w:t>
+      </w:r>
+      <w:r>
+        <w:rPr>
+          <w:rFonts w:cs="Times New Roman"/>
+          <w:szCs w:val="28"/>
+          <w:lang w:val="en-US"/>
+        </w:rPr>
+        <w:t>MongoDB</w:t>
+      </w:r>
+      <w:r>
+        <w:rPr>
+          <w:rFonts w:cs="Times New Roman"/>
+          <w:szCs w:val="28"/>
+        </w:rPr>
+        <w:t xml:space="preserve"> </w:t>
+      </w:r>
+      <w:r>
+        <w:rPr>
+          <w:rFonts w:cs="Times New Roman"/>
+          <w:szCs w:val="28"/>
+        </w:rPr>
+        <w:t xml:space="preserve">через </w:t>
+      </w:r>
+      <w:r>
+        <w:rPr>
+          <w:rFonts w:cs="Times New Roman"/>
+          <w:szCs w:val="28"/>
+          <w:lang w:val="en-US"/>
+        </w:rPr>
+        <w:t>Spring</w:t>
+      </w:r>
+      <w:r>
+        <w:rPr>
+          <w:rFonts w:cs="Times New Roman"/>
+          <w:szCs w:val="28"/>
+        </w:rPr>
+        <w:t xml:space="preserve"> </w:t>
+      </w:r>
+      <w:r>
+        <w:rPr>
+          <w:rFonts w:cs="Times New Roman"/>
+          <w:szCs w:val="28"/>
+          <w:lang w:val="en-US"/>
+        </w:rPr>
+        <w:t>ORM</w:t>
+      </w:r>
+      <w:r>
+        <w:rPr>
+          <w:rFonts w:cs="Times New Roman"/>
+          <w:szCs w:val="28"/>
+        </w:rPr>
+        <w:t xml:space="preserve">, </w:t>
+      </w:r>
+      <w:r>
+        <w:rPr>
+          <w:rFonts w:cs="Times New Roman"/>
+          <w:szCs w:val="28"/>
+        </w:rPr>
+        <w:t>а со стороны клиента работают несколько потоков для получения обновлений сообщений</w:t>
+      </w:r>
+      <w:r>
+        <w:rPr>
+          <w:rFonts w:cs="Times New Roman"/>
+          <w:szCs w:val="28"/>
+        </w:rPr>
+        <w:t xml:space="preserve"> </w:t>
+      </w:r>
+      <w:r>
+        <w:rPr>
+          <w:rFonts w:cs="Times New Roman"/>
+          <w:szCs w:val="28"/>
+        </w:rPr>
+        <w:t>пользователя</w:t>
+      </w:r>
+      <w:r>
+        <w:rPr>
+          <w:rFonts w:cs="Times New Roman"/>
+          <w:szCs w:val="28"/>
+        </w:rPr>
+        <w:t xml:space="preserve"> с помощью механизма </w:t>
+      </w:r>
+      <w:proofErr w:type="spellStart"/>
+      <w:r>
+        <w:rPr>
+          <w:rFonts w:cs="Times New Roman"/>
+          <w:szCs w:val="28"/>
+        </w:rPr>
+        <w:t>лонгпулинга</w:t>
+      </w:r>
+      <w:proofErr w:type="spellEnd"/>
+      <w:r>
+        <w:rPr>
+          <w:rFonts w:cs="Times New Roman"/>
+          <w:szCs w:val="28"/>
+        </w:rPr>
+        <w:t xml:space="preserve"> </w:t>
+      </w:r>
+      <w:r>
+        <w:rPr>
+          <w:rFonts w:cs="Times New Roman"/>
+          <w:szCs w:val="28"/>
+        </w:rPr>
+        <w:t>с последующей синхронизацией через</w:t>
+      </w:r>
+      <w:r>
+        <w:rPr>
+          <w:rFonts w:cs="Times New Roman"/>
+          <w:szCs w:val="28"/>
+        </w:rPr>
+        <w:t xml:space="preserve"> </w:t>
+      </w:r>
+      <w:r>
+        <w:rPr>
+          <w:rFonts w:cs="Times New Roman"/>
+          <w:szCs w:val="28"/>
+        </w:rPr>
+        <w:t>главный</w:t>
+      </w:r>
+      <w:r>
+        <w:rPr>
+          <w:rFonts w:cs="Times New Roman"/>
+          <w:szCs w:val="28"/>
+        </w:rPr>
+        <w:t xml:space="preserve"> поток </w:t>
+      </w:r>
+      <w:r>
+        <w:rPr>
+          <w:rFonts w:cs="Times New Roman"/>
+          <w:szCs w:val="28"/>
+          <w:lang w:val="en-US"/>
+        </w:rPr>
+        <w:t>JavaFX</w:t>
+      </w:r>
+      <w:r>
+        <w:rPr>
+          <w:rFonts w:cs="Times New Roman"/>
+          <w:szCs w:val="28"/>
+        </w:rPr>
+        <w:t>.</w:t>
+      </w:r>
+    </w:p>
+    <w:p>
+      <w:pPr>
+        <w:ind w:firstLine="709"/>
+        <w:jc w:val="both"/>
+        <w:rPr>
+          <w:rFonts w:ascii="TimesNewRomanPSMT" w:hAnsi="TimesNewRomanPSMT"/>
+          <w:szCs w:val="28"/>
+        </w:rPr>
+      </w:pPr>
+      <w:r>
+        <w:rPr>
+          <w:rFonts w:cs="Times New Roman"/>
+          <w:szCs w:val="28"/>
+        </w:rPr>
+        <w:t>Приложение полностью готово к дистрибуции</w:t>
+      </w:r>
+      <w:r>
+        <w:rPr>
+          <w:rFonts w:cs="Times New Roman"/>
+          <w:szCs w:val="28"/>
+        </w:rPr>
+        <w:t>:</w:t>
+      </w:r>
+      <w:r>
+        <w:rPr>
+          <w:rFonts w:cs="Times New Roman"/>
+          <w:szCs w:val="28"/>
+        </w:rPr>
+        <w:t xml:space="preserve"> </w:t>
+      </w:r>
+      <w:r>
+        <w:rPr>
+          <w:rFonts w:cs="Times New Roman"/>
+          <w:szCs w:val="28"/>
+        </w:rPr>
+        <w:t xml:space="preserve">чат-сервер </w:t>
+      </w:r>
+      <w:r>
+        <w:rPr>
+          <w:rFonts w:cs="Times New Roman"/>
+          <w:szCs w:val="28"/>
+          <w:lang w:val="en-US"/>
+        </w:rPr>
+        <w:t>Spring</w:t>
+      </w:r>
+      <w:r>
+        <w:rPr>
+          <w:rFonts w:cs="Times New Roman"/>
+          <w:szCs w:val="28"/>
+        </w:rPr>
+        <w:t xml:space="preserve"> </w:t>
+      </w:r>
+      <w:r>
+        <w:rPr>
+          <w:rFonts w:cs="Times New Roman"/>
+          <w:szCs w:val="28"/>
+        </w:rPr>
+        <w:t>запакован в</w:t>
+      </w:r>
+      <w:r>
+        <w:rPr>
+          <w:rFonts w:cs="Times New Roman"/>
+          <w:szCs w:val="28"/>
+        </w:rPr>
+        <w:t xml:space="preserve"> образ</w:t>
+      </w:r>
+      <w:r>
+        <w:rPr>
+          <w:rFonts w:cs="Times New Roman"/>
+          <w:szCs w:val="28"/>
+        </w:rPr>
+        <w:t xml:space="preserve"> </w:t>
+      </w:r>
+      <w:r>
+        <w:rPr>
+          <w:rFonts w:cs="Times New Roman"/>
+          <w:szCs w:val="28"/>
+          <w:lang w:val="en-US"/>
+        </w:rPr>
+        <w:t>d</w:t>
+      </w:r>
+      <w:r>
+        <w:rPr>
+          <w:rFonts w:cs="Times New Roman"/>
+          <w:szCs w:val="28"/>
+          <w:lang w:val="en-US"/>
+        </w:rPr>
+        <w:t>ocker</w:t>
+      </w:r>
+      <w:r>
+        <w:rPr>
+          <w:rFonts w:cs="Times New Roman"/>
+          <w:szCs w:val="28"/>
+        </w:rPr>
+        <w:t>-контейнера</w:t>
+      </w:r>
+      <w:r>
+        <w:rPr>
+          <w:rFonts w:cs="Times New Roman"/>
+          <w:szCs w:val="28"/>
+        </w:rPr>
+        <w:t xml:space="preserve"> </w:t>
+      </w:r>
+      <w:r>
+        <w:rPr>
+          <w:rFonts w:cs="Times New Roman"/>
+          <w:szCs w:val="28"/>
+        </w:rPr>
+        <w:t xml:space="preserve">с помощью плагина </w:t>
+      </w:r>
+      <w:r>
+        <w:rPr>
+          <w:rFonts w:cs="Times New Roman"/>
+          <w:szCs w:val="28"/>
+          <w:lang w:val="en-US"/>
+        </w:rPr>
+        <w:t>spring</w:t>
+      </w:r>
+      <w:r>
+        <w:rPr>
+          <w:rFonts w:cs="Times New Roman"/>
+          <w:szCs w:val="28"/>
+        </w:rPr>
+        <w:t>-</w:t>
+      </w:r>
+      <w:r>
+        <w:rPr>
+          <w:rFonts w:cs="Times New Roman"/>
+          <w:szCs w:val="28"/>
+          <w:lang w:val="en-US"/>
+        </w:rPr>
+        <w:t>boot</w:t>
+      </w:r>
+      <w:r>
+        <w:rPr>
+          <w:rFonts w:cs="Times New Roman"/>
+          <w:szCs w:val="28"/>
+        </w:rPr>
+        <w:t xml:space="preserve"> </w:t>
+      </w:r>
+      <w:r>
+        <w:rPr>
+          <w:rFonts w:cs="Times New Roman"/>
+          <w:szCs w:val="28"/>
+        </w:rPr>
+        <w:t>в</w:t>
+      </w:r>
+      <w:r>
+        <w:rPr>
+          <w:rFonts w:cs="Times New Roman"/>
+          <w:szCs w:val="28"/>
+        </w:rPr>
+        <w:t xml:space="preserve"> </w:t>
+      </w:r>
+      <w:r>
+        <w:rPr>
+          <w:rFonts w:cs="Times New Roman"/>
+          <w:szCs w:val="28"/>
+          <w:lang w:val="en-US"/>
+        </w:rPr>
+        <w:t>Maven</w:t>
+      </w:r>
+      <w:r>
+        <w:rPr>
+          <w:rFonts w:cs="Times New Roman"/>
+          <w:szCs w:val="28"/>
+        </w:rPr>
+        <w:t xml:space="preserve"> и загружен в </w:t>
+      </w:r>
+      <w:proofErr w:type="spellStart"/>
+      <w:r>
+        <w:rPr>
+          <w:rFonts w:cs="Times New Roman"/>
+          <w:szCs w:val="28"/>
+        </w:rPr>
+        <w:t>репозитории</w:t>
+      </w:r>
+      <w:proofErr w:type="spellEnd"/>
+      <w:r>
+        <w:rPr>
+          <w:rFonts w:cs="Times New Roman"/>
+          <w:szCs w:val="28"/>
+        </w:rPr>
+        <w:t xml:space="preserve"> </w:t>
+      </w:r>
+      <w:r>
+        <w:rPr>
+          <w:rFonts w:cs="Times New Roman"/>
+          <w:szCs w:val="28"/>
+          <w:lang w:val="en-US"/>
+        </w:rPr>
+        <w:t>Docker</w:t>
+      </w:r>
+      <w:r>
+        <w:rPr>
+          <w:rFonts w:cs="Times New Roman"/>
+          <w:szCs w:val="28"/>
+        </w:rPr>
+        <w:t xml:space="preserve"> </w:t>
+      </w:r>
+      <w:r>
+        <w:rPr>
+          <w:rFonts w:cs="Times New Roman"/>
+          <w:szCs w:val="28"/>
+          <w:lang w:val="en-US"/>
+        </w:rPr>
+        <w:t>Hub</w:t>
+      </w:r>
+      <w:r>
+        <w:rPr>
+          <w:rFonts w:cs="Times New Roman"/>
+          <w:szCs w:val="28"/>
+        </w:rPr>
+        <w:t xml:space="preserve"> </w:t>
+      </w:r>
+      <w:r>
+        <w:rPr>
+          <w:rFonts w:cs="Times New Roman"/>
+          <w:szCs w:val="28"/>
+        </w:rPr>
+        <w:t xml:space="preserve">и </w:t>
+      </w:r>
+      <w:r>
+        <w:rPr>
+          <w:rFonts w:cs="Times New Roman"/>
+          <w:szCs w:val="28"/>
+          <w:lang w:val="en-US"/>
+        </w:rPr>
+        <w:t>GitHub</w:t>
+      </w:r>
+      <w:r>
+        <w:rPr>
+          <w:rFonts w:cs="Times New Roman"/>
+          <w:szCs w:val="28"/>
+        </w:rPr>
+        <w:t xml:space="preserve"> </w:t>
+      </w:r>
+      <w:r>
+        <w:rPr>
+          <w:rFonts w:cs="Times New Roman"/>
+          <w:szCs w:val="28"/>
+          <w:lang w:val="en-US"/>
+        </w:rPr>
+        <w:t>Packages</w:t>
+      </w:r>
+      <w:r>
+        <w:rPr>
+          <w:rFonts w:cs="Times New Roman"/>
+          <w:szCs w:val="28"/>
+        </w:rPr>
+        <w:t>,</w:t>
+      </w:r>
+      <w:r>
+        <w:rPr>
+          <w:rFonts w:cs="Times New Roman"/>
+          <w:szCs w:val="28"/>
+        </w:rPr>
+        <w:t xml:space="preserve"> а </w:t>
+      </w:r>
+      <w:r>
+        <w:rPr>
+          <w:rFonts w:cs="Times New Roman"/>
+          <w:szCs w:val="28"/>
+        </w:rPr>
+        <w:t>о</w:t>
+      </w:r>
+      <w:r>
+        <w:rPr>
+          <w:rFonts w:cs="Times New Roman"/>
+          <w:szCs w:val="28"/>
+        </w:rPr>
+        <w:t xml:space="preserve">бразы клиентов </w:t>
+      </w:r>
+      <w:r>
+        <w:rPr>
+          <w:rFonts w:cs="Times New Roman"/>
+          <w:szCs w:val="28"/>
+          <w:lang w:val="en-US"/>
+        </w:rPr>
+        <w:t>JavaFX</w:t>
+      </w:r>
+      <w:r>
+        <w:rPr>
+          <w:rFonts w:cs="Times New Roman"/>
+          <w:szCs w:val="28"/>
+        </w:rPr>
+        <w:t xml:space="preserve"> </w:t>
+      </w:r>
+      <w:r>
+        <w:rPr>
+          <w:rFonts w:cs="Times New Roman"/>
+          <w:szCs w:val="28"/>
+        </w:rPr>
+        <w:t xml:space="preserve">скомпилированы в </w:t>
+      </w:r>
+      <w:r>
+        <w:rPr>
+          <w:rFonts w:cs="Times New Roman"/>
+          <w:szCs w:val="28"/>
+          <w:lang w:val="en-US"/>
+        </w:rPr>
+        <w:t>Java</w:t>
+      </w:r>
+      <w:r>
+        <w:rPr>
+          <w:rFonts w:cs="Times New Roman"/>
+          <w:szCs w:val="28"/>
+        </w:rPr>
+        <w:t xml:space="preserve"> </w:t>
+      </w:r>
+      <w:r>
+        <w:rPr>
+          <w:rFonts w:cs="Times New Roman"/>
+          <w:szCs w:val="28"/>
+          <w:lang w:val="en-US"/>
+        </w:rPr>
+        <w:t>Runtime</w:t>
+      </w:r>
+      <w:r>
+        <w:rPr>
+          <w:rFonts w:cs="Times New Roman"/>
+          <w:szCs w:val="28"/>
+        </w:rPr>
+        <w:t xml:space="preserve"> </w:t>
+      </w:r>
+      <w:r>
+        <w:rPr>
+          <w:rFonts w:cs="Times New Roman"/>
+          <w:szCs w:val="28"/>
+          <w:lang w:val="en-US"/>
+        </w:rPr>
+        <w:t>Image</w:t>
+      </w:r>
+      <w:r>
+        <w:rPr>
+          <w:rFonts w:cs="Times New Roman"/>
+          <w:szCs w:val="28"/>
+        </w:rPr>
+        <w:t xml:space="preserve"> </w:t>
+      </w:r>
+      <w:r>
+        <w:rPr>
+          <w:rFonts w:cs="Times New Roman"/>
+          <w:szCs w:val="28"/>
+        </w:rPr>
+        <w:t xml:space="preserve">с использованием инструмента </w:t>
+      </w:r>
+      <w:proofErr w:type="spellStart"/>
+      <w:r>
+        <w:rPr>
+          <w:rFonts w:cs="Times New Roman"/>
+          <w:szCs w:val="28"/>
+        </w:rPr>
+        <w:t>Jlink</w:t>
+      </w:r>
+      <w:proofErr w:type="spellEnd"/>
+      <w:r>
+        <w:rPr>
+          <w:rFonts w:cs="Times New Roman"/>
+          <w:szCs w:val="28"/>
+        </w:rPr>
+        <w:t>.</w:t>
+      </w:r>
+      <w:r>
+        <w:rPr>
+          <w:rFonts w:cs="Times New Roman"/>
+          <w:szCs w:val="28"/>
+        </w:rPr>
+        <w:t xml:space="preserve"> </w:t>
+      </w:r>
+      <w:r>
+        <w:rPr>
+          <w:rFonts w:cs="Times New Roman"/>
+          <w:szCs w:val="28"/>
+        </w:rPr>
+        <w:t>В</w:t>
+      </w:r>
+      <w:r>
+        <w:rPr>
+          <w:rFonts w:cs="Times New Roman"/>
+          <w:szCs w:val="28"/>
+        </w:rPr>
+        <w:t xml:space="preserve">се методы решения </w:t>
+      </w:r>
+      <w:r>
+        <w:rPr>
+          <w:rFonts w:ascii="TimesNewRomanPSMT" w:hAnsi="TimesNewRomanPSMT"/>
+          <w:szCs w:val="28"/>
+        </w:rPr>
+        <w:t xml:space="preserve">могут генерировать автоматически составляемую документацию при помощи инструмента </w:t>
+      </w:r>
+      <w:proofErr w:type="spellStart"/>
+      <w:r>
+        <w:rPr>
+          <w:rFonts w:ascii="TimesNewRomanPSMT" w:hAnsi="TimesNewRomanPSMT"/>
+          <w:szCs w:val="28"/>
+        </w:rPr>
+        <w:t>JavaDoc</w:t>
+      </w:r>
+      <w:proofErr w:type="spellEnd"/>
+      <w:r>
+        <w:rPr>
+          <w:rFonts w:ascii="TimesNewRomanPSMT" w:hAnsi="TimesNewRomanPSMT"/>
+          <w:szCs w:val="28"/>
+        </w:rPr>
+        <w:t>.</w:t>
+      </w:r>
+    </w:p>
+    <w:p>
+      <w:pPr>
+        <w:ind w:firstLine="709"/>
+        <w:jc w:val="both"/>
+        <w:rPr>
+          <w:rFonts w:cs="Times New Roman"/>
+          <w:szCs w:val="28"/>
+        </w:rPr>
+      </w:pPr>
+      <w:r>
+        <w:rPr>
+          <w:rFonts w:cs="Times New Roman"/>
+          <w:szCs w:val="28"/>
+        </w:rPr>
+        <w:t>Созданное решение удовлетворяет всем требованиям</w:t>
+      </w:r>
+      <w:r>
+        <w:rPr>
+          <w:rFonts w:cs="Times New Roman"/>
+          <w:szCs w:val="28"/>
+        </w:rPr>
+        <w:t xml:space="preserve"> </w:t>
+      </w:r>
+      <w:r>
+        <w:rPr>
+          <w:rFonts w:cs="Times New Roman"/>
+          <w:szCs w:val="28"/>
+        </w:rPr>
+        <w:t>и задачам</w:t>
+      </w:r>
+      <w:r>
+        <w:rPr>
+          <w:rFonts w:cs="Times New Roman"/>
+          <w:szCs w:val="28"/>
+        </w:rPr>
+        <w:t>.</w:t>
+      </w:r>
     </w:p>
     <w:p>
       <w:pPr>
@@ -18335,6 +19020,119 @@
     </w:lvl>
   </w:abstractNum>
   <w:abstractNum w:abstractNumId="11" w15:restartNumberingAfterBreak="0">
+    <w:nsid w:val="2E9847C4"/>
+    <w:multiLevelType w:val="multilevel"/>
+    <w:tmpl w:val="D9089B8C"/>
+    <w:lvl w:ilvl="0">
+      <w:start w:val="1"/>
+      <w:numFmt w:val="decimal"/>
+      <w:lvlText w:val="%1."/>
+      <w:lvlJc w:val="left"/>
+      <w:pPr>
+        <w:tabs>
+          <w:tab w:val="num" w:pos="720"/>
+        </w:tabs>
+        <w:ind w:left="720" w:hanging="360"/>
+      </w:pPr>
+    </w:lvl>
+    <w:lvl w:ilvl="1" w:tentative="1">
+      <w:start w:val="1"/>
+      <w:numFmt w:val="decimal"/>
+      <w:lvlText w:val="%2."/>
+      <w:lvlJc w:val="left"/>
+      <w:pPr>
+        <w:tabs>
+          <w:tab w:val="num" w:pos="1440"/>
+        </w:tabs>
+        <w:ind w:left="1440" w:hanging="360"/>
+      </w:pPr>
+    </w:lvl>
+    <w:lvl w:ilvl="2" w:tentative="1">
+      <w:start w:val="1"/>
+      <w:numFmt w:val="decimal"/>
+      <w:lvlText w:val="%3."/>
+      <w:lvlJc w:val="left"/>
+      <w:pPr>
+        <w:tabs>
+          <w:tab w:val="num" w:pos="2160"/>
+        </w:tabs>
+        <w:ind w:left="2160" w:hanging="360"/>
+      </w:pPr>
+    </w:lvl>
+    <w:lvl w:ilvl="3" w:tentative="1">
+      <w:start w:val="1"/>
+      <w:numFmt w:val="decimal"/>
+      <w:lvlText w:val="%4."/>
+      <w:lvlJc w:val="left"/>
+      <w:pPr>
+        <w:tabs>
+          <w:tab w:val="num" w:pos="2880"/>
+        </w:tabs>
+        <w:ind w:left="2880" w:hanging="360"/>
+      </w:pPr>
+    </w:lvl>
+    <w:lvl w:ilvl="4" w:tentative="1">
+      <w:start w:val="1"/>
+      <w:numFmt w:val="decimal"/>
+      <w:lvlText w:val="%5."/>
+      <w:lvlJc w:val="left"/>
+      <w:pPr>
+        <w:tabs>
+          <w:tab w:val="num" w:pos="3600"/>
+        </w:tabs>
+        <w:ind w:left="3600" w:hanging="360"/>
+      </w:pPr>
+    </w:lvl>
+    <w:lvl w:ilvl="5" w:tentative="1">
+      <w:start w:val="1"/>
+      <w:numFmt w:val="decimal"/>
+      <w:lvlText w:val="%6."/>
+      <w:lvlJc w:val="left"/>
+      <w:pPr>
+        <w:tabs>
+          <w:tab w:val="num" w:pos="4320"/>
+        </w:tabs>
+        <w:ind w:left="4320" w:hanging="360"/>
+      </w:pPr>
+    </w:lvl>
+    <w:lvl w:ilvl="6" w:tentative="1">
+      <w:start w:val="1"/>
+      <w:numFmt w:val="decimal"/>
+      <w:lvlText w:val="%7."/>
+      <w:lvlJc w:val="left"/>
+      <w:pPr>
+        <w:tabs>
+          <w:tab w:val="num" w:pos="5040"/>
+        </w:tabs>
+        <w:ind w:left="5040" w:hanging="360"/>
+      </w:pPr>
+    </w:lvl>
+    <w:lvl w:ilvl="7" w:tentative="1">
+      <w:start w:val="1"/>
+      <w:numFmt w:val="decimal"/>
+      <w:lvlText w:val="%8."/>
+      <w:lvlJc w:val="left"/>
+      <w:pPr>
+        <w:tabs>
+          <w:tab w:val="num" w:pos="5760"/>
+        </w:tabs>
+        <w:ind w:left="5760" w:hanging="360"/>
+      </w:pPr>
+    </w:lvl>
+    <w:lvl w:ilvl="8" w:tentative="1">
+      <w:start w:val="1"/>
+      <w:numFmt w:val="decimal"/>
+      <w:lvlText w:val="%9."/>
+      <w:lvlJc w:val="left"/>
+      <w:pPr>
+        <w:tabs>
+          <w:tab w:val="num" w:pos="6480"/>
+        </w:tabs>
+        <w:ind w:left="6480" w:hanging="360"/>
+      </w:pPr>
+    </w:lvl>
+  </w:abstractNum>
+  <w:abstractNum w:abstractNumId="12" w15:restartNumberingAfterBreak="0">
     <w:nsid w:val="326343BC"/>
     <w:multiLevelType w:val="multilevel"/>
     <w:tmpl w:val="D230056C"/>
@@ -18447,7 +19245,7 @@
       </w:rPr>
     </w:lvl>
   </w:abstractNum>
-  <w:abstractNum w:abstractNumId="12" w15:restartNumberingAfterBreak="0">
+  <w:abstractNum w:abstractNumId="13" w15:restartNumberingAfterBreak="0">
     <w:nsid w:val="33DD5AA2"/>
     <w:multiLevelType w:val="hybridMultilevel"/>
     <w:tmpl w:val="71FAF6D0"/>
@@ -18560,7 +19358,7 @@
       </w:rPr>
     </w:lvl>
   </w:abstractNum>
-  <w:abstractNum w:abstractNumId="13" w15:restartNumberingAfterBreak="0">
+  <w:abstractNum w:abstractNumId="14" w15:restartNumberingAfterBreak="0">
     <w:nsid w:val="34155336"/>
     <w:multiLevelType w:val="multilevel"/>
     <w:tmpl w:val="D230056C"/>
@@ -18673,7 +19471,7 @@
       </w:rPr>
     </w:lvl>
   </w:abstractNum>
-  <w:abstractNum w:abstractNumId="14" w15:restartNumberingAfterBreak="0">
+  <w:abstractNum w:abstractNumId="15" w15:restartNumberingAfterBreak="0">
     <w:nsid w:val="345A157B"/>
     <w:multiLevelType w:val="hybridMultilevel"/>
     <w:tmpl w:val="8DDEE000"/>
@@ -18786,7 +19584,7 @@
       </w:rPr>
     </w:lvl>
   </w:abstractNum>
-  <w:abstractNum w:abstractNumId="15" w15:restartNumberingAfterBreak="0">
+  <w:abstractNum w:abstractNumId="16" w15:restartNumberingAfterBreak="0">
     <w:nsid w:val="3CA30118"/>
     <w:multiLevelType w:val="multilevel"/>
     <w:tmpl w:val="D230056C"/>
@@ -18899,7 +19697,7 @@
       </w:rPr>
     </w:lvl>
   </w:abstractNum>
-  <w:abstractNum w:abstractNumId="16" w15:restartNumberingAfterBreak="0">
+  <w:abstractNum w:abstractNumId="17" w15:restartNumberingAfterBreak="0">
     <w:nsid w:val="3ED5222C"/>
     <w:multiLevelType w:val="hybridMultilevel"/>
     <w:tmpl w:val="664E54F0"/>
@@ -19012,7 +19810,7 @@
       </w:rPr>
     </w:lvl>
   </w:abstractNum>
-  <w:abstractNum w:abstractNumId="17" w15:restartNumberingAfterBreak="0">
+  <w:abstractNum w:abstractNumId="18" w15:restartNumberingAfterBreak="0">
     <w:nsid w:val="3F0979E8"/>
     <w:multiLevelType w:val="hybridMultilevel"/>
     <w:tmpl w:val="0EEE4158"/>
@@ -19125,7 +19923,7 @@
       </w:rPr>
     </w:lvl>
   </w:abstractNum>
-  <w:abstractNum w:abstractNumId="18" w15:restartNumberingAfterBreak="0">
+  <w:abstractNum w:abstractNumId="19" w15:restartNumberingAfterBreak="0">
     <w:nsid w:val="3F4C1149"/>
     <w:multiLevelType w:val="hybridMultilevel"/>
     <w:tmpl w:val="94B0A516"/>
@@ -19238,7 +20036,7 @@
       </w:rPr>
     </w:lvl>
   </w:abstractNum>
-  <w:abstractNum w:abstractNumId="19" w15:restartNumberingAfterBreak="0">
+  <w:abstractNum w:abstractNumId="20" w15:restartNumberingAfterBreak="0">
     <w:nsid w:val="3FA56E04"/>
     <w:multiLevelType w:val="hybridMultilevel"/>
     <w:tmpl w:val="A5202FBE"/>
@@ -19351,7 +20149,7 @@
       </w:rPr>
     </w:lvl>
   </w:abstractNum>
-  <w:abstractNum w:abstractNumId="20" w15:restartNumberingAfterBreak="0">
+  <w:abstractNum w:abstractNumId="21" w15:restartNumberingAfterBreak="0">
     <w:nsid w:val="427C58D6"/>
     <w:multiLevelType w:val="hybridMultilevel"/>
     <w:tmpl w:val="BC6A9DD0"/>
@@ -19464,7 +20262,7 @@
       </w:rPr>
     </w:lvl>
   </w:abstractNum>
-  <w:abstractNum w:abstractNumId="21" w15:restartNumberingAfterBreak="0">
+  <w:abstractNum w:abstractNumId="22" w15:restartNumberingAfterBreak="0">
     <w:nsid w:val="43B11233"/>
     <w:multiLevelType w:val="hybridMultilevel"/>
     <w:tmpl w:val="E7DC694C"/>
@@ -19577,7 +20375,7 @@
       </w:rPr>
     </w:lvl>
   </w:abstractNum>
-  <w:abstractNum w:abstractNumId="22" w15:restartNumberingAfterBreak="0">
+  <w:abstractNum w:abstractNumId="23" w15:restartNumberingAfterBreak="0">
     <w:nsid w:val="481811C3"/>
     <w:multiLevelType w:val="hybridMultilevel"/>
     <w:tmpl w:val="57A4B8FE"/>
@@ -19690,7 +20488,7 @@
       </w:rPr>
     </w:lvl>
   </w:abstractNum>
-  <w:abstractNum w:abstractNumId="23" w15:restartNumberingAfterBreak="0">
+  <w:abstractNum w:abstractNumId="24" w15:restartNumberingAfterBreak="0">
     <w:nsid w:val="4D9B6ACD"/>
     <w:multiLevelType w:val="hybridMultilevel"/>
     <w:tmpl w:val="0C06A51C"/>
@@ -19803,7 +20601,7 @@
       </w:rPr>
     </w:lvl>
   </w:abstractNum>
-  <w:abstractNum w:abstractNumId="24" w15:restartNumberingAfterBreak="0">
+  <w:abstractNum w:abstractNumId="25" w15:restartNumberingAfterBreak="0">
     <w:nsid w:val="4E3A5342"/>
     <w:multiLevelType w:val="hybridMultilevel"/>
     <w:tmpl w:val="A64C4A7E"/>
@@ -19916,7 +20714,7 @@
       </w:rPr>
     </w:lvl>
   </w:abstractNum>
-  <w:abstractNum w:abstractNumId="25" w15:restartNumberingAfterBreak="0">
+  <w:abstractNum w:abstractNumId="26" w15:restartNumberingAfterBreak="0">
     <w:nsid w:val="5CBE31DF"/>
     <w:multiLevelType w:val="hybridMultilevel"/>
     <w:tmpl w:val="8EB8A6C0"/>
@@ -20029,7 +20827,7 @@
       </w:rPr>
     </w:lvl>
   </w:abstractNum>
-  <w:abstractNum w:abstractNumId="26" w15:restartNumberingAfterBreak="0">
+  <w:abstractNum w:abstractNumId="27" w15:restartNumberingAfterBreak="0">
     <w:nsid w:val="70595A84"/>
     <w:multiLevelType w:val="hybridMultilevel"/>
     <w:tmpl w:val="7B469C3C"/>
@@ -20142,7 +20940,7 @@
       </w:rPr>
     </w:lvl>
   </w:abstractNum>
-  <w:abstractNum w:abstractNumId="27" w15:restartNumberingAfterBreak="0">
+  <w:abstractNum w:abstractNumId="28" w15:restartNumberingAfterBreak="0">
     <w:nsid w:val="7D2B389C"/>
     <w:multiLevelType w:val="hybridMultilevel"/>
     <w:tmpl w:val="D1740022"/>
@@ -20255,7 +21053,7 @@
       </w:rPr>
     </w:lvl>
   </w:abstractNum>
-  <w:abstractNum w:abstractNumId="28" w15:restartNumberingAfterBreak="0">
+  <w:abstractNum w:abstractNumId="29" w15:restartNumberingAfterBreak="0">
     <w:nsid w:val="7D520B67"/>
     <w:multiLevelType w:val="multilevel"/>
     <w:tmpl w:val="D230056C"/>
@@ -20375,16 +21173,16 @@
     <w:abstractNumId w:val="1"/>
   </w:num>
   <w:num w:numId="3">
-    <w:abstractNumId w:val="12"/>
+    <w:abstractNumId w:val="13"/>
   </w:num>
   <w:num w:numId="4">
     <w:abstractNumId w:val="0"/>
   </w:num>
   <w:num w:numId="5">
-    <w:abstractNumId w:val="27"/>
+    <w:abstractNumId w:val="28"/>
   </w:num>
   <w:num w:numId="6">
-    <w:abstractNumId w:val="20"/>
+    <w:abstractNumId w:val="21"/>
   </w:num>
   <w:num w:numId="7">
     <w:abstractNumId w:val="5"/>
@@ -20393,40 +21191,40 @@
     <w:abstractNumId w:val="6"/>
   </w:num>
   <w:num w:numId="9">
-    <w:abstractNumId w:val="23"/>
+    <w:abstractNumId w:val="24"/>
   </w:num>
   <w:num w:numId="10">
-    <w:abstractNumId w:val="28"/>
+    <w:abstractNumId w:val="29"/>
   </w:num>
   <w:num w:numId="11">
-    <w:abstractNumId w:val="11"/>
+    <w:abstractNumId w:val="12"/>
   </w:num>
   <w:num w:numId="12">
-    <w:abstractNumId w:val="15"/>
+    <w:abstractNumId w:val="16"/>
   </w:num>
   <w:num w:numId="13">
-    <w:abstractNumId w:val="19"/>
+    <w:abstractNumId w:val="20"/>
   </w:num>
   <w:num w:numId="14">
     <w:abstractNumId w:val="10"/>
   </w:num>
   <w:num w:numId="15">
-    <w:abstractNumId w:val="26"/>
+    <w:abstractNumId w:val="27"/>
   </w:num>
   <w:num w:numId="16">
-    <w:abstractNumId w:val="18"/>
+    <w:abstractNumId w:val="19"/>
   </w:num>
   <w:num w:numId="17">
-    <w:abstractNumId w:val="13"/>
+    <w:abstractNumId w:val="14"/>
   </w:num>
   <w:num w:numId="18">
-    <w:abstractNumId w:val="21"/>
+    <w:abstractNumId w:val="22"/>
   </w:num>
   <w:num w:numId="19">
     <w:abstractNumId w:val="4"/>
   </w:num>
   <w:num w:numId="20">
-    <w:abstractNumId w:val="24"/>
+    <w:abstractNumId w:val="25"/>
   </w:num>
   <w:num w:numId="21">
     <w:abstractNumId w:val="2"/>
@@ -20435,25 +21233,28 @@
     <w:abstractNumId w:val="8"/>
   </w:num>
   <w:num w:numId="23">
-    <w:abstractNumId w:val="25"/>
+    <w:abstractNumId w:val="26"/>
   </w:num>
   <w:num w:numId="24">
-    <w:abstractNumId w:val="17"/>
+    <w:abstractNumId w:val="18"/>
   </w:num>
   <w:num w:numId="25">
     <w:abstractNumId w:val="3"/>
   </w:num>
   <w:num w:numId="26">
-    <w:abstractNumId w:val="14"/>
+    <w:abstractNumId w:val="15"/>
   </w:num>
   <w:num w:numId="27">
-    <w:abstractNumId w:val="22"/>
+    <w:abstractNumId w:val="23"/>
   </w:num>
   <w:num w:numId="28">
     <w:abstractNumId w:val="7"/>
   </w:num>
   <w:num w:numId="29">
-    <w:abstractNumId w:val="16"/>
+    <w:abstractNumId w:val="17"/>
+  </w:num>
+  <w:num w:numId="30">
+    <w:abstractNumId w:val="11"/>
   </w:num>
 </w:numbering>
 </file>

--- a/Пояснительная записка.docx
+++ b/Пояснительная записка.docx
@@ -93,7 +93,7 @@
             </w:rPr>
             <w:fldChar w:fldCharType="separate"/>
           </w:r>
-          <w:hyperlink w:anchor="_Toc69730834" w:history="1">
+          <w:hyperlink w:anchor="_Toc69742744" w:history="1">
             <w:r>
               <w:rPr>
                 <w:rStyle w:val="Hyperlink"/>
@@ -121,7 +121,7 @@
                 <w:noProof/>
                 <w:webHidden/>
               </w:rPr>
-              <w:instrText xml:space="preserve"> PAGEREF _Toc69730834 \h </w:instrText>
+              <w:instrText xml:space="preserve"> PAGEREF _Toc69742744 \h </w:instrText>
             </w:r>
             <w:r>
               <w:rPr>
@@ -165,7 +165,7 @@
               <w:lang w:val="en-RU" w:eastAsia="en-GB"/>
             </w:rPr>
           </w:pPr>
-          <w:hyperlink w:anchor="_Toc69730835" w:history="1">
+          <w:hyperlink w:anchor="_Toc69742745" w:history="1">
             <w:r>
               <w:rPr>
                 <w:rStyle w:val="Hyperlink"/>
@@ -193,7 +193,7 @@
                 <w:noProof/>
                 <w:webHidden/>
               </w:rPr>
-              <w:instrText xml:space="preserve"> PAGEREF _Toc69730835 \h </w:instrText>
+              <w:instrText xml:space="preserve"> PAGEREF _Toc69742745 \h </w:instrText>
             </w:r>
             <w:r>
               <w:rPr>
@@ -213,7 +213,7 @@
                 <w:noProof/>
                 <w:webHidden/>
               </w:rPr>
-              <w:t>6</w:t>
+              <w:t>5</w:t>
             </w:r>
             <w:r>
               <w:rPr>
@@ -237,12 +237,12 @@
               <w:lang w:val="en-RU" w:eastAsia="en-GB"/>
             </w:rPr>
           </w:pPr>
-          <w:hyperlink w:anchor="_Toc69730836" w:history="1">
+          <w:hyperlink w:anchor="_Toc69742746" w:history="1">
             <w:r>
               <w:rPr>
                 <w:rStyle w:val="Hyperlink"/>
                 <w:noProof/>
-                <w:highlight w:val="yellow"/>
+                <w:highlight w:val="green"/>
               </w:rPr>
               <w:t>ОПИСАНИЕ ПРЕДМЕТНОЙ ОБЛАСТИ</w:t>
             </w:r>
@@ -265,7 +265,79 @@
                 <w:noProof/>
                 <w:webHidden/>
               </w:rPr>
-              <w:instrText xml:space="preserve"> PAGEREF _Toc69730836 \h </w:instrText>
+              <w:instrText xml:space="preserve"> PAGEREF _Toc69742746 \h </w:instrText>
+            </w:r>
+            <w:r>
+              <w:rPr>
+                <w:noProof/>
+                <w:webHidden/>
+              </w:rPr>
+            </w:r>
+            <w:r>
+              <w:rPr>
+                <w:noProof/>
+                <w:webHidden/>
+              </w:rPr>
+              <w:fldChar w:fldCharType="separate"/>
+            </w:r>
+            <w:r>
+              <w:rPr>
+                <w:noProof/>
+                <w:webHidden/>
+              </w:rPr>
+              <w:t>7</w:t>
+            </w:r>
+            <w:r>
+              <w:rPr>
+                <w:noProof/>
+                <w:webHidden/>
+              </w:rPr>
+              <w:fldChar w:fldCharType="end"/>
+            </w:r>
+          </w:hyperlink>
+        </w:p>
+        <w:p>
+          <w:pPr>
+            <w:pStyle w:val="TOC1"/>
+            <w:rPr>
+              <w:rFonts w:asciiTheme="minorHAnsi" w:eastAsiaTheme="minorEastAsia" w:hAnsiTheme="minorHAnsi"/>
+              <w:b w:val="0"/>
+              <w:bCs w:val="0"/>
+              <w:i w:val="0"/>
+              <w:iCs w:val="0"/>
+              <w:noProof/>
+              <w:lang w:val="en-RU" w:eastAsia="en-GB"/>
+            </w:rPr>
+          </w:pPr>
+          <w:hyperlink w:anchor="_Toc69742747" w:history="1">
+            <w:r>
+              <w:rPr>
+                <w:rStyle w:val="Hyperlink"/>
+                <w:noProof/>
+                <w:highlight w:val="green"/>
+              </w:rPr>
+              <w:t>АКТУАЛЬНОСТЬ АВТОМАТИЗАЦИИ</w:t>
+            </w:r>
+            <w:r>
+              <w:rPr>
+                <w:noProof/>
+                <w:webHidden/>
+              </w:rPr>
+              <w:tab/>
+            </w:r>
+            <w:r>
+              <w:rPr>
+                <w:noProof/>
+                <w:webHidden/>
+              </w:rPr>
+              <w:fldChar w:fldCharType="begin"/>
+            </w:r>
+            <w:r>
+              <w:rPr>
+                <w:noProof/>
+                <w:webHidden/>
+              </w:rPr>
+              <w:instrText xml:space="preserve"> PAGEREF _Toc69742747 \h </w:instrText>
             </w:r>
             <w:r>
               <w:rPr>
@@ -309,14 +381,14 @@
               <w:lang w:val="en-RU" w:eastAsia="en-GB"/>
             </w:rPr>
           </w:pPr>
-          <w:hyperlink w:anchor="_Toc69730837" w:history="1">
+          <w:hyperlink w:anchor="_Toc69742748" w:history="1">
             <w:r>
               <w:rPr>
                 <w:rStyle w:val="Hyperlink"/>
                 <w:noProof/>
                 <w:highlight w:val="green"/>
               </w:rPr>
-              <w:t>АКТУАЛЬНОСТЬ АВТОМАТИЗАЦИИ</w:t>
+              <w:t>АЛГОРИТМИЧЕСКИЕ РЕШЕНИЯ</w:t>
             </w:r>
             <w:r>
               <w:rPr>
@@ -337,7 +409,7 @@
                 <w:noProof/>
                 <w:webHidden/>
               </w:rPr>
-              <w:instrText xml:space="preserve"> PAGEREF _Toc69730837 \h </w:instrText>
+              <w:instrText xml:space="preserve"> PAGEREF _Toc69742748 \h </w:instrText>
             </w:r>
             <w:r>
               <w:rPr>
@@ -370,25 +442,27 @@
         </w:p>
         <w:p>
           <w:pPr>
-            <w:pStyle w:val="TOC1"/>
+            <w:pStyle w:val="TOC2"/>
+            <w:tabs>
+              <w:tab w:val="right" w:leader="dot" w:pos="9628"/>
+            </w:tabs>
             <w:rPr>
               <w:rFonts w:asciiTheme="minorHAnsi" w:eastAsiaTheme="minorEastAsia" w:hAnsiTheme="minorHAnsi"/>
               <w:b w:val="0"/>
               <w:bCs w:val="0"/>
-              <w:i w:val="0"/>
-              <w:iCs w:val="0"/>
               <w:noProof/>
+              <w:sz w:val="24"/>
+              <w:szCs w:val="24"/>
               <w:lang w:val="en-RU" w:eastAsia="en-GB"/>
             </w:rPr>
           </w:pPr>
-          <w:hyperlink w:anchor="_Toc69730838" w:history="1">
+          <w:hyperlink w:anchor="_Toc69742749" w:history="1">
             <w:r>
               <w:rPr>
                 <w:rStyle w:val="Hyperlink"/>
                 <w:noProof/>
-                <w:highlight w:val="green"/>
               </w:rPr>
-              <w:t>АЛГОРИТМИЧЕСКИЕ РЕШЕНИЯ</w:t>
+              <w:t>Клиент</w:t>
             </w:r>
             <w:r>
               <w:rPr>
@@ -409,7 +483,7 @@
                 <w:noProof/>
                 <w:webHidden/>
               </w:rPr>
-              <w:instrText xml:space="preserve"> PAGEREF _Toc69730838 \h </w:instrText>
+              <w:instrText xml:space="preserve"> PAGEREF _Toc69742749 \h </w:instrText>
             </w:r>
             <w:r>
               <w:rPr>
@@ -429,7 +503,7 @@
                 <w:noProof/>
                 <w:webHidden/>
               </w:rPr>
-              <w:t>10</w:t>
+              <w:t>9</w:t>
             </w:r>
             <w:r>
               <w:rPr>
@@ -456,81 +530,7 @@
               <w:lang w:val="en-RU" w:eastAsia="en-GB"/>
             </w:rPr>
           </w:pPr>
-          <w:hyperlink w:anchor="_Toc69730839" w:history="1">
-            <w:r>
-              <w:rPr>
-                <w:rStyle w:val="Hyperlink"/>
-                <w:noProof/>
-              </w:rPr>
-              <w:t>Клиент</w:t>
-            </w:r>
-            <w:r>
-              <w:rPr>
-                <w:noProof/>
-                <w:webHidden/>
-              </w:rPr>
-              <w:tab/>
-            </w:r>
-            <w:r>
-              <w:rPr>
-                <w:noProof/>
-                <w:webHidden/>
-              </w:rPr>
-              <w:fldChar w:fldCharType="begin"/>
-            </w:r>
-            <w:r>
-              <w:rPr>
-                <w:noProof/>
-                <w:webHidden/>
-              </w:rPr>
-              <w:instrText xml:space="preserve"> PAGEREF _Toc69730839 \h </w:instrText>
-            </w:r>
-            <w:r>
-              <w:rPr>
-                <w:noProof/>
-                <w:webHidden/>
-              </w:rPr>
-            </w:r>
-            <w:r>
-              <w:rPr>
-                <w:noProof/>
-                <w:webHidden/>
-              </w:rPr>
-              <w:fldChar w:fldCharType="separate"/>
-            </w:r>
-            <w:r>
-              <w:rPr>
-                <w:noProof/>
-                <w:webHidden/>
-              </w:rPr>
-              <w:t>10</w:t>
-            </w:r>
-            <w:r>
-              <w:rPr>
-                <w:noProof/>
-                <w:webHidden/>
-              </w:rPr>
-              <w:fldChar w:fldCharType="end"/>
-            </w:r>
-          </w:hyperlink>
-        </w:p>
-        <w:p>
-          <w:pPr>
-            <w:pStyle w:val="TOC2"/>
-            <w:tabs>
-              <w:tab w:val="right" w:leader="dot" w:pos="9628"/>
-            </w:tabs>
-            <w:rPr>
-              <w:rFonts w:asciiTheme="minorHAnsi" w:eastAsiaTheme="minorEastAsia" w:hAnsiTheme="minorHAnsi"/>
-              <w:b w:val="0"/>
-              <w:bCs w:val="0"/>
-              <w:noProof/>
-              <w:sz w:val="24"/>
-              <w:szCs w:val="24"/>
-              <w:lang w:val="en-RU" w:eastAsia="en-GB"/>
-            </w:rPr>
-          </w:pPr>
-          <w:hyperlink w:anchor="_Toc69730840" w:history="1">
+          <w:hyperlink w:anchor="_Toc69742750" w:history="1">
             <w:r>
               <w:rPr>
                 <w:rStyle w:val="Hyperlink"/>
@@ -557,7 +557,7 @@
                 <w:noProof/>
                 <w:webHidden/>
               </w:rPr>
-              <w:instrText xml:space="preserve"> PAGEREF _Toc69730840 \h </w:instrText>
+              <w:instrText xml:space="preserve"> PAGEREF _Toc69742750 \h </w:instrText>
             </w:r>
             <w:r>
               <w:rPr>
@@ -577,7 +577,7 @@
                 <w:noProof/>
                 <w:webHidden/>
               </w:rPr>
-              <w:t>12</w:t>
+              <w:t>11</w:t>
             </w:r>
             <w:r>
               <w:rPr>
@@ -601,7 +601,7 @@
               <w:lang w:val="en-RU" w:eastAsia="en-GB"/>
             </w:rPr>
           </w:pPr>
-          <w:hyperlink w:anchor="_Toc69730841" w:history="1">
+          <w:hyperlink w:anchor="_Toc69742751" w:history="1">
             <w:r>
               <w:rPr>
                 <w:rStyle w:val="Hyperlink"/>
@@ -629,7 +629,81 @@
                 <w:noProof/>
                 <w:webHidden/>
               </w:rPr>
-              <w:instrText xml:space="preserve"> PAGEREF _Toc69730841 \h </w:instrText>
+              <w:instrText xml:space="preserve"> PAGEREF _Toc69742751 \h </w:instrText>
+            </w:r>
+            <w:r>
+              <w:rPr>
+                <w:noProof/>
+                <w:webHidden/>
+              </w:rPr>
+            </w:r>
+            <w:r>
+              <w:rPr>
+                <w:noProof/>
+                <w:webHidden/>
+              </w:rPr>
+              <w:fldChar w:fldCharType="separate"/>
+            </w:r>
+            <w:r>
+              <w:rPr>
+                <w:noProof/>
+                <w:webHidden/>
+              </w:rPr>
+              <w:t>13</w:t>
+            </w:r>
+            <w:r>
+              <w:rPr>
+                <w:noProof/>
+                <w:webHidden/>
+              </w:rPr>
+              <w:fldChar w:fldCharType="end"/>
+            </w:r>
+          </w:hyperlink>
+        </w:p>
+        <w:p>
+          <w:pPr>
+            <w:pStyle w:val="TOC2"/>
+            <w:tabs>
+              <w:tab w:val="right" w:leader="dot" w:pos="9628"/>
+            </w:tabs>
+            <w:rPr>
+              <w:rFonts w:asciiTheme="minorHAnsi" w:eastAsiaTheme="minorEastAsia" w:hAnsiTheme="minorHAnsi"/>
+              <w:b w:val="0"/>
+              <w:bCs w:val="0"/>
+              <w:noProof/>
+              <w:sz w:val="24"/>
+              <w:szCs w:val="24"/>
+              <w:lang w:val="en-RU" w:eastAsia="en-GB"/>
+            </w:rPr>
+          </w:pPr>
+          <w:hyperlink w:anchor="_Toc69742752" w:history="1">
+            <w:r>
+              <w:rPr>
+                <w:rStyle w:val="Hyperlink"/>
+                <w:noProof/>
+              </w:rPr>
+              <w:t>Окно авторизации клиента</w:t>
+            </w:r>
+            <w:r>
+              <w:rPr>
+                <w:noProof/>
+                <w:webHidden/>
+              </w:rPr>
+              <w:tab/>
+            </w:r>
+            <w:r>
+              <w:rPr>
+                <w:noProof/>
+                <w:webHidden/>
+              </w:rPr>
+              <w:fldChar w:fldCharType="begin"/>
+            </w:r>
+            <w:r>
+              <w:rPr>
+                <w:noProof/>
+                <w:webHidden/>
+              </w:rPr>
+              <w:instrText xml:space="preserve"> PAGEREF _Toc69742752 \h </w:instrText>
             </w:r>
             <w:r>
               <w:rPr>
@@ -676,13 +750,13 @@
               <w:lang w:val="en-RU" w:eastAsia="en-GB"/>
             </w:rPr>
           </w:pPr>
-          <w:hyperlink w:anchor="_Toc69730842" w:history="1">
+          <w:hyperlink w:anchor="_Toc69742753" w:history="1">
             <w:r>
               <w:rPr>
                 <w:rStyle w:val="Hyperlink"/>
                 <w:noProof/>
               </w:rPr>
-              <w:t>Окно авторизации клиента</w:t>
+              <w:t>Окно регистрации нового пользователя</w:t>
             </w:r>
             <w:r>
               <w:rPr>
@@ -703,7 +777,7 @@
                 <w:noProof/>
                 <w:webHidden/>
               </w:rPr>
-              <w:instrText xml:space="preserve"> PAGEREF _Toc69730842 \h </w:instrText>
+              <w:instrText xml:space="preserve"> PAGEREF _Toc69742753 \h </w:instrText>
             </w:r>
             <w:r>
               <w:rPr>
@@ -750,13 +824,13 @@
               <w:lang w:val="en-RU" w:eastAsia="en-GB"/>
             </w:rPr>
           </w:pPr>
-          <w:hyperlink w:anchor="_Toc69730843" w:history="1">
+          <w:hyperlink w:anchor="_Toc69742754" w:history="1">
             <w:r>
               <w:rPr>
                 <w:rStyle w:val="Hyperlink"/>
                 <w:noProof/>
               </w:rPr>
-              <w:t>Окно регистрации нового пользователя</w:t>
+              <w:t>Окно восстановления пароля</w:t>
             </w:r>
             <w:r>
               <w:rPr>
@@ -777,7 +851,7 @@
                 <w:noProof/>
                 <w:webHidden/>
               </w:rPr>
-              <w:instrText xml:space="preserve"> PAGEREF _Toc69730843 \h </w:instrText>
+              <w:instrText xml:space="preserve"> PAGEREF _Toc69742754 \h </w:instrText>
             </w:r>
             <w:r>
               <w:rPr>
@@ -824,13 +898,13 @@
               <w:lang w:val="en-RU" w:eastAsia="en-GB"/>
             </w:rPr>
           </w:pPr>
-          <w:hyperlink w:anchor="_Toc69730844" w:history="1">
+          <w:hyperlink w:anchor="_Toc69742755" w:history="1">
             <w:r>
               <w:rPr>
                 <w:rStyle w:val="Hyperlink"/>
                 <w:noProof/>
               </w:rPr>
-              <w:t>Окно восстановления пароля</w:t>
+              <w:t>Окно успешного действия пользователя</w:t>
             </w:r>
             <w:r>
               <w:rPr>
@@ -851,7 +925,7 @@
                 <w:noProof/>
                 <w:webHidden/>
               </w:rPr>
-              <w:instrText xml:space="preserve"> PAGEREF _Toc69730844 \h </w:instrText>
+              <w:instrText xml:space="preserve"> PAGEREF _Toc69742755 \h </w:instrText>
             </w:r>
             <w:r>
               <w:rPr>
@@ -898,13 +972,13 @@
               <w:lang w:val="en-RU" w:eastAsia="en-GB"/>
             </w:rPr>
           </w:pPr>
-          <w:hyperlink w:anchor="_Toc69730845" w:history="1">
+          <w:hyperlink w:anchor="_Toc69742756" w:history="1">
             <w:r>
               <w:rPr>
                 <w:rStyle w:val="Hyperlink"/>
                 <w:noProof/>
               </w:rPr>
-              <w:t>Окно успешного действия пользователя</w:t>
+              <w:t>Главное окно программы</w:t>
             </w:r>
             <w:r>
               <w:rPr>
@@ -925,7 +999,81 @@
                 <w:noProof/>
                 <w:webHidden/>
               </w:rPr>
-              <w:instrText xml:space="preserve"> PAGEREF _Toc69730845 \h </w:instrText>
+              <w:instrText xml:space="preserve"> PAGEREF _Toc69742756 \h </w:instrText>
+            </w:r>
+            <w:r>
+              <w:rPr>
+                <w:noProof/>
+                <w:webHidden/>
+              </w:rPr>
+            </w:r>
+            <w:r>
+              <w:rPr>
+                <w:noProof/>
+                <w:webHidden/>
+              </w:rPr>
+              <w:fldChar w:fldCharType="separate"/>
+            </w:r>
+            <w:r>
+              <w:rPr>
+                <w:noProof/>
+                <w:webHidden/>
+              </w:rPr>
+              <w:t>17</w:t>
+            </w:r>
+            <w:r>
+              <w:rPr>
+                <w:noProof/>
+                <w:webHidden/>
+              </w:rPr>
+              <w:fldChar w:fldCharType="end"/>
+            </w:r>
+          </w:hyperlink>
+        </w:p>
+        <w:p>
+          <w:pPr>
+            <w:pStyle w:val="TOC2"/>
+            <w:tabs>
+              <w:tab w:val="right" w:leader="dot" w:pos="9628"/>
+            </w:tabs>
+            <w:rPr>
+              <w:rFonts w:asciiTheme="minorHAnsi" w:eastAsiaTheme="minorEastAsia" w:hAnsiTheme="minorHAnsi"/>
+              <w:b w:val="0"/>
+              <w:bCs w:val="0"/>
+              <w:noProof/>
+              <w:sz w:val="24"/>
+              <w:szCs w:val="24"/>
+              <w:lang w:val="en-RU" w:eastAsia="en-GB"/>
+            </w:rPr>
+          </w:pPr>
+          <w:hyperlink w:anchor="_Toc69742757" w:history="1">
+            <w:r>
+              <w:rPr>
+                <w:rStyle w:val="Hyperlink"/>
+                <w:noProof/>
+              </w:rPr>
+              <w:t>Окно создания новой чат-комнаты</w:t>
+            </w:r>
+            <w:r>
+              <w:rPr>
+                <w:noProof/>
+                <w:webHidden/>
+              </w:rPr>
+              <w:tab/>
+            </w:r>
+            <w:r>
+              <w:rPr>
+                <w:noProof/>
+                <w:webHidden/>
+              </w:rPr>
+              <w:fldChar w:fldCharType="begin"/>
+            </w:r>
+            <w:r>
+              <w:rPr>
+                <w:noProof/>
+                <w:webHidden/>
+              </w:rPr>
+              <w:instrText xml:space="preserve"> PAGEREF _Toc69742757 \h </w:instrText>
             </w:r>
             <w:r>
               <w:rPr>
@@ -972,13 +1120,13 @@
               <w:lang w:val="en-RU" w:eastAsia="en-GB"/>
             </w:rPr>
           </w:pPr>
-          <w:hyperlink w:anchor="_Toc69730846" w:history="1">
+          <w:hyperlink w:anchor="_Toc69742758" w:history="1">
             <w:r>
               <w:rPr>
                 <w:rStyle w:val="Hyperlink"/>
                 <w:noProof/>
               </w:rPr>
-              <w:t>Главное окно программы</w:t>
+              <w:t>Окно с информацией о текущей чат-комнате</w:t>
             </w:r>
             <w:r>
               <w:rPr>
@@ -999,81 +1147,7 @@
                 <w:noProof/>
                 <w:webHidden/>
               </w:rPr>
-              <w:instrText xml:space="preserve"> PAGEREF _Toc69730846 \h </w:instrText>
-            </w:r>
-            <w:r>
-              <w:rPr>
-                <w:noProof/>
-                <w:webHidden/>
-              </w:rPr>
-            </w:r>
-            <w:r>
-              <w:rPr>
-                <w:noProof/>
-                <w:webHidden/>
-              </w:rPr>
-              <w:fldChar w:fldCharType="separate"/>
-            </w:r>
-            <w:r>
-              <w:rPr>
-                <w:noProof/>
-                <w:webHidden/>
-              </w:rPr>
-              <w:t>18</w:t>
-            </w:r>
-            <w:r>
-              <w:rPr>
-                <w:noProof/>
-                <w:webHidden/>
-              </w:rPr>
-              <w:fldChar w:fldCharType="end"/>
-            </w:r>
-          </w:hyperlink>
-        </w:p>
-        <w:p>
-          <w:pPr>
-            <w:pStyle w:val="TOC2"/>
-            <w:tabs>
-              <w:tab w:val="right" w:leader="dot" w:pos="9628"/>
-            </w:tabs>
-            <w:rPr>
-              <w:rFonts w:asciiTheme="minorHAnsi" w:eastAsiaTheme="minorEastAsia" w:hAnsiTheme="minorHAnsi"/>
-              <w:b w:val="0"/>
-              <w:bCs w:val="0"/>
-              <w:noProof/>
-              <w:sz w:val="24"/>
-              <w:szCs w:val="24"/>
-              <w:lang w:val="en-RU" w:eastAsia="en-GB"/>
-            </w:rPr>
-          </w:pPr>
-          <w:hyperlink w:anchor="_Toc69730847" w:history="1">
-            <w:r>
-              <w:rPr>
-                <w:rStyle w:val="Hyperlink"/>
-                <w:noProof/>
-              </w:rPr>
-              <w:t>Окно создания новой чат-комнаты</w:t>
-            </w:r>
-            <w:r>
-              <w:rPr>
-                <w:noProof/>
-                <w:webHidden/>
-              </w:rPr>
-              <w:tab/>
-            </w:r>
-            <w:r>
-              <w:rPr>
-                <w:noProof/>
-                <w:webHidden/>
-              </w:rPr>
-              <w:fldChar w:fldCharType="begin"/>
-            </w:r>
-            <w:r>
-              <w:rPr>
-                <w:noProof/>
-                <w:webHidden/>
-              </w:rPr>
-              <w:instrText xml:space="preserve"> PAGEREF _Toc69730847 \h </w:instrText>
+              <w:instrText xml:space="preserve"> PAGEREF _Toc69742758 \h </w:instrText>
             </w:r>
             <w:r>
               <w:rPr>
@@ -1120,13 +1194,13 @@
               <w:lang w:val="en-RU" w:eastAsia="en-GB"/>
             </w:rPr>
           </w:pPr>
-          <w:hyperlink w:anchor="_Toc69730848" w:history="1">
+          <w:hyperlink w:anchor="_Toc69742759" w:history="1">
             <w:r>
               <w:rPr>
                 <w:rStyle w:val="Hyperlink"/>
                 <w:noProof/>
               </w:rPr>
-              <w:t>Окно с информацией о текущей чат-комнате</w:t>
+              <w:t>Окно с информацией об авторе и программе</w:t>
             </w:r>
             <w:r>
               <w:rPr>
@@ -1147,7 +1221,7 @@
                 <w:noProof/>
                 <w:webHidden/>
               </w:rPr>
-              <w:instrText xml:space="preserve"> PAGEREF _Toc69730848 \h </w:instrText>
+              <w:instrText xml:space="preserve"> PAGEREF _Toc69742759 \h </w:instrText>
             </w:r>
             <w:r>
               <w:rPr>
@@ -1180,80 +1254,6 @@
         </w:p>
         <w:p>
           <w:pPr>
-            <w:pStyle w:val="TOC2"/>
-            <w:tabs>
-              <w:tab w:val="right" w:leader="dot" w:pos="9628"/>
-            </w:tabs>
-            <w:rPr>
-              <w:rFonts w:asciiTheme="minorHAnsi" w:eastAsiaTheme="minorEastAsia" w:hAnsiTheme="minorHAnsi"/>
-              <w:b w:val="0"/>
-              <w:bCs w:val="0"/>
-              <w:noProof/>
-              <w:sz w:val="24"/>
-              <w:szCs w:val="24"/>
-              <w:lang w:val="en-RU" w:eastAsia="en-GB"/>
-            </w:rPr>
-          </w:pPr>
-          <w:hyperlink w:anchor="_Toc69730849" w:history="1">
-            <w:r>
-              <w:rPr>
-                <w:rStyle w:val="Hyperlink"/>
-                <w:noProof/>
-              </w:rPr>
-              <w:t>Окно с информацией об авторе и программе</w:t>
-            </w:r>
-            <w:r>
-              <w:rPr>
-                <w:noProof/>
-                <w:webHidden/>
-              </w:rPr>
-              <w:tab/>
-            </w:r>
-            <w:r>
-              <w:rPr>
-                <w:noProof/>
-                <w:webHidden/>
-              </w:rPr>
-              <w:fldChar w:fldCharType="begin"/>
-            </w:r>
-            <w:r>
-              <w:rPr>
-                <w:noProof/>
-                <w:webHidden/>
-              </w:rPr>
-              <w:instrText xml:space="preserve"> PAGEREF _Toc69730849 \h </w:instrText>
-            </w:r>
-            <w:r>
-              <w:rPr>
-                <w:noProof/>
-                <w:webHidden/>
-              </w:rPr>
-            </w:r>
-            <w:r>
-              <w:rPr>
-                <w:noProof/>
-                <w:webHidden/>
-              </w:rPr>
-              <w:fldChar w:fldCharType="separate"/>
-            </w:r>
-            <w:r>
-              <w:rPr>
-                <w:noProof/>
-                <w:webHidden/>
-              </w:rPr>
-              <w:t>21</w:t>
-            </w:r>
-            <w:r>
-              <w:rPr>
-                <w:noProof/>
-                <w:webHidden/>
-              </w:rPr>
-              <w:fldChar w:fldCharType="end"/>
-            </w:r>
-          </w:hyperlink>
-        </w:p>
-        <w:p>
-          <w:pPr>
             <w:pStyle w:val="TOC1"/>
             <w:rPr>
               <w:rFonts w:asciiTheme="minorHAnsi" w:eastAsiaTheme="minorEastAsia" w:hAnsiTheme="minorHAnsi"/>
@@ -1265,7 +1265,7 @@
               <w:lang w:val="en-RU" w:eastAsia="en-GB"/>
             </w:rPr>
           </w:pPr>
-          <w:hyperlink w:anchor="_Toc69730850" w:history="1">
+          <w:hyperlink w:anchor="_Toc69742760" w:history="1">
             <w:r>
               <w:rPr>
                 <w:rStyle w:val="Hyperlink"/>
@@ -1293,7 +1293,155 @@
                 <w:noProof/>
                 <w:webHidden/>
               </w:rPr>
-              <w:instrText xml:space="preserve"> PAGEREF _Toc69730850 \h </w:instrText>
+              <w:instrText xml:space="preserve"> PAGEREF _Toc69742760 \h </w:instrText>
+            </w:r>
+            <w:r>
+              <w:rPr>
+                <w:noProof/>
+                <w:webHidden/>
+              </w:rPr>
+            </w:r>
+            <w:r>
+              <w:rPr>
+                <w:noProof/>
+                <w:webHidden/>
+              </w:rPr>
+              <w:fldChar w:fldCharType="separate"/>
+            </w:r>
+            <w:r>
+              <w:rPr>
+                <w:noProof/>
+                <w:webHidden/>
+              </w:rPr>
+              <w:t>22</w:t>
+            </w:r>
+            <w:r>
+              <w:rPr>
+                <w:noProof/>
+                <w:webHidden/>
+              </w:rPr>
+              <w:fldChar w:fldCharType="end"/>
+            </w:r>
+          </w:hyperlink>
+        </w:p>
+        <w:p>
+          <w:pPr>
+            <w:pStyle w:val="TOC2"/>
+            <w:tabs>
+              <w:tab w:val="right" w:leader="dot" w:pos="9628"/>
+            </w:tabs>
+            <w:rPr>
+              <w:rFonts w:asciiTheme="minorHAnsi" w:eastAsiaTheme="minorEastAsia" w:hAnsiTheme="minorHAnsi"/>
+              <w:b w:val="0"/>
+              <w:bCs w:val="0"/>
+              <w:noProof/>
+              <w:sz w:val="24"/>
+              <w:szCs w:val="24"/>
+              <w:lang w:val="en-RU" w:eastAsia="en-GB"/>
+            </w:rPr>
+          </w:pPr>
+          <w:hyperlink w:anchor="_Toc69742761" w:history="1">
+            <w:r>
+              <w:rPr>
+                <w:rStyle w:val="Hyperlink"/>
+                <w:noProof/>
+              </w:rPr>
+              <w:t>Сервер</w:t>
+            </w:r>
+            <w:r>
+              <w:rPr>
+                <w:noProof/>
+                <w:webHidden/>
+              </w:rPr>
+              <w:tab/>
+            </w:r>
+            <w:r>
+              <w:rPr>
+                <w:noProof/>
+                <w:webHidden/>
+              </w:rPr>
+              <w:fldChar w:fldCharType="begin"/>
+            </w:r>
+            <w:r>
+              <w:rPr>
+                <w:noProof/>
+                <w:webHidden/>
+              </w:rPr>
+              <w:instrText xml:space="preserve"> PAGEREF _Toc69742761 \h </w:instrText>
+            </w:r>
+            <w:r>
+              <w:rPr>
+                <w:noProof/>
+                <w:webHidden/>
+              </w:rPr>
+            </w:r>
+            <w:r>
+              <w:rPr>
+                <w:noProof/>
+                <w:webHidden/>
+              </w:rPr>
+              <w:fldChar w:fldCharType="separate"/>
+            </w:r>
+            <w:r>
+              <w:rPr>
+                <w:noProof/>
+                <w:webHidden/>
+              </w:rPr>
+              <w:t>22</w:t>
+            </w:r>
+            <w:r>
+              <w:rPr>
+                <w:noProof/>
+                <w:webHidden/>
+              </w:rPr>
+              <w:fldChar w:fldCharType="end"/>
+            </w:r>
+          </w:hyperlink>
+        </w:p>
+        <w:p>
+          <w:pPr>
+            <w:pStyle w:val="TOC2"/>
+            <w:tabs>
+              <w:tab w:val="right" w:leader="dot" w:pos="9628"/>
+            </w:tabs>
+            <w:rPr>
+              <w:rFonts w:asciiTheme="minorHAnsi" w:eastAsiaTheme="minorEastAsia" w:hAnsiTheme="minorHAnsi"/>
+              <w:b w:val="0"/>
+              <w:bCs w:val="0"/>
+              <w:noProof/>
+              <w:sz w:val="24"/>
+              <w:szCs w:val="24"/>
+              <w:lang w:val="en-RU" w:eastAsia="en-GB"/>
+            </w:rPr>
+          </w:pPr>
+          <w:hyperlink w:anchor="_Toc69742762" w:history="1">
+            <w:r>
+              <w:rPr>
+                <w:rStyle w:val="Hyperlink"/>
+                <w:noProof/>
+              </w:rPr>
+              <w:t>База данных</w:t>
+            </w:r>
+            <w:r>
+              <w:rPr>
+                <w:noProof/>
+                <w:webHidden/>
+              </w:rPr>
+              <w:tab/>
+            </w:r>
+            <w:r>
+              <w:rPr>
+                <w:noProof/>
+                <w:webHidden/>
+              </w:rPr>
+              <w:fldChar w:fldCharType="begin"/>
+            </w:r>
+            <w:r>
+              <w:rPr>
+                <w:noProof/>
+                <w:webHidden/>
+              </w:rPr>
+              <w:instrText xml:space="preserve"> PAGEREF _Toc69742762 \h </w:instrText>
             </w:r>
             <w:r>
               <w:rPr>
@@ -1340,155 +1488,7 @@
               <w:lang w:val="en-RU" w:eastAsia="en-GB"/>
             </w:rPr>
           </w:pPr>
-          <w:hyperlink w:anchor="_Toc69730851" w:history="1">
-            <w:r>
-              <w:rPr>
-                <w:rStyle w:val="Hyperlink"/>
-                <w:noProof/>
-              </w:rPr>
-              <w:t>Сервер</w:t>
-            </w:r>
-            <w:r>
-              <w:rPr>
-                <w:noProof/>
-                <w:webHidden/>
-              </w:rPr>
-              <w:tab/>
-            </w:r>
-            <w:r>
-              <w:rPr>
-                <w:noProof/>
-                <w:webHidden/>
-              </w:rPr>
-              <w:fldChar w:fldCharType="begin"/>
-            </w:r>
-            <w:r>
-              <w:rPr>
-                <w:noProof/>
-                <w:webHidden/>
-              </w:rPr>
-              <w:instrText xml:space="preserve"> PAGEREF _Toc69730851 \h </w:instrText>
-            </w:r>
-            <w:r>
-              <w:rPr>
-                <w:noProof/>
-                <w:webHidden/>
-              </w:rPr>
-            </w:r>
-            <w:r>
-              <w:rPr>
-                <w:noProof/>
-                <w:webHidden/>
-              </w:rPr>
-              <w:fldChar w:fldCharType="separate"/>
-            </w:r>
-            <w:r>
-              <w:rPr>
-                <w:noProof/>
-                <w:webHidden/>
-              </w:rPr>
-              <w:t>23</w:t>
-            </w:r>
-            <w:r>
-              <w:rPr>
-                <w:noProof/>
-                <w:webHidden/>
-              </w:rPr>
-              <w:fldChar w:fldCharType="end"/>
-            </w:r>
-          </w:hyperlink>
-        </w:p>
-        <w:p>
-          <w:pPr>
-            <w:pStyle w:val="TOC2"/>
-            <w:tabs>
-              <w:tab w:val="right" w:leader="dot" w:pos="9628"/>
-            </w:tabs>
-            <w:rPr>
-              <w:rFonts w:asciiTheme="minorHAnsi" w:eastAsiaTheme="minorEastAsia" w:hAnsiTheme="minorHAnsi"/>
-              <w:b w:val="0"/>
-              <w:bCs w:val="0"/>
-              <w:noProof/>
-              <w:sz w:val="24"/>
-              <w:szCs w:val="24"/>
-              <w:lang w:val="en-RU" w:eastAsia="en-GB"/>
-            </w:rPr>
-          </w:pPr>
-          <w:hyperlink w:anchor="_Toc69730852" w:history="1">
-            <w:r>
-              <w:rPr>
-                <w:rStyle w:val="Hyperlink"/>
-                <w:noProof/>
-              </w:rPr>
-              <w:t>База данных</w:t>
-            </w:r>
-            <w:r>
-              <w:rPr>
-                <w:noProof/>
-                <w:webHidden/>
-              </w:rPr>
-              <w:tab/>
-            </w:r>
-            <w:r>
-              <w:rPr>
-                <w:noProof/>
-                <w:webHidden/>
-              </w:rPr>
-              <w:fldChar w:fldCharType="begin"/>
-            </w:r>
-            <w:r>
-              <w:rPr>
-                <w:noProof/>
-                <w:webHidden/>
-              </w:rPr>
-              <w:instrText xml:space="preserve"> PAGEREF _Toc69730852 \h </w:instrText>
-            </w:r>
-            <w:r>
-              <w:rPr>
-                <w:noProof/>
-                <w:webHidden/>
-              </w:rPr>
-            </w:r>
-            <w:r>
-              <w:rPr>
-                <w:noProof/>
-                <w:webHidden/>
-              </w:rPr>
-              <w:fldChar w:fldCharType="separate"/>
-            </w:r>
-            <w:r>
-              <w:rPr>
-                <w:noProof/>
-                <w:webHidden/>
-              </w:rPr>
-              <w:t>24</w:t>
-            </w:r>
-            <w:r>
-              <w:rPr>
-                <w:noProof/>
-                <w:webHidden/>
-              </w:rPr>
-              <w:fldChar w:fldCharType="end"/>
-            </w:r>
-          </w:hyperlink>
-        </w:p>
-        <w:p>
-          <w:pPr>
-            <w:pStyle w:val="TOC2"/>
-            <w:tabs>
-              <w:tab w:val="right" w:leader="dot" w:pos="9628"/>
-            </w:tabs>
-            <w:rPr>
-              <w:rFonts w:asciiTheme="minorHAnsi" w:eastAsiaTheme="minorEastAsia" w:hAnsiTheme="minorHAnsi"/>
-              <w:b w:val="0"/>
-              <w:bCs w:val="0"/>
-              <w:noProof/>
-              <w:sz w:val="24"/>
-              <w:szCs w:val="24"/>
-              <w:lang w:val="en-RU" w:eastAsia="en-GB"/>
-            </w:rPr>
-          </w:pPr>
-          <w:hyperlink w:anchor="_Toc69730853" w:history="1">
+          <w:hyperlink w:anchor="_Toc69742763" w:history="1">
             <w:r>
               <w:rPr>
                 <w:rStyle w:val="Hyperlink"/>
@@ -1515,7 +1515,7 @@
                 <w:noProof/>
                 <w:webHidden/>
               </w:rPr>
-              <w:instrText xml:space="preserve"> PAGEREF _Toc69730853 \h </w:instrText>
+              <w:instrText xml:space="preserve"> PAGEREF _Toc69742763 \h </w:instrText>
             </w:r>
             <w:r>
               <w:rPr>
@@ -1535,7 +1535,7 @@
                 <w:noProof/>
                 <w:webHidden/>
               </w:rPr>
-              <w:t>26</w:t>
+              <w:t>25</w:t>
             </w:r>
             <w:r>
               <w:rPr>
@@ -1559,7 +1559,7 @@
               <w:lang w:val="en-RU" w:eastAsia="en-GB"/>
             </w:rPr>
           </w:pPr>
-          <w:hyperlink w:anchor="_Toc69730854" w:history="1">
+          <w:hyperlink w:anchor="_Toc69742764" w:history="1">
             <w:r>
               <w:rPr>
                 <w:rStyle w:val="Hyperlink"/>
@@ -1587,7 +1587,7 @@
                 <w:noProof/>
                 <w:webHidden/>
               </w:rPr>
-              <w:instrText xml:space="preserve"> PAGEREF _Toc69730854 \h </w:instrText>
+              <w:instrText xml:space="preserve"> PAGEREF _Toc69742764 \h </w:instrText>
             </w:r>
             <w:r>
               <w:rPr>
@@ -1607,7 +1607,7 @@
                 <w:noProof/>
                 <w:webHidden/>
               </w:rPr>
-              <w:t>28</w:t>
+              <w:t>27</w:t>
             </w:r>
             <w:r>
               <w:rPr>
@@ -1634,7 +1634,7 @@
               <w:lang w:val="en-RU" w:eastAsia="en-GB"/>
             </w:rPr>
           </w:pPr>
-          <w:hyperlink w:anchor="_Toc69730855" w:history="1">
+          <w:hyperlink w:anchor="_Toc69742765" w:history="1">
             <w:r>
               <w:rPr>
                 <w:rStyle w:val="Hyperlink"/>
@@ -1661,7 +1661,7 @@
                 <w:noProof/>
                 <w:webHidden/>
               </w:rPr>
-              <w:instrText xml:space="preserve"> PAGEREF _Toc69730855 \h </w:instrText>
+              <w:instrText xml:space="preserve"> PAGEREF _Toc69742765 \h </w:instrText>
             </w:r>
             <w:r>
               <w:rPr>
@@ -1681,7 +1681,7 @@
                 <w:noProof/>
                 <w:webHidden/>
               </w:rPr>
-              <w:t>28</w:t>
+              <w:t>27</w:t>
             </w:r>
             <w:r>
               <w:rPr>
@@ -1708,7 +1708,7 @@
               <w:lang w:val="en-RU" w:eastAsia="en-GB"/>
             </w:rPr>
           </w:pPr>
-          <w:hyperlink w:anchor="_Toc69730856" w:history="1">
+          <w:hyperlink w:anchor="_Toc69742766" w:history="1">
             <w:r>
               <w:rPr>
                 <w:rStyle w:val="Hyperlink"/>
@@ -1735,7 +1735,7 @@
                 <w:noProof/>
                 <w:webHidden/>
               </w:rPr>
-              <w:instrText xml:space="preserve"> PAGEREF _Toc69730856 \h </w:instrText>
+              <w:instrText xml:space="preserve"> PAGEREF _Toc69742766 \h </w:instrText>
             </w:r>
             <w:r>
               <w:rPr>
@@ -1755,7 +1755,7 @@
                 <w:noProof/>
                 <w:webHidden/>
               </w:rPr>
-              <w:t>32</w:t>
+              <w:t>31</w:t>
             </w:r>
             <w:r>
               <w:rPr>
@@ -1779,12 +1779,12 @@
               <w:lang w:val="en-RU" w:eastAsia="en-GB"/>
             </w:rPr>
           </w:pPr>
-          <w:hyperlink w:anchor="_Toc69730857" w:history="1">
+          <w:hyperlink w:anchor="_Toc69742767" w:history="1">
             <w:r>
               <w:rPr>
                 <w:rStyle w:val="Hyperlink"/>
                 <w:noProof/>
-                <w:highlight w:val="red"/>
+                <w:highlight w:val="green"/>
               </w:rPr>
               <w:t>ЗАКЛЮЧЕНИЕ</w:t>
             </w:r>
@@ -1807,7 +1807,79 @@
                 <w:noProof/>
                 <w:webHidden/>
               </w:rPr>
-              <w:instrText xml:space="preserve"> PAGEREF _Toc69730857 \h </w:instrText>
+              <w:instrText xml:space="preserve"> PAGEREF _Toc69742767 \h </w:instrText>
+            </w:r>
+            <w:r>
+              <w:rPr>
+                <w:noProof/>
+                <w:webHidden/>
+              </w:rPr>
+            </w:r>
+            <w:r>
+              <w:rPr>
+                <w:noProof/>
+                <w:webHidden/>
+              </w:rPr>
+              <w:fldChar w:fldCharType="separate"/>
+            </w:r>
+            <w:r>
+              <w:rPr>
+                <w:noProof/>
+                <w:webHidden/>
+              </w:rPr>
+              <w:t>36</w:t>
+            </w:r>
+            <w:r>
+              <w:rPr>
+                <w:noProof/>
+                <w:webHidden/>
+              </w:rPr>
+              <w:fldChar w:fldCharType="end"/>
+            </w:r>
+          </w:hyperlink>
+        </w:p>
+        <w:p>
+          <w:pPr>
+            <w:pStyle w:val="TOC1"/>
+            <w:rPr>
+              <w:rFonts w:asciiTheme="minorHAnsi" w:eastAsiaTheme="minorEastAsia" w:hAnsiTheme="minorHAnsi"/>
+              <w:b w:val="0"/>
+              <w:bCs w:val="0"/>
+              <w:i w:val="0"/>
+              <w:iCs w:val="0"/>
+              <w:noProof/>
+              <w:lang w:val="en-RU" w:eastAsia="en-GB"/>
+            </w:rPr>
+          </w:pPr>
+          <w:hyperlink w:anchor="_Toc69742768" w:history="1">
+            <w:r>
+              <w:rPr>
+                <w:rStyle w:val="Hyperlink"/>
+                <w:noProof/>
+                <w:highlight w:val="red"/>
+              </w:rPr>
+              <w:t>СПИСОК ИСПОЛЬЗОВАННЫХ ИСТОЧНИКОВ</w:t>
+            </w:r>
+            <w:r>
+              <w:rPr>
+                <w:noProof/>
+                <w:webHidden/>
+              </w:rPr>
+              <w:tab/>
+            </w:r>
+            <w:r>
+              <w:rPr>
+                <w:noProof/>
+                <w:webHidden/>
+              </w:rPr>
+              <w:fldChar w:fldCharType="begin"/>
+            </w:r>
+            <w:r>
+              <w:rPr>
+                <w:noProof/>
+                <w:webHidden/>
+              </w:rPr>
+              <w:instrText xml:space="preserve"> PAGEREF _Toc69742768 \h </w:instrText>
             </w:r>
             <w:r>
               <w:rPr>
@@ -1851,14 +1923,13 @@
               <w:lang w:val="en-RU" w:eastAsia="en-GB"/>
             </w:rPr>
           </w:pPr>
-          <w:hyperlink w:anchor="_Toc69730858" w:history="1">
+          <w:hyperlink w:anchor="_Toc69742769" w:history="1">
             <w:r>
               <w:rPr>
                 <w:rStyle w:val="Hyperlink"/>
                 <w:noProof/>
-                <w:highlight w:val="red"/>
               </w:rPr>
-              <w:t>СПИСОК ИСПОЛЬЗОВАННЫХ ИСТОЧНИКОВ</w:t>
+              <w:t>ПРИЛОЖЕНИЯ</w:t>
             </w:r>
             <w:r>
               <w:rPr>
@@ -1879,7 +1950,7 @@
                 <w:noProof/>
                 <w:webHidden/>
               </w:rPr>
-              <w:instrText xml:space="preserve"> PAGEREF _Toc69730858 \h </w:instrText>
+              <w:instrText xml:space="preserve"> PAGEREF _Toc69742769 \h </w:instrText>
             </w:r>
             <w:r>
               <w:rPr>
@@ -1912,24 +1983,27 @@
         </w:p>
         <w:p>
           <w:pPr>
-            <w:pStyle w:val="TOC1"/>
+            <w:pStyle w:val="TOC2"/>
+            <w:tabs>
+              <w:tab w:val="right" w:leader="dot" w:pos="9628"/>
+            </w:tabs>
             <w:rPr>
               <w:rFonts w:asciiTheme="minorHAnsi" w:eastAsiaTheme="minorEastAsia" w:hAnsiTheme="minorHAnsi"/>
               <w:b w:val="0"/>
               <w:bCs w:val="0"/>
-              <w:i w:val="0"/>
-              <w:iCs w:val="0"/>
               <w:noProof/>
+              <w:sz w:val="24"/>
+              <w:szCs w:val="24"/>
               <w:lang w:val="en-RU" w:eastAsia="en-GB"/>
             </w:rPr>
           </w:pPr>
-          <w:hyperlink w:anchor="_Toc69730859" w:history="1">
+          <w:hyperlink w:anchor="_Toc69742770" w:history="1">
             <w:r>
               <w:rPr>
                 <w:rStyle w:val="Hyperlink"/>
                 <w:noProof/>
               </w:rPr>
-              <w:t>ПРИЛОЖЕНИЯ</w:t>
+              <w:t>Приложение 1</w:t>
             </w:r>
             <w:r>
               <w:rPr>
@@ -1950,7 +2024,7 @@
                 <w:noProof/>
                 <w:webHidden/>
               </w:rPr>
-              <w:instrText xml:space="preserve"> PAGEREF _Toc69730859 \h </w:instrText>
+              <w:instrText xml:space="preserve"> PAGEREF _Toc69742770 \h </w:instrText>
             </w:r>
             <w:r>
               <w:rPr>
@@ -1970,7 +2044,7 @@
                 <w:noProof/>
                 <w:webHidden/>
               </w:rPr>
-              <w:t>39</w:t>
+              <w:t>38</w:t>
             </w:r>
             <w:r>
               <w:rPr>
@@ -1997,81 +2071,7 @@
               <w:lang w:val="en-RU" w:eastAsia="en-GB"/>
             </w:rPr>
           </w:pPr>
-          <w:hyperlink w:anchor="_Toc69730860" w:history="1">
-            <w:r>
-              <w:rPr>
-                <w:rStyle w:val="Hyperlink"/>
-                <w:noProof/>
-              </w:rPr>
-              <w:t>Приложение 1</w:t>
-            </w:r>
-            <w:r>
-              <w:rPr>
-                <w:noProof/>
-                <w:webHidden/>
-              </w:rPr>
-              <w:tab/>
-            </w:r>
-            <w:r>
-              <w:rPr>
-                <w:noProof/>
-                <w:webHidden/>
-              </w:rPr>
-              <w:fldChar w:fldCharType="begin"/>
-            </w:r>
-            <w:r>
-              <w:rPr>
-                <w:noProof/>
-                <w:webHidden/>
-              </w:rPr>
-              <w:instrText xml:space="preserve"> PAGEREF _Toc69730860 \h </w:instrText>
-            </w:r>
-            <w:r>
-              <w:rPr>
-                <w:noProof/>
-                <w:webHidden/>
-              </w:rPr>
-            </w:r>
-            <w:r>
-              <w:rPr>
-                <w:noProof/>
-                <w:webHidden/>
-              </w:rPr>
-              <w:fldChar w:fldCharType="separate"/>
-            </w:r>
-            <w:r>
-              <w:rPr>
-                <w:noProof/>
-                <w:webHidden/>
-              </w:rPr>
-              <w:t>39</w:t>
-            </w:r>
-            <w:r>
-              <w:rPr>
-                <w:noProof/>
-                <w:webHidden/>
-              </w:rPr>
-              <w:fldChar w:fldCharType="end"/>
-            </w:r>
-          </w:hyperlink>
-        </w:p>
-        <w:p>
-          <w:pPr>
-            <w:pStyle w:val="TOC2"/>
-            <w:tabs>
-              <w:tab w:val="right" w:leader="dot" w:pos="9628"/>
-            </w:tabs>
-            <w:rPr>
-              <w:rFonts w:asciiTheme="minorHAnsi" w:eastAsiaTheme="minorEastAsia" w:hAnsiTheme="minorHAnsi"/>
-              <w:b w:val="0"/>
-              <w:bCs w:val="0"/>
-              <w:noProof/>
-              <w:sz w:val="24"/>
-              <w:szCs w:val="24"/>
-              <w:lang w:val="en-RU" w:eastAsia="en-GB"/>
-            </w:rPr>
-          </w:pPr>
-          <w:hyperlink w:anchor="_Toc69730861" w:history="1">
+          <w:hyperlink w:anchor="_Toc69742771" w:history="1">
             <w:r>
               <w:rPr>
                 <w:rStyle w:val="Hyperlink"/>
@@ -2098,7 +2098,7 @@
                 <w:noProof/>
                 <w:webHidden/>
               </w:rPr>
-              <w:instrText xml:space="preserve"> PAGEREF _Toc69730861 \h </w:instrText>
+              <w:instrText xml:space="preserve"> PAGEREF _Toc69742771 \h </w:instrText>
             </w:r>
             <w:r>
               <w:rPr>
@@ -2118,7 +2118,7 @@
                 <w:noProof/>
                 <w:webHidden/>
               </w:rPr>
-              <w:t>39</w:t>
+              <w:t>38</w:t>
             </w:r>
             <w:r>
               <w:rPr>
@@ -2167,7 +2167,7 @@
       <w:pPr>
         <w:pStyle w:val="Heading1"/>
       </w:pPr>
-      <w:bookmarkStart w:id="0" w:name="_Toc69730834"/>
+      <w:bookmarkStart w:id="0" w:name="_Toc69742744"/>
       <w:r>
         <w:rPr>
           <w:highlight w:val="green"/>
@@ -3218,6 +3218,20 @@
     </w:p>
     <w:p>
       <w:pPr>
+        <w:pStyle w:val="Heading1"/>
+      </w:pPr>
+      <w:bookmarkStart w:id="1" w:name="_Toc69742745"/>
+      <w:r>
+        <w:rPr>
+          <w:highlight w:val="green"/>
+        </w:rPr>
+        <w:lastRenderedPageBreak/>
+        <w:t>ПОСТАНОВКА ЗАДАЧИ</w:t>
+      </w:r>
+      <w:bookmarkEnd w:id="1"/>
+    </w:p>
+    <w:p>
+      <w:pPr>
         <w:ind w:firstLine="709"/>
         <w:jc w:val="both"/>
         <w:rPr>
@@ -3230,23 +3244,103 @@
           <w:rFonts w:cs="Times New Roman"/>
           <w:szCs w:val="28"/>
         </w:rPr>
-        <w:lastRenderedPageBreak/>
-        <w:br w:type="page"/>
-      </w:r>
-    </w:p>
-    <w:p>
-      <w:pPr>
-        <w:pStyle w:val="Heading1"/>
-      </w:pPr>
-      <w:bookmarkStart w:id="1" w:name="_Toc69730835"/>
-      <w:r>
-        <w:rPr>
-          <w:highlight w:val="green"/>
-        </w:rPr>
-        <w:lastRenderedPageBreak/>
-        <w:t>ПОСТАНОВКА ЗАДАЧИ</w:t>
-      </w:r>
-      <w:bookmarkEnd w:id="1"/>
+        <w:t xml:space="preserve">В соответствии с выбранной темой требуется разработать </w:t>
+      </w:r>
+      <w:r>
+        <w:rPr>
+          <w:rFonts w:cs="Times New Roman"/>
+          <w:szCs w:val="28"/>
+        </w:rPr>
+        <w:t xml:space="preserve">клиент-серверное </w:t>
+      </w:r>
+      <w:r>
+        <w:rPr>
+          <w:rFonts w:cs="Times New Roman"/>
+          <w:szCs w:val="28"/>
+        </w:rPr>
+        <w:t xml:space="preserve">решение с использованием библиотек </w:t>
+      </w:r>
+      <w:r>
+        <w:rPr>
+          <w:rFonts w:cs="Times New Roman"/>
+          <w:szCs w:val="28"/>
+          <w:lang w:val="en-US"/>
+        </w:rPr>
+        <w:t>Spring</w:t>
+      </w:r>
+      <w:r>
+        <w:rPr>
+          <w:rFonts w:cs="Times New Roman"/>
+          <w:szCs w:val="28"/>
+        </w:rPr>
+        <w:t xml:space="preserve"> </w:t>
+      </w:r>
+      <w:r>
+        <w:rPr>
+          <w:rFonts w:cs="Times New Roman"/>
+          <w:szCs w:val="28"/>
+          <w:lang w:val="en-US"/>
+        </w:rPr>
+        <w:t>Boot</w:t>
+      </w:r>
+      <w:r>
+        <w:rPr>
+          <w:rFonts w:cs="Times New Roman"/>
+          <w:szCs w:val="28"/>
+        </w:rPr>
+        <w:t xml:space="preserve"> </w:t>
+      </w:r>
+      <w:r>
+        <w:rPr>
+          <w:rFonts w:cs="Times New Roman"/>
+          <w:szCs w:val="28"/>
+        </w:rPr>
+        <w:t xml:space="preserve">для сервера и </w:t>
+      </w:r>
+      <w:r>
+        <w:rPr>
+          <w:rFonts w:cs="Times New Roman"/>
+          <w:szCs w:val="28"/>
+          <w:lang w:val="en-US"/>
+        </w:rPr>
+        <w:t>JavaFX</w:t>
+      </w:r>
+      <w:r>
+        <w:rPr>
+          <w:rFonts w:cs="Times New Roman"/>
+          <w:szCs w:val="28"/>
+        </w:rPr>
+        <w:t xml:space="preserve"> </w:t>
+      </w:r>
+      <w:r>
+        <w:rPr>
+          <w:rFonts w:cs="Times New Roman"/>
+          <w:szCs w:val="28"/>
+        </w:rPr>
+        <w:t xml:space="preserve">для </w:t>
+      </w:r>
+      <w:r>
+        <w:rPr>
+          <w:rFonts w:cs="Times New Roman"/>
+          <w:szCs w:val="28"/>
+          <w:lang w:val="en-US"/>
+        </w:rPr>
+        <w:t>GUI</w:t>
+      </w:r>
+      <w:r>
+        <w:rPr>
+          <w:rFonts w:cs="Times New Roman"/>
+          <w:szCs w:val="28"/>
+        </w:rPr>
+        <w:t xml:space="preserve"> клиента в виде пользовательских классов и таблиц для СУБД</w:t>
+      </w:r>
+      <w:r>
+        <w:rPr>
+          <w:rFonts w:cs="Times New Roman"/>
+          <w:szCs w:val="28"/>
+        </w:rPr>
+        <w:t>.</w:t>
+      </w:r>
     </w:p>
     <w:p>
       <w:pPr>
@@ -3262,29 +3356,21 @@
           <w:rFonts w:cs="Times New Roman"/>
           <w:szCs w:val="28"/>
         </w:rPr>
-        <w:t xml:space="preserve">В соответствии с выбранной темой требуется разработать </w:t>
-      </w:r>
-      <w:r>
-        <w:rPr>
-          <w:rFonts w:cs="Times New Roman"/>
-          <w:szCs w:val="28"/>
-        </w:rPr>
-        <w:t xml:space="preserve">клиент-серверное </w:t>
-      </w:r>
-      <w:r>
-        <w:rPr>
-          <w:rFonts w:cs="Times New Roman"/>
-          <w:szCs w:val="28"/>
-        </w:rPr>
-        <w:t xml:space="preserve">решение с использованием библиотек </w:t>
-      </w:r>
-      <w:r>
-        <w:rPr>
-          <w:rFonts w:cs="Times New Roman"/>
-          <w:szCs w:val="28"/>
-          <w:lang w:val="en-US"/>
-        </w:rPr>
-        <w:t>Spring</w:t>
+        <w:t>Со стороны клиента необходимо разработать несколько окон и логику переходов пользователей между ними</w:t>
+      </w:r>
+      <w:r>
+        <w:rPr>
+          <w:rFonts w:cs="Times New Roman"/>
+          <w:szCs w:val="28"/>
+        </w:rPr>
+        <w:t xml:space="preserve">, </w:t>
+      </w:r>
+      <w:r>
+        <w:rPr>
+          <w:rFonts w:cs="Times New Roman"/>
+          <w:szCs w:val="28"/>
+        </w:rPr>
+        <w:t>а также их дизайн и расположение элементов интерфейса</w:t>
       </w:r>
       <w:r>
         <w:rPr>
@@ -3297,60 +3383,8 @@
         <w:rPr>
           <w:rFonts w:cs="Times New Roman"/>
           <w:szCs w:val="28"/>
-          <w:lang w:val="en-US"/>
-        </w:rPr>
-        <w:t>Boot</w:t>
-      </w:r>
-      <w:r>
-        <w:rPr>
-          <w:rFonts w:cs="Times New Roman"/>
-          <w:szCs w:val="28"/>
-        </w:rPr>
-        <w:t xml:space="preserve"> </w:t>
-      </w:r>
-      <w:r>
-        <w:rPr>
-          <w:rFonts w:cs="Times New Roman"/>
-          <w:szCs w:val="28"/>
-        </w:rPr>
-        <w:t xml:space="preserve">для сервера и </w:t>
-      </w:r>
-      <w:r>
-        <w:rPr>
-          <w:rFonts w:cs="Times New Roman"/>
-          <w:szCs w:val="28"/>
-          <w:lang w:val="en-US"/>
-        </w:rPr>
-        <w:t>JavaFX</w:t>
-      </w:r>
-      <w:r>
-        <w:rPr>
-          <w:rFonts w:cs="Times New Roman"/>
-          <w:szCs w:val="28"/>
-        </w:rPr>
-        <w:t xml:space="preserve"> </w:t>
-      </w:r>
-      <w:r>
-        <w:rPr>
-          <w:rFonts w:cs="Times New Roman"/>
-          <w:szCs w:val="28"/>
-        </w:rPr>
-        <w:t xml:space="preserve">для </w:t>
-      </w:r>
-      <w:r>
-        <w:rPr>
-          <w:rFonts w:cs="Times New Roman"/>
-          <w:szCs w:val="28"/>
-          <w:lang w:val="en-US"/>
-        </w:rPr>
-        <w:t>GUI</w:t>
-      </w:r>
-      <w:r>
-        <w:rPr>
-          <w:rFonts w:cs="Times New Roman"/>
-          <w:szCs w:val="28"/>
-        </w:rPr>
-        <w:t xml:space="preserve"> клиента в виде пользовательских классов и таблиц для СУБД</w:t>
+        </w:rPr>
+        <w:t>для взаимодействия с пользователем</w:t>
       </w:r>
       <w:r>
         <w:rPr>
@@ -3373,58 +3407,6 @@
         <w:rPr>
           <w:rFonts w:cs="Times New Roman"/>
           <w:szCs w:val="28"/>
-        </w:rPr>
-        <w:t>Со стороны клиента необходимо разработать несколько окон и логику переходов пользователей между ними</w:t>
-      </w:r>
-      <w:r>
-        <w:rPr>
-          <w:rFonts w:cs="Times New Roman"/>
-          <w:szCs w:val="28"/>
-        </w:rPr>
-        <w:t xml:space="preserve">, </w:t>
-      </w:r>
-      <w:r>
-        <w:rPr>
-          <w:rFonts w:cs="Times New Roman"/>
-          <w:szCs w:val="28"/>
-        </w:rPr>
-        <w:t>а также их дизайн и расположение элементов интерфейса</w:t>
-      </w:r>
-      <w:r>
-        <w:rPr>
-          <w:rFonts w:cs="Times New Roman"/>
-          <w:szCs w:val="28"/>
-        </w:rPr>
-        <w:t xml:space="preserve"> </w:t>
-      </w:r>
-      <w:r>
-        <w:rPr>
-          <w:rFonts w:cs="Times New Roman"/>
-          <w:szCs w:val="28"/>
-        </w:rPr>
-        <w:t>для взаимодействия с пользователем</w:t>
-      </w:r>
-      <w:r>
-        <w:rPr>
-          <w:rFonts w:cs="Times New Roman"/>
-          <w:szCs w:val="28"/>
-        </w:rPr>
-        <w:t>.</w:t>
-      </w:r>
-    </w:p>
-    <w:p>
-      <w:pPr>
-        <w:ind w:firstLine="709"/>
-        <w:jc w:val="both"/>
-        <w:rPr>
-          <w:rFonts w:cs="Times New Roman"/>
-          <w:szCs w:val="28"/>
-        </w:rPr>
-      </w:pPr>
-      <w:r>
-        <w:rPr>
-          <w:rFonts w:cs="Times New Roman"/>
-          <w:szCs w:val="28"/>
           <w:lang w:val="en-US"/>
         </w:rPr>
         <w:t>C</w:t>
@@ -3592,7 +3574,6 @@
         <w:rPr>
           <w:rFonts w:cs="Times New Roman"/>
           <w:szCs w:val="28"/>
-          <w:lang w:val="en-RU"/>
         </w:rPr>
       </w:pPr>
       <w:r>
@@ -4096,7 +4077,7 @@
       <w:pPr>
         <w:pStyle w:val="Heading1"/>
       </w:pPr>
-      <w:bookmarkStart w:id="2" w:name="_Toc69730836"/>
+      <w:bookmarkStart w:id="2" w:name="_Toc69742746"/>
       <w:r>
         <w:rPr>
           <w:highlight w:val="green"/>
@@ -4108,7 +4089,7 @@
     </w:p>
     <w:p>
       <w:pPr>
-        <w:ind w:firstLine="709"/>
+        <w:ind w:firstLine="360"/>
         <w:jc w:val="both"/>
         <w:rPr>
           <w:rFonts w:eastAsiaTheme="minorEastAsia" w:cs="Times New Roman"/>
@@ -4335,7 +4316,7 @@
     </w:p>
     <w:p>
       <w:pPr>
-        <w:ind w:firstLine="709"/>
+        <w:ind w:firstLine="360"/>
         <w:jc w:val="both"/>
         <w:rPr>
           <w:rFonts w:eastAsiaTheme="minorEastAsia" w:cs="Times New Roman"/>
@@ -4784,7 +4765,7 @@
       <w:pPr>
         <w:pStyle w:val="Heading1"/>
       </w:pPr>
-      <w:bookmarkStart w:id="3" w:name="_Toc69730837"/>
+      <w:bookmarkStart w:id="3" w:name="_Toc69742747"/>
       <w:r>
         <w:rPr>
           <w:highlight w:val="green"/>
@@ -4966,7 +4947,7 @@
       <w:pPr>
         <w:pStyle w:val="Heading1"/>
       </w:pPr>
-      <w:bookmarkStart w:id="4" w:name="_Toc69730838"/>
+      <w:bookmarkStart w:id="4" w:name="_Toc69742748"/>
       <w:r>
         <w:rPr>
           <w:highlight w:val="green"/>
@@ -4980,7 +4961,7 @@
       <w:pPr>
         <w:pStyle w:val="Heading2"/>
       </w:pPr>
-      <w:bookmarkStart w:id="5" w:name="_Toc69730839"/>
+      <w:bookmarkStart w:id="5" w:name="_Toc69742749"/>
       <w:r>
         <w:t>Клиент</w:t>
       </w:r>
@@ -6214,7 +6195,7 @@
       <w:pPr>
         <w:pStyle w:val="Heading2"/>
       </w:pPr>
-      <w:bookmarkStart w:id="6" w:name="_Toc69730840"/>
+      <w:bookmarkStart w:id="6" w:name="_Toc69742750"/>
       <w:r>
         <w:t>Сервер</w:t>
       </w:r>
@@ -6408,7 +6389,7 @@
       <w:pPr>
         <w:pStyle w:val="Heading1"/>
       </w:pPr>
-      <w:bookmarkStart w:id="7" w:name="_Toc69730841"/>
+      <w:bookmarkStart w:id="7" w:name="_Toc69742751"/>
       <w:r>
         <w:rPr>
           <w:highlight w:val="green"/>
@@ -7331,7 +7312,7 @@
       <w:pPr>
         <w:pStyle w:val="Heading2"/>
       </w:pPr>
-      <w:bookmarkStart w:id="8" w:name="_Toc69730842"/>
+      <w:bookmarkStart w:id="8" w:name="_Toc69742752"/>
       <w:r>
         <w:t>О</w:t>
       </w:r>
@@ -7633,7 +7614,7 @@
       <w:pPr>
         <w:pStyle w:val="Heading2"/>
       </w:pPr>
-      <w:bookmarkStart w:id="9" w:name="_Toc69730843"/>
+      <w:bookmarkStart w:id="9" w:name="_Toc69742753"/>
       <w:r>
         <w:t xml:space="preserve">Окно </w:t>
       </w:r>
@@ -8338,7 +8319,7 @@
           <w:lang w:val="en-US"/>
         </w:rPr>
       </w:pPr>
-      <w:bookmarkStart w:id="10" w:name="_Toc69730844"/>
+      <w:bookmarkStart w:id="10" w:name="_Toc69742754"/>
       <w:r>
         <w:t>Окно</w:t>
       </w:r>
@@ -8683,7 +8664,7 @@
       <w:pPr>
         <w:pStyle w:val="Heading2"/>
       </w:pPr>
-      <w:bookmarkStart w:id="11" w:name="_Toc69730845"/>
+      <w:bookmarkStart w:id="11" w:name="_Toc69742755"/>
       <w:r>
         <w:t>Окно успешного действия пользователя</w:t>
       </w:r>
@@ -8894,7 +8875,7 @@
       <w:pPr>
         <w:pStyle w:val="Heading2"/>
       </w:pPr>
-      <w:bookmarkStart w:id="12" w:name="_Toc69730846"/>
+      <w:bookmarkStart w:id="12" w:name="_Toc69742756"/>
       <w:r>
         <w:t>Главное окно программы</w:t>
       </w:r>
@@ -9122,7 +9103,7 @@
       <w:pPr>
         <w:pStyle w:val="Heading2"/>
       </w:pPr>
-      <w:bookmarkStart w:id="13" w:name="_Toc69730847"/>
+      <w:bookmarkStart w:id="13" w:name="_Toc69742757"/>
       <w:r>
         <w:t>Окно создания новой чат-комнаты</w:t>
       </w:r>
@@ -9367,7 +9348,7 @@
       <w:pPr>
         <w:pStyle w:val="Heading2"/>
       </w:pPr>
-      <w:bookmarkStart w:id="14" w:name="_Toc69730848"/>
+      <w:bookmarkStart w:id="14" w:name="_Toc69742758"/>
       <w:r>
         <w:t xml:space="preserve">Окно с информацией о текущей </w:t>
       </w:r>
@@ -9570,7 +9551,7 @@
       <w:pPr>
         <w:pStyle w:val="Heading2"/>
       </w:pPr>
-      <w:bookmarkStart w:id="15" w:name="_Toc69730849"/>
+      <w:bookmarkStart w:id="15" w:name="_Toc69742759"/>
       <w:r>
         <w:t>Окно с информацией об авторе и программе</w:t>
       </w:r>
@@ -9795,7 +9776,7 @@
       <w:pPr>
         <w:pStyle w:val="Heading1"/>
       </w:pPr>
-      <w:bookmarkStart w:id="16" w:name="_Toc69730850"/>
+      <w:bookmarkStart w:id="16" w:name="_Toc69742760"/>
       <w:r>
         <w:rPr>
           <w:highlight w:val="green"/>
@@ -9809,7 +9790,7 @@
       <w:pPr>
         <w:pStyle w:val="Heading2"/>
       </w:pPr>
-      <w:bookmarkStart w:id="17" w:name="_Toc69730851"/>
+      <w:bookmarkStart w:id="17" w:name="_Toc69742761"/>
       <w:r>
         <w:t>Сервер</w:t>
       </w:r>
@@ -11031,7 +11012,7 @@
       <w:pPr>
         <w:pStyle w:val="Heading2"/>
       </w:pPr>
-      <w:bookmarkStart w:id="18" w:name="_Toc69730852"/>
+      <w:bookmarkStart w:id="18" w:name="_Toc69742762"/>
       <w:r>
         <w:t>База данных</w:t>
       </w:r>
@@ -11924,7 +11905,7 @@
       <w:pPr>
         <w:pStyle w:val="Heading2"/>
       </w:pPr>
-      <w:bookmarkStart w:id="19" w:name="_Toc69730853"/>
+      <w:bookmarkStart w:id="19" w:name="_Toc69742763"/>
       <w:r>
         <w:lastRenderedPageBreak/>
         <w:t>Клиент</w:t>
@@ -13379,7 +13360,7 @@
       <w:pPr>
         <w:pStyle w:val="Heading1"/>
       </w:pPr>
-      <w:bookmarkStart w:id="20" w:name="_Toc69730854"/>
+      <w:bookmarkStart w:id="20" w:name="_Toc69742764"/>
       <w:r>
         <w:rPr>
           <w:highlight w:val="green"/>
@@ -13393,7 +13374,7 @@
       <w:pPr>
         <w:pStyle w:val="Heading2"/>
       </w:pPr>
-      <w:bookmarkStart w:id="21" w:name="_Toc69730855"/>
+      <w:bookmarkStart w:id="21" w:name="_Toc69742765"/>
       <w:r>
         <w:t>Сервер</w:t>
       </w:r>
@@ -15245,7 +15226,7 @@
       <w:pPr>
         <w:pStyle w:val="Heading2"/>
       </w:pPr>
-      <w:bookmarkStart w:id="22" w:name="_Toc69730856"/>
+      <w:bookmarkStart w:id="22" w:name="_Toc69742766"/>
       <w:r>
         <w:t>Клиент</w:t>
       </w:r>
@@ -16727,10 +16708,10 @@
       <w:pPr>
         <w:pStyle w:val="Heading1"/>
       </w:pPr>
-      <w:bookmarkStart w:id="23" w:name="_Toc69730857"/>
-      <w:r>
-        <w:rPr>
-          <w:highlight w:val="red"/>
+      <w:bookmarkStart w:id="23" w:name="_Toc69742767"/>
+      <w:r>
+        <w:rPr>
+          <w:highlight w:val="green"/>
         </w:rPr>
         <w:lastRenderedPageBreak/>
         <w:t>ЗАКЛЮЧЕНИЕ</w:t>
@@ -17557,31 +17538,298 @@
           <w:rFonts w:cs="Times New Roman"/>
           <w:szCs w:val="28"/>
         </w:rPr>
+        <w:t xml:space="preserve">: </w:t>
+      </w:r>
+      <w:r>
+        <w:rPr>
+          <w:rFonts w:cs="Times New Roman"/>
+          <w:szCs w:val="28"/>
+        </w:rPr>
+        <w:t xml:space="preserve">реализует </w:t>
+      </w:r>
+      <w:r>
+        <w:rPr>
+          <w:rFonts w:cs="Times New Roman"/>
+          <w:szCs w:val="28"/>
+          <w:lang w:val="en-US"/>
+        </w:rPr>
+        <w:t>CRUD</w:t>
+      </w:r>
+      <w:r>
+        <w:rPr>
+          <w:rFonts w:cs="Times New Roman"/>
+          <w:szCs w:val="28"/>
+        </w:rPr>
+        <w:t xml:space="preserve">-методы со стороны </w:t>
+      </w:r>
+      <w:proofErr w:type="spellStart"/>
+      <w:r>
+        <w:rPr>
+          <w:rFonts w:cs="Times New Roman"/>
+          <w:szCs w:val="28"/>
+        </w:rPr>
+        <w:t>бекенда</w:t>
+      </w:r>
+      <w:proofErr w:type="spellEnd"/>
+      <w:r>
+        <w:rPr>
+          <w:rFonts w:cs="Times New Roman"/>
+          <w:szCs w:val="28"/>
+        </w:rPr>
+        <w:t xml:space="preserve">, </w:t>
+      </w:r>
+      <w:r>
+        <w:rPr>
+          <w:rFonts w:cs="Times New Roman"/>
+          <w:szCs w:val="28"/>
+        </w:rPr>
+        <w:t>а фронт осуществляет получение</w:t>
+      </w:r>
+      <w:r>
+        <w:rPr>
+          <w:rFonts w:cs="Times New Roman"/>
+          <w:szCs w:val="28"/>
+        </w:rPr>
+        <w:t xml:space="preserve"> </w:t>
+      </w:r>
+      <w:r>
+        <w:rPr>
+          <w:rFonts w:cs="Times New Roman"/>
+          <w:szCs w:val="28"/>
+        </w:rPr>
+        <w:t>и</w:t>
+      </w:r>
+      <w:r>
+        <w:rPr>
+          <w:rFonts w:cs="Times New Roman"/>
+          <w:szCs w:val="28"/>
+        </w:rPr>
+        <w:t xml:space="preserve"> </w:t>
+      </w:r>
+      <w:r>
+        <w:rPr>
+          <w:rFonts w:cs="Times New Roman"/>
+          <w:szCs w:val="28"/>
+        </w:rPr>
+        <w:t>отправку</w:t>
+      </w:r>
+      <w:r>
+        <w:rPr>
+          <w:rFonts w:cs="Times New Roman"/>
+          <w:szCs w:val="28"/>
+        </w:rPr>
+        <w:t xml:space="preserve"> </w:t>
+      </w:r>
+      <w:r>
+        <w:rPr>
+          <w:rFonts w:cs="Times New Roman"/>
+          <w:szCs w:val="28"/>
+        </w:rPr>
+        <w:t>данных через</w:t>
+      </w:r>
+      <w:r>
+        <w:rPr>
+          <w:rFonts w:cs="Times New Roman"/>
+          <w:szCs w:val="28"/>
+        </w:rPr>
+        <w:t xml:space="preserve"> </w:t>
+      </w:r>
+      <w:r>
+        <w:rPr>
+          <w:rFonts w:cs="Times New Roman"/>
+          <w:szCs w:val="28"/>
+          <w:lang w:val="en-US"/>
+        </w:rPr>
+        <w:t>RESTful</w:t>
+      </w:r>
+      <w:r>
+        <w:rPr>
+          <w:rFonts w:cs="Times New Roman"/>
+          <w:szCs w:val="28"/>
+        </w:rPr>
+        <w:t xml:space="preserve"> </w:t>
+      </w:r>
+      <w:r>
+        <w:rPr>
+          <w:rFonts w:cs="Times New Roman"/>
+          <w:szCs w:val="28"/>
+          <w:lang w:val="en-US"/>
+        </w:rPr>
+        <w:t>API</w:t>
+      </w:r>
+      <w:r>
+        <w:rPr>
+          <w:rFonts w:cs="Times New Roman"/>
+          <w:szCs w:val="28"/>
+        </w:rPr>
+        <w:t xml:space="preserve"> с помощью протокола </w:t>
+      </w:r>
+      <w:r>
+        <w:rPr>
+          <w:rFonts w:cs="Times New Roman"/>
+          <w:szCs w:val="28"/>
+          <w:lang w:val="en-US"/>
+        </w:rPr>
+        <w:t>http</w:t>
+      </w:r>
+      <w:r>
+        <w:rPr>
+          <w:rFonts w:cs="Times New Roman"/>
+          <w:szCs w:val="28"/>
+        </w:rPr>
+        <w:t xml:space="preserve"> с </w:t>
+      </w:r>
+      <w:r>
+        <w:rPr>
+          <w:rFonts w:cs="Times New Roman"/>
+          <w:szCs w:val="28"/>
+        </w:rPr>
+        <w:t>последующим ввод</w:t>
+      </w:r>
+      <w:r>
+        <w:rPr>
+          <w:rFonts w:cs="Times New Roman"/>
+          <w:szCs w:val="28"/>
+        </w:rPr>
+        <w:t xml:space="preserve">ом/выводом данных на элементы управления графического интерфейса </w:t>
+      </w:r>
+      <w:r>
+        <w:rPr>
+          <w:rFonts w:cs="Times New Roman"/>
+          <w:szCs w:val="28"/>
+          <w:lang w:val="en-US"/>
+        </w:rPr>
+        <w:t>JavaFX</w:t>
+      </w:r>
+      <w:r>
+        <w:rPr>
+          <w:rFonts w:cs="Times New Roman"/>
+          <w:szCs w:val="28"/>
+        </w:rPr>
         <w:t>.</w:t>
       </w:r>
     </w:p>
     <w:p>
       <w:pPr>
-        <w:ind w:firstLine="709"/>
+        <w:spacing w:after="0"/>
+        <w:ind w:firstLine="567"/>
         <w:jc w:val="both"/>
         <w:rPr>
-          <w:rFonts w:cs="Times New Roman"/>
-          <w:szCs w:val="28"/>
-        </w:rPr>
-      </w:pPr>
-      <w:r>
-        <w:rPr>
-          <w:rFonts w:cs="Times New Roman"/>
-          <w:szCs w:val="28"/>
-        </w:rPr>
-        <w:br w:type="page"/>
+          <w:rFonts w:eastAsia="Times New Roman" w:cs="Times New Roman"/>
+          <w:szCs w:val="28"/>
+        </w:rPr>
+      </w:pPr>
+      <w:r>
+        <w:rPr>
+          <w:rFonts w:eastAsia="Times New Roman" w:cs="Times New Roman"/>
+          <w:szCs w:val="28"/>
+        </w:rPr>
+        <w:t>Решение</w:t>
+      </w:r>
+      <w:r>
+        <w:rPr>
+          <w:rFonts w:eastAsia="Times New Roman" w:cs="Times New Roman"/>
+          <w:szCs w:val="28"/>
+        </w:rPr>
+        <w:t xml:space="preserve"> может модернизир</w:t>
+      </w:r>
+      <w:r>
+        <w:rPr>
+          <w:rFonts w:eastAsia="Times New Roman" w:cs="Times New Roman"/>
+          <w:szCs w:val="28"/>
+        </w:rPr>
+        <w:t>оваться и обновляться. Например</w:t>
+      </w:r>
+      <w:r>
+        <w:rPr>
+          <w:rFonts w:eastAsia="Times New Roman" w:cs="Times New Roman"/>
+          <w:szCs w:val="28"/>
+        </w:rPr>
+        <w:t xml:space="preserve">, </w:t>
+      </w:r>
+      <w:r>
+        <w:rPr>
+          <w:rFonts w:eastAsia="Times New Roman" w:cs="Times New Roman"/>
+          <w:szCs w:val="28"/>
+        </w:rPr>
+        <w:t>можно</w:t>
+      </w:r>
+      <w:r>
+        <w:rPr>
+          <w:rFonts w:eastAsia="Times New Roman" w:cs="Times New Roman"/>
+          <w:szCs w:val="28"/>
+        </w:rPr>
+        <w:t xml:space="preserve"> добавить возможность отправки любых типов файлов в чат-комнаты</w:t>
+      </w:r>
+      <w:r>
+        <w:rPr>
+          <w:rFonts w:eastAsia="Times New Roman" w:cs="Times New Roman"/>
+          <w:szCs w:val="28"/>
+        </w:rPr>
+        <w:t>,</w:t>
+      </w:r>
+      <w:r>
+        <w:rPr>
+          <w:rFonts w:eastAsia="Times New Roman" w:cs="Times New Roman"/>
+          <w:szCs w:val="28"/>
+        </w:rPr>
+        <w:t xml:space="preserve"> в том числе фото и видео</w:t>
+      </w:r>
+      <w:r>
+        <w:rPr>
+          <w:rFonts w:eastAsia="Times New Roman" w:cs="Times New Roman"/>
+          <w:szCs w:val="28"/>
+        </w:rPr>
+        <w:t xml:space="preserve">. </w:t>
+      </w:r>
+      <w:r>
+        <w:rPr>
+          <w:rFonts w:eastAsia="Times New Roman" w:cs="Times New Roman"/>
+          <w:szCs w:val="28"/>
+        </w:rPr>
+        <w:t>Также можно внедрить голосовые сообщения</w:t>
+      </w:r>
+      <w:r>
+        <w:rPr>
+          <w:rFonts w:eastAsia="Times New Roman" w:cs="Times New Roman"/>
+          <w:szCs w:val="28"/>
+        </w:rPr>
+        <w:t xml:space="preserve">, </w:t>
+      </w:r>
+      <w:r>
+        <w:rPr>
+          <w:rFonts w:eastAsia="Times New Roman" w:cs="Times New Roman"/>
+          <w:szCs w:val="28"/>
+        </w:rPr>
+        <w:t>как это сделано в большинстве популярных мессенджеров</w:t>
+      </w:r>
+      <w:r>
+        <w:rPr>
+          <w:rFonts w:eastAsia="Times New Roman" w:cs="Times New Roman"/>
+          <w:szCs w:val="28"/>
+        </w:rPr>
+        <w:t xml:space="preserve">. </w:t>
+      </w:r>
+      <w:r>
+        <w:rPr>
+          <w:rFonts w:eastAsia="Times New Roman" w:cs="Times New Roman"/>
+          <w:szCs w:val="28"/>
+        </w:rPr>
+        <w:t>В дальнейшем можно написать клиенты под мобильные устройства и подключить к существующему серверу</w:t>
+      </w:r>
+      <w:r>
+        <w:rPr>
+          <w:rFonts w:eastAsia="Times New Roman" w:cs="Times New Roman"/>
+          <w:szCs w:val="28"/>
+        </w:rPr>
+        <w:t xml:space="preserve">. </w:t>
       </w:r>
     </w:p>
     <w:p>
       <w:pPr>
         <w:pStyle w:val="Heading1"/>
       </w:pPr>
-      <w:bookmarkStart w:id="24" w:name="_Toc69730858"/>
+      <w:bookmarkStart w:id="24" w:name="_Toc69742768"/>
       <w:r>
         <w:rPr>
           <w:highlight w:val="red"/>
@@ -17599,15 +17847,6 @@
           <w:szCs w:val="28"/>
         </w:rPr>
       </w:pPr>
-    </w:p>
-    <w:p>
-      <w:pPr>
-        <w:jc w:val="both"/>
-        <w:rPr>
-          <w:rFonts w:cs="Times New Roman"/>
-          <w:szCs w:val="28"/>
-        </w:rPr>
-      </w:pPr>
       <w:r>
         <w:rPr>
           <w:rFonts w:cs="Times New Roman"/>
@@ -17620,7 +17859,7 @@
       <w:pPr>
         <w:pStyle w:val="Heading1"/>
       </w:pPr>
-      <w:bookmarkStart w:id="25" w:name="_Toc69730859"/>
+      <w:bookmarkStart w:id="25" w:name="_Toc69742769"/>
       <w:r>
         <w:lastRenderedPageBreak/>
         <w:t>ПРИЛОЖЕНИЯ</w:t>
@@ -17631,7 +17870,7 @@
       <w:pPr>
         <w:pStyle w:val="Heading2"/>
       </w:pPr>
-      <w:bookmarkStart w:id="26" w:name="_Toc69730860"/>
+      <w:bookmarkStart w:id="26" w:name="_Toc69742770"/>
       <w:r>
         <w:t>Приложение 1</w:t>
       </w:r>
@@ -17642,12 +17881,12 @@
         <w:pStyle w:val="Heading2"/>
         <w:jc w:val="left"/>
       </w:pPr>
-      <w:bookmarkStart w:id="27" w:name="_Toc69730861"/>
     </w:p>
     <w:p>
       <w:pPr>
         <w:pStyle w:val="Heading2"/>
       </w:pPr>
+      <w:bookmarkStart w:id="27" w:name="_Toc69742771"/>
       <w:r>
         <w:t xml:space="preserve">Приложение </w:t>
       </w:r>

--- a/Пояснительная записка.docx
+++ b/Пояснительная записка.docx
@@ -1,6 +1,6 @@
 
 <file path=word/document.xml><?xml version="1.0" encoding="utf-8"?>
-<w:document xmlns:wpc="http://schemas.microsoft.com/office/word/2010/wordprocessingCanvas" xmlns:cx="http://schemas.microsoft.com/office/drawing/2014/chartex" xmlns:cx1="http://schemas.microsoft.com/office/drawing/2015/9/8/chartex" xmlns:cx2="http://schemas.microsoft.com/office/drawing/2015/10/21/chartex" xmlns:cx3="http://schemas.microsoft.com/office/drawing/2016/5/9/chartex" xmlns:cx4="http://schemas.microsoft.com/office/drawing/2016/5/10/chartex" xmlns:cx5="http://schemas.microsoft.com/office/drawing/2016/5/11/chartex" xmlns:cx6="http://schemas.microsoft.com/office/drawing/2016/5/12/chartex" xmlns:cx7="http://schemas.microsoft.com/office/drawing/2016/5/13/chartex" xmlns:cx8="http://schemas.microsoft.com/office/drawing/2016/5/14/chartex" xmlns:mc="http://schemas.openxmlformats.org/markup-compatibility/2006" xmlns:aink="http://schemas.microsoft.com/office/drawing/2016/ink" xmlns:am3d="http://schemas.microsoft.com/office/drawing/2017/model3d" xmlns:o="urn:schemas-microsoft-com:office:office" xmlns:r="http://schemas.openxmlformats.org/officeDocument/2006/relationships" xmlns:m="http://schemas.openxmlformats.org/officeDocument/2006/math" xmlns:v="urn:schemas-microsoft-com:vml" xmlns:wp14="http://schemas.microsoft.com/office/word/2010/wordprocessingDrawing" xmlns:wp="http://schemas.openxmlformats.org/drawingml/2006/wordprocessingDrawing" xmlns:w10="urn:schemas-microsoft-com:office:word" xmlns:w="http://schemas.openxmlformats.org/wordprocessingml/2006/main" xmlns:w14="http://schemas.microsoft.com/office/word/2010/wordml" xmlns:w15="http://schemas.microsoft.com/office/word/2012/wordml" xmlns:w16cex="http://schemas.microsoft.com/office/word/2018/wordml/cex" xmlns:w16cid="http://schemas.microsoft.com/office/word/2016/wordml/cid" xmlns:w16="http://schemas.microsoft.com/office/word/2018/wordml" xmlns:w16se="http://schemas.microsoft.com/office/word/2015/wordml/symex" xmlns:wpg="http://schemas.microsoft.com/office/word/2010/wordprocessingGroup" xmlns:wpi="http://schemas.microsoft.com/office/word/2010/wordprocessingInk" xmlns:wne="http://schemas.microsoft.com/office/word/2006/wordml" xmlns:wps="http://schemas.microsoft.com/office/word/2010/wordprocessingShape" mc:Ignorable="w14 w15 w16se w16cid w16 w16cex wp14">
+<w:document xmlns:wpc="http://schemas.microsoft.com/office/word/2010/wordprocessingCanvas" xmlns:mc="http://schemas.openxmlformats.org/markup-compatibility/2006" xmlns:o="urn:schemas-microsoft-com:office:office" xmlns:r="http://schemas.openxmlformats.org/officeDocument/2006/relationships" xmlns:m="http://schemas.openxmlformats.org/officeDocument/2006/math" xmlns:v="urn:schemas-microsoft-com:vml" xmlns:wp14="http://schemas.microsoft.com/office/word/2010/wordprocessingDrawing" xmlns:wp="http://schemas.openxmlformats.org/drawingml/2006/wordprocessingDrawing" xmlns:w10="urn:schemas-microsoft-com:office:word" xmlns:w="http://schemas.openxmlformats.org/wordprocessingml/2006/main" xmlns:w14="http://schemas.microsoft.com/office/word/2010/wordml" xmlns:w15="http://schemas.microsoft.com/office/word/2012/wordml" xmlns:wpg="http://schemas.microsoft.com/office/word/2010/wordprocessingGroup" xmlns:wpi="http://schemas.microsoft.com/office/word/2010/wordprocessingInk" xmlns:wne="http://schemas.microsoft.com/office/word/2006/wordml" xmlns:wps="http://schemas.microsoft.com/office/word/2010/wordprocessingShape" mc:Ignorable="w14 w15 wp14">
   <w:body>
     <w:p>
       <w:pPr>
@@ -58,7 +58,7 @@
         </w:p>
         <w:p>
           <w:pPr>
-            <w:pStyle w:val="TOC1"/>
+            <w:pStyle w:val="11"/>
             <w:rPr>
               <w:rFonts w:asciiTheme="minorHAnsi" w:eastAsiaTheme="minorEastAsia" w:hAnsiTheme="minorHAnsi"/>
               <w:b w:val="0"/>
@@ -66,7 +66,9 @@
               <w:i w:val="0"/>
               <w:iCs w:val="0"/>
               <w:noProof/>
-              <w:lang w:val="en-RU" w:eastAsia="en-GB"/>
+              <w:sz w:val="22"/>
+              <w:szCs w:val="22"/>
+              <w:lang w:eastAsia="ru-RU"/>
             </w:rPr>
           </w:pPr>
           <w:r>
@@ -93,68 +95,115 @@
             </w:rPr>
             <w:fldChar w:fldCharType="separate"/>
           </w:r>
-          <w:hyperlink w:anchor="_Toc69742744" w:history="1">
-            <w:r>
-              <w:rPr>
-                <w:rStyle w:val="Hyperlink"/>
-                <w:noProof/>
-                <w:highlight w:val="green"/>
-              </w:rPr>
-              <w:t>ВВЕДЕНИЕ</w:t>
-            </w:r>
-            <w:r>
-              <w:rPr>
-                <w:noProof/>
-                <w:webHidden/>
-              </w:rPr>
-              <w:tab/>
-            </w:r>
-            <w:r>
-              <w:rPr>
-                <w:noProof/>
-                <w:webHidden/>
-              </w:rPr>
-              <w:fldChar w:fldCharType="begin"/>
-            </w:r>
-            <w:r>
-              <w:rPr>
-                <w:noProof/>
-                <w:webHidden/>
-              </w:rPr>
-              <w:instrText xml:space="preserve"> PAGEREF _Toc69742744 \h </w:instrText>
-            </w:r>
-            <w:r>
-              <w:rPr>
-                <w:noProof/>
-                <w:webHidden/>
-              </w:rPr>
-            </w:r>
-            <w:r>
-              <w:rPr>
-                <w:noProof/>
-                <w:webHidden/>
-              </w:rPr>
-              <w:fldChar w:fldCharType="separate"/>
-            </w:r>
-            <w:r>
-              <w:rPr>
-                <w:noProof/>
-                <w:webHidden/>
-              </w:rPr>
-              <w:t>4</w:t>
-            </w:r>
-            <w:r>
-              <w:rPr>
-                <w:noProof/>
-                <w:webHidden/>
-              </w:rPr>
-              <w:fldChar w:fldCharType="end"/>
-            </w:r>
-          </w:hyperlink>
+          <w:bookmarkStart w:id="0" w:name="_GoBack"/>
+          <w:bookmarkEnd w:id="0"/>
+          <w:r>
+            <w:rPr>
+              <w:rStyle w:val="a7"/>
+              <w:noProof/>
+            </w:rPr>
+            <w:fldChar w:fldCharType="begin"/>
+          </w:r>
+          <w:r>
+            <w:rPr>
+              <w:rStyle w:val="a7"/>
+              <w:noProof/>
+            </w:rPr>
+            <w:instrText xml:space="preserve"> </w:instrText>
+          </w:r>
+          <w:r>
+            <w:rPr>
+              <w:noProof/>
+            </w:rPr>
+            <w:instrText>HYPERLINK \l "_Toc69743452"</w:instrText>
+          </w:r>
+          <w:r>
+            <w:rPr>
+              <w:rStyle w:val="a7"/>
+              <w:noProof/>
+            </w:rPr>
+            <w:instrText xml:space="preserve"> </w:instrText>
+          </w:r>
+          <w:r>
+            <w:rPr>
+              <w:rStyle w:val="a7"/>
+              <w:noProof/>
+            </w:rPr>
+          </w:r>
+          <w:r>
+            <w:rPr>
+              <w:rStyle w:val="a7"/>
+              <w:noProof/>
+            </w:rPr>
+            <w:fldChar w:fldCharType="separate"/>
+          </w:r>
+          <w:r>
+            <w:rPr>
+              <w:rStyle w:val="a7"/>
+              <w:noProof/>
+              <w:highlight w:val="green"/>
+            </w:rPr>
+            <w:t>ВВЕДЕНИЕ</w:t>
+          </w:r>
+          <w:r>
+            <w:rPr>
+              <w:noProof/>
+              <w:webHidden/>
+            </w:rPr>
+            <w:tab/>
+          </w:r>
+          <w:r>
+            <w:rPr>
+              <w:noProof/>
+              <w:webHidden/>
+            </w:rPr>
+            <w:fldChar w:fldCharType="begin"/>
+          </w:r>
+          <w:r>
+            <w:rPr>
+              <w:noProof/>
+              <w:webHidden/>
+            </w:rPr>
+            <w:instrText xml:space="preserve"> PAGEREF _Toc69743452 \h </w:instrText>
+          </w:r>
+          <w:r>
+            <w:rPr>
+              <w:noProof/>
+              <w:webHidden/>
+            </w:rPr>
+          </w:r>
+          <w:r>
+            <w:rPr>
+              <w:noProof/>
+              <w:webHidden/>
+            </w:rPr>
+            <w:fldChar w:fldCharType="separate"/>
+          </w:r>
+          <w:r>
+            <w:rPr>
+              <w:noProof/>
+              <w:webHidden/>
+            </w:rPr>
+            <w:t>4</w:t>
+          </w:r>
+          <w:r>
+            <w:rPr>
+              <w:noProof/>
+              <w:webHidden/>
+            </w:rPr>
+            <w:fldChar w:fldCharType="end"/>
+          </w:r>
+          <w:r>
+            <w:rPr>
+              <w:rStyle w:val="a7"/>
+              <w:noProof/>
+            </w:rPr>
+            <w:fldChar w:fldCharType="end"/>
+          </w:r>
         </w:p>
         <w:p>
           <w:pPr>
-            <w:pStyle w:val="TOC1"/>
+            <w:pStyle w:val="11"/>
             <w:rPr>
               <w:rFonts w:asciiTheme="minorHAnsi" w:eastAsiaTheme="minorEastAsia" w:hAnsiTheme="minorHAnsi"/>
               <w:b w:val="0"/>
@@ -162,13 +211,15 @@
               <w:i w:val="0"/>
               <w:iCs w:val="0"/>
               <w:noProof/>
-              <w:lang w:val="en-RU" w:eastAsia="en-GB"/>
+              <w:sz w:val="22"/>
+              <w:szCs w:val="22"/>
+              <w:lang w:eastAsia="ru-RU"/>
             </w:rPr>
           </w:pPr>
-          <w:hyperlink w:anchor="_Toc69742745" w:history="1">
+          <w:hyperlink w:anchor="_Toc69743453" w:history="1">
             <w:r>
               <w:rPr>
-                <w:rStyle w:val="Hyperlink"/>
+                <w:rStyle w:val="a7"/>
                 <w:noProof/>
                 <w:highlight w:val="green"/>
               </w:rPr>
@@ -193,7 +244,7 @@
                 <w:noProof/>
                 <w:webHidden/>
               </w:rPr>
-              <w:instrText xml:space="preserve"> PAGEREF _Toc69742745 \h </w:instrText>
+              <w:instrText xml:space="preserve"> PAGEREF _Toc69743453 \h </w:instrText>
             </w:r>
             <w:r>
               <w:rPr>
@@ -226,7 +277,7 @@
         </w:p>
         <w:p>
           <w:pPr>
-            <w:pStyle w:val="TOC1"/>
+            <w:pStyle w:val="11"/>
             <w:rPr>
               <w:rFonts w:asciiTheme="minorHAnsi" w:eastAsiaTheme="minorEastAsia" w:hAnsiTheme="minorHAnsi"/>
               <w:b w:val="0"/>
@@ -234,13 +285,15 @@
               <w:i w:val="0"/>
               <w:iCs w:val="0"/>
               <w:noProof/>
-              <w:lang w:val="en-RU" w:eastAsia="en-GB"/>
+              <w:sz w:val="22"/>
+              <w:szCs w:val="22"/>
+              <w:lang w:eastAsia="ru-RU"/>
             </w:rPr>
           </w:pPr>
-          <w:hyperlink w:anchor="_Toc69742746" w:history="1">
+          <w:hyperlink w:anchor="_Toc69743454" w:history="1">
             <w:r>
               <w:rPr>
-                <w:rStyle w:val="Hyperlink"/>
+                <w:rStyle w:val="a7"/>
                 <w:noProof/>
                 <w:highlight w:val="green"/>
               </w:rPr>
@@ -265,7 +318,7 @@
                 <w:noProof/>
                 <w:webHidden/>
               </w:rPr>
-              <w:instrText xml:space="preserve"> PAGEREF _Toc69742746 \h </w:instrText>
+              <w:instrText xml:space="preserve"> PAGEREF _Toc69743454 \h </w:instrText>
             </w:r>
             <w:r>
               <w:rPr>
@@ -298,7 +351,7 @@
         </w:p>
         <w:p>
           <w:pPr>
-            <w:pStyle w:val="TOC1"/>
+            <w:pStyle w:val="11"/>
             <w:rPr>
               <w:rFonts w:asciiTheme="minorHAnsi" w:eastAsiaTheme="minorEastAsia" w:hAnsiTheme="minorHAnsi"/>
               <w:b w:val="0"/>
@@ -306,13 +359,15 @@
               <w:i w:val="0"/>
               <w:iCs w:val="0"/>
               <w:noProof/>
-              <w:lang w:val="en-RU" w:eastAsia="en-GB"/>
+              <w:sz w:val="22"/>
+              <w:szCs w:val="22"/>
+              <w:lang w:eastAsia="ru-RU"/>
             </w:rPr>
           </w:pPr>
-          <w:hyperlink w:anchor="_Toc69742747" w:history="1">
+          <w:hyperlink w:anchor="_Toc69743455" w:history="1">
             <w:r>
               <w:rPr>
-                <w:rStyle w:val="Hyperlink"/>
+                <w:rStyle w:val="a7"/>
                 <w:noProof/>
                 <w:highlight w:val="green"/>
               </w:rPr>
@@ -337,7 +392,7 @@
                 <w:noProof/>
                 <w:webHidden/>
               </w:rPr>
-              <w:instrText xml:space="preserve"> PAGEREF _Toc69742747 \h </w:instrText>
+              <w:instrText xml:space="preserve"> PAGEREF _Toc69743455 \h </w:instrText>
             </w:r>
             <w:r>
               <w:rPr>
@@ -370,7 +425,7 @@
         </w:p>
         <w:p>
           <w:pPr>
-            <w:pStyle w:val="TOC1"/>
+            <w:pStyle w:val="11"/>
             <w:rPr>
               <w:rFonts w:asciiTheme="minorHAnsi" w:eastAsiaTheme="minorEastAsia" w:hAnsiTheme="minorHAnsi"/>
               <w:b w:val="0"/>
@@ -378,13 +433,15 @@
               <w:i w:val="0"/>
               <w:iCs w:val="0"/>
               <w:noProof/>
-              <w:lang w:val="en-RU" w:eastAsia="en-GB"/>
+              <w:sz w:val="22"/>
+              <w:szCs w:val="22"/>
+              <w:lang w:eastAsia="ru-RU"/>
             </w:rPr>
           </w:pPr>
-          <w:hyperlink w:anchor="_Toc69742748" w:history="1">
+          <w:hyperlink w:anchor="_Toc69743456" w:history="1">
             <w:r>
               <w:rPr>
-                <w:rStyle w:val="Hyperlink"/>
+                <w:rStyle w:val="a7"/>
                 <w:noProof/>
                 <w:highlight w:val="green"/>
               </w:rPr>
@@ -409,7 +466,7 @@
                 <w:noProof/>
                 <w:webHidden/>
               </w:rPr>
-              <w:instrText xml:space="preserve"> PAGEREF _Toc69742748 \h </w:instrText>
+              <w:instrText xml:space="preserve"> PAGEREF _Toc69743456 \h </w:instrText>
             </w:r>
             <w:r>
               <w:rPr>
@@ -442,7 +499,7 @@
         </w:p>
         <w:p>
           <w:pPr>
-            <w:pStyle w:val="TOC2"/>
+            <w:pStyle w:val="21"/>
             <w:tabs>
               <w:tab w:val="right" w:leader="dot" w:pos="9628"/>
             </w:tabs>
@@ -451,15 +508,14 @@
               <w:b w:val="0"/>
               <w:bCs w:val="0"/>
               <w:noProof/>
-              <w:sz w:val="24"/>
-              <w:szCs w:val="24"/>
-              <w:lang w:val="en-RU" w:eastAsia="en-GB"/>
+              <w:sz w:val="22"/>
+              <w:lang w:eastAsia="ru-RU"/>
             </w:rPr>
           </w:pPr>
-          <w:hyperlink w:anchor="_Toc69742749" w:history="1">
+          <w:hyperlink w:anchor="_Toc69743457" w:history="1">
             <w:r>
               <w:rPr>
-                <w:rStyle w:val="Hyperlink"/>
+                <w:rStyle w:val="a7"/>
                 <w:noProof/>
               </w:rPr>
               <w:t>Клиент</w:t>
@@ -483,7 +539,7 @@
                 <w:noProof/>
                 <w:webHidden/>
               </w:rPr>
-              <w:instrText xml:space="preserve"> PAGEREF _Toc69742749 \h </w:instrText>
+              <w:instrText xml:space="preserve"> PAGEREF _Toc69743457 \h </w:instrText>
             </w:r>
             <w:r>
               <w:rPr>
@@ -516,7 +572,7 @@
         </w:p>
         <w:p>
           <w:pPr>
-            <w:pStyle w:val="TOC2"/>
+            <w:pStyle w:val="21"/>
             <w:tabs>
               <w:tab w:val="right" w:leader="dot" w:pos="9628"/>
             </w:tabs>
@@ -525,15 +581,14 @@
               <w:b w:val="0"/>
               <w:bCs w:val="0"/>
               <w:noProof/>
-              <w:sz w:val="24"/>
-              <w:szCs w:val="24"/>
-              <w:lang w:val="en-RU" w:eastAsia="en-GB"/>
+              <w:sz w:val="22"/>
+              <w:lang w:eastAsia="ru-RU"/>
             </w:rPr>
           </w:pPr>
-          <w:hyperlink w:anchor="_Toc69742750" w:history="1">
+          <w:hyperlink w:anchor="_Toc69743458" w:history="1">
             <w:r>
               <w:rPr>
-                <w:rStyle w:val="Hyperlink"/>
+                <w:rStyle w:val="a7"/>
                 <w:noProof/>
               </w:rPr>
               <w:t>Сервер</w:t>
@@ -557,7 +612,7 @@
                 <w:noProof/>
                 <w:webHidden/>
               </w:rPr>
-              <w:instrText xml:space="preserve"> PAGEREF _Toc69742750 \h </w:instrText>
+              <w:instrText xml:space="preserve"> PAGEREF _Toc69743458 \h </w:instrText>
             </w:r>
             <w:r>
               <w:rPr>
@@ -590,7 +645,7 @@
         </w:p>
         <w:p>
           <w:pPr>
-            <w:pStyle w:val="TOC1"/>
+            <w:pStyle w:val="11"/>
             <w:rPr>
               <w:rFonts w:asciiTheme="minorHAnsi" w:eastAsiaTheme="minorEastAsia" w:hAnsiTheme="minorHAnsi"/>
               <w:b w:val="0"/>
@@ -598,13 +653,15 @@
               <w:i w:val="0"/>
               <w:iCs w:val="0"/>
               <w:noProof/>
-              <w:lang w:val="en-RU" w:eastAsia="en-GB"/>
+              <w:sz w:val="22"/>
+              <w:szCs w:val="22"/>
+              <w:lang w:eastAsia="ru-RU"/>
             </w:rPr>
           </w:pPr>
-          <w:hyperlink w:anchor="_Toc69742751" w:history="1">
+          <w:hyperlink w:anchor="_Toc69743459" w:history="1">
             <w:r>
               <w:rPr>
-                <w:rStyle w:val="Hyperlink"/>
+                <w:rStyle w:val="a7"/>
                 <w:noProof/>
                 <w:highlight w:val="green"/>
               </w:rPr>
@@ -629,7 +686,7 @@
                 <w:noProof/>
                 <w:webHidden/>
               </w:rPr>
-              <w:instrText xml:space="preserve"> PAGEREF _Toc69742751 \h </w:instrText>
+              <w:instrText xml:space="preserve"> PAGEREF _Toc69743459 \h </w:instrText>
             </w:r>
             <w:r>
               <w:rPr>
@@ -662,7 +719,7 @@
         </w:p>
         <w:p>
           <w:pPr>
-            <w:pStyle w:val="TOC2"/>
+            <w:pStyle w:val="21"/>
             <w:tabs>
               <w:tab w:val="right" w:leader="dot" w:pos="9628"/>
             </w:tabs>
@@ -671,15 +728,14 @@
               <w:b w:val="0"/>
               <w:bCs w:val="0"/>
               <w:noProof/>
-              <w:sz w:val="24"/>
-              <w:szCs w:val="24"/>
-              <w:lang w:val="en-RU" w:eastAsia="en-GB"/>
+              <w:sz w:val="22"/>
+              <w:lang w:eastAsia="ru-RU"/>
             </w:rPr>
           </w:pPr>
-          <w:hyperlink w:anchor="_Toc69742752" w:history="1">
+          <w:hyperlink w:anchor="_Toc69743460" w:history="1">
             <w:r>
               <w:rPr>
-                <w:rStyle w:val="Hyperlink"/>
+                <w:rStyle w:val="a7"/>
                 <w:noProof/>
               </w:rPr>
               <w:t>Окно авторизации клиента</w:t>
@@ -703,7 +759,7 @@
                 <w:noProof/>
                 <w:webHidden/>
               </w:rPr>
-              <w:instrText xml:space="preserve"> PAGEREF _Toc69742752 \h </w:instrText>
+              <w:instrText xml:space="preserve"> PAGEREF _Toc69743460 \h </w:instrText>
             </w:r>
             <w:r>
               <w:rPr>
@@ -736,7 +792,7 @@
         </w:p>
         <w:p>
           <w:pPr>
-            <w:pStyle w:val="TOC2"/>
+            <w:pStyle w:val="21"/>
             <w:tabs>
               <w:tab w:val="right" w:leader="dot" w:pos="9628"/>
             </w:tabs>
@@ -745,15 +801,14 @@
               <w:b w:val="0"/>
               <w:bCs w:val="0"/>
               <w:noProof/>
-              <w:sz w:val="24"/>
-              <w:szCs w:val="24"/>
-              <w:lang w:val="en-RU" w:eastAsia="en-GB"/>
+              <w:sz w:val="22"/>
+              <w:lang w:eastAsia="ru-RU"/>
             </w:rPr>
           </w:pPr>
-          <w:hyperlink w:anchor="_Toc69742753" w:history="1">
+          <w:hyperlink w:anchor="_Toc69743461" w:history="1">
             <w:r>
               <w:rPr>
-                <w:rStyle w:val="Hyperlink"/>
+                <w:rStyle w:val="a7"/>
                 <w:noProof/>
               </w:rPr>
               <w:t>Окно регистрации нового пользователя</w:t>
@@ -777,7 +832,7 @@
                 <w:noProof/>
                 <w:webHidden/>
               </w:rPr>
-              <w:instrText xml:space="preserve"> PAGEREF _Toc69742753 \h </w:instrText>
+              <w:instrText xml:space="preserve"> PAGEREF _Toc69743461 \h </w:instrText>
             </w:r>
             <w:r>
               <w:rPr>
@@ -810,7 +865,7 @@
         </w:p>
         <w:p>
           <w:pPr>
-            <w:pStyle w:val="TOC2"/>
+            <w:pStyle w:val="21"/>
             <w:tabs>
               <w:tab w:val="right" w:leader="dot" w:pos="9628"/>
             </w:tabs>
@@ -819,15 +874,14 @@
               <w:b w:val="0"/>
               <w:bCs w:val="0"/>
               <w:noProof/>
-              <w:sz w:val="24"/>
-              <w:szCs w:val="24"/>
-              <w:lang w:val="en-RU" w:eastAsia="en-GB"/>
+              <w:sz w:val="22"/>
+              <w:lang w:eastAsia="ru-RU"/>
             </w:rPr>
           </w:pPr>
-          <w:hyperlink w:anchor="_Toc69742754" w:history="1">
+          <w:hyperlink w:anchor="_Toc69743462" w:history="1">
             <w:r>
               <w:rPr>
-                <w:rStyle w:val="Hyperlink"/>
+                <w:rStyle w:val="a7"/>
                 <w:noProof/>
               </w:rPr>
               <w:t>Окно восстановления пароля</w:t>
@@ -851,7 +905,7 @@
                 <w:noProof/>
                 <w:webHidden/>
               </w:rPr>
-              <w:instrText xml:space="preserve"> PAGEREF _Toc69742754 \h </w:instrText>
+              <w:instrText xml:space="preserve"> PAGEREF _Toc69743462 \h </w:instrText>
             </w:r>
             <w:r>
               <w:rPr>
@@ -884,7 +938,7 @@
         </w:p>
         <w:p>
           <w:pPr>
-            <w:pStyle w:val="TOC2"/>
+            <w:pStyle w:val="21"/>
             <w:tabs>
               <w:tab w:val="right" w:leader="dot" w:pos="9628"/>
             </w:tabs>
@@ -893,15 +947,14 @@
               <w:b w:val="0"/>
               <w:bCs w:val="0"/>
               <w:noProof/>
-              <w:sz w:val="24"/>
-              <w:szCs w:val="24"/>
-              <w:lang w:val="en-RU" w:eastAsia="en-GB"/>
+              <w:sz w:val="22"/>
+              <w:lang w:eastAsia="ru-RU"/>
             </w:rPr>
           </w:pPr>
-          <w:hyperlink w:anchor="_Toc69742755" w:history="1">
+          <w:hyperlink w:anchor="_Toc69743463" w:history="1">
             <w:r>
               <w:rPr>
-                <w:rStyle w:val="Hyperlink"/>
+                <w:rStyle w:val="a7"/>
                 <w:noProof/>
               </w:rPr>
               <w:t>Окно успешного действия пользователя</w:t>
@@ -925,7 +978,80 @@
                 <w:noProof/>
                 <w:webHidden/>
               </w:rPr>
-              <w:instrText xml:space="preserve"> PAGEREF _Toc69742755 \h </w:instrText>
+              <w:instrText xml:space="preserve"> PAGEREF _Toc69743463 \h </w:instrText>
+            </w:r>
+            <w:r>
+              <w:rPr>
+                <w:noProof/>
+                <w:webHidden/>
+              </w:rPr>
+            </w:r>
+            <w:r>
+              <w:rPr>
+                <w:noProof/>
+                <w:webHidden/>
+              </w:rPr>
+              <w:fldChar w:fldCharType="separate"/>
+            </w:r>
+            <w:r>
+              <w:rPr>
+                <w:noProof/>
+                <w:webHidden/>
+              </w:rPr>
+              <w:t>16</w:t>
+            </w:r>
+            <w:r>
+              <w:rPr>
+                <w:noProof/>
+                <w:webHidden/>
+              </w:rPr>
+              <w:fldChar w:fldCharType="end"/>
+            </w:r>
+          </w:hyperlink>
+        </w:p>
+        <w:p>
+          <w:pPr>
+            <w:pStyle w:val="21"/>
+            <w:tabs>
+              <w:tab w:val="right" w:leader="dot" w:pos="9628"/>
+            </w:tabs>
+            <w:rPr>
+              <w:rFonts w:asciiTheme="minorHAnsi" w:eastAsiaTheme="minorEastAsia" w:hAnsiTheme="minorHAnsi"/>
+              <w:b w:val="0"/>
+              <w:bCs w:val="0"/>
+              <w:noProof/>
+              <w:sz w:val="22"/>
+              <w:lang w:eastAsia="ru-RU"/>
+            </w:rPr>
+          </w:pPr>
+          <w:hyperlink w:anchor="_Toc69743464" w:history="1">
+            <w:r>
+              <w:rPr>
+                <w:rStyle w:val="a7"/>
+                <w:noProof/>
+              </w:rPr>
+              <w:t>Главное окно программы</w:t>
+            </w:r>
+            <w:r>
+              <w:rPr>
+                <w:noProof/>
+                <w:webHidden/>
+              </w:rPr>
+              <w:tab/>
+            </w:r>
+            <w:r>
+              <w:rPr>
+                <w:noProof/>
+                <w:webHidden/>
+              </w:rPr>
+              <w:fldChar w:fldCharType="begin"/>
+            </w:r>
+            <w:r>
+              <w:rPr>
+                <w:noProof/>
+                <w:webHidden/>
+              </w:rPr>
+              <w:instrText xml:space="preserve"> PAGEREF _Toc69743464 \h </w:instrText>
             </w:r>
             <w:r>
               <w:rPr>
@@ -958,7 +1084,7 @@
         </w:p>
         <w:p>
           <w:pPr>
-            <w:pStyle w:val="TOC2"/>
+            <w:pStyle w:val="21"/>
             <w:tabs>
               <w:tab w:val="right" w:leader="dot" w:pos="9628"/>
             </w:tabs>
@@ -967,89 +1093,14 @@
               <w:b w:val="0"/>
               <w:bCs w:val="0"/>
               <w:noProof/>
-              <w:sz w:val="24"/>
-              <w:szCs w:val="24"/>
-              <w:lang w:val="en-RU" w:eastAsia="en-GB"/>
+              <w:sz w:val="22"/>
+              <w:lang w:eastAsia="ru-RU"/>
             </w:rPr>
           </w:pPr>
-          <w:hyperlink w:anchor="_Toc69742756" w:history="1">
+          <w:hyperlink w:anchor="_Toc69743465" w:history="1">
             <w:r>
               <w:rPr>
-                <w:rStyle w:val="Hyperlink"/>
-                <w:noProof/>
-              </w:rPr>
-              <w:t>Главное окно программы</w:t>
-            </w:r>
-            <w:r>
-              <w:rPr>
-                <w:noProof/>
-                <w:webHidden/>
-              </w:rPr>
-              <w:tab/>
-            </w:r>
-            <w:r>
-              <w:rPr>
-                <w:noProof/>
-                <w:webHidden/>
-              </w:rPr>
-              <w:fldChar w:fldCharType="begin"/>
-            </w:r>
-            <w:r>
-              <w:rPr>
-                <w:noProof/>
-                <w:webHidden/>
-              </w:rPr>
-              <w:instrText xml:space="preserve"> PAGEREF _Toc69742756 \h </w:instrText>
-            </w:r>
-            <w:r>
-              <w:rPr>
-                <w:noProof/>
-                <w:webHidden/>
-              </w:rPr>
-            </w:r>
-            <w:r>
-              <w:rPr>
-                <w:noProof/>
-                <w:webHidden/>
-              </w:rPr>
-              <w:fldChar w:fldCharType="separate"/>
-            </w:r>
-            <w:r>
-              <w:rPr>
-                <w:noProof/>
-                <w:webHidden/>
-              </w:rPr>
-              <w:t>17</w:t>
-            </w:r>
-            <w:r>
-              <w:rPr>
-                <w:noProof/>
-                <w:webHidden/>
-              </w:rPr>
-              <w:fldChar w:fldCharType="end"/>
-            </w:r>
-          </w:hyperlink>
-        </w:p>
-        <w:p>
-          <w:pPr>
-            <w:pStyle w:val="TOC2"/>
-            <w:tabs>
-              <w:tab w:val="right" w:leader="dot" w:pos="9628"/>
-            </w:tabs>
-            <w:rPr>
-              <w:rFonts w:asciiTheme="minorHAnsi" w:eastAsiaTheme="minorEastAsia" w:hAnsiTheme="minorHAnsi"/>
-              <w:b w:val="0"/>
-              <w:bCs w:val="0"/>
-              <w:noProof/>
-              <w:sz w:val="24"/>
-              <w:szCs w:val="24"/>
-              <w:lang w:val="en-RU" w:eastAsia="en-GB"/>
-            </w:rPr>
-          </w:pPr>
-          <w:hyperlink w:anchor="_Toc69742757" w:history="1">
-            <w:r>
-              <w:rPr>
-                <w:rStyle w:val="Hyperlink"/>
+                <w:rStyle w:val="a7"/>
                 <w:noProof/>
               </w:rPr>
               <w:t>Окно создания новой чат-комнаты</w:t>
@@ -1073,7 +1124,7 @@
                 <w:noProof/>
                 <w:webHidden/>
               </w:rPr>
-              <w:instrText xml:space="preserve"> PAGEREF _Toc69742757 \h </w:instrText>
+              <w:instrText xml:space="preserve"> PAGEREF _Toc69743465 \h </w:instrText>
             </w:r>
             <w:r>
               <w:rPr>
@@ -1106,7 +1157,7 @@
         </w:p>
         <w:p>
           <w:pPr>
-            <w:pStyle w:val="TOC2"/>
+            <w:pStyle w:val="21"/>
             <w:tabs>
               <w:tab w:val="right" w:leader="dot" w:pos="9628"/>
             </w:tabs>
@@ -1115,15 +1166,14 @@
               <w:b w:val="0"/>
               <w:bCs w:val="0"/>
               <w:noProof/>
-              <w:sz w:val="24"/>
-              <w:szCs w:val="24"/>
-              <w:lang w:val="en-RU" w:eastAsia="en-GB"/>
+              <w:sz w:val="22"/>
+              <w:lang w:eastAsia="ru-RU"/>
             </w:rPr>
           </w:pPr>
-          <w:hyperlink w:anchor="_Toc69742758" w:history="1">
+          <w:hyperlink w:anchor="_Toc69743466" w:history="1">
             <w:r>
               <w:rPr>
-                <w:rStyle w:val="Hyperlink"/>
+                <w:rStyle w:val="a7"/>
                 <w:noProof/>
               </w:rPr>
               <w:t>Окно с информацией о текущей чат-комнате</w:t>
@@ -1147,7 +1197,7 @@
                 <w:noProof/>
                 <w:webHidden/>
               </w:rPr>
-              <w:instrText xml:space="preserve"> PAGEREF _Toc69742758 \h </w:instrText>
+              <w:instrText xml:space="preserve"> PAGEREF _Toc69743466 \h </w:instrText>
             </w:r>
             <w:r>
               <w:rPr>
@@ -1180,7 +1230,7 @@
         </w:p>
         <w:p>
           <w:pPr>
-            <w:pStyle w:val="TOC2"/>
+            <w:pStyle w:val="21"/>
             <w:tabs>
               <w:tab w:val="right" w:leader="dot" w:pos="9628"/>
             </w:tabs>
@@ -1189,15 +1239,14 @@
               <w:b w:val="0"/>
               <w:bCs w:val="0"/>
               <w:noProof/>
-              <w:sz w:val="24"/>
-              <w:szCs w:val="24"/>
-              <w:lang w:val="en-RU" w:eastAsia="en-GB"/>
+              <w:sz w:val="22"/>
+              <w:lang w:eastAsia="ru-RU"/>
             </w:rPr>
           </w:pPr>
-          <w:hyperlink w:anchor="_Toc69742759" w:history="1">
+          <w:hyperlink w:anchor="_Toc69743467" w:history="1">
             <w:r>
               <w:rPr>
-                <w:rStyle w:val="Hyperlink"/>
+                <w:rStyle w:val="a7"/>
                 <w:noProof/>
               </w:rPr>
               <w:t>Окно с информацией об авторе и программе</w:t>
@@ -1221,7 +1270,7 @@
                 <w:noProof/>
                 <w:webHidden/>
               </w:rPr>
-              <w:instrText xml:space="preserve"> PAGEREF _Toc69742759 \h </w:instrText>
+              <w:instrText xml:space="preserve"> PAGEREF _Toc69743467 \h </w:instrText>
             </w:r>
             <w:r>
               <w:rPr>
@@ -1241,7 +1290,7 @@
                 <w:noProof/>
                 <w:webHidden/>
               </w:rPr>
-              <w:t>20</w:t>
+              <w:t>19</w:t>
             </w:r>
             <w:r>
               <w:rPr>
@@ -1254,7 +1303,7 @@
         </w:p>
         <w:p>
           <w:pPr>
-            <w:pStyle w:val="TOC1"/>
+            <w:pStyle w:val="11"/>
             <w:rPr>
               <w:rFonts w:asciiTheme="minorHAnsi" w:eastAsiaTheme="minorEastAsia" w:hAnsiTheme="minorHAnsi"/>
               <w:b w:val="0"/>
@@ -1262,13 +1311,15 @@
               <w:i w:val="0"/>
               <w:iCs w:val="0"/>
               <w:noProof/>
-              <w:lang w:val="en-RU" w:eastAsia="en-GB"/>
+              <w:sz w:val="22"/>
+              <w:szCs w:val="22"/>
+              <w:lang w:eastAsia="ru-RU"/>
             </w:rPr>
           </w:pPr>
-          <w:hyperlink w:anchor="_Toc69742760" w:history="1">
+          <w:hyperlink w:anchor="_Toc69743468" w:history="1">
             <w:r>
               <w:rPr>
-                <w:rStyle w:val="Hyperlink"/>
+                <w:rStyle w:val="a7"/>
                 <w:noProof/>
                 <w:highlight w:val="green"/>
               </w:rPr>
@@ -1293,7 +1344,153 @@
                 <w:noProof/>
                 <w:webHidden/>
               </w:rPr>
-              <w:instrText xml:space="preserve"> PAGEREF _Toc69742760 \h </w:instrText>
+              <w:instrText xml:space="preserve"> PAGEREF _Toc69743468 \h </w:instrText>
+            </w:r>
+            <w:r>
+              <w:rPr>
+                <w:noProof/>
+                <w:webHidden/>
+              </w:rPr>
+            </w:r>
+            <w:r>
+              <w:rPr>
+                <w:noProof/>
+                <w:webHidden/>
+              </w:rPr>
+              <w:fldChar w:fldCharType="separate"/>
+            </w:r>
+            <w:r>
+              <w:rPr>
+                <w:noProof/>
+                <w:webHidden/>
+              </w:rPr>
+              <w:t>21</w:t>
+            </w:r>
+            <w:r>
+              <w:rPr>
+                <w:noProof/>
+                <w:webHidden/>
+              </w:rPr>
+              <w:fldChar w:fldCharType="end"/>
+            </w:r>
+          </w:hyperlink>
+        </w:p>
+        <w:p>
+          <w:pPr>
+            <w:pStyle w:val="21"/>
+            <w:tabs>
+              <w:tab w:val="right" w:leader="dot" w:pos="9628"/>
+            </w:tabs>
+            <w:rPr>
+              <w:rFonts w:asciiTheme="minorHAnsi" w:eastAsiaTheme="minorEastAsia" w:hAnsiTheme="minorHAnsi"/>
+              <w:b w:val="0"/>
+              <w:bCs w:val="0"/>
+              <w:noProof/>
+              <w:sz w:val="22"/>
+              <w:lang w:eastAsia="ru-RU"/>
+            </w:rPr>
+          </w:pPr>
+          <w:hyperlink w:anchor="_Toc69743469" w:history="1">
+            <w:r>
+              <w:rPr>
+                <w:rStyle w:val="a7"/>
+                <w:noProof/>
+              </w:rPr>
+              <w:t>Сервер</w:t>
+            </w:r>
+            <w:r>
+              <w:rPr>
+                <w:noProof/>
+                <w:webHidden/>
+              </w:rPr>
+              <w:tab/>
+            </w:r>
+            <w:r>
+              <w:rPr>
+                <w:noProof/>
+                <w:webHidden/>
+              </w:rPr>
+              <w:fldChar w:fldCharType="begin"/>
+            </w:r>
+            <w:r>
+              <w:rPr>
+                <w:noProof/>
+                <w:webHidden/>
+              </w:rPr>
+              <w:instrText xml:space="preserve"> PAGEREF _Toc69743469 \h </w:instrText>
+            </w:r>
+            <w:r>
+              <w:rPr>
+                <w:noProof/>
+                <w:webHidden/>
+              </w:rPr>
+            </w:r>
+            <w:r>
+              <w:rPr>
+                <w:noProof/>
+                <w:webHidden/>
+              </w:rPr>
+              <w:fldChar w:fldCharType="separate"/>
+            </w:r>
+            <w:r>
+              <w:rPr>
+                <w:noProof/>
+                <w:webHidden/>
+              </w:rPr>
+              <w:t>21</w:t>
+            </w:r>
+            <w:r>
+              <w:rPr>
+                <w:noProof/>
+                <w:webHidden/>
+              </w:rPr>
+              <w:fldChar w:fldCharType="end"/>
+            </w:r>
+          </w:hyperlink>
+        </w:p>
+        <w:p>
+          <w:pPr>
+            <w:pStyle w:val="21"/>
+            <w:tabs>
+              <w:tab w:val="right" w:leader="dot" w:pos="9628"/>
+            </w:tabs>
+            <w:rPr>
+              <w:rFonts w:asciiTheme="minorHAnsi" w:eastAsiaTheme="minorEastAsia" w:hAnsiTheme="minorHAnsi"/>
+              <w:b w:val="0"/>
+              <w:bCs w:val="0"/>
+              <w:noProof/>
+              <w:sz w:val="22"/>
+              <w:lang w:eastAsia="ru-RU"/>
+            </w:rPr>
+          </w:pPr>
+          <w:hyperlink w:anchor="_Toc69743470" w:history="1">
+            <w:r>
+              <w:rPr>
+                <w:rStyle w:val="a7"/>
+                <w:noProof/>
+              </w:rPr>
+              <w:t>База данных</w:t>
+            </w:r>
+            <w:r>
+              <w:rPr>
+                <w:noProof/>
+                <w:webHidden/>
+              </w:rPr>
+              <w:tab/>
+            </w:r>
+            <w:r>
+              <w:rPr>
+                <w:noProof/>
+                <w:webHidden/>
+              </w:rPr>
+              <w:fldChar w:fldCharType="begin"/>
+            </w:r>
+            <w:r>
+              <w:rPr>
+                <w:noProof/>
+                <w:webHidden/>
+              </w:rPr>
+              <w:instrText xml:space="preserve"> PAGEREF _Toc69743470 \h </w:instrText>
             </w:r>
             <w:r>
               <w:rPr>
@@ -1326,7 +1523,7 @@
         </w:p>
         <w:p>
           <w:pPr>
-            <w:pStyle w:val="TOC2"/>
+            <w:pStyle w:val="21"/>
             <w:tabs>
               <w:tab w:val="right" w:leader="dot" w:pos="9628"/>
             </w:tabs>
@@ -1335,18 +1532,17 @@
               <w:b w:val="0"/>
               <w:bCs w:val="0"/>
               <w:noProof/>
-              <w:sz w:val="24"/>
-              <w:szCs w:val="24"/>
-              <w:lang w:val="en-RU" w:eastAsia="en-GB"/>
+              <w:sz w:val="22"/>
+              <w:lang w:eastAsia="ru-RU"/>
             </w:rPr>
           </w:pPr>
-          <w:hyperlink w:anchor="_Toc69742761" w:history="1">
+          <w:hyperlink w:anchor="_Toc69743471" w:history="1">
             <w:r>
               <w:rPr>
-                <w:rStyle w:val="Hyperlink"/>
+                <w:rStyle w:val="a7"/>
                 <w:noProof/>
               </w:rPr>
-              <w:t>Сервер</w:t>
+              <w:t>Клиент</w:t>
             </w:r>
             <w:r>
               <w:rPr>
@@ -1367,81 +1563,7 @@
                 <w:noProof/>
                 <w:webHidden/>
               </w:rPr>
-              <w:instrText xml:space="preserve"> PAGEREF _Toc69742761 \h </w:instrText>
-            </w:r>
-            <w:r>
-              <w:rPr>
-                <w:noProof/>
-                <w:webHidden/>
-              </w:rPr>
-            </w:r>
-            <w:r>
-              <w:rPr>
-                <w:noProof/>
-                <w:webHidden/>
-              </w:rPr>
-              <w:fldChar w:fldCharType="separate"/>
-            </w:r>
-            <w:r>
-              <w:rPr>
-                <w:noProof/>
-                <w:webHidden/>
-              </w:rPr>
-              <w:t>22</w:t>
-            </w:r>
-            <w:r>
-              <w:rPr>
-                <w:noProof/>
-                <w:webHidden/>
-              </w:rPr>
-              <w:fldChar w:fldCharType="end"/>
-            </w:r>
-          </w:hyperlink>
-        </w:p>
-        <w:p>
-          <w:pPr>
-            <w:pStyle w:val="TOC2"/>
-            <w:tabs>
-              <w:tab w:val="right" w:leader="dot" w:pos="9628"/>
-            </w:tabs>
-            <w:rPr>
-              <w:rFonts w:asciiTheme="minorHAnsi" w:eastAsiaTheme="minorEastAsia" w:hAnsiTheme="minorHAnsi"/>
-              <w:b w:val="0"/>
-              <w:bCs w:val="0"/>
-              <w:noProof/>
-              <w:sz w:val="24"/>
-              <w:szCs w:val="24"/>
-              <w:lang w:val="en-RU" w:eastAsia="en-GB"/>
-            </w:rPr>
-          </w:pPr>
-          <w:hyperlink w:anchor="_Toc69742762" w:history="1">
-            <w:r>
-              <w:rPr>
-                <w:rStyle w:val="Hyperlink"/>
-                <w:noProof/>
-              </w:rPr>
-              <w:t>База данных</w:t>
-            </w:r>
-            <w:r>
-              <w:rPr>
-                <w:noProof/>
-                <w:webHidden/>
-              </w:rPr>
-              <w:tab/>
-            </w:r>
-            <w:r>
-              <w:rPr>
-                <w:noProof/>
-                <w:webHidden/>
-              </w:rPr>
-              <w:fldChar w:fldCharType="begin"/>
-            </w:r>
-            <w:r>
-              <w:rPr>
-                <w:noProof/>
-                <w:webHidden/>
-              </w:rPr>
-              <w:instrText xml:space="preserve"> PAGEREF _Toc69742762 \h </w:instrText>
+              <w:instrText xml:space="preserve"> PAGEREF _Toc69743471 \h </w:instrText>
             </w:r>
             <w:r>
               <w:rPr>
@@ -1474,27 +1596,27 @@
         </w:p>
         <w:p>
           <w:pPr>
-            <w:pStyle w:val="TOC2"/>
-            <w:tabs>
-              <w:tab w:val="right" w:leader="dot" w:pos="9628"/>
-            </w:tabs>
+            <w:pStyle w:val="11"/>
             <w:rPr>
               <w:rFonts w:asciiTheme="minorHAnsi" w:eastAsiaTheme="minorEastAsia" w:hAnsiTheme="minorHAnsi"/>
               <w:b w:val="0"/>
               <w:bCs w:val="0"/>
+              <w:i w:val="0"/>
+              <w:iCs w:val="0"/>
               <w:noProof/>
-              <w:sz w:val="24"/>
-              <w:szCs w:val="24"/>
-              <w:lang w:val="en-RU" w:eastAsia="en-GB"/>
+              <w:sz w:val="22"/>
+              <w:szCs w:val="22"/>
+              <w:lang w:eastAsia="ru-RU"/>
             </w:rPr>
           </w:pPr>
-          <w:hyperlink w:anchor="_Toc69742763" w:history="1">
+          <w:hyperlink w:anchor="_Toc69743472" w:history="1">
             <w:r>
               <w:rPr>
-                <w:rStyle w:val="Hyperlink"/>
+                <w:rStyle w:val="a7"/>
                 <w:noProof/>
+                <w:highlight w:val="green"/>
               </w:rPr>
-              <w:t>Клиент</w:t>
+              <w:t>НАЗНАЧЕНИЕ И СОСТАВ КЛАССОВ ПРОГРАММЫ</w:t>
             </w:r>
             <w:r>
               <w:rPr>
@@ -1515,7 +1637,7 @@
                 <w:noProof/>
                 <w:webHidden/>
               </w:rPr>
-              <w:instrText xml:space="preserve"> PAGEREF _Toc69742763 \h </w:instrText>
+              <w:instrText xml:space="preserve"> PAGEREF _Toc69743472 \h </w:instrText>
             </w:r>
             <w:r>
               <w:rPr>
@@ -1548,79 +1670,7 @@
         </w:p>
         <w:p>
           <w:pPr>
-            <w:pStyle w:val="TOC1"/>
-            <w:rPr>
-              <w:rFonts w:asciiTheme="minorHAnsi" w:eastAsiaTheme="minorEastAsia" w:hAnsiTheme="minorHAnsi"/>
-              <w:b w:val="0"/>
-              <w:bCs w:val="0"/>
-              <w:i w:val="0"/>
-              <w:iCs w:val="0"/>
-              <w:noProof/>
-              <w:lang w:val="en-RU" w:eastAsia="en-GB"/>
-            </w:rPr>
-          </w:pPr>
-          <w:hyperlink w:anchor="_Toc69742764" w:history="1">
-            <w:r>
-              <w:rPr>
-                <w:rStyle w:val="Hyperlink"/>
-                <w:noProof/>
-                <w:highlight w:val="green"/>
-              </w:rPr>
-              <w:t>НАЗНАЧЕНИЕ И СОСТАВ КЛАССОВ ПРОГРАММЫ</w:t>
-            </w:r>
-            <w:r>
-              <w:rPr>
-                <w:noProof/>
-                <w:webHidden/>
-              </w:rPr>
-              <w:tab/>
-            </w:r>
-            <w:r>
-              <w:rPr>
-                <w:noProof/>
-                <w:webHidden/>
-              </w:rPr>
-              <w:fldChar w:fldCharType="begin"/>
-            </w:r>
-            <w:r>
-              <w:rPr>
-                <w:noProof/>
-                <w:webHidden/>
-              </w:rPr>
-              <w:instrText xml:space="preserve"> PAGEREF _Toc69742764 \h </w:instrText>
-            </w:r>
-            <w:r>
-              <w:rPr>
-                <w:noProof/>
-                <w:webHidden/>
-              </w:rPr>
-            </w:r>
-            <w:r>
-              <w:rPr>
-                <w:noProof/>
-                <w:webHidden/>
-              </w:rPr>
-              <w:fldChar w:fldCharType="separate"/>
-            </w:r>
-            <w:r>
-              <w:rPr>
-                <w:noProof/>
-                <w:webHidden/>
-              </w:rPr>
-              <w:t>27</w:t>
-            </w:r>
-            <w:r>
-              <w:rPr>
-                <w:noProof/>
-                <w:webHidden/>
-              </w:rPr>
-              <w:fldChar w:fldCharType="end"/>
-            </w:r>
-          </w:hyperlink>
-        </w:p>
-        <w:p>
-          <w:pPr>
-            <w:pStyle w:val="TOC2"/>
+            <w:pStyle w:val="21"/>
             <w:tabs>
               <w:tab w:val="right" w:leader="dot" w:pos="9628"/>
             </w:tabs>
@@ -1629,15 +1679,14 @@
               <w:b w:val="0"/>
               <w:bCs w:val="0"/>
               <w:noProof/>
-              <w:sz w:val="24"/>
-              <w:szCs w:val="24"/>
-              <w:lang w:val="en-RU" w:eastAsia="en-GB"/>
+              <w:sz w:val="22"/>
+              <w:lang w:eastAsia="ru-RU"/>
             </w:rPr>
           </w:pPr>
-          <w:hyperlink w:anchor="_Toc69742765" w:history="1">
+          <w:hyperlink w:anchor="_Toc69743473" w:history="1">
             <w:r>
               <w:rPr>
-                <w:rStyle w:val="Hyperlink"/>
+                <w:rStyle w:val="a7"/>
                 <w:noProof/>
               </w:rPr>
               <w:t>Сервер</w:t>
@@ -1661,7 +1710,7 @@
                 <w:noProof/>
                 <w:webHidden/>
               </w:rPr>
-              <w:instrText xml:space="preserve"> PAGEREF _Toc69742765 \h </w:instrText>
+              <w:instrText xml:space="preserve"> PAGEREF _Toc69743473 \h </w:instrText>
             </w:r>
             <w:r>
               <w:rPr>
@@ -1681,7 +1730,7 @@
                 <w:noProof/>
                 <w:webHidden/>
               </w:rPr>
-              <w:t>27</w:t>
+              <w:t>25</w:t>
             </w:r>
             <w:r>
               <w:rPr>
@@ -1694,7 +1743,7 @@
         </w:p>
         <w:p>
           <w:pPr>
-            <w:pStyle w:val="TOC2"/>
+            <w:pStyle w:val="21"/>
             <w:tabs>
               <w:tab w:val="right" w:leader="dot" w:pos="9628"/>
             </w:tabs>
@@ -1703,15 +1752,14 @@
               <w:b w:val="0"/>
               <w:bCs w:val="0"/>
               <w:noProof/>
-              <w:sz w:val="24"/>
-              <w:szCs w:val="24"/>
-              <w:lang w:val="en-RU" w:eastAsia="en-GB"/>
+              <w:sz w:val="22"/>
+              <w:lang w:eastAsia="ru-RU"/>
             </w:rPr>
           </w:pPr>
-          <w:hyperlink w:anchor="_Toc69742766" w:history="1">
+          <w:hyperlink w:anchor="_Toc69743474" w:history="1">
             <w:r>
               <w:rPr>
-                <w:rStyle w:val="Hyperlink"/>
+                <w:rStyle w:val="a7"/>
                 <w:noProof/>
               </w:rPr>
               <w:t>Клиент</w:t>
@@ -1735,7 +1783,7 @@
                 <w:noProof/>
                 <w:webHidden/>
               </w:rPr>
-              <w:instrText xml:space="preserve"> PAGEREF _Toc69742766 \h </w:instrText>
+              <w:instrText xml:space="preserve"> PAGEREF _Toc69743474 \h </w:instrText>
             </w:r>
             <w:r>
               <w:rPr>
@@ -1755,7 +1803,7 @@
                 <w:noProof/>
                 <w:webHidden/>
               </w:rPr>
-              <w:t>31</w:t>
+              <w:t>29</w:t>
             </w:r>
             <w:r>
               <w:rPr>
@@ -1768,7 +1816,7 @@
         </w:p>
         <w:p>
           <w:pPr>
-            <w:pStyle w:val="TOC1"/>
+            <w:pStyle w:val="11"/>
             <w:rPr>
               <w:rFonts w:asciiTheme="minorHAnsi" w:eastAsiaTheme="minorEastAsia" w:hAnsiTheme="minorHAnsi"/>
               <w:b w:val="0"/>
@@ -1776,13 +1824,15 @@
               <w:i w:val="0"/>
               <w:iCs w:val="0"/>
               <w:noProof/>
-              <w:lang w:val="en-RU" w:eastAsia="en-GB"/>
+              <w:sz w:val="22"/>
+              <w:szCs w:val="22"/>
+              <w:lang w:eastAsia="ru-RU"/>
             </w:rPr>
           </w:pPr>
-          <w:hyperlink w:anchor="_Toc69742767" w:history="1">
+          <w:hyperlink w:anchor="_Toc69743475" w:history="1">
             <w:r>
               <w:rPr>
-                <w:rStyle w:val="Hyperlink"/>
+                <w:rStyle w:val="a7"/>
                 <w:noProof/>
                 <w:highlight w:val="green"/>
               </w:rPr>
@@ -1807,7 +1857,155 @@
                 <w:noProof/>
                 <w:webHidden/>
               </w:rPr>
-              <w:instrText xml:space="preserve"> PAGEREF _Toc69742767 \h </w:instrText>
+              <w:instrText xml:space="preserve"> PAGEREF _Toc69743475 \h </w:instrText>
+            </w:r>
+            <w:r>
+              <w:rPr>
+                <w:noProof/>
+                <w:webHidden/>
+              </w:rPr>
+            </w:r>
+            <w:r>
+              <w:rPr>
+                <w:noProof/>
+                <w:webHidden/>
+              </w:rPr>
+              <w:fldChar w:fldCharType="separate"/>
+            </w:r>
+            <w:r>
+              <w:rPr>
+                <w:noProof/>
+                <w:webHidden/>
+              </w:rPr>
+              <w:t>34</w:t>
+            </w:r>
+            <w:r>
+              <w:rPr>
+                <w:noProof/>
+                <w:webHidden/>
+              </w:rPr>
+              <w:fldChar w:fldCharType="end"/>
+            </w:r>
+          </w:hyperlink>
+        </w:p>
+        <w:p>
+          <w:pPr>
+            <w:pStyle w:val="11"/>
+            <w:rPr>
+              <w:rFonts w:asciiTheme="minorHAnsi" w:eastAsiaTheme="minorEastAsia" w:hAnsiTheme="minorHAnsi"/>
+              <w:b w:val="0"/>
+              <w:bCs w:val="0"/>
+              <w:i w:val="0"/>
+              <w:iCs w:val="0"/>
+              <w:noProof/>
+              <w:sz w:val="22"/>
+              <w:szCs w:val="22"/>
+              <w:lang w:eastAsia="ru-RU"/>
+            </w:rPr>
+          </w:pPr>
+          <w:hyperlink w:anchor="_Toc69743476" w:history="1">
+            <w:r>
+              <w:rPr>
+                <w:rStyle w:val="a7"/>
+                <w:noProof/>
+                <w:highlight w:val="red"/>
+              </w:rPr>
+              <w:t>СПИСОК ИСПОЛЬЗОВАННЫХ ИСТОЧНИКОВ</w:t>
+            </w:r>
+            <w:r>
+              <w:rPr>
+                <w:noProof/>
+                <w:webHidden/>
+              </w:rPr>
+              <w:tab/>
+            </w:r>
+            <w:r>
+              <w:rPr>
+                <w:noProof/>
+                <w:webHidden/>
+              </w:rPr>
+              <w:fldChar w:fldCharType="begin"/>
+            </w:r>
+            <w:r>
+              <w:rPr>
+                <w:noProof/>
+                <w:webHidden/>
+              </w:rPr>
+              <w:instrText xml:space="preserve"> PAGEREF _Toc69743476 \h </w:instrText>
+            </w:r>
+            <w:r>
+              <w:rPr>
+                <w:noProof/>
+                <w:webHidden/>
+              </w:rPr>
+            </w:r>
+            <w:r>
+              <w:rPr>
+                <w:noProof/>
+                <w:webHidden/>
+              </w:rPr>
+              <w:fldChar w:fldCharType="separate"/>
+            </w:r>
+            <w:r>
+              <w:rPr>
+                <w:noProof/>
+                <w:webHidden/>
+              </w:rPr>
+              <w:t>35</w:t>
+            </w:r>
+            <w:r>
+              <w:rPr>
+                <w:noProof/>
+                <w:webHidden/>
+              </w:rPr>
+              <w:fldChar w:fldCharType="end"/>
+            </w:r>
+          </w:hyperlink>
+        </w:p>
+        <w:p>
+          <w:pPr>
+            <w:pStyle w:val="11"/>
+            <w:rPr>
+              <w:rFonts w:asciiTheme="minorHAnsi" w:eastAsiaTheme="minorEastAsia" w:hAnsiTheme="minorHAnsi"/>
+              <w:b w:val="0"/>
+              <w:bCs w:val="0"/>
+              <w:i w:val="0"/>
+              <w:iCs w:val="0"/>
+              <w:noProof/>
+              <w:sz w:val="22"/>
+              <w:szCs w:val="22"/>
+              <w:lang w:eastAsia="ru-RU"/>
+            </w:rPr>
+          </w:pPr>
+          <w:hyperlink w:anchor="_Toc69743477" w:history="1">
+            <w:r>
+              <w:rPr>
+                <w:rStyle w:val="a7"/>
+                <w:noProof/>
+                <w:highlight w:val="red"/>
+              </w:rPr>
+              <w:t>ПРИЛОЖЕНИЯ</w:t>
+            </w:r>
+            <w:r>
+              <w:rPr>
+                <w:noProof/>
+                <w:webHidden/>
+              </w:rPr>
+              <w:tab/>
+            </w:r>
+            <w:r>
+              <w:rPr>
+                <w:noProof/>
+                <w:webHidden/>
+              </w:rPr>
+              <w:fldChar w:fldCharType="begin"/>
+            </w:r>
+            <w:r>
+              <w:rPr>
+                <w:noProof/>
+                <w:webHidden/>
+              </w:rPr>
+              <w:instrText xml:space="preserve"> PAGEREF _Toc69743477 \h </w:instrText>
             </w:r>
             <w:r>
               <w:rPr>
@@ -1840,150 +2038,7 @@
         </w:p>
         <w:p>
           <w:pPr>
-            <w:pStyle w:val="TOC1"/>
-            <w:rPr>
-              <w:rFonts w:asciiTheme="minorHAnsi" w:eastAsiaTheme="minorEastAsia" w:hAnsiTheme="minorHAnsi"/>
-              <w:b w:val="0"/>
-              <w:bCs w:val="0"/>
-              <w:i w:val="0"/>
-              <w:iCs w:val="0"/>
-              <w:noProof/>
-              <w:lang w:val="en-RU" w:eastAsia="en-GB"/>
-            </w:rPr>
-          </w:pPr>
-          <w:hyperlink w:anchor="_Toc69742768" w:history="1">
-            <w:r>
-              <w:rPr>
-                <w:rStyle w:val="Hyperlink"/>
-                <w:noProof/>
-                <w:highlight w:val="red"/>
-              </w:rPr>
-              <w:t>СПИСОК ИСПОЛЬЗОВАННЫХ ИСТОЧНИКОВ</w:t>
-            </w:r>
-            <w:r>
-              <w:rPr>
-                <w:noProof/>
-                <w:webHidden/>
-              </w:rPr>
-              <w:tab/>
-            </w:r>
-            <w:r>
-              <w:rPr>
-                <w:noProof/>
-                <w:webHidden/>
-              </w:rPr>
-              <w:fldChar w:fldCharType="begin"/>
-            </w:r>
-            <w:r>
-              <w:rPr>
-                <w:noProof/>
-                <w:webHidden/>
-              </w:rPr>
-              <w:instrText xml:space="preserve"> PAGEREF _Toc69742768 \h </w:instrText>
-            </w:r>
-            <w:r>
-              <w:rPr>
-                <w:noProof/>
-                <w:webHidden/>
-              </w:rPr>
-            </w:r>
-            <w:r>
-              <w:rPr>
-                <w:noProof/>
-                <w:webHidden/>
-              </w:rPr>
-              <w:fldChar w:fldCharType="separate"/>
-            </w:r>
-            <w:r>
-              <w:rPr>
-                <w:noProof/>
-                <w:webHidden/>
-              </w:rPr>
-              <w:t>37</w:t>
-            </w:r>
-            <w:r>
-              <w:rPr>
-                <w:noProof/>
-                <w:webHidden/>
-              </w:rPr>
-              <w:fldChar w:fldCharType="end"/>
-            </w:r>
-          </w:hyperlink>
-        </w:p>
-        <w:p>
-          <w:pPr>
-            <w:pStyle w:val="TOC1"/>
-            <w:rPr>
-              <w:rFonts w:asciiTheme="minorHAnsi" w:eastAsiaTheme="minorEastAsia" w:hAnsiTheme="minorHAnsi"/>
-              <w:b w:val="0"/>
-              <w:bCs w:val="0"/>
-              <w:i w:val="0"/>
-              <w:iCs w:val="0"/>
-              <w:noProof/>
-              <w:lang w:val="en-RU" w:eastAsia="en-GB"/>
-            </w:rPr>
-          </w:pPr>
-          <w:hyperlink w:anchor="_Toc69742769" w:history="1">
-            <w:r>
-              <w:rPr>
-                <w:rStyle w:val="Hyperlink"/>
-                <w:noProof/>
-              </w:rPr>
-              <w:t>ПРИЛОЖЕНИЯ</w:t>
-            </w:r>
-            <w:r>
-              <w:rPr>
-                <w:noProof/>
-                <w:webHidden/>
-              </w:rPr>
-              <w:tab/>
-            </w:r>
-            <w:r>
-              <w:rPr>
-                <w:noProof/>
-                <w:webHidden/>
-              </w:rPr>
-              <w:fldChar w:fldCharType="begin"/>
-            </w:r>
-            <w:r>
-              <w:rPr>
-                <w:noProof/>
-                <w:webHidden/>
-              </w:rPr>
-              <w:instrText xml:space="preserve"> PAGEREF _Toc69742769 \h </w:instrText>
-            </w:r>
-            <w:r>
-              <w:rPr>
-                <w:noProof/>
-                <w:webHidden/>
-              </w:rPr>
-            </w:r>
-            <w:r>
-              <w:rPr>
-                <w:noProof/>
-                <w:webHidden/>
-              </w:rPr>
-              <w:fldChar w:fldCharType="separate"/>
-            </w:r>
-            <w:r>
-              <w:rPr>
-                <w:noProof/>
-                <w:webHidden/>
-              </w:rPr>
-              <w:t>38</w:t>
-            </w:r>
-            <w:r>
-              <w:rPr>
-                <w:noProof/>
-                <w:webHidden/>
-              </w:rPr>
-              <w:fldChar w:fldCharType="end"/>
-            </w:r>
-          </w:hyperlink>
-        </w:p>
-        <w:p>
-          <w:pPr>
-            <w:pStyle w:val="TOC2"/>
+            <w:pStyle w:val="21"/>
             <w:tabs>
               <w:tab w:val="right" w:leader="dot" w:pos="9628"/>
             </w:tabs>
@@ -1992,15 +2047,14 @@
               <w:b w:val="0"/>
               <w:bCs w:val="0"/>
               <w:noProof/>
-              <w:sz w:val="24"/>
-              <w:szCs w:val="24"/>
-              <w:lang w:val="en-RU" w:eastAsia="en-GB"/>
+              <w:sz w:val="22"/>
+              <w:lang w:eastAsia="ru-RU"/>
             </w:rPr>
           </w:pPr>
-          <w:hyperlink w:anchor="_Toc69742770" w:history="1">
+          <w:hyperlink w:anchor="_Toc69743478" w:history="1">
             <w:r>
               <w:rPr>
-                <w:rStyle w:val="Hyperlink"/>
+                <w:rStyle w:val="a7"/>
                 <w:noProof/>
               </w:rPr>
               <w:t>Приложение 1</w:t>
@@ -2024,7 +2078,7 @@
                 <w:noProof/>
                 <w:webHidden/>
               </w:rPr>
-              <w:instrText xml:space="preserve"> PAGEREF _Toc69742770 \h </w:instrText>
+              <w:instrText xml:space="preserve"> PAGEREF _Toc69743478 \h </w:instrText>
             </w:r>
             <w:r>
               <w:rPr>
@@ -2044,81 +2098,7 @@
                 <w:noProof/>
                 <w:webHidden/>
               </w:rPr>
-              <w:t>38</w:t>
-            </w:r>
-            <w:r>
-              <w:rPr>
-                <w:noProof/>
-                <w:webHidden/>
-              </w:rPr>
-              <w:fldChar w:fldCharType="end"/>
-            </w:r>
-          </w:hyperlink>
-        </w:p>
-        <w:p>
-          <w:pPr>
-            <w:pStyle w:val="TOC2"/>
-            <w:tabs>
-              <w:tab w:val="right" w:leader="dot" w:pos="9628"/>
-            </w:tabs>
-            <w:rPr>
-              <w:rFonts w:asciiTheme="minorHAnsi" w:eastAsiaTheme="minorEastAsia" w:hAnsiTheme="minorHAnsi"/>
-              <w:b w:val="0"/>
-              <w:bCs w:val="0"/>
-              <w:noProof/>
-              <w:sz w:val="24"/>
-              <w:szCs w:val="24"/>
-              <w:lang w:val="en-RU" w:eastAsia="en-GB"/>
-            </w:rPr>
-          </w:pPr>
-          <w:hyperlink w:anchor="_Toc69742771" w:history="1">
-            <w:r>
-              <w:rPr>
-                <w:rStyle w:val="Hyperlink"/>
-                <w:noProof/>
-              </w:rPr>
-              <w:t>Приложение 2</w:t>
-            </w:r>
-            <w:r>
-              <w:rPr>
-                <w:noProof/>
-                <w:webHidden/>
-              </w:rPr>
-              <w:tab/>
-            </w:r>
-            <w:r>
-              <w:rPr>
-                <w:noProof/>
-                <w:webHidden/>
-              </w:rPr>
-              <w:fldChar w:fldCharType="begin"/>
-            </w:r>
-            <w:r>
-              <w:rPr>
-                <w:noProof/>
-                <w:webHidden/>
-              </w:rPr>
-              <w:instrText xml:space="preserve"> PAGEREF _Toc69742771 \h </w:instrText>
-            </w:r>
-            <w:r>
-              <w:rPr>
-                <w:noProof/>
-                <w:webHidden/>
-              </w:rPr>
-            </w:r>
-            <w:r>
-              <w:rPr>
-                <w:noProof/>
-                <w:webHidden/>
-              </w:rPr>
-              <w:fldChar w:fldCharType="separate"/>
-            </w:r>
-            <w:r>
-              <w:rPr>
-                <w:noProof/>
-                <w:webHidden/>
-              </w:rPr>
-              <w:t>38</w:t>
+              <w:t>36</w:t>
             </w:r>
             <w:r>
               <w:rPr>
@@ -2165,9 +2145,9 @@
     </w:p>
     <w:p>
       <w:pPr>
-        <w:pStyle w:val="Heading1"/>
-      </w:pPr>
-      <w:bookmarkStart w:id="0" w:name="_Toc69742744"/>
+        <w:pStyle w:val="1"/>
+      </w:pPr>
+      <w:bookmarkStart w:id="1" w:name="_Toc69743452"/>
       <w:r>
         <w:rPr>
           <w:highlight w:val="green"/>
@@ -2175,7 +2155,7 @@
         <w:lastRenderedPageBreak/>
         <w:t>ВВЕДЕНИЕ</w:t>
       </w:r>
-      <w:bookmarkEnd w:id="0"/>
+      <w:bookmarkEnd w:id="1"/>
     </w:p>
     <w:p>
       <w:pPr>
@@ -2965,17 +2945,16 @@
           <w:rFonts w:cs="Times New Roman"/>
           <w:szCs w:val="28"/>
         </w:rPr>
-        <w:t xml:space="preserve">серверная часть с использованием </w:t>
-      </w:r>
-      <w:proofErr w:type="spellStart"/>
-      <w:r>
-        <w:rPr>
-          <w:rFonts w:cs="Times New Roman"/>
-          <w:szCs w:val="28"/>
-        </w:rPr>
-        <w:t>фреймворка</w:t>
-      </w:r>
-      <w:proofErr w:type="spellEnd"/>
+        <w:t xml:space="preserve">серверная часть с использованием фреймворка </w:t>
+      </w:r>
+      <w:r>
+        <w:rPr>
+          <w:rFonts w:cs="Times New Roman"/>
+          <w:szCs w:val="28"/>
+          <w:lang w:val="en-US"/>
+        </w:rPr>
+        <w:t>Spring</w:t>
+      </w:r>
       <w:r>
         <w:rPr>
           <w:rFonts w:cs="Times New Roman"/>
@@ -2989,7 +2968,7 @@
           <w:szCs w:val="28"/>
           <w:lang w:val="en-US"/>
         </w:rPr>
-        <w:t>Spring</w:t>
+        <w:t>Boot</w:t>
       </w:r>
       <w:r>
         <w:rPr>
@@ -3002,9 +2981,16 @@
         <w:rPr>
           <w:rFonts w:cs="Times New Roman"/>
           <w:szCs w:val="28"/>
-          <w:lang w:val="en-US"/>
-        </w:rPr>
-        <w:t>Boot</w:t>
+        </w:rPr>
+        <w:t xml:space="preserve">и технологией </w:t>
+      </w:r>
+      <w:r>
+        <w:rPr>
+          <w:rFonts w:cs="Times New Roman"/>
+          <w:szCs w:val="28"/>
+          <w:lang w:val="en-US"/>
+        </w:rPr>
+        <w:t>Long</w:t>
       </w:r>
       <w:r>
         <w:rPr>
@@ -3017,16 +3003,51 @@
         <w:rPr>
           <w:rFonts w:cs="Times New Roman"/>
           <w:szCs w:val="28"/>
-        </w:rPr>
-        <w:t xml:space="preserve">и технологией </w:t>
-      </w:r>
-      <w:r>
-        <w:rPr>
-          <w:rFonts w:cs="Times New Roman"/>
-          <w:szCs w:val="28"/>
-          <w:lang w:val="en-US"/>
-        </w:rPr>
-        <w:t>Long</w:t>
+          <w:lang w:val="en-US"/>
+        </w:rPr>
+        <w:t>Poll</w:t>
+      </w:r>
+      <w:r>
+        <w:rPr>
+          <w:rFonts w:cs="Times New Roman"/>
+          <w:szCs w:val="28"/>
+        </w:rPr>
+        <w:t>,</w:t>
+      </w:r>
+      <w:r>
+        <w:rPr>
+          <w:rFonts w:cs="Times New Roman"/>
+          <w:szCs w:val="28"/>
+        </w:rPr>
+        <w:t xml:space="preserve"> а также</w:t>
+      </w:r>
+      <w:r>
+        <w:rPr>
+          <w:rFonts w:cs="Times New Roman"/>
+          <w:szCs w:val="28"/>
+        </w:rPr>
+        <w:t xml:space="preserve"> клиентская часть</w:t>
+      </w:r>
+      <w:r>
+        <w:rPr>
+          <w:rFonts w:cs="Times New Roman"/>
+          <w:szCs w:val="28"/>
+        </w:rPr>
+        <w:t>:</w:t>
+      </w:r>
+      <w:r>
+        <w:rPr>
+          <w:rFonts w:cs="Times New Roman"/>
+          <w:szCs w:val="28"/>
+        </w:rPr>
+        <w:t xml:space="preserve"> с графическим интерфейсом </w:t>
+      </w:r>
+      <w:r>
+        <w:rPr>
+          <w:rFonts w:cs="Times New Roman"/>
+          <w:szCs w:val="28"/>
+        </w:rPr>
+        <w:t>с использованием</w:t>
       </w:r>
       <w:r>
         <w:rPr>
@@ -3039,9 +3060,66 @@
         <w:rPr>
           <w:rFonts w:cs="Times New Roman"/>
           <w:szCs w:val="28"/>
-          <w:lang w:val="en-US"/>
-        </w:rPr>
-        <w:t>Poll</w:t>
+        </w:rPr>
+        <w:t xml:space="preserve">библиотеки </w:t>
+      </w:r>
+      <w:r>
+        <w:rPr>
+          <w:rFonts w:cs="Times New Roman"/>
+          <w:szCs w:val="28"/>
+          <w:lang w:val="en-US"/>
+        </w:rPr>
+        <w:t>JavaFX</w:t>
+      </w:r>
+      <w:r>
+        <w:rPr>
+          <w:rFonts w:cs="Times New Roman"/>
+          <w:szCs w:val="28"/>
+        </w:rPr>
+        <w:t xml:space="preserve">. </w:t>
+      </w:r>
+      <w:r>
+        <w:rPr>
+          <w:rFonts w:cs="Times New Roman"/>
+          <w:szCs w:val="28"/>
+        </w:rPr>
+        <w:t xml:space="preserve">Оба решения </w:t>
+      </w:r>
+      <w:r>
+        <w:rPr>
+          <w:rFonts w:cs="Times New Roman"/>
+          <w:szCs w:val="28"/>
+        </w:rPr>
+        <w:t>будут использовать</w:t>
+      </w:r>
+      <w:r>
+        <w:rPr>
+          <w:rFonts w:cs="Times New Roman"/>
+          <w:szCs w:val="28"/>
+        </w:rPr>
+        <w:t xml:space="preserve"> модель </w:t>
+      </w:r>
+      <w:r>
+        <w:rPr>
+          <w:rFonts w:cs="Times New Roman"/>
+          <w:szCs w:val="28"/>
+          <w:lang w:val="en-US"/>
+        </w:rPr>
+        <w:t>MVC</w:t>
+      </w:r>
+      <w:r>
+        <w:rPr>
+          <w:rFonts w:cs="Times New Roman"/>
+          <w:szCs w:val="28"/>
+        </w:rPr>
+        <w:t xml:space="preserve">, </w:t>
+      </w:r>
+      <w:r>
+        <w:rPr>
+          <w:rFonts w:cs="Times New Roman"/>
+          <w:szCs w:val="28"/>
+        </w:rPr>
+        <w:t>которая разграничивает управляющую логику программы на отдельные компоненты</w:t>
       </w:r>
       <w:r>
         <w:rPr>
@@ -3055,35 +3133,30 @@
           <w:rFonts w:cs="Times New Roman"/>
           <w:szCs w:val="28"/>
         </w:rPr>
-        <w:t xml:space="preserve"> а также</w:t>
-      </w:r>
-      <w:r>
-        <w:rPr>
-          <w:rFonts w:cs="Times New Roman"/>
-          <w:szCs w:val="28"/>
-        </w:rPr>
-        <w:t xml:space="preserve"> клиентская часть</w:t>
-      </w:r>
-      <w:r>
-        <w:rPr>
-          <w:rFonts w:cs="Times New Roman"/>
-          <w:szCs w:val="28"/>
-        </w:rPr>
-        <w:t>:</w:t>
-      </w:r>
-      <w:r>
-        <w:rPr>
-          <w:rFonts w:cs="Times New Roman"/>
-          <w:szCs w:val="28"/>
-        </w:rPr>
-        <w:t xml:space="preserve"> с графическим интерфейсом </w:t>
-      </w:r>
-      <w:r>
-        <w:rPr>
-          <w:rFonts w:cs="Times New Roman"/>
-          <w:szCs w:val="28"/>
-        </w:rPr>
-        <w:t>с использованием</w:t>
+        <w:t xml:space="preserve"> а за счёт применения </w:t>
+      </w:r>
+      <w:r>
+        <w:rPr>
+          <w:rFonts w:cs="Times New Roman"/>
+          <w:szCs w:val="28"/>
+          <w:lang w:val="en-US"/>
+        </w:rPr>
+        <w:t>Java</w:t>
+      </w:r>
+      <w:r>
+        <w:rPr>
+          <w:rFonts w:cs="Times New Roman"/>
+          <w:szCs w:val="28"/>
+        </w:rPr>
+        <w:t xml:space="preserve"> и виртуальной машины </w:t>
+      </w:r>
+      <w:r>
+        <w:rPr>
+          <w:rFonts w:cs="Times New Roman"/>
+          <w:szCs w:val="28"/>
+          <w:lang w:val="en-US"/>
+        </w:rPr>
+        <w:t>JVM</w:t>
       </w:r>
       <w:r>
         <w:rPr>
@@ -3097,115 +3170,6 @@
           <w:rFonts w:cs="Times New Roman"/>
           <w:szCs w:val="28"/>
         </w:rPr>
-        <w:t xml:space="preserve">библиотеки </w:t>
-      </w:r>
-      <w:r>
-        <w:rPr>
-          <w:rFonts w:cs="Times New Roman"/>
-          <w:szCs w:val="28"/>
-          <w:lang w:val="en-US"/>
-        </w:rPr>
-        <w:t>JavaFX</w:t>
-      </w:r>
-      <w:r>
-        <w:rPr>
-          <w:rFonts w:cs="Times New Roman"/>
-          <w:szCs w:val="28"/>
-        </w:rPr>
-        <w:t xml:space="preserve">. </w:t>
-      </w:r>
-      <w:r>
-        <w:rPr>
-          <w:rFonts w:cs="Times New Roman"/>
-          <w:szCs w:val="28"/>
-        </w:rPr>
-        <w:t xml:space="preserve">Оба решения </w:t>
-      </w:r>
-      <w:r>
-        <w:rPr>
-          <w:rFonts w:cs="Times New Roman"/>
-          <w:szCs w:val="28"/>
-        </w:rPr>
-        <w:t>будут использовать</w:t>
-      </w:r>
-      <w:r>
-        <w:rPr>
-          <w:rFonts w:cs="Times New Roman"/>
-          <w:szCs w:val="28"/>
-        </w:rPr>
-        <w:t xml:space="preserve"> модель </w:t>
-      </w:r>
-      <w:r>
-        <w:rPr>
-          <w:rFonts w:cs="Times New Roman"/>
-          <w:szCs w:val="28"/>
-          <w:lang w:val="en-US"/>
-        </w:rPr>
-        <w:t>MVC</w:t>
-      </w:r>
-      <w:r>
-        <w:rPr>
-          <w:rFonts w:cs="Times New Roman"/>
-          <w:szCs w:val="28"/>
-        </w:rPr>
-        <w:t xml:space="preserve">, </w:t>
-      </w:r>
-      <w:r>
-        <w:rPr>
-          <w:rFonts w:cs="Times New Roman"/>
-          <w:szCs w:val="28"/>
-        </w:rPr>
-        <w:t>которая разграничивает управляющую логику программы на отдельные компоненты</w:t>
-      </w:r>
-      <w:r>
-        <w:rPr>
-          <w:rFonts w:cs="Times New Roman"/>
-          <w:szCs w:val="28"/>
-        </w:rPr>
-        <w:t>,</w:t>
-      </w:r>
-      <w:r>
-        <w:rPr>
-          <w:rFonts w:cs="Times New Roman"/>
-          <w:szCs w:val="28"/>
-        </w:rPr>
-        <w:t xml:space="preserve"> а за счёт применения </w:t>
-      </w:r>
-      <w:r>
-        <w:rPr>
-          <w:rFonts w:cs="Times New Roman"/>
-          <w:szCs w:val="28"/>
-          <w:lang w:val="en-US"/>
-        </w:rPr>
-        <w:t>Java</w:t>
-      </w:r>
-      <w:r>
-        <w:rPr>
-          <w:rFonts w:cs="Times New Roman"/>
-          <w:szCs w:val="28"/>
-        </w:rPr>
-        <w:t xml:space="preserve"> и виртуальной машины </w:t>
-      </w:r>
-      <w:r>
-        <w:rPr>
-          <w:rFonts w:cs="Times New Roman"/>
-          <w:szCs w:val="28"/>
-          <w:lang w:val="en-US"/>
-        </w:rPr>
-        <w:t>JVM</w:t>
-      </w:r>
-      <w:r>
-        <w:rPr>
-          <w:rFonts w:cs="Times New Roman"/>
-          <w:szCs w:val="28"/>
-        </w:rPr>
-        <w:t xml:space="preserve"> </w:t>
-      </w:r>
-      <w:r>
-        <w:rPr>
-          <w:rFonts w:cs="Times New Roman"/>
-          <w:szCs w:val="28"/>
-        </w:rPr>
         <w:t>решение будет кроссплатформенным</w:t>
       </w:r>
       <w:r>
@@ -3218,17 +3182,33 @@
     </w:p>
     <w:p>
       <w:pPr>
-        <w:pStyle w:val="Heading1"/>
-      </w:pPr>
-      <w:bookmarkStart w:id="1" w:name="_Toc69742745"/>
-      <w:r>
-        <w:rPr>
+        <w:spacing w:line="259" w:lineRule="auto"/>
+        <w:rPr>
+          <w:rFonts w:cs="Times New Roman"/>
+          <w:szCs w:val="28"/>
           <w:highlight w:val="green"/>
         </w:rPr>
+      </w:pPr>
+      <w:r>
+        <w:rPr>
+          <w:highlight w:val="green"/>
+        </w:rPr>
         <w:lastRenderedPageBreak/>
+        <w:br w:type="page"/>
+      </w:r>
+    </w:p>
+    <w:p>
+      <w:pPr>
+        <w:pStyle w:val="1"/>
+      </w:pPr>
+      <w:bookmarkStart w:id="2" w:name="_Toc69743453"/>
+      <w:r>
+        <w:rPr>
+          <w:highlight w:val="green"/>
+        </w:rPr>
         <w:t>ПОСТАНОВКА ЗАДАЧИ</w:t>
       </w:r>
-      <w:bookmarkEnd w:id="1"/>
+      <w:bookmarkEnd w:id="2"/>
     </w:p>
     <w:p>
       <w:pPr>
@@ -3416,23 +3396,7 @@
           <w:rFonts w:cs="Times New Roman"/>
           <w:szCs w:val="28"/>
         </w:rPr>
-        <w:t xml:space="preserve">о стороны </w:t>
-      </w:r>
-      <w:proofErr w:type="spellStart"/>
-      <w:r>
-        <w:rPr>
-          <w:rFonts w:cs="Times New Roman"/>
-          <w:szCs w:val="28"/>
-        </w:rPr>
-        <w:t>бекенда</w:t>
-      </w:r>
-      <w:proofErr w:type="spellEnd"/>
-      <w:r>
-        <w:rPr>
-          <w:rFonts w:cs="Times New Roman"/>
-          <w:szCs w:val="28"/>
-        </w:rPr>
-        <w:t xml:space="preserve"> необходимо использовать </w:t>
+        <w:t xml:space="preserve">о стороны бекенда необходимо использовать </w:t>
       </w:r>
       <w:r>
         <w:rPr>
@@ -3456,21 +3420,12 @@
         </w:rPr>
         <w:t xml:space="preserve">для связи </w:t>
       </w:r>
-      <w:proofErr w:type="spellStart"/>
-      <w:r>
-        <w:rPr>
-          <w:rFonts w:cs="Times New Roman"/>
-          <w:szCs w:val="28"/>
-        </w:rPr>
-        <w:t>Spring</w:t>
-      </w:r>
-      <w:proofErr w:type="spellEnd"/>
-      <w:r>
-        <w:rPr>
-          <w:rFonts w:cs="Times New Roman"/>
-          <w:szCs w:val="28"/>
-        </w:rPr>
-        <w:t xml:space="preserve"> с</w:t>
+      <w:r>
+        <w:rPr>
+          <w:rFonts w:cs="Times New Roman"/>
+          <w:szCs w:val="28"/>
+        </w:rPr>
+        <w:t>Spring с</w:t>
       </w:r>
       <w:r>
         <w:rPr>
@@ -3534,17 +3489,8 @@
           <w:rFonts w:cs="Times New Roman"/>
           <w:szCs w:val="28"/>
         </w:rPr>
-        <w:t xml:space="preserve">сервисов и </w:t>
-      </w:r>
-      <w:proofErr w:type="spellStart"/>
-      <w:r>
-        <w:rPr>
-          <w:rFonts w:cs="Times New Roman"/>
-          <w:szCs w:val="28"/>
-        </w:rPr>
-        <w:t>репозиториев</w:t>
-      </w:r>
-      <w:proofErr w:type="spellEnd"/>
+        <w:t>сервисов и репозиториев</w:t>
+      </w:r>
       <w:r>
         <w:rPr>
           <w:rFonts w:cs="Times New Roman"/>
@@ -3587,7 +3533,6 @@
         <w:rPr>
           <w:rFonts w:cs="Times New Roman"/>
           <w:szCs w:val="28"/>
-          <w:lang w:val="en-RU"/>
         </w:rPr>
         <w:t>выполнять</w:t>
       </w:r>
@@ -3595,14 +3540,13 @@
         <w:rPr>
           <w:rFonts w:cs="Times New Roman"/>
           <w:szCs w:val="28"/>
-          <w:lang w:val="en-RU"/>
         </w:rPr>
         <w:t xml:space="preserve"> следующие операции:</w:t>
       </w:r>
     </w:p>
     <w:p>
       <w:pPr>
-        <w:pStyle w:val="ListParagraph"/>
+        <w:pStyle w:val="a8"/>
         <w:numPr>
           <w:ilvl w:val="0"/>
           <w:numId w:val="27"/>
@@ -3624,7 +3568,6 @@
         <w:rPr>
           <w:rFonts w:cs="Times New Roman"/>
           <w:szCs w:val="28"/>
-          <w:lang w:val="en-RU"/>
         </w:rPr>
         <w:t>в таблице данны</w:t>
       </w:r>
@@ -3639,21 +3582,13 @@
         <w:rPr>
           <w:rFonts w:cs="Times New Roman"/>
           <w:szCs w:val="28"/>
-          <w:lang w:val="en-RU"/>
-        </w:rPr>
-        <w:t xml:space="preserve"> предметной области</w:t>
-      </w:r>
-      <w:r>
-        <w:rPr>
-          <w:rFonts w:cs="Times New Roman"/>
-          <w:szCs w:val="28"/>
-        </w:rPr>
-        <w:t>;</w:t>
-      </w:r>
-    </w:p>
-    <w:p>
-      <w:pPr>
-        <w:pStyle w:val="ListParagraph"/>
+        </w:rPr>
+        <w:t xml:space="preserve"> предметной области;</w:t>
+      </w:r>
+    </w:p>
+    <w:p>
+      <w:pPr>
+        <w:pStyle w:val="a8"/>
         <w:numPr>
           <w:ilvl w:val="0"/>
           <w:numId w:val="27"/>
@@ -3668,36 +3603,13 @@
         <w:rPr>
           <w:rFonts w:cs="Times New Roman"/>
           <w:szCs w:val="28"/>
-          <w:lang w:val="en-RU"/>
-        </w:rPr>
-        <w:t>Для информационной модели, основанной на БД, таблицы</w:t>
-      </w:r>
-      <w:r>
-        <w:rPr>
-          <w:rFonts w:cs="Times New Roman"/>
-          <w:szCs w:val="28"/>
-        </w:rPr>
-        <w:t xml:space="preserve"> </w:t>
-      </w:r>
-      <w:r>
-        <w:rPr>
-          <w:rFonts w:cs="Times New Roman"/>
-          <w:szCs w:val="28"/>
-          <w:lang w:val="en-RU"/>
-        </w:rPr>
-        <w:t>должны быть предварительно заполнены записями</w:t>
-      </w:r>
-      <w:r>
-        <w:rPr>
-          <w:rFonts w:cs="Times New Roman"/>
-          <w:szCs w:val="28"/>
-        </w:rPr>
-        <w:t>;</w:t>
-      </w:r>
-    </w:p>
-    <w:p>
-      <w:pPr>
-        <w:pStyle w:val="ListParagraph"/>
+        </w:rPr>
+        <w:t>Для информационной модели, основанной на БД, таблицы должны быть предварительно заполнены записями;</w:t>
+      </w:r>
+    </w:p>
+    <w:p>
+      <w:pPr>
+        <w:pStyle w:val="a8"/>
         <w:numPr>
           <w:ilvl w:val="0"/>
           <w:numId w:val="27"/>
@@ -3719,36 +3631,13 @@
         <w:rPr>
           <w:rFonts w:cs="Times New Roman"/>
           <w:szCs w:val="28"/>
-          <w:lang w:val="en-RU"/>
-        </w:rPr>
-        <w:t>обавление в БД нового объекта, удаление объекта,</w:t>
-      </w:r>
-      <w:r>
-        <w:rPr>
-          <w:rFonts w:cs="Times New Roman"/>
-          <w:szCs w:val="28"/>
-        </w:rPr>
-        <w:t xml:space="preserve"> </w:t>
-      </w:r>
-      <w:r>
-        <w:rPr>
-          <w:rFonts w:cs="Times New Roman"/>
-          <w:szCs w:val="28"/>
-          <w:lang w:val="en-RU"/>
-        </w:rPr>
-        <w:t>редактирование объекта</w:t>
-      </w:r>
-      <w:r>
-        <w:rPr>
-          <w:rFonts w:cs="Times New Roman"/>
-          <w:szCs w:val="28"/>
-        </w:rPr>
-        <w:t>;</w:t>
-      </w:r>
-    </w:p>
-    <w:p>
-      <w:pPr>
-        <w:pStyle w:val="ListParagraph"/>
+        </w:rPr>
+        <w:t>обавление в БД нового объекта, удаление объекта, редактирование объекта;</w:t>
+      </w:r>
+    </w:p>
+    <w:p>
+      <w:pPr>
+        <w:pStyle w:val="a8"/>
         <w:numPr>
           <w:ilvl w:val="0"/>
           <w:numId w:val="27"/>
@@ -3770,7 +3659,6 @@
         <w:rPr>
           <w:rFonts w:cs="Times New Roman"/>
           <w:szCs w:val="28"/>
-          <w:lang w:val="en-RU"/>
         </w:rPr>
         <w:t>ильтраци</w:t>
       </w:r>
@@ -3785,24 +3673,8 @@
         <w:rPr>
           <w:rFonts w:cs="Times New Roman"/>
           <w:szCs w:val="28"/>
-          <w:lang w:val="en-RU"/>
-        </w:rPr>
-        <w:t xml:space="preserve"> записей БД, удовлетворяющих</w:t>
-      </w:r>
-      <w:r>
-        <w:rPr>
-          <w:rFonts w:cs="Times New Roman"/>
-          <w:szCs w:val="28"/>
-        </w:rPr>
-        <w:t xml:space="preserve"> </w:t>
-      </w:r>
-      <w:r>
-        <w:rPr>
-          <w:rFonts w:cs="Times New Roman"/>
-          <w:szCs w:val="28"/>
-          <w:lang w:val="en-RU"/>
-        </w:rPr>
-        <w:t>введенному пользователем сложному критери</w:t>
+        </w:rPr>
+        <w:t xml:space="preserve"> записей БД, удовлетворяющих введенному пользователем сложному критери</w:t>
       </w:r>
       <w:r>
         <w:rPr>
@@ -3821,7 +3693,7 @@
     </w:p>
     <w:p>
       <w:pPr>
-        <w:pStyle w:val="ListParagraph"/>
+        <w:pStyle w:val="a8"/>
         <w:numPr>
           <w:ilvl w:val="0"/>
           <w:numId w:val="27"/>
@@ -3843,7 +3715,6 @@
         <w:rPr>
           <w:rFonts w:cs="Times New Roman"/>
           <w:szCs w:val="28"/>
-          <w:lang w:val="en-RU"/>
         </w:rPr>
         <w:t>записей</w:t>
       </w:r>
@@ -3858,7 +3729,7 @@
     </w:p>
     <w:p>
       <w:pPr>
-        <w:pStyle w:val="ListParagraph"/>
+        <w:pStyle w:val="a8"/>
         <w:numPr>
           <w:ilvl w:val="0"/>
           <w:numId w:val="27"/>
@@ -3880,21 +3751,13 @@
         <w:rPr>
           <w:rFonts w:cs="Times New Roman"/>
           <w:szCs w:val="28"/>
-          <w:lang w:val="en-RU"/>
-        </w:rPr>
-        <w:t xml:space="preserve"> источника данных в базе данных</w:t>
-      </w:r>
-      <w:r>
-        <w:rPr>
-          <w:rFonts w:cs="Times New Roman"/>
-          <w:szCs w:val="28"/>
-        </w:rPr>
-        <w:t>;</w:t>
-      </w:r>
-    </w:p>
-    <w:p>
-      <w:pPr>
-        <w:pStyle w:val="ListParagraph"/>
+        </w:rPr>
+        <w:t xml:space="preserve"> источника данных в базе данных;</w:t>
+      </w:r>
+    </w:p>
+    <w:p>
+      <w:pPr>
+        <w:pStyle w:val="a8"/>
         <w:numPr>
           <w:ilvl w:val="0"/>
           <w:numId w:val="27"/>
@@ -3916,21 +3779,13 @@
         <w:rPr>
           <w:rFonts w:cs="Times New Roman"/>
           <w:szCs w:val="28"/>
-          <w:lang w:val="en-RU"/>
-        </w:rPr>
-        <w:t xml:space="preserve"> из БД</w:t>
-      </w:r>
-      <w:r>
-        <w:rPr>
-          <w:rFonts w:cs="Times New Roman"/>
-          <w:szCs w:val="28"/>
-        </w:rPr>
-        <w:t>;</w:t>
-      </w:r>
-    </w:p>
-    <w:p>
-      <w:pPr>
-        <w:pStyle w:val="ListParagraph"/>
+        </w:rPr>
+        <w:t xml:space="preserve"> из БД;</w:t>
+      </w:r>
+    </w:p>
+    <w:p>
+      <w:pPr>
+        <w:pStyle w:val="a8"/>
         <w:numPr>
           <w:ilvl w:val="0"/>
           <w:numId w:val="27"/>
@@ -3952,7 +3807,6 @@
         <w:rPr>
           <w:rFonts w:cs="Times New Roman"/>
           <w:szCs w:val="28"/>
-          <w:lang w:val="en-RU"/>
         </w:rPr>
         <w:t>тображени</w:t>
       </w:r>
@@ -3967,7 +3821,6 @@
         <w:rPr>
           <w:rFonts w:cs="Times New Roman"/>
           <w:szCs w:val="28"/>
-          <w:lang w:val="en-RU"/>
         </w:rPr>
         <w:t xml:space="preserve"> статистических данных</w:t>
       </w:r>
@@ -4017,7 +3870,6 @@
         </w:rPr>
         <w:t xml:space="preserve"> завершаться </w:t>
       </w:r>
-      <w:proofErr w:type="spellStart"/>
       <w:r>
         <w:rPr>
           <w:rFonts w:cs="Times New Roman"/>
@@ -4025,13 +3877,20 @@
         </w:rPr>
         <w:t>аварийно</w:t>
       </w:r>
-      <w:proofErr w:type="spellEnd"/>
-      <w:r>
-        <w:rPr>
-          <w:rFonts w:cs="Times New Roman"/>
-          <w:szCs w:val="28"/>
-        </w:rPr>
-        <w:t>: сообщения о некорректном вводе данных, противоречивых или недопустимых значениях данных, при отсутствии данных по функциональному запросу пользователя и других нештатных ситуациях отображать в окнах сообщений.</w:t>
+      <w:r>
+        <w:rPr>
+          <w:rFonts w:cs="Times New Roman"/>
+          <w:szCs w:val="28"/>
+        </w:rPr>
+        <w:t xml:space="preserve">: сообщения о некорректном вводе данных, противоречивых или недопустимых значениях данных, при </w:t>
+      </w:r>
+      <w:r>
+        <w:rPr>
+          <w:rFonts w:cs="Times New Roman"/>
+          <w:szCs w:val="28"/>
+        </w:rPr>
+        <w:lastRenderedPageBreak/>
+        <w:t>отсутствии данных по функциональному запросу пользователя и других нештатных ситуациях отображать в окнах сообщений.</w:t>
       </w:r>
     </w:p>
     <w:p>
@@ -4041,16 +3900,13 @@
         <w:rPr>
           <w:rFonts w:cs="Times New Roman"/>
           <w:szCs w:val="28"/>
-          <w:lang w:val="en-RU"/>
-        </w:rPr>
-      </w:pPr>
-      <w:r>
-        <w:rPr>
-          <w:rFonts w:cs="Times New Roman"/>
-          <w:szCs w:val="28"/>
-          <w:lang w:val="en-RU"/>
-        </w:rPr>
-        <w:lastRenderedPageBreak/>
+        </w:rPr>
+      </w:pPr>
+      <w:r>
+        <w:rPr>
+          <w:rFonts w:cs="Times New Roman"/>
+          <w:szCs w:val="28"/>
+        </w:rPr>
         <w:t>Программа должна иметь содержательные комментарии, которые могут генерировать автоматически составляемую документацию при помощи инструмента JavaDoc.</w:t>
       </w:r>
     </w:p>
@@ -4075,9 +3931,9 @@
     </w:p>
     <w:p>
       <w:pPr>
-        <w:pStyle w:val="Heading1"/>
-      </w:pPr>
-      <w:bookmarkStart w:id="2" w:name="_Toc69742746"/>
+        <w:pStyle w:val="1"/>
+      </w:pPr>
+      <w:bookmarkStart w:id="3" w:name="_Toc69743454"/>
       <w:r>
         <w:rPr>
           <w:highlight w:val="green"/>
@@ -4085,7 +3941,7 @@
         <w:lastRenderedPageBreak/>
         <w:t>ОПИСАНИЕ ПРЕДМЕТНОЙ ОБЛАСТИ</w:t>
       </w:r>
-      <w:bookmarkEnd w:id="2"/>
+      <w:bookmarkEnd w:id="3"/>
     </w:p>
     <w:p>
       <w:pPr>
@@ -4343,7 +4199,7 @@
     </w:p>
     <w:p>
       <w:pPr>
-        <w:pStyle w:val="ListParagraph"/>
+        <w:pStyle w:val="a8"/>
         <w:numPr>
           <w:ilvl w:val="0"/>
           <w:numId w:val="28"/>
@@ -4430,7 +4286,7 @@
     </w:p>
     <w:p>
       <w:pPr>
-        <w:pStyle w:val="ListParagraph"/>
+        <w:pStyle w:val="a8"/>
         <w:numPr>
           <w:ilvl w:val="0"/>
           <w:numId w:val="28"/>
@@ -4517,7 +4373,7 @@
     </w:p>
     <w:p>
       <w:pPr>
-        <w:pStyle w:val="ListParagraph"/>
+        <w:pStyle w:val="a8"/>
         <w:numPr>
           <w:ilvl w:val="0"/>
           <w:numId w:val="28"/>
@@ -4658,25 +4514,23 @@
           <w:iCs/>
           <w:szCs w:val="28"/>
         </w:rPr>
-        <w:t xml:space="preserve"> </w:t>
-      </w:r>
-      <w:proofErr w:type="spellStart"/>
+        <w:t xml:space="preserve"> лонгпула</w:t>
+      </w:r>
       <w:r>
         <w:rPr>
           <w:rFonts w:eastAsiaTheme="minorEastAsia" w:cs="Times New Roman"/>
           <w:iCs/>
           <w:szCs w:val="28"/>
         </w:rPr>
-        <w:t>лонгпула</w:t>
-      </w:r>
-      <w:proofErr w:type="spellEnd"/>
+        <w:t xml:space="preserve">, </w:t>
+      </w:r>
       <w:r>
         <w:rPr>
           <w:rFonts w:eastAsiaTheme="minorEastAsia" w:cs="Times New Roman"/>
           <w:iCs/>
           <w:szCs w:val="28"/>
         </w:rPr>
-        <w:t xml:space="preserve">, </w:t>
+        <w:t>которая содержит в себе основную информацию о длинных соединениях клиента с сервером</w:t>
       </w:r>
       <w:r>
         <w:rPr>
@@ -4684,7 +4538,7 @@
           <w:iCs/>
           <w:szCs w:val="28"/>
         </w:rPr>
-        <w:t>которая содержит в себе основную информацию о длинных соединениях клиента с сервером</w:t>
+        <w:t>.</w:t>
       </w:r>
       <w:r>
         <w:rPr>
@@ -4692,7 +4546,7 @@
           <w:iCs/>
           <w:szCs w:val="28"/>
         </w:rPr>
-        <w:t>.</w:t>
+        <w:t xml:space="preserve"> Более подробно о об атрибутах сущностей можно прочитать в пункте «</w:t>
       </w:r>
       <w:r>
         <w:rPr>
@@ -4700,7 +4554,7 @@
           <w:iCs/>
           <w:szCs w:val="28"/>
         </w:rPr>
-        <w:t xml:space="preserve"> Более подробно о об атрибутах сущностей можно прочитать в пункте «</w:t>
+        <w:t>База данных</w:t>
       </w:r>
       <w:r>
         <w:rPr>
@@ -4708,7 +4562,7 @@
           <w:iCs/>
           <w:szCs w:val="28"/>
         </w:rPr>
-        <w:t>База данных</w:t>
+        <w:t>» главы «</w:t>
       </w:r>
       <w:r>
         <w:rPr>
@@ -4716,7 +4570,7 @@
           <w:iCs/>
           <w:szCs w:val="28"/>
         </w:rPr>
-        <w:t>» главы «</w:t>
+        <w:t>СОСТАВ ПРИЛОЖЕНИЯ</w:t>
       </w:r>
       <w:r>
         <w:rPr>
@@ -4724,7 +4578,7 @@
           <w:iCs/>
           <w:szCs w:val="28"/>
         </w:rPr>
-        <w:t>СОСТАВ ПРИЛОЖЕНИЯ</w:t>
+        <w:t>»</w:t>
       </w:r>
       <w:r>
         <w:rPr>
@@ -4732,26 +4586,18 @@
           <w:iCs/>
           <w:szCs w:val="28"/>
         </w:rPr>
-        <w:t>»</w:t>
-      </w:r>
-      <w:r>
+        <w:t>.</w:t>
+      </w:r>
+    </w:p>
+    <w:p>
+      <w:pPr>
+        <w:ind w:firstLine="360"/>
+        <w:jc w:val="both"/>
         <w:rPr>
           <w:rFonts w:eastAsiaTheme="minorEastAsia" w:cs="Times New Roman"/>
           <w:iCs/>
           <w:szCs w:val="28"/>
         </w:rPr>
-        <w:t>.</w:t>
-      </w:r>
-    </w:p>
-    <w:p>
-      <w:pPr>
-        <w:ind w:firstLine="360"/>
-        <w:jc w:val="both"/>
-        <w:rPr>
-          <w:rFonts w:eastAsiaTheme="minorEastAsia" w:cs="Times New Roman"/>
-          <w:iCs/>
-          <w:szCs w:val="28"/>
-        </w:rPr>
       </w:pPr>
       <w:r>
         <w:rPr>
@@ -4763,9 +4609,9 @@
     </w:p>
     <w:p>
       <w:pPr>
-        <w:pStyle w:val="Heading1"/>
-      </w:pPr>
-      <w:bookmarkStart w:id="3" w:name="_Toc69742747"/>
+        <w:pStyle w:val="1"/>
+      </w:pPr>
+      <w:bookmarkStart w:id="4" w:name="_Toc69743455"/>
       <w:r>
         <w:rPr>
           <w:highlight w:val="green"/>
@@ -4773,7 +4619,7 @@
         <w:lastRenderedPageBreak/>
         <w:t>АКТУАЛЬНОСТЬ АВТОМАТИЗАЦИИ</w:t>
       </w:r>
-      <w:bookmarkEnd w:id="3"/>
+      <w:bookmarkEnd w:id="4"/>
     </w:p>
     <w:p>
       <w:pPr>
@@ -4810,39 +4656,7 @@
           <w:rFonts w:cs="Times New Roman"/>
           <w:szCs w:val="28"/>
         </w:rPr>
-        <w:t>счет использования кроссплатформенных решений, запуск приложения-клиента возможен на всех платформах (</w:t>
-      </w:r>
-      <w:proofErr w:type="spellStart"/>
-      <w:r>
-        <w:rPr>
-          <w:rFonts w:cs="Times New Roman"/>
-          <w:szCs w:val="28"/>
-        </w:rPr>
-        <w:t>Windows</w:t>
-      </w:r>
-      <w:proofErr w:type="spellEnd"/>
-      <w:r>
-        <w:rPr>
-          <w:rFonts w:cs="Times New Roman"/>
-          <w:szCs w:val="28"/>
-        </w:rPr>
-        <w:t xml:space="preserve">, OS X, </w:t>
-      </w:r>
-      <w:proofErr w:type="spellStart"/>
-      <w:r>
-        <w:rPr>
-          <w:rFonts w:cs="Times New Roman"/>
-          <w:szCs w:val="28"/>
-        </w:rPr>
-        <w:t>Linux</w:t>
-      </w:r>
-      <w:proofErr w:type="spellEnd"/>
-      <w:r>
-        <w:rPr>
-          <w:rFonts w:cs="Times New Roman"/>
-          <w:szCs w:val="28"/>
-        </w:rPr>
-        <w:t>) и архитектурах (x86, ARM).</w:t>
+        <w:t>счет использования кроссплатформенных решений, запуск приложения-клиента возможен на всех платформах (Windows, OS X, Linux) и архитектурах (x86, ARM).</w:t>
       </w:r>
     </w:p>
     <w:p>
@@ -4945,9 +4759,9 @@
     </w:p>
     <w:p>
       <w:pPr>
-        <w:pStyle w:val="Heading1"/>
-      </w:pPr>
-      <w:bookmarkStart w:id="4" w:name="_Toc69742748"/>
+        <w:pStyle w:val="1"/>
+      </w:pPr>
+      <w:bookmarkStart w:id="5" w:name="_Toc69743456"/>
       <w:r>
         <w:rPr>
           <w:highlight w:val="green"/>
@@ -4955,17 +4769,17 @@
         <w:lastRenderedPageBreak/>
         <w:t>АЛГОРИТМИЧЕСКИЕ РЕШЕНИЯ</w:t>
       </w:r>
-      <w:bookmarkEnd w:id="4"/>
-    </w:p>
-    <w:p>
-      <w:pPr>
-        <w:pStyle w:val="Heading2"/>
-      </w:pPr>
-      <w:bookmarkStart w:id="5" w:name="_Toc69742749"/>
+      <w:bookmarkEnd w:id="5"/>
+    </w:p>
+    <w:p>
+      <w:pPr>
+        <w:pStyle w:val="2"/>
+      </w:pPr>
+      <w:bookmarkStart w:id="6" w:name="_Toc69743457"/>
       <w:r>
         <w:t>Клиент</w:t>
       </w:r>
-      <w:bookmarkEnd w:id="5"/>
+      <w:bookmarkEnd w:id="6"/>
     </w:p>
     <w:p>
       <w:pPr>
@@ -5186,7 +5000,9 @@
           <w:rFonts w:cs="Times New Roman"/>
           <w:noProof/>
           <w:szCs w:val="28"/>
-        </w:rPr>
+          <w:lang w:eastAsia="ru-RU"/>
+        </w:rPr>
+        <w:lastRenderedPageBreak/>
         <w:drawing>
           <wp:inline distT="0" distB="0" distL="0" distR="0" wp14:anchorId="3A108A65" wp14:editId="6B10F983">
             <wp:extent cx="5741386" cy="4710224"/>
@@ -5203,7 +5019,7 @@
                     <pic:cNvPicPr/>
                   </pic:nvPicPr>
                   <pic:blipFill>
-                    <a:blip r:embed="rId8" cstate="print">
+                    <a:blip r:embed="rId7" cstate="print">
                       <a:extLst>
                         <a:ext uri="{28A0092B-C50C-407E-A947-70E740481C1C}">
                           <a14:useLocalDpi xmlns:a14="http://schemas.microsoft.com/office/drawing/2010/main" val="0"/>
@@ -5244,32 +5060,7 @@
           <w:rFonts w:cs="Times New Roman"/>
           <w:szCs w:val="28"/>
         </w:rPr>
-        <w:lastRenderedPageBreak/>
-        <w:t>При запуске программы происходит проверка на существование ключа доступа (</w:t>
-      </w:r>
-      <w:proofErr w:type="spellStart"/>
-      <w:r>
-        <w:rPr>
-          <w:rFonts w:cs="Times New Roman"/>
-          <w:szCs w:val="28"/>
-        </w:rPr>
-        <w:t>токена</w:t>
-      </w:r>
-      <w:proofErr w:type="spellEnd"/>
-      <w:r>
-        <w:rPr>
-          <w:rFonts w:cs="Times New Roman"/>
-          <w:szCs w:val="28"/>
-        </w:rPr>
-        <w:t xml:space="preserve">) в </w:t>
-      </w:r>
-      <w:proofErr w:type="gramStart"/>
-      <w:r>
-        <w:rPr>
-          <w:rFonts w:cs="Times New Roman"/>
-          <w:szCs w:val="28"/>
-        </w:rPr>
-        <w:t xml:space="preserve">файле </w:t>
+        <w:t xml:space="preserve">При запуске программы происходит проверка на существование ключа доступа (токена) в файле </w:t>
       </w:r>
       <w:r>
         <w:rPr>
@@ -5278,7 +5069,6 @@
         </w:rPr>
         <w:t>.</w:t>
       </w:r>
-      <w:proofErr w:type="spellStart"/>
       <w:r>
         <w:rPr>
           <w:rFonts w:cs="Times New Roman"/>
@@ -5287,8 +5077,6 @@
         </w:rPr>
         <w:t>tempdata</w:t>
       </w:r>
-      <w:proofErr w:type="spellEnd"/>
-      <w:proofErr w:type="gramEnd"/>
       <w:r>
         <w:rPr>
           <w:rFonts w:cs="Times New Roman"/>
@@ -5329,17 +5117,8 @@
           <w:rFonts w:cs="Times New Roman"/>
           <w:szCs w:val="28"/>
         </w:rPr>
-        <w:t xml:space="preserve">Если же файл существует и в нем есть информация о </w:t>
-      </w:r>
-      <w:proofErr w:type="spellStart"/>
-      <w:r>
-        <w:rPr>
-          <w:rFonts w:cs="Times New Roman"/>
-          <w:szCs w:val="28"/>
-        </w:rPr>
-        <w:t>токене</w:t>
-      </w:r>
-      <w:proofErr w:type="spellEnd"/>
+        <w:t>Если же файл существует и в нем есть информация о токене</w:t>
+      </w:r>
       <w:r>
         <w:rPr>
           <w:rFonts w:cs="Times New Roman"/>
@@ -5380,23 +5159,7 @@
           <w:rFonts w:cs="Times New Roman"/>
           <w:szCs w:val="28"/>
         </w:rPr>
-        <w:t xml:space="preserve">ищет соответствующий </w:t>
-      </w:r>
-      <w:proofErr w:type="spellStart"/>
-      <w:r>
-        <w:rPr>
-          <w:rFonts w:cs="Times New Roman"/>
-          <w:szCs w:val="28"/>
-        </w:rPr>
-        <w:t>токен</w:t>
-      </w:r>
-      <w:proofErr w:type="spellEnd"/>
-      <w:r>
-        <w:rPr>
-          <w:rFonts w:cs="Times New Roman"/>
-          <w:szCs w:val="28"/>
-        </w:rPr>
-        <w:t xml:space="preserve"> в коллекции </w:t>
+        <w:t xml:space="preserve">ищет соответствующий токен в коллекции </w:t>
       </w:r>
       <w:r>
         <w:rPr>
@@ -5555,23 +5318,7 @@
           <w:rFonts w:cs="Times New Roman"/>
           <w:szCs w:val="28"/>
         </w:rPr>
-        <w:t xml:space="preserve">поток проверки </w:t>
-      </w:r>
-      <w:proofErr w:type="spellStart"/>
-      <w:r>
-        <w:rPr>
-          <w:rFonts w:cs="Times New Roman"/>
-          <w:szCs w:val="28"/>
-        </w:rPr>
-        <w:t>интернет-соединения</w:t>
-      </w:r>
-      <w:proofErr w:type="spellEnd"/>
-      <w:r>
-        <w:rPr>
-          <w:rFonts w:cs="Times New Roman"/>
-          <w:szCs w:val="28"/>
-        </w:rPr>
-        <w:t xml:space="preserve"> и поток </w:t>
+        <w:t xml:space="preserve">поток проверки интернет-соединения и поток </w:t>
       </w:r>
       <w:r>
         <w:rPr>
@@ -5587,7 +5334,6 @@
         </w:rPr>
         <w:t xml:space="preserve">технологии </w:t>
       </w:r>
-      <w:proofErr w:type="spellStart"/>
       <w:r>
         <w:rPr>
           <w:rFonts w:cs="Times New Roman"/>
@@ -5602,7 +5348,6 @@
         </w:rPr>
         <w:t>инга</w:t>
       </w:r>
-      <w:proofErr w:type="spellEnd"/>
       <w:r>
         <w:rPr>
           <w:rFonts w:cs="Times New Roman"/>
@@ -5625,23 +5370,8 @@
           <w:rFonts w:cs="Times New Roman"/>
           <w:szCs w:val="28"/>
         </w:rPr>
-        <w:t xml:space="preserve">Технология </w:t>
-      </w:r>
-      <w:proofErr w:type="spellStart"/>
-      <w:r>
-        <w:rPr>
-          <w:rFonts w:cs="Times New Roman"/>
-          <w:szCs w:val="28"/>
-        </w:rPr>
-        <w:t>лонгпулинга</w:t>
-      </w:r>
-      <w:proofErr w:type="spellEnd"/>
-      <w:r>
-        <w:rPr>
-          <w:rFonts w:cs="Times New Roman"/>
-          <w:szCs w:val="28"/>
-        </w:rPr>
-        <w:t xml:space="preserve"> позволяет получать информацию о новых событиях с помощью длинных запросов</w:t>
+        <w:lastRenderedPageBreak/>
+        <w:t>Технология лонгпулинга позволяет получать информацию о новых событиях с помощью длинных запросов</w:t>
       </w:r>
       <w:r>
         <w:rPr>
@@ -5874,6 +5604,7 @@
           <w:rFonts w:cs="Times New Roman"/>
           <w:noProof/>
           <w:szCs w:val="28"/>
+          <w:lang w:eastAsia="ru-RU"/>
         </w:rPr>
         <w:drawing>
           <wp:inline distT="0" distB="0" distL="0" distR="0" wp14:anchorId="38D735BB" wp14:editId="0F30A10F">
@@ -5891,7 +5622,7 @@
                     <pic:cNvPicPr/>
                   </pic:nvPicPr>
                   <pic:blipFill>
-                    <a:blip r:embed="rId9">
+                    <a:blip r:embed="rId8">
                       <a:extLst>
                         <a:ext uri="{28A0092B-C50C-407E-A947-70E740481C1C}">
                           <a14:useLocalDpi xmlns:a14="http://schemas.microsoft.com/office/drawing/2010/main" val="0"/>
@@ -5974,15 +5705,7 @@
           <w:rFonts w:cs="Times New Roman"/>
           <w:szCs w:val="28"/>
         </w:rPr>
-        <w:t xml:space="preserve">то добавит </w:t>
-      </w:r>
-      <w:r>
-        <w:rPr>
-          <w:rFonts w:cs="Times New Roman"/>
-          <w:szCs w:val="28"/>
-        </w:rPr>
-        <w:lastRenderedPageBreak/>
-        <w:t>её в список чат-комнат пользователя</w:t>
+        <w:t>то добавит её в список чат-комнат пользователя</w:t>
       </w:r>
       <w:r>
         <w:rPr>
@@ -6050,7 +5773,6 @@
         </w:rPr>
         <w:t xml:space="preserve">Поток проверки </w:t>
       </w:r>
-      <w:proofErr w:type="spellStart"/>
       <w:r>
         <w:rPr>
           <w:rFonts w:cs="Times New Roman"/>
@@ -6058,7 +5780,6 @@
         </w:rPr>
         <w:t>интернет-соединения</w:t>
       </w:r>
-      <w:proofErr w:type="spellEnd"/>
       <w:r>
         <w:rPr>
           <w:rFonts w:cs="Times New Roman"/>
@@ -6066,7 +5787,6 @@
         </w:rPr>
         <w:t xml:space="preserve"> проверяет доступность </w:t>
       </w:r>
-      <w:proofErr w:type="spellStart"/>
       <w:r>
         <w:rPr>
           <w:rFonts w:cs="Times New Roman"/>
@@ -6075,7 +5795,6 @@
         </w:rPr>
         <w:t>ip</w:t>
       </w:r>
-      <w:proofErr w:type="spellEnd"/>
       <w:r>
         <w:rPr>
           <w:rFonts w:cs="Times New Roman"/>
@@ -6132,7 +5851,6 @@
         </w:rPr>
         <w:t xml:space="preserve">то происходит синхронизация потоков и отображение окна с ошибкой </w:t>
       </w:r>
-      <w:proofErr w:type="spellStart"/>
       <w:r>
         <w:rPr>
           <w:rFonts w:cs="Times New Roman"/>
@@ -6140,7 +5858,6 @@
         </w:rPr>
         <w:t>интернет-соединения</w:t>
       </w:r>
-      <w:proofErr w:type="spellEnd"/>
       <w:r>
         <w:rPr>
           <w:rFonts w:cs="Times New Roman"/>
@@ -6193,19 +5910,20 @@
     </w:p>
     <w:p>
       <w:pPr>
-        <w:pStyle w:val="Heading2"/>
-      </w:pPr>
-      <w:bookmarkStart w:id="6" w:name="_Toc69742750"/>
+        <w:pStyle w:val="2"/>
+      </w:pPr>
+      <w:bookmarkStart w:id="7" w:name="_Toc69743458"/>
       <w:r>
         <w:t>Сервер</w:t>
       </w:r>
-      <w:bookmarkEnd w:id="6"/>
+      <w:bookmarkEnd w:id="7"/>
     </w:p>
     <w:p>
       <w:pPr>
         <w:ind w:firstLine="709"/>
       </w:pPr>
       <w:r>
+        <w:lastRenderedPageBreak/>
         <w:t xml:space="preserve">При получении запроса от клиента, сервер сопоставляет переданный пусть </w:t>
       </w:r>
       <w:r>
@@ -6236,15 +5954,7 @@
         <w:t xml:space="preserve">, </w:t>
       </w:r>
       <w:r>
-        <w:t xml:space="preserve">если же контроллер действительно существует, то </w:t>
-      </w:r>
-      <w:proofErr w:type="spellStart"/>
-      <w:r>
-        <w:t>Spring</w:t>
-      </w:r>
-      <w:proofErr w:type="spellEnd"/>
-      <w:r>
-        <w:t xml:space="preserve"> сопоставляет переданные данные с теми, которые требуются в аргументах контроллера</w:t>
+        <w:t>если же контроллер действительно существует, то Spring сопоставляет переданные данные с теми, которые требуются в аргументах контроллера</w:t>
       </w:r>
       <w:r>
         <w:t xml:space="preserve">. </w:t>
@@ -6281,6 +5991,7 @@
       <w:r>
         <w:rPr>
           <w:noProof/>
+          <w:lang w:eastAsia="ru-RU"/>
         </w:rPr>
         <w:drawing>
           <wp:inline distT="0" distB="0" distL="0" distR="0" wp14:anchorId="5E19B9F8" wp14:editId="6D33FAAC">
@@ -6298,7 +6009,7 @@
                     <pic:cNvPicPr/>
                   </pic:nvPicPr>
                   <pic:blipFill>
-                    <a:blip r:embed="rId10" cstate="print">
+                    <a:blip r:embed="rId9" cstate="print">
                       <a:extLst>
                         <a:ext uri="{28A0092B-C50C-407E-A947-70E740481C1C}">
                           <a14:useLocalDpi xmlns:a14="http://schemas.microsoft.com/office/drawing/2010/main" val="0"/>
@@ -6330,39 +6041,15 @@
         <w:ind w:firstLine="709"/>
       </w:pPr>
       <w:r>
+        <w:t>Если же все переданные данные корректны, то из соответствующего контроллера вызывается сервис с логикой, которая отвечает за обработку полученных данных и передачу их в методы репозитория (класса, который наследуется от интерфейса MongoRepository). После получения данных от репозитория, сервис обрабатывает полученный результат и передаёт данные обратно, на уровень контроллера.</w:t>
+      </w:r>
+    </w:p>
+    <w:p>
+      <w:pPr>
+        <w:ind w:firstLine="709"/>
+      </w:pPr>
+      <w:r>
         <w:lastRenderedPageBreak/>
-        <w:t xml:space="preserve">Если же все переданные данные корректны, то из соответствующего контроллера вызывается сервис с логикой, которая отвечает за обработку полученных данных и передачу их в методы </w:t>
-      </w:r>
-      <w:proofErr w:type="spellStart"/>
-      <w:r>
-        <w:t>репозитория</w:t>
-      </w:r>
-      <w:proofErr w:type="spellEnd"/>
-      <w:r>
-        <w:t xml:space="preserve"> (класса, который наследуется от интерфейса </w:t>
-      </w:r>
-      <w:proofErr w:type="spellStart"/>
-      <w:r>
-        <w:t>MongoRepository</w:t>
-      </w:r>
-      <w:proofErr w:type="spellEnd"/>
-      <w:r>
-        <w:t xml:space="preserve">). После получения данных от </w:t>
-      </w:r>
-      <w:proofErr w:type="spellStart"/>
-      <w:r>
-        <w:t>репозитория</w:t>
-      </w:r>
-      <w:proofErr w:type="spellEnd"/>
-      <w:r>
-        <w:t>, сервис обрабатывает полученный результат и передаёт данные обратно, на уровень контроллера.</w:t>
-      </w:r>
-    </w:p>
-    <w:p>
-      <w:pPr>
-        <w:ind w:firstLine="709"/>
-      </w:pPr>
-      <w:r>
         <w:t>Контроллер, получивший данные от сервиса, осуществляет постобработку и возвращает ответ клиенту, сделавшему соответствующий запрос</w:t>
       </w:r>
       <w:r>
@@ -6387,9 +6074,9 @@
     </w:p>
     <w:p>
       <w:pPr>
-        <w:pStyle w:val="Heading1"/>
-      </w:pPr>
-      <w:bookmarkStart w:id="7" w:name="_Toc69742751"/>
+        <w:pStyle w:val="1"/>
+      </w:pPr>
+      <w:bookmarkStart w:id="8" w:name="_Toc69743459"/>
       <w:r>
         <w:rPr>
           <w:highlight w:val="green"/>
@@ -6397,7 +6084,7 @@
         <w:lastRenderedPageBreak/>
         <w:t>ОПИСАНИЕ ИНТЕРФЕЙСА ПРОГРАММЫ</w:t>
       </w:r>
-      <w:bookmarkEnd w:id="7"/>
+      <w:bookmarkEnd w:id="8"/>
     </w:p>
     <w:p>
       <w:pPr>
@@ -6563,7 +6250,6 @@
         </w:rPr>
         <w:t xml:space="preserve"> </w:t>
       </w:r>
-      <w:proofErr w:type="spellStart"/>
       <w:r>
         <w:rPr>
           <w:rFonts w:cs="Times New Roman"/>
@@ -6572,7 +6258,6 @@
         </w:rPr>
         <w:t>JFoenix</w:t>
       </w:r>
-      <w:proofErr w:type="spellEnd"/>
       <w:r>
         <w:rPr>
           <w:rFonts w:cs="Times New Roman"/>
@@ -6587,15 +6272,21 @@
         </w:rPr>
         <w:t xml:space="preserve">для </w:t>
       </w:r>
-      <w:proofErr w:type="spellStart"/>
-      <w:r>
-        <w:rPr>
-          <w:rFonts w:cs="Times New Roman"/>
-          <w:szCs w:val="28"/>
-        </w:rPr>
-        <w:t>минималистичного</w:t>
-      </w:r>
-      <w:proofErr w:type="spellEnd"/>
+      <w:r>
+        <w:rPr>
+          <w:rFonts w:cs="Times New Roman"/>
+          <w:szCs w:val="28"/>
+        </w:rPr>
+        <w:t xml:space="preserve">минималистичного </w:t>
+      </w:r>
+      <w:r>
+        <w:rPr>
+          <w:rFonts w:cs="Times New Roman"/>
+          <w:szCs w:val="28"/>
+          <w:lang w:val="en-US"/>
+        </w:rPr>
+        <w:t>matrial</w:t>
+      </w:r>
       <w:r>
         <w:rPr>
           <w:rFonts w:cs="Times New Roman"/>
@@ -6603,16 +6294,27 @@
         </w:rPr>
         <w:t xml:space="preserve"> </w:t>
       </w:r>
-      <w:proofErr w:type="spellStart"/>
-      <w:r>
-        <w:rPr>
-          <w:rFonts w:cs="Times New Roman"/>
-          <w:szCs w:val="28"/>
-          <w:lang w:val="en-US"/>
-        </w:rPr>
-        <w:t>matrial</w:t>
-      </w:r>
-      <w:proofErr w:type="spellEnd"/>
+      <w:r>
+        <w:rPr>
+          <w:rFonts w:cs="Times New Roman"/>
+          <w:szCs w:val="28"/>
+        </w:rPr>
+        <w:t>дизайна</w:t>
+      </w:r>
+      <w:r>
+        <w:rPr>
+          <w:rFonts w:cs="Times New Roman"/>
+          <w:szCs w:val="28"/>
+        </w:rPr>
+        <w:t xml:space="preserve">, </w:t>
+      </w:r>
+      <w:r>
+        <w:rPr>
+          <w:rFonts w:cs="Times New Roman"/>
+          <w:szCs w:val="28"/>
+        </w:rPr>
+        <w:t>которая расширяет</w:t>
+      </w:r>
       <w:r>
         <w:rPr>
           <w:rFonts w:cs="Times New Roman"/>
@@ -6625,21 +6327,7 @@
           <w:rFonts w:cs="Times New Roman"/>
           <w:szCs w:val="28"/>
         </w:rPr>
-        <w:t>дизайна</w:t>
-      </w:r>
-      <w:r>
-        <w:rPr>
-          <w:rFonts w:cs="Times New Roman"/>
-          <w:szCs w:val="28"/>
-        </w:rPr>
-        <w:t xml:space="preserve">, </w:t>
-      </w:r>
-      <w:r>
-        <w:rPr>
-          <w:rFonts w:cs="Times New Roman"/>
-          <w:szCs w:val="28"/>
-        </w:rPr>
-        <w:t>которая расширяет</w:t>
+        <w:t>возможности по кастомизации</w:t>
       </w:r>
       <w:r>
         <w:rPr>
@@ -6653,17 +6341,23 @@
           <w:rFonts w:cs="Times New Roman"/>
           <w:szCs w:val="28"/>
         </w:rPr>
-        <w:t xml:space="preserve">возможности по </w:t>
-      </w:r>
-      <w:proofErr w:type="spellStart"/>
-      <w:r>
-        <w:rPr>
-          <w:rFonts w:cs="Times New Roman"/>
-          <w:szCs w:val="28"/>
-        </w:rPr>
-        <w:t>кастомизации</w:t>
-      </w:r>
-      <w:proofErr w:type="spellEnd"/>
+        <w:t>стандартных</w:t>
+      </w:r>
+      <w:r>
+        <w:rPr>
+          <w:rFonts w:cs="Times New Roman"/>
+          <w:szCs w:val="28"/>
+        </w:rPr>
+        <w:t xml:space="preserve"> элементов </w:t>
+      </w:r>
+      <w:r>
+        <w:rPr>
+          <w:rFonts w:cs="Times New Roman"/>
+          <w:szCs w:val="28"/>
+          <w:lang w:val="en-US"/>
+        </w:rPr>
+        <w:t>JavaFX</w:t>
+      </w:r>
       <w:r>
         <w:rPr>
           <w:rFonts w:cs="Times New Roman"/>
@@ -6676,22 +6370,36 @@
           <w:rFonts w:cs="Times New Roman"/>
           <w:szCs w:val="28"/>
         </w:rPr>
-        <w:t>стандартных</w:t>
-      </w:r>
-      <w:r>
-        <w:rPr>
-          <w:rFonts w:cs="Times New Roman"/>
-          <w:szCs w:val="28"/>
-        </w:rPr>
-        <w:t xml:space="preserve"> элементов </w:t>
-      </w:r>
-      <w:r>
-        <w:rPr>
-          <w:rFonts w:cs="Times New Roman"/>
-          <w:szCs w:val="28"/>
-          <w:lang w:val="en-US"/>
-        </w:rPr>
-        <w:t>JavaFX</w:t>
+        <w:t>разрабатываемой</w:t>
+      </w:r>
+      <w:r>
+        <w:rPr>
+          <w:rFonts w:cs="Times New Roman"/>
+          <w:szCs w:val="28"/>
+        </w:rPr>
+        <w:t xml:space="preserve"> системы</w:t>
+      </w:r>
+      <w:r>
+        <w:rPr>
+          <w:rFonts w:cs="Times New Roman"/>
+          <w:szCs w:val="28"/>
+        </w:rPr>
+        <w:t>.</w:t>
+      </w:r>
+      <w:r>
+        <w:rPr>
+          <w:rFonts w:cs="Times New Roman"/>
+          <w:szCs w:val="28"/>
+        </w:rPr>
+        <w:t xml:space="preserve"> Ниже представлено сравнение однотипных элементов интерфейса с использованием </w:t>
+      </w:r>
+      <w:r>
+        <w:rPr>
+          <w:rFonts w:cs="Times New Roman"/>
+          <w:szCs w:val="28"/>
+          <w:lang w:val="en-US"/>
+        </w:rPr>
+        <w:t>JFoenix</w:t>
       </w:r>
       <w:r>
         <w:rPr>
@@ -6705,14 +6413,28 @@
           <w:rFonts w:cs="Times New Roman"/>
           <w:szCs w:val="28"/>
         </w:rPr>
-        <w:t>разрабатываемой</w:t>
-      </w:r>
-      <w:r>
-        <w:rPr>
-          <w:rFonts w:cs="Times New Roman"/>
-          <w:szCs w:val="28"/>
-        </w:rPr>
-        <w:t xml:space="preserve"> системы</w:t>
+        <w:t>(</w:t>
+      </w:r>
+      <w:r>
+        <w:rPr>
+          <w:rFonts w:cs="Times New Roman"/>
+          <w:szCs w:val="28"/>
+        </w:rPr>
+        <w:t xml:space="preserve">верхний элемент) </w:t>
+      </w:r>
+      <w:r>
+        <w:rPr>
+          <w:rFonts w:cs="Times New Roman"/>
+          <w:szCs w:val="28"/>
+        </w:rPr>
+        <w:t>и без него</w:t>
+      </w:r>
+      <w:r>
+        <w:rPr>
+          <w:rFonts w:cs="Times New Roman"/>
+          <w:szCs w:val="28"/>
+        </w:rPr>
+        <w:t xml:space="preserve"> (нижний элемент)</w:t>
       </w:r>
       <w:r>
         <w:rPr>
@@ -6721,65 +6443,6 @@
         </w:rPr>
         <w:t>.</w:t>
       </w:r>
-      <w:r>
-        <w:rPr>
-          <w:rFonts w:cs="Times New Roman"/>
-          <w:szCs w:val="28"/>
-        </w:rPr>
-        <w:t xml:space="preserve"> Ниже представлено сравнение однотипных элементов интерфейса с использованием </w:t>
-      </w:r>
-      <w:proofErr w:type="spellStart"/>
-      <w:r>
-        <w:rPr>
-          <w:rFonts w:cs="Times New Roman"/>
-          <w:szCs w:val="28"/>
-          <w:lang w:val="en-US"/>
-        </w:rPr>
-        <w:t>JFoenix</w:t>
-      </w:r>
-      <w:proofErr w:type="spellEnd"/>
-      <w:r>
-        <w:rPr>
-          <w:rFonts w:cs="Times New Roman"/>
-          <w:szCs w:val="28"/>
-        </w:rPr>
-        <w:t xml:space="preserve"> </w:t>
-      </w:r>
-      <w:r>
-        <w:rPr>
-          <w:rFonts w:cs="Times New Roman"/>
-          <w:szCs w:val="28"/>
-        </w:rPr>
-        <w:t>(</w:t>
-      </w:r>
-      <w:r>
-        <w:rPr>
-          <w:rFonts w:cs="Times New Roman"/>
-          <w:szCs w:val="28"/>
-        </w:rPr>
-        <w:t xml:space="preserve">верхний элемент) </w:t>
-      </w:r>
-      <w:r>
-        <w:rPr>
-          <w:rFonts w:cs="Times New Roman"/>
-          <w:szCs w:val="28"/>
-        </w:rPr>
-        <w:t>и без него</w:t>
-      </w:r>
-      <w:r>
-        <w:rPr>
-          <w:rFonts w:cs="Times New Roman"/>
-          <w:szCs w:val="28"/>
-        </w:rPr>
-        <w:t xml:space="preserve"> (нижний элемент)</w:t>
-      </w:r>
-      <w:r>
-        <w:rPr>
-          <w:rFonts w:cs="Times New Roman"/>
-          <w:szCs w:val="28"/>
-        </w:rPr>
-        <w:t>.</w:t>
-      </w:r>
     </w:p>
     <w:p>
       <w:pPr>
@@ -6794,6 +6457,7 @@
           <w:rFonts w:cs="Times New Roman"/>
           <w:noProof/>
           <w:szCs w:val="28"/>
+          <w:lang w:eastAsia="ru-RU"/>
         </w:rPr>
         <w:drawing>
           <wp:inline distT="0" distB="0" distL="0" distR="0" wp14:anchorId="70464179" wp14:editId="1C9067A3">
@@ -6811,7 +6475,7 @@
                     <pic:cNvPicPr/>
                   </pic:nvPicPr>
                   <pic:blipFill>
-                    <a:blip r:embed="rId11">
+                    <a:blip r:embed="rId10">
                       <a:extLst>
                         <a:ext uri="{28A0092B-C50C-407E-A947-70E740481C1C}">
                           <a14:useLocalDpi xmlns:a14="http://schemas.microsoft.com/office/drawing/2010/main" val="0"/>
@@ -6851,6 +6515,7 @@
           <w:rFonts w:cs="Times New Roman"/>
           <w:noProof/>
           <w:szCs w:val="28"/>
+          <w:lang w:eastAsia="ru-RU"/>
         </w:rPr>
         <w:drawing>
           <wp:inline distT="0" distB="0" distL="0" distR="0" wp14:anchorId="3CF55086" wp14:editId="4A48430E">
@@ -6868,7 +6533,7 @@
                     <pic:cNvPicPr/>
                   </pic:nvPicPr>
                   <pic:blipFill>
-                    <a:blip r:embed="rId12">
+                    <a:blip r:embed="rId11">
                       <a:extLst>
                         <a:ext uri="{28A0092B-C50C-407E-A947-70E740481C1C}">
                           <a14:useLocalDpi xmlns:a14="http://schemas.microsoft.com/office/drawing/2010/main" val="0"/>
@@ -6925,7 +6590,6 @@
         </w:rPr>
         <w:t xml:space="preserve"> элементы </w:t>
       </w:r>
-      <w:proofErr w:type="spellStart"/>
       <w:r>
         <w:rPr>
           <w:rFonts w:cs="Times New Roman"/>
@@ -6934,7 +6598,6 @@
         </w:rPr>
         <w:t>JFoenix</w:t>
       </w:r>
-      <w:proofErr w:type="spellEnd"/>
       <w:r>
         <w:rPr>
           <w:rFonts w:cs="Times New Roman"/>
@@ -6971,7 +6634,6 @@
         </w:rPr>
         <w:t xml:space="preserve">, </w:t>
       </w:r>
-      <w:proofErr w:type="spellStart"/>
       <w:r>
         <w:rPr>
           <w:rFonts w:cs="Times New Roman"/>
@@ -6980,7 +6642,6 @@
         </w:rPr>
         <w:t>ProgressBar</w:t>
       </w:r>
-      <w:proofErr w:type="spellEnd"/>
       <w:r>
         <w:rPr>
           <w:rFonts w:cs="Times New Roman"/>
@@ -6995,7 +6656,6 @@
         </w:rPr>
         <w:t xml:space="preserve">и </w:t>
       </w:r>
-      <w:proofErr w:type="spellStart"/>
       <w:r>
         <w:rPr>
           <w:rFonts w:cs="Times New Roman"/>
@@ -7004,7 +6664,6 @@
         </w:rPr>
         <w:t>TextField</w:t>
       </w:r>
-      <w:proofErr w:type="spellEnd"/>
       <w:r>
         <w:rPr>
           <w:rFonts w:cs="Times New Roman"/>
@@ -7059,7 +6718,7 @@
     </w:p>
     <w:p>
       <w:pPr>
-        <w:pStyle w:val="ListParagraph"/>
+        <w:pStyle w:val="a8"/>
         <w:numPr>
           <w:ilvl w:val="0"/>
           <w:numId w:val="3"/>
@@ -7095,7 +6754,7 @@
     </w:p>
     <w:p>
       <w:pPr>
-        <w:pStyle w:val="ListParagraph"/>
+        <w:pStyle w:val="a8"/>
         <w:numPr>
           <w:ilvl w:val="0"/>
           <w:numId w:val="3"/>
@@ -7124,7 +6783,7 @@
     </w:p>
     <w:p>
       <w:pPr>
-        <w:pStyle w:val="ListParagraph"/>
+        <w:pStyle w:val="a8"/>
         <w:numPr>
           <w:ilvl w:val="0"/>
           <w:numId w:val="3"/>
@@ -7153,7 +6812,7 @@
     </w:p>
     <w:p>
       <w:pPr>
-        <w:pStyle w:val="ListParagraph"/>
+        <w:pStyle w:val="a8"/>
         <w:numPr>
           <w:ilvl w:val="0"/>
           <w:numId w:val="3"/>
@@ -7188,7 +6847,7 @@
     </w:p>
     <w:p>
       <w:pPr>
-        <w:pStyle w:val="ListParagraph"/>
+        <w:pStyle w:val="a8"/>
         <w:numPr>
           <w:ilvl w:val="0"/>
           <w:numId w:val="3"/>
@@ -7217,7 +6876,7 @@
     </w:p>
     <w:p>
       <w:pPr>
-        <w:pStyle w:val="ListParagraph"/>
+        <w:pStyle w:val="a8"/>
         <w:numPr>
           <w:ilvl w:val="0"/>
           <w:numId w:val="3"/>
@@ -7246,7 +6905,7 @@
     </w:p>
     <w:p>
       <w:pPr>
-        <w:pStyle w:val="ListParagraph"/>
+        <w:pStyle w:val="a8"/>
         <w:numPr>
           <w:ilvl w:val="0"/>
           <w:numId w:val="3"/>
@@ -7268,7 +6927,7 @@
     </w:p>
     <w:p>
       <w:pPr>
-        <w:pStyle w:val="ListParagraph"/>
+        <w:pStyle w:val="a8"/>
         <w:numPr>
           <w:ilvl w:val="0"/>
           <w:numId w:val="3"/>
@@ -7289,7 +6948,7 @@
     </w:p>
     <w:p>
       <w:pPr>
-        <w:pStyle w:val="ListParagraph"/>
+        <w:pStyle w:val="a8"/>
         <w:numPr>
           <w:ilvl w:val="0"/>
           <w:numId w:val="3"/>
@@ -7310,16 +6969,16 @@
     </w:p>
     <w:p>
       <w:pPr>
-        <w:pStyle w:val="Heading2"/>
-      </w:pPr>
-      <w:bookmarkStart w:id="8" w:name="_Toc69742752"/>
+        <w:pStyle w:val="2"/>
+      </w:pPr>
+      <w:bookmarkStart w:id="9" w:name="_Toc69743460"/>
       <w:r>
         <w:t>О</w:t>
       </w:r>
       <w:r>
         <w:t>кно авторизации клиента</w:t>
       </w:r>
-      <w:bookmarkEnd w:id="8"/>
+      <w:bookmarkEnd w:id="9"/>
     </w:p>
     <w:p>
       <w:pPr>
@@ -7449,6 +7108,7 @@
           <w:rFonts w:cs="Times New Roman"/>
           <w:noProof/>
           <w:szCs w:val="28"/>
+          <w:lang w:eastAsia="ru-RU"/>
         </w:rPr>
         <w:drawing>
           <wp:inline distT="0" distB="0" distL="0" distR="0" wp14:anchorId="07191285" wp14:editId="7E24C097">
@@ -7466,7 +7126,7 @@
                     <pic:cNvPicPr/>
                   </pic:nvPicPr>
                   <pic:blipFill>
-                    <a:blip r:embed="rId13">
+                    <a:blip r:embed="rId12">
                       <a:extLst>
                         <a:ext uri="{28A0092B-C50C-407E-A947-70E740481C1C}">
                           <a14:useLocalDpi xmlns:a14="http://schemas.microsoft.com/office/drawing/2010/main" val="0"/>
@@ -7506,6 +7166,7 @@
           <w:rFonts w:cs="Times New Roman"/>
           <w:szCs w:val="28"/>
         </w:rPr>
+        <w:lastRenderedPageBreak/>
         <w:t xml:space="preserve">На форме существует следующие </w:t>
       </w:r>
       <w:r>
@@ -7525,7 +7186,7 @@
     </w:p>
     <w:p>
       <w:pPr>
-        <w:pStyle w:val="ListParagraph"/>
+        <w:pStyle w:val="a8"/>
         <w:numPr>
           <w:ilvl w:val="0"/>
           <w:numId w:val="6"/>
@@ -7541,7 +7202,6 @@
           <w:rFonts w:cs="Times New Roman"/>
           <w:szCs w:val="28"/>
         </w:rPr>
-        <w:lastRenderedPageBreak/>
         <w:t xml:space="preserve">Фильтрация на пустые поля </w:t>
       </w:r>
       <w:r>
@@ -7584,7 +7244,7 @@
     </w:p>
     <w:p>
       <w:pPr>
-        <w:pStyle w:val="ListParagraph"/>
+        <w:pStyle w:val="a8"/>
         <w:numPr>
           <w:ilvl w:val="0"/>
           <w:numId w:val="6"/>
@@ -7612,9 +7272,9 @@
     </w:p>
     <w:p>
       <w:pPr>
-        <w:pStyle w:val="Heading2"/>
-      </w:pPr>
-      <w:bookmarkStart w:id="9" w:name="_Toc69742753"/>
+        <w:pStyle w:val="2"/>
+      </w:pPr>
+      <w:bookmarkStart w:id="10" w:name="_Toc69743461"/>
       <w:r>
         <w:t xml:space="preserve">Окно </w:t>
       </w:r>
@@ -7624,7 +7284,7 @@
       <w:r>
         <w:t xml:space="preserve"> нового пользователя</w:t>
       </w:r>
-      <w:bookmarkEnd w:id="9"/>
+      <w:bookmarkEnd w:id="10"/>
     </w:p>
     <w:p>
       <w:pPr>
@@ -7639,6 +7299,7 @@
           <w:rFonts w:cs="Times New Roman"/>
           <w:noProof/>
           <w:szCs w:val="28"/>
+          <w:lang w:eastAsia="ru-RU"/>
         </w:rPr>
         <w:drawing>
           <wp:inline distT="0" distB="0" distL="0" distR="0" wp14:anchorId="1A6545A9" wp14:editId="56E1864B">
@@ -7656,7 +7317,7 @@
                     <pic:cNvPicPr/>
                   </pic:nvPicPr>
                   <pic:blipFill>
-                    <a:blip r:embed="rId14">
+                    <a:blip r:embed="rId13">
                       <a:extLst>
                         <a:ext uri="{28A0092B-C50C-407E-A947-70E740481C1C}">
                           <a14:useLocalDpi xmlns:a14="http://schemas.microsoft.com/office/drawing/2010/main" val="0"/>
@@ -7909,7 +7570,7 @@
     </w:p>
     <w:p>
       <w:pPr>
-        <w:pStyle w:val="ListParagraph"/>
+        <w:pStyle w:val="a8"/>
         <w:numPr>
           <w:ilvl w:val="0"/>
           <w:numId w:val="4"/>
@@ -7945,7 +7606,7 @@
     </w:p>
     <w:p>
       <w:pPr>
-        <w:pStyle w:val="ListParagraph"/>
+        <w:pStyle w:val="a8"/>
         <w:numPr>
           <w:ilvl w:val="0"/>
           <w:numId w:val="4"/>
@@ -7960,6 +7621,7 @@
           <w:rFonts w:cs="Times New Roman"/>
           <w:szCs w:val="28"/>
         </w:rPr>
+        <w:lastRenderedPageBreak/>
         <w:t>Проверка на пустые поля</w:t>
       </w:r>
       <w:r>
@@ -7973,7 +7635,7 @@
     </w:p>
     <w:p>
       <w:pPr>
-        <w:pStyle w:val="ListParagraph"/>
+        <w:pStyle w:val="a8"/>
         <w:numPr>
           <w:ilvl w:val="0"/>
           <w:numId w:val="4"/>
@@ -7988,7 +7650,6 @@
           <w:rFonts w:cs="Times New Roman"/>
           <w:szCs w:val="28"/>
         </w:rPr>
-        <w:lastRenderedPageBreak/>
         <w:t xml:space="preserve">Проверка на </w:t>
       </w:r>
       <w:r>
@@ -8036,7 +7697,7 @@
     </w:p>
     <w:p>
       <w:pPr>
-        <w:pStyle w:val="ListParagraph"/>
+        <w:pStyle w:val="a8"/>
         <w:numPr>
           <w:ilvl w:val="0"/>
           <w:numId w:val="4"/>
@@ -8101,7 +7762,7 @@
     </w:p>
     <w:p>
       <w:pPr>
-        <w:pStyle w:val="ListParagraph"/>
+        <w:pStyle w:val="a8"/>
         <w:numPr>
           <w:ilvl w:val="0"/>
           <w:numId w:val="7"/>
@@ -8146,17 +7807,8 @@
           <w:rFonts w:cs="Times New Roman"/>
           <w:szCs w:val="28"/>
         </w:rPr>
-        <w:t xml:space="preserve"> или </w:t>
-      </w:r>
-      <w:proofErr w:type="spellStart"/>
-      <w:r>
-        <w:rPr>
-          <w:rFonts w:cs="Times New Roman"/>
-          <w:szCs w:val="28"/>
-        </w:rPr>
-        <w:t>ником</w:t>
-      </w:r>
-      <w:proofErr w:type="spellEnd"/>
+        <w:t xml:space="preserve"> или ником</w:t>
+      </w:r>
       <w:r>
         <w:rPr>
           <w:rFonts w:cs="Times New Roman"/>
@@ -8167,7 +7819,7 @@
     </w:p>
     <w:p>
       <w:pPr>
-        <w:pStyle w:val="ListParagraph"/>
+        <w:pStyle w:val="a8"/>
         <w:numPr>
           <w:ilvl w:val="0"/>
           <w:numId w:val="7"/>
@@ -8177,21 +7829,12 @@
           <w:szCs w:val="28"/>
         </w:rPr>
       </w:pPr>
-      <w:proofErr w:type="spellStart"/>
-      <w:r>
-        <w:rPr>
-          <w:rFonts w:cs="Times New Roman"/>
-          <w:szCs w:val="28"/>
-        </w:rPr>
-        <w:t>Валидация</w:t>
-      </w:r>
-      <w:proofErr w:type="spellEnd"/>
-      <w:r>
-        <w:rPr>
-          <w:rFonts w:cs="Times New Roman"/>
-          <w:szCs w:val="28"/>
-        </w:rPr>
-        <w:t xml:space="preserve"> логина (</w:t>
+      <w:r>
+        <w:rPr>
+          <w:rFonts w:cs="Times New Roman"/>
+          <w:szCs w:val="28"/>
+        </w:rPr>
+        <w:t>Валидация логина (</w:t>
       </w:r>
       <w:r>
         <w:rPr>
@@ -8265,23 +7908,7 @@
           <w:rFonts w:cs="Times New Roman"/>
           <w:szCs w:val="28"/>
         </w:rPr>
-        <w:t xml:space="preserve">если же </w:t>
-      </w:r>
-      <w:proofErr w:type="spellStart"/>
-      <w:r>
-        <w:rPr>
-          <w:rFonts w:cs="Times New Roman"/>
-          <w:szCs w:val="28"/>
-        </w:rPr>
-        <w:t>валидация</w:t>
-      </w:r>
-      <w:proofErr w:type="spellEnd"/>
-      <w:r>
-        <w:rPr>
-          <w:rFonts w:cs="Times New Roman"/>
-          <w:szCs w:val="28"/>
-        </w:rPr>
-        <w:t xml:space="preserve"> данных не прошла</w:t>
+        <w:t>если же валидация данных не прошла</w:t>
       </w:r>
       <w:r>
         <w:rPr>
@@ -8314,19 +7941,19 @@
     </w:p>
     <w:p>
       <w:pPr>
-        <w:pStyle w:val="Heading2"/>
-        <w:rPr>
-          <w:lang w:val="en-US"/>
-        </w:rPr>
-      </w:pPr>
-      <w:bookmarkStart w:id="10" w:name="_Toc69742754"/>
+        <w:pStyle w:val="2"/>
+        <w:rPr>
+          <w:lang w:val="en-US"/>
+        </w:rPr>
+      </w:pPr>
+      <w:bookmarkStart w:id="11" w:name="_Toc69743462"/>
       <w:r>
         <w:t>Окно</w:t>
       </w:r>
       <w:r>
         <w:t xml:space="preserve"> восстановления пароля</w:t>
       </w:r>
-      <w:bookmarkEnd w:id="10"/>
+      <w:bookmarkEnd w:id="11"/>
     </w:p>
     <w:p>
       <w:pPr>
@@ -8341,6 +7968,7 @@
           <w:rFonts w:cs="Times New Roman"/>
           <w:noProof/>
           <w:szCs w:val="28"/>
+          <w:lang w:eastAsia="ru-RU"/>
         </w:rPr>
         <w:drawing>
           <wp:inline distT="0" distB="0" distL="0" distR="0" wp14:anchorId="3EA36C6A" wp14:editId="4E5F8200">
@@ -8358,7 +7986,7 @@
                     <pic:cNvPicPr/>
                   </pic:nvPicPr>
                   <pic:blipFill>
-                    <a:blip r:embed="rId15">
+                    <a:blip r:embed="rId14">
                       <a:extLst>
                         <a:ext uri="{28A0092B-C50C-407E-A947-70E740481C1C}">
                           <a14:useLocalDpi xmlns:a14="http://schemas.microsoft.com/office/drawing/2010/main" val="0"/>
@@ -8498,6 +8126,7 @@
           <w:rFonts w:cs="Times New Roman"/>
           <w:szCs w:val="28"/>
         </w:rPr>
+        <w:lastRenderedPageBreak/>
         <w:t>и новый пароль пользователя</w:t>
       </w:r>
       <w:r>
@@ -8512,15 +8141,7 @@
           <w:rFonts w:cs="Times New Roman"/>
           <w:szCs w:val="28"/>
         </w:rPr>
-        <w:t xml:space="preserve">При успешном восстановлении осуществляется </w:t>
-      </w:r>
-      <w:r>
-        <w:rPr>
-          <w:rFonts w:cs="Times New Roman"/>
-          <w:szCs w:val="28"/>
-        </w:rPr>
-        <w:lastRenderedPageBreak/>
-        <w:t>переход на окно информирования об успешном действии</w:t>
+        <w:t>При успешном восстановлении осуществляется переход на окно информирования об успешном действии</w:t>
       </w:r>
       <w:r>
         <w:rPr>
@@ -8662,13 +8283,13 @@
     </w:p>
     <w:p>
       <w:pPr>
-        <w:pStyle w:val="Heading2"/>
-      </w:pPr>
-      <w:bookmarkStart w:id="11" w:name="_Toc69742755"/>
+        <w:pStyle w:val="2"/>
+      </w:pPr>
+      <w:bookmarkStart w:id="12" w:name="_Toc69743463"/>
       <w:r>
         <w:t>Окно успешного действия пользователя</w:t>
       </w:r>
-      <w:bookmarkEnd w:id="11"/>
+      <w:bookmarkEnd w:id="12"/>
     </w:p>
     <w:p>
       <w:pPr>
@@ -8777,7 +8398,7 @@
           <w:rFonts w:cs="Times New Roman"/>
           <w:noProof/>
           <w:szCs w:val="28"/>
-          <w:lang w:val="en-US"/>
+          <w:lang w:eastAsia="ru-RU"/>
         </w:rPr>
         <w:drawing>
           <wp:inline distT="0" distB="0" distL="0" distR="0" wp14:anchorId="3B123B40" wp14:editId="3ABC8CA0">
@@ -8795,7 +8416,7 @@
                     <pic:cNvPicPr/>
                   </pic:nvPicPr>
                   <pic:blipFill>
-                    <a:blip r:embed="rId16">
+                    <a:blip r:embed="rId15">
                       <a:extLst>
                         <a:ext uri="{28A0092B-C50C-407E-A947-70E740481C1C}">
                           <a14:useLocalDpi xmlns:a14="http://schemas.microsoft.com/office/drawing/2010/main" val="0"/>
@@ -8826,7 +8447,7 @@
           <w:rFonts w:cs="Times New Roman"/>
           <w:noProof/>
           <w:szCs w:val="28"/>
-          <w:lang w:val="en-US"/>
+          <w:lang w:eastAsia="ru-RU"/>
         </w:rPr>
         <w:drawing>
           <wp:inline distT="0" distB="0" distL="0" distR="0" wp14:anchorId="2F038271" wp14:editId="386B4BC0">
@@ -8844,7 +8465,7 @@
                     <pic:cNvPicPr/>
                   </pic:nvPicPr>
                   <pic:blipFill>
-                    <a:blip r:embed="rId17">
+                    <a:blip r:embed="rId16">
                       <a:extLst>
                         <a:ext uri="{28A0092B-C50C-407E-A947-70E740481C1C}">
                           <a14:useLocalDpi xmlns:a14="http://schemas.microsoft.com/office/drawing/2010/main" val="0"/>
@@ -8873,13 +8494,13 @@
     </w:p>
     <w:p>
       <w:pPr>
-        <w:pStyle w:val="Heading2"/>
-      </w:pPr>
-      <w:bookmarkStart w:id="12" w:name="_Toc69742756"/>
+        <w:pStyle w:val="2"/>
+      </w:pPr>
+      <w:bookmarkStart w:id="13" w:name="_Toc69743464"/>
       <w:r>
         <w:t>Главное окно программы</w:t>
       </w:r>
-      <w:bookmarkEnd w:id="12"/>
+      <w:bookmarkEnd w:id="13"/>
     </w:p>
     <w:p>
       <w:pPr>
@@ -8896,7 +8517,11 @@
         <w:t xml:space="preserve">. </w:t>
       </w:r>
       <w:r>
-        <w:t>Внизу находятся кнопки создания нового чата и отправки сообщения</w:t>
+        <w:t xml:space="preserve">Внизу находятся кнопки </w:t>
+      </w:r>
+      <w:r>
+        <w:lastRenderedPageBreak/>
+        <w:t>создания нового чата и отправки сообщения</w:t>
       </w:r>
       <w:r>
         <w:t xml:space="preserve">. </w:t>
@@ -8917,11 +8542,7 @@
         <w:t xml:space="preserve">, </w:t>
       </w:r>
       <w:r>
-        <w:t xml:space="preserve">правее расположен значок информации о </w:t>
-      </w:r>
-      <w:r>
-        <w:lastRenderedPageBreak/>
-        <w:t>выбранном чате</w:t>
+        <w:t>правее расположен значок информации о выбранном чате</w:t>
       </w:r>
       <w:r>
         <w:t>.</w:t>
@@ -8962,6 +8583,7 @@
       <w:r>
         <w:rPr>
           <w:noProof/>
+          <w:lang w:eastAsia="ru-RU"/>
         </w:rPr>
         <w:drawing>
           <wp:inline distT="0" distB="0" distL="0" distR="0" wp14:anchorId="6E720CB5" wp14:editId="52621AFA">
@@ -8979,7 +8601,7 @@
                     <pic:cNvPicPr/>
                   </pic:nvPicPr>
                   <pic:blipFill>
-                    <a:blip r:embed="rId18">
+                    <a:blip r:embed="rId17">
                       <a:extLst>
                         <a:ext uri="{28A0092B-C50C-407E-A947-70E740481C1C}">
                           <a14:useLocalDpi xmlns:a14="http://schemas.microsoft.com/office/drawing/2010/main" val="0"/>
@@ -9101,13 +8723,13 @@
     </w:p>
     <w:p>
       <w:pPr>
-        <w:pStyle w:val="Heading2"/>
-      </w:pPr>
-      <w:bookmarkStart w:id="13" w:name="_Toc69742757"/>
+        <w:pStyle w:val="2"/>
+      </w:pPr>
+      <w:bookmarkStart w:id="14" w:name="_Toc69743465"/>
       <w:r>
         <w:t>Окно создания новой чат-комнаты</w:t>
       </w:r>
-      <w:bookmarkEnd w:id="13"/>
+      <w:bookmarkEnd w:id="14"/>
     </w:p>
     <w:p>
       <w:pPr>
@@ -9213,7 +8835,15 @@
           <w:rFonts w:cs="Times New Roman"/>
           <w:szCs w:val="28"/>
         </w:rPr>
-        <w:t>которых мы пригласим во вновь созданную комнату</w:t>
+        <w:t xml:space="preserve">которых мы пригласим во вновь созданную </w:t>
+      </w:r>
+      <w:r>
+        <w:rPr>
+          <w:rFonts w:cs="Times New Roman"/>
+          <w:szCs w:val="28"/>
+        </w:rPr>
+        <w:lastRenderedPageBreak/>
+        <w:t>комнату</w:t>
       </w:r>
       <w:r>
         <w:rPr>
@@ -9255,15 +8885,7 @@
           <w:rFonts w:cs="Times New Roman"/>
           <w:szCs w:val="28"/>
         </w:rPr>
-        <w:t xml:space="preserve">Если комната </w:t>
-      </w:r>
-      <w:r>
-        <w:rPr>
-          <w:rFonts w:cs="Times New Roman"/>
-          <w:szCs w:val="28"/>
-        </w:rPr>
-        <w:lastRenderedPageBreak/>
-        <w:t>была успешно создана</w:t>
+        <w:t>Если комната была успешно создана</w:t>
       </w:r>
       <w:r>
         <w:rPr>
@@ -9300,6 +8922,7 @@
           <w:rFonts w:cs="Times New Roman"/>
           <w:noProof/>
           <w:szCs w:val="28"/>
+          <w:lang w:eastAsia="ru-RU"/>
         </w:rPr>
         <w:drawing>
           <wp:inline distT="0" distB="0" distL="0" distR="0" wp14:anchorId="5EA6230F" wp14:editId="3F7F0182">
@@ -9317,7 +8940,7 @@
                     <pic:cNvPicPr/>
                   </pic:nvPicPr>
                   <pic:blipFill>
-                    <a:blip r:embed="rId19">
+                    <a:blip r:embed="rId18">
                       <a:extLst>
                         <a:ext uri="{28A0092B-C50C-407E-A947-70E740481C1C}">
                           <a14:useLocalDpi xmlns:a14="http://schemas.microsoft.com/office/drawing/2010/main" val="0"/>
@@ -9346,9 +8969,9 @@
     </w:p>
     <w:p>
       <w:pPr>
-        <w:pStyle w:val="Heading2"/>
-      </w:pPr>
-      <w:bookmarkStart w:id="14" w:name="_Toc69742758"/>
+        <w:pStyle w:val="2"/>
+      </w:pPr>
+      <w:bookmarkStart w:id="15" w:name="_Toc69743466"/>
       <w:r>
         <w:t xml:space="preserve">Окно с информацией о текущей </w:t>
       </w:r>
@@ -9358,7 +8981,7 @@
       <w:r>
         <w:t>комнате</w:t>
       </w:r>
-      <w:bookmarkEnd w:id="14"/>
+      <w:bookmarkEnd w:id="15"/>
     </w:p>
     <w:p>
       <w:pPr>
@@ -9416,23 +9039,7 @@
           <w:rFonts w:cs="Times New Roman"/>
           <w:szCs w:val="28"/>
         </w:rPr>
-        <w:t xml:space="preserve">их </w:t>
-      </w:r>
-      <w:proofErr w:type="spellStart"/>
-      <w:r>
-        <w:rPr>
-          <w:rFonts w:cs="Times New Roman"/>
-          <w:szCs w:val="28"/>
-        </w:rPr>
-        <w:t>никнеймах</w:t>
-      </w:r>
-      <w:proofErr w:type="spellEnd"/>
-      <w:r>
-        <w:rPr>
-          <w:rFonts w:cs="Times New Roman"/>
-          <w:szCs w:val="28"/>
-        </w:rPr>
-        <w:t xml:space="preserve"> и количестве</w:t>
+        <w:t>их никнеймах и количестве</w:t>
       </w:r>
       <w:r>
         <w:rPr>
@@ -9501,7 +9108,7 @@
           <w:rFonts w:cs="Times New Roman"/>
           <w:noProof/>
           <w:szCs w:val="28"/>
-          <w:lang w:val="en-US"/>
+          <w:lang w:eastAsia="ru-RU"/>
         </w:rPr>
         <w:lastRenderedPageBreak/>
         <w:drawing>
@@ -9520,7 +9127,7 @@
                     <pic:cNvPicPr/>
                   </pic:nvPicPr>
                   <pic:blipFill>
-                    <a:blip r:embed="rId20">
+                    <a:blip r:embed="rId19">
                       <a:extLst>
                         <a:ext uri="{28A0092B-C50C-407E-A947-70E740481C1C}">
                           <a14:useLocalDpi xmlns:a14="http://schemas.microsoft.com/office/drawing/2010/main" val="0"/>
@@ -9549,13 +9156,13 @@
     </w:p>
     <w:p>
       <w:pPr>
-        <w:pStyle w:val="Heading2"/>
-      </w:pPr>
-      <w:bookmarkStart w:id="15" w:name="_Toc69742759"/>
+        <w:pStyle w:val="2"/>
+      </w:pPr>
+      <w:bookmarkStart w:id="16" w:name="_Toc69743467"/>
       <w:r>
         <w:t>Окно с информацией об авторе и программе</w:t>
       </w:r>
-      <w:bookmarkEnd w:id="15"/>
+      <w:bookmarkEnd w:id="16"/>
     </w:p>
     <w:p>
       <w:pPr>
@@ -9704,7 +9311,7 @@
           <w:rFonts w:cs="Times New Roman"/>
           <w:noProof/>
           <w:szCs w:val="28"/>
-          <w:lang w:val="en-US"/>
+          <w:lang w:eastAsia="ru-RU"/>
         </w:rPr>
         <w:lastRenderedPageBreak/>
         <w:drawing>
@@ -9723,7 +9330,7 @@
                     <pic:cNvPicPr/>
                   </pic:nvPicPr>
                   <pic:blipFill>
-                    <a:blip r:embed="rId21">
+                    <a:blip r:embed="rId20">
                       <a:extLst>
                         <a:ext uri="{28A0092B-C50C-407E-A947-70E740481C1C}">
                           <a14:useLocalDpi xmlns:a14="http://schemas.microsoft.com/office/drawing/2010/main" val="0"/>
@@ -9750,19 +9357,9 @@
         </w:drawing>
       </w:r>
     </w:p>
-    <w:p/>
     <w:p>
       <w:pPr>
         <w:ind w:firstLine="709"/>
-        <w:rPr>
-          <w:rFonts w:cs="Times New Roman"/>
-          <w:szCs w:val="28"/>
-        </w:rPr>
-      </w:pPr>
-    </w:p>
-    <w:p>
-      <w:pPr>
-        <w:ind w:firstLine="709"/>
       </w:pPr>
       <w:r>
         <w:rPr>
@@ -9774,9 +9371,9 @@
     </w:p>
     <w:p>
       <w:pPr>
-        <w:pStyle w:val="Heading1"/>
-      </w:pPr>
-      <w:bookmarkStart w:id="16" w:name="_Toc69742760"/>
+        <w:pStyle w:val="1"/>
+      </w:pPr>
+      <w:bookmarkStart w:id="17" w:name="_Toc69743468"/>
       <w:r>
         <w:rPr>
           <w:highlight w:val="green"/>
@@ -9784,17 +9381,17 @@
         <w:lastRenderedPageBreak/>
         <w:t>СОСТАВ ПРИЛОЖЕНИЯ</w:t>
       </w:r>
-      <w:bookmarkEnd w:id="16"/>
-    </w:p>
-    <w:p>
-      <w:pPr>
-        <w:pStyle w:val="Heading2"/>
-      </w:pPr>
-      <w:bookmarkStart w:id="17" w:name="_Toc69742761"/>
+      <w:bookmarkEnd w:id="17"/>
+    </w:p>
+    <w:p>
+      <w:pPr>
+        <w:pStyle w:val="2"/>
+      </w:pPr>
+      <w:bookmarkStart w:id="18" w:name="_Toc69743469"/>
       <w:r>
         <w:t>Сервер</w:t>
       </w:r>
-      <w:bookmarkEnd w:id="17"/>
+      <w:bookmarkEnd w:id="18"/>
     </w:p>
     <w:p>
       <w:pPr>
@@ -9828,7 +9425,7 @@
     </w:p>
     <w:p>
       <w:pPr>
-        <w:pStyle w:val="ListParagraph"/>
+        <w:pStyle w:val="a8"/>
         <w:numPr>
           <w:ilvl w:val="0"/>
           <w:numId w:val="8"/>
@@ -10049,7 +9646,7 @@
     </w:p>
     <w:p>
       <w:pPr>
-        <w:pStyle w:val="ListParagraph"/>
+        <w:pStyle w:val="a8"/>
         <w:numPr>
           <w:ilvl w:val="0"/>
           <w:numId w:val="8"/>
@@ -10161,7 +9758,6 @@
         </w:rPr>
         <w:t xml:space="preserve">Содержит интерфейс </w:t>
       </w:r>
-      <w:proofErr w:type="spellStart"/>
       <w:r>
         <w:rPr>
           <w:rFonts w:cs="Times New Roman"/>
@@ -10170,7 +9766,6 @@
         </w:rPr>
         <w:t>MongoRepository</w:t>
       </w:r>
-      <w:proofErr w:type="spellEnd"/>
       <w:r>
         <w:rPr>
           <w:rFonts w:cs="Times New Roman"/>
@@ -10185,7 +9780,6 @@
         </w:rPr>
         <w:t xml:space="preserve">аналог </w:t>
       </w:r>
-      <w:proofErr w:type="spellStart"/>
       <w:r>
         <w:rPr>
           <w:rFonts w:cs="Times New Roman"/>
@@ -10194,7 +9788,6 @@
         </w:rPr>
         <w:t>JpaRepository</w:t>
       </w:r>
-      <w:proofErr w:type="spellEnd"/>
       <w:r>
         <w:rPr>
           <w:rFonts w:cs="Times New Roman"/>
@@ -10236,7 +9829,7 @@
     </w:p>
     <w:p>
       <w:pPr>
-        <w:pStyle w:val="ListParagraph"/>
+        <w:pStyle w:val="a8"/>
         <w:numPr>
           <w:ilvl w:val="0"/>
           <w:numId w:val="8"/>
@@ -10266,17 +9859,30 @@
           <w:rFonts w:cs="Times New Roman"/>
           <w:szCs w:val="28"/>
         </w:rPr>
-        <w:t xml:space="preserve">аннотаций для логирования и </w:t>
-      </w:r>
-      <w:proofErr w:type="spellStart"/>
-      <w:r>
-        <w:rPr>
-          <w:rFonts w:cs="Times New Roman"/>
-          <w:szCs w:val="28"/>
-        </w:rPr>
-        <w:t>автопостроения</w:t>
-      </w:r>
-      <w:proofErr w:type="spellEnd"/>
+        <w:t xml:space="preserve">аннотаций для логирования и автопостроения </w:t>
+      </w:r>
+      <w:r>
+        <w:rPr>
+          <w:rFonts w:cs="Times New Roman"/>
+          <w:szCs w:val="28"/>
+          <w:lang w:val="en-US"/>
+        </w:rPr>
+        <w:t>setter</w:t>
+      </w:r>
+      <w:r>
+        <w:rPr>
+          <w:rFonts w:cs="Times New Roman"/>
+          <w:szCs w:val="28"/>
+        </w:rPr>
+        <w:t>’</w:t>
+      </w:r>
+      <w:r>
+        <w:rPr>
+          <w:rFonts w:cs="Times New Roman"/>
+          <w:szCs w:val="28"/>
+        </w:rPr>
+        <w:t>ов</w:t>
+      </w:r>
       <w:r>
         <w:rPr>
           <w:rFonts w:cs="Times New Roman"/>
@@ -10288,9 +9894,16 @@
         <w:rPr>
           <w:rFonts w:cs="Times New Roman"/>
           <w:szCs w:val="28"/>
-          <w:lang w:val="en-US"/>
-        </w:rPr>
-        <w:t>setter</w:t>
+        </w:rPr>
+        <w:t xml:space="preserve">и </w:t>
+      </w:r>
+      <w:r>
+        <w:rPr>
+          <w:rFonts w:cs="Times New Roman"/>
+          <w:szCs w:val="28"/>
+          <w:lang w:val="en-US"/>
+        </w:rPr>
+        <w:t>getter</w:t>
       </w:r>
       <w:r>
         <w:rPr>
@@ -10299,7 +9912,6 @@
         </w:rPr>
         <w:t>’</w:t>
       </w:r>
-      <w:proofErr w:type="spellStart"/>
       <w:r>
         <w:rPr>
           <w:rFonts w:cs="Times New Roman"/>
@@ -10307,45 +9919,6 @@
         </w:rPr>
         <w:t>ов</w:t>
       </w:r>
-      <w:proofErr w:type="spellEnd"/>
-      <w:r>
-        <w:rPr>
-          <w:rFonts w:cs="Times New Roman"/>
-          <w:szCs w:val="28"/>
-        </w:rPr>
-        <w:t xml:space="preserve"> </w:t>
-      </w:r>
-      <w:r>
-        <w:rPr>
-          <w:rFonts w:cs="Times New Roman"/>
-          <w:szCs w:val="28"/>
-        </w:rPr>
-        <w:t xml:space="preserve">и </w:t>
-      </w:r>
-      <w:r>
-        <w:rPr>
-          <w:rFonts w:cs="Times New Roman"/>
-          <w:szCs w:val="28"/>
-          <w:lang w:val="en-US"/>
-        </w:rPr>
-        <w:t>getter</w:t>
-      </w:r>
-      <w:r>
-        <w:rPr>
-          <w:rFonts w:cs="Times New Roman"/>
-          <w:szCs w:val="28"/>
-        </w:rPr>
-        <w:t>’</w:t>
-      </w:r>
-      <w:proofErr w:type="spellStart"/>
-      <w:r>
-        <w:rPr>
-          <w:rFonts w:cs="Times New Roman"/>
-          <w:szCs w:val="28"/>
-        </w:rPr>
-        <w:t>ов</w:t>
-      </w:r>
-      <w:proofErr w:type="spellEnd"/>
       <w:r>
         <w:rPr>
           <w:rFonts w:cs="Times New Roman"/>
@@ -10356,7 +9929,7 @@
     </w:p>
     <w:p>
       <w:pPr>
-        <w:pStyle w:val="ListParagraph"/>
+        <w:pStyle w:val="a8"/>
         <w:numPr>
           <w:ilvl w:val="0"/>
           <w:numId w:val="8"/>
@@ -10435,7 +10008,7 @@
     </w:p>
     <w:p>
       <w:pPr>
-        <w:pStyle w:val="ListParagraph"/>
+        <w:pStyle w:val="a8"/>
         <w:numPr>
           <w:ilvl w:val="0"/>
           <w:numId w:val="8"/>
@@ -10583,17 +10156,16 @@
           <w:rFonts w:cs="Times New Roman"/>
           <w:szCs w:val="28"/>
         </w:rPr>
-        <w:t xml:space="preserve">контейнера и доступно в </w:t>
-      </w:r>
-      <w:proofErr w:type="spellStart"/>
-      <w:r>
-        <w:rPr>
-          <w:rFonts w:cs="Times New Roman"/>
-          <w:szCs w:val="28"/>
-        </w:rPr>
-        <w:t>репозиториях</w:t>
-      </w:r>
-      <w:proofErr w:type="spellEnd"/>
+        <w:t xml:space="preserve">контейнера и доступно в репозиториях </w:t>
+      </w:r>
+      <w:r>
+        <w:rPr>
+          <w:rFonts w:cs="Times New Roman"/>
+          <w:szCs w:val="28"/>
+          <w:lang w:val="en-US"/>
+        </w:rPr>
+        <w:t>docker</w:t>
+      </w:r>
       <w:r>
         <w:rPr>
           <w:rFonts w:cs="Times New Roman"/>
@@ -10607,7 +10179,7 @@
           <w:szCs w:val="28"/>
           <w:lang w:val="en-US"/>
         </w:rPr>
-        <w:t>docker</w:t>
+        <w:t>hub</w:t>
       </w:r>
       <w:r>
         <w:rPr>
@@ -10620,9 +10192,16 @@
         <w:rPr>
           <w:rFonts w:cs="Times New Roman"/>
           <w:szCs w:val="28"/>
-          <w:lang w:val="en-US"/>
-        </w:rPr>
-        <w:t>hub</w:t>
+        </w:rPr>
+        <w:t xml:space="preserve">и </w:t>
+      </w:r>
+      <w:r>
+        <w:rPr>
+          <w:rFonts w:cs="Times New Roman"/>
+          <w:szCs w:val="28"/>
+          <w:lang w:val="en-US"/>
+        </w:rPr>
+        <w:t>github</w:t>
       </w:r>
       <w:r>
         <w:rPr>
@@ -10635,30 +10214,6 @@
         <w:rPr>
           <w:rFonts w:cs="Times New Roman"/>
           <w:szCs w:val="28"/>
-        </w:rPr>
-        <w:t xml:space="preserve">и </w:t>
-      </w:r>
-      <w:proofErr w:type="spellStart"/>
-      <w:r>
-        <w:rPr>
-          <w:rFonts w:cs="Times New Roman"/>
-          <w:szCs w:val="28"/>
-          <w:lang w:val="en-US"/>
-        </w:rPr>
-        <w:t>github</w:t>
-      </w:r>
-      <w:proofErr w:type="spellEnd"/>
-      <w:r>
-        <w:rPr>
-          <w:rFonts w:cs="Times New Roman"/>
-          <w:szCs w:val="28"/>
-        </w:rPr>
-        <w:t xml:space="preserve"> </w:t>
-      </w:r>
-      <w:r>
-        <w:rPr>
-          <w:rFonts w:cs="Times New Roman"/>
-          <w:szCs w:val="28"/>
           <w:lang w:val="en-US"/>
         </w:rPr>
         <w:t>packages</w:t>
@@ -10684,6 +10239,7 @@
           <w:rFonts w:cs="Times New Roman"/>
           <w:noProof/>
           <w:szCs w:val="28"/>
+          <w:lang w:eastAsia="ru-RU"/>
         </w:rPr>
         <w:lastRenderedPageBreak/>
         <w:drawing>
@@ -10702,7 +10258,7 @@
                     <pic:cNvPicPr/>
                   </pic:nvPicPr>
                   <pic:blipFill>
-                    <a:blip r:embed="rId22">
+                    <a:blip r:embed="rId21">
                       <a:extLst>
                         <a:ext uri="{28A0092B-C50C-407E-A947-70E740481C1C}">
                           <a14:useLocalDpi xmlns:a14="http://schemas.microsoft.com/office/drawing/2010/main" val="0"/>
@@ -10779,17 +10335,37 @@
           <w:rFonts w:cs="Times New Roman"/>
           <w:szCs w:val="28"/>
         </w:rPr>
-        <w:t xml:space="preserve">которая включает в себя </w:t>
-      </w:r>
-      <w:proofErr w:type="spellStart"/>
-      <w:r>
-        <w:rPr>
-          <w:rFonts w:cs="Times New Roman"/>
-          <w:szCs w:val="28"/>
-        </w:rPr>
-        <w:t>деплой</w:t>
-      </w:r>
-      <w:proofErr w:type="spellEnd"/>
+        <w:t xml:space="preserve">которая включает в себя деплой </w:t>
+      </w:r>
+      <w:r>
+        <w:rPr>
+          <w:rFonts w:cs="Times New Roman"/>
+          <w:szCs w:val="28"/>
+        </w:rPr>
+        <w:t xml:space="preserve">2 </w:t>
+      </w:r>
+      <w:r>
+        <w:rPr>
+          <w:rFonts w:cs="Times New Roman"/>
+          <w:szCs w:val="28"/>
+        </w:rPr>
+        <w:t>контейнеров</w:t>
+      </w:r>
+      <w:r>
+        <w:rPr>
+          <w:rFonts w:cs="Times New Roman"/>
+          <w:szCs w:val="28"/>
+        </w:rPr>
+        <w:t xml:space="preserve"> (</w:t>
+      </w:r>
+      <w:r>
+        <w:rPr>
+          <w:rFonts w:cs="Times New Roman"/>
+          <w:szCs w:val="28"/>
+          <w:lang w:val="en-US"/>
+        </w:rPr>
+        <w:t>MongoDB</w:t>
+      </w:r>
       <w:r>
         <w:rPr>
           <w:rFonts w:cs="Times New Roman"/>
@@ -10802,21 +10378,159 @@
           <w:rFonts w:cs="Times New Roman"/>
           <w:szCs w:val="28"/>
         </w:rPr>
-        <w:t xml:space="preserve">2 </w:t>
-      </w:r>
-      <w:r>
-        <w:rPr>
-          <w:rFonts w:cs="Times New Roman"/>
-          <w:szCs w:val="28"/>
-        </w:rPr>
-        <w:t>контейнеров</w:t>
-      </w:r>
-      <w:r>
-        <w:rPr>
-          <w:rFonts w:cs="Times New Roman"/>
-          <w:szCs w:val="28"/>
-        </w:rPr>
-        <w:t xml:space="preserve"> (</w:t>
+        <w:t xml:space="preserve">и </w:t>
+      </w:r>
+      <w:r>
+        <w:rPr>
+          <w:rFonts w:cs="Times New Roman"/>
+          <w:szCs w:val="28"/>
+          <w:lang w:val="en-US"/>
+        </w:rPr>
+        <w:t>Spring</w:t>
+      </w:r>
+      <w:r>
+        <w:rPr>
+          <w:rFonts w:cs="Times New Roman"/>
+          <w:szCs w:val="28"/>
+        </w:rPr>
+        <w:t xml:space="preserve"> </w:t>
+      </w:r>
+      <w:r>
+        <w:rPr>
+          <w:rFonts w:cs="Times New Roman"/>
+          <w:szCs w:val="28"/>
+          <w:lang w:val="en-US"/>
+        </w:rPr>
+        <w:t>Boot</w:t>
+      </w:r>
+      <w:r>
+        <w:rPr>
+          <w:rFonts w:cs="Times New Roman"/>
+          <w:szCs w:val="28"/>
+        </w:rPr>
+        <w:t>)</w:t>
+      </w:r>
+      <w:r>
+        <w:rPr>
+          <w:rFonts w:cs="Times New Roman"/>
+          <w:szCs w:val="28"/>
+        </w:rPr>
+        <w:t xml:space="preserve"> с конфигурацией</w:t>
+      </w:r>
+      <w:r>
+        <w:rPr>
+          <w:rFonts w:cs="Times New Roman"/>
+          <w:szCs w:val="28"/>
+        </w:rPr>
+        <w:t xml:space="preserve">, </w:t>
+      </w:r>
+      <w:r>
+        <w:rPr>
+          <w:rFonts w:cs="Times New Roman"/>
+          <w:szCs w:val="28"/>
+        </w:rPr>
+        <w:t>указанной ниже</w:t>
+      </w:r>
+      <w:r>
+        <w:rPr>
+          <w:rFonts w:cs="Times New Roman"/>
+          <w:szCs w:val="28"/>
+        </w:rPr>
+        <w:t xml:space="preserve">. </w:t>
+      </w:r>
+      <w:r>
+        <w:rPr>
+          <w:rFonts w:cs="Times New Roman"/>
+          <w:szCs w:val="28"/>
+        </w:rPr>
+        <w:t xml:space="preserve">Во внутренней сети </w:t>
+      </w:r>
+      <w:r>
+        <w:rPr>
+          <w:rFonts w:cs="Times New Roman"/>
+          <w:szCs w:val="28"/>
+          <w:lang w:val="en-US"/>
+        </w:rPr>
+        <w:t>docker</w:t>
+      </w:r>
+      <w:r>
+        <w:rPr>
+          <w:rFonts w:cs="Times New Roman"/>
+          <w:szCs w:val="28"/>
+        </w:rPr>
+        <w:t xml:space="preserve"> </w:t>
+      </w:r>
+      <w:r>
+        <w:rPr>
+          <w:rFonts w:cs="Times New Roman"/>
+          <w:szCs w:val="28"/>
+        </w:rPr>
+        <w:t>передача данных происходит между контейнерами по порту 27017</w:t>
+      </w:r>
+      <w:r>
+        <w:rPr>
+          <w:rFonts w:cs="Times New Roman"/>
+          <w:szCs w:val="28"/>
+        </w:rPr>
+        <w:t xml:space="preserve">. </w:t>
+      </w:r>
+      <w:r>
+        <w:rPr>
+          <w:rFonts w:cs="Times New Roman"/>
+          <w:szCs w:val="28"/>
+        </w:rPr>
+        <w:t>Во внешнюю сеть пробрасывается 2 порта для получения соединений</w:t>
+      </w:r>
+      <w:r>
+        <w:rPr>
+          <w:rFonts w:cs="Times New Roman"/>
+          <w:szCs w:val="28"/>
+        </w:rPr>
+        <w:t>: 8080 (</w:t>
+      </w:r>
+      <w:r>
+        <w:rPr>
+          <w:rFonts w:cs="Times New Roman"/>
+          <w:szCs w:val="28"/>
+          <w:lang w:val="en-US"/>
+        </w:rPr>
+        <w:t>Apache</w:t>
+      </w:r>
+      <w:r>
+        <w:rPr>
+          <w:rFonts w:cs="Times New Roman"/>
+          <w:szCs w:val="28"/>
+        </w:rPr>
+        <w:t xml:space="preserve"> </w:t>
+      </w:r>
+      <w:r>
+        <w:rPr>
+          <w:rFonts w:cs="Times New Roman"/>
+          <w:szCs w:val="28"/>
+          <w:lang w:val="en-US"/>
+        </w:rPr>
+        <w:t>Tomcat</w:t>
+      </w:r>
+      <w:r>
+        <w:rPr>
+          <w:rFonts w:cs="Times New Roman"/>
+          <w:szCs w:val="28"/>
+        </w:rPr>
+        <w:t xml:space="preserve">) </w:t>
+      </w:r>
+      <w:r>
+        <w:rPr>
+          <w:rFonts w:cs="Times New Roman"/>
+          <w:szCs w:val="28"/>
+        </w:rPr>
+        <w:t xml:space="preserve">и 27017 </w:t>
+      </w:r>
+      <w:r>
+        <w:rPr>
+          <w:rFonts w:cs="Times New Roman"/>
+          <w:szCs w:val="28"/>
+        </w:rPr>
+        <w:t>(</w:t>
       </w:r>
       <w:r>
         <w:rPr>
@@ -10831,227 +10545,48 @@
           <w:rFonts w:cs="Times New Roman"/>
           <w:szCs w:val="28"/>
         </w:rPr>
+        <w:t>).</w:t>
+      </w:r>
+    </w:p>
+    <w:p>
+      <w:pPr>
+        <w:pStyle w:val="2"/>
+      </w:pPr>
+      <w:bookmarkStart w:id="19" w:name="_Toc69743470"/>
+      <w:r>
+        <w:t>База данных</w:t>
+      </w:r>
+      <w:bookmarkEnd w:id="19"/>
+    </w:p>
+    <w:p>
+      <w:pPr>
+        <w:ind w:firstLine="360"/>
+      </w:pPr>
+      <w:r>
+        <w:t xml:space="preserve">В качестве СУБД используется </w:t>
+      </w:r>
+      <w:r>
+        <w:t xml:space="preserve">документоориентированная </w:t>
+      </w:r>
+      <w:r>
+        <w:rPr>
+          <w:lang w:val="en-US"/>
+        </w:rPr>
+        <w:t>NoSQL</w:t>
+      </w:r>
+      <w:r>
         <w:t xml:space="preserve"> </w:t>
       </w:r>
       <w:r>
-        <w:rPr>
-          <w:rFonts w:cs="Times New Roman"/>
-          <w:szCs w:val="28"/>
-        </w:rPr>
-        <w:t xml:space="preserve">и </w:t>
-      </w:r>
-      <w:r>
-        <w:rPr>
-          <w:rFonts w:cs="Times New Roman"/>
-          <w:szCs w:val="28"/>
-          <w:lang w:val="en-US"/>
-        </w:rPr>
-        <w:t>Spring</w:t>
-      </w:r>
-      <w:r>
-        <w:rPr>
-          <w:rFonts w:cs="Times New Roman"/>
-          <w:szCs w:val="28"/>
-        </w:rPr>
-        <w:t xml:space="preserve"> </w:t>
-      </w:r>
-      <w:r>
-        <w:rPr>
-          <w:rFonts w:cs="Times New Roman"/>
-          <w:szCs w:val="28"/>
-          <w:lang w:val="en-US"/>
-        </w:rPr>
-        <w:t>Boot</w:t>
-      </w:r>
-      <w:r>
-        <w:rPr>
-          <w:rFonts w:cs="Times New Roman"/>
-          <w:szCs w:val="28"/>
-        </w:rPr>
-        <w:t>)</w:t>
-      </w:r>
-      <w:r>
-        <w:rPr>
-          <w:rFonts w:cs="Times New Roman"/>
-          <w:szCs w:val="28"/>
-        </w:rPr>
-        <w:t xml:space="preserve"> с конфигурацией</w:t>
-      </w:r>
-      <w:r>
-        <w:rPr>
-          <w:rFonts w:cs="Times New Roman"/>
-          <w:szCs w:val="28"/>
-        </w:rPr>
-        <w:t xml:space="preserve">, </w:t>
-      </w:r>
-      <w:r>
-        <w:rPr>
-          <w:rFonts w:cs="Times New Roman"/>
-          <w:szCs w:val="28"/>
-        </w:rPr>
-        <w:t>указанной ниже</w:t>
-      </w:r>
-      <w:r>
-        <w:rPr>
-          <w:rFonts w:cs="Times New Roman"/>
-          <w:szCs w:val="28"/>
-        </w:rPr>
-        <w:t xml:space="preserve">. </w:t>
-      </w:r>
-      <w:r>
-        <w:rPr>
-          <w:rFonts w:cs="Times New Roman"/>
-          <w:szCs w:val="28"/>
-        </w:rPr>
-        <w:t xml:space="preserve">Во внутренней сети </w:t>
-      </w:r>
-      <w:r>
-        <w:rPr>
-          <w:rFonts w:cs="Times New Roman"/>
-          <w:szCs w:val="28"/>
-          <w:lang w:val="en-US"/>
-        </w:rPr>
-        <w:t>docker</w:t>
-      </w:r>
-      <w:r>
-        <w:rPr>
-          <w:rFonts w:cs="Times New Roman"/>
-          <w:szCs w:val="28"/>
-        </w:rPr>
-        <w:t xml:space="preserve"> </w:t>
-      </w:r>
-      <w:r>
-        <w:rPr>
-          <w:rFonts w:cs="Times New Roman"/>
-          <w:szCs w:val="28"/>
-        </w:rPr>
-        <w:t>передача данных происходит между контейнерами по порту 27017</w:t>
-      </w:r>
-      <w:r>
-        <w:rPr>
-          <w:rFonts w:cs="Times New Roman"/>
-          <w:szCs w:val="28"/>
-        </w:rPr>
-        <w:t xml:space="preserve">. </w:t>
-      </w:r>
-      <w:r>
-        <w:rPr>
-          <w:rFonts w:cs="Times New Roman"/>
-          <w:szCs w:val="28"/>
-        </w:rPr>
-        <w:t>Во внешнюю сеть пробрасывается 2 порта для получения соединений</w:t>
-      </w:r>
-      <w:r>
-        <w:rPr>
-          <w:rFonts w:cs="Times New Roman"/>
-          <w:szCs w:val="28"/>
-        </w:rPr>
-        <w:t>: 8080 (</w:t>
-      </w:r>
-      <w:r>
-        <w:rPr>
-          <w:rFonts w:cs="Times New Roman"/>
-          <w:szCs w:val="28"/>
-          <w:lang w:val="en-US"/>
-        </w:rPr>
-        <w:t>Apache</w:t>
-      </w:r>
-      <w:r>
-        <w:rPr>
-          <w:rFonts w:cs="Times New Roman"/>
-          <w:szCs w:val="28"/>
-        </w:rPr>
-        <w:t xml:space="preserve"> </w:t>
-      </w:r>
-      <w:r>
-        <w:rPr>
-          <w:rFonts w:cs="Times New Roman"/>
-          <w:szCs w:val="28"/>
-          <w:lang w:val="en-US"/>
-        </w:rPr>
-        <w:t>Tomcat</w:t>
-      </w:r>
-      <w:r>
-        <w:rPr>
-          <w:rFonts w:cs="Times New Roman"/>
-          <w:szCs w:val="28"/>
-        </w:rPr>
-        <w:t xml:space="preserve">) </w:t>
-      </w:r>
-      <w:r>
-        <w:rPr>
-          <w:rFonts w:cs="Times New Roman"/>
-          <w:szCs w:val="28"/>
-        </w:rPr>
-        <w:t xml:space="preserve">и 27017 </w:t>
-      </w:r>
-      <w:r>
-        <w:rPr>
-          <w:rFonts w:cs="Times New Roman"/>
-          <w:szCs w:val="28"/>
-        </w:rPr>
-        <w:t>(</w:t>
-      </w:r>
-      <w:r>
-        <w:rPr>
-          <w:rFonts w:cs="Times New Roman"/>
-          <w:szCs w:val="28"/>
+        <w:t xml:space="preserve">СУБД </w:t>
+      </w:r>
+      <w:r>
+        <w:rPr>
           <w:lang w:val="en-US"/>
         </w:rPr>
         <w:t>MongoDB</w:t>
       </w:r>
       <w:r>
-        <w:rPr>
-          <w:rFonts w:cs="Times New Roman"/>
-          <w:szCs w:val="28"/>
-        </w:rPr>
-        <w:t>).</w:t>
-      </w:r>
-    </w:p>
-    <w:p>
-      <w:pPr>
-        <w:pStyle w:val="Heading2"/>
-      </w:pPr>
-      <w:bookmarkStart w:id="18" w:name="_Toc69742762"/>
-      <w:r>
-        <w:t>База данных</w:t>
-      </w:r>
-      <w:bookmarkEnd w:id="18"/>
-    </w:p>
-    <w:p>
-      <w:pPr>
-        <w:ind w:firstLine="360"/>
-      </w:pPr>
-      <w:r>
-        <w:t xml:space="preserve">В качестве СУБД используется </w:t>
-      </w:r>
-      <w:proofErr w:type="spellStart"/>
-      <w:r>
-        <w:t>документоориентированная</w:t>
-      </w:r>
-      <w:proofErr w:type="spellEnd"/>
-      <w:r>
-        <w:t xml:space="preserve"> </w:t>
-      </w:r>
-      <w:r>
-        <w:rPr>
-          <w:lang w:val="en-US"/>
-        </w:rPr>
-        <w:t>NoSQL</w:t>
-      </w:r>
-      <w:r>
-        <w:t xml:space="preserve"> </w:t>
-      </w:r>
-      <w:r>
-        <w:t xml:space="preserve">СУБД </w:t>
-      </w:r>
-      <w:r>
-        <w:rPr>
-          <w:lang w:val="en-US"/>
-        </w:rPr>
-        <w:t>MongoDB</w:t>
-      </w:r>
-      <w:r>
         <w:t xml:space="preserve"> и состоит из следующих коллекций</w:t>
       </w:r>
       <w:r>
@@ -11063,28 +10598,21 @@
     </w:p>
     <w:p>
       <w:pPr>
-        <w:pStyle w:val="ListParagraph"/>
+        <w:pStyle w:val="a8"/>
         <w:numPr>
           <w:ilvl w:val="0"/>
           <w:numId w:val="11"/>
         </w:numPr>
       </w:pPr>
-      <w:proofErr w:type="spellStart"/>
       <w:r>
         <w:rPr>
           <w:lang w:val="en-US"/>
         </w:rPr>
         <w:t>LongPolls</w:t>
       </w:r>
-      <w:proofErr w:type="spellEnd"/>
-      <w:r>
-        <w:t xml:space="preserve"> – буферная коллекция соединений </w:t>
-      </w:r>
-      <w:proofErr w:type="spellStart"/>
-      <w:r>
-        <w:t>лонгпулов</w:t>
-      </w:r>
-      <w:proofErr w:type="spellEnd"/>
+      <w:r>
+        <w:t xml:space="preserve"> – буферная коллекция соединений лонгпулов</w:t>
+      </w:r>
       <w:r>
         <w:t>.</w:t>
       </w:r>
@@ -11109,7 +10637,7 @@
     </w:p>
     <w:p>
       <w:pPr>
-        <w:pStyle w:val="ListParagraph"/>
+        <w:pStyle w:val="a8"/>
         <w:numPr>
           <w:ilvl w:val="1"/>
           <w:numId w:val="11"/>
@@ -11125,23 +10653,17 @@
         <w:t xml:space="preserve">уникальный </w:t>
       </w:r>
       <w:r>
-        <w:t xml:space="preserve">идентификатор </w:t>
-      </w:r>
-      <w:proofErr w:type="spellStart"/>
-      <w:r>
-        <w:t>лонгпула</w:t>
-      </w:r>
-      <w:proofErr w:type="spellEnd"/>
-    </w:p>
-    <w:p>
-      <w:pPr>
-        <w:pStyle w:val="ListParagraph"/>
+        <w:t>идентификатор лонгпула</w:t>
+      </w:r>
+    </w:p>
+    <w:p>
+      <w:pPr>
+        <w:pStyle w:val="a8"/>
         <w:numPr>
           <w:ilvl w:val="1"/>
           <w:numId w:val="11"/>
         </w:numPr>
       </w:pPr>
-      <w:proofErr w:type="spellStart"/>
       <w:r>
         <w:rPr>
           <w:lang w:val="en-US"/>
@@ -11152,27 +10674,15 @@
         <w:rPr>
           <w:lang w:val="en-US"/>
         </w:rPr>
-        <w:t>s</w:t>
-      </w:r>
-      <w:proofErr w:type="spellEnd"/>
-      <w:r>
-        <w:rPr>
-          <w:lang w:val="en-US"/>
-        </w:rPr>
-        <w:t xml:space="preserve"> – </w:t>
-      </w:r>
-      <w:r>
-        <w:t xml:space="preserve">время создания </w:t>
-      </w:r>
-      <w:proofErr w:type="spellStart"/>
-      <w:r>
-        <w:t>лонгпула</w:t>
-      </w:r>
-      <w:proofErr w:type="spellEnd"/>
-    </w:p>
-    <w:p>
-      <w:pPr>
-        <w:pStyle w:val="ListParagraph"/>
+        <w:t xml:space="preserve">s – </w:t>
+      </w:r>
+      <w:r>
+        <w:t>время создания лонгпула</w:t>
+      </w:r>
+    </w:p>
+    <w:p>
+      <w:pPr>
+        <w:pStyle w:val="a8"/>
         <w:numPr>
           <w:ilvl w:val="1"/>
           <w:numId w:val="11"/>
@@ -11194,17 +10704,12 @@
         <w:t xml:space="preserve"> – </w:t>
       </w:r>
       <w:r>
-        <w:t xml:space="preserve">ключ доступа к </w:t>
-      </w:r>
-      <w:proofErr w:type="spellStart"/>
-      <w:r>
-        <w:t>лонгпулу</w:t>
-      </w:r>
-      <w:proofErr w:type="spellEnd"/>
-    </w:p>
-    <w:p>
-      <w:pPr>
-        <w:pStyle w:val="ListParagraph"/>
+        <w:t>ключ доступа к лонгпулу</w:t>
+      </w:r>
+    </w:p>
+    <w:p>
+      <w:pPr>
+        <w:pStyle w:val="a8"/>
         <w:numPr>
           <w:ilvl w:val="1"/>
           <w:numId w:val="11"/>
@@ -11214,6 +10719,7 @@
         <w:rPr>
           <w:lang w:val="en-US"/>
         </w:rPr>
+        <w:lastRenderedPageBreak/>
         <w:t>u</w:t>
       </w:r>
       <w:r>
@@ -11241,17 +10747,12 @@
         <w:t xml:space="preserve">, </w:t>
       </w:r>
       <w:r>
-        <w:t xml:space="preserve">с которым связан </w:t>
-      </w:r>
-      <w:proofErr w:type="spellStart"/>
-      <w:r>
-        <w:t>лонгпул</w:t>
-      </w:r>
-      <w:proofErr w:type="spellEnd"/>
-    </w:p>
-    <w:p>
-      <w:pPr>
-        <w:pStyle w:val="ListParagraph"/>
+        <w:t>с которым связан лонгпул</w:t>
+      </w:r>
+    </w:p>
+    <w:p>
+      <w:pPr>
+        <w:pStyle w:val="a8"/>
         <w:numPr>
           <w:ilvl w:val="0"/>
           <w:numId w:val="11"/>
@@ -11261,7 +10762,6 @@
         <w:rPr>
           <w:lang w:val="en-US"/>
         </w:rPr>
-        <w:lastRenderedPageBreak/>
         <w:t>Messages</w:t>
       </w:r>
       <w:r>
@@ -11282,7 +10782,7 @@
     </w:p>
     <w:p>
       <w:pPr>
-        <w:pStyle w:val="ListParagraph"/>
+        <w:pStyle w:val="a8"/>
         <w:numPr>
           <w:ilvl w:val="1"/>
           <w:numId w:val="11"/>
@@ -11306,7 +10806,7 @@
     </w:p>
     <w:p>
       <w:pPr>
-        <w:pStyle w:val="ListParagraph"/>
+        <w:pStyle w:val="a8"/>
         <w:numPr>
           <w:ilvl w:val="1"/>
           <w:numId w:val="11"/>
@@ -11342,7 +10842,7 @@
     </w:p>
     <w:p>
       <w:pPr>
-        <w:pStyle w:val="ListParagraph"/>
+        <w:pStyle w:val="a8"/>
         <w:numPr>
           <w:ilvl w:val="1"/>
           <w:numId w:val="11"/>
@@ -11372,7 +10872,7 @@
     </w:p>
     <w:p>
       <w:pPr>
-        <w:pStyle w:val="ListParagraph"/>
+        <w:pStyle w:val="a8"/>
         <w:numPr>
           <w:ilvl w:val="1"/>
           <w:numId w:val="11"/>
@@ -11408,7 +10908,7 @@
     </w:p>
     <w:p>
       <w:pPr>
-        <w:pStyle w:val="ListParagraph"/>
+        <w:pStyle w:val="a8"/>
         <w:numPr>
           <w:ilvl w:val="1"/>
           <w:numId w:val="11"/>
@@ -11441,7 +10941,7 @@
     </w:p>
     <w:p>
       <w:pPr>
-        <w:pStyle w:val="ListParagraph"/>
+        <w:pStyle w:val="a8"/>
         <w:numPr>
           <w:ilvl w:val="0"/>
           <w:numId w:val="11"/>
@@ -11486,7 +10986,7 @@
     </w:p>
     <w:p>
       <w:pPr>
-        <w:pStyle w:val="ListParagraph"/>
+        <w:pStyle w:val="a8"/>
         <w:numPr>
           <w:ilvl w:val="1"/>
           <w:numId w:val="11"/>
@@ -11510,7 +11010,7 @@
     </w:p>
     <w:p>
       <w:pPr>
-        <w:pStyle w:val="ListParagraph"/>
+        <w:pStyle w:val="a8"/>
         <w:numPr>
           <w:ilvl w:val="1"/>
           <w:numId w:val="11"/>
@@ -11561,7 +11061,7 @@
     </w:p>
     <w:p>
       <w:pPr>
-        <w:pStyle w:val="ListParagraph"/>
+        <w:pStyle w:val="a8"/>
         <w:numPr>
           <w:ilvl w:val="1"/>
           <w:numId w:val="11"/>
@@ -11591,7 +11091,7 @@
     </w:p>
     <w:p>
       <w:pPr>
-        <w:pStyle w:val="ListParagraph"/>
+        <w:pStyle w:val="a8"/>
         <w:numPr>
           <w:ilvl w:val="1"/>
           <w:numId w:val="11"/>
@@ -11615,7 +11115,7 @@
     </w:p>
     <w:p>
       <w:pPr>
-        <w:pStyle w:val="ListParagraph"/>
+        <w:pStyle w:val="a8"/>
         <w:numPr>
           <w:ilvl w:val="1"/>
           <w:numId w:val="11"/>
@@ -11648,7 +11148,7 @@
     </w:p>
     <w:p>
       <w:pPr>
-        <w:pStyle w:val="ListParagraph"/>
+        <w:pStyle w:val="a8"/>
         <w:numPr>
           <w:ilvl w:val="0"/>
           <w:numId w:val="11"/>
@@ -11675,7 +11175,7 @@
     </w:p>
     <w:p>
       <w:pPr>
-        <w:pStyle w:val="ListParagraph"/>
+        <w:pStyle w:val="a8"/>
         <w:numPr>
           <w:ilvl w:val="1"/>
           <w:numId w:val="11"/>
@@ -11702,7 +11202,7 @@
     </w:p>
     <w:p>
       <w:pPr>
-        <w:pStyle w:val="ListParagraph"/>
+        <w:pStyle w:val="a8"/>
         <w:numPr>
           <w:ilvl w:val="1"/>
           <w:numId w:val="11"/>
@@ -11726,7 +11226,7 @@
     </w:p>
     <w:p>
       <w:pPr>
-        <w:pStyle w:val="ListParagraph"/>
+        <w:pStyle w:val="a8"/>
         <w:numPr>
           <w:ilvl w:val="1"/>
           <w:numId w:val="11"/>
@@ -11774,7 +11274,7 @@
     </w:p>
     <w:p>
       <w:pPr>
-        <w:pStyle w:val="ListParagraph"/>
+        <w:pStyle w:val="a8"/>
         <w:numPr>
           <w:ilvl w:val="1"/>
           <w:numId w:val="11"/>
@@ -11798,7 +11298,7 @@
     </w:p>
     <w:p>
       <w:pPr>
-        <w:pStyle w:val="ListParagraph"/>
+        <w:pStyle w:val="a8"/>
         <w:numPr>
           <w:ilvl w:val="1"/>
           <w:numId w:val="11"/>
@@ -11837,7 +11337,7 @@
     </w:p>
     <w:p>
       <w:pPr>
-        <w:pStyle w:val="ListParagraph"/>
+        <w:pStyle w:val="a8"/>
         <w:numPr>
           <w:ilvl w:val="1"/>
           <w:numId w:val="11"/>
@@ -11870,7 +11370,7 @@
     </w:p>
     <w:p>
       <w:pPr>
-        <w:pStyle w:val="ListParagraph"/>
+        <w:pStyle w:val="a8"/>
         <w:numPr>
           <w:ilvl w:val="1"/>
           <w:numId w:val="11"/>
@@ -11880,6 +11380,7 @@
         <w:rPr>
           <w:lang w:val="en-US"/>
         </w:rPr>
+        <w:lastRenderedPageBreak/>
         <w:t>time</w:t>
       </w:r>
       <w:r>
@@ -11903,14 +11404,13 @@
     </w:p>
     <w:p>
       <w:pPr>
-        <w:pStyle w:val="Heading2"/>
-      </w:pPr>
-      <w:bookmarkStart w:id="19" w:name="_Toc69742763"/>
-      <w:r>
-        <w:lastRenderedPageBreak/>
+        <w:pStyle w:val="2"/>
+      </w:pPr>
+      <w:bookmarkStart w:id="20" w:name="_Toc69743471"/>
+      <w:r>
         <w:t>Клиент</w:t>
       </w:r>
-      <w:bookmarkEnd w:id="19"/>
+      <w:bookmarkEnd w:id="20"/>
     </w:p>
     <w:p>
       <w:pPr>
@@ -11959,7 +11459,7 @@
     </w:p>
     <w:p>
       <w:pPr>
-        <w:pStyle w:val="ListParagraph"/>
+        <w:pStyle w:val="a8"/>
         <w:numPr>
           <w:ilvl w:val="0"/>
           <w:numId w:val="9"/>
@@ -11985,7 +11485,6 @@
         </w:rPr>
         <w:t xml:space="preserve"> (</w:t>
       </w:r>
-      <w:proofErr w:type="spellStart"/>
       <w:r>
         <w:rPr>
           <w:rFonts w:cs="Times New Roman"/>
@@ -11994,7 +11493,6 @@
         </w:rPr>
         <w:t>javafx</w:t>
       </w:r>
-      <w:proofErr w:type="spellEnd"/>
       <w:r>
         <w:rPr>
           <w:rFonts w:cs="Times New Roman"/>
@@ -12017,7 +11515,6 @@
         </w:rPr>
         <w:t xml:space="preserve">, </w:t>
       </w:r>
-      <w:proofErr w:type="spellStart"/>
       <w:r>
         <w:rPr>
           <w:rFonts w:cs="Times New Roman"/>
@@ -12026,7 +11523,6 @@
         </w:rPr>
         <w:t>javafx</w:t>
       </w:r>
-      <w:proofErr w:type="spellEnd"/>
       <w:r>
         <w:rPr>
           <w:rFonts w:cs="Times New Roman"/>
@@ -12034,7 +11530,6 @@
         </w:rPr>
         <w:t>-</w:t>
       </w:r>
-      <w:proofErr w:type="spellStart"/>
       <w:r>
         <w:rPr>
           <w:rFonts w:cs="Times New Roman"/>
@@ -12043,7 +11538,6 @@
         </w:rPr>
         <w:t>fxml</w:t>
       </w:r>
-      <w:proofErr w:type="spellEnd"/>
       <w:r>
         <w:rPr>
           <w:rFonts w:cs="Times New Roman"/>
@@ -12051,7 +11545,6 @@
         </w:rPr>
         <w:t xml:space="preserve">, </w:t>
       </w:r>
-      <w:proofErr w:type="spellStart"/>
       <w:r>
         <w:rPr>
           <w:rFonts w:cs="Times New Roman"/>
@@ -12060,7 +11553,6 @@
         </w:rPr>
         <w:t>javafx</w:t>
       </w:r>
-      <w:proofErr w:type="spellEnd"/>
       <w:r>
         <w:rPr>
           <w:rFonts w:cs="Times New Roman"/>
@@ -12136,7 +11628,7 @@
     </w:p>
     <w:p>
       <w:pPr>
-        <w:pStyle w:val="ListParagraph"/>
+        <w:pStyle w:val="a8"/>
         <w:numPr>
           <w:ilvl w:val="0"/>
           <w:numId w:val="9"/>
@@ -12147,7 +11639,6 @@
           <w:szCs w:val="28"/>
         </w:rPr>
       </w:pPr>
-      <w:proofErr w:type="spellStart"/>
       <w:r>
         <w:rPr>
           <w:rFonts w:cs="Times New Roman"/>
@@ -12156,7 +11647,6 @@
         </w:rPr>
         <w:t>JFoenix</w:t>
       </w:r>
-      <w:proofErr w:type="spellEnd"/>
       <w:r>
         <w:rPr>
           <w:rFonts w:cs="Times New Roman"/>
@@ -12245,7 +11735,7 @@
     </w:p>
     <w:p>
       <w:pPr>
-        <w:pStyle w:val="ListParagraph"/>
+        <w:pStyle w:val="a8"/>
         <w:numPr>
           <w:ilvl w:val="0"/>
           <w:numId w:val="9"/>
@@ -12346,7 +11836,7 @@
     </w:p>
     <w:p>
       <w:pPr>
-        <w:pStyle w:val="ListParagraph"/>
+        <w:pStyle w:val="a8"/>
         <w:numPr>
           <w:ilvl w:val="0"/>
           <w:numId w:val="9"/>
@@ -12425,7 +11915,7 @@
     </w:p>
     <w:p>
       <w:pPr>
-        <w:pStyle w:val="ListParagraph"/>
+        <w:pStyle w:val="a8"/>
         <w:numPr>
           <w:ilvl w:val="0"/>
           <w:numId w:val="9"/>
@@ -12512,7 +12002,7 @@
     </w:p>
     <w:p>
       <w:pPr>
-        <w:pStyle w:val="ListParagraph"/>
+        <w:pStyle w:val="a8"/>
         <w:numPr>
           <w:ilvl w:val="0"/>
           <w:numId w:val="9"/>
@@ -12523,7 +12013,6 @@
           <w:szCs w:val="28"/>
         </w:rPr>
       </w:pPr>
-      <w:proofErr w:type="spellStart"/>
       <w:r>
         <w:rPr>
           <w:rFonts w:cs="Times New Roman"/>
@@ -12532,7 +12021,6 @@
         </w:rPr>
         <w:t>javafx</w:t>
       </w:r>
-      <w:proofErr w:type="spellEnd"/>
       <w:r>
         <w:rPr>
           <w:rFonts w:cs="Times New Roman"/>
@@ -12575,23 +12063,7 @@
           <w:rFonts w:cs="Times New Roman"/>
           <w:szCs w:val="28"/>
         </w:rPr>
-        <w:t xml:space="preserve">плагин для </w:t>
-      </w:r>
-      <w:proofErr w:type="spellStart"/>
-      <w:r>
-        <w:rPr>
-          <w:rFonts w:cs="Times New Roman"/>
-          <w:szCs w:val="28"/>
-        </w:rPr>
-        <w:t>автоподстановки</w:t>
-      </w:r>
-      <w:proofErr w:type="spellEnd"/>
-      <w:r>
-        <w:rPr>
-          <w:rFonts w:cs="Times New Roman"/>
-          <w:szCs w:val="28"/>
-        </w:rPr>
-        <w:t xml:space="preserve"> флагов</w:t>
+        <w:t>плагин для автоподстановки флагов</w:t>
       </w:r>
       <w:r>
         <w:rPr>
@@ -12702,7 +12174,6 @@
         </w:rPr>
         <w:t xml:space="preserve">Содержит команду </w:t>
       </w:r>
-      <w:proofErr w:type="spellStart"/>
       <w:r>
         <w:rPr>
           <w:rFonts w:cs="Times New Roman"/>
@@ -12711,7 +12182,6 @@
         </w:rPr>
         <w:t>jlink</w:t>
       </w:r>
-      <w:proofErr w:type="spellEnd"/>
       <w:r>
         <w:rPr>
           <w:rFonts w:cs="Times New Roman"/>
@@ -12833,7 +12303,7 @@
     </w:p>
     <w:p>
       <w:pPr>
-        <w:pStyle w:val="ListParagraph"/>
+        <w:pStyle w:val="a8"/>
         <w:numPr>
           <w:ilvl w:val="0"/>
           <w:numId w:val="13"/>
@@ -12876,7 +12346,7 @@
     </w:p>
     <w:p>
       <w:pPr>
-        <w:pStyle w:val="ListParagraph"/>
+        <w:pStyle w:val="a8"/>
         <w:numPr>
           <w:ilvl w:val="0"/>
           <w:numId w:val="13"/>
@@ -12919,7 +12389,7 @@
     </w:p>
     <w:p>
       <w:pPr>
-        <w:pStyle w:val="ListParagraph"/>
+        <w:pStyle w:val="a8"/>
         <w:numPr>
           <w:ilvl w:val="0"/>
           <w:numId w:val="13"/>
@@ -12957,7 +12427,7 @@
     </w:p>
     <w:p>
       <w:pPr>
-        <w:pStyle w:val="ListParagraph"/>
+        <w:pStyle w:val="a8"/>
         <w:numPr>
           <w:ilvl w:val="0"/>
           <w:numId w:val="13"/>
@@ -13012,6 +12482,7 @@
           <w:rFonts w:cs="Times New Roman"/>
           <w:szCs w:val="28"/>
         </w:rPr>
+        <w:lastRenderedPageBreak/>
         <w:t xml:space="preserve">Содержимое </w:t>
       </w:r>
       <w:r>
@@ -13074,7 +12545,7 @@
     </w:p>
     <w:p>
       <w:pPr>
-        <w:pStyle w:val="ListParagraph"/>
+        <w:pStyle w:val="a8"/>
         <w:numPr>
           <w:ilvl w:val="0"/>
           <w:numId w:val="14"/>
@@ -13127,7 +12598,7 @@
     </w:p>
     <w:p>
       <w:pPr>
-        <w:pStyle w:val="ListParagraph"/>
+        <w:pStyle w:val="a8"/>
         <w:numPr>
           <w:ilvl w:val="0"/>
           <w:numId w:val="14"/>
@@ -13138,17 +12609,14 @@
           <w:szCs w:val="28"/>
         </w:rPr>
       </w:pPr>
-      <w:proofErr w:type="spellStart"/>
-      <w:r>
-        <w:rPr>
-          <w:rFonts w:cs="Times New Roman"/>
-          <w:szCs w:val="28"/>
-          <w:lang w:val="en-US"/>
-        </w:rPr>
-        <w:lastRenderedPageBreak/>
+      <w:r>
+        <w:rPr>
+          <w:rFonts w:cs="Times New Roman"/>
+          <w:szCs w:val="28"/>
+          <w:lang w:val="en-US"/>
+        </w:rPr>
         <w:t>jrun</w:t>
       </w:r>
-      <w:proofErr w:type="spellEnd"/>
       <w:r>
         <w:rPr>
           <w:rFonts w:cs="Times New Roman"/>
@@ -13181,7 +12649,7 @@
     </w:p>
     <w:p>
       <w:pPr>
-        <w:pStyle w:val="ListParagraph"/>
+        <w:pStyle w:val="a8"/>
         <w:numPr>
           <w:ilvl w:val="0"/>
           <w:numId w:val="14"/>
@@ -13301,7 +12769,6 @@
         </w:rPr>
         <w:t>.</w:t>
       </w:r>
-      <w:proofErr w:type="spellStart"/>
       <w:r>
         <w:rPr>
           <w:rFonts w:cs="Times New Roman"/>
@@ -13310,7 +12777,6 @@
         </w:rPr>
         <w:t>sh</w:t>
       </w:r>
-      <w:proofErr w:type="spellEnd"/>
       <w:r>
         <w:rPr>
           <w:rFonts w:cs="Times New Roman"/>
@@ -13358,9 +12824,9 @@
     </w:p>
     <w:p>
       <w:pPr>
-        <w:pStyle w:val="Heading1"/>
-      </w:pPr>
-      <w:bookmarkStart w:id="20" w:name="_Toc69742764"/>
+        <w:pStyle w:val="1"/>
+      </w:pPr>
+      <w:bookmarkStart w:id="21" w:name="_Toc69743472"/>
       <w:r>
         <w:rPr>
           <w:highlight w:val="green"/>
@@ -13368,17 +12834,17 @@
         <w:lastRenderedPageBreak/>
         <w:t>НАЗНАЧЕНИЕ И СОСТАВ КЛАССОВ ПРОГРАММЫ</w:t>
       </w:r>
-      <w:bookmarkEnd w:id="20"/>
-    </w:p>
-    <w:p>
-      <w:pPr>
-        <w:pStyle w:val="Heading2"/>
-      </w:pPr>
-      <w:bookmarkStart w:id="21" w:name="_Toc69742765"/>
+      <w:bookmarkEnd w:id="21"/>
+    </w:p>
+    <w:p>
+      <w:pPr>
+        <w:pStyle w:val="2"/>
+      </w:pPr>
+      <w:bookmarkStart w:id="22" w:name="_Toc69743473"/>
       <w:r>
         <w:t>Сервер</w:t>
       </w:r>
-      <w:bookmarkEnd w:id="21"/>
+      <w:bookmarkEnd w:id="22"/>
     </w:p>
     <w:p>
       <w:pPr>
@@ -13414,7 +12880,7 @@
     </w:p>
     <w:p>
       <w:pPr>
-        <w:pStyle w:val="ListParagraph"/>
+        <w:pStyle w:val="a8"/>
         <w:numPr>
           <w:ilvl w:val="0"/>
           <w:numId w:val="16"/>
@@ -13426,13 +12892,8 @@
       <w:r>
         <w:t xml:space="preserve"> (5 </w:t>
       </w:r>
-      <w:proofErr w:type="spellStart"/>
-      <w:r>
-        <w:t>шт</w:t>
-      </w:r>
-      <w:proofErr w:type="spellEnd"/>
-      <w:r>
-        <w:t>) – классы для обработки входящих запросов от клиентов</w:t>
+      <w:r>
+        <w:t>шт) – классы для обработки входящих запросов от клиентов</w:t>
       </w:r>
       <w:r>
         <w:t>;</w:t>
@@ -13440,22 +12901,14 @@
     </w:p>
     <w:p>
       <w:pPr>
-        <w:pStyle w:val="ListParagraph"/>
+        <w:pStyle w:val="a8"/>
         <w:numPr>
           <w:ilvl w:val="0"/>
           <w:numId w:val="16"/>
         </w:numPr>
       </w:pPr>
       <w:r>
-        <w:t xml:space="preserve">Классы конфигураций и тестов (5 </w:t>
-      </w:r>
-      <w:proofErr w:type="spellStart"/>
-      <w:r>
-        <w:t>шт</w:t>
-      </w:r>
-      <w:proofErr w:type="spellEnd"/>
-      <w:r>
-        <w:t>)</w:t>
+        <w:t>Классы конфигураций и тестов (5 шт)</w:t>
       </w:r>
       <w:r>
         <w:t xml:space="preserve"> – необходимы для переопределения стандартной конфигурации </w:t>
@@ -13487,7 +12940,7 @@
     </w:p>
     <w:p>
       <w:pPr>
-        <w:pStyle w:val="ListParagraph"/>
+        <w:pStyle w:val="a8"/>
         <w:numPr>
           <w:ilvl w:val="0"/>
           <w:numId w:val="16"/>
@@ -13499,13 +12952,8 @@
       <w:r>
         <w:t xml:space="preserve">(3 </w:t>
       </w:r>
-      <w:proofErr w:type="spellStart"/>
-      <w:r>
-        <w:t>шт</w:t>
-      </w:r>
-      <w:proofErr w:type="spellEnd"/>
-      <w:r>
-        <w:t xml:space="preserve">) </w:t>
+      <w:r>
+        <w:t xml:space="preserve">шт) </w:t>
       </w:r>
       <w:r>
         <w:t>–</w:t>
@@ -13537,22 +12985,14 @@
     </w:p>
     <w:p>
       <w:pPr>
-        <w:pStyle w:val="ListParagraph"/>
+        <w:pStyle w:val="a8"/>
         <w:numPr>
           <w:ilvl w:val="0"/>
           <w:numId w:val="16"/>
         </w:numPr>
       </w:pPr>
       <w:r>
-        <w:t xml:space="preserve">Сущности запросов (1 </w:t>
-      </w:r>
-      <w:proofErr w:type="spellStart"/>
-      <w:r>
-        <w:t>шт</w:t>
-      </w:r>
-      <w:proofErr w:type="spellEnd"/>
-      <w:r>
-        <w:t>)</w:t>
+        <w:t>Сущности запросов (1 шт)</w:t>
       </w:r>
       <w:r>
         <w:t xml:space="preserve"> </w:t>
@@ -13569,84 +13009,68 @@
     </w:p>
     <w:p>
       <w:pPr>
-        <w:pStyle w:val="ListParagraph"/>
+        <w:pStyle w:val="a8"/>
         <w:numPr>
           <w:ilvl w:val="0"/>
           <w:numId w:val="16"/>
         </w:numPr>
       </w:pPr>
       <w:r>
-        <w:t xml:space="preserve">Сущности ответов (2 </w:t>
-      </w:r>
-      <w:proofErr w:type="spellStart"/>
-      <w:r>
-        <w:t>шт</w:t>
-      </w:r>
-      <w:proofErr w:type="spellEnd"/>
+        <w:t>Сущности ответов (2 шт)</w:t>
+      </w:r>
+      <w:r>
+        <w:t xml:space="preserve"> – выходные сущности</w:t>
+      </w:r>
+      <w:r>
+        <w:t xml:space="preserve">, </w:t>
+      </w:r>
+      <w:r>
+        <w:t>отдаваемые сервером для последующей обработки на стороне клиента</w:t>
+      </w:r>
+      <w:r>
+        <w:t xml:space="preserve">. </w:t>
+      </w:r>
+      <w:r>
+        <w:t>Отличаются от моделей СУБД тем</w:t>
+      </w:r>
+      <w:r>
+        <w:t xml:space="preserve">, </w:t>
+      </w:r>
+      <w:r>
+        <w:t>что не включают в себя критические данные (пароли</w:t>
+      </w:r>
+      <w:r>
+        <w:t xml:space="preserve">, </w:t>
+      </w:r>
+      <w:r>
+        <w:t>ключи авторизации и т</w:t>
+      </w:r>
+      <w:r>
+        <w:t>.</w:t>
+      </w:r>
+      <w:r>
+        <w:t>д</w:t>
+      </w:r>
+      <w:r>
+        <w:t>.</w:t>
+      </w:r>
       <w:r>
         <w:t>)</w:t>
       </w:r>
       <w:r>
-        <w:t xml:space="preserve"> – выходные сущности</w:t>
-      </w:r>
-      <w:r>
-        <w:t xml:space="preserve">, </w:t>
-      </w:r>
-      <w:r>
-        <w:t>отдаваемые сервером для последующей обработки на стороне клиента</w:t>
-      </w:r>
-      <w:r>
-        <w:t xml:space="preserve">. </w:t>
-      </w:r>
-      <w:r>
-        <w:t>Отличаются от моделей СУБД тем</w:t>
-      </w:r>
-      <w:r>
-        <w:t xml:space="preserve">, </w:t>
-      </w:r>
-      <w:r>
-        <w:t>что не включают в себя критические данные (пароли</w:t>
-      </w:r>
-      <w:r>
-        <w:t xml:space="preserve">, </w:t>
-      </w:r>
-      <w:r>
-        <w:t>ключи авторизации и т</w:t>
-      </w:r>
-      <w:r>
-        <w:t>.</w:t>
-      </w:r>
-      <w:r>
-        <w:t>д</w:t>
-      </w:r>
-      <w:r>
-        <w:t>.</w:t>
-      </w:r>
-      <w:r>
-        <w:t>)</w:t>
-      </w:r>
-      <w:r>
         <w:t>;</w:t>
       </w:r>
     </w:p>
     <w:p>
       <w:pPr>
-        <w:pStyle w:val="ListParagraph"/>
+        <w:pStyle w:val="a8"/>
         <w:numPr>
           <w:ilvl w:val="0"/>
           <w:numId w:val="16"/>
         </w:numPr>
       </w:pPr>
       <w:r>
-        <w:t xml:space="preserve">Конвертеры сущностей (2 </w:t>
-      </w:r>
-      <w:proofErr w:type="spellStart"/>
-      <w:r>
-        <w:t>шт</w:t>
-      </w:r>
-      <w:proofErr w:type="spellEnd"/>
-      <w:r>
-        <w:t>)</w:t>
+        <w:t>Конвертеры сущностей (2 шт)</w:t>
       </w:r>
       <w:r>
         <w:t xml:space="preserve"> – </w:t>
@@ -13657,22 +13081,14 @@
     </w:p>
     <w:p>
       <w:pPr>
-        <w:pStyle w:val="ListParagraph"/>
+        <w:pStyle w:val="a8"/>
         <w:numPr>
           <w:ilvl w:val="0"/>
           <w:numId w:val="16"/>
         </w:numPr>
       </w:pPr>
       <w:r>
-        <w:t xml:space="preserve">Сущности-документы СУБД (4 </w:t>
-      </w:r>
-      <w:proofErr w:type="spellStart"/>
-      <w:r>
-        <w:t>шт</w:t>
-      </w:r>
-      <w:proofErr w:type="spellEnd"/>
-      <w:r>
-        <w:t>)</w:t>
+        <w:t>Сущности-документы СУБД (4 шт)</w:t>
       </w:r>
       <w:r>
         <w:t xml:space="preserve"> – являются представлением конкретной коллекции в базе данных для последующей работы с её элементами</w:t>
@@ -13683,22 +13099,14 @@
     </w:p>
     <w:p>
       <w:pPr>
-        <w:pStyle w:val="ListParagraph"/>
+        <w:pStyle w:val="a8"/>
         <w:numPr>
           <w:ilvl w:val="0"/>
           <w:numId w:val="16"/>
         </w:numPr>
       </w:pPr>
       <w:r>
-        <w:t xml:space="preserve">Сервисы (4 </w:t>
-      </w:r>
-      <w:proofErr w:type="spellStart"/>
-      <w:r>
-        <w:t>шт</w:t>
-      </w:r>
-      <w:proofErr w:type="spellEnd"/>
-      <w:r>
-        <w:t>)</w:t>
+        <w:t>Сервисы (4 шт)</w:t>
       </w:r>
       <w:r>
         <w:t xml:space="preserve"> – </w:t>
@@ -13710,40 +13118,22 @@
         <w:t xml:space="preserve">. </w:t>
       </w:r>
       <w:r>
-        <w:t xml:space="preserve">Являются посредниками между контроллерами и </w:t>
-      </w:r>
-      <w:proofErr w:type="spellStart"/>
-      <w:r>
-        <w:t>репозиториями</w:t>
-      </w:r>
-      <w:proofErr w:type="spellEnd"/>
+        <w:t>Являются посредниками между контроллерами и репозиториями</w:t>
+      </w:r>
       <w:r>
         <w:t>;</w:t>
       </w:r>
     </w:p>
     <w:p>
       <w:pPr>
-        <w:pStyle w:val="ListParagraph"/>
+        <w:pStyle w:val="a8"/>
         <w:numPr>
           <w:ilvl w:val="0"/>
           <w:numId w:val="16"/>
         </w:numPr>
       </w:pPr>
-      <w:proofErr w:type="spellStart"/>
-      <w:r>
-        <w:t>Репозитории</w:t>
-      </w:r>
-      <w:proofErr w:type="spellEnd"/>
-      <w:r>
-        <w:t xml:space="preserve"> (4 </w:t>
-      </w:r>
-      <w:proofErr w:type="spellStart"/>
-      <w:r>
-        <w:t>шт</w:t>
-      </w:r>
-      <w:proofErr w:type="spellEnd"/>
-      <w:r>
-        <w:t>)</w:t>
+      <w:r>
+        <w:t>Репозитории (4 шт)</w:t>
       </w:r>
       <w:r>
         <w:t xml:space="preserve"> – </w:t>
@@ -13755,10 +13145,17 @@
         <w:t>.</w:t>
       </w:r>
     </w:p>
-    <w:p/>
-    <w:p>
+    <w:p>
+      <w:pPr>
+        <w:spacing w:line="259" w:lineRule="auto"/>
+      </w:pPr>
       <w:r>
         <w:lastRenderedPageBreak/>
+        <w:br w:type="page"/>
+      </w:r>
+    </w:p>
+    <w:p>
+      <w:r>
         <w:t>Диаграмма классов представлена на рисунке ниже</w:t>
       </w:r>
       <w:r>
@@ -13775,7 +13172,7 @@
       <w:r>
         <w:rPr>
           <w:noProof/>
-          <w:lang w:val="en-US"/>
+          <w:lang w:eastAsia="ru-RU"/>
         </w:rPr>
         <w:drawing>
           <wp:inline distT="0" distB="0" distL="0" distR="0" wp14:anchorId="7FECB795" wp14:editId="118793B4">
@@ -13793,7 +13190,7 @@
                     <pic:cNvPicPr/>
                   </pic:nvPicPr>
                   <pic:blipFill>
-                    <a:blip r:embed="rId23" cstate="print">
+                    <a:blip r:embed="rId22" cstate="print">
                       <a:extLst>
                         <a:ext uri="{28A0092B-C50C-407E-A947-70E740481C1C}">
                           <a14:useLocalDpi xmlns:a14="http://schemas.microsoft.com/office/drawing/2010/main" val="0"/>
@@ -13830,20 +13227,18 @@
     </w:p>
     <w:p>
       <w:pPr>
-        <w:pStyle w:val="ListParagraph"/>
+        <w:pStyle w:val="a8"/>
         <w:numPr>
           <w:ilvl w:val="0"/>
           <w:numId w:val="24"/>
         </w:numPr>
       </w:pPr>
-      <w:proofErr w:type="spellStart"/>
       <w:r>
         <w:rPr>
           <w:lang w:val="en-US"/>
         </w:rPr>
         <w:t>MyErrorConfiguration</w:t>
       </w:r>
-      <w:proofErr w:type="spellEnd"/>
       <w:r>
         <w:t xml:space="preserve"> – </w:t>
       </w:r>
@@ -13901,14 +13296,12 @@
       <w:r>
         <w:t xml:space="preserve"> </w:t>
       </w:r>
-      <w:proofErr w:type="spellStart"/>
       <w:r>
         <w:rPr>
           <w:lang w:val="en-US"/>
         </w:rPr>
         <w:t>ErrorController</w:t>
       </w:r>
-      <w:proofErr w:type="spellEnd"/>
       <w:r>
         <w:t xml:space="preserve">, </w:t>
       </w:r>
@@ -13960,29 +13353,28 @@
     </w:p>
     <w:p>
       <w:pPr>
-        <w:pStyle w:val="ListParagraph"/>
+        <w:pStyle w:val="a8"/>
         <w:numPr>
           <w:ilvl w:val="0"/>
           <w:numId w:val="23"/>
         </w:numPr>
       </w:pPr>
-      <w:proofErr w:type="spellStart"/>
       <w:r>
         <w:rPr>
           <w:rFonts w:eastAsiaTheme="minorEastAsia" w:cs="Times New Roman"/>
           <w:iCs/>
           <w:szCs w:val="28"/>
         </w:rPr>
-        <w:t>MyInitializingBean</w:t>
-      </w:r>
-      <w:proofErr w:type="spellEnd"/>
+        <w:lastRenderedPageBreak/>
+        <w:t xml:space="preserve">MyInitializingBean </w:t>
+      </w:r>
       <w:r>
         <w:rPr>
           <w:rFonts w:eastAsiaTheme="minorEastAsia" w:cs="Times New Roman"/>
           <w:iCs/>
           <w:szCs w:val="28"/>
         </w:rPr>
-        <w:t xml:space="preserve"> </w:t>
+        <w:t>– переопределение логики инициализации для того</w:t>
       </w:r>
       <w:r>
         <w:rPr>
@@ -13990,7 +13382,7 @@
           <w:iCs/>
           <w:szCs w:val="28"/>
         </w:rPr>
-        <w:t>– переопределение логики инициализации для того</w:t>
+        <w:t xml:space="preserve">, </w:t>
       </w:r>
       <w:r>
         <w:rPr>
@@ -13998,55 +13390,29 @@
           <w:iCs/>
           <w:szCs w:val="28"/>
         </w:rPr>
-        <w:t xml:space="preserve">, </w:t>
+        <w:t xml:space="preserve">чтоб удалять лонгпулы из одноименной коллекции </w:t>
       </w:r>
       <w:r>
         <w:rPr>
           <w:rFonts w:eastAsiaTheme="minorEastAsia" w:cs="Times New Roman"/>
           <w:iCs/>
           <w:szCs w:val="28"/>
-        </w:rPr>
-        <w:t xml:space="preserve">чтоб удалять </w:t>
-      </w:r>
-      <w:proofErr w:type="spellStart"/>
+          <w:lang w:val="en-US"/>
+        </w:rPr>
+        <w:t>MongoDB</w:t>
+      </w:r>
       <w:r>
         <w:rPr>
           <w:rFonts w:eastAsiaTheme="minorEastAsia" w:cs="Times New Roman"/>
           <w:iCs/>
           <w:szCs w:val="28"/>
         </w:rPr>
-        <w:t>лонгпулы</w:t>
-      </w:r>
-      <w:proofErr w:type="spellEnd"/>
-      <w:r>
-        <w:rPr>
-          <w:rFonts w:eastAsiaTheme="minorEastAsia" w:cs="Times New Roman"/>
-          <w:iCs/>
-          <w:szCs w:val="28"/>
-        </w:rPr>
-        <w:t xml:space="preserve"> из одноименной коллекции </w:t>
-      </w:r>
-      <w:r>
-        <w:rPr>
-          <w:rFonts w:eastAsiaTheme="minorEastAsia" w:cs="Times New Roman"/>
-          <w:iCs/>
-          <w:szCs w:val="28"/>
-          <w:lang w:val="en-US"/>
-        </w:rPr>
-        <w:t>MongoDB</w:t>
-      </w:r>
-      <w:r>
-        <w:rPr>
-          <w:rFonts w:eastAsiaTheme="minorEastAsia" w:cs="Times New Roman"/>
-          <w:iCs/>
-          <w:szCs w:val="28"/>
-        </w:rPr>
         <w:t>;</w:t>
       </w:r>
     </w:p>
     <w:p>
       <w:pPr>
-        <w:pStyle w:val="ListParagraph"/>
+        <w:pStyle w:val="a8"/>
         <w:numPr>
           <w:ilvl w:val="0"/>
           <w:numId w:val="23"/>
@@ -14058,44 +13424,30 @@
           <w:iCs/>
           <w:szCs w:val="28"/>
         </w:rPr>
-        <w:lastRenderedPageBreak/>
         <w:t xml:space="preserve"> </w:t>
       </w:r>
-      <w:proofErr w:type="spellStart"/>
-      <w:r>
-        <w:t>MyRequestLoggingConfig</w:t>
-      </w:r>
-      <w:proofErr w:type="spellEnd"/>
-      <w:r>
-        <w:t xml:space="preserve"> – </w:t>
-      </w:r>
-      <w:r>
-        <w:t xml:space="preserve">переопределение стандартного </w:t>
-      </w:r>
-      <w:proofErr w:type="spellStart"/>
-      <w:r>
-        <w:t>логера</w:t>
-      </w:r>
-      <w:proofErr w:type="spellEnd"/>
+      <w:r>
+        <w:t xml:space="preserve">MyRequestLoggingConfig – </w:t>
+      </w:r>
+      <w:r>
+        <w:t xml:space="preserve">переопределение стандартного логера </w:t>
+      </w:r>
+      <w:r>
+        <w:rPr>
+          <w:lang w:val="en-US"/>
+        </w:rPr>
+        <w:t>Spring</w:t>
+      </w:r>
       <w:r>
         <w:t xml:space="preserve"> </w:t>
       </w:r>
       <w:r>
-        <w:rPr>
-          <w:lang w:val="en-US"/>
-        </w:rPr>
-        <w:t>Spring</w:t>
+        <w:t>в целях более подробного логирования</w:t>
       </w:r>
       <w:r>
         <w:t xml:space="preserve"> </w:t>
       </w:r>
       <w:r>
-        <w:t>в целях более подробного логирования</w:t>
-      </w:r>
-      <w:r>
-        <w:t xml:space="preserve"> </w:t>
-      </w:r>
-      <w:r>
         <w:t>всех запросов</w:t>
       </w:r>
       <w:r>
@@ -14110,19 +13462,14 @@
     </w:p>
     <w:p>
       <w:pPr>
-        <w:pStyle w:val="ListParagraph"/>
+        <w:pStyle w:val="a8"/>
         <w:numPr>
           <w:ilvl w:val="0"/>
           <w:numId w:val="23"/>
         </w:numPr>
       </w:pPr>
-      <w:proofErr w:type="spellStart"/>
-      <w:r>
-        <w:t>LongPollController</w:t>
-      </w:r>
-      <w:proofErr w:type="spellEnd"/>
-      <w:r>
-        <w:t xml:space="preserve"> – </w:t>
+      <w:r>
+        <w:t xml:space="preserve">LongPollController – </w:t>
       </w:r>
       <w:r>
         <w:t xml:space="preserve">контроллер для обработки </w:t>
@@ -14140,32 +13487,22 @@
         <w:t xml:space="preserve">, </w:t>
       </w:r>
       <w:r>
-        <w:t xml:space="preserve">связанных с </w:t>
-      </w:r>
-      <w:proofErr w:type="spellStart"/>
-      <w:r>
-        <w:t>лонгпулом</w:t>
-      </w:r>
-      <w:proofErr w:type="spellEnd"/>
+        <w:t>связанных с лонгпулом</w:t>
+      </w:r>
       <w:r>
         <w:t>;</w:t>
       </w:r>
     </w:p>
     <w:p>
       <w:pPr>
-        <w:pStyle w:val="ListParagraph"/>
+        <w:pStyle w:val="a8"/>
         <w:numPr>
           <w:ilvl w:val="0"/>
           <w:numId w:val="23"/>
         </w:numPr>
       </w:pPr>
-      <w:proofErr w:type="spellStart"/>
-      <w:r>
-        <w:t>MessageController</w:t>
-      </w:r>
-      <w:proofErr w:type="spellEnd"/>
-      <w:r>
-        <w:t xml:space="preserve"> – контроллер для обработки </w:t>
+      <w:r>
+        <w:t xml:space="preserve">MessageController – контроллер для обработки </w:t>
       </w:r>
       <w:r>
         <w:rPr>
@@ -14185,17 +13522,15 @@
     </w:p>
     <w:p>
       <w:pPr>
-        <w:pStyle w:val="ListParagraph"/>
+        <w:pStyle w:val="a8"/>
         <w:numPr>
           <w:ilvl w:val="0"/>
           <w:numId w:val="23"/>
         </w:numPr>
       </w:pPr>
-      <w:proofErr w:type="spellStart"/>
       <w:r>
         <w:t>MyErrorController</w:t>
       </w:r>
-      <w:proofErr w:type="spellEnd"/>
       <w:r>
         <w:t xml:space="preserve"> </w:t>
       </w:r>
@@ -14256,19 +13591,14 @@
     </w:p>
     <w:p>
       <w:pPr>
-        <w:pStyle w:val="ListParagraph"/>
+        <w:pStyle w:val="a8"/>
         <w:numPr>
           <w:ilvl w:val="0"/>
           <w:numId w:val="23"/>
         </w:numPr>
       </w:pPr>
-      <w:proofErr w:type="spellStart"/>
-      <w:r>
-        <w:t>RoomController</w:t>
-      </w:r>
-      <w:proofErr w:type="spellEnd"/>
-      <w:r>
-        <w:t xml:space="preserve"> </w:t>
+      <w:r>
+        <w:t xml:space="preserve">RoomController </w:t>
       </w:r>
       <w:r>
         <w:t xml:space="preserve">– контроллер для обработки </w:t>
@@ -14291,17 +13621,15 @@
     </w:p>
     <w:p>
       <w:pPr>
-        <w:pStyle w:val="ListParagraph"/>
+        <w:pStyle w:val="a8"/>
         <w:numPr>
           <w:ilvl w:val="0"/>
           <w:numId w:val="23"/>
         </w:numPr>
       </w:pPr>
-      <w:proofErr w:type="spellStart"/>
       <w:r>
         <w:t>UserController</w:t>
       </w:r>
-      <w:proofErr w:type="spellEnd"/>
       <w:r>
         <w:t xml:space="preserve"> </w:t>
       </w:r>
@@ -14332,38 +13660,17 @@
     </w:p>
     <w:p>
       <w:pPr>
-        <w:pStyle w:val="ListParagraph"/>
+        <w:pStyle w:val="a8"/>
         <w:numPr>
           <w:ilvl w:val="0"/>
           <w:numId w:val="23"/>
         </w:numPr>
       </w:pPr>
-      <w:proofErr w:type="spellStart"/>
-      <w:r>
-        <w:t>UserConverter</w:t>
-      </w:r>
-      <w:proofErr w:type="spellEnd"/>
-      <w:r>
-        <w:t xml:space="preserve"> – </w:t>
-      </w:r>
-      <w:r>
-        <w:t xml:space="preserve">содержит логику конвертации с </w:t>
-      </w:r>
-      <w:proofErr w:type="spellStart"/>
-      <w:r>
-        <w:t>UserDBEntity</w:t>
-      </w:r>
-      <w:proofErr w:type="spellEnd"/>
-      <w:r>
-        <w:t xml:space="preserve"> в </w:t>
-      </w:r>
-      <w:proofErr w:type="spellStart"/>
-      <w:r>
-        <w:t>UserAuthResponseEntity</w:t>
-      </w:r>
-      <w:proofErr w:type="spellEnd"/>
-      <w:r>
-        <w:t>, который отдается при авторизации пользователя</w:t>
+      <w:r>
+        <w:t xml:space="preserve">UserConverter – </w:t>
+      </w:r>
+      <w:r>
+        <w:t>содержит логику конвертации с UserDBEntity в UserAuthResponseEntity, который отдается при авторизации пользователя</w:t>
       </w:r>
       <w:r>
         <w:t xml:space="preserve">. </w:t>
@@ -14377,20 +13684,18 @@
     </w:p>
     <w:p>
       <w:pPr>
-        <w:pStyle w:val="ListParagraph"/>
+        <w:pStyle w:val="a8"/>
         <w:numPr>
           <w:ilvl w:val="0"/>
           <w:numId w:val="23"/>
         </w:numPr>
       </w:pPr>
-      <w:proofErr w:type="spellStart"/>
       <w:r>
         <w:rPr>
           <w:lang w:val="en-US"/>
         </w:rPr>
         <w:t>UserSearchConverter</w:t>
       </w:r>
-      <w:proofErr w:type="spellEnd"/>
       <w:r>
         <w:t xml:space="preserve"> – </w:t>
       </w:r>
@@ -14412,14 +13717,12 @@
       <w:r>
         <w:t xml:space="preserve"> </w:t>
       </w:r>
-      <w:proofErr w:type="spellStart"/>
       <w:r>
         <w:rPr>
           <w:lang w:val="en-US"/>
         </w:rPr>
         <w:t>UserConverter</w:t>
       </w:r>
-      <w:proofErr w:type="spellEnd"/>
       <w:r>
         <w:t xml:space="preserve">, </w:t>
       </w:r>
@@ -14456,45 +13759,35 @@
     </w:p>
     <w:p>
       <w:pPr>
-        <w:pStyle w:val="ListParagraph"/>
+        <w:pStyle w:val="a8"/>
         <w:numPr>
           <w:ilvl w:val="0"/>
           <w:numId w:val="23"/>
         </w:numPr>
       </w:pPr>
-      <w:proofErr w:type="spellStart"/>
-      <w:r>
-        <w:t>LongPollDBEntity</w:t>
-      </w:r>
-      <w:proofErr w:type="spellEnd"/>
+      <w:r>
+        <w:t xml:space="preserve">LongPollDBEntity </w:t>
+      </w:r>
+      <w:r>
+        <w:t xml:space="preserve">– </w:t>
+      </w:r>
+      <w:r>
+        <w:t>с</w:t>
+      </w:r>
+      <w:r>
+        <w:t>ущность</w:t>
+      </w:r>
+      <w:r>
+        <w:t xml:space="preserve"> для представления</w:t>
+      </w:r>
       <w:r>
         <w:t xml:space="preserve"> </w:t>
       </w:r>
       <w:r>
-        <w:t xml:space="preserve">– </w:t>
-      </w:r>
-      <w:r>
-        <w:t>с</w:t>
-      </w:r>
-      <w:r>
-        <w:t>ущность</w:t>
-      </w:r>
-      <w:r>
-        <w:t xml:space="preserve"> для представления</w:t>
-      </w:r>
-      <w:r>
-        <w:t xml:space="preserve"> </w:t>
-      </w:r>
-      <w:proofErr w:type="spellStart"/>
-      <w:r>
         <w:t>л</w:t>
       </w:r>
       <w:r>
-        <w:t>онгпула</w:t>
-      </w:r>
-      <w:proofErr w:type="spellEnd"/>
-      <w:r>
-        <w:t xml:space="preserve"> в </w:t>
+        <w:t xml:space="preserve">онгпула в </w:t>
       </w:r>
       <w:r>
         <w:t>СУБД</w:t>
@@ -14505,17 +13798,15 @@
     </w:p>
     <w:p>
       <w:pPr>
-        <w:pStyle w:val="ListParagraph"/>
+        <w:pStyle w:val="a8"/>
         <w:numPr>
           <w:ilvl w:val="0"/>
           <w:numId w:val="23"/>
         </w:numPr>
       </w:pPr>
-      <w:proofErr w:type="spellStart"/>
       <w:r>
         <w:t>MessageDBEntity</w:t>
       </w:r>
-      <w:proofErr w:type="spellEnd"/>
       <w:r>
         <w:t xml:space="preserve"> </w:t>
       </w:r>
@@ -14549,17 +13840,15 @@
     </w:p>
     <w:p>
       <w:pPr>
-        <w:pStyle w:val="ListParagraph"/>
+        <w:pStyle w:val="a8"/>
         <w:numPr>
           <w:ilvl w:val="0"/>
           <w:numId w:val="23"/>
         </w:numPr>
       </w:pPr>
-      <w:proofErr w:type="spellStart"/>
       <w:r>
         <w:t>RoomDBEntity</w:t>
       </w:r>
-      <w:proofErr w:type="spellEnd"/>
       <w:r>
         <w:t xml:space="preserve"> </w:t>
       </w:r>
@@ -14587,17 +13876,16 @@
     </w:p>
     <w:p>
       <w:pPr>
-        <w:pStyle w:val="ListParagraph"/>
+        <w:pStyle w:val="a8"/>
         <w:numPr>
           <w:ilvl w:val="0"/>
           <w:numId w:val="23"/>
         </w:numPr>
       </w:pPr>
-      <w:proofErr w:type="spellStart"/>
-      <w:r>
+      <w:r>
+        <w:lastRenderedPageBreak/>
         <w:t>UserDBEntity</w:t>
       </w:r>
-      <w:proofErr w:type="spellEnd"/>
       <w:r>
         <w:t xml:space="preserve"> </w:t>
       </w:r>
@@ -14625,17 +13913,15 @@
     </w:p>
     <w:p>
       <w:pPr>
-        <w:pStyle w:val="ListParagraph"/>
+        <w:pStyle w:val="a8"/>
         <w:numPr>
           <w:ilvl w:val="0"/>
           <w:numId w:val="23"/>
         </w:numPr>
       </w:pPr>
-      <w:proofErr w:type="spellStart"/>
       <w:r>
         <w:t>UpdatePasswordEntity</w:t>
       </w:r>
-      <w:proofErr w:type="spellEnd"/>
       <w:r>
         <w:t xml:space="preserve"> – сущность для обновления пароля пользователя</w:t>
       </w:r>
@@ -14654,18 +13940,15 @@
     </w:p>
     <w:p>
       <w:pPr>
-        <w:pStyle w:val="ListParagraph"/>
+        <w:pStyle w:val="a8"/>
         <w:numPr>
           <w:ilvl w:val="0"/>
           <w:numId w:val="23"/>
         </w:numPr>
       </w:pPr>
-      <w:proofErr w:type="spellStart"/>
-      <w:r>
-        <w:lastRenderedPageBreak/>
+      <w:r>
         <w:t>UserAuthResponseEntity</w:t>
       </w:r>
-      <w:proofErr w:type="spellEnd"/>
       <w:r>
         <w:t xml:space="preserve"> – сущность для отдачи данных при авторизации пользователя</w:t>
       </w:r>
@@ -14673,15 +13956,7 @@
         <w:t xml:space="preserve">. </w:t>
       </w:r>
       <w:r>
-        <w:t xml:space="preserve">Является частным случаем </w:t>
-      </w:r>
-      <w:proofErr w:type="spellStart"/>
-      <w:r>
-        <w:t>UserDBEntity</w:t>
-      </w:r>
-      <w:proofErr w:type="spellEnd"/>
-      <w:r>
-        <w:t xml:space="preserve"> без полей-паролей, но с ключом API</w:t>
+        <w:t>Является частным случаем UserDBEntity без полей-паролей, но с ключом API</w:t>
       </w:r>
       <w:r>
         <w:t xml:space="preserve">. </w:t>
@@ -14707,17 +13982,15 @@
     </w:p>
     <w:p>
       <w:pPr>
-        <w:pStyle w:val="ListParagraph"/>
+        <w:pStyle w:val="a8"/>
         <w:numPr>
           <w:ilvl w:val="0"/>
           <w:numId w:val="23"/>
         </w:numPr>
       </w:pPr>
-      <w:proofErr w:type="spellStart"/>
       <w:r>
         <w:t>UserSearchResponseEntity</w:t>
       </w:r>
-      <w:proofErr w:type="spellEnd"/>
       <w:r>
         <w:t xml:space="preserve"> – сущность для отдачи данных при поиске пользователя</w:t>
       </w:r>
@@ -14725,15 +13998,7 @@
         <w:t xml:space="preserve">. </w:t>
       </w:r>
       <w:r>
-        <w:t xml:space="preserve">Является частным случаем </w:t>
-      </w:r>
-      <w:proofErr w:type="spellStart"/>
-      <w:r>
-        <w:t>UserDBEntity</w:t>
-      </w:r>
-      <w:proofErr w:type="spellEnd"/>
-      <w:r>
-        <w:t xml:space="preserve"> без полей-паролей и без ключа API</w:t>
+        <w:t>Является частным случаем UserDBEntity без полей-паролей и без ключа API</w:t>
       </w:r>
       <w:r>
         <w:t xml:space="preserve">. </w:t>
@@ -14759,66 +14024,38 @@
     </w:p>
     <w:p>
       <w:pPr>
-        <w:pStyle w:val="ListParagraph"/>
+        <w:pStyle w:val="a8"/>
         <w:numPr>
           <w:ilvl w:val="0"/>
           <w:numId w:val="23"/>
         </w:numPr>
       </w:pPr>
-      <w:proofErr w:type="spellStart"/>
       <w:r>
         <w:t>LongPollRepository</w:t>
       </w:r>
-      <w:proofErr w:type="spellEnd"/>
       <w:r>
         <w:t xml:space="preserve"> – и</w:t>
       </w:r>
       <w:r>
-        <w:t xml:space="preserve">нтерфейс </w:t>
-      </w:r>
-      <w:proofErr w:type="spellStart"/>
-      <w:r>
-        <w:t>MongoRepository</w:t>
-      </w:r>
-      <w:proofErr w:type="spellEnd"/>
-      <w:r>
-        <w:t xml:space="preserve"> для работы c коллекцией </w:t>
-      </w:r>
-      <w:proofErr w:type="spellStart"/>
-      <w:r>
-        <w:t>лонгпулов</w:t>
-      </w:r>
-      <w:proofErr w:type="spellEnd"/>
-      <w:r>
-        <w:t>;</w:t>
-      </w:r>
-    </w:p>
-    <w:p>
-      <w:pPr>
-        <w:pStyle w:val="ListParagraph"/>
+        <w:t>нтерфейс MongoRepository для работы c коллекцией лонгпулов;</w:t>
+      </w:r>
+    </w:p>
+    <w:p>
+      <w:pPr>
+        <w:pStyle w:val="a8"/>
         <w:numPr>
           <w:ilvl w:val="0"/>
           <w:numId w:val="23"/>
         </w:numPr>
       </w:pPr>
-      <w:proofErr w:type="spellStart"/>
       <w:r>
         <w:t>MessageRepository</w:t>
       </w:r>
-      <w:proofErr w:type="spellEnd"/>
       <w:r>
         <w:t xml:space="preserve"> – и</w:t>
       </w:r>
       <w:r>
-        <w:t xml:space="preserve">нтерфейс </w:t>
-      </w:r>
-      <w:proofErr w:type="spellStart"/>
-      <w:r>
-        <w:t>MongoRepository</w:t>
-      </w:r>
-      <w:proofErr w:type="spellEnd"/>
-      <w:r>
-        <w:t xml:space="preserve"> для работы c коллекцией сообщений</w:t>
+        <w:t>нтерфейс MongoRepository для работы c коллекцией сообщений</w:t>
       </w:r>
       <w:r>
         <w:t>;</w:t>
@@ -14826,59 +14063,45 @@
     </w:p>
     <w:p>
       <w:pPr>
-        <w:pStyle w:val="ListParagraph"/>
+        <w:pStyle w:val="a8"/>
         <w:numPr>
           <w:ilvl w:val="0"/>
           <w:numId w:val="23"/>
         </w:numPr>
       </w:pPr>
-      <w:proofErr w:type="spellStart"/>
       <w:r>
         <w:t>RoomRepository</w:t>
       </w:r>
-      <w:proofErr w:type="spellEnd"/>
       <w:r>
         <w:t xml:space="preserve"> – и</w:t>
       </w:r>
       <w:r>
-        <w:t xml:space="preserve">нтерфейс </w:t>
-      </w:r>
-      <w:proofErr w:type="spellStart"/>
-      <w:r>
-        <w:t>MongoRepository</w:t>
-      </w:r>
-      <w:proofErr w:type="spellEnd"/>
-      <w:r>
-        <w:t xml:space="preserve"> для работы c коллекцией чат-комнат;</w:t>
-      </w:r>
-    </w:p>
-    <w:p>
-      <w:pPr>
-        <w:pStyle w:val="ListParagraph"/>
+        <w:t>нтерфейс MongoRepository для работы c коллекцией чат-комнат;</w:t>
+      </w:r>
+    </w:p>
+    <w:p>
+      <w:pPr>
+        <w:pStyle w:val="a8"/>
         <w:numPr>
           <w:ilvl w:val="0"/>
           <w:numId w:val="23"/>
         </w:numPr>
       </w:pPr>
-      <w:proofErr w:type="spellStart"/>
       <w:r>
         <w:t>UserRepository</w:t>
       </w:r>
-      <w:proofErr w:type="spellEnd"/>
       <w:r>
         <w:t xml:space="preserve"> – и</w:t>
       </w:r>
       <w:r>
         <w:t xml:space="preserve">нтерфейс </w:t>
       </w:r>
-      <w:proofErr w:type="spellStart"/>
       <w:r>
         <w:rPr>
           <w:lang w:val="en-US"/>
         </w:rPr>
         <w:t>MongoRepository</w:t>
       </w:r>
-      <w:proofErr w:type="spellEnd"/>
       <w:r>
         <w:t xml:space="preserve"> для работы </w:t>
       </w:r>
@@ -14894,45 +14117,33 @@
     </w:p>
     <w:p>
       <w:pPr>
-        <w:pStyle w:val="ListParagraph"/>
+        <w:pStyle w:val="a8"/>
         <w:numPr>
           <w:ilvl w:val="0"/>
           <w:numId w:val="23"/>
         </w:numPr>
       </w:pPr>
-      <w:proofErr w:type="spellStart"/>
       <w:r>
         <w:t>LongPollService</w:t>
       </w:r>
-      <w:proofErr w:type="spellEnd"/>
       <w:r>
         <w:t xml:space="preserve"> – с</w:t>
       </w:r>
       <w:r>
-        <w:t xml:space="preserve">ервис для работы с </w:t>
-      </w:r>
-      <w:proofErr w:type="spellStart"/>
-      <w:r>
-        <w:t>лонгпулами</w:t>
-      </w:r>
-      <w:proofErr w:type="spellEnd"/>
-      <w:r>
-        <w:t>;</w:t>
-      </w:r>
-    </w:p>
-    <w:p>
-      <w:pPr>
-        <w:pStyle w:val="ListParagraph"/>
+        <w:t>ервис для работы с лонгпулами;</w:t>
+      </w:r>
+    </w:p>
+    <w:p>
+      <w:pPr>
+        <w:pStyle w:val="a8"/>
         <w:numPr>
           <w:ilvl w:val="0"/>
           <w:numId w:val="23"/>
         </w:numPr>
       </w:pPr>
-      <w:proofErr w:type="spellStart"/>
       <w:r>
         <w:t>MessageService</w:t>
       </w:r>
-      <w:proofErr w:type="spellEnd"/>
       <w:r>
         <w:t xml:space="preserve"> – с</w:t>
       </w:r>
@@ -14942,17 +14153,15 @@
     </w:p>
     <w:p>
       <w:pPr>
-        <w:pStyle w:val="ListParagraph"/>
+        <w:pStyle w:val="a8"/>
         <w:numPr>
           <w:ilvl w:val="0"/>
           <w:numId w:val="23"/>
         </w:numPr>
       </w:pPr>
-      <w:proofErr w:type="spellStart"/>
       <w:r>
         <w:t>RoomService</w:t>
       </w:r>
-      <w:proofErr w:type="spellEnd"/>
       <w:r>
         <w:t xml:space="preserve"> – с</w:t>
       </w:r>
@@ -14962,17 +14171,15 @@
     </w:p>
     <w:p>
       <w:pPr>
-        <w:pStyle w:val="ListParagraph"/>
+        <w:pStyle w:val="a8"/>
         <w:numPr>
           <w:ilvl w:val="0"/>
           <w:numId w:val="23"/>
         </w:numPr>
       </w:pPr>
-      <w:proofErr w:type="spellStart"/>
       <w:r>
         <w:t>UserService</w:t>
       </w:r>
-      <w:proofErr w:type="spellEnd"/>
       <w:r>
         <w:t xml:space="preserve"> – с</w:t>
       </w:r>
@@ -14982,17 +14189,15 @@
     </w:p>
     <w:p>
       <w:pPr>
-        <w:pStyle w:val="ListParagraph"/>
+        <w:pStyle w:val="a8"/>
         <w:numPr>
           <w:ilvl w:val="0"/>
           <w:numId w:val="23"/>
         </w:numPr>
       </w:pPr>
-      <w:proofErr w:type="spellStart"/>
       <w:r>
         <w:t>GenResponseUtil</w:t>
       </w:r>
-      <w:proofErr w:type="spellEnd"/>
       <w:r>
         <w:t xml:space="preserve"> – г</w:t>
       </w:r>
@@ -15026,17 +14231,15 @@
     </w:p>
     <w:p>
       <w:pPr>
-        <w:pStyle w:val="ListParagraph"/>
+        <w:pStyle w:val="a8"/>
         <w:numPr>
           <w:ilvl w:val="0"/>
           <w:numId w:val="23"/>
         </w:numPr>
       </w:pPr>
-      <w:proofErr w:type="spellStart"/>
       <w:r>
         <w:t>TimeUtil</w:t>
       </w:r>
-      <w:proofErr w:type="spellEnd"/>
       <w:r>
         <w:t xml:space="preserve"> –</w:t>
       </w:r>
@@ -15061,17 +14264,15 @@
     </w:p>
     <w:p>
       <w:pPr>
-        <w:pStyle w:val="ListParagraph"/>
+        <w:pStyle w:val="a8"/>
         <w:numPr>
           <w:ilvl w:val="0"/>
           <w:numId w:val="23"/>
         </w:numPr>
       </w:pPr>
-      <w:proofErr w:type="spellStart"/>
       <w:r>
         <w:t>UUIDUtil</w:t>
       </w:r>
-      <w:proofErr w:type="spellEnd"/>
       <w:r>
         <w:t xml:space="preserve"> </w:t>
       </w:r>
@@ -15103,30 +14304,23 @@
         <w:t xml:space="preserve"> </w:t>
       </w:r>
       <w:r>
-        <w:t xml:space="preserve">для </w:t>
-      </w:r>
-      <w:proofErr w:type="spellStart"/>
-      <w:r>
-        <w:t>лонгпула</w:t>
-      </w:r>
-      <w:proofErr w:type="spellEnd"/>
+        <w:t>для лонгпула</w:t>
+      </w:r>
       <w:r>
         <w:t>;</w:t>
       </w:r>
     </w:p>
     <w:p>
       <w:pPr>
-        <w:pStyle w:val="ListParagraph"/>
+        <w:pStyle w:val="a8"/>
         <w:numPr>
           <w:ilvl w:val="0"/>
           <w:numId w:val="23"/>
         </w:numPr>
       </w:pPr>
-      <w:proofErr w:type="spellStart"/>
       <w:r>
         <w:t>DemkaserverApplicationTests</w:t>
       </w:r>
-      <w:proofErr w:type="spellEnd"/>
       <w:r>
         <w:t xml:space="preserve"> –</w:t>
       </w:r>
@@ -15148,17 +14342,16 @@
     </w:p>
     <w:p>
       <w:pPr>
-        <w:pStyle w:val="ListParagraph"/>
+        <w:pStyle w:val="a8"/>
         <w:numPr>
           <w:ilvl w:val="0"/>
           <w:numId w:val="23"/>
         </w:numPr>
       </w:pPr>
-      <w:proofErr w:type="spellStart"/>
-      <w:r>
+      <w:r>
+        <w:lastRenderedPageBreak/>
         <w:t>DemkaserverApplication</w:t>
       </w:r>
-      <w:proofErr w:type="spellEnd"/>
       <w:r>
         <w:t xml:space="preserve"> – точка входа в программу</w:t>
       </w:r>
@@ -15176,9 +14369,8 @@
       <w:r>
         <w:rPr>
           <w:noProof/>
-          <w:lang w:val="en-US"/>
-        </w:rPr>
-        <w:lastRenderedPageBreak/>
+          <w:lang w:eastAsia="ru-RU"/>
+        </w:rPr>
         <w:drawing>
           <wp:inline distT="0" distB="0" distL="0" distR="0" wp14:anchorId="56367FAB" wp14:editId="3F98CD70">
             <wp:extent cx="6120130" cy="4196715"/>
@@ -15195,7 +14387,7 @@
                     <pic:cNvPicPr/>
                   </pic:nvPicPr>
                   <pic:blipFill>
-                    <a:blip r:embed="rId24" cstate="print">
+                    <a:blip r:embed="rId23" cstate="print">
                       <a:extLst>
                         <a:ext uri="{28A0092B-C50C-407E-A947-70E740481C1C}">
                           <a14:useLocalDpi xmlns:a14="http://schemas.microsoft.com/office/drawing/2010/main" val="0"/>
@@ -15224,13 +14416,13 @@
     </w:p>
     <w:p>
       <w:pPr>
-        <w:pStyle w:val="Heading2"/>
-      </w:pPr>
-      <w:bookmarkStart w:id="22" w:name="_Toc69742766"/>
+        <w:pStyle w:val="2"/>
+      </w:pPr>
+      <w:bookmarkStart w:id="23" w:name="_Toc69743474"/>
       <w:r>
         <w:t>Клиент</w:t>
       </w:r>
-      <w:bookmarkEnd w:id="22"/>
+      <w:bookmarkEnd w:id="23"/>
     </w:p>
     <w:p>
       <w:r>
@@ -15257,7 +14449,7 @@
     </w:p>
     <w:p>
       <w:pPr>
-        <w:pStyle w:val="ListParagraph"/>
+        <w:pStyle w:val="a8"/>
         <w:numPr>
           <w:ilvl w:val="0"/>
           <w:numId w:val="25"/>
@@ -15284,13 +14476,8 @@
       <w:r>
         <w:t xml:space="preserve"> (3 </w:t>
       </w:r>
-      <w:proofErr w:type="spellStart"/>
-      <w:r>
-        <w:t>шт</w:t>
-      </w:r>
-      <w:proofErr w:type="spellEnd"/>
-      <w:r>
-        <w:t>) – содержат логику для общения с сервером</w:t>
+      <w:r>
+        <w:t>шт) – содержат логику для общения с сервером</w:t>
       </w:r>
       <w:r>
         <w:t>;</w:t>
@@ -15298,7 +14485,7 @@
     </w:p>
     <w:p>
       <w:pPr>
-        <w:pStyle w:val="ListParagraph"/>
+        <w:pStyle w:val="a8"/>
         <w:numPr>
           <w:ilvl w:val="0"/>
           <w:numId w:val="25"/>
@@ -15308,15 +14495,7 @@
         <w:t>Классы к</w:t>
       </w:r>
       <w:r>
-        <w:t xml:space="preserve">онтроллеры (12 </w:t>
-      </w:r>
-      <w:proofErr w:type="spellStart"/>
-      <w:r>
-        <w:t>шт</w:t>
-      </w:r>
-      <w:proofErr w:type="spellEnd"/>
-      <w:r>
-        <w:t>) – отвечают за обработку действий пользователя на формах приложения</w:t>
+        <w:t>онтроллеры (12 шт) – отвечают за обработку действий пользователя на формах приложения</w:t>
       </w:r>
       <w:r>
         <w:t>;</w:t>
@@ -15324,22 +14503,14 @@
     </w:p>
     <w:p>
       <w:pPr>
-        <w:pStyle w:val="ListParagraph"/>
+        <w:pStyle w:val="a8"/>
         <w:numPr>
           <w:ilvl w:val="0"/>
           <w:numId w:val="25"/>
         </w:numPr>
       </w:pPr>
       <w:r>
-        <w:t xml:space="preserve">Классы ошибок (4 </w:t>
-      </w:r>
-      <w:proofErr w:type="spellStart"/>
-      <w:r>
-        <w:t>шт</w:t>
-      </w:r>
-      <w:proofErr w:type="spellEnd"/>
-      <w:r>
-        <w:t>) – специальные классы наследованные от</w:t>
+        <w:t>Классы ошибок (4 шт) – специальные классы наследованные от</w:t>
       </w:r>
       <w:r>
         <w:t xml:space="preserve"> </w:t>
@@ -15374,7 +14545,7 @@
     </w:p>
     <w:p>
       <w:pPr>
-        <w:pStyle w:val="ListParagraph"/>
+        <w:pStyle w:val="a8"/>
         <w:numPr>
           <w:ilvl w:val="0"/>
           <w:numId w:val="25"/>
@@ -15386,13 +14557,8 @@
       <w:r>
         <w:t xml:space="preserve"> (3 </w:t>
       </w:r>
-      <w:proofErr w:type="spellStart"/>
-      <w:r>
-        <w:t>шт</w:t>
-      </w:r>
-      <w:proofErr w:type="spellEnd"/>
-      <w:r>
-        <w:t>) – модели для обработки сущностей-документов</w:t>
+      <w:r>
+        <w:t>шт) – модели для обработки сущностей-документов</w:t>
       </w:r>
       <w:r>
         <w:t xml:space="preserve">, </w:t>
@@ -15406,13 +14572,14 @@
     </w:p>
     <w:p>
       <w:pPr>
-        <w:pStyle w:val="ListParagraph"/>
+        <w:pStyle w:val="a8"/>
         <w:numPr>
           <w:ilvl w:val="0"/>
           <w:numId w:val="25"/>
         </w:numPr>
       </w:pPr>
       <w:r>
+        <w:lastRenderedPageBreak/>
         <w:t xml:space="preserve">Классы </w:t>
       </w:r>
       <w:r>
@@ -15424,13 +14591,8 @@
       <w:r>
         <w:t xml:space="preserve"> (3 </w:t>
       </w:r>
-      <w:proofErr w:type="spellStart"/>
-      <w:r>
-        <w:t>шт</w:t>
-      </w:r>
-      <w:proofErr w:type="spellEnd"/>
-      <w:r>
-        <w:t>) – особые классы</w:t>
+      <w:r>
+        <w:t>шт) – особые классы</w:t>
       </w:r>
       <w:r>
         <w:t xml:space="preserve">, </w:t>
@@ -15468,23 +14630,14 @@
     </w:p>
     <w:p>
       <w:pPr>
-        <w:pStyle w:val="ListParagraph"/>
+        <w:pStyle w:val="a8"/>
         <w:numPr>
           <w:ilvl w:val="0"/>
           <w:numId w:val="25"/>
         </w:numPr>
       </w:pPr>
       <w:r>
-        <w:lastRenderedPageBreak/>
-        <w:t xml:space="preserve">Классы-утилиты (6 </w:t>
-      </w:r>
-      <w:proofErr w:type="spellStart"/>
-      <w:r>
-        <w:t>шт</w:t>
-      </w:r>
-      <w:proofErr w:type="spellEnd"/>
-      <w:r>
-        <w:t xml:space="preserve">) – </w:t>
+        <w:t xml:space="preserve">Классы-утилиты (6 шт) – </w:t>
       </w:r>
       <w:r>
         <w:t>необходимы для обособленных решений простых задач, которые повторяются часто;</w:t>
@@ -15492,22 +14645,14 @@
     </w:p>
     <w:p>
       <w:pPr>
-        <w:pStyle w:val="ListParagraph"/>
+        <w:pStyle w:val="a8"/>
         <w:numPr>
           <w:ilvl w:val="0"/>
           <w:numId w:val="25"/>
         </w:numPr>
       </w:pPr>
       <w:r>
-        <w:t xml:space="preserve">Точка входа в программу (1 </w:t>
-      </w:r>
-      <w:proofErr w:type="spellStart"/>
-      <w:r>
-        <w:t>шт</w:t>
-      </w:r>
-      <w:proofErr w:type="spellEnd"/>
-      <w:r>
-        <w:t>) – базовый класс</w:t>
+        <w:t>Точка входа в программу (1 шт) – базовый класс</w:t>
       </w:r>
       <w:r>
         <w:t>,</w:t>
@@ -15537,7 +14682,7 @@
       <w:r>
         <w:rPr>
           <w:noProof/>
-          <w:lang w:val="en-US"/>
+          <w:lang w:eastAsia="ru-RU"/>
         </w:rPr>
         <w:drawing>
           <wp:inline distT="0" distB="0" distL="0" distR="0" wp14:anchorId="3701CBC4" wp14:editId="1871C26E">
@@ -15555,7 +14700,7 @@
                     <pic:cNvPicPr/>
                   </pic:nvPicPr>
                   <pic:blipFill>
-                    <a:blip r:embed="rId25" cstate="print">
+                    <a:blip r:embed="rId24" cstate="print">
                       <a:extLst>
                         <a:ext uri="{28A0092B-C50C-407E-A947-70E740481C1C}">
                           <a14:useLocalDpi xmlns:a14="http://schemas.microsoft.com/office/drawing/2010/main" val="0"/>
@@ -15604,20 +14749,18 @@
     </w:p>
     <w:p>
       <w:pPr>
-        <w:pStyle w:val="ListParagraph"/>
+        <w:pStyle w:val="a8"/>
         <w:numPr>
           <w:ilvl w:val="0"/>
           <w:numId w:val="26"/>
         </w:numPr>
       </w:pPr>
-      <w:proofErr w:type="spellStart"/>
       <w:r>
         <w:rPr>
           <w:lang w:val="en-US"/>
         </w:rPr>
         <w:t>HTTPRequest</w:t>
       </w:r>
-      <w:proofErr w:type="spellEnd"/>
       <w:r>
         <w:t xml:space="preserve"> – класс со статическими методами для </w:t>
       </w:r>
@@ -15672,20 +14815,19 @@
     </w:p>
     <w:p>
       <w:pPr>
-        <w:pStyle w:val="ListParagraph"/>
+        <w:pStyle w:val="a8"/>
         <w:numPr>
           <w:ilvl w:val="0"/>
           <w:numId w:val="26"/>
         </w:numPr>
       </w:pPr>
-      <w:proofErr w:type="spellStart"/>
-      <w:r>
-        <w:rPr>
-          <w:lang w:val="en-US"/>
-        </w:rPr>
+      <w:r>
+        <w:rPr>
+          <w:lang w:val="en-US"/>
+        </w:rPr>
+        <w:lastRenderedPageBreak/>
         <w:t>SuperAPI</w:t>
       </w:r>
-      <w:proofErr w:type="spellEnd"/>
       <w:r>
         <w:t xml:space="preserve"> – </w:t>
       </w:r>
@@ -15710,54 +14852,44 @@
     </w:p>
     <w:p>
       <w:pPr>
-        <w:pStyle w:val="ListParagraph"/>
+        <w:pStyle w:val="a8"/>
         <w:numPr>
           <w:ilvl w:val="0"/>
           <w:numId w:val="26"/>
         </w:numPr>
       </w:pPr>
-      <w:proofErr w:type="spellStart"/>
       <w:r>
         <w:rPr>
           <w:lang w:val="en-US"/>
         </w:rPr>
         <w:t>MyAPI</w:t>
       </w:r>
-      <w:proofErr w:type="spellEnd"/>
       <w:r>
         <w:t xml:space="preserve"> – </w:t>
       </w:r>
       <w:r>
         <w:t xml:space="preserve">класс с реализацией методов интерфейса </w:t>
       </w:r>
-      <w:proofErr w:type="spellStart"/>
       <w:r>
         <w:rPr>
           <w:lang w:val="en-US"/>
         </w:rPr>
         <w:t>SuperAPI</w:t>
       </w:r>
-      <w:proofErr w:type="spellEnd"/>
       <w:r>
         <w:t>;</w:t>
       </w:r>
     </w:p>
     <w:p>
       <w:pPr>
-        <w:pStyle w:val="ListParagraph"/>
+        <w:pStyle w:val="a8"/>
         <w:numPr>
           <w:ilvl w:val="0"/>
           <w:numId w:val="26"/>
         </w:numPr>
       </w:pPr>
-      <w:proofErr w:type="spellStart"/>
-      <w:r>
-        <w:lastRenderedPageBreak/>
-        <w:t>AboutMeController</w:t>
-      </w:r>
-      <w:proofErr w:type="spellEnd"/>
-      <w:r>
-        <w:t xml:space="preserve"> – </w:t>
+      <w:r>
+        <w:t xml:space="preserve">AboutMeController – </w:t>
       </w:r>
       <w:r>
         <w:t>к</w:t>
@@ -15780,19 +14912,14 @@
     </w:p>
     <w:p>
       <w:pPr>
-        <w:pStyle w:val="ListParagraph"/>
+        <w:pStyle w:val="a8"/>
         <w:numPr>
           <w:ilvl w:val="0"/>
           <w:numId w:val="26"/>
         </w:numPr>
       </w:pPr>
-      <w:proofErr w:type="spellStart"/>
-      <w:r>
-        <w:t>ConnectionErrorController</w:t>
-      </w:r>
-      <w:proofErr w:type="spellEnd"/>
-      <w:r>
-        <w:t xml:space="preserve"> – </w:t>
+      <w:r>
+        <w:t xml:space="preserve">ConnectionErrorController – </w:t>
       </w:r>
       <w:r>
         <w:t>к</w:t>
@@ -15803,19 +14930,14 @@
     </w:p>
     <w:p>
       <w:pPr>
-        <w:pStyle w:val="ListParagraph"/>
+        <w:pStyle w:val="a8"/>
         <w:numPr>
           <w:ilvl w:val="0"/>
           <w:numId w:val="26"/>
         </w:numPr>
       </w:pPr>
-      <w:proofErr w:type="spellStart"/>
-      <w:r>
-        <w:t>CreateNewRoomController</w:t>
-      </w:r>
-      <w:proofErr w:type="spellEnd"/>
-      <w:r>
-        <w:t xml:space="preserve"> – </w:t>
+      <w:r>
+        <w:t xml:space="preserve">CreateNewRoomController – </w:t>
       </w:r>
       <w:r>
         <w:t>к</w:t>
@@ -15826,19 +14948,14 @@
     </w:p>
     <w:p>
       <w:pPr>
-        <w:pStyle w:val="ListParagraph"/>
+        <w:pStyle w:val="a8"/>
         <w:numPr>
           <w:ilvl w:val="0"/>
           <w:numId w:val="26"/>
         </w:numPr>
       </w:pPr>
-      <w:proofErr w:type="spellStart"/>
-      <w:r>
-        <w:t>ForgotPasswordController</w:t>
-      </w:r>
-      <w:proofErr w:type="spellEnd"/>
-      <w:r>
-        <w:t xml:space="preserve"> – </w:t>
+      <w:r>
+        <w:t xml:space="preserve">ForgotPasswordController – </w:t>
       </w:r>
       <w:r>
         <w:t>к</w:t>
@@ -15849,19 +14966,14 @@
     </w:p>
     <w:p>
       <w:pPr>
-        <w:pStyle w:val="ListParagraph"/>
+        <w:pStyle w:val="a8"/>
         <w:numPr>
           <w:ilvl w:val="0"/>
           <w:numId w:val="26"/>
         </w:numPr>
       </w:pPr>
-      <w:proofErr w:type="spellStart"/>
-      <w:r>
-        <w:t>LoginController</w:t>
-      </w:r>
-      <w:proofErr w:type="spellEnd"/>
-      <w:r>
-        <w:t xml:space="preserve"> – </w:t>
+      <w:r>
+        <w:t xml:space="preserve">LoginController – </w:t>
       </w:r>
       <w:r>
         <w:t>к</w:t>
@@ -15872,19 +14984,14 @@
     </w:p>
     <w:p>
       <w:pPr>
-        <w:pStyle w:val="ListParagraph"/>
+        <w:pStyle w:val="a8"/>
         <w:numPr>
           <w:ilvl w:val="0"/>
           <w:numId w:val="26"/>
         </w:numPr>
       </w:pPr>
-      <w:proofErr w:type="spellStart"/>
-      <w:r>
-        <w:t>MainChatController</w:t>
-      </w:r>
-      <w:proofErr w:type="spellEnd"/>
-      <w:r>
-        <w:t xml:space="preserve"> – </w:t>
+      <w:r>
+        <w:t xml:space="preserve">MainChatController – </w:t>
       </w:r>
       <w:r>
         <w:t>к</w:t>
@@ -15901,19 +15008,14 @@
     </w:p>
     <w:p>
       <w:pPr>
-        <w:pStyle w:val="ListParagraph"/>
+        <w:pStyle w:val="a8"/>
         <w:numPr>
           <w:ilvl w:val="0"/>
           <w:numId w:val="26"/>
         </w:numPr>
       </w:pPr>
-      <w:proofErr w:type="spellStart"/>
-      <w:r>
-        <w:t>RegistrationController</w:t>
-      </w:r>
-      <w:proofErr w:type="spellEnd"/>
-      <w:r>
-        <w:t xml:space="preserve"> – </w:t>
+      <w:r>
+        <w:t xml:space="preserve">RegistrationController – </w:t>
       </w:r>
       <w:r>
         <w:t>к</w:t>
@@ -15924,19 +15026,14 @@
     </w:p>
     <w:p>
       <w:pPr>
-        <w:pStyle w:val="ListParagraph"/>
+        <w:pStyle w:val="a8"/>
         <w:numPr>
           <w:ilvl w:val="0"/>
           <w:numId w:val="26"/>
         </w:numPr>
       </w:pPr>
-      <w:proofErr w:type="spellStart"/>
-      <w:r>
-        <w:t>RootLayoutController</w:t>
-      </w:r>
-      <w:proofErr w:type="spellEnd"/>
-      <w:r>
-        <w:t xml:space="preserve"> –</w:t>
+      <w:r>
+        <w:t>RootLayoutController –</w:t>
       </w:r>
       <w:r>
         <w:t xml:space="preserve"> б</w:t>
@@ -15956,17 +15053,15 @@
     </w:p>
     <w:p>
       <w:pPr>
-        <w:pStyle w:val="ListParagraph"/>
+        <w:pStyle w:val="a8"/>
         <w:numPr>
           <w:ilvl w:val="0"/>
           <w:numId w:val="26"/>
         </w:numPr>
       </w:pPr>
-      <w:proofErr w:type="spellStart"/>
       <w:r>
         <w:t>ShowChatUsersController</w:t>
       </w:r>
-      <w:proofErr w:type="spellEnd"/>
       <w:r>
         <w:t xml:space="preserve"> –</w:t>
       </w:r>
@@ -15982,17 +15077,15 @@
     </w:p>
     <w:p>
       <w:pPr>
-        <w:pStyle w:val="ListParagraph"/>
+        <w:pStyle w:val="a8"/>
         <w:numPr>
           <w:ilvl w:val="0"/>
           <w:numId w:val="26"/>
         </w:numPr>
       </w:pPr>
-      <w:proofErr w:type="spellStart"/>
       <w:r>
         <w:t>SuccessActionController</w:t>
       </w:r>
-      <w:proofErr w:type="spellEnd"/>
       <w:r>
         <w:t xml:space="preserve"> –</w:t>
       </w:r>
@@ -16008,19 +15101,14 @@
     </w:p>
     <w:p>
       <w:pPr>
-        <w:pStyle w:val="ListParagraph"/>
+        <w:pStyle w:val="a8"/>
         <w:numPr>
           <w:ilvl w:val="0"/>
           <w:numId w:val="26"/>
         </w:numPr>
       </w:pPr>
-      <w:proofErr w:type="spellStart"/>
-      <w:r>
-        <w:t>SuperFullController</w:t>
-      </w:r>
-      <w:proofErr w:type="spellEnd"/>
-      <w:r>
-        <w:t xml:space="preserve"> – </w:t>
+      <w:r>
+        <w:t xml:space="preserve">SuperFullController – </w:t>
       </w:r>
       <w:r>
         <w:t>абстрактный к</w:t>
@@ -16043,47 +15131,33 @@
     </w:p>
     <w:p>
       <w:pPr>
-        <w:pStyle w:val="ListParagraph"/>
+        <w:pStyle w:val="a8"/>
         <w:numPr>
           <w:ilvl w:val="0"/>
           <w:numId w:val="26"/>
         </w:numPr>
       </w:pPr>
-      <w:proofErr w:type="spellStart"/>
       <w:r>
         <w:t>SuperPartController</w:t>
       </w:r>
-      <w:proofErr w:type="spellEnd"/>
       <w:r>
         <w:t xml:space="preserve"> – абстрактный к</w:t>
       </w:r>
       <w:r>
-        <w:t xml:space="preserve">ласс, от которого наследуются все контроллеры, </w:t>
-      </w:r>
-      <w:proofErr w:type="spellStart"/>
-      <w:r>
-        <w:t>layout</w:t>
-      </w:r>
-      <w:proofErr w:type="spellEnd"/>
-      <w:r>
-        <w:t xml:space="preserve"> которых открывается поверх основного окна;</w:t>
-      </w:r>
-    </w:p>
-    <w:p>
-      <w:pPr>
-        <w:pStyle w:val="ListParagraph"/>
+        <w:t>ласс, от которого наследуются все контроллеры, layout которых открывается поверх основного окна;</w:t>
+      </w:r>
+    </w:p>
+    <w:p>
+      <w:pPr>
+        <w:pStyle w:val="a8"/>
         <w:numPr>
           <w:ilvl w:val="0"/>
           <w:numId w:val="26"/>
         </w:numPr>
       </w:pPr>
-      <w:proofErr w:type="spellStart"/>
-      <w:r>
-        <w:t>EmptyAPIResponseException</w:t>
-      </w:r>
-      <w:proofErr w:type="spellEnd"/>
-      <w:r>
-        <w:t xml:space="preserve"> – </w:t>
+      <w:r>
+        <w:lastRenderedPageBreak/>
+        <w:t xml:space="preserve">EmptyAPIResponseException – </w:t>
       </w:r>
       <w:r>
         <w:t>о</w:t>
@@ -16106,17 +15180,15 @@
     </w:p>
     <w:p>
       <w:pPr>
-        <w:pStyle w:val="ListParagraph"/>
+        <w:pStyle w:val="a8"/>
         <w:numPr>
           <w:ilvl w:val="0"/>
           <w:numId w:val="26"/>
         </w:numPr>
       </w:pPr>
-      <w:proofErr w:type="spellStart"/>
       <w:r>
         <w:t>FalseServerFlagException</w:t>
       </w:r>
-      <w:proofErr w:type="spellEnd"/>
       <w:r>
         <w:t xml:space="preserve"> – ошибка</w:t>
       </w:r>
@@ -16162,68 +15234,45 @@
     </w:p>
     <w:p>
       <w:pPr>
-        <w:pStyle w:val="ListParagraph"/>
+        <w:pStyle w:val="a8"/>
         <w:numPr>
           <w:ilvl w:val="0"/>
           <w:numId w:val="26"/>
         </w:numPr>
       </w:pPr>
-      <w:proofErr w:type="spellStart"/>
-      <w:r>
-        <w:lastRenderedPageBreak/>
+      <w:r>
         <w:t>LongPollListenerException</w:t>
       </w:r>
-      <w:proofErr w:type="spellEnd"/>
       <w:r>
         <w:t xml:space="preserve"> – о</w:t>
       </w:r>
       <w:r>
-        <w:t xml:space="preserve">шибка </w:t>
-      </w:r>
-      <w:proofErr w:type="spellStart"/>
-      <w:r>
-        <w:t>прослушки</w:t>
-      </w:r>
-      <w:proofErr w:type="spellEnd"/>
-      <w:r>
-        <w:t xml:space="preserve"> </w:t>
-      </w:r>
-      <w:r>
-        <w:t xml:space="preserve">текущего </w:t>
-      </w:r>
-      <w:proofErr w:type="spellStart"/>
-      <w:r>
-        <w:t>лонгпула</w:t>
-      </w:r>
-      <w:proofErr w:type="spellEnd"/>
+        <w:t xml:space="preserve">шибка прослушки </w:t>
+      </w:r>
+      <w:r>
+        <w:t>текущего лонгпула</w:t>
+      </w:r>
       <w:r>
         <w:t xml:space="preserve">. </w:t>
       </w:r>
       <w:r>
-        <w:t xml:space="preserve">При ее получении происходит получение нового адреса </w:t>
-      </w:r>
-      <w:proofErr w:type="spellStart"/>
-      <w:r>
-        <w:t>лонгпула</w:t>
-      </w:r>
-      <w:proofErr w:type="spellEnd"/>
+        <w:t>При ее получении происходит получение нового адреса лонгпула</w:t>
+      </w:r>
       <w:r>
         <w:t>;</w:t>
       </w:r>
     </w:p>
     <w:p>
       <w:pPr>
-        <w:pStyle w:val="ListParagraph"/>
+        <w:pStyle w:val="a8"/>
         <w:numPr>
           <w:ilvl w:val="0"/>
           <w:numId w:val="26"/>
         </w:numPr>
       </w:pPr>
-      <w:proofErr w:type="spellStart"/>
       <w:r>
         <w:t>RoomNotFoundException</w:t>
       </w:r>
-      <w:proofErr w:type="spellEnd"/>
       <w:r>
         <w:t xml:space="preserve"> – о</w:t>
       </w:r>
@@ -16242,7 +15291,7 @@
     </w:p>
     <w:p>
       <w:pPr>
-        <w:pStyle w:val="ListParagraph"/>
+        <w:pStyle w:val="a8"/>
         <w:numPr>
           <w:ilvl w:val="0"/>
           <w:numId w:val="26"/>
@@ -16266,7 +15315,7 @@
     </w:p>
     <w:p>
       <w:pPr>
-        <w:pStyle w:val="ListParagraph"/>
+        <w:pStyle w:val="a8"/>
         <w:numPr>
           <w:ilvl w:val="0"/>
           <w:numId w:val="26"/>
@@ -16290,7 +15339,7 @@
     </w:p>
     <w:p>
       <w:pPr>
-        <w:pStyle w:val="ListParagraph"/>
+        <w:pStyle w:val="a8"/>
         <w:numPr>
           <w:ilvl w:val="0"/>
           <w:numId w:val="26"/>
@@ -16314,79 +15363,51 @@
     </w:p>
     <w:p>
       <w:pPr>
-        <w:pStyle w:val="ListParagraph"/>
+        <w:pStyle w:val="a8"/>
         <w:numPr>
           <w:ilvl w:val="0"/>
           <w:numId w:val="26"/>
         </w:numPr>
       </w:pPr>
-      <w:proofErr w:type="spellStart"/>
-      <w:r>
-        <w:t>CheckInternetRunnable</w:t>
-      </w:r>
-      <w:proofErr w:type="spellEnd"/>
-      <w:r>
-        <w:t xml:space="preserve"> – </w:t>
+      <w:r>
+        <w:t xml:space="preserve">CheckInternetRunnable – </w:t>
       </w:r>
       <w:r>
         <w:t>о</w:t>
       </w:r>
       <w:r>
-        <w:t xml:space="preserve">тдельный поток для проверки </w:t>
-      </w:r>
-      <w:proofErr w:type="spellStart"/>
-      <w:r>
-        <w:t>интернет-соединения</w:t>
-      </w:r>
-      <w:proofErr w:type="spellEnd"/>
-      <w:r>
-        <w:t>;</w:t>
-      </w:r>
-    </w:p>
-    <w:p>
-      <w:pPr>
-        <w:pStyle w:val="ListParagraph"/>
+        <w:t>тдельный поток для проверки интернет-соединения;</w:t>
+      </w:r>
+    </w:p>
+    <w:p>
+      <w:pPr>
+        <w:pStyle w:val="a8"/>
         <w:numPr>
           <w:ilvl w:val="0"/>
           <w:numId w:val="26"/>
         </w:numPr>
       </w:pPr>
-      <w:proofErr w:type="spellStart"/>
-      <w:r>
-        <w:t>LongPollRunnable</w:t>
-      </w:r>
-      <w:proofErr w:type="spellEnd"/>
-      <w:r>
-        <w:t xml:space="preserve"> – </w:t>
+      <w:r>
+        <w:t xml:space="preserve">LongPollRunnable – </w:t>
       </w:r>
       <w:r>
         <w:t>о</w:t>
       </w:r>
       <w:r>
-        <w:t xml:space="preserve">тдельный поток для получения сообщений через логику </w:t>
-      </w:r>
-      <w:proofErr w:type="spellStart"/>
-      <w:r>
-        <w:t>лонгпулинга</w:t>
-      </w:r>
-      <w:proofErr w:type="spellEnd"/>
-      <w:r>
-        <w:t>;</w:t>
-      </w:r>
-    </w:p>
-    <w:p>
-      <w:pPr>
-        <w:pStyle w:val="ListParagraph"/>
+        <w:t>тдельный поток для получения сообщений через логику лонгпулинга;</w:t>
+      </w:r>
+    </w:p>
+    <w:p>
+      <w:pPr>
+        <w:pStyle w:val="a8"/>
         <w:numPr>
           <w:ilvl w:val="0"/>
           <w:numId w:val="26"/>
         </w:numPr>
       </w:pPr>
-      <w:proofErr w:type="spellStart"/>
       <w:r>
         <w:t>RunnableManager</w:t>
       </w:r>
-      <w:proofErr w:type="spellEnd"/>
       <w:r>
         <w:t xml:space="preserve"> – </w:t>
       </w:r>
@@ -16396,42 +15417,36 @@
       <w:r>
         <w:t xml:space="preserve">ласс для менеджмента потоков </w:t>
       </w:r>
-      <w:proofErr w:type="spellStart"/>
       <w:r>
         <w:rPr>
           <w:lang w:val="en-US"/>
         </w:rPr>
         <w:t>LongPollRunnable</w:t>
       </w:r>
-      <w:proofErr w:type="spellEnd"/>
       <w:r>
         <w:t xml:space="preserve"> и </w:t>
       </w:r>
-      <w:proofErr w:type="spellStart"/>
       <w:r>
         <w:rPr>
           <w:lang w:val="en-US"/>
         </w:rPr>
         <w:t>CheckInternetRunnable</w:t>
       </w:r>
-      <w:proofErr w:type="spellEnd"/>
       <w:r>
         <w:t>;</w:t>
       </w:r>
     </w:p>
     <w:p>
       <w:pPr>
-        <w:pStyle w:val="ListParagraph"/>
+        <w:pStyle w:val="a8"/>
         <w:numPr>
           <w:ilvl w:val="0"/>
           <w:numId w:val="26"/>
         </w:numPr>
       </w:pPr>
-      <w:proofErr w:type="spellStart"/>
       <w:r>
         <w:t>AuthUtil</w:t>
       </w:r>
-      <w:proofErr w:type="spellEnd"/>
       <w:r>
         <w:t xml:space="preserve"> – </w:t>
       </w:r>
@@ -16439,32 +15454,19 @@
         <w:t>к</w:t>
       </w:r>
       <w:r>
-        <w:t xml:space="preserve">ласс для работы с </w:t>
-      </w:r>
-      <w:proofErr w:type="spellStart"/>
-      <w:r>
-        <w:t>автоавторизацией</w:t>
-      </w:r>
-      <w:proofErr w:type="spellEnd"/>
-      <w:r>
-        <w:t>;</w:t>
-      </w:r>
-    </w:p>
-    <w:p>
-      <w:pPr>
-        <w:pStyle w:val="ListParagraph"/>
+        <w:t>ласс для работы с автоавторизацией;</w:t>
+      </w:r>
+    </w:p>
+    <w:p>
+      <w:pPr>
+        <w:pStyle w:val="a8"/>
         <w:numPr>
           <w:ilvl w:val="0"/>
           <w:numId w:val="26"/>
         </w:numPr>
       </w:pPr>
-      <w:proofErr w:type="spellStart"/>
-      <w:r>
-        <w:t>FileProcessingUtil</w:t>
-      </w:r>
-      <w:proofErr w:type="spellEnd"/>
-      <w:r>
-        <w:t xml:space="preserve"> – </w:t>
+      <w:r>
+        <w:t xml:space="preserve">FileProcessingUtil – </w:t>
       </w:r>
       <w:r>
         <w:t>класс для работы с файлами</w:t>
@@ -16475,46 +15477,25 @@
     </w:p>
     <w:p>
       <w:pPr>
-        <w:pStyle w:val="ListParagraph"/>
+        <w:pStyle w:val="a8"/>
         <w:numPr>
           <w:ilvl w:val="0"/>
           <w:numId w:val="26"/>
         </w:numPr>
       </w:pPr>
-      <w:proofErr w:type="spellStart"/>
-      <w:r>
-        <w:t>MyMenuActionUtil</w:t>
-      </w:r>
-      <w:proofErr w:type="spellEnd"/>
-      <w:r>
-        <w:t xml:space="preserve"> – </w:t>
+      <w:r>
+        <w:t xml:space="preserve">MyMenuActionUtil – </w:t>
       </w:r>
       <w:r>
         <w:t>к</w:t>
       </w:r>
       <w:r>
-        <w:t xml:space="preserve">ласс для обработки нажатия на </w:t>
-      </w:r>
-      <w:proofErr w:type="spellStart"/>
-      <w:r>
-        <w:t>Menu</w:t>
-      </w:r>
-      <w:proofErr w:type="spellEnd"/>
-      <w:r>
-        <w:t xml:space="preserve"> без </w:t>
-      </w:r>
-      <w:proofErr w:type="spellStart"/>
-      <w:r>
-        <w:t>Menuitem'ов</w:t>
-      </w:r>
-      <w:proofErr w:type="spellEnd"/>
-      <w:r>
-        <w:t>;</w:t>
-      </w:r>
-    </w:p>
-    <w:p>
-      <w:pPr>
-        <w:pStyle w:val="ListParagraph"/>
+        <w:t>ласс для обработки нажатия на Menu без Menuitem'ов;</w:t>
+      </w:r>
+    </w:p>
+    <w:p>
+      <w:pPr>
+        <w:pStyle w:val="a8"/>
         <w:numPr>
           <w:ilvl w:val="0"/>
           <w:numId w:val="26"/>
@@ -16544,17 +15525,15 @@
     </w:p>
     <w:p>
       <w:pPr>
-        <w:pStyle w:val="ListParagraph"/>
+        <w:pStyle w:val="a8"/>
         <w:numPr>
           <w:ilvl w:val="0"/>
           <w:numId w:val="26"/>
         </w:numPr>
       </w:pPr>
-      <w:proofErr w:type="spellStart"/>
       <w:r>
         <w:t>UNIXTimeUtil</w:t>
       </w:r>
-      <w:proofErr w:type="spellEnd"/>
       <w:r>
         <w:t xml:space="preserve"> – </w:t>
       </w:r>
@@ -16567,30 +15546,17 @@
     </w:p>
     <w:p>
       <w:pPr>
-        <w:pStyle w:val="ListParagraph"/>
+        <w:pStyle w:val="a8"/>
         <w:numPr>
           <w:ilvl w:val="0"/>
           <w:numId w:val="26"/>
         </w:numPr>
       </w:pPr>
-      <w:proofErr w:type="spellStart"/>
-      <w:r>
-        <w:t>ValidatorsUtil</w:t>
-      </w:r>
-      <w:proofErr w:type="spellEnd"/>
-      <w:r>
-        <w:t xml:space="preserve"> – </w:t>
-      </w:r>
-      <w:r>
-        <w:t xml:space="preserve">класс </w:t>
-      </w:r>
-      <w:proofErr w:type="spellStart"/>
-      <w:r>
-        <w:t>валидации</w:t>
-      </w:r>
-      <w:proofErr w:type="spellEnd"/>
-      <w:r>
-        <w:t xml:space="preserve"> данных</w:t>
+      <w:r>
+        <w:t xml:space="preserve">ValidatorsUtil – </w:t>
+      </w:r>
+      <w:r>
+        <w:t>класс валидации данных</w:t>
       </w:r>
       <w:r>
         <w:t xml:space="preserve">, </w:t>
@@ -16604,7 +15570,7 @@
     </w:p>
     <w:p>
       <w:pPr>
-        <w:pStyle w:val="ListParagraph"/>
+        <w:pStyle w:val="a8"/>
         <w:numPr>
           <w:ilvl w:val="0"/>
           <w:numId w:val="26"/>
@@ -16641,7 +15607,7 @@
       <w:r>
         <w:rPr>
           <w:noProof/>
-          <w:lang w:val="en-US"/>
+          <w:lang w:eastAsia="ru-RU"/>
         </w:rPr>
         <w:lastRenderedPageBreak/>
         <w:drawing>
@@ -16660,7 +15626,7 @@
                     <pic:cNvPicPr/>
                   </pic:nvPicPr>
                   <pic:blipFill>
-                    <a:blip r:embed="rId26" cstate="print">
+                    <a:blip r:embed="rId25" cstate="print">
                       <a:extLst>
                         <a:ext uri="{28A0092B-C50C-407E-A947-70E740481C1C}">
                           <a14:useLocalDpi xmlns:a14="http://schemas.microsoft.com/office/drawing/2010/main" val="0"/>
@@ -16706,9 +15672,9 @@
     </w:p>
     <w:p>
       <w:pPr>
-        <w:pStyle w:val="Heading1"/>
-      </w:pPr>
-      <w:bookmarkStart w:id="23" w:name="_Toc69742767"/>
+        <w:pStyle w:val="1"/>
+      </w:pPr>
+      <w:bookmarkStart w:id="24" w:name="_Toc69743475"/>
       <w:r>
         <w:rPr>
           <w:highlight w:val="green"/>
@@ -16716,7 +15682,7 @@
         <w:lastRenderedPageBreak/>
         <w:t>ЗАКЛЮЧЕНИЕ</w:t>
       </w:r>
-      <w:bookmarkEnd w:id="23"/>
+      <w:bookmarkEnd w:id="24"/>
     </w:p>
     <w:p>
       <w:pPr>
@@ -16855,14 +15821,7 @@
           <w:rFonts w:cs="Times New Roman"/>
           <w:szCs w:val="28"/>
         </w:rPr>
-        <w:t>.</w:t>
-      </w:r>
-      <w:r>
-        <w:rPr>
-          <w:rFonts w:cs="Times New Roman"/>
-          <w:szCs w:val="28"/>
-        </w:rPr>
-        <w:t xml:space="preserve"> </w:t>
+        <w:t xml:space="preserve">. </w:t>
       </w:r>
     </w:p>
     <w:p>
@@ -16909,7 +15868,6 @@
         </w:rPr>
         <w:t xml:space="preserve">о стороны сервера был использован интерфейс </w:t>
       </w:r>
-      <w:proofErr w:type="spellStart"/>
       <w:r>
         <w:rPr>
           <w:rFonts w:cs="Times New Roman"/>
@@ -16918,7 +15876,6 @@
         </w:rPr>
         <w:t>MongoRepository</w:t>
       </w:r>
-      <w:proofErr w:type="spellEnd"/>
       <w:r>
         <w:rPr>
           <w:rFonts w:cs="Times New Roman"/>
@@ -17026,24 +15983,8 @@
           <w:rFonts w:cs="Times New Roman"/>
           <w:szCs w:val="28"/>
         </w:rPr>
-        <w:t>пользователя</w:t>
-      </w:r>
-      <w:r>
-        <w:rPr>
-          <w:rFonts w:cs="Times New Roman"/>
-          <w:szCs w:val="28"/>
-        </w:rPr>
-        <w:t xml:space="preserve"> с помощью механизма </w:t>
-      </w:r>
-      <w:proofErr w:type="spellStart"/>
-      <w:r>
-        <w:rPr>
-          <w:rFonts w:cs="Times New Roman"/>
-          <w:szCs w:val="28"/>
-        </w:rPr>
-        <w:t>лонгпулинга</w:t>
-      </w:r>
-      <w:proofErr w:type="spellEnd"/>
+        <w:t>пользователя с помощью механизма лонгпулинга</w:t>
+      </w:r>
       <w:r>
         <w:rPr>
           <w:rFonts w:cs="Times New Roman"/>
@@ -17262,17 +16203,16 @@
           <w:rFonts w:cs="Times New Roman"/>
           <w:szCs w:val="28"/>
         </w:rPr>
-        <w:t xml:space="preserve"> и загружен в </w:t>
-      </w:r>
-      <w:proofErr w:type="spellStart"/>
-      <w:r>
-        <w:rPr>
-          <w:rFonts w:cs="Times New Roman"/>
-          <w:szCs w:val="28"/>
-        </w:rPr>
-        <w:t>репозитории</w:t>
-      </w:r>
-      <w:proofErr w:type="spellEnd"/>
+        <w:t xml:space="preserve"> и загружен в репозитории </w:t>
+      </w:r>
+      <w:r>
+        <w:rPr>
+          <w:rFonts w:cs="Times New Roman"/>
+          <w:szCs w:val="28"/>
+          <w:lang w:val="en-US"/>
+        </w:rPr>
+        <w:t>Docker</w:t>
+      </w:r>
       <w:r>
         <w:rPr>
           <w:rFonts w:cs="Times New Roman"/>
@@ -17286,7 +16226,7 @@
           <w:szCs w:val="28"/>
           <w:lang w:val="en-US"/>
         </w:rPr>
-        <w:t>Docker</w:t>
+        <w:t>Hub</w:t>
       </w:r>
       <w:r>
         <w:rPr>
@@ -17299,9 +16239,16 @@
         <w:rPr>
           <w:rFonts w:cs="Times New Roman"/>
           <w:szCs w:val="28"/>
-          <w:lang w:val="en-US"/>
-        </w:rPr>
-        <w:t>Hub</w:t>
+        </w:rPr>
+        <w:t xml:space="preserve">и </w:t>
+      </w:r>
+      <w:r>
+        <w:rPr>
+          <w:rFonts w:cs="Times New Roman"/>
+          <w:szCs w:val="28"/>
+          <w:lang w:val="en-US"/>
+        </w:rPr>
+        <w:t>GitHub</w:t>
       </w:r>
       <w:r>
         <w:rPr>
@@ -17314,16 +16261,45 @@
         <w:rPr>
           <w:rFonts w:cs="Times New Roman"/>
           <w:szCs w:val="28"/>
-        </w:rPr>
-        <w:t xml:space="preserve">и </w:t>
-      </w:r>
-      <w:r>
-        <w:rPr>
-          <w:rFonts w:cs="Times New Roman"/>
-          <w:szCs w:val="28"/>
-          <w:lang w:val="en-US"/>
-        </w:rPr>
-        <w:t>GitHub</w:t>
+          <w:lang w:val="en-US"/>
+        </w:rPr>
+        <w:t>Packages</w:t>
+      </w:r>
+      <w:r>
+        <w:rPr>
+          <w:rFonts w:cs="Times New Roman"/>
+          <w:szCs w:val="28"/>
+        </w:rPr>
+        <w:t>,</w:t>
+      </w:r>
+      <w:r>
+        <w:rPr>
+          <w:rFonts w:cs="Times New Roman"/>
+          <w:szCs w:val="28"/>
+        </w:rPr>
+        <w:t xml:space="preserve"> а </w:t>
+      </w:r>
+      <w:r>
+        <w:rPr>
+          <w:rFonts w:cs="Times New Roman"/>
+          <w:szCs w:val="28"/>
+        </w:rPr>
+        <w:t>о</w:t>
+      </w:r>
+      <w:r>
+        <w:rPr>
+          <w:rFonts w:cs="Times New Roman"/>
+          <w:szCs w:val="28"/>
+        </w:rPr>
+        <w:t xml:space="preserve">бразы клиентов </w:t>
+      </w:r>
+      <w:r>
+        <w:rPr>
+          <w:rFonts w:cs="Times New Roman"/>
+          <w:szCs w:val="28"/>
+          <w:lang w:val="en-US"/>
+        </w:rPr>
+        <w:t>JavaFX</w:t>
       </w:r>
       <w:r>
         <w:rPr>
@@ -17336,45 +16312,16 @@
         <w:rPr>
           <w:rFonts w:cs="Times New Roman"/>
           <w:szCs w:val="28"/>
-          <w:lang w:val="en-US"/>
-        </w:rPr>
-        <w:t>Packages</w:t>
-      </w:r>
-      <w:r>
-        <w:rPr>
-          <w:rFonts w:cs="Times New Roman"/>
-          <w:szCs w:val="28"/>
-        </w:rPr>
-        <w:t>,</w:t>
-      </w:r>
-      <w:r>
-        <w:rPr>
-          <w:rFonts w:cs="Times New Roman"/>
-          <w:szCs w:val="28"/>
-        </w:rPr>
-        <w:t xml:space="preserve"> а </w:t>
-      </w:r>
-      <w:r>
-        <w:rPr>
-          <w:rFonts w:cs="Times New Roman"/>
-          <w:szCs w:val="28"/>
-        </w:rPr>
-        <w:t>о</w:t>
-      </w:r>
-      <w:r>
-        <w:rPr>
-          <w:rFonts w:cs="Times New Roman"/>
-          <w:szCs w:val="28"/>
-        </w:rPr>
-        <w:t xml:space="preserve">бразы клиентов </w:t>
-      </w:r>
-      <w:r>
-        <w:rPr>
-          <w:rFonts w:cs="Times New Roman"/>
-          <w:szCs w:val="28"/>
-          <w:lang w:val="en-US"/>
-        </w:rPr>
-        <w:t>JavaFX</w:t>
+        </w:rPr>
+        <w:t xml:space="preserve">скомпилированы в </w:t>
+      </w:r>
+      <w:r>
+        <w:rPr>
+          <w:rFonts w:cs="Times New Roman"/>
+          <w:szCs w:val="28"/>
+          <w:lang w:val="en-US"/>
+        </w:rPr>
+        <w:t>Java</w:t>
       </w:r>
       <w:r>
         <w:rPr>
@@ -17387,16 +16334,9 @@
         <w:rPr>
           <w:rFonts w:cs="Times New Roman"/>
           <w:szCs w:val="28"/>
-        </w:rPr>
-        <w:t xml:space="preserve">скомпилированы в </w:t>
-      </w:r>
-      <w:r>
-        <w:rPr>
-          <w:rFonts w:cs="Times New Roman"/>
-          <w:szCs w:val="28"/>
-          <w:lang w:val="en-US"/>
-        </w:rPr>
-        <w:t>Java</w:t>
+          <w:lang w:val="en-US"/>
+        </w:rPr>
+        <w:t>Runtime</w:t>
       </w:r>
       <w:r>
         <w:rPr>
@@ -17411,7 +16351,7 @@
           <w:szCs w:val="28"/>
           <w:lang w:val="en-US"/>
         </w:rPr>
-        <w:t>Runtime</w:t>
+        <w:t>Image</w:t>
       </w:r>
       <w:r>
         <w:rPr>
@@ -17424,83 +16364,22 @@
         <w:rPr>
           <w:rFonts w:cs="Times New Roman"/>
           <w:szCs w:val="28"/>
-          <w:lang w:val="en-US"/>
-        </w:rPr>
-        <w:t>Image</w:t>
-      </w:r>
-      <w:r>
-        <w:rPr>
-          <w:rFonts w:cs="Times New Roman"/>
-          <w:szCs w:val="28"/>
-        </w:rPr>
-        <w:t xml:space="preserve"> </w:t>
-      </w:r>
-      <w:r>
-        <w:rPr>
-          <w:rFonts w:cs="Times New Roman"/>
-          <w:szCs w:val="28"/>
-        </w:rPr>
-        <w:t xml:space="preserve">с использованием инструмента </w:t>
-      </w:r>
-      <w:proofErr w:type="spellStart"/>
-      <w:r>
-        <w:rPr>
-          <w:rFonts w:cs="Times New Roman"/>
-          <w:szCs w:val="28"/>
-        </w:rPr>
-        <w:t>Jlink</w:t>
-      </w:r>
-      <w:proofErr w:type="spellEnd"/>
-      <w:r>
-        <w:rPr>
-          <w:rFonts w:cs="Times New Roman"/>
-          <w:szCs w:val="28"/>
-        </w:rPr>
-        <w:t>.</w:t>
-      </w:r>
-      <w:r>
-        <w:rPr>
-          <w:rFonts w:cs="Times New Roman"/>
-          <w:szCs w:val="28"/>
-        </w:rPr>
-        <w:t xml:space="preserve"> </w:t>
-      </w:r>
-      <w:r>
-        <w:rPr>
-          <w:rFonts w:cs="Times New Roman"/>
-          <w:szCs w:val="28"/>
-        </w:rPr>
-        <w:t>В</w:t>
-      </w:r>
-      <w:r>
-        <w:rPr>
-          <w:rFonts w:cs="Times New Roman"/>
-          <w:szCs w:val="28"/>
-        </w:rPr>
-        <w:t xml:space="preserve">се методы решения </w:t>
+        </w:rPr>
+        <w:t xml:space="preserve">с использованием инструмента Jlink. </w:t>
+      </w:r>
+      <w:r>
+        <w:rPr>
+          <w:rFonts w:cs="Times New Roman"/>
+          <w:szCs w:val="28"/>
+        </w:rPr>
+        <w:t xml:space="preserve">Все методы решения </w:t>
       </w:r>
       <w:r>
         <w:rPr>
           <w:rFonts w:ascii="TimesNewRomanPSMT" w:hAnsi="TimesNewRomanPSMT"/>
           <w:szCs w:val="28"/>
         </w:rPr>
-        <w:t xml:space="preserve">могут генерировать автоматически составляемую документацию при помощи инструмента </w:t>
-      </w:r>
-      <w:proofErr w:type="spellStart"/>
-      <w:r>
-        <w:rPr>
-          <w:rFonts w:ascii="TimesNewRomanPSMT" w:hAnsi="TimesNewRomanPSMT"/>
-          <w:szCs w:val="28"/>
-        </w:rPr>
-        <w:t>JavaDoc</w:t>
-      </w:r>
-      <w:proofErr w:type="spellEnd"/>
-      <w:r>
-        <w:rPr>
-          <w:rFonts w:ascii="TimesNewRomanPSMT" w:hAnsi="TimesNewRomanPSMT"/>
-          <w:szCs w:val="28"/>
-        </w:rPr>
-        <w:t>.</w:t>
+        <w:t>могут генерировать автоматически составляемую документацию при помощи инструмента JavaDoc.</w:t>
       </w:r>
     </w:p>
     <w:p>
@@ -17517,7 +16396,57 @@
           <w:rFonts w:cs="Times New Roman"/>
           <w:szCs w:val="28"/>
         </w:rPr>
-        <w:t>Созданное решение удовлетворяет всем требованиям</w:t>
+        <w:t xml:space="preserve">Созданное решение удовлетворяет всем требованиям </w:t>
+      </w:r>
+      <w:r>
+        <w:rPr>
+          <w:rFonts w:cs="Times New Roman"/>
+          <w:szCs w:val="28"/>
+        </w:rPr>
+        <w:t>и задачам</w:t>
+      </w:r>
+      <w:r>
+        <w:rPr>
+          <w:rFonts w:cs="Times New Roman"/>
+          <w:szCs w:val="28"/>
+        </w:rPr>
+        <w:t xml:space="preserve">: </w:t>
+      </w:r>
+      <w:r>
+        <w:rPr>
+          <w:rFonts w:cs="Times New Roman"/>
+          <w:szCs w:val="28"/>
+        </w:rPr>
+        <w:t xml:space="preserve">реализует </w:t>
+      </w:r>
+      <w:r>
+        <w:rPr>
+          <w:rFonts w:cs="Times New Roman"/>
+          <w:szCs w:val="28"/>
+          <w:lang w:val="en-US"/>
+        </w:rPr>
+        <w:t>CRUD</w:t>
+      </w:r>
+      <w:r>
+        <w:rPr>
+          <w:rFonts w:cs="Times New Roman"/>
+          <w:szCs w:val="28"/>
+        </w:rPr>
+        <w:t>-методы со стороны бекенда</w:t>
+      </w:r>
+      <w:r>
+        <w:rPr>
+          <w:rFonts w:cs="Times New Roman"/>
+          <w:szCs w:val="28"/>
+        </w:rPr>
+        <w:t xml:space="preserve">, </w:t>
+      </w:r>
+      <w:r>
+        <w:rPr>
+          <w:rFonts w:cs="Times New Roman"/>
+          <w:szCs w:val="28"/>
+        </w:rPr>
+        <w:t>а фронт осуществляет получение</w:t>
       </w:r>
       <w:r>
         <w:rPr>
@@ -17531,59 +16460,7 @@
           <w:rFonts w:cs="Times New Roman"/>
           <w:szCs w:val="28"/>
         </w:rPr>
-        <w:t>и задачам</w:t>
-      </w:r>
-      <w:r>
-        <w:rPr>
-          <w:rFonts w:cs="Times New Roman"/>
-          <w:szCs w:val="28"/>
-        </w:rPr>
-        <w:t xml:space="preserve">: </w:t>
-      </w:r>
-      <w:r>
-        <w:rPr>
-          <w:rFonts w:cs="Times New Roman"/>
-          <w:szCs w:val="28"/>
-        </w:rPr>
-        <w:t xml:space="preserve">реализует </w:t>
-      </w:r>
-      <w:r>
-        <w:rPr>
-          <w:rFonts w:cs="Times New Roman"/>
-          <w:szCs w:val="28"/>
-          <w:lang w:val="en-US"/>
-        </w:rPr>
-        <w:t>CRUD</w:t>
-      </w:r>
-      <w:r>
-        <w:rPr>
-          <w:rFonts w:cs="Times New Roman"/>
-          <w:szCs w:val="28"/>
-        </w:rPr>
-        <w:t xml:space="preserve">-методы со стороны </w:t>
-      </w:r>
-      <w:proofErr w:type="spellStart"/>
-      <w:r>
-        <w:rPr>
-          <w:rFonts w:cs="Times New Roman"/>
-          <w:szCs w:val="28"/>
-        </w:rPr>
-        <w:t>бекенда</w:t>
-      </w:r>
-      <w:proofErr w:type="spellEnd"/>
-      <w:r>
-        <w:rPr>
-          <w:rFonts w:cs="Times New Roman"/>
-          <w:szCs w:val="28"/>
-        </w:rPr>
-        <w:t xml:space="preserve">, </w:t>
-      </w:r>
-      <w:r>
-        <w:rPr>
-          <w:rFonts w:cs="Times New Roman"/>
-          <w:szCs w:val="28"/>
-        </w:rPr>
-        <w:t>а фронт осуществляет получение</w:t>
+        <w:t>и</w:t>
       </w:r>
       <w:r>
         <w:rPr>
@@ -17597,7 +16474,7 @@
           <w:rFonts w:cs="Times New Roman"/>
           <w:szCs w:val="28"/>
         </w:rPr>
-        <w:t>и</w:t>
+        <w:t>отправку</w:t>
       </w:r>
       <w:r>
         <w:rPr>
@@ -17611,7 +16488,7 @@
           <w:rFonts w:cs="Times New Roman"/>
           <w:szCs w:val="28"/>
         </w:rPr>
-        <w:t>отправку</w:t>
+        <w:t>данных через</w:t>
       </w:r>
       <w:r>
         <w:rPr>
@@ -17624,8 +16501,9 @@
         <w:rPr>
           <w:rFonts w:cs="Times New Roman"/>
           <w:szCs w:val="28"/>
-        </w:rPr>
-        <w:t>данных через</w:t>
+          <w:lang w:val="en-US"/>
+        </w:rPr>
+        <w:t>RESTful</w:t>
       </w:r>
       <w:r>
         <w:rPr>
@@ -17640,21 +16518,6 @@
           <w:szCs w:val="28"/>
           <w:lang w:val="en-US"/>
         </w:rPr>
-        <w:t>RESTful</w:t>
-      </w:r>
-      <w:r>
-        <w:rPr>
-          <w:rFonts w:cs="Times New Roman"/>
-          <w:szCs w:val="28"/>
-        </w:rPr>
-        <w:t xml:space="preserve"> </w:t>
-      </w:r>
-      <w:r>
-        <w:rPr>
-          <w:rFonts w:cs="Times New Roman"/>
-          <w:szCs w:val="28"/>
-          <w:lang w:val="en-US"/>
-        </w:rPr>
         <w:t>API</w:t>
       </w:r>
       <w:r>
@@ -17677,21 +16540,7 @@
           <w:rFonts w:cs="Times New Roman"/>
           <w:szCs w:val="28"/>
         </w:rPr>
-        <w:t xml:space="preserve"> с </w:t>
-      </w:r>
-      <w:r>
-        <w:rPr>
-          <w:rFonts w:cs="Times New Roman"/>
-          <w:szCs w:val="28"/>
-        </w:rPr>
-        <w:t>последующим ввод</w:t>
-      </w:r>
-      <w:r>
-        <w:rPr>
-          <w:rFonts w:cs="Times New Roman"/>
-          <w:szCs w:val="28"/>
-        </w:rPr>
-        <w:t xml:space="preserve">ом/выводом данных на элементы управления графического интерфейса </w:t>
+        <w:t xml:space="preserve"> с последующим вводом/выводом данных на элементы управления графического интерфейса </w:t>
       </w:r>
       <w:r>
         <w:rPr>
@@ -17801,13 +16650,21 @@
           <w:rFonts w:eastAsia="Times New Roman" w:cs="Times New Roman"/>
           <w:szCs w:val="28"/>
         </w:rPr>
-        <w:t>как это сделано в большинстве популярных мессенджеров</w:t>
+        <w:t xml:space="preserve">как это сделано в </w:t>
       </w:r>
       <w:r>
         <w:rPr>
           <w:rFonts w:eastAsia="Times New Roman" w:cs="Times New Roman"/>
           <w:szCs w:val="28"/>
         </w:rPr>
+        <w:lastRenderedPageBreak/>
+        <w:t>большинстве популярных мессенджеров</w:t>
+      </w:r>
+      <w:r>
+        <w:rPr>
+          <w:rFonts w:eastAsia="Times New Roman" w:cs="Times New Roman"/>
+          <w:szCs w:val="28"/>
+        </w:rPr>
         <w:t xml:space="preserve">. </w:t>
       </w:r>
       <w:r>
@@ -17822,22 +16679,37 @@
           <w:rFonts w:eastAsia="Times New Roman" w:cs="Times New Roman"/>
           <w:szCs w:val="28"/>
         </w:rPr>
-        <w:t xml:space="preserve">. </w:t>
-      </w:r>
-    </w:p>
-    <w:p>
-      <w:pPr>
-        <w:pStyle w:val="Heading1"/>
-      </w:pPr>
-      <w:bookmarkStart w:id="24" w:name="_Toc69742768"/>
+        <w:t>.</w:t>
+      </w:r>
+    </w:p>
+    <w:p>
+      <w:pPr>
+        <w:spacing w:line="259" w:lineRule="auto"/>
+        <w:rPr>
+          <w:rFonts w:eastAsia="Times New Roman" w:cs="Times New Roman"/>
+          <w:szCs w:val="28"/>
+        </w:rPr>
+      </w:pPr>
+      <w:r>
+        <w:rPr>
+          <w:rFonts w:eastAsia="Times New Roman" w:cs="Times New Roman"/>
+          <w:szCs w:val="28"/>
+        </w:rPr>
+        <w:br w:type="page"/>
+      </w:r>
+    </w:p>
+    <w:p>
+      <w:pPr>
+        <w:pStyle w:val="1"/>
+      </w:pPr>
+      <w:bookmarkStart w:id="25" w:name="_Toc69743476"/>
       <w:r>
         <w:rPr>
           <w:highlight w:val="red"/>
         </w:rPr>
-        <w:lastRenderedPageBreak/>
         <w:t>СПИСОК ИСПОЛЬЗОВАННЫХ ИСТОЧНИКОВ</w:t>
       </w:r>
-      <w:bookmarkEnd w:id="24"/>
+      <w:bookmarkEnd w:id="25"/>
     </w:p>
     <w:p>
       <w:pPr>
@@ -17857,81 +16729,40 @@
     </w:p>
     <w:p>
       <w:pPr>
-        <w:pStyle w:val="Heading1"/>
-      </w:pPr>
-      <w:bookmarkStart w:id="25" w:name="_Toc69742769"/>
-      <w:r>
+        <w:pStyle w:val="1"/>
+      </w:pPr>
+      <w:bookmarkStart w:id="26" w:name="_Toc69743477"/>
+      <w:r>
+        <w:rPr>
+          <w:highlight w:val="red"/>
+        </w:rPr>
         <w:lastRenderedPageBreak/>
         <w:t>ПРИЛОЖЕНИЯ</w:t>
       </w:r>
-      <w:bookmarkEnd w:id="25"/>
-    </w:p>
-    <w:p>
-      <w:pPr>
-        <w:pStyle w:val="Heading2"/>
-      </w:pPr>
-      <w:bookmarkStart w:id="26" w:name="_Toc69742770"/>
+      <w:bookmarkEnd w:id="26"/>
+    </w:p>
+    <w:p>
+      <w:pPr>
+        <w:pStyle w:val="2"/>
+      </w:pPr>
+      <w:bookmarkStart w:id="27" w:name="_Toc69743478"/>
       <w:r>
         <w:t>Приложение 1</w:t>
       </w:r>
-      <w:bookmarkEnd w:id="26"/>
-    </w:p>
-    <w:p>
-      <w:pPr>
-        <w:pStyle w:val="Heading2"/>
-        <w:jc w:val="left"/>
-      </w:pPr>
-    </w:p>
-    <w:p>
-      <w:pPr>
-        <w:pStyle w:val="Heading2"/>
-      </w:pPr>
-      <w:bookmarkStart w:id="27" w:name="_Toc69742771"/>
-      <w:r>
-        <w:t xml:space="preserve">Приложение </w:t>
-      </w:r>
-      <w:r>
-        <w:t>2</w:t>
-      </w:r>
       <w:bookmarkEnd w:id="27"/>
     </w:p>
     <w:p>
-      <w:pPr>
-        <w:jc w:val="center"/>
-        <w:rPr>
-          <w:rFonts w:cs="Times New Roman"/>
-          <w:szCs w:val="28"/>
-        </w:rPr>
-      </w:pPr>
-    </w:p>
-    <w:p>
-      <w:pPr>
-        <w:jc w:val="center"/>
-        <w:rPr>
-          <w:rFonts w:cs="Times New Roman"/>
-          <w:szCs w:val="28"/>
-        </w:rPr>
-      </w:pPr>
-      <w:r>
-        <w:rPr>
-          <w:rFonts w:cs="Times New Roman"/>
-          <w:szCs w:val="28"/>
-        </w:rPr>
-        <w:t>Форма авторизации в программе</w:t>
-      </w:r>
-    </w:p>
-    <w:p>
-      <w:pPr>
-        <w:jc w:val="center"/>
-        <w:rPr>
-          <w:rFonts w:cs="Times New Roman"/>
-          <w:szCs w:val="28"/>
-        </w:rPr>
-      </w:pPr>
-    </w:p>
-    <w:p/>
+      <w:r>
+        <w:rPr>
+          <w:rFonts w:eastAsiaTheme="minorEastAsia" w:cs="Times New Roman"/>
+          <w:iCs/>
+          <w:szCs w:val="28"/>
+        </w:rPr>
+        <w:t>Исходный код программы тут</w:t>
+      </w:r>
+    </w:p>
     <w:sectPr>
-      <w:footerReference w:type="default" r:id="rId27"/>
+      <w:footerReference w:type="default" r:id="rId26"/>
       <w:pgSz w:w="11906" w:h="16838"/>
       <w:pgMar w:top="1134" w:right="567" w:bottom="1134" w:left="1701" w:header="1134" w:footer="709" w:gutter="0"/>
       <w:cols w:space="708"/>
@@ -17943,7 +16774,7 @@
 </file>
 
 <file path=word/endnotes.xml><?xml version="1.0" encoding="utf-8"?>
-<w:endnotes xmlns:wpc="http://schemas.microsoft.com/office/word/2010/wordprocessingCanvas" xmlns:cx="http://schemas.microsoft.com/office/drawing/2014/chartex" xmlns:cx1="http://schemas.microsoft.com/office/drawing/2015/9/8/chartex" xmlns:cx2="http://schemas.microsoft.com/office/drawing/2015/10/21/chartex" xmlns:cx3="http://schemas.microsoft.com/office/drawing/2016/5/9/chartex" xmlns:cx4="http://schemas.microsoft.com/office/drawing/2016/5/10/chartex" xmlns:cx5="http://schemas.microsoft.com/office/drawing/2016/5/11/chartex" xmlns:cx6="http://schemas.microsoft.com/office/drawing/2016/5/12/chartex" xmlns:cx7="http://schemas.microsoft.com/office/drawing/2016/5/13/chartex" xmlns:cx8="http://schemas.microsoft.com/office/drawing/2016/5/14/chartex" xmlns:mc="http://schemas.openxmlformats.org/markup-compatibility/2006" xmlns:aink="http://schemas.microsoft.com/office/drawing/2016/ink" xmlns:am3d="http://schemas.microsoft.com/office/drawing/2017/model3d" xmlns:o="urn:schemas-microsoft-com:office:office" xmlns:r="http://schemas.openxmlformats.org/officeDocument/2006/relationships" xmlns:m="http://schemas.openxmlformats.org/officeDocument/2006/math" xmlns:v="urn:schemas-microsoft-com:vml" xmlns:wp14="http://schemas.microsoft.com/office/word/2010/wordprocessingDrawing" xmlns:wp="http://schemas.openxmlformats.org/drawingml/2006/wordprocessingDrawing" xmlns:w10="urn:schemas-microsoft-com:office:word" xmlns:w="http://schemas.openxmlformats.org/wordprocessingml/2006/main" xmlns:w14="http://schemas.microsoft.com/office/word/2010/wordml" xmlns:w15="http://schemas.microsoft.com/office/word/2012/wordml" xmlns:w16cex="http://schemas.microsoft.com/office/word/2018/wordml/cex" xmlns:w16cid="http://schemas.microsoft.com/office/word/2016/wordml/cid" xmlns:w16="http://schemas.microsoft.com/office/word/2018/wordml" xmlns:w16se="http://schemas.microsoft.com/office/word/2015/wordml/symex" xmlns:wpg="http://schemas.microsoft.com/office/word/2010/wordprocessingGroup" xmlns:wpi="http://schemas.microsoft.com/office/word/2010/wordprocessingInk" xmlns:wne="http://schemas.microsoft.com/office/word/2006/wordml" xmlns:wps="http://schemas.microsoft.com/office/word/2010/wordprocessingShape" mc:Ignorable="w14 w15 w16se w16cid w16 w16cex wp14">
+<w:endnotes xmlns:wpc="http://schemas.microsoft.com/office/word/2010/wordprocessingCanvas" xmlns:mc="http://schemas.openxmlformats.org/markup-compatibility/2006" xmlns:o="urn:schemas-microsoft-com:office:office" xmlns:r="http://schemas.openxmlformats.org/officeDocument/2006/relationships" xmlns:m="http://schemas.openxmlformats.org/officeDocument/2006/math" xmlns:v="urn:schemas-microsoft-com:vml" xmlns:wp14="http://schemas.microsoft.com/office/word/2010/wordprocessingDrawing" xmlns:wp="http://schemas.openxmlformats.org/drawingml/2006/wordprocessingDrawing" xmlns:w10="urn:schemas-microsoft-com:office:word" xmlns:w="http://schemas.openxmlformats.org/wordprocessingml/2006/main" xmlns:w14="http://schemas.microsoft.com/office/word/2010/wordml" xmlns:w15="http://schemas.microsoft.com/office/word/2012/wordml" xmlns:wpg="http://schemas.microsoft.com/office/word/2010/wordprocessingGroup" xmlns:wpi="http://schemas.microsoft.com/office/word/2010/wordprocessingInk" xmlns:wne="http://schemas.microsoft.com/office/word/2006/wordml" xmlns:wps="http://schemas.microsoft.com/office/word/2010/wordprocessingShape" mc:Ignorable="w14 w15 wp14">
   <w:endnote w:type="separator" w:id="-1">
     <w:p>
       <w:pPr>
@@ -17970,7 +16801,7 @@
 </file>
 
 <file path=word/footer1.xml><?xml version="1.0" encoding="utf-8"?>
-<w:ftr xmlns:wpc="http://schemas.microsoft.com/office/word/2010/wordprocessingCanvas" xmlns:cx="http://schemas.microsoft.com/office/drawing/2014/chartex" xmlns:cx1="http://schemas.microsoft.com/office/drawing/2015/9/8/chartex" xmlns:cx2="http://schemas.microsoft.com/office/drawing/2015/10/21/chartex" xmlns:cx3="http://schemas.microsoft.com/office/drawing/2016/5/9/chartex" xmlns:cx4="http://schemas.microsoft.com/office/drawing/2016/5/10/chartex" xmlns:cx5="http://schemas.microsoft.com/office/drawing/2016/5/11/chartex" xmlns:cx6="http://schemas.microsoft.com/office/drawing/2016/5/12/chartex" xmlns:cx7="http://schemas.microsoft.com/office/drawing/2016/5/13/chartex" xmlns:cx8="http://schemas.microsoft.com/office/drawing/2016/5/14/chartex" xmlns:mc="http://schemas.openxmlformats.org/markup-compatibility/2006" xmlns:aink="http://schemas.microsoft.com/office/drawing/2016/ink" xmlns:am3d="http://schemas.microsoft.com/office/drawing/2017/model3d" xmlns:o="urn:schemas-microsoft-com:office:office" xmlns:r="http://schemas.openxmlformats.org/officeDocument/2006/relationships" xmlns:m="http://schemas.openxmlformats.org/officeDocument/2006/math" xmlns:v="urn:schemas-microsoft-com:vml" xmlns:wp14="http://schemas.microsoft.com/office/word/2010/wordprocessingDrawing" xmlns:wp="http://schemas.openxmlformats.org/drawingml/2006/wordprocessingDrawing" xmlns:w10="urn:schemas-microsoft-com:office:word" xmlns:w="http://schemas.openxmlformats.org/wordprocessingml/2006/main" xmlns:w14="http://schemas.microsoft.com/office/word/2010/wordml" xmlns:w15="http://schemas.microsoft.com/office/word/2012/wordml" xmlns:w16cex="http://schemas.microsoft.com/office/word/2018/wordml/cex" xmlns:w16cid="http://schemas.microsoft.com/office/word/2016/wordml/cid" xmlns:w16="http://schemas.microsoft.com/office/word/2018/wordml" xmlns:w16se="http://schemas.microsoft.com/office/word/2015/wordml/symex" xmlns:wpg="http://schemas.microsoft.com/office/word/2010/wordprocessingGroup" xmlns:wpi="http://schemas.microsoft.com/office/word/2010/wordprocessingInk" xmlns:wne="http://schemas.microsoft.com/office/word/2006/wordml" xmlns:wps="http://schemas.microsoft.com/office/word/2010/wordprocessingShape" mc:Ignorable="w14 w15 w16se w16cid w16 w16cex wp14">
+<w:ftr xmlns:wpc="http://schemas.microsoft.com/office/word/2010/wordprocessingCanvas" xmlns:mc="http://schemas.openxmlformats.org/markup-compatibility/2006" xmlns:o="urn:schemas-microsoft-com:office:office" xmlns:r="http://schemas.openxmlformats.org/officeDocument/2006/relationships" xmlns:m="http://schemas.openxmlformats.org/officeDocument/2006/math" xmlns:v="urn:schemas-microsoft-com:vml" xmlns:wp14="http://schemas.microsoft.com/office/word/2010/wordprocessingDrawing" xmlns:wp="http://schemas.openxmlformats.org/drawingml/2006/wordprocessingDrawing" xmlns:w10="urn:schemas-microsoft-com:office:word" xmlns:w="http://schemas.openxmlformats.org/wordprocessingml/2006/main" xmlns:w14="http://schemas.microsoft.com/office/word/2010/wordml" xmlns:w15="http://schemas.microsoft.com/office/word/2012/wordml" xmlns:wpg="http://schemas.microsoft.com/office/word/2010/wordprocessingGroup" xmlns:wpi="http://schemas.microsoft.com/office/word/2010/wordprocessingInk" xmlns:wne="http://schemas.microsoft.com/office/word/2006/wordml" xmlns:wps="http://schemas.microsoft.com/office/word/2010/wordprocessingShape" mc:Ignorable="w14 w15 wp14">
   <w:sdt>
     <w:sdtPr>
       <w:id w:val="-236707583"/>
@@ -17983,7 +16814,7 @@
     <w:sdtContent>
       <w:p>
         <w:pPr>
-          <w:pStyle w:val="Footer"/>
+          <w:pStyle w:val="a5"/>
           <w:jc w:val="center"/>
         </w:pPr>
         <w:r>
@@ -17996,7 +16827,10 @@
           <w:fldChar w:fldCharType="separate"/>
         </w:r>
         <w:r>
-          <w:t>2</w:t>
+          <w:rPr>
+            <w:noProof/>
+          </w:rPr>
+          <w:t>3</w:t>
         </w:r>
         <w:r>
           <w:fldChar w:fldCharType="end"/>
@@ -18004,17 +16838,11 @@
       </w:p>
     </w:sdtContent>
   </w:sdt>
-  <w:p>
-    <w:pPr>
-      <w:pStyle w:val="Footer"/>
-    </w:pPr>
-  </w:p>
-  <w:p/>
 </w:ftr>
 </file>
 
 <file path=word/footnotes.xml><?xml version="1.0" encoding="utf-8"?>
-<w:footnotes xmlns:wpc="http://schemas.microsoft.com/office/word/2010/wordprocessingCanvas" xmlns:cx="http://schemas.microsoft.com/office/drawing/2014/chartex" xmlns:cx1="http://schemas.microsoft.com/office/drawing/2015/9/8/chartex" xmlns:cx2="http://schemas.microsoft.com/office/drawing/2015/10/21/chartex" xmlns:cx3="http://schemas.microsoft.com/office/drawing/2016/5/9/chartex" xmlns:cx4="http://schemas.microsoft.com/office/drawing/2016/5/10/chartex" xmlns:cx5="http://schemas.microsoft.com/office/drawing/2016/5/11/chartex" xmlns:cx6="http://schemas.microsoft.com/office/drawing/2016/5/12/chartex" xmlns:cx7="http://schemas.microsoft.com/office/drawing/2016/5/13/chartex" xmlns:cx8="http://schemas.microsoft.com/office/drawing/2016/5/14/chartex" xmlns:mc="http://schemas.openxmlformats.org/markup-compatibility/2006" xmlns:aink="http://schemas.microsoft.com/office/drawing/2016/ink" xmlns:am3d="http://schemas.microsoft.com/office/drawing/2017/model3d" xmlns:o="urn:schemas-microsoft-com:office:office" xmlns:r="http://schemas.openxmlformats.org/officeDocument/2006/relationships" xmlns:m="http://schemas.openxmlformats.org/officeDocument/2006/math" xmlns:v="urn:schemas-microsoft-com:vml" xmlns:wp14="http://schemas.microsoft.com/office/word/2010/wordprocessingDrawing" xmlns:wp="http://schemas.openxmlformats.org/drawingml/2006/wordprocessingDrawing" xmlns:w10="urn:schemas-microsoft-com:office:word" xmlns:w="http://schemas.openxmlformats.org/wordprocessingml/2006/main" xmlns:w14="http://schemas.microsoft.com/office/word/2010/wordml" xmlns:w15="http://schemas.microsoft.com/office/word/2012/wordml" xmlns:w16cex="http://schemas.microsoft.com/office/word/2018/wordml/cex" xmlns:w16cid="http://schemas.microsoft.com/office/word/2016/wordml/cid" xmlns:w16="http://schemas.microsoft.com/office/word/2018/wordml" xmlns:w16se="http://schemas.microsoft.com/office/word/2015/wordml/symex" xmlns:wpg="http://schemas.microsoft.com/office/word/2010/wordprocessingGroup" xmlns:wpi="http://schemas.microsoft.com/office/word/2010/wordprocessingInk" xmlns:wne="http://schemas.microsoft.com/office/word/2006/wordml" xmlns:wps="http://schemas.microsoft.com/office/word/2010/wordprocessingShape" mc:Ignorable="w14 w15 w16se w16cid w16 w16cex wp14">
+<w:footnotes xmlns:wpc="http://schemas.microsoft.com/office/word/2010/wordprocessingCanvas" xmlns:mc="http://schemas.openxmlformats.org/markup-compatibility/2006" xmlns:o="urn:schemas-microsoft-com:office:office" xmlns:r="http://schemas.openxmlformats.org/officeDocument/2006/relationships" xmlns:m="http://schemas.openxmlformats.org/officeDocument/2006/math" xmlns:v="urn:schemas-microsoft-com:vml" xmlns:wp14="http://schemas.microsoft.com/office/word/2010/wordprocessingDrawing" xmlns:wp="http://schemas.openxmlformats.org/drawingml/2006/wordprocessingDrawing" xmlns:w10="urn:schemas-microsoft-com:office:word" xmlns:w="http://schemas.openxmlformats.org/wordprocessingml/2006/main" xmlns:w14="http://schemas.microsoft.com/office/word/2010/wordml" xmlns:w15="http://schemas.microsoft.com/office/word/2012/wordml" xmlns:wpg="http://schemas.microsoft.com/office/word/2010/wordprocessingGroup" xmlns:wpi="http://schemas.microsoft.com/office/word/2010/wordprocessingInk" xmlns:wne="http://schemas.microsoft.com/office/word/2006/wordml" xmlns:wps="http://schemas.microsoft.com/office/word/2010/wordprocessingShape" mc:Ignorable="w14 w15 wp14">
   <w:footnote w:type="separator" w:id="-1">
     <w:p>
       <w:pPr>
@@ -18041,7 +16869,7 @@
 </file>
 
 <file path=word/numbering.xml><?xml version="1.0" encoding="utf-8"?>
-<w:numbering xmlns:wpc="http://schemas.microsoft.com/office/word/2010/wordprocessingCanvas" xmlns:cx="http://schemas.microsoft.com/office/drawing/2014/chartex" xmlns:cx1="http://schemas.microsoft.com/office/drawing/2015/9/8/chartex" xmlns:cx2="http://schemas.microsoft.com/office/drawing/2015/10/21/chartex" xmlns:cx3="http://schemas.microsoft.com/office/drawing/2016/5/9/chartex" xmlns:cx4="http://schemas.microsoft.com/office/drawing/2016/5/10/chartex" xmlns:cx5="http://schemas.microsoft.com/office/drawing/2016/5/11/chartex" xmlns:cx6="http://schemas.microsoft.com/office/drawing/2016/5/12/chartex" xmlns:cx7="http://schemas.microsoft.com/office/drawing/2016/5/13/chartex" xmlns:cx8="http://schemas.microsoft.com/office/drawing/2016/5/14/chartex" xmlns:mc="http://schemas.openxmlformats.org/markup-compatibility/2006" xmlns:aink="http://schemas.microsoft.com/office/drawing/2016/ink" xmlns:am3d="http://schemas.microsoft.com/office/drawing/2017/model3d" xmlns:o="urn:schemas-microsoft-com:office:office" xmlns:r="http://schemas.openxmlformats.org/officeDocument/2006/relationships" xmlns:m="http://schemas.openxmlformats.org/officeDocument/2006/math" xmlns:v="urn:schemas-microsoft-com:vml" xmlns:wp14="http://schemas.microsoft.com/office/word/2010/wordprocessingDrawing" xmlns:wp="http://schemas.openxmlformats.org/drawingml/2006/wordprocessingDrawing" xmlns:w10="urn:schemas-microsoft-com:office:word" xmlns:w="http://schemas.openxmlformats.org/wordprocessingml/2006/main" xmlns:w14="http://schemas.microsoft.com/office/word/2010/wordml" xmlns:w15="http://schemas.microsoft.com/office/word/2012/wordml" xmlns:w16cex="http://schemas.microsoft.com/office/word/2018/wordml/cex" xmlns:w16cid="http://schemas.microsoft.com/office/word/2016/wordml/cid" xmlns:w16="http://schemas.microsoft.com/office/word/2018/wordml" xmlns:w16se="http://schemas.microsoft.com/office/word/2015/wordml/symex" xmlns:wpg="http://schemas.microsoft.com/office/word/2010/wordprocessingGroup" xmlns:wpi="http://schemas.microsoft.com/office/word/2010/wordprocessingInk" xmlns:wne="http://schemas.microsoft.com/office/word/2006/wordml" xmlns:wps="http://schemas.microsoft.com/office/word/2010/wordprocessingShape" mc:Ignorable="w14 w15 w16se w16cid w16 w16cex wp14">
+<w:numbering xmlns:wpc="http://schemas.microsoft.com/office/word/2010/wordprocessingCanvas" xmlns:mc="http://schemas.openxmlformats.org/markup-compatibility/2006" xmlns:o="urn:schemas-microsoft-com:office:office" xmlns:r="http://schemas.openxmlformats.org/officeDocument/2006/relationships" xmlns:m="http://schemas.openxmlformats.org/officeDocument/2006/math" xmlns:v="urn:schemas-microsoft-com:vml" xmlns:wp14="http://schemas.microsoft.com/office/word/2010/wordprocessingDrawing" xmlns:wp="http://schemas.openxmlformats.org/drawingml/2006/wordprocessingDrawing" xmlns:w10="urn:schemas-microsoft-com:office:word" xmlns:w="http://schemas.openxmlformats.org/wordprocessingml/2006/main" xmlns:w14="http://schemas.microsoft.com/office/word/2010/wordml" xmlns:w15="http://schemas.microsoft.com/office/word/2012/wordml" xmlns:wpg="http://schemas.microsoft.com/office/word/2010/wordprocessingGroup" xmlns:wpi="http://schemas.microsoft.com/office/word/2010/wordprocessingInk" xmlns:wne="http://schemas.microsoft.com/office/word/2006/wordml" xmlns:wps="http://schemas.microsoft.com/office/word/2010/wordprocessingShape" mc:Ignorable="w14 w15 wp14">
   <w:abstractNum w:abstractNumId="0" w15:restartNumberingAfterBreak="0">
     <w:nsid w:val="0049286C"/>
     <w:multiLevelType w:val="hybridMultilevel"/>
@@ -21499,7 +20327,7 @@
 </file>
 
 <file path=word/styles.xml><?xml version="1.0" encoding="utf-8"?>
-<w:styles xmlns:mc="http://schemas.openxmlformats.org/markup-compatibility/2006" xmlns:r="http://schemas.openxmlformats.org/officeDocument/2006/relationships" xmlns:w="http://schemas.openxmlformats.org/wordprocessingml/2006/main" xmlns:w14="http://schemas.microsoft.com/office/word/2010/wordml" xmlns:w15="http://schemas.microsoft.com/office/word/2012/wordml" xmlns:w16cex="http://schemas.microsoft.com/office/word/2018/wordml/cex" xmlns:w16cid="http://schemas.microsoft.com/office/word/2016/wordml/cid" xmlns:w16="http://schemas.microsoft.com/office/word/2018/wordml" xmlns:w16se="http://schemas.microsoft.com/office/word/2015/wordml/symex" mc:Ignorable="w14 w15 w16se w16cid w16 w16cex">
+<w:styles xmlns:mc="http://schemas.openxmlformats.org/markup-compatibility/2006" xmlns:r="http://schemas.openxmlformats.org/officeDocument/2006/relationships" xmlns:w="http://schemas.openxmlformats.org/wordprocessingml/2006/main" xmlns:w14="http://schemas.microsoft.com/office/word/2010/wordml" xmlns:w15="http://schemas.microsoft.com/office/word/2012/wordml" mc:Ignorable="w14 w15">
   <w:docDefaults>
     <w:rPrDefault>
       <w:rPr>
@@ -21515,7 +20343,7 @@
       </w:pPr>
     </w:pPrDefault>
   </w:docDefaults>
-  <w:latentStyles w:defLockedState="0" w:defUIPriority="99" w:defSemiHidden="0" w:defUnhideWhenUsed="0" w:defQFormat="0" w:count="376">
+  <w:latentStyles w:defLockedState="0" w:defUIPriority="99" w:defSemiHidden="0" w:defUnhideWhenUsed="0" w:defQFormat="0" w:count="371">
     <w:lsdException w:name="Normal" w:uiPriority="0" w:qFormat="1"/>
     <w:lsdException w:name="heading 1" w:uiPriority="9" w:qFormat="1"/>
     <w:lsdException w:name="heading 2" w:semiHidden="1" w:uiPriority="9" w:unhideWhenUsed="1" w:qFormat="1"/>
@@ -21887,13 +20715,8 @@
     <w:lsdException w:name="List Table 5 Dark Accent 6" w:uiPriority="50"/>
     <w:lsdException w:name="List Table 6 Colorful Accent 6" w:uiPriority="51"/>
     <w:lsdException w:name="List Table 7 Colorful Accent 6" w:uiPriority="52"/>
-    <w:lsdException w:name="Mention" w:semiHidden="1" w:unhideWhenUsed="1"/>
-    <w:lsdException w:name="Smart Hyperlink" w:semiHidden="1" w:unhideWhenUsed="1"/>
-    <w:lsdException w:name="Hashtag" w:semiHidden="1" w:unhideWhenUsed="1"/>
-    <w:lsdException w:name="Unresolved Mention" w:semiHidden="1" w:unhideWhenUsed="1"/>
-    <w:lsdException w:name="Smart Link" w:semiHidden="1" w:unhideWhenUsed="1"/>
   </w:latentStyles>
-  <w:style w:type="paragraph" w:default="1" w:styleId="Normal">
+  <w:style w:type="paragraph" w:default="1" w:styleId="a">
     <w:name w:val="Normal"/>
     <w:qFormat/>
     <w:rsid w:val="00B811FF"/>
@@ -21905,11 +20728,11 @@
       <w:sz w:val="28"/>
     </w:rPr>
   </w:style>
-  <w:style w:type="paragraph" w:styleId="Heading1">
+  <w:style w:type="paragraph" w:styleId="1">
     <w:name w:val="heading 1"/>
-    <w:basedOn w:val="Normal"/>
-    <w:next w:val="Normal"/>
-    <w:link w:val="Heading1Char"/>
+    <w:basedOn w:val="a"/>
+    <w:next w:val="a"/>
+    <w:link w:val="10"/>
     <w:uiPriority w:val="9"/>
     <w:qFormat/>
     <w:rsid w:val="00026A91"/>
@@ -21922,11 +20745,11 @@
       <w:szCs w:val="28"/>
     </w:rPr>
   </w:style>
-  <w:style w:type="paragraph" w:styleId="Heading2">
+  <w:style w:type="paragraph" w:styleId="2">
     <w:name w:val="heading 2"/>
-    <w:basedOn w:val="Normal"/>
-    <w:next w:val="Normal"/>
-    <w:link w:val="Heading2Char"/>
+    <w:basedOn w:val="a"/>
+    <w:next w:val="a"/>
+    <w:link w:val="20"/>
     <w:uiPriority w:val="9"/>
     <w:unhideWhenUsed/>
     <w:qFormat/>
@@ -21941,13 +20764,13 @@
       <w:szCs w:val="28"/>
     </w:rPr>
   </w:style>
-  <w:style w:type="character" w:default="1" w:styleId="DefaultParagraphFont">
+  <w:style w:type="character" w:default="1" w:styleId="a0">
     <w:name w:val="Default Paragraph Font"/>
     <w:uiPriority w:val="1"/>
     <w:semiHidden/>
     <w:unhideWhenUsed/>
   </w:style>
-  <w:style w:type="table" w:default="1" w:styleId="TableNormal">
+  <w:style w:type="table" w:default="1" w:styleId="a1">
     <w:name w:val="Normal Table"/>
     <w:uiPriority w:val="99"/>
     <w:semiHidden/>
@@ -21962,16 +20785,16 @@
       </w:tblCellMar>
     </w:tblPr>
   </w:style>
-  <w:style w:type="numbering" w:default="1" w:styleId="NoList">
+  <w:style w:type="numbering" w:default="1" w:styleId="a2">
     <w:name w:val="No List"/>
     <w:uiPriority w:val="99"/>
     <w:semiHidden/>
     <w:unhideWhenUsed/>
   </w:style>
-  <w:style w:type="paragraph" w:styleId="Header">
+  <w:style w:type="paragraph" w:styleId="a3">
     <w:name w:val="header"/>
-    <w:basedOn w:val="Normal"/>
-    <w:link w:val="HeaderChar"/>
+    <w:basedOn w:val="a"/>
+    <w:link w:val="a4"/>
     <w:uiPriority w:val="99"/>
     <w:unhideWhenUsed/>
     <w:rsid w:val="00046B91"/>
@@ -21983,17 +20806,17 @@
       <w:spacing w:after="0" w:line="240" w:lineRule="auto"/>
     </w:pPr>
   </w:style>
-  <w:style w:type="character" w:customStyle="1" w:styleId="HeaderChar">
-    <w:name w:val="Header Char"/>
-    <w:basedOn w:val="DefaultParagraphFont"/>
-    <w:link w:val="Header"/>
+  <w:style w:type="character" w:customStyle="1" w:styleId="a4">
+    <w:name w:val="Верхний колонтитул Знак"/>
+    <w:basedOn w:val="a0"/>
+    <w:link w:val="a3"/>
     <w:uiPriority w:val="99"/>
     <w:rsid w:val="00046B91"/>
   </w:style>
-  <w:style w:type="paragraph" w:styleId="Footer">
+  <w:style w:type="paragraph" w:styleId="a5">
     <w:name w:val="footer"/>
-    <w:basedOn w:val="Normal"/>
-    <w:link w:val="FooterChar"/>
+    <w:basedOn w:val="a"/>
+    <w:link w:val="a6"/>
     <w:uiPriority w:val="99"/>
     <w:unhideWhenUsed/>
     <w:rsid w:val="00046B91"/>
@@ -22005,16 +20828,16 @@
       <w:spacing w:after="0" w:line="240" w:lineRule="auto"/>
     </w:pPr>
   </w:style>
-  <w:style w:type="character" w:customStyle="1" w:styleId="FooterChar">
-    <w:name w:val="Footer Char"/>
-    <w:basedOn w:val="DefaultParagraphFont"/>
-    <w:link w:val="Footer"/>
+  <w:style w:type="character" w:customStyle="1" w:styleId="a6">
+    <w:name w:val="Нижний колонтитул Знак"/>
+    <w:basedOn w:val="a0"/>
+    <w:link w:val="a5"/>
     <w:uiPriority w:val="99"/>
     <w:rsid w:val="00046B91"/>
   </w:style>
-  <w:style w:type="character" w:styleId="Hyperlink">
+  <w:style w:type="character" w:styleId="a7">
     <w:name w:val="Hyperlink"/>
-    <w:basedOn w:val="DefaultParagraphFont"/>
+    <w:basedOn w:val="a0"/>
     <w:uiPriority w:val="99"/>
     <w:unhideWhenUsed/>
     <w:rsid w:val="00894800"/>
@@ -22023,9 +20846,9 @@
       <w:u w:val="single"/>
     </w:rPr>
   </w:style>
-  <w:style w:type="character" w:styleId="UnresolvedMention">
+  <w:style w:type="character" w:customStyle="1" w:styleId="UnresolvedMention">
     <w:name w:val="Unresolved Mention"/>
-    <w:basedOn w:val="DefaultParagraphFont"/>
+    <w:basedOn w:val="a0"/>
     <w:uiPriority w:val="99"/>
     <w:semiHidden/>
     <w:unhideWhenUsed/>
@@ -22035,9 +20858,9 @@
       <w:shd w:val="clear" w:color="auto" w:fill="E1DFDD"/>
     </w:rPr>
   </w:style>
-  <w:style w:type="paragraph" w:styleId="ListParagraph">
+  <w:style w:type="paragraph" w:styleId="a8">
     <w:name w:val="List Paragraph"/>
-    <w:basedOn w:val="Normal"/>
+    <w:basedOn w:val="a"/>
     <w:uiPriority w:val="34"/>
     <w:qFormat/>
     <w:rsid w:val="00913267"/>
@@ -22046,9 +20869,9 @@
       <w:contextualSpacing/>
     </w:pPr>
   </w:style>
-  <w:style w:type="character" w:styleId="PlaceholderText">
+  <w:style w:type="character" w:styleId="a9">
     <w:name w:val="Placeholder Text"/>
-    <w:basedOn w:val="DefaultParagraphFont"/>
+    <w:basedOn w:val="a0"/>
     <w:uiPriority w:val="99"/>
     <w:semiHidden/>
     <w:rsid w:val="00D65714"/>
@@ -22056,9 +20879,9 @@
       <w:color w:val="808080"/>
     </w:rPr>
   </w:style>
-  <w:style w:type="table" w:styleId="TableGrid">
+  <w:style w:type="table" w:styleId="aa">
     <w:name w:val="Table Grid"/>
-    <w:basedOn w:val="TableNormal"/>
+    <w:basedOn w:val="a1"/>
     <w:uiPriority w:val="39"/>
     <w:rsid w:val="00E1234A"/>
     <w:pPr>
@@ -22075,9 +20898,9 @@
       </w:tblBorders>
     </w:tblPr>
   </w:style>
-  <w:style w:type="paragraph" w:styleId="NormalWeb">
+  <w:style w:type="paragraph" w:styleId="ab">
     <w:name w:val="Normal (Web)"/>
-    <w:basedOn w:val="Normal"/>
+    <w:basedOn w:val="a"/>
     <w:uiPriority w:val="99"/>
     <w:semiHidden/>
     <w:unhideWhenUsed/>
@@ -22092,10 +20915,10 @@
       <w:lang w:eastAsia="ru-RU"/>
     </w:rPr>
   </w:style>
-  <w:style w:type="paragraph" w:styleId="HTMLPreformatted">
+  <w:style w:type="paragraph" w:styleId="HTML">
     <w:name w:val="HTML Preformatted"/>
-    <w:basedOn w:val="Normal"/>
-    <w:link w:val="HTMLPreformattedChar"/>
+    <w:basedOn w:val="a"/>
+    <w:link w:val="HTML0"/>
     <w:uiPriority w:val="99"/>
     <w:semiHidden/>
     <w:unhideWhenUsed/>
@@ -22128,10 +20951,10 @@
       <w:lang w:eastAsia="ru-RU"/>
     </w:rPr>
   </w:style>
-  <w:style w:type="character" w:customStyle="1" w:styleId="HTMLPreformattedChar">
-    <w:name w:val="HTML Preformatted Char"/>
-    <w:basedOn w:val="DefaultParagraphFont"/>
-    <w:link w:val="HTMLPreformatted"/>
+  <w:style w:type="character" w:customStyle="1" w:styleId="HTML0">
+    <w:name w:val="Стандартный HTML Знак"/>
+    <w:basedOn w:val="a0"/>
+    <w:link w:val="HTML"/>
     <w:uiPriority w:val="99"/>
     <w:semiHidden/>
     <w:rsid w:val="00C63B6C"/>
@@ -22142,10 +20965,10 @@
       <w:lang w:eastAsia="ru-RU"/>
     </w:rPr>
   </w:style>
-  <w:style w:type="paragraph" w:styleId="BalloonText">
+  <w:style w:type="paragraph" w:styleId="ac">
     <w:name w:val="Balloon Text"/>
-    <w:basedOn w:val="Normal"/>
-    <w:link w:val="BalloonTextChar"/>
+    <w:basedOn w:val="a"/>
+    <w:link w:val="ad"/>
     <w:uiPriority w:val="99"/>
     <w:semiHidden/>
     <w:unhideWhenUsed/>
@@ -22159,10 +20982,10 @@
       <w:szCs w:val="18"/>
     </w:rPr>
   </w:style>
-  <w:style w:type="character" w:customStyle="1" w:styleId="BalloonTextChar">
-    <w:name w:val="Balloon Text Char"/>
-    <w:basedOn w:val="DefaultParagraphFont"/>
-    <w:link w:val="BalloonText"/>
+  <w:style w:type="character" w:customStyle="1" w:styleId="ad">
+    <w:name w:val="Текст выноски Знак"/>
+    <w:basedOn w:val="a0"/>
+    <w:link w:val="ac"/>
     <w:uiPriority w:val="99"/>
     <w:semiHidden/>
     <w:rsid w:val="00427507"/>
@@ -22172,10 +20995,10 @@
       <w:szCs w:val="18"/>
     </w:rPr>
   </w:style>
-  <w:style w:type="character" w:customStyle="1" w:styleId="Heading1Char">
-    <w:name w:val="Heading 1 Char"/>
-    <w:basedOn w:val="DefaultParagraphFont"/>
-    <w:link w:val="Heading1"/>
+  <w:style w:type="character" w:customStyle="1" w:styleId="10">
+    <w:name w:val="Заголовок 1 Знак"/>
+    <w:basedOn w:val="a0"/>
+    <w:link w:val="1"/>
     <w:uiPriority w:val="9"/>
     <w:rsid w:val="00026A91"/>
     <w:rPr>
@@ -22184,10 +21007,10 @@
       <w:szCs w:val="28"/>
     </w:rPr>
   </w:style>
-  <w:style w:type="character" w:customStyle="1" w:styleId="Heading2Char">
-    <w:name w:val="Heading 2 Char"/>
-    <w:basedOn w:val="DefaultParagraphFont"/>
-    <w:link w:val="Heading2"/>
+  <w:style w:type="character" w:customStyle="1" w:styleId="20">
+    <w:name w:val="Заголовок 2 Знак"/>
+    <w:basedOn w:val="a0"/>
+    <w:link w:val="2"/>
     <w:uiPriority w:val="9"/>
     <w:rsid w:val="00026A91"/>
     <w:rPr>
@@ -22197,10 +21020,10 @@
       <w:szCs w:val="28"/>
     </w:rPr>
   </w:style>
-  <w:style w:type="paragraph" w:styleId="TOCHeading">
+  <w:style w:type="paragraph" w:styleId="ae">
     <w:name w:val="TOC Heading"/>
-    <w:basedOn w:val="Heading1"/>
-    <w:next w:val="Normal"/>
+    <w:basedOn w:val="1"/>
+    <w:next w:val="a"/>
     <w:uiPriority w:val="39"/>
     <w:unhideWhenUsed/>
     <w:qFormat/>
@@ -22220,10 +21043,10 @@
       <w:lang w:val="en-US"/>
     </w:rPr>
   </w:style>
-  <w:style w:type="paragraph" w:styleId="TOC1">
+  <w:style w:type="paragraph" w:styleId="11">
     <w:name w:val="toc 1"/>
-    <w:basedOn w:val="Normal"/>
-    <w:next w:val="Normal"/>
+    <w:basedOn w:val="a"/>
+    <w:next w:val="a"/>
     <w:autoRedefine/>
     <w:uiPriority w:val="39"/>
     <w:unhideWhenUsed/>
@@ -22243,10 +21066,10 @@
       <w:szCs w:val="24"/>
     </w:rPr>
   </w:style>
-  <w:style w:type="paragraph" w:styleId="TOC2">
+  <w:style w:type="paragraph" w:styleId="21">
     <w:name w:val="toc 2"/>
-    <w:basedOn w:val="Normal"/>
-    <w:next w:val="Normal"/>
+    <w:basedOn w:val="a"/>
+    <w:next w:val="a"/>
     <w:autoRedefine/>
     <w:uiPriority w:val="39"/>
     <w:unhideWhenUsed/>
@@ -22260,10 +21083,10 @@
       <w:bCs/>
     </w:rPr>
   </w:style>
-  <w:style w:type="paragraph" w:styleId="TOC3">
+  <w:style w:type="paragraph" w:styleId="3">
     <w:name w:val="toc 3"/>
-    <w:basedOn w:val="Normal"/>
-    <w:next w:val="Normal"/>
+    <w:basedOn w:val="a"/>
+    <w:next w:val="a"/>
     <w:autoRedefine/>
     <w:uiPriority w:val="39"/>
     <w:semiHidden/>
@@ -22278,10 +21101,10 @@
       <w:szCs w:val="20"/>
     </w:rPr>
   </w:style>
-  <w:style w:type="paragraph" w:styleId="TOC4">
+  <w:style w:type="paragraph" w:styleId="4">
     <w:name w:val="toc 4"/>
-    <w:basedOn w:val="Normal"/>
-    <w:next w:val="Normal"/>
+    <w:basedOn w:val="a"/>
+    <w:next w:val="a"/>
     <w:autoRedefine/>
     <w:uiPriority w:val="39"/>
     <w:semiHidden/>
@@ -22296,10 +21119,10 @@
       <w:szCs w:val="20"/>
     </w:rPr>
   </w:style>
-  <w:style w:type="paragraph" w:styleId="TOC5">
+  <w:style w:type="paragraph" w:styleId="5">
     <w:name w:val="toc 5"/>
-    <w:basedOn w:val="Normal"/>
-    <w:next w:val="Normal"/>
+    <w:basedOn w:val="a"/>
+    <w:next w:val="a"/>
     <w:autoRedefine/>
     <w:uiPriority w:val="39"/>
     <w:semiHidden/>
@@ -22314,10 +21137,10 @@
       <w:szCs w:val="20"/>
     </w:rPr>
   </w:style>
-  <w:style w:type="paragraph" w:styleId="TOC6">
+  <w:style w:type="paragraph" w:styleId="6">
     <w:name w:val="toc 6"/>
-    <w:basedOn w:val="Normal"/>
-    <w:next w:val="Normal"/>
+    <w:basedOn w:val="a"/>
+    <w:next w:val="a"/>
     <w:autoRedefine/>
     <w:uiPriority w:val="39"/>
     <w:semiHidden/>
@@ -22332,10 +21155,10 @@
       <w:szCs w:val="20"/>
     </w:rPr>
   </w:style>
-  <w:style w:type="paragraph" w:styleId="TOC7">
+  <w:style w:type="paragraph" w:styleId="7">
     <w:name w:val="toc 7"/>
-    <w:basedOn w:val="Normal"/>
-    <w:next w:val="Normal"/>
+    <w:basedOn w:val="a"/>
+    <w:next w:val="a"/>
     <w:autoRedefine/>
     <w:uiPriority w:val="39"/>
     <w:semiHidden/>
@@ -22350,10 +21173,10 @@
       <w:szCs w:val="20"/>
     </w:rPr>
   </w:style>
-  <w:style w:type="paragraph" w:styleId="TOC8">
+  <w:style w:type="paragraph" w:styleId="8">
     <w:name w:val="toc 8"/>
-    <w:basedOn w:val="Normal"/>
-    <w:next w:val="Normal"/>
+    <w:basedOn w:val="a"/>
+    <w:next w:val="a"/>
     <w:autoRedefine/>
     <w:uiPriority w:val="39"/>
     <w:semiHidden/>
@@ -22368,10 +21191,10 @@
       <w:szCs w:val="20"/>
     </w:rPr>
   </w:style>
-  <w:style w:type="paragraph" w:styleId="TOC9">
+  <w:style w:type="paragraph" w:styleId="9">
     <w:name w:val="toc 9"/>
-    <w:basedOn w:val="Normal"/>
-    <w:next w:val="Normal"/>
+    <w:basedOn w:val="a"/>
+    <w:next w:val="a"/>
     <w:autoRedefine/>
     <w:uiPriority w:val="39"/>
     <w:semiHidden/>
@@ -22682,16 +21505,4 @@
     </a:ext>
   </a:extLst>
 </a:theme>
-</file>
-
-<file path=customXml/item1.xml><?xml version="1.0" encoding="utf-8"?>
-<b:Sources xmlns:b="http://schemas.openxmlformats.org/officeDocument/2006/bibliography" xmlns="http://schemas.openxmlformats.org/officeDocument/2006/bibliography" SelectedStyle="/APASixthEditionOfficeOnline.xsl" StyleName="APA" Version="6"/>
-</file>
-
-<file path=customXml/itemProps1.xml><?xml version="1.0" encoding="utf-8"?>
-<ds:datastoreItem xmlns:ds="http://schemas.openxmlformats.org/officeDocument/2006/customXml" ds:itemID="{5D3C9EAD-3650-2844-9E61-349E531EB7AE}">
-  <ds:schemaRefs>
-    <ds:schemaRef ds:uri="http://schemas.openxmlformats.org/officeDocument/2006/bibliography"/>
-  </ds:schemaRefs>
-</ds:datastoreItem>
 </file>
--- a/Пояснительная записка.docx
+++ b/Пояснительная записка.docx
@@ -66,14 +66,16 @@
               <w:i w:val="0"/>
               <w:iCs w:val="0"/>
               <w:noProof/>
-              <w:sz w:val="22"/>
-              <w:szCs w:val="22"/>
+              <w:sz w:val="28"/>
+              <w:szCs w:val="28"/>
               <w:lang w:eastAsia="ru-RU"/>
             </w:rPr>
           </w:pPr>
           <w:r>
             <w:rPr>
               <w:rFonts w:cs="Times New Roman"/>
+              <w:b w:val="0"/>
+              <w:i w:val="0"/>
               <w:sz w:val="28"/>
               <w:szCs w:val="28"/>
             </w:rPr>
@@ -82,6 +84,8 @@
           <w:r>
             <w:rPr>
               <w:rFonts w:cs="Times New Roman"/>
+              <w:b w:val="0"/>
+              <w:i w:val="0"/>
               <w:sz w:val="28"/>
               <w:szCs w:val="28"/>
             </w:rPr>
@@ -90,186 +94,98 @@
           <w:r>
             <w:rPr>
               <w:rFonts w:cs="Times New Roman"/>
+              <w:b w:val="0"/>
+              <w:i w:val="0"/>
               <w:sz w:val="28"/>
               <w:szCs w:val="28"/>
             </w:rPr>
             <w:fldChar w:fldCharType="separate"/>
           </w:r>
-          <w:bookmarkStart w:id="0" w:name="_GoBack"/>
-          <w:bookmarkEnd w:id="0"/>
-          <w:r>
-            <w:rPr>
-              <w:rStyle w:val="a7"/>
-              <w:noProof/>
-            </w:rPr>
-            <w:fldChar w:fldCharType="begin"/>
-          </w:r>
-          <w:r>
-            <w:rPr>
-              <w:rStyle w:val="a7"/>
-              <w:noProof/>
-            </w:rPr>
-            <w:instrText xml:space="preserve"> </w:instrText>
-          </w:r>
-          <w:r>
-            <w:rPr>
-              <w:noProof/>
-            </w:rPr>
-            <w:instrText>HYPERLINK \l "_Toc69743452"</w:instrText>
-          </w:r>
-          <w:r>
-            <w:rPr>
-              <w:rStyle w:val="a7"/>
-              <w:noProof/>
-            </w:rPr>
-            <w:instrText xml:space="preserve"> </w:instrText>
-          </w:r>
-          <w:r>
-            <w:rPr>
-              <w:rStyle w:val="a7"/>
-              <w:noProof/>
-            </w:rPr>
-          </w:r>
-          <w:r>
-            <w:rPr>
-              <w:rStyle w:val="a7"/>
-              <w:noProof/>
-            </w:rPr>
-            <w:fldChar w:fldCharType="separate"/>
-          </w:r>
-          <w:r>
-            <w:rPr>
-              <w:rStyle w:val="a7"/>
-              <w:noProof/>
-              <w:highlight w:val="green"/>
-            </w:rPr>
-            <w:t>ВВЕДЕНИЕ</w:t>
-          </w:r>
-          <w:r>
-            <w:rPr>
-              <w:noProof/>
-              <w:webHidden/>
-            </w:rPr>
-            <w:tab/>
-          </w:r>
-          <w:r>
-            <w:rPr>
-              <w:noProof/>
-              <w:webHidden/>
-            </w:rPr>
-            <w:fldChar w:fldCharType="begin"/>
-          </w:r>
-          <w:r>
-            <w:rPr>
-              <w:noProof/>
-              <w:webHidden/>
-            </w:rPr>
-            <w:instrText xml:space="preserve"> PAGEREF _Toc69743452 \h </w:instrText>
-          </w:r>
-          <w:r>
-            <w:rPr>
-              <w:noProof/>
-              <w:webHidden/>
-            </w:rPr>
-          </w:r>
-          <w:r>
-            <w:rPr>
-              <w:noProof/>
-              <w:webHidden/>
-            </w:rPr>
-            <w:fldChar w:fldCharType="separate"/>
-          </w:r>
-          <w:r>
-            <w:rPr>
-              <w:noProof/>
-              <w:webHidden/>
-            </w:rPr>
-            <w:t>4</w:t>
-          </w:r>
-          <w:r>
-            <w:rPr>
-              <w:noProof/>
-              <w:webHidden/>
-            </w:rPr>
-            <w:fldChar w:fldCharType="end"/>
-          </w:r>
-          <w:r>
-            <w:rPr>
-              <w:rStyle w:val="a7"/>
-              <w:noProof/>
-            </w:rPr>
-            <w:fldChar w:fldCharType="end"/>
-          </w:r>
-        </w:p>
-        <w:p>
-          <w:pPr>
-            <w:pStyle w:val="11"/>
-            <w:rPr>
-              <w:rFonts w:asciiTheme="minorHAnsi" w:eastAsiaTheme="minorEastAsia" w:hAnsiTheme="minorHAnsi"/>
-              <w:b w:val="0"/>
-              <w:bCs w:val="0"/>
-              <w:i w:val="0"/>
-              <w:iCs w:val="0"/>
-              <w:noProof/>
-              <w:sz w:val="22"/>
-              <w:szCs w:val="22"/>
-              <w:lang w:eastAsia="ru-RU"/>
-            </w:rPr>
-          </w:pPr>
-          <w:hyperlink w:anchor="_Toc69743453" w:history="1">
+          <w:hyperlink w:anchor="_Toc69744394" w:history="1">
             <w:r>
               <w:rPr>
                 <w:rStyle w:val="a7"/>
+                <w:b w:val="0"/>
+                <w:i w:val="0"/>
                 <w:noProof/>
-                <w:highlight w:val="green"/>
+                <w:sz w:val="28"/>
+                <w:szCs w:val="28"/>
               </w:rPr>
-              <w:t>ПОСТАНОВКА ЗАДАЧИ</w:t>
+              <w:t>ВВЕДЕНИЕ</w:t>
             </w:r>
             <w:r>
               <w:rPr>
+                <w:b w:val="0"/>
+                <w:i w:val="0"/>
                 <w:noProof/>
                 <w:webHidden/>
+                <w:sz w:val="28"/>
+                <w:szCs w:val="28"/>
               </w:rPr>
               <w:tab/>
             </w:r>
             <w:r>
               <w:rPr>
+                <w:b w:val="0"/>
+                <w:i w:val="0"/>
                 <w:noProof/>
                 <w:webHidden/>
+                <w:sz w:val="28"/>
+                <w:szCs w:val="28"/>
               </w:rPr>
               <w:fldChar w:fldCharType="begin"/>
             </w:r>
             <w:r>
               <w:rPr>
+                <w:b w:val="0"/>
+                <w:i w:val="0"/>
                 <w:noProof/>
                 <w:webHidden/>
+                <w:sz w:val="28"/>
+                <w:szCs w:val="28"/>
               </w:rPr>
-              <w:instrText xml:space="preserve"> PAGEREF _Toc69743453 \h </w:instrText>
+              <w:instrText xml:space="preserve"> PAGEREF _Toc69744394 \h </w:instrText>
             </w:r>
             <w:r>
               <w:rPr>
+                <w:b w:val="0"/>
+                <w:i w:val="0"/>
                 <w:noProof/>
                 <w:webHidden/>
+                <w:sz w:val="28"/>
+                <w:szCs w:val="28"/>
               </w:rPr>
             </w:r>
             <w:r>
               <w:rPr>
+                <w:b w:val="0"/>
+                <w:i w:val="0"/>
                 <w:noProof/>
                 <w:webHidden/>
+                <w:sz w:val="28"/>
+                <w:szCs w:val="28"/>
               </w:rPr>
               <w:fldChar w:fldCharType="separate"/>
             </w:r>
             <w:r>
               <w:rPr>
+                <w:b w:val="0"/>
+                <w:i w:val="0"/>
                 <w:noProof/>
                 <w:webHidden/>
+                <w:sz w:val="28"/>
+                <w:szCs w:val="28"/>
               </w:rPr>
-              <w:t>5</w:t>
+              <w:t>4</w:t>
             </w:r>
             <w:r>
               <w:rPr>
+                <w:b w:val="0"/>
+                <w:i w:val="0"/>
                 <w:noProof/>
                 <w:webHidden/>
+                <w:sz w:val="28"/>
+                <w:szCs w:val="28"/>
               </w:rPr>
               <w:fldChar w:fldCharType="end"/>
             </w:r>
@@ -285,65 +201,96 @@
               <w:i w:val="0"/>
               <w:iCs w:val="0"/>
               <w:noProof/>
-              <w:sz w:val="22"/>
-              <w:szCs w:val="22"/>
+              <w:sz w:val="28"/>
+              <w:szCs w:val="28"/>
               <w:lang w:eastAsia="ru-RU"/>
             </w:rPr>
           </w:pPr>
-          <w:hyperlink w:anchor="_Toc69743454" w:history="1">
+          <w:hyperlink w:anchor="_Toc69744395" w:history="1">
             <w:r>
               <w:rPr>
                 <w:rStyle w:val="a7"/>
+                <w:b w:val="0"/>
+                <w:i w:val="0"/>
                 <w:noProof/>
-                <w:highlight w:val="green"/>
+                <w:sz w:val="28"/>
+                <w:szCs w:val="28"/>
               </w:rPr>
-              <w:t>ОПИСАНИЕ ПРЕДМЕТНОЙ ОБЛАСТИ</w:t>
+              <w:t>ПОСТАНОВКА ЗАДАЧИ</w:t>
             </w:r>
             <w:r>
               <w:rPr>
+                <w:b w:val="0"/>
+                <w:i w:val="0"/>
                 <w:noProof/>
                 <w:webHidden/>
+                <w:sz w:val="28"/>
+                <w:szCs w:val="28"/>
               </w:rPr>
               <w:tab/>
             </w:r>
             <w:r>
               <w:rPr>
+                <w:b w:val="0"/>
+                <w:i w:val="0"/>
                 <w:noProof/>
                 <w:webHidden/>
+                <w:sz w:val="28"/>
+                <w:szCs w:val="28"/>
               </w:rPr>
               <w:fldChar w:fldCharType="begin"/>
             </w:r>
             <w:r>
               <w:rPr>
+                <w:b w:val="0"/>
+                <w:i w:val="0"/>
                 <w:noProof/>
                 <w:webHidden/>
+                <w:sz w:val="28"/>
+                <w:szCs w:val="28"/>
               </w:rPr>
-              <w:instrText xml:space="preserve"> PAGEREF _Toc69743454 \h </w:instrText>
+              <w:instrText xml:space="preserve"> PAGEREF _Toc69744395 \h </w:instrText>
             </w:r>
             <w:r>
               <w:rPr>
+                <w:b w:val="0"/>
+                <w:i w:val="0"/>
                 <w:noProof/>
                 <w:webHidden/>
+                <w:sz w:val="28"/>
+                <w:szCs w:val="28"/>
               </w:rPr>
             </w:r>
             <w:r>
               <w:rPr>
+                <w:b w:val="0"/>
+                <w:i w:val="0"/>
                 <w:noProof/>
                 <w:webHidden/>
+                <w:sz w:val="28"/>
+                <w:szCs w:val="28"/>
               </w:rPr>
               <w:fldChar w:fldCharType="separate"/>
             </w:r>
             <w:r>
               <w:rPr>
+                <w:b w:val="0"/>
+                <w:i w:val="0"/>
                 <w:noProof/>
                 <w:webHidden/>
+                <w:sz w:val="28"/>
+                <w:szCs w:val="28"/>
               </w:rPr>
-              <w:t>7</w:t>
+              <w:t>5</w:t>
             </w:r>
             <w:r>
               <w:rPr>
+                <w:b w:val="0"/>
+                <w:i w:val="0"/>
                 <w:noProof/>
                 <w:webHidden/>
+                <w:sz w:val="28"/>
+                <w:szCs w:val="28"/>
               </w:rPr>
               <w:fldChar w:fldCharType="end"/>
             </w:r>
@@ -359,65 +306,96 @@
               <w:i w:val="0"/>
               <w:iCs w:val="0"/>
               <w:noProof/>
-              <w:sz w:val="22"/>
-              <w:szCs w:val="22"/>
+              <w:sz w:val="28"/>
+              <w:szCs w:val="28"/>
               <w:lang w:eastAsia="ru-RU"/>
             </w:rPr>
           </w:pPr>
-          <w:hyperlink w:anchor="_Toc69743455" w:history="1">
+          <w:hyperlink w:anchor="_Toc69744396" w:history="1">
             <w:r>
               <w:rPr>
                 <w:rStyle w:val="a7"/>
+                <w:b w:val="0"/>
+                <w:i w:val="0"/>
                 <w:noProof/>
-                <w:highlight w:val="green"/>
+                <w:sz w:val="28"/>
+                <w:szCs w:val="28"/>
               </w:rPr>
-              <w:t>АКТУАЛЬНОСТЬ АВТОМАТИЗАЦИИ</w:t>
+              <w:t>ОПИСАНИЕ ПРЕДМЕТНОЙ ОБЛАСТИ</w:t>
             </w:r>
             <w:r>
               <w:rPr>
+                <w:b w:val="0"/>
+                <w:i w:val="0"/>
                 <w:noProof/>
                 <w:webHidden/>
+                <w:sz w:val="28"/>
+                <w:szCs w:val="28"/>
               </w:rPr>
               <w:tab/>
             </w:r>
             <w:r>
               <w:rPr>
+                <w:b w:val="0"/>
+                <w:i w:val="0"/>
                 <w:noProof/>
                 <w:webHidden/>
+                <w:sz w:val="28"/>
+                <w:szCs w:val="28"/>
               </w:rPr>
               <w:fldChar w:fldCharType="begin"/>
             </w:r>
             <w:r>
               <w:rPr>
+                <w:b w:val="0"/>
+                <w:i w:val="0"/>
                 <w:noProof/>
                 <w:webHidden/>
+                <w:sz w:val="28"/>
+                <w:szCs w:val="28"/>
               </w:rPr>
-              <w:instrText xml:space="preserve"> PAGEREF _Toc69743455 \h </w:instrText>
+              <w:instrText xml:space="preserve"> PAGEREF _Toc69744396 \h </w:instrText>
             </w:r>
             <w:r>
               <w:rPr>
+                <w:b w:val="0"/>
+                <w:i w:val="0"/>
                 <w:noProof/>
                 <w:webHidden/>
+                <w:sz w:val="28"/>
+                <w:szCs w:val="28"/>
               </w:rPr>
             </w:r>
             <w:r>
               <w:rPr>
+                <w:b w:val="0"/>
+                <w:i w:val="0"/>
                 <w:noProof/>
                 <w:webHidden/>
+                <w:sz w:val="28"/>
+                <w:szCs w:val="28"/>
               </w:rPr>
               <w:fldChar w:fldCharType="separate"/>
             </w:r>
             <w:r>
               <w:rPr>
+                <w:b w:val="0"/>
+                <w:i w:val="0"/>
                 <w:noProof/>
                 <w:webHidden/>
+                <w:sz w:val="28"/>
+                <w:szCs w:val="28"/>
               </w:rPr>
-              <w:t>8</w:t>
+              <w:t>7</w:t>
             </w:r>
             <w:r>
               <w:rPr>
+                <w:b w:val="0"/>
+                <w:i w:val="0"/>
                 <w:noProof/>
                 <w:webHidden/>
+                <w:sz w:val="28"/>
+                <w:szCs w:val="28"/>
               </w:rPr>
               <w:fldChar w:fldCharType="end"/>
             </w:r>
@@ -433,65 +411,201 @@
               <w:i w:val="0"/>
               <w:iCs w:val="0"/>
               <w:noProof/>
-              <w:sz w:val="22"/>
-              <w:szCs w:val="22"/>
+              <w:sz w:val="28"/>
+              <w:szCs w:val="28"/>
               <w:lang w:eastAsia="ru-RU"/>
             </w:rPr>
           </w:pPr>
-          <w:hyperlink w:anchor="_Toc69743456" w:history="1">
+          <w:hyperlink w:anchor="_Toc69744397" w:history="1">
             <w:r>
               <w:rPr>
                 <w:rStyle w:val="a7"/>
+                <w:b w:val="0"/>
+                <w:i w:val="0"/>
                 <w:noProof/>
-                <w:highlight w:val="green"/>
+                <w:sz w:val="28"/>
+                <w:szCs w:val="28"/>
+              </w:rPr>
+              <w:t>АКТУАЛЬНОСТЬ АВТОМАТИЗАЦИИ</w:t>
+            </w:r>
+            <w:r>
+              <w:rPr>
+                <w:b w:val="0"/>
+                <w:i w:val="0"/>
+                <w:noProof/>
+                <w:webHidden/>
+                <w:sz w:val="28"/>
+                <w:szCs w:val="28"/>
+              </w:rPr>
+              <w:tab/>
+            </w:r>
+            <w:r>
+              <w:rPr>
+                <w:b w:val="0"/>
+                <w:i w:val="0"/>
+                <w:noProof/>
+                <w:webHidden/>
+                <w:sz w:val="28"/>
+                <w:szCs w:val="28"/>
+              </w:rPr>
+              <w:fldChar w:fldCharType="begin"/>
+            </w:r>
+            <w:r>
+              <w:rPr>
+                <w:b w:val="0"/>
+                <w:i w:val="0"/>
+                <w:noProof/>
+                <w:webHidden/>
+                <w:sz w:val="28"/>
+                <w:szCs w:val="28"/>
+              </w:rPr>
+              <w:instrText xml:space="preserve"> PAGEREF _Toc69744397 \h </w:instrText>
+            </w:r>
+            <w:r>
+              <w:rPr>
+                <w:b w:val="0"/>
+                <w:i w:val="0"/>
+                <w:noProof/>
+                <w:webHidden/>
+                <w:sz w:val="28"/>
+                <w:szCs w:val="28"/>
+              </w:rPr>
+            </w:r>
+            <w:r>
+              <w:rPr>
+                <w:b w:val="0"/>
+                <w:i w:val="0"/>
+                <w:noProof/>
+                <w:webHidden/>
+                <w:sz w:val="28"/>
+                <w:szCs w:val="28"/>
+              </w:rPr>
+              <w:fldChar w:fldCharType="separate"/>
+            </w:r>
+            <w:r>
+              <w:rPr>
+                <w:b w:val="0"/>
+                <w:i w:val="0"/>
+                <w:noProof/>
+                <w:webHidden/>
+                <w:sz w:val="28"/>
+                <w:szCs w:val="28"/>
+              </w:rPr>
+              <w:t>8</w:t>
+            </w:r>
+            <w:r>
+              <w:rPr>
+                <w:b w:val="0"/>
+                <w:i w:val="0"/>
+                <w:noProof/>
+                <w:webHidden/>
+                <w:sz w:val="28"/>
+                <w:szCs w:val="28"/>
+              </w:rPr>
+              <w:fldChar w:fldCharType="end"/>
+            </w:r>
+          </w:hyperlink>
+        </w:p>
+        <w:p>
+          <w:pPr>
+            <w:pStyle w:val="11"/>
+            <w:rPr>
+              <w:rFonts w:asciiTheme="minorHAnsi" w:eastAsiaTheme="minorEastAsia" w:hAnsiTheme="minorHAnsi"/>
+              <w:b w:val="0"/>
+              <w:bCs w:val="0"/>
+              <w:i w:val="0"/>
+              <w:iCs w:val="0"/>
+              <w:noProof/>
+              <w:sz w:val="28"/>
+              <w:szCs w:val="28"/>
+              <w:lang w:eastAsia="ru-RU"/>
+            </w:rPr>
+          </w:pPr>
+          <w:hyperlink w:anchor="_Toc69744398" w:history="1">
+            <w:r>
+              <w:rPr>
+                <w:rStyle w:val="a7"/>
+                <w:b w:val="0"/>
+                <w:i w:val="0"/>
+                <w:noProof/>
+                <w:sz w:val="28"/>
+                <w:szCs w:val="28"/>
               </w:rPr>
               <w:t>АЛГОРИТМИЧЕСКИЕ РЕШЕНИЯ</w:t>
             </w:r>
             <w:r>
               <w:rPr>
+                <w:b w:val="0"/>
+                <w:i w:val="0"/>
                 <w:noProof/>
                 <w:webHidden/>
+                <w:sz w:val="28"/>
+                <w:szCs w:val="28"/>
               </w:rPr>
               <w:tab/>
             </w:r>
             <w:r>
               <w:rPr>
+                <w:b w:val="0"/>
+                <w:i w:val="0"/>
                 <w:noProof/>
                 <w:webHidden/>
+                <w:sz w:val="28"/>
+                <w:szCs w:val="28"/>
               </w:rPr>
               <w:fldChar w:fldCharType="begin"/>
             </w:r>
             <w:r>
               <w:rPr>
+                <w:b w:val="0"/>
+                <w:i w:val="0"/>
                 <w:noProof/>
                 <w:webHidden/>
+                <w:sz w:val="28"/>
+                <w:szCs w:val="28"/>
               </w:rPr>
-              <w:instrText xml:space="preserve"> PAGEREF _Toc69743456 \h </w:instrText>
+              <w:instrText xml:space="preserve"> PAGEREF _Toc69744398 \h </w:instrText>
             </w:r>
             <w:r>
               <w:rPr>
+                <w:b w:val="0"/>
+                <w:i w:val="0"/>
                 <w:noProof/>
                 <w:webHidden/>
+                <w:sz w:val="28"/>
+                <w:szCs w:val="28"/>
               </w:rPr>
             </w:r>
             <w:r>
               <w:rPr>
+                <w:b w:val="0"/>
+                <w:i w:val="0"/>
                 <w:noProof/>
                 <w:webHidden/>
+                <w:sz w:val="28"/>
+                <w:szCs w:val="28"/>
               </w:rPr>
               <w:fldChar w:fldCharType="separate"/>
             </w:r>
             <w:r>
               <w:rPr>
+                <w:b w:val="0"/>
+                <w:i w:val="0"/>
                 <w:noProof/>
                 <w:webHidden/>
+                <w:sz w:val="28"/>
+                <w:szCs w:val="28"/>
               </w:rPr>
               <w:t>9</w:t>
             </w:r>
             <w:r>
               <w:rPr>
+                <w:b w:val="0"/>
+                <w:i w:val="0"/>
                 <w:noProof/>
                 <w:webHidden/>
+                <w:sz w:val="28"/>
+                <w:szCs w:val="28"/>
               </w:rPr>
               <w:fldChar w:fldCharType="end"/>
             </w:r>
@@ -508,63 +622,79 @@
               <w:b w:val="0"/>
               <w:bCs w:val="0"/>
               <w:noProof/>
-              <w:sz w:val="22"/>
+              <w:szCs w:val="28"/>
               <w:lang w:eastAsia="ru-RU"/>
             </w:rPr>
           </w:pPr>
-          <w:hyperlink w:anchor="_Toc69743457" w:history="1">
+          <w:hyperlink w:anchor="_Toc69744399" w:history="1">
             <w:r>
               <w:rPr>
                 <w:rStyle w:val="a7"/>
+                <w:b w:val="0"/>
                 <w:noProof/>
+                <w:szCs w:val="28"/>
               </w:rPr>
               <w:t>Клиент</w:t>
             </w:r>
             <w:r>
               <w:rPr>
+                <w:b w:val="0"/>
                 <w:noProof/>
                 <w:webHidden/>
+                <w:szCs w:val="28"/>
               </w:rPr>
               <w:tab/>
             </w:r>
             <w:r>
               <w:rPr>
+                <w:b w:val="0"/>
                 <w:noProof/>
                 <w:webHidden/>
+                <w:szCs w:val="28"/>
               </w:rPr>
               <w:fldChar w:fldCharType="begin"/>
             </w:r>
             <w:r>
               <w:rPr>
+                <w:b w:val="0"/>
                 <w:noProof/>
                 <w:webHidden/>
+                <w:szCs w:val="28"/>
               </w:rPr>
-              <w:instrText xml:space="preserve"> PAGEREF _Toc69743457 \h </w:instrText>
+              <w:instrText xml:space="preserve"> PAGEREF _Toc69744399 \h </w:instrText>
             </w:r>
             <w:r>
               <w:rPr>
+                <w:b w:val="0"/>
                 <w:noProof/>
                 <w:webHidden/>
+                <w:szCs w:val="28"/>
               </w:rPr>
             </w:r>
             <w:r>
               <w:rPr>
+                <w:b w:val="0"/>
                 <w:noProof/>
                 <w:webHidden/>
+                <w:szCs w:val="28"/>
               </w:rPr>
               <w:fldChar w:fldCharType="separate"/>
             </w:r>
             <w:r>
               <w:rPr>
+                <w:b w:val="0"/>
                 <w:noProof/>
                 <w:webHidden/>
+                <w:szCs w:val="28"/>
               </w:rPr>
               <w:t>9</w:t>
             </w:r>
             <w:r>
               <w:rPr>
+                <w:b w:val="0"/>
                 <w:noProof/>
                 <w:webHidden/>
+                <w:szCs w:val="28"/>
               </w:rPr>
               <w:fldChar w:fldCharType="end"/>
             </w:r>
@@ -581,63 +711,79 @@
               <w:b w:val="0"/>
               <w:bCs w:val="0"/>
               <w:noProof/>
-              <w:sz w:val="22"/>
+              <w:szCs w:val="28"/>
               <w:lang w:eastAsia="ru-RU"/>
             </w:rPr>
           </w:pPr>
-          <w:hyperlink w:anchor="_Toc69743458" w:history="1">
+          <w:hyperlink w:anchor="_Toc69744400" w:history="1">
             <w:r>
               <w:rPr>
                 <w:rStyle w:val="a7"/>
+                <w:b w:val="0"/>
                 <w:noProof/>
+                <w:szCs w:val="28"/>
               </w:rPr>
               <w:t>Сервер</w:t>
             </w:r>
             <w:r>
               <w:rPr>
+                <w:b w:val="0"/>
                 <w:noProof/>
                 <w:webHidden/>
+                <w:szCs w:val="28"/>
               </w:rPr>
               <w:tab/>
             </w:r>
             <w:r>
               <w:rPr>
+                <w:b w:val="0"/>
                 <w:noProof/>
                 <w:webHidden/>
+                <w:szCs w:val="28"/>
               </w:rPr>
               <w:fldChar w:fldCharType="begin"/>
             </w:r>
             <w:r>
               <w:rPr>
+                <w:b w:val="0"/>
                 <w:noProof/>
                 <w:webHidden/>
+                <w:szCs w:val="28"/>
               </w:rPr>
-              <w:instrText xml:space="preserve"> PAGEREF _Toc69743458 \h </w:instrText>
+              <w:instrText xml:space="preserve"> PAGEREF _Toc69744400 \h </w:instrText>
             </w:r>
             <w:r>
               <w:rPr>
+                <w:b w:val="0"/>
                 <w:noProof/>
                 <w:webHidden/>
+                <w:szCs w:val="28"/>
               </w:rPr>
             </w:r>
             <w:r>
               <w:rPr>
+                <w:b w:val="0"/>
                 <w:noProof/>
                 <w:webHidden/>
+                <w:szCs w:val="28"/>
               </w:rPr>
               <w:fldChar w:fldCharType="separate"/>
             </w:r>
             <w:r>
               <w:rPr>
+                <w:b w:val="0"/>
                 <w:noProof/>
                 <w:webHidden/>
+                <w:szCs w:val="28"/>
               </w:rPr>
               <w:t>11</w:t>
             </w:r>
             <w:r>
               <w:rPr>
+                <w:b w:val="0"/>
                 <w:noProof/>
                 <w:webHidden/>
+                <w:szCs w:val="28"/>
               </w:rPr>
               <w:fldChar w:fldCharType="end"/>
             </w:r>
@@ -653,65 +799,96 @@
               <w:i w:val="0"/>
               <w:iCs w:val="0"/>
               <w:noProof/>
-              <w:sz w:val="22"/>
-              <w:szCs w:val="22"/>
+              <w:sz w:val="28"/>
+              <w:szCs w:val="28"/>
               <w:lang w:eastAsia="ru-RU"/>
             </w:rPr>
           </w:pPr>
-          <w:hyperlink w:anchor="_Toc69743459" w:history="1">
+          <w:hyperlink w:anchor="_Toc69744401" w:history="1">
             <w:r>
               <w:rPr>
                 <w:rStyle w:val="a7"/>
+                <w:b w:val="0"/>
+                <w:i w:val="0"/>
                 <w:noProof/>
-                <w:highlight w:val="green"/>
+                <w:sz w:val="28"/>
+                <w:szCs w:val="28"/>
               </w:rPr>
               <w:t>ОПИСАНИЕ ИНТЕРФЕЙСА ПРОГРАММЫ</w:t>
             </w:r>
             <w:r>
               <w:rPr>
+                <w:b w:val="0"/>
+                <w:i w:val="0"/>
                 <w:noProof/>
                 <w:webHidden/>
+                <w:sz w:val="28"/>
+                <w:szCs w:val="28"/>
               </w:rPr>
               <w:tab/>
             </w:r>
             <w:r>
               <w:rPr>
+                <w:b w:val="0"/>
+                <w:i w:val="0"/>
                 <w:noProof/>
                 <w:webHidden/>
+                <w:sz w:val="28"/>
+                <w:szCs w:val="28"/>
               </w:rPr>
               <w:fldChar w:fldCharType="begin"/>
             </w:r>
             <w:r>
               <w:rPr>
+                <w:b w:val="0"/>
+                <w:i w:val="0"/>
                 <w:noProof/>
                 <w:webHidden/>
+                <w:sz w:val="28"/>
+                <w:szCs w:val="28"/>
               </w:rPr>
-              <w:instrText xml:space="preserve"> PAGEREF _Toc69743459 \h </w:instrText>
+              <w:instrText xml:space="preserve"> PAGEREF _Toc69744401 \h </w:instrText>
             </w:r>
             <w:r>
               <w:rPr>
+                <w:b w:val="0"/>
+                <w:i w:val="0"/>
                 <w:noProof/>
                 <w:webHidden/>
+                <w:sz w:val="28"/>
+                <w:szCs w:val="28"/>
               </w:rPr>
             </w:r>
             <w:r>
               <w:rPr>
+                <w:b w:val="0"/>
+                <w:i w:val="0"/>
                 <w:noProof/>
                 <w:webHidden/>
+                <w:sz w:val="28"/>
+                <w:szCs w:val="28"/>
               </w:rPr>
               <w:fldChar w:fldCharType="separate"/>
             </w:r>
             <w:r>
               <w:rPr>
+                <w:b w:val="0"/>
+                <w:i w:val="0"/>
                 <w:noProof/>
                 <w:webHidden/>
+                <w:sz w:val="28"/>
+                <w:szCs w:val="28"/>
               </w:rPr>
               <w:t>13</w:t>
             </w:r>
             <w:r>
               <w:rPr>
+                <w:b w:val="0"/>
+                <w:i w:val="0"/>
                 <w:noProof/>
                 <w:webHidden/>
+                <w:sz w:val="28"/>
+                <w:szCs w:val="28"/>
               </w:rPr>
               <w:fldChar w:fldCharType="end"/>
             </w:r>
@@ -728,63 +905,79 @@
               <w:b w:val="0"/>
               <w:bCs w:val="0"/>
               <w:noProof/>
-              <w:sz w:val="22"/>
+              <w:szCs w:val="28"/>
               <w:lang w:eastAsia="ru-RU"/>
             </w:rPr>
           </w:pPr>
-          <w:hyperlink w:anchor="_Toc69743460" w:history="1">
+          <w:hyperlink w:anchor="_Toc69744402" w:history="1">
             <w:r>
               <w:rPr>
                 <w:rStyle w:val="a7"/>
+                <w:b w:val="0"/>
                 <w:noProof/>
+                <w:szCs w:val="28"/>
               </w:rPr>
               <w:t>Окно авторизации клиента</w:t>
             </w:r>
             <w:r>
               <w:rPr>
+                <w:b w:val="0"/>
                 <w:noProof/>
                 <w:webHidden/>
+                <w:szCs w:val="28"/>
               </w:rPr>
               <w:tab/>
             </w:r>
             <w:r>
               <w:rPr>
+                <w:b w:val="0"/>
                 <w:noProof/>
                 <w:webHidden/>
+                <w:szCs w:val="28"/>
               </w:rPr>
               <w:fldChar w:fldCharType="begin"/>
             </w:r>
             <w:r>
               <w:rPr>
+                <w:b w:val="0"/>
                 <w:noProof/>
                 <w:webHidden/>
+                <w:szCs w:val="28"/>
               </w:rPr>
-              <w:instrText xml:space="preserve"> PAGEREF _Toc69743460 \h </w:instrText>
+              <w:instrText xml:space="preserve"> PAGEREF _Toc69744402 \h </w:instrText>
             </w:r>
             <w:r>
               <w:rPr>
+                <w:b w:val="0"/>
                 <w:noProof/>
                 <w:webHidden/>
+                <w:szCs w:val="28"/>
               </w:rPr>
             </w:r>
             <w:r>
               <w:rPr>
+                <w:b w:val="0"/>
                 <w:noProof/>
                 <w:webHidden/>
+                <w:szCs w:val="28"/>
               </w:rPr>
               <w:fldChar w:fldCharType="separate"/>
             </w:r>
             <w:r>
               <w:rPr>
+                <w:b w:val="0"/>
                 <w:noProof/>
                 <w:webHidden/>
+                <w:szCs w:val="28"/>
               </w:rPr>
               <w:t>14</w:t>
             </w:r>
             <w:r>
               <w:rPr>
+                <w:b w:val="0"/>
                 <w:noProof/>
                 <w:webHidden/>
+                <w:szCs w:val="28"/>
               </w:rPr>
               <w:fldChar w:fldCharType="end"/>
             </w:r>
@@ -801,63 +994,79 @@
               <w:b w:val="0"/>
               <w:bCs w:val="0"/>
               <w:noProof/>
-              <w:sz w:val="22"/>
+              <w:szCs w:val="28"/>
               <w:lang w:eastAsia="ru-RU"/>
             </w:rPr>
           </w:pPr>
-          <w:hyperlink w:anchor="_Toc69743461" w:history="1">
+          <w:hyperlink w:anchor="_Toc69744403" w:history="1">
             <w:r>
               <w:rPr>
                 <w:rStyle w:val="a7"/>
+                <w:b w:val="0"/>
                 <w:noProof/>
+                <w:szCs w:val="28"/>
               </w:rPr>
               <w:t>Окно регистрации нового пользователя</w:t>
             </w:r>
             <w:r>
               <w:rPr>
+                <w:b w:val="0"/>
                 <w:noProof/>
                 <w:webHidden/>
+                <w:szCs w:val="28"/>
               </w:rPr>
               <w:tab/>
             </w:r>
             <w:r>
               <w:rPr>
+                <w:b w:val="0"/>
                 <w:noProof/>
                 <w:webHidden/>
+                <w:szCs w:val="28"/>
               </w:rPr>
               <w:fldChar w:fldCharType="begin"/>
             </w:r>
             <w:r>
               <w:rPr>
+                <w:b w:val="0"/>
                 <w:noProof/>
                 <w:webHidden/>
+                <w:szCs w:val="28"/>
               </w:rPr>
-              <w:instrText xml:space="preserve"> PAGEREF _Toc69743461 \h </w:instrText>
+              <w:instrText xml:space="preserve"> PAGEREF _Toc69744403 \h </w:instrText>
             </w:r>
             <w:r>
               <w:rPr>
+                <w:b w:val="0"/>
                 <w:noProof/>
                 <w:webHidden/>
+                <w:szCs w:val="28"/>
               </w:rPr>
             </w:r>
             <w:r>
               <w:rPr>
+                <w:b w:val="0"/>
                 <w:noProof/>
                 <w:webHidden/>
+                <w:szCs w:val="28"/>
               </w:rPr>
               <w:fldChar w:fldCharType="separate"/>
             </w:r>
             <w:r>
               <w:rPr>
+                <w:b w:val="0"/>
                 <w:noProof/>
                 <w:webHidden/>
+                <w:szCs w:val="28"/>
               </w:rPr>
               <w:t>15</w:t>
             </w:r>
             <w:r>
               <w:rPr>
+                <w:b w:val="0"/>
                 <w:noProof/>
                 <w:webHidden/>
+                <w:szCs w:val="28"/>
               </w:rPr>
               <w:fldChar w:fldCharType="end"/>
             </w:r>
@@ -874,63 +1083,79 @@
               <w:b w:val="0"/>
               <w:bCs w:val="0"/>
               <w:noProof/>
-              <w:sz w:val="22"/>
+              <w:szCs w:val="28"/>
               <w:lang w:eastAsia="ru-RU"/>
             </w:rPr>
           </w:pPr>
-          <w:hyperlink w:anchor="_Toc69743462" w:history="1">
+          <w:hyperlink w:anchor="_Toc69744404" w:history="1">
             <w:r>
               <w:rPr>
                 <w:rStyle w:val="a7"/>
+                <w:b w:val="0"/>
                 <w:noProof/>
+                <w:szCs w:val="28"/>
               </w:rPr>
               <w:t>Окно восстановления пароля</w:t>
             </w:r>
             <w:r>
               <w:rPr>
+                <w:b w:val="0"/>
                 <w:noProof/>
                 <w:webHidden/>
+                <w:szCs w:val="28"/>
               </w:rPr>
               <w:tab/>
             </w:r>
             <w:r>
               <w:rPr>
+                <w:b w:val="0"/>
                 <w:noProof/>
                 <w:webHidden/>
+                <w:szCs w:val="28"/>
               </w:rPr>
               <w:fldChar w:fldCharType="begin"/>
             </w:r>
             <w:r>
               <w:rPr>
+                <w:b w:val="0"/>
                 <w:noProof/>
                 <w:webHidden/>
+                <w:szCs w:val="28"/>
               </w:rPr>
-              <w:instrText xml:space="preserve"> PAGEREF _Toc69743462 \h </w:instrText>
+              <w:instrText xml:space="preserve"> PAGEREF _Toc69744404 \h </w:instrText>
             </w:r>
             <w:r>
               <w:rPr>
+                <w:b w:val="0"/>
                 <w:noProof/>
                 <w:webHidden/>
+                <w:szCs w:val="28"/>
               </w:rPr>
             </w:r>
             <w:r>
               <w:rPr>
+                <w:b w:val="0"/>
                 <w:noProof/>
                 <w:webHidden/>
+                <w:szCs w:val="28"/>
               </w:rPr>
               <w:fldChar w:fldCharType="separate"/>
             </w:r>
             <w:r>
               <w:rPr>
+                <w:b w:val="0"/>
                 <w:noProof/>
                 <w:webHidden/>
+                <w:szCs w:val="28"/>
               </w:rPr>
               <w:t>16</w:t>
             </w:r>
             <w:r>
               <w:rPr>
+                <w:b w:val="0"/>
                 <w:noProof/>
                 <w:webHidden/>
+                <w:szCs w:val="28"/>
               </w:rPr>
               <w:fldChar w:fldCharType="end"/>
             </w:r>
@@ -947,63 +1172,79 @@
               <w:b w:val="0"/>
               <w:bCs w:val="0"/>
               <w:noProof/>
-              <w:sz w:val="22"/>
+              <w:szCs w:val="28"/>
               <w:lang w:eastAsia="ru-RU"/>
             </w:rPr>
           </w:pPr>
-          <w:hyperlink w:anchor="_Toc69743463" w:history="1">
+          <w:hyperlink w:anchor="_Toc69744405" w:history="1">
             <w:r>
               <w:rPr>
                 <w:rStyle w:val="a7"/>
+                <w:b w:val="0"/>
                 <w:noProof/>
+                <w:szCs w:val="28"/>
               </w:rPr>
               <w:t>Окно успешного действия пользователя</w:t>
             </w:r>
             <w:r>
               <w:rPr>
+                <w:b w:val="0"/>
                 <w:noProof/>
                 <w:webHidden/>
+                <w:szCs w:val="28"/>
               </w:rPr>
               <w:tab/>
             </w:r>
             <w:r>
               <w:rPr>
+                <w:b w:val="0"/>
                 <w:noProof/>
                 <w:webHidden/>
+                <w:szCs w:val="28"/>
               </w:rPr>
               <w:fldChar w:fldCharType="begin"/>
             </w:r>
             <w:r>
               <w:rPr>
+                <w:b w:val="0"/>
                 <w:noProof/>
                 <w:webHidden/>
+                <w:szCs w:val="28"/>
               </w:rPr>
-              <w:instrText xml:space="preserve"> PAGEREF _Toc69743463 \h </w:instrText>
+              <w:instrText xml:space="preserve"> PAGEREF _Toc69744405 \h </w:instrText>
             </w:r>
             <w:r>
               <w:rPr>
+                <w:b w:val="0"/>
                 <w:noProof/>
                 <w:webHidden/>
+                <w:szCs w:val="28"/>
               </w:rPr>
             </w:r>
             <w:r>
               <w:rPr>
+                <w:b w:val="0"/>
                 <w:noProof/>
                 <w:webHidden/>
+                <w:szCs w:val="28"/>
               </w:rPr>
               <w:fldChar w:fldCharType="separate"/>
             </w:r>
             <w:r>
               <w:rPr>
+                <w:b w:val="0"/>
                 <w:noProof/>
                 <w:webHidden/>
+                <w:szCs w:val="28"/>
               </w:rPr>
               <w:t>16</w:t>
             </w:r>
             <w:r>
               <w:rPr>
+                <w:b w:val="0"/>
                 <w:noProof/>
                 <w:webHidden/>
+                <w:szCs w:val="28"/>
               </w:rPr>
               <w:fldChar w:fldCharType="end"/>
             </w:r>
@@ -1020,63 +1261,79 @@
               <w:b w:val="0"/>
               <w:bCs w:val="0"/>
               <w:noProof/>
-              <w:sz w:val="22"/>
+              <w:szCs w:val="28"/>
               <w:lang w:eastAsia="ru-RU"/>
             </w:rPr>
           </w:pPr>
-          <w:hyperlink w:anchor="_Toc69743464" w:history="1">
+          <w:hyperlink w:anchor="_Toc69744406" w:history="1">
             <w:r>
               <w:rPr>
                 <w:rStyle w:val="a7"/>
+                <w:b w:val="0"/>
                 <w:noProof/>
+                <w:szCs w:val="28"/>
               </w:rPr>
               <w:t>Главное окно программы</w:t>
             </w:r>
             <w:r>
               <w:rPr>
+                <w:b w:val="0"/>
                 <w:noProof/>
                 <w:webHidden/>
+                <w:szCs w:val="28"/>
               </w:rPr>
               <w:tab/>
             </w:r>
             <w:r>
               <w:rPr>
+                <w:b w:val="0"/>
                 <w:noProof/>
                 <w:webHidden/>
+                <w:szCs w:val="28"/>
               </w:rPr>
               <w:fldChar w:fldCharType="begin"/>
             </w:r>
             <w:r>
               <w:rPr>
+                <w:b w:val="0"/>
                 <w:noProof/>
                 <w:webHidden/>
+                <w:szCs w:val="28"/>
               </w:rPr>
-              <w:instrText xml:space="preserve"> PAGEREF _Toc69743464 \h </w:instrText>
+              <w:instrText xml:space="preserve"> PAGEREF _Toc69744406 \h </w:instrText>
             </w:r>
             <w:r>
               <w:rPr>
+                <w:b w:val="0"/>
                 <w:noProof/>
                 <w:webHidden/>
+                <w:szCs w:val="28"/>
               </w:rPr>
             </w:r>
             <w:r>
               <w:rPr>
+                <w:b w:val="0"/>
                 <w:noProof/>
                 <w:webHidden/>
+                <w:szCs w:val="28"/>
               </w:rPr>
               <w:fldChar w:fldCharType="separate"/>
             </w:r>
             <w:r>
               <w:rPr>
+                <w:b w:val="0"/>
                 <w:noProof/>
                 <w:webHidden/>
+                <w:szCs w:val="28"/>
               </w:rPr>
               <w:t>17</w:t>
             </w:r>
             <w:r>
               <w:rPr>
+                <w:b w:val="0"/>
                 <w:noProof/>
                 <w:webHidden/>
+                <w:szCs w:val="28"/>
               </w:rPr>
               <w:fldChar w:fldCharType="end"/>
             </w:r>
@@ -1093,63 +1350,79 @@
               <w:b w:val="0"/>
               <w:bCs w:val="0"/>
               <w:noProof/>
-              <w:sz w:val="22"/>
+              <w:szCs w:val="28"/>
               <w:lang w:eastAsia="ru-RU"/>
             </w:rPr>
           </w:pPr>
-          <w:hyperlink w:anchor="_Toc69743465" w:history="1">
+          <w:hyperlink w:anchor="_Toc69744407" w:history="1">
             <w:r>
               <w:rPr>
                 <w:rStyle w:val="a7"/>
+                <w:b w:val="0"/>
                 <w:noProof/>
+                <w:szCs w:val="28"/>
               </w:rPr>
               <w:t>Окно создания новой чат-комнаты</w:t>
             </w:r>
             <w:r>
               <w:rPr>
+                <w:b w:val="0"/>
                 <w:noProof/>
                 <w:webHidden/>
+                <w:szCs w:val="28"/>
               </w:rPr>
               <w:tab/>
             </w:r>
             <w:r>
               <w:rPr>
+                <w:b w:val="0"/>
                 <w:noProof/>
                 <w:webHidden/>
+                <w:szCs w:val="28"/>
               </w:rPr>
               <w:fldChar w:fldCharType="begin"/>
             </w:r>
             <w:r>
               <w:rPr>
+                <w:b w:val="0"/>
                 <w:noProof/>
                 <w:webHidden/>
+                <w:szCs w:val="28"/>
               </w:rPr>
-              <w:instrText xml:space="preserve"> PAGEREF _Toc69743465 \h </w:instrText>
+              <w:instrText xml:space="preserve"> PAGEREF _Toc69744407 \h </w:instrText>
             </w:r>
             <w:r>
               <w:rPr>
+                <w:b w:val="0"/>
                 <w:noProof/>
                 <w:webHidden/>
+                <w:szCs w:val="28"/>
               </w:rPr>
             </w:r>
             <w:r>
               <w:rPr>
+                <w:b w:val="0"/>
                 <w:noProof/>
                 <w:webHidden/>
+                <w:szCs w:val="28"/>
               </w:rPr>
               <w:fldChar w:fldCharType="separate"/>
             </w:r>
             <w:r>
               <w:rPr>
+                <w:b w:val="0"/>
                 <w:noProof/>
                 <w:webHidden/>
+                <w:szCs w:val="28"/>
               </w:rPr>
               <w:t>18</w:t>
             </w:r>
             <w:r>
               <w:rPr>
+                <w:b w:val="0"/>
                 <w:noProof/>
                 <w:webHidden/>
+                <w:szCs w:val="28"/>
               </w:rPr>
               <w:fldChar w:fldCharType="end"/>
             </w:r>
@@ -1166,63 +1439,79 @@
               <w:b w:val="0"/>
               <w:bCs w:val="0"/>
               <w:noProof/>
-              <w:sz w:val="22"/>
+              <w:szCs w:val="28"/>
               <w:lang w:eastAsia="ru-RU"/>
             </w:rPr>
           </w:pPr>
-          <w:hyperlink w:anchor="_Toc69743466" w:history="1">
+          <w:hyperlink w:anchor="_Toc69744408" w:history="1">
             <w:r>
               <w:rPr>
                 <w:rStyle w:val="a7"/>
+                <w:b w:val="0"/>
                 <w:noProof/>
+                <w:szCs w:val="28"/>
               </w:rPr>
               <w:t>Окно с информацией о текущей чат-комнате</w:t>
             </w:r>
             <w:r>
               <w:rPr>
+                <w:b w:val="0"/>
                 <w:noProof/>
                 <w:webHidden/>
+                <w:szCs w:val="28"/>
               </w:rPr>
               <w:tab/>
             </w:r>
             <w:r>
               <w:rPr>
+                <w:b w:val="0"/>
                 <w:noProof/>
                 <w:webHidden/>
+                <w:szCs w:val="28"/>
               </w:rPr>
               <w:fldChar w:fldCharType="begin"/>
             </w:r>
             <w:r>
               <w:rPr>
+                <w:b w:val="0"/>
                 <w:noProof/>
                 <w:webHidden/>
+                <w:szCs w:val="28"/>
               </w:rPr>
-              <w:instrText xml:space="preserve"> PAGEREF _Toc69743466 \h </w:instrText>
+              <w:instrText xml:space="preserve"> PAGEREF _Toc69744408 \h </w:instrText>
             </w:r>
             <w:r>
               <w:rPr>
+                <w:b w:val="0"/>
                 <w:noProof/>
                 <w:webHidden/>
+                <w:szCs w:val="28"/>
               </w:rPr>
             </w:r>
             <w:r>
               <w:rPr>
+                <w:b w:val="0"/>
                 <w:noProof/>
                 <w:webHidden/>
+                <w:szCs w:val="28"/>
               </w:rPr>
               <w:fldChar w:fldCharType="separate"/>
             </w:r>
             <w:r>
               <w:rPr>
+                <w:b w:val="0"/>
                 <w:noProof/>
                 <w:webHidden/>
+                <w:szCs w:val="28"/>
               </w:rPr>
               <w:t>19</w:t>
             </w:r>
             <w:r>
               <w:rPr>
+                <w:b w:val="0"/>
                 <w:noProof/>
                 <w:webHidden/>
+                <w:szCs w:val="28"/>
               </w:rPr>
               <w:fldChar w:fldCharType="end"/>
             </w:r>
@@ -1239,63 +1528,79 @@
               <w:b w:val="0"/>
               <w:bCs w:val="0"/>
               <w:noProof/>
-              <w:sz w:val="22"/>
+              <w:szCs w:val="28"/>
               <w:lang w:eastAsia="ru-RU"/>
             </w:rPr>
           </w:pPr>
-          <w:hyperlink w:anchor="_Toc69743467" w:history="1">
+          <w:hyperlink w:anchor="_Toc69744409" w:history="1">
             <w:r>
               <w:rPr>
                 <w:rStyle w:val="a7"/>
+                <w:b w:val="0"/>
                 <w:noProof/>
+                <w:szCs w:val="28"/>
               </w:rPr>
               <w:t>Окно с информацией об авторе и программе</w:t>
             </w:r>
             <w:r>
               <w:rPr>
+                <w:b w:val="0"/>
                 <w:noProof/>
                 <w:webHidden/>
+                <w:szCs w:val="28"/>
               </w:rPr>
               <w:tab/>
             </w:r>
             <w:r>
               <w:rPr>
+                <w:b w:val="0"/>
                 <w:noProof/>
                 <w:webHidden/>
+                <w:szCs w:val="28"/>
               </w:rPr>
               <w:fldChar w:fldCharType="begin"/>
             </w:r>
             <w:r>
               <w:rPr>
+                <w:b w:val="0"/>
                 <w:noProof/>
                 <w:webHidden/>
+                <w:szCs w:val="28"/>
               </w:rPr>
-              <w:instrText xml:space="preserve"> PAGEREF _Toc69743467 \h </w:instrText>
+              <w:instrText xml:space="preserve"> PAGEREF _Toc69744409 \h </w:instrText>
             </w:r>
             <w:r>
               <w:rPr>
+                <w:b w:val="0"/>
                 <w:noProof/>
                 <w:webHidden/>
+                <w:szCs w:val="28"/>
               </w:rPr>
             </w:r>
             <w:r>
               <w:rPr>
+                <w:b w:val="0"/>
                 <w:noProof/>
                 <w:webHidden/>
+                <w:szCs w:val="28"/>
               </w:rPr>
               <w:fldChar w:fldCharType="separate"/>
             </w:r>
             <w:r>
               <w:rPr>
+                <w:b w:val="0"/>
                 <w:noProof/>
                 <w:webHidden/>
+                <w:szCs w:val="28"/>
               </w:rPr>
               <w:t>19</w:t>
             </w:r>
             <w:r>
               <w:rPr>
+                <w:b w:val="0"/>
                 <w:noProof/>
                 <w:webHidden/>
+                <w:szCs w:val="28"/>
               </w:rPr>
               <w:fldChar w:fldCharType="end"/>
             </w:r>
@@ -1311,65 +1616,96 @@
               <w:i w:val="0"/>
               <w:iCs w:val="0"/>
               <w:noProof/>
-              <w:sz w:val="22"/>
-              <w:szCs w:val="22"/>
+              <w:sz w:val="28"/>
+              <w:szCs w:val="28"/>
               <w:lang w:eastAsia="ru-RU"/>
             </w:rPr>
           </w:pPr>
-          <w:hyperlink w:anchor="_Toc69743468" w:history="1">
+          <w:hyperlink w:anchor="_Toc69744410" w:history="1">
             <w:r>
               <w:rPr>
                 <w:rStyle w:val="a7"/>
+                <w:b w:val="0"/>
+                <w:i w:val="0"/>
                 <w:noProof/>
-                <w:highlight w:val="green"/>
+                <w:sz w:val="28"/>
+                <w:szCs w:val="28"/>
               </w:rPr>
               <w:t>СОСТАВ ПРИЛОЖЕНИЯ</w:t>
             </w:r>
             <w:r>
               <w:rPr>
+                <w:b w:val="0"/>
+                <w:i w:val="0"/>
                 <w:noProof/>
                 <w:webHidden/>
+                <w:sz w:val="28"/>
+                <w:szCs w:val="28"/>
               </w:rPr>
               <w:tab/>
             </w:r>
             <w:r>
               <w:rPr>
+                <w:b w:val="0"/>
+                <w:i w:val="0"/>
                 <w:noProof/>
                 <w:webHidden/>
+                <w:sz w:val="28"/>
+                <w:szCs w:val="28"/>
               </w:rPr>
               <w:fldChar w:fldCharType="begin"/>
             </w:r>
             <w:r>
               <w:rPr>
+                <w:b w:val="0"/>
+                <w:i w:val="0"/>
                 <w:noProof/>
                 <w:webHidden/>
+                <w:sz w:val="28"/>
+                <w:szCs w:val="28"/>
               </w:rPr>
-              <w:instrText xml:space="preserve"> PAGEREF _Toc69743468 \h </w:instrText>
+              <w:instrText xml:space="preserve"> PAGEREF _Toc69744410 \h </w:instrText>
             </w:r>
             <w:r>
               <w:rPr>
+                <w:b w:val="0"/>
+                <w:i w:val="0"/>
                 <w:noProof/>
                 <w:webHidden/>
+                <w:sz w:val="28"/>
+                <w:szCs w:val="28"/>
               </w:rPr>
             </w:r>
             <w:r>
               <w:rPr>
+                <w:b w:val="0"/>
+                <w:i w:val="0"/>
                 <w:noProof/>
                 <w:webHidden/>
+                <w:sz w:val="28"/>
+                <w:szCs w:val="28"/>
               </w:rPr>
               <w:fldChar w:fldCharType="separate"/>
             </w:r>
             <w:r>
               <w:rPr>
+                <w:b w:val="0"/>
+                <w:i w:val="0"/>
                 <w:noProof/>
                 <w:webHidden/>
+                <w:sz w:val="28"/>
+                <w:szCs w:val="28"/>
               </w:rPr>
               <w:t>21</w:t>
             </w:r>
             <w:r>
               <w:rPr>
+                <w:b w:val="0"/>
+                <w:i w:val="0"/>
                 <w:noProof/>
                 <w:webHidden/>
+                <w:sz w:val="28"/>
+                <w:szCs w:val="28"/>
               </w:rPr>
               <w:fldChar w:fldCharType="end"/>
             </w:r>
@@ -1386,63 +1722,79 @@
               <w:b w:val="0"/>
               <w:bCs w:val="0"/>
               <w:noProof/>
-              <w:sz w:val="22"/>
+              <w:szCs w:val="28"/>
               <w:lang w:eastAsia="ru-RU"/>
             </w:rPr>
           </w:pPr>
-          <w:hyperlink w:anchor="_Toc69743469" w:history="1">
+          <w:hyperlink w:anchor="_Toc69744411" w:history="1">
             <w:r>
               <w:rPr>
                 <w:rStyle w:val="a7"/>
+                <w:b w:val="0"/>
                 <w:noProof/>
+                <w:szCs w:val="28"/>
               </w:rPr>
               <w:t>Сервер</w:t>
             </w:r>
             <w:r>
               <w:rPr>
+                <w:b w:val="0"/>
                 <w:noProof/>
                 <w:webHidden/>
+                <w:szCs w:val="28"/>
               </w:rPr>
               <w:tab/>
             </w:r>
             <w:r>
               <w:rPr>
+                <w:b w:val="0"/>
                 <w:noProof/>
                 <w:webHidden/>
+                <w:szCs w:val="28"/>
               </w:rPr>
               <w:fldChar w:fldCharType="begin"/>
             </w:r>
             <w:r>
               <w:rPr>
+                <w:b w:val="0"/>
                 <w:noProof/>
                 <w:webHidden/>
+                <w:szCs w:val="28"/>
               </w:rPr>
-              <w:instrText xml:space="preserve"> PAGEREF _Toc69743469 \h </w:instrText>
+              <w:instrText xml:space="preserve"> PAGEREF _Toc69744411 \h </w:instrText>
             </w:r>
             <w:r>
               <w:rPr>
+                <w:b w:val="0"/>
                 <w:noProof/>
                 <w:webHidden/>
+                <w:szCs w:val="28"/>
               </w:rPr>
             </w:r>
             <w:r>
               <w:rPr>
+                <w:b w:val="0"/>
                 <w:noProof/>
                 <w:webHidden/>
+                <w:szCs w:val="28"/>
               </w:rPr>
               <w:fldChar w:fldCharType="separate"/>
             </w:r>
             <w:r>
               <w:rPr>
+                <w:b w:val="0"/>
                 <w:noProof/>
                 <w:webHidden/>
+                <w:szCs w:val="28"/>
               </w:rPr>
               <w:t>21</w:t>
             </w:r>
             <w:r>
               <w:rPr>
+                <w:b w:val="0"/>
                 <w:noProof/>
                 <w:webHidden/>
+                <w:szCs w:val="28"/>
               </w:rPr>
               <w:fldChar w:fldCharType="end"/>
             </w:r>
@@ -1459,63 +1811,79 @@
               <w:b w:val="0"/>
               <w:bCs w:val="0"/>
               <w:noProof/>
-              <w:sz w:val="22"/>
+              <w:szCs w:val="28"/>
               <w:lang w:eastAsia="ru-RU"/>
             </w:rPr>
           </w:pPr>
-          <w:hyperlink w:anchor="_Toc69743470" w:history="1">
+          <w:hyperlink w:anchor="_Toc69744412" w:history="1">
             <w:r>
               <w:rPr>
                 <w:rStyle w:val="a7"/>
+                <w:b w:val="0"/>
                 <w:noProof/>
+                <w:szCs w:val="28"/>
               </w:rPr>
               <w:t>База данных</w:t>
             </w:r>
             <w:r>
               <w:rPr>
+                <w:b w:val="0"/>
                 <w:noProof/>
                 <w:webHidden/>
+                <w:szCs w:val="28"/>
               </w:rPr>
               <w:tab/>
             </w:r>
             <w:r>
               <w:rPr>
+                <w:b w:val="0"/>
                 <w:noProof/>
                 <w:webHidden/>
+                <w:szCs w:val="28"/>
               </w:rPr>
               <w:fldChar w:fldCharType="begin"/>
             </w:r>
             <w:r>
               <w:rPr>
+                <w:b w:val="0"/>
                 <w:noProof/>
                 <w:webHidden/>
+                <w:szCs w:val="28"/>
               </w:rPr>
-              <w:instrText xml:space="preserve"> PAGEREF _Toc69743470 \h </w:instrText>
+              <w:instrText xml:space="preserve"> PAGEREF _Toc69744412 \h </w:instrText>
             </w:r>
             <w:r>
               <w:rPr>
+                <w:b w:val="0"/>
                 <w:noProof/>
                 <w:webHidden/>
+                <w:szCs w:val="28"/>
               </w:rPr>
             </w:r>
             <w:r>
               <w:rPr>
+                <w:b w:val="0"/>
                 <w:noProof/>
                 <w:webHidden/>
+                <w:szCs w:val="28"/>
               </w:rPr>
               <w:fldChar w:fldCharType="separate"/>
             </w:r>
             <w:r>
               <w:rPr>
+                <w:b w:val="0"/>
                 <w:noProof/>
                 <w:webHidden/>
+                <w:szCs w:val="28"/>
               </w:rPr>
               <w:t>22</w:t>
             </w:r>
             <w:r>
               <w:rPr>
+                <w:b w:val="0"/>
                 <w:noProof/>
                 <w:webHidden/>
+                <w:szCs w:val="28"/>
               </w:rPr>
               <w:fldChar w:fldCharType="end"/>
             </w:r>
@@ -1532,63 +1900,79 @@
               <w:b w:val="0"/>
               <w:bCs w:val="0"/>
               <w:noProof/>
-              <w:sz w:val="22"/>
+              <w:szCs w:val="28"/>
               <w:lang w:eastAsia="ru-RU"/>
             </w:rPr>
           </w:pPr>
-          <w:hyperlink w:anchor="_Toc69743471" w:history="1">
+          <w:hyperlink w:anchor="_Toc69744413" w:history="1">
             <w:r>
               <w:rPr>
                 <w:rStyle w:val="a7"/>
+                <w:b w:val="0"/>
                 <w:noProof/>
+                <w:szCs w:val="28"/>
               </w:rPr>
               <w:t>Клиент</w:t>
             </w:r>
             <w:r>
               <w:rPr>
+                <w:b w:val="0"/>
                 <w:noProof/>
                 <w:webHidden/>
+                <w:szCs w:val="28"/>
               </w:rPr>
               <w:tab/>
             </w:r>
             <w:r>
               <w:rPr>
+                <w:b w:val="0"/>
                 <w:noProof/>
                 <w:webHidden/>
+                <w:szCs w:val="28"/>
               </w:rPr>
               <w:fldChar w:fldCharType="begin"/>
             </w:r>
             <w:r>
               <w:rPr>
+                <w:b w:val="0"/>
                 <w:noProof/>
                 <w:webHidden/>
+                <w:szCs w:val="28"/>
               </w:rPr>
-              <w:instrText xml:space="preserve"> PAGEREF _Toc69743471 \h </w:instrText>
+              <w:instrText xml:space="preserve"> PAGEREF _Toc69744413 \h </w:instrText>
             </w:r>
             <w:r>
               <w:rPr>
+                <w:b w:val="0"/>
                 <w:noProof/>
                 <w:webHidden/>
+                <w:szCs w:val="28"/>
               </w:rPr>
             </w:r>
             <w:r>
               <w:rPr>
+                <w:b w:val="0"/>
                 <w:noProof/>
                 <w:webHidden/>
+                <w:szCs w:val="28"/>
               </w:rPr>
               <w:fldChar w:fldCharType="separate"/>
             </w:r>
             <w:r>
               <w:rPr>
+                <w:b w:val="0"/>
                 <w:noProof/>
                 <w:webHidden/>
+                <w:szCs w:val="28"/>
               </w:rPr>
               <w:t>23</w:t>
             </w:r>
             <w:r>
               <w:rPr>
+                <w:b w:val="0"/>
                 <w:noProof/>
                 <w:webHidden/>
+                <w:szCs w:val="28"/>
               </w:rPr>
               <w:fldChar w:fldCharType="end"/>
             </w:r>
@@ -1604,65 +1988,96 @@
               <w:i w:val="0"/>
               <w:iCs w:val="0"/>
               <w:noProof/>
-              <w:sz w:val="22"/>
-              <w:szCs w:val="22"/>
+              <w:sz w:val="28"/>
+              <w:szCs w:val="28"/>
               <w:lang w:eastAsia="ru-RU"/>
             </w:rPr>
           </w:pPr>
-          <w:hyperlink w:anchor="_Toc69743472" w:history="1">
+          <w:hyperlink w:anchor="_Toc69744414" w:history="1">
             <w:r>
               <w:rPr>
                 <w:rStyle w:val="a7"/>
+                <w:b w:val="0"/>
+                <w:i w:val="0"/>
                 <w:noProof/>
-                <w:highlight w:val="green"/>
+                <w:sz w:val="28"/>
+                <w:szCs w:val="28"/>
               </w:rPr>
               <w:t>НАЗНАЧЕНИЕ И СОСТАВ КЛАССОВ ПРОГРАММЫ</w:t>
             </w:r>
             <w:r>
               <w:rPr>
+                <w:b w:val="0"/>
+                <w:i w:val="0"/>
                 <w:noProof/>
                 <w:webHidden/>
+                <w:sz w:val="28"/>
+                <w:szCs w:val="28"/>
               </w:rPr>
               <w:tab/>
             </w:r>
             <w:r>
               <w:rPr>
+                <w:b w:val="0"/>
+                <w:i w:val="0"/>
                 <w:noProof/>
                 <w:webHidden/>
+                <w:sz w:val="28"/>
+                <w:szCs w:val="28"/>
               </w:rPr>
               <w:fldChar w:fldCharType="begin"/>
             </w:r>
             <w:r>
               <w:rPr>
+                <w:b w:val="0"/>
+                <w:i w:val="0"/>
                 <w:noProof/>
                 <w:webHidden/>
+                <w:sz w:val="28"/>
+                <w:szCs w:val="28"/>
               </w:rPr>
-              <w:instrText xml:space="preserve"> PAGEREF _Toc69743472 \h </w:instrText>
+              <w:instrText xml:space="preserve"> PAGEREF _Toc69744414 \h </w:instrText>
             </w:r>
             <w:r>
               <w:rPr>
+                <w:b w:val="0"/>
+                <w:i w:val="0"/>
                 <w:noProof/>
                 <w:webHidden/>
+                <w:sz w:val="28"/>
+                <w:szCs w:val="28"/>
               </w:rPr>
             </w:r>
             <w:r>
               <w:rPr>
+                <w:b w:val="0"/>
+                <w:i w:val="0"/>
                 <w:noProof/>
                 <w:webHidden/>
+                <w:sz w:val="28"/>
+                <w:szCs w:val="28"/>
               </w:rPr>
               <w:fldChar w:fldCharType="separate"/>
             </w:r>
             <w:r>
               <w:rPr>
+                <w:b w:val="0"/>
+                <w:i w:val="0"/>
                 <w:noProof/>
                 <w:webHidden/>
+                <w:sz w:val="28"/>
+                <w:szCs w:val="28"/>
               </w:rPr>
               <w:t>25</w:t>
             </w:r>
             <w:r>
               <w:rPr>
+                <w:b w:val="0"/>
+                <w:i w:val="0"/>
                 <w:noProof/>
                 <w:webHidden/>
+                <w:sz w:val="28"/>
+                <w:szCs w:val="28"/>
               </w:rPr>
               <w:fldChar w:fldCharType="end"/>
             </w:r>
@@ -1679,63 +2094,79 @@
               <w:b w:val="0"/>
               <w:bCs w:val="0"/>
               <w:noProof/>
-              <w:sz w:val="22"/>
+              <w:szCs w:val="28"/>
               <w:lang w:eastAsia="ru-RU"/>
             </w:rPr>
           </w:pPr>
-          <w:hyperlink w:anchor="_Toc69743473" w:history="1">
+          <w:hyperlink w:anchor="_Toc69744415" w:history="1">
             <w:r>
               <w:rPr>
                 <w:rStyle w:val="a7"/>
+                <w:b w:val="0"/>
                 <w:noProof/>
+                <w:szCs w:val="28"/>
               </w:rPr>
               <w:t>Сервер</w:t>
             </w:r>
             <w:r>
               <w:rPr>
+                <w:b w:val="0"/>
                 <w:noProof/>
                 <w:webHidden/>
+                <w:szCs w:val="28"/>
               </w:rPr>
               <w:tab/>
             </w:r>
             <w:r>
               <w:rPr>
+                <w:b w:val="0"/>
                 <w:noProof/>
                 <w:webHidden/>
+                <w:szCs w:val="28"/>
               </w:rPr>
               <w:fldChar w:fldCharType="begin"/>
             </w:r>
             <w:r>
               <w:rPr>
+                <w:b w:val="0"/>
                 <w:noProof/>
                 <w:webHidden/>
+                <w:szCs w:val="28"/>
               </w:rPr>
-              <w:instrText xml:space="preserve"> PAGEREF _Toc69743473 \h </w:instrText>
+              <w:instrText xml:space="preserve"> PAGEREF _Toc69744415 \h </w:instrText>
             </w:r>
             <w:r>
               <w:rPr>
+                <w:b w:val="0"/>
                 <w:noProof/>
                 <w:webHidden/>
+                <w:szCs w:val="28"/>
               </w:rPr>
             </w:r>
             <w:r>
               <w:rPr>
+                <w:b w:val="0"/>
                 <w:noProof/>
                 <w:webHidden/>
+                <w:szCs w:val="28"/>
               </w:rPr>
               <w:fldChar w:fldCharType="separate"/>
             </w:r>
             <w:r>
               <w:rPr>
+                <w:b w:val="0"/>
                 <w:noProof/>
                 <w:webHidden/>
+                <w:szCs w:val="28"/>
               </w:rPr>
               <w:t>25</w:t>
             </w:r>
             <w:r>
               <w:rPr>
+                <w:b w:val="0"/>
                 <w:noProof/>
                 <w:webHidden/>
+                <w:szCs w:val="28"/>
               </w:rPr>
               <w:fldChar w:fldCharType="end"/>
             </w:r>
@@ -1752,63 +2183,79 @@
               <w:b w:val="0"/>
               <w:bCs w:val="0"/>
               <w:noProof/>
-              <w:sz w:val="22"/>
+              <w:szCs w:val="28"/>
               <w:lang w:eastAsia="ru-RU"/>
             </w:rPr>
           </w:pPr>
-          <w:hyperlink w:anchor="_Toc69743474" w:history="1">
+          <w:hyperlink w:anchor="_Toc69744416" w:history="1">
             <w:r>
               <w:rPr>
                 <w:rStyle w:val="a7"/>
+                <w:b w:val="0"/>
                 <w:noProof/>
+                <w:szCs w:val="28"/>
               </w:rPr>
               <w:t>Клиент</w:t>
             </w:r>
             <w:r>
               <w:rPr>
+                <w:b w:val="0"/>
                 <w:noProof/>
                 <w:webHidden/>
+                <w:szCs w:val="28"/>
               </w:rPr>
               <w:tab/>
             </w:r>
             <w:r>
               <w:rPr>
+                <w:b w:val="0"/>
                 <w:noProof/>
                 <w:webHidden/>
+                <w:szCs w:val="28"/>
               </w:rPr>
               <w:fldChar w:fldCharType="begin"/>
             </w:r>
             <w:r>
               <w:rPr>
+                <w:b w:val="0"/>
                 <w:noProof/>
                 <w:webHidden/>
+                <w:szCs w:val="28"/>
               </w:rPr>
-              <w:instrText xml:space="preserve"> PAGEREF _Toc69743474 \h </w:instrText>
+              <w:instrText xml:space="preserve"> PAGEREF _Toc69744416 \h </w:instrText>
             </w:r>
             <w:r>
               <w:rPr>
+                <w:b w:val="0"/>
                 <w:noProof/>
                 <w:webHidden/>
+                <w:szCs w:val="28"/>
               </w:rPr>
             </w:r>
             <w:r>
               <w:rPr>
+                <w:b w:val="0"/>
                 <w:noProof/>
                 <w:webHidden/>
+                <w:szCs w:val="28"/>
               </w:rPr>
               <w:fldChar w:fldCharType="separate"/>
             </w:r>
             <w:r>
               <w:rPr>
+                <w:b w:val="0"/>
                 <w:noProof/>
                 <w:webHidden/>
+                <w:szCs w:val="28"/>
               </w:rPr>
               <w:t>29</w:t>
             </w:r>
             <w:r>
               <w:rPr>
+                <w:b w:val="0"/>
                 <w:noProof/>
                 <w:webHidden/>
+                <w:szCs w:val="28"/>
               </w:rPr>
               <w:fldChar w:fldCharType="end"/>
             </w:r>
@@ -1824,65 +2271,96 @@
               <w:i w:val="0"/>
               <w:iCs w:val="0"/>
               <w:noProof/>
-              <w:sz w:val="22"/>
-              <w:szCs w:val="22"/>
+              <w:sz w:val="28"/>
+              <w:szCs w:val="28"/>
               <w:lang w:eastAsia="ru-RU"/>
             </w:rPr>
           </w:pPr>
-          <w:hyperlink w:anchor="_Toc69743475" w:history="1">
+          <w:hyperlink w:anchor="_Toc69744417" w:history="1">
             <w:r>
               <w:rPr>
                 <w:rStyle w:val="a7"/>
+                <w:b w:val="0"/>
+                <w:i w:val="0"/>
                 <w:noProof/>
-                <w:highlight w:val="green"/>
+                <w:sz w:val="28"/>
+                <w:szCs w:val="28"/>
               </w:rPr>
               <w:t>ЗАКЛЮЧЕНИЕ</w:t>
             </w:r>
             <w:r>
               <w:rPr>
+                <w:b w:val="0"/>
+                <w:i w:val="0"/>
                 <w:noProof/>
                 <w:webHidden/>
+                <w:sz w:val="28"/>
+                <w:szCs w:val="28"/>
               </w:rPr>
               <w:tab/>
             </w:r>
             <w:r>
               <w:rPr>
+                <w:b w:val="0"/>
+                <w:i w:val="0"/>
                 <w:noProof/>
                 <w:webHidden/>
+                <w:sz w:val="28"/>
+                <w:szCs w:val="28"/>
               </w:rPr>
               <w:fldChar w:fldCharType="begin"/>
             </w:r>
             <w:r>
               <w:rPr>
+                <w:b w:val="0"/>
+                <w:i w:val="0"/>
                 <w:noProof/>
                 <w:webHidden/>
+                <w:sz w:val="28"/>
+                <w:szCs w:val="28"/>
               </w:rPr>
-              <w:instrText xml:space="preserve"> PAGEREF _Toc69743475 \h </w:instrText>
+              <w:instrText xml:space="preserve"> PAGEREF _Toc69744417 \h </w:instrText>
           